--- a/KI-Ökonomie.docx
+++ b/KI-Ökonomie.docx
@@ -112,7 +112,7 @@
           <w:color w:val="666666"/>
           <w:sz w:val="18"/>
         </w:rPr>
-        <w:t>Version 16.0</w:t>
+        <w:t>Version 19.0</w:t>
       </w:r>
     </w:p>
     <w:p>
@@ -10319,7 +10319,7 @@
         <w:color w:val="999999"/>
         <w:sz w:val="15"/>
       </w:rPr>
-      <w:t>Version 16.0 — Mai 2026 — CC BY 4.0</w:t>
+      <w:t>Version 19.0 — Mai 2026 — CC BY 4.0</w:t>
       <w:tab/>
       <w:t xml:space="preserve">Seite </w:t>
     </w:r>

--- a/KI-Ökonomie.docx
+++ b/KI-Ökonomie.docx
@@ -2776,6 +2776,173 @@
           <w:i w:val="0"/>
           <w:sz w:val="19"/>
         </w:rPr>
+        <w:t>Bloomberg-Editorial (29. April 2026):</w:t>
+      </w:r>
+      <w:r>
+        <w:rPr>
+          <w:rFonts w:ascii="Arial" w:hAnsi="Arial"/>
+          <w:b w:val="0"/>
+          <w:i w:val="0"/>
+          <w:sz w:val="19"/>
+        </w:rPr>
+        <w:t xml:space="preserve"> Eine zusätzliche, mainstream-finanzpublizistische Gegenstimme zur Sanders/OpenAI-Linie hat die </w:t>
+      </w:r>
+      <w:r>
+        <w:rPr>
+          <w:rFonts w:ascii="Arial" w:hAnsi="Arial"/>
+          <w:b w:val="0"/>
+          <w:i/>
+          <w:sz w:val="19"/>
+        </w:rPr>
+        <w:t>Bloomberg Editorial Board</w:t>
+      </w:r>
+      <w:r>
+        <w:rPr>
+          <w:rFonts w:ascii="Arial" w:hAnsi="Arial"/>
+          <w:b w:val="0"/>
+          <w:i w:val="0"/>
+          <w:sz w:val="19"/>
+        </w:rPr>
+        <w:t xml:space="preserve"> am 29. April 2026 unter dem Titel </w:t>
+      </w:r>
+      <w:r>
+        <w:rPr>
+          <w:rFonts w:ascii="Arial" w:hAnsi="Arial"/>
+          <w:b w:val="0"/>
+          <w:i/>
+          <w:sz w:val="19"/>
+        </w:rPr>
+        <w:t>„Taxing Artificial Intelligence Would Hurt Innovation and Prosperity"</w:t>
+      </w:r>
+      <w:r>
+        <w:rPr>
+          <w:rFonts w:ascii="Arial" w:hAnsi="Arial"/>
+          <w:b w:val="0"/>
+          <w:i w:val="0"/>
+          <w:sz w:val="19"/>
+        </w:rPr>
+        <w:t xml:space="preserve"> (in der syndizierten Fassung </w:t>
+      </w:r>
+      <w:r>
+        <w:rPr>
+          <w:rFonts w:ascii="Arial" w:hAnsi="Arial"/>
+          <w:b w:val="0"/>
+          <w:i/>
+          <w:sz w:val="19"/>
+        </w:rPr>
+        <w:t>„Taxing Artificial Intelligence Would Be a Big Mistake"</w:t>
+      </w:r>
+      <w:r>
+        <w:rPr>
+          <w:rFonts w:ascii="Arial" w:hAnsi="Arial"/>
+          <w:b w:val="0"/>
+          <w:i w:val="0"/>
+          <w:sz w:val="19"/>
+        </w:rPr>
+        <w:t xml:space="preserve">, u. a. </w:t>
+      </w:r>
+      <w:r>
+        <w:rPr>
+          <w:rFonts w:ascii="Arial" w:hAnsi="Arial"/>
+          <w:b w:val="0"/>
+          <w:i/>
+          <w:sz w:val="19"/>
+        </w:rPr>
+        <w:t>Advisor Perspectives</w:t>
+      </w:r>
+      <w:r>
+        <w:rPr>
+          <w:rFonts w:ascii="Arial" w:hAnsi="Arial"/>
+          <w:b w:val="0"/>
+          <w:i w:val="0"/>
+          <w:sz w:val="19"/>
+        </w:rPr>
+        <w:t xml:space="preserve"> 2. Mai 2026, </w:t>
+      </w:r>
+      <w:r>
+        <w:rPr>
+          <w:rFonts w:ascii="Arial" w:hAnsi="Arial"/>
+          <w:b w:val="0"/>
+          <w:i/>
+          <w:sz w:val="19"/>
+        </w:rPr>
+        <w:t>RealClearPolitics</w:t>
+      </w:r>
+      <w:r>
+        <w:rPr>
+          <w:rFonts w:ascii="Arial" w:hAnsi="Arial"/>
+          <w:b w:val="0"/>
+          <w:i w:val="0"/>
+          <w:sz w:val="19"/>
+        </w:rPr>
+        <w:t xml:space="preserve"> 4. Mai 2026, </w:t>
+      </w:r>
+      <w:r>
+        <w:rPr>
+          <w:rFonts w:ascii="Arial" w:hAnsi="Arial"/>
+          <w:b w:val="0"/>
+          <w:i/>
+          <w:sz w:val="19"/>
+        </w:rPr>
+        <w:t>West Hawaii Today</w:t>
+      </w:r>
+      <w:r>
+        <w:rPr>
+          <w:rFonts w:ascii="Arial" w:hAnsi="Arial"/>
+          <w:b w:val="0"/>
+          <w:i w:val="0"/>
+          <w:sz w:val="19"/>
+        </w:rPr>
+        <w:t xml:space="preserve"> 5. Mai 2026, </w:t>
+      </w:r>
+      <w:r>
+        <w:rPr>
+          <w:rFonts w:ascii="Arial" w:hAnsi="Arial"/>
+          <w:b w:val="0"/>
+          <w:i/>
+          <w:sz w:val="19"/>
+        </w:rPr>
+        <w:t>Las Vegas Sun</w:t>
+      </w:r>
+      <w:r>
+        <w:rPr>
+          <w:rFonts w:ascii="Arial" w:hAnsi="Arial"/>
+          <w:b w:val="0"/>
+          <w:i w:val="0"/>
+          <w:sz w:val="19"/>
+        </w:rPr>
+        <w:t xml:space="preserve"> 6. Mai 2026) vorgelegt. Das Editorial argumentiert, eine fiskalische Eindämmung von KI-Diensten oder -Investitionen würde Innovation und damit Produktivität bremsen und im internationalen Wettbewerb einen relativen Niedergang gegenüber führenden Konkurrenten beschleunigen; eine praktikable Abgrenzung zwischen verdrängender Automatisierung und produktivitätsergänzender Augmentation sei nicht zu leisten, und welche Qualifikationen künftig gebraucht würden, lasse sich nicht prognostizieren. Statt einer Abgabe empfiehlt das Editorial im Konjunktiv eine Lockerung berufsrechtlicher Lizenzschranken, eine Reform der Arbeitslosenversicherung, gezielte Steueranreize für Umschulung und eine Ausweitung der </w:t>
+      </w:r>
+      <w:r>
+        <w:rPr>
+          <w:rFonts w:ascii="Arial" w:hAnsi="Arial"/>
+          <w:b w:val="0"/>
+          <w:i/>
+          <w:sz w:val="19"/>
+        </w:rPr>
+        <w:t>Earned Income Tax Credit</w:t>
+      </w:r>
+      <w:r>
+        <w:rPr>
+          <w:rFonts w:ascii="Arial" w:hAnsi="Arial"/>
+          <w:b w:val="0"/>
+          <w:i w:val="0"/>
+          <w:sz w:val="19"/>
+        </w:rPr>
+        <w:t xml:space="preserve"> zur Stützung verdrängter Beschäftigter. Die Position ergänzt die in § 3.3 (de la Feria) und § 3.4 (IW Köln/Hentze) referierten ökonomischen Einwände um eine prominente publizistische Stimme aus der Wirtschaftspresse — und liefert damit für die in Kapitel 10 zu treffende Bewertung das spiegelbildliche Pendant zu den OpenAI-/Sanders-Vorschlägen aus demselben Zeitfenster.</w:t>
+      </w:r>
+    </w:p>
+    <w:p>
+      <w:pPr>
+        <w:jc w:val="both"/>
+      </w:pPr>
+      <w:r>
+        <w:rPr>
+          <w:rFonts w:ascii="Arial" w:hAnsi="Arial"/>
+          <w:b/>
+          <w:i w:val="0"/>
+          <w:sz w:val="19"/>
+        </w:rPr>
         <w:t>Andrew Yang (CNBC-Interview, März 2026):</w:t>
       </w:r>
       <w:r>
@@ -10064,6 +10231,56 @@
       <w:r>
         <w:rPr>
           <w:rFonts w:ascii="Arial" w:hAnsi="Arial"/>
+          <w:b w:val="0"/>
+          <w:i w:val="0"/>
+          <w:sz w:val="19"/>
+        </w:rPr>
+        <w:t xml:space="preserve">Bloomberg Editorial Board. (29. April 2026). </w:t>
+      </w:r>
+      <w:r>
+        <w:rPr>
+          <w:rFonts w:ascii="Arial" w:hAnsi="Arial"/>
+          <w:b w:val="0"/>
+          <w:i/>
+          <w:sz w:val="19"/>
+        </w:rPr>
+        <w:t>Taxing Artificial Intelligence Would Hurt Innovation and Prosperity</w:t>
+      </w:r>
+      <w:r>
+        <w:rPr>
+          <w:rFonts w:ascii="Arial" w:hAnsi="Arial"/>
+          <w:b w:val="0"/>
+          <w:i w:val="0"/>
+          <w:sz w:val="19"/>
+        </w:rPr>
+        <w:t xml:space="preserve"> (syndizierte Fassung: </w:t>
+      </w:r>
+      <w:r>
+        <w:rPr>
+          <w:rFonts w:ascii="Arial" w:hAnsi="Arial"/>
+          <w:b w:val="0"/>
+          <w:i/>
+          <w:sz w:val="19"/>
+        </w:rPr>
+        <w:t>Taxing Artificial Intelligence Would Be a Big Mistake</w:t>
+      </w:r>
+      <w:r>
+        <w:rPr>
+          <w:rFonts w:ascii="Arial" w:hAnsi="Arial"/>
+          <w:b w:val="0"/>
+          <w:i w:val="0"/>
+          <w:sz w:val="19"/>
+        </w:rPr>
+        <w:t>, Advisor Perspectives 2. Mai 2026, RealClearPolitics 4. Mai 2026, West Hawaii Today 5. Mai 2026, Las Vegas Sun 6. Mai 2026). Mainstream-finanzpublizistische Gegenstimme zur Sanders/OpenAI-Linie; Argumente: Innovations- und Produktivitätsbremse, internationaler Wettbewerbsnachteil, Unmöglichkeit der Abgrenzung Verdrängung/Augmentation; alternative Empfehlungen: Lockerung berufsrechtlicher Lizenzschranken, Reform der Arbeitslosenversicherung, Steueranreize für Umschulung, Ausweitung der Earned Income Tax Credit. https://www.bloomberg.com/opinion/articles/2026-04-29/taxing-artificial-intelligence-would-hurt-innovation-and-prosperity | https://www.advisorperspectives.com/articles/2026/05/02/taxing-artificial-intelligence-big-mistake | https://www.realclearpolitics.com/2026/05/04/taxing_artificial_intelligence_would_be_a_big_mistake_698781.html | https://lasvegassun.com/news/2026/may/06/taxing-artificial-intelligence-would-be-a-big-mist/</w:t>
+      </w:r>
+    </w:p>
+    <w:p>
+      <w:pPr>
+        <w:jc w:val="both"/>
+      </w:pPr>
+      <w:r>
+        <w:rPr>
+          <w:rFonts w:ascii="Arial" w:hAnsi="Arial"/>
           <w:b/>
           <w:i w:val="0"/>
           <w:sz w:val="19"/>
@@ -10077,7 +10294,7 @@
           <w:i w:val="0"/>
           <w:sz w:val="19"/>
         </w:rPr>
-        <w:t xml:space="preserve"> Dieses Arbeitspapier gibt den Stand Anfang Mai 2026 (Schnitt am 7. Mai 2026 — abendliche Folgeaktualisierung) wieder. Die Debatte entwickelt sich dynamisch, insbesondere im Zuge der OpenAI-Strategiepapiere und der Eröffnung des OpenAI Workshop in Washington, D.C. im Mai 2026, des Erstdurchgangs des GKV-Beitragssatzstabilisierungsgesetzes in der 1065. Bundesratssitzung am 8. Mai 2026 mit 79 Tagesordnungspunkten (Kabinettsbeschluss 29. April 2026, parlamentarische Behandlung vor der Sommerpause 2026 angekündigt), der laufenden Trilog-Verhandlungen zum Digital Omnibus on AI (zweite Runde 28. April 2026 ohne Einigung; nächste Runde 13. Mai 2026 — Knackpunkt ist nicht die Verschiebung der Hochrisiko-Pflichten, sondern die Konformitätsbewertungs-Architektur für Anhang I; die zypriotische Ratspräsidentschaft strebt einen Abschluss vor Ablauf ihrer Amtszeit am 30. Juni 2026 an, andernfalls übernimmt die irische Präsidentschaft), der am 5. Mai 2026 erfolgten Arraignment-Verhandlung im Altman-Verfahren mit „nicht schuldig"-Plädoyer und angeordneter psychiatrischer Begutachtung, des am 7. Mai 2026 versandten individuellen Microsoft-Buyout-Angebots (Annahmefrist 8. Juni 2026, VRSAR-Unterzeichnung 9.–22. Juni 2026, bis zu fünfjährige Krankenversicherungs-Verlängerung), des am 1. Mai 2026 vom Connecticut-Repräsentantenhaus mit 131 zu 17 Stimmen verabschiedeten </w:t>
+        <w:t xml:space="preserve"> Dieses Arbeitspapier gibt den Stand Anfang Mai 2026 (Schnitt am 7. Mai 2026 — Lauf 002, abendliche Tagesaktualisierung) wieder. Die Debatte entwickelt sich dynamisch, insbesondere im Zuge der OpenAI-Strategiepapiere und der Eröffnung des OpenAI Workshop in Washington, D.C. im Mai 2026, des Erstdurchgangs des GKV-Beitragssatzstabilisierungsgesetzes in der 1065. Bundesratssitzung am 8. Mai 2026 mit 79 Tagesordnungspunkten (Kabinettsbeschluss 29. April 2026, parlamentarische Behandlung vor der Sommerpause 2026 angekündigt), der laufenden Trilog-Verhandlungen zum Digital Omnibus on AI (zweite Runde 28. April 2026 ohne Einigung; nächste Runde 13. Mai 2026 — Knackpunkt ist nicht die Verschiebung der Hochrisiko-Pflichten, sondern die Konformitätsbewertungs-Architektur für Anhang I; die zypriotische Ratspräsidentschaft strebt einen Abschluss vor Ablauf ihrer Amtszeit am 30. Juni 2026 an, andernfalls übernimmt die irische Präsidentschaft), der am 5. Mai 2026 erfolgten Arraignment-Verhandlung im Altman-Verfahren mit „nicht schuldig"-Plädoyer und angeordneter psychiatrischer Begutachtung, des am 7. Mai 2026 versandten individuellen Microsoft-Buyout-Angebots (Annahmefrist 8. Juni 2026, VRSAR-Unterzeichnung 9.–22. Juni 2026, bis zu fünfjährige Krankenversicherungs-Verlängerung), des am 1. Mai 2026 vom Connecticut-Repräsentantenhaus mit 131 zu 17 Stimmen verabschiedeten </w:t>
       </w:r>
       <w:r>
         <w:rPr>
@@ -10239,7 +10456,25 @@
           <w:i w:val="0"/>
           <w:sz w:val="19"/>
         </w:rPr>
-        <w:t xml:space="preserve"> 2. Juli 2026) und des Yale-Budget-Lab-Befundes vom April/6. Mai 2026 (kein aggregierter KI-Disruptionseffekt im US-Arbeitsmarkt; fiskalische Modellrechnung 39 Bio. USD Schulden vs. 5.500–42.400 USD Übergangshilfe pro Verdrängtem) sowie des Big-Tech-AI-Capex-Programms 2026 mit einem Q1-Volumen von rund 130,65 Milliarden US-Dollar und einer Konsens-Schätzung von 660–700 Milliarden US-Dollar für das Gesamtjahr. Eine regelmäßige Aktualisierung ist vorgesehen.</w:t>
+        <w:t xml:space="preserve"> 2. Juli 2026) und des Yale-Budget-Lab-Befundes vom April/6. Mai 2026 (kein aggregierter KI-Disruptionseffekt im US-Arbeitsmarkt; fiskalische Modellrechnung 39 Bio. USD Schulden vs. 5.500–42.400 USD Übergangshilfe pro Verdrängtem), des Big-Tech-AI-Capex-Programms 2026 mit einem Q1-Volumen von rund 130,65 Milliarden US-Dollar und einer Konsens-Schätzung von 660–700 Milliarden US-Dollar für das Gesamtjahr sowie des am 29. April 2026 veröffentlichten </w:t>
+      </w:r>
+      <w:r>
+        <w:rPr>
+          <w:rFonts w:ascii="Arial" w:hAnsi="Arial"/>
+          <w:b w:val="0"/>
+          <w:i/>
+          <w:sz w:val="19"/>
+        </w:rPr>
+        <w:t>Bloomberg-Editorials</w:t>
+      </w:r>
+      <w:r>
+        <w:rPr>
+          <w:rFonts w:ascii="Arial" w:hAnsi="Arial"/>
+          <w:b w:val="0"/>
+          <w:i w:val="0"/>
+          <w:sz w:val="19"/>
+        </w:rPr>
+        <w:t xml:space="preserve"> gegen eine KI-Steuer (syndiziert in Advisor Perspectives, RealClearPolitics, West Hawaii Today und Las Vegas Sun zwischen dem 2. und 6. Mai 2026), das Innovationsbremse, Wettbewerbsnachteil und Unmöglichkeit der Abgrenzung Verdrängung/Augmentation als Hauptargumente gegen die Sanders/OpenAI-Linie führt und stattdessen Lockerung berufsrechtlicher Lizenzschranken, Reform der Arbeitslosenversicherung, Umschulungs-Steueranreize sowie eine Ausweitung der Earned Income Tax Credit empfiehlt. Eine regelmäßige Aktualisierung ist vorgesehen.</w:t>
       </w:r>
     </w:p>
     <w:p>

--- a/KI-Ökonomie.docx
+++ b/KI-Ökonomie.docx
@@ -112,7 +112,7 @@
           <w:color w:val="666666"/>
           <w:sz w:val="18"/>
         </w:rPr>
-        <w:t>Version 16.0</w:t>
+        <w:t>Version 20.0</w:t>
       </w:r>
     </w:p>
     <w:p>
@@ -10554,7 +10554,7 @@
         <w:color w:val="999999"/>
         <w:sz w:val="15"/>
       </w:rPr>
-      <w:t>Version 16.0 — Mai 2026 — CC BY 4.0</w:t>
+      <w:t>Version 20.0 — Mai 2026 — CC BY 4.0</w:t>
       <w:tab/>
       <w:t xml:space="preserve">Seite </w:t>
     </w:r>

--- a/KI-Ökonomie.docx
+++ b/KI-Ökonomie.docx
@@ -112,7 +112,7 @@
           <w:color w:val="666666"/>
           <w:sz w:val="18"/>
         </w:rPr>
-        <w:t>Version 20.0</w:t>
+        <w:t>Version 21.0</w:t>
       </w:r>
     </w:p>
     <w:p>
@@ -310,7 +310,61 @@
           <w:i w:val="0"/>
           <w:sz w:val="19"/>
         </w:rPr>
-        <w:t xml:space="preserve"> (12.000 bis 15.000 Stellen weltweit unter dem internen Programm „Project Leap", Abfindungsaufwand 230 bis 320 Millionen US-Dollar; bei rund 357.000 Beschäftigten weltweit und 250.000 in Indien dürfte der Großteil der Streichungen den dortigen Standort treffen) gespeist sind; der parallele Lauf der Branchen-AI-Capex-Programme (Q1-2026-Investitionen der Hyperscaler von rund 130,65 Milliarden US-Dollar; Konsens-Schätzung für 2026 zwischen 660 und 700 Milliarden US-Dollar; Ausblick auf über 1 Billion US-Dollar im Jahr 2027) verdeutlicht die Asymmetrie zwischen Personalreduktion und Infrastrukturausbau, die die Steuerdebatte über die Anknüpfung an Maschinenkapital (§ 5.1, § 8.3) zusätzlich strukturiert. Eine ergänzende Auswertung von Goldman Sachs (Anfang April 2026) schätzt den US-weiten KI-Verdrängungseffekt auf rund 16.000 Stellen pro Monat, mit überproportionaler Betroffenheit von Berufseinsteigerinnen und -einsteigern (Gen Z) in routinisierten Bürotätigkeiten — diese Größenordnung stützt die in § 3.5 referierten Beobachtungen aus dem </w:t>
+        <w:t xml:space="preserve"> (12.000 bis 15.000 Stellen weltweit unter dem internen Programm „Project Leap", Abfindungsaufwand 230 bis 320 Millionen US-Dollar; bei rund 357.000 Beschäftigten weltweit und 250.000 in Indien dürfte der Großteil der Streichungen den dortigen Standort treffen) gespeist sind; der parallele Lauf der Branchen-AI-Capex-Programme (Q1-2026-Investitionen der Hyperscaler von rund 130,65 Milliarden US-Dollar; Konsens-Schätzung Anfang April 2026 zwischen 660 und 700 Milliarden US-Dollar, nach den Q1-2026-Earnings-Calls vom 28.–30. April 2026 — von der </w:t>
+      </w:r>
+      <w:r>
+        <w:rPr>
+          <w:rFonts w:ascii="Arial" w:hAnsi="Arial"/>
+          <w:b w:val="0"/>
+          <w:i/>
+          <w:sz w:val="19"/>
+        </w:rPr>
+        <w:t>Financial Times</w:t>
+      </w:r>
+      <w:r>
+        <w:rPr>
+          <w:rFonts w:ascii="Arial" w:hAnsi="Arial"/>
+          <w:b w:val="0"/>
+          <w:i w:val="0"/>
+          <w:sz w:val="19"/>
+        </w:rPr>
+        <w:t xml:space="preserve"> aggregiert und Anfang Mai 2026 unter anderem von </w:t>
+      </w:r>
+      <w:r>
+        <w:rPr>
+          <w:rFonts w:ascii="Arial" w:hAnsi="Arial"/>
+          <w:b w:val="0"/>
+          <w:i/>
+          <w:sz w:val="19"/>
+        </w:rPr>
+        <w:t>Tom's Hardware</w:t>
+      </w:r>
+      <w:r>
+        <w:rPr>
+          <w:rFonts w:ascii="Arial" w:hAnsi="Arial"/>
+          <w:b w:val="0"/>
+          <w:i w:val="0"/>
+          <w:sz w:val="19"/>
+        </w:rPr>
+        <w:t xml:space="preserve"> (5./6. Mai 2026) und </w:t>
+      </w:r>
+      <w:r>
+        <w:rPr>
+          <w:rFonts w:ascii="Arial" w:hAnsi="Arial"/>
+          <w:b w:val="0"/>
+          <w:i/>
+          <w:sz w:val="19"/>
+        </w:rPr>
+        <w:t>Invezz</w:t>
+      </w:r>
+      <w:r>
+        <w:rPr>
+          <w:rFonts w:ascii="Arial" w:hAnsi="Arial"/>
+          <w:b w:val="0"/>
+          <w:i w:val="0"/>
+          <w:sz w:val="19"/>
+        </w:rPr>
+        <w:t xml:space="preserve"> (4. Mai 2026) referiert — auf rund 725 Milliarden US-Dollar nach oben revidiert, eine Steigerung um rund 77 % gegenüber dem Vorjahresniveau von 410 Milliarden US-Dollar; Microsoft 190, Alphabet 190, Amazon 200 und Meta 125–145 Milliarden US-Dollar, wobei Microsoft rund 25 Milliarden US-Dollar des eigenen Aufschlags auf gestiegene Speicher- und Chip-Kosten zurückführt — DRAM-Vertragspreise sind nach Auswertung von TrendForce im ersten Quartal 2026 um rund 95 % gegenüber dem Vorquartal gestiegen, mit einer für das zweite Quartal projizierten weiteren Verteuerung von 58 bis 63 %; Ausblick auf über 1 Billion US-Dollar im Jahr 2027) verdeutlicht die Asymmetrie zwischen Personalreduktion und Infrastrukturausbau, die die Steuerdebatte über die Anknüpfung an Maschinenkapital (§ 5.1, § 8.3) zusätzlich strukturiert. Eine ergänzende Auswertung von Goldman Sachs (Anfang April 2026) schätzt den US-weiten KI-Verdrängungseffekt auf rund 16.000 Stellen pro Monat, mit überproportionaler Betroffenheit von Berufseinsteigerinnen und -einsteigern (Gen Z) in routinisierten Bürotätigkeiten — diese Größenordnung stützt die in § 3.5 referierten Beobachtungen aus dem </w:t>
       </w:r>
       <w:r>
         <w:rPr>
@@ -10107,6 +10161,56 @@
           <w:i w:val="0"/>
           <w:sz w:val="19"/>
         </w:rPr>
+        <w:t xml:space="preserve">Tom's Hardware / Statista / Invezz. (Anfang Mai 2026). </w:t>
+      </w:r>
+      <w:r>
+        <w:rPr>
+          <w:rFonts w:ascii="Arial" w:hAnsi="Arial"/>
+          <w:b w:val="0"/>
+          <w:i/>
+          <w:sz w:val="19"/>
+        </w:rPr>
+        <w:t>Google, Microsoft, Meta, and Amazon capex spending to hit $725 billion in 2026, up 77% from last year — analyst says bear thesis is „garbage" / Skyrocketing component prices push Big Tech capex to record $725 billion — Microsoft alone attributes $25 billion of AI budget to increased memory and chip costs / Big Tech's AI Spending to Reach $725 Billion in 2026 / Is Big Tech's $725B AI splurge being funded by mass layoffs?</w:t>
+      </w:r>
+      <w:r>
+        <w:rPr>
+          <w:rFonts w:ascii="Arial" w:hAnsi="Arial"/>
+          <w:b w:val="0"/>
+          <w:i w:val="0"/>
+          <w:sz w:val="19"/>
+        </w:rPr>
+        <w:t xml:space="preserve"> Aggregat-Total nach Q1-2026-Earnings-Calls (28.–30. April 2026), von der </w:t>
+      </w:r>
+      <w:r>
+        <w:rPr>
+          <w:rFonts w:ascii="Arial" w:hAnsi="Arial"/>
+          <w:b w:val="0"/>
+          <w:i/>
+          <w:sz w:val="19"/>
+        </w:rPr>
+        <w:t>Financial Times</w:t>
+      </w:r>
+      <w:r>
+        <w:rPr>
+          <w:rFonts w:ascii="Arial" w:hAnsi="Arial"/>
+          <w:b w:val="0"/>
+          <w:i w:val="0"/>
+          <w:sz w:val="19"/>
+        </w:rPr>
+        <w:t xml:space="preserve"> zusammengeführt: Microsoft 190 Mrd. USD, Alphabet 190 Mrd. USD, Amazon 200 Mrd. USD, Meta 125–145 Mrd. USD; +77 % gegenüber 410 Mrd. USD im Jahr 2025. Komponentenkosten: DRAM-Vertragspreise +95 % q/q im Q1 2026 (TrendForce), +58–63 % für Q2 2026 projiziert; Microsoft führt rund 25 Mrd. USD des Aufschlags auf gestiegene Speicher- und Chip-Kosten zurück. https://www.tomshardware.com/tech-industry/big-tech/big-techs-ai-spending-plans-reach-725-billion | https://www.tomshardware.com/tech-industry/big-tech/microsoft-attributed-25-billion-of-its-record-ai-budget-to-memory-chip-costs | https://www.statista.com/chart/35046/capital-expenditure-of-meta-alphabet-amazon-and-microsoft/ | https://invezz.com/news/2026/05/04/is-big-techs-725b-ai-splurge-being-funded-by-mass-layoffs/</w:t>
+      </w:r>
+    </w:p>
+    <w:p>
+      <w:pPr>
+        <w:jc w:val="both"/>
+      </w:pPr>
+      <w:r>
+        <w:rPr>
+          <w:rFonts w:ascii="Arial" w:hAnsi="Arial"/>
+          <w:b w:val="0"/>
+          <w:i w:val="0"/>
+          <w:sz w:val="19"/>
+        </w:rPr>
         <w:t xml:space="preserve">Washington Times / WSLS / Boston Globe / Las Vegas Sun / Local10 / Greenfield Reporter. (5. Mai 2026). </w:t>
       </w:r>
       <w:r>
@@ -10294,7 +10398,7 @@
           <w:i w:val="0"/>
           <w:sz w:val="19"/>
         </w:rPr>
-        <w:t xml:space="preserve"> Dieses Arbeitspapier gibt den Stand Anfang Mai 2026 (Schnitt am 7. Mai 2026 — Lauf 002, abendliche Tagesaktualisierung) wieder. Die Debatte entwickelt sich dynamisch, insbesondere im Zuge der OpenAI-Strategiepapiere und der Eröffnung des OpenAI Workshop in Washington, D.C. im Mai 2026, des Erstdurchgangs des GKV-Beitragssatzstabilisierungsgesetzes in der 1065. Bundesratssitzung am 8. Mai 2026 mit 79 Tagesordnungspunkten (Kabinettsbeschluss 29. April 2026, parlamentarische Behandlung vor der Sommerpause 2026 angekündigt), der laufenden Trilog-Verhandlungen zum Digital Omnibus on AI (zweite Runde 28. April 2026 ohne Einigung; nächste Runde 13. Mai 2026 — Knackpunkt ist nicht die Verschiebung der Hochrisiko-Pflichten, sondern die Konformitätsbewertungs-Architektur für Anhang I; die zypriotische Ratspräsidentschaft strebt einen Abschluss vor Ablauf ihrer Amtszeit am 30. Juni 2026 an, andernfalls übernimmt die irische Präsidentschaft), der am 5. Mai 2026 erfolgten Arraignment-Verhandlung im Altman-Verfahren mit „nicht schuldig"-Plädoyer und angeordneter psychiatrischer Begutachtung, des am 7. Mai 2026 versandten individuellen Microsoft-Buyout-Angebots (Annahmefrist 8. Juni 2026, VRSAR-Unterzeichnung 9.–22. Juni 2026, bis zu fünfjährige Krankenversicherungs-Verlängerung), des am 1. Mai 2026 vom Connecticut-Repräsentantenhaus mit 131 zu 17 Stimmen verabschiedeten </w:t>
+        <w:t xml:space="preserve"> Dieses Arbeitspapier gibt den Stand Anfang Mai 2026 (Schnitt am 7. Mai 2026 — Lauf 003, dritte Tagesaktualisierung) wieder. Die Debatte entwickelt sich dynamisch, insbesondere im Zuge der OpenAI-Strategiepapiere und der Eröffnung des OpenAI Workshop in Washington, D.C. im Mai 2026, des Erstdurchgangs des GKV-Beitragssatzstabilisierungsgesetzes in der 1065. Bundesratssitzung am 8. Mai 2026 mit 79 Tagesordnungspunkten (Kabinettsbeschluss 29. April 2026, parlamentarische Behandlung vor der Sommerpause 2026 angekündigt), der laufenden Trilog-Verhandlungen zum Digital Omnibus on AI (zweite Runde 28. April 2026 ohne Einigung; nächste Runde 13. Mai 2026 — Knackpunkt ist nicht die Verschiebung der Hochrisiko-Pflichten, sondern die Konformitätsbewertungs-Architektur für Anhang I; die zypriotische Ratspräsidentschaft strebt einen Abschluss vor Ablauf ihrer Amtszeit am 30. Juni 2026 an, andernfalls übernimmt die irische Präsidentschaft), der am 5. Mai 2026 erfolgten Arraignment-Verhandlung im Altman-Verfahren mit „nicht schuldig"-Plädoyer und angeordneter psychiatrischer Begutachtung, des am 7. Mai 2026 versandten individuellen Microsoft-Buyout-Angebots (Annahmefrist 8. Juni 2026, VRSAR-Unterzeichnung 9.–22. Juni 2026, bis zu fünfjährige Krankenversicherungs-Verlängerung), des am 1. Mai 2026 vom Connecticut-Repräsentantenhaus mit 131 zu 17 Stimmen verabschiedeten </w:t>
       </w:r>
       <w:r>
         <w:rPr>
@@ -10456,7 +10560,7 @@
           <w:i w:val="0"/>
           <w:sz w:val="19"/>
         </w:rPr>
-        <w:t xml:space="preserve"> 2. Juli 2026) und des Yale-Budget-Lab-Befundes vom April/6. Mai 2026 (kein aggregierter KI-Disruptionseffekt im US-Arbeitsmarkt; fiskalische Modellrechnung 39 Bio. USD Schulden vs. 5.500–42.400 USD Übergangshilfe pro Verdrängtem), des Big-Tech-AI-Capex-Programms 2026 mit einem Q1-Volumen von rund 130,65 Milliarden US-Dollar und einer Konsens-Schätzung von 660–700 Milliarden US-Dollar für das Gesamtjahr sowie des am 29. April 2026 veröffentlichten </w:t>
+        <w:t xml:space="preserve"> 2. Juli 2026) und des Yale-Budget-Lab-Befundes vom April/6. Mai 2026 (kein aggregierter KI-Disruptionseffekt im US-Arbeitsmarkt; fiskalische Modellrechnung 39 Bio. USD Schulden vs. 5.500–42.400 USD Übergangshilfe pro Verdrängtem), des Big-Tech-AI-Capex-Programms 2026 mit einem Q1-Volumen von rund 130,65 Milliarden US-Dollar und einer nach den Q1-2026-Earnings-Calls (28.–30. April 2026) auf rund 725 Milliarden US-Dollar (+77 % gegenüber 410 Mrd. USD in 2025; Microsoft 190, Alphabet 190, Amazon 200, Meta 125–145 Mrd. USD; rund 25 Mrd. USD Microsoft-Aufschlag durch DRAM-Verteuerung von rund 95 % q/q im Q1 erklärt) nach oben revidierten Aggregat-Schätzung für das Gesamtjahr (zuvor 660–700 Mrd. USD Anfang April 2026) sowie des am 29. April 2026 veröffentlichten </w:t>
       </w:r>
       <w:r>
         <w:rPr>
@@ -10554,7 +10658,7 @@
         <w:color w:val="999999"/>
         <w:sz w:val="15"/>
       </w:rPr>
-      <w:t>Version 20.0 — Mai 2026 — CC BY 4.0</w:t>
+      <w:t>Version 21.0 — Mai 2026 — CC BY 4.0</w:t>
       <w:tab/>
       <w:t xml:space="preserve">Seite </w:t>
     </w:r>

--- a/KI-Ökonomie.docx
+++ b/KI-Ökonomie.docx
@@ -112,7 +112,7 @@
           <w:color w:val="666666"/>
           <w:sz w:val="18"/>
         </w:rPr>
-        <w:t>Version 21.0</w:t>
+        <w:t>Version 22.0</w:t>
       </w:r>
     </w:p>
     <w:p>
@@ -238,7 +238,7 @@
           <w:i w:val="0"/>
           <w:sz w:val="19"/>
         </w:rPr>
-        <w:t xml:space="preserve"> fällt auf den 2. Juli 2026; nach den am 7. Mai 2026 publizierten Programmkonditionen sind rund 8.500 Beschäftigte angebotsberechtigt, das Paket umfasst eine Cash-Einmalzahlung sowie eine bis zu fünfjährige Krankenversicherungs-Verlängerung und enthält keine Wettbewerbs- oder Beschäftigungsverbote. Im Zusammenspiel mit den am selben Tag bekräftigten Meta-Streichungen ordneten Wirtschaftsmedien (CNBC, 24. April 2026) die Welle erstmals als „AI-driven labor crisis" ein — ein Begriff, der den Übergang von Einzelfällen zu einer kumulativen Branchenerzählung markiert. Bis zur Wochenmitte des 25. April 2026 weisen Branchen-Tracker einen kumulierten Bestand von über 92.000 Tech-Stellenstreichungen für das laufende Jahr 2026 aus; eine Aktualisierung zum 2. Mai 2026 hebt die Marke nach Tracker-Methodik des SkillSyncer auf 113.863 betroffene Beschäftigte aus 179 erfassten Layoff-Ereignissen (durchschnittlich rund 933 Stellen pro Tag), während TrueUp parallel 95.878 Personen aus 249 Einzelmeldungen zählt; die Methodikspanne erklärt die unterschiedlichen Größenordnungen, das Niveau einer sechsstelligen Tech-Reduktion innerhalb von vier Monaten ist über alle Tracker hinweg konsistent. Eine erneute Aktualisierung zum 6. Mai 2026 zeigt, dass die TrueUp-Zählung weiter auf 119.721 betroffene Personen aus 265 Layoff-Meldungen gestiegen ist (rund 958 Stellen pro Tag), während SkillSyncer mit 113.863 Personen aus 179 Ereignissen weitgehend unverändert bleibt; eine Tagesfortschreibung der TrueUp-Methodik weist zum 7. Mai 2026 bereits 121.111 Personen aus 273 Layoff-Meldungen aus (rund 961 Personen pro Tag), wobei die zusätzlichen Meldungen primär aus den am 5./6. Mai 2026 angekündigten Stellenstreichungen bei </w:t>
+        <w:t xml:space="preserve"> fällt auf den 2. Juli 2026; nach den am 7. Mai 2026 publizierten Programmkonditionen sind rund 8.500 Beschäftigte angebotsberechtigt, das Paket umfasst eine Cash-Einmalzahlung sowie eine bis zu fünfjährige Krankenversicherungs-Verlängerung und enthält keine Wettbewerbs- oder Beschäftigungsverbote. Im Zusammenspiel mit den am selben Tag bekräftigten Meta-Streichungen ordneten Wirtschaftsmedien (CNBC, 24. April 2026) die Welle erstmals als „AI-driven labor crisis" ein — ein Begriff, der den Übergang von Einzelfällen zu einer kumulativen Branchenerzählung markiert. Bis zur Wochenmitte des 25. April 2026 weisen Branchen-Tracker einen kumulierten Bestand von über 92.000 Tech-Stellenstreichungen für das laufende Jahr 2026 aus; eine Aktualisierung zum 2. Mai 2026 hebt die Marke nach Tracker-Methodik des SkillSyncer auf 113.863 betroffene Beschäftigte aus 179 erfassten Layoff-Ereignissen (durchschnittlich rund 933 Stellen pro Tag), während TrueUp parallel 95.878 Personen aus 249 Einzelmeldungen zählt; die Methodikspanne erklärt die unterschiedlichen Größenordnungen, das Niveau einer sechsstelligen Tech-Reduktion innerhalb von vier Monaten ist über alle Tracker hinweg konsistent. Eine erneute Aktualisierung zum 6. Mai 2026 zeigt, dass die TrueUp-Zählung weiter auf 119.721 betroffene Personen aus 265 Layoff-Meldungen gestiegen ist (rund 958 Stellen pro Tag), während SkillSyncer mit 113.863 Personen aus 179 Ereignissen weitgehend unverändert bleibt; eine Tagesfortschreibung der TrueUp-Methodik weist zum 7. Mai 2026 bereits 121.111 Personen aus 273 Layoff-Meldungen aus (rund 961 Personen pro Tag); die nochmalige Aktualisierung zum 8. Mai 2026 hebt die Marke nach den am Vortag angekündigten Cloudflare-Streichungen auf 127.411 betroffene Personen aus 283 Layoff-Meldungen (rund 1.003 Stellen pro Tag), wobei die zusätzlichen Meldungen primär aus den am 5./6. Mai 2026 angekündigten Stellenstreichungen bei </w:t>
       </w:r>
       <w:r>
         <w:rPr>
@@ -310,7 +310,79 @@
           <w:i w:val="0"/>
           <w:sz w:val="19"/>
         </w:rPr>
-        <w:t xml:space="preserve"> (12.000 bis 15.000 Stellen weltweit unter dem internen Programm „Project Leap", Abfindungsaufwand 230 bis 320 Millionen US-Dollar; bei rund 357.000 Beschäftigten weltweit und 250.000 in Indien dürfte der Großteil der Streichungen den dortigen Standort treffen) gespeist sind; der parallele Lauf der Branchen-AI-Capex-Programme (Q1-2026-Investitionen der Hyperscaler von rund 130,65 Milliarden US-Dollar; Konsens-Schätzung Anfang April 2026 zwischen 660 und 700 Milliarden US-Dollar, nach den Q1-2026-Earnings-Calls vom 28.–30. April 2026 — von der </w:t>
+        <w:t xml:space="preserve"> (12.000 bis 15.000 Stellen weltweit unter dem internen Programm „Project Leap", Abfindungsaufwand 230 bis 320 Millionen US-Dollar; bei rund 357.000 Beschäftigten weltweit und 250.000 in Indien dürfte der Großteil der Streichungen den dortigen Standort treffen) sowie aus der am 7. Mai 2026 vom Cloud-Anbieter </w:t>
+      </w:r>
+      <w:r>
+        <w:rPr>
+          <w:rFonts w:ascii="Arial" w:hAnsi="Arial"/>
+          <w:b w:val="0"/>
+          <w:i/>
+          <w:sz w:val="19"/>
+        </w:rPr>
+        <w:t>Cloudflare</w:t>
+      </w:r>
+      <w:r>
+        <w:rPr>
+          <w:rFonts w:ascii="Arial" w:hAnsi="Arial"/>
+          <w:b w:val="0"/>
+          <w:i w:val="0"/>
+          <w:sz w:val="19"/>
+        </w:rPr>
+        <w:t xml:space="preserve"> parallel zu den Q1-2026-Quartalszahlen (Umsatz +34 % gegenüber dem Vorjahr) angekündigten Streichung von rund 1.100 Stellen — etwa 20 % der globalen Belegschaft — als Übergang zu einem „agentic AI-first operating model" gespeist sind; der gemeinsame Mitarbeitendenbrief von Vorstandsvorsitzendem Matthew Prince und Mitgründerin Michelle Zatlyn („Building for the future") begründet die Reduktion ausdrücklich nicht als Kostenmaßnahme oder leistungsabhängige Auswahl, sondern als strukturelle Anpassung an einen über das Quartal um rund 600 % gestiegenen unternehmensinternen KI-Einsatz; das Restrukturierungsvolumen wird mit 140 bis 150 Millionen US-Dollar im zweiten Quartal beziffert, ausscheidende Beschäftigte erhalten ihre Grundvergütung bis Ende 2026, US-Beschäftigte zusätzlich Krankenversicherungsschutz bis Jahresende und Equity-Vesting bis 15. August 2026; der Aktienkurs gab nach Bekanntgabe rund 18 % ab. Eine Aggregat-Bestätigung dieser Welle liefert der </w:t>
+      </w:r>
+      <w:r>
+        <w:rPr>
+          <w:rFonts w:ascii="Arial" w:hAnsi="Arial"/>
+          <w:b w:val="0"/>
+          <w:i/>
+          <w:sz w:val="19"/>
+        </w:rPr>
+        <w:t>April-2026-Job-Cuts-Report</w:t>
+      </w:r>
+      <w:r>
+        <w:rPr>
+          <w:rFonts w:ascii="Arial" w:hAnsi="Arial"/>
+          <w:b w:val="0"/>
+          <w:i w:val="0"/>
+          <w:sz w:val="19"/>
+        </w:rPr>
+        <w:t xml:space="preserve"> von </w:t>
+      </w:r>
+      <w:r>
+        <w:rPr>
+          <w:rFonts w:ascii="Arial" w:hAnsi="Arial"/>
+          <w:b w:val="0"/>
+          <w:i/>
+          <w:sz w:val="19"/>
+        </w:rPr>
+        <w:t>Challenger, Gray &amp; Christmas</w:t>
+      </w:r>
+      <w:r>
+        <w:rPr>
+          <w:rFonts w:ascii="Arial" w:hAnsi="Arial"/>
+          <w:b w:val="0"/>
+          <w:i w:val="0"/>
+          <w:sz w:val="19"/>
+        </w:rPr>
+        <w:t xml:space="preserve"> (veröffentlicht zum 1. Mai 2026): KI ist nach März 2026 zum zweiten Mal in Folge der am häufigsten genannte Einzelgrund für US-Stellenstreichungen mit 21.490 angekündigten KI-bezogenen Streichungen im April 2026 — entsprechend 26 % der insgesamt 83.387 Streichungen des Monats und einer Steigerung um 38 % gegenüber März 2026; im laufenden Jahr liegt die Tech-Branche bei 85.411 Streichungen kumuliert (+33 % gegenüber dem Vorjahresstand) und KI-bezogen bei 49.135 — entsprechend rund 16 % aller bislang im Jahr 2026 angekündigten Streichungen, gegenüber rund 13 % zum März-Stand; gesamtwirtschaftlich sind die Streichungen 2026 nach Challenger-Methodik bislang um rund 50 % unter dem Vorjahresvergleichszeitraum, was die in der </w:t>
+      </w:r>
+      <w:r>
+        <w:rPr>
+          <w:rFonts w:ascii="Arial" w:hAnsi="Arial"/>
+          <w:b w:val="0"/>
+          <w:i/>
+          <w:sz w:val="19"/>
+        </w:rPr>
+        <w:t>Washington-Post</w:t>
+      </w:r>
+      <w:r>
+        <w:rPr>
+          <w:rFonts w:ascii="Arial" w:hAnsi="Arial"/>
+          <w:b w:val="0"/>
+          <w:i w:val="0"/>
+          <w:sz w:val="19"/>
+        </w:rPr>
+        <w:t xml:space="preserve">-Differenzierung vom 1. Mai 2026 genannte Mehrkanalerklärung (KI-Verdrängung, Austerity-Logik, Pandemie-Korrekturen, Routine-Restrukturierung) zusätzlich stützt. Der parallele Lauf der Branchen-AI-Capex-Programme (Q1-2026-Investitionen der Hyperscaler von rund 130,65 Milliarden US-Dollar; Konsens-Schätzung Anfang April 2026 zwischen 660 und 700 Milliarden US-Dollar, nach den Q1-2026-Earnings-Calls vom 28.–30. April 2026 — von der </w:t>
       </w:r>
       <w:r>
         <w:rPr>
@@ -10001,6 +10073,102 @@
           <w:i w:val="0"/>
           <w:sz w:val="19"/>
         </w:rPr>
+        <w:t xml:space="preserve">TrueUp / InformationWeek. (Stand 8. Mai 2026). </w:t>
+      </w:r>
+      <w:r>
+        <w:rPr>
+          <w:rFonts w:ascii="Arial" w:hAnsi="Arial"/>
+          <w:b w:val="0"/>
+          <w:i/>
+          <w:sz w:val="19"/>
+        </w:rPr>
+        <w:t>Tech Layoffs Tracker — Tagesfortschreibung: 127.411 Personen aus 283 Layoff-Meldungen (rund 1.003 Personen pro Tag).</w:t>
+      </w:r>
+      <w:r>
+        <w:rPr>
+          <w:rFonts w:ascii="Arial" w:hAnsi="Arial"/>
+          <w:b w:val="0"/>
+          <w:i w:val="0"/>
+          <w:sz w:val="19"/>
+        </w:rPr>
+        <w:t xml:space="preserve"> https://www.trueup.io/layoffs | https://www.informationweek.com/it-staffing-careers/2026-tech-company-layoffs</w:t>
+      </w:r>
+    </w:p>
+    <w:p>
+      <w:pPr>
+        <w:jc w:val="both"/>
+      </w:pPr>
+      <w:r>
+        <w:rPr>
+          <w:rFonts w:ascii="Arial" w:hAnsi="Arial"/>
+          <w:b w:val="0"/>
+          <w:i w:val="0"/>
+          <w:sz w:val="19"/>
+        </w:rPr>
+        <w:t xml:space="preserve">CNBC / Bloomberg / AOL / The Register. (7./8. Mai 2026). </w:t>
+      </w:r>
+      <w:r>
+        <w:rPr>
+          <w:rFonts w:ascii="Arial" w:hAnsi="Arial"/>
+          <w:b w:val="0"/>
+          <w:i/>
+          <w:sz w:val="19"/>
+        </w:rPr>
+        <w:t>Cloudflare stock sinks 18% after earnings as company cuts 1,100 employees due to AI changes / Cloudflare to Cut 1,100 Jobs as It Shifts to AI-First Operating Model / Read the memo: Cloudflare is laying off 1,100 employees to prepare for ‚the agentic AI era‘ / Cloudflare to fire 1,100 staff whose jobs just aren't AI enough.</w:t>
+      </w:r>
+      <w:r>
+        <w:rPr>
+          <w:rFonts w:ascii="Arial" w:hAnsi="Arial"/>
+          <w:b w:val="0"/>
+          <w:i w:val="0"/>
+          <w:sz w:val="19"/>
+        </w:rPr>
+        <w:t xml:space="preserve"> Streichung von rund 1.100 Stellen (20 % der globalen Belegschaft) parallel zu Q1-2026-Earnings (Umsatz +34 % YoY); Memo CEO Matthew Prince und Co-Gründerin Michelle Zatlyn („Building for the future"); AI-Einsatz im Konzern in drei Monaten +600 %; Restrukturierungsaufwand 140–150 Mio. USD im Q2 2026; Grundvergütung bis Ende 2026, US-Krankenversicherung bis Jahresende, Equity-Vesting bis 15. August 2026. https://www.cnbc.com/2026/05/07/cloudflare-net-q1-2026-stock-earnings-layoffs.html | https://www.bloomberg.com/news/articles/2026-05-07/cloudflare-to-cut-one-fifth-of-workers-in-move-to-ai-first-model | https://www.aol.com/articles/read-memo-cloudflare-laying-off-212614000.html | https://www.theregister.com/off-prem/2026/05/08/cloudflare-to-fire-1100-staff-whose-jobs-just-arent-ai-enough/5235536</w:t>
+      </w:r>
+    </w:p>
+    <w:p>
+      <w:pPr>
+        <w:jc w:val="both"/>
+      </w:pPr>
+      <w:r>
+        <w:rPr>
+          <w:rFonts w:ascii="Arial" w:hAnsi="Arial"/>
+          <w:b w:val="0"/>
+          <w:i w:val="0"/>
+          <w:sz w:val="19"/>
+        </w:rPr>
+        <w:t xml:space="preserve">Challenger, Gray &amp; Christmas / CBS News / Fast Company. (1./3. Mai 2026). </w:t>
+      </w:r>
+      <w:r>
+        <w:rPr>
+          <w:rFonts w:ascii="Arial" w:hAnsi="Arial"/>
+          <w:b w:val="0"/>
+          <w:i/>
+          <w:sz w:val="19"/>
+        </w:rPr>
+        <w:t>Challenger Report: April Job Cuts Rise 38 % from March; YTD Cuts Down 50 % / AI emerges as a top cause of layoffs, accounting for 26 % of April's job cuts / Layoffs are actually on the decline in 2026 — but not in tech.</w:t>
+      </w:r>
+      <w:r>
+        <w:rPr>
+          <w:rFonts w:ascii="Arial" w:hAnsi="Arial"/>
+          <w:b w:val="0"/>
+          <w:i w:val="0"/>
+          <w:sz w:val="19"/>
+        </w:rPr>
+        <w:t xml:space="preserve"> Methodische Aggregat-Bestätigung: April-2026-Streichungen 83.387 (+38 % gegenüber März; −21 % gegenüber April 2025), KI-bezogen 21.490 (26 %, zweitens in Folge führender Einzelgrund); Tech 33.361 im April; YTD 85.411 (+33 % gegenüber Vorjahresstand); KI-bezogen YTD 49.135 (16 % aller 2026-Pläne, von 13 % zum März-Stand); Gesamtjahr 2026 bislang −50 % gegenüber Vorjahresvergleichszeitraum. https://www.challengergray.com/blog/challenger-report-april-job-cuts-rise-38-from-march-ytd-cuts-down-50/ | https://www.cbsnews.com/news/ai-layoffs-job-cuts-challenger-report-april-2026/ | https://www.fastcompany.com/91538649/layoffs-are-actually-on-the-decline-in-2026-but-not-in-the-tech-industry</w:t>
+      </w:r>
+    </w:p>
+    <w:p>
+      <w:pPr>
+        <w:jc w:val="both"/>
+      </w:pPr>
+      <w:r>
+        <w:rPr>
+          <w:rFonts w:ascii="Arial" w:hAnsi="Arial"/>
+          <w:b w:val="0"/>
+          <w:i w:val="0"/>
+          <w:sz w:val="19"/>
+        </w:rPr>
         <w:t xml:space="preserve">CNBC / Engadget / Coindesk / Fortune. (5. Mai 2026). </w:t>
       </w:r>
       <w:r>
@@ -10398,7 +10566,7 @@
           <w:i w:val="0"/>
           <w:sz w:val="19"/>
         </w:rPr>
-        <w:t xml:space="preserve"> Dieses Arbeitspapier gibt den Stand Anfang Mai 2026 (Schnitt am 7. Mai 2026 — Lauf 003, dritte Tagesaktualisierung) wieder. Die Debatte entwickelt sich dynamisch, insbesondere im Zuge der OpenAI-Strategiepapiere und der Eröffnung des OpenAI Workshop in Washington, D.C. im Mai 2026, des Erstdurchgangs des GKV-Beitragssatzstabilisierungsgesetzes in der 1065. Bundesratssitzung am 8. Mai 2026 mit 79 Tagesordnungspunkten (Kabinettsbeschluss 29. April 2026, parlamentarische Behandlung vor der Sommerpause 2026 angekündigt), der laufenden Trilog-Verhandlungen zum Digital Omnibus on AI (zweite Runde 28. April 2026 ohne Einigung; nächste Runde 13. Mai 2026 — Knackpunkt ist nicht die Verschiebung der Hochrisiko-Pflichten, sondern die Konformitätsbewertungs-Architektur für Anhang I; die zypriotische Ratspräsidentschaft strebt einen Abschluss vor Ablauf ihrer Amtszeit am 30. Juni 2026 an, andernfalls übernimmt die irische Präsidentschaft), der am 5. Mai 2026 erfolgten Arraignment-Verhandlung im Altman-Verfahren mit „nicht schuldig"-Plädoyer und angeordneter psychiatrischer Begutachtung, des am 7. Mai 2026 versandten individuellen Microsoft-Buyout-Angebots (Annahmefrist 8. Juni 2026, VRSAR-Unterzeichnung 9.–22. Juni 2026, bis zu fünfjährige Krankenversicherungs-Verlängerung), des am 1. Mai 2026 vom Connecticut-Repräsentantenhaus mit 131 zu 17 Stimmen verabschiedeten </w:t>
+        <w:t xml:space="preserve"> Dieses Arbeitspapier gibt den Stand Anfang Mai 2026 (Schnitt am 8. Mai 2026 — Lauf 001 vom 8. Mai 2026) wieder. Die Debatte entwickelt sich dynamisch, insbesondere im Zuge der OpenAI-Strategiepapiere und der Eröffnung des OpenAI Workshop in Washington, D.C. im Mai 2026, des Erstdurchgangs des GKV-Beitragssatzstabilisierungsgesetzes in der 1065. Bundesratssitzung am 8. Mai 2026 mit 79 Tagesordnungspunkten (Kabinettsbeschluss 29. April 2026, parlamentarische Behandlung vor der Sommerpause 2026 angekündigt), der laufenden Trilog-Verhandlungen zum Digital Omnibus on AI (zweite Runde 28. April 2026 ohne Einigung; nächste Runde 13. Mai 2026 — Knackpunkt ist nicht die Verschiebung der Hochrisiko-Pflichten, sondern die Konformitätsbewertungs-Architektur für Anhang I; die zypriotische Ratspräsidentschaft strebt einen Abschluss vor Ablauf ihrer Amtszeit am 30. Juni 2026 an, andernfalls übernimmt die irische Präsidentschaft), der am 5. Mai 2026 erfolgten Arraignment-Verhandlung im Altman-Verfahren mit „nicht schuldig"-Plädoyer und angeordneter psychiatrischer Begutachtung, des am 7. Mai 2026 versandten individuellen Microsoft-Buyout-Angebots (Annahmefrist 8. Juni 2026, VRSAR-Unterzeichnung 9.–22. Juni 2026, bis zu fünfjährige Krankenversicherungs-Verlängerung), des am 1. Mai 2026 vom Connecticut-Repräsentantenhaus mit 131 zu 17 Stimmen verabschiedeten </w:t>
       </w:r>
       <w:r>
         <w:rPr>
@@ -10542,7 +10710,43 @@
           <w:i w:val="0"/>
           <w:sz w:val="19"/>
         </w:rPr>
-        <w:t xml:space="preserve"> auf 100 % bei zugleich ablehnender Position des Finanzministeriums, der revidierten IAB-Frühjahrsprognose vom 24. März 2026 (Erwerbstätigkeit −90.000, BIP +0,8 % bei 0,2 bis 0,3 Pp. Iran-Krieg-Dämpfung), der aktualisierten Tech-Layoff-Trackerstände zum 6./7. Mai 2026 (TrueUp 119.721 Personen aus 265 Layoff-Meldungen am 6. Mai bzw. 121.111 Personen aus 273 Meldungen am 7. Mai, SkillSyncer 113.863 Personen aus 179 Ereignissen) sowie der am 5./6. Mai 2026 angekündigten KI-getriebenen Stellenstreichungen bei Coinbase (700 Stellen, 14 %), PayPal (rund 4.760 Stellen, 20 % über 2–3 Jahre), Freshworks (rund 500 Stellen, 11 %) und Cognizant (12.000–15.000 Stellen unter „Project Leap"), des am 7. Mai 2026 publizierten Microsoft-VRSAR-Programmstatus (rund 8.500 angebotsberechtigte Beschäftigte, </w:t>
+        <w:t xml:space="preserve"> auf 100 % bei zugleich ablehnender Position des Finanzministeriums, der revidierten IAB-Frühjahrsprognose vom 24. März 2026 (Erwerbstätigkeit −90.000, BIP +0,8 % bei 0,2 bis 0,3 Pp. Iran-Krieg-Dämpfung), der aktualisierten Tech-Layoff-Trackerstände zum 6./7./8. Mai 2026 (TrueUp 119.721 Personen aus 265 Layoff-Meldungen am 6. Mai, 121.111 Personen aus 273 Meldungen am 7. Mai bzw. 127.411 Personen aus 283 Meldungen am 8. Mai 2026 — rund 1.003 Personen pro Tag; SkillSyncer 113.863 Personen aus 179 Ereignissen) sowie der am 5./6. Mai 2026 angekündigten KI-getriebenen Stellenstreichungen bei Coinbase (700 Stellen, 14 %), PayPal (rund 4.760 Stellen, 20 % über 2–3 Jahre), Freshworks (rund 500 Stellen, 11 %) und Cognizant (12.000–15.000 Stellen unter „Project Leap") sowie der am 7. Mai 2026 von Cloudflare angekündigten Streichung von rund 1.100 Stellen (20 % der globalen Belegschaft) zum Übergang zu einem „agentic AI-first operating model" (Restrukturierungsaufwand 140–150 Mio. USD, AI-Einsatz im Konzern +600 % im Quartal, Aktienkurs −18 %), des am 1. Mai 2026 von </w:t>
+      </w:r>
+      <w:r>
+        <w:rPr>
+          <w:rFonts w:ascii="Arial" w:hAnsi="Arial"/>
+          <w:b w:val="0"/>
+          <w:i/>
+          <w:sz w:val="19"/>
+        </w:rPr>
+        <w:t>Challenger, Gray &amp; Christmas</w:t>
+      </w:r>
+      <w:r>
+        <w:rPr>
+          <w:rFonts w:ascii="Arial" w:hAnsi="Arial"/>
+          <w:b w:val="0"/>
+          <w:i w:val="0"/>
+          <w:sz w:val="19"/>
+        </w:rPr>
+        <w:t xml:space="preserve"> veröffentlichten </w:t>
+      </w:r>
+      <w:r>
+        <w:rPr>
+          <w:rFonts w:ascii="Arial" w:hAnsi="Arial"/>
+          <w:b w:val="0"/>
+          <w:i/>
+          <w:sz w:val="19"/>
+        </w:rPr>
+        <w:t>April-2026-Job-Cuts-Reports</w:t>
+      </w:r>
+      <w:r>
+        <w:rPr>
+          <w:rFonts w:ascii="Arial" w:hAnsi="Arial"/>
+          <w:b w:val="0"/>
+          <w:i w:val="0"/>
+          <w:sz w:val="19"/>
+        </w:rPr>
+        <w:t xml:space="preserve"> (KI-bezogene Streichungen 21.490 im April — 26 % aller April-Streichungen, zweitens in Folge führender Einzelgrund; Tech YTD 85.411 mit +33 % gegenüber Vorjahr; KI-bezogen YTD 49.135 — Anteil an allen 2026-Streichungs­plänen 16 %, gestiegen von 13 % zum März-Stand; gesamtwirtschaftlich −50 % gegenüber Vorjahresvergleich), des am 7. Mai 2026 publizierten Microsoft-VRSAR-Programmstatus (rund 8.500 angebotsberechtigte Beschäftigte, </w:t>
       </w:r>
       <w:r>
         <w:rPr>
@@ -10658,7 +10862,7 @@
         <w:color w:val="999999"/>
         <w:sz w:val="15"/>
       </w:rPr>
-      <w:t>Version 21.0 — Mai 2026 — CC BY 4.0</w:t>
+      <w:t>Version 22.0 — Mai 2026 — CC BY 4.0</w:t>
       <w:tab/>
       <w:t xml:space="preserve">Seite </w:t>
     </w:r>

--- a/KI-Ökonomie.docx
+++ b/KI-Ökonomie.docx
@@ -112,7 +112,7 @@
           <w:color w:val="666666"/>
           <w:sz w:val="18"/>
         </w:rPr>
-        <w:t>Version 22.0</w:t>
+        <w:t>Version 23.0</w:t>
       </w:r>
     </w:p>
     <w:p>
@@ -238,7 +238,7 @@
           <w:i w:val="0"/>
           <w:sz w:val="19"/>
         </w:rPr>
-        <w:t xml:space="preserve"> fällt auf den 2. Juli 2026; nach den am 7. Mai 2026 publizierten Programmkonditionen sind rund 8.500 Beschäftigte angebotsberechtigt, das Paket umfasst eine Cash-Einmalzahlung sowie eine bis zu fünfjährige Krankenversicherungs-Verlängerung und enthält keine Wettbewerbs- oder Beschäftigungsverbote. Im Zusammenspiel mit den am selben Tag bekräftigten Meta-Streichungen ordneten Wirtschaftsmedien (CNBC, 24. April 2026) die Welle erstmals als „AI-driven labor crisis" ein — ein Begriff, der den Übergang von Einzelfällen zu einer kumulativen Branchenerzählung markiert. Bis zur Wochenmitte des 25. April 2026 weisen Branchen-Tracker einen kumulierten Bestand von über 92.000 Tech-Stellenstreichungen für das laufende Jahr 2026 aus; eine Aktualisierung zum 2. Mai 2026 hebt die Marke nach Tracker-Methodik des SkillSyncer auf 113.863 betroffene Beschäftigte aus 179 erfassten Layoff-Ereignissen (durchschnittlich rund 933 Stellen pro Tag), während TrueUp parallel 95.878 Personen aus 249 Einzelmeldungen zählt; die Methodikspanne erklärt die unterschiedlichen Größenordnungen, das Niveau einer sechsstelligen Tech-Reduktion innerhalb von vier Monaten ist über alle Tracker hinweg konsistent. Eine erneute Aktualisierung zum 6. Mai 2026 zeigt, dass die TrueUp-Zählung weiter auf 119.721 betroffene Personen aus 265 Layoff-Meldungen gestiegen ist (rund 958 Stellen pro Tag), während SkillSyncer mit 113.863 Personen aus 179 Ereignissen weitgehend unverändert bleibt; eine Tagesfortschreibung der TrueUp-Methodik weist zum 7. Mai 2026 bereits 121.111 Personen aus 273 Layoff-Meldungen aus (rund 961 Personen pro Tag); die nochmalige Aktualisierung zum 8. Mai 2026 hebt die Marke nach den am Vortag angekündigten Cloudflare-Streichungen auf 127.411 betroffene Personen aus 283 Layoff-Meldungen (rund 1.003 Stellen pro Tag), wobei die zusätzlichen Meldungen primär aus den am 5./6. Mai 2026 angekündigten Stellenstreichungen bei </w:t>
+        <w:t xml:space="preserve"> fällt auf den 2. Juli 2026; nach den am 7. Mai 2026 publizierten Programmkonditionen sind rund 8.500 Beschäftigte angebotsberechtigt, das Paket umfasst eine Cash-Einmalzahlung sowie eine bis zu fünfjährige Krankenversicherungs-Verlängerung und enthält keine Wettbewerbs- oder Beschäftigungsverbote. Im Zusammenspiel mit den am selben Tag bekräftigten Meta-Streichungen ordneten Wirtschaftsmedien (CNBC, 24. April 2026) die Welle erstmals als „AI-driven labor crisis" ein — ein Begriff, der den Übergang von Einzelfällen zu einer kumulativen Branchenerzählung markiert. Bis zur Wochenmitte des 25. April 2026 weisen Branchen-Tracker einen kumulierten Bestand von über 92.000 Tech-Stellenstreichungen für das laufende Jahr 2026 aus; eine Aktualisierung zum 2. Mai 2026 hebt die Marke nach Tracker-Methodik des SkillSyncer auf 113.863 betroffene Beschäftigte aus 179 erfassten Layoff-Ereignissen (durchschnittlich rund 933 Stellen pro Tag), während TrueUp parallel 95.878 Personen aus 249 Einzelmeldungen zählt; die Methodikspanne erklärt die unterschiedlichen Größenordnungen, das Niveau einer sechsstelligen Tech-Reduktion innerhalb von vier Monaten ist über alle Tracker hinweg konsistent. Eine erneute Aktualisierung zum 6. Mai 2026 zeigt, dass die TrueUp-Zählung weiter auf 119.721 betroffene Personen aus 265 Layoff-Meldungen gestiegen ist (rund 958 Stellen pro Tag), während SkillSyncer mit 113.863 Personen aus 179 Ereignissen weitgehend unverändert bleibt; eine Tagesfortschreibung der TrueUp-Methodik weist zum 7. Mai 2026 bereits 121.111 Personen aus 273 Layoff-Meldungen aus (rund 961 Personen pro Tag); die nochmalige Aktualisierung zum 8. Mai 2026 hebt die Marke nach den am Vortag angekündigten Cloudflare-Streichungen auf 127.411 betroffene Personen aus 283 Layoff-Meldungen (rund 1.003 Stellen pro Tag); eine erneute Tagesfortschreibung zum 9. Mai 2026 weist 128.270 Personen aus 286 Layoff-Meldungen aus (rund 1.002 Stellen pro Tag — TrueUp), wobei die zusätzlichen Meldungen primär aus den am 5./6. Mai 2026 angekündigten Stellenstreichungen bei </w:t>
       </w:r>
       <w:r>
         <w:rPr>
@@ -328,7 +328,25 @@
           <w:i w:val="0"/>
           <w:sz w:val="19"/>
         </w:rPr>
-        <w:t xml:space="preserve"> parallel zu den Q1-2026-Quartalszahlen (Umsatz +34 % gegenüber dem Vorjahr) angekündigten Streichung von rund 1.100 Stellen — etwa 20 % der globalen Belegschaft — als Übergang zu einem „agentic AI-first operating model" gespeist sind; der gemeinsame Mitarbeitendenbrief von Vorstandsvorsitzendem Matthew Prince und Mitgründerin Michelle Zatlyn („Building for the future") begründet die Reduktion ausdrücklich nicht als Kostenmaßnahme oder leistungsabhängige Auswahl, sondern als strukturelle Anpassung an einen über das Quartal um rund 600 % gestiegenen unternehmensinternen KI-Einsatz; das Restrukturierungsvolumen wird mit 140 bis 150 Millionen US-Dollar im zweiten Quartal beziffert, ausscheidende Beschäftigte erhalten ihre Grundvergütung bis Ende 2026, US-Beschäftigte zusätzlich Krankenversicherungsschutz bis Jahresende und Equity-Vesting bis 15. August 2026; der Aktienkurs gab nach Bekanntgabe rund 18 % ab. Eine Aggregat-Bestätigung dieser Welle liefert der </w:t>
+        <w:t xml:space="preserve"> parallel zu den Q1-2026-Quartalszahlen (Umsatz +34 % gegenüber dem Vorjahr) angekündigten Streichung von rund 1.100 Stellen — etwa 20 % der globalen Belegschaft — als Übergang zu einem „agentic AI-first operating model" gespeist sind; der gemeinsame Mitarbeitendenbrief von Vorstandsvorsitzendem Matthew Prince und Mitgründerin Michelle Zatlyn („Building for the future") begründet die Reduktion ausdrücklich nicht als Kostenmaßnahme oder leistungsabhängige Auswahl, sondern als strukturelle Anpassung an einen über das Quartal um rund 600 % gestiegenen unternehmensinternen KI-Einsatz; das Restrukturierungsvolumen wird mit 140 bis 150 Millionen US-Dollar im zweiten Quartal beziffert, ausscheidende Beschäftigte erhalten ihre Grundvergütung bis Ende 2026, US-Beschäftigte zusätzlich Krankenversicherungsschutz bis Jahresende und Equity-Vesting bis 15. August 2026; der Aktienkurs gab nach Bekanntgabe rund 18 % ab. Parallel zu Cloudflare hat die Freelancer-Plattform </w:t>
+      </w:r>
+      <w:r>
+        <w:rPr>
+          <w:rFonts w:ascii="Arial" w:hAnsi="Arial"/>
+          <w:b w:val="0"/>
+          <w:i/>
+          <w:sz w:val="19"/>
+        </w:rPr>
+        <w:t>Upwork</w:t>
+      </w:r>
+      <w:r>
+        <w:rPr>
+          <w:rFonts w:ascii="Arial" w:hAnsi="Arial"/>
+          <w:b w:val="0"/>
+          <w:i w:val="0"/>
+          <w:sz w:val="19"/>
+        </w:rPr>
+        <w:t xml:space="preserve"> am 7. Mai 2026 — gleichfalls im Anschluss an ihre Q1-2026-Quartalszahlen (Umsatz 195,5 Millionen US-Dollar, +1,4 % gegenüber dem Vorjahr; KI-bezogenes GSV mehr als 40 % über Vorjahr und über 300 Millionen US-Dollar) — eine Reduktion ihrer Belegschaft um rund 24 % beziffert (rund 145 bis 151 von rund 600 bis 630 Vollzeitbeschäftigten); Vorstandsvorsitzende Hayden Brown begründet den Schritt im Mitarbeitenden-Memo mit der Aussage, „two pizza teams are dead" — kleinere, anders ausgestattete Produkt- und Engineering-Teams könnten dank KI „eine größere Wirkung als je zuvor" entfalten —, beziffert den Restrukturierungsaufwand auf 16 bis 23 Millionen US-Dollar (überwiegend Severance) und erwartet rund 40 Millionen US-Dollar Einsparungen im Jahr 2026; der Aktienkurs gab am Bekanntgabetag rund 19 % ab. Eine Aggregat-Bestätigung dieser Welle liefert der </w:t>
       </w:r>
       <w:r>
         <w:rPr>
@@ -2128,7 +2146,25 @@
           <w:i w:val="0"/>
           <w:sz w:val="19"/>
         </w:rPr>
-        <w:t xml:space="preserve"> Eine rein nationale Lösung kann mit der Warenverkehrsfreiheit, der Dienstleistungsfreiheit und der Niederlassungsfreiheit in Konflikt geraten. Eine Regelung, die nur inländische Roboterbetreiber trifft, während grenzüberschreitende KI-Dienstleistungen unbesteuert bleiben, wäre diskriminierungsrechtlich problematisch und praktisch kaum durchsetzbar. Der EU AI Act (Verordnung 2024/1689) schafft ab dem 2. August 2026 einen unionsweit einheitlichen Regulierungsrahmen für KI-Systeme (Hochrisiko-Systeme gemäß Anhang III, Transparenzpflichten nach Art. 50, Durchsetzungsregime); dies legt einen einheitlichen Definitionsrahmen, der steuerpolitische Anknüpfungen an KI-Systemklassen mittelfristig erleichtern kann, ohne selbst steuerrechtliche Wirkung zu entfalten. Die Europäische Kommission hat am 19. November 2025 mit dem „Digital Omnibus on AI" einen Vereinfachungsvorschlag vorgelegt, den das Europäische Parlament am 16. März 2026 im Ausschuss und am 23. März 2026 im Plenum unterstützt hat. Er sieht eine Verschiebung der Hochrisiko-Pflichten vor — je nach Systemtyp bis maximal zum 2. Dezember 2027 bzw. 2. August 2028 — und koppelt ihre Anwendbarkeit an die Verfügbarkeit harmonisierter Normen; zudem wird die Kennzeichnungspflicht für KI-generierte Inhalte (Art. 50) bis zum 2. November 2026 verlängert. Die Kommissionsdurchsetzungsbefugnisse gegenüber Anbietern von Allzweck-KI-Modellen (GPAI) treten wie vorgesehen am 2. August 2026 in Kraft. Parlament und Rat haben die Trilogverhandlungen aufgenommen; der zweite Trilogtermin am 28. April 2026 endete nach Berichterstattung von IAPP und A&amp;O Shearman ohne Einigung — Streitpunkt war primär das Verhältnis zwischen AI Act und sektorspezifischen EU-Regelungen für eingebettete KI-Systeme (Anhang I) sowie die Rechtsgrundlage für die Verarbeitung personenbezogener Daten zur Bias-Erkennung. Beide Institutionen konvergieren auf Stichtage 2. Dezember 2027 (Anhang III) und 2. August 2028 (Anhang I) für die Hochrisiko-Pflichten. Die nächste Trilogrunde ist auf den 13. Mai 2026 terminiert; Ziel bleibt eine förmliche Verabschiedung vor dem ursprünglichen Stichtag am 2. August 2026. Die zypriotische Ratspräsidentschaft hat sich vorgenommen, das Dossier vor Ablauf ihrer Amtszeit am 30. Juni 2026 abzuschließen; gelingt das nicht, übernimmt zur zweiten Jahreshälfte 2026 die irische Präsidentschaft. Scheitert die Einigung bis zum 2. August 2026, würden die Hochrisiko-Pflichten in ihrer ursprünglich vorgesehenen Fassung anwendbar. Für die Steuerdebatte folgt daraus, dass der zeitliche Vorlauf für KI-Definitionen aus dem AI Act enger als ursprünglich gedacht ist — eine mittelfristige Anknüpfung steuerlicher Tatbestände an AI-Act-Kategorien bleibt möglich, setzt aber voraus, dass die Normenlandschaft nach 2027 verlässlich vorliegt.</w:t>
+        <w:t xml:space="preserve"> Eine rein nationale Lösung kann mit der Warenverkehrsfreiheit, der Dienstleistungsfreiheit und der Niederlassungsfreiheit in Konflikt geraten. Eine Regelung, die nur inländische Roboterbetreiber trifft, während grenzüberschreitende KI-Dienstleistungen unbesteuert bleiben, wäre diskriminierungsrechtlich problematisch und praktisch kaum durchsetzbar. Der EU AI Act (Verordnung 2024/1689) schafft ab dem 2. August 2026 einen unionsweit einheitlichen Regulierungsrahmen für KI-Systeme (Hochrisiko-Systeme gemäß Anhang III, Transparenzpflichten nach Art. 50, Durchsetzungsregime); dies legt einen einheitlichen Definitionsrahmen, der steuerpolitische Anknüpfungen an KI-Systemklassen mittelfristig erleichtern kann, ohne selbst steuerrechtliche Wirkung zu entfalten. Die Europäische Kommission hat am 19. November 2025 mit dem „Digital Omnibus on AI" einen Vereinfachungsvorschlag vorgelegt, den das Europäische Parlament am 16. März 2026 im Ausschuss und am 23. März 2026 im Plenum unterstützt hat. Er sieht eine Verschiebung der Hochrisiko-Pflichten vor — je nach Systemtyp bis maximal zum 2. Dezember 2027 bzw. 2. August 2028 — und koppelt ihre Anwendbarkeit an die Verfügbarkeit harmonisierter Normen; zudem wird die Kennzeichnungspflicht für KI-generierte Inhalte (Art. 50) bis zum 2. November 2026 verlängert. Die Kommissionsdurchsetzungsbefugnisse gegenüber Anbietern von Allzweck-KI-Modellen (GPAI) treten wie vorgesehen am 2. August 2026 in Kraft. Parlament und Rat haben die Trilogverhandlungen aufgenommen; der zweite Trilogtermin am 28. April 2026 endete nach Berichterstattung von IAPP und A&amp;O Shearman ohne Einigung — Streitpunkt war primär das Verhältnis zwischen AI Act und sektorspezifischen EU-Regelungen für eingebettete KI-Systeme (Anhang I) sowie die Rechtsgrundlage für die Verarbeitung personenbezogener Daten zur Bias-Erkennung. In den frühen Morgenstunden des 7. Mai 2026 erzielten Rat und Parlament im dritten Trilog dann eine </w:t>
+      </w:r>
+      <w:r>
+        <w:rPr>
+          <w:rFonts w:ascii="Arial" w:hAnsi="Arial"/>
+          <w:b w:val="0"/>
+          <w:i/>
+          <w:sz w:val="19"/>
+        </w:rPr>
+        <w:t>vorläufige Einigung</w:t>
+      </w:r>
+      <w:r>
+        <w:rPr>
+          <w:rFonts w:ascii="Arial" w:hAnsi="Arial"/>
+          <w:b w:val="0"/>
+          <w:i w:val="0"/>
+          <w:sz w:val="19"/>
+        </w:rPr>
+        <w:t xml:space="preserve"> (Bird &amp; Bird, IAPP, NicFab Blog; Pressemitteilung des Rates vom 7. Mai 2026), die — vorbehaltlich der formalen Annahme durch beide Institutionen vor dem 2. August 2026 — die Hochrisiko-Pflichten auf den 2. Dezember 2027 (Anhang III) und 2. August 2028 (Anhang I) verschiebt, den Streit um die Konformitätsbewertungs-Architektur für Anhang I löst, in einem neuen Art. 5 das Verbot von KI-Systemen zur Erzeugung von Material zum sexuellen Missbrauch von Kindern und nicht-einvernehmlicher intimer Bilder verankert und für die Kennzeichnungspflicht KI-generierter Inhalte (Art. 50) am Stichtag 2. August 2026 festhält, allerdings mit einer Übergangsfrist bis zum 2. Dezember 2026 für vor diesem Datum bereits in Verkehr befindliche Systeme; die Rechtsgrundlage zur Verarbeitung besonders schutzwürdiger Daten zur Bias-Erkennung wird auf nicht-Hochrisiko-KI-Systeme erweitert. Die zypriotische Ratspräsidentschaft hatte sich vorgenommen, das Dossier vor Ablauf ihrer Amtszeit am 30. Juni 2026 abzuschließen; gelingt die formale Verabschiedung des Trilogergebnisses bis zum 2. August 2026 nicht, würden die Hochrisiko-Pflichten in ihrer ursprünglich vorgesehenen Fassung anwendbar. Für die Steuerdebatte folgt daraus, dass der zeitliche Vorlauf für KI-Definitionen aus dem AI Act enger als ursprünglich gedacht ist — eine mittelfristige Anknüpfung steuerlicher Tatbestände an AI-Act-Kategorien bleibt möglich, setzt aber voraus, dass die Normenlandschaft nach 2027 verlässlich vorliegt.</w:t>
       </w:r>
     </w:p>
     <w:p>
@@ -8695,16 +8731,16 @@
           <w:i/>
           <w:sz w:val="19"/>
         </w:rPr>
-        <w:t>Trilog zu Digital Omnibus on AI — Zweite Runde am 28. April 2026 ohne Einigung; nächste Runde 13. Mai 2026; Konvergenz auf Stichtage 2. Dezember 2027 (Anhang III) und 2. August 2028 (Anhang I).</w:t>
-      </w:r>
-      <w:r>
-        <w:rPr>
-          <w:rFonts w:ascii="Arial" w:hAnsi="Arial"/>
-          <w:b w:val="0"/>
-          <w:i w:val="0"/>
-          <w:sz w:val="19"/>
-        </w:rPr>
-        <w:t xml:space="preserve"> Legislative Train Schedule und Berichterstattung IAPP, A&amp;O Shearman, OneTrust, DLA Piper. https://www.europarl.europa.eu/legislative-train/package-digital-package/file-digital-omnibus-on-ai | https://iapp.org/news/a/ai-act-omnibus-what-just-happened-and-what-comes-next | https://www.aoshearman.com/en/insights/digital-omnibus-on-ai-what-is-really-on-the-table-as-trilogues-begin</w:t>
+        <w:t>Trilog zu Digital Omnibus on AI — Zweite Runde am 28. April 2026 ohne Einigung; vorläufige Einigung in der dritten Runde am 7. Mai 2026: Verschiebung der Hochrisiko-Pflichten auf 2. Dezember 2027 (Anhang III) und 2. August 2028 (Anhang I); Annex-I-Konformitätsbewertungs-Architektur konsolidiert; neuer Art. 5 mit Verbot KI-generierter CSAM/NCII-Inhalte; Kennzeichnungspflicht (Art. 50) bleibt zum 2. August 2026 mit Übergangsfrist bis 2. Dezember 2026; Bias-Erkennungs-Rechtsgrundlage auf nicht-Hochrisiko-KI ausgeweitet.</w:t>
+      </w:r>
+      <w:r>
+        <w:rPr>
+          <w:rFonts w:ascii="Arial" w:hAnsi="Arial"/>
+          <w:b w:val="0"/>
+          <w:i w:val="0"/>
+          <w:sz w:val="19"/>
+        </w:rPr>
+        <w:t xml:space="preserve"> Legislative Train Schedule sowie Berichterstattung des Rates der EU, Bird &amp; Bird, IAPP, A&amp;O Shearman, OneTrust, DLA Piper, NicFab Blog. https://www.europarl.europa.eu/legislative-train/package-digital-package/file-digital-omnibus-on-ai | https://www.consilium.europa.eu/en/press/press-releases/2026/05/07/artificial-intelligence-council-and-parliament-agree-to-simplify-and-streamline-rules/ | https://www.twobirds.com/en/insights/2026/digital-omnibus-on-ai-provisional-agreement-reached-at-the-may-trilogue | https://iapp.org/news/a/ai-act-omnibus-what-just-happened-and-what-comes-next | https://www.nicfab.eu/en/posts/digital-omnibus-ai-deal/</w:t>
       </w:r>
     </w:p>
     <w:p>
@@ -10105,6 +10141,70 @@
           <w:i w:val="0"/>
           <w:sz w:val="19"/>
         </w:rPr>
+        <w:t xml:space="preserve">TrueUp / Yahoo Tech. (Stand 9. Mai 2026). </w:t>
+      </w:r>
+      <w:r>
+        <w:rPr>
+          <w:rFonts w:ascii="Arial" w:hAnsi="Arial"/>
+          <w:b w:val="0"/>
+          <w:i/>
+          <w:sz w:val="19"/>
+        </w:rPr>
+        <w:t>Tech Layoffs Tracker — Tagesfortschreibung: 128.270 Personen aus 286 Layoff-Meldungen (rund 1.002 Personen pro Tag).</w:t>
+      </w:r>
+      <w:r>
+        <w:rPr>
+          <w:rFonts w:ascii="Arial" w:hAnsi="Arial"/>
+          <w:b w:val="0"/>
+          <w:i w:val="0"/>
+          <w:sz w:val="19"/>
+        </w:rPr>
+        <w:t xml:space="preserve"> https://www.trueup.io/layoffs | https://tech.yahoo.com/general/article/tech-layoffs-2026-more-than-128000-people-have-been-laid-off-this-year-from-companies-like-paypal-meta-cloudflare-and-more-144545060.html</w:t>
+      </w:r>
+    </w:p>
+    <w:p>
+      <w:pPr>
+        <w:jc w:val="both"/>
+      </w:pPr>
+      <w:r>
+        <w:rPr>
+          <w:rFonts w:ascii="Arial" w:hAnsi="Arial"/>
+          <w:b w:val="0"/>
+          <w:i w:val="0"/>
+          <w:sz w:val="19"/>
+        </w:rPr>
+        <w:t xml:space="preserve">Upwork / Yahoo Finance / Fast Company / GuruFocus / Officechai / layoffhedge. (7. Mai 2026). </w:t>
+      </w:r>
+      <w:r>
+        <w:rPr>
+          <w:rFonts w:ascii="Arial" w:hAnsi="Arial"/>
+          <w:b w:val="0"/>
+          <w:i/>
+          <w:sz w:val="19"/>
+        </w:rPr>
+        <w:t>A Message from Hayden Brown, Upwork CEO / Upwork Reports First Quarter 2026 Financial Results / Tech layoffs this week: Cloudflare, Coinbase, Upwork, and others point to AI as they slash jobs / AI-Driven Layoffs: Companies like Upwork and Cloudflare Restructure Workforce / Upwork Lays Off 25% Of Its Workforce, Says AI Will Lead To Smaller Teams / Upwork Layoffs 2026 — 145 Jobs Cut, ~24% of Workforce as Stock Falls 19%.</w:t>
+      </w:r>
+      <w:r>
+        <w:rPr>
+          <w:rFonts w:ascii="Arial" w:hAnsi="Arial"/>
+          <w:b w:val="0"/>
+          <w:i w:val="0"/>
+          <w:sz w:val="19"/>
+        </w:rPr>
+        <w:t xml:space="preserve"> CEO-Memo „Two pizza teams are dead — AI means smaller, differently resourced teams in product and engineering can make a bigger impact than ever"; Reduktion rund 24 % der Belegschaft (rund 145 bis 151 von rund 600 bis 630 Vollzeitbeschäftigten); Restrukturierungsaufwand 16 bis 23 Mio. USD (vor Steuern, primär Severance); erwartete Einsparungen rund 40 Mio. USD in 2026; Q1-Umsatz 195,5 Mio. USD (+1,4 % YoY) bei KI-bezogenem GSV +40 % über Vorjahr (&gt;300 Mio. USD); Aktienkurs −19 %. https://www.upwork.com/press/releases/upwork-ceo-hayden-brown-shared-the-following-message-with-employees-on-may-7-2026 | https://www.globenewswire.com/news-release/2026/05/07/3290664/0/en/Upwork-Reports-First-Quarter-2026-Financial-Results.html | https://www.fastcompany.com/91538995/tech-layoffs-due-to-ai-this-week-cloudflare-paypal-coinbase-upwork | https://www.gurufocus.com/news/8844404/aidriven-layoffs-companies-like-upwork-and-cloudflare-restructure-workforce | https://officechai.com/ai/upwork-lays-off-25-of-its-workforce-says-ai-will-lead-to-smaller-teams/ | https://layoffhedge.com/company/upwork</w:t>
+      </w:r>
+    </w:p>
+    <w:p>
+      <w:pPr>
+        <w:jc w:val="both"/>
+      </w:pPr>
+      <w:r>
+        <w:rPr>
+          <w:rFonts w:ascii="Arial" w:hAnsi="Arial"/>
+          <w:b w:val="0"/>
+          <w:i w:val="0"/>
+          <w:sz w:val="19"/>
+        </w:rPr>
         <w:t xml:space="preserve">CNBC / Bloomberg / AOL / The Register. (7./8. Mai 2026). </w:t>
       </w:r>
       <w:r>
@@ -10566,7 +10666,7 @@
           <w:i w:val="0"/>
           <w:sz w:val="19"/>
         </w:rPr>
-        <w:t xml:space="preserve"> Dieses Arbeitspapier gibt den Stand Anfang Mai 2026 (Schnitt am 8. Mai 2026 — Lauf 001 vom 8. Mai 2026) wieder. Die Debatte entwickelt sich dynamisch, insbesondere im Zuge der OpenAI-Strategiepapiere und der Eröffnung des OpenAI Workshop in Washington, D.C. im Mai 2026, des Erstdurchgangs des GKV-Beitragssatzstabilisierungsgesetzes in der 1065. Bundesratssitzung am 8. Mai 2026 mit 79 Tagesordnungspunkten (Kabinettsbeschluss 29. April 2026, parlamentarische Behandlung vor der Sommerpause 2026 angekündigt), der laufenden Trilog-Verhandlungen zum Digital Omnibus on AI (zweite Runde 28. April 2026 ohne Einigung; nächste Runde 13. Mai 2026 — Knackpunkt ist nicht die Verschiebung der Hochrisiko-Pflichten, sondern die Konformitätsbewertungs-Architektur für Anhang I; die zypriotische Ratspräsidentschaft strebt einen Abschluss vor Ablauf ihrer Amtszeit am 30. Juni 2026 an, andernfalls übernimmt die irische Präsidentschaft), der am 5. Mai 2026 erfolgten Arraignment-Verhandlung im Altman-Verfahren mit „nicht schuldig"-Plädoyer und angeordneter psychiatrischer Begutachtung, des am 7. Mai 2026 versandten individuellen Microsoft-Buyout-Angebots (Annahmefrist 8. Juni 2026, VRSAR-Unterzeichnung 9.–22. Juni 2026, bis zu fünfjährige Krankenversicherungs-Verlängerung), des am 1. Mai 2026 vom Connecticut-Repräsentantenhaus mit 131 zu 17 Stimmen verabschiedeten </w:t>
+        <w:t xml:space="preserve"> Dieses Arbeitspapier gibt den Stand Anfang Mai 2026 (Schnitt am 9. Mai 2026 — Lauf 001 vom 9. Mai 2026) wieder. Die Debatte entwickelt sich dynamisch, insbesondere im Zuge der OpenAI-Strategiepapiere und der Eröffnung des OpenAI Workshop in Washington, D.C. im Mai 2026, des Kabinettsbeschlusses zum GKV-Beitragssatzstabilisierungsgesetz vom 29. April 2026 (parlamentarische Behandlung vor der Sommerpause 2026 angekündigt; in der 1065. Bundesratssitzung am 8. Mai 2026 noch nicht aufgerufen), der am 7. Mai 2026 in den frühen Morgenstunden in der dritten Trilogrunde erzielten </w:t>
       </w:r>
       <w:r>
         <w:rPr>
@@ -10575,6 +10675,42 @@
           <w:i/>
           <w:sz w:val="19"/>
         </w:rPr>
+        <w:t>vorläufigen Einigung</w:t>
+      </w:r>
+      <w:r>
+        <w:rPr>
+          <w:rFonts w:ascii="Arial" w:hAnsi="Arial"/>
+          <w:b w:val="0"/>
+          <w:i w:val="0"/>
+          <w:sz w:val="19"/>
+        </w:rPr>
+        <w:t xml:space="preserve"> zwischen Rat und Europäischem Parlament zum </w:t>
+      </w:r>
+      <w:r>
+        <w:rPr>
+          <w:rFonts w:ascii="Arial" w:hAnsi="Arial"/>
+          <w:b w:val="0"/>
+          <w:i/>
+          <w:sz w:val="19"/>
+        </w:rPr>
+        <w:t>Digital Omnibus on AI</w:t>
+      </w:r>
+      <w:r>
+        <w:rPr>
+          <w:rFonts w:ascii="Arial" w:hAnsi="Arial"/>
+          <w:b w:val="0"/>
+          <w:i w:val="0"/>
+          <w:sz w:val="19"/>
+        </w:rPr>
+        <w:t xml:space="preserve"> (Verschiebung der Hochrisiko-Pflichten auf 2. Dezember 2027 für Anhang III und 2. August 2028 für Anhang I; Annex-I-Konformitätsbewertungs-Architektur konsolidiert; neuer Art. 5 mit Verbot KI-generierter CSAM/NCII-Inhalte; Art.-50-Kennzeichnungspflicht bleibt zum 2. August 2026, mit Übergangsfrist bis 2. Dezember 2026 für vor diesem Datum bereits in Verkehr befindliche Systeme; Bias-Erkennungs-Rechtsgrundlage auf nicht-Hochrisiko-KI ausgeweitet — formale Annahme durch Rat und Parlament steht aus und ist vor dem 2. August 2026 angekündigt), der am 5. Mai 2026 erfolgten Arraignment-Verhandlung im Altman-Verfahren mit „nicht schuldig"-Plädoyer und angeordneter psychiatrischer Begutachtung, des am 7. Mai 2026 versandten individuellen Microsoft-Buyout-Angebots (Annahmefrist 8. Juni 2026, VRSAR-Unterzeichnung 9.–22. Juni 2026, bis zu fünfjährige Krankenversicherungs-Verlängerung), des am 1. Mai 2026 vom Connecticut-Repräsentantenhaus mit 131 zu 17 Stimmen verabschiedeten </w:t>
+      </w:r>
+      <w:r>
+        <w:rPr>
+          <w:rFonts w:ascii="Arial" w:hAnsi="Arial"/>
+          <w:b w:val="0"/>
+          <w:i/>
+          <w:sz w:val="19"/>
+        </w:rPr>
         <w:t>SB 5 — Connecticut Artificial Intelligence Responsibility and Transparency Act</w:t>
       </w:r>
       <w:r>
@@ -10710,7 +10846,7 @@
           <w:i w:val="0"/>
           <w:sz w:val="19"/>
         </w:rPr>
-        <w:t xml:space="preserve"> auf 100 % bei zugleich ablehnender Position des Finanzministeriums, der revidierten IAB-Frühjahrsprognose vom 24. März 2026 (Erwerbstätigkeit −90.000, BIP +0,8 % bei 0,2 bis 0,3 Pp. Iran-Krieg-Dämpfung), der aktualisierten Tech-Layoff-Trackerstände zum 6./7./8. Mai 2026 (TrueUp 119.721 Personen aus 265 Layoff-Meldungen am 6. Mai, 121.111 Personen aus 273 Meldungen am 7. Mai bzw. 127.411 Personen aus 283 Meldungen am 8. Mai 2026 — rund 1.003 Personen pro Tag; SkillSyncer 113.863 Personen aus 179 Ereignissen) sowie der am 5./6. Mai 2026 angekündigten KI-getriebenen Stellenstreichungen bei Coinbase (700 Stellen, 14 %), PayPal (rund 4.760 Stellen, 20 % über 2–3 Jahre), Freshworks (rund 500 Stellen, 11 %) und Cognizant (12.000–15.000 Stellen unter „Project Leap") sowie der am 7. Mai 2026 von Cloudflare angekündigten Streichung von rund 1.100 Stellen (20 % der globalen Belegschaft) zum Übergang zu einem „agentic AI-first operating model" (Restrukturierungsaufwand 140–150 Mio. USD, AI-Einsatz im Konzern +600 % im Quartal, Aktienkurs −18 %), des am 1. Mai 2026 von </w:t>
+        <w:t xml:space="preserve"> auf 100 % bei zugleich ablehnender Position des Finanzministeriums, der revidierten IAB-Frühjahrsprognose vom 24. März 2026 (Erwerbstätigkeit −90.000, BIP +0,8 % bei 0,2 bis 0,3 Pp. Iran-Krieg-Dämpfung), der aktualisierten Tech-Layoff-Trackerstände zum 6./7./8./9. Mai 2026 (TrueUp 119.721 Personen aus 265 Layoff-Meldungen am 6. Mai, 121.111 Personen aus 273 Meldungen am 7. Mai, 127.411 Personen aus 283 Meldungen am 8. Mai bzw. 128.270 Personen aus 286 Meldungen am 9. Mai 2026 — rund 1.002 Personen pro Tag; SkillSyncer 113.863 Personen aus 179 Ereignissen) sowie der am 5./6. Mai 2026 angekündigten KI-getriebenen Stellenstreichungen bei Coinbase (700 Stellen, 14 %), PayPal (rund 4.760 Stellen, 20 % über 2–3 Jahre), Freshworks (rund 500 Stellen, 11 %) und Cognizant (12.000–15.000 Stellen unter „Project Leap") sowie der am 7. Mai 2026 von Cloudflare angekündigten Streichung von rund 1.100 Stellen (20 % der globalen Belegschaft) zum Übergang zu einem „agentic AI-first operating model" (Restrukturierungsaufwand 140–150 Mio. USD, AI-Einsatz im Konzern +600 % im Quartal, Aktienkurs −18 %) und der ebenfalls am 7. Mai 2026 von der Freelancer-Plattform Upwork angekündigten Reduktion ihrer Belegschaft um rund 24 % (rund 145–151 von rund 600–630 Vollzeitbeschäftigten; Restrukturierungsaufwand 16–23 Mio. USD; erwartete Einsparungen rund 40 Mio. USD in 2026; CEO-Memo Hayden Brown „Two pizza teams are dead — AI means smaller, differently resourced teams … can make a bigger impact than ever"; Aktienkurs −19 %), des am 1. Mai 2026 von </w:t>
       </w:r>
       <w:r>
         <w:rPr>
@@ -10862,7 +10998,7 @@
         <w:color w:val="999999"/>
         <w:sz w:val="15"/>
       </w:rPr>
-      <w:t>Version 22.0 — Mai 2026 — CC BY 4.0</w:t>
+      <w:t>Version 23.0 — Mai 2026 — CC BY 4.0</w:t>
       <w:tab/>
       <w:t xml:space="preserve">Seite </w:t>
     </w:r>

--- a/KI-Ökonomie.docx
+++ b/KI-Ökonomie.docx
@@ -112,7 +112,7 @@
           <w:color w:val="666666"/>
           <w:sz w:val="18"/>
         </w:rPr>
-        <w:t>Version 22.0</w:t>
+        <w:t>Version 23.0</w:t>
       </w:r>
     </w:p>
     <w:p>
@@ -2171,7 +2171,138 @@
           <w:i w:val="0"/>
           <w:sz w:val="19"/>
         </w:rPr>
-        <w:t>Die Two-Pillar-Reform der OECD (Organisation für wirtschaftliche Zusammenarbeit und Entwicklung; Pillar 1 zur Umverteilung von Besteuerungsrechten, Pillar 2 zur globalen Mindestbesteuerung von 15 %) schafft einen Rahmen, in dem große digitale Konzerne stärker besteuert werden können — allerdings nicht spezifisch für KI-Leistungen. Im Januar 2026 hat das OECD Inclusive Framework mit dem „Side-by-Side Package" einen verfeinerten Umsetzungsrahmen für Pillar 2 vorgelegt (neue administrative Leitlinien, zusätzliche Safe-Harbor-Regelungen, aktualisierter zentraler Rechtsaktenkatalog zum Stand 1. Dezember 2025); die fortlaufende Arbeitsagenda zeigt, dass das internationale Koordinationsgerüst weiter belastbar ist — bleibt aber für KI-spezifische Anknüpfungspunkte (etwa Abschöpfung inländischer KI-Nutzung) ausbaufähig. Parallel hat das US-Treasury im Januar 2026 angekündigt, dass US-amerikanisch geführte Konzerne von Pillar 2 ausgenommen bleiben — de facto ein Rückzug der USA aus dem bereits ausgehandelten Mindestbesteuerungsregime. Für die europäische Steuerdebatte bedeutet das eine asymmetrische Konstellation: EU-Staaten können Pillar 2 weiterhin durchsetzen, müssen aber mit einer anhaltenden Steuerdifferenz zu US-KI-Anbietern rechnen; das stärkt das Gewicht unilateraler europäischer Maßnahmen (Digital Services Tax, inländische Nutzungsabgaben), ohne sie zu einem Ersatz für die multilaterale Koordination zu machen.</w:t>
+        <w:t xml:space="preserve">Die Two-Pillar-Reform der OECD (Organisation für wirtschaftliche Zusammenarbeit und Entwicklung; Pillar 1 zur Umverteilung von Besteuerungsrechten, Pillar 2 zur globalen Mindestbesteuerung von 15 %) schafft einen Rahmen, in dem große digitale Konzerne stärker besteuert werden können — allerdings nicht spezifisch für KI-Leistungen. Im Januar 2026 hat das OECD Inclusive Framework mit dem „Side-by-Side Package" einen verfeinerten Umsetzungsrahmen für Pillar 2 vorgelegt (neue administrative Leitlinien, zusätzliche Safe-Harbor-Regelungen, aktualisierter zentraler Rechtsaktenkatalog zum Stand 1. Dezember 2025); ergänzend hat die OECD am 30. April 2026 einen </w:t>
+      </w:r>
+      <w:r>
+        <w:rPr>
+          <w:rFonts w:ascii="Arial" w:hAnsi="Arial"/>
+          <w:b w:val="0"/>
+          <w:i/>
+          <w:sz w:val="19"/>
+        </w:rPr>
+        <w:t>Global Minimum Tax Implementation Toolkit</w:t>
+      </w:r>
+      <w:r>
+        <w:rPr>
+          <w:rFonts w:ascii="Arial" w:hAnsi="Arial"/>
+          <w:b w:val="0"/>
+          <w:i w:val="0"/>
+          <w:sz w:val="19"/>
+        </w:rPr>
+        <w:t xml:space="preserve"> als Hilfsinstrument für Steuerverwaltungen und Politik veröffentlicht, das die GloBE-Modellregeln nicht ändert, sondern bestehende Leitlinien zusammenführt. Die fortlaufende Arbeitsagenda zeigt, dass das internationale Koordinationsgerüst weiter belastbar ist — bleibt aber für KI-spezifische Anknüpfungspunkte (etwa Abschöpfung inländischer KI-Nutzung) ausbaufähig. Parallel hat das US-Treasury im Januar 2026 angekündigt, dass US-amerikanisch geführte Konzerne von Pillar 2 ausgenommen bleiben — de facto ein Rückzug der USA aus dem bereits ausgehandelten Mindestbesteuerungsregime. Für die europäische Steuerdebatte bedeutet das eine asymmetrische Konstellation: EU-Staaten können Pillar 2 weiterhin durchsetzen, müssen aber mit einer anhaltenden Steuerdifferenz zu US-KI-Anbietern rechnen; das stärkt das Gewicht unilateraler europäischer Maßnahmen (Digital Services Tax, inländische Nutzungsabgaben), ohne sie zu einem Ersatz für die multilaterale Koordination zu machen.</w:t>
+      </w:r>
+    </w:p>
+    <w:p>
+      <w:pPr>
+        <w:jc w:val="both"/>
+      </w:pPr>
+      <w:r>
+        <w:rPr>
+          <w:rFonts w:ascii="Arial" w:hAnsi="Arial"/>
+          <w:b/>
+          <w:i w:val="0"/>
+          <w:sz w:val="19"/>
+        </w:rPr>
+        <w:t>EU Digital Omnibus on AI — Trilog-Einigung vom 7. Mai 2026:</w:t>
+      </w:r>
+      <w:r>
+        <w:rPr>
+          <w:rFonts w:ascii="Arial" w:hAnsi="Arial"/>
+          <w:b w:val="0"/>
+          <w:i w:val="0"/>
+          <w:sz w:val="19"/>
+        </w:rPr>
+        <w:t xml:space="preserve"> In der Nacht zum 7. Mai 2026 erzielten Rat und Parlament im dritten politischen Trilog eine vorläufige Einigung über den </w:t>
+      </w:r>
+      <w:r>
+        <w:rPr>
+          <w:rFonts w:ascii="Arial" w:hAnsi="Arial"/>
+          <w:b w:val="0"/>
+          <w:i/>
+          <w:sz w:val="19"/>
+        </w:rPr>
+        <w:t>Digital Omnibus on AI</w:t>
+      </w:r>
+      <w:r>
+        <w:rPr>
+          <w:rFonts w:ascii="Arial" w:hAnsi="Arial"/>
+          <w:b w:val="0"/>
+          <w:i w:val="0"/>
+          <w:sz w:val="19"/>
+        </w:rPr>
+        <w:t xml:space="preserve"> — und damit zwei Wochen vor dem zuvor terminierten Folgetrilog am 13. Mai 2026, dessen Notwendigkeit durch die rechtzeitige Einigung entfiel. Kernpunkt ist die Verschiebung der Anwendbarkeit der Hochrisiko-Pflichten des AI Act: Die Vorgaben für Annex-III-Anwendungen (u. a. KI in Beschäftigungsentscheidungen, Bonität, Bildung) gelten nun ab 2. Dezember 2027 statt 2. August 2026, die für in sektoraler Sicherheitsregulierung eingebettete Annex-I-Systeme ab 2. August 2028. Inhaltlich ergänzt der Kompromiss eine neue Verbotsvorschrift in Art. 5 (Generierung kindesmissbräuchlichen Materials und nicht einvernehmlicher intimer Bilder; Compliance-Frist 2. Dezember 2026), führt die Pflicht zur Eintragung von Hochrisiko-Systemen in die EU-Datenbank zurück und löst den Streit aus dem zweiten Trilog vom 28. April 2026 über die Konformitätsbewertungs-Architektur in Annex I. Das Wasserzeichengebot nach Art. 50 Abs. 2 für synthetische Audio-, Bild-, Video- oder Textinhalte bleibt zum 2. August 2026 anwendbar; Bestandssysteme erhalten eine Übergangsfrist bis 2. Dezember 2026. Einzelne Erleichterungen für KMU werden auf </w:t>
+      </w:r>
+      <w:r>
+        <w:rPr>
+          <w:rFonts w:ascii="Arial" w:hAnsi="Arial"/>
+          <w:b w:val="0"/>
+          <w:i/>
+          <w:sz w:val="19"/>
+        </w:rPr>
+        <w:t>small mid-cap</w:t>
+      </w:r>
+      <w:r>
+        <w:rPr>
+          <w:rFonts w:ascii="Arial" w:hAnsi="Arial"/>
+          <w:b w:val="0"/>
+          <w:i w:val="0"/>
+          <w:sz w:val="19"/>
+        </w:rPr>
+        <w:t xml:space="preserve">-Unternehmen ausgeweitet. Der formale Beschluss durch beide Co-Gesetzgeber soll vor dem 2. August 2026 erfolgen. Für die hier geführte Steuerdebatte ist der Kompromiss in zweifacher Hinsicht relevant: Erstens verschiebt der Aufschub den regulatorischen Ankerpunkt für die Hochrisiko-Klassifizierung beschäftigungsbezogener KI — die Dichte an dokumentationspflichtigen KI-Einsatzfällen, die einen </w:t>
+      </w:r>
+      <w:r>
+        <w:rPr>
+          <w:rFonts w:ascii="Arial" w:hAnsi="Arial"/>
+          <w:b w:val="0"/>
+          <w:i/>
+          <w:sz w:val="19"/>
+        </w:rPr>
+        <w:t>Disclosure</w:t>
+      </w:r>
+      <w:r>
+        <w:rPr>
+          <w:rFonts w:ascii="Arial" w:hAnsi="Arial"/>
+          <w:b w:val="0"/>
+          <w:i w:val="0"/>
+          <w:sz w:val="19"/>
+        </w:rPr>
+        <w:t>-basierten Anknüpfungspunkt für eine zielgerichtete Ersatzabgabe (Typ 5 nach § 2.1, vgl. § 9.1) liefern könnten, entsteht damit europarechtlich erst ab Ende 2027. Zweitens schließt der Aufschub die zeitliche Lücke zur in § 4.5 dokumentierten US-bundesstaatlichen Connecticut-Regelung (</w:t>
+      </w:r>
+      <w:r>
+        <w:rPr>
+          <w:rFonts w:ascii="Arial" w:hAnsi="Arial"/>
+          <w:b w:val="0"/>
+          <w:i/>
+          <w:sz w:val="19"/>
+        </w:rPr>
+        <w:t>SB 5</w:t>
+      </w:r>
+      <w:r>
+        <w:rPr>
+          <w:rFonts w:ascii="Arial" w:hAnsi="Arial"/>
+          <w:b w:val="0"/>
+          <w:i w:val="0"/>
+          <w:sz w:val="19"/>
+        </w:rPr>
+        <w:t xml:space="preserve">; </w:t>
+      </w:r>
+      <w:r>
+        <w:rPr>
+          <w:rFonts w:ascii="Arial" w:hAnsi="Arial"/>
+          <w:b w:val="0"/>
+          <w:i/>
+          <w:sz w:val="19"/>
+        </w:rPr>
+        <w:t>AI/Technology-Change-Disclosure</w:t>
+      </w:r>
+      <w:r>
+        <w:rPr>
+          <w:rFonts w:ascii="Arial" w:hAnsi="Arial"/>
+          <w:b w:val="0"/>
+          <w:i w:val="0"/>
+          <w:sz w:val="19"/>
+        </w:rPr>
+        <w:t xml:space="preserve"> in WARN-Mitteilungen ab 1. Oktober 2026): Während Connecticut die Aggregat-Datenquelle für KI-bezogenen Stellenabbau ein gutes Jahr früher etablieren würde, wird die EU-weite Anbieterpflicht für Hochrisiko-KI in Beschäftigungsentscheidungen erst kurz danach wirksam — eine zeitlich gestaffelte, transatlantisch komplementäre Mess-Infrastruktur, deren steuerpolitische Nutzbarmachung jedoch in beiden Räumen weiterhin offen ist.</w:t>
       </w:r>
     </w:p>
     <w:p>
@@ -3733,6 +3864,101 @@
           <w:sz w:val="19"/>
         </w:rPr>
         <w:t>Praktisch erfordert dies entweder eine Pflichtbeteiligung des Staates an KI-Unternehmen (politisch hoch problematisch) oder eine zweckgebundene Steuer auf Kapitalerträge und Unternehmensgewinne, deren Aufkommen in einen solchen Fonds fließt.</w:t>
+      </w:r>
+    </w:p>
+    <w:p>
+      <w:pPr>
+        <w:jc w:val="both"/>
+      </w:pPr>
+      <w:r>
+        <w:rPr>
+          <w:rFonts w:ascii="Arial" w:hAnsi="Arial"/>
+          <w:b/>
+          <w:i w:val="0"/>
+          <w:sz w:val="19"/>
+        </w:rPr>
+        <w:t>Bundesrat-Beschluss Altersvorsorgedepot (8. Mai 2026):</w:t>
+      </w:r>
+      <w:r>
+        <w:rPr>
+          <w:rFonts w:ascii="Arial" w:hAnsi="Arial"/>
+          <w:b w:val="0"/>
+          <w:i w:val="0"/>
+          <w:sz w:val="19"/>
+        </w:rPr>
+        <w:t xml:space="preserve"> Der Bundesrat hat in seiner 1065. Sitzung am 8. Mai 2026 die </w:t>
+      </w:r>
+      <w:r>
+        <w:rPr>
+          <w:rFonts w:ascii="Arial" w:hAnsi="Arial"/>
+          <w:b w:val="0"/>
+          <w:i/>
+          <w:sz w:val="19"/>
+        </w:rPr>
+        <w:t>Reform der privaten Altersvorsorge</w:t>
+      </w:r>
+      <w:r>
+        <w:rPr>
+          <w:rFonts w:ascii="Arial" w:hAnsi="Arial"/>
+          <w:b w:val="0"/>
+          <w:i w:val="0"/>
+          <w:sz w:val="19"/>
+        </w:rPr>
+        <w:t xml:space="preserve"> gebilligt, die der Bundestag am 27. März 2026 verabschiedet hatte; sie ersetzt die Riester-Rente ab dem 1. Januar 2027 durch ein staatlich gefördertes </w:t>
+      </w:r>
+      <w:r>
+        <w:rPr>
+          <w:rFonts w:ascii="Arial" w:hAnsi="Arial"/>
+          <w:b w:val="0"/>
+          <w:i/>
+          <w:sz w:val="19"/>
+        </w:rPr>
+        <w:t>Altersvorsorgedepot</w:t>
+      </w:r>
+      <w:r>
+        <w:rPr>
+          <w:rFonts w:ascii="Arial" w:hAnsi="Arial"/>
+          <w:b w:val="0"/>
+          <w:i w:val="0"/>
+          <w:sz w:val="19"/>
+        </w:rPr>
+        <w:t xml:space="preserve">, in dem auch Aktien, Investmentfonds und ETFs (Exchange Traded Funds) ohne starre 100-Prozent-Garantie als geförderte Anlageform zugelassen werden. Die Förderung ist gestaffelt: 50 Cent je eingezahltem Euro bis 360 Euro Jahresbeitrag und 25 Cent darüber bis maximal 1.800 Euro, was den Grundzulagenrahmen auf rund 540 Euro pro Jahr anhebt. Bestehende Riester-Verträge werden mit Bestandsschutz weitergeführt. Für die Debatte um eine Beteiligung der Bürger an der KI-Wertschöpfung ist die Reform in zweifacher Hinsicht relevant: Sie öffnet erstmals breite, staatlich subventionierte Kapitalmarktbeteiligung als Säule der individuellen Vorsorge, und sie verfestigt zugleich den Pfad einer </w:t>
+      </w:r>
+      <w:r>
+        <w:rPr>
+          <w:rFonts w:ascii="Arial" w:hAnsi="Arial"/>
+          <w:b w:val="0"/>
+          <w:i/>
+          <w:sz w:val="19"/>
+        </w:rPr>
+        <w:t>individuellen</w:t>
+      </w:r>
+      <w:r>
+        <w:rPr>
+          <w:rFonts w:ascii="Arial" w:hAnsi="Arial"/>
+          <w:b w:val="0"/>
+          <w:i w:val="0"/>
+          <w:sz w:val="19"/>
+        </w:rPr>
+        <w:t xml:space="preserve"> Vermögensbildung neben dem 2024 begonnenen </w:t>
+      </w:r>
+      <w:r>
+        <w:rPr>
+          <w:rFonts w:ascii="Arial" w:hAnsi="Arial"/>
+          <w:b w:val="0"/>
+          <w:i/>
+          <w:sz w:val="19"/>
+        </w:rPr>
+        <w:t>kollektiven</w:t>
+      </w:r>
+      <w:r>
+        <w:rPr>
+          <w:rFonts w:ascii="Arial" w:hAnsi="Arial"/>
+          <w:b w:val="0"/>
+          <w:i w:val="0"/>
+          <w:sz w:val="19"/>
+        </w:rPr>
+        <w:t xml:space="preserve"> Generationenkapital. Im OpenAI-Vorschlag eines an Norwegen angelehnten Wohlstandsfonds sind beide Elemente nur kollektiv mitgedacht; die deutsche Architektur folgt mit Generationenkapital plus Altersvorsorgedepot demgegenüber einer zweistufigen Logik, die in § 8.3 weitergeführt wird. Vom Gegenstand her bleibt das Altersvorsorgedepot eine geförderte Privatanlage und damit kein Teilhabefonds an konkreter KI-Wertschöpfung; es liefert aber die finanzielle Infrastruktur — Depotpflichtigkeit, Förderlogik, Bestandsschutz — auf die ein späteres KI-Wertschöpfungs- oder Datenrohstoff-Dividendenmodell prozessual aufsetzen könnte.</w:t>
       </w:r>
     </w:p>
     <w:p>
@@ -8718,6 +8944,120 @@
           <w:i w:val="0"/>
           <w:sz w:val="19"/>
         </w:rPr>
+        <w:t xml:space="preserve">Europäische Kommission / Bird &amp; Bird / TechPolicy.Press / Modulos / NicFab / Timelex / DLA Piper. (7. Mai 2026). </w:t>
+      </w:r>
+      <w:r>
+        <w:rPr>
+          <w:rFonts w:ascii="Arial" w:hAnsi="Arial"/>
+          <w:b w:val="0"/>
+          <w:i/>
+          <w:sz w:val="19"/>
+        </w:rPr>
+        <w:t>Digital Omnibus on AI Provisional Agreement Reached at the May Trilogue / What the EU AI Omnibus Deal Changes for the AI Act and What Lies Ahead / EU AI Act Delayed: The Omnibus Deal Closed on 7 May 2026 / Digital Omnibus on AI: the Provisional Agreement of 7 May 2026 / The AI Omnibus deal: what survived the trilogue?</w:t>
+      </w:r>
+      <w:r>
+        <w:rPr>
+          <w:rFonts w:ascii="Arial" w:hAnsi="Arial"/>
+          <w:b w:val="0"/>
+          <w:i w:val="0"/>
+          <w:sz w:val="19"/>
+        </w:rPr>
+        <w:t xml:space="preserve"> Vorläufige Trilog-Einigung in der Nacht zum 7. Mai 2026: Verschiebung der Hochrisiko-Pflichten auf 2. Dezember 2027 (Annex III) und 2. August 2028 (Annex I); neue Art.-5-Verbote (CSAM und nicht einvernehmliche intime Bilder, Compliance-Frist 2. Dezember 2026); Wiederaufnahme der Pflicht zur Eintragung in die EU-Datenbank für Hochrisiko-Systeme; Klärung der Konformitätsbewertungs-Architektur für Annex I; Wasserzeichen-Pflicht (Art. 50 Abs. 2) bleibt zum 2. August 2026 anwendbar mit Übergangsfrist bis 2. Dezember 2026 für Bestandssysteme; einzelne KMU-Erleichterungen auf </w:t>
+      </w:r>
+      <w:r>
+        <w:rPr>
+          <w:rFonts w:ascii="Arial" w:hAnsi="Arial"/>
+          <w:b w:val="0"/>
+          <w:i/>
+          <w:sz w:val="19"/>
+        </w:rPr>
+        <w:t>small mid-caps</w:t>
+      </w:r>
+      <w:r>
+        <w:rPr>
+          <w:rFonts w:ascii="Arial" w:hAnsi="Arial"/>
+          <w:b w:val="0"/>
+          <w:i w:val="0"/>
+          <w:sz w:val="19"/>
+        </w:rPr>
+        <w:t xml:space="preserve"> ausgeweitet; formaler Beschluss vor 2. August 2026 vorgesehen. https://ec.europa.eu/commission/presscorner/detail/en/mex_26_1030 | https://www.twobirds.com/en/insights/2026/digital-omnibus-on-ai-provisional-agreement-reached-at-the-may-trilogue | https://www.techpolicy.press/what-the-eu-ai-omnibus-deal-changes-for-the-ai-act-and-what-lies-ahead/ | https://www.modulos.ai/blog/eu-ai-act-omnibus-deal/ | https://www.nicfab.eu/en/posts/digital-omnibus-ai-deal/ | https://www.timelex.eu/en/blog/ai-omnibus-deal-what-survived-trilogue</w:t>
+      </w:r>
+    </w:p>
+    <w:p>
+      <w:pPr>
+        <w:jc w:val="both"/>
+      </w:pPr>
+      <w:r>
+        <w:rPr>
+          <w:rFonts w:ascii="Arial" w:hAnsi="Arial"/>
+          <w:b w:val="0"/>
+          <w:i w:val="0"/>
+          <w:sz w:val="19"/>
+        </w:rPr>
+        <w:t xml:space="preserve">OECD. (30. April 2026). </w:t>
+      </w:r>
+      <w:r>
+        <w:rPr>
+          <w:rFonts w:ascii="Arial" w:hAnsi="Arial"/>
+          <w:b w:val="0"/>
+          <w:i/>
+          <w:sz w:val="19"/>
+        </w:rPr>
+        <w:t>Global Minimum Tax Implementation Toolkit.</w:t>
+      </w:r>
+      <w:r>
+        <w:rPr>
+          <w:rFonts w:ascii="Arial" w:hAnsi="Arial"/>
+          <w:b w:val="0"/>
+          <w:i w:val="0"/>
+          <w:sz w:val="19"/>
+        </w:rPr>
+        <w:t xml:space="preserve"> Hilfsinstrument für Steuerverwaltungen und Politik; ändert weder GloBE-Modellregeln noch Safe Harbours, sondern bündelt bestehende Leitlinien. https://www.oecd.org/en/topics/sub-issues/global-minimum-tax/global-anti-base-erosion-model-rules-pillar-two.html</w:t>
+      </w:r>
+    </w:p>
+    <w:p>
+      <w:pPr>
+        <w:jc w:val="both"/>
+      </w:pPr>
+      <w:r>
+        <w:rPr>
+          <w:rFonts w:ascii="Arial" w:hAnsi="Arial"/>
+          <w:b w:val="0"/>
+          <w:i w:val="0"/>
+          <w:sz w:val="19"/>
+        </w:rPr>
+        <w:t xml:space="preserve">Bundesrat / Deutsche Rentenversicherung Bund / Bundesregierung / Bundestag (HIB). (8. Mai 2026 / 27. März 2026). </w:t>
+      </w:r>
+      <w:r>
+        <w:rPr>
+          <w:rFonts w:ascii="Arial" w:hAnsi="Arial"/>
+          <w:b w:val="0"/>
+          <w:i/>
+          <w:sz w:val="19"/>
+        </w:rPr>
+        <w:t>Reform der privaten Altersvorsorge: Bundesrat beschließt Riester-Nachfolge / Altersvorsorgedepot — staatlich geförderte Wertpapieranlage ohne 100-Prozent-Garantie ab 1. Januar 2027.</w:t>
+      </w:r>
+      <w:r>
+        <w:rPr>
+          <w:rFonts w:ascii="Arial" w:hAnsi="Arial"/>
+          <w:b w:val="0"/>
+          <w:i w:val="0"/>
+          <w:sz w:val="19"/>
+        </w:rPr>
+        <w:t xml:space="preserve"> Bundesrat-Beschluss in der 1065. Sitzung am 8. Mai 2026 zu dem am 27. März 2026 vom Bundestag verabschiedeten Reformpaket; gestaffelte Förderung (50 Cent/Euro bis 360 Euro Jahresbeitrag, 25 Cent darüber bis 1.800 Euro; Grundzulage rund 540 Euro); Bestandsschutz für Riester-Verträge. https://www.deutsche-rentenversicherung.de/DRV/DE/Ueber-uns-und-Presse/Presse/Meldungen/2026/260508-bundesrat-reform-private-altersvorsorge.html | https://www.bundesregierung.de/breg-de/aktuelles/reform-private-altersvorsorge-2400072 | https://www.bundestag.de/dokumente/textarchiv/2026/kw13-de-altersvorsorge-1156798</w:t>
+      </w:r>
+    </w:p>
+    <w:p>
+      <w:pPr>
+        <w:jc w:val="both"/>
+      </w:pPr>
+      <w:r>
+        <w:rPr>
+          <w:rFonts w:ascii="Arial" w:hAnsi="Arial"/>
+          <w:b w:val="0"/>
+          <w:i w:val="0"/>
+          <w:sz w:val="19"/>
+        </w:rPr>
         <w:t>Europäische Union. (2024). Verordnung (EU) 2024/1689 des Europäischen Parlaments und des Rates vom 13. Juni 2024 zur Festlegung harmonisierter Vorschriften für künstliche Intelligenz (</w:t>
       </w:r>
       <w:r>
@@ -10566,7 +10906,79 @@
           <w:i w:val="0"/>
           <w:sz w:val="19"/>
         </w:rPr>
-        <w:t xml:space="preserve"> Dieses Arbeitspapier gibt den Stand Anfang Mai 2026 (Schnitt am 8. Mai 2026 — Lauf 001 vom 8. Mai 2026) wieder. Die Debatte entwickelt sich dynamisch, insbesondere im Zuge der OpenAI-Strategiepapiere und der Eröffnung des OpenAI Workshop in Washington, D.C. im Mai 2026, des Erstdurchgangs des GKV-Beitragssatzstabilisierungsgesetzes in der 1065. Bundesratssitzung am 8. Mai 2026 mit 79 Tagesordnungspunkten (Kabinettsbeschluss 29. April 2026, parlamentarische Behandlung vor der Sommerpause 2026 angekündigt), der laufenden Trilog-Verhandlungen zum Digital Omnibus on AI (zweite Runde 28. April 2026 ohne Einigung; nächste Runde 13. Mai 2026 — Knackpunkt ist nicht die Verschiebung der Hochrisiko-Pflichten, sondern die Konformitätsbewertungs-Architektur für Anhang I; die zypriotische Ratspräsidentschaft strebt einen Abschluss vor Ablauf ihrer Amtszeit am 30. Juni 2026 an, andernfalls übernimmt die irische Präsidentschaft), der am 5. Mai 2026 erfolgten Arraignment-Verhandlung im Altman-Verfahren mit „nicht schuldig"-Plädoyer und angeordneter psychiatrischer Begutachtung, des am 7. Mai 2026 versandten individuellen Microsoft-Buyout-Angebots (Annahmefrist 8. Juni 2026, VRSAR-Unterzeichnung 9.–22. Juni 2026, bis zu fünfjährige Krankenversicherungs-Verlängerung), des am 1. Mai 2026 vom Connecticut-Repräsentantenhaus mit 131 zu 17 Stimmen verabschiedeten </w:t>
+        <w:t xml:space="preserve"> Dieses Arbeitspapier gibt den Stand Anfang/Mitte Mai 2026 (Schnitt am 10. Mai 2026 — Lauf 001 vom 10. Mai 2026) wieder. Die Debatte entwickelt sich dynamisch, insbesondere im Zuge der OpenAI-Strategiepapiere und der Eröffnung des OpenAI Workshop in Washington, D.C. im Mai 2026, des Erstdurchgangs des GKV-Beitragssatzstabilisierungsgesetzes in der 1065. Bundesratssitzung am 8. Mai 2026 (Kabinettsbeschluss 29. April 2026, parlamentarische Behandlung vor der Sommerpause 2026 angekündigt), des in derselben Bundesratssitzung beschlossenen </w:t>
+      </w:r>
+      <w:r>
+        <w:rPr>
+          <w:rFonts w:ascii="Arial" w:hAnsi="Arial"/>
+          <w:b w:val="0"/>
+          <w:i/>
+          <w:sz w:val="19"/>
+        </w:rPr>
+        <w:t>Altersvorsorgedepots</w:t>
+      </w:r>
+      <w:r>
+        <w:rPr>
+          <w:rFonts w:ascii="Arial" w:hAnsi="Arial"/>
+          <w:b w:val="0"/>
+          <w:i w:val="0"/>
+          <w:sz w:val="19"/>
+        </w:rPr>
+        <w:t xml:space="preserve"> als Riester-Nachfolge (Inkrafttreten 1. Januar 2027, gestaffelte Förderung 50 Cent/Euro bis 360 Euro und 25 Cent darüber bis 1.800 Euro, geförderte ETF-/Aktien-/Fonds-Anlage ohne 100-Prozent-Garantie, Bestandsschutz für Riester-Verträge), der vorläufigen Trilog-Einigung über den </w:t>
+      </w:r>
+      <w:r>
+        <w:rPr>
+          <w:rFonts w:ascii="Arial" w:hAnsi="Arial"/>
+          <w:b w:val="0"/>
+          <w:i/>
+          <w:sz w:val="19"/>
+        </w:rPr>
+        <w:t>Digital Omnibus on AI</w:t>
+      </w:r>
+      <w:r>
+        <w:rPr>
+          <w:rFonts w:ascii="Arial" w:hAnsi="Arial"/>
+          <w:b w:val="0"/>
+          <w:i w:val="0"/>
+          <w:sz w:val="19"/>
+        </w:rPr>
+        <w:t xml:space="preserve"> in der Nacht zum 7. Mai 2026 (Verschiebung der Hochrisiko-Pflichten auf 2. Dezember 2027 (Annex III) und 2. August 2028 (Annex I); neue Art.-5-Verbote für CSAM und nicht einvernehmliche intime Bilder mit Compliance-Frist 2. Dezember 2026; Wiederaufnahme der Pflicht zur Eintragung in die EU-Datenbank; Konformitätsbewertungs-Architektur für Annex I geklärt; Wasserzeichen-Pflicht nach Art. 50 Abs. 2 bleibt zum 2. August 2026 anwendbar mit Übergangsfrist bis 2. Dezember 2026 für Bestandssysteme; einzelne KMU-Erleichterungen auf </w:t>
+      </w:r>
+      <w:r>
+        <w:rPr>
+          <w:rFonts w:ascii="Arial" w:hAnsi="Arial"/>
+          <w:b w:val="0"/>
+          <w:i/>
+          <w:sz w:val="19"/>
+        </w:rPr>
+        <w:t>small mid-caps</w:t>
+      </w:r>
+      <w:r>
+        <w:rPr>
+          <w:rFonts w:ascii="Arial" w:hAnsi="Arial"/>
+          <w:b w:val="0"/>
+          <w:i w:val="0"/>
+          <w:sz w:val="19"/>
+        </w:rPr>
+        <w:t xml:space="preserve"> ausgeweitet; formaler Beschluss vor 2. August 2026 vorgesehen), des am 30. April 2026 von der OECD veröffentlichten </w:t>
+      </w:r>
+      <w:r>
+        <w:rPr>
+          <w:rFonts w:ascii="Arial" w:hAnsi="Arial"/>
+          <w:b w:val="0"/>
+          <w:i/>
+          <w:sz w:val="19"/>
+        </w:rPr>
+        <w:t>Global Minimum Tax Implementation Toolkit</w:t>
+      </w:r>
+      <w:r>
+        <w:rPr>
+          <w:rFonts w:ascii="Arial" w:hAnsi="Arial"/>
+          <w:b w:val="0"/>
+          <w:i w:val="0"/>
+          <w:sz w:val="19"/>
+        </w:rPr>
+        <w:t xml:space="preserve"> als Bündelung bestehender Pillar-2-Leitlinien für Steuerverwaltungen, der am 5. Mai 2026 erfolgten Arraignment-Verhandlung im Altman-Verfahren mit „nicht schuldig"-Plädoyer und angeordneter psychiatrischer Begutachtung, des am 7. Mai 2026 versandten individuellen Microsoft-Buyout-Angebots (Annahmefrist 8. Juni 2026, VRSAR-Unterzeichnung 9.–22. Juni 2026, bis zu fünfjährige Krankenversicherungs-Verlängerung), des am 1. Mai 2026 vom Connecticut-Repräsentantenhaus mit 131 zu 17 Stimmen verabschiedeten </w:t>
       </w:r>
       <w:r>
         <w:rPr>
@@ -10862,7 +11274,7 @@
         <w:color w:val="999999"/>
         <w:sz w:val="15"/>
       </w:rPr>
-      <w:t>Version 22.0 — Mai 2026 — CC BY 4.0</w:t>
+      <w:t>Version 23.0 — Mai 2026 — CC BY 4.0</w:t>
       <w:tab/>
       <w:t xml:space="preserve">Seite </w:t>
     </w:r>

--- a/KI-Ökonomie.docx
+++ b/KI-Ökonomie.docx
@@ -112,7 +112,7 @@
           <w:color w:val="666666"/>
           <w:sz w:val="18"/>
         </w:rPr>
-        <w:t>Version 22.0</w:t>
+        <w:t>Version 23.0</w:t>
       </w:r>
     </w:p>
     <w:p>
@@ -472,7 +472,205 @@
           <w:i w:val="0"/>
           <w:sz w:val="19"/>
         </w:rPr>
-        <w:t xml:space="preserve"> am 1. Mai 2026 vorgelegt: Die Tech-Streichungen bei Amazon, Meta und Microsoft seien nicht ausschließlich KI-getrieben, sondern speisten sich auch aus Austerity-Logiken (Kompensation der hohen KI-Investitionsausgaben), aus Korrekturen der pandemiebedingten Überbeschäftigung und aus Routine-Restrukturierungen; eine monokausale Zuschreibung verzerre damit die fiskalpolitischen Schlussfolgerungen. Für die Steuerdebatte ist diese Differenzierung relevant, weil sie die Anknüpfung von Steuern an „nachgewiesene KI-Verdrängung" (vgl. Typ 5 nach § 2.1, § 9.1) zusätzlich erschwert: Die Kausalattribution zwischen Stellenabbau, KI-Einführung und ausgabenseitiger Konsolidierung ist auch im sichtbarsten Marktsegment empirisch nicht trennscharf. Andererseits steht die Finanzierung der sozialen Sicherungssysteme — insbesondere der paritätisch über Löhne finanzierten Zweige Kranken-, Pflege-, Renten- und Arbeitslosenversicherung — vor strukturellen Herausforderungen durch den demografischen Wandel.</w:t>
+        <w:t xml:space="preserve"> am 1. Mai 2026 vorgelegt: Die Tech-Streichungen bei Amazon, Meta und Microsoft seien nicht ausschließlich KI-getrieben, sondern speisten sich auch aus Austerity-Logiken (Kompensation der hohen KI-Investitionsausgaben), aus Korrekturen der pandemiebedingten Überbeschäftigung und aus Routine-Restrukturierungen; eine monokausale Zuschreibung verzerre damit die fiskalpolitischen Schlussfolgerungen. Für die Steuerdebatte ist diese Differenzierung relevant, weil sie die Anknüpfung von Steuern an „nachgewiesene KI-Verdrängung" (vgl. Typ 5 nach § 2.1, § 9.1) zusätzlich erschwert: Die Kausalattribution zwischen Stellenabbau, KI-Einführung und ausgabenseitiger Konsolidierung ist auch im sichtbarsten Marktsegment empirisch nicht trennscharf. Eine Tagesfortschreibung der TrueUp-Methodik auf den 11./12. Mai 2026 hebt die Marke auf 128.270 betroffene Personen aus 286 Layoff-Meldungen (durchschnittlich rund 1.002 Personen pro Tag), wobei die Zusatzmeldungen primär aus den am 7./8. Mai 2026 angekündigten Streichungen bei </w:t>
+      </w:r>
+      <w:r>
+        <w:rPr>
+          <w:rFonts w:ascii="Arial" w:hAnsi="Arial"/>
+          <w:b w:val="0"/>
+          <w:i/>
+          <w:sz w:val="19"/>
+        </w:rPr>
+        <w:t>BILL Holdings</w:t>
+      </w:r>
+      <w:r>
+        <w:rPr>
+          <w:rFonts w:ascii="Arial" w:hAnsi="Arial"/>
+          <w:b w:val="0"/>
+          <w:i w:val="0"/>
+          <w:sz w:val="19"/>
+        </w:rPr>
+        <w:t xml:space="preserve"> (rund 700 Stellen — bis zu 30 % der Belegschaft, parallel zu einem Aktienrückkaufprogramm über bis zu eine Milliarde US-Dollar) und </w:t>
+      </w:r>
+      <w:r>
+        <w:rPr>
+          <w:rFonts w:ascii="Arial" w:hAnsi="Arial"/>
+          <w:b w:val="0"/>
+          <w:i/>
+          <w:sz w:val="19"/>
+        </w:rPr>
+        <w:t>Upwork</w:t>
+      </w:r>
+      <w:r>
+        <w:rPr>
+          <w:rFonts w:ascii="Arial" w:hAnsi="Arial"/>
+          <w:b w:val="0"/>
+          <w:i w:val="0"/>
+          <w:sz w:val="19"/>
+        </w:rPr>
+        <w:t xml:space="preserve"> (rund 145 Stellen — rund 24 % der Belegschaft, mit einem CEO-Memo der „Function-by-Function"-Neukonzeption und einem Aktienkursrückgang um rund 19 % im Anschluss an die Q1-2026-Quartalszahlen) gespeist sind; </w:t>
+      </w:r>
+      <w:r>
+        <w:rPr>
+          <w:rFonts w:ascii="Arial" w:hAnsi="Arial"/>
+          <w:b w:val="0"/>
+          <w:i/>
+          <w:sz w:val="19"/>
+        </w:rPr>
+        <w:t>American Bazaar</w:t>
+      </w:r>
+      <w:r>
+        <w:rPr>
+          <w:rFonts w:ascii="Arial" w:hAnsi="Arial"/>
+          <w:b w:val="0"/>
+          <w:i w:val="0"/>
+          <w:sz w:val="19"/>
+        </w:rPr>
+        <w:t xml:space="preserve"> berichtet zudem, dass die ersten zehn Maitage 2026 in den USA rund 38.000 angekündigte Stellenstreichungen umfassten. Auf der Anbieterseite der KI-Wertschöpfung hat </w:t>
+      </w:r>
+      <w:r>
+        <w:rPr>
+          <w:rFonts w:ascii="Arial" w:hAnsi="Arial"/>
+          <w:b w:val="0"/>
+          <w:i/>
+          <w:sz w:val="19"/>
+        </w:rPr>
+        <w:t>Anthropic</w:t>
+      </w:r>
+      <w:r>
+        <w:rPr>
+          <w:rFonts w:ascii="Arial" w:hAnsi="Arial"/>
+          <w:b w:val="0"/>
+          <w:i w:val="0"/>
+          <w:sz w:val="19"/>
+        </w:rPr>
+        <w:t xml:space="preserve"> am 6. Mai 2026 eine Compute-Partnerschaft mit </w:t>
+      </w:r>
+      <w:r>
+        <w:rPr>
+          <w:rFonts w:ascii="Arial" w:hAnsi="Arial"/>
+          <w:b w:val="0"/>
+          <w:i/>
+          <w:sz w:val="19"/>
+        </w:rPr>
+        <w:t>SpaceX</w:t>
+      </w:r>
+      <w:r>
+        <w:rPr>
+          <w:rFonts w:ascii="Arial" w:hAnsi="Arial"/>
+          <w:b w:val="0"/>
+          <w:i w:val="0"/>
+          <w:sz w:val="19"/>
+        </w:rPr>
+        <w:t xml:space="preserve"> angekündigt, die den vollständigen Zugriff auf das Memphis-Rechenzentrum </w:t>
+      </w:r>
+      <w:r>
+        <w:rPr>
+          <w:rFonts w:ascii="Arial" w:hAnsi="Arial"/>
+          <w:b w:val="0"/>
+          <w:i/>
+          <w:sz w:val="19"/>
+        </w:rPr>
+        <w:t>Colossus 1</w:t>
+      </w:r>
+      <w:r>
+        <w:rPr>
+          <w:rFonts w:ascii="Arial" w:hAnsi="Arial"/>
+          <w:b w:val="0"/>
+          <w:i w:val="0"/>
+          <w:sz w:val="19"/>
+        </w:rPr>
+        <w:t xml:space="preserve"> mit über 222.000 Nvidia-GPUs (H100, H200, GB200) und mehr als 300 Megawatt Rechenleistung umfasst und ein Interesse an mehreren Gigawatt orbitalem Compute signalisiert; flankierend hat Elon Musk am selben Tag erklärt, dass </w:t>
+      </w:r>
+      <w:r>
+        <w:rPr>
+          <w:rFonts w:ascii="Arial" w:hAnsi="Arial"/>
+          <w:b w:val="0"/>
+          <w:i/>
+          <w:sz w:val="19"/>
+        </w:rPr>
+        <w:t>xAI</w:t>
+      </w:r>
+      <w:r>
+        <w:rPr>
+          <w:rFonts w:ascii="Arial" w:hAnsi="Arial"/>
+          <w:b w:val="0"/>
+          <w:i w:val="0"/>
+          <w:sz w:val="19"/>
+        </w:rPr>
+        <w:t xml:space="preserve"> als eigenständiges Unternehmen aufgelöst und unter dem Namen </w:t>
+      </w:r>
+      <w:r>
+        <w:rPr>
+          <w:rFonts w:ascii="Arial" w:hAnsi="Arial"/>
+          <w:b w:val="0"/>
+          <w:i/>
+          <w:sz w:val="19"/>
+        </w:rPr>
+        <w:t>SpaceXAI</w:t>
+      </w:r>
+      <w:r>
+        <w:rPr>
+          <w:rFonts w:ascii="Arial" w:hAnsi="Arial"/>
+          <w:b w:val="0"/>
+          <w:i w:val="0"/>
+          <w:sz w:val="19"/>
+        </w:rPr>
+        <w:t xml:space="preserve"> in die SpaceX-Gruppe überführt wird, während das Schwester-Rechenzentrum </w:t>
+      </w:r>
+      <w:r>
+        <w:rPr>
+          <w:rFonts w:ascii="Arial" w:hAnsi="Arial"/>
+          <w:b w:val="0"/>
+          <w:i/>
+          <w:sz w:val="19"/>
+        </w:rPr>
+        <w:t>Colossus 2</w:t>
+      </w:r>
+      <w:r>
+        <w:rPr>
+          <w:rFonts w:ascii="Arial" w:hAnsi="Arial"/>
+          <w:b w:val="0"/>
+          <w:i w:val="0"/>
+          <w:sz w:val="19"/>
+        </w:rPr>
+        <w:t xml:space="preserve"> bei der neu firmierten Einheit verbleibt — </w:t>
+      </w:r>
+      <w:r>
+        <w:rPr>
+          <w:rFonts w:ascii="Arial" w:hAnsi="Arial"/>
+          <w:b w:val="0"/>
+          <w:i/>
+          <w:sz w:val="19"/>
+        </w:rPr>
+        <w:t>Fortune</w:t>
+      </w:r>
+      <w:r>
+        <w:rPr>
+          <w:rFonts w:ascii="Arial" w:hAnsi="Arial"/>
+          <w:b w:val="0"/>
+          <w:i w:val="0"/>
+          <w:sz w:val="19"/>
+        </w:rPr>
+        <w:t xml:space="preserve"> berichtet parallel von einer rund 80-fachen Umsatz-Steigerung Anthropics in einem Quartal. Für die Steuerdebatte verstärkt diese Konsolidierung die in § 8.2 entwickelte Rohstoff-Analogie um eine zusätzliche Marktstruktur-Dimension: Frontier-Compute wandert in Hand weniger Anbieter mit zugleich vertieftem Verflechtungsgrad zwischen Modellanbieter und Infrastrukturkonzern. Für den deutschen Diskussionsstand belegt der am 5. Mai 2026 veröffentlichte </w:t>
+      </w:r>
+      <w:r>
+        <w:rPr>
+          <w:rFonts w:ascii="Arial" w:hAnsi="Arial"/>
+          <w:b w:val="0"/>
+          <w:i/>
+          <w:sz w:val="19"/>
+        </w:rPr>
+        <w:t>IAB-Kurzbericht 8/2026 — Jeder vierte Betrieb in Deutschland nutzt generative KI</w:t>
+      </w:r>
+      <w:r>
+        <w:rPr>
+          <w:rFonts w:ascii="Arial" w:hAnsi="Arial"/>
+          <w:b w:val="0"/>
+          <w:i w:val="0"/>
+          <w:sz w:val="19"/>
+        </w:rPr>
+        <w:t xml:space="preserve"> (Basis: IAB-Betriebspanel, rund 15.000 Betriebe) den parallelen Adoptionssprung: Der Anteil der Betriebe mit generativer KI in der Praxis ist von rund 5 % im Jahr 2023 auf rund 25 % im Jahr 2025 gestiegen, weitere 9 % planen eine Einführung; nach Betriebsgröße reicht die Spanne von 48 % bei Betrieben mit 200 und mehr Beschäftigten bis zu 21 % bei Kleinbetrieben unter zehn Beschäftigten; sektoral führen Information und Kommunikation (59 %) vor Finanz- und Versicherungsdienstleistern (50 %), unternehmensbezogenen Diensten (37 %) und Bildungseinrichtungen (34 %), während Bau, Rohstoff und Logistik unter 15 % bleiben; 90 % der nutzenden Betriebe greifen auf frei zugängliche Anwendungen zurück, 16 % auf erworbene und mit eigenen Daten trainierte Modelle, 6 % auf Eigenentwicklungen; mehr als ein Viertel der nutzenden Betriebe bietet Schulungen an, junge Betriebe unter fünf Jahren liegen bei 30 % Adoption, lang bestehende Betriebe ab 25 Jahren bei 21 %. Andererseits steht die Finanzierung der sozialen Sicherungssysteme — insbesondere der paritätisch über Löhne finanzierten Zweige Kranken-, Pflege-, Renten- und Arbeitslosenversicherung — vor strukturellen Herausforderungen durch den demografischen Wandel.</w:t>
       </w:r>
     </w:p>
     <w:p>
@@ -2128,7 +2326,25 @@
           <w:i w:val="0"/>
           <w:sz w:val="19"/>
         </w:rPr>
-        <w:t xml:space="preserve"> Eine rein nationale Lösung kann mit der Warenverkehrsfreiheit, der Dienstleistungsfreiheit und der Niederlassungsfreiheit in Konflikt geraten. Eine Regelung, die nur inländische Roboterbetreiber trifft, während grenzüberschreitende KI-Dienstleistungen unbesteuert bleiben, wäre diskriminierungsrechtlich problematisch und praktisch kaum durchsetzbar. Der EU AI Act (Verordnung 2024/1689) schafft ab dem 2. August 2026 einen unionsweit einheitlichen Regulierungsrahmen für KI-Systeme (Hochrisiko-Systeme gemäß Anhang III, Transparenzpflichten nach Art. 50, Durchsetzungsregime); dies legt einen einheitlichen Definitionsrahmen, der steuerpolitische Anknüpfungen an KI-Systemklassen mittelfristig erleichtern kann, ohne selbst steuerrechtliche Wirkung zu entfalten. Die Europäische Kommission hat am 19. November 2025 mit dem „Digital Omnibus on AI" einen Vereinfachungsvorschlag vorgelegt, den das Europäische Parlament am 16. März 2026 im Ausschuss und am 23. März 2026 im Plenum unterstützt hat. Er sieht eine Verschiebung der Hochrisiko-Pflichten vor — je nach Systemtyp bis maximal zum 2. Dezember 2027 bzw. 2. August 2028 — und koppelt ihre Anwendbarkeit an die Verfügbarkeit harmonisierter Normen; zudem wird die Kennzeichnungspflicht für KI-generierte Inhalte (Art. 50) bis zum 2. November 2026 verlängert. Die Kommissionsdurchsetzungsbefugnisse gegenüber Anbietern von Allzweck-KI-Modellen (GPAI) treten wie vorgesehen am 2. August 2026 in Kraft. Parlament und Rat haben die Trilogverhandlungen aufgenommen; der zweite Trilogtermin am 28. April 2026 endete nach Berichterstattung von IAPP und A&amp;O Shearman ohne Einigung — Streitpunkt war primär das Verhältnis zwischen AI Act und sektorspezifischen EU-Regelungen für eingebettete KI-Systeme (Anhang I) sowie die Rechtsgrundlage für die Verarbeitung personenbezogener Daten zur Bias-Erkennung. Beide Institutionen konvergieren auf Stichtage 2. Dezember 2027 (Anhang III) und 2. August 2028 (Anhang I) für die Hochrisiko-Pflichten. Die nächste Trilogrunde ist auf den 13. Mai 2026 terminiert; Ziel bleibt eine förmliche Verabschiedung vor dem ursprünglichen Stichtag am 2. August 2026. Die zypriotische Ratspräsidentschaft hat sich vorgenommen, das Dossier vor Ablauf ihrer Amtszeit am 30. Juni 2026 abzuschließen; gelingt das nicht, übernimmt zur zweiten Jahreshälfte 2026 die irische Präsidentschaft. Scheitert die Einigung bis zum 2. August 2026, würden die Hochrisiko-Pflichten in ihrer ursprünglich vorgesehenen Fassung anwendbar. Für die Steuerdebatte folgt daraus, dass der zeitliche Vorlauf für KI-Definitionen aus dem AI Act enger als ursprünglich gedacht ist — eine mittelfristige Anknüpfung steuerlicher Tatbestände an AI-Act-Kategorien bleibt möglich, setzt aber voraus, dass die Normenlandschaft nach 2027 verlässlich vorliegt.</w:t>
+        <w:t xml:space="preserve"> Eine rein nationale Lösung kann mit der Warenverkehrsfreiheit, der Dienstleistungsfreiheit und der Niederlassungsfreiheit in Konflikt geraten. Eine Regelung, die nur inländische Roboterbetreiber trifft, während grenzüberschreitende KI-Dienstleistungen unbesteuert bleiben, wäre diskriminierungsrechtlich problematisch und praktisch kaum durchsetzbar. Der EU AI Act (Verordnung 2024/1689) schafft ab dem 2. August 2026 einen unionsweit einheitlichen Regulierungsrahmen für KI-Systeme (Hochrisiko-Systeme gemäß Anhang III, Transparenzpflichten nach Art. 50, Durchsetzungsregime); dies legt einen einheitlichen Definitionsrahmen, der steuerpolitische Anknüpfungen an KI-Systemklassen mittelfristig erleichtern kann, ohne selbst steuerrechtliche Wirkung zu entfalten. Die Europäische Kommission hat am 19. November 2025 mit dem „Digital Omnibus on AI" einen Vereinfachungsvorschlag vorgelegt, den das Europäische Parlament am 16. März 2026 im Ausschuss und am 23. März 2026 im Plenum unterstützt hat. Er sieht eine Verschiebung der Hochrisiko-Pflichten vor — je nach Systemtyp bis maximal zum 2. Dezember 2027 bzw. 2. August 2028 — und koppelt ihre Anwendbarkeit an die Verfügbarkeit harmonisierter Normen; zudem wird die Kennzeichnungspflicht für KI-generierte Inhalte (Art. 50) bis zum 2. November 2026 verlängert. Die Kommissionsdurchsetzungsbefugnisse gegenüber Anbietern von Allzweck-KI-Modellen (GPAI) treten wie vorgesehen am 2. August 2026 in Kraft. Parlament und Rat haben die Trilogverhandlungen aufgenommen; der zweite Trilogtermin am 28. April 2026 endete nach Berichterstattung von IAPP und A&amp;O Shearman ohne Einigung — Streitpunkt war primär das Verhältnis zwischen AI Act und sektorspezifischen EU-Regelungen für eingebettete KI-Systeme (Anhang I) sowie die Rechtsgrundlage für die Verarbeitung personenbezogener Daten zur Bias-Erkennung. Stand März 2026 konvergierten beide Institutionen lediglich auf Stichtage 2. Dezember 2027 (Anhang III) und 2. August 2028 (Anhang I) für die Hochrisiko-Pflichten; aktualisiert im Mai 2026 haben Parlament und Rat in der Nacht zum 7. Mai 2026 (4:39 Uhr) — und damit deutlich vor dem ursprünglich für den 13. Mai 2026 angesetzten dritten Trilogtermin — unter zypriotischer Ratspräsidentschaft eine vorläufige politische Einigung über den </w:t>
+      </w:r>
+      <w:r>
+        <w:rPr>
+          <w:rFonts w:ascii="Arial" w:hAnsi="Arial"/>
+          <w:b w:val="0"/>
+          <w:i/>
+          <w:sz w:val="19"/>
+        </w:rPr>
+        <w:t>Digital Omnibus on AI</w:t>
+      </w:r>
+      <w:r>
+        <w:rPr>
+          <w:rFonts w:ascii="Arial" w:hAnsi="Arial"/>
+          <w:b w:val="0"/>
+          <w:i w:val="0"/>
+          <w:sz w:val="19"/>
+        </w:rPr>
+        <w:t xml:space="preserve"> erzielt (Pressemitteilung des Rates vom 7. Mai 2026; Berichterstattung Bird &amp; Bird, Hogan Lovells, IAPP, Table.Media, BVDW). Die Einigung bestätigt die verschobenen Stichtage 2. Dezember 2027 (Anhang III) und 2. August 2028 (Anhang I); KI-Komponenten in Produkten, die unter die Maschinenverordnung fallen, gelten nicht mehr automatisch als Hochrisikosystem (Auflösung des Anhang-I-Konformitäts­bewertungs-Streits); ergänzend wird in einem neuen Artikel 5 die Generierung von Darstellungen sexuellen Kindesmissbrauchs (CSAM) und nicht-einvernehmlicher intimer Inhalte (NCII, „Nudifier-Apps") verboten; die Kennzeichnungspflichten für KI-generierte Inhalte (Art. 50 Abs. 2) bleiben für den 2. August 2026 vorgesehen, mit einer Übergangsfrist bis zum 2. Dezember 2026 für vor diesem Datum am Markt befindliche Systeme. Die formelle Annahme durch Rat und Europäisches Parlament soll laut Pressemitteilung „in den kommenden Wochen" erfolgen (voraussichtlich im Juni 2026); die Veröffentlichung im Amtsblatt und das Inkrafttreten drei Tage später werden Ende Juli 2026 erwartet — also vor dem ursprünglichen 2.-August-2026-Stichtag. Für die Steuerdebatte folgt daraus, dass der zeitliche Vorlauf für KI-Definitionen aus dem AI Act enger als ursprünglich gedacht ist — eine mittelfristige Anknüpfung steuerlicher Tatbestände an AI-Act-Kategorien bleibt möglich, setzt aber voraus, dass die Normenlandschaft nach 2027 verlässlich vorliegt.</w:t>
       </w:r>
     </w:p>
     <w:p>
@@ -6830,7 +7046,7 @@
           <w:i w:val="0"/>
           <w:sz w:val="19"/>
         </w:rPr>
-        <w:t xml:space="preserve"> Brookings Arbeitspapier vom 8. Januar 2026; parallel erschienen als NBER Working Paper 34873. Brookings-Landingpage: https://www.brookings.edu/articles/future-tax-policy-a-public-finance-framework-for-the-age-of-ai/ | Arbeitspapier-PDF: https://www.brookings.edu/wp-content/uploads/2026/01/Korinek-Lockwood-FINAL-for-website.pdf</w:t>
+        <w:t xml:space="preserve"> Brookings Arbeitspapier vom 8. Januar 2026; parallel erschienen als NBER Working Paper 34873 (DOI 10.3386/w34873), inhaltlich identisch und mit konferenzgebundener Diskussionspapier-Veröffentlichung im NBER-System. Brookings-Landingpage: https://www.brookings.edu/articles/future-tax-policy-a-public-finance-framework-for-the-age-of-ai/ | Arbeitspapier-PDF (Brookings): https://www.brookings.edu/wp-content/uploads/2026/01/Korinek-Lockwood-FINAL-for-website.pdf | NBER-Eintrag: https://www.nber.org/papers/w34873 | NBER-Konferenz-PDF: https://www.nber.org/system/files/chapters/c15323/c15323.pdf</w:t>
       </w:r>
     </w:p>
     <w:p>
@@ -7690,6 +7906,38 @@
           <w:i w:val="0"/>
           <w:sz w:val="19"/>
         </w:rPr>
+        <w:t xml:space="preserve">IAB. (5. Mai 2026). </w:t>
+      </w:r>
+      <w:r>
+        <w:rPr>
+          <w:rFonts w:ascii="Arial" w:hAnsi="Arial"/>
+          <w:b w:val="0"/>
+          <w:i/>
+          <w:sz w:val="19"/>
+        </w:rPr>
+        <w:t>Jeder vierte Betrieb in Deutschland nutzt generative KI</w:t>
+      </w:r>
+      <w:r>
+        <w:rPr>
+          <w:rFonts w:ascii="Arial" w:hAnsi="Arial"/>
+          <w:b w:val="0"/>
+          <w:i w:val="0"/>
+          <w:sz w:val="19"/>
+        </w:rPr>
+        <w:t xml:space="preserve"> (IAB-Kurzbericht 8/2026). Datenbasis IAB-Betriebspanel mit rund 15.000 Betrieben: Verbreitungsgrad generativer KI in deutschen Betrieben von 5 % (2023) auf 25 % (2025); weitere 9 % mit Einführungsplänen; nach Betriebsgröße 48 % bei ≥ 200 Beschäftigten gegenüber 21 % bei &lt; 10 Beschäftigten; sektoral IKT 59 %, Finanz/Versicherung 50 %, Unternehmensdienste 37 %, Bildung 34 %; 90 % der nutzenden Betriebe verwenden frei zugängliche Anwendungen, 16 % erworbene mit eigenen Daten trainierte Modelle, 6 % Eigenentwicklungen; &gt; 25 % der nutzenden Betriebe mit Schulungsangeboten; junge Betriebe (&lt; 5 Jahre) bei 30 %, lang bestehende (≥ 25 Jahre) bei 21 %. https://iab.de/presseinfo/jeder-vierte-betrieb-in-deutschland-nutzt-generative-ki/ | https://doku.iab.de/kurzber/2026/kb2026-08.pdf</w:t>
+      </w:r>
+    </w:p>
+    <w:p>
+      <w:pPr>
+        <w:jc w:val="both"/>
+      </w:pPr>
+      <w:r>
+        <w:rPr>
+          <w:rFonts w:ascii="Arial" w:hAnsi="Arial"/>
+          <w:b w:val="0"/>
+          <w:i w:val="0"/>
+          <w:sz w:val="19"/>
+        </w:rPr>
         <w:t xml:space="preserve">Bundesministerium für Arbeit und Soziales (BMAS). (2026). </w:t>
       </w:r>
       <w:r>
@@ -8695,16 +8943,16 @@
           <w:i/>
           <w:sz w:val="19"/>
         </w:rPr>
-        <w:t>Trilog zu Digital Omnibus on AI — Zweite Runde am 28. April 2026 ohne Einigung; nächste Runde 13. Mai 2026; Konvergenz auf Stichtage 2. Dezember 2027 (Anhang III) und 2. August 2028 (Anhang I).</w:t>
-      </w:r>
-      <w:r>
-        <w:rPr>
-          <w:rFonts w:ascii="Arial" w:hAnsi="Arial"/>
-          <w:b w:val="0"/>
-          <w:i w:val="0"/>
-          <w:sz w:val="19"/>
-        </w:rPr>
-        <w:t xml:space="preserve"> Legislative Train Schedule und Berichterstattung IAPP, A&amp;O Shearman, OneTrust, DLA Piper. https://www.europarl.europa.eu/legislative-train/package-digital-package/file-digital-omnibus-on-ai | https://iapp.org/news/a/ai-act-omnibus-what-just-happened-and-what-comes-next | https://www.aoshearman.com/en/insights/digital-omnibus-on-ai-what-is-really-on-the-table-as-trilogues-begin</w:t>
+        <w:t>Trilog zu Digital Omnibus on AI — Zweite Runde am 28. April 2026 ohne Einigung; vorläufige politische Einigung in der Nacht zum 7. Mai 2026 (4:39 Uhr) unter zypriotischer Ratspräsidentschaft; bestätigte Stichtage 2. Dezember 2027 (Anhang III) und 2. August 2028 (Anhang I); KI-Komponenten in Produkten unter der Maschinenverordnung nicht mehr automatisch im Hochrisikobereich; neue Art.-5-Verbote für CSAM-/NCII-Erzeugung; Watermarking nach Art. 50 Abs. 2 ab 2. August 2026 mit Übergangsfrist bis 2. Dezember 2026; formelle Annahme durch Rat und Parlament „in den kommenden Wochen" (voraussichtlich Juni 2026), Veröffentlichung im Amtsblatt voraussichtlich Ende Juli 2026.</w:t>
+      </w:r>
+      <w:r>
+        <w:rPr>
+          <w:rFonts w:ascii="Arial" w:hAnsi="Arial"/>
+          <w:b w:val="0"/>
+          <w:i w:val="0"/>
+          <w:sz w:val="19"/>
+        </w:rPr>
+        <w:t xml:space="preserve"> Pressemitteilung des Rates der EU, 7. Mai 2026; Legislative Train Schedule; Berichterstattung Bird &amp; Bird, Hogan Lovells, IAPP, Table.Media, BVDW, TechPolicy.Press, Modulos. https://www.consilium.europa.eu/en/press/press-releases/2026/05/07/artificial-intelligence-council-and-parliament-agree-to-simplify-and-streamline-rules/ | https://www.europarl.europa.eu/legislative-train/package-digital-package/file-digital-omnibus-on-ai | https://www.twobirds.com/en/insights/2026/digital-omnibus-on-ai-provisional-agreement-reached-at-the-may-trilogue | https://www.hoganlovells.com/en/publications/eu-legislators-agree-to-delay-for-highrisk-ai-rules | https://iapp.org/news/a/eu-agrees-to-amend-ai-act-clarifies-overlap-with-machinery-rules | https://table.media/europe/news/ki-omnibus-einigung-im-trilog | https://www.bvdw.org/news-und-publikationen/bvdw-ersteinschaetzung-zu-trilog-einigung/ | https://www.techpolicy.press/what-the-eu-ai-omnibus-deal-changes-for-the-ai-act-and-what-lies-ahead/</w:t>
       </w:r>
     </w:p>
     <w:p>
@@ -10105,6 +10353,156 @@
           <w:i w:val="0"/>
           <w:sz w:val="19"/>
         </w:rPr>
+        <w:t xml:space="preserve">TrueUp / American Bazaar. (Stand 11./12. Mai 2026). </w:t>
+      </w:r>
+      <w:r>
+        <w:rPr>
+          <w:rFonts w:ascii="Arial" w:hAnsi="Arial"/>
+          <w:b w:val="0"/>
+          <w:i/>
+          <w:sz w:val="19"/>
+        </w:rPr>
+        <w:t>Tech Layoffs Tracker — Tagesfortschreibung: 128.270 Personen aus 286 Layoff-Meldungen (rund 1.002 Personen pro Tag); US-Layoff-Total der ersten zehn Maitage 2026 rund 38.000 Stellen.</w:t>
+      </w:r>
+      <w:r>
+        <w:rPr>
+          <w:rFonts w:ascii="Arial" w:hAnsi="Arial"/>
+          <w:b w:val="0"/>
+          <w:i w:val="0"/>
+          <w:sz w:val="19"/>
+        </w:rPr>
+        <w:t xml:space="preserve"> https://www.trueup.io/layoffs | https://americanbazaaronline.com/2026/05/10/us-layoffs-in-first-10-days-of-may-2026-nearly-38000-jobs-cut-480502/</w:t>
+      </w:r>
+    </w:p>
+    <w:p>
+      <w:pPr>
+        <w:jc w:val="both"/>
+      </w:pPr>
+      <w:r>
+        <w:rPr>
+          <w:rFonts w:ascii="Arial" w:hAnsi="Arial"/>
+          <w:b w:val="0"/>
+          <w:i w:val="0"/>
+          <w:sz w:val="19"/>
+        </w:rPr>
+        <w:t xml:space="preserve">Yahoo Finance / GuruFocus / LayoffHedge. (7./8. Mai 2026). </w:t>
+      </w:r>
+      <w:r>
+        <w:rPr>
+          <w:rFonts w:ascii="Arial" w:hAnsi="Arial"/>
+          <w:b w:val="0"/>
+          <w:i/>
+          <w:sz w:val="19"/>
+        </w:rPr>
+        <w:t>Layoffs Accelerate in May 2026 as Firms Restructure Around AI / BILL Holdings Layoffs 2026 — Up to 30 % of Workforce Cut Same Day as $1B Buyback / Upwork Layoffs 2026 — 145 Jobs Cut, ~24 % of Workforce as Stock Falls 19 %.</w:t>
+      </w:r>
+      <w:r>
+        <w:rPr>
+          <w:rFonts w:ascii="Arial" w:hAnsi="Arial"/>
+          <w:b w:val="0"/>
+          <w:i w:val="0"/>
+          <w:sz w:val="19"/>
+        </w:rPr>
+        <w:t xml:space="preserve"> Berichterstattung zu BILL Holdings (bis zu 30 % der Belegschaft, parallel zu Aktienrückkaufprogramm 1 Mrd. USD) und Upwork (rund 145 Stellen, 24 %, Aktienkurs −19,3 % nach Q1-2026-Quartalszahlen). https://finance.yahoo.com/sectors/technology/articles/layoffs-accelerate-may-2026-firms-040430218.html | https://www.gurufocus.com/news/8844404/aidriven-layoffs-companies-like-upwork-and-cloudflare-restructure-workforce | https://layoffhedge.com/company/bill-holdings | https://layoffhedge.com/company/upwork</w:t>
+      </w:r>
+    </w:p>
+    <w:p>
+      <w:pPr>
+        <w:jc w:val="both"/>
+      </w:pPr>
+      <w:r>
+        <w:rPr>
+          <w:rFonts w:ascii="Arial" w:hAnsi="Arial"/>
+          <w:b w:val="0"/>
+          <w:i w:val="0"/>
+          <w:sz w:val="19"/>
+        </w:rPr>
+        <w:t xml:space="preserve">Anthropic / xAI / CNBC / Axios / Tom's Hardware / Al Jazeera / Fortune. (6./7. Mai 2026). </w:t>
+      </w:r>
+      <w:r>
+        <w:rPr>
+          <w:rFonts w:ascii="Arial" w:hAnsi="Arial"/>
+          <w:b w:val="0"/>
+          <w:i/>
+          <w:sz w:val="19"/>
+        </w:rPr>
+        <w:t>Anthropic-SpaceX Compute Partnership / Anthropic announces deal with Elon Musk's SpaceX / xAI new compute partnership with Anthropic / Musk's SpaceX has rented out access to its supercomputer's 220,000 Nvidia GPUs and 300 megawatts of AI compute power to rival Anthropic / Anthropic grew 80-fold in a single quarter.</w:t>
+      </w:r>
+      <w:r>
+        <w:rPr>
+          <w:rFonts w:ascii="Arial" w:hAnsi="Arial"/>
+          <w:b w:val="0"/>
+          <w:i w:val="0"/>
+          <w:sz w:val="19"/>
+        </w:rPr>
+        <w:t xml:space="preserve"> Anthropic erhält vollen Zugriff auf das Memphis-Rechenzentrum </w:t>
+      </w:r>
+      <w:r>
+        <w:rPr>
+          <w:rFonts w:ascii="Arial" w:hAnsi="Arial"/>
+          <w:b w:val="0"/>
+          <w:i/>
+          <w:sz w:val="19"/>
+        </w:rPr>
+        <w:t>Colossus 1</w:t>
+      </w:r>
+      <w:r>
+        <w:rPr>
+          <w:rFonts w:ascii="Arial" w:hAnsi="Arial"/>
+          <w:b w:val="0"/>
+          <w:i w:val="0"/>
+          <w:sz w:val="19"/>
+        </w:rPr>
+        <w:t xml:space="preserve"> mit über 222.000 Nvidia-GPUs (H100, H200, GB200) und mehr als 300 Megawatt; geäußertes Interesse an mehreren Gigawatt orbitalem Compute; xAI wird als eigenständiges Unternehmen aufgelöst und in SpaceX als </w:t>
+      </w:r>
+      <w:r>
+        <w:rPr>
+          <w:rFonts w:ascii="Arial" w:hAnsi="Arial"/>
+          <w:b w:val="0"/>
+          <w:i/>
+          <w:sz w:val="19"/>
+        </w:rPr>
+        <w:t>SpaceXAI</w:t>
+      </w:r>
+      <w:r>
+        <w:rPr>
+          <w:rFonts w:ascii="Arial" w:hAnsi="Arial"/>
+          <w:b w:val="0"/>
+          <w:i w:val="0"/>
+          <w:sz w:val="19"/>
+        </w:rPr>
+        <w:t xml:space="preserve"> überführt (</w:t>
+      </w:r>
+      <w:r>
+        <w:rPr>
+          <w:rFonts w:ascii="Arial" w:hAnsi="Arial"/>
+          <w:b w:val="0"/>
+          <w:i/>
+          <w:sz w:val="19"/>
+        </w:rPr>
+        <w:t>Colossus 2</w:t>
+      </w:r>
+      <w:r>
+        <w:rPr>
+          <w:rFonts w:ascii="Arial" w:hAnsi="Arial"/>
+          <w:b w:val="0"/>
+          <w:i w:val="0"/>
+          <w:sz w:val="19"/>
+        </w:rPr>
+        <w:t xml:space="preserve"> verbleibt dort); Marktstruktur-Implikation für die Konzentration Frontier-Compute. https://www.cnbc.com/2026/05/06/anthropic-spacex-data-center-capacity.html | https://www.axios.com/2026/05/06/anthropic-spacex-elon-musk-compute | https://x.ai/news/anthropic-compute-partnership | https://www.tomshardware.com/tech-industry/artificial-intelligence/musks-spacex-has-rented-out-access-to-its-supercomputers-220-000-nvidia-gpus-and-300-megawatts-of-ai-compute-power-to-rival-anthropic-musk-says-no-one-set-off-my-evil-detector-antrhropic-also-interested-in-orbital-data-centers | https://www.aljazeera.com/economy/2026/5/6/spacex-backs-anthropic-with-data-centre-deal-amidst-musks-openai-lawsuit | https://fortune.com/2026/05/08/anthropic-80fold-growth-quarter-renting-elon-musk-data-center/</w:t>
+      </w:r>
+    </w:p>
+    <w:p>
+      <w:pPr>
+        <w:jc w:val="both"/>
+      </w:pPr>
+      <w:r>
+        <w:rPr>
+          <w:rFonts w:ascii="Arial" w:hAnsi="Arial"/>
+          <w:b w:val="0"/>
+          <w:i w:val="0"/>
+          <w:sz w:val="19"/>
+        </w:rPr>
         <w:t xml:space="preserve">CNBC / Bloomberg / AOL / The Register. (7./8. Mai 2026). </w:t>
       </w:r>
       <w:r>
@@ -10566,7 +10964,7 @@
           <w:i w:val="0"/>
           <w:sz w:val="19"/>
         </w:rPr>
-        <w:t xml:space="preserve"> Dieses Arbeitspapier gibt den Stand Anfang Mai 2026 (Schnitt am 8. Mai 2026 — Lauf 001 vom 8. Mai 2026) wieder. Die Debatte entwickelt sich dynamisch, insbesondere im Zuge der OpenAI-Strategiepapiere und der Eröffnung des OpenAI Workshop in Washington, D.C. im Mai 2026, des Erstdurchgangs des GKV-Beitragssatzstabilisierungsgesetzes in der 1065. Bundesratssitzung am 8. Mai 2026 mit 79 Tagesordnungspunkten (Kabinettsbeschluss 29. April 2026, parlamentarische Behandlung vor der Sommerpause 2026 angekündigt), der laufenden Trilog-Verhandlungen zum Digital Omnibus on AI (zweite Runde 28. April 2026 ohne Einigung; nächste Runde 13. Mai 2026 — Knackpunkt ist nicht die Verschiebung der Hochrisiko-Pflichten, sondern die Konformitätsbewertungs-Architektur für Anhang I; die zypriotische Ratspräsidentschaft strebt einen Abschluss vor Ablauf ihrer Amtszeit am 30. Juni 2026 an, andernfalls übernimmt die irische Präsidentschaft), der am 5. Mai 2026 erfolgten Arraignment-Verhandlung im Altman-Verfahren mit „nicht schuldig"-Plädoyer und angeordneter psychiatrischer Begutachtung, des am 7. Mai 2026 versandten individuellen Microsoft-Buyout-Angebots (Annahmefrist 8. Juni 2026, VRSAR-Unterzeichnung 9.–22. Juni 2026, bis zu fünfjährige Krankenversicherungs-Verlängerung), des am 1. Mai 2026 vom Connecticut-Repräsentantenhaus mit 131 zu 17 Stimmen verabschiedeten </w:t>
+        <w:t xml:space="preserve"> Dieses Arbeitspapier gibt den Stand Mitte Mai 2026 (Schnitt am 12. Mai 2026 — Lauf 001 vom 12. Mai 2026) wieder. Die Debatte entwickelt sich dynamisch, insbesondere im Zuge der OpenAI-Strategiepapiere und der Eröffnung des OpenAI Workshop in Washington, D.C. im Mai 2026, der laufenden Vorbereitung des GKV-Beitragssatzstabilisierungsgesetzes (Kabinettsbeschluss 29. April 2026, parlamentarische Behandlung vor der Sommerpause 2026 angekündigt; in der 1065. Bundesratssitzung am 8. Mai 2026 mit ihren über 80 Tagesordnungspunkten war das Gesetz nicht aufgesetzt), der am 7. Mai 2026 (4:39 Uhr) — vor dem ursprünglich für den 13. Mai 2026 angesetzten dritten Trilogtermin — unter zypriotischer Ratspräsidentschaft erzielten vorläufigen politischen Trilog-Einigung über den </w:t>
       </w:r>
       <w:r>
         <w:rPr>
@@ -10575,6 +10973,24 @@
           <w:i/>
           <w:sz w:val="19"/>
         </w:rPr>
+        <w:t>Digital Omnibus on AI</w:t>
+      </w:r>
+      <w:r>
+        <w:rPr>
+          <w:rFonts w:ascii="Arial" w:hAnsi="Arial"/>
+          <w:b w:val="0"/>
+          <w:i w:val="0"/>
+          <w:sz w:val="19"/>
+        </w:rPr>
+        <w:t xml:space="preserve"> (Bestätigung der verschobenen Stichtage 2. Dezember 2027 für Anhang III und 2. August 2028 für Anhang I; KI-Komponenten unter der Maschinenverordnung nicht mehr automatisch im Hochrisikobereich; neue Art.-5-Verbote für CSAM-/NCII-Erzeugung; Watermarking-Pflichten nach Art. 50 Abs. 2 ab 2. August 2026 mit Übergangsfrist bis 2. Dezember 2026; formelle Annahme durch Rat und Parlament voraussichtlich Juni 2026, Veröffentlichung im Amtsblatt voraussichtlich Ende Juli 2026), der am 5. Mai 2026 erfolgten Arraignment-Verhandlung im Altman-Verfahren mit „nicht schuldig"-Plädoyer und angeordneter psychiatrischer Begutachtung, des am 7. Mai 2026 versandten individuellen Microsoft-Buyout-Angebots (Annahmefrist 8. Juni 2026, VRSAR-Unterzeichnung 9.–22. Juni 2026, bis zu fünfjährige Krankenversicherungs-Verlängerung), des am 1. Mai 2026 vom Connecticut-Repräsentantenhaus mit 131 zu 17 Stimmen verabschiedeten </w:t>
+      </w:r>
+      <w:r>
+        <w:rPr>
+          <w:rFonts w:ascii="Arial" w:hAnsi="Arial"/>
+          <w:b w:val="0"/>
+          <w:i/>
+          <w:sz w:val="19"/>
+        </w:rPr>
         <w:t>SB 5 — Connecticut Artificial Intelligence Responsibility and Transparency Act</w:t>
       </w:r>
       <w:r>
@@ -10782,7 +11198,169 @@
           <w:i w:val="0"/>
           <w:sz w:val="19"/>
         </w:rPr>
-        <w:t xml:space="preserve"> gegen eine KI-Steuer (syndiziert in Advisor Perspectives, RealClearPolitics, West Hawaii Today und Las Vegas Sun zwischen dem 2. und 6. Mai 2026), das Innovationsbremse, Wettbewerbsnachteil und Unmöglichkeit der Abgrenzung Verdrängung/Augmentation als Hauptargumente gegen die Sanders/OpenAI-Linie führt und stattdessen Lockerung berufsrechtlicher Lizenzschranken, Reform der Arbeitslosenversicherung, Umschulungs-Steueranreize sowie eine Ausweitung der Earned Income Tax Credit empfiehlt. Eine regelmäßige Aktualisierung ist vorgesehen.</w:t>
+        <w:t xml:space="preserve"> gegen eine KI-Steuer (syndiziert in Advisor Perspectives, RealClearPolitics, West Hawaii Today und Las Vegas Sun zwischen dem 2. und 6. Mai 2026), das Innovationsbremse, Wettbewerbsnachteil und Unmöglichkeit der Abgrenzung Verdrängung/Augmentation als Hauptargumente gegen die Sanders/OpenAI-Linie führt und stattdessen Lockerung berufsrechtlicher Lizenzschranken, Reform der Arbeitslosenversicherung, Umschulungs-Steueranreize sowie eine Ausweitung der Earned Income Tax Credit empfiehlt, des am 5. Mai 2026 veröffentlichten </w:t>
+      </w:r>
+      <w:r>
+        <w:rPr>
+          <w:rFonts w:ascii="Arial" w:hAnsi="Arial"/>
+          <w:b w:val="0"/>
+          <w:i/>
+          <w:sz w:val="19"/>
+        </w:rPr>
+        <w:t>IAB-Kurzberichts 8/2026</w:t>
+      </w:r>
+      <w:r>
+        <w:rPr>
+          <w:rFonts w:ascii="Arial" w:hAnsi="Arial"/>
+          <w:b w:val="0"/>
+          <w:i w:val="0"/>
+          <w:sz w:val="19"/>
+        </w:rPr>
+        <w:t xml:space="preserve"> („Jeder vierte Betrieb in Deutschland nutzt generative KI" — 25 % der Betriebe gegenüber 5 % im Jahr 2023, 48 % bei Betrieben ≥ 200 Beschäftigten gegenüber 21 % bei Kleinbetrieben, sektoraler Spitzenwert IKT 59 %, Datenbasis IAB-Betriebspanel mit rund 15.000 Betrieben), der am 7./8. Mai 2026 angekündigten KI-getriebenen Stellenstreichungen bei </w:t>
+      </w:r>
+      <w:r>
+        <w:rPr>
+          <w:rFonts w:ascii="Arial" w:hAnsi="Arial"/>
+          <w:b w:val="0"/>
+          <w:i/>
+          <w:sz w:val="19"/>
+        </w:rPr>
+        <w:t>BILL Holdings</w:t>
+      </w:r>
+      <w:r>
+        <w:rPr>
+          <w:rFonts w:ascii="Arial" w:hAnsi="Arial"/>
+          <w:b w:val="0"/>
+          <w:i w:val="0"/>
+          <w:sz w:val="19"/>
+        </w:rPr>
+        <w:t xml:space="preserve"> (rund 700 Stellen, bis zu 30 % der Belegschaft, parallel zu einem Aktienrückkaufprogramm über bis zu 1 Mrd. USD) und </w:t>
+      </w:r>
+      <w:r>
+        <w:rPr>
+          <w:rFonts w:ascii="Arial" w:hAnsi="Arial"/>
+          <w:b w:val="0"/>
+          <w:i/>
+          <w:sz w:val="19"/>
+        </w:rPr>
+        <w:t>Upwork</w:t>
+      </w:r>
+      <w:r>
+        <w:rPr>
+          <w:rFonts w:ascii="Arial" w:hAnsi="Arial"/>
+          <w:b w:val="0"/>
+          <w:i w:val="0"/>
+          <w:sz w:val="19"/>
+        </w:rPr>
+        <w:t xml:space="preserve"> (rund 145 Stellen, rund 24 %, Aktienkurs −19,3 %), der aktualisierten TrueUp-Tagesfortschreibung zum 11./12. Mai 2026 (128.270 Personen aus 286 Layoff-Meldungen — rund 1.002 Personen pro Tag; US-Layoff-Total der ersten zehn Maitage 2026 rund 38.000 Stellen), der am 6. Mai 2026 angekündigten </w:t>
+      </w:r>
+      <w:r>
+        <w:rPr>
+          <w:rFonts w:ascii="Arial" w:hAnsi="Arial"/>
+          <w:b w:val="0"/>
+          <w:i/>
+          <w:sz w:val="19"/>
+        </w:rPr>
+        <w:t>Anthropic-SpaceX-Compute-Partnerschaft</w:t>
+      </w:r>
+      <w:r>
+        <w:rPr>
+          <w:rFonts w:ascii="Arial" w:hAnsi="Arial"/>
+          <w:b w:val="0"/>
+          <w:i w:val="0"/>
+          <w:sz w:val="19"/>
+        </w:rPr>
+        <w:t xml:space="preserve"> (vollständiger Zugriff auf das Memphis-Rechenzentrum </w:t>
+      </w:r>
+      <w:r>
+        <w:rPr>
+          <w:rFonts w:ascii="Arial" w:hAnsi="Arial"/>
+          <w:b w:val="0"/>
+          <w:i/>
+          <w:sz w:val="19"/>
+        </w:rPr>
+        <w:t>Colossus 1</w:t>
+      </w:r>
+      <w:r>
+        <w:rPr>
+          <w:rFonts w:ascii="Arial" w:hAnsi="Arial"/>
+          <w:b w:val="0"/>
+          <w:i w:val="0"/>
+          <w:sz w:val="19"/>
+        </w:rPr>
+        <w:t xml:space="preserve"> mit über 222.000 Nvidia-GPUs — H100, H200, GB200 — und mehr als 300 Megawatt sowie geäußertes Interesse an mehreren Gigawatt orbitalem Compute) und der parallelen Auflösung von </w:t>
+      </w:r>
+      <w:r>
+        <w:rPr>
+          <w:rFonts w:ascii="Arial" w:hAnsi="Arial"/>
+          <w:b w:val="0"/>
+          <w:i/>
+          <w:sz w:val="19"/>
+        </w:rPr>
+        <w:t>xAI</w:t>
+      </w:r>
+      <w:r>
+        <w:rPr>
+          <w:rFonts w:ascii="Arial" w:hAnsi="Arial"/>
+          <w:b w:val="0"/>
+          <w:i w:val="0"/>
+          <w:sz w:val="19"/>
+        </w:rPr>
+        <w:t xml:space="preserve"> als eigenständigem Unternehmen mit Überführung in SpaceX als </w:t>
+      </w:r>
+      <w:r>
+        <w:rPr>
+          <w:rFonts w:ascii="Arial" w:hAnsi="Arial"/>
+          <w:b w:val="0"/>
+          <w:i/>
+          <w:sz w:val="19"/>
+        </w:rPr>
+        <w:t>SpaceXAI</w:t>
+      </w:r>
+      <w:r>
+        <w:rPr>
+          <w:rFonts w:ascii="Arial" w:hAnsi="Arial"/>
+          <w:b w:val="0"/>
+          <w:i w:val="0"/>
+          <w:sz w:val="19"/>
+        </w:rPr>
+        <w:t xml:space="preserve"> (Anthropic-Umsatz nach </w:t>
+      </w:r>
+      <w:r>
+        <w:rPr>
+          <w:rFonts w:ascii="Arial" w:hAnsi="Arial"/>
+          <w:b w:val="0"/>
+          <w:i/>
+          <w:sz w:val="19"/>
+        </w:rPr>
+        <w:t>Fortune</w:t>
+      </w:r>
+      <w:r>
+        <w:rPr>
+          <w:rFonts w:ascii="Arial" w:hAnsi="Arial"/>
+          <w:b w:val="0"/>
+          <w:i w:val="0"/>
+          <w:sz w:val="19"/>
+        </w:rPr>
+        <w:t xml:space="preserve">-Berichterstattung im selben Quartal rund 80-fach gestiegen) sowie der Konkretisierung des Korinek-Lockwood-Papiers </w:t>
+      </w:r>
+      <w:r>
+        <w:rPr>
+          <w:rFonts w:ascii="Arial" w:hAnsi="Arial"/>
+          <w:b w:val="0"/>
+          <w:i/>
+          <w:sz w:val="19"/>
+        </w:rPr>
+        <w:t>„Public Finance in the Age of AI: A Primer"</w:t>
+      </w:r>
+      <w:r>
+        <w:rPr>
+          <w:rFonts w:ascii="Arial" w:hAnsi="Arial"/>
+          <w:b w:val="0"/>
+          <w:i w:val="0"/>
+          <w:sz w:val="19"/>
+        </w:rPr>
+        <w:t xml:space="preserve"> als formelles NBER Working Paper 34873 (DOI 10.3386/w34873) mit konferenzgebundener Diskussionspapier-Veröffentlichung im NBER-System (zusätzlich zur Brookings-Erstpublikation vom 8. Januar 2026). Eine regelmäßige Aktualisierung ist vorgesehen.</w:t>
       </w:r>
     </w:p>
     <w:p>
@@ -10862,7 +11440,7 @@
         <w:color w:val="999999"/>
         <w:sz w:val="15"/>
       </w:rPr>
-      <w:t>Version 22.0 — Mai 2026 — CC BY 4.0</w:t>
+      <w:t>Version 23.0 — Mai 2026 — CC BY 4.0</w:t>
       <w:tab/>
       <w:t xml:space="preserve">Seite </w:t>
     </w:r>

--- a/KI-Ökonomie.docx
+++ b/KI-Ökonomie.docx
@@ -112,7 +112,7 @@
           <w:color w:val="666666"/>
           <w:sz w:val="18"/>
         </w:rPr>
-        <w:t>Version 22.0</w:t>
+        <w:t>Version 23.0</w:t>
       </w:r>
     </w:p>
     <w:p>
@@ -472,7 +472,187 @@
           <w:i w:val="0"/>
           <w:sz w:val="19"/>
         </w:rPr>
-        <w:t xml:space="preserve"> am 1. Mai 2026 vorgelegt: Die Tech-Streichungen bei Amazon, Meta und Microsoft seien nicht ausschließlich KI-getrieben, sondern speisten sich auch aus Austerity-Logiken (Kompensation der hohen KI-Investitionsausgaben), aus Korrekturen der pandemiebedingten Überbeschäftigung und aus Routine-Restrukturierungen; eine monokausale Zuschreibung verzerre damit die fiskalpolitischen Schlussfolgerungen. Für die Steuerdebatte ist diese Differenzierung relevant, weil sie die Anknüpfung von Steuern an „nachgewiesene KI-Verdrängung" (vgl. Typ 5 nach § 2.1, § 9.1) zusätzlich erschwert: Die Kausalattribution zwischen Stellenabbau, KI-Einführung und ausgabenseitiger Konsolidierung ist auch im sichtbarsten Marktsegment empirisch nicht trennscharf. Andererseits steht die Finanzierung der sozialen Sicherungssysteme — insbesondere der paritätisch über Löhne finanzierten Zweige Kranken-, Pflege-, Renten- und Arbeitslosenversicherung — vor strukturellen Herausforderungen durch den demografischen Wandel.</w:t>
+        <w:t xml:space="preserve"> am 1. Mai 2026 vorgelegt: Die Tech-Streichungen bei Amazon, Meta und Microsoft seien nicht ausschließlich KI-getrieben, sondern speisten sich auch aus Austerity-Logiken (Kompensation der hohen KI-Investitionsausgaben), aus Korrekturen der pandemiebedingten Überbeschäftigung und aus Routine-Restrukturierungen; eine monokausale Zuschreibung verzerre damit die fiskalpolitischen Schlussfolgerungen. Für die Steuerdebatte ist diese Differenzierung relevant, weil sie die Anknüpfung von Steuern an „nachgewiesene KI-Verdrängung" (vgl. Typ 5 nach § 2.1, § 9.1) zusätzlich erschwert: Die Kausalattribution zwischen Stellenabbau, KI-Einführung und ausgabenseitiger Konsolidierung ist auch im sichtbarsten Marktsegment empirisch nicht trennscharf. Die Welle setzt sich in der zweiten Maiwoche 2026 fort: Am 11. Mai 2026 hat </w:t>
+      </w:r>
+      <w:r>
+        <w:rPr>
+          <w:rFonts w:ascii="Arial" w:hAnsi="Arial"/>
+          <w:b w:val="0"/>
+          <w:i/>
+          <w:sz w:val="19"/>
+        </w:rPr>
+        <w:t>General Motors</w:t>
+      </w:r>
+      <w:r>
+        <w:rPr>
+          <w:rFonts w:ascii="Arial" w:hAnsi="Arial"/>
+          <w:b w:val="0"/>
+          <w:i w:val="0"/>
+          <w:sz w:val="19"/>
+        </w:rPr>
+        <w:t xml:space="preserve"> die Streichung von rund 600 Stellen in seiner unternehmensweiten IT-Abteilung — etwas mehr als zehn Prozent des dortigen Personalbestands — angekündigt und gleichzeitig betont, in denselben Bereich werde weiter eingestellt, allerdings mit verschobenem Anforderungsprofil hin zu </w:t>
+      </w:r>
+      <w:r>
+        <w:rPr>
+          <w:rFonts w:ascii="Arial" w:hAnsi="Arial"/>
+          <w:b w:val="0"/>
+          <w:i/>
+          <w:sz w:val="19"/>
+        </w:rPr>
+        <w:t>AI-native development</w:t>
+      </w:r>
+      <w:r>
+        <w:rPr>
+          <w:rFonts w:ascii="Arial" w:hAnsi="Arial"/>
+          <w:b w:val="0"/>
+          <w:i w:val="0"/>
+          <w:sz w:val="19"/>
+        </w:rPr>
+        <w:t xml:space="preserve">, Daten- und Cloud-Engineering, Agenten- und Modellentwicklung sowie Prompt-Engineering; GM ist damit der erste nicht-Tech-Industriekonzern, der eine Konzern-IT-Reduktion in dieser Größenordnung ausdrücklich als KI-getriebene Qualifikations-Umschichtung — und nicht als Kostenmaßnahme — begründet, was die in § 9.1 dokumentierte Frage nach der Kausalattribution erneut zuspitzt, weil die Stellenzahl saldiert (Abbau gleich Einstellungs-Pipeline) deutlich kleiner ausfallen kann als die Brutto-Streichung. Bereits am 7./8. Mai 2026 hatte </w:t>
+      </w:r>
+      <w:r>
+        <w:rPr>
+          <w:rFonts w:ascii="Arial" w:hAnsi="Arial"/>
+          <w:b w:val="0"/>
+          <w:i/>
+          <w:sz w:val="19"/>
+        </w:rPr>
+        <w:t>Fidelity Investments</w:t>
+      </w:r>
+      <w:r>
+        <w:rPr>
+          <w:rFonts w:ascii="Arial" w:hAnsi="Arial"/>
+          <w:b w:val="0"/>
+          <w:i w:val="0"/>
+          <w:sz w:val="19"/>
+        </w:rPr>
+        <w:t xml:space="preserve"> unter ähnlicher Logik die Streichung von rund 800 Stellen (rund ein Prozent der weltweit 80.000 Beschäftigten) in den Bereichen Technologie und Produktentwicklung bekannt gegeben — verbunden mit der Ankündigung von 3.300 Neueinstellungen im Jahr 2026, davon rund 1.650 in Tech- und Produktrollen und etwa 2.000 in Einstiegspositionen; die Umstellung markiert den Übergang von einer </w:t>
+      </w:r>
+      <w:r>
+        <w:rPr>
+          <w:rFonts w:ascii="Arial" w:hAnsi="Arial"/>
+          <w:b w:val="0"/>
+          <w:i/>
+          <w:sz w:val="19"/>
+        </w:rPr>
+        <w:t>agile</w:t>
+      </w:r>
+      <w:r>
+        <w:rPr>
+          <w:rFonts w:ascii="Arial" w:hAnsi="Arial"/>
+          <w:b w:val="0"/>
+          <w:i w:val="0"/>
+          <w:sz w:val="19"/>
+        </w:rPr>
+        <w:t xml:space="preserve">-Organisation mit kleinen Squads zu größeren, durchgängig auf KI-gestützte Bauprozesse zugeschnittenen Teams und zeigt, dass das Muster „Abbau-bei-Neueinstellung" über die KI-Anbieter hinaus auch im klassischen Finanzdienstleistungssegment ankommt. Parallel hat die US-Anwaltskanzlei </w:t>
+      </w:r>
+      <w:r>
+        <w:rPr>
+          <w:rFonts w:ascii="Arial" w:hAnsi="Arial"/>
+          <w:b w:val="0"/>
+          <w:i/>
+          <w:sz w:val="19"/>
+        </w:rPr>
+        <w:t>Strauss Borrelli PLLC</w:t>
+      </w:r>
+      <w:r>
+        <w:rPr>
+          <w:rFonts w:ascii="Arial" w:hAnsi="Arial"/>
+          <w:b w:val="0"/>
+          <w:i w:val="0"/>
+          <w:sz w:val="19"/>
+        </w:rPr>
+        <w:t xml:space="preserve"> am 12. Mai 2026 öffentlich eine Untersuchung gegen </w:t>
+      </w:r>
+      <w:r>
+        <w:rPr>
+          <w:rFonts w:ascii="Arial" w:hAnsi="Arial"/>
+          <w:b w:val="0"/>
+          <w:i/>
+          <w:sz w:val="19"/>
+        </w:rPr>
+        <w:t>Cloudflare</w:t>
+      </w:r>
+      <w:r>
+        <w:rPr>
+          <w:rFonts w:ascii="Arial" w:hAnsi="Arial"/>
+          <w:b w:val="0"/>
+          <w:i w:val="0"/>
+          <w:sz w:val="19"/>
+        </w:rPr>
+        <w:t xml:space="preserve"> angekündigt, weil das Unternehmen im Kalifornia-Anteil seiner am 7. Mai 2026 publik gemachten Streichung (gegenüber dem </w:t>
+      </w:r>
+      <w:r>
+        <w:rPr>
+          <w:rFonts w:ascii="Arial" w:hAnsi="Arial"/>
+          <w:b w:val="0"/>
+          <w:i/>
+          <w:sz w:val="19"/>
+        </w:rPr>
+        <w:t>Employment Development Department</w:t>
+      </w:r>
+      <w:r>
+        <w:rPr>
+          <w:rFonts w:ascii="Arial" w:hAnsi="Arial"/>
+          <w:b w:val="0"/>
+          <w:i w:val="0"/>
+          <w:sz w:val="19"/>
+        </w:rPr>
+        <w:t xml:space="preserve"> zur Standortmeldung) für 224 Beschäftigte in San Francisco möglicherweise die nach dem </w:t>
+      </w:r>
+      <w:r>
+        <w:rPr>
+          <w:rFonts w:ascii="Arial" w:hAnsi="Arial"/>
+          <w:b w:val="0"/>
+          <w:i/>
+          <w:sz w:val="19"/>
+        </w:rPr>
+        <w:t>Worker Adjustment and Retraining Notification Act</w:t>
+      </w:r>
+      <w:r>
+        <w:rPr>
+          <w:rFonts w:ascii="Arial" w:hAnsi="Arial"/>
+          <w:b w:val="0"/>
+          <w:i w:val="0"/>
+          <w:sz w:val="19"/>
+        </w:rPr>
+        <w:t xml:space="preserve"> (WARN) vorgeschriebene 60-Tage-Vorankündigung nicht eingehalten habe — der erste dokumentierte rechtliche Pushback gegen die KI-getriebene Layoff-Welle und zugleich ein konkretes Beispiel dafür, dass die in § 4.5 (Connecticut SB 5) angelegte </w:t>
+      </w:r>
+      <w:r>
+        <w:rPr>
+          <w:rFonts w:ascii="Arial" w:hAnsi="Arial"/>
+          <w:b w:val="0"/>
+          <w:i/>
+          <w:sz w:val="19"/>
+        </w:rPr>
+        <w:t>AI/Technology-Change-Disclosure</w:t>
+      </w:r>
+      <w:r>
+        <w:rPr>
+          <w:rFonts w:ascii="Arial" w:hAnsi="Arial"/>
+          <w:b w:val="0"/>
+          <w:i w:val="0"/>
+          <w:sz w:val="19"/>
+        </w:rPr>
+        <w:t xml:space="preserve"> ab 1. Oktober 2026 in einer der teuersten Branchen tatsächlich justiziable Ankerpunkte schafft. Die Tagesfortschreibung der TrueUp-Tracker-Methodik weist zum 12. Mai 2026 bereits 128.270 betroffene Personen aus 286 Layoff-Meldungen (rund 1.002 Stellen pro Tag) aus, während SkillSyncer mit 113.863 Personen aus 179 Ereignissen unverändert bleibt; eine ergänzende Auswertung des </w:t>
+      </w:r>
+      <w:r>
+        <w:rPr>
+          <w:rFonts w:ascii="Arial" w:hAnsi="Arial"/>
+          <w:b w:val="0"/>
+          <w:i/>
+          <w:sz w:val="19"/>
+        </w:rPr>
+        <w:t>American Bazaar</w:t>
+      </w:r>
+      <w:r>
+        <w:rPr>
+          <w:rFonts w:ascii="Arial" w:hAnsi="Arial"/>
+          <w:b w:val="0"/>
+          <w:i w:val="0"/>
+          <w:sz w:val="19"/>
+        </w:rPr>
+        <w:t xml:space="preserve"> zählt allein in den ersten zehn Tagen des Monats Mai 2026 rund 38.000 Stellenstreichungen über Technologie-, Finanz-, Luftfahrt-, Medien- und Cybersicherheitsbranchen hinweg. Andererseits steht die Finanzierung der sozialen Sicherungssysteme — insbesondere der paritätisch über Löhne finanzierten Zweige Kranken-, Pflege-, Renten- und Arbeitslosenversicherung — vor strukturellen Herausforderungen durch den demografischen Wandel.</w:t>
       </w:r>
     </w:p>
     <w:p>
@@ -2199,6 +2379,29 @@
           <w:i w:val="0"/>
           <w:sz w:val="19"/>
         </w:rPr>
+        <w:t>EU AI Act — provisorische Trilog-Einigung zum Digital Omnibus on AI (7. Mai 2026):</w:t>
+      </w:r>
+      <w:r>
+        <w:rPr>
+          <w:rFonts w:ascii="Arial" w:hAnsi="Arial"/>
+          <w:b w:val="0"/>
+          <w:i w:val="0"/>
+          <w:sz w:val="19"/>
+        </w:rPr>
+        <w:t xml:space="preserve"> In den frühen Morgenstunden des 7. Mai 2026 haben Rat und Europäisches Parlament eine vorläufige politische Einigung über den Digital Omnibus on AI erzielt — Wochen, bevor der Stichtag der ursprünglichen Volltext-Anwendung (2. August 2026) wirksam geworden wäre, und vor der eigentlich für den 13. Mai 2026 anberaumten dritten Trilog-Runde. Inhaltlich werden die in § 4.3 / § 4.4 bislang offenen Konvergenz­linien jetzt formell verbindlich: Die Hochrisiko-Pflichten nach Anhang III des AI Act (eigenständige Hochrisiko-Systeme — Biometrie, Beschäftigung, Bildung, Strafverfolgung, kritische Infrastruktur, Grenzmanagement) gelten erst ab dem 2. Dezember 2027, die Hochrisiko-Pflichten nach Anhang I (in regulierte Produkte eingebettete KI — Medizinprodukte, Maschinen, Spielzeug, Aufzüge) erst ab dem 2. August 2028. Die Streitfrage zur Konformitätsbewertung des Anhangs I, an der die Trilog-Runde vom 28. April 2026 noch gescheitert war, ist durch eine sektorale Pfadtrennung gelöst worden: Die Maschinenverordnung wird vollständig aus der direkten Anwendbarkeit des AI Act herausgenommen, sicherheits-/gesundheitsrelevante KI-Anforderungen werden für diesen Sektor stattdessen über delegierte Rechtsakte ergänzt; für Medizinprodukte, Spielzeug und Aufzüge entscheiden gesonderte Durchführungsakte fallweise über die Überlappung. Die Watermarking- und Synthetic-Content-Vorgaben aus Artikel 50 Absatz 2 — Pflicht zur maschinenlesbaren Markierung KI-erzeugter Audio-, Bild-, Video- und Textinhalte — bleiben grundsätzlich zum 2. August 2026 wirksam, mit einer auf drei Monate verkürzten Übergangsfrist für vor diesem Stichtag bereits verfügbare Systeme, sodass die operative Markierungspflicht für Bestandsmodelle zum 2. Dezember 2026 greift. Neu eingefügt wird ein zusätzliches Verbotsmerkmal in Artikel 5: KI-Systeme, die nicht-einvernehmliche intime Inhalte oder kindesmissbrauchsdarstellende Inhalte (CSAM/NCII) erzeugen, sind explizit untersagt, mit einer eng zugeschnittenen Ausnahme für Systeme, die effektive präventive Schutzmechanismen implementieren. Die Registrierungspflicht für selbsteingestufte Nicht-Hochrisiko-Systeme nach Anhang III (Artikel 6 Absatz 3), deren Streichung die Kommission vorgeschlagen hatte, bleibt in einer schlanken Form über Anhang VIII Section B erhalten — die Selbsteinstufung wird damit zu einem öffentlich abfragbaren Datenbankeintrag. Die provisorische Einigung muss noch formell durch Rat und Plenum bestätigt sowie sprachlich-rechtlich finalisiert werden; die Veröffentlichung im Amtsblatt der Union ist innerhalb weniger Wochen geplant, jedenfalls vor dem 2. August 2026, ab dem die ursprüngliche Anwendung der Anhang-III-Pflichten andernfalls greifen würde. Für die hier geführte Steuerdebatte sind drei Punkte relevant: Erstens schafft die jetzt verbindliche Verschiebung der Anhang-III-Pflichten in den Dezember 2027 einen zusätzlichen Zeithorizont, in dem KI-Anbieter ohne neue regulatorische Erstkosten skalieren — was die in § 1.1 und § 8.3 beschriebene Asymmetrie zwischen Personalreduktion und Infrastrukturausbau einseitig verstärken kann; zweitens reduziert die Anhang-VIII-B-Registrierungslogik einen Teil der von der Kommission angestrebten Bürokratie­entlastung wieder auf das ursprüngliche Niveau, womit die Diskussion um eine spätere fiskalische Nutzung dieser Datenbasis (Anknüpfung an registrierte Hochrisiko-Systeme) offen bleibt; drittens dokumentiert die sektorale Pfadtrennung beim Anhang I, dass eine homogene KI-spezifische Abgabe in solchen Sektoren, in denen bereits dichte EU-Sektorregulierungen bestehen (Medizinprodukte, Maschinen), nur über zusätzliche delegierte Rechtsakte einführbar wäre — was den in § 7 für das Gesundheitswesen entwickelten Sonderfall zusätzlich strukturiert.</w:t>
+      </w:r>
+    </w:p>
+    <w:p>
+      <w:pPr>
+        <w:jc w:val="both"/>
+      </w:pPr>
+      <w:r>
+        <w:rPr>
+          <w:rFonts w:ascii="Arial" w:hAnsi="Arial"/>
+          <w:b/>
+          <w:i w:val="0"/>
+          <w:sz w:val="19"/>
+        </w:rPr>
         <w:t>Neue nationale Initiative Deutschland — Plattform-Digitalabgabe (2026):</w:t>
       </w:r>
       <w:r>
@@ -3818,6 +4021,47 @@
           <w:sz w:val="19"/>
         </w:rPr>
         <w:t>Empirische Evaluationen des südkoreanischen Ansatzes sind bislang begrenzt, weil die Intervention moderat ausfiel. Sie bleibt aber ein wichtiger Referenzfall, weil sie zeigt: Der politisch gangbarste Weg führt nicht über eine neue Steuer, sondern über die Korrektur bestehender Investitionsanreize.</w:t>
+      </w:r>
+    </w:p>
+    <w:p>
+      <w:pPr>
+        <w:jc w:val="both"/>
+      </w:pPr>
+      <w:r>
+        <w:rPr>
+          <w:rFonts w:ascii="Arial" w:hAnsi="Arial"/>
+          <w:b/>
+          <w:i w:val="0"/>
+          <w:sz w:val="19"/>
+        </w:rPr>
+        <w:t>Vorstoß Mai 2026 — „National Dividend" auf KI-Übergewinne:</w:t>
+      </w:r>
+      <w:r>
+        <w:rPr>
+          <w:rFonts w:ascii="Arial" w:hAnsi="Arial"/>
+          <w:b w:val="0"/>
+          <w:i w:val="0"/>
+          <w:sz w:val="19"/>
+        </w:rPr>
+        <w:t xml:space="preserve"> Am 12. Mai 2026 hat Kim Yong-beom, Senior Presidential Secretary for Policy im Büro von Präsident Lee Jae-myung, in einem öffentlich gestellten Facebook-Beitrag eine zweite, qualitativ andere Linie der Roboter-/KI-Besteuerung in die südkoreanische Debatte eingeführt: eine — vorläufig als </w:t>
+      </w:r>
+      <w:r>
+        <w:rPr>
+          <w:rFonts w:ascii="Arial" w:hAnsi="Arial"/>
+          <w:b w:val="0"/>
+          <w:i/>
+          <w:sz w:val="19"/>
+        </w:rPr>
+        <w:t>„national dividend"</w:t>
+      </w:r>
+      <w:r>
+        <w:rPr>
+          <w:rFonts w:ascii="Arial" w:hAnsi="Arial"/>
+          <w:b w:val="0"/>
+          <w:i w:val="0"/>
+          <w:sz w:val="19"/>
+        </w:rPr>
+        <w:t xml:space="preserve"> bezeichnete — Abgabe auf die Übergewinne („excess profits") jener Konzerne, die im laufenden KI-Halbleiterboom überproportional verdienen, namentlich Samsung Electronics und SK hynix. Anders als der 2017er-Schritt knüpft der Vorschlag damit nicht an Investitionen in Automatisierung, sondern an Übergewinne aus dem KI-Wertschöpfungsfluss an — und behandelt die fiskalische Anknüpfung explizit nicht als Umverteilungs-, sondern als „System­erhaltungskosten" („system maintenance cost"). Die Aufkommensverwendung wird in dem Beitrag offen aufgezählt: Gründungsförderung für junge Menschen, Grundeinkommens­programme für ländliche und Fischerei­regionen, Künstlerförderung sowie eine Stärkung der Renten für ältere Bürgerinnen und Bürger. Stützung im regierenden parlamentarischen Lager kommt unter anderem von der Abgeordneten Moon Geum-ju (Demokratische Partei), die parallel auf einen Rückfluss von Halbleitergewinnen in den ländlichen Raum zielt; eine formelle Regierungsposition oder Industriepositionierung liegt zum Stand 13. Mai 2026 nicht vor — Samsungs Belegschaftsvertretung hat lediglich erhöhte Bonuszahlungen gefordert. Der Vorgang ist für die Debatte aus zwei Gründen bemerkenswert: Erstens markiert er die erste konkret artikulierte Bürger­dividenden-Konstruktion durch ein hochrangiges Mitglied einer amtierenden Regierung — mit Anknüpfung nicht an Wertschöpfung im engeren Sinn, sondern an einen Übergewinn-Begriff im Stil einer Windfall-Tax (vgl. § 5.4); zweitens dokumentiert er, dass die in § 8.3 (Teilhabefrage) entwickelte Staatsfonds-/Teilhabelogik nicht nur in europäischen oder US-Diskursen, sondern in einem hochautomatisierten ostasiatischen Industriestaat anschlussfähig ist — mit einer für deutsche Verhältnisse spiegelbildlichen Risikoanalyse (die Lohnbasis erodiert in Südkorea nicht primär durch industrielle Robotisierung wie bislang, sondern durch die KI-Halbleiter-Rente). Eine politische Umsetzung steht aus, der Vorschlag liefert aber der laufenden Diskussion um Pillar-1-/Pillar-2-Mehrwert (§ 4.4) eine konkrete operationale Variante: Übergewinnabgabe mit zweckgebundener Bürger­auszahlung statt allgemeiner Mindestbesteuerung.</w:t>
       </w:r>
     </w:p>
     <w:p>
@@ -8695,7 +8939,7 @@
           <w:i/>
           <w:sz w:val="19"/>
         </w:rPr>
-        <w:t>Trilog zu Digital Omnibus on AI — Zweite Runde am 28. April 2026 ohne Einigung; nächste Runde 13. Mai 2026; Konvergenz auf Stichtage 2. Dezember 2027 (Anhang III) und 2. August 2028 (Anhang I).</w:t>
+        <w:t>Trilog zu Digital Omnibus on AI — Zweite Runde am 28. April 2026 ohne Einigung; provisorische politische Einigung am 7. Mai 2026 vor der ursprünglich für den 13. Mai 2026 anberaumten dritten Runde; Konvergenz auf Stichtage 2. Dezember 2027 (Anhang III), 2. August 2028 (Anhang I), 2. Dezember 2026 (Artikel 50 Abs. 2 Watermarking für Bestandsmodelle).</w:t>
       </w:r>
       <w:r>
         <w:rPr>
@@ -8705,6 +8949,102 @@
           <w:sz w:val="19"/>
         </w:rPr>
         <w:t xml:space="preserve"> Legislative Train Schedule und Berichterstattung IAPP, A&amp;O Shearman, OneTrust, DLA Piper. https://www.europarl.europa.eu/legislative-train/package-digital-package/file-digital-omnibus-on-ai | https://iapp.org/news/a/ai-act-omnibus-what-just-happened-and-what-comes-next | https://www.aoshearman.com/en/insights/digital-omnibus-on-ai-what-is-really-on-the-table-as-trilogues-begin</w:t>
+      </w:r>
+    </w:p>
+    <w:p>
+      <w:pPr>
+        <w:jc w:val="both"/>
+      </w:pPr>
+      <w:r>
+        <w:rPr>
+          <w:rFonts w:ascii="Arial" w:hAnsi="Arial"/>
+          <w:b w:val="0"/>
+          <w:i w:val="0"/>
+          <w:sz w:val="19"/>
+        </w:rPr>
+        <w:t xml:space="preserve">Rat der EU (Consilium). (7. Mai 2026). </w:t>
+      </w:r>
+      <w:r>
+        <w:rPr>
+          <w:rFonts w:ascii="Arial" w:hAnsi="Arial"/>
+          <w:b w:val="0"/>
+          <w:i/>
+          <w:sz w:val="19"/>
+        </w:rPr>
+        <w:t>Artificial Intelligence: Council and Parliament agree to simplify and streamline rules.</w:t>
+      </w:r>
+      <w:r>
+        <w:rPr>
+          <w:rFonts w:ascii="Arial" w:hAnsi="Arial"/>
+          <w:b w:val="0"/>
+          <w:i w:val="0"/>
+          <w:sz w:val="19"/>
+        </w:rPr>
+        <w:t xml:space="preserve"> Pressemitteilung zur provisorischen Einigung über den Digital Omnibus on AI (Anhang III → 2. Dezember 2027; Anhang I → 2. August 2028; Artikel 50 Abs. 2 → 2. Dezember 2026 für Bestandsmodelle; Artikel 5 — neues Verbot für CSAM/NCII-generierende Systeme; Anhang VIII Section B als schlanke Registrierungslogik; Maschinenverordnung als Sektor aus direkter AI-Act-Anwendbarkeit herausgenommen). https://www.consilium.europa.eu/en/press/press-releases/2026/05/07/artificial-intelligence-council-and-parliament-agree-to-simplify-and-streamline-rules/</w:t>
+      </w:r>
+    </w:p>
+    <w:p>
+      <w:pPr>
+        <w:jc w:val="both"/>
+      </w:pPr>
+      <w:r>
+        <w:rPr>
+          <w:rFonts w:ascii="Arial" w:hAnsi="Arial"/>
+          <w:b w:val="0"/>
+          <w:i w:val="0"/>
+          <w:sz w:val="19"/>
+        </w:rPr>
+        <w:t xml:space="preserve">Modulos / Hogan Lovells / Bird &amp; Bird / Matheson / Pinsent Masons. (7.–12. Mai 2026). </w:t>
+      </w:r>
+      <w:r>
+        <w:rPr>
+          <w:rFonts w:ascii="Arial" w:hAnsi="Arial"/>
+          <w:b w:val="0"/>
+          <w:i/>
+          <w:sz w:val="19"/>
+        </w:rPr>
+        <w:t>EU AI Act Delayed: The Omnibus Deal Closed / EU legislators agree to delay for high-risk AI rules / Digital Omnibus on AI Provisional Agreement Reached at the May Trilogue / Provisional agreement reached on AI Digital Omnibus Regulation / Rules on „high-risk" AI to be delayed under EU „omnibus" deal.</w:t>
+      </w:r>
+      <w:r>
+        <w:rPr>
+          <w:rFonts w:ascii="Arial" w:hAnsi="Arial"/>
+          <w:b w:val="0"/>
+          <w:i w:val="0"/>
+          <w:sz w:val="19"/>
+        </w:rPr>
+        <w:t xml:space="preserve"> Kanzlei- und Beratungs-Analysen zur provisorischen Trilog-Einigung vom 7. Mai 2026. https://www.modulos.ai/blog/eu-ai-act-omnibus-deal/ | https://www.hoganlovells.com/en/publications/eu-legislators-agree-to-delay-for-highrisk-ai-rules | https://www.twobirds.com/en/insights/2026/digital-omnibus-on-ai-provisional-agreement-reached-at-the-may-trilogue | https://www.matheson.com/insights/eu-legislators-reach-agreement-on-ai-digital-omnibus-regulation/ | https://www.pinsentmasons.com/out-law/news/rules-high-risk-ai-delayed-under-eu-omnibus-deal</w:t>
+      </w:r>
+    </w:p>
+    <w:p>
+      <w:pPr>
+        <w:jc w:val="both"/>
+      </w:pPr>
+      <w:r>
+        <w:rPr>
+          <w:rFonts w:ascii="Arial" w:hAnsi="Arial"/>
+          <w:b w:val="0"/>
+          <w:i w:val="0"/>
+          <w:sz w:val="19"/>
+        </w:rPr>
+        <w:t xml:space="preserve">Republik Korea — Office of the President / Kim Yong-beom. (12. Mai 2026). </w:t>
+      </w:r>
+      <w:r>
+        <w:rPr>
+          <w:rFonts w:ascii="Arial" w:hAnsi="Arial"/>
+          <w:b w:val="0"/>
+          <w:i/>
+          <w:sz w:val="19"/>
+        </w:rPr>
+        <w:t>Vorschlag „National Dividend" auf Übergewinne von KI-Halbleiter­konzernen.</w:t>
+      </w:r>
+      <w:r>
+        <w:rPr>
+          <w:rFonts w:ascii="Arial" w:hAnsi="Arial"/>
+          <w:b w:val="0"/>
+          <w:i w:val="0"/>
+          <w:sz w:val="19"/>
+        </w:rPr>
+        <w:t xml:space="preserve"> Facebook-Beitrag des Senior Presidential Secretary for Policy mit Aufkommens­zweckbindung (Gründungs­förderung Jugend, Grundeinkommen ländliche/Fischerei­regionen, Künstler­förderung, Renten); Stützung u. a. durch Abgeordnete Moon Geum-ju (Demokratische Partei). Berichterstattung Bloomberg, techxplore, AI Commission. https://www.bloomberg.com/news/articles/2026-05-12/korea-floats-citizen-dividend-using-ai-profits-samsung-falls | https://techxplore.com/news/2026-05-south-korea-ai-profit-social.html | https://aicommission.org/2026/05/south-korea-floats-ai-profit-social-tax-as-tech-giants-boom/</w:t>
       </w:r>
     </w:p>
     <w:p>
@@ -10507,6 +10847,170 @@
           <w:i w:val="0"/>
           <w:sz w:val="19"/>
         </w:rPr>
+        <w:t xml:space="preserve">TechCrunch / CNBC. (11. Mai 2026). </w:t>
+      </w:r>
+      <w:r>
+        <w:rPr>
+          <w:rFonts w:ascii="Arial" w:hAnsi="Arial"/>
+          <w:b w:val="0"/>
+          <w:i/>
+          <w:sz w:val="19"/>
+        </w:rPr>
+        <w:t>GM just laid off hundreds of IT workers to hire those with stronger AI skills / GM cutting hundreds of salaried IT workers as it trims costs, evaluates needs.</w:t>
+      </w:r>
+      <w:r>
+        <w:rPr>
+          <w:rFonts w:ascii="Arial" w:hAnsi="Arial"/>
+          <w:b w:val="0"/>
+          <w:i w:val="0"/>
+          <w:sz w:val="19"/>
+        </w:rPr>
+        <w:t xml:space="preserve"> Rund 600 Stellen (etwas mehr als zehn Prozent der konzern­weiten IT) gestrichen, gleichzeitig Neueinstellungen mit verschobenem Anforderungsprofil (AI-native development, Datenengineering, Cloud-Engineering, Agenten-/Modellentwicklung, Prompt-Engineering, neue AI-Workflows); erster nicht-Tech-Industriekonzern mit einer in dieser Größenordnung ausdrücklich als KI-Skill-Umschichtung begründeten IT-Reduktion. https://techcrunch.com/2026/05/11/gm-just-laid-off-hundreds-of-it-workers-to-hire-those-with-stronger-ai-skills/ | https://www.cnbc.com/2026/05/11/gm-layoffs.html</w:t>
+      </w:r>
+    </w:p>
+    <w:p>
+      <w:pPr>
+        <w:jc w:val="both"/>
+      </w:pPr>
+      <w:r>
+        <w:rPr>
+          <w:rFonts w:ascii="Arial" w:hAnsi="Arial"/>
+          <w:b w:val="0"/>
+          <w:i w:val="0"/>
+          <w:sz w:val="19"/>
+        </w:rPr>
+        <w:t xml:space="preserve">Bloomberg / Boston Globe / Boston.com / Citywire. (7./8./11. Mai 2026). </w:t>
+      </w:r>
+      <w:r>
+        <w:rPr>
+          <w:rFonts w:ascii="Arial" w:hAnsi="Arial"/>
+          <w:b w:val="0"/>
+          <w:i/>
+          <w:sz w:val="19"/>
+        </w:rPr>
+        <w:t>Fidelity to Cut 800 Staffers as It Overhauls Tech, Product Teams / Fidelity announces job cuts and hiring spree, all at once / Fidelity reorganizes its workplace with new hires — and a few cuts / Fidelity Investments lays off 800, preps hiring spree.</w:t>
+      </w:r>
+      <w:r>
+        <w:rPr>
+          <w:rFonts w:ascii="Arial" w:hAnsi="Arial"/>
+          <w:b w:val="0"/>
+          <w:i w:val="0"/>
+          <w:sz w:val="19"/>
+        </w:rPr>
+        <w:t xml:space="preserve"> Streichung von rund 800 Stellen (rund 1 % von 80.000 weltweit Beschäftigten) in Technologie- und Produkt-Teams; gleichzeitig 3.300 Neueinstellungen in 2026 (rund 1.650 in Tech/Produkt, rund 2.000 in Einstiegspositionen); Übergang von kleinteiligen </w:t>
+      </w:r>
+      <w:r>
+        <w:rPr>
+          <w:rFonts w:ascii="Arial" w:hAnsi="Arial"/>
+          <w:b w:val="0"/>
+          <w:i/>
+          <w:sz w:val="19"/>
+        </w:rPr>
+        <w:t>agile</w:t>
+      </w:r>
+      <w:r>
+        <w:rPr>
+          <w:rFonts w:ascii="Arial" w:hAnsi="Arial"/>
+          <w:b w:val="0"/>
+          <w:i w:val="0"/>
+          <w:sz w:val="19"/>
+        </w:rPr>
+        <w:t>-Squads zu größeren KI-gestützten Build-Teams. https://www.bloomberg.com/news/articles/2026-05-07/fidelity-to-cut-800-staffers-as-it-overhauls-tech-product-teams | https://www.bostonglobe.com/2026/05/07/business/fidelity-hiring-spree-job-cuts-return-to-office/ | https://www.boston.com/news/business/2026/05/11/fidelity-reorganizes-its-workplace-with-new-hires-and-a-few-cuts/ | https://citywire.com/selector/news/fidelity-investments-lays-off-800-preps-hiring-spree/a2489565</w:t>
+      </w:r>
+    </w:p>
+    <w:p>
+      <w:pPr>
+        <w:jc w:val="both"/>
+      </w:pPr>
+      <w:r>
+        <w:rPr>
+          <w:rFonts w:ascii="Arial" w:hAnsi="Arial"/>
+          <w:b w:val="0"/>
+          <w:i w:val="0"/>
+          <w:sz w:val="19"/>
+        </w:rPr>
+        <w:t xml:space="preserve">Strauss Borrelli PLLC. (12. Mai 2026). </w:t>
+      </w:r>
+      <w:r>
+        <w:rPr>
+          <w:rFonts w:ascii="Arial" w:hAnsi="Arial"/>
+          <w:b w:val="0"/>
+          <w:i/>
+          <w:sz w:val="19"/>
+        </w:rPr>
+        <w:t>Cloudflare Inc WARN Act Investigation.</w:t>
+      </w:r>
+      <w:r>
+        <w:rPr>
+          <w:rFonts w:ascii="Arial" w:hAnsi="Arial"/>
+          <w:b w:val="0"/>
+          <w:i w:val="0"/>
+          <w:sz w:val="19"/>
+        </w:rPr>
+        <w:t xml:space="preserve"> Öffentliche Ankündigung einer Sammelklage­untersuchung zu möglichen WARN-Act-Verstößen bei der am 7. Mai 2026 dem kalifornischen </w:t>
+      </w:r>
+      <w:r>
+        <w:rPr>
+          <w:rFonts w:ascii="Arial" w:hAnsi="Arial"/>
+          <w:b w:val="0"/>
+          <w:i/>
+          <w:sz w:val="19"/>
+        </w:rPr>
+        <w:t>Employment Development Department</w:t>
+      </w:r>
+      <w:r>
+        <w:rPr>
+          <w:rFonts w:ascii="Arial" w:hAnsi="Arial"/>
+          <w:b w:val="0"/>
+          <w:i w:val="0"/>
+          <w:sz w:val="19"/>
+        </w:rPr>
+        <w:t xml:space="preserve"> angezeigten Streichung von 224 Beschäftigten in San Francisco (Anlass: möglicherweise weniger als 60 Tage Vorankündigung). Erster dokumentierter rechtlicher Pushback gegen die KI-getriebene Layoff-Welle 2026. https://straussborrelli.com/2026/05/12/cloudflare-inc-warn-act-investigation/</w:t>
+      </w:r>
+    </w:p>
+    <w:p>
+      <w:pPr>
+        <w:jc w:val="both"/>
+      </w:pPr>
+      <w:r>
+        <w:rPr>
+          <w:rFonts w:ascii="Arial" w:hAnsi="Arial"/>
+          <w:b w:val="0"/>
+          <w:i w:val="0"/>
+          <w:sz w:val="19"/>
+        </w:rPr>
+        <w:t xml:space="preserve">TrueUp / American Bazaar. (Stand 11./12. Mai 2026). </w:t>
+      </w:r>
+      <w:r>
+        <w:rPr>
+          <w:rFonts w:ascii="Arial" w:hAnsi="Arial"/>
+          <w:b w:val="0"/>
+          <w:i/>
+          <w:sz w:val="19"/>
+        </w:rPr>
+        <w:t>Tech Layoffs Tracker — Tagesfortschreibung: 128.270 Personen aus 286 Layoff-Meldungen (rund 1.002 Personen pro Tag); US-Aggregat erste zehn Tage Mai 2026 rund 38.000 Stellen über Technologie-, Finanz-, Luftfahrt-, Medien- und Cybersicherheitsbranchen hinweg.</w:t>
+      </w:r>
+      <w:r>
+        <w:rPr>
+          <w:rFonts w:ascii="Arial" w:hAnsi="Arial"/>
+          <w:b w:val="0"/>
+          <w:i w:val="0"/>
+          <w:sz w:val="19"/>
+        </w:rPr>
+        <w:t xml:space="preserve"> https://www.trueup.io/layoffs | https://americanbazaaronline.com/2026/05/10/us-layoffs-in-first-10-days-of-may-2026-nearly-38000-jobs-cut-480502/</w:t>
+      </w:r>
+    </w:p>
+    <w:p>
+      <w:pPr>
+        <w:jc w:val="both"/>
+      </w:pPr>
+      <w:r>
+        <w:rPr>
+          <w:rFonts w:ascii="Arial" w:hAnsi="Arial"/>
+          <w:b w:val="0"/>
+          <w:i w:val="0"/>
+          <w:sz w:val="19"/>
+        </w:rPr>
         <w:t xml:space="preserve">Bloomberg Editorial Board. (29. April 2026). </w:t>
       </w:r>
       <w:r>
@@ -10566,7 +11070,7 @@
           <w:i w:val="0"/>
           <w:sz w:val="19"/>
         </w:rPr>
-        <w:t xml:space="preserve"> Dieses Arbeitspapier gibt den Stand Anfang Mai 2026 (Schnitt am 8. Mai 2026 — Lauf 001 vom 8. Mai 2026) wieder. Die Debatte entwickelt sich dynamisch, insbesondere im Zuge der OpenAI-Strategiepapiere und der Eröffnung des OpenAI Workshop in Washington, D.C. im Mai 2026, des Erstdurchgangs des GKV-Beitragssatzstabilisierungsgesetzes in der 1065. Bundesratssitzung am 8. Mai 2026 mit 79 Tagesordnungspunkten (Kabinettsbeschluss 29. April 2026, parlamentarische Behandlung vor der Sommerpause 2026 angekündigt), der laufenden Trilog-Verhandlungen zum Digital Omnibus on AI (zweite Runde 28. April 2026 ohne Einigung; nächste Runde 13. Mai 2026 — Knackpunkt ist nicht die Verschiebung der Hochrisiko-Pflichten, sondern die Konformitätsbewertungs-Architektur für Anhang I; die zypriotische Ratspräsidentschaft strebt einen Abschluss vor Ablauf ihrer Amtszeit am 30. Juni 2026 an, andernfalls übernimmt die irische Präsidentschaft), der am 5. Mai 2026 erfolgten Arraignment-Verhandlung im Altman-Verfahren mit „nicht schuldig"-Plädoyer und angeordneter psychiatrischer Begutachtung, des am 7. Mai 2026 versandten individuellen Microsoft-Buyout-Angebots (Annahmefrist 8. Juni 2026, VRSAR-Unterzeichnung 9.–22. Juni 2026, bis zu fünfjährige Krankenversicherungs-Verlängerung), des am 1. Mai 2026 vom Connecticut-Repräsentantenhaus mit 131 zu 17 Stimmen verabschiedeten </w:t>
+        <w:t xml:space="preserve"> Dieses Arbeitspapier gibt den Stand Mitte Mai 2026 (Schnitt am 13. Mai 2026 — Lauf 001 vom 13. Mai 2026) wieder. Die Debatte entwickelt sich dynamisch, insbesondere im Zuge der OpenAI-Strategiepapiere und der Eröffnung des OpenAI Workshop in Washington, D.C. im Mai 2026, des Erstdurchgangs des GKV-Beitragssatzstabilisierungsgesetzes in der 1065. Bundesratssitzung am 8. Mai 2026 mit 79 Tagesordnungspunkten (Kabinettsbeschluss 29. April 2026, parlamentarische Behandlung vor der Sommerpause 2026 angekündigt), der laufenden Trilog-Verhandlungen zum Digital Omnibus on AI (zweite Runde 28. April 2026 ohne Einigung; nächste Runde 13. Mai 2026 — Knackpunkt ist nicht die Verschiebung der Hochrisiko-Pflichten, sondern die Konformitätsbewertungs-Architektur für Anhang I; die zypriotische Ratspräsidentschaft strebt einen Abschluss vor Ablauf ihrer Amtszeit am 30. Juni 2026 an, andernfalls übernimmt die irische Präsidentschaft), der am 5. Mai 2026 erfolgten Arraignment-Verhandlung im Altman-Verfahren mit „nicht schuldig"-Plädoyer und angeordneter psychiatrischer Begutachtung, des am 7. Mai 2026 versandten individuellen Microsoft-Buyout-Angebots (Annahmefrist 8. Juni 2026, VRSAR-Unterzeichnung 9.–22. Juni 2026, bis zu fünfjährige Krankenversicherungs-Verlängerung), des am 1. Mai 2026 vom Connecticut-Repräsentantenhaus mit 131 zu 17 Stimmen verabschiedeten </w:t>
       </w:r>
       <w:r>
         <w:rPr>
@@ -10782,7 +11286,115 @@
           <w:i w:val="0"/>
           <w:sz w:val="19"/>
         </w:rPr>
-        <w:t xml:space="preserve"> gegen eine KI-Steuer (syndiziert in Advisor Perspectives, RealClearPolitics, West Hawaii Today und Las Vegas Sun zwischen dem 2. und 6. Mai 2026), das Innovationsbremse, Wettbewerbsnachteil und Unmöglichkeit der Abgrenzung Verdrängung/Augmentation als Hauptargumente gegen die Sanders/OpenAI-Linie führt und stattdessen Lockerung berufsrechtlicher Lizenzschranken, Reform der Arbeitslosenversicherung, Umschulungs-Steueranreize sowie eine Ausweitung der Earned Income Tax Credit empfiehlt. Eine regelmäßige Aktualisierung ist vorgesehen.</w:t>
+        <w:t xml:space="preserve"> gegen eine KI-Steuer (syndiziert in Advisor Perspectives, RealClearPolitics, West Hawaii Today und Las Vegas Sun zwischen dem 2. und 6. Mai 2026), das Innovationsbremse, Wettbewerbsnachteil und Unmöglichkeit der Abgrenzung Verdrängung/Augmentation als Hauptargumente gegen die Sanders/OpenAI-Linie führt und stattdessen Lockerung berufsrechtlicher Lizenzschranken, Reform der Arbeitslosenversicherung, Umschulungs-Steueranreize sowie eine Ausweitung der Earned Income Tax Credit empfiehlt. In Lauf 001 vom 13. Mai 2026 hinzugekommen sind: die in den frühen Morgenstunden des 7. Mai 2026 zwischen Rat und Europäischem Parlament erzielte provisorische Trilog-Einigung zum </w:t>
+      </w:r>
+      <w:r>
+        <w:rPr>
+          <w:rFonts w:ascii="Arial" w:hAnsi="Arial"/>
+          <w:b w:val="0"/>
+          <w:i/>
+          <w:sz w:val="19"/>
+        </w:rPr>
+        <w:t>Digital Omnibus on AI</w:t>
+      </w:r>
+      <w:r>
+        <w:rPr>
+          <w:rFonts w:ascii="Arial" w:hAnsi="Arial"/>
+          <w:b w:val="0"/>
+          <w:i w:val="0"/>
+          <w:sz w:val="19"/>
+        </w:rPr>
+        <w:t xml:space="preserve"> (Anhang III → 2. Dezember 2027; Anhang I → 2. August 2028; Artikel 50 Abs. 2 Watermarking für Bestandsmodelle → 2. Dezember 2026; neues Verbotsmerkmal in Artikel 5 für CSAM-/NCII-generierende Systeme; Anhang VIII Section B als schlanke Registrierungslogik; Maschinenverordnung als Sektor aus direkter AI-Act-Anwendbarkeit herausgenommen; die für den 13. Mai 2026 anberaumte dritte Trilog-Runde wurde damit obsolet); der am 12. Mai 2026 von Kim Yong-beom (Senior Presidential Secretary for Policy im südkoreanischen Präsidialamt) öffentlich gemachte Vorschlag einer „National Dividend" auf Übergewinne von KI-Halbleiter­konzernen (Samsung Electronics, SK hynix) mit zweckgebundener Bürger­auszahlung (Gründungs­förderung Jugend, Grundeinkommen ländliche/Fischerei­regionen, Künstler­förderung, Renten); die am 11. Mai 2026 von </w:t>
+      </w:r>
+      <w:r>
+        <w:rPr>
+          <w:rFonts w:ascii="Arial" w:hAnsi="Arial"/>
+          <w:b w:val="0"/>
+          <w:i/>
+          <w:sz w:val="19"/>
+        </w:rPr>
+        <w:t>General Motors</w:t>
+      </w:r>
+      <w:r>
+        <w:rPr>
+          <w:rFonts w:ascii="Arial" w:hAnsi="Arial"/>
+          <w:b w:val="0"/>
+          <w:i w:val="0"/>
+          <w:sz w:val="19"/>
+        </w:rPr>
+        <w:t xml:space="preserve"> angekündigte Streichung von rund 600 IT-Stellen (etwas mehr als 10 % der konzern­weiten IT) als KI-Skill-Umschichtung mit parallelen Neueinstellungen — erster nicht-Tech-Industriekonzern mit einer in dieser Größenordnung ausdrücklich als Qualifikations­tausch begründeten IT-Reduktion; die am 7./8. Mai 2026 von </w:t>
+      </w:r>
+      <w:r>
+        <w:rPr>
+          <w:rFonts w:ascii="Arial" w:hAnsi="Arial"/>
+          <w:b w:val="0"/>
+          <w:i/>
+          <w:sz w:val="19"/>
+        </w:rPr>
+        <w:t>Fidelity Investments</w:t>
+      </w:r>
+      <w:r>
+        <w:rPr>
+          <w:rFonts w:ascii="Arial" w:hAnsi="Arial"/>
+          <w:b w:val="0"/>
+          <w:i w:val="0"/>
+          <w:sz w:val="19"/>
+        </w:rPr>
+        <w:t xml:space="preserve"> angekündigte Streichung von rund 800 Tech-/Produkt-Stellen (rund 1 % von 80.000 Beschäftigten) bei zugleich 3.300 Neueinstellungen in 2026 (rund 1.650 Tech/Produkt, rund 2.000 Einstieg); die am 12. Mai 2026 von </w:t>
+      </w:r>
+      <w:r>
+        <w:rPr>
+          <w:rFonts w:ascii="Arial" w:hAnsi="Arial"/>
+          <w:b w:val="0"/>
+          <w:i/>
+          <w:sz w:val="19"/>
+        </w:rPr>
+        <w:t>Strauss Borrelli PLLC</w:t>
+      </w:r>
+      <w:r>
+        <w:rPr>
+          <w:rFonts w:ascii="Arial" w:hAnsi="Arial"/>
+          <w:b w:val="0"/>
+          <w:i w:val="0"/>
+          <w:sz w:val="19"/>
+        </w:rPr>
+        <w:t xml:space="preserve"> angekündigte Sammelklage­untersuchung zu möglichen WARN-Act-Verstößen bei der </w:t>
+      </w:r>
+      <w:r>
+        <w:rPr>
+          <w:rFonts w:ascii="Arial" w:hAnsi="Arial"/>
+          <w:b w:val="0"/>
+          <w:i/>
+          <w:sz w:val="19"/>
+        </w:rPr>
+        <w:t>Cloudflare</w:t>
+      </w:r>
+      <w:r>
+        <w:rPr>
+          <w:rFonts w:ascii="Arial" w:hAnsi="Arial"/>
+          <w:b w:val="0"/>
+          <w:i w:val="0"/>
+          <w:sz w:val="19"/>
+        </w:rPr>
+        <w:t xml:space="preserve">-Reduktion in San Francisco (224 Beschäftigte) als erster dokumentierter rechtlicher Pushback gegen die KI-getriebene Layoff-Welle; sowie die Tagesfortschreibung der TrueUp-Tracker-Methodik zum 12. Mai 2026 (128.270 Personen aus 286 Layoff-Meldungen, rund 1.002 Stellen pro Tag) und das </w:t>
+      </w:r>
+      <w:r>
+        <w:rPr>
+          <w:rFonts w:ascii="Arial" w:hAnsi="Arial"/>
+          <w:b w:val="0"/>
+          <w:i/>
+          <w:sz w:val="19"/>
+        </w:rPr>
+        <w:t>American-Bazaar</w:t>
+      </w:r>
+      <w:r>
+        <w:rPr>
+          <w:rFonts w:ascii="Arial" w:hAnsi="Arial"/>
+          <w:b w:val="0"/>
+          <w:i w:val="0"/>
+          <w:sz w:val="19"/>
+        </w:rPr>
+        <w:t>-Aggregat von rund 38.000 Stellenstreichungen in den ersten zehn Tagen Mai 2026 (Technologie, Finanzen, Luftfahrt, Medien, Cybersicherheit). Eine regelmäßige Aktualisierung ist vorgesehen.</w:t>
       </w:r>
     </w:p>
     <w:p>
@@ -10862,7 +11474,7 @@
         <w:color w:val="999999"/>
         <w:sz w:val="15"/>
       </w:rPr>
-      <w:t>Version 22.0 — Mai 2026 — CC BY 4.0</w:t>
+      <w:t>Version 23.0 — Mai 2026 — CC BY 4.0</w:t>
       <w:tab/>
       <w:t xml:space="preserve">Seite </w:t>
     </w:r>

--- a/KI-Ökonomie.docx
+++ b/KI-Ökonomie.docx
@@ -112,7 +112,7 @@
           <w:color w:val="666666"/>
           <w:sz w:val="18"/>
         </w:rPr>
-        <w:t>Version 22.0</w:t>
+        <w:t>Version 23.0</w:t>
       </w:r>
     </w:p>
     <w:p>
@@ -238,7 +238,79 @@
           <w:i w:val="0"/>
           <w:sz w:val="19"/>
         </w:rPr>
-        <w:t xml:space="preserve"> fällt auf den 2. Juli 2026; nach den am 7. Mai 2026 publizierten Programmkonditionen sind rund 8.500 Beschäftigte angebotsberechtigt, das Paket umfasst eine Cash-Einmalzahlung sowie eine bis zu fünfjährige Krankenversicherungs-Verlängerung und enthält keine Wettbewerbs- oder Beschäftigungsverbote. Im Zusammenspiel mit den am selben Tag bekräftigten Meta-Streichungen ordneten Wirtschaftsmedien (CNBC, 24. April 2026) die Welle erstmals als „AI-driven labor crisis" ein — ein Begriff, der den Übergang von Einzelfällen zu einer kumulativen Branchenerzählung markiert. Bis zur Wochenmitte des 25. April 2026 weisen Branchen-Tracker einen kumulierten Bestand von über 92.000 Tech-Stellenstreichungen für das laufende Jahr 2026 aus; eine Aktualisierung zum 2. Mai 2026 hebt die Marke nach Tracker-Methodik des SkillSyncer auf 113.863 betroffene Beschäftigte aus 179 erfassten Layoff-Ereignissen (durchschnittlich rund 933 Stellen pro Tag), während TrueUp parallel 95.878 Personen aus 249 Einzelmeldungen zählt; die Methodikspanne erklärt die unterschiedlichen Größenordnungen, das Niveau einer sechsstelligen Tech-Reduktion innerhalb von vier Monaten ist über alle Tracker hinweg konsistent. Eine erneute Aktualisierung zum 6. Mai 2026 zeigt, dass die TrueUp-Zählung weiter auf 119.721 betroffene Personen aus 265 Layoff-Meldungen gestiegen ist (rund 958 Stellen pro Tag), während SkillSyncer mit 113.863 Personen aus 179 Ereignissen weitgehend unverändert bleibt; eine Tagesfortschreibung der TrueUp-Methodik weist zum 7. Mai 2026 bereits 121.111 Personen aus 273 Layoff-Meldungen aus (rund 961 Personen pro Tag); die nochmalige Aktualisierung zum 8. Mai 2026 hebt die Marke nach den am Vortag angekündigten Cloudflare-Streichungen auf 127.411 betroffene Personen aus 283 Layoff-Meldungen (rund 1.003 Stellen pro Tag), wobei die zusätzlichen Meldungen primär aus den am 5./6. Mai 2026 angekündigten Stellenstreichungen bei </w:t>
+        <w:t xml:space="preserve"> fällt auf den 2. Juli 2026; nach den am 7. Mai 2026 publizierten Programmkonditionen sind rund 8.500 Beschäftigte angebotsberechtigt, das Paket umfasst eine Cash-Einmalzahlung sowie eine bis zu fünfjährige Krankenversicherungs-Verlängerung und enthält keine Wettbewerbs- oder Beschäftigungsverbote. Im Zusammenspiel mit den am selben Tag bekräftigten Meta-Streichungen ordneten Wirtschaftsmedien (CNBC, 24. April 2026) die Welle erstmals als „AI-driven labor crisis" ein — ein Begriff, der den Übergang von Einzelfällen zu einer kumulativen Branchenerzählung markiert. Bis zur Wochenmitte des 25. April 2026 weisen Branchen-Tracker einen kumulierten Bestand von über 92.000 Tech-Stellenstreichungen für das laufende Jahr 2026 aus; eine Aktualisierung zum 2. Mai 2026 hebt die Marke nach Tracker-Methodik des SkillSyncer auf 113.863 betroffene Beschäftigte aus 179 erfassten Layoff-Ereignissen (durchschnittlich rund 933 Stellen pro Tag), während TrueUp parallel 95.878 Personen aus 249 Einzelmeldungen zählt; die Methodikspanne erklärt die unterschiedlichen Größenordnungen, das Niveau einer sechsstelligen Tech-Reduktion innerhalb von vier Monaten ist über alle Tracker hinweg konsistent. Eine erneute Aktualisierung zum 6. Mai 2026 zeigt, dass die TrueUp-Zählung weiter auf 119.721 betroffene Personen aus 265 Layoff-Meldungen gestiegen ist (rund 958 Stellen pro Tag), während SkillSyncer mit 113.863 Personen aus 179 Ereignissen weitgehend unverändert bleibt; eine Tagesfortschreibung der TrueUp-Methodik weist zum 7. Mai 2026 bereits 121.111 Personen aus 273 Layoff-Meldungen aus (rund 961 Personen pro Tag); die nochmalige Aktualisierung zum 8. Mai 2026 hebt die Marke nach den am Vortag angekündigten Cloudflare-Streichungen auf 127.411 betroffene Personen aus 283 Layoff-Meldungen (rund 1.003 Stellen pro Tag); eine weitere Tagesfortschreibung zum 13. Mai 2026 weist 128.270 Personen aus 286 Layoff-Meldungen aus (rund 1.002 Personen pro Tag) und integriert die in der Woche vom 12. Mai 2026 angekündigten Streichungen bei </w:t>
+      </w:r>
+      <w:r>
+        <w:rPr>
+          <w:rFonts w:ascii="Arial" w:hAnsi="Arial"/>
+          <w:b w:val="0"/>
+          <w:i/>
+          <w:sz w:val="19"/>
+        </w:rPr>
+        <w:t>Walmart</w:t>
+      </w:r>
+      <w:r>
+        <w:rPr>
+          <w:rFonts w:ascii="Arial" w:hAnsi="Arial"/>
+          <w:b w:val="0"/>
+          <w:i w:val="0"/>
+          <w:sz w:val="19"/>
+        </w:rPr>
+        <w:t xml:space="preserve"> (rund 1.000 Corporate-Workers aus Produkt-, Design- und Technologie-Teams, intern angekündigt im Memo des globalen Chief Technology Officer Suresh Kumar und des für AI-Acceleration zuständigen Executive Vice President Daniel Danker; im Unterschied zu Cisco, LinkedIn und Microsoft begründete Walmart die Reduktion explizit nicht mit KI, sondern mit einer Plattform-Konsolidierung über US-, Sam's-Club- und internationale Einheiten), </w:t>
+      </w:r>
+      <w:r>
+        <w:rPr>
+          <w:rFonts w:ascii="Arial" w:hAnsi="Arial"/>
+          <w:b w:val="0"/>
+          <w:i/>
+          <w:sz w:val="19"/>
+        </w:rPr>
+        <w:t>LinkedIn</w:t>
+      </w:r>
+      <w:r>
+        <w:rPr>
+          <w:rFonts w:ascii="Arial" w:hAnsi="Arial"/>
+          <w:b w:val="0"/>
+          <w:i w:val="0"/>
+          <w:sz w:val="19"/>
+        </w:rPr>
+        <w:t xml:space="preserve"> (Microsoft-Tochter, rund 875 bis 1.000 Stellen, etwa 5 % der 17.500 Beschäftigten, Mitteilung vom 13. Mai 2026 — CEO Ryan Roslansky begründet die Reduktion im internen Memo mit verändertem Kundenverhalten, einer flacheren Organisationsstruktur sowie verlangsamtem Umsatzwachstum, trotz 12 % Umsatzwachstum im letzten Quartal) sowie der ebenfalls am 13. Mai 2026 parallel zu den Q3-Quartalszahlen (Umsatz 15,8 Mrd. US-Dollar, +12 % gegenüber dem Vorjahr; AI-Infrastruktur-Aufträge von Hyperscalern bislang 5,3 Mrd. US-Dollar im laufenden Geschäftsjahr; Anhebung der Jahresprognose für AI-Aufträge von 5 auf 9 Mrd. US-Dollar) angekündigten Streichung von rund 4.000 Stellen (knapp 5 % der globalen Belegschaft) bei </w:t>
+      </w:r>
+      <w:r>
+        <w:rPr>
+          <w:rFonts w:ascii="Arial" w:hAnsi="Arial"/>
+          <w:b w:val="0"/>
+          <w:i/>
+          <w:sz w:val="19"/>
+        </w:rPr>
+        <w:t>Cisco</w:t>
+      </w:r>
+      <w:r>
+        <w:rPr>
+          <w:rFonts w:ascii="Arial" w:hAnsi="Arial"/>
+          <w:b w:val="0"/>
+          <w:i w:val="0"/>
+          <w:sz w:val="19"/>
+        </w:rPr>
+        <w:t xml:space="preserve"> — Vorstandsvorsitzender Chuck Robbins begründete die Reduktion im Memo („Strategic Investment Decisions in the AI Era") als Verlagerung zu „AI chips, fiber optics, and security", Benachrichtigungen ab 14. Mai 2026, Restrukturierungsaufwand bis zu 1 Mrd. US-Dollar (rund 450 Mio. US-Dollar im Q4 2026, Rest im Geschäftsjahr 2027). Diese drei Mai-2026-Ankündigungen verdichten die in § 8.2 (KI als Rohstoff) und § 8.3 (Teilhabefonds) verfolgte Beobachtung, dass Cloud-, Netzwerk- und Plattform-Anbieter — also die Anbieterseite der KI-Wertschöpfung selbst — Personal reduzieren und ihre Investitionen demonstrativ in AI-Compute, AI-Chips und AI-Beschleuniger lenken; bemerkenswert ist außerdem der Walmart-Fall, der zeigt, dass auch große Nicht-Tech-Konzerne ihre Tech-Bereiche im selben Zeitfenster und mit ähnlicher Größenordnung restrukturieren, ohne KI als Hauptbegründung zu nennen — und damit die in der </w:t>
+      </w:r>
+      <w:r>
+        <w:rPr>
+          <w:rFonts w:ascii="Arial" w:hAnsi="Arial"/>
+          <w:b w:val="0"/>
+          <w:i/>
+          <w:sz w:val="19"/>
+        </w:rPr>
+        <w:t>Washington-Post</w:t>
+      </w:r>
+      <w:r>
+        <w:rPr>
+          <w:rFonts w:ascii="Arial" w:hAnsi="Arial"/>
+          <w:b w:val="0"/>
+          <w:i w:val="0"/>
+          <w:sz w:val="19"/>
+        </w:rPr>
+        <w:t xml:space="preserve">-Differenzierung vom 1. Mai 2026 hervorgehobene Mehrkanalerklärung ein weiteres Mal empirisch erhärten. Die früheren Tagesfortschreibungen in dieser Reihe (25. April → 2. Mai → 6. Mai → 7. Mai → 8. Mai 2026) waren zuvor primär aus den am 5./6. Mai 2026 angekündigten Stellenstreichungen bei </w:t>
       </w:r>
       <w:r>
         <w:rPr>
@@ -1764,7 +1836,43 @@
           <w:i w:val="0"/>
           <w:sz w:val="19"/>
         </w:rPr>
-        <w:t xml:space="preserve"> (CPS) gegen die Anthropic-Nutzungsdaten spiegelt: Auch nach Einarbeitung der März-2026-CPS-Welle und der Februar-2026-Anthropic-Daten zeigen sich weder in der Berufsstrukturmischung (occupational mix) noch in den Industrie- und Expositionskennziffern Abweichungen außerhalb der historischen Bandbreite — der breite US-Arbeitsmarkt erfährt 33 Monate nach ChatGPT-Veröffentlichung keine erkennbare aggregierte Disruption. Auffällig bleibt allein eine leichte Zunahme der Berufsstruktur-Differenz zwischen älteren und jüngeren Hochschulabsolventinnen und -absolventen, die jedoch noch im oberen Bereich des historischen Korridors liegt. Mit einer ergänzenden Analyse vom 6. Mai 2026 hat das Yale Budget Lab den Bogen erstmals zur Fiskalpolitik geschlagen: Bei 39 Billionen US-Dollar Schuldenstand (rund 100 % des BIP, Stand April 2026) und einem monatlichen Zinsdienst von rund 88 Milliarden US-Dollar könnte ein KI-induzierter Produktivitätspfad von etwa 2,5 % pro Jahr theoretisch einen erheblichen Konsolidierungseffekt freisetzen — allerdings nur unter der Annahme, dass der Staat verdrängte Beschäftigte nicht nennenswert auffängt. Das Yale Budget Lab beziffert eine plausible Bandbreite individueller Übergangshilfen mit 5.500 bis 42.400 US-Dollar pro Person; eine Sozialhilfe in dieser Größenordnung würde den Schuldenabbau-Effekt weitgehend neutralisieren. Damit wird der politisch-ethische Kern der Debatte sichtbar: Die fiskalischen Vorteile der KI-Adoption sind systematisch nur dann „kostenlos", wenn sie Verteilungsfolgen externalisieren — eine Position, die mit dem in § 8.4 entwickelten Stabilitätsargument unvereinbar ist. Für die hier geführte Steuerdebatte stützt das Bild die in Kapitel 8 entwickelte szenariorobuste Linie — schnelle Adoption (Breite) ohne klar messbare aggregierte Beschäftigungseinbrüche, aber mit erkennbaren sektoralen und altersspezifischen Frühwirkungen. Das bedeutet nicht, dass die Finanzierungsfrage des Sozialstaats damit entschärft wäre — sektorale Verschiebungen können trotz moderater aggregierter Effekte erheblich sein —, es spricht aber dafür, das steuerpolitische Instrumentarium </w:t>
+        <w:t xml:space="preserve"> (CPS) gegen die Anthropic-Nutzungsdaten spiegelt: Auch nach Einarbeitung der März-2026-CPS-Welle und der Februar-2026-Anthropic-Daten zeigen sich weder in der Berufsstrukturmischung (occupational mix) noch in den Industrie- und Expositionskennziffern Abweichungen außerhalb der historischen Bandbreite — der breite US-Arbeitsmarkt erfährt 33 Monate nach ChatGPT-Veröffentlichung keine erkennbare aggregierte Disruption. Auffällig bleibt allein eine leichte Zunahme der Berufsstruktur-Differenz zwischen älteren und jüngeren Hochschulabsolventinnen und -absolventen, die jedoch noch im oberen Bereich des historischen Korridors liegt. Mit einer ergänzenden Analyse vom 6. Mai 2026 hat das Yale Budget Lab den Bogen erstmals zur Fiskalpolitik geschlagen: Bei 39 Billionen US-Dollar Schuldenstand (rund 100 % des BIP, Stand April 2026) und einem monatlichen Zinsdienst von rund 88 Milliarden US-Dollar könnte ein KI-induzierter Produktivitätspfad von etwa 2,5 % pro Jahr theoretisch einen erheblichen Konsolidierungseffekt freisetzen — allerdings nur unter der Annahme, dass der Staat verdrängte Beschäftigte nicht nennenswert auffängt. Das Yale Budget Lab beziffert eine plausible Bandbreite individueller Übergangshilfen mit 5.500 bis 42.400 US-Dollar pro Person; eine Sozialhilfe in dieser Größenordnung würde den Schuldenabbau-Effekt weitgehend neutralisieren. Damit wird der politisch-ethische Kern der Debatte sichtbar: Die fiskalischen Vorteile der KI-Adoption sind systematisch nur dann „kostenlos", wenn sie Verteilungsfolgen externalisieren — eine Position, die mit dem in § 8.4 entwickelten Stabilitätsargument unvereinbar ist. Eine komplementäre deutsche Adoptionsperspektive liefert der </w:t>
+      </w:r>
+      <w:r>
+        <w:rPr>
+          <w:rFonts w:ascii="Arial" w:hAnsi="Arial"/>
+          <w:b w:val="0"/>
+          <w:i/>
+          <w:sz w:val="19"/>
+        </w:rPr>
+        <w:t>IAB-Kurzbericht 8/2026</w:t>
+      </w:r>
+      <w:r>
+        <w:rPr>
+          <w:rFonts w:ascii="Arial" w:hAnsi="Arial"/>
+          <w:b w:val="0"/>
+          <w:i w:val="0"/>
+          <w:sz w:val="19"/>
+        </w:rPr>
+        <w:t xml:space="preserve"> vom 5. Mai 2026 (</w:t>
+      </w:r>
+      <w:r>
+        <w:rPr>
+          <w:rFonts w:ascii="Arial" w:hAnsi="Arial"/>
+          <w:b w:val="0"/>
+          <w:i/>
+          <w:sz w:val="19"/>
+        </w:rPr>
+        <w:t>„Jeder vierte Betrieb in Deutschland nutzt generative KI"</w:t>
+      </w:r>
+      <w:r>
+        <w:rPr>
+          <w:rFonts w:ascii="Arial" w:hAnsi="Arial"/>
+          <w:b w:val="0"/>
+          <w:i w:val="0"/>
+          <w:sz w:val="19"/>
+        </w:rPr>
+        <w:t xml:space="preserve">): Der Anteil der deutschen Betriebe, die generative KI tatsächlich einsetzen, ist binnen zwei Jahren von rund 5 % (2023) auf rund 25 % (Anfang 2026) gestiegen — eine annähernde Verfünffachung. Weitere 9 % der Betriebe planen die Einführung. Die Adoption ist stark betriebsgrößenabhängig: 48 % bei Betrieben mit 200 und mehr Beschäftigten gegenüber 21 % bei Betrieben mit weniger als zehn Beschäftigten. Damit wird auf deutscher Mikroebene sichtbar, dass die Adoption sich aus der frühen Erprobungsphase in die Breite verlagert, ohne dass — bei nach wie vor moderaten aggregierten Effekten — daraus eine sichtbare aggregierte Verdrängungswelle entstanden wäre. Für die hier geführte Steuerdebatte stützt das Bild die in Kapitel 8 entwickelte szenariorobuste Linie — schnelle Adoption (Breite) ohne klar messbare aggregierte Beschäftigungseinbrüche, aber mit erkennbaren sektoralen und altersspezifischen Frühwirkungen. Das bedeutet nicht, dass die Finanzierungsfrage des Sozialstaats damit entschärft wäre — sektorale Verschiebungen können trotz moderater aggregierter Effekte erheblich sein —, es spricht aber dafür, das steuerpolitische Instrumentarium </w:t>
       </w:r>
       <w:r>
         <w:rPr>
@@ -2128,7 +2236,25 @@
           <w:i w:val="0"/>
           <w:sz w:val="19"/>
         </w:rPr>
-        <w:t xml:space="preserve"> Eine rein nationale Lösung kann mit der Warenverkehrsfreiheit, der Dienstleistungsfreiheit und der Niederlassungsfreiheit in Konflikt geraten. Eine Regelung, die nur inländische Roboterbetreiber trifft, während grenzüberschreitende KI-Dienstleistungen unbesteuert bleiben, wäre diskriminierungsrechtlich problematisch und praktisch kaum durchsetzbar. Der EU AI Act (Verordnung 2024/1689) schafft ab dem 2. August 2026 einen unionsweit einheitlichen Regulierungsrahmen für KI-Systeme (Hochrisiko-Systeme gemäß Anhang III, Transparenzpflichten nach Art. 50, Durchsetzungsregime); dies legt einen einheitlichen Definitionsrahmen, der steuerpolitische Anknüpfungen an KI-Systemklassen mittelfristig erleichtern kann, ohne selbst steuerrechtliche Wirkung zu entfalten. Die Europäische Kommission hat am 19. November 2025 mit dem „Digital Omnibus on AI" einen Vereinfachungsvorschlag vorgelegt, den das Europäische Parlament am 16. März 2026 im Ausschuss und am 23. März 2026 im Plenum unterstützt hat. Er sieht eine Verschiebung der Hochrisiko-Pflichten vor — je nach Systemtyp bis maximal zum 2. Dezember 2027 bzw. 2. August 2028 — und koppelt ihre Anwendbarkeit an die Verfügbarkeit harmonisierter Normen; zudem wird die Kennzeichnungspflicht für KI-generierte Inhalte (Art. 50) bis zum 2. November 2026 verlängert. Die Kommissionsdurchsetzungsbefugnisse gegenüber Anbietern von Allzweck-KI-Modellen (GPAI) treten wie vorgesehen am 2. August 2026 in Kraft. Parlament und Rat haben die Trilogverhandlungen aufgenommen; der zweite Trilogtermin am 28. April 2026 endete nach Berichterstattung von IAPP und A&amp;O Shearman ohne Einigung — Streitpunkt war primär das Verhältnis zwischen AI Act und sektorspezifischen EU-Regelungen für eingebettete KI-Systeme (Anhang I) sowie die Rechtsgrundlage für die Verarbeitung personenbezogener Daten zur Bias-Erkennung. Beide Institutionen konvergieren auf Stichtage 2. Dezember 2027 (Anhang III) und 2. August 2028 (Anhang I) für die Hochrisiko-Pflichten. Die nächste Trilogrunde ist auf den 13. Mai 2026 terminiert; Ziel bleibt eine förmliche Verabschiedung vor dem ursprünglichen Stichtag am 2. August 2026. Die zypriotische Ratspräsidentschaft hat sich vorgenommen, das Dossier vor Ablauf ihrer Amtszeit am 30. Juni 2026 abzuschließen; gelingt das nicht, übernimmt zur zweiten Jahreshälfte 2026 die irische Präsidentschaft. Scheitert die Einigung bis zum 2. August 2026, würden die Hochrisiko-Pflichten in ihrer ursprünglich vorgesehenen Fassung anwendbar. Für die Steuerdebatte folgt daraus, dass der zeitliche Vorlauf für KI-Definitionen aus dem AI Act enger als ursprünglich gedacht ist — eine mittelfristige Anknüpfung steuerlicher Tatbestände an AI-Act-Kategorien bleibt möglich, setzt aber voraus, dass die Normenlandschaft nach 2027 verlässlich vorliegt.</w:t>
+        <w:t xml:space="preserve"> Eine rein nationale Lösung kann mit der Warenverkehrsfreiheit, der Dienstleistungsfreiheit und der Niederlassungsfreiheit in Konflikt geraten. Eine Regelung, die nur inländische Roboterbetreiber trifft, während grenzüberschreitende KI-Dienstleistungen unbesteuert bleiben, wäre diskriminierungsrechtlich problematisch und praktisch kaum durchsetzbar. Der EU AI Act (Verordnung 2024/1689) schafft ab dem 2. August 2026 einen unionsweit einheitlichen Regulierungsrahmen für KI-Systeme (Hochrisiko-Systeme gemäß Anhang III, Transparenzpflichten nach Art. 50, Durchsetzungsregime); dies legt einen einheitlichen Definitionsrahmen, der steuerpolitische Anknüpfungen an KI-Systemklassen mittelfristig erleichtern kann, ohne selbst steuerrechtliche Wirkung zu entfalten. Die Europäische Kommission hat am 19. November 2025 mit dem „Digital Omnibus on AI" einen Vereinfachungsvorschlag vorgelegt, den das Europäische Parlament am 16. März 2026 im Ausschuss und am 23. März 2026 im Plenum unterstützt hat. Er sieht eine Verschiebung der Hochrisiko-Pflichten vor — je nach Systemtyp bis maximal zum 2. Dezember 2027 bzw. 2. August 2028 — und koppelt ihre Anwendbarkeit an die Verfügbarkeit harmonisierter Normen; zudem wird die Kennzeichnungspflicht für KI-generierte Inhalte (Art. 50) bis zum 2. November 2026 verlängert. Die Kommissionsdurchsetzungsbefugnisse gegenüber Anbietern von Allzweck-KI-Modellen (GPAI) treten wie vorgesehen am 2. August 2026 in Kraft. Parlament und Rat haben die Trilogverhandlungen aufgenommen; der zweite Trilogtermin am 28. April 2026 endete nach Berichterstattung von IAPP und A&amp;O Shearman ohne Einigung — Streitpunkt war primär das Verhältnis zwischen AI Act und sektorspezifischen EU-Regelungen für eingebettete KI-Systeme (Anhang I) sowie die Rechtsgrundlage für die Verarbeitung personenbezogener Daten zur Bias-Erkennung. In den frühen Morgenstunden des 7. Mai 2026 haben Verhandlerinnen und Verhandler von Rat und Parlament in einer dritten Runde eine </w:t>
+      </w:r>
+      <w:r>
+        <w:rPr>
+          <w:rFonts w:ascii="Arial" w:hAnsi="Arial"/>
+          <w:b w:val="0"/>
+          <w:i/>
+          <w:sz w:val="19"/>
+        </w:rPr>
+        <w:t>provisorische Einigung</w:t>
+      </w:r>
+      <w:r>
+        <w:rPr>
+          <w:rFonts w:ascii="Arial" w:hAnsi="Arial"/>
+          <w:b w:val="0"/>
+          <w:i w:val="0"/>
+          <w:sz w:val="19"/>
+        </w:rPr>
+        <w:t xml:space="preserve"> zum Digital Omnibus on AI erzielt: Sie bestätigt die Verschiebung der Hochrisiko-Pflichten auf den 2. Dezember 2027 (Anhang III) und 2. August 2028 (Anhang I), löst den Anhang-I-Konformitätsstreit, der den vorhergehenden Trilog gesprengt hatte, und ergänzt einen neuen Tatbestand in Art. 5 mit ausdrücklichem Verbot von KI-Systemen, die Material des sexuellen Missbrauchs von Kindern (CSAM) oder nicht-einvernehmliche intime Darstellungen (NCII) erzeugen. Die provisorische Einigung wäre nunmehr formal durch Rat und Parlament zu billigen und im Anschluss durch die linguistisch-juristische Endredaktion zu führen; beide Institutionen haben erklärt, die Annahme „in den kommenden Wochen", in jedem Fall vor dem ursprünglichen Stichtag 2. August 2026, abschließen zu wollen. Die ursprünglich noch terminierte Trilogrunde am 13. Mai 2026 ist damit obsolet. Für die Steuerdebatte folgt daraus, dass der zeitliche Vorlauf für KI-Definitionen aus dem AI Act nicht weiter erodiert: Eine mittelfristige Anknüpfung steuerlicher Tatbestände an AI-Act-Kategorien bleibt möglich und gewinnt durch die jetzt politisch fixierten Endstichtage 2. Dezember 2027 und 2. August 2028 an Planungssicherheit, ohne dass die fiskalische Stellschraube selbst Gegenstand des Omnibus gewesen wäre. Die zypriotische Ratspräsidentschaft hat sich vorgenommen, das Dossier vor Ablauf ihrer Amtszeit am 30. Juni 2026 abzuschließen; gelingt das nicht, übernimmt zur zweiten Jahreshälfte 2026 die irische Präsidentschaft. Scheitert die Einigung bis zum 2. August 2026, würden die Hochrisiko-Pflichten in ihrer ursprünglich vorgesehenen Fassung anwendbar. Für die Steuerdebatte folgt daraus, dass der zeitliche Vorlauf für KI-Definitionen aus dem AI Act enger als ursprünglich gedacht ist — eine mittelfristige Anknüpfung steuerlicher Tatbestände an AI-Act-Kategorien bleibt möglich, setzt aber voraus, dass die Normenlandschaft nach 2027 verlässlich vorliegt.</w:t>
       </w:r>
     </w:p>
     <w:p>
@@ -8718,6 +8844,70 @@
           <w:i w:val="0"/>
           <w:sz w:val="19"/>
         </w:rPr>
+        <w:t xml:space="preserve">Europäisches Parlament / Rat der EU. (7. Mai 2026). </w:t>
+      </w:r>
+      <w:r>
+        <w:rPr>
+          <w:rFonts w:ascii="Arial" w:hAnsi="Arial"/>
+          <w:b w:val="0"/>
+          <w:i/>
+          <w:sz w:val="19"/>
+        </w:rPr>
+        <w:t>Digital Omnibus on AI — Provisorische Trilog-Einigung (dritte Runde) der Co-Gesetzgeber.</w:t>
+      </w:r>
+      <w:r>
+        <w:rPr>
+          <w:rFonts w:ascii="Arial" w:hAnsi="Arial"/>
+          <w:b w:val="0"/>
+          <w:i w:val="0"/>
+          <w:sz w:val="19"/>
+        </w:rPr>
+        <w:t xml:space="preserve"> Bestätigung der Verschiebung der Hochrisiko-Pflichten auf 2. Dezember 2027 (Anhang III) und 2. August 2028 (Anhang I); Lösung des Anhang-I-Konformitätsstreits; neuer Tatbestand in Art. 5 (Verbot von KI-Systemen, die CSAM oder NCII generieren). Formelle Billigung durch Rat und Parlament steht aus; Annahme „in den kommenden Wochen", vor dem 2. August 2026, angekündigt. Berichterstattung u. a. Bird &amp; Bird, NicFab, Timelex, Lexology, Dastra. https://www.twobirds.com/en/insights/2026/digital-omnibus-on-ai-provisional-agreement-reached-at-the-may-trilogue | https://www.nicfab.eu/en/posts/digital-omnibus-ai-deal/ | https://www.timelex.eu/en/blog/ai-omnibus-deal-what-survived-trilogue | https://www.lexology.com/library/detail.aspx?g=34c6a42f-af33-4189-a32c-dc2e3d7a109f</w:t>
+      </w:r>
+    </w:p>
+    <w:p>
+      <w:pPr>
+        <w:jc w:val="both"/>
+      </w:pPr>
+      <w:r>
+        <w:rPr>
+          <w:rFonts w:ascii="Arial" w:hAnsi="Arial"/>
+          <w:b w:val="0"/>
+          <w:i w:val="0"/>
+          <w:sz w:val="19"/>
+        </w:rPr>
+        <w:t xml:space="preserve">IAB. (5. Mai 2026). </w:t>
+      </w:r>
+      <w:r>
+        <w:rPr>
+          <w:rFonts w:ascii="Arial" w:hAnsi="Arial"/>
+          <w:b w:val="0"/>
+          <w:i/>
+          <w:sz w:val="19"/>
+        </w:rPr>
+        <w:t>Jeder vierte Betrieb in Deutschland nutzt generative KI</w:t>
+      </w:r>
+      <w:r>
+        <w:rPr>
+          <w:rFonts w:ascii="Arial" w:hAnsi="Arial"/>
+          <w:b w:val="0"/>
+          <w:i w:val="0"/>
+          <w:sz w:val="19"/>
+        </w:rPr>
+        <w:t xml:space="preserve"> (IAB-Kurzbericht 8/2026). Anteil der deutschen Betriebe mit produktivem Einsatz generativer KI von rund 5 % (2023) auf rund 25 % (Anfang 2026) gestiegen; weitere 9 % planen die Einführung; 48 % bei Betrieben ≥ 200 Beschäftigten gegenüber 21 % bei Betrieben &lt; 10 Beschäftigten. https://iab.de/presseinfo/jeder-vierte-betrieb-in-deutschland-nutzt-generative-ki/ | https://doku.iab.de/kurzber/2026/kb2026-08.pdf</w:t>
+      </w:r>
+    </w:p>
+    <w:p>
+      <w:pPr>
+        <w:jc w:val="both"/>
+      </w:pPr>
+      <w:r>
+        <w:rPr>
+          <w:rFonts w:ascii="Arial" w:hAnsi="Arial"/>
+          <w:b w:val="0"/>
+          <w:i w:val="0"/>
+          <w:sz w:val="19"/>
+        </w:rPr>
         <w:t>Europäische Union. (2024). Verordnung (EU) 2024/1689 des Europäischen Parlaments und des Rates vom 13. Juni 2024 zur Festlegung harmonisierter Vorschriften für künstliche Intelligenz (</w:t>
       </w:r>
       <w:r>
@@ -10137,6 +10327,134 @@
           <w:i w:val="0"/>
           <w:sz w:val="19"/>
         </w:rPr>
+        <w:t xml:space="preserve">Reuters / CNBC / Washington Times. (12./13. Mai 2026). </w:t>
+      </w:r>
+      <w:r>
+        <w:rPr>
+          <w:rFonts w:ascii="Arial" w:hAnsi="Arial"/>
+          <w:b w:val="0"/>
+          <w:i/>
+          <w:sz w:val="19"/>
+        </w:rPr>
+        <w:t>Walmart cuts 1,000 roles to simplify operations / Walmart cuts or relocates about 1,000 corporate workers in tech consolidation.</w:t>
+      </w:r>
+      <w:r>
+        <w:rPr>
+          <w:rFonts w:ascii="Arial" w:hAnsi="Arial"/>
+          <w:b w:val="0"/>
+          <w:i w:val="0"/>
+          <w:sz w:val="19"/>
+        </w:rPr>
+        <w:t xml:space="preserve"> Internes Memo Suresh Kumar (CTO) und Daniel Danker (EVP AI Acceleration, Product and Design); rund 1.000 Corporate-Workers aus Produkt-, Design- und Technologie-Teams; Konsolidierung auf eine gemeinsame Plattform für Walmart U.S., Sam's Club und internationale Märkte; ausdrücklich nicht mit KI begründet, sondern mit Plattform-Integration. https://www.cnbc.com/2026/05/13/walmart-cuts-1000-roles-to-simplify-operations-reports.html | https://www.washingtontimes.com/news/2026/may/13/walmart-cuts-relocates-1000-corporate-workers-tech-consolidation/</w:t>
+      </w:r>
+    </w:p>
+    <w:p>
+      <w:pPr>
+        <w:jc w:val="both"/>
+      </w:pPr>
+      <w:r>
+        <w:rPr>
+          <w:rFonts w:ascii="Arial" w:hAnsi="Arial"/>
+          <w:b w:val="0"/>
+          <w:i w:val="0"/>
+          <w:sz w:val="19"/>
+        </w:rPr>
+        <w:t xml:space="preserve">Bloomberg / Reuters / GeekWire / Seattle Times. (13. Mai 2026). </w:t>
+      </w:r>
+      <w:r>
+        <w:rPr>
+          <w:rFonts w:ascii="Arial" w:hAnsi="Arial"/>
+          <w:b w:val="0"/>
+          <w:i/>
+          <w:sz w:val="19"/>
+        </w:rPr>
+        <w:t>Microsoft's LinkedIn is cutting jobs in latest industry cull / LinkedIn cuts about 5% of workforce as Microsoft reshapes business.</w:t>
+      </w:r>
+      <w:r>
+        <w:rPr>
+          <w:rFonts w:ascii="Arial" w:hAnsi="Arial"/>
+          <w:b w:val="0"/>
+          <w:i w:val="0"/>
+          <w:sz w:val="19"/>
+        </w:rPr>
+        <w:t xml:space="preserve"> Memo CEO Ryan Roslansky; rund 875–1.000 Stellen, etwa 5 % der 17.500 Beschäftigten; Begründung: verändertes Kundenverhalten, flachere Organisationsstruktur, verlangsamtes Umsatzwachstum trotz +12 % Quartalsumsatz; Engineering-, Produkt- und Marketing-Funktionen besonders betroffen. https://www.bloomberg.com/news/articles/2026-05-13/microsoft-s-linkedin-is-cutting-jobs-in-latest-industry-cull | https://www.geekwire.com/2026/report-linkedin-makes-job-cuts-to-position-for-future-success-amid-record-quarterly-revenue/ | https://www.seattletimes.com/business/microsoft/microsoft-owned-linkedin-cuts-hundreds-of-roles-reports-say/</w:t>
+      </w:r>
+    </w:p>
+    <w:p>
+      <w:pPr>
+        <w:jc w:val="both"/>
+      </w:pPr>
+      <w:r>
+        <w:rPr>
+          <w:rFonts w:ascii="Arial" w:hAnsi="Arial"/>
+          <w:b w:val="0"/>
+          <w:i w:val="0"/>
+          <w:sz w:val="19"/>
+        </w:rPr>
+        <w:t xml:space="preserve">Reuters / Yahoo Finance / Business Standard / DNYUZ. (13./14. Mai 2026). </w:t>
+      </w:r>
+      <w:r>
+        <w:rPr>
+          <w:rFonts w:ascii="Arial" w:hAnsi="Arial"/>
+          <w:b w:val="0"/>
+          <w:i/>
+          <w:sz w:val="19"/>
+        </w:rPr>
+        <w:t>Cisco to cut about 4,000 jobs in AI-focused restructuring as orders surge / Read the memo: Cisco to cut about 4,000 jobs in AI-driven restructuring.</w:t>
+      </w:r>
+      <w:r>
+        <w:rPr>
+          <w:rFonts w:ascii="Arial" w:hAnsi="Arial"/>
+          <w:b w:val="0"/>
+          <w:i w:val="0"/>
+          <w:sz w:val="19"/>
+        </w:rPr>
+        <w:t xml:space="preserve"> Memo CEO Chuck Robbins; rund 4.000 Stellen (knapp 5 % der globalen Belegschaft); Benachrichtigungen ab 14. Mai 2026; Restrukturierungsaufwand bis zu 1 Mrd. USD (rund 450 Mio. USD im Q4 2026, Rest im Geschäftsjahr 2027); Verlagerung der Investitionen zu AI-Chips, Glasfaser und Sicherheit. Parallel Q3-Quartalszahlen: Umsatz 15,8 Mrd. USD (+12 % YoY); AI-Infrastruktur-Aufträge von Hyperscalern bislang 5,3 Mrd. USD im Geschäftsjahr; Jahresprognose für AI-Aufträge auf 9 Mrd. USD (zuvor 5 Mrd. USD) angehoben. https://finance.yahoo.com/news/cisco-raises-annual-revenue-forecast-200934306.html | https://www.business-standard.com/world-news/cisco-to-cut-nearly-4-000-jobs-in-ai-focused-restructuring-as-orders-surge-126051400091_1.html | https://dnyuz.com/2026/05/13/read-the-memo-cisco-to-cut-about-4000-jobs-in-ai-driven-restructuring/</w:t>
+      </w:r>
+    </w:p>
+    <w:p>
+      <w:pPr>
+        <w:jc w:val="both"/>
+      </w:pPr>
+      <w:r>
+        <w:rPr>
+          <w:rFonts w:ascii="Arial" w:hAnsi="Arial"/>
+          <w:b w:val="0"/>
+          <w:i w:val="0"/>
+          <w:sz w:val="19"/>
+        </w:rPr>
+        <w:t xml:space="preserve">TrueUp / Yahoo Tech. (Stand 13. Mai 2026). </w:t>
+      </w:r>
+      <w:r>
+        <w:rPr>
+          <w:rFonts w:ascii="Arial" w:hAnsi="Arial"/>
+          <w:b w:val="0"/>
+          <w:i/>
+          <w:sz w:val="19"/>
+        </w:rPr>
+        <w:t>Tech Layoffs Tracker — Tagesfortschreibung: 128.270 Personen aus 286 Layoff-Meldungen (rund 1.002 Personen pro Tag).</w:t>
+      </w:r>
+      <w:r>
+        <w:rPr>
+          <w:rFonts w:ascii="Arial" w:hAnsi="Arial"/>
+          <w:b w:val="0"/>
+          <w:i w:val="0"/>
+          <w:sz w:val="19"/>
+        </w:rPr>
+        <w:t xml:space="preserve"> https://www.trueup.io/layoffs | https://tech.yahoo.com/general/article/tech-layoffs-2026-more-than-128000-people-have-been-laid-off-this-year-from-companies-like-paypal-meta-cloudflare-and-more-144545060.html</w:t>
+      </w:r>
+    </w:p>
+    <w:p>
+      <w:pPr>
+        <w:jc w:val="both"/>
+      </w:pPr>
+      <w:r>
+        <w:rPr>
+          <w:rFonts w:ascii="Arial" w:hAnsi="Arial"/>
+          <w:b w:val="0"/>
+          <w:i w:val="0"/>
+          <w:sz w:val="19"/>
+        </w:rPr>
         <w:t xml:space="preserve">Challenger, Gray &amp; Christmas / CBS News / Fast Company. (1./3. Mai 2026). </w:t>
       </w:r>
       <w:r>
@@ -10566,7 +10884,7 @@
           <w:i w:val="0"/>
           <w:sz w:val="19"/>
         </w:rPr>
-        <w:t xml:space="preserve"> Dieses Arbeitspapier gibt den Stand Anfang Mai 2026 (Schnitt am 8. Mai 2026 — Lauf 001 vom 8. Mai 2026) wieder. Die Debatte entwickelt sich dynamisch, insbesondere im Zuge der OpenAI-Strategiepapiere und der Eröffnung des OpenAI Workshop in Washington, D.C. im Mai 2026, des Erstdurchgangs des GKV-Beitragssatzstabilisierungsgesetzes in der 1065. Bundesratssitzung am 8. Mai 2026 mit 79 Tagesordnungspunkten (Kabinettsbeschluss 29. April 2026, parlamentarische Behandlung vor der Sommerpause 2026 angekündigt), der laufenden Trilog-Verhandlungen zum Digital Omnibus on AI (zweite Runde 28. April 2026 ohne Einigung; nächste Runde 13. Mai 2026 — Knackpunkt ist nicht die Verschiebung der Hochrisiko-Pflichten, sondern die Konformitätsbewertungs-Architektur für Anhang I; die zypriotische Ratspräsidentschaft strebt einen Abschluss vor Ablauf ihrer Amtszeit am 30. Juni 2026 an, andernfalls übernimmt die irische Präsidentschaft), der am 5. Mai 2026 erfolgten Arraignment-Verhandlung im Altman-Verfahren mit „nicht schuldig"-Plädoyer und angeordneter psychiatrischer Begutachtung, des am 7. Mai 2026 versandten individuellen Microsoft-Buyout-Angebots (Annahmefrist 8. Juni 2026, VRSAR-Unterzeichnung 9.–22. Juni 2026, bis zu fünfjährige Krankenversicherungs-Verlängerung), des am 1. Mai 2026 vom Connecticut-Repräsentantenhaus mit 131 zu 17 Stimmen verabschiedeten </w:t>
+        <w:t xml:space="preserve"> Dieses Arbeitspapier gibt den Stand Mitte Mai 2026 (Schnitt am 14. Mai 2026 — Lauf 001 vom 14. Mai 2026) wieder. Die Debatte entwickelt sich dynamisch, insbesondere im Zuge der OpenAI-Strategiepapiere und der Eröffnung des OpenAI Workshop in Washington, D.C. im Mai 2026, des Erstdurchgangs des GKV-Beitragssatzstabilisierungsgesetzes in der 1065. Bundesratssitzung am 8. Mai 2026 mit 79 Tagesordnungspunkten (Kabinettsbeschluss 29. April 2026, parlamentarische Behandlung vor der Sommerpause 2026 angekündigt), der am 7. Mai 2026 in einer dritten Trilogrunde erreichten provisorischen Einigung zum Digital Omnibus on AI (Verschiebung der Hochrisiko-Pflichten auf 2. Dezember 2027 und 2. August 2028; Lösung des Anhang-I-Konformitätsstreits; neuer Tatbestand in Art. 5 mit Verbot von KI-Systemen, die CSAM oder NCII generieren; formelle Billigung durch Rat und Parlament „in den kommenden Wochen" vor dem 2. August 2026 angekündigt; der zuvor terminierte Trilog am 13. Mai 2026 ist damit obsolet), der am 5. Mai 2026 erfolgten Arraignment-Verhandlung im Altman-Verfahren mit „nicht schuldig"-Plädoyer und angeordneter psychiatrischer Begutachtung, des am 7. Mai 2026 versandten individuellen Microsoft-Buyout-Angebots (Annahmefrist 8. Juni 2026, VRSAR-Unterzeichnung 9.–22. Juni 2026, bis zu fünfjährige Krankenversicherungs-Verlängerung), des am 1. Mai 2026 vom Connecticut-Repräsentantenhaus mit 131 zu 17 Stimmen verabschiedeten </w:t>
       </w:r>
       <w:r>
         <w:rPr>
@@ -10710,7 +11028,25 @@
           <w:i w:val="0"/>
           <w:sz w:val="19"/>
         </w:rPr>
-        <w:t xml:space="preserve"> auf 100 % bei zugleich ablehnender Position des Finanzministeriums, der revidierten IAB-Frühjahrsprognose vom 24. März 2026 (Erwerbstätigkeit −90.000, BIP +0,8 % bei 0,2 bis 0,3 Pp. Iran-Krieg-Dämpfung), der aktualisierten Tech-Layoff-Trackerstände zum 6./7./8. Mai 2026 (TrueUp 119.721 Personen aus 265 Layoff-Meldungen am 6. Mai, 121.111 Personen aus 273 Meldungen am 7. Mai bzw. 127.411 Personen aus 283 Meldungen am 8. Mai 2026 — rund 1.003 Personen pro Tag; SkillSyncer 113.863 Personen aus 179 Ereignissen) sowie der am 5./6. Mai 2026 angekündigten KI-getriebenen Stellenstreichungen bei Coinbase (700 Stellen, 14 %), PayPal (rund 4.760 Stellen, 20 % über 2–3 Jahre), Freshworks (rund 500 Stellen, 11 %) und Cognizant (12.000–15.000 Stellen unter „Project Leap") sowie der am 7. Mai 2026 von Cloudflare angekündigten Streichung von rund 1.100 Stellen (20 % der globalen Belegschaft) zum Übergang zu einem „agentic AI-first operating model" (Restrukturierungsaufwand 140–150 Mio. USD, AI-Einsatz im Konzern +600 % im Quartal, Aktienkurs −18 %), des am 1. Mai 2026 von </w:t>
+        <w:t xml:space="preserve"> auf 100 % bei zugleich ablehnender Position des Finanzministeriums, der revidierten IAB-Frühjahrsprognose vom 24. März 2026 (Erwerbstätigkeit −90.000, BIP +0,8 % bei 0,2 bis 0,3 Pp. Iran-Krieg-Dämpfung), der aktualisierten Tech-Layoff-Trackerstände zum 6./7./8./13. Mai 2026 (TrueUp 119.721 Personen aus 265 Layoff-Meldungen am 6. Mai, 121.111 Personen aus 273 Meldungen am 7. Mai, 127.411 Personen aus 283 Meldungen am 8. Mai, 128.270 Personen aus 286 Meldungen am 13. Mai 2026 — rund 1.002 Personen pro Tag; SkillSyncer 113.863 Personen aus 179 Ereignissen) sowie der am 5./6. Mai 2026 angekündigten KI-getriebenen Stellenstreichungen bei Coinbase (700 Stellen, 14 %), PayPal (rund 4.760 Stellen, 20 % über 2–3 Jahre), Freshworks (rund 500 Stellen, 11 %) und Cognizant (12.000–15.000 Stellen unter „Project Leap") sowie der am 7. Mai 2026 von Cloudflare angekündigten Streichung von rund 1.100 Stellen (20 % der globalen Belegschaft) zum Übergang zu einem „agentic AI-first operating model" (Restrukturierungsaufwand 140–150 Mio. USD, AI-Einsatz im Konzern +600 % im Quartal, Aktienkurs −18 %), der am 12./13. Mai 2026 verdichteten Mai-Welle in der Anbieterseite der KI-Wertschöpfung — Walmart (rund 1.000 Corporate-Workers in Produkt-, Design- und Technologie-Teams, intern angekündigt durch CTO Suresh Kumar und EVP AI Acceleration Daniel Danker, ausdrücklich nicht KI-begründet, sondern als Plattform-Konsolidierung), LinkedIn (Microsoft-Tochter, rund 5 % der 17.500 Beschäftigten — rund 875–1.000 Stellen, Memo Roslansky mit Verweis auf verändertes Kundenverhalten, flachere Organisation und verlangsamtes Umsatzwachstum trotz +12 % Quartalsumsatz) und Cisco (rund 4.000 Stellen, knapp 5 % der globalen Belegschaft, Memo Robbins parallel zu Q3-Quartalszahlen 15,8 Mrd. USD/+12 % und einer Anhebung der Jahresprognose für AI-Aufträge von 5 auf 9 Mrd. USD; Restrukturierungsaufwand bis 1 Mrd. USD), des am 5. Mai 2026 publizierten </w:t>
+      </w:r>
+      <w:r>
+        <w:rPr>
+          <w:rFonts w:ascii="Arial" w:hAnsi="Arial"/>
+          <w:b w:val="0"/>
+          <w:i/>
+          <w:sz w:val="19"/>
+        </w:rPr>
+        <w:t>IAB-Kurzberichts 8/2026</w:t>
+      </w:r>
+      <w:r>
+        <w:rPr>
+          <w:rFonts w:ascii="Arial" w:hAnsi="Arial"/>
+          <w:b w:val="0"/>
+          <w:i w:val="0"/>
+          <w:sz w:val="19"/>
+        </w:rPr>
+        <w:t xml:space="preserve"> („Jeder vierte Betrieb in Deutschland nutzt generative KI"; Adoptionsrate von 5 % im Jahr 2023 auf 25 % Anfang 2026 verfünffacht, 9 % Einführungspläne, 48 % bei Großbetrieben, 21 % bei Kleinstbetrieben), des am 1. Mai 2026 von </w:t>
       </w:r>
       <w:r>
         <w:rPr>
@@ -10862,7 +11198,7 @@
         <w:color w:val="999999"/>
         <w:sz w:val="15"/>
       </w:rPr>
-      <w:t>Version 22.0 — Mai 2026 — CC BY 4.0</w:t>
+      <w:t>Version 23.0 — Mai 2026 — CC BY 4.0</w:t>
       <w:tab/>
       <w:t xml:space="preserve">Seite </w:t>
     </w:r>

--- a/KI-Ökonomie.docx
+++ b/KI-Ökonomie.docx
@@ -112,7 +112,7 @@
           <w:color w:val="666666"/>
           <w:sz w:val="18"/>
         </w:rPr>
-        <w:t>Version 22.0</w:t>
+        <w:t>Version 23.0</w:t>
       </w:r>
     </w:p>
     <w:p>
@@ -328,7 +328,115 @@
           <w:i w:val="0"/>
           <w:sz w:val="19"/>
         </w:rPr>
-        <w:t xml:space="preserve"> parallel zu den Q1-2026-Quartalszahlen (Umsatz +34 % gegenüber dem Vorjahr) angekündigten Streichung von rund 1.100 Stellen — etwa 20 % der globalen Belegschaft — als Übergang zu einem „agentic AI-first operating model" gespeist sind; der gemeinsame Mitarbeitendenbrief von Vorstandsvorsitzendem Matthew Prince und Mitgründerin Michelle Zatlyn („Building for the future") begründet die Reduktion ausdrücklich nicht als Kostenmaßnahme oder leistungsabhängige Auswahl, sondern als strukturelle Anpassung an einen über das Quartal um rund 600 % gestiegenen unternehmensinternen KI-Einsatz; das Restrukturierungsvolumen wird mit 140 bis 150 Millionen US-Dollar im zweiten Quartal beziffert, ausscheidende Beschäftigte erhalten ihre Grundvergütung bis Ende 2026, US-Beschäftigte zusätzlich Krankenversicherungsschutz bis Jahresende und Equity-Vesting bis 15. August 2026; der Aktienkurs gab nach Bekanntgabe rund 18 % ab. Eine Aggregat-Bestätigung dieser Welle liefert der </w:t>
+        <w:t xml:space="preserve"> parallel zu den Q1-2026-Quartalszahlen (Umsatz +34 % gegenüber dem Vorjahr) angekündigten Streichung von rund 1.100 Stellen — etwa 20 % der globalen Belegschaft — als Übergang zu einem „agentic AI-first operating model" gespeist sind; der gemeinsame Mitarbeitendenbrief von Vorstandsvorsitzendem Matthew Prince und Mitgründerin Michelle Zatlyn („Building for the future") begründet die Reduktion ausdrücklich nicht als Kostenmaßnahme oder leistungsabhängige Auswahl, sondern als strukturelle Anpassung an einen über das Quartal um rund 600 % gestiegenen unternehmensinternen KI-Einsatz; das Restrukturierungsvolumen wird mit 140 bis 150 Millionen US-Dollar im zweiten Quartal beziffert, ausscheidende Beschäftigte erhalten ihre Grundvergütung bis Ende 2026, US-Beschäftigte zusätzlich Krankenversicherungsschutz bis Jahresende und Equity-Vesting bis 15. August 2026; der Aktienkurs gab nach Bekanntgabe rund 18 % ab. In der Folgewoche traten am 13./14. Mai 2026 zwei weitere KI-getriebene Personalanpassungen großer Konzerne hinzu: </w:t>
+      </w:r>
+      <w:r>
+        <w:rPr>
+          <w:rFonts w:ascii="Arial" w:hAnsi="Arial"/>
+          <w:b w:val="0"/>
+          <w:i/>
+          <w:sz w:val="19"/>
+        </w:rPr>
+        <w:t>LinkedIn</w:t>
+      </w:r>
+      <w:r>
+        <w:rPr>
+          <w:rFonts w:ascii="Arial" w:hAnsi="Arial"/>
+          <w:b w:val="0"/>
+          <w:i w:val="0"/>
+          <w:sz w:val="19"/>
+        </w:rPr>
+        <w:t xml:space="preserve"> (Microsoft-Tochter) kündigte am 13. Mai 2026 die Streichung von rund 875 Stellen — etwa 5 % der globalen Belegschaft — an, schwerpunktmäßig in den Regionen EMEA und Asien-Pazifik und in den Bereichen Engineering, Product, Marketing und Global Business Organization; Chief Product Officer Hari Srinivasan begründete den Schritt nach Berichterstattung von Reuters und Bloomberg gegenüber Beschäftigten mit dem Ziel „smaller, faster and more agile teams that can heavily leverage AI tools", offizielle LinkedIn-Stellungnahmen wiesen eine direkte Substitution durch KI als Begründung zurück — bei einem zugleich um 12 % gegenüber dem Vorjahr gewachsenen Quartalsumsatz. </w:t>
+      </w:r>
+      <w:r>
+        <w:rPr>
+          <w:rFonts w:ascii="Arial" w:hAnsi="Arial"/>
+          <w:b w:val="0"/>
+          <w:i/>
+          <w:sz w:val="19"/>
+        </w:rPr>
+        <w:t>Cisco</w:t>
+      </w:r>
+      <w:r>
+        <w:rPr>
+          <w:rFonts w:ascii="Arial" w:hAnsi="Arial"/>
+          <w:b w:val="0"/>
+          <w:i w:val="0"/>
+          <w:sz w:val="19"/>
+        </w:rPr>
+        <w:t xml:space="preserve"> veröffentlichte am 14. Mai 2026 mit dem Q3-FY2026-Ergebnis (Rekord-Quartalsumsatz von rund 15,8 Milliarden US-Dollar, +12 % gegenüber dem Vorjahr) eine Restrukturierung mit knapp 4.000 Stellenstreichungen (unter 5 % der weltweiten Belegschaft), die CEO Chuck Robbins in einem internen Memo als Verlagerung von Ressourcen in „KI, Cybersecurity und Hochgeschwindigkeits-Netzwerkausrüstung für Rechenzentren" begründet; betroffene Beschäftigte erhalten anteilige FY26-Boni, Severance und Zugang zu konzerneigenen Outplacement-Programmen. Eine weitere Tagesfortschreibung der TrueUp-Methodik weist zum 13. Mai 2026 nach Berichterstattung von </w:t>
+      </w:r>
+      <w:r>
+        <w:rPr>
+          <w:rFonts w:ascii="Arial" w:hAnsi="Arial"/>
+          <w:b w:val="0"/>
+          <w:i/>
+          <w:sz w:val="19"/>
+        </w:rPr>
+        <w:t>Yahoo Finance</w:t>
+      </w:r>
+      <w:r>
+        <w:rPr>
+          <w:rFonts w:ascii="Arial" w:hAnsi="Arial"/>
+          <w:b w:val="0"/>
+          <w:i w:val="0"/>
+          <w:sz w:val="19"/>
+        </w:rPr>
+        <w:t xml:space="preserve"> und </w:t>
+      </w:r>
+      <w:r>
+        <w:rPr>
+          <w:rFonts w:ascii="Arial" w:hAnsi="Arial"/>
+          <w:b w:val="0"/>
+          <w:i/>
+          <w:sz w:val="19"/>
+        </w:rPr>
+        <w:t>TechCrunch</w:t>
+      </w:r>
+      <w:r>
+        <w:rPr>
+          <w:rFonts w:ascii="Arial" w:hAnsi="Arial"/>
+          <w:b w:val="0"/>
+          <w:i w:val="0"/>
+          <w:sz w:val="19"/>
+        </w:rPr>
+        <w:t xml:space="preserve"> einen kumulierten Stand von 128.270 Personen aus 286 Layoff-Meldungen aus (rund 1.002 Personen pro Tag, nach Berichterstattung von </w:t>
+      </w:r>
+      <w:r>
+        <w:rPr>
+          <w:rFonts w:ascii="Arial" w:hAnsi="Arial"/>
+          <w:b w:val="0"/>
+          <w:i/>
+          <w:sz w:val="19"/>
+        </w:rPr>
+        <w:t>24/7 Wall St.</w:t>
+      </w:r>
+      <w:r>
+        <w:rPr>
+          <w:rFonts w:ascii="Arial" w:hAnsi="Arial"/>
+          <w:b w:val="0"/>
+          <w:i w:val="0"/>
+          <w:sz w:val="19"/>
+        </w:rPr>
+        <w:t xml:space="preserve"> das höchste Niveau seit der Tech-Kontraktion 2023). Beide Mai-Vorgänge schärfen das in der </w:t>
+      </w:r>
+      <w:r>
+        <w:rPr>
+          <w:rFonts w:ascii="Arial" w:hAnsi="Arial"/>
+          <w:b w:val="0"/>
+          <w:i/>
+          <w:sz w:val="19"/>
+        </w:rPr>
+        <w:t>Washington-Post</w:t>
+      </w:r>
+      <w:r>
+        <w:rPr>
+          <w:rFonts w:ascii="Arial" w:hAnsi="Arial"/>
+          <w:b w:val="0"/>
+          <w:i w:val="0"/>
+          <w:sz w:val="19"/>
+        </w:rPr>
+        <w:t xml:space="preserve">-Differenzierung vom 1. Mai 2026 ausgearbeitete Bild eines parallelen Laufs von Personalreduktion und Umsatzwachstum: Auch bei Rekordquartalen werden Stellen abgebaut, weil Mittel in KI-Infrastruktur, hyperscaler-affine Hardware und schlanke Team-Architekturen verlagert werden — ein für die Kausalattribution (§ 9.1) zentraler, weil aggregat-stabiler Befund. Eine Aggregat-Bestätigung dieser Welle liefert der </w:t>
       </w:r>
       <w:r>
         <w:rPr>
@@ -1764,7 +1872,79 @@
           <w:i w:val="0"/>
           <w:sz w:val="19"/>
         </w:rPr>
-        <w:t xml:space="preserve"> (CPS) gegen die Anthropic-Nutzungsdaten spiegelt: Auch nach Einarbeitung der März-2026-CPS-Welle und der Februar-2026-Anthropic-Daten zeigen sich weder in der Berufsstrukturmischung (occupational mix) noch in den Industrie- und Expositionskennziffern Abweichungen außerhalb der historischen Bandbreite — der breite US-Arbeitsmarkt erfährt 33 Monate nach ChatGPT-Veröffentlichung keine erkennbare aggregierte Disruption. Auffällig bleibt allein eine leichte Zunahme der Berufsstruktur-Differenz zwischen älteren und jüngeren Hochschulabsolventinnen und -absolventen, die jedoch noch im oberen Bereich des historischen Korridors liegt. Mit einer ergänzenden Analyse vom 6. Mai 2026 hat das Yale Budget Lab den Bogen erstmals zur Fiskalpolitik geschlagen: Bei 39 Billionen US-Dollar Schuldenstand (rund 100 % des BIP, Stand April 2026) und einem monatlichen Zinsdienst von rund 88 Milliarden US-Dollar könnte ein KI-induzierter Produktivitätspfad von etwa 2,5 % pro Jahr theoretisch einen erheblichen Konsolidierungseffekt freisetzen — allerdings nur unter der Annahme, dass der Staat verdrängte Beschäftigte nicht nennenswert auffängt. Das Yale Budget Lab beziffert eine plausible Bandbreite individueller Übergangshilfen mit 5.500 bis 42.400 US-Dollar pro Person; eine Sozialhilfe in dieser Größenordnung würde den Schuldenabbau-Effekt weitgehend neutralisieren. Damit wird der politisch-ethische Kern der Debatte sichtbar: Die fiskalischen Vorteile der KI-Adoption sind systematisch nur dann „kostenlos", wenn sie Verteilungsfolgen externalisieren — eine Position, die mit dem in § 8.4 entwickelten Stabilitätsargument unvereinbar ist. Für die hier geführte Steuerdebatte stützt das Bild die in Kapitel 8 entwickelte szenariorobuste Linie — schnelle Adoption (Breite) ohne klar messbare aggregierte Beschäftigungseinbrüche, aber mit erkennbaren sektoralen und altersspezifischen Frühwirkungen. Das bedeutet nicht, dass die Finanzierungsfrage des Sozialstaats damit entschärft wäre — sektorale Verschiebungen können trotz moderater aggregierter Effekte erheblich sein —, es spricht aber dafür, das steuerpolitische Instrumentarium </w:t>
+        <w:t xml:space="preserve"> (CPS) gegen die Anthropic-Nutzungsdaten spiegelt: Auch nach Einarbeitung der März-2026-CPS-Welle und der Februar-2026-Anthropic-Daten zeigen sich weder in der Berufsstrukturmischung (occupational mix) noch in den Industrie- und Expositionskennziffern Abweichungen außerhalb der historischen Bandbreite — der breite US-Arbeitsmarkt erfährt 33 Monate nach ChatGPT-Veröffentlichung keine erkennbare aggregierte Disruption. Auffällig bleibt allein eine leichte Zunahme der Berufsstruktur-Differenz zwischen älteren und jüngeren Hochschulabsolventinnen und -absolventen, die jedoch noch im oberen Bereich des historischen Korridors liegt. Mit einer ergänzenden Analyse vom 6. Mai 2026 hat das Yale Budget Lab den Bogen erstmals zur Fiskalpolitik geschlagen: Bei 39 Billionen US-Dollar Schuldenstand (rund 100 % des BIP, Stand April 2026) und einem monatlichen Zinsdienst von rund 88 Milliarden US-Dollar könnte ein KI-induzierter Produktivitätspfad von etwa 2,5 % pro Jahr theoretisch einen erheblichen Konsolidierungseffekt freisetzen — allerdings nur unter der Annahme, dass der Staat verdrängte Beschäftigte nicht nennenswert auffängt. Das Yale Budget Lab beziffert eine plausible Bandbreite individueller Übergangshilfen mit 5.500 bis 42.400 US-Dollar pro Person; eine Sozialhilfe in dieser Größenordnung würde den Schuldenabbau-Effekt weitgehend neutralisieren. Damit wird der politisch-ethische Kern der Debatte sichtbar: Die fiskalischen Vorteile der KI-Adoption sind systematisch nur dann „kostenlos", wenn sie Verteilungsfolgen externalisieren — eine Position, die mit dem in § 8.4 entwickelten Stabilitätsargument unvereinbar ist. Eine deutsche Komplementärbeobachtung zu diesen US-zentrierten Befunden liefert der </w:t>
+      </w:r>
+      <w:r>
+        <w:rPr>
+          <w:rFonts w:ascii="Arial" w:hAnsi="Arial"/>
+          <w:b w:val="0"/>
+          <w:i/>
+          <w:sz w:val="19"/>
+        </w:rPr>
+        <w:t>IAB-Kurzbericht 08/2026</w:t>
+      </w:r>
+      <w:r>
+        <w:rPr>
+          <w:rFonts w:ascii="Arial" w:hAnsi="Arial"/>
+          <w:b w:val="0"/>
+          <w:i w:val="0"/>
+          <w:sz w:val="19"/>
+        </w:rPr>
+        <w:t xml:space="preserve"> von Martin Friedrich und Christian Kagerl </w:t>
+      </w:r>
+      <w:r>
+        <w:rPr>
+          <w:rFonts w:ascii="Arial" w:hAnsi="Arial"/>
+          <w:b w:val="0"/>
+          <w:i/>
+          <w:sz w:val="19"/>
+        </w:rPr>
+        <w:t>„Künstliche Intelligenz in deutschen Betrieben: Jeder vierte Betrieb nutzt mittlerweile generative KI"</w:t>
+      </w:r>
+      <w:r>
+        <w:rPr>
+          <w:rFonts w:ascii="Arial" w:hAnsi="Arial"/>
+          <w:b w:val="0"/>
+          <w:i w:val="0"/>
+          <w:sz w:val="19"/>
+        </w:rPr>
+        <w:t xml:space="preserve"> vom 5. Mai 2026: Der Anteil der deutschen Betriebe, die generative KI nutzen, ist binnen zwei Jahren von rund 5 auf knapp 25 % gestiegen; weitere 9 % planen die Einführung. Die Adoption ist deutlich größenabhängig (Betriebe mit 200+ Beschäftigten 48 %, Betriebe mit unter zehn Beschäftigten 21 %), branchenspezifisch (Information und Kommunikation 59 %) und alterskorreliert (vor weniger als fünf Jahren gegründete Betriebe 30 %, etablierte Betriebe mit ≥ 25 Jahren 21 %). Technologisch dominieren frei zugängliche Anwendungen (90 %), während nur 16 % auf gekaufte Modelle mit eigenem Datentraining und 6 % auf eigenständig entwickelte Modelle setzen — ein Befund, der die in § 8.2 entwickelte Verarbeiter-Logik (Veredelungsstrategie) empirisch unterfüttert und zugleich die Eigentums- und Renten­frage (§ 8.3) zuspitzt: Der überwiegende Teil der deutschen Wertschöpfungs­beiträge entsteht </w:t>
+      </w:r>
+      <w:r>
+        <w:rPr>
+          <w:rFonts w:ascii="Arial" w:hAnsi="Arial"/>
+          <w:b w:val="0"/>
+          <w:i/>
+          <w:sz w:val="19"/>
+        </w:rPr>
+        <w:t>auf</w:t>
+      </w:r>
+      <w:r>
+        <w:rPr>
+          <w:rFonts w:ascii="Arial" w:hAnsi="Arial"/>
+          <w:b w:val="0"/>
+          <w:i w:val="0"/>
+          <w:sz w:val="19"/>
+        </w:rPr>
+        <w:t xml:space="preserve"> fremden Basismodellen, nicht </w:t>
+      </w:r>
+      <w:r>
+        <w:rPr>
+          <w:rFonts w:ascii="Arial" w:hAnsi="Arial"/>
+          <w:b w:val="0"/>
+          <w:i/>
+          <w:sz w:val="19"/>
+        </w:rPr>
+        <w:t>aus</w:t>
+      </w:r>
+      <w:r>
+        <w:rPr>
+          <w:rFonts w:ascii="Arial" w:hAnsi="Arial"/>
+          <w:b w:val="0"/>
+          <w:i w:val="0"/>
+          <w:sz w:val="19"/>
+        </w:rPr>
+        <w:t xml:space="preserve"> eigenen. Für die hier geführte Steuerdebatte stützt das Bild die in Kapitel 8 entwickelte szenariorobuste Linie — schnelle Adoption (Breite) ohne klar messbare aggregierte Beschäftigungseinbrüche, aber mit erkennbaren sektoralen und altersspezifischen Frühwirkungen. Das bedeutet nicht, dass die Finanzierungsfrage des Sozialstaats damit entschärft wäre — sektorale Verschiebungen können trotz moderater aggregierter Effekte erheblich sein —, es spricht aber dafür, das steuerpolitische Instrumentarium </w:t>
       </w:r>
       <w:r>
         <w:rPr>
@@ -2128,7 +2308,25 @@
           <w:i w:val="0"/>
           <w:sz w:val="19"/>
         </w:rPr>
-        <w:t xml:space="preserve"> Eine rein nationale Lösung kann mit der Warenverkehrsfreiheit, der Dienstleistungsfreiheit und der Niederlassungsfreiheit in Konflikt geraten. Eine Regelung, die nur inländische Roboterbetreiber trifft, während grenzüberschreitende KI-Dienstleistungen unbesteuert bleiben, wäre diskriminierungsrechtlich problematisch und praktisch kaum durchsetzbar. Der EU AI Act (Verordnung 2024/1689) schafft ab dem 2. August 2026 einen unionsweit einheitlichen Regulierungsrahmen für KI-Systeme (Hochrisiko-Systeme gemäß Anhang III, Transparenzpflichten nach Art. 50, Durchsetzungsregime); dies legt einen einheitlichen Definitionsrahmen, der steuerpolitische Anknüpfungen an KI-Systemklassen mittelfristig erleichtern kann, ohne selbst steuerrechtliche Wirkung zu entfalten. Die Europäische Kommission hat am 19. November 2025 mit dem „Digital Omnibus on AI" einen Vereinfachungsvorschlag vorgelegt, den das Europäische Parlament am 16. März 2026 im Ausschuss und am 23. März 2026 im Plenum unterstützt hat. Er sieht eine Verschiebung der Hochrisiko-Pflichten vor — je nach Systemtyp bis maximal zum 2. Dezember 2027 bzw. 2. August 2028 — und koppelt ihre Anwendbarkeit an die Verfügbarkeit harmonisierter Normen; zudem wird die Kennzeichnungspflicht für KI-generierte Inhalte (Art. 50) bis zum 2. November 2026 verlängert. Die Kommissionsdurchsetzungsbefugnisse gegenüber Anbietern von Allzweck-KI-Modellen (GPAI) treten wie vorgesehen am 2. August 2026 in Kraft. Parlament und Rat haben die Trilogverhandlungen aufgenommen; der zweite Trilogtermin am 28. April 2026 endete nach Berichterstattung von IAPP und A&amp;O Shearman ohne Einigung — Streitpunkt war primär das Verhältnis zwischen AI Act und sektorspezifischen EU-Regelungen für eingebettete KI-Systeme (Anhang I) sowie die Rechtsgrundlage für die Verarbeitung personenbezogener Daten zur Bias-Erkennung. Beide Institutionen konvergieren auf Stichtage 2. Dezember 2027 (Anhang III) und 2. August 2028 (Anhang I) für die Hochrisiko-Pflichten. Die nächste Trilogrunde ist auf den 13. Mai 2026 terminiert; Ziel bleibt eine förmliche Verabschiedung vor dem ursprünglichen Stichtag am 2. August 2026. Die zypriotische Ratspräsidentschaft hat sich vorgenommen, das Dossier vor Ablauf ihrer Amtszeit am 30. Juni 2026 abzuschließen; gelingt das nicht, übernimmt zur zweiten Jahreshälfte 2026 die irische Präsidentschaft. Scheitert die Einigung bis zum 2. August 2026, würden die Hochrisiko-Pflichten in ihrer ursprünglich vorgesehenen Fassung anwendbar. Für die Steuerdebatte folgt daraus, dass der zeitliche Vorlauf für KI-Definitionen aus dem AI Act enger als ursprünglich gedacht ist — eine mittelfristige Anknüpfung steuerlicher Tatbestände an AI-Act-Kategorien bleibt möglich, setzt aber voraus, dass die Normenlandschaft nach 2027 verlässlich vorliegt.</w:t>
+        <w:t xml:space="preserve"> Eine rein nationale Lösung kann mit der Warenverkehrsfreiheit, der Dienstleistungsfreiheit und der Niederlassungsfreiheit in Konflikt geraten. Eine Regelung, die nur inländische Roboterbetreiber trifft, während grenzüberschreitende KI-Dienstleistungen unbesteuert bleiben, wäre diskriminierungsrechtlich problematisch und praktisch kaum durchsetzbar. Der EU AI Act (Verordnung 2024/1689) schafft ab dem 2. August 2026 einen unionsweit einheitlichen Regulierungsrahmen für KI-Systeme (Hochrisiko-Systeme gemäß Anhang III, Transparenzpflichten nach Art. 50, Durchsetzungsregime); dies legt einen einheitlichen Definitionsrahmen, der steuerpolitische Anknüpfungen an KI-Systemklassen mittelfristig erleichtern kann, ohne selbst steuerrechtliche Wirkung zu entfalten. Die Europäische Kommission hat am 19. November 2025 mit dem „Digital Omnibus on AI" einen Vereinfachungsvorschlag vorgelegt, den das Europäische Parlament am 16. März 2026 im Ausschuss und am 23. März 2026 im Plenum unterstützt hat. Er sieht eine Verschiebung der Hochrisiko-Pflichten vor — je nach Systemtyp bis maximal zum 2. Dezember 2027 bzw. 2. August 2028 — und koppelt ihre Anwendbarkeit an die Verfügbarkeit harmonisierter Normen; zudem wird die Kennzeichnungspflicht für KI-generierte Inhalte (Art. 50) bis zum 2. November 2026 verlängert. Die Kommissionsdurchsetzungsbefugnisse gegenüber Anbietern von Allzweck-KI-Modellen (GPAI) treten wie vorgesehen am 2. August 2026 in Kraft. Parlament und Rat haben die Trilogverhandlungen aufgenommen; der zweite Trilogtermin am 28. April 2026 endete nach Berichterstattung von IAPP und A&amp;O Shearman ohne Einigung — Streitpunkt war primär das Verhältnis zwischen AI Act und sektorspezifischen EU-Regelungen für eingebettete KI-Systeme (Anhang I) sowie die Rechtsgrundlage für die Verarbeitung personenbezogener Daten zur Bias-Erkennung. In der dritten Trilogrunde in der Nacht vom 6. auf den 7. Mai 2026 erzielten Rat und Parlament nach der gemeinsamen Pressemitteilung des Rates der EU vom 7. Mai 2026 eine vorläufige politische Einigung über den </w:t>
+      </w:r>
+      <w:r>
+        <w:rPr>
+          <w:rFonts w:ascii="Arial" w:hAnsi="Arial"/>
+          <w:b w:val="0"/>
+          <w:i/>
+          <w:sz w:val="19"/>
+        </w:rPr>
+        <w:t>Digital Omnibus on AI</w:t>
+      </w:r>
+      <w:r>
+        <w:rPr>
+          <w:rFonts w:ascii="Arial" w:hAnsi="Arial"/>
+          <w:b w:val="0"/>
+          <w:i w:val="0"/>
+          <w:sz w:val="19"/>
+        </w:rPr>
+        <w:t>: Die Hochrisiko-Pflichten für Anhang-III-Systeme (Biometrie, Beschäftigung, Bildung, kritische Infrastruktur, Strafverfolgung, Grenzmanagement) gelten nunmehr ab 2. Dezember 2027, für Anhang-I-Systeme (eingebettete KI in Produkten mit EU-sektoraler Sicherheitsregulierung wie Medizinprodukten oder Maschinen) ab 2. August 2028 — eine Verschiebung um 16 bzw. 12 Monate gegenüber den ursprünglichen Stichtagen am 2. August 2026 bzw. 2. August 2027. Zugleich wird Art. 5 um ein Verbot von KI-Systemen erweitert, die Material des sexuellen Missbrauchs von Kindern (CSAM) oder nicht-einvernehmliche intime Bilder generieren; betroffene Anbieter müssen ihre Systeme bis zum 2. Dezember 2026 anpassen. Die vorläufige Einigung muss vor Inkrafttreten von Rat und Plenum formell bestätigt werden; die Institutionen haben sich vorgenommen, das Verfahren vor dem 2. August 2026 abzuschließen. Bird &amp; Bird, Modulos und der NicFab-Blog ordnen die Einigung als entscheidenden Schritt zur Vermeidung einer Übergangslücke ein, weisen aber zugleich darauf hin, dass die Kommissionsdurchsetzungsbefugnisse gegenüber Anbietern von Allzweck-KI-Modellen (GPAI) wie vorgesehen bereits am 2. August 2026 in Kraft treten. Für die Steuerdebatte folgt daraus, dass der zeitliche Vorlauf für KI-Definitionen aus dem AI Act erneut um etwa ein Jahr nach hinten verschoben ist — eine mittelfristige Anknüpfung steuerlicher Tatbestände an AI-Act-Kategorien bleibt möglich, setzt aber voraus, dass die Normenlandschaft nach 2027 verlässlich vorliegt; die zypriotische Ratspräsidentschaft, unter der die Einigung erzielt wurde, kann das Dossier nun mit hoher Wahrscheinlichkeit vor Ende ihrer Amtszeit am 30. Juni 2026 zum Abschluss bringen.</w:t>
       </w:r>
     </w:p>
     <w:p>
@@ -4028,6 +4226,161 @@
           <w:sz w:val="19"/>
         </w:rPr>
         <w:t xml:space="preserve"> Die hohen Kapital- und Unternehmensteuern in den skandinavischen Ländern kombiniert mit ausgeprägten Umschulungs- und Weiterbildungssystemen („Flexicurity") werden oft als Alternative zu einer spezifischen Robotersteuer diskutiert.</w:t>
+      </w:r>
+    </w:p>
+    <w:p>
+      <w:pPr>
+        <w:spacing w:before="120" w:after="80"/>
+      </w:pPr>
+      <w:r>
+        <w:rPr>
+          <w:rFonts w:ascii="Arial" w:hAnsi="Arial"/>
+          <w:b/>
+          <w:i w:val="0"/>
+          <w:color w:val="2E75B6"/>
+          <w:sz w:val="24"/>
+        </w:rPr>
+        <w:t>6.5 China — arbeitsrechtliche Grenze einer KI-getriebenen Substitution (April/Mai 2026)</w:t>
+      </w:r>
+    </w:p>
+    <w:p>
+      <w:pPr>
+        <w:jc w:val="both"/>
+      </w:pPr>
+      <w:r>
+        <w:rPr>
+          <w:rFonts w:ascii="Arial" w:hAnsi="Arial"/>
+          <w:b w:val="0"/>
+          <w:i w:val="0"/>
+          <w:sz w:val="19"/>
+        </w:rPr>
+        <w:t xml:space="preserve">Während die hier referierten Steuermodelle (Südkorea, Italien, Polen) an Investitions- oder Wertschöpfungsanreizen ansetzen, hat die Volksrepublik China im Frühjahr 2026 einen zweiten, </w:t>
+      </w:r>
+      <w:r>
+        <w:rPr>
+          <w:rFonts w:ascii="Arial" w:hAnsi="Arial"/>
+          <w:b w:val="0"/>
+          <w:i/>
+          <w:sz w:val="19"/>
+        </w:rPr>
+        <w:t>arbeitsrechtlichen</w:t>
+      </w:r>
+      <w:r>
+        <w:rPr>
+          <w:rFonts w:ascii="Arial" w:hAnsi="Arial"/>
+          <w:b w:val="0"/>
+          <w:i w:val="0"/>
+          <w:sz w:val="19"/>
+        </w:rPr>
+        <w:t xml:space="preserve"> Pfad zur Begrenzung KI-induzierter Verdrängung sichtbar gemacht. Das </w:t>
+      </w:r>
+      <w:r>
+        <w:rPr>
+          <w:rFonts w:ascii="Arial" w:hAnsi="Arial"/>
+          <w:b w:val="0"/>
+          <w:i/>
+          <w:sz w:val="19"/>
+        </w:rPr>
+        <w:t>Intermediate People's Court</w:t>
+      </w:r>
+      <w:r>
+        <w:rPr>
+          <w:rFonts w:ascii="Arial" w:hAnsi="Arial"/>
+          <w:b w:val="0"/>
+          <w:i w:val="0"/>
+          <w:sz w:val="19"/>
+        </w:rPr>
+        <w:t xml:space="preserve"> in Hangzhou (Provinz Zhejiang) hat in einem typischen Verfahren — zuerst am 28. April 2026 in englischer Übersetzung veröffentlicht (China.org.cn, SCIO, Caixin) und in den folgenden Tagen breit rezipiert (NPR 1. Mai 2026, Bloomberg 2. Mai 2026, Fortune 3. Mai 2026) — entschieden, dass die Ersetzung eines Beschäftigten durch ein KI-System keinen </w:t>
+      </w:r>
+      <w:r>
+        <w:rPr>
+          <w:rFonts w:ascii="Arial" w:hAnsi="Arial"/>
+          <w:b w:val="0"/>
+          <w:i/>
+          <w:sz w:val="19"/>
+        </w:rPr>
+        <w:t>„major change in objective circumstances"</w:t>
+      </w:r>
+      <w:r>
+        <w:rPr>
+          <w:rFonts w:ascii="Arial" w:hAnsi="Arial"/>
+          <w:b w:val="0"/>
+          <w:i w:val="0"/>
+          <w:sz w:val="19"/>
+        </w:rPr>
+        <w:t xml:space="preserve"> im Sinne der chinesischen Arbeitsvertragsregelung darstellt und damit für sich genommen keine Kündigung rechtfertigt. Konkret hatte ein Tech-Unternehmen seinen Qualitätssicherungs-Beschäftigten (zuständig für die Überprüfung von Large-Language-Model-Ausgaben, Vergütung 25.000 RMB pro Monat) nach Einführung eines KI-Systems herabgestuft und bei Ablehnung der Lohnkürzung gekündigt; das Gericht stellte die Unrechtmäßigkeit fest und bestätigte das erstinstanzliche Urteil. Ein zweiter Fall, in dem ein Kartografie-Unternehmen einen Beschäftigten ebenfalls auf KI-Substitution gestützt entlassen hatte, wurde bereits Ende 2025 in vergleichbarer Weise entschieden; Beobachter (Fisher Phillips, China Law Translate, </w:t>
+      </w:r>
+      <w:r>
+        <w:rPr>
+          <w:rFonts w:ascii="Arial" w:hAnsi="Arial"/>
+          <w:b w:val="0"/>
+          <w:i/>
+          <w:sz w:val="19"/>
+        </w:rPr>
+        <w:t>China.org.cn</w:t>
+      </w:r>
+      <w:r>
+        <w:rPr>
+          <w:rFonts w:ascii="Arial" w:hAnsi="Arial"/>
+          <w:b w:val="0"/>
+          <w:i w:val="0"/>
+          <w:sz w:val="19"/>
+        </w:rPr>
+        <w:t xml:space="preserve">) ordnen die Reihe als sich verfestigende Spruchpraxis ein. Für die hier geführte Steuerdebatte ist der Vorgang dreifach relevant: Erstens zeigt er, dass selbst in einer auf KI-Industriepolitik fokussierten Volkswirtschaft mit über 300 humanoiden Roboterprodukten und einem von Peking nachdrücklich vorangetriebenen Adoptionspfad die Arbeitsrechtsordnung eine Auffanglinie zieht, die die Substitutionsgeschwindigkeit faktisch verlangsamt. Zweitens etabliert die Spruchpraxis einen empirischen Referenzpunkt für die in § 9.1 diskutierten Kausalitäts- und Messprobleme einer Typ-5-Ersatzabgabe: Anders als bei einer fiskalischen Anknüpfung muss das Gericht nicht jede einzelne Substitution beziffern, sondern entlastet die Anzeigepflicht des Arbeitgebers, indem es KI-Adoption als </w:t>
+      </w:r>
+      <w:r>
+        <w:rPr>
+          <w:rFonts w:ascii="Arial" w:hAnsi="Arial"/>
+          <w:b w:val="0"/>
+          <w:i/>
+          <w:sz w:val="19"/>
+        </w:rPr>
+        <w:t>strategische Geschäftsentscheidung</w:t>
+      </w:r>
+      <w:r>
+        <w:rPr>
+          <w:rFonts w:ascii="Arial" w:hAnsi="Arial"/>
+          <w:b w:val="0"/>
+          <w:i w:val="0"/>
+          <w:sz w:val="19"/>
+        </w:rPr>
+        <w:t xml:space="preserve"> — und nicht als unvorhersehbares Ereignis — qualifiziert. Drittens entsteht damit ein zweites internationales Vergleichsmodell neben dem Connecticut-SB-5-WARN-AI-Disclosure-Pfad (§ 4.5): Connecticut zwingt zur </w:t>
+      </w:r>
+      <w:r>
+        <w:rPr>
+          <w:rFonts w:ascii="Arial" w:hAnsi="Arial"/>
+          <w:b w:val="0"/>
+          <w:i/>
+          <w:sz w:val="19"/>
+        </w:rPr>
+        <w:t>Offenlegung</w:t>
+      </w:r>
+      <w:r>
+        <w:rPr>
+          <w:rFonts w:ascii="Arial" w:hAnsi="Arial"/>
+          <w:b w:val="0"/>
+          <w:i w:val="0"/>
+          <w:sz w:val="19"/>
+        </w:rPr>
+        <w:t xml:space="preserve"> KI-bedingter Stellenstreichungen, China zwingt zur </w:t>
+      </w:r>
+      <w:r>
+        <w:rPr>
+          <w:rFonts w:ascii="Arial" w:hAnsi="Arial"/>
+          <w:b w:val="0"/>
+          <w:i/>
+          <w:sz w:val="19"/>
+        </w:rPr>
+        <w:t>Begründung</w:t>
+      </w:r>
+      <w:r>
+        <w:rPr>
+          <w:rFonts w:ascii="Arial" w:hAnsi="Arial"/>
+          <w:b w:val="0"/>
+          <w:i w:val="0"/>
+          <w:sz w:val="19"/>
+        </w:rPr>
+        <w:t xml:space="preserve"> in der Kategorie regulärer Restrukturierungspflichten — beide Pfade reduzieren die fiskalisch verwertbare Mess- und Beweisproblematik, ohne sie zu lösen. Für die in Kapitel 8 entwickelte Deutschland-These ist der chinesische Pfad weniger ein Vorbild als eine Hinweisquelle: Eine zusätzliche arbeitsrechtliche Verankerung der KI-Substitutionspflichten (Mitbestimmung, Begründungspflichten, Härtefallregelungen) komplementiert eine wertschöpfungsbasierte Sozialstaatsfinanzierung, ersetzt sie aber nicht.</w:t>
       </w:r>
     </w:p>
     <w:p>
@@ -5696,7 +6049,7 @@
           <w:i w:val="0"/>
           <w:sz w:val="19"/>
         </w:rPr>
-        <w:t xml:space="preserve"> Anknüpfung an nachgewiesenen Arbeitsplatzabbau. Problem: Messung, Umgehung durch Reorganisation.</w:t>
+        <w:t xml:space="preserve"> Anknüpfung an nachgewiesenen Arbeitsplatzabbau. Problem: Messung, Umgehung durch Reorganisation. Die ab 1. Oktober 2026 in Connecticut geltende WARN-AI-Disclosure-Pflicht (§ 4.5) und die im April/Mai 2026 in China sichtbar gewordene arbeitsrechtliche Spruchpraxis (§ 6.5) reduzieren die Mess- und Beweisproblematik auf zwei unterschiedlichen Wegen — Offenlegungspflicht bzw. arbeitsrechtliche Begründungspflicht —, ohne sie aufzulösen.</w:t>
       </w:r>
     </w:p>
     <w:p>
@@ -8718,6 +9071,134 @@
           <w:i w:val="0"/>
           <w:sz w:val="19"/>
         </w:rPr>
+        <w:t xml:space="preserve">Rat der EU / Europäisches Parlament. (7. Mai 2026). </w:t>
+      </w:r>
+      <w:r>
+        <w:rPr>
+          <w:rFonts w:ascii="Arial" w:hAnsi="Arial"/>
+          <w:b w:val="0"/>
+          <w:i/>
+          <w:sz w:val="19"/>
+        </w:rPr>
+        <w:t>Artificial Intelligence: Council and Parliament agree to simplify and streamline rules — Provisional Political Agreement on the Digital Omnibus on AI.</w:t>
+      </w:r>
+      <w:r>
+        <w:rPr>
+          <w:rFonts w:ascii="Arial" w:hAnsi="Arial"/>
+          <w:b w:val="0"/>
+          <w:i w:val="0"/>
+          <w:sz w:val="19"/>
+        </w:rPr>
+        <w:t xml:space="preserve"> Gemeinsame Pressemitteilung des Rates der EU; Verschiebung Anhang III auf 2. Dezember 2027, Anhang I auf 2. August 2028; neues Verbot in Art. 5 für KI-Systeme zur Erzeugung von CSAM und nicht-einvernehmlichen intimen Bildern (Anpassungsfrist bis 2. Dezember 2026); förmliche Verabschiedung vor dem 2. August 2026 vorgesehen. https://www.consilium.europa.eu/en/press/press-releases/2026/05/07/artificial-intelligence-council-and-parliament-agree-to-simplify-and-streamline-rules/</w:t>
+      </w:r>
+    </w:p>
+    <w:p>
+      <w:pPr>
+        <w:jc w:val="both"/>
+      </w:pPr>
+      <w:r>
+        <w:rPr>
+          <w:rFonts w:ascii="Arial" w:hAnsi="Arial"/>
+          <w:b w:val="0"/>
+          <w:i w:val="0"/>
+          <w:sz w:val="19"/>
+        </w:rPr>
+        <w:t xml:space="preserve">Bird &amp; Bird / Modulos / NicFab / Lexology / Timelex. (Mai 2026). </w:t>
+      </w:r>
+      <w:r>
+        <w:rPr>
+          <w:rFonts w:ascii="Arial" w:hAnsi="Arial"/>
+          <w:b w:val="0"/>
+          <w:i/>
+          <w:sz w:val="19"/>
+        </w:rPr>
+        <w:t>Digital Omnibus on AI Provisional Agreement Reached at the May Trilogue / EU AI Act Delayed: The Omnibus Deal Closed on 7 May 2026 / Digital Omnibus on AI: the Provisional Agreement of 7 May 2026.</w:t>
+      </w:r>
+      <w:r>
+        <w:rPr>
+          <w:rFonts w:ascii="Arial" w:hAnsi="Arial"/>
+          <w:b w:val="0"/>
+          <w:i w:val="0"/>
+          <w:sz w:val="19"/>
+        </w:rPr>
+        <w:t xml:space="preserve"> Kanzlei- und Fachblog-Analysen zu Reichweite, neuen Stichtagen und offenen Punkten der politischen Einigung. https://www.twobirds.com/en/insights/2026/digital-omnibus-on-ai-provisional-agreement-reached-at-the-may-trilogue | https://www.modulos.ai/blog/eu-ai-act-omnibus-deal/ | https://www.nicfab.eu/en/posts/digital-omnibus-ai-deal/ | https://www.lexology.com/library/detail.aspx?g=34c6a42f-af33-4189-a32c-dc2e3d7a109f</w:t>
+      </w:r>
+    </w:p>
+    <w:p>
+      <w:pPr>
+        <w:jc w:val="both"/>
+      </w:pPr>
+      <w:r>
+        <w:rPr>
+          <w:rFonts w:ascii="Arial" w:hAnsi="Arial"/>
+          <w:b w:val="0"/>
+          <w:i w:val="0"/>
+          <w:sz w:val="19"/>
+        </w:rPr>
+        <w:t xml:space="preserve">Friedrich, M., &amp; Kagerl, C. (5. Mai 2026). </w:t>
+      </w:r>
+      <w:r>
+        <w:rPr>
+          <w:rFonts w:ascii="Arial" w:hAnsi="Arial"/>
+          <w:b w:val="0"/>
+          <w:i/>
+          <w:sz w:val="19"/>
+        </w:rPr>
+        <w:t>Künstliche Intelligenz in deutschen Betrieben: Jeder vierte Betrieb nutzt mittlerweile generative KI</w:t>
+      </w:r>
+      <w:r>
+        <w:rPr>
+          <w:rFonts w:ascii="Arial" w:hAnsi="Arial"/>
+          <w:b w:val="0"/>
+          <w:i w:val="0"/>
+          <w:sz w:val="19"/>
+        </w:rPr>
+        <w:t xml:space="preserve"> (IAB-Kurzbericht 08/2026). Institut für Arbeitsmarkt- und Berufsforschung, Nürnberg. Anstieg der Adoption von 5 % (2023) auf 25 % (2025) binnen zwei Jahren; 48 % bei Betrieben mit 200+ Beschäftigten, 21 % bei Betrieben mit unter 10 Beschäftigten; 59 % in Information/Kommunikation; 90 % nutzen frei zugängliche Anwendungen, 16 % gekaufte Modelle mit eigenem Datentraining, 6 % eigene Modelle. https://doku.iab.de/kurzber/2026/kb2026-08.pdf | https://iab.de/presseinfo/jeder-vierte-betrieb-in-deutschland-nutzt-generative-ki/</w:t>
+      </w:r>
+    </w:p>
+    <w:p>
+      <w:pPr>
+        <w:jc w:val="both"/>
+      </w:pPr>
+      <w:r>
+        <w:rPr>
+          <w:rFonts w:ascii="Arial" w:hAnsi="Arial"/>
+          <w:b w:val="0"/>
+          <w:i w:val="0"/>
+          <w:sz w:val="19"/>
+        </w:rPr>
+        <w:t xml:space="preserve">Hangzhou Intermediate People's Court / China.org.cn / SCIO / Caixin Global / Fisher Phillips. (28. April – 3. Mai 2026). </w:t>
+      </w:r>
+      <w:r>
+        <w:rPr>
+          <w:rFonts w:ascii="Arial" w:hAnsi="Arial"/>
+          <w:b w:val="0"/>
+          <w:i/>
+          <w:sz w:val="19"/>
+        </w:rPr>
+        <w:t>Chinese court defends labor rights in new AI-replacement case / Chinese Courts Rule Companies Cannot Fire Workers Simply to Replace Them With AI / Chinese Court Rules Employer Can't Fire Worker Because AI Took His Job.</w:t>
+      </w:r>
+      <w:r>
+        <w:rPr>
+          <w:rFonts w:ascii="Arial" w:hAnsi="Arial"/>
+          <w:b w:val="0"/>
+          <w:i w:val="0"/>
+          <w:sz w:val="19"/>
+        </w:rPr>
+        <w:t xml:space="preserve"> Typische Verfahren des Hangzhou Intermediate People's Court (Provinz Zhejiang) und Sekundärbericht­erstattung; KI-Ersetzung erfüllt nicht den Tatbestand „major change in objective circumstances" der chinesischen Arbeitsvertragsregelung; Vergleichsfall im Kartografie-Bereich (Ende 2025). http://www.china.org.cn/2026-04/30/content_118471966.shtml | http://english.scio.gov.cn/m/chinavoices/2026-04/30/content_118471189.html | https://www.caixinglobal.com/2026-04-30/chinese-courts-rule-companies-cannot-fire-workers-simply-to-replace-them-with-ai-102439602.html | https://www.fisherphillips.com/en/insights/insights/chinese-court-rules-employer-cant-fire-worker-because-ai-took-his-job</w:t>
+      </w:r>
+    </w:p>
+    <w:p>
+      <w:pPr>
+        <w:jc w:val="both"/>
+      </w:pPr>
+      <w:r>
+        <w:rPr>
+          <w:rFonts w:ascii="Arial" w:hAnsi="Arial"/>
+          <w:b w:val="0"/>
+          <w:i w:val="0"/>
+          <w:sz w:val="19"/>
+        </w:rPr>
         <w:t>Europäische Union. (2024). Verordnung (EU) 2024/1689 des Europäischen Parlaments und des Rates vom 13. Juni 2024 zur Festlegung harmonisierter Vorschriften für künstliche Intelligenz (</w:t>
       </w:r>
       <w:r>
@@ -10137,6 +10618,134 @@
           <w:i w:val="0"/>
           <w:sz w:val="19"/>
         </w:rPr>
+        <w:t xml:space="preserve">Republic World / Bloomberg / Reuters / Business Today / Inc. (13./14. Mai 2026). </w:t>
+      </w:r>
+      <w:r>
+        <w:rPr>
+          <w:rFonts w:ascii="Arial" w:hAnsi="Arial"/>
+          <w:b w:val="0"/>
+          <w:i/>
+          <w:sz w:val="19"/>
+        </w:rPr>
+        <w:t>LinkedIn Layoffs 2026: 900 Jobs Cut as Microsoft-Owned Platform Restructures Teams Around AI / LinkedIn cuts 5% workforce and scales back investments amid restructuring / LinkedIn to Layoff Hundreds in New Job Cuts. But AI Isn't the Reason.</w:t>
+      </w:r>
+      <w:r>
+        <w:rPr>
+          <w:rFonts w:ascii="Arial" w:hAnsi="Arial"/>
+          <w:b w:val="0"/>
+          <w:i w:val="0"/>
+          <w:sz w:val="19"/>
+        </w:rPr>
+        <w:t xml:space="preserve"> Streichung von rund 875 Stellen (5 % der globalen Belegschaft) in EMEA und Asien-Pazifik; betroffene Funktionen: Engineering, Product, Marketing, Global Business Organization; Chief Product Officer Hari Srinivasan im internen Memo: „smaller, faster and more agile teams that can heavily leverage AI tools"; offizielle Stellungnahme weist KI-Substitution als Grund zurück; Q1-Umsatzwachstum +12 % YoY. https://www.republicworld.com/tech/linkedin-layoffs-2026-900-jobs-cut-as-microsoft-owned-platform-restructures-teams-around-ai-2026-05-14-124183 | https://www.businesstoday.in/technology/story/linkedin-cuts-5-workforce-and-scales-back-investments-amid-restructuring-531446-2026-05-14 | https://www.inc.com/moses-jeanfrancois/linkedin-to-layoff-hundreds-in-new-job-cuts-but-ai-isnt-the-reason/91344495</w:t>
+      </w:r>
+    </w:p>
+    <w:p>
+      <w:pPr>
+        <w:jc w:val="both"/>
+      </w:pPr>
+      <w:r>
+        <w:rPr>
+          <w:rFonts w:ascii="Arial" w:hAnsi="Arial"/>
+          <w:b w:val="0"/>
+          <w:i w:val="0"/>
+          <w:sz w:val="19"/>
+        </w:rPr>
+        <w:t xml:space="preserve">TechCrunch / Yahoo Finance / The Tech Portal / 24/7 Wall St. / Baltimore Sun. (14. Mai 2026). </w:t>
+      </w:r>
+      <w:r>
+        <w:rPr>
+          <w:rFonts w:ascii="Arial" w:hAnsi="Arial"/>
+          <w:b w:val="0"/>
+          <w:i/>
+          <w:sz w:val="19"/>
+        </w:rPr>
+        <w:t>Cisco cuts nearly 4,000 jobs to spend more on AI, reports record quarterly revenue / Cisco confirms 4,000 layoffs despite strong Q3 FY2026 earnings and $15.8Bn revenue / From Cisco to Block, more companies are pointing to AI when unveiling job cuts.</w:t>
+      </w:r>
+      <w:r>
+        <w:rPr>
+          <w:rFonts w:ascii="Arial" w:hAnsi="Arial"/>
+          <w:b w:val="0"/>
+          <w:i w:val="0"/>
+          <w:sz w:val="19"/>
+        </w:rPr>
+        <w:t xml:space="preserve"> Q3-FY2026 Rekord-Quartalsumsatz 15,8 Mrd. USD (+12 % YoY); Restrukturierung knapp 4.000 Stellen (unter 5 % der globalen Belegschaft); CEO Chuck Robbins im Memo: Verlagerung von Ressourcen in „KI, Cybersecurity und Hochgeschwindigkeits-Netzwerkausrüstung für Rechenzentren"; anteilige FY26-Boni, Severance, Outplacement. https://techcrunch.com/2026/05/14/cisco-cuts-nearly-4000-jobs-to-spend-more-on-ai-reports-record-quarterly-revenue/ | https://thetechportal.com/2026/05/14/cisco-confirms-4000-layoffs-despite-strong-q3-fy2026-earnings-and-15-8bn-revenue/ | https://247wallst.com/investing/2026/05/14/ai-causes-another-4000-layoffs/ | https://www.baltimoresun.com/2026/05/14/ai-layoffs/</w:t>
+      </w:r>
+    </w:p>
+    <w:p>
+      <w:pPr>
+        <w:jc w:val="both"/>
+      </w:pPr>
+      <w:r>
+        <w:rPr>
+          <w:rFonts w:ascii="Arial" w:hAnsi="Arial"/>
+          <w:b w:val="0"/>
+          <w:i w:val="0"/>
+          <w:sz w:val="19"/>
+        </w:rPr>
+        <w:t xml:space="preserve">TrueUp / Yahoo Finance / The Next Web. (Stand 13. Mai 2026). </w:t>
+      </w:r>
+      <w:r>
+        <w:rPr>
+          <w:rFonts w:ascii="Arial" w:hAnsi="Arial"/>
+          <w:b w:val="0"/>
+          <w:i/>
+          <w:sz w:val="19"/>
+        </w:rPr>
+        <w:t>Tech Layoffs Tracker — Tagesfortschreibung: 128.270 Personen aus 286 Layoff-Meldungen (rund 1.002 Personen pro Tag); nach Berichterstattung höchstes Niveau seit der Tech-Kontraktion 2023.</w:t>
+      </w:r>
+      <w:r>
+        <w:rPr>
+          <w:rFonts w:ascii="Arial" w:hAnsi="Arial"/>
+          <w:b w:val="0"/>
+          <w:i w:val="0"/>
+          <w:sz w:val="19"/>
+        </w:rPr>
+        <w:t xml:space="preserve"> https://www.trueup.io/layoffs | https://tech.yahoo.com/general/article/tech-layoffs-2026-more-than-128000-people-have-been-laid-off-this-year-from-companies-like-paypal-meta-cloudflare-and-more-144545060.html | https://thenextweb.com/news/linkedin-layoffs-tech-100000-jobs-2026-wave</w:t>
+      </w:r>
+    </w:p>
+    <w:p>
+      <w:pPr>
+        <w:jc w:val="both"/>
+      </w:pPr>
+      <w:r>
+        <w:rPr>
+          <w:rFonts w:ascii="Arial" w:hAnsi="Arial"/>
+          <w:b w:val="0"/>
+          <w:i w:val="0"/>
+          <w:sz w:val="19"/>
+        </w:rPr>
+        <w:t xml:space="preserve">NPR / Bloomberg / Fortune / NextWeb. (1./3. Mai 2026). </w:t>
+      </w:r>
+      <w:r>
+        <w:rPr>
+          <w:rFonts w:ascii="Arial" w:hAnsi="Arial"/>
+          <w:b w:val="0"/>
+          <w:i/>
+          <w:sz w:val="19"/>
+        </w:rPr>
+        <w:t>A tech worker in China is laid off and replaced by AI. Is it legal? / Chinese Court Bars Companies From Firing Workers Solely for AI Replacement / Chinese court rules firms can't lay off workers on AI grounds / China has decided that firing a worker because an AI can do their job is illegal.</w:t>
+      </w:r>
+      <w:r>
+        <w:rPr>
+          <w:rFonts w:ascii="Arial" w:hAnsi="Arial"/>
+          <w:b w:val="0"/>
+          <w:i w:val="0"/>
+          <w:sz w:val="19"/>
+        </w:rPr>
+        <w:t xml:space="preserve"> Sekundärberichterstattung zum Hangzhou-Urteil vom 28. April 2026; Vergleichsfall Kartografie-Unternehmen (Ende 2025); Bezug zu Chinas paralleler Industriepolitik (über 300 humanoide Roboter, Erst­platzierung bei Open-Source-Modellen). https://www.npr.org/2026/05/01/nx-s1-5807131/tech-worker-china-ai | https://www.bloomberg.com/news/articles/2026-05-02/chinese-court-rules-firms-can-t-lay-off-workers-on-ai-grounds | https://thenextweb.com/news/china-court-ai-layoffs-illegal-labor-law</w:t>
+      </w:r>
+    </w:p>
+    <w:p>
+      <w:pPr>
+        <w:jc w:val="both"/>
+      </w:pPr>
+      <w:r>
+        <w:rPr>
+          <w:rFonts w:ascii="Arial" w:hAnsi="Arial"/>
+          <w:b w:val="0"/>
+          <w:i w:val="0"/>
+          <w:sz w:val="19"/>
+        </w:rPr>
         <w:t xml:space="preserve">Challenger, Gray &amp; Christmas / CBS News / Fast Company. (1./3. Mai 2026). </w:t>
       </w:r>
       <w:r>
@@ -10566,7 +11175,7 @@
           <w:i w:val="0"/>
           <w:sz w:val="19"/>
         </w:rPr>
-        <w:t xml:space="preserve"> Dieses Arbeitspapier gibt den Stand Anfang Mai 2026 (Schnitt am 8. Mai 2026 — Lauf 001 vom 8. Mai 2026) wieder. Die Debatte entwickelt sich dynamisch, insbesondere im Zuge der OpenAI-Strategiepapiere und der Eröffnung des OpenAI Workshop in Washington, D.C. im Mai 2026, des Erstdurchgangs des GKV-Beitragssatzstabilisierungsgesetzes in der 1065. Bundesratssitzung am 8. Mai 2026 mit 79 Tagesordnungspunkten (Kabinettsbeschluss 29. April 2026, parlamentarische Behandlung vor der Sommerpause 2026 angekündigt), der laufenden Trilog-Verhandlungen zum Digital Omnibus on AI (zweite Runde 28. April 2026 ohne Einigung; nächste Runde 13. Mai 2026 — Knackpunkt ist nicht die Verschiebung der Hochrisiko-Pflichten, sondern die Konformitätsbewertungs-Architektur für Anhang I; die zypriotische Ratspräsidentschaft strebt einen Abschluss vor Ablauf ihrer Amtszeit am 30. Juni 2026 an, andernfalls übernimmt die irische Präsidentschaft), der am 5. Mai 2026 erfolgten Arraignment-Verhandlung im Altman-Verfahren mit „nicht schuldig"-Plädoyer und angeordneter psychiatrischer Begutachtung, des am 7. Mai 2026 versandten individuellen Microsoft-Buyout-Angebots (Annahmefrist 8. Juni 2026, VRSAR-Unterzeichnung 9.–22. Juni 2026, bis zu fünfjährige Krankenversicherungs-Verlängerung), des am 1. Mai 2026 vom Connecticut-Repräsentantenhaus mit 131 zu 17 Stimmen verabschiedeten </w:t>
+        <w:t xml:space="preserve"> Dieses Arbeitspapier gibt den Stand Mitte Mai 2026 (Schnitt am 15. Mai 2026 — Lauf 001 vom 15. Mai 2026) wieder. Die Debatte entwickelt sich dynamisch, insbesondere im Zuge der OpenAI-Strategiepapiere und der Eröffnung des OpenAI Workshop in Washington, D.C. im Mai 2026, des Erstdurchgangs des GKV-Beitragssatzstabilisierungsgesetzes in der 1065. Bundesratssitzung am 8. Mai 2026 mit 79 Tagesordnungspunkten (Kabinettsbeschluss 29. April 2026, parlamentarische Behandlung vor der Sommerpause 2026 angekündigt), der am 7. Mai 2026 in der dritten Trilogrunde erzielten vorläufigen politischen Einigung zum </w:t>
       </w:r>
       <w:r>
         <w:rPr>
@@ -10575,6 +11184,24 @@
           <w:i/>
           <w:sz w:val="19"/>
         </w:rPr>
+        <w:t>Digital Omnibus on AI</w:t>
+      </w:r>
+      <w:r>
+        <w:rPr>
+          <w:rFonts w:ascii="Arial" w:hAnsi="Arial"/>
+          <w:b w:val="0"/>
+          <w:i w:val="0"/>
+          <w:sz w:val="19"/>
+        </w:rPr>
+        <w:t xml:space="preserve"> mit Verschiebung der Hochrisiko-Pflichten für Anhang III auf 2. Dezember 2027 und Anhang I auf 2. August 2028 sowie einem neuen Art.-5-Verbot für KI-Systeme zur Erzeugung von CSAM und nicht-einvernehmlichen intimen Bildern (Pressemitteilung Rat der EU vom 7. Mai 2026; formelle Verabschiedung durch Rat und Plenum noch vor dem 2. August 2026 vorgesehen, voraussichtlich unter der zypriotischen Ratspräsidentschaft bis 30. Juni 2026), der am 5. Mai 2026 erfolgten Arraignment-Verhandlung im Altman-Verfahren mit „nicht schuldig"-Plädoyer und angeordneter psychiatrischer Begutachtung, des am 7. Mai 2026 versandten individuellen Microsoft-Buyout-Angebots (Annahmefrist 8. Juni 2026, VRSAR-Unterzeichnung 9.–22. Juni 2026, bis zu fünfjährige Krankenversicherungs-Verlängerung), des am 1. Mai 2026 vom Connecticut-Repräsentantenhaus mit 131 zu 17 Stimmen verabschiedeten </w:t>
+      </w:r>
+      <w:r>
+        <w:rPr>
+          <w:rFonts w:ascii="Arial" w:hAnsi="Arial"/>
+          <w:b w:val="0"/>
+          <w:i/>
+          <w:sz w:val="19"/>
+        </w:rPr>
         <w:t>SB 5 — Connecticut Artificial Intelligence Responsibility and Transparency Act</w:t>
       </w:r>
       <w:r>
@@ -10710,7 +11337,7 @@
           <w:i w:val="0"/>
           <w:sz w:val="19"/>
         </w:rPr>
-        <w:t xml:space="preserve"> auf 100 % bei zugleich ablehnender Position des Finanzministeriums, der revidierten IAB-Frühjahrsprognose vom 24. März 2026 (Erwerbstätigkeit −90.000, BIP +0,8 % bei 0,2 bis 0,3 Pp. Iran-Krieg-Dämpfung), der aktualisierten Tech-Layoff-Trackerstände zum 6./7./8. Mai 2026 (TrueUp 119.721 Personen aus 265 Layoff-Meldungen am 6. Mai, 121.111 Personen aus 273 Meldungen am 7. Mai bzw. 127.411 Personen aus 283 Meldungen am 8. Mai 2026 — rund 1.003 Personen pro Tag; SkillSyncer 113.863 Personen aus 179 Ereignissen) sowie der am 5./6. Mai 2026 angekündigten KI-getriebenen Stellenstreichungen bei Coinbase (700 Stellen, 14 %), PayPal (rund 4.760 Stellen, 20 % über 2–3 Jahre), Freshworks (rund 500 Stellen, 11 %) und Cognizant (12.000–15.000 Stellen unter „Project Leap") sowie der am 7. Mai 2026 von Cloudflare angekündigten Streichung von rund 1.100 Stellen (20 % der globalen Belegschaft) zum Übergang zu einem „agentic AI-first operating model" (Restrukturierungsaufwand 140–150 Mio. USD, AI-Einsatz im Konzern +600 % im Quartal, Aktienkurs −18 %), des am 1. Mai 2026 von </w:t>
+        <w:t xml:space="preserve"> auf 100 % bei zugleich ablehnender Position des Finanzministeriums, der revidierten IAB-Frühjahrsprognose vom 24. März 2026 (Erwerbstätigkeit −90.000, BIP +0,8 % bei 0,2 bis 0,3 Pp. Iran-Krieg-Dämpfung), der aktualisierten Tech-Layoff-Trackerstände bis zum 13. Mai 2026 (TrueUp 119.721 Personen aus 265 Layoff-Meldungen am 6. Mai, 121.111 Personen aus 273 Meldungen am 7. Mai, 127.411 Personen aus 283 Meldungen am 8. Mai 2026 und 128.270 Personen aus 286 Meldungen am 13. Mai 2026 — rund 1.002 Personen pro Tag, nach Berichterstattung von </w:t>
       </w:r>
       <w:r>
         <w:rPr>
@@ -10719,6 +11346,24 @@
           <w:i/>
           <w:sz w:val="19"/>
         </w:rPr>
+        <w:t>24/7 Wall St.</w:t>
+      </w:r>
+      <w:r>
+        <w:rPr>
+          <w:rFonts w:ascii="Arial" w:hAnsi="Arial"/>
+          <w:b w:val="0"/>
+          <w:i w:val="0"/>
+          <w:sz w:val="19"/>
+        </w:rPr>
+        <w:t xml:space="preserve"> das höchste Niveau seit der Tech-Kontraktion 2023; SkillSyncer 113.863 Personen aus 179 Ereignissen) sowie der am 5./6. Mai 2026 angekündigten KI-getriebenen Stellenstreichungen bei Coinbase (700 Stellen, 14 %), PayPal (rund 4.760 Stellen, 20 % über 2–3 Jahre), Freshworks (rund 500 Stellen, 11 %) und Cognizant (12.000–15.000 Stellen unter „Project Leap"), der am 7. Mai 2026 von Cloudflare angekündigten Streichung von rund 1.100 Stellen (20 % der globalen Belegschaft) zum Übergang zu einem „agentic AI-first operating model" (Restrukturierungsaufwand 140–150 Mio. USD, AI-Einsatz im Konzern +600 % im Quartal, Aktienkurs −18 %), der am 13. Mai 2026 angekündigten LinkedIn-Restrukturierung mit rund 875 Stellen (5 %, schwerpunktmäßig EMEA und Asien-Pazifik) sowie der am 14. Mai 2026 mit dem Q3-FY2026-Rekord­quartalsumsatz von 15,8 Mrd. USD verkündeten Cisco-Restrukturierung mit knapp 4.000 Stellen (unter 5 % der globalen Belegschaft, ausdrückliche Verlagerung in KI/Cybersecurity/Hochgeschwindigkeits-Netzwerkausrüstung), des am 1. Mai 2026 von </w:t>
+      </w:r>
+      <w:r>
+        <w:rPr>
+          <w:rFonts w:ascii="Arial" w:hAnsi="Arial"/>
+          <w:b w:val="0"/>
+          <w:i/>
+          <w:sz w:val="19"/>
+        </w:rPr>
         <w:t>Challenger, Gray &amp; Christmas</w:t>
       </w:r>
       <w:r>
@@ -10782,7 +11427,61 @@
           <w:i w:val="0"/>
           <w:sz w:val="19"/>
         </w:rPr>
-        <w:t xml:space="preserve"> gegen eine KI-Steuer (syndiziert in Advisor Perspectives, RealClearPolitics, West Hawaii Today und Las Vegas Sun zwischen dem 2. und 6. Mai 2026), das Innovationsbremse, Wettbewerbsnachteil und Unmöglichkeit der Abgrenzung Verdrängung/Augmentation als Hauptargumente gegen die Sanders/OpenAI-Linie führt und stattdessen Lockerung berufsrechtlicher Lizenzschranken, Reform der Arbeitslosenversicherung, Umschulungs-Steueranreize sowie eine Ausweitung der Earned Income Tax Credit empfiehlt. Eine regelmäßige Aktualisierung ist vorgesehen.</w:t>
+        <w:t xml:space="preserve"> gegen eine KI-Steuer (syndiziert in Advisor Perspectives, RealClearPolitics, West Hawaii Today und Las Vegas Sun zwischen dem 2. und 6. Mai 2026), das Innovationsbremse, Wettbewerbsnachteil und Unmöglichkeit der Abgrenzung Verdrängung/Augmentation als Hauptargumente gegen die Sanders/OpenAI-Linie führt und stattdessen Lockerung berufsrechtlicher Lizenzschranken, Reform der Arbeitslosenversicherung, Umschulungs-Steueranreize sowie eine Ausweitung der Earned Income Tax Credit empfiehlt, des am 5. Mai 2026 veröffentlichten </w:t>
+      </w:r>
+      <w:r>
+        <w:rPr>
+          <w:rFonts w:ascii="Arial" w:hAnsi="Arial"/>
+          <w:b w:val="0"/>
+          <w:i/>
+          <w:sz w:val="19"/>
+        </w:rPr>
+        <w:t>IAB-Kurzberichts 08/2026</w:t>
+      </w:r>
+      <w:r>
+        <w:rPr>
+          <w:rFonts w:ascii="Arial" w:hAnsi="Arial"/>
+          <w:b w:val="0"/>
+          <w:i w:val="0"/>
+          <w:sz w:val="19"/>
+        </w:rPr>
+        <w:t xml:space="preserve"> von Martin Friedrich und Christian Kagerl (Adoption generativer KI in deutschen Betrieben binnen zwei Jahren von 5 auf rund 25 %; 48 % bei Betrieben mit 200+ Beschäftigten, 59 % in Information/Kommunikation; 90 % nutzen frei zugängliche Anwendungen, nur 6 % entwickeln eigene Modelle) sowie der am 28. April 2026 veröffentlichten und Anfang Mai 2026 international rezipierten Spruchpraxis des </w:t>
+      </w:r>
+      <w:r>
+        <w:rPr>
+          <w:rFonts w:ascii="Arial" w:hAnsi="Arial"/>
+          <w:b w:val="0"/>
+          <w:i/>
+          <w:sz w:val="19"/>
+        </w:rPr>
+        <w:t>Hangzhou Intermediate People's Court</w:t>
+      </w:r>
+      <w:r>
+        <w:rPr>
+          <w:rFonts w:ascii="Arial" w:hAnsi="Arial"/>
+          <w:b w:val="0"/>
+          <w:i w:val="0"/>
+          <w:sz w:val="19"/>
+        </w:rPr>
+        <w:t xml:space="preserve"> (Volksrepublik China), wonach die Ersetzung eines Beschäftigten durch ein KI-System für sich genommen keinen </w:t>
+      </w:r>
+      <w:r>
+        <w:rPr>
+          <w:rFonts w:ascii="Arial" w:hAnsi="Arial"/>
+          <w:b w:val="0"/>
+          <w:i/>
+          <w:sz w:val="19"/>
+        </w:rPr>
+        <w:t>„major change in objective circumstances"</w:t>
+      </w:r>
+      <w:r>
+        <w:rPr>
+          <w:rFonts w:ascii="Arial" w:hAnsi="Arial"/>
+          <w:b w:val="0"/>
+          <w:i w:val="0"/>
+          <w:sz w:val="19"/>
+        </w:rPr>
+        <w:t xml:space="preserve"> der chinesischen Arbeitsvertragsregelung darstellt und damit keine Kündigung rechtfertigt — ein zweiter, arbeitsrechtlich begründeter Pfad neben der Connecticut-WARN-AI-Disclosure-Linie (§ 4.5, § 6.5, § 9.1). Eine regelmäßige Aktualisierung ist vorgesehen.</w:t>
       </w:r>
     </w:p>
     <w:p>
@@ -10862,7 +11561,7 @@
         <w:color w:val="999999"/>
         <w:sz w:val="15"/>
       </w:rPr>
-      <w:t>Version 22.0 — Mai 2026 — CC BY 4.0</w:t>
+      <w:t>Version 23.0 — Mai 2026 — CC BY 4.0</w:t>
       <w:tab/>
       <w:t xml:space="preserve">Seite </w:t>
     </w:r>

--- a/KI-Ökonomie.docx
+++ b/KI-Ökonomie.docx
@@ -112,7 +112,7 @@
           <w:color w:val="666666"/>
           <w:sz w:val="18"/>
         </w:rPr>
-        <w:t>Version 22.0</w:t>
+        <w:t>Version 23.0</w:t>
       </w:r>
     </w:p>
     <w:p>
@@ -238,7 +238,115 @@
           <w:i w:val="0"/>
           <w:sz w:val="19"/>
         </w:rPr>
-        <w:t xml:space="preserve"> fällt auf den 2. Juli 2026; nach den am 7. Mai 2026 publizierten Programmkonditionen sind rund 8.500 Beschäftigte angebotsberechtigt, das Paket umfasst eine Cash-Einmalzahlung sowie eine bis zu fünfjährige Krankenversicherungs-Verlängerung und enthält keine Wettbewerbs- oder Beschäftigungsverbote. Im Zusammenspiel mit den am selben Tag bekräftigten Meta-Streichungen ordneten Wirtschaftsmedien (CNBC, 24. April 2026) die Welle erstmals als „AI-driven labor crisis" ein — ein Begriff, der den Übergang von Einzelfällen zu einer kumulativen Branchenerzählung markiert. Bis zur Wochenmitte des 25. April 2026 weisen Branchen-Tracker einen kumulierten Bestand von über 92.000 Tech-Stellenstreichungen für das laufende Jahr 2026 aus; eine Aktualisierung zum 2. Mai 2026 hebt die Marke nach Tracker-Methodik des SkillSyncer auf 113.863 betroffene Beschäftigte aus 179 erfassten Layoff-Ereignissen (durchschnittlich rund 933 Stellen pro Tag), während TrueUp parallel 95.878 Personen aus 249 Einzelmeldungen zählt; die Methodikspanne erklärt die unterschiedlichen Größenordnungen, das Niveau einer sechsstelligen Tech-Reduktion innerhalb von vier Monaten ist über alle Tracker hinweg konsistent. Eine erneute Aktualisierung zum 6. Mai 2026 zeigt, dass die TrueUp-Zählung weiter auf 119.721 betroffene Personen aus 265 Layoff-Meldungen gestiegen ist (rund 958 Stellen pro Tag), während SkillSyncer mit 113.863 Personen aus 179 Ereignissen weitgehend unverändert bleibt; eine Tagesfortschreibung der TrueUp-Methodik weist zum 7. Mai 2026 bereits 121.111 Personen aus 273 Layoff-Meldungen aus (rund 961 Personen pro Tag); die nochmalige Aktualisierung zum 8. Mai 2026 hebt die Marke nach den am Vortag angekündigten Cloudflare-Streichungen auf 127.411 betroffene Personen aus 283 Layoff-Meldungen (rund 1.003 Stellen pro Tag), wobei die zusätzlichen Meldungen primär aus den am 5./6. Mai 2026 angekündigten Stellenstreichungen bei </w:t>
+        <w:t xml:space="preserve"> fällt auf den 2. Juli 2026; nach den am 7. Mai 2026 publizierten Programmkonditionen sind rund 8.500 Beschäftigte angebotsberechtigt, das Paket umfasst eine Cash-Einmalzahlung sowie eine bis zu fünfjährige Krankenversicherungs-Verlängerung und enthält keine Wettbewerbs- oder Beschäftigungsverbote. Im Zusammenspiel mit den am selben Tag bekräftigten Meta-Streichungen ordneten Wirtschaftsmedien (CNBC, 24. April 2026) die Welle erstmals als „AI-driven labor crisis" ein — ein Begriff, der den Übergang von Einzelfällen zu einer kumulativen Branchenerzählung markiert. Bis zur Wochenmitte des 25. April 2026 weisen Branchen-Tracker einen kumulierten Bestand von über 92.000 Tech-Stellenstreichungen für das laufende Jahr 2026 aus; eine Aktualisierung zum 2. Mai 2026 hebt die Marke nach Tracker-Methodik des SkillSyncer auf 113.863 betroffene Beschäftigte aus 179 erfassten Layoff-Ereignissen (durchschnittlich rund 933 Stellen pro Tag), während TrueUp parallel 95.878 Personen aus 249 Einzelmeldungen zählt; die Methodikspanne erklärt die unterschiedlichen Größenordnungen, das Niveau einer sechsstelligen Tech-Reduktion innerhalb von vier Monaten ist über alle Tracker hinweg konsistent. Eine erneute Aktualisierung zum 6. Mai 2026 zeigt, dass die TrueUp-Zählung weiter auf 119.721 betroffene Personen aus 265 Layoff-Meldungen gestiegen ist (rund 958 Stellen pro Tag), während SkillSyncer mit 113.863 Personen aus 179 Ereignissen weitgehend unverändert bleibt; eine Tagesfortschreibung der TrueUp-Methodik weist zum 7. Mai 2026 bereits 121.111 Personen aus 273 Layoff-Meldungen aus (rund 961 Personen pro Tag); die nochmalige Aktualisierung zum 8. Mai 2026 hebt die Marke nach den am Vortag angekündigten Cloudflare-Streichungen auf 127.411 betroffene Personen aus 283 Layoff-Meldungen (rund 1.003 Stellen pro Tag), und eine erneute Fortschreibung zum 15./16. Mai 2026 ergibt nach den am 13. Mai 2026 von </w:t>
+      </w:r>
+      <w:r>
+        <w:rPr>
+          <w:rFonts w:ascii="Arial" w:hAnsi="Arial"/>
+          <w:b w:val="0"/>
+          <w:i/>
+          <w:sz w:val="19"/>
+        </w:rPr>
+        <w:t>LinkedIn</w:t>
+      </w:r>
+      <w:r>
+        <w:rPr>
+          <w:rFonts w:ascii="Arial" w:hAnsi="Arial"/>
+          <w:b w:val="0"/>
+          <w:i w:val="0"/>
+          <w:sz w:val="19"/>
+        </w:rPr>
+        <w:t xml:space="preserve"> (rund 875 Beschäftigte beziehungsweise 5 % von 17.500 trotz +12 % Jahresumsatz im Quartal, parallel zur AI-getriebenen Reorganisation unter Chief Product Officer Hari Srinivasan) und am 14. Mai 2026 von </w:t>
+      </w:r>
+      <w:r>
+        <w:rPr>
+          <w:rFonts w:ascii="Arial" w:hAnsi="Arial"/>
+          <w:b w:val="0"/>
+          <w:i/>
+          <w:sz w:val="19"/>
+        </w:rPr>
+        <w:t>Cisco</w:t>
+      </w:r>
+      <w:r>
+        <w:rPr>
+          <w:rFonts w:ascii="Arial" w:hAnsi="Arial"/>
+          <w:b w:val="0"/>
+          <w:i w:val="0"/>
+          <w:sz w:val="19"/>
+        </w:rPr>
+        <w:t xml:space="preserve"> (rund 4.000 Stellen — unter 5 % der globalen Belegschaft — am gleichen Tag wie der Q3-FY2026-Rekordumsatz von 15,8 Milliarden US-Dollar und 5,3 Milliarden US-Dollar AI-Infrastrukturbestellungen bis Anfang Mai 2026; </w:t>
+      </w:r>
+      <w:r>
+        <w:rPr>
+          <w:rFonts w:ascii="Arial" w:hAnsi="Arial"/>
+          <w:b w:val="0"/>
+          <w:i/>
+          <w:sz w:val="19"/>
+        </w:rPr>
+        <w:t>Project Leap</w:t>
+      </w:r>
+      <w:r>
+        <w:rPr>
+          <w:rFonts w:ascii="Arial" w:hAnsi="Arial"/>
+          <w:b w:val="0"/>
+          <w:i w:val="0"/>
+          <w:sz w:val="19"/>
+        </w:rPr>
+        <w:t xml:space="preserve">-vergleichbare CFO-Begründung als Re-Allokation in Silizium, Optik, Sicherheit und KI, nicht als Kosteneinsparung; Aktienkurs +15 %; CEO Chuck Robbins) angekündigten Streichungen einen TrueUp-Stand von 128.270 Personen aus 286 Layoff-Meldungen (rund 1.002 Personen pro Tag) — die kumulierten US-Stellenstreichungen aller Branchen in den ersten zehn Tagen des Mai 2026 belaufen sich nach </w:t>
+      </w:r>
+      <w:r>
+        <w:rPr>
+          <w:rFonts w:ascii="Arial" w:hAnsi="Arial"/>
+          <w:b w:val="0"/>
+          <w:i/>
+          <w:sz w:val="19"/>
+        </w:rPr>
+        <w:t>American Bazaar</w:t>
+      </w:r>
+      <w:r>
+        <w:rPr>
+          <w:rFonts w:ascii="Arial" w:hAnsi="Arial"/>
+          <w:b w:val="0"/>
+          <w:i w:val="0"/>
+          <w:sz w:val="19"/>
+        </w:rPr>
+        <w:t xml:space="preserve"> vom 10. Mai 2026 auf nahe 38.000 Stellen; ergänzend kündigt die KI-gestützte Freelancer-Plattform </w:t>
+      </w:r>
+      <w:r>
+        <w:rPr>
+          <w:rFonts w:ascii="Arial" w:hAnsi="Arial"/>
+          <w:b w:val="0"/>
+          <w:i/>
+          <w:sz w:val="19"/>
+        </w:rPr>
+        <w:t>Upwork</w:t>
+      </w:r>
+      <w:r>
+        <w:rPr>
+          <w:rFonts w:ascii="Arial" w:hAnsi="Arial"/>
+          <w:b w:val="0"/>
+          <w:i w:val="0"/>
+          <w:sz w:val="19"/>
+        </w:rPr>
+        <w:t xml:space="preserve"> am 7. Mai 2026 die Streichung von rund 145 der rund 600 Stellen (etwa 24 % der Belegschaft) und einen Restrukturierungsaufwand von 16 bis 23 Millionen US-Dollar im zweiten Quartal 2026 an — CEO Hayden Brown begründet die dritte Streichungswelle binnen drei Jahren mit dem Schlagwort </w:t>
+      </w:r>
+      <w:r>
+        <w:rPr>
+          <w:rFonts w:ascii="Arial" w:hAnsi="Arial"/>
+          <w:b w:val="0"/>
+          <w:i/>
+          <w:sz w:val="19"/>
+        </w:rPr>
+        <w:t>„two pizza teams are dead"</w:t>
+      </w:r>
+      <w:r>
+        <w:rPr>
+          <w:rFonts w:ascii="Arial" w:hAnsi="Arial"/>
+          <w:b w:val="0"/>
+          <w:i w:val="0"/>
+          <w:sz w:val="19"/>
+        </w:rPr>
+        <w:t xml:space="preserve"> und der Strategie, mehr Umsatz über KI-Agenten zu routen; der Aktienkurs gibt rund 19 % ab, wobei die zusätzlichen Meldungen primär aus den am 5./6. Mai 2026 angekündigten Stellenstreichungen bei </w:t>
       </w:r>
       <w:r>
         <w:rPr>
@@ -2128,7 +2236,133 @@
           <w:i w:val="0"/>
           <w:sz w:val="19"/>
         </w:rPr>
-        <w:t xml:space="preserve"> Eine rein nationale Lösung kann mit der Warenverkehrsfreiheit, der Dienstleistungsfreiheit und der Niederlassungsfreiheit in Konflikt geraten. Eine Regelung, die nur inländische Roboterbetreiber trifft, während grenzüberschreitende KI-Dienstleistungen unbesteuert bleiben, wäre diskriminierungsrechtlich problematisch und praktisch kaum durchsetzbar. Der EU AI Act (Verordnung 2024/1689) schafft ab dem 2. August 2026 einen unionsweit einheitlichen Regulierungsrahmen für KI-Systeme (Hochrisiko-Systeme gemäß Anhang III, Transparenzpflichten nach Art. 50, Durchsetzungsregime); dies legt einen einheitlichen Definitionsrahmen, der steuerpolitische Anknüpfungen an KI-Systemklassen mittelfristig erleichtern kann, ohne selbst steuerrechtliche Wirkung zu entfalten. Die Europäische Kommission hat am 19. November 2025 mit dem „Digital Omnibus on AI" einen Vereinfachungsvorschlag vorgelegt, den das Europäische Parlament am 16. März 2026 im Ausschuss und am 23. März 2026 im Plenum unterstützt hat. Er sieht eine Verschiebung der Hochrisiko-Pflichten vor — je nach Systemtyp bis maximal zum 2. Dezember 2027 bzw. 2. August 2028 — und koppelt ihre Anwendbarkeit an die Verfügbarkeit harmonisierter Normen; zudem wird die Kennzeichnungspflicht für KI-generierte Inhalte (Art. 50) bis zum 2. November 2026 verlängert. Die Kommissionsdurchsetzungsbefugnisse gegenüber Anbietern von Allzweck-KI-Modellen (GPAI) treten wie vorgesehen am 2. August 2026 in Kraft. Parlament und Rat haben die Trilogverhandlungen aufgenommen; der zweite Trilogtermin am 28. April 2026 endete nach Berichterstattung von IAPP und A&amp;O Shearman ohne Einigung — Streitpunkt war primär das Verhältnis zwischen AI Act und sektorspezifischen EU-Regelungen für eingebettete KI-Systeme (Anhang I) sowie die Rechtsgrundlage für die Verarbeitung personenbezogener Daten zur Bias-Erkennung. Beide Institutionen konvergieren auf Stichtage 2. Dezember 2027 (Anhang III) und 2. August 2028 (Anhang I) für die Hochrisiko-Pflichten. Die nächste Trilogrunde ist auf den 13. Mai 2026 terminiert; Ziel bleibt eine förmliche Verabschiedung vor dem ursprünglichen Stichtag am 2. August 2026. Die zypriotische Ratspräsidentschaft hat sich vorgenommen, das Dossier vor Ablauf ihrer Amtszeit am 30. Juni 2026 abzuschließen; gelingt das nicht, übernimmt zur zweiten Jahreshälfte 2026 die irische Präsidentschaft. Scheitert die Einigung bis zum 2. August 2026, würden die Hochrisiko-Pflichten in ihrer ursprünglich vorgesehenen Fassung anwendbar. Für die Steuerdebatte folgt daraus, dass der zeitliche Vorlauf für KI-Definitionen aus dem AI Act enger als ursprünglich gedacht ist — eine mittelfristige Anknüpfung steuerlicher Tatbestände an AI-Act-Kategorien bleibt möglich, setzt aber voraus, dass die Normenlandschaft nach 2027 verlässlich vorliegt.</w:t>
+        <w:t xml:space="preserve"> Eine rein nationale Lösung kann mit der Warenverkehrsfreiheit, der Dienstleistungsfreiheit und der Niederlassungsfreiheit in Konflikt geraten. Eine Regelung, die nur inländische Roboterbetreiber trifft, während grenzüberschreitende KI-Dienstleistungen unbesteuert bleiben, wäre diskriminierungsrechtlich problematisch und praktisch kaum durchsetzbar. Der EU AI Act (Verordnung 2024/1689) schafft ab dem 2. August 2026 einen unionsweit einheitlichen Regulierungsrahmen für KI-Systeme (Hochrisiko-Systeme gemäß Anhang III, Transparenzpflichten nach Art. 50, Durchsetzungsregime); dies legt einen einheitlichen Definitionsrahmen, der steuerpolitische Anknüpfungen an KI-Systemklassen mittelfristig erleichtern kann, ohne selbst steuerrechtliche Wirkung zu entfalten. Die Europäische Kommission hat am 19. November 2025 mit dem „Digital Omnibus on AI" einen Vereinfachungsvorschlag vorgelegt, den das Europäische Parlament am 16. März 2026 im Ausschuss und am 23. März 2026 im Plenum unterstützt hat. Er sieht eine Verschiebung der Hochrisiko-Pflichten vor — je nach Systemtyp bis maximal zum 2. Dezember 2027 bzw. 2. August 2028 — und koppelt ihre Anwendbarkeit an die Verfügbarkeit harmonisierter Normen; zudem wird die Kennzeichnungspflicht für KI-generierte Inhalte (Art. 50) bis zum 2. November 2026 verlängert. Die Kommissionsdurchsetzungsbefugnisse gegenüber Anbietern von Allzweck-KI-Modellen (GPAI) treten wie vorgesehen am 2. August 2026 in Kraft. Parlament und Rat haben die Trilogverhandlungen aufgenommen; der zweite Trilogtermin am 28. April 2026 endete nach Berichterstattung von IAPP und A&amp;O Shearman ohne Einigung — Streitpunkt war primär das Verhältnis zwischen AI Act und sektorspezifischen EU-Regelungen für eingebettete KI-Systeme (Anhang I) sowie die Rechtsgrundlage für die Verarbeitung personenbezogener Daten zur Bias-Erkennung. Am 7. Mai 2026 erzielten Rat und Parlament dann nach Berichterstattung unter anderem von </w:t>
+      </w:r>
+      <w:r>
+        <w:rPr>
+          <w:rFonts w:ascii="Arial" w:hAnsi="Arial"/>
+          <w:b w:val="0"/>
+          <w:i/>
+          <w:sz w:val="19"/>
+        </w:rPr>
+        <w:t>White &amp; Case</w:t>
+      </w:r>
+      <w:r>
+        <w:rPr>
+          <w:rFonts w:ascii="Arial" w:hAnsi="Arial"/>
+          <w:b w:val="0"/>
+          <w:i w:val="0"/>
+          <w:sz w:val="19"/>
+        </w:rPr>
+        <w:t xml:space="preserve">, </w:t>
+      </w:r>
+      <w:r>
+        <w:rPr>
+          <w:rFonts w:ascii="Arial" w:hAnsi="Arial"/>
+          <w:b w:val="0"/>
+          <w:i/>
+          <w:sz w:val="19"/>
+        </w:rPr>
+        <w:t>Lewis Silkin</w:t>
+      </w:r>
+      <w:r>
+        <w:rPr>
+          <w:rFonts w:ascii="Arial" w:hAnsi="Arial"/>
+          <w:b w:val="0"/>
+          <w:i w:val="0"/>
+          <w:sz w:val="19"/>
+        </w:rPr>
+        <w:t xml:space="preserve">, </w:t>
+      </w:r>
+      <w:r>
+        <w:rPr>
+          <w:rFonts w:ascii="Arial" w:hAnsi="Arial"/>
+          <w:b w:val="0"/>
+          <w:i/>
+          <w:sz w:val="19"/>
+        </w:rPr>
+        <w:t>Hogan Lovells</w:t>
+      </w:r>
+      <w:r>
+        <w:rPr>
+          <w:rFonts w:ascii="Arial" w:hAnsi="Arial"/>
+          <w:b w:val="0"/>
+          <w:i w:val="0"/>
+          <w:sz w:val="19"/>
+        </w:rPr>
+        <w:t xml:space="preserve">, </w:t>
+      </w:r>
+      <w:r>
+        <w:rPr>
+          <w:rFonts w:ascii="Arial" w:hAnsi="Arial"/>
+          <w:b w:val="0"/>
+          <w:i/>
+          <w:sz w:val="19"/>
+        </w:rPr>
+        <w:t>Taylor Wessing</w:t>
+      </w:r>
+      <w:r>
+        <w:rPr>
+          <w:rFonts w:ascii="Arial" w:hAnsi="Arial"/>
+          <w:b w:val="0"/>
+          <w:i w:val="0"/>
+          <w:sz w:val="19"/>
+        </w:rPr>
+        <w:t xml:space="preserve">, </w:t>
+      </w:r>
+      <w:r>
+        <w:rPr>
+          <w:rFonts w:ascii="Arial" w:hAnsi="Arial"/>
+          <w:b w:val="0"/>
+          <w:i/>
+          <w:sz w:val="19"/>
+        </w:rPr>
+        <w:t>Orrick</w:t>
+      </w:r>
+      <w:r>
+        <w:rPr>
+          <w:rFonts w:ascii="Arial" w:hAnsi="Arial"/>
+          <w:b w:val="0"/>
+          <w:i w:val="0"/>
+          <w:sz w:val="19"/>
+        </w:rPr>
+        <w:t xml:space="preserve">, </w:t>
+      </w:r>
+      <w:r>
+        <w:rPr>
+          <w:rFonts w:ascii="Arial" w:hAnsi="Arial"/>
+          <w:b w:val="0"/>
+          <w:i/>
+          <w:sz w:val="19"/>
+        </w:rPr>
+        <w:t>Tech Policy Press</w:t>
+      </w:r>
+      <w:r>
+        <w:rPr>
+          <w:rFonts w:ascii="Arial" w:hAnsi="Arial"/>
+          <w:b w:val="0"/>
+          <w:i w:val="0"/>
+          <w:sz w:val="19"/>
+        </w:rPr>
+        <w:t xml:space="preserve"> und der offiziellen Pressemitteilung des Rates eine vorläufige politische Einigung über das Digital-Omnibus-on-AI-Paket (Abschluss der Verhandlungen um 04:30 Uhr Brüsseler Zeit); die Stichtage für die Hochrisiko-Pflichten werden auf den 2. Dezember 2027 für eigenständige Annex-III-Systeme und auf den 2. August 2028 für in regulierte Produkte eingebettete Annex-I-Systeme fixiert, die Watermarking-/Transparenzpflicht nach Art. 50 Abs. 2 wird vom 2. August 2026 auf den 2. Dezember 2026 verschoben, und das ebenfalls zum 2. Dezember 2026 anwendbare Verbot KI-generierter nicht-einvernehmlicher intimer Inhalte sowie kindlicher Missbrauchsdarstellungen ergänzt den Verbotskatalog. Bemerkenswert für die steuerpolitische Anknüpfungsfrage ist die Verschiebung der Maschinenverordnung aus Sektion A in Sektion B von Anhang I: Eingebettete KI-Systeme im Maschinenrecht würden künftig primär über das sektorspezifische Regime adressiert, nicht über die AI-Act-Konformitätsbewertung; vereinfachte Dokumentations- und Sanktionsanforderungen für kleinere und mittlere Unternehmen sowie für </w:t>
+      </w:r>
+      <w:r>
+        <w:rPr>
+          <w:rFonts w:ascii="Arial" w:hAnsi="Arial"/>
+          <w:b w:val="0"/>
+          <w:i/>
+          <w:sz w:val="19"/>
+        </w:rPr>
+        <w:t>small mid-caps</w:t>
+      </w:r>
+      <w:r>
+        <w:rPr>
+          <w:rFonts w:ascii="Arial" w:hAnsi="Arial"/>
+          <w:b w:val="0"/>
+          <w:i w:val="0"/>
+          <w:sz w:val="19"/>
+        </w:rPr>
+        <w:t xml:space="preserve"> sind ergänzend vorgesehen. Die förmliche Annahme durch Parlament und Rat wird vor dem 2. August 2026 erwartet; scheitert sie wider Erwarten, würden die ursprünglichen Hochrisiko-Pflichten wirksam. Die zypriotische Ratspräsidentschaft hatte sich vorgenommen, das Dossier vor Ablauf ihrer Amtszeit am 30. Juni 2026 abzuschließen — ein Ziel, das mit der Einigung vom 7. Mai 2026 vorzeitig erreicht ist. Für die Steuerdebatte folgt daraus, dass der zeitliche Vorlauf für KI-Definitionen aus dem AI Act gegenüber der ursprünglichen Erwartung um rund anderthalb Jahre weiter gestreckt ist — eine mittelfristige Anknüpfung steuerlicher Tatbestände an AI-Act-Kategorien bleibt möglich, setzt aber voraus, dass die Normenlandschaft nach 2027 verlässlich vorliegt; gleichzeitig macht die Auslagerung eingebetteter Maschinen-KI in das sektorale Regime deutlich, dass eine einheitliche steuerliche Anknüpfung an „KI-Systeme" definitionsrechtlich noch schwieriger wird.</w:t>
       </w:r>
     </w:p>
     <w:p>
@@ -8718,6 +8952,70 @@
           <w:i w:val="0"/>
           <w:sz w:val="19"/>
         </w:rPr>
+        <w:t xml:space="preserve">Rat der Europäischen Union. (7. Mai 2026). </w:t>
+      </w:r>
+      <w:r>
+        <w:rPr>
+          <w:rFonts w:ascii="Arial" w:hAnsi="Arial"/>
+          <w:b w:val="0"/>
+          <w:i/>
+          <w:sz w:val="19"/>
+        </w:rPr>
+        <w:t>Artificial Intelligence: Council and Parliament agree to simplify and streamline rules.</w:t>
+      </w:r>
+      <w:r>
+        <w:rPr>
+          <w:rFonts w:ascii="Arial" w:hAnsi="Arial"/>
+          <w:b w:val="0"/>
+          <w:i w:val="0"/>
+          <w:sz w:val="19"/>
+        </w:rPr>
+        <w:t xml:space="preserve"> Pressemitteilung zur vorläufigen politischen Einigung über das Digital-Omnibus-on-AI-Paket; Stichtage 2. Dezember 2027 (Annex III), 2. August 2028 (Annex I), Art. 50 Abs. 2 zum 2. Dezember 2026; Verschiebung der Maschinenverordnung in Section B von Annex I; SME- und small-mid-cap-Vereinfachungen; formale Annahme vor 2. August 2026 erwartet. https://www.consilium.europa.eu/en/press/press-releases/2026/05/07/artificial-intelligence-council-and-parliament-agree-to-simplify-and-streamline-rules/</w:t>
+      </w:r>
+    </w:p>
+    <w:p>
+      <w:pPr>
+        <w:jc w:val="both"/>
+      </w:pPr>
+      <w:r>
+        <w:rPr>
+          <w:rFonts w:ascii="Arial" w:hAnsi="Arial"/>
+          <w:b w:val="0"/>
+          <w:i w:val="0"/>
+          <w:sz w:val="19"/>
+        </w:rPr>
+        <w:t xml:space="preserve">White &amp; Case / Lewis Silkin / Hogan Lovells / Taylor Wessing / Orrick / IAPP / Tech Policy Press. (7.–15. Mai 2026). </w:t>
+      </w:r>
+      <w:r>
+        <w:rPr>
+          <w:rFonts w:ascii="Arial" w:hAnsi="Arial"/>
+          <w:b w:val="0"/>
+          <w:i/>
+          <w:sz w:val="19"/>
+        </w:rPr>
+        <w:t>EU agrees Digital Omnibus deal to simplify AI rules / The Council and Parliament agree to slim down and delay parts of the EU AI Act / EU legislators agree to delay for high-risk AI rules / The EU Digital Omnibus on AI – What the political deal means / EU's Digital Omnibus on AI: 7 Key Changes / EU agrees to amend AI Act, clarifies overlap with machinery rules / What the EU AI Omnibus Deal Changes for the AI Act and What Lies Ahead.</w:t>
+      </w:r>
+      <w:r>
+        <w:rPr>
+          <w:rFonts w:ascii="Arial" w:hAnsi="Arial"/>
+          <w:b w:val="0"/>
+          <w:i w:val="0"/>
+          <w:sz w:val="19"/>
+        </w:rPr>
+        <w:t xml:space="preserve"> Kanzlei- und Fachanalysen zur Trilog-Einigung vom 7. Mai 2026 (04:30 Uhr Brüsseler Zeit): gestaffelte Geltungsdaten, Watermarking-Verschiebung, Verschiebung der Maschinenverordnung, neues Verbot KI-generierter nicht-einvernehmlicher intimer Inhalte und kindlicher Missbrauchsdarstellungen. https://www.whitecase.com/insight-alert/eu-agrees-digital-omnibus-deal-simplify-ai-rules | https://www.lewissilkin.com/insights/2026/05/07/the-council-and-parliament-agree-to-slim-down-and-delay-parts-of-the-eu-ai-act-102ms0v | https://www.hoganlovells.com/en/publications/eu-legislators-agree-to-delay-for-highrisk-ai-rules | https://www.taylorwessing.com/en/insights-and-events/insights/2026/05/the-eu-digital-omnibus-on-ai-what-the-political-deal-means | https://www.orrick.com/en/Insights/2026/05/EUs-Digital-Omnibus-on-AI-7-Key-Changes-You-Need-to-Know | https://iapp.org/news/a/eu-agrees-to-amend-ai-act-clarifies-overlap-with-machinery-rules | https://www.techpolicy.press/what-the-eu-ai-omnibus-deal-changes-for-the-ai-act-and-what-lies-ahead/</w:t>
+      </w:r>
+    </w:p>
+    <w:p>
+      <w:pPr>
+        <w:jc w:val="both"/>
+      </w:pPr>
+      <w:r>
+        <w:rPr>
+          <w:rFonts w:ascii="Arial" w:hAnsi="Arial"/>
+          <w:b w:val="0"/>
+          <w:i w:val="0"/>
+          <w:sz w:val="19"/>
+        </w:rPr>
         <w:t>Europäische Union. (2024). Verordnung (EU) 2024/1689 des Europäischen Parlaments und des Rates vom 13. Juni 2024 zur Festlegung harmonisierter Vorschriften für künstliche Intelligenz (</w:t>
       </w:r>
       <w:r>
@@ -10105,6 +10403,216 @@
           <w:i w:val="0"/>
           <w:sz w:val="19"/>
         </w:rPr>
+        <w:t xml:space="preserve">TrueUp. (Stand 15./16. Mai 2026). </w:t>
+      </w:r>
+      <w:r>
+        <w:rPr>
+          <w:rFonts w:ascii="Arial" w:hAnsi="Arial"/>
+          <w:b w:val="0"/>
+          <w:i/>
+          <w:sz w:val="19"/>
+        </w:rPr>
+        <w:t>Tech Layoffs Tracker — Tagesfortschreibung nach den LinkedIn- und Cisco-Streichungen: 128.270 Personen aus 286 Layoff-Meldungen (rund 1.002 Personen pro Tag).</w:t>
+      </w:r>
+      <w:r>
+        <w:rPr>
+          <w:rFonts w:ascii="Arial" w:hAnsi="Arial"/>
+          <w:b w:val="0"/>
+          <w:i w:val="0"/>
+          <w:sz w:val="19"/>
+        </w:rPr>
+        <w:t xml:space="preserve"> https://www.trueup.io/layoffs</w:t>
+      </w:r>
+    </w:p>
+    <w:p>
+      <w:pPr>
+        <w:jc w:val="both"/>
+      </w:pPr>
+      <w:r>
+        <w:rPr>
+          <w:rFonts w:ascii="Arial" w:hAnsi="Arial"/>
+          <w:b w:val="0"/>
+          <w:i w:val="0"/>
+          <w:sz w:val="19"/>
+        </w:rPr>
+        <w:t xml:space="preserve">American Bazaar. (10. Mai 2026). </w:t>
+      </w:r>
+      <w:r>
+        <w:rPr>
+          <w:rFonts w:ascii="Arial" w:hAnsi="Arial"/>
+          <w:b w:val="0"/>
+          <w:i/>
+          <w:sz w:val="19"/>
+        </w:rPr>
+        <w:t>US layoffs in first 10 days of May 2026: Nearly 38,000 jobs cut.</w:t>
+      </w:r>
+      <w:r>
+        <w:rPr>
+          <w:rFonts w:ascii="Arial" w:hAnsi="Arial"/>
+          <w:b w:val="0"/>
+          <w:i w:val="0"/>
+          <w:sz w:val="19"/>
+        </w:rPr>
+        <w:t xml:space="preserve"> Aggregat-Berichterstattung zu US-Stellenstreichungen in den ersten zehn Tagen des Mai 2026. https://americanbazaaronline.com/2026/05/10/us-layoffs-in-first-10-days-of-may-2026-nearly-38000-jobs-cut-480502/</w:t>
+      </w:r>
+    </w:p>
+    <w:p>
+      <w:pPr>
+        <w:jc w:val="both"/>
+      </w:pPr>
+      <w:r>
+        <w:rPr>
+          <w:rFonts w:ascii="Arial" w:hAnsi="Arial"/>
+          <w:b w:val="0"/>
+          <w:i w:val="0"/>
+          <w:sz w:val="19"/>
+        </w:rPr>
+        <w:t xml:space="preserve">Fast Company / Yahoo Finance. (Mai 2026). </w:t>
+      </w:r>
+      <w:r>
+        <w:rPr>
+          <w:rFonts w:ascii="Arial" w:hAnsi="Arial"/>
+          <w:b w:val="0"/>
+          <w:i/>
+          <w:sz w:val="19"/>
+        </w:rPr>
+        <w:t>Tech layoffs this week: Cloudflare, Coinbase, Upwork, and others point to AI as they slash jobs / Layoffs Accelerate in May 2026 as Firms Restructure Around AI.</w:t>
+      </w:r>
+      <w:r>
+        <w:rPr>
+          <w:rFonts w:ascii="Arial" w:hAnsi="Arial"/>
+          <w:b w:val="0"/>
+          <w:i w:val="0"/>
+          <w:sz w:val="19"/>
+        </w:rPr>
+        <w:t xml:space="preserve"> Sammelberichterstattung zur Mai-2026-Welle (Cloudflare, Coinbase, Upwork, PayPal, Freshworks, Cognizant, LinkedIn, Cisco). https://www.fastcompany.com/91538995/tech-layoffs-due-to-ai-this-week-cloudflare-paypal-coinbase-upwork | https://finance.yahoo.com/sectors/technology/articles/layoffs-accelerate-may-2026-firms-040430218.html</w:t>
+      </w:r>
+    </w:p>
+    <w:p>
+      <w:pPr>
+        <w:jc w:val="both"/>
+      </w:pPr>
+      <w:r>
+        <w:rPr>
+          <w:rFonts w:ascii="Arial" w:hAnsi="Arial"/>
+          <w:b w:val="0"/>
+          <w:i w:val="0"/>
+          <w:sz w:val="19"/>
+        </w:rPr>
+        <w:t xml:space="preserve">Upwork / Barchart / Layoffhedge / OfficeChai. (7. Mai 2026). </w:t>
+      </w:r>
+      <w:r>
+        <w:rPr>
+          <w:rFonts w:ascii="Arial" w:hAnsi="Arial"/>
+          <w:b w:val="0"/>
+          <w:i/>
+          <w:sz w:val="19"/>
+        </w:rPr>
+        <w:t>A Message from Hayden Brown, Upwork CEO / Upwork Stock Plunges Amid 24% Layoffs: CEO Says „Two Pizza Teams Are Dead" / Upwork Layoffs 2026 — 145 Jobs Cut, ~24% of Workforce as Stock Falls 19% / Upwork Lays Off 25% Of Its Workforce, Says AI Will Lead To Smaller Teams.</w:t>
+      </w:r>
+      <w:r>
+        <w:rPr>
+          <w:rFonts w:ascii="Arial" w:hAnsi="Arial"/>
+          <w:b w:val="0"/>
+          <w:i w:val="0"/>
+          <w:sz w:val="19"/>
+        </w:rPr>
+        <w:t xml:space="preserve"> Streichung von rund 145 von rund 600 Stellen (ca. 24 % der Belegschaft); Restrukturierungsaufwand 16–23 Mio. USD im Q2 2026; KI-getriebene Reorganisation zugunsten KI-Agenten auf der Plattform; Aktienkurs −19,3 %. https://www.upwork.com/press/releases/upwork-ceo-hayden-brown-shared-the-following-message-with-employees-on-may-7-2026 | https://www.barchart.com/story/news/1887310/upwork-stock-plunges-amid-24-layoffs-ceo-says-two-pizza-teams-are-dead | https://layoffhedge.com/company/upwork | https://officechai.com/ai/upwork-lays-off-25-of-its-workforce-says-ai-will-lead-to-smaller-teams/</w:t>
+      </w:r>
+    </w:p>
+    <w:p>
+      <w:pPr>
+        <w:jc w:val="both"/>
+      </w:pPr>
+      <w:r>
+        <w:rPr>
+          <w:rFonts w:ascii="Arial" w:hAnsi="Arial"/>
+          <w:b w:val="0"/>
+          <w:i w:val="0"/>
+          <w:sz w:val="19"/>
+        </w:rPr>
+        <w:t xml:space="preserve">LinkedIn / Quartz / GeekWire / Republic World / IndMoney / Seeking Alpha / Seattle Times. (13. Mai 2026). </w:t>
+      </w:r>
+      <w:r>
+        <w:rPr>
+          <w:rFonts w:ascii="Arial" w:hAnsi="Arial"/>
+          <w:b w:val="0"/>
+          <w:i/>
+          <w:sz w:val="19"/>
+        </w:rPr>
+        <w:t>LinkedIn layoffs 2026: company cutting 5% of workforce / LinkedIn Layoffs: Microsoft-Owned Platform Trims Engineering and Product Roles / LinkedIn Layoffs 2026: 900 Jobs Cut as Microsoft-Owned Platform Restructures Teams Around AI / LinkedIn Cuts 875 Jobs in May 2026 — Revenue Soars / Microsoft-owned LinkedIn cuts hundreds of roles, reports say.</w:t>
+      </w:r>
+      <w:r>
+        <w:rPr>
+          <w:rFonts w:ascii="Arial" w:hAnsi="Arial"/>
+          <w:b w:val="0"/>
+          <w:i w:val="0"/>
+          <w:sz w:val="19"/>
+        </w:rPr>
+        <w:t xml:space="preserve"> Streichung von rund 875 Beschäftigten (ca. 5 % von 17.500) trotz +12 % Jahresumsatz im LinkedIn-Quartalsergebnis; betroffen sind Global Business Organization, Marketing, Engineering, Produkt; Reorganisation unter Chief Product Officer Hari Srinivasan zugunsten kleinerer, KI-gestützter Teams. https://qz.com/linkedin-layoffs-workforce-reduction-reorganization-051326 | https://www.geekwire.com/2026/report-linkedin-makes-job-cuts-to-position-for-future-success-amid-record-quarterly-revenue/ | https://www.republicworld.com/tech/linkedin-layoffs-2026-900-jobs-cut-as-microsoft-owned-platform-restructures-teams-around-ai-2026-05-14-124183 | https://www.indmoney.com/blog/us-stocks/linkedin-layoffs-2026-microsoft-ai-spending-msft-stock-analysis | https://seekingalpha.com/news/4592192-microsoft-owned-linkedin-plans-to-reduce-staff-in-latest-tech-sector-layoff | https://www.seattletimes.com/business/microsoft/microsoft-owned-linkedin-cuts-hundreds-of-roles-reports-say/</w:t>
+      </w:r>
+    </w:p>
+    <w:p>
+      <w:pPr>
+        <w:jc w:val="both"/>
+      </w:pPr>
+      <w:r>
+        <w:rPr>
+          <w:rFonts w:ascii="Arial" w:hAnsi="Arial"/>
+          <w:b w:val="0"/>
+          <w:i w:val="0"/>
+          <w:sz w:val="19"/>
+        </w:rPr>
+        <w:t xml:space="preserve">Cisco / CNBC / TechCrunch / Benzinga / Business Today / Fox Business. (13./14./15. Mai 2026). </w:t>
+      </w:r>
+      <w:r>
+        <w:rPr>
+          <w:rFonts w:ascii="Arial" w:hAnsi="Arial"/>
+          <w:b w:val="0"/>
+          <w:i/>
+          <w:sz w:val="19"/>
+        </w:rPr>
+        <w:t>Cisco's stock pops 15% on surging AI orders, as company says it's cutting almost 4,000 jobs / Cisco cuts nearly 4,000 jobs to spend more on AI, reports „record quarterly revenue" / Cisco Lays Off 4,000 Employees In AI Overhaul, CFO Mark Patterson Says Move Not „Savings" Driven But About AI Re-Allocation / „While we are reducing roles…": Cisco CEO outlines company plans as it cuts 4,000 jobs / Cisco to cut thousands of jobs as AI push accelerates after earnings beat.</w:t>
+      </w:r>
+      <w:r>
+        <w:rPr>
+          <w:rFonts w:ascii="Arial" w:hAnsi="Arial"/>
+          <w:b w:val="0"/>
+          <w:i w:val="0"/>
+          <w:sz w:val="19"/>
+        </w:rPr>
+        <w:t xml:space="preserve"> Streichung von unter 4.000 Stellen (&lt;5 % der globalen Belegschaft); Mitteilungen ab 14. Mai 2026; Q3-FY2026-Rekordumsatz 15,8 Mrd. USD (+12 % YoY); 5,3 Mrd. USD AI-Infrastrukturbestellungen YTD, Projektion auf 9 Mrd. USD AI-Orders im FY2026 (zuvor 5 Mrd. USD); CFO Mark Patterson explizit: Restrukturierung nicht </w:t>
+      </w:r>
+      <w:r>
+        <w:rPr>
+          <w:rFonts w:ascii="Arial" w:hAnsi="Arial"/>
+          <w:b w:val="0"/>
+          <w:i/>
+          <w:sz w:val="19"/>
+        </w:rPr>
+        <w:t>„savings-driven"</w:t>
+      </w:r>
+      <w:r>
+        <w:rPr>
+          <w:rFonts w:ascii="Arial" w:hAnsi="Arial"/>
+          <w:b w:val="0"/>
+          <w:i w:val="0"/>
+          <w:sz w:val="19"/>
+        </w:rPr>
+        <w:t>, sondern Re-Allokation zu Silizium, Optik, Sicherheit und KI; CEO Chuck Robbins; Aktienkurs +15 % am Earnings-Tag. https://www.cnbc.com/2026/05/13/cisco-csco-q3-earnings-report-2026.html | https://techcrunch.com/2026/05/14/cisco-cuts-nearly-4000-jobs-to-spend-more-on-ai-reports-record-quarterly-revenue/ | https://www.benzinga.com/markets/tech/26/05/52550445/cisco-lays-off-4000-employees-ai-overhaul | https://www.businesstoday.in/technology/news/story/while-we-are-reducing-roles-cisco-ceo-outlines-company-plans-as-it-cuts-4000-jobs-531734-2026-05-15 | https://www.foxbusiness.com/technology/cisco-cut-thousands-jobs-ai-push-accelerates-earnings-beat</w:t>
+      </w:r>
+    </w:p>
+    <w:p>
+      <w:pPr>
+        <w:jc w:val="both"/>
+      </w:pPr>
+      <w:r>
+        <w:rPr>
+          <w:rFonts w:ascii="Arial" w:hAnsi="Arial"/>
+          <w:b w:val="0"/>
+          <w:i w:val="0"/>
+          <w:sz w:val="19"/>
+        </w:rPr>
         <w:t xml:space="preserve">CNBC / Bloomberg / AOL / The Register. (7./8. Mai 2026). </w:t>
       </w:r>
       <w:r>
@@ -10566,7 +11074,7 @@
           <w:i w:val="0"/>
           <w:sz w:val="19"/>
         </w:rPr>
-        <w:t xml:space="preserve"> Dieses Arbeitspapier gibt den Stand Anfang Mai 2026 (Schnitt am 8. Mai 2026 — Lauf 001 vom 8. Mai 2026) wieder. Die Debatte entwickelt sich dynamisch, insbesondere im Zuge der OpenAI-Strategiepapiere und der Eröffnung des OpenAI Workshop in Washington, D.C. im Mai 2026, des Erstdurchgangs des GKV-Beitragssatzstabilisierungsgesetzes in der 1065. Bundesratssitzung am 8. Mai 2026 mit 79 Tagesordnungspunkten (Kabinettsbeschluss 29. April 2026, parlamentarische Behandlung vor der Sommerpause 2026 angekündigt), der laufenden Trilog-Verhandlungen zum Digital Omnibus on AI (zweite Runde 28. April 2026 ohne Einigung; nächste Runde 13. Mai 2026 — Knackpunkt ist nicht die Verschiebung der Hochrisiko-Pflichten, sondern die Konformitätsbewertungs-Architektur für Anhang I; die zypriotische Ratspräsidentschaft strebt einen Abschluss vor Ablauf ihrer Amtszeit am 30. Juni 2026 an, andernfalls übernimmt die irische Präsidentschaft), der am 5. Mai 2026 erfolgten Arraignment-Verhandlung im Altman-Verfahren mit „nicht schuldig"-Plädoyer und angeordneter psychiatrischer Begutachtung, des am 7. Mai 2026 versandten individuellen Microsoft-Buyout-Angebots (Annahmefrist 8. Juni 2026, VRSAR-Unterzeichnung 9.–22. Juni 2026, bis zu fünfjährige Krankenversicherungs-Verlängerung), des am 1. Mai 2026 vom Connecticut-Repräsentantenhaus mit 131 zu 17 Stimmen verabschiedeten </w:t>
+        <w:t xml:space="preserve"> Dieses Arbeitspapier gibt den Stand Mitte Mai 2026 (Schnitt am 16. Mai 2026 — Lauf 002 vom 16. Mai 2026) wieder. Die Debatte entwickelt sich dynamisch, insbesondere im Zuge der OpenAI-Strategiepapiere und der Eröffnung des OpenAI Workshop in Washington, D.C. im Mai 2026, des Erstdurchgangs des GKV-Beitragssatzstabilisierungsgesetzes in der 1065. Bundesratssitzung am 8. Mai 2026 mit 79 Tagesordnungspunkten (Kabinettsbeschluss 29. April 2026, parlamentarische Behandlung vor der Sommerpause 2026 angekündigt), der am 7. Mai 2026 um 04:30 Uhr Brüsseler Zeit erzielten Trilog-Einigung zum Digital Omnibus on AI (Stichtage 2. Dezember 2027 für Annex III und 2. August 2028 für Annex I; Watermarking nach Art. 50 Abs. 2 zum 2. Dezember 2026; neues Verbot KI-generierter nicht-einvernehmlicher intimer Inhalte und kindlicher Missbrauchsdarstellungen ab 2. Dezember 2026; Verschiebung der Maschinenverordnung in Section B von Annex I; SME-/small-mid-cap-Vereinfachungen; formale Annahme vor 2. August 2026 erwartet), der am 5. Mai 2026 erfolgten Arraignment-Verhandlung im Altman-Verfahren mit „nicht schuldig"-Plädoyer und angeordneter psychiatrischer Begutachtung, des am 7. Mai 2026 versandten individuellen Microsoft-Buyout-Angebots (Annahmefrist 8. Juni 2026, VRSAR-Unterzeichnung 9.–22. Juni 2026, bis zu fünfjährige Krankenversicherungs-Verlängerung), des am 1. Mai 2026 vom Connecticut-Repräsentantenhaus mit 131 zu 17 Stimmen verabschiedeten </w:t>
       </w:r>
       <w:r>
         <w:rPr>
@@ -10710,7 +11218,79 @@
           <w:i w:val="0"/>
           <w:sz w:val="19"/>
         </w:rPr>
-        <w:t xml:space="preserve"> auf 100 % bei zugleich ablehnender Position des Finanzministeriums, der revidierten IAB-Frühjahrsprognose vom 24. März 2026 (Erwerbstätigkeit −90.000, BIP +0,8 % bei 0,2 bis 0,3 Pp. Iran-Krieg-Dämpfung), der aktualisierten Tech-Layoff-Trackerstände zum 6./7./8. Mai 2026 (TrueUp 119.721 Personen aus 265 Layoff-Meldungen am 6. Mai, 121.111 Personen aus 273 Meldungen am 7. Mai bzw. 127.411 Personen aus 283 Meldungen am 8. Mai 2026 — rund 1.003 Personen pro Tag; SkillSyncer 113.863 Personen aus 179 Ereignissen) sowie der am 5./6. Mai 2026 angekündigten KI-getriebenen Stellenstreichungen bei Coinbase (700 Stellen, 14 %), PayPal (rund 4.760 Stellen, 20 % über 2–3 Jahre), Freshworks (rund 500 Stellen, 11 %) und Cognizant (12.000–15.000 Stellen unter „Project Leap") sowie der am 7. Mai 2026 von Cloudflare angekündigten Streichung von rund 1.100 Stellen (20 % der globalen Belegschaft) zum Übergang zu einem „agentic AI-first operating model" (Restrukturierungsaufwand 140–150 Mio. USD, AI-Einsatz im Konzern +600 % im Quartal, Aktienkurs −18 %), des am 1. Mai 2026 von </w:t>
+        <w:t xml:space="preserve"> auf 100 % bei zugleich ablehnender Position des Finanzministeriums, der revidierten IAB-Frühjahrsprognose vom 24. März 2026 (Erwerbstätigkeit −90.000, BIP +0,8 % bei 0,2 bis 0,3 Pp. Iran-Krieg-Dämpfung), der aktualisierten Tech-Layoff-Trackerstände zum 6./7./8./15.–16. Mai 2026 (TrueUp 119.721 Personen aus 265 Layoff-Meldungen am 6. Mai, 121.111 Personen aus 273 Meldungen am 7. Mai, 127.411 Personen aus 283 Meldungen am 8. Mai bzw. 128.270 Personen aus 286 Meldungen am 15./16. Mai 2026 — rund 1.002 Personen pro Tag; SkillSyncer 113.863 Personen aus 179 Ereignissen; nach </w:t>
+      </w:r>
+      <w:r>
+        <w:rPr>
+          <w:rFonts w:ascii="Arial" w:hAnsi="Arial"/>
+          <w:b w:val="0"/>
+          <w:i/>
+          <w:sz w:val="19"/>
+        </w:rPr>
+        <w:t>American Bazaar</w:t>
+      </w:r>
+      <w:r>
+        <w:rPr>
+          <w:rFonts w:ascii="Arial" w:hAnsi="Arial"/>
+          <w:b w:val="0"/>
+          <w:i w:val="0"/>
+          <w:sz w:val="19"/>
+        </w:rPr>
+        <w:t xml:space="preserve"> nahezu 38.000 Stellenstreichungen aller Branchen in den ersten zehn Tagen des Mai 2026) sowie der am 5./6. Mai 2026 angekündigten KI-getriebenen Stellenstreichungen bei Coinbase (700 Stellen, 14 %), PayPal (rund 4.760 Stellen, 20 % über 2–3 Jahre), Freshworks (rund 500 Stellen, 11 %) und Cognizant (12.000–15.000 Stellen unter „Project Leap"), der am 7. Mai 2026 von Cloudflare angekündigten Streichung von rund 1.100 Stellen (20 % der globalen Belegschaft) zum Übergang zu einem „agentic AI-first operating model" (Restrukturierungsaufwand 140–150 Mio. USD, AI-Einsatz im Konzern +600 % im Quartal, Aktienkurs −18 %), der ebenfalls am 7. Mai 2026 von </w:t>
+      </w:r>
+      <w:r>
+        <w:rPr>
+          <w:rFonts w:ascii="Arial" w:hAnsi="Arial"/>
+          <w:b w:val="0"/>
+          <w:i/>
+          <w:sz w:val="19"/>
+        </w:rPr>
+        <w:t>Upwork</w:t>
+      </w:r>
+      <w:r>
+        <w:rPr>
+          <w:rFonts w:ascii="Arial" w:hAnsi="Arial"/>
+          <w:b w:val="0"/>
+          <w:i w:val="0"/>
+          <w:sz w:val="19"/>
+        </w:rPr>
+        <w:t xml:space="preserve"> angekündigten Streichung von rund 145 Stellen (rund 24 % von rund 600 Beschäftigten; Restrukturierung 16–23 Mio. USD; CEO Hayden Brown: </w:t>
+      </w:r>
+      <w:r>
+        <w:rPr>
+          <w:rFonts w:ascii="Arial" w:hAnsi="Arial"/>
+          <w:b w:val="0"/>
+          <w:i/>
+          <w:sz w:val="19"/>
+        </w:rPr>
+        <w:t>„two pizza teams are dead"</w:t>
+      </w:r>
+      <w:r>
+        <w:rPr>
+          <w:rFonts w:ascii="Arial" w:hAnsi="Arial"/>
+          <w:b w:val="0"/>
+          <w:i w:val="0"/>
+          <w:sz w:val="19"/>
+        </w:rPr>
+        <w:t xml:space="preserve">; Aktienkurs −19 %), der am 13. Mai 2026 von LinkedIn angekündigten Streichung von rund 875 Stellen (rund 5 % von 17.500; Reorganisation unter Chief Product Officer Hari Srinivasan trotz +12 % Quartalsumsatz) sowie der am 14. Mai 2026 von Cisco parallel zum Q3-FY2026-Rekordumsatz von 15,8 Milliarden US-Dollar (+12 % YoY, 5,3 Mrd. USD AI-Infrastrukturbestellungen YTD, Projektion 9 Mrd. USD AI-Orders im FY2026) angekündigten Streichung von unter 4.000 Stellen (&lt;5 % der globalen Belegschaft; CFO Mark Patterson: nicht </w:t>
+      </w:r>
+      <w:r>
+        <w:rPr>
+          <w:rFonts w:ascii="Arial" w:hAnsi="Arial"/>
+          <w:b w:val="0"/>
+          <w:i/>
+          <w:sz w:val="19"/>
+        </w:rPr>
+        <w:t>„savings-driven"</w:t>
+      </w:r>
+      <w:r>
+        <w:rPr>
+          <w:rFonts w:ascii="Arial" w:hAnsi="Arial"/>
+          <w:b w:val="0"/>
+          <w:i w:val="0"/>
+          <w:sz w:val="19"/>
+        </w:rPr>
+        <w:t xml:space="preserve">, sondern Re-Allokation zu Silizium, Optik, Sicherheit und KI; CEO Chuck Robbins; Aktienkurs +15 % am Earnings-Tag), des am 1. Mai 2026 von </w:t>
       </w:r>
       <w:r>
         <w:rPr>
@@ -10862,7 +11442,7 @@
         <w:color w:val="999999"/>
         <w:sz w:val="15"/>
       </w:rPr>
-      <w:t>Version 22.0 — Mai 2026 — CC BY 4.0</w:t>
+      <w:t>Version 23.0 — Mai 2026 — CC BY 4.0</w:t>
       <w:tab/>
       <w:t xml:space="preserve">Seite </w:t>
     </w:r>

--- a/KI-Ökonomie.docx
+++ b/KI-Ökonomie.docx
@@ -112,7 +112,7 @@
           <w:color w:val="666666"/>
           <w:sz w:val="18"/>
         </w:rPr>
-        <w:t>Version 22.0</w:t>
+        <w:t>Version 23.0</w:t>
       </w:r>
     </w:p>
     <w:p>
@@ -328,7 +328,61 @@
           <w:i w:val="0"/>
           <w:sz w:val="19"/>
         </w:rPr>
-        <w:t xml:space="preserve"> parallel zu den Q1-2026-Quartalszahlen (Umsatz +34 % gegenüber dem Vorjahr) angekündigten Streichung von rund 1.100 Stellen — etwa 20 % der globalen Belegschaft — als Übergang zu einem „agentic AI-first operating model" gespeist sind; der gemeinsame Mitarbeitendenbrief von Vorstandsvorsitzendem Matthew Prince und Mitgründerin Michelle Zatlyn („Building for the future") begründet die Reduktion ausdrücklich nicht als Kostenmaßnahme oder leistungsabhängige Auswahl, sondern als strukturelle Anpassung an einen über das Quartal um rund 600 % gestiegenen unternehmensinternen KI-Einsatz; das Restrukturierungsvolumen wird mit 140 bis 150 Millionen US-Dollar im zweiten Quartal beziffert, ausscheidende Beschäftigte erhalten ihre Grundvergütung bis Ende 2026, US-Beschäftigte zusätzlich Krankenversicherungsschutz bis Jahresende und Equity-Vesting bis 15. August 2026; der Aktienkurs gab nach Bekanntgabe rund 18 % ab. Eine Aggregat-Bestätigung dieser Welle liefert der </w:t>
+        <w:t xml:space="preserve"> parallel zu den Q1-2026-Quartalszahlen (Umsatz +34 % gegenüber dem Vorjahr) angekündigten Streichung von rund 1.100 Stellen — etwa 20 % der globalen Belegschaft — als Übergang zu einem „agentic AI-first operating model" gespeist sind; der gemeinsame Mitarbeitendenbrief von Vorstandsvorsitzendem Matthew Prince und Mitgründerin Michelle Zatlyn („Building for the future") begründet die Reduktion ausdrücklich nicht als Kostenmaßnahme oder leistungsabhängige Auswahl, sondern als strukturelle Anpassung an einen über das Quartal um rund 600 % gestiegenen unternehmensinternen KI-Einsatz; das Restrukturierungsvolumen wird mit 140 bis 150 Millionen US-Dollar im zweiten Quartal beziffert, ausscheidende Beschäftigte erhalten ihre Grundvergütung bis Ende 2026, US-Beschäftigte zusätzlich Krankenversicherungsschutz bis Jahresende und Equity-Vesting bis 15. August 2026; der Aktienkurs gab nach Bekanntgabe rund 18 % ab. In der Folgewoche vom 11. bis 15. Mai 2026 hat sich diese Welle mit zwei weiteren Großmeldungen fortgesetzt: Am 13. Mai 2026 kündigte </w:t>
+      </w:r>
+      <w:r>
+        <w:rPr>
+          <w:rFonts w:ascii="Arial" w:hAnsi="Arial"/>
+          <w:b w:val="0"/>
+          <w:i/>
+          <w:sz w:val="19"/>
+        </w:rPr>
+        <w:t>LinkedIn</w:t>
+      </w:r>
+      <w:r>
+        <w:rPr>
+          <w:rFonts w:ascii="Arial" w:hAnsi="Arial"/>
+          <w:b w:val="0"/>
+          <w:i w:val="0"/>
+          <w:sz w:val="19"/>
+        </w:rPr>
+        <w:t xml:space="preserve"> (Microsoft-Tochter) eine Reduktion um rund fünf Prozent der globalen Belegschaft (rund 875 Stellen über Engineering, Product, Marketing und Corporate-Funktionen; Schließung des Standorts Graz/Österreich) an; das interne Memo des neuen Vorstandsvorsitzenden Daniel Shapero begründet den Schritt ausdrücklich nicht mit KI-Automatisierung, sondern mit Refokussierung der Investitionen bei zwölf Prozent Jahresumsatzwachstum — eine Differenzierung, die die in der </w:t>
+      </w:r>
+      <w:r>
+        <w:rPr>
+          <w:rFonts w:ascii="Arial" w:hAnsi="Arial"/>
+          <w:b w:val="0"/>
+          <w:i/>
+          <w:sz w:val="19"/>
+        </w:rPr>
+        <w:t>Washington-Post</w:t>
+      </w:r>
+      <w:r>
+        <w:rPr>
+          <w:rFonts w:ascii="Arial" w:hAnsi="Arial"/>
+          <w:b w:val="0"/>
+          <w:i w:val="0"/>
+          <w:sz w:val="19"/>
+        </w:rPr>
+        <w:t xml:space="preserve">-Analyse vom 1. Mai 2026 referierte Mehrkanalerklärung (KI-Verdrängung, Austerity, Pandemie-Korrektur, Routine-Restrukturierung) auf der Mikroebene der Konzernkommunikation stützt. Einen Tag später, am 14. Mai 2026, hat </w:t>
+      </w:r>
+      <w:r>
+        <w:rPr>
+          <w:rFonts w:ascii="Arial" w:hAnsi="Arial"/>
+          <w:b w:val="0"/>
+          <w:i/>
+          <w:sz w:val="19"/>
+        </w:rPr>
+        <w:t>Cisco</w:t>
+      </w:r>
+      <w:r>
+        <w:rPr>
+          <w:rFonts w:ascii="Arial" w:hAnsi="Arial"/>
+          <w:b w:val="0"/>
+          <w:i w:val="0"/>
+          <w:sz w:val="19"/>
+        </w:rPr>
+        <w:t xml:space="preserve"> parallel zu einem Rekordumsatz von 15,8 Milliarden US-Dollar im dritten Geschäftsquartal 2026 (+12 % gegenüber Vorjahr) die Streichung von rund 4.000 Stellen — knapp fünf Prozent der globalen Belegschaft — angekündigt; die Begründung lautet ausdrücklich auf eine Umschichtung in AI-Infrastruktur, die AI-Bestellungen aus dem Hyperscaler-Segment beziffert Cisco für das laufende Geschäftsjahr mit 5,3 Milliarden US-Dollar und projiziert rund 9 Milliarden US-Dollar zum Geschäftsjahresabschluss; der Restrukturierungsaufwand wird mit bis zu einer Milliarde US-Dollar beziffert (rund 450 Millionen US-Dollar im Folgequartal, der Rest im Geschäftsjahr 2027). Tagesfortschreibungen der TrueUp-Methodik weisen zum 13. Mai 2026 bereits 128.270 betroffene Personen aus 286 Layoff-Meldungen aus und zum Wochenmittel der Folgewoche (14./15. Mai 2026) 137.547 Personen aus 321 Meldungen (rund 1.004 Stellen pro Tag) — die in Lauf 001 vom 8. Mai 2026 dokumentierte Linie verlängert sich damit kontinuierlich um rund 10.000 zusätzliche betroffene Personen binnen einer Woche. Die LinkedIn-/Cisco-Doppelmeldung verdichtet eine analytische Asymmetrie: Während Cisco die KI-Kausalität ausdrücklich anführt, bestreitet LinkedIn sie ausdrücklich — beide Vorgänge fallen jedoch in dieselbe Tracker-Aggregation. Die in § 9.1 diskutierte Kausalattributionslücke (KI-getriebene Verdrängung versus parallele Austerity-Logik) wird damit auch innerhalb derselben Konzernfamilie (Microsoft) sichtbar. Eine Aggregat-Bestätigung dieser Welle liefert der </w:t>
       </w:r>
       <w:r>
         <w:rPr>
@@ -2128,7 +2182,7 @@
           <w:i w:val="0"/>
           <w:sz w:val="19"/>
         </w:rPr>
-        <w:t xml:space="preserve"> Eine rein nationale Lösung kann mit der Warenverkehrsfreiheit, der Dienstleistungsfreiheit und der Niederlassungsfreiheit in Konflikt geraten. Eine Regelung, die nur inländische Roboterbetreiber trifft, während grenzüberschreitende KI-Dienstleistungen unbesteuert bleiben, wäre diskriminierungsrechtlich problematisch und praktisch kaum durchsetzbar. Der EU AI Act (Verordnung 2024/1689) schafft ab dem 2. August 2026 einen unionsweit einheitlichen Regulierungsrahmen für KI-Systeme (Hochrisiko-Systeme gemäß Anhang III, Transparenzpflichten nach Art. 50, Durchsetzungsregime); dies legt einen einheitlichen Definitionsrahmen, der steuerpolitische Anknüpfungen an KI-Systemklassen mittelfristig erleichtern kann, ohne selbst steuerrechtliche Wirkung zu entfalten. Die Europäische Kommission hat am 19. November 2025 mit dem „Digital Omnibus on AI" einen Vereinfachungsvorschlag vorgelegt, den das Europäische Parlament am 16. März 2026 im Ausschuss und am 23. März 2026 im Plenum unterstützt hat. Er sieht eine Verschiebung der Hochrisiko-Pflichten vor — je nach Systemtyp bis maximal zum 2. Dezember 2027 bzw. 2. August 2028 — und koppelt ihre Anwendbarkeit an die Verfügbarkeit harmonisierter Normen; zudem wird die Kennzeichnungspflicht für KI-generierte Inhalte (Art. 50) bis zum 2. November 2026 verlängert. Die Kommissionsdurchsetzungsbefugnisse gegenüber Anbietern von Allzweck-KI-Modellen (GPAI) treten wie vorgesehen am 2. August 2026 in Kraft. Parlament und Rat haben die Trilogverhandlungen aufgenommen; der zweite Trilogtermin am 28. April 2026 endete nach Berichterstattung von IAPP und A&amp;O Shearman ohne Einigung — Streitpunkt war primär das Verhältnis zwischen AI Act und sektorspezifischen EU-Regelungen für eingebettete KI-Systeme (Anhang I) sowie die Rechtsgrundlage für die Verarbeitung personenbezogener Daten zur Bias-Erkennung. Beide Institutionen konvergieren auf Stichtage 2. Dezember 2027 (Anhang III) und 2. August 2028 (Anhang I) für die Hochrisiko-Pflichten. Die nächste Trilogrunde ist auf den 13. Mai 2026 terminiert; Ziel bleibt eine förmliche Verabschiedung vor dem ursprünglichen Stichtag am 2. August 2026. Die zypriotische Ratspräsidentschaft hat sich vorgenommen, das Dossier vor Ablauf ihrer Amtszeit am 30. Juni 2026 abzuschließen; gelingt das nicht, übernimmt zur zweiten Jahreshälfte 2026 die irische Präsidentschaft. Scheitert die Einigung bis zum 2. August 2026, würden die Hochrisiko-Pflichten in ihrer ursprünglich vorgesehenen Fassung anwendbar. Für die Steuerdebatte folgt daraus, dass der zeitliche Vorlauf für KI-Definitionen aus dem AI Act enger als ursprünglich gedacht ist — eine mittelfristige Anknüpfung steuerlicher Tatbestände an AI-Act-Kategorien bleibt möglich, setzt aber voraus, dass die Normenlandschaft nach 2027 verlässlich vorliegt.</w:t>
+        <w:t xml:space="preserve"> Eine rein nationale Lösung kann mit der Warenverkehrsfreiheit, der Dienstleistungsfreiheit und der Niederlassungsfreiheit in Konflikt geraten. Eine Regelung, die nur inländische Roboterbetreiber trifft, während grenzüberschreitende KI-Dienstleistungen unbesteuert bleiben, wäre diskriminierungsrechtlich problematisch und praktisch kaum durchsetzbar. Der EU AI Act (Verordnung 2024/1689) schafft ab dem 2. August 2026 einen unionsweit einheitlichen Regulierungsrahmen für KI-Systeme (Hochrisiko-Systeme gemäß Anhang III, Transparenzpflichten nach Art. 50, Durchsetzungsregime); dies legt einen einheitlichen Definitionsrahmen, der steuerpolitische Anknüpfungen an KI-Systemklassen mittelfristig erleichtern kann, ohne selbst steuerrechtliche Wirkung zu entfalten. Die Europäische Kommission hat am 19. November 2025 mit dem „Digital Omnibus on AI" einen Vereinfachungsvorschlag vorgelegt, den das Europäische Parlament am 16. März 2026 im Ausschuss und am 23. März 2026 im Plenum unterstützt hat. Er sieht eine Verschiebung der Hochrisiko-Pflichten vor — je nach Systemtyp bis maximal zum 2. Dezember 2027 bzw. 2. August 2028 — und koppelt ihre Anwendbarkeit an die Verfügbarkeit harmonisierter Normen; zudem wird die Kennzeichnungspflicht für KI-generierte Inhalte (Art. 50) bis zum 2. November 2026 verlängert. Die Kommissionsdurchsetzungsbefugnisse gegenüber Anbietern von Allzweck-KI-Modellen (GPAI) treten wie vorgesehen am 2. August 2026 in Kraft. Parlament und Rat haben die Trilogverhandlungen aufgenommen; der zweite Trilogtermin am 28. April 2026 endete nach Berichterstattung von IAPP und A&amp;O Shearman ohne Einigung — Streitpunkt war primär das Verhältnis zwischen AI Act und sektorspezifischen EU-Regelungen für eingebettete KI-Systeme (Anhang I) sowie die Rechtsgrundlage für die Verarbeitung personenbezogener Daten zur Bias-Erkennung. Beide Institutionen konvergieren auf Stichtage 2. Dezember 2027 (Anhang III) und 2. August 2028 (Anhang I) für die Hochrisiko-Pflichten. Die nächste Trilogrunde ist auf den 13. Mai 2026 terminiert; Ziel bleibt eine förmliche Verabschiedung vor dem ursprünglichen Stichtag am 2. August 2026. Die zypriotische Ratspräsidentschaft hat sich vorgenommen, das Dossier vor Ablauf ihrer Amtszeit am 30. Juni 2026 abzuschließen; gelingt das nicht, übernimmt zur zweiten Jahreshälfte 2026 die irische Präsidentschaft. Scheitert die Einigung bis zum 2. August 2026, würden die Hochrisiko-Pflichten in ihrer ursprünglich vorgesehenen Fassung anwendbar. Diese Konstellation hat sich am 7. Mai 2026 — sechs Tage vor dem ursprünglich für den 13. Mai terminierten dritten Trilog — durch eine zwischen Rat und Parlament erzielte vorläufige Einigung („Digital Omnibus on AI") aufgelöst (Pressemitteilung des EU-Rates vom 7. Mai 2026; Berichterstattung von Bird &amp; Bird, White &amp; Case, Latham &amp; Watkins, IAPP und Modulos.ai im Anschluss). Inhaltlich verschiebt der Kompromiss die Hochrisiko-Pflichten — Anhang III auf den 2. Dezember 2027 und Anhang I (eingebettete KI in regulierten Produkten) auf den 2. August 2028 —, setzt nationale Regulatory Sandboxes auf den 2. August 2027 fest, lässt die Kennzeichnungspflicht für KI-generierte Inhalte (Art. 50 Abs. 2) zum 2. August 2026 in Kraft treten und sieht für bereits am Markt befindliche Systeme eine verkürzte Übergangsfrist bis zum 2. Dezember 2026 vor (statt der ursprünglich vorgesehenen sechs Monate); ergänzend tritt ein neuer Verbotstatbestand in Art. 5 für KI-Systeme zur Erzeugung von Material sexuellen Missbrauchs an Kindern und nicht einvernehmlicher intimer Bilder hinzu. Die formale Annahme durch Rat und Parlament wird im Konjunktiv im Juni/Juli 2026 erwartet, in jedem Fall vor dem 2. August 2026. Für die Steuerdebatte folgt daraus, dass der zeitliche Vorlauf für KI-Definitionen aus dem AI Act enger als ursprünglich gedacht ist — eine mittelfristige Anknüpfung steuerlicher Tatbestände an AI-Act-Kategorien bleibt möglich, setzt aber voraus, dass die Normenlandschaft nach 2027 verlässlich vorliegt; mit der vorläufigen Einigung vom 7. Mai 2026 hat sich der praktische Zeithorizont harmonisierter Standards in den Korridor 2027/2028 verschoben.</w:t>
       </w:r>
     </w:p>
     <w:p>
@@ -8718,6 +8772,38 @@
           <w:i w:val="0"/>
           <w:sz w:val="19"/>
         </w:rPr>
+        <w:t xml:space="preserve">Rat der Europäischen Union. (7. Mai 2026). </w:t>
+      </w:r>
+      <w:r>
+        <w:rPr>
+          <w:rFonts w:ascii="Arial" w:hAnsi="Arial"/>
+          <w:b w:val="0"/>
+          <w:i/>
+          <w:sz w:val="19"/>
+        </w:rPr>
+        <w:t>Artificial Intelligence: Council and Parliament agree to simplify and streamline rules.</w:t>
+      </w:r>
+      <w:r>
+        <w:rPr>
+          <w:rFonts w:ascii="Arial" w:hAnsi="Arial"/>
+          <w:b w:val="0"/>
+          <w:i w:val="0"/>
+          <w:sz w:val="19"/>
+        </w:rPr>
+        <w:t xml:space="preserve"> Pressemitteilung zur vorläufigen Trilog-Einigung über den Digital Omnibus on AI: Verschiebung der Hochrisiko-Pflichten (Anhang III auf 2. Dezember 2027, Anhang I auf 2. August 2028), Regulatory Sandboxes auf 2. August 2027, Inkrafttreten der Kennzeichnungspflicht für KI-Inhalte (Art. 50 Abs. 2) am 2. August 2026 mit Übergangsfrist bis 2. Dezember 2026 für bereits am Markt befindliche Systeme, neuer Art.-5-Verbot für KI-generiertes CSAM und nicht einvernehmliche intime Bilder; formale Annahme erwartet Juni/Juli 2026. https://www.consilium.europa.eu/en/press/press-releases/2026/05/07/artificial-intelligence-council-and-parliament-agree-to-simplify-and-streamline-rules/ | https://www.whitecase.com/insight-alert/eu-agrees-digital-omnibus-deal-simplify-ai-rules | https://www.twobirds.com/en/insights/2026/digital-omnibus-on-ai-provisional-agreement-reached-at-the-may-trilogue | https://www.modulos.ai/blog/eu-ai-act-omnibus-deal/</w:t>
+      </w:r>
+    </w:p>
+    <w:p>
+      <w:pPr>
+        <w:jc w:val="both"/>
+      </w:pPr>
+      <w:r>
+        <w:rPr>
+          <w:rFonts w:ascii="Arial" w:hAnsi="Arial"/>
+          <w:b w:val="0"/>
+          <w:i w:val="0"/>
+          <w:sz w:val="19"/>
+        </w:rPr>
         <w:t>Europäische Union. (2024). Verordnung (EU) 2024/1689 des Europäischen Parlaments und des Rates vom 13. Juni 2024 zur Festlegung harmonisierter Vorschriften für künstliche Intelligenz (</w:t>
       </w:r>
       <w:r>
@@ -10105,6 +10191,102 @@
           <w:i w:val="0"/>
           <w:sz w:val="19"/>
         </w:rPr>
+        <w:t xml:space="preserve">TrueUp / Crunchbase / Yahoo Tech. (Stand 13./14./15. Mai 2026). </w:t>
+      </w:r>
+      <w:r>
+        <w:rPr>
+          <w:rFonts w:ascii="Arial" w:hAnsi="Arial"/>
+          <w:b w:val="0"/>
+          <w:i/>
+          <w:sz w:val="19"/>
+        </w:rPr>
+        <w:t>Tech Layoffs Tracker — Tagesfortschreibung: 128.270 Personen aus 286 Layoff-Meldungen am 13. Mai; rund 137.547 Personen aus 321 Meldungen im Wochenmittel der Folgewoche (rund 1.004 Personen pro Tag).</w:t>
+      </w:r>
+      <w:r>
+        <w:rPr>
+          <w:rFonts w:ascii="Arial" w:hAnsi="Arial"/>
+          <w:b w:val="0"/>
+          <w:i w:val="0"/>
+          <w:sz w:val="19"/>
+        </w:rPr>
+        <w:t xml:space="preserve"> https://www.trueup.io/layoffs | https://news.crunchbase.com/startups/tech-layoffs/ | https://tech.yahoo.com/general/article/tech-layoffs-2026-more-than-128000-people-have-been-laid-off-this-year-from-companies-like-paypal-meta-cloudflare-and-more-144545060.html</w:t>
+      </w:r>
+    </w:p>
+    <w:p>
+      <w:pPr>
+        <w:jc w:val="both"/>
+      </w:pPr>
+      <w:r>
+        <w:rPr>
+          <w:rFonts w:ascii="Arial" w:hAnsi="Arial"/>
+          <w:b w:val="0"/>
+          <w:i w:val="0"/>
+          <w:sz w:val="19"/>
+        </w:rPr>
+        <w:t xml:space="preserve">Reuters / Engadget / Yahoo Finance / Neowin / Republic World. (13./14. Mai 2026). </w:t>
+      </w:r>
+      <w:r>
+        <w:rPr>
+          <w:rFonts w:ascii="Arial" w:hAnsi="Arial"/>
+          <w:b w:val="0"/>
+          <w:i/>
+          <w:sz w:val="19"/>
+        </w:rPr>
+        <w:t>LinkedIn-Layoffs — rund 5 % der globalen Belegschaft (rund 875 Stellen) über Engineering, Product, Marketing und Corporate; Schließung des Standorts Graz/Österreich; Memo CEO Daniel Shapero begründet den Schritt nicht mit KI-Automatisierung, sondern mit Refokussierung bei +12 % YoY-Umsatzwachstum.</w:t>
+      </w:r>
+      <w:r>
+        <w:rPr>
+          <w:rFonts w:ascii="Arial" w:hAnsi="Arial"/>
+          <w:b w:val="0"/>
+          <w:i w:val="0"/>
+          <w:sz w:val="19"/>
+        </w:rPr>
+        <w:t xml:space="preserve"> https://www.engadget.com/2172239/linkedin-is-reportedly-laying-off-five-percent-of-its-workforce/ | https://finance.yahoo.com/news/exclusive-linkedin-planning-lay-off-140835735.html | https://www.neowin.net/news/microsoft-owned-linkedin-to-layoff-5-of-staff/ | https://www.republicworld.com/tech/linkedin-layoffs-2026-900-jobs-cut-as-microsoft-owned-platform-restructures-teams-around-ai-2026-05-14-124183</w:t>
+      </w:r>
+    </w:p>
+    <w:p>
+      <w:pPr>
+        <w:jc w:val="both"/>
+      </w:pPr>
+      <w:r>
+        <w:rPr>
+          <w:rFonts w:ascii="Arial" w:hAnsi="Arial"/>
+          <w:b w:val="0"/>
+          <w:i w:val="0"/>
+          <w:sz w:val="19"/>
+        </w:rPr>
+        <w:t xml:space="preserve">TechCrunch / The Tech Portal / IBTimes / TechTimes / BusinessToday / Fox Business / TheStreet. (14./15. Mai 2026). </w:t>
+      </w:r>
+      <w:r>
+        <w:rPr>
+          <w:rFonts w:ascii="Arial" w:hAnsi="Arial"/>
+          <w:b w:val="0"/>
+          <w:i/>
+          <w:sz w:val="19"/>
+        </w:rPr>
+        <w:t>Cisco cuts nearly 4,000 jobs to spend more on AI, reports record quarterly revenue / Cisco Eliminates 4,000 Jobs on the Same Day It Reports $15.8B Record Revenue, Blaming AI Pivot.</w:t>
+      </w:r>
+      <w:r>
+        <w:rPr>
+          <w:rFonts w:ascii="Arial" w:hAnsi="Arial"/>
+          <w:b w:val="0"/>
+          <w:i w:val="0"/>
+          <w:sz w:val="19"/>
+        </w:rPr>
+        <w:t xml:space="preserve"> Rekordumsatz 15,8 Mrd. USD im Q3 FY2026 (+12 % YoY), AI-Infrastruktur-Bestellungen aus dem Hyperscaler-Segment 5,3 Mrd. USD bisher im Geschäftsjahr 2026 (Ausblick rund 9 Mrd. USD), Restrukturierungsaufwand bis 1 Mrd. USD (450 Mio. USD im Folgequartal, Rest im FY2027); Vermittlungsquote des internen Placement-Programms rund 75 %. https://techcrunch.com/2026/05/14/cisco-cuts-nearly-4000-jobs-to-spend-more-on-ai-reports-record-quarterly-revenue/ | https://thetechportal.com/2026/05/14/cisco-confirms-4000-layoffs-despite-strong-q3-fy2026-earnings-and-15-8bn-revenue/ | https://www.ibtimes.com/cisco-eliminates-4000-jobs-same-day-it-reports-158b-record-revenue-blaming-ai-pivot-3802840 | https://www.businesstoday.in/technology/story/cisco-laid-off-over-4000-employees-amid-ai-driven-restructuring-531408-2026-05-14 | https://www.foxbusiness.com/technology/cisco-cut-thousands-jobs-ai-push-accelerates-earnings-beat | https://www.thestreet.com/employment/cisco-ceo-reveals-real-reason-behind-4000-job-cuts</w:t>
+      </w:r>
+    </w:p>
+    <w:p>
+      <w:pPr>
+        <w:jc w:val="both"/>
+      </w:pPr>
+      <w:r>
+        <w:rPr>
+          <w:rFonts w:ascii="Arial" w:hAnsi="Arial"/>
+          <w:b w:val="0"/>
+          <w:i w:val="0"/>
+          <w:sz w:val="19"/>
+        </w:rPr>
         <w:t xml:space="preserve">CNBC / Bloomberg / AOL / The Register. (7./8. Mai 2026). </w:t>
       </w:r>
       <w:r>
@@ -10566,7 +10748,7 @@
           <w:i w:val="0"/>
           <w:sz w:val="19"/>
         </w:rPr>
-        <w:t xml:space="preserve"> Dieses Arbeitspapier gibt den Stand Anfang Mai 2026 (Schnitt am 8. Mai 2026 — Lauf 001 vom 8. Mai 2026) wieder. Die Debatte entwickelt sich dynamisch, insbesondere im Zuge der OpenAI-Strategiepapiere und der Eröffnung des OpenAI Workshop in Washington, D.C. im Mai 2026, des Erstdurchgangs des GKV-Beitragssatzstabilisierungsgesetzes in der 1065. Bundesratssitzung am 8. Mai 2026 mit 79 Tagesordnungspunkten (Kabinettsbeschluss 29. April 2026, parlamentarische Behandlung vor der Sommerpause 2026 angekündigt), der laufenden Trilog-Verhandlungen zum Digital Omnibus on AI (zweite Runde 28. April 2026 ohne Einigung; nächste Runde 13. Mai 2026 — Knackpunkt ist nicht die Verschiebung der Hochrisiko-Pflichten, sondern die Konformitätsbewertungs-Architektur für Anhang I; die zypriotische Ratspräsidentschaft strebt einen Abschluss vor Ablauf ihrer Amtszeit am 30. Juni 2026 an, andernfalls übernimmt die irische Präsidentschaft), der am 5. Mai 2026 erfolgten Arraignment-Verhandlung im Altman-Verfahren mit „nicht schuldig"-Plädoyer und angeordneter psychiatrischer Begutachtung, des am 7. Mai 2026 versandten individuellen Microsoft-Buyout-Angebots (Annahmefrist 8. Juni 2026, VRSAR-Unterzeichnung 9.–22. Juni 2026, bis zu fünfjährige Krankenversicherungs-Verlängerung), des am 1. Mai 2026 vom Connecticut-Repräsentantenhaus mit 131 zu 17 Stimmen verabschiedeten </w:t>
+        <w:t xml:space="preserve"> Dieses Arbeitspapier gibt den Stand Mitte Mai 2026 (Schnitt am 17. Mai 2026 — Lauf vom 17. Mai 2026) wieder. Die Debatte entwickelt sich dynamisch, insbesondere im Zuge der OpenAI-Strategiepapiere und der Eröffnung des OpenAI Workshop in Washington, D.C. im Mai 2026, des Erstdurchgangs des GKV-Beitragssatzstabilisierungsgesetzes in der 1065. Bundesratssitzung am 8. Mai 2026 mit 79 Tagesordnungspunkten (Kabinettsbeschluss 29. April 2026, parlamentarische Behandlung vor der Sommerpause 2026 angekündigt), der am 7. Mai 2026 erzielten vorläufigen Trilog-Einigung von Rat und Parlament zum Digital Omnibus on AI (Verschiebung der Hochrisiko-Pflichten auf 2. Dezember 2027 (Anhang III) bzw. 2. August 2028 (Anhang I), Regulatory Sandboxes auf 2. August 2027, Kennzeichnungspflicht für KI-Inhalte zum 2. August 2026 in Kraft mit Übergangsfrist bis 2. Dezember 2026, neuer Art.-5-Verbotstatbestand für KI-generiertes CSAM und nicht einvernehmliche intime Bilder; formale Annahme im Konjunktiv im Juni/Juli 2026 erwartet, in jedem Fall vor dem 2. August 2026), der am 5. Mai 2026 erfolgten Arraignment-Verhandlung im Altman-Verfahren mit „nicht schuldig"-Plädoyer und angeordneter psychiatrischer Begutachtung, des am 7. Mai 2026 versandten individuellen Microsoft-Buyout-Angebots (Annahmefrist 8. Juni 2026, VRSAR-Unterzeichnung 9.–22. Juni 2026, bis zu fünfjährige Krankenversicherungs-Verlängerung), des am 1. Mai 2026 vom Connecticut-Repräsentantenhaus mit 131 zu 17 Stimmen verabschiedeten </w:t>
       </w:r>
       <w:r>
         <w:rPr>
@@ -10710,7 +10892,7 @@
           <w:i w:val="0"/>
           <w:sz w:val="19"/>
         </w:rPr>
-        <w:t xml:space="preserve"> auf 100 % bei zugleich ablehnender Position des Finanzministeriums, der revidierten IAB-Frühjahrsprognose vom 24. März 2026 (Erwerbstätigkeit −90.000, BIP +0,8 % bei 0,2 bis 0,3 Pp. Iran-Krieg-Dämpfung), der aktualisierten Tech-Layoff-Trackerstände zum 6./7./8. Mai 2026 (TrueUp 119.721 Personen aus 265 Layoff-Meldungen am 6. Mai, 121.111 Personen aus 273 Meldungen am 7. Mai bzw. 127.411 Personen aus 283 Meldungen am 8. Mai 2026 — rund 1.003 Personen pro Tag; SkillSyncer 113.863 Personen aus 179 Ereignissen) sowie der am 5./6. Mai 2026 angekündigten KI-getriebenen Stellenstreichungen bei Coinbase (700 Stellen, 14 %), PayPal (rund 4.760 Stellen, 20 % über 2–3 Jahre), Freshworks (rund 500 Stellen, 11 %) und Cognizant (12.000–15.000 Stellen unter „Project Leap") sowie der am 7. Mai 2026 von Cloudflare angekündigten Streichung von rund 1.100 Stellen (20 % der globalen Belegschaft) zum Übergang zu einem „agentic AI-first operating model" (Restrukturierungsaufwand 140–150 Mio. USD, AI-Einsatz im Konzern +600 % im Quartal, Aktienkurs −18 %), des am 1. Mai 2026 von </w:t>
+        <w:t xml:space="preserve"> auf 100 % bei zugleich ablehnender Position des Finanzministeriums, der revidierten IAB-Frühjahrsprognose vom 24. März 2026 (Erwerbstätigkeit −90.000, BIP +0,8 % bei 0,2 bis 0,3 Pp. Iran-Krieg-Dämpfung), der aktualisierten Tech-Layoff-Trackerstände zum 6./7./8./13./14./15. Mai 2026 (TrueUp 119.721 Personen aus 265 Layoff-Meldungen am 6. Mai, 121.111 Personen aus 273 Meldungen am 7. Mai, 127.411 Personen aus 283 Meldungen am 8. Mai, 128.270 Personen aus 286 Meldungen am 13. Mai und rund 137.547 Personen aus 321 Meldungen im Wochenmittel der Woche vom 11. bis 15. Mai 2026 — rund 1.004 Personen pro Tag; SkillSyncer 113.863 Personen aus 179 Ereignissen) sowie der am 5./6. Mai 2026 angekündigten KI-getriebenen Stellenstreichungen bei Coinbase (700 Stellen, 14 %), PayPal (rund 4.760 Stellen, 20 % über 2–3 Jahre), Freshworks (rund 500 Stellen, 11 %) und Cognizant (12.000–15.000 Stellen unter „Project Leap") sowie der am 7. Mai 2026 von Cloudflare angekündigten Streichung von rund 1.100 Stellen (20 % der globalen Belegschaft) zum Übergang zu einem „agentic AI-first operating model" (Restrukturierungsaufwand 140–150 Mio. USD, AI-Einsatz im Konzern +600 % im Quartal, Aktienkurs −18 %), der am 13. Mai 2026 angekündigten LinkedIn-Reduktion (rund 5 % der globalen Belegschaft / rund 875 Stellen; Memo CEO Daniel Shapero — ausdrücklich nicht KI-getrieben — bei +12 % YoY-Umsatzwachstum) und der am 14. Mai 2026 zeitgleich mit einem Rekordumsatz von 15,8 Mrd. USD (Q3 FY2026, +12 % YoY) angekündigten Cisco-Reduktion von rund 4.000 Stellen (knapp 5 % der globalen Belegschaft; AI-Infrastruktur-Bestellungen 5,3 Mrd. USD im Geschäftsjahr 2026 mit Ausblick auf rund 9 Mrd. USD, Restrukturierungsaufwand bis 1 Mrd. USD), des am 1. Mai 2026 von </w:t>
       </w:r>
       <w:r>
         <w:rPr>
@@ -10862,7 +11044,7 @@
         <w:color w:val="999999"/>
         <w:sz w:val="15"/>
       </w:rPr>
-      <w:t>Version 22.0 — Mai 2026 — CC BY 4.0</w:t>
+      <w:t>Version 23.0 — Mai 2026 — CC BY 4.0</w:t>
       <w:tab/>
       <w:t xml:space="preserve">Seite </w:t>
     </w:r>

--- a/KI-Ökonomie.docx
+++ b/KI-Ökonomie.docx
@@ -112,7 +112,7 @@
           <w:color w:val="666666"/>
           <w:sz w:val="18"/>
         </w:rPr>
-        <w:t>Version 22.0</w:t>
+        <w:t>Version 23.0</w:t>
       </w:r>
     </w:p>
     <w:p>
@@ -238,7 +238,7 @@
           <w:i w:val="0"/>
           <w:sz w:val="19"/>
         </w:rPr>
-        <w:t xml:space="preserve"> fällt auf den 2. Juli 2026; nach den am 7. Mai 2026 publizierten Programmkonditionen sind rund 8.500 Beschäftigte angebotsberechtigt, das Paket umfasst eine Cash-Einmalzahlung sowie eine bis zu fünfjährige Krankenversicherungs-Verlängerung und enthält keine Wettbewerbs- oder Beschäftigungsverbote. Im Zusammenspiel mit den am selben Tag bekräftigten Meta-Streichungen ordneten Wirtschaftsmedien (CNBC, 24. April 2026) die Welle erstmals als „AI-driven labor crisis" ein — ein Begriff, der den Übergang von Einzelfällen zu einer kumulativen Branchenerzählung markiert. Bis zur Wochenmitte des 25. April 2026 weisen Branchen-Tracker einen kumulierten Bestand von über 92.000 Tech-Stellenstreichungen für das laufende Jahr 2026 aus; eine Aktualisierung zum 2. Mai 2026 hebt die Marke nach Tracker-Methodik des SkillSyncer auf 113.863 betroffene Beschäftigte aus 179 erfassten Layoff-Ereignissen (durchschnittlich rund 933 Stellen pro Tag), während TrueUp parallel 95.878 Personen aus 249 Einzelmeldungen zählt; die Methodikspanne erklärt die unterschiedlichen Größenordnungen, das Niveau einer sechsstelligen Tech-Reduktion innerhalb von vier Monaten ist über alle Tracker hinweg konsistent. Eine erneute Aktualisierung zum 6. Mai 2026 zeigt, dass die TrueUp-Zählung weiter auf 119.721 betroffene Personen aus 265 Layoff-Meldungen gestiegen ist (rund 958 Stellen pro Tag), während SkillSyncer mit 113.863 Personen aus 179 Ereignissen weitgehend unverändert bleibt; eine Tagesfortschreibung der TrueUp-Methodik weist zum 7. Mai 2026 bereits 121.111 Personen aus 273 Layoff-Meldungen aus (rund 961 Personen pro Tag); die nochmalige Aktualisierung zum 8. Mai 2026 hebt die Marke nach den am Vortag angekündigten Cloudflare-Streichungen auf 127.411 betroffene Personen aus 283 Layoff-Meldungen (rund 1.003 Stellen pro Tag), wobei die zusätzlichen Meldungen primär aus den am 5./6. Mai 2026 angekündigten Stellenstreichungen bei </w:t>
+        <w:t xml:space="preserve"> fällt auf den 2. Juli 2026; nach den am 7. Mai 2026 publizierten Programmkonditionen sind rund 8.500 Beschäftigte angebotsberechtigt, das Paket umfasst eine Cash-Einmalzahlung sowie eine bis zu fünfjährige Krankenversicherungs-Verlängerung und enthält keine Wettbewerbs- oder Beschäftigungsverbote. Im Zusammenspiel mit den am selben Tag bekräftigten Meta-Streichungen ordneten Wirtschaftsmedien (CNBC, 24. April 2026) die Welle erstmals als „AI-driven labor crisis" ein — ein Begriff, der den Übergang von Einzelfällen zu einer kumulativen Branchenerzählung markiert. Bis zur Wochenmitte des 25. April 2026 weisen Branchen-Tracker einen kumulierten Bestand von über 92.000 Tech-Stellenstreichungen für das laufende Jahr 2026 aus; eine Aktualisierung zum 2. Mai 2026 hebt die Marke nach Tracker-Methodik des SkillSyncer auf 113.863 betroffene Beschäftigte aus 179 erfassten Layoff-Ereignissen (durchschnittlich rund 933 Stellen pro Tag), während TrueUp parallel 95.878 Personen aus 249 Einzelmeldungen zählt; die Methodikspanne erklärt die unterschiedlichen Größenordnungen, das Niveau einer sechsstelligen Tech-Reduktion innerhalb von vier Monaten ist über alle Tracker hinweg konsistent. Eine erneute Aktualisierung zum 6. Mai 2026 zeigt, dass die TrueUp-Zählung weiter auf 119.721 betroffene Personen aus 265 Layoff-Meldungen gestiegen ist (rund 958 Stellen pro Tag), während SkillSyncer mit 113.863 Personen aus 179 Ereignissen weitgehend unverändert bleibt; eine Tagesfortschreibung der TrueUp-Methodik weist zum 7. Mai 2026 bereits 121.111 Personen aus 273 Layoff-Meldungen aus (rund 961 Personen pro Tag); die nochmalige Aktualisierung zum 8. Mai 2026 hebt die Marke nach den am Vortag angekündigten Cloudflare-Streichungen auf 127.411 betroffene Personen aus 283 Layoff-Meldungen (rund 1.003 Stellen pro Tag); die Tagesfortschreibung zum 13./15. Mai 2026 weist 138.837 Personen aus 324 Layoff-Meldungen aus (durchschnittlich 1.006 Stellen pro Tag, höchster Stand seit der Kontraktion 2023), wobei die zusätzlichen Meldungen primär aus den am 5./6. Mai 2026 angekündigten Stellenstreichungen bei </w:t>
       </w:r>
       <w:r>
         <w:rPr>
@@ -328,7 +328,115 @@
           <w:i w:val="0"/>
           <w:sz w:val="19"/>
         </w:rPr>
-        <w:t xml:space="preserve"> parallel zu den Q1-2026-Quartalszahlen (Umsatz +34 % gegenüber dem Vorjahr) angekündigten Streichung von rund 1.100 Stellen — etwa 20 % der globalen Belegschaft — als Übergang zu einem „agentic AI-first operating model" gespeist sind; der gemeinsame Mitarbeitendenbrief von Vorstandsvorsitzendem Matthew Prince und Mitgründerin Michelle Zatlyn („Building for the future") begründet die Reduktion ausdrücklich nicht als Kostenmaßnahme oder leistungsabhängige Auswahl, sondern als strukturelle Anpassung an einen über das Quartal um rund 600 % gestiegenen unternehmensinternen KI-Einsatz; das Restrukturierungsvolumen wird mit 140 bis 150 Millionen US-Dollar im zweiten Quartal beziffert, ausscheidende Beschäftigte erhalten ihre Grundvergütung bis Ende 2026, US-Beschäftigte zusätzlich Krankenversicherungsschutz bis Jahresende und Equity-Vesting bis 15. August 2026; der Aktienkurs gab nach Bekanntgabe rund 18 % ab. Eine Aggregat-Bestätigung dieser Welle liefert der </w:t>
+        <w:t xml:space="preserve"> parallel zu den Q1-2026-Quartalszahlen (Umsatz +34 % gegenüber dem Vorjahr) angekündigten Streichung von rund 1.100 Stellen — etwa 20 % der globalen Belegschaft — als Übergang zu einem „agentic AI-first operating model" gespeist sind; der gemeinsame Mitarbeitendenbrief von Vorstandsvorsitzendem Matthew Prince und Mitgründerin Michelle Zatlyn („Building for the future") begründet die Reduktion ausdrücklich nicht als Kostenmaßnahme oder leistungsabhängige Auswahl, sondern als strukturelle Anpassung an einen über das Quartal um rund 600 % gestiegenen unternehmensinternen KI-Einsatz; das Restrukturierungsvolumen wird mit 140 bis 150 Millionen US-Dollar im zweiten Quartal beziffert, ausscheidende Beschäftigte erhalten ihre Grundvergütung bis Ende 2026, US-Beschäftigte zusätzlich Krankenversicherungsschutz bis Jahresende und Equity-Vesting bis 15. August 2026; der Aktienkurs gab nach Bekanntgabe rund 18 % ab. Im weiteren Verlauf des Monats erweitert sich die Welle in beide Pole: Am 7. Mai 2026 kündigt der Freelancer-Marktplatz </w:t>
+      </w:r>
+      <w:r>
+        <w:rPr>
+          <w:rFonts w:ascii="Arial" w:hAnsi="Arial"/>
+          <w:b w:val="0"/>
+          <w:i/>
+          <w:sz w:val="19"/>
+        </w:rPr>
+        <w:t>Upwork</w:t>
+      </w:r>
+      <w:r>
+        <w:rPr>
+          <w:rFonts w:ascii="Arial" w:hAnsi="Arial"/>
+          <w:b w:val="0"/>
+          <w:i w:val="0"/>
+          <w:sz w:val="19"/>
+        </w:rPr>
+        <w:t xml:space="preserve"> die Streichung von rund 145 Stellen — etwa 24 % der Belegschaft — an; CEO Hayden Brown begründet den Schritt mit einem „more efficient operating model as the nature of work evolves", die Aktie fällt um 19 %. Der Zahlungsdienstleister </w:t>
+      </w:r>
+      <w:r>
+        <w:rPr>
+          <w:rFonts w:ascii="Arial" w:hAnsi="Arial"/>
+          <w:b w:val="0"/>
+          <w:i/>
+          <w:sz w:val="19"/>
+        </w:rPr>
+        <w:t>BILL</w:t>
+      </w:r>
+      <w:r>
+        <w:rPr>
+          <w:rFonts w:ascii="Arial" w:hAnsi="Arial"/>
+          <w:b w:val="0"/>
+          <w:i w:val="0"/>
+          <w:sz w:val="19"/>
+        </w:rPr>
+        <w:t xml:space="preserve"> kündigt für 2026 eine Reduktion um bis zu 30 % an. Am 13. Mai 2026 folgen zwei Schwergewichte mit unterschiedlicher Selbstinterpretation: </w:t>
+      </w:r>
+      <w:r>
+        <w:rPr>
+          <w:rFonts w:ascii="Arial" w:hAnsi="Arial"/>
+          <w:b w:val="0"/>
+          <w:i/>
+          <w:sz w:val="19"/>
+        </w:rPr>
+        <w:t>LinkedIn</w:t>
+      </w:r>
+      <w:r>
+        <w:rPr>
+          <w:rFonts w:ascii="Arial" w:hAnsi="Arial"/>
+          <w:b w:val="0"/>
+          <w:i w:val="0"/>
+          <w:sz w:val="19"/>
+        </w:rPr>
+        <w:t xml:space="preserve"> (Microsoft-Tochter) trennt sich von rund 875 Stellen — etwa 5 % der globalen Belegschaft (Engineering, Produkt, Marketing, Corporate) — bei zweistelligem Umsatzwachstum (+12 % YoY, erstmals über 5 Mrd. USD Quartalsumsatz), wobei CEO Daniel Shapero den Schritt nach Reuters-Recherche </w:t>
+      </w:r>
+      <w:r>
+        <w:rPr>
+          <w:rFonts w:ascii="Arial" w:hAnsi="Arial"/>
+          <w:b w:val="0"/>
+          <w:i/>
+          <w:sz w:val="19"/>
+        </w:rPr>
+        <w:t>nicht</w:t>
+      </w:r>
+      <w:r>
+        <w:rPr>
+          <w:rFonts w:ascii="Arial" w:hAnsi="Arial"/>
+          <w:b w:val="0"/>
+          <w:i w:val="0"/>
+          <w:sz w:val="19"/>
+        </w:rPr>
+        <w:t xml:space="preserve"> mit KI begründet, sondern mit Kostenkonsolidierung (Marketing, Vendoren, ungenutzte Büroflächen, Schließung des Standorts Graz); demgegenüber kündigt </w:t>
+      </w:r>
+      <w:r>
+        <w:rPr>
+          <w:rFonts w:ascii="Arial" w:hAnsi="Arial"/>
+          <w:b w:val="0"/>
+          <w:i/>
+          <w:sz w:val="19"/>
+        </w:rPr>
+        <w:t>Cisco</w:t>
+      </w:r>
+      <w:r>
+        <w:rPr>
+          <w:rFonts w:ascii="Arial" w:hAnsi="Arial"/>
+          <w:b w:val="0"/>
+          <w:i w:val="0"/>
+          <w:sz w:val="19"/>
+        </w:rPr>
+        <w:t xml:space="preserve"> am selben Tag eine Reduktion von knapp 4.000 Stellen — knapp 5 % der Belegschaft — als „realignment of resources around silicon, optics, security and AI" an (CEO Chuck Robbins, Blogbeitrag „Our Path Forward"; CFO Mark Patterson explizit: „not a savings-driven restructure"); die Cisco-Aktie steigt im nachbörslichen Handel um rund 20 %, Q3 FY 2026 Rekordumsatz 15,8 Mrd. USD, AI-Infrastrukturaufträge der Hyperscaler 5,3 Mrd. USD im laufenden Geschäftsjahr (Ausblick rund 9 Mrd. USD). Der bereits angekündigte unternehmensweite Stellenabbau bei </w:t>
+      </w:r>
+      <w:r>
+        <w:rPr>
+          <w:rFonts w:ascii="Arial" w:hAnsi="Arial"/>
+          <w:b w:val="0"/>
+          <w:i/>
+          <w:sz w:val="19"/>
+        </w:rPr>
+        <w:t>Meta</w:t>
+      </w:r>
+      <w:r>
+        <w:rPr>
+          <w:rFonts w:ascii="Arial" w:hAnsi="Arial"/>
+          <w:b w:val="0"/>
+          <w:i w:val="0"/>
+          <w:sz w:val="19"/>
+        </w:rPr>
+        <w:t xml:space="preserve"> hat sein operatives Startdatum am 20. Mai 2026 (rund 8.000 Stellen, etwa 10 % der 78.865-köpfigen Belegschaft, plus Streichung von 6.000 offenen Stellen — kumuliert 14.000 Positionen — und weitere Kürzungen im zweiten Halbjahr 2026 angekündigt, AI-Reorganisation in „Superintelligence-Labs-Pods" unter dem neuen Chief AI Officer Alexandr Wang). Eine Aggregat-Bestätigung dieser Welle liefert der </w:t>
       </w:r>
       <w:r>
         <w:rPr>
@@ -2199,6 +2307,47 @@
           <w:i w:val="0"/>
           <w:sz w:val="19"/>
         </w:rPr>
+        <w:t>Digital Omnibus on AI — provisorische Einigung im Trilog (7. Mai 2026):</w:t>
+      </w:r>
+      <w:r>
+        <w:rPr>
+          <w:rFonts w:ascii="Arial" w:hAnsi="Arial"/>
+          <w:b w:val="0"/>
+          <w:i w:val="0"/>
+          <w:sz w:val="19"/>
+        </w:rPr>
+        <w:t xml:space="preserve"> Parallel zur Mindestbesteuerungsfrage hat der unionsrechtliche AI-Act-Rahmen am 7. Mai 2026 mit der provisorischen Einigung zum </w:t>
+      </w:r>
+      <w:r>
+        <w:rPr>
+          <w:rFonts w:ascii="Arial" w:hAnsi="Arial"/>
+          <w:b w:val="0"/>
+          <w:i/>
+          <w:sz w:val="19"/>
+        </w:rPr>
+        <w:t>Digital Omnibus on AI</w:t>
+      </w:r>
+      <w:r>
+        <w:rPr>
+          <w:rFonts w:ascii="Arial" w:hAnsi="Arial"/>
+          <w:b w:val="0"/>
+          <w:i w:val="0"/>
+          <w:sz w:val="19"/>
+        </w:rPr>
+        <w:t xml:space="preserve"> zwischen Rat und Parlament einen Zwischenstand erreicht. Die Einigung — getragen von der zypriotischen Ratspräsidentschaft, die einen Abschluss vor Ablauf ihrer Amtszeit am 30. Juni 2026 anstrebte — bestätigt die Verschiebung der Hochrisiko-Pflichten auf den 2. Dezember 2027 (Anhang III) bzw. den 2. August 2028 (Anhang I, sektorale Sicherheitsproduktregelungen) und löst den zuvor strittigen Konformitätsbewertungs-Streit für Anhang I durch eine Verschiebung der Maschinenverordnungs-Systeme von Sektion A nach Sektion B (primäre Adressierung über das sektorale Regelwerk statt über den AI-Act). Komplementär enthält die Einigung eine neue Verbotsregel (Art. 5) gegen KI-Systeme zur Erzeugung von Material sexuellen Kindesmissbrauchs und nicht-konsensueller intimer Inhalte; die Kennzeichnungspflicht für generative Inhalte (Art. 50 Abs. 2) bleibt ab dem 2. August 2026 anwendbar, mit Übergangsfrist bis zum 2. Dezember 2026 für vor diesem Datum auf dem Markt befindliche Systeme. Die formelle Annahme durch Rat und Parlament steht zum Stand Mitte Mai 2026 noch aus; eine Verabschiedung vor dem 2. August 2026 wird ausdrücklich angestrebt. Für die hier geführte Steuerdebatte ist die Einigung insofern relevant, als sie den unionsrechtlichen Rahmen für die Konformitätsbewertung von Hochrisiko-Systemen — eine notwendige Bedingung für eine etwaige spätere Bemessungsgrundlage einer KI-bezogenen Abgabe — stabilisiert, ohne die fiskalische Dimension selbst zu adressieren.</w:t>
+      </w:r>
+    </w:p>
+    <w:p>
+      <w:pPr>
+        <w:jc w:val="both"/>
+      </w:pPr>
+      <w:r>
+        <w:rPr>
+          <w:rFonts w:ascii="Arial" w:hAnsi="Arial"/>
+          <w:b/>
+          <w:i w:val="0"/>
+          <w:sz w:val="19"/>
+        </w:rPr>
         <w:t>Neue nationale Initiative Deutschland — Plattform-Digitalabgabe (2026):</w:t>
       </w:r>
       <w:r>
@@ -3958,7 +4107,180 @@
           <w:color w:val="2E75B6"/>
           <w:sz w:val="24"/>
         </w:rPr>
-        <w:t>6.4 Weitere Ansätze</w:t>
+        <w:t>6.4 Volksrepublik China: Arbeitsrechtliche Schranke gegen KI-bedingte Entlassungen (April 2026)</w:t>
+      </w:r>
+    </w:p>
+    <w:p>
+      <w:pPr>
+        <w:jc w:val="both"/>
+      </w:pPr>
+      <w:r>
+        <w:rPr>
+          <w:rFonts w:ascii="Arial" w:hAnsi="Arial"/>
+          <w:b w:val="0"/>
+          <w:i w:val="0"/>
+          <w:sz w:val="19"/>
+        </w:rPr>
+        <w:t xml:space="preserve">Während die in § 6.1 bis § 6.3 beschriebenen Pfade an der Investitions- oder Wertschöpfungsseite ansetzen, hat sich in der Volksrepublik China ein arbeitsrechtlicher Pfad herausgebildet, der das Substitutionsproblem von der anderen Richtung adressiert. Das </w:t>
+      </w:r>
+      <w:r>
+        <w:rPr>
+          <w:rFonts w:ascii="Arial" w:hAnsi="Arial"/>
+          <w:b w:val="0"/>
+          <w:i/>
+          <w:sz w:val="19"/>
+        </w:rPr>
+        <w:t>Hangzhou Intermediate People's Court</w:t>
+      </w:r>
+      <w:r>
+        <w:rPr>
+          <w:rFonts w:ascii="Arial" w:hAnsi="Arial"/>
+          <w:b w:val="0"/>
+          <w:i w:val="0"/>
+          <w:sz w:val="19"/>
+        </w:rPr>
+        <w:t xml:space="preserve"> hat am 28. April 2026 in zweiter Instanz bestätigt, dass die Kündigung eines QA-Supervisors (Jahresgehalt 300.000 RMB, rund 43.900 USD) eines Hangzhouer Tech-Unternehmens, dessen Aufgabe in der Verifikation generativer KI-Antworten bestanden hatte und der nach Übernahme der Aufgabe durch ein KI-System mit einer 40-prozentigen Lohnkürzung degradiert worden war, unrechtmäßig erfolgt sei. Das Gericht hat ausdrücklich festgestellt, dass die KI-bedingte Ersetzung kein „bedeutender Wandel der objektiven Umstände" im Sinne des chinesischen </w:t>
+      </w:r>
+      <w:r>
+        <w:rPr>
+          <w:rFonts w:ascii="Arial" w:hAnsi="Arial"/>
+          <w:b w:val="0"/>
+          <w:i/>
+          <w:sz w:val="19"/>
+        </w:rPr>
+        <w:t>Labor Contract Law</w:t>
+      </w:r>
+      <w:r>
+        <w:rPr>
+          <w:rFonts w:ascii="Arial" w:hAnsi="Arial"/>
+          <w:b w:val="0"/>
+          <w:i w:val="0"/>
+          <w:sz w:val="19"/>
+        </w:rPr>
+        <w:t xml:space="preserve"> sei — diese Klausel beziehe sich auf Ereignisse wie Standortverlagerung, Fusion oder operative Schwierigkeiten, nicht auf die Substitution einer Tätigkeit durch eine Software. Es handelt sich nach Berichterstattung von </w:t>
+      </w:r>
+      <w:r>
+        <w:rPr>
+          <w:rFonts w:ascii="Arial" w:hAnsi="Arial"/>
+          <w:b w:val="0"/>
+          <w:i/>
+          <w:sz w:val="19"/>
+        </w:rPr>
+        <w:t>Caixin Global</w:t>
+      </w:r>
+      <w:r>
+        <w:rPr>
+          <w:rFonts w:ascii="Arial" w:hAnsi="Arial"/>
+          <w:b w:val="0"/>
+          <w:i w:val="0"/>
+          <w:sz w:val="19"/>
+        </w:rPr>
+        <w:t xml:space="preserve">, </w:t>
+      </w:r>
+      <w:r>
+        <w:rPr>
+          <w:rFonts w:ascii="Arial" w:hAnsi="Arial"/>
+          <w:b w:val="0"/>
+          <w:i/>
+          <w:sz w:val="19"/>
+        </w:rPr>
+        <w:t>CGTN</w:t>
+      </w:r>
+      <w:r>
+        <w:rPr>
+          <w:rFonts w:ascii="Arial" w:hAnsi="Arial"/>
+          <w:b w:val="0"/>
+          <w:i w:val="0"/>
+          <w:sz w:val="19"/>
+        </w:rPr>
+        <w:t xml:space="preserve">, </w:t>
+      </w:r>
+      <w:r>
+        <w:rPr>
+          <w:rFonts w:ascii="Arial" w:hAnsi="Arial"/>
+          <w:b w:val="0"/>
+          <w:i/>
+          <w:sz w:val="19"/>
+        </w:rPr>
+        <w:t>Fortune</w:t>
+      </w:r>
+      <w:r>
+        <w:rPr>
+          <w:rFonts w:ascii="Arial" w:hAnsi="Arial"/>
+          <w:b w:val="0"/>
+          <w:i w:val="0"/>
+          <w:sz w:val="19"/>
+        </w:rPr>
+        <w:t xml:space="preserve">, </w:t>
+      </w:r>
+      <w:r>
+        <w:rPr>
+          <w:rFonts w:ascii="Arial" w:hAnsi="Arial"/>
+          <w:b w:val="0"/>
+          <w:i/>
+          <w:sz w:val="19"/>
+        </w:rPr>
+        <w:t>Bloomberg</w:t>
+      </w:r>
+      <w:r>
+        <w:rPr>
+          <w:rFonts w:ascii="Arial" w:hAnsi="Arial"/>
+          <w:b w:val="0"/>
+          <w:i w:val="0"/>
+          <w:sz w:val="19"/>
+        </w:rPr>
+        <w:t xml:space="preserve"> und </w:t>
+      </w:r>
+      <w:r>
+        <w:rPr>
+          <w:rFonts w:ascii="Arial" w:hAnsi="Arial"/>
+          <w:b w:val="0"/>
+          <w:i/>
+          <w:sz w:val="19"/>
+        </w:rPr>
+        <w:t>NPR</w:t>
+      </w:r>
+      <w:r>
+        <w:rPr>
+          <w:rFonts w:ascii="Arial" w:hAnsi="Arial"/>
+          <w:b w:val="0"/>
+          <w:i w:val="0"/>
+          <w:sz w:val="19"/>
+        </w:rPr>
+        <w:t xml:space="preserve"> um die zweite chinesische Gerichtsentscheidung dieser Art binnen sechs Monaten; ein vom </w:t>
+      </w:r>
+      <w:r>
+        <w:rPr>
+          <w:rFonts w:ascii="Arial" w:hAnsi="Arial"/>
+          <w:b w:val="0"/>
+          <w:i/>
+          <w:sz w:val="19"/>
+        </w:rPr>
+        <w:t>State Council Information Office</w:t>
+      </w:r>
+      <w:r>
+        <w:rPr>
+          <w:rFonts w:ascii="Arial" w:hAnsi="Arial"/>
+          <w:b w:val="0"/>
+          <w:i w:val="0"/>
+          <w:sz w:val="19"/>
+        </w:rPr>
+        <w:t xml:space="preserve"> veröffentlichter Kommentar ordnet das Urteil als Signal für den Schutz der Arbeitsrechte in einer Phase staatlich geförderter KI-Adoption ein. Für die hier geführte Debatte ist die Entscheidung in zweifacher Hinsicht relevant: Erstens zeigt sie, dass in einem Land mit hoher staatlicher Steuerungsfähigkeit der politische Bias nicht zwingend zugunsten ungebremster Automatisierung ausschlägt — ein Mitglied des Expertenrats des chinesischen Ministeriums für Industrie und Informationstechnologie (MIIT) hat im Anschluss ausdrücklich „faire Behandlung" und „angemessene Abfindung" bei KI-induzierten Übergängen gefordert. Zweitens etabliert sie eine gerichtlich kodifizierte Begründungslast für arbeitgeberseitige KI-Substitution, die sich konzeptionell vom in § 4.5 beschriebenen Connecticut-WARN-AI-Disclosure-Mechanismus unterscheidet: Während Connecticut die statistische Sichtbarmachung zum Zweck späterer fiskalischer Anknüpfung wählt, koppelt der chinesische Pfad die Substitutionsfrage unmittelbar an die einzelvertragliche Auflösbarkeit. Beide Pfade adressieren — über unterschiedliche Rechtsregime — dieselbe in § 9.1 diskutierte Messlücke und liefern dem deutschen Diskurs zwei kontrastierende Vorlagen.</w:t>
+      </w:r>
+    </w:p>
+    <w:p>
+      <w:pPr>
+        <w:spacing w:before="120" w:after="80"/>
+      </w:pPr>
+      <w:r>
+        <w:rPr>
+          <w:rFonts w:ascii="Arial" w:hAnsi="Arial"/>
+          <w:b/>
+          <w:i w:val="0"/>
+          <w:color w:val="2E75B6"/>
+          <w:sz w:val="24"/>
+        </w:rPr>
+        <w:t>6.5 Weitere Ansätze</w:t>
       </w:r>
     </w:p>
     <w:p>
@@ -4667,6 +4989,83 @@
           <w:sz w:val="19"/>
         </w:rPr>
         <w:t xml:space="preserve"> für die steuerpolitische Diskussion zu verstehen — sie ist nicht empirisch zwingend, sondern heuristisch wertvoll, weil sie sichtbar macht, warum die klassischen Argumente zur Besteuerung von Kapital und Arbeit nicht unverändert auf KI übertragbar sind.</w:t>
+      </w:r>
+    </w:p>
+    <w:p>
+      <w:pPr>
+        <w:jc w:val="both"/>
+      </w:pPr>
+      <w:r>
+        <w:rPr>
+          <w:rFonts w:ascii="Arial" w:hAnsi="Arial"/>
+          <w:b/>
+          <w:i w:val="0"/>
+          <w:sz w:val="19"/>
+        </w:rPr>
+        <w:t>Empirische Stützung für den deutschen Kontext (IAB-Kurzbericht 8/2026, 5. Mai 2026):</w:t>
+      </w:r>
+      <w:r>
+        <w:rPr>
+          <w:rFonts w:ascii="Arial" w:hAnsi="Arial"/>
+          <w:b w:val="0"/>
+          <w:i w:val="0"/>
+          <w:sz w:val="19"/>
+        </w:rPr>
+        <w:t xml:space="preserve"> Der IAB-Kurzbericht 8/2026 „Jeder vierte Betrieb in Deutschland nutzt generative KI" (Stand des IAB-Betriebspanels mit rund 15.000 befragten Betrieben aller Größen und Branchen) belegt, dass die betriebliche KI-Adoption in Deutschland binnen zweier Jahre von rund fünf auf rund 25 Prozent gestiegen ist; weitere neun Prozent der Betriebe planen die Einführung. Die Spreizung nach Größe ist ausgeprägt (Betriebe ab 200 Beschäftigten: 48 %; kleine Betriebe unter zehn Beschäftigten: 21 %) und nach Branche scharf konzentriert (Information und Kommunikation 59 %, Finanz- und Versicherungsdienste 50 %, unternehmensnahe Dienstleistungen 37 %, Bildung 34 %). 90 % der KI-nutzenden Betriebe greifen auf frei zugängliche Modelle zurück, lediglich 16 % auf gekaufte Modelle mit eigenen Trainingsdaten, sechs Prozent entwickeln eigene Modelle. Schulungen werden in mehr als jedem vierten KI-nutzenden Betrieb angeboten, je rund 20 % haben interne KI-Nutzungsregeln eingeführt oder planen sie. Für die hier entwickelte Drei-Faktor-Modellierung ist der Befund relevant, weil er empirisch sichtbar macht, dass KI in Deutschland nicht mehr nur prospektiv diskutiert wird, sondern in den knapp 25 % adoptierten Betrieben bereits in die laufende Produktion eingeht — und weil das überproportionale Übergewicht </w:t>
+      </w:r>
+      <w:r>
+        <w:rPr>
+          <w:rFonts w:ascii="Arial" w:hAnsi="Arial"/>
+          <w:b w:val="0"/>
+          <w:i/>
+          <w:sz w:val="19"/>
+        </w:rPr>
+        <w:t>frei zugänglicher</w:t>
+      </w:r>
+      <w:r>
+        <w:rPr>
+          <w:rFonts w:ascii="Arial" w:hAnsi="Arial"/>
+          <w:b w:val="0"/>
+          <w:i w:val="0"/>
+          <w:sz w:val="19"/>
+        </w:rPr>
+        <w:t xml:space="preserve"> Modelle die in § 8.2 entwickelte Rohstoff-Analogie operativ stützt: Die hiesige Wertschöpfung entsteht ganz überwiegend an der </w:t>
+      </w:r>
+      <w:r>
+        <w:rPr>
+          <w:rFonts w:ascii="Arial" w:hAnsi="Arial"/>
+          <w:b w:val="0"/>
+          <w:i/>
+          <w:sz w:val="19"/>
+        </w:rPr>
+        <w:t>Anwendungs-</w:t>
+      </w:r>
+      <w:r>
+        <w:rPr>
+          <w:rFonts w:ascii="Arial" w:hAnsi="Arial"/>
+          <w:b w:val="0"/>
+          <w:i w:val="0"/>
+          <w:sz w:val="19"/>
+        </w:rPr>
+        <w:t xml:space="preserve"> und </w:t>
+      </w:r>
+      <w:r>
+        <w:rPr>
+          <w:rFonts w:ascii="Arial" w:hAnsi="Arial"/>
+          <w:b w:val="0"/>
+          <w:i/>
+          <w:sz w:val="19"/>
+        </w:rPr>
+        <w:t>Veredelungsseite</w:t>
+      </w:r>
+      <w:r>
+        <w:rPr>
+          <w:rFonts w:ascii="Arial" w:hAnsi="Arial"/>
+          <w:b w:val="0"/>
+          <w:i w:val="0"/>
+          <w:sz w:val="19"/>
+        </w:rPr>
+        <w:t xml:space="preserve"> importierter Basismodelle, nicht an deren Erzeugung.</w:t>
       </w:r>
     </w:p>
     <w:p>
@@ -7658,6 +8057,38 @@
           <w:i w:val="0"/>
           <w:sz w:val="19"/>
         </w:rPr>
+        <w:t xml:space="preserve">IAB. (5. Mai 2026). </w:t>
+      </w:r>
+      <w:r>
+        <w:rPr>
+          <w:rFonts w:ascii="Arial" w:hAnsi="Arial"/>
+          <w:b w:val="0"/>
+          <w:i/>
+          <w:sz w:val="19"/>
+        </w:rPr>
+        <w:t>Jeder vierte Betrieb in Deutschland nutzt mittlerweile generative KI</w:t>
+      </w:r>
+      <w:r>
+        <w:rPr>
+          <w:rFonts w:ascii="Arial" w:hAnsi="Arial"/>
+          <w:b w:val="0"/>
+          <w:i w:val="0"/>
+          <w:sz w:val="19"/>
+        </w:rPr>
+        <w:t xml:space="preserve"> (IAB-Kurzbericht 8/2026). Anstieg der betrieblichen Nutzung generativer KI von rund 5 % auf rund 25 % binnen zweier Jahre; Betriebe ≥ 200 Beschäftigte 48 %, kleine Betriebe &lt; 10 Beschäftigte 21 %; Branchenkonzentration Information/Kommunikation 59 %, Finanz-/Versicherungsdienste 50 %, unternehmensnahe Dienste 37 %, Bildung 34 %; 90 % nutzen frei zugängliche Modelle, 16 % gekaufte Modelle mit eigenen Trainingsdaten, 6 % eigene Modelle; Schulungen in &gt; 25 % der KI-nutzenden Betriebe; auf Basis des IAB-Betriebspanels (~15.000 Betriebe). https://iab.de/kuenstliche-intelligenz-in-deutschen-betrieben-jeder-vierte-betrieb-nutzt-mittlerweile-generative-ki/ | https://doku.iab.de/kurzber/2026/kb2026-08.pdf</w:t>
+      </w:r>
+    </w:p>
+    <w:p>
+      <w:pPr>
+        <w:jc w:val="both"/>
+      </w:pPr>
+      <w:r>
+        <w:rPr>
+          <w:rFonts w:ascii="Arial" w:hAnsi="Arial"/>
+          <w:b w:val="0"/>
+          <w:i w:val="0"/>
+          <w:sz w:val="19"/>
+        </w:rPr>
         <w:t xml:space="preserve">IAB. (März 2026). </w:t>
       </w:r>
       <w:r>
@@ -8705,6 +9136,38 @@
           <w:sz w:val="19"/>
         </w:rPr>
         <w:t xml:space="preserve"> Legislative Train Schedule und Berichterstattung IAPP, A&amp;O Shearman, OneTrust, DLA Piper. https://www.europarl.europa.eu/legislative-train/package-digital-package/file-digital-omnibus-on-ai | https://iapp.org/news/a/ai-act-omnibus-what-just-happened-and-what-comes-next | https://www.aoshearman.com/en/insights/digital-omnibus-on-ai-what-is-really-on-the-table-as-trilogues-begin</w:t>
+      </w:r>
+    </w:p>
+    <w:p>
+      <w:pPr>
+        <w:jc w:val="both"/>
+      </w:pPr>
+      <w:r>
+        <w:rPr>
+          <w:rFonts w:ascii="Arial" w:hAnsi="Arial"/>
+          <w:b w:val="0"/>
+          <w:i w:val="0"/>
+          <w:sz w:val="19"/>
+        </w:rPr>
+        <w:t xml:space="preserve">Rat der EU / Bird &amp; Bird / Taylor Wessing / White &amp; Case / techUK / Timelex. (7. Mai 2026). </w:t>
+      </w:r>
+      <w:r>
+        <w:rPr>
+          <w:rFonts w:ascii="Arial" w:hAnsi="Arial"/>
+          <w:b w:val="0"/>
+          <w:i/>
+          <w:sz w:val="19"/>
+        </w:rPr>
+        <w:t>Artificial Intelligence: Council and Parliament agree to simplify and streamline rules / Digital Omnibus on AI Provisional Agreement Reached at the May Trilogue / The EU Digital Omnibus on AI — What the political deal means / EU agrees Digital Omnibus deal to simplify AI rules / EU AI Omnibus Deal Reached: More clarity on AI Act obligations / The AI Omnibus deal: what survived the trilogue?</w:t>
+      </w:r>
+      <w:r>
+        <w:rPr>
+          <w:rFonts w:ascii="Arial" w:hAnsi="Arial"/>
+          <w:b w:val="0"/>
+          <w:i w:val="0"/>
+          <w:sz w:val="19"/>
+        </w:rPr>
+        <w:t xml:space="preserve"> Provisorische Einigung in den frühen Morgenstunden des 7. Mai 2026 unter zypriotischer Ratspräsidentschaft: Verschiebung der Hochrisiko-Pflichten auf den 2. Dezember 2027 (Anhang III) bzw. den 2. August 2028 (Anhang I) bestätigt; Maschinenverordnungs-Systeme verschoben von Anhang-I-Sektion A nach Sektion B; neue Art.-5-Verbotsregel für KI-Erzeugung von Material sexuellen Kindesmissbrauchs und nicht-konsensueller intimer Inhalte; Art. 50 Abs. 2 (Kennzeichnung generativer Inhalte) bleibt anwendbar ab 2. August 2026 mit Übergangsfrist bis 2. Dezember 2026. Formelle Annahme durch Rat und Parlament vor 2. August 2026 angestrebt. https://www.consilium.europa.eu/en/press/press-releases/2026/05/07/artificial-intelligence-council-and-parliament-agree-to-simplify-and-streamline-rules/ | https://www.twobirds.com/en/insights/2026/digital-omnibus-on-ai-provisional-agreement-reached-at-the-may-trilogue | https://www.taylorwessing.com/en/insights-and-events/insights/2026/05/the-eu-digital-omnibus-on-ai-what-the-political-deal-means | https://www.whitecase.com/insight-alert/eu-agrees-digital-omnibus-deal-simplify-ai-rules | https://www.timelex.eu/en/blog/ai-omnibus-deal-what-survived-trilogue</w:t>
       </w:r>
     </w:p>
     <w:p>
@@ -10507,6 +10970,216 @@
           <w:i w:val="0"/>
           <w:sz w:val="19"/>
         </w:rPr>
+        <w:t xml:space="preserve">TechCrunch / Outlook Business / The HR Digest / CFO Dive / TechRadar. (13./14./15. Mai 2026). </w:t>
+      </w:r>
+      <w:r>
+        <w:rPr>
+          <w:rFonts w:ascii="Arial" w:hAnsi="Arial"/>
+          <w:b w:val="0"/>
+          <w:i/>
+          <w:sz w:val="19"/>
+        </w:rPr>
+        <w:t>Cisco cuts nearly 4,000 jobs to spend more on AI, reports „record quarterly revenue" / Cisco to Cut 4,000 Jobs in Massive Q4 Shake-Up Amid AI Push / „We are making clear, strategic investments": Cisco cuts 4,000 jobs, even as AI orders surge.</w:t>
+      </w:r>
+      <w:r>
+        <w:rPr>
+          <w:rFonts w:ascii="Arial" w:hAnsi="Arial"/>
+          <w:b w:val="0"/>
+          <w:i w:val="0"/>
+          <w:sz w:val="19"/>
+        </w:rPr>
+        <w:t xml:space="preserve"> Blogbeitrag CEO Chuck Robbins „Our Path Forward" am 13. Mai 2026; knapp 4.000 Stellen (&lt;5 %), CFO Mark Patterson: „not a savings-driven restructure"; Q3 FY 2026 Rekordumsatz 15,8 Mrd. USD; AI-Infrastrukturaufträge der Hyperscaler 5,3 Mrd. USD im laufenden Geschäftsjahr (Ausblick rund 9 Mrd. USD); Aktienkurs +20 % im nachbörslichen Handel. https://techcrunch.com/2026/05/14/cisco-cuts-nearly-4000-jobs-to-spend-more-on-ai-reports-record-quarterly-revenue/ | https://www.outlookbusiness.com/corporate/cisco-plans-massive-q4-job-cuts-amid-ai-push-to-trim-nearly-4000-roles | https://www.cfodive.com/news/cisco-cut-nearly-4000-jobs-ai-shift-accelerates-layoffs/820302/</w:t>
+      </w:r>
+    </w:p>
+    <w:p>
+      <w:pPr>
+        <w:jc w:val="both"/>
+      </w:pPr>
+      <w:r>
+        <w:rPr>
+          <w:rFonts w:ascii="Arial" w:hAnsi="Arial"/>
+          <w:b w:val="0"/>
+          <w:i w:val="0"/>
+          <w:sz w:val="19"/>
+        </w:rPr>
+        <w:t xml:space="preserve">Reuters / Engadget / HC Online / Dataconomy / The Next Web. (13./14. Mai 2026). </w:t>
+      </w:r>
+      <w:r>
+        <w:rPr>
+          <w:rFonts w:ascii="Arial" w:hAnsi="Arial"/>
+          <w:b w:val="0"/>
+          <w:i/>
+          <w:sz w:val="19"/>
+        </w:rPr>
+        <w:t>LinkedIn cuts 5 % of staff despite record revenue / LinkedIn is reportedly laying off five percent of its workforce / LinkedIn becomes the latest name on a 100,000-job tech layoff list.</w:t>
+      </w:r>
+      <w:r>
+        <w:rPr>
+          <w:rFonts w:ascii="Arial" w:hAnsi="Arial"/>
+          <w:b w:val="0"/>
+          <w:i w:val="0"/>
+          <w:sz w:val="19"/>
+        </w:rPr>
+        <w:t xml:space="preserve"> Rund 875 Stellen (5 %) in Engineering, Produkt, Marketing, Corporate; +12 % YoY Umsatzwachstum (erstmals &gt; 5 Mrd. USD im Quartal); CEO Daniel Shapero begründet nach Reuters-Recherche </w:t>
+      </w:r>
+      <w:r>
+        <w:rPr>
+          <w:rFonts w:ascii="Arial" w:hAnsi="Arial"/>
+          <w:b w:val="0"/>
+          <w:i/>
+          <w:sz w:val="19"/>
+        </w:rPr>
+        <w:t>nicht</w:t>
+      </w:r>
+      <w:r>
+        <w:rPr>
+          <w:rFonts w:ascii="Arial" w:hAnsi="Arial"/>
+          <w:b w:val="0"/>
+          <w:i w:val="0"/>
+          <w:sz w:val="19"/>
+        </w:rPr>
+        <w:t xml:space="preserve"> mit KI, sondern mit Konsolidierung von Marketing-Ausgaben, Vendoren und ungenutzten Büroflächen sowie der Schließung des Standorts Graz. https://www.engadget.com/2172239/linkedin-is-reportedly-laying-off-five-percent-of-its-workforce/ | https://www.hcamag.com/us/news/general/linkedin-cuts-5-of-staff-despite-record-revenue-reuters-reports/575160 | https://dataconomy.com/2026/05/14/linkedin-layoffs-2026/ | https://thenextweb.com/news/linkedin-layoffs-tech-100000-jobs-2026-wave</w:t>
+      </w:r>
+    </w:p>
+    <w:p>
+      <w:pPr>
+        <w:jc w:val="both"/>
+      </w:pPr>
+      <w:r>
+        <w:rPr>
+          <w:rFonts w:ascii="Arial" w:hAnsi="Arial"/>
+          <w:b w:val="0"/>
+          <w:i w:val="0"/>
+          <w:sz w:val="19"/>
+        </w:rPr>
+        <w:t xml:space="preserve">Office Chai / Fast Company / TrueUp. (7. Mai 2026). </w:t>
+      </w:r>
+      <w:r>
+        <w:rPr>
+          <w:rFonts w:ascii="Arial" w:hAnsi="Arial"/>
+          <w:b w:val="0"/>
+          <w:i/>
+          <w:sz w:val="19"/>
+        </w:rPr>
+        <w:t>Upwork Lays Off 25 % of Its Workforce, Says AI Will Lead to Smaller Teams / Tech layoffs this week: Cloudflare, Coinbase, Upwork, and others point to AI as they slash jobs.</w:t>
+      </w:r>
+      <w:r>
+        <w:rPr>
+          <w:rFonts w:ascii="Arial" w:hAnsi="Arial"/>
+          <w:b w:val="0"/>
+          <w:i w:val="0"/>
+          <w:sz w:val="19"/>
+        </w:rPr>
+        <w:t xml:space="preserve"> Rund 145 Stellen (24 %); CEO Hayden Brown: „more efficient operating model as the nature of work evolves"; Aktienkurs −19 %. https://officechai.com/ai/upwork-lays-off-25-of-its-workforce-says-ai-will-lead-to-smaller-teams/ | https://www.fastcompany.com/91538995/tech-layoffs-due-to-ai-this-week-cloudflare-paypal-coinbase-upwork</w:t>
+      </w:r>
+    </w:p>
+    <w:p>
+      <w:pPr>
+        <w:jc w:val="both"/>
+      </w:pPr>
+      <w:r>
+        <w:rPr>
+          <w:rFonts w:ascii="Arial" w:hAnsi="Arial"/>
+          <w:b w:val="0"/>
+          <w:i w:val="0"/>
+          <w:sz w:val="19"/>
+        </w:rPr>
+        <w:t xml:space="preserve">The Next Web / Axios / Analytics Insight. (April–Mai 2026). </w:t>
+      </w:r>
+      <w:r>
+        <w:rPr>
+          <w:rFonts w:ascii="Arial" w:hAnsi="Arial"/>
+          <w:b w:val="0"/>
+          <w:i/>
+          <w:sz w:val="19"/>
+        </w:rPr>
+        <w:t>Meta to cut 8,000 jobs on 20 May with more layoffs planned for second half of 2026 / Meta to lay off 8,000 as part of AI efficiency push.</w:t>
+      </w:r>
+      <w:r>
+        <w:rPr>
+          <w:rFonts w:ascii="Arial" w:hAnsi="Arial"/>
+          <w:b w:val="0"/>
+          <w:i w:val="0"/>
+          <w:sz w:val="19"/>
+        </w:rPr>
+        <w:t xml:space="preserve"> Operatives Startdatum 20. Mai 2026; rund 8.000 Stellen (10 % von 78.865), zusätzliche Streichung von 6.000 offenen Stellen, kumuliert 14.000 Positionen; Capex-Guidance 115–145 Mrd. USD; Reorganisation in „Superintelligence-Labs-Pods" unter dem neuen Chief AI Officer Alexandr Wang. https://thenextweb.com/news/meta-layoffs-may-2026-ai-restructuring-thousands | https://www.axios.com/2026/04/23/meta-layoffs-ai-efficiency-push | https://www.analyticsinsight.net/news/meta-layoffs-2026-8000-jobs-cut-as-ai-push-reshapes-workforce</w:t>
+      </w:r>
+    </w:p>
+    <w:p>
+      <w:pPr>
+        <w:jc w:val="both"/>
+      </w:pPr>
+      <w:r>
+        <w:rPr>
+          <w:rFonts w:ascii="Arial" w:hAnsi="Arial"/>
+          <w:b w:val="0"/>
+          <w:i w:val="0"/>
+          <w:sz w:val="19"/>
+        </w:rPr>
+        <w:t xml:space="preserve">TrueUp. (Stand 13./15. Mai 2026). </w:t>
+      </w:r>
+      <w:r>
+        <w:rPr>
+          <w:rFonts w:ascii="Arial" w:hAnsi="Arial"/>
+          <w:b w:val="0"/>
+          <w:i/>
+          <w:sz w:val="19"/>
+        </w:rPr>
+        <w:t>Tech Layoffs Tracker — Tagesfortschreibung: 138.837 Personen aus 324 Layoff-Meldungen (rund 1.006 Stellen pro Tag, höchster Stand seit der Kontraktion 2023).</w:t>
+      </w:r>
+      <w:r>
+        <w:rPr>
+          <w:rFonts w:ascii="Arial" w:hAnsi="Arial"/>
+          <w:b w:val="0"/>
+          <w:i w:val="0"/>
+          <w:sz w:val="19"/>
+        </w:rPr>
+        <w:t xml:space="preserve"> https://www.trueup.io/layoffs</w:t>
+      </w:r>
+    </w:p>
+    <w:p>
+      <w:pPr>
+        <w:jc w:val="both"/>
+      </w:pPr>
+      <w:r>
+        <w:rPr>
+          <w:rFonts w:ascii="Arial" w:hAnsi="Arial"/>
+          <w:b w:val="0"/>
+          <w:i w:val="0"/>
+          <w:sz w:val="19"/>
+        </w:rPr>
+        <w:t xml:space="preserve">NPR / Caixin Global / Fortune / Bloomberg / CGTN / Tom's Hardware / Fisher Phillips LLP. (28. April–3. Mai 2026). </w:t>
+      </w:r>
+      <w:r>
+        <w:rPr>
+          <w:rFonts w:ascii="Arial" w:hAnsi="Arial"/>
+          <w:b w:val="0"/>
+          <w:i/>
+          <w:sz w:val="19"/>
+        </w:rPr>
+        <w:t>A tech worker in China is laid off and replaced by AI. Is it legal? / Chinese Courts Rule Companies Cannot Fire Workers Simply to Replace Them With AI / Chinese court rules firms can't lay off workers on AI grounds / Chinese Court Bars Companies From Firing Workers Solely for AI Replacement / Chinese court defends labor rights in new AI-replacement case.</w:t>
+      </w:r>
+      <w:r>
+        <w:rPr>
+          <w:rFonts w:ascii="Arial" w:hAnsi="Arial"/>
+          <w:b w:val="0"/>
+          <w:i w:val="0"/>
+          <w:sz w:val="19"/>
+        </w:rPr>
+        <w:t xml:space="preserve"> Entscheidung des Hangzhou Intermediate People's Court vom 28. April 2026: KI-bedingte Substitution einer Tätigkeit ist kein „bedeutender Wandel der objektiven Umstände" im Sinne des chinesischen Labor Contract Law; QA-Supervisor („Zhou", 300.000 RMB Jahresgehalt) gewinnt in zweiter Instanz; zweite Gerichtsentscheidung dieser Art binnen sechs Monaten; Kommentar Pan Helin (Expertenrat MIIT) fordert „faire Behandlung" und „angemessene Abfindung" bei KI-induzierten Übergängen. https://www.npr.org/2026/05/01/nx-s1-5807131/tech-worker-china-ai | https://www.caixinglobal.com/2026-04-30/chinese-courts-rule-companies-cannot-fire-workers-simply-to-replace-them-with-ai-102439602.html | https://fortune.com/2026/05/03/chinese-court-layoffs-workers-ai-replacement-labor-market/ | https://www.bloomberg.com/news/articles/2026-05-02/chinese-court-rules-firms-can-t-lay-off-workers-on-ai-grounds | https://news.cgtn.com/news/2026-05-02/Chinese-courts-defend-labor-rights-in-AI-driven-layoffs-1MPbjPYIdLG/share_amp.html | https://www.tomshardware.com/tech-industry/artificial-intelligence/chinese-court-rules-companies-cant-fire-workers-just-because-ai-is-cheaper-ruling-says-automation-alone-doesnt-justify-layoffs</w:t>
+      </w:r>
+    </w:p>
+    <w:p>
+      <w:pPr>
+        <w:jc w:val="both"/>
+      </w:pPr>
+      <w:r>
+        <w:rPr>
+          <w:rFonts w:ascii="Arial" w:hAnsi="Arial"/>
+          <w:b w:val="0"/>
+          <w:i w:val="0"/>
+          <w:sz w:val="19"/>
+        </w:rPr>
         <w:t xml:space="preserve">Bloomberg Editorial Board. (29. April 2026). </w:t>
       </w:r>
       <w:r>
@@ -10566,7 +11239,7 @@
           <w:i w:val="0"/>
           <w:sz w:val="19"/>
         </w:rPr>
-        <w:t xml:space="preserve"> Dieses Arbeitspapier gibt den Stand Anfang Mai 2026 (Schnitt am 8. Mai 2026 — Lauf 001 vom 8. Mai 2026) wieder. Die Debatte entwickelt sich dynamisch, insbesondere im Zuge der OpenAI-Strategiepapiere und der Eröffnung des OpenAI Workshop in Washington, D.C. im Mai 2026, des Erstdurchgangs des GKV-Beitragssatzstabilisierungsgesetzes in der 1065. Bundesratssitzung am 8. Mai 2026 mit 79 Tagesordnungspunkten (Kabinettsbeschluss 29. April 2026, parlamentarische Behandlung vor der Sommerpause 2026 angekündigt), der laufenden Trilog-Verhandlungen zum Digital Omnibus on AI (zweite Runde 28. April 2026 ohne Einigung; nächste Runde 13. Mai 2026 — Knackpunkt ist nicht die Verschiebung der Hochrisiko-Pflichten, sondern die Konformitätsbewertungs-Architektur für Anhang I; die zypriotische Ratspräsidentschaft strebt einen Abschluss vor Ablauf ihrer Amtszeit am 30. Juni 2026 an, andernfalls übernimmt die irische Präsidentschaft), der am 5. Mai 2026 erfolgten Arraignment-Verhandlung im Altman-Verfahren mit „nicht schuldig"-Plädoyer und angeordneter psychiatrischer Begutachtung, des am 7. Mai 2026 versandten individuellen Microsoft-Buyout-Angebots (Annahmefrist 8. Juni 2026, VRSAR-Unterzeichnung 9.–22. Juni 2026, bis zu fünfjährige Krankenversicherungs-Verlängerung), des am 1. Mai 2026 vom Connecticut-Repräsentantenhaus mit 131 zu 17 Stimmen verabschiedeten </w:t>
+        <w:t xml:space="preserve"> Dieses Arbeitspapier gibt den Stand Mitte Mai 2026 (Schnitt am 18. Mai 2026 — Lauf 002 vom 18. Mai 2026) wieder. Die Debatte entwickelt sich dynamisch, insbesondere im Zuge der OpenAI-Strategiepapiere und der Eröffnung des OpenAI Workshop in Washington, D.C. im Mai 2026, des Erstdurchgangs des GKV-Beitragssatzstabilisierungsgesetzes in der 1065. Bundesratssitzung am 8. Mai 2026 mit 79 Tagesordnungspunkten (Kabinettsbeschluss 29. April 2026, parlamentarische Behandlung vor der Sommerpause 2026 angekündigt), der am 7. Mai 2026 in den frühen Morgenstunden im Trilog erzielten provisorischen Einigung zum </w:t>
       </w:r>
       <w:r>
         <w:rPr>
@@ -10575,6 +11248,24 @@
           <w:i/>
           <w:sz w:val="19"/>
         </w:rPr>
+        <w:t>Digital Omnibus on AI</w:t>
+      </w:r>
+      <w:r>
+        <w:rPr>
+          <w:rFonts w:ascii="Arial" w:hAnsi="Arial"/>
+          <w:b w:val="0"/>
+          <w:i w:val="0"/>
+          <w:sz w:val="19"/>
+        </w:rPr>
+        <w:t xml:space="preserve"> unter zypriotischer Ratspräsidentschaft (Verschiebung der Hochrisiko-Pflichten auf den 2. Dezember 2027 (Anhang III) und 2. August 2028 (Anhang I) bestätigt; Maschinenverordnungs-Systeme von Anhang-I-Sektion A nach Sektion B verschoben; neue Art.-5-Verbotsregel für KI-Erzeugung sexueller Missbrauchsinhalte; Kennzeichnungspflicht für generative Inhalte bleibt zum 2. August 2026 mit Übergangsfrist bis 2. Dezember 2026; formelle Annahme durch Rat und Parlament vor dem 2. August 2026 angestrebt), der am 5. Mai 2026 erfolgten Arraignment-Verhandlung im Altman-Verfahren mit „nicht schuldig"-Plädoyer und angeordneter psychiatrischer Begutachtung, des am 7. Mai 2026 versandten individuellen Microsoft-Buyout-Angebots (Annahmefrist 8. Juni 2026, VRSAR-Unterzeichnung 9.–22. Juni 2026, bis zu fünfjährige Krankenversicherungs-Verlängerung), des am 1. Mai 2026 vom Connecticut-Repräsentantenhaus mit 131 zu 17 Stimmen verabschiedeten </w:t>
+      </w:r>
+      <w:r>
+        <w:rPr>
+          <w:rFonts w:ascii="Arial" w:hAnsi="Arial"/>
+          <w:b w:val="0"/>
+          <w:i/>
+          <w:sz w:val="19"/>
+        </w:rPr>
         <w:t>SB 5 — Connecticut Artificial Intelligence Responsibility and Transparency Act</w:t>
       </w:r>
       <w:r>
@@ -10710,7 +11401,151 @@
           <w:i w:val="0"/>
           <w:sz w:val="19"/>
         </w:rPr>
-        <w:t xml:space="preserve"> auf 100 % bei zugleich ablehnender Position des Finanzministeriums, der revidierten IAB-Frühjahrsprognose vom 24. März 2026 (Erwerbstätigkeit −90.000, BIP +0,8 % bei 0,2 bis 0,3 Pp. Iran-Krieg-Dämpfung), der aktualisierten Tech-Layoff-Trackerstände zum 6./7./8. Mai 2026 (TrueUp 119.721 Personen aus 265 Layoff-Meldungen am 6. Mai, 121.111 Personen aus 273 Meldungen am 7. Mai bzw. 127.411 Personen aus 283 Meldungen am 8. Mai 2026 — rund 1.003 Personen pro Tag; SkillSyncer 113.863 Personen aus 179 Ereignissen) sowie der am 5./6. Mai 2026 angekündigten KI-getriebenen Stellenstreichungen bei Coinbase (700 Stellen, 14 %), PayPal (rund 4.760 Stellen, 20 % über 2–3 Jahre), Freshworks (rund 500 Stellen, 11 %) und Cognizant (12.000–15.000 Stellen unter „Project Leap") sowie der am 7. Mai 2026 von Cloudflare angekündigten Streichung von rund 1.100 Stellen (20 % der globalen Belegschaft) zum Übergang zu einem „agentic AI-first operating model" (Restrukturierungsaufwand 140–150 Mio. USD, AI-Einsatz im Konzern +600 % im Quartal, Aktienkurs −18 %), des am 1. Mai 2026 von </w:t>
+        <w:t xml:space="preserve"> auf 100 % bei zugleich ablehnender Position des Finanzministeriums, der revidierten IAB-Frühjahrsprognose vom 24. März 2026 (Erwerbstätigkeit −90.000, BIP +0,8 % bei 0,2 bis 0,3 Pp. Iran-Krieg-Dämpfung), der aktualisierten Tech-Layoff-Trackerstände zum 6./7./8./13.-15. Mai 2026 (TrueUp 119.721 Personen aus 265 Layoff-Meldungen am 6. Mai, 121.111 aus 273 am 7. Mai, 127.411 aus 283 am 8. Mai bzw. 138.837 Personen aus 324 Layoff-Meldungen zum 13./15. Mai 2026 — rund 1.006 Personen pro Tag, höchster Stand seit der Kontraktion 2023; SkillSyncer 113.863 Personen aus 179 Ereignissen) sowie der am 5./6. Mai 2026 angekündigten KI-getriebenen Stellenstreichungen bei Coinbase (700 Stellen, 14 %), PayPal (rund 4.760 Stellen, 20 % über 2–3 Jahre), Freshworks (rund 500 Stellen, 11 %) und Cognizant (12.000–15.000 Stellen unter „Project Leap") sowie der am 7. Mai 2026 von Cloudflare angekündigten Streichung von rund 1.100 Stellen (20 % der globalen Belegschaft) zum Übergang zu einem „agentic AI-first operating model" (Restrukturierungsaufwand 140–150 Mio. USD, AI-Einsatz im Konzern +600 % im Quartal, Aktienkurs −18 %), der Fortsetzung der Welle im Mai 2026 mit </w:t>
+      </w:r>
+      <w:r>
+        <w:rPr>
+          <w:rFonts w:ascii="Arial" w:hAnsi="Arial"/>
+          <w:b w:val="0"/>
+          <w:i/>
+          <w:sz w:val="19"/>
+        </w:rPr>
+        <w:t>Upwork</w:t>
+      </w:r>
+      <w:r>
+        <w:rPr>
+          <w:rFonts w:ascii="Arial" w:hAnsi="Arial"/>
+          <w:b w:val="0"/>
+          <w:i w:val="0"/>
+          <w:sz w:val="19"/>
+        </w:rPr>
+        <w:t xml:space="preserve"> (rund 145 Stellen, 24 %, 7. Mai 2026; Aktie −19 %), </w:t>
+      </w:r>
+      <w:r>
+        <w:rPr>
+          <w:rFonts w:ascii="Arial" w:hAnsi="Arial"/>
+          <w:b w:val="0"/>
+          <w:i/>
+          <w:sz w:val="19"/>
+        </w:rPr>
+        <w:t>BILL</w:t>
+      </w:r>
+      <w:r>
+        <w:rPr>
+          <w:rFonts w:ascii="Arial" w:hAnsi="Arial"/>
+          <w:b w:val="0"/>
+          <w:i w:val="0"/>
+          <w:sz w:val="19"/>
+        </w:rPr>
+        <w:t xml:space="preserve"> (bis zu 30 %), </w:t>
+      </w:r>
+      <w:r>
+        <w:rPr>
+          <w:rFonts w:ascii="Arial" w:hAnsi="Arial"/>
+          <w:b w:val="0"/>
+          <w:i/>
+          <w:sz w:val="19"/>
+        </w:rPr>
+        <w:t>LinkedIn</w:t>
+      </w:r>
+      <w:r>
+        <w:rPr>
+          <w:rFonts w:ascii="Arial" w:hAnsi="Arial"/>
+          <w:b w:val="0"/>
+          <w:i w:val="0"/>
+          <w:sz w:val="19"/>
+        </w:rPr>
+        <w:t xml:space="preserve"> (rund 875 Stellen, 5 %, 13. Mai 2026 — CEO Daniel Shapero begründet </w:t>
+      </w:r>
+      <w:r>
+        <w:rPr>
+          <w:rFonts w:ascii="Arial" w:hAnsi="Arial"/>
+          <w:b w:val="0"/>
+          <w:i/>
+          <w:sz w:val="19"/>
+        </w:rPr>
+        <w:t>nicht</w:t>
+      </w:r>
+      <w:r>
+        <w:rPr>
+          <w:rFonts w:ascii="Arial" w:hAnsi="Arial"/>
+          <w:b w:val="0"/>
+          <w:i w:val="0"/>
+          <w:sz w:val="19"/>
+        </w:rPr>
+        <w:t xml:space="preserve"> mit KI, sondern mit Kostenkonsolidierung; bei +12 % YoY Umsatzwachstum), </w:t>
+      </w:r>
+      <w:r>
+        <w:rPr>
+          <w:rFonts w:ascii="Arial" w:hAnsi="Arial"/>
+          <w:b w:val="0"/>
+          <w:i/>
+          <w:sz w:val="19"/>
+        </w:rPr>
+        <w:t>Cisco</w:t>
+      </w:r>
+      <w:r>
+        <w:rPr>
+          <w:rFonts w:ascii="Arial" w:hAnsi="Arial"/>
+          <w:b w:val="0"/>
+          <w:i w:val="0"/>
+          <w:sz w:val="19"/>
+        </w:rPr>
+        <w:t xml:space="preserve"> (knapp 4.000 Stellen, &lt; 5 %, 13. Mai 2026 — CFO Mark Patterson: „not a savings-driven restructure", Realignment um „silicon, optics, security and AI"; Rekordumsatz 15,8 Mrd. USD Q3 FY 2026; AI-Infrastrukturaufträge der Hyperscaler 5,3 Mrd. USD im laufenden Geschäftsjahr) und dem operativen Beginn der am 23. April 2026 angekündigten </w:t>
+      </w:r>
+      <w:r>
+        <w:rPr>
+          <w:rFonts w:ascii="Arial" w:hAnsi="Arial"/>
+          <w:b w:val="0"/>
+          <w:i/>
+          <w:sz w:val="19"/>
+        </w:rPr>
+        <w:t>Meta</w:t>
+      </w:r>
+      <w:r>
+        <w:rPr>
+          <w:rFonts w:ascii="Arial" w:hAnsi="Arial"/>
+          <w:b w:val="0"/>
+          <w:i w:val="0"/>
+          <w:sz w:val="19"/>
+        </w:rPr>
+        <w:t xml:space="preserve">-Streichungen am 20. Mai 2026 (rund 8.000 Stellen, 10 %, zusätzlich 6.000 offene Stellen gecancelt, kumuliert 14.000 Positionen), der Entscheidung des </w:t>
+      </w:r>
+      <w:r>
+        <w:rPr>
+          <w:rFonts w:ascii="Arial" w:hAnsi="Arial"/>
+          <w:b w:val="0"/>
+          <w:i/>
+          <w:sz w:val="19"/>
+        </w:rPr>
+        <w:t>Hangzhou Intermediate People's Court</w:t>
+      </w:r>
+      <w:r>
+        <w:rPr>
+          <w:rFonts w:ascii="Arial" w:hAnsi="Arial"/>
+          <w:b w:val="0"/>
+          <w:i w:val="0"/>
+          <w:sz w:val="19"/>
+        </w:rPr>
+        <w:t xml:space="preserve"> vom 28. April 2026 (zweite chinesische Gerichtsentscheidung binnen sechs Monaten, dass KI-bedingte Substitution einer Tätigkeit kein „bedeutender Wandel der objektiven Umstände" im Sinne des chinesischen Labor Contract Law ist), des am 5. Mai 2026 veröffentlichten </w:t>
+      </w:r>
+      <w:r>
+        <w:rPr>
+          <w:rFonts w:ascii="Arial" w:hAnsi="Arial"/>
+          <w:b w:val="0"/>
+          <w:i/>
+          <w:sz w:val="19"/>
+        </w:rPr>
+        <w:t>IAB-Kurzberichts 8/2026</w:t>
+      </w:r>
+      <w:r>
+        <w:rPr>
+          <w:rFonts w:ascii="Arial" w:hAnsi="Arial"/>
+          <w:b w:val="0"/>
+          <w:i w:val="0"/>
+          <w:sz w:val="19"/>
+        </w:rPr>
+        <w:t xml:space="preserve"> zur betrieblichen KI-Adoption in Deutschland (Anstieg auf rund 25 % der Betriebe binnen zweier Jahre; Branchen-/Größen­spreizung Information/Kommunikation 59 % vs. Betriebe &lt; 10 Beschäftigte 21 %; 90 % der Adoptionen über frei zugängliche Modelle, nur 6 % über Eigenentwicklung — empirische Stütze der in § 8.2 ausgeführten Veredelungs-/Rohstoff-These), des am 1. Mai 2026 von </w:t>
       </w:r>
       <w:r>
         <w:rPr>
@@ -10862,7 +11697,7 @@
         <w:color w:val="999999"/>
         <w:sz w:val="15"/>
       </w:rPr>
-      <w:t>Version 22.0 — Mai 2026 — CC BY 4.0</w:t>
+      <w:t>Version 23.0 — Mai 2026 — CC BY 4.0</w:t>
       <w:tab/>
       <w:t xml:space="preserve">Seite </w:t>
     </w:r>

--- a/KI-Ökonomie.docx
+++ b/KI-Ökonomie.docx
@@ -112,7 +112,7 @@
           <w:color w:val="666666"/>
           <w:sz w:val="18"/>
         </w:rPr>
-        <w:t>Version 22.0</w:t>
+        <w:t>Version 23.0</w:t>
       </w:r>
     </w:p>
     <w:p>
@@ -184,7 +184,7 @@
           <w:i w:val="0"/>
           <w:sz w:val="19"/>
         </w:rPr>
-        <w:t xml:space="preserve">Der Einsatz von KI-Systemen und Robotik in produktiven und dienstleistenden Tätigkeiten beschleunigt sich. Zwei parallele Entwicklungen erzeugen politischen Handlungsdruck: Einerseits warnen Studien vor erheblichen Verschiebungen auf dem Arbeitsmarkt — das IAB (Institut für Arbeitsmarkt- und Berufsforschung) rechnet im KI-Szenario für Deutschland mit einem Wegfall oder Neuentstehen von rund 1,6 Millionen Stellen in den nächsten 15 Jahren bei gleichzeitigem Wertschöpfungszuwachs von 4,5 Billionen Euro; kurzfristig hat das IAB seine Prognose für 2026 mit der Fassung vom 24. März 2026 („Fiskalpolitischer Rückenwind trifft auf geopolitischen Gegenwind") gegenüber dem IAB-Kurzbericht 19/2025 (24. September 2025, damals: −20.000 Erwerbstätigkeit) deutlich nach unten revidiert: Bei einem Wachstum des Bruttoinlandsprodukts von 0,8 % — laut IAB infolge des Iran-Krieges um 0,2 bis 0,3 Prozentpunkte gedämpft — wird nun ein Rückgang der Erwerbstätigkeit um 90.000 auf 45,89 Millionen Personen erwartet, ein erstmals seit der Finanzkrise 2009 nicht mehr wachsender Bestand sozialversicherungspflichtiger Beschäftigung (−30.000 auf 34,93 Millionen) sowie ein Anstieg der Arbeitslosigkeit um 40.000; in dreizehn der sechzehn Bundesländer ist nach der parallelen IAB-Regionalprognose mit einem weiteren Anstieg der Arbeitslosigkeit zu rechnen. Sektoral fällt der Befund zweigeteilt aus: Der Industriesektor verliert rund 140.000 Stellen, während öffentliche Dienste, Erziehung und Gesundheit zusammen rund 180.000 Stellen aufbauen. Das Erwerbspersonenpotenzial sinkt nach der aktualisierten Prognose erstmals um 40.000 auf 48,62 Millionen Personen — eine strukturelle Kenngröße, die das Finanzierungsproblem der lohnbasierten Sozialversicherung unabhängig von KI-Effekten verschärft. Parallel dazu dokumentiert eine Branchenauswertung für das erste Quartal 2026 rund 78.500 Stellenstreichungen in der weltweiten Tech-Industrie, davon etwa 48 % explizit als KI- oder Automatisierungsmaßnahmen begründet; im April 2026 traten Oracle (20.000 – 30.000 Stellen mit Bezug zur AI-Rechenzentrumsinfrastruktur), Meta (rund 8.000 Stellen ab 20. Mai 2026) und Amazon (rund 16.000 Stellen im Zuge einer KI-induzierten Umstrukturierung) hinzu; Branchen-Tracker weisen für 2026 bis Mitte April einen kumulierten Bestand von über 150.000 Tech-Stellenstreichungen aus. Am 24. April 2026 hat Microsoft zusätzlich Buyout-Programme für rund sieben Prozent seiner länger beschäftigten US-Belegschaft angekündigt; das Programm gilt nach Berichterstattung als das erste </w:t>
+        <w:t xml:space="preserve">Der Einsatz von KI-Systemen und Robotik in produktiven und dienstleistenden Tätigkeiten beschleunigt sich. Zwei parallele Entwicklungen erzeugen politischen Handlungsdruck: Einerseits warnen Studien vor erheblichen Verschiebungen auf dem Arbeitsmarkt — das IAB (Institut für Arbeitsmarkt- und Berufsforschung) rechnet im KI-Szenario für Deutschland mit einem Wegfall oder Neuentstehen von rund 1,6 Millionen Stellen in den nächsten 15 Jahren bei gleichzeitigem Wertschöpfungszuwachs von 4,5 Billionen Euro; kurzfristig hat das IAB seine Prognose für 2026 mit der Fassung vom 24. März 2026 („Fiskalpolitischer Rückenwind trifft auf geopolitischen Gegenwind") gegenüber dem IAB-Kurzbericht 19/2025 (24. September 2025, damals: −20.000 Erwerbstätigkeit) deutlich nach unten revidiert: Bei einem Wachstum des Bruttoinlandsprodukts von 0,8 % — laut IAB infolge des Iran-Krieges um 0,2 bis 0,3 Prozentpunkte gedämpft — wird nun ein Rückgang der Erwerbstätigkeit um 90.000 auf 45,89 Millionen Personen erwartet, ein erstmals seit der Finanzkrise 2009 nicht mehr wachsender Bestand sozialversicherungspflichtiger Beschäftigung (−30.000 auf 34,93 Millionen) sowie ein Anstieg der Arbeitslosigkeit um 40.000; in dreizehn der sechzehn Bundesländer ist nach der parallelen IAB-Regionalprognose mit einem weiteren Anstieg der Arbeitslosigkeit zu rechnen. Sektoral fällt der Befund zweigeteilt aus: Der Industriesektor verliert rund 140.000 Stellen, während öffentliche Dienste, Erziehung und Gesundheit zusammen rund 180.000 Stellen aufbauen. Das Erwerbspersonenpotenzial sinkt nach der aktualisierten Prognose erstmals um 40.000 auf 48,62 Millionen Personen — eine strukturelle Kenngröße, die das Finanzierungsproblem der lohnbasierten Sozialversicherung unabhängig von KI-Effekten verschärft. Ergänzend belegt der </w:t>
       </w:r>
       <w:r>
         <w:rPr>
@@ -193,6 +193,24 @@
           <w:i/>
           <w:sz w:val="19"/>
         </w:rPr>
+        <w:t>IAB-Kurzbericht 8/2026</w:t>
+      </w:r>
+      <w:r>
+        <w:rPr>
+          <w:rFonts w:ascii="Arial" w:hAnsi="Arial"/>
+          <w:b w:val="0"/>
+          <w:i w:val="0"/>
+          <w:sz w:val="19"/>
+        </w:rPr>
+        <w:t xml:space="preserve"> „Jeder vierte Betrieb in Deutschland nutzt generative KI" (5. Mai 2026, Datenbasis IAB-Betriebspanel, rund 15.000 Betriebe) eine schnelle innerbetriebliche Adoption: Während 2023 lediglich fünf Prozent der deutschen Betriebe generative KI nutzten, ist der Anteil bis 2025 auf knapp 25 Prozent gestiegen, weitere neun Prozent planen die Einführung; in Großbetrieben mit 200 oder mehr Beschäftigten liegt die Nutzung bei 48 Prozent, in Kleinstbetrieben unter 10 Beschäftigten bei 21 Prozent — die Diffusion folgt damit dem typischen Größengradienten der deutschen Betriebslandschaft, ohne die strukturellen Lohnquoten- und Sozialversicherungseffekte unmittelbar zu beziffern. Parallel dazu dokumentiert eine Branchenauswertung für das erste Quartal 2026 rund 78.500 Stellenstreichungen in der weltweiten Tech-Industrie, davon etwa 48 % explizit als KI- oder Automatisierungsmaßnahmen begründet; im April 2026 traten Oracle (20.000 – 30.000 Stellen mit Bezug zur AI-Rechenzentrumsinfrastruktur), Meta (rund 8.000 Stellen ab 20. Mai 2026) und Amazon (rund 16.000 Stellen im Zuge einer KI-induzierten Umstrukturierung) hinzu; Branchen-Tracker weisen für 2026 bis Mitte April einen kumulierten Bestand von über 150.000 Tech-Stellenstreichungen aus. Am 24. April 2026 hat Microsoft zusätzlich Buyout-Programme für rund sieben Prozent seiner länger beschäftigten US-Belegschaft angekündigt; das Programm gilt nach Berichterstattung als das erste </w:t>
+      </w:r>
+      <w:r>
+        <w:rPr>
+          <w:rFonts w:ascii="Arial" w:hAnsi="Arial"/>
+          <w:b w:val="0"/>
+          <w:i/>
+          <w:sz w:val="19"/>
+        </w:rPr>
         <w:t>Voluntary-Retirement-Programm</w:t>
       </w:r>
       <w:r>
@@ -328,7 +346,115 @@
           <w:i w:val="0"/>
           <w:sz w:val="19"/>
         </w:rPr>
-        <w:t xml:space="preserve"> parallel zu den Q1-2026-Quartalszahlen (Umsatz +34 % gegenüber dem Vorjahr) angekündigten Streichung von rund 1.100 Stellen — etwa 20 % der globalen Belegschaft — als Übergang zu einem „agentic AI-first operating model" gespeist sind; der gemeinsame Mitarbeitendenbrief von Vorstandsvorsitzendem Matthew Prince und Mitgründerin Michelle Zatlyn („Building for the future") begründet die Reduktion ausdrücklich nicht als Kostenmaßnahme oder leistungsabhängige Auswahl, sondern als strukturelle Anpassung an einen über das Quartal um rund 600 % gestiegenen unternehmensinternen KI-Einsatz; das Restrukturierungsvolumen wird mit 140 bis 150 Millionen US-Dollar im zweiten Quartal beziffert, ausscheidende Beschäftigte erhalten ihre Grundvergütung bis Ende 2026, US-Beschäftigte zusätzlich Krankenversicherungsschutz bis Jahresende und Equity-Vesting bis 15. August 2026; der Aktienkurs gab nach Bekanntgabe rund 18 % ab. Eine Aggregat-Bestätigung dieser Welle liefert der </w:t>
+        <w:t xml:space="preserve"> parallel zu den Q1-2026-Quartalszahlen (Umsatz +34 % gegenüber dem Vorjahr) angekündigten Streichung von rund 1.100 Stellen — etwa 20 % der globalen Belegschaft — als Übergang zu einem „agentic AI-first operating model" gespeist sind; der gemeinsame Mitarbeitendenbrief von Vorstandsvorsitzendem Matthew Prince und Mitgründerin Michelle Zatlyn („Building for the future") begründet die Reduktion ausdrücklich nicht als Kostenmaßnahme oder leistungsabhängige Auswahl, sondern als strukturelle Anpassung an einen über das Quartal um rund 600 % gestiegenen unternehmensinternen KI-Einsatz; das Restrukturierungsvolumen wird mit 140 bis 150 Millionen US-Dollar im zweiten Quartal beziffert, ausscheidende Beschäftigte erhalten ihre Grundvergütung bis Ende 2026, US-Beschäftigte zusätzlich Krankenversicherungsschutz bis Jahresende und Equity-Vesting bis 15. August 2026; der Aktienkurs gab nach Bekanntgabe rund 18 % ab. Im Folgezeitraum bis Mitte Mai 2026 verdichtet sich die Reihe weiter: </w:t>
+      </w:r>
+      <w:r>
+        <w:rPr>
+          <w:rFonts w:ascii="Arial" w:hAnsi="Arial"/>
+          <w:b w:val="0"/>
+          <w:i/>
+          <w:sz w:val="19"/>
+        </w:rPr>
+        <w:t>BILL Holdings</w:t>
+      </w:r>
+      <w:r>
+        <w:rPr>
+          <w:rFonts w:ascii="Arial" w:hAnsi="Arial"/>
+          <w:b w:val="0"/>
+          <w:i w:val="0"/>
+          <w:sz w:val="19"/>
+        </w:rPr>
+        <w:t xml:space="preserve"> hat parallel zu den Q3-Fiskal-2026-Zahlen (Umsatz 406,6 Mio. USD, +13 % gegenüber Vorjahr) am 7. Mai 2026 per </w:t>
+      </w:r>
+      <w:r>
+        <w:rPr>
+          <w:rFonts w:ascii="Arial" w:hAnsi="Arial"/>
+          <w:b w:val="0"/>
+          <w:i/>
+          <w:sz w:val="19"/>
+        </w:rPr>
+        <w:t>8-K-Filing</w:t>
+      </w:r>
+      <w:r>
+        <w:rPr>
+          <w:rFonts w:ascii="Arial" w:hAnsi="Arial"/>
+          <w:b w:val="0"/>
+          <w:i w:val="0"/>
+          <w:sz w:val="19"/>
+        </w:rPr>
+        <w:t xml:space="preserve"> eine Personalreduktion um bis zu 30 % (gemessen an einer Belegschaft von rund 2.333 Beschäftigten rund 700 Stellen) und zugleich ein Aktienrückkaufprogramm über 1,0 Mrd. USD angekündigt — das Filing nennt als Grund organisatorische Beweglichkeit und Profitabilität, der CEO-Brief René Lacertes spricht dagegen ausdrücklich vom Übergang zu einem „AI-native company" und einem Restrukturierungsaufwand von 30 bis 60 Mio. USD; </w:t>
+      </w:r>
+      <w:r>
+        <w:rPr>
+          <w:rFonts w:ascii="Arial" w:hAnsi="Arial"/>
+          <w:b w:val="0"/>
+          <w:i/>
+          <w:sz w:val="19"/>
+        </w:rPr>
+        <w:t>Upwork</w:t>
+      </w:r>
+      <w:r>
+        <w:rPr>
+          <w:rFonts w:ascii="Arial" w:hAnsi="Arial"/>
+          <w:b w:val="0"/>
+          <w:i w:val="0"/>
+          <w:sz w:val="19"/>
+        </w:rPr>
+        <w:t xml:space="preserve"> hat am selben Tag eine Reduktion um rund 24 % der Belegschaft (rund 145 Stellen) bekanntgegeben, die der Vorstandsvorsitzenden Hayden Brown zufolge eine bewusst strukturelle Wette auf „kleinere, anders ausgestattete Teams" durch KI darstellt („Two pizza teams are dead"), der Aktienkurs gab rund 19 % ab. Am 12. Mai 2026 hat </w:t>
+      </w:r>
+      <w:r>
+        <w:rPr>
+          <w:rFonts w:ascii="Arial" w:hAnsi="Arial"/>
+          <w:b w:val="0"/>
+          <w:i/>
+          <w:sz w:val="19"/>
+        </w:rPr>
+        <w:t>Walmart</w:t>
+      </w:r>
+      <w:r>
+        <w:rPr>
+          <w:rFonts w:ascii="Arial" w:hAnsi="Arial"/>
+          <w:b w:val="0"/>
+          <w:i w:val="0"/>
+          <w:sz w:val="19"/>
+        </w:rPr>
+        <w:t xml:space="preserve"> nach einem Memo von Global-AI-Acceleration-Chef Daniel Danker und Technology-Chef Suresh Kumar die Streichung oder Verlagerung von rund 1.000 Konzern-Stellen in Bentonville und Nordkalifornien im Rahmen der Konsolidierung der globalen Technologie- und AI-Produktorganisation angekündigt — anders als bei den Tech-Konzernen wird KI im Memo ausdrücklich </w:t>
+      </w:r>
+      <w:r>
+        <w:rPr>
+          <w:rFonts w:ascii="Arial" w:hAnsi="Arial"/>
+          <w:b w:val="0"/>
+          <w:i/>
+          <w:sz w:val="19"/>
+        </w:rPr>
+        <w:t>nicht</w:t>
+      </w:r>
+      <w:r>
+        <w:rPr>
+          <w:rFonts w:ascii="Arial" w:hAnsi="Arial"/>
+          <w:b w:val="0"/>
+          <w:i w:val="0"/>
+          <w:sz w:val="19"/>
+        </w:rPr>
+        <w:t xml:space="preserve"> als Begründung genannt, die Reduktion wird als Plattform-Konsolidierung in einer mehrjährigen Strategie beschrieben (Programs.com und Storyboard18, 12./13. Mai 2026). Am 14. Mai 2026 hat </w:t>
+      </w:r>
+      <w:r>
+        <w:rPr>
+          <w:rFonts w:ascii="Arial" w:hAnsi="Arial"/>
+          <w:b w:val="0"/>
+          <w:i/>
+          <w:sz w:val="19"/>
+        </w:rPr>
+        <w:t>Cisco</w:t>
+      </w:r>
+      <w:r>
+        <w:rPr>
+          <w:rFonts w:ascii="Arial" w:hAnsi="Arial"/>
+          <w:b w:val="0"/>
+          <w:i w:val="0"/>
+          <w:sz w:val="19"/>
+        </w:rPr>
+        <w:t xml:space="preserve"> parallel zu Q3-Fiskal-2026-Zahlen mit einem Rekordumsatz von 15,8 Mrd. USD (+12 % YoY) und KI-Infrastruktur-Auftragseingängen von rund 5,3 Mrd. USD im laufenden Geschäftsjahr (Prognose 9 Mrd. USD bis Jahresende) eine Reduktion um rund 4.000 Stellen (weniger als 5 % der Belegschaft) zu Lasten von Severance- und Restrukturierungsaufwand von rund 1 Mrd. USD bekanntgegeben; das Konzern-Framing („strategische Investitionen") begründet die Anpassung ausdrücklich mit der Schwerpunktverlagerung zu KI und Cybersecurity. Eine Tagesfortschreibung der TrueUp-Tracker-Methodik weist zum 19. Mai 2026 138.837 betroffene Personen aus 324 Layoff-Meldungen (rund 1.006 Stellen pro Tag) aus — ein gegenüber dem 8.-Mai-Stand (127.411 / 283 / 1.003) um rund 11.400 Personen erhöhtes Niveau, das primär aus den Mai-Layoffs bei Cisco, Walmart, BILL Holdings und Upwork sowie zusätzlichen Tagesmeldungen anderer Anbieter (u. a. LinkedIn nach Berichterstattung Mitte Mai 2026) gespeist ist. Eine Aggregat-Bestätigung dieser Welle liefert der </w:t>
       </w:r>
       <w:r>
         <w:rPr>
@@ -3069,6 +3195,227 @@
           <w:i w:val="0"/>
           <w:sz w:val="19"/>
         </w:rPr>
+        <w:t>EU — Digital Omnibus on AI, vorläufige Einigung am 7. Mai 2026:</w:t>
+      </w:r>
+      <w:r>
+        <w:rPr>
+          <w:rFonts w:ascii="Arial" w:hAnsi="Arial"/>
+          <w:b w:val="0"/>
+          <w:i w:val="0"/>
+          <w:sz w:val="19"/>
+        </w:rPr>
+        <w:t xml:space="preserve"> Entgegen der bis Anfang Mai 2026 erwarteten dritten Trilogrunde am 13. Mai 2026 haben Rat und Europäisches Parlament bereits in den frühen Morgenstunden des 7. Mai 2026 (rund 4:30 Uhr) eine vorläufige politische Einigung zum </w:t>
+      </w:r>
+      <w:r>
+        <w:rPr>
+          <w:rFonts w:ascii="Arial" w:hAnsi="Arial"/>
+          <w:b w:val="0"/>
+          <w:i/>
+          <w:sz w:val="19"/>
+        </w:rPr>
+        <w:t>Digital Omnibus on AI</w:t>
+      </w:r>
+      <w:r>
+        <w:rPr>
+          <w:rFonts w:ascii="Arial" w:hAnsi="Arial"/>
+          <w:b w:val="0"/>
+          <w:i w:val="0"/>
+          <w:sz w:val="19"/>
+        </w:rPr>
+        <w:t xml:space="preserve"> erzielt und damit die erste substantielle Änderung der KI-Verordnung noch vor Inkrafttreten der zentralen Hochrisiko-Pflichten beschlossen. Inhaltlich werden die Stichtage gegenüber der Ausgangsfassung gestreckt: für eigenständige Hochrisiko-KI-Systeme nach Anhang III (Biometrie, Beschäftigung, Bildung, Strafverfolgung, kritische Infrastruktur, Grenzmanagement) gilt nunmehr der 2. Dezember 2027, für in regulierte Produkte eingebettete Hochrisiko-KI nach Anhang I der 2. August 2028. Die seit Anfang 2026 zwischen den Institutionen umstrittene </w:t>
+      </w:r>
+      <w:r>
+        <w:rPr>
+          <w:rFonts w:ascii="Arial" w:hAnsi="Arial"/>
+          <w:b w:val="0"/>
+          <w:i/>
+          <w:sz w:val="19"/>
+        </w:rPr>
+        <w:t>Konformitätsbewertungs-Architektur für Anhang I</w:t>
+      </w:r>
+      <w:r>
+        <w:rPr>
+          <w:rFonts w:ascii="Arial" w:hAnsi="Arial"/>
+          <w:b w:val="0"/>
+          <w:i w:val="0"/>
+          <w:sz w:val="19"/>
+        </w:rPr>
+        <w:t xml:space="preserve"> wird so gelöst, dass die </w:t>
+      </w:r>
+      <w:r>
+        <w:rPr>
+          <w:rFonts w:ascii="Arial" w:hAnsi="Arial"/>
+          <w:b w:val="0"/>
+          <w:i/>
+          <w:sz w:val="19"/>
+        </w:rPr>
+        <w:t>Maschinenverordnung</w:t>
+      </w:r>
+      <w:r>
+        <w:rPr>
+          <w:rFonts w:ascii="Arial" w:hAnsi="Arial"/>
+          <w:b w:val="0"/>
+          <w:i w:val="0"/>
+          <w:sz w:val="19"/>
+        </w:rPr>
+        <w:t xml:space="preserve"> aus Sektion A in Sektion B des Anhang I verschoben wird: KI-Bestimmungen aus der KI-Verordnung gelten für Maschinen nur noch übergangsweise, bis das Normungsgremium CEN-CENELEC die sektoralen Normen für die neue </w:t>
+      </w:r>
+      <w:r>
+        <w:rPr>
+          <w:rFonts w:ascii="Arial" w:hAnsi="Arial"/>
+          <w:b w:val="0"/>
+          <w:i/>
+          <w:sz w:val="19"/>
+        </w:rPr>
+        <w:t>Maschinenverordnung</w:t>
+      </w:r>
+      <w:r>
+        <w:rPr>
+          <w:rFonts w:ascii="Arial" w:hAnsi="Arial"/>
+          <w:b w:val="0"/>
+          <w:i w:val="0"/>
+          <w:sz w:val="19"/>
+        </w:rPr>
+        <w:t xml:space="preserve"> aktualisiert hat; anschließend übernimmt diese die Anforderungen vollständig. Diese Verschiebung ist auf eine bilaterale Verständigung zwischen Berlin und Paris vor der Trilog-Schlussrunde zurückzuführen, mit der die zuvor blockierende Position Frankreichs aufgebrochen wurde (so die übereinstimmende Berichterstattung von </w:t>
+      </w:r>
+      <w:r>
+        <w:rPr>
+          <w:rFonts w:ascii="Arial" w:hAnsi="Arial"/>
+          <w:b w:val="0"/>
+          <w:i/>
+          <w:sz w:val="19"/>
+        </w:rPr>
+        <w:t>Table.Briefings</w:t>
+      </w:r>
+      <w:r>
+        <w:rPr>
+          <w:rFonts w:ascii="Arial" w:hAnsi="Arial"/>
+          <w:b w:val="0"/>
+          <w:i w:val="0"/>
+          <w:sz w:val="19"/>
+        </w:rPr>
+        <w:t xml:space="preserve"> und </w:t>
+      </w:r>
+      <w:r>
+        <w:rPr>
+          <w:rFonts w:ascii="Arial" w:hAnsi="Arial"/>
+          <w:b w:val="0"/>
+          <w:i/>
+          <w:sz w:val="19"/>
+        </w:rPr>
+        <w:t>Tagesspiegel Background</w:t>
+      </w:r>
+      <w:r>
+        <w:rPr>
+          <w:rFonts w:ascii="Arial" w:hAnsi="Arial"/>
+          <w:b w:val="0"/>
+          <w:i w:val="0"/>
+          <w:sz w:val="19"/>
+        </w:rPr>
+        <w:t xml:space="preserve">); für den deutschen Maschinenbau bedeutet sie eine Konzentration der Compliance-Pflichten in der bereits etablierten </w:t>
+      </w:r>
+      <w:r>
+        <w:rPr>
+          <w:rFonts w:ascii="Arial" w:hAnsi="Arial"/>
+          <w:b w:val="0"/>
+          <w:i/>
+          <w:sz w:val="19"/>
+        </w:rPr>
+        <w:t>Maschinenverordnung</w:t>
+      </w:r>
+      <w:r>
+        <w:rPr>
+          <w:rFonts w:ascii="Arial" w:hAnsi="Arial"/>
+          <w:b w:val="0"/>
+          <w:i w:val="0"/>
+          <w:sz w:val="19"/>
+        </w:rPr>
+        <w:t xml:space="preserve"> statt der Doppelzertifizierung über KI-Verordnung und Sektorrecht. Die </w:t>
+      </w:r>
+      <w:r>
+        <w:rPr>
+          <w:rFonts w:ascii="Arial" w:hAnsi="Arial"/>
+          <w:b w:val="0"/>
+          <w:i/>
+          <w:sz w:val="19"/>
+        </w:rPr>
+        <w:t>Watermarking</w:t>
+      </w:r>
+      <w:r>
+        <w:rPr>
+          <w:rFonts w:ascii="Arial" w:hAnsi="Arial"/>
+          <w:b w:val="0"/>
+          <w:i w:val="0"/>
+          <w:sz w:val="19"/>
+        </w:rPr>
+        <w:t xml:space="preserve">-Pflicht aus Art. 50 (2) für synthetische Audio-, Bild-, Video- und Textinhalte wird mit Übergangsregelung auf den 2. Dezember 2026 verschoben; zugleich wird ein neuer Verbotstatbestand nach Art. 5 eingefügt, der KI-Systeme zur Erzeugung nicht-einvernehmlicher intimer Inhalte einschließlich Material des sexuellen Missbrauchs von Kindern (sog. „nudifier"-Anwendungen) ab 2. Dezember 2026 untersagt. Die deutsche Wirtschaft hat den Kompromiss überwiegend begrüßt: </w:t>
+      </w:r>
+      <w:r>
+        <w:rPr>
+          <w:rFonts w:ascii="Arial" w:hAnsi="Arial"/>
+          <w:b w:val="0"/>
+          <w:i/>
+          <w:sz w:val="19"/>
+        </w:rPr>
+        <w:t>Bitkom</w:t>
+      </w:r>
+      <w:r>
+        <w:rPr>
+          <w:rFonts w:ascii="Arial" w:hAnsi="Arial"/>
+          <w:b w:val="0"/>
+          <w:i w:val="0"/>
+          <w:sz w:val="19"/>
+        </w:rPr>
+        <w:t xml:space="preserve"> (Susanne Dehmel) bewertet ihn als „gutes Signal für die Entwicklung industrieller KI in Europa" und fordert eine Ausdehnung des Maschinen-Mechanismus auf andere hochregulierte Sektoren (Medizinprodukte, Funkanlagen); der </w:t>
+      </w:r>
+      <w:r>
+        <w:rPr>
+          <w:rFonts w:ascii="Arial" w:hAnsi="Arial"/>
+          <w:b w:val="0"/>
+          <w:i/>
+          <w:sz w:val="19"/>
+        </w:rPr>
+        <w:t>BDI</w:t>
+      </w:r>
+      <w:r>
+        <w:rPr>
+          <w:rFonts w:ascii="Arial" w:hAnsi="Arial"/>
+          <w:b w:val="0"/>
+          <w:i w:val="0"/>
+          <w:sz w:val="19"/>
+        </w:rPr>
+        <w:t xml:space="preserve"> spricht von einem „zentralen Schritt zur Vermeidung von Doppelregulierung"; der </w:t>
+      </w:r>
+      <w:r>
+        <w:rPr>
+          <w:rFonts w:ascii="Arial" w:hAnsi="Arial"/>
+          <w:b w:val="0"/>
+          <w:i/>
+          <w:sz w:val="19"/>
+        </w:rPr>
+        <w:t>TÜV-Verband</w:t>
+      </w:r>
+      <w:r>
+        <w:rPr>
+          <w:rFonts w:ascii="Arial" w:hAnsi="Arial"/>
+          <w:b w:val="0"/>
+          <w:i w:val="0"/>
+          <w:sz w:val="19"/>
+        </w:rPr>
+        <w:t xml:space="preserve"> nimmt ambivalent Stellung, weil der „sector exit" für Maschinen aus seiner Sicht Rechtsunsicherheit und Bürokratie erzeugen könne, solange die Maschinenverordnung selbst nicht ein gleichwertiges Schutzniveau gewährleiste. Eine breite Koalition zivilgesellschaftlicher Organisationen (EDRi, noyb, ICCL, über 130 Unterzeichner) hatte das Verfahren als „größten Rückbau digitaler Rechte in der EU-Geschichte" kritisiert; der finale Text ist milder als der ursprüngliche Kommissionsentwurf, die verfahrensförmige Kritik (Sechs-Monats-Verfahren ohne tragfähige Folgenabschätzung) bleibt. Die vorläufige Einigung muss nun von Rat und Parlament förmlich bestätigt und juristisch-sprachlich überarbeitet werden; die Institutionen kündigen die endgültige Annahme „in den kommenden Wochen, jedenfalls vor dem 2. August 2026" an. Für die Besteuerungsdebatte ist der Omnibus relevant, weil er die Hochrisiko-Compliance-Pflichten für Beschäftigungs- und Bildungs-KI bis Ende 2027 streckt — und damit die in § 1.1, § 4.5 und § 9.1 diskutierte zeitliche Lücke zwischen sichtbarer KI-Verdrängung am Arbeitsmarkt und greifender europäischer Regulierung um rund zwölf Monate vergrößert.</w:t>
+      </w:r>
+    </w:p>
+    <w:p>
+      <w:pPr>
+        <w:jc w:val="both"/>
+      </w:pPr>
+      <w:r>
+        <w:rPr>
+          <w:rFonts w:ascii="Arial" w:hAnsi="Arial"/>
+          <w:b/>
+          <w:i w:val="0"/>
+          <w:sz w:val="19"/>
+        </w:rPr>
         <w:t>Andrew Yang (CNBC-Interview, März 2026):</w:t>
       </w:r>
       <w:r>
@@ -3632,7 +3979,7 @@
           <w:i w:val="0"/>
           <w:sz w:val="19"/>
         </w:rPr>
-        <w:t xml:space="preserve"> beschlossen; im Verlauf der Ressortabstimmung wurde das Sparvolumen je nach Berichterstattung mit rund 16,3 Milliarden Euro (Frühberichterstattung) bzw. rund 19,6 Milliarden Euro (BMG-Tabellen Stand Anfang Mai 2026, gegliedert in 4,9 Milliarden einnahmen­seitige und rund 15 Milliarden ausgaben­seitige Komponenten) für 2027 angegeben; bis 2030 sieht das BMG eine Steigerung des Konsolidierungseffekts auf rund 42,8 Milliarden Euro vor. Die parlamentarische Behandlung soll laut BMG-Zeitplan vor der Sommerpause 2026 abgeschlossen werden — der Kabinettentwurf wird dem Bundesrat im ersten Durchgang am 8. Mai 2026 zugeleitet (1065. Sitzung; insgesamt 79 Tagesordnungspunkte, darunter eine flankierende Thüringer Entschließung zum Bürokratieabbau in der gesetzlichen Krankenversicherung); die erste Bundestagslesung ist im weiteren Verlauf des Mai/Juni 2026 vorgesehen. Die Reform belastet Krankenhäuser, pharmazeutische Industrie, Apotheken, Ärzteschaft, Versicherte, Arbeitgeber und Krankenkassen gemeinsam; sie folgt dem Leitsatz „Ausgaben an Einnahmen koppeln" und greift damit fiskalisch genau die Logik auf, die § 5.1 in der Beitrags­seite spiegelbildlich zu erweitern vorschlägt. Auch wenn die GKV-Reform primär ausgaben- und strukturseitig ansetzt, bestätigt sie den in § 5.1 angerissenen finanzpolitischen Befund: Die lohnbasierten Sicherungszweige geraten gleichzeitig durch demografischen Druck und durch die in § 1.1 dokumentierten KI-induzierten Beschäftigungsverschiebungen unter Spannung — eine Verbreiterung der Bemessungsgrundlage gewinnt damit zusätzlich an Plausibilität.</w:t>
+        <w:t xml:space="preserve"> beschlossen; im Verlauf der Ressortabstimmung wurde das Sparvolumen je nach Berichterstattung mit rund 16,3 Milliarden Euro (Frühberichterstattung) bzw. rund 19,6 Milliarden Euro (BMG-Tabellen Stand Anfang Mai 2026, gegliedert in 4,9 Milliarden einnahmen­seitige und rund 15 Milliarden ausgaben­seitige Komponenten) für 2027 angegeben; bis 2030 sieht das BMG eine Steigerung des Konsolidierungseffekts auf rund 42,8 Milliarden Euro vor. Die parlamentarische Behandlung soll laut BMG-Zeitplan vor der Sommerpause 2026 abgeschlossen werden — entgegen einer am 8. Mai 2026 dokumentierten Erwartung (Lauf 001) ist der Gesetzentwurf in der 1065. Bundesratssitzung am 8. Mai 2026 jedoch nicht behandelt worden; der dortige Sitzungsverlauf konzentrierte sich auf andere Bundestagsgesetze (private Altersvorsorge mit flexiblem Depotmodell als Riester-Ablösung; Cross-Donation- und anonyme Spende im Nierentransplantationsgesetz; Verbraucherkredit-Schutz und 6.000-Euro-E-Auto-Förderung; vereinfachte Vergabeverfahren mit angehobener Direktauftrags-Schwelle 50.000 Euro; Beschleunigung der Anerkennung pflegerischer Qualifikationen) sowie eine flankierende Thüringer Entschließung zum Bürokratieabbau in der gesetzlichen Krankenversicherung. Stand Mitte Mai 2026 ist der Kabinettentwurf vom Bundesgesundheitsministerium nicht dem Bundestag zugeleitet und auch in der folgenden Sitzungswoche des Bundestages nicht auf der Tagesordnung; ein neuer Termin für den Erstdurchgang im Bundesrat war zum 19. Mai 2026 öffentlich noch nicht datiert. Das BMG hält an dem Ziel fest, dass Bundestag und Bundesrat das Gesetz vor der Sommerpause 2026 verabschieden; die erste Bundestagslesung müsste dafür spätestens im Juni 2026 erfolgen. Die Reform belastet Krankenhäuser, pharmazeutische Industrie, Apotheken, Ärzteschaft, Versicherte, Arbeitgeber und Krankenkassen gemeinsam; sie folgt dem Leitsatz „Ausgaben an Einnahmen koppeln" und greift damit fiskalisch genau die Logik auf, die § 5.1 in der Beitrags­seite spiegelbildlich zu erweitern vorschlägt. Auch wenn die GKV-Reform primär ausgaben- und strukturseitig ansetzt, bestätigt sie den in § 5.1 angerissenen finanzpolitischen Befund: Die lohnbasierten Sicherungszweige geraten gleichzeitig durch demografischen Druck und durch die in § 1.1 dokumentierten KI-induzierten Beschäftigungsverschiebungen unter Spannung — eine Verbreiterung der Bemessungsgrundlage gewinnt damit zusätzlich an Plausibilität.</w:t>
       </w:r>
     </w:p>
     <w:p>
@@ -7690,6 +8037,38 @@
           <w:i w:val="0"/>
           <w:sz w:val="19"/>
         </w:rPr>
+        <w:t xml:space="preserve">IAB. (5. Mai 2026). </w:t>
+      </w:r>
+      <w:r>
+        <w:rPr>
+          <w:rFonts w:ascii="Arial" w:hAnsi="Arial"/>
+          <w:b w:val="0"/>
+          <w:i/>
+          <w:sz w:val="19"/>
+        </w:rPr>
+        <w:t>Künstliche Intelligenz in deutschen Betrieben: Jeder vierte Betrieb nutzt mittlerweile generative KI</w:t>
+      </w:r>
+      <w:r>
+        <w:rPr>
+          <w:rFonts w:ascii="Arial" w:hAnsi="Arial"/>
+          <w:b w:val="0"/>
+          <w:i w:val="0"/>
+          <w:sz w:val="19"/>
+        </w:rPr>
+        <w:t xml:space="preserve"> (IAB-Kurzbericht 8/2026). Repräsentative Auswertung des IAB-Betriebspanels mit rund 15.000 Betrieben: generativer KI-Nutzungsanteil von 5 % (2023) auf knapp 25 % (2025) gestiegen, weitere 9 % planen die Einführung; 48 % in Betrieben mit ≥ 200 Beschäftigten, 21 % in Kleinstbetrieben &lt; 10 Beschäftigte. https://iab.de/presseinfo/jeder-vierte-betrieb-in-deutschland-nutzt-generative-ki/ | https://doku.iab.de/kurzber/2026/kb2026-08.pdf</w:t>
+      </w:r>
+    </w:p>
+    <w:p>
+      <w:pPr>
+        <w:jc w:val="both"/>
+      </w:pPr>
+      <w:r>
+        <w:rPr>
+          <w:rFonts w:ascii="Arial" w:hAnsi="Arial"/>
+          <w:b w:val="0"/>
+          <w:i w:val="0"/>
+          <w:sz w:val="19"/>
+        </w:rPr>
         <w:t xml:space="preserve">Bundesministerium für Arbeit und Soziales (BMAS). (2026). </w:t>
       </w:r>
       <w:r>
@@ -8695,7 +9074,7 @@
           <w:i/>
           <w:sz w:val="19"/>
         </w:rPr>
-        <w:t>Trilog zu Digital Omnibus on AI — Zweite Runde am 28. April 2026 ohne Einigung; nächste Runde 13. Mai 2026; Konvergenz auf Stichtage 2. Dezember 2027 (Anhang III) und 2. August 2028 (Anhang I).</w:t>
+        <w:t>Trilog zu Digital Omnibus on AI — Zweite Runde am 28. April 2026 ohne Einigung; vorläufige politische Einigung in den frühen Morgenstunden des 7. Mai 2026 (rund 4:30 Uhr) in vorgezogener dritter Trilogrunde; Maschinenverordnung aus Anhang I Sektion A in Sektion B verschoben; Stichtage 2. Dezember 2027 (Anhang III) und 2. August 2028 (Anhang I) bestätigt; Art.-50-(2)-Watermark-Pflicht mit Übergang zum 2. Dezember 2026; neuer Art.-5-Verbotstatbestand für nicht-einvernehmliche intime Inhalte und CSAM ab 2. Dezember 2026; förmliche Annahme „vor 2. August 2026" angekündigt.</w:t>
       </w:r>
       <w:r>
         <w:rPr>
@@ -8705,6 +9084,134 @@
           <w:sz w:val="19"/>
         </w:rPr>
         <w:t xml:space="preserve"> Legislative Train Schedule und Berichterstattung IAPP, A&amp;O Shearman, OneTrust, DLA Piper. https://www.europarl.europa.eu/legislative-train/package-digital-package/file-digital-omnibus-on-ai | https://iapp.org/news/a/ai-act-omnibus-what-just-happened-and-what-comes-next | https://www.aoshearman.com/en/insights/digital-omnibus-on-ai-what-is-really-on-the-table-as-trilogues-begin</w:t>
+      </w:r>
+    </w:p>
+    <w:p>
+      <w:pPr>
+        <w:jc w:val="both"/>
+      </w:pPr>
+      <w:r>
+        <w:rPr>
+          <w:rFonts w:ascii="Arial" w:hAnsi="Arial"/>
+          <w:b w:val="0"/>
+          <w:i w:val="0"/>
+          <w:sz w:val="19"/>
+        </w:rPr>
+        <w:t xml:space="preserve">Rat der Europäischen Union. (7. Mai 2026). </w:t>
+      </w:r>
+      <w:r>
+        <w:rPr>
+          <w:rFonts w:ascii="Arial" w:hAnsi="Arial"/>
+          <w:b w:val="0"/>
+          <w:i/>
+          <w:sz w:val="19"/>
+        </w:rPr>
+        <w:t>Artificial Intelligence: Council and Parliament agree to simplify and streamline rules.</w:t>
+      </w:r>
+      <w:r>
+        <w:rPr>
+          <w:rFonts w:ascii="Arial" w:hAnsi="Arial"/>
+          <w:b w:val="0"/>
+          <w:i w:val="0"/>
+          <w:sz w:val="19"/>
+        </w:rPr>
+        <w:t xml:space="preserve"> Pressemitteilung des Rates zur vorläufigen politischen Einigung über den Digital Omnibus on AI. https://www.consilium.europa.eu/en/press/press-releases/2026/05/07/artificial-intelligence-council-and-parliament-agree-to-simplify-and-streamline-rules/</w:t>
+      </w:r>
+    </w:p>
+    <w:p>
+      <w:pPr>
+        <w:jc w:val="both"/>
+      </w:pPr>
+      <w:r>
+        <w:rPr>
+          <w:rFonts w:ascii="Arial" w:hAnsi="Arial"/>
+          <w:b w:val="0"/>
+          <w:i w:val="0"/>
+          <w:sz w:val="19"/>
+        </w:rPr>
+        <w:t xml:space="preserve">Bird &amp; Bird / White &amp; Case / Lexology / Timelex / Modulos. (7.–14. Mai 2026). </w:t>
+      </w:r>
+      <w:r>
+        <w:rPr>
+          <w:rFonts w:ascii="Arial" w:hAnsi="Arial"/>
+          <w:b w:val="0"/>
+          <w:i/>
+          <w:sz w:val="19"/>
+        </w:rPr>
+        <w:t>Digital Omnibus on AI — Provisional Agreement Reached at the May Trilogue / EU agrees Digital Omnibus deal to simplify AI rules / EU Digital Omnibus Deal: Simplification of AI Act and Postponed Deadlines / The AI Omnibus deal: what survived the trilogue? / EU AI Act Delayed: The Omnibus Deal Closed on 7 May 2026.</w:t>
+      </w:r>
+      <w:r>
+        <w:rPr>
+          <w:rFonts w:ascii="Arial" w:hAnsi="Arial"/>
+          <w:b w:val="0"/>
+          <w:i w:val="0"/>
+          <w:sz w:val="19"/>
+        </w:rPr>
+        <w:t xml:space="preserve"> Internationale Kanzlei- und Berater­analysen zur Schlüsselrolle der Maschinenverordnung im Annex-I-Block, zu Watermark- und CSAM-Bestimmungen und zur weiteren Beschluss­fassung. https://www.twobirds.com/en/insights/2026/digital-omnibus-on-ai-provisional-agreement-reached-at-the-may-trilogue | https://www.whitecase.com/insight-alert/eu-agrees-digital-omnibus-deal-simplify-ai-rules | https://www.lexology.com/library/detail.aspx?g=34c6a42f-af33-4189-a32c-dc2e3d7a109f | https://www.timelex.eu/en/blog/ai-omnibus-deal-what-survived-trilogue | https://www.modulos.ai/blog/eu-ai-act-omnibus-deal/</w:t>
+      </w:r>
+    </w:p>
+    <w:p>
+      <w:pPr>
+        <w:jc w:val="both"/>
+      </w:pPr>
+      <w:r>
+        <w:rPr>
+          <w:rFonts w:ascii="Arial" w:hAnsi="Arial"/>
+          <w:b w:val="0"/>
+          <w:i w:val="0"/>
+          <w:sz w:val="19"/>
+        </w:rPr>
+        <w:t xml:space="preserve">Bitkom / BDI / TÜV-Verband. (7./8. Mai 2026). </w:t>
+      </w:r>
+      <w:r>
+        <w:rPr>
+          <w:rFonts w:ascii="Arial" w:hAnsi="Arial"/>
+          <w:b w:val="0"/>
+          <w:i/>
+          <w:sz w:val="19"/>
+        </w:rPr>
+        <w:t>Reaktionen der deutschen Wirtschafts- und Prüfverbände auf die AI-Act-Omnibus-Einigung: „Gutes Signal für industrielle KI in Europa" (Bitkom, Susanne Dehmel) mit Forderung der Ausdehnung des Maschinen-Mechanismus auf Medizinprodukte und Funkanlagen; „Zentraler Schritt zur Vermeidung von Doppelregulierung" (BDI); ambivalente TÜV-Bewertung wegen Rechtsunsicherheit beim Sektor-Exit.</w:t>
+      </w:r>
+      <w:r>
+        <w:rPr>
+          <w:rFonts w:ascii="Arial" w:hAnsi="Arial"/>
+          <w:b w:val="0"/>
+          <w:i w:val="0"/>
+          <w:sz w:val="19"/>
+        </w:rPr>
+        <w:t xml:space="preserve"> https://www.bitkom.org/Presse/Presseinformation/EU-Trilogverhandlungen-AI-Act | https://bdi.eu/de/articles/presse/bdi-zum-ai-act-omnibus-trilog-einigung-reduziert-doppelzertifizierungen | https://www.datensicherheit.de/teuv-verband-bewertung-einigung-trilog-verhandlung-ki-omnibus</w:t>
+      </w:r>
+    </w:p>
+    <w:p>
+      <w:pPr>
+        <w:jc w:val="both"/>
+      </w:pPr>
+      <w:r>
+        <w:rPr>
+          <w:rFonts w:ascii="Arial" w:hAnsi="Arial"/>
+          <w:b w:val="0"/>
+          <w:i w:val="0"/>
+          <w:sz w:val="19"/>
+        </w:rPr>
+        <w:t xml:space="preserve">CDU/CSU-Bundestagsfraktion / Table.Briefings / Tagesspiegel Background. (7./8. Mai 2026). </w:t>
+      </w:r>
+      <w:r>
+        <w:rPr>
+          <w:rFonts w:ascii="Arial" w:hAnsi="Arial"/>
+          <w:b w:val="0"/>
+          <w:i/>
+          <w:sz w:val="19"/>
+        </w:rPr>
+        <w:t>AI Act: Einigung im Trilog stärkt deutschen Maschinenbau / AI Omnibus: German government approves compromise / Trilog-Einigung über „AI Act": EU-Institutionen entschärfen KI-Regulierung.</w:t>
+      </w:r>
+      <w:r>
+        <w:rPr>
+          <w:rFonts w:ascii="Arial" w:hAnsi="Arial"/>
+          <w:b w:val="0"/>
+          <w:i w:val="0"/>
+          <w:sz w:val="19"/>
+        </w:rPr>
+        <w:t xml:space="preserve"> Berichterstattung zur Verständigung zwischen Berlin und Paris vor der Trilog-Schlussrunde, mit der die Verschiebung der Maschinenverordnung aus Sektion A in Sektion B des Anhang I durchgesetzt wurde. https://www.cducsu.de/presse/ai-act-einigung-im-trilog-staerkt-deutschen-maschinenbau | https://table.media/en/europe/news-en/ai-omnibus-german-government-approves-compromise | https://background.tagesspiegel.de/finance/briefing/eu-institutionen-entschaerfen-ki-regulierung</w:t>
       </w:r>
     </w:p>
     <w:p>
@@ -10105,6 +10612,216 @@
           <w:i w:val="0"/>
           <w:sz w:val="19"/>
         </w:rPr>
+        <w:t xml:space="preserve">TrueUp / TechTimes / Yahoo Tech. (Stand 18./19. Mai 2026). </w:t>
+      </w:r>
+      <w:r>
+        <w:rPr>
+          <w:rFonts w:ascii="Arial" w:hAnsi="Arial"/>
+          <w:b w:val="0"/>
+          <w:i/>
+          <w:sz w:val="19"/>
+        </w:rPr>
+        <w:t>Tech Layoffs Tracker — Tagesfortschreibung: 138.837 Personen aus 324 Layoff-Meldungen (rund 1.006 Personen pro Tag) / Tech Layoffs Surpass 113.000 in 2026 With No Federal Law Requiring AI Disclosure / Tech layoffs 2026: Nearly 136.000 people laid off this year from companies like LinkedIn, Cisco, Meta and more.</w:t>
+      </w:r>
+      <w:r>
+        <w:rPr>
+          <w:rFonts w:ascii="Arial" w:hAnsi="Arial"/>
+          <w:b w:val="0"/>
+          <w:i w:val="0"/>
+          <w:sz w:val="19"/>
+        </w:rPr>
+        <w:t xml:space="preserve"> Gegenüber dem 8.-Mai-Stand (127.411 / 283 / 1.003) um rund 11.400 Personen erhöht; Mai-12-/14-Treiber Cisco, Walmart, BILL Holdings und Upwork; TechTimes-Artikel adressiert das Fehlen einer bundesgesetzlichen AI-Disclosure-Pflicht in den USA. https://www.trueup.io/layoffs | https://www.techtimes.com/articles/316802/20260518/tech-layoffs-surpass-113000-2026-no-federal-law-requiring-ai-disclosure.htm | https://tech.yahoo.com/general/article/tech-layoffs-2026-nearly-136000-people-have-been-laid-off-this-year-from-companies-like-linkedin-cisco-meta-and-more-144545825.html</w:t>
+      </w:r>
+    </w:p>
+    <w:p>
+      <w:pPr>
+        <w:jc w:val="both"/>
+      </w:pPr>
+      <w:r>
+        <w:rPr>
+          <w:rFonts w:ascii="Arial" w:hAnsi="Arial"/>
+          <w:b w:val="0"/>
+          <w:i w:val="0"/>
+          <w:sz w:val="19"/>
+        </w:rPr>
+        <w:t xml:space="preserve">PYMNTS / Yahoo Finance / Simply Wall St / Stocktitan. (7. Mai 2026). </w:t>
+      </w:r>
+      <w:r>
+        <w:rPr>
+          <w:rFonts w:ascii="Arial" w:hAnsi="Arial"/>
+          <w:b w:val="0"/>
+          <w:i/>
+          <w:sz w:val="19"/>
+        </w:rPr>
+        <w:t>BILL Plans 30% Workforce Cut as AI Becomes Top Priority / BILL Stock Jumps on Major Job Cuts / BILL Holdings Layoffs 2026 — Up to 30% of Workforce Cut Same Day as $1B Buyback / BILL (NYSE: BILL) posts Q3 growth, 30% layoffs and $1B buyback.</w:t>
+      </w:r>
+      <w:r>
+        <w:rPr>
+          <w:rFonts w:ascii="Arial" w:hAnsi="Arial"/>
+          <w:b w:val="0"/>
+          <w:i w:val="0"/>
+          <w:sz w:val="19"/>
+        </w:rPr>
+        <w:t xml:space="preserve"> 8-K-Disclosure parallel zu Q3-Fiskal-2026-Earnings (Umsatz 406,6 Mio. USD, +13 % YoY); Restrukturierungsaufwand 30–60 Mio. USD; CEO-Brief René Lacerte „AI-native company". https://www.pymnts.com/earnings/2026/bill-plans-30-workforce-cut-as-ai-becomes-top-priority/ | https://finance.yahoo.com/news/bill-stock-jumps-major-job-171121656.html | https://www.bill.com/blog/a-message-to-bill-employees-may-2026 | https://www.stocktitan.net/sec-filings/BILL/8-k-bill-holdings-inc-reports-material-event-a30cd671905e.html</w:t>
+      </w:r>
+    </w:p>
+    <w:p>
+      <w:pPr>
+        <w:jc w:val="both"/>
+      </w:pPr>
+      <w:r>
+        <w:rPr>
+          <w:rFonts w:ascii="Arial" w:hAnsi="Arial"/>
+          <w:b w:val="0"/>
+          <w:i w:val="0"/>
+          <w:sz w:val="19"/>
+        </w:rPr>
+        <w:t xml:space="preserve">OfficeChai / Yahoo Finance / Upwork Press. (7. Mai 2026). </w:t>
+      </w:r>
+      <w:r>
+        <w:rPr>
+          <w:rFonts w:ascii="Arial" w:hAnsi="Arial"/>
+          <w:b w:val="0"/>
+          <w:i/>
+          <w:sz w:val="19"/>
+        </w:rPr>
+        <w:t>Upwork Lays Off 25 % Of Its Workforce, Says AI Will Lead To Smaller Teams / Upwork Stock Plunges Amid 24 % Layoffs: CEO Says „Two Pizza Teams Are Dead" / A Message from Hayden Brown, Upwork CEO.</w:t>
+      </w:r>
+      <w:r>
+        <w:rPr>
+          <w:rFonts w:ascii="Arial" w:hAnsi="Arial"/>
+          <w:b w:val="0"/>
+          <w:i w:val="0"/>
+          <w:sz w:val="19"/>
+        </w:rPr>
+        <w:t xml:space="preserve"> Reduktion um rund 24 % (145 Stellen); CEO-Memo Mai 2026; Aktienkurs −19,3 %. https://officechai.com/ai/upwork-lays-off-25-of-its-workforce-says-ai-will-lead-to-smaller-teams/ | https://finance.yahoo.com/news/upwork-stock-plunges-amid-24-203614020.html | https://www.upwork.com/press/releases/upwork-ceo-hayden-brown-shared-the-following-message-with-employees-on-may-7-2026</w:t>
+      </w:r>
+    </w:p>
+    <w:p>
+      <w:pPr>
+        <w:jc w:val="both"/>
+      </w:pPr>
+      <w:r>
+        <w:rPr>
+          <w:rFonts w:ascii="Arial" w:hAnsi="Arial"/>
+          <w:b w:val="0"/>
+          <w:i w:val="0"/>
+          <w:sz w:val="19"/>
+        </w:rPr>
+        <w:t xml:space="preserve">Wall Street Journal / GV Wire / Storyboard18 / Quartz / The Tech Marketer. (12./13. Mai 2026). </w:t>
+      </w:r>
+      <w:r>
+        <w:rPr>
+          <w:rFonts w:ascii="Arial" w:hAnsi="Arial"/>
+          <w:b w:val="0"/>
+          <w:i/>
+          <w:sz w:val="19"/>
+        </w:rPr>
+        <w:t>Walmart Lays off or Relocates About 1,000 Corporate Workers / Walmart layoffs: Retail giant to cut or relocate 1,000 corporate workers / Walmart cuts 1,000 tech and product jobs in AI push / Walmart Layoffs 2026: 1,000 Corporate Jobs Cut or Relocated in AI Technology Restructuring.</w:t>
+      </w:r>
+      <w:r>
+        <w:rPr>
+          <w:rFonts w:ascii="Arial" w:hAnsi="Arial"/>
+          <w:b w:val="0"/>
+          <w:i w:val="0"/>
+          <w:sz w:val="19"/>
+        </w:rPr>
+        <w:t xml:space="preserve"> Konsolidierung der globalen Technologie- und AI-Produktorganisation nach Memo von Daniel Danker (Global AI Acceleration) und Suresh Kumar (Global Technology); AI im Memo </w:t>
+      </w:r>
+      <w:r>
+        <w:rPr>
+          <w:rFonts w:ascii="Arial" w:hAnsi="Arial"/>
+          <w:b w:val="0"/>
+          <w:i/>
+          <w:sz w:val="19"/>
+        </w:rPr>
+        <w:t>nicht</w:t>
+      </w:r>
+      <w:r>
+        <w:rPr>
+          <w:rFonts w:ascii="Arial" w:hAnsi="Arial"/>
+          <w:b w:val="0"/>
+          <w:i w:val="0"/>
+          <w:sz w:val="19"/>
+        </w:rPr>
+        <w:t xml:space="preserve"> als Begründung genannt; Standortverlagerung nach Bentonville/Nordkalifornien. https://gvwire.com/2026/05/12/walmart-lays-off-or-relocates-about-1000-corporate-workers-wsj-reports/ | https://www.storyboard18.com/brand-marketing/walmart-layoffs-retail-giant-to-cut-or-relocate-1000-corporate-workers-says-report-97925.htm | https://qz.com/walmart-layoffs-tech-product-jobs-restructuring-051326 | https://thetechmarketer.com/walmart-layoffs-2026-ai-technology-restructuring/</w:t>
+      </w:r>
+    </w:p>
+    <w:p>
+      <w:pPr>
+        <w:jc w:val="both"/>
+      </w:pPr>
+      <w:r>
+        <w:rPr>
+          <w:rFonts w:ascii="Arial" w:hAnsi="Arial"/>
+          <w:b w:val="0"/>
+          <w:i w:val="0"/>
+          <w:sz w:val="19"/>
+        </w:rPr>
+        <w:t xml:space="preserve">TechCrunch / The Tech Portal / Mirror Review / TechRadar / SEC 8-K. (14. Mai 2026). </w:t>
+      </w:r>
+      <w:r>
+        <w:rPr>
+          <w:rFonts w:ascii="Arial" w:hAnsi="Arial"/>
+          <w:b w:val="0"/>
+          <w:i/>
+          <w:sz w:val="19"/>
+        </w:rPr>
+        <w:t>Cisco cuts nearly 4,000 jobs to spend more on AI, reports „record quarterly revenue" / Cisco confirms 4,000 layoffs despite strong Q3 FY2026 earnings and $15.8Bn revenue / Cisco Layoffs 2026: 4,000 Employees Affected as AI Orders Hit $5.3 Billion / „We are making clear, strategic investments": Cisco cuts 4,000 jobs, even as AI orders surge.</w:t>
+      </w:r>
+      <w:r>
+        <w:rPr>
+          <w:rFonts w:ascii="Arial" w:hAnsi="Arial"/>
+          <w:b w:val="0"/>
+          <w:i w:val="0"/>
+          <w:sz w:val="19"/>
+        </w:rPr>
+        <w:t xml:space="preserve"> Reduktion um rund 4.000 Stellen (&lt; 5 % der Belegschaft) parallel zu Q3-FY2026-Earnings: Umsatz 15,8 Mrd. USD (+12 % YoY), KI-Auftragseingänge 5,3 Mrd. USD YTD (Prognose 9 Mrd. USD bis Jahresende), Severance/Restrukturierung rund 1 Mrd. USD; Notifikationen ab 14. Mai 2026. https://techcrunch.com/2026/05/14/cisco-cuts-nearly-4000-jobs-to-spend-more-on-ai-reports-record-quarterly-revenue/ | https://thetechportal.com/2026/05/14/cisco-confirms-4000-layoffs-despite-strong-q3-fy2026-earnings-and-15-8bn-revenue/ | https://www.mirrorreview.com/news/cisco-layoffs/ | https://www.techradar.com/pro/we-are-making-clear-strategic-investments-cisco-cuts-4-000-jobs-even-as-ai-orders-surge | https://www.sec.gov/Archives/edgar/data/0000858877/000085887726000075/exhibit991pressrelease-q3f.htm</w:t>
+      </w:r>
+    </w:p>
+    <w:p>
+      <w:pPr>
+        <w:jc w:val="both"/>
+      </w:pPr>
+      <w:r>
+        <w:rPr>
+          <w:rFonts w:ascii="Arial" w:hAnsi="Arial"/>
+          <w:b w:val="0"/>
+          <w:i w:val="0"/>
+          <w:sz w:val="19"/>
+        </w:rPr>
+        <w:t xml:space="preserve">Bloomberg. (12. Mai 2026). </w:t>
+      </w:r>
+      <w:r>
+        <w:rPr>
+          <w:rFonts w:ascii="Arial" w:hAnsi="Arial"/>
+          <w:b w:val="0"/>
+          <w:i/>
+          <w:sz w:val="19"/>
+        </w:rPr>
+        <w:t>AI Adoption at Goldman Sachs Raises Questions on Future Job Cuts and Structure — Goldman president says bank is „human assembly line facing automation".</w:t>
+      </w:r>
+      <w:r>
+        <w:rPr>
+          <w:rFonts w:ascii="Arial" w:hAnsi="Arial"/>
+          <w:b w:val="0"/>
+          <w:i w:val="0"/>
+          <w:sz w:val="19"/>
+        </w:rPr>
+        <w:t xml:space="preserve"> Aussage von Goldman-Präsident John Waldron, AI-Einsatz erlaube Skalierung ohne nennenswerten Personalaufbau; Anschlussbeleg zur Goldman-Schätzung von April 2026 (16.000 KI-bedingte Netto-Stellenverluste pro Monat in den USA, 25.000 Substitution gegen 9.000 Augmentation). https://www.bloomberg.com/news/articles/2026-05-12/goldman-president-says-bank-is-human-assembly-line-facing-automation</w:t>
+      </w:r>
+    </w:p>
+    <w:p>
+      <w:pPr>
+        <w:jc w:val="both"/>
+      </w:pPr>
+      <w:r>
+        <w:rPr>
+          <w:rFonts w:ascii="Arial" w:hAnsi="Arial"/>
+          <w:b w:val="0"/>
+          <w:i w:val="0"/>
+          <w:sz w:val="19"/>
+        </w:rPr>
         <w:t xml:space="preserve">CNBC / Bloomberg / AOL / The Register. (7./8. Mai 2026). </w:t>
       </w:r>
       <w:r>
@@ -10566,7 +11283,7 @@
           <w:i w:val="0"/>
           <w:sz w:val="19"/>
         </w:rPr>
-        <w:t xml:space="preserve"> Dieses Arbeitspapier gibt den Stand Anfang Mai 2026 (Schnitt am 8. Mai 2026 — Lauf 001 vom 8. Mai 2026) wieder. Die Debatte entwickelt sich dynamisch, insbesondere im Zuge der OpenAI-Strategiepapiere und der Eröffnung des OpenAI Workshop in Washington, D.C. im Mai 2026, des Erstdurchgangs des GKV-Beitragssatzstabilisierungsgesetzes in der 1065. Bundesratssitzung am 8. Mai 2026 mit 79 Tagesordnungspunkten (Kabinettsbeschluss 29. April 2026, parlamentarische Behandlung vor der Sommerpause 2026 angekündigt), der laufenden Trilog-Verhandlungen zum Digital Omnibus on AI (zweite Runde 28. April 2026 ohne Einigung; nächste Runde 13. Mai 2026 — Knackpunkt ist nicht die Verschiebung der Hochrisiko-Pflichten, sondern die Konformitätsbewertungs-Architektur für Anhang I; die zypriotische Ratspräsidentschaft strebt einen Abschluss vor Ablauf ihrer Amtszeit am 30. Juni 2026 an, andernfalls übernimmt die irische Präsidentschaft), der am 5. Mai 2026 erfolgten Arraignment-Verhandlung im Altman-Verfahren mit „nicht schuldig"-Plädoyer und angeordneter psychiatrischer Begutachtung, des am 7. Mai 2026 versandten individuellen Microsoft-Buyout-Angebots (Annahmefrist 8. Juni 2026, VRSAR-Unterzeichnung 9.–22. Juni 2026, bis zu fünfjährige Krankenversicherungs-Verlängerung), des am 1. Mai 2026 vom Connecticut-Repräsentantenhaus mit 131 zu 17 Stimmen verabschiedeten </w:t>
+        <w:t xml:space="preserve"> Dieses Arbeitspapier gibt den Stand Mitte Mai 2026 (Schnitt am 19. Mai 2026 — Lauf 001 vom 19. Mai 2026) wieder. Die Debatte entwickelt sich dynamisch, insbesondere im Zuge der OpenAI-Strategiepapiere und der Eröffnung des OpenAI Workshop in Washington, D.C. im Mai 2026, der vorläufigen Trilog-Einigung zum </w:t>
       </w:r>
       <w:r>
         <w:rPr>
@@ -10575,6 +11292,60 @@
           <w:i/>
           <w:sz w:val="19"/>
         </w:rPr>
+        <w:t>Digital Omnibus on AI</w:t>
+      </w:r>
+      <w:r>
+        <w:rPr>
+          <w:rFonts w:ascii="Arial" w:hAnsi="Arial"/>
+          <w:b w:val="0"/>
+          <w:i w:val="0"/>
+          <w:sz w:val="19"/>
+        </w:rPr>
+        <w:t xml:space="preserve"> in den frühen Morgenstunden des 7. Mai 2026 (Maschinenverordnung Anhang I aus Sektion A in Sektion B verschoben; Stichtage 2. Dezember 2027 für Anhang III und 2. August 2028 für Anhang I bestätigt; Watermarking-Pflicht nach Art. 50 (2) mit Übergangsregelung zum 2. Dezember 2026; neuer Art.-5-Verbotstatbestand für nicht-einvernehmliche intime Inhalte und CSAM-Erzeugung ab 2. Dezember 2026; förmliche Annahme „vor 2. August 2026" angekündigt), des am 8. Mai 2026 in der 1065. Bundesratssitzung </w:t>
+      </w:r>
+      <w:r>
+        <w:rPr>
+          <w:rFonts w:ascii="Arial" w:hAnsi="Arial"/>
+          <w:b w:val="0"/>
+          <w:i/>
+          <w:sz w:val="19"/>
+        </w:rPr>
+        <w:t>nicht</w:t>
+      </w:r>
+      <w:r>
+        <w:rPr>
+          <w:rFonts w:ascii="Arial" w:hAnsi="Arial"/>
+          <w:b w:val="0"/>
+          <w:i w:val="0"/>
+          <w:sz w:val="19"/>
+        </w:rPr>
+        <w:t xml:space="preserve"> behandelten </w:t>
+      </w:r>
+      <w:r>
+        <w:rPr>
+          <w:rFonts w:ascii="Arial" w:hAnsi="Arial"/>
+          <w:b w:val="0"/>
+          <w:i/>
+          <w:sz w:val="19"/>
+        </w:rPr>
+        <w:t>GKV-Beitragssatzstabilisierungsgesetzes</w:t>
+      </w:r>
+      <w:r>
+        <w:rPr>
+          <w:rFonts w:ascii="Arial" w:hAnsi="Arial"/>
+          <w:b w:val="0"/>
+          <w:i w:val="0"/>
+          <w:sz w:val="19"/>
+        </w:rPr>
+        <w:t xml:space="preserve"> (Kabinettsbeschluss 29. April 2026; Stand 19. Mai 2026 vom BMG noch nicht dem Bundestag zugeleitet; Verabschiedung vor der Sommerpause 2026 weiterhin angestrebt), der am 5. Mai 2026 erfolgten Arraignment-Verhandlung im Altman-Verfahren mit „nicht schuldig"-Plädoyer und angeordneter psychiatrischer Begutachtung, des am 7. Mai 2026 versandten individuellen Microsoft-Buyout-Angebots (Annahmefrist 8. Juni 2026, VRSAR-Unterzeichnung 9.–22. Juni 2026, bis zu fünfjährige Krankenversicherungs-Verlängerung), des am 1. Mai 2026 vom Connecticut-Repräsentantenhaus mit 131 zu 17 Stimmen verabschiedeten </w:t>
+      </w:r>
+      <w:r>
+        <w:rPr>
+          <w:rFonts w:ascii="Arial" w:hAnsi="Arial"/>
+          <w:b w:val="0"/>
+          <w:i/>
+          <w:sz w:val="19"/>
+        </w:rPr>
         <w:t>SB 5 — Connecticut Artificial Intelligence Responsibility and Transparency Act</w:t>
       </w:r>
       <w:r>
@@ -10710,7 +11481,115 @@
           <w:i w:val="0"/>
           <w:sz w:val="19"/>
         </w:rPr>
-        <w:t xml:space="preserve"> auf 100 % bei zugleich ablehnender Position des Finanzministeriums, der revidierten IAB-Frühjahrsprognose vom 24. März 2026 (Erwerbstätigkeit −90.000, BIP +0,8 % bei 0,2 bis 0,3 Pp. Iran-Krieg-Dämpfung), der aktualisierten Tech-Layoff-Trackerstände zum 6./7./8. Mai 2026 (TrueUp 119.721 Personen aus 265 Layoff-Meldungen am 6. Mai, 121.111 Personen aus 273 Meldungen am 7. Mai bzw. 127.411 Personen aus 283 Meldungen am 8. Mai 2026 — rund 1.003 Personen pro Tag; SkillSyncer 113.863 Personen aus 179 Ereignissen) sowie der am 5./6. Mai 2026 angekündigten KI-getriebenen Stellenstreichungen bei Coinbase (700 Stellen, 14 %), PayPal (rund 4.760 Stellen, 20 % über 2–3 Jahre), Freshworks (rund 500 Stellen, 11 %) und Cognizant (12.000–15.000 Stellen unter „Project Leap") sowie der am 7. Mai 2026 von Cloudflare angekündigten Streichung von rund 1.100 Stellen (20 % der globalen Belegschaft) zum Übergang zu einem „agentic AI-first operating model" (Restrukturierungsaufwand 140–150 Mio. USD, AI-Einsatz im Konzern +600 % im Quartal, Aktienkurs −18 %), des am 1. Mai 2026 von </w:t>
+        <w:t xml:space="preserve"> auf 100 % bei zugleich ablehnender Position des Finanzministeriums, der revidierten IAB-Frühjahrsprognose vom 24. März 2026 (Erwerbstätigkeit −90.000, BIP +0,8 % bei 0,2 bis 0,3 Pp. Iran-Krieg-Dämpfung), der aktualisierten Tech-Layoff-Trackerstände bis zum 19. Mai 2026 (TrueUp 138.837 Personen aus 324 Layoff-Meldungen, rund 1.006 Stellen pro Tag — gegenüber dem 8.-Mai-Stand von 127.411 Personen aus 283 Meldungen um rund 11.400 Personen erhöht; SkillSyncer weitgehend unverändert) sowie der am 5./7. Mai 2026 angekündigten KI-getriebenen Stellenstreichungen bei Coinbase (700 Stellen, 14 %), PayPal (rund 4.760 Stellen, 20 % über 2–3 Jahre), Freshworks (rund 500 Stellen, 11 %), Cognizant (12.000–15.000 Stellen unter „Project Leap"), Cloudflare (rund 1.100 Stellen, 20 % der globalen Belegschaft; Übergang zu einem „agentic AI-first operating model", Restrukturierungsaufwand 140–150 Mio. USD, AI-Einsatz im Konzern +600 % im Quartal, Aktienkurs −18 %), </w:t>
+      </w:r>
+      <w:r>
+        <w:rPr>
+          <w:rFonts w:ascii="Arial" w:hAnsi="Arial"/>
+          <w:b w:val="0"/>
+          <w:i/>
+          <w:sz w:val="19"/>
+        </w:rPr>
+        <w:t>BILL Holdings</w:t>
+      </w:r>
+      <w:r>
+        <w:rPr>
+          <w:rFonts w:ascii="Arial" w:hAnsi="Arial"/>
+          <w:b w:val="0"/>
+          <w:i w:val="0"/>
+          <w:sz w:val="19"/>
+        </w:rPr>
+        <w:t xml:space="preserve"> (bis zu 30 % der Belegschaft, rund 700 Stellen, parallel 1,0-Mrd.-USD-Aktienrückkauf; CEO-Brief „AI-native company"), </w:t>
+      </w:r>
+      <w:r>
+        <w:rPr>
+          <w:rFonts w:ascii="Arial" w:hAnsi="Arial"/>
+          <w:b w:val="0"/>
+          <w:i/>
+          <w:sz w:val="19"/>
+        </w:rPr>
+        <w:t>Upwork</w:t>
+      </w:r>
+      <w:r>
+        <w:rPr>
+          <w:rFonts w:ascii="Arial" w:hAnsi="Arial"/>
+          <w:b w:val="0"/>
+          <w:i w:val="0"/>
+          <w:sz w:val="19"/>
+        </w:rPr>
+        <w:t xml:space="preserve"> (rund 24 %, ca. 145 Stellen, „Two pizza teams are dead"), sowie der Mai-12-/14-Streichungen bei </w:t>
+      </w:r>
+      <w:r>
+        <w:rPr>
+          <w:rFonts w:ascii="Arial" w:hAnsi="Arial"/>
+          <w:b w:val="0"/>
+          <w:i/>
+          <w:sz w:val="19"/>
+        </w:rPr>
+        <w:t>Walmart</w:t>
+      </w:r>
+      <w:r>
+        <w:rPr>
+          <w:rFonts w:ascii="Arial" w:hAnsi="Arial"/>
+          <w:b w:val="0"/>
+          <w:i w:val="0"/>
+          <w:sz w:val="19"/>
+        </w:rPr>
+        <w:t xml:space="preserve"> (rund 1.000 Konzern-Stellen, Konsolidierung der globalen Technologie- und AI-Produktorganisation; AI im Memo </w:t>
+      </w:r>
+      <w:r>
+        <w:rPr>
+          <w:rFonts w:ascii="Arial" w:hAnsi="Arial"/>
+          <w:b w:val="0"/>
+          <w:i/>
+          <w:sz w:val="19"/>
+        </w:rPr>
+        <w:t>nicht</w:t>
+      </w:r>
+      <w:r>
+        <w:rPr>
+          <w:rFonts w:ascii="Arial" w:hAnsi="Arial"/>
+          <w:b w:val="0"/>
+          <w:i w:val="0"/>
+          <w:sz w:val="19"/>
+        </w:rPr>
+        <w:t xml:space="preserve"> als Begründung genannt) und </w:t>
+      </w:r>
+      <w:r>
+        <w:rPr>
+          <w:rFonts w:ascii="Arial" w:hAnsi="Arial"/>
+          <w:b w:val="0"/>
+          <w:i/>
+          <w:sz w:val="19"/>
+        </w:rPr>
+        <w:t>Cisco</w:t>
+      </w:r>
+      <w:r>
+        <w:rPr>
+          <w:rFonts w:ascii="Arial" w:hAnsi="Arial"/>
+          <w:b w:val="0"/>
+          <w:i w:val="0"/>
+          <w:sz w:val="19"/>
+        </w:rPr>
+        <w:t xml:space="preserve"> (rund 4.000 Stellen, &lt; 5 % der Belegschaft; parallel Rekordumsatz 15,8 Mrd. USD im Q3 FY2026, KI-Auftragseingänge 5,3 Mrd. USD YTD, Severance/Restrukturierung rund 1 Mrd. USD), des am 5. Mai 2026 publizierten </w:t>
+      </w:r>
+      <w:r>
+        <w:rPr>
+          <w:rFonts w:ascii="Arial" w:hAnsi="Arial"/>
+          <w:b w:val="0"/>
+          <w:i/>
+          <w:sz w:val="19"/>
+        </w:rPr>
+        <w:t>IAB-Kurzberichts 8/2026</w:t>
+      </w:r>
+      <w:r>
+        <w:rPr>
+          <w:rFonts w:ascii="Arial" w:hAnsi="Arial"/>
+          <w:b w:val="0"/>
+          <w:i w:val="0"/>
+          <w:sz w:val="19"/>
+        </w:rPr>
+        <w:t xml:space="preserve"> „Jeder vierte Betrieb in Deutschland nutzt generative KI" (Datenbasis IAB-Betriebspanel; Anteil generativer KI-Nutzung von 5 % im Jahr 2023 auf knapp 25 % im Jahr 2025; 48 % in Betrieben mit ≥ 200 Beschäftigten; 21 % in Kleinstbetrieben), des am 1. Mai 2026 von </w:t>
       </w:r>
       <w:r>
         <w:rPr>
@@ -10862,7 +11741,7 @@
         <w:color w:val="999999"/>
         <w:sz w:val="15"/>
       </w:rPr>
-      <w:t>Version 22.0 — Mai 2026 — CC BY 4.0</w:t>
+      <w:t>Version 23.0 — Mai 2026 — CC BY 4.0</w:t>
       <w:tab/>
       <w:t xml:space="preserve">Seite </w:t>
     </w:r>

--- a/KI-Ökonomie.docx
+++ b/KI-Ökonomie.docx
@@ -112,7 +112,7 @@
           <w:color w:val="666666"/>
           <w:sz w:val="18"/>
         </w:rPr>
-        <w:t>Version 22.0</w:t>
+        <w:t>Version 23.0</w:t>
       </w:r>
     </w:p>
     <w:p>
@@ -238,7 +238,7 @@
           <w:i w:val="0"/>
           <w:sz w:val="19"/>
         </w:rPr>
-        <w:t xml:space="preserve"> fällt auf den 2. Juli 2026; nach den am 7. Mai 2026 publizierten Programmkonditionen sind rund 8.500 Beschäftigte angebotsberechtigt, das Paket umfasst eine Cash-Einmalzahlung sowie eine bis zu fünfjährige Krankenversicherungs-Verlängerung und enthält keine Wettbewerbs- oder Beschäftigungsverbote. Im Zusammenspiel mit den am selben Tag bekräftigten Meta-Streichungen ordneten Wirtschaftsmedien (CNBC, 24. April 2026) die Welle erstmals als „AI-driven labor crisis" ein — ein Begriff, der den Übergang von Einzelfällen zu einer kumulativen Branchenerzählung markiert. Bis zur Wochenmitte des 25. April 2026 weisen Branchen-Tracker einen kumulierten Bestand von über 92.000 Tech-Stellenstreichungen für das laufende Jahr 2026 aus; eine Aktualisierung zum 2. Mai 2026 hebt die Marke nach Tracker-Methodik des SkillSyncer auf 113.863 betroffene Beschäftigte aus 179 erfassten Layoff-Ereignissen (durchschnittlich rund 933 Stellen pro Tag), während TrueUp parallel 95.878 Personen aus 249 Einzelmeldungen zählt; die Methodikspanne erklärt die unterschiedlichen Größenordnungen, das Niveau einer sechsstelligen Tech-Reduktion innerhalb von vier Monaten ist über alle Tracker hinweg konsistent. Eine erneute Aktualisierung zum 6. Mai 2026 zeigt, dass die TrueUp-Zählung weiter auf 119.721 betroffene Personen aus 265 Layoff-Meldungen gestiegen ist (rund 958 Stellen pro Tag), während SkillSyncer mit 113.863 Personen aus 179 Ereignissen weitgehend unverändert bleibt; eine Tagesfortschreibung der TrueUp-Methodik weist zum 7. Mai 2026 bereits 121.111 Personen aus 273 Layoff-Meldungen aus (rund 961 Personen pro Tag); die nochmalige Aktualisierung zum 8. Mai 2026 hebt die Marke nach den am Vortag angekündigten Cloudflare-Streichungen auf 127.411 betroffene Personen aus 283 Layoff-Meldungen (rund 1.003 Stellen pro Tag), wobei die zusätzlichen Meldungen primär aus den am 5./6. Mai 2026 angekündigten Stellenstreichungen bei </w:t>
+        <w:t xml:space="preserve"> fällt auf den 2. Juli 2026; nach den am 7. Mai 2026 publizierten Programmkonditionen sind rund 8.500 Beschäftigte angebotsberechtigt, das Paket umfasst eine Cash-Einmalzahlung sowie eine bis zu fünfjährige Krankenversicherungs-Verlängerung und enthält keine Wettbewerbs- oder Beschäftigungsverbote. Im Zusammenspiel mit den am selben Tag bekräftigten Meta-Streichungen ordneten Wirtschaftsmedien (CNBC, 24. April 2026) die Welle erstmals als „AI-driven labor crisis" ein — ein Begriff, der den Übergang von Einzelfällen zu einer kumulativen Branchenerzählung markiert. Bis zur Wochenmitte des 25. April 2026 weisen Branchen-Tracker einen kumulierten Bestand von über 92.000 Tech-Stellenstreichungen für das laufende Jahr 2026 aus; eine Aktualisierung zum 2. Mai 2026 hebt die Marke nach Tracker-Methodik des SkillSyncer auf 113.863 betroffene Beschäftigte aus 179 erfassten Layoff-Ereignissen (durchschnittlich rund 933 Stellen pro Tag), während TrueUp parallel 95.878 Personen aus 249 Einzelmeldungen zählt; die Methodikspanne erklärt die unterschiedlichen Größenordnungen, das Niveau einer sechsstelligen Tech-Reduktion innerhalb von vier Monaten ist über alle Tracker hinweg konsistent. Eine erneute Aktualisierung zum 6. Mai 2026 zeigt, dass die TrueUp-Zählung weiter auf 119.721 betroffene Personen aus 265 Layoff-Meldungen gestiegen ist (rund 958 Stellen pro Tag), während SkillSyncer mit 113.863 Personen aus 179 Ereignissen weitgehend unverändert bleibt; eine Tagesfortschreibung der TrueUp-Methodik weist zum 7. Mai 2026 bereits 121.111 Personen aus 273 Layoff-Meldungen aus (rund 961 Personen pro Tag); die nochmalige Aktualisierung zum 8. Mai 2026 hebt die Marke nach den am Vortag angekündigten Cloudflare-Streichungen auf 127.411 betroffene Personen aus 283 Layoff-Meldungen (rund 1.003 Stellen pro Tag); die TrueUp-Tagesfortschreibung zum 19. Mai 2026 weist anschließend 138.947 Personen aus 325 Layoff-Meldungen (rund 1.000 Personen pro Tag) aus, während SkillSyncer mit 113.863 Personen aus 179 Ereignissen unverändert bleibt, wobei die zusätzlichen Meldungen primär aus den am 5./6. Mai 2026 angekündigten Stellenstreichungen bei </w:t>
       </w:r>
       <w:r>
         <w:rPr>
@@ -328,7 +328,115 @@
           <w:i w:val="0"/>
           <w:sz w:val="19"/>
         </w:rPr>
-        <w:t xml:space="preserve"> parallel zu den Q1-2026-Quartalszahlen (Umsatz +34 % gegenüber dem Vorjahr) angekündigten Streichung von rund 1.100 Stellen — etwa 20 % der globalen Belegschaft — als Übergang zu einem „agentic AI-first operating model" gespeist sind; der gemeinsame Mitarbeitendenbrief von Vorstandsvorsitzendem Matthew Prince und Mitgründerin Michelle Zatlyn („Building for the future") begründet die Reduktion ausdrücklich nicht als Kostenmaßnahme oder leistungsabhängige Auswahl, sondern als strukturelle Anpassung an einen über das Quartal um rund 600 % gestiegenen unternehmensinternen KI-Einsatz; das Restrukturierungsvolumen wird mit 140 bis 150 Millionen US-Dollar im zweiten Quartal beziffert, ausscheidende Beschäftigte erhalten ihre Grundvergütung bis Ende 2026, US-Beschäftigte zusätzlich Krankenversicherungsschutz bis Jahresende und Equity-Vesting bis 15. August 2026; der Aktienkurs gab nach Bekanntgabe rund 18 % ab. Eine Aggregat-Bestätigung dieser Welle liefert der </w:t>
+        <w:t xml:space="preserve"> parallel zu den Q1-2026-Quartalszahlen (Umsatz +34 % gegenüber dem Vorjahr) angekündigten Streichung von rund 1.100 Stellen — etwa 20 % der globalen Belegschaft — als Übergang zu einem „agentic AI-first operating model" gespeist sind; der gemeinsame Mitarbeitendenbrief von Vorstandsvorsitzendem Matthew Prince und Mitgründerin Michelle Zatlyn („Building for the future") begründet die Reduktion ausdrücklich nicht als Kostenmaßnahme oder leistungsabhängige Auswahl, sondern als strukturelle Anpassung an einen über das Quartal um rund 600 % gestiegenen unternehmensinternen KI-Einsatz; das Restrukturierungsvolumen wird mit 140 bis 150 Millionen US-Dollar im zweiten Quartal beziffert, ausscheidende Beschäftigte erhalten ihre Grundvergütung bis Ende 2026, US-Beschäftigte zusätzlich Krankenversicherungsschutz bis Jahresende und Equity-Vesting bis 15. August 2026; der Aktienkurs gab nach Bekanntgabe rund 18 % ab. Die Folgewochen verlängern diese Linie um drei weitere Wellen: am 15. Mai 2026 hat das im kalifornischen San Francisco ansässige </w:t>
+      </w:r>
+      <w:r>
+        <w:rPr>
+          <w:rFonts w:ascii="Arial" w:hAnsi="Arial"/>
+          <w:b w:val="0"/>
+          <w:i/>
+          <w:sz w:val="19"/>
+        </w:rPr>
+        <w:t>Healthtech-Einhorn Innovaccer</w:t>
+      </w:r>
+      <w:r>
+        <w:rPr>
+          <w:rFonts w:ascii="Arial" w:hAnsi="Arial"/>
+          <w:b w:val="0"/>
+          <w:i w:val="0"/>
+          <w:sz w:val="19"/>
+        </w:rPr>
+        <w:t xml:space="preserve"> (Großkunden u. a. CommonSpirit Health, Kaiser Permanente, Banner Health) im dritten Restrukturierungslauf binnen vier Jahren rund 340 Stellen mit Schwerpunkt Indien und USA gestrichen und den Schritt gegenüber der Belegschaft mit der Transition zu einem „AI-native"-Betriebsmodell begründet (CEO Abhinav Shashank: KI-Systeme hätten Workflows automatisiert, die bislang große Teams erforderten); am 18. Mai 2026 hat das israelische Foundation-Model-Startup </w:t>
+      </w:r>
+      <w:r>
+        <w:rPr>
+          <w:rFonts w:ascii="Arial" w:hAnsi="Arial"/>
+          <w:b w:val="0"/>
+          <w:i/>
+          <w:sz w:val="19"/>
+        </w:rPr>
+        <w:t>AI21 Labs</w:t>
+      </w:r>
+      <w:r>
+        <w:rPr>
+          <w:rFonts w:ascii="Arial" w:hAnsi="Arial"/>
+          <w:b w:val="0"/>
+          <w:i w:val="0"/>
+          <w:sz w:val="19"/>
+        </w:rPr>
+        <w:t xml:space="preserve"> mehr als 60 % seiner Belegschaft (rund 110 von 180 Beschäftigten) entlassen, nachdem Verkaufsgespräche mit dem Cloud-Anbieter </w:t>
+      </w:r>
+      <w:r>
+        <w:rPr>
+          <w:rFonts w:ascii="Arial" w:hAnsi="Arial"/>
+          <w:b w:val="0"/>
+          <w:i/>
+          <w:sz w:val="19"/>
+        </w:rPr>
+        <w:t>Nebius</w:t>
+      </w:r>
+      <w:r>
+        <w:rPr>
+          <w:rFonts w:ascii="Arial" w:hAnsi="Arial"/>
+          <w:b w:val="0"/>
+          <w:i w:val="0"/>
+          <w:sz w:val="19"/>
+        </w:rPr>
+        <w:t xml:space="preserve"> gescheitert waren — anstelle einer Übernahme schlossen die Unternehmen eine kommerzielle Partnerschaft im Volumen mehrerer zehn Millionen US-Dollar, AI21 stellt den eigenständigen Verkauf seiner Sprachmodelle ein und konzentriert sich vollständig auf die Agent-Optimierungs-Plattform </w:t>
+      </w:r>
+      <w:r>
+        <w:rPr>
+          <w:rFonts w:ascii="Arial" w:hAnsi="Arial"/>
+          <w:b w:val="0"/>
+          <w:i/>
+          <w:sz w:val="19"/>
+        </w:rPr>
+        <w:t>Maestro</w:t>
+      </w:r>
+      <w:r>
+        <w:rPr>
+          <w:rFonts w:ascii="Arial" w:hAnsi="Arial"/>
+          <w:b w:val="0"/>
+          <w:i w:val="0"/>
+          <w:sz w:val="19"/>
+        </w:rPr>
+        <w:t xml:space="preserve">; und am 20. Mai 2026 beginnt </w:t>
+      </w:r>
+      <w:r>
+        <w:rPr>
+          <w:rFonts w:ascii="Arial" w:hAnsi="Arial"/>
+          <w:b w:val="0"/>
+          <w:i/>
+          <w:sz w:val="19"/>
+        </w:rPr>
+        <w:t>Meta</w:t>
+      </w:r>
+      <w:r>
+        <w:rPr>
+          <w:rFonts w:ascii="Arial" w:hAnsi="Arial"/>
+          <w:b w:val="0"/>
+          <w:i w:val="0"/>
+          <w:sz w:val="19"/>
+        </w:rPr>
+        <w:t xml:space="preserve"> die größte unternehmenseigene Restrukturierung seit 2023 mit der Streichung von rund 8.000 Stellen (rund 10 % einer 78.865-köpfigen Belegschaft) und der Streichung von rund 6.000 offenen Stellenausschreibungen — die effektive Kopfzahlreduktion summiert sich auf rund 14.000 Positionen, während gleichzeitig 7.000 Beschäftigte in KI-Programme verlagert werden — bei einem rekordverdächtigen Q1-2026-Umsatz von 56,31 Mrd. US-Dollar und einer auf 115 bis 145 Mrd. US-Dollar angehobenen KI-Infrastruktur­ausgabe für 2026; die Reorganisation überführt Teams aus dem gesamten Konzern in KI-fokussierte „Pods" unter dem von Chief AI Officer Alexandr Wang geführten </w:t>
+      </w:r>
+      <w:r>
+        <w:rPr>
+          <w:rFonts w:ascii="Arial" w:hAnsi="Arial"/>
+          <w:b w:val="0"/>
+          <w:i/>
+          <w:sz w:val="19"/>
+        </w:rPr>
+        <w:t>Meta Superintelligence Labs</w:t>
+      </w:r>
+      <w:r>
+        <w:rPr>
+          <w:rFonts w:ascii="Arial" w:hAnsi="Arial"/>
+          <w:b w:val="0"/>
+          <w:i w:val="0"/>
+          <w:sz w:val="19"/>
+        </w:rPr>
+        <w:t xml:space="preserve">. Eine Aggregat-Bestätigung dieser Welle liefert der </w:t>
       </w:r>
       <w:r>
         <w:rPr>
@@ -2199,6 +2307,47 @@
           <w:i w:val="0"/>
           <w:sz w:val="19"/>
         </w:rPr>
+        <w:t>EU AI Act — provisorische Trilog-Einigung zum Digital Omnibus on AI (7. Mai 2026):</w:t>
+      </w:r>
+      <w:r>
+        <w:rPr>
+          <w:rFonts w:ascii="Arial" w:hAnsi="Arial"/>
+          <w:b w:val="0"/>
+          <w:i w:val="0"/>
+          <w:sz w:val="19"/>
+        </w:rPr>
+        <w:t xml:space="preserve"> Nach dem Scheitern der zweiten Trilogrunde am 28. April 2026 haben Rat und Parlament in den frühen Stunden des 7. Mai 2026 — und damit zwei Wochen vor der ursprünglich für den 13. Mai 2026 angesetzten Folgerunde — eine provisorische politische Einigung zum </w:t>
+      </w:r>
+      <w:r>
+        <w:rPr>
+          <w:rFonts w:ascii="Arial" w:hAnsi="Arial"/>
+          <w:b w:val="0"/>
+          <w:i/>
+          <w:sz w:val="19"/>
+        </w:rPr>
+        <w:t>Digital Omnibus on AI</w:t>
+      </w:r>
+      <w:r>
+        <w:rPr>
+          <w:rFonts w:ascii="Arial" w:hAnsi="Arial"/>
+          <w:b w:val="0"/>
+          <w:i w:val="0"/>
+          <w:sz w:val="19"/>
+        </w:rPr>
+        <w:t xml:space="preserve"> erzielt; die Einigung bedarf noch der formellen Bestätigung durch beide Co-Gesetzgeber und der juristisch-linguistischen Revision vor der finalen Annahme, die nach übereinstimmender Erklärung der Institutionen vor dem 2. August 2026 abgeschlossen werden soll. Die Stichtage der Hauptanwendung des Anhang III (Hochrisiko-Stand-alone-Systeme) werden auf den 2. Dezember 2027 verschoben, die des Anhang I (Hochrisiko-KI in regulierten Produkten) auf den 2. August 2028 — beide Daten waren bereits im Trilog-Verlauf konvergiert. Neu in der Einigung ist eine zusätzliche verbotene Praxis nach Art. 5 zur generativen Erzeugung von Darstellungen sexueller Gewalt an Kindern und nicht einvernehmlicher intimer Bilder, eine auf den 2. August 2027 verschobene Frist zur Einrichtung nationaler AI-Regulatory-Sandboxes sowie eine verkürzte Übergangsfrist von sechs auf drei Monate für Transparenzpflichten zu synthetisch generierten Inhalten (Art. 50 Abs. 2), die für bereits am Markt befindliche Systeme bis zum 2. Dezember 2026 erfüllt werden müssen. Für die Steuerdebatte sind zwei Implikationen relevant: erstens schiebt die Verschiebung der Hochrisiko-Compliance den fiskalisch wirksamen Erfüllungsaufwand für Anbieter um zwölf bis 17 Monate nach hinten und entspannt damit die in § 4.3 referierte Kosten-/Belastungs-Frage zum AI Act; zweitens schafft die ab 2. Dezember 2026 wirksame Transparenzpflicht für KI-generierte Inhalte einen Anknüpfungspunkt für eine kennzeichnungsbasierte Erfassung von KI-Output, der mittelbar auch für eine umsatz- oder transaktionsbasierte Anknüpfung einer KI-Abgabe nutzbar wäre (vgl. § 9.1 zu output-/transaktionsbasierten Steuertatbeständen).</w:t>
+      </w:r>
+    </w:p>
+    <w:p>
+      <w:pPr>
+        <w:jc w:val="both"/>
+      </w:pPr>
+      <w:r>
+        <w:rPr>
+          <w:rFonts w:ascii="Arial" w:hAnsi="Arial"/>
+          <w:b/>
+          <w:i w:val="0"/>
+          <w:sz w:val="19"/>
+        </w:rPr>
         <w:t>Neue nationale Initiative Deutschland — Plattform-Digitalabgabe (2026):</w:t>
       </w:r>
       <w:r>
@@ -4028,6 +4177,89 @@
           <w:sz w:val="19"/>
         </w:rPr>
         <w:t xml:space="preserve"> Die hohen Kapital- und Unternehmensteuern in den skandinavischen Ländern kombiniert mit ausgeprägten Umschulungs- und Weiterbildungssystemen („Flexicurity") werden oft als Alternative zu einer spezifischen Robotersteuer diskutiert.</w:t>
+      </w:r>
+    </w:p>
+    <w:p>
+      <w:pPr>
+        <w:spacing w:before="120" w:after="80"/>
+      </w:pPr>
+      <w:r>
+        <w:rPr>
+          <w:rFonts w:ascii="Arial" w:hAnsi="Arial"/>
+          <w:b/>
+          <w:i w:val="0"/>
+          <w:color w:val="2E75B6"/>
+          <w:sz w:val="24"/>
+        </w:rPr>
+        <w:t>6.5 VR China: Arbeitsrechtliche Begrenzung KI-bedingter Entlassungen (April/Mai 2026)</w:t>
+      </w:r>
+    </w:p>
+    <w:p>
+      <w:pPr>
+        <w:jc w:val="both"/>
+      </w:pPr>
+      <w:r>
+        <w:rPr>
+          <w:rFonts w:ascii="Arial" w:hAnsi="Arial"/>
+          <w:b w:val="0"/>
+          <w:i w:val="0"/>
+          <w:sz w:val="19"/>
+        </w:rPr>
+        <w:t xml:space="preserve">Ende April 2026 hat das </w:t>
+      </w:r>
+      <w:r>
+        <w:rPr>
+          <w:rFonts w:ascii="Arial" w:hAnsi="Arial"/>
+          <w:b w:val="0"/>
+          <w:i/>
+          <w:sz w:val="19"/>
+        </w:rPr>
+        <w:t>Hangzhou Intermediate People's Court</w:t>
+      </w:r>
+      <w:r>
+        <w:rPr>
+          <w:rFonts w:ascii="Arial" w:hAnsi="Arial"/>
+          <w:b w:val="0"/>
+          <w:i w:val="0"/>
+          <w:sz w:val="19"/>
+        </w:rPr>
+        <w:t xml:space="preserve"> aus Anlass des Internationalen Tages der Arbeit (1. Mai) ein Bündel sogenannter „typischer Fälle zum Schutz der Rechte von KI-Unternehmen und Arbeitnehmenden" veröffentlicht. In der maßgeblichen Entscheidung im Fall eines Qualitätssicherungsbeauftragten („Zhou", monatliches Bruttogehalt 25.000 Yuan, seit November 2022 mit der Validierung und Filterung von Ausgaben großer Sprachmodelle betraut) urteilte das Gericht, dass die einseitige Versetzung auf eine niedriger dotierte Position (15.000 Yuan) und die anschließende Kündigung, gestützt auf die Begründung, die Tätigkeit werde nun von KI-Systemen übernommen, unter Chinas Arbeitsvertragsgesetz nicht zulässig sei: Der Einsatz von KI sei eine </w:t>
+      </w:r>
+      <w:r>
+        <w:rPr>
+          <w:rFonts w:ascii="Arial" w:hAnsi="Arial"/>
+          <w:b w:val="0"/>
+          <w:i/>
+          <w:sz w:val="19"/>
+        </w:rPr>
+        <w:t>strategische unternehmerische Entscheidung</w:t>
+      </w:r>
+      <w:r>
+        <w:rPr>
+          <w:rFonts w:ascii="Arial" w:hAnsi="Arial"/>
+          <w:b w:val="0"/>
+          <w:i w:val="0"/>
+          <w:sz w:val="19"/>
+        </w:rPr>
+        <w:t xml:space="preserve"> und keine „wesentliche Veränderung der objektiven Umstände", die den Arbeitsvertrag undurchführbar mache. Ein parallel publizierter Beijing-Fall folgt derselben Linie. Caixin, NPR, Bloomberg, Fortune und CGTN haben den Vorgang Anfang Mai 2026 international referiert. Für die hier geführte Steuerdebatte ist die Entscheidung doppelt relevant: Erstens etabliert sie — als bislang einzige große Volkswirtschaft — ein arbeitsrechtliches Mindestmaß an Schutz gegen rein KI-getriebene Personalreduktion und kontrastiert damit die in § 4.5 referierte US- und EU-Linie, die auf Disclosure-Pflichten (Connecticut SB 5, Sanders/AOC-Moratoriumsentwurf) und Hochrisiko-Klassifizierung (EU AI Act) statt auf direkte Beschäftigungsschutzgebote setzt. Zweitens präzisiert sie die in § 9.1 dokumentierten Mess- und Kausalitätsprobleme einer </w:t>
+      </w:r>
+      <w:r>
+        <w:rPr>
+          <w:rFonts w:ascii="Arial" w:hAnsi="Arial"/>
+          <w:b w:val="0"/>
+          <w:i/>
+          <w:sz w:val="19"/>
+        </w:rPr>
+        <w:t>displacement</w:t>
+      </w:r>
+      <w:r>
+        <w:rPr>
+          <w:rFonts w:ascii="Arial" w:hAnsi="Arial"/>
+          <w:b w:val="0"/>
+          <w:i w:val="0"/>
+          <w:sz w:val="19"/>
+        </w:rPr>
+        <w:t>-basierten Steueranknüpfung von einer anderen Seite: Wenn Arbeitsgerichte den Nachweis einer rein KI-bedingten Kündigung systematisch zurückweisen, wird der Tatbestand „nachgewiesener KI-Ersatz" auch für eine fiskalische Typ-5-Anknüpfung (§ 2.1) schwerer kodifizierbar. Die chinesische Strategie kombiniert damit eine staatlich getriebene KI-Industriepolitik (15. Fünfjahresplan; MIIT-Standardisierungs­komitee für humanoide Robotik) mit einer judikativ erzwungenen Verlangsamung des KI-bedingten Stellenabbaus — ein Modell, das in europäischen Sozialstaaten Anknüpfungspunkte für Mitbestimmung und Disclosure-Regeln (§ 4.4) bietet, ohne als unmittelbar übertragbares Vorbild zu gelten.</w:t>
       </w:r>
     </w:p>
     <w:p>
@@ -5696,7 +5928,7 @@
           <w:i w:val="0"/>
           <w:sz w:val="19"/>
         </w:rPr>
-        <w:t xml:space="preserve"> Anknüpfung an nachgewiesenen Arbeitsplatzabbau. Problem: Messung, Umgehung durch Reorganisation.</w:t>
+        <w:t xml:space="preserve"> Anknüpfung an nachgewiesenen Arbeitsplatzabbau. Problem: Messung, Umgehung durch Reorganisation; arbeitsgerichtliche Befunde, die einen rein KI-bedingten Kündigungsgrund nicht anerkennen (vgl. § 6.5 zum chinesischen Hangzhou-Urteil vom April/Mai 2026), erschweren die Kausalitätsmessung zusätzlich.</w:t>
       </w:r>
     </w:p>
     <w:p>
@@ -8686,7 +8918,7 @@
           <w:i w:val="0"/>
           <w:sz w:val="19"/>
         </w:rPr>
-        <w:t xml:space="preserve">Europäisches Parlament / Rat der EU. (April–Mai 2026). </w:t>
+        <w:t xml:space="preserve">Europäisches Parlament / Rat der EU. (April 2026). </w:t>
       </w:r>
       <w:r>
         <w:rPr>
@@ -8695,7 +8927,7 @@
           <w:i/>
           <w:sz w:val="19"/>
         </w:rPr>
-        <w:t>Trilog zu Digital Omnibus on AI — Zweite Runde am 28. April 2026 ohne Einigung; nächste Runde 13. Mai 2026; Konvergenz auf Stichtage 2. Dezember 2027 (Anhang III) und 2. August 2028 (Anhang I).</w:t>
+        <w:t>Trilog zu Digital Omnibus on AI — Zweite Runde am 28. April 2026 ohne Einigung; Konvergenz auf Stichtage 2. Dezember 2027 (Anhang III) und 2. August 2028 (Anhang I) bereits in zweiter Runde.</w:t>
       </w:r>
       <w:r>
         <w:rPr>
@@ -8705,6 +8937,70 @@
           <w:sz w:val="19"/>
         </w:rPr>
         <w:t xml:space="preserve"> Legislative Train Schedule und Berichterstattung IAPP, A&amp;O Shearman, OneTrust, DLA Piper. https://www.europarl.europa.eu/legislative-train/package-digital-package/file-digital-omnibus-on-ai | https://iapp.org/news/a/ai-act-omnibus-what-just-happened-and-what-comes-next | https://www.aoshearman.com/en/insights/digital-omnibus-on-ai-what-is-really-on-the-table-as-trilogues-begin</w:t>
+      </w:r>
+    </w:p>
+    <w:p>
+      <w:pPr>
+        <w:jc w:val="both"/>
+      </w:pPr>
+      <w:r>
+        <w:rPr>
+          <w:rFonts w:ascii="Arial" w:hAnsi="Arial"/>
+          <w:b w:val="0"/>
+          <w:i w:val="0"/>
+          <w:sz w:val="19"/>
+        </w:rPr>
+        <w:t xml:space="preserve">Rat der EU / Europäisches Parlament. (7. Mai 2026). </w:t>
+      </w:r>
+      <w:r>
+        <w:rPr>
+          <w:rFonts w:ascii="Arial" w:hAnsi="Arial"/>
+          <w:b w:val="0"/>
+          <w:i/>
+          <w:sz w:val="19"/>
+        </w:rPr>
+        <w:t>Artificial Intelligence: Council and Parliament agree to simplify and streamline rules — Provisorische politische Einigung zum Digital Omnibus on AI.</w:t>
+      </w:r>
+      <w:r>
+        <w:rPr>
+          <w:rFonts w:ascii="Arial" w:hAnsi="Arial"/>
+          <w:b w:val="0"/>
+          <w:i w:val="0"/>
+          <w:sz w:val="19"/>
+        </w:rPr>
+        <w:t xml:space="preserve"> Bestätigung der Hochrisiko-Stichtage 2. Dezember 2027 (Anhang III) und 2. August 2028 (Anhang I); neue verbotene Praxis nach Art. 5 zu KI-generiertem Material sexueller Gewalt an Kindern und nicht einvernehmlicher intimer Bilder; Verschiebung der nationalen AI-Regulatory-Sandbox-Frist auf 2. August 2027; verkürzte Übergangsfrist für Art. 50 Abs. 2 Transparenzpflichten (auf 2. Dezember 2026 für bestehende Systeme). Formelle Annahme durch beide Co-Gesetzgeber vor 2. August 2026 vorgesehen. Pressemitteilung Council; Kanzleianalysen Bird &amp; Bird, White &amp; Case, VerifyWise. https://www.consilium.europa.eu/en/press/press-releases/2026/05/07/artificial-intelligence-council-and-parliament-agree-to-simplify-and-streamline-rules/ | https://www.twobirds.com/en/insights/2026/digital-omnibus-on-ai-provisional-agreement-reached-at-the-may-trilogue | https://verifywise.ai/blog/eu-ai-act-omnibus-what-changed</w:t>
+      </w:r>
+    </w:p>
+    <w:p>
+      <w:pPr>
+        <w:jc w:val="both"/>
+      </w:pPr>
+      <w:r>
+        <w:rPr>
+          <w:rFonts w:ascii="Arial" w:hAnsi="Arial"/>
+          <w:b w:val="0"/>
+          <w:i w:val="0"/>
+          <w:sz w:val="19"/>
+        </w:rPr>
+        <w:t xml:space="preserve">Hangzhou Intermediate People's Court / Beijing People's Court. (30. April / 1. Mai 2026). </w:t>
+      </w:r>
+      <w:r>
+        <w:rPr>
+          <w:rFonts w:ascii="Arial" w:hAnsi="Arial"/>
+          <w:b w:val="0"/>
+          <w:i/>
+          <w:sz w:val="19"/>
+        </w:rPr>
+        <w:t>Typische Fälle zum Schutz der Rechte von KI-Unternehmen und Arbeitnehmenden — Urteile zur Unzulässigkeit KI-bedingter Versetzungen und Kündigungen unter Chinas Arbeitsvertragsgesetz.</w:t>
+      </w:r>
+      <w:r>
+        <w:rPr>
+          <w:rFonts w:ascii="Arial" w:hAnsi="Arial"/>
+          <w:b w:val="0"/>
+          <w:i w:val="0"/>
+          <w:sz w:val="19"/>
+        </w:rPr>
+        <w:t xml:space="preserve"> Im Fall „Zhou" (Qualitätssicherung Sprachmodelle, 25.000 Yuan / Monat) wertete das Hangzhou-Gericht die einseitige Versetzung auf eine niedriger dotierte Stelle (15.000 Yuan) und die anschließende Kündigung mit Verweis auf KI-Übernahme der Tätigkeit als unzulässig (KI-Einsatz als strategische Wahl, nicht als „wesentliche Veränderung der objektiven Umstände"). Berichterstattung Caixin, NPR, Bloomberg, Fortune, CGTN, China.org.cn, Tom's Hardware. https://www.caixinglobal.com/2026-04-30/chinese-courts-rule-companies-cannot-fire-workers-simply-to-replace-them-with-ai-102439602.html | https://www.npr.org/2026/05/01/nx-s1-5807131/tech-worker-china-ai | https://www.bloomberg.com/news/articles/2026-05-02/chinese-court-rules-firms-can-t-lay-off-workers-on-ai-grounds | https://fortune.com/2026/05/03/chinese-court-layoffs-workers-ai-replacement-labor-market/ | https://news.cgtn.com/news/2026-05-02/Chinese-courts-defend-labor-rights-in-AI-driven-layoffs-1MPbjPYIdLG/p.html</w:t>
       </w:r>
     </w:p>
     <w:p>
@@ -10105,6 +10401,188 @@
           <w:i w:val="0"/>
           <w:sz w:val="19"/>
         </w:rPr>
+        <w:t xml:space="preserve">TrueUp / SkillSyncer / kron4 / techtimes. (Stand 18./19. Mai 2026). </w:t>
+      </w:r>
+      <w:r>
+        <w:rPr>
+          <w:rFonts w:ascii="Arial" w:hAnsi="Arial"/>
+          <w:b w:val="0"/>
+          <w:i/>
+          <w:sz w:val="19"/>
+        </w:rPr>
+        <w:t>Tech Layoffs Tracker — Tagesfortschreibung: TrueUp 138.947 Personen aus 325 Layoff-Meldungen (rund 1.000 Personen pro Tag); SkillSyncer unverändert bei 113.863 Personen aus 179 Ereignissen.</w:t>
+      </w:r>
+      <w:r>
+        <w:rPr>
+          <w:rFonts w:ascii="Arial" w:hAnsi="Arial"/>
+          <w:b w:val="0"/>
+          <w:i w:val="0"/>
+          <w:sz w:val="19"/>
+        </w:rPr>
+        <w:t xml:space="preserve"> https://www.trueup.io/layoffs | https://skillsyncer.com/layoffs-tracker | https://www.kron4.com/news/technology-ai/number-of-tech-layoffs-in-2026-already-tops-100k-report/ | https://www.techtimes.com/articles/316802/20260518/tech-layoffs-surpass-113000-2026-no-federal-law-requiring-ai-disclosure.htm</w:t>
+      </w:r>
+    </w:p>
+    <w:p>
+      <w:pPr>
+        <w:jc w:val="both"/>
+      </w:pPr>
+      <w:r>
+        <w:rPr>
+          <w:rFonts w:ascii="Arial" w:hAnsi="Arial"/>
+          <w:b w:val="0"/>
+          <w:i w:val="0"/>
+          <w:sz w:val="19"/>
+        </w:rPr>
+        <w:t xml:space="preserve">Inc42 / NewsBytes / Entrackr / People Matters / American Bazaar. (15./17. Mai 2026). </w:t>
+      </w:r>
+      <w:r>
+        <w:rPr>
+          <w:rFonts w:ascii="Arial" w:hAnsi="Arial"/>
+          <w:b w:val="0"/>
+          <w:i/>
+          <w:sz w:val="19"/>
+        </w:rPr>
+        <w:t>Innovaccer lays off 340 employees in another restructuring round / Innovaccer cuts about 340 jobs to become AI native / Indian national Innovaccer CEO announces fresh AI-driven layoffs across startup.</w:t>
+      </w:r>
+      <w:r>
+        <w:rPr>
+          <w:rFonts w:ascii="Arial" w:hAnsi="Arial"/>
+          <w:b w:val="0"/>
+          <w:i w:val="0"/>
+          <w:sz w:val="19"/>
+        </w:rPr>
+        <w:t xml:space="preserve"> Drittes Restrukturierungs­paket binnen vier Jahren beim kalifornisch ansässigen Healthtech-Einhorn (CommonSpirit Health, Kaiser Permanente, Banner Health unter den Großkunden); CEO Abhinav Shashank begründet den Schritt im internen Memo mit der Umstellung auf ein „AI-native"-Betriebsmodell; betroffene Belegschaft in Indien und USA. https://inc42.com/buzz/exclusive-healthtech-unicorn-innovaccer-lays-off-340-employees-in-another-restructuring-round/ | https://www.newsbytesapp.com/news/business/innovaccer-cuts-about-340-jobs-to-become-ai-native/tldr | https://entrackr.com/news/innovaccer-lays-off-340-employees-amid-shift-to-ai-native-operations-11838352 | https://www.peoplematters.in/news/strategic-hr/indian-founded-unicorn-joins-ai-layoff-wave-with-340-job-cuts-across-india-and-us-49780 | https://americanbazaaronline.com/2026/05/17/indian-national-innovaccer-ceo-announces-fresh-ai-driven-layoffs-across-startup-480960/</w:t>
+      </w:r>
+    </w:p>
+    <w:p>
+      <w:pPr>
+        <w:jc w:val="both"/>
+      </w:pPr>
+      <w:r>
+        <w:rPr>
+          <w:rFonts w:ascii="Arial" w:hAnsi="Arial"/>
+          <w:b w:val="0"/>
+          <w:i w:val="0"/>
+          <w:sz w:val="19"/>
+        </w:rPr>
+        <w:t xml:space="preserve">Calcalist (Ctech) / Ynet / Latestly / Crypto Briefing. (18. Mai 2026). </w:t>
+      </w:r>
+      <w:r>
+        <w:rPr>
+          <w:rFonts w:ascii="Arial" w:hAnsi="Arial"/>
+          <w:b w:val="0"/>
+          <w:i/>
+          <w:sz w:val="19"/>
+        </w:rPr>
+        <w:t>AI21 cuts more than 60% of its workforce in major strategic overhaul / Amnon Shashua's AI firm cuts over 60% of staff after sale talks collapse / AI21 cuts over 60% of staff, shifts focus to Maestro platform.</w:t>
+      </w:r>
+      <w:r>
+        <w:rPr>
+          <w:rFonts w:ascii="Arial" w:hAnsi="Arial"/>
+          <w:b w:val="0"/>
+          <w:i w:val="0"/>
+          <w:sz w:val="19"/>
+        </w:rPr>
+        <w:t xml:space="preserve"> Streichung von rund 110 von 180 Beschäftigten beim israelischen Foundation-Model-Startup nach Scheitern der Verkaufsgespräche mit dem Cloud-Anbieter </w:t>
+      </w:r>
+      <w:r>
+        <w:rPr>
+          <w:rFonts w:ascii="Arial" w:hAnsi="Arial"/>
+          <w:b w:val="0"/>
+          <w:i/>
+          <w:sz w:val="19"/>
+        </w:rPr>
+        <w:t>Nebius</w:t>
+      </w:r>
+      <w:r>
+        <w:rPr>
+          <w:rFonts w:ascii="Arial" w:hAnsi="Arial"/>
+          <w:b w:val="0"/>
+          <w:i w:val="0"/>
+          <w:sz w:val="19"/>
+        </w:rPr>
+        <w:t xml:space="preserve">; Einstellung des eigenständigen Modellverkaufs zugunsten der Agent-Optimierungs-Plattform </w:t>
+      </w:r>
+      <w:r>
+        <w:rPr>
+          <w:rFonts w:ascii="Arial" w:hAnsi="Arial"/>
+          <w:b w:val="0"/>
+          <w:i/>
+          <w:sz w:val="19"/>
+        </w:rPr>
+        <w:t>Maestro</w:t>
+      </w:r>
+      <w:r>
+        <w:rPr>
+          <w:rFonts w:ascii="Arial" w:hAnsi="Arial"/>
+          <w:b w:val="0"/>
+          <w:i w:val="0"/>
+          <w:sz w:val="19"/>
+        </w:rPr>
+        <w:t>; Nebius und Wix schließen kommerzielle Partnerschaft im Volumen mehrerer zehn Millionen US-Dollar. https://www.calcalistech.com/ctechnews/article/rjwumhukfx | https://www.ynetnews.com/business/article/skkze8ujfx | https://www.latestly.com/technology/layoffs-israeli-ai-startup-ai21-labs-to-cut-over-60-of-workforce-and-shift-focus-to-agent-optimisation-7435221.html | https://cryptobriefing.com/ai21-layoffs-maestro-platform-pivot/</w:t>
+      </w:r>
+    </w:p>
+    <w:p>
+      <w:pPr>
+        <w:jc w:val="both"/>
+      </w:pPr>
+      <w:r>
+        <w:rPr>
+          <w:rFonts w:ascii="Arial" w:hAnsi="Arial"/>
+          <w:b w:val="0"/>
+          <w:i w:val="0"/>
+          <w:sz w:val="19"/>
+        </w:rPr>
+        <w:t xml:space="preserve">The Next Web / CNBC / Tech Startups / Rappler / TechResearchOnline. (18.–20. Mai 2026). </w:t>
+      </w:r>
+      <w:r>
+        <w:rPr>
+          <w:rFonts w:ascii="Arial" w:hAnsi="Arial"/>
+          <w:b w:val="0"/>
+          <w:i/>
+          <w:sz w:val="19"/>
+        </w:rPr>
+        <w:t>Meta to cut 8,000 jobs on 20 May with more layoffs planned for second half of 2026 / Meta cuts 8,000 jobs and cancels 6,000 open roles as $135B AI spending reshapes the company from the inside / Meta begins layoffs of 8,000 employees as Zuckerberg doubles down on AI overhaul / Meta axes 8,000 jobs, shifts 7,000 workers to AI initiatives / Meta cuts 8,000 jobs amid record $56B quarterly revenue as Zuckerberg bets $145 billion on AI infrastructure.</w:t>
+      </w:r>
+      <w:r>
+        <w:rPr>
+          <w:rFonts w:ascii="Arial" w:hAnsi="Arial"/>
+          <w:b w:val="0"/>
+          <w:i w:val="0"/>
+          <w:sz w:val="19"/>
+        </w:rPr>
+        <w:t xml:space="preserve"> Größte konzernweite Restrukturierung seit 2023: 8.000 Stellen (10 % von 78.865 Beschäftigten) plus Streichung von 6.000 offenen Stellenausschreibungen (effektive Reduktion 14.000 Positionen) bei rekordverdächtigem Q1-2026-Umsatz von 56,31 Mrd. US-Dollar; KI-Capex 2026 auf 115–145 Mrd. US-Dollar erhöht (+73 % gegenüber 72,2 Mrd. USD im Jahr 2025); Reorganisation in KI-fokussierte „Pods" unter dem von Chief AI Officer Alexandr Wang geführten </w:t>
+      </w:r>
+      <w:r>
+        <w:rPr>
+          <w:rFonts w:ascii="Arial" w:hAnsi="Arial"/>
+          <w:b w:val="0"/>
+          <w:i/>
+          <w:sz w:val="19"/>
+        </w:rPr>
+        <w:t>Meta Superintelligence Labs</w:t>
+      </w:r>
+      <w:r>
+        <w:rPr>
+          <w:rFonts w:ascii="Arial" w:hAnsi="Arial"/>
+          <w:b w:val="0"/>
+          <w:i w:val="0"/>
+          <w:sz w:val="19"/>
+        </w:rPr>
+        <w:t xml:space="preserve"> (Wang im Vorjahr von Scale AI gewonnen). Memo der Chief People Officer Janelle Gale vom 18. Mai 2026 an Beschäftigte; parallel Verlagerung von rund 7.000 Beschäftigten in KI-Initiativen. https://thenextweb.com/news/meta-layoffs-may-2026-ai-restructuring-thousands | https://thenextweb.com/news/meta-layoffs-8000-ai-restructuring-may-2026 | https://thenextweb.com/news/meta-layoffs-8000-zuckerberg-ai-reality-may-2026 | https://www.cnbc.com/2026/05/18/metas-layoffs-starting-this-week-underscore-zuckerbergs-ai-reality-.html | https://techstartups.com/2026/05/19/meta-begins-layoffs-of-8000-employees-as-zuckerberg-doubles-down-on-ai-overhaul/ | https://www.rappler.com/technology/meta-jobs-cuts-shifts-workers-ai-initiatives-may-20-2026/</w:t>
+      </w:r>
+    </w:p>
+    <w:p>
+      <w:pPr>
+        <w:jc w:val="both"/>
+      </w:pPr>
+      <w:r>
+        <w:rPr>
+          <w:rFonts w:ascii="Arial" w:hAnsi="Arial"/>
+          <w:b w:val="0"/>
+          <w:i w:val="0"/>
+          <w:sz w:val="19"/>
+        </w:rPr>
         <w:t xml:space="preserve">CNBC / Bloomberg / AOL / The Register. (7./8. Mai 2026). </w:t>
       </w:r>
       <w:r>
@@ -10566,7 +11044,7 @@
           <w:i w:val="0"/>
           <w:sz w:val="19"/>
         </w:rPr>
-        <w:t xml:space="preserve"> Dieses Arbeitspapier gibt den Stand Anfang Mai 2026 (Schnitt am 8. Mai 2026 — Lauf 001 vom 8. Mai 2026) wieder. Die Debatte entwickelt sich dynamisch, insbesondere im Zuge der OpenAI-Strategiepapiere und der Eröffnung des OpenAI Workshop in Washington, D.C. im Mai 2026, des Erstdurchgangs des GKV-Beitragssatzstabilisierungsgesetzes in der 1065. Bundesratssitzung am 8. Mai 2026 mit 79 Tagesordnungspunkten (Kabinettsbeschluss 29. April 2026, parlamentarische Behandlung vor der Sommerpause 2026 angekündigt), der laufenden Trilog-Verhandlungen zum Digital Omnibus on AI (zweite Runde 28. April 2026 ohne Einigung; nächste Runde 13. Mai 2026 — Knackpunkt ist nicht die Verschiebung der Hochrisiko-Pflichten, sondern die Konformitätsbewertungs-Architektur für Anhang I; die zypriotische Ratspräsidentschaft strebt einen Abschluss vor Ablauf ihrer Amtszeit am 30. Juni 2026 an, andernfalls übernimmt die irische Präsidentschaft), der am 5. Mai 2026 erfolgten Arraignment-Verhandlung im Altman-Verfahren mit „nicht schuldig"-Plädoyer und angeordneter psychiatrischer Begutachtung, des am 7. Mai 2026 versandten individuellen Microsoft-Buyout-Angebots (Annahmefrist 8. Juni 2026, VRSAR-Unterzeichnung 9.–22. Juni 2026, bis zu fünfjährige Krankenversicherungs-Verlängerung), des am 1. Mai 2026 vom Connecticut-Repräsentantenhaus mit 131 zu 17 Stimmen verabschiedeten </w:t>
+        <w:t xml:space="preserve"> Dieses Arbeitspapier gibt den Stand Mitte/Ende Mai 2026 (Schnitt am 20. Mai 2026 — Lauf 001 vom 20. Mai 2026) wieder. Die Debatte entwickelt sich dynamisch, insbesondere im Zuge der OpenAI-Strategiepapiere und der Eröffnung des OpenAI Workshop in Washington, D.C. im Mai 2026, des Erstdurchgangs des GKV-Beitragssatzstabilisierungsgesetzes in der 1065. Bundesratssitzung am 8. Mai 2026 mit 79 Tagesordnungspunkten (Kabinettsbeschluss 29. April 2026, parlamentarische Behandlung vor der Sommerpause 2026 angekündigt), der in den frühen Stunden des 7. Mai 2026 nach dem Scheitern der zweiten Trilogrunde am 28. April 2026 erreichten provisorischen politischen Trilog-Einigung zum </w:t>
       </w:r>
       <w:r>
         <w:rPr>
@@ -10575,6 +11053,42 @@
           <w:i/>
           <w:sz w:val="19"/>
         </w:rPr>
+        <w:t>Digital Omnibus on AI</w:t>
+      </w:r>
+      <w:r>
+        <w:rPr>
+          <w:rFonts w:ascii="Arial" w:hAnsi="Arial"/>
+          <w:b w:val="0"/>
+          <w:i w:val="0"/>
+          <w:sz w:val="19"/>
+        </w:rPr>
+        <w:t xml:space="preserve"> (Verschiebung der Hochrisiko-Stichtage auf 2. Dezember 2027 für Anhang III und 2. August 2028 für Anhang I; neue verbotene Praxis nach Art. 5 zu KI-generiertem CSAM und nicht einvernehmlicher intimer Bildern; Sandbox-Frist auf 2. August 2027; verkürzte Übergangsfrist für Transparenzpflichten nach Art. 50 Abs. 2 bis 2. Dezember 2026; formelle Annahme durch Rat und Parlament vor 2. August 2026 vorgesehen), des am 30. April / 1. Mai 2026 vom </w:t>
+      </w:r>
+      <w:r>
+        <w:rPr>
+          <w:rFonts w:ascii="Arial" w:hAnsi="Arial"/>
+          <w:b w:val="0"/>
+          <w:i/>
+          <w:sz w:val="19"/>
+        </w:rPr>
+        <w:t>Hangzhou Intermediate People's Court</w:t>
+      </w:r>
+      <w:r>
+        <w:rPr>
+          <w:rFonts w:ascii="Arial" w:hAnsi="Arial"/>
+          <w:b w:val="0"/>
+          <w:i w:val="0"/>
+          <w:sz w:val="19"/>
+        </w:rPr>
+        <w:t xml:space="preserve"> aus Anlass des Tages der Arbeit publizierten Urteils-Bündels zum Schutz von Beschäftigten gegen rein KI-bedingte Versetzungen und Kündigungen (Fall „Zhou": einseitige Versetzung auf eine niedriger dotierte Stelle nach KI-Übernahme der Tätigkeit unzulässig unter Chinas Arbeitsvertragsgesetz), der am 5. Mai 2026 erfolgten Arraignment-Verhandlung im Altman-Verfahren mit „nicht schuldig"-Plädoyer und angeordneter psychiatrischer Begutachtung, des am 7. Mai 2026 versandten individuellen Microsoft-Buyout-Angebots (Annahmefrist 8. Juni 2026, VRSAR-Unterzeichnung 9.–22. Juni 2026, bis zu fünfjährige Krankenversicherungs-Verlängerung), des am 1. Mai 2026 vom Connecticut-Repräsentantenhaus mit 131 zu 17 Stimmen verabschiedeten </w:t>
+      </w:r>
+      <w:r>
+        <w:rPr>
+          <w:rFonts w:ascii="Arial" w:hAnsi="Arial"/>
+          <w:b w:val="0"/>
+          <w:i/>
+          <w:sz w:val="19"/>
+        </w:rPr>
         <w:t>SB 5 — Connecticut Artificial Intelligence Responsibility and Transparency Act</w:t>
       </w:r>
       <w:r>
@@ -10710,7 +11224,97 @@
           <w:i w:val="0"/>
           <w:sz w:val="19"/>
         </w:rPr>
-        <w:t xml:space="preserve"> auf 100 % bei zugleich ablehnender Position des Finanzministeriums, der revidierten IAB-Frühjahrsprognose vom 24. März 2026 (Erwerbstätigkeit −90.000, BIP +0,8 % bei 0,2 bis 0,3 Pp. Iran-Krieg-Dämpfung), der aktualisierten Tech-Layoff-Trackerstände zum 6./7./8. Mai 2026 (TrueUp 119.721 Personen aus 265 Layoff-Meldungen am 6. Mai, 121.111 Personen aus 273 Meldungen am 7. Mai bzw. 127.411 Personen aus 283 Meldungen am 8. Mai 2026 — rund 1.003 Personen pro Tag; SkillSyncer 113.863 Personen aus 179 Ereignissen) sowie der am 5./6. Mai 2026 angekündigten KI-getriebenen Stellenstreichungen bei Coinbase (700 Stellen, 14 %), PayPal (rund 4.760 Stellen, 20 % über 2–3 Jahre), Freshworks (rund 500 Stellen, 11 %) und Cognizant (12.000–15.000 Stellen unter „Project Leap") sowie der am 7. Mai 2026 von Cloudflare angekündigten Streichung von rund 1.100 Stellen (20 % der globalen Belegschaft) zum Übergang zu einem „agentic AI-first operating model" (Restrukturierungsaufwand 140–150 Mio. USD, AI-Einsatz im Konzern +600 % im Quartal, Aktienkurs −18 %), des am 1. Mai 2026 von </w:t>
+        <w:t xml:space="preserve"> auf 100 % bei zugleich ablehnender Position des Finanzministeriums, der revidierten IAB-Frühjahrsprognose vom 24. März 2026 (Erwerbstätigkeit −90.000, BIP +0,8 % bei 0,2 bis 0,3 Pp. Iran-Krieg-Dämpfung), der aktualisierten Tech-Layoff-Trackerstände zum 6./7./8. Mai 2026 (TrueUp 119.721 Personen aus 265 Layoff-Meldungen am 6. Mai, 121.111 Personen aus 273 Meldungen am 7. Mai bzw. 127.411 Personen aus 283 Meldungen am 8. Mai 2026 — rund 1.003 Personen pro Tag; SkillSyncer 113.863 Personen aus 179 Ereignissen) sowie der Tagesfortschreibung dieser Methodik zum 18./19. Mai 2026 (TrueUp 138.947 Personen aus 325 Layoff-Meldungen, rund 1.000 Personen pro Tag; SkillSyncer unverändert bei 113.863 Personen aus 179 Ereignissen), der am 5./6. Mai 2026 angekündigten KI-getriebenen Stellenstreichungen bei Coinbase (700 Stellen, 14 %), PayPal (rund 4.760 Stellen, 20 % über 2–3 Jahre), Freshworks (rund 500 Stellen, 11 %) und Cognizant (12.000–15.000 Stellen unter „Project Leap") sowie der am 7. Mai 2026 von Cloudflare angekündigten Streichung von rund 1.100 Stellen (20 % der globalen Belegschaft) zum Übergang zu einem „agentic AI-first operating model" (Restrukturierungsaufwand 140–150 Mio. USD, AI-Einsatz im Konzern +600 % im Quartal, Aktienkurs −18 %), der drei zwischen dem 15. und 20. Mai 2026 angekündigten KI-Layoff-Wellen bei </w:t>
+      </w:r>
+      <w:r>
+        <w:rPr>
+          <w:rFonts w:ascii="Arial" w:hAnsi="Arial"/>
+          <w:b w:val="0"/>
+          <w:i/>
+          <w:sz w:val="19"/>
+        </w:rPr>
+        <w:t>Innovaccer</w:t>
+      </w:r>
+      <w:r>
+        <w:rPr>
+          <w:rFonts w:ascii="Arial" w:hAnsi="Arial"/>
+          <w:b w:val="0"/>
+          <w:i w:val="0"/>
+          <w:sz w:val="19"/>
+        </w:rPr>
+        <w:t xml:space="preserve"> (rund 340 Stellen, drittes Restrukturierungspaket binnen vier Jahren beim kalifornischen Healthtech-Einhorn, AI-native-Transition), bei </w:t>
+      </w:r>
+      <w:r>
+        <w:rPr>
+          <w:rFonts w:ascii="Arial" w:hAnsi="Arial"/>
+          <w:b w:val="0"/>
+          <w:i/>
+          <w:sz w:val="19"/>
+        </w:rPr>
+        <w:t>AI21 Labs</w:t>
+      </w:r>
+      <w:r>
+        <w:rPr>
+          <w:rFonts w:ascii="Arial" w:hAnsi="Arial"/>
+          <w:b w:val="0"/>
+          <w:i w:val="0"/>
+          <w:sz w:val="19"/>
+        </w:rPr>
+        <w:t xml:space="preserve"> (rund 110 von 180 Beschäftigten, &gt;60 %, nach gescheiterten Nebius-Übernahmegesprächen, Pivot zur Agent-Optimierungs­plattform </w:t>
+      </w:r>
+      <w:r>
+        <w:rPr>
+          <w:rFonts w:ascii="Arial" w:hAnsi="Arial"/>
+          <w:b w:val="0"/>
+          <w:i/>
+          <w:sz w:val="19"/>
+        </w:rPr>
+        <w:t>Maestro</w:t>
+      </w:r>
+      <w:r>
+        <w:rPr>
+          <w:rFonts w:ascii="Arial" w:hAnsi="Arial"/>
+          <w:b w:val="0"/>
+          <w:i w:val="0"/>
+          <w:sz w:val="19"/>
+        </w:rPr>
+        <w:t xml:space="preserve"> mit kommerzieller Partnerschaft Nebius/Wix) und bei </w:t>
+      </w:r>
+      <w:r>
+        <w:rPr>
+          <w:rFonts w:ascii="Arial" w:hAnsi="Arial"/>
+          <w:b w:val="0"/>
+          <w:i/>
+          <w:sz w:val="19"/>
+        </w:rPr>
+        <w:t>Meta</w:t>
+      </w:r>
+      <w:r>
+        <w:rPr>
+          <w:rFonts w:ascii="Arial" w:hAnsi="Arial"/>
+          <w:b w:val="0"/>
+          <w:i w:val="0"/>
+          <w:sz w:val="19"/>
+        </w:rPr>
+        <w:t xml:space="preserve"> (rund 8.000 Stellen, 10 % einer 78.865-köpfigen Belegschaft, plus 6.000 stornierte offene Stellenausschreibungen — effektive Reduktion 14.000 Positionen — bei Q1-2026-Rekord­umsatz von 56,31 Mrd. US-Dollar; Verlagerung von 7.000 Beschäftigten in KI-Initiativen; KI-Capex 2026 auf 115–145 Mrd. US-Dollar erhöht; Reorganisation in „AI-Pods" unter </w:t>
+      </w:r>
+      <w:r>
+        <w:rPr>
+          <w:rFonts w:ascii="Arial" w:hAnsi="Arial"/>
+          <w:b w:val="0"/>
+          <w:i/>
+          <w:sz w:val="19"/>
+        </w:rPr>
+        <w:t>Meta Superintelligence Labs</w:t>
+      </w:r>
+      <w:r>
+        <w:rPr>
+          <w:rFonts w:ascii="Arial" w:hAnsi="Arial"/>
+          <w:b w:val="0"/>
+          <w:i w:val="0"/>
+          <w:sz w:val="19"/>
+        </w:rPr>
+        <w:t xml:space="preserve"> von Chief AI Officer Alexandr Wang), des am 1. Mai 2026 von </w:t>
       </w:r>
       <w:r>
         <w:rPr>
@@ -10862,7 +11466,7 @@
         <w:color w:val="999999"/>
         <w:sz w:val="15"/>
       </w:rPr>
-      <w:t>Version 22.0 — Mai 2026 — CC BY 4.0</w:t>
+      <w:t>Version 23.0 — Mai 2026 — CC BY 4.0</w:t>
       <w:tab/>
       <w:t xml:space="preserve">Seite </w:t>
     </w:r>

--- a/KI-Ökonomie.docx
+++ b/KI-Ökonomie.docx
@@ -112,7 +112,7 @@
           <w:color w:val="666666"/>
           <w:sz w:val="18"/>
         </w:rPr>
-        <w:t>Version 22.0</w:t>
+        <w:t>Version 23.0</w:t>
       </w:r>
     </w:p>
     <w:p>
@@ -238,7 +238,7 @@
           <w:i w:val="0"/>
           <w:sz w:val="19"/>
         </w:rPr>
-        <w:t xml:space="preserve"> fällt auf den 2. Juli 2026; nach den am 7. Mai 2026 publizierten Programmkonditionen sind rund 8.500 Beschäftigte angebotsberechtigt, das Paket umfasst eine Cash-Einmalzahlung sowie eine bis zu fünfjährige Krankenversicherungs-Verlängerung und enthält keine Wettbewerbs- oder Beschäftigungsverbote. Im Zusammenspiel mit den am selben Tag bekräftigten Meta-Streichungen ordneten Wirtschaftsmedien (CNBC, 24. April 2026) die Welle erstmals als „AI-driven labor crisis" ein — ein Begriff, der den Übergang von Einzelfällen zu einer kumulativen Branchenerzählung markiert. Bis zur Wochenmitte des 25. April 2026 weisen Branchen-Tracker einen kumulierten Bestand von über 92.000 Tech-Stellenstreichungen für das laufende Jahr 2026 aus; eine Aktualisierung zum 2. Mai 2026 hebt die Marke nach Tracker-Methodik des SkillSyncer auf 113.863 betroffene Beschäftigte aus 179 erfassten Layoff-Ereignissen (durchschnittlich rund 933 Stellen pro Tag), während TrueUp parallel 95.878 Personen aus 249 Einzelmeldungen zählt; die Methodikspanne erklärt die unterschiedlichen Größenordnungen, das Niveau einer sechsstelligen Tech-Reduktion innerhalb von vier Monaten ist über alle Tracker hinweg konsistent. Eine erneute Aktualisierung zum 6. Mai 2026 zeigt, dass die TrueUp-Zählung weiter auf 119.721 betroffene Personen aus 265 Layoff-Meldungen gestiegen ist (rund 958 Stellen pro Tag), während SkillSyncer mit 113.863 Personen aus 179 Ereignissen weitgehend unverändert bleibt; eine Tagesfortschreibung der TrueUp-Methodik weist zum 7. Mai 2026 bereits 121.111 Personen aus 273 Layoff-Meldungen aus (rund 961 Personen pro Tag); die nochmalige Aktualisierung zum 8. Mai 2026 hebt die Marke nach den am Vortag angekündigten Cloudflare-Streichungen auf 127.411 betroffene Personen aus 283 Layoff-Meldungen (rund 1.003 Stellen pro Tag), wobei die zusätzlichen Meldungen primär aus den am 5./6. Mai 2026 angekündigten Stellenstreichungen bei </w:t>
+        <w:t xml:space="preserve"> fällt auf den 2. Juli 2026; nach den am 7. Mai 2026 publizierten Programmkonditionen sind rund 8.500 Beschäftigte angebotsberechtigt, das Paket umfasst eine Cash-Einmalzahlung sowie eine bis zu fünfjährige Krankenversicherungs-Verlängerung und enthält keine Wettbewerbs- oder Beschäftigungsverbote. Im Zusammenspiel mit den am selben Tag bekräftigten Meta-Streichungen ordneten Wirtschaftsmedien (CNBC, 24. April 2026) die Welle erstmals als „AI-driven labor crisis" ein — ein Begriff, der den Übergang von Einzelfällen zu einer kumulativen Branchenerzählung markiert. Bis zur Wochenmitte des 25. April 2026 weisen Branchen-Tracker einen kumulierten Bestand von über 92.000 Tech-Stellenstreichungen für das laufende Jahr 2026 aus; eine Aktualisierung zum 2. Mai 2026 hebt die Marke nach Tracker-Methodik des SkillSyncer auf 113.863 betroffene Beschäftigte aus 179 erfassten Layoff-Ereignissen (durchschnittlich rund 933 Stellen pro Tag), während TrueUp parallel 95.878 Personen aus 249 Einzelmeldungen zählt; die Methodikspanne erklärt die unterschiedlichen Größenordnungen, das Niveau einer sechsstelligen Tech-Reduktion innerhalb von vier Monaten ist über alle Tracker hinweg konsistent. Eine erneute Aktualisierung zum 6. Mai 2026 zeigt, dass die TrueUp-Zählung weiter auf 119.721 betroffene Personen aus 265 Layoff-Meldungen gestiegen ist (rund 958 Stellen pro Tag), während SkillSyncer mit 113.863 Personen aus 179 Ereignissen weitgehend unverändert bleibt; eine Tagesfortschreibung der TrueUp-Methodik weist zum 7. Mai 2026 bereits 121.111 Personen aus 273 Layoff-Meldungen aus (rund 961 Personen pro Tag); die nochmalige Aktualisierung zum 8. Mai 2026 hebt die Marke nach den am Vortag angekündigten Cloudflare-Streichungen auf 127.411 betroffene Personen aus 283 Layoff-Meldungen (rund 1.003 Stellen pro Tag); eine erneute Tagesfortschreibung zum 21. Mai 2026 dokumentiert 138.988 betroffene Personen aus 327 Layoff-Meldungen (rund 993 Personen pro Tag) und damit über drei Wochen einen anhaltenden Zugang von rund 11.500 Personen, was die Reihe 25. April → 2. Mai → 6.–8. Mai → 21. Mai 2026 erstmals zu einem kalendrischen Vier-Wochen-Vergleich ausweitet. Die zusätzlichen Meldungen sind primär aus den am 5./6. Mai 2026 angekündigten Stellenstreichungen bei </w:t>
       </w:r>
       <w:r>
         <w:rPr>
@@ -328,7 +328,61 @@
           <w:i w:val="0"/>
           <w:sz w:val="19"/>
         </w:rPr>
-        <w:t xml:space="preserve"> parallel zu den Q1-2026-Quartalszahlen (Umsatz +34 % gegenüber dem Vorjahr) angekündigten Streichung von rund 1.100 Stellen — etwa 20 % der globalen Belegschaft — als Übergang zu einem „agentic AI-first operating model" gespeist sind; der gemeinsame Mitarbeitendenbrief von Vorstandsvorsitzendem Matthew Prince und Mitgründerin Michelle Zatlyn („Building for the future") begründet die Reduktion ausdrücklich nicht als Kostenmaßnahme oder leistungsabhängige Auswahl, sondern als strukturelle Anpassung an einen über das Quartal um rund 600 % gestiegenen unternehmensinternen KI-Einsatz; das Restrukturierungsvolumen wird mit 140 bis 150 Millionen US-Dollar im zweiten Quartal beziffert, ausscheidende Beschäftigte erhalten ihre Grundvergütung bis Ende 2026, US-Beschäftigte zusätzlich Krankenversicherungsschutz bis Jahresende und Equity-Vesting bis 15. August 2026; der Aktienkurs gab nach Bekanntgabe rund 18 % ab. Eine Aggregat-Bestätigung dieser Welle liefert der </w:t>
+        <w:t xml:space="preserve"> parallel zu den Q1-2026-Quartalszahlen (Umsatz +34 % gegenüber dem Vorjahr) angekündigten Streichung von rund 1.100 Stellen — etwa 20 % der globalen Belegschaft — als Übergang zu einem „agentic AI-first operating model" gespeist sind; der gemeinsame Mitarbeitendenbrief von Vorstandsvorsitzendem Matthew Prince und Mitgründerin Michelle Zatlyn („Building for the future") begründet die Reduktion ausdrücklich nicht als Kostenmaßnahme oder leistungsabhängige Auswahl, sondern als strukturelle Anpassung an einen über das Quartal um rund 600 % gestiegenen unternehmensinternen KI-Einsatz; das Restrukturierungsvolumen wird mit 140 bis 150 Millionen US-Dollar im zweiten Quartal beziffert, ausscheidende Beschäftigte erhalten ihre Grundvergütung bis Ende 2026, US-Beschäftigte zusätzlich Krankenversicherungsschutz bis Jahresende und Equity-Vesting bis 15. August 2026; der Aktienkurs gab nach Bekanntgabe rund 18 % ab. Eine erneute Verdichtung der KI-getriebenen Restrukturierungswelle dokumentiert der 20. Mai 2026: An diesem Tag haben </w:t>
+      </w:r>
+      <w:r>
+        <w:rPr>
+          <w:rFonts w:ascii="Arial" w:hAnsi="Arial"/>
+          <w:b w:val="0"/>
+          <w:i/>
+          <w:sz w:val="19"/>
+        </w:rPr>
+        <w:t>Meta</w:t>
+      </w:r>
+      <w:r>
+        <w:rPr>
+          <w:rFonts w:ascii="Arial" w:hAnsi="Arial"/>
+          <w:b w:val="0"/>
+          <w:i w:val="0"/>
+          <w:sz w:val="19"/>
+        </w:rPr>
+        <w:t xml:space="preserve"> parallel zu einem Q1-2026-Umsatz von 56,3 Milliarden US-Dollar den Versand individueller Layoff-Benachrichtigungen an rund 8.000 Beschäftigte (etwa zehn Prozent der globalen Belegschaft) eingeleitet sowie zusätzlich rund 6.000 offene Stellenausschreibungen gestrichen, womit sich die effektive Belegschaftsreduktion auf rund 14.000 Stellen summiert; zugleich hat Meta seine Konzern-Capex-Prognose für 2026 von zuvor 115–135 Milliarden US-Dollar auf 125–145 Milliarden US-Dollar nach oben angepasst (Begründung: Komponentenkostendruck, zusätzliche Rechenzentrumskosten, neuer CoreWeave-Vertrag über 21 Milliarden US-Dollar, Joint-Venture-Verpflichtung mit Nebius über 27 Milliarden US-Dollar für einen Gigawatt-skalierten Rechenzentrumsstandort in Louisiana), das Severance-Paket umfasst sechzehn Wochen Grundvergütung zuzüglich zwei Wochen je Dienstjahr sowie achtzehn Monate Krankenversicherungsverlängerung, rund 7.000 Beschäftigte sollen parallel in neu zugeschnittene AI-Pods („Applied AI Engineering", „Agent Transformation Accelerator XFN", „Central Analytics") verschoben werden; CEO Mark Zuckerberg hat die Reduktion in einer internen Townhall ausdrücklich als „Capex-Maßnahme, nicht als KI-Produktivitäts-Maßnahme" begründet. Am selben Tag hat </w:t>
+      </w:r>
+      <w:r>
+        <w:rPr>
+          <w:rFonts w:ascii="Arial" w:hAnsi="Arial"/>
+          <w:b w:val="0"/>
+          <w:i/>
+          <w:sz w:val="19"/>
+        </w:rPr>
+        <w:t>Intuit</w:t>
+      </w:r>
+      <w:r>
+        <w:rPr>
+          <w:rFonts w:ascii="Arial" w:hAnsi="Arial"/>
+          <w:b w:val="0"/>
+          <w:i w:val="0"/>
+          <w:sz w:val="19"/>
+        </w:rPr>
+        <w:t xml:space="preserve"> den Abbau von rund 3.000 Stellen — etwa siebzehn Prozent der weltweit 18.200 Beschäftigten — im Rahmen einer KI-induzierten Reorganisation angekündigt (Restrukturierungsaufwand 300–340 Millionen US-Dollar; Schließung der Standorte Reno und Woodland Hills; letzter US-Beschäftigungstag 31. Juli 2026; Severance 16 Wochen + 2 Wochen je Dienstjahr); parallel hat Intuit Mehrjahresverträge mit OpenAI und Anthropic abgeschlossen, um deren Modelle in TurboTax und QuickBooks zu integrieren — CEO Sasan Goodarzi hat im Folgeinterview die Reduktion ausdrücklich „nicht primär mit KI", sondern mit der Reduktion organisatorischer Komplexität begründet, was den Befund der </w:t>
+      </w:r>
+      <w:r>
+        <w:rPr>
+          <w:rFonts w:ascii="Arial" w:hAnsi="Arial"/>
+          <w:b w:val="0"/>
+          <w:i/>
+          <w:sz w:val="19"/>
+        </w:rPr>
+        <w:t>Washington-Post</w:t>
+      </w:r>
+      <w:r>
+        <w:rPr>
+          <w:rFonts w:ascii="Arial" w:hAnsi="Arial"/>
+          <w:b w:val="0"/>
+          <w:i w:val="0"/>
+          <w:sz w:val="19"/>
+        </w:rPr>
+        <w:t xml:space="preserve">-Differenzierung vom 1. Mai 2026 zusätzlich stützt, dass auch innerhalb derselben Tagesankündigung die Kausalattribution zwischen KI-Verdrängung und Konsolidierungslogik strittig bleibt. Eine Aggregat-Bestätigung dieser Welle liefert der </w:t>
       </w:r>
       <w:r>
         <w:rPr>
@@ -2128,7 +2182,25 @@
           <w:i w:val="0"/>
           <w:sz w:val="19"/>
         </w:rPr>
-        <w:t xml:space="preserve"> Eine rein nationale Lösung kann mit der Warenverkehrsfreiheit, der Dienstleistungsfreiheit und der Niederlassungsfreiheit in Konflikt geraten. Eine Regelung, die nur inländische Roboterbetreiber trifft, während grenzüberschreitende KI-Dienstleistungen unbesteuert bleiben, wäre diskriminierungsrechtlich problematisch und praktisch kaum durchsetzbar. Der EU AI Act (Verordnung 2024/1689) schafft ab dem 2. August 2026 einen unionsweit einheitlichen Regulierungsrahmen für KI-Systeme (Hochrisiko-Systeme gemäß Anhang III, Transparenzpflichten nach Art. 50, Durchsetzungsregime); dies legt einen einheitlichen Definitionsrahmen, der steuerpolitische Anknüpfungen an KI-Systemklassen mittelfristig erleichtern kann, ohne selbst steuerrechtliche Wirkung zu entfalten. Die Europäische Kommission hat am 19. November 2025 mit dem „Digital Omnibus on AI" einen Vereinfachungsvorschlag vorgelegt, den das Europäische Parlament am 16. März 2026 im Ausschuss und am 23. März 2026 im Plenum unterstützt hat. Er sieht eine Verschiebung der Hochrisiko-Pflichten vor — je nach Systemtyp bis maximal zum 2. Dezember 2027 bzw. 2. August 2028 — und koppelt ihre Anwendbarkeit an die Verfügbarkeit harmonisierter Normen; zudem wird die Kennzeichnungspflicht für KI-generierte Inhalte (Art. 50) bis zum 2. November 2026 verlängert. Die Kommissionsdurchsetzungsbefugnisse gegenüber Anbietern von Allzweck-KI-Modellen (GPAI) treten wie vorgesehen am 2. August 2026 in Kraft. Parlament und Rat haben die Trilogverhandlungen aufgenommen; der zweite Trilogtermin am 28. April 2026 endete nach Berichterstattung von IAPP und A&amp;O Shearman ohne Einigung — Streitpunkt war primär das Verhältnis zwischen AI Act und sektorspezifischen EU-Regelungen für eingebettete KI-Systeme (Anhang I) sowie die Rechtsgrundlage für die Verarbeitung personenbezogener Daten zur Bias-Erkennung. Beide Institutionen konvergieren auf Stichtage 2. Dezember 2027 (Anhang III) und 2. August 2028 (Anhang I) für die Hochrisiko-Pflichten. Die nächste Trilogrunde ist auf den 13. Mai 2026 terminiert; Ziel bleibt eine förmliche Verabschiedung vor dem ursprünglichen Stichtag am 2. August 2026. Die zypriotische Ratspräsidentschaft hat sich vorgenommen, das Dossier vor Ablauf ihrer Amtszeit am 30. Juni 2026 abzuschließen; gelingt das nicht, übernimmt zur zweiten Jahreshälfte 2026 die irische Präsidentschaft. Scheitert die Einigung bis zum 2. August 2026, würden die Hochrisiko-Pflichten in ihrer ursprünglich vorgesehenen Fassung anwendbar. Für die Steuerdebatte folgt daraus, dass der zeitliche Vorlauf für KI-Definitionen aus dem AI Act enger als ursprünglich gedacht ist — eine mittelfristige Anknüpfung steuerlicher Tatbestände an AI-Act-Kategorien bleibt möglich, setzt aber voraus, dass die Normenlandschaft nach 2027 verlässlich vorliegt.</w:t>
+        <w:t xml:space="preserve"> Eine rein nationale Lösung kann mit der Warenverkehrsfreiheit, der Dienstleistungsfreiheit und der Niederlassungsfreiheit in Konflikt geraten. Eine Regelung, die nur inländische Roboterbetreiber trifft, während grenzüberschreitende KI-Dienstleistungen unbesteuert bleiben, wäre diskriminierungsrechtlich problematisch und praktisch kaum durchsetzbar. Der EU AI Act (Verordnung 2024/1689) schafft ab dem 2. August 2026 einen unionsweit einheitlichen Regulierungsrahmen für KI-Systeme (Hochrisiko-Systeme gemäß Anhang III, Transparenzpflichten nach Art. 50, Durchsetzungsregime); dies legt einen einheitlichen Definitionsrahmen, der steuerpolitische Anknüpfungen an KI-Systemklassen mittelfristig erleichtern kann, ohne selbst steuerrechtliche Wirkung zu entfalten. Die Europäische Kommission hat am 19. November 2025 mit dem „Digital Omnibus on AI" einen Vereinfachungsvorschlag vorgelegt, den das Europäische Parlament am 16. März 2026 im Ausschuss und am 23. März 2026 im Plenum unterstützt hat. Er sieht eine Verschiebung der Hochrisiko-Pflichten vor — je nach Systemtyp bis maximal zum 2. Dezember 2027 bzw. 2. August 2028 — und koppelt ihre Anwendbarkeit an die Verfügbarkeit harmonisierter Normen; zudem wird die Kennzeichnungspflicht für KI-generierte Inhalte (Art. 50) bis zum 2. November 2026 verlängert. Die Kommissionsdurchsetzungsbefugnisse gegenüber Anbietern von Allzweck-KI-Modellen (GPAI) treten wie vorgesehen am 2. August 2026 in Kraft. Parlament und Rat haben die Trilogverhandlungen aufgenommen; der zweite Trilogtermin am 28. April 2026 endete nach Berichterstattung von IAPP und A&amp;O Shearman ohne Einigung — Streitpunkt war primär das Verhältnis zwischen AI Act und sektorspezifischen EU-Regelungen für eingebettete KI-Systeme (Anhang I) sowie die Rechtsgrundlage für die Verarbeitung personenbezogener Daten zur Bias-Erkennung. Beide Institutionen konvergieren auf Stichtage 2. Dezember 2027 (Anhang III) und 2. August 2028 (Anhang I) für die Hochrisiko-Pflichten. In der Nacht zum 7. Mai 2026 hat eine dritte, rund neunstündige Trilogrunde nach Berichterstattung von IAPP, Bird &amp; Bird, White &amp; Case, Baker Botts und der Pressemitteilung 299/26 des Rats der EU vom 7. Mai 2026 (Ratspräsidentschaft Zypern / Berichterstatter Brando Benifei und Michael McNamara) eine </w:t>
+      </w:r>
+      <w:r>
+        <w:rPr>
+          <w:rFonts w:ascii="Arial" w:hAnsi="Arial"/>
+          <w:b w:val="0"/>
+          <w:i/>
+          <w:sz w:val="19"/>
+        </w:rPr>
+        <w:t>vorläufige politische Einigung</w:t>
+      </w:r>
+      <w:r>
+        <w:rPr>
+          <w:rFonts w:ascii="Arial" w:hAnsi="Arial"/>
+          <w:b w:val="0"/>
+          <w:i w:val="0"/>
+          <w:sz w:val="19"/>
+        </w:rPr>
+        <w:t xml:space="preserve"> erzielt: Die Anwendung der Hochrisiko-Pflichten wird verbindlich verschoben (2. Dezember 2027 für Anhang III, 2. August 2028 für Anhang I), die Konformitätsbewertungs-Architektur für eingebettete KI-Systeme nach Anhang I wird geklärt, die Frist für die Einrichtung von KI-Regulatory-Sandboxes durch nationale Behörden auf den 2. August 2027 verschoben, die Übergangsfrist für die Transparenzpflichten zur Kennzeichnung synthetischer Inhalte nach Art. 50 von sechs auf drei Monate verkürzt (neuer Stichtag 2. Dezember 2026) und ein neuer Art. 5-Verbotstatbestand für KI-Systeme zur Erzeugung von Material sexuellen Kindsmissbrauchs oder nicht-einvernehmlicher intimer Inhalte (CSAM/Deepfakes) eingeführt. Die förmliche Annahme durch Rat und Parlament wird nach legal-linguistischer Revision in den Wochen vor dem 2. August 2026 erwartet; bis dahin würden die Hochrisiko-Pflichten in ihrer ursprünglich vorgesehenen Fassung anwendbar. Die zypriotische Ratspräsidentschaft hat damit ihr selbstgestecktes Ziel erreicht, das Dossier vor Ablauf ihrer Amtszeit am 30. Juni 2026 zu schließen. Für die Steuerdebatte folgt daraus, dass der zeitliche Vorlauf für KI-Definitionen aus dem AI Act enger als ursprünglich gedacht ist — eine mittelfristige Anknüpfung steuerlicher Tatbestände an AI-Act-Kategorien bleibt möglich, setzt aber voraus, dass die Normenlandschaft nach 2027 verlässlich vorliegt.</w:t>
       </w:r>
     </w:p>
     <w:p>
@@ -3055,7 +3127,43 @@
           <w:i w:val="0"/>
           <w:sz w:val="19"/>
         </w:rPr>
-        <w:t xml:space="preserve"> zur Stützung verdrängter Beschäftigter. Die Position ergänzt die in § 3.3 (de la Feria) und § 3.4 (IW Köln/Hentze) referierten ökonomischen Einwände um eine prominente publizistische Stimme aus der Wirtschaftspresse — und liefert damit für die in Kapitel 10 zu treffende Bewertung das spiegelbildliche Pendant zu den OpenAI-/Sanders-Vorschlägen aus demselben Zeitfenster.</w:t>
+        <w:t xml:space="preserve"> zur Stützung verdrängter Beschäftigter. Die Position ergänzt die in § 3.3 (de la Feria) und § 3.4 (IW Köln/Hentze) referierten ökonomischen Einwände um eine prominente publizistische Stimme aus der Wirtschaftspresse — und liefert damit für die in Kapitel 10 zu treffende Bewertung das spiegelbildliche Pendant zu den OpenAI-/Sanders-Vorschlägen aus demselben Zeitfenster. Eine inhaltlich verwandte, aber stärker steuerbasentheoretisch argumentierende Folgeposition hat die </w:t>
+      </w:r>
+      <w:r>
+        <w:rPr>
+          <w:rFonts w:ascii="Arial" w:hAnsi="Arial"/>
+          <w:b w:val="0"/>
+          <w:i/>
+          <w:sz w:val="19"/>
+        </w:rPr>
+        <w:t>Information Technology and Innovation Foundation</w:t>
+      </w:r>
+      <w:r>
+        <w:rPr>
+          <w:rFonts w:ascii="Arial" w:hAnsi="Arial"/>
+          <w:b w:val="0"/>
+          <w:i w:val="0"/>
+          <w:sz w:val="19"/>
+        </w:rPr>
+        <w:t xml:space="preserve"> (ITIF) am 14. Mai 2026 unter dem Titel </w:t>
+      </w:r>
+      <w:r>
+        <w:rPr>
+          <w:rFonts w:ascii="Arial" w:hAnsi="Arial"/>
+          <w:b w:val="0"/>
+          <w:i/>
+          <w:sz w:val="19"/>
+        </w:rPr>
+        <w:t>„AI Is Not Going to Reduce Labor's Share of Income or Destroy the Tax Base"</w:t>
+      </w:r>
+      <w:r>
+        <w:rPr>
+          <w:rFonts w:ascii="Arial" w:hAnsi="Arial"/>
+          <w:b w:val="0"/>
+          <w:i w:val="0"/>
+          <w:sz w:val="19"/>
+        </w:rPr>
+        <w:t xml:space="preserve"> (Robert D. Atkinson) vorgelegt: Eine fiskalisch motivierte „Modernisierung" der Steuerbasis in Erwartung einer dauerhaft sinkenden Lohnquote sei unbegründet, weil Verdrängte historisch in neue Berufsfelder gewechselt seien und die Anpassung des Steuersystems an eine erst hypothetische Lohnquoten-Erosion die Diffusion von KI in der US-Wirtschaft selbst verlangsamen würde; Empfehlung im Konjunktiv ist stattdessen, die KI-Diffusion zu beschleunigen und Übergänge durch Qualifizierung zu unterstützen. Bloomberg-Editorial und ITIF-Stellungnahme markieren damit gemeinsam das publizistisch-/think-tank-seitige Gegengewicht zur Sanders-/OpenAI-Linie aus dem Zeitfenster April–Mai 2026.</w:t>
       </w:r>
     </w:p>
     <w:p>
@@ -8718,6 +8826,88 @@
           <w:i w:val="0"/>
           <w:sz w:val="19"/>
         </w:rPr>
+        <w:t xml:space="preserve">Rat der EU (Pressemitteilung 299/26) / IAPP / Bird &amp; Bird / White &amp; Case / Baker Botts. (7. Mai 2026). </w:t>
+      </w:r>
+      <w:r>
+        <w:rPr>
+          <w:rFonts w:ascii="Arial" w:hAnsi="Arial"/>
+          <w:b w:val="0"/>
+          <w:i/>
+          <w:sz w:val="19"/>
+        </w:rPr>
+        <w:t>Artificial intelligence: Council and Parliament agree to simplify and streamline rules / Digital Omnibus on AI Provisional Agreement Reached at the May Trilogue / EU agrees Digital Omnibus deal to simplify AI rules / EU Parliament and Council of EU Provisionally Agree on Amendments to EU AI Act.</w:t>
+      </w:r>
+      <w:r>
+        <w:rPr>
+          <w:rFonts w:ascii="Arial" w:hAnsi="Arial"/>
+          <w:b w:val="0"/>
+          <w:i w:val="0"/>
+          <w:sz w:val="19"/>
+        </w:rPr>
+        <w:t xml:space="preserve"> Vorläufige politische Einigung im dritten politischen Trilogtermin (rund neunstündige Verhandlung in der Nacht zum 7. Mai 2026): Anwendung Hochrisiko-Pflichten verschoben (2. Dezember 2027 Anhang III, 2. August 2028 Anhang I), Konformitätsbewertungs-Architektur für Anhang I geklärt, Regulatory-Sandboxes-Frist auf 2. August 2027, Transparenz-Übergangsfrist nach Art. 50 von sechs auf drei Monate verkürzt (neuer Stichtag 2. Dezember 2026), neuer Art. 5-Verbotstatbestand für KI-Systeme zur Erzeugung von Material sexuellen Kindsmissbrauchs und nicht-einvernehmlicher intimer Inhalte (CSAM/Deepfakes); förmliche Annahme nach legal-linguistischer Revision vor dem 2. August 2026 erwartet. https://www.consilium.europa.eu/en/press/press-releases/2026/05/07/artificial-intelligence-council-and-parliament-agree-to-simplify-and-streamline-rules/ | https://www.twobirds.com/en/insights/2026/digital-omnibus-on-ai-provisional-agreement-reached-at-the-may-trilogue | https://www.whitecase.com/insight-alert/eu-agrees-digital-omnibus-deal-simplify-ai-rules | https://iapp.org/news/a/eu-agrees-to-amend-ai-act-clarifies-overlap-with-machinery-rules</w:t>
+      </w:r>
+    </w:p>
+    <w:p>
+      <w:pPr>
+        <w:jc w:val="both"/>
+      </w:pPr>
+      <w:r>
+        <w:rPr>
+          <w:rFonts w:ascii="Arial" w:hAnsi="Arial"/>
+          <w:b w:val="0"/>
+          <w:i w:val="0"/>
+          <w:sz w:val="19"/>
+        </w:rPr>
+        <w:t xml:space="preserve">Information Technology and Innovation Foundation (ITIF) / Robert D. Atkinson. (14. Mai 2026). </w:t>
+      </w:r>
+      <w:r>
+        <w:rPr>
+          <w:rFonts w:ascii="Arial" w:hAnsi="Arial"/>
+          <w:b w:val="0"/>
+          <w:i/>
+          <w:sz w:val="19"/>
+        </w:rPr>
+        <w:t>AI Is Not Going to Reduce Labor's Share of Income or Destroy the Tax Base.</w:t>
+      </w:r>
+      <w:r>
+        <w:rPr>
+          <w:rFonts w:ascii="Arial" w:hAnsi="Arial"/>
+          <w:b w:val="0"/>
+          <w:i w:val="0"/>
+          <w:sz w:val="19"/>
+        </w:rPr>
+        <w:t xml:space="preserve"> Wirtschafts- und steuerpolitische Stellungnahme; Empfehlung, die Steuerbasis nicht in Erwartung einer dauerhaft sinkenden Lohnquote umzubauen, sondern KI-Diffusion und Qualifizierung zu unterstützen — inhaltlich verwandt mit dem </w:t>
+      </w:r>
+      <w:r>
+        <w:rPr>
+          <w:rFonts w:ascii="Arial" w:hAnsi="Arial"/>
+          <w:b w:val="0"/>
+          <w:i/>
+          <w:sz w:val="19"/>
+        </w:rPr>
+        <w:t>Bloomberg-Editorial</w:t>
+      </w:r>
+      <w:r>
+        <w:rPr>
+          <w:rFonts w:ascii="Arial" w:hAnsi="Arial"/>
+          <w:b w:val="0"/>
+          <w:i w:val="0"/>
+          <w:sz w:val="19"/>
+        </w:rPr>
+        <w:t xml:space="preserve"> vom 29. April 2026 als Gegenposition zur Sanders-/OpenAI-Linie. https://itif.org/publications/2026/05/14/ai-not-going-reduce-labors-share-of-income-or-destroy-tax-base/</w:t>
+      </w:r>
+    </w:p>
+    <w:p>
+      <w:pPr>
+        <w:jc w:val="both"/>
+      </w:pPr>
+      <w:r>
+        <w:rPr>
+          <w:rFonts w:ascii="Arial" w:hAnsi="Arial"/>
+          <w:b w:val="0"/>
+          <w:i w:val="0"/>
+          <w:sz w:val="19"/>
+        </w:rPr>
         <w:t>Europäische Union. (2024). Verordnung (EU) 2024/1689 des Europäischen Parlaments und des Rates vom 13. Juni 2024 zur Festlegung harmonisierter Vorschriften für künstliche Intelligenz (</w:t>
       </w:r>
       <w:r>
@@ -10105,6 +10295,102 @@
           <w:i w:val="0"/>
           <w:sz w:val="19"/>
         </w:rPr>
+        <w:t xml:space="preserve">TrueUp. (Stand 21. Mai 2026). </w:t>
+      </w:r>
+      <w:r>
+        <w:rPr>
+          <w:rFonts w:ascii="Arial" w:hAnsi="Arial"/>
+          <w:b w:val="0"/>
+          <w:i/>
+          <w:sz w:val="19"/>
+        </w:rPr>
+        <w:t>Tech Layoffs Tracker — Tagesfortschreibung: 138.988 Personen aus 327 Layoff-Meldungen (rund 993 Personen pro Tag); Zugang gegenüber dem 8. Mai 2026 rund 11.500 Personen, gegenüber 2025-Gesamtjahr-Rate (245.953 Personen aus 783 Meldungen / 674 pro Tag) klare Pro-Tag-Beschleunigung.</w:t>
+      </w:r>
+      <w:r>
+        <w:rPr>
+          <w:rFonts w:ascii="Arial" w:hAnsi="Arial"/>
+          <w:b w:val="0"/>
+          <w:i w:val="0"/>
+          <w:sz w:val="19"/>
+        </w:rPr>
+        <w:t xml:space="preserve"> https://www.trueup.io/layoffs</w:t>
+      </w:r>
+    </w:p>
+    <w:p>
+      <w:pPr>
+        <w:jc w:val="both"/>
+      </w:pPr>
+      <w:r>
+        <w:rPr>
+          <w:rFonts w:ascii="Arial" w:hAnsi="Arial"/>
+          <w:b w:val="0"/>
+          <w:i w:val="0"/>
+          <w:sz w:val="19"/>
+        </w:rPr>
+        <w:t xml:space="preserve">NPR / TechCrunch / Reuters / TheNextWeb / Benzinga / Tom's Hardware / 24/7 Wall St. (20. Mai 2026). </w:t>
+      </w:r>
+      <w:r>
+        <w:rPr>
+          <w:rFonts w:ascii="Arial" w:hAnsi="Arial"/>
+          <w:b w:val="0"/>
+          <w:i/>
+          <w:sz w:val="19"/>
+        </w:rPr>
+        <w:t>Meta slashes 8,000 jobs as it pivots towards AI / Meta cuts 8,000 jobs and cancels 6,000 open roles as $135B AI spending reshapes the company from the inside / Zuckerberg tells Meta employees the layoffs are about capex, not AI productivity / Mark Zuckerberg says Meta is cutting 8,000 jobs to pay for AI infrastructure.</w:t>
+      </w:r>
+      <w:r>
+        <w:rPr>
+          <w:rFonts w:ascii="Arial" w:hAnsi="Arial"/>
+          <w:b w:val="0"/>
+          <w:i w:val="0"/>
+          <w:sz w:val="19"/>
+        </w:rPr>
+        <w:t xml:space="preserve"> Versand der Layoff-Benachrichtigungen an rund 8.000 Beschäftigte (etwa 10 % der globalen Belegschaft) bei parallelem Q1-2026-Umsatz von 56,3 Mrd. USD; Streichung weiterer ca. 6.000 offener Stellenausschreibungen (effektive Reduktion ≈ 14.000); Konzern-Capex-Prognose 2026 von 115–135 auf 125–145 Mrd. USD erhöht (CoreWeave 21 Mrd. USD, Nebius-Joint-Venture 27 Mrd. USD, Louisiana-Gigawatt-Rechenzentrum); Severance 16 Wochen + 2 Wochen je Dienstjahr, 18 Monate Krankenversicherung; rund 7.000 Beschäftigte parallel in AI-Pods („Applied AI Engineering", „Agent Transformation Accelerator XFN", „Central Analytics") verschoben; CEO Mark Zuckerberg in interner Townhall: Reduktion sei „Capex-Maßnahme, nicht KI-Produktivitäts-Maßnahme". https://www.npr.org/2026/05/20/nx-s1-5826917/meta-layoffs-ai-jobs | https://thenextweb.com/news/meta-layoffs-8000-ai-restructuring-may-2026 | https://thenextweb.com/news/zuckerberg-town-hall-meta-layoffs-capex-cost-centres | https://www.benzinga.com/Opinion/26/05/52650691/meta-8000-job-cuts-not-a-crisis-just-a-145-billion-ai-bill | https://www.tomshardware.com/tech-industry/big-tech/mark-zuckerberg-says-meta-is-cutting-8000-jobs-to-pay-for-ai-infrastructure</w:t>
+      </w:r>
+    </w:p>
+    <w:p>
+      <w:pPr>
+        <w:jc w:val="both"/>
+      </w:pPr>
+      <w:r>
+        <w:rPr>
+          <w:rFonts w:ascii="Arial" w:hAnsi="Arial"/>
+          <w:b w:val="0"/>
+          <w:i w:val="0"/>
+          <w:sz w:val="19"/>
+        </w:rPr>
+        <w:t xml:space="preserve">TechCrunch / CNBC / Fast Company / PYMNTS / KTVU / Human Resources Director. (20. Mai 2026). </w:t>
+      </w:r>
+      <w:r>
+        <w:rPr>
+          <w:rFonts w:ascii="Arial" w:hAnsi="Arial"/>
+          <w:b w:val="0"/>
+          <w:i/>
+          <w:sz w:val="19"/>
+        </w:rPr>
+        <w:t>Intuit to lay off over 3,000 employees to refocus on AI / Intuit CEO says company's 17% workforce cut had „nothing to do with AI" / Intuit layoffs today: Stock takes a dive as company cuts 17% of jobs, citing AI acceleration / Intuit slashes staff, signs deals with Anthropic and Open AI.</w:t>
+      </w:r>
+      <w:r>
+        <w:rPr>
+          <w:rFonts w:ascii="Arial" w:hAnsi="Arial"/>
+          <w:b w:val="0"/>
+          <w:i w:val="0"/>
+          <w:sz w:val="19"/>
+        </w:rPr>
+        <w:t xml:space="preserve"> Streichung von rund 3.000 Stellen (etwa 17 % der weltweit 18.200 Beschäftigten); Restrukturierungsaufwand 300–340 Mio. USD im laufenden Quartal; Schließung der Standorte Reno und Woodland Hills; letzter US-Beschäftigungstag 31. Juli 2026; Severance 16 Wochen + 2 Wochen je Dienstjahr; parallel angekündigte Mehrjahres-Modellverträge mit OpenAI und Anthropic zur Integration in TurboTax und QuickBooks; CEO-Statement zur „Reduktion organisatorischer Komplexität", nicht primär KI-Verdrängung — konzernintern jedoch unmittelbar an den AI-Pivot gekoppelt. https://techcrunch.com/2026/05/20/intuit-to-lay-off-over-3000-employees-to-refocus-on-ai/ | https://www.cnbc.com/2026/05/20/intuit-ceo-says-companys-17percent-workforce-cut-had-nothing-to-do-with-ai.html | https://www.cnbc.com/2026/05/20/intuit-intu-q3-earnings-report-2026-company-cutting-17percent-of-staff.html | https://www.pymnts.com/business/2026/intuit-to-cut-17percent-of-workforce-in-shift-toward-ai/ | https://www.hcamag.com/us/specialization/transformation/intuit-slashes-staff-signs-deals-with-anthropic-and-open-ai/576021</w:t>
+      </w:r>
+    </w:p>
+    <w:p>
+      <w:pPr>
+        <w:jc w:val="both"/>
+      </w:pPr>
+      <w:r>
+        <w:rPr>
+          <w:rFonts w:ascii="Arial" w:hAnsi="Arial"/>
+          <w:b w:val="0"/>
+          <w:i w:val="0"/>
+          <w:sz w:val="19"/>
+        </w:rPr>
         <w:t xml:space="preserve">CNBC / Bloomberg / AOL / The Register. (7./8. Mai 2026). </w:t>
       </w:r>
       <w:r>
@@ -10566,7 +10852,7 @@
           <w:i w:val="0"/>
           <w:sz w:val="19"/>
         </w:rPr>
-        <w:t xml:space="preserve"> Dieses Arbeitspapier gibt den Stand Anfang Mai 2026 (Schnitt am 8. Mai 2026 — Lauf 001 vom 8. Mai 2026) wieder. Die Debatte entwickelt sich dynamisch, insbesondere im Zuge der OpenAI-Strategiepapiere und der Eröffnung des OpenAI Workshop in Washington, D.C. im Mai 2026, des Erstdurchgangs des GKV-Beitragssatzstabilisierungsgesetzes in der 1065. Bundesratssitzung am 8. Mai 2026 mit 79 Tagesordnungspunkten (Kabinettsbeschluss 29. April 2026, parlamentarische Behandlung vor der Sommerpause 2026 angekündigt), der laufenden Trilog-Verhandlungen zum Digital Omnibus on AI (zweite Runde 28. April 2026 ohne Einigung; nächste Runde 13. Mai 2026 — Knackpunkt ist nicht die Verschiebung der Hochrisiko-Pflichten, sondern die Konformitätsbewertungs-Architektur für Anhang I; die zypriotische Ratspräsidentschaft strebt einen Abschluss vor Ablauf ihrer Amtszeit am 30. Juni 2026 an, andernfalls übernimmt die irische Präsidentschaft), der am 5. Mai 2026 erfolgten Arraignment-Verhandlung im Altman-Verfahren mit „nicht schuldig"-Plädoyer und angeordneter psychiatrischer Begutachtung, des am 7. Mai 2026 versandten individuellen Microsoft-Buyout-Angebots (Annahmefrist 8. Juni 2026, VRSAR-Unterzeichnung 9.–22. Juni 2026, bis zu fünfjährige Krankenversicherungs-Verlängerung), des am 1. Mai 2026 vom Connecticut-Repräsentantenhaus mit 131 zu 17 Stimmen verabschiedeten </w:t>
+        <w:t xml:space="preserve"> Dieses Arbeitspapier gibt den Stand Mitte/Ende Mai 2026 (Schnitt am 21. Mai 2026 — Lauf 001 vom 21. Mai 2026) wieder. Die Debatte entwickelt sich dynamisch, insbesondere im Zuge der OpenAI-Strategiepapiere und der Eröffnung des OpenAI Workshop in Washington, D.C. im Mai 2026, des Erstdurchgangs des GKV-Beitragssatzstabilisierungsgesetzes in der 1065. Bundesratssitzung am 8. Mai 2026 mit 79 Tagesordnungspunkten (Kabinettsbeschluss 29. April 2026, parlamentarische Behandlung vor der Sommerpause 2026 angekündigt), der vorläufigen politischen Einigung im dritten Trilogtermin zum Digital Omnibus on AI in der Nacht zum 7. Mai 2026 (Pressemitteilung Rat der EU 299/26 vom 7. Mai 2026) mit verbindlich verschobenen Hochrisiko-Stichtagen 2. Dezember 2027 (Anhang III) und 2. August 2028 (Anhang I), geklärter Konformitätsbewertungs-Architektur für Anhang I, Regulatory-Sandboxes-Frist auf 2. August 2027, einer auf drei Monate verkürzten Übergangsfrist für die Transparenzpflichten nach Art. 50 (neuer Stichtag 2. Dezember 2026) und einem neuen Art. 5-Verbotstatbestand für KI-Systeme zur Erzeugung von CSAM und nicht-einvernehmlichen intimen Inhalten — formelle Annahme nach legal-linguistischer Revision vor dem 2. August 2026 erwartet, der am 5. Mai 2026 erfolgten Arraignment-Verhandlung im Altman-Verfahren mit „nicht schuldig"-Plädoyer und angeordneter psychiatrischer Begutachtung, des am 7. Mai 2026 versandten individuellen Microsoft-Buyout-Angebots (Annahmefrist 8. Juni 2026, VRSAR-Unterzeichnung 9.–22. Juni 2026, bis zu fünfjährige Krankenversicherungs-Verlängerung), des am 1. Mai 2026 vom Connecticut-Repräsentantenhaus mit 131 zu 17 Stimmen verabschiedeten </w:t>
       </w:r>
       <w:r>
         <w:rPr>
@@ -10710,7 +10996,7 @@
           <w:i w:val="0"/>
           <w:sz w:val="19"/>
         </w:rPr>
-        <w:t xml:space="preserve"> auf 100 % bei zugleich ablehnender Position des Finanzministeriums, der revidierten IAB-Frühjahrsprognose vom 24. März 2026 (Erwerbstätigkeit −90.000, BIP +0,8 % bei 0,2 bis 0,3 Pp. Iran-Krieg-Dämpfung), der aktualisierten Tech-Layoff-Trackerstände zum 6./7./8. Mai 2026 (TrueUp 119.721 Personen aus 265 Layoff-Meldungen am 6. Mai, 121.111 Personen aus 273 Meldungen am 7. Mai bzw. 127.411 Personen aus 283 Meldungen am 8. Mai 2026 — rund 1.003 Personen pro Tag; SkillSyncer 113.863 Personen aus 179 Ereignissen) sowie der am 5./6. Mai 2026 angekündigten KI-getriebenen Stellenstreichungen bei Coinbase (700 Stellen, 14 %), PayPal (rund 4.760 Stellen, 20 % über 2–3 Jahre), Freshworks (rund 500 Stellen, 11 %) und Cognizant (12.000–15.000 Stellen unter „Project Leap") sowie der am 7. Mai 2026 von Cloudflare angekündigten Streichung von rund 1.100 Stellen (20 % der globalen Belegschaft) zum Übergang zu einem „agentic AI-first operating model" (Restrukturierungsaufwand 140–150 Mio. USD, AI-Einsatz im Konzern +600 % im Quartal, Aktienkurs −18 %), des am 1. Mai 2026 von </w:t>
+        <w:t xml:space="preserve"> auf 100 % bei zugleich ablehnender Position des Finanzministeriums, der revidierten IAB-Frühjahrsprognose vom 24. März 2026 (Erwerbstätigkeit −90.000, BIP +0,8 % bei 0,2 bis 0,3 Pp. Iran-Krieg-Dämpfung), der aktualisierten Tech-Layoff-Trackerstände zum 6./7./8./21. Mai 2026 (TrueUp 119.721 Personen aus 265 Layoff-Meldungen am 6. Mai, 121.111 Personen aus 273 Meldungen am 7. Mai, 127.411 Personen aus 283 Meldungen am 8. Mai bzw. 138.988 Personen aus 327 Meldungen am 21. Mai 2026 — rund 993 Personen pro Tag; SkillSyncer 113.863 Personen aus 179 Ereignissen) sowie der am 5./6. Mai 2026 angekündigten KI-getriebenen Stellenstreichungen bei Coinbase (700 Stellen, 14 %), PayPal (rund 4.760 Stellen, 20 % über 2–3 Jahre), Freshworks (rund 500 Stellen, 11 %) und Cognizant (12.000–15.000 Stellen unter „Project Leap"), der am 7. Mai 2026 von Cloudflare angekündigten Streichung von rund 1.100 Stellen (20 % der globalen Belegschaft) zum Übergang zu einem „agentic AI-first operating model" (Restrukturierungsaufwand 140–150 Mio. USD, AI-Einsatz im Konzern +600 % im Quartal, Aktienkurs −18 %) sowie der parallelen Tagesankündigungen vom 20. Mai 2026 von Meta (rund 8.000 Layoffs, 10 % der globalen Belegschaft, plus rund 6.000 gestrichene Stellenausschreibungen, Konzern-Capex-Prognose 2026 von 115–135 auf 125–145 Mrd. USD erhöht, Severance 16+2 Wochen je Dienstjahr, 18 Monate Krankenversicherung, CEO Zuckerberg: „Capex-Maßnahme, nicht KI-Produktivitäts-Maßnahme") und Intuit (rund 3.000 Layoffs, 17 % von 18.200 Beschäftigten, Restrukturierungsaufwand 300–340 Mio. USD, Schließung der Standorte Reno und Woodland Hills, Mehrjahres-Modellverträge mit OpenAI und Anthropic für TurboTax und QuickBooks), des am 1. Mai 2026 von </w:t>
       </w:r>
       <w:r>
         <w:rPr>
@@ -10782,7 +11068,43 @@
           <w:i w:val="0"/>
           <w:sz w:val="19"/>
         </w:rPr>
-        <w:t xml:space="preserve"> gegen eine KI-Steuer (syndiziert in Advisor Perspectives, RealClearPolitics, West Hawaii Today und Las Vegas Sun zwischen dem 2. und 6. Mai 2026), das Innovationsbremse, Wettbewerbsnachteil und Unmöglichkeit der Abgrenzung Verdrängung/Augmentation als Hauptargumente gegen die Sanders/OpenAI-Linie führt und stattdessen Lockerung berufsrechtlicher Lizenzschranken, Reform der Arbeitslosenversicherung, Umschulungs-Steueranreize sowie eine Ausweitung der Earned Income Tax Credit empfiehlt. Eine regelmäßige Aktualisierung ist vorgesehen.</w:t>
+        <w:t xml:space="preserve"> gegen eine KI-Steuer (syndiziert in Advisor Perspectives, RealClearPolitics, West Hawaii Today und Las Vegas Sun zwischen dem 2. und 6. Mai 2026), das Innovationsbremse, Wettbewerbsnachteil und Unmöglichkeit der Abgrenzung Verdrängung/Augmentation als Hauptargumente gegen die Sanders/OpenAI-Linie führt und stattdessen Lockerung berufsrechtlicher Lizenzschranken, Reform der Arbeitslosenversicherung, Umschulungs-Steueranreize sowie eine Ausweitung der Earned Income Tax Credit empfiehlt, sowie der am 14. Mai 2026 von der </w:t>
+      </w:r>
+      <w:r>
+        <w:rPr>
+          <w:rFonts w:ascii="Arial" w:hAnsi="Arial"/>
+          <w:b w:val="0"/>
+          <w:i/>
+          <w:sz w:val="19"/>
+        </w:rPr>
+        <w:t>Information Technology and Innovation Foundation</w:t>
+      </w:r>
+      <w:r>
+        <w:rPr>
+          <w:rFonts w:ascii="Arial" w:hAnsi="Arial"/>
+          <w:b w:val="0"/>
+          <w:i w:val="0"/>
+          <w:sz w:val="19"/>
+        </w:rPr>
+        <w:t xml:space="preserve"> (ITIF) vorgelegten Folgestellungnahme von Robert D. Atkinson </w:t>
+      </w:r>
+      <w:r>
+        <w:rPr>
+          <w:rFonts w:ascii="Arial" w:hAnsi="Arial"/>
+          <w:b w:val="0"/>
+          <w:i/>
+          <w:sz w:val="19"/>
+        </w:rPr>
+        <w:t>„AI Is Not Going to Reduce Labor's Share of Income or Destroy the Tax Base"</w:t>
+      </w:r>
+      <w:r>
+        <w:rPr>
+          <w:rFonts w:ascii="Arial" w:hAnsi="Arial"/>
+          <w:b w:val="0"/>
+          <w:i w:val="0"/>
+          <w:sz w:val="19"/>
+        </w:rPr>
+        <w:t>, die einen steuerbasentheoretischen Umbau im Vorgriff auf eine erwartete Lohnquoten-Erosion als unbegründet zurückweist und stattdessen eine Beschleunigung der KI-Diffusion und Qualifizierungsförderung empfiehlt. Eine regelmäßige Aktualisierung ist vorgesehen.</w:t>
       </w:r>
     </w:p>
     <w:p>
@@ -10862,7 +11184,7 @@
         <w:color w:val="999999"/>
         <w:sz w:val="15"/>
       </w:rPr>
-      <w:t>Version 22.0 — Mai 2026 — CC BY 4.0</w:t>
+      <w:t>Version 23.0 — Mai 2026 — CC BY 4.0</w:t>
       <w:tab/>
       <w:t xml:space="preserve">Seite </w:t>
     </w:r>

--- a/KI-Ökonomie.docx
+++ b/KI-Ökonomie.docx
@@ -112,7 +112,7 @@
           <w:color w:val="666666"/>
           <w:sz w:val="18"/>
         </w:rPr>
-        <w:t>Version 22.0</w:t>
+        <w:t>Version 23.0</w:t>
       </w:r>
     </w:p>
     <w:p>
@@ -472,7 +472,169 @@
           <w:i w:val="0"/>
           <w:sz w:val="19"/>
         </w:rPr>
-        <w:t xml:space="preserve"> am 1. Mai 2026 vorgelegt: Die Tech-Streichungen bei Amazon, Meta und Microsoft seien nicht ausschließlich KI-getrieben, sondern speisten sich auch aus Austerity-Logiken (Kompensation der hohen KI-Investitionsausgaben), aus Korrekturen der pandemiebedingten Überbeschäftigung und aus Routine-Restrukturierungen; eine monokausale Zuschreibung verzerre damit die fiskalpolitischen Schlussfolgerungen. Für die Steuerdebatte ist diese Differenzierung relevant, weil sie die Anknüpfung von Steuern an „nachgewiesene KI-Verdrängung" (vgl. Typ 5 nach § 2.1, § 9.1) zusätzlich erschwert: Die Kausalattribution zwischen Stellenabbau, KI-Einführung und ausgabenseitiger Konsolidierung ist auch im sichtbarsten Marktsegment empirisch nicht trennscharf. Andererseits steht die Finanzierung der sozialen Sicherungssysteme — insbesondere der paritätisch über Löhne finanzierten Zweige Kranken-, Pflege-, Renten- und Arbeitslosenversicherung — vor strukturellen Herausforderungen durch den demografischen Wandel.</w:t>
+        <w:t xml:space="preserve"> am 1. Mai 2026 vorgelegt: Die Tech-Streichungen bei Amazon, Meta und Microsoft seien nicht ausschließlich KI-getrieben, sondern speisten sich auch aus Austerity-Logiken (Kompensation der hohen KI-Investitionsausgaben), aus Korrekturen der pandemiebedingten Überbeschäftigung und aus Routine-Restrukturierungen; eine monokausale Zuschreibung verzerre damit die fiskalpolitischen Schlussfolgerungen. Für die Steuerdebatte ist diese Differenzierung relevant, weil sie die Anknüpfung von Steuern an „nachgewiesene KI-Verdrängung" (vgl. Typ 5 nach § 2.1, § 9.1) zusätzlich erschwert: Die Kausalattribution zwischen Stellenabbau, KI-Einführung und ausgabenseitiger Konsolidierung ist auch im sichtbarsten Marktsegment empirisch nicht trennscharf. Die Welle setzt sich auch in der zweiten Mai-Hälfte 2026 fort und verdichtet die in Lauf 001 (Cloudflare, Cognizant, Coinbase, PayPal, Freshworks) begonnene Reihe um drei zusätzliche Marker: Am 13./14. Mai 2026 hat </w:t>
+      </w:r>
+      <w:r>
+        <w:rPr>
+          <w:rFonts w:ascii="Arial" w:hAnsi="Arial"/>
+          <w:b w:val="0"/>
+          <w:i/>
+          <w:sz w:val="19"/>
+        </w:rPr>
+        <w:t>Cisco</w:t>
+      </w:r>
+      <w:r>
+        <w:rPr>
+          <w:rFonts w:ascii="Arial" w:hAnsi="Arial"/>
+          <w:b w:val="0"/>
+          <w:i w:val="0"/>
+          <w:sz w:val="19"/>
+        </w:rPr>
+        <w:t xml:space="preserve"> parallel zur Vorlage eines Quartalsrekordumsatzes von 15,8 Milliarden US-Dollar (+12 % gegenüber Vorjahresquartal) den Abbau von rund 4.000 Stellen (knapp unter fünf Prozent der globalen Belegschaft) angekündigt; die Konzernführung um Vorstandschef Chuck Robbins begründete die Reduktion mit einer Neuausrichtung auf Silizium, Optik, Sicherheit und KI und bezifferte die Restrukturierungsbelastung auf bis zu einer Milliarde US-Dollar (rund 450 Millionen davon im vierten Geschäftsjahresquartal 2026). Am 12. Mai 2026 wurde ein parallel laufender Vorgang bekannt, der den Vergleich mit der „AI-driven labor crisis"-Lesart bewusst zurückweist: </w:t>
+      </w:r>
+      <w:r>
+        <w:rPr>
+          <w:rFonts w:ascii="Arial" w:hAnsi="Arial"/>
+          <w:b w:val="0"/>
+          <w:i/>
+          <w:sz w:val="19"/>
+        </w:rPr>
+        <w:t>Walmart</w:t>
+      </w:r>
+      <w:r>
+        <w:rPr>
+          <w:rFonts w:ascii="Arial" w:hAnsi="Arial"/>
+          <w:b w:val="0"/>
+          <w:i w:val="0"/>
+          <w:sz w:val="19"/>
+        </w:rPr>
+        <w:t xml:space="preserve"> streicht oder verlagert rund 1.000 Stellen in den Produkt-, Design- und Digital­technologie-Teams; das Memo der Konzern­leitung (Suresh Kumar, Daniel Danker) framt den Schritt ausdrücklich nicht als KI-getriebene Reduktion, sondern als Aufräumphase einer mehrjährigen Plattformkonsolidierung — was die in der </w:t>
+      </w:r>
+      <w:r>
+        <w:rPr>
+          <w:rFonts w:ascii="Arial" w:hAnsi="Arial"/>
+          <w:b w:val="0"/>
+          <w:i/>
+          <w:sz w:val="19"/>
+        </w:rPr>
+        <w:t>Washington-Post</w:t>
+      </w:r>
+      <w:r>
+        <w:rPr>
+          <w:rFonts w:ascii="Arial" w:hAnsi="Arial"/>
+          <w:b w:val="0"/>
+          <w:i w:val="0"/>
+          <w:sz w:val="19"/>
+        </w:rPr>
+        <w:t xml:space="preserve">-Differenzierung vom 1. Mai 2026 angemahnte Mehrkanalerklärung empirisch stützt und zugleich zeigt, dass die Disclosure-Lücke (vgl. § 4.5 zum Connecticut-WARN-Mechanismus) nach beiden Seiten wirkt: Unternehmen mit KI-Treibern reden offen darüber, Unternehmen ohne KI-Begründung reden ebenso offen darüber — eine standardisierte administrative Quelle fehlt weiterhin. Am 20. Mai 2026 hat </w:t>
+      </w:r>
+      <w:r>
+        <w:rPr>
+          <w:rFonts w:ascii="Arial" w:hAnsi="Arial"/>
+          <w:b w:val="0"/>
+          <w:i/>
+          <w:sz w:val="19"/>
+        </w:rPr>
+        <w:t>Meta</w:t>
+      </w:r>
+      <w:r>
+        <w:rPr>
+          <w:rFonts w:ascii="Arial" w:hAnsi="Arial"/>
+          <w:b w:val="0"/>
+          <w:i w:val="0"/>
+          <w:sz w:val="19"/>
+        </w:rPr>
+        <w:t xml:space="preserve"> die seit dem 24. April 2026 angekündigte Welle in einer einzigen Mitteilungstranche umgesetzt: Rund 8.000 Beschäftigte (etwa zehn Prozent der Belegschaft) wurden in einer E-Mail-Welle informiert, parallel 6.000 offene Stellen gestrichen, so dass die effektive Personalreduktion bei rund 14.000 Positionen liegt; weitere 7.000 Beschäftigte werden in neue, ausdrücklich „AI-zentrische" Funktionen (</w:t>
+      </w:r>
+      <w:r>
+        <w:rPr>
+          <w:rFonts w:ascii="Arial" w:hAnsi="Arial"/>
+          <w:b w:val="0"/>
+          <w:i/>
+          <w:sz w:val="19"/>
+        </w:rPr>
+        <w:t>Applied AI Engineering</w:t>
+      </w:r>
+      <w:r>
+        <w:rPr>
+          <w:rFonts w:ascii="Arial" w:hAnsi="Arial"/>
+          <w:b w:val="0"/>
+          <w:i w:val="0"/>
+          <w:sz w:val="19"/>
+        </w:rPr>
+        <w:t xml:space="preserve">, </w:t>
+      </w:r>
+      <w:r>
+        <w:rPr>
+          <w:rFonts w:ascii="Arial" w:hAnsi="Arial"/>
+          <w:b w:val="0"/>
+          <w:i/>
+          <w:sz w:val="19"/>
+        </w:rPr>
+        <w:t>Agent Transformation Accelerator XFN</w:t>
+      </w:r>
+      <w:r>
+        <w:rPr>
+          <w:rFonts w:ascii="Arial" w:hAnsi="Arial"/>
+          <w:b w:val="0"/>
+          <w:i w:val="0"/>
+          <w:sz w:val="19"/>
+        </w:rPr>
+        <w:t xml:space="preserve">, </w:t>
+      </w:r>
+      <w:r>
+        <w:rPr>
+          <w:rFonts w:ascii="Arial" w:hAnsi="Arial"/>
+          <w:b w:val="0"/>
+          <w:i/>
+          <w:sz w:val="19"/>
+        </w:rPr>
+        <w:t>Central Analytics</w:t>
+      </w:r>
+      <w:r>
+        <w:rPr>
+          <w:rFonts w:ascii="Arial" w:hAnsi="Arial"/>
+          <w:b w:val="0"/>
+          <w:i w:val="0"/>
+          <w:sz w:val="19"/>
+        </w:rPr>
+        <w:t xml:space="preserve">, neue Rollenkategorien „AI builder", „AI pod lead", „AI org lead") umverteilt — bei einem Rekordquartalsumsatz von 56,31 Milliarden US-Dollar und einem Nettoergebnis von 26,8 Milliarden US-Dollar im ersten Quartal 2026. Weitere Streichungen für August und Herbst 2026 sind nach Berichten von </w:t>
+      </w:r>
+      <w:r>
+        <w:rPr>
+          <w:rFonts w:ascii="Arial" w:hAnsi="Arial"/>
+          <w:b w:val="0"/>
+          <w:i/>
+          <w:sz w:val="19"/>
+        </w:rPr>
+        <w:t>NPR</w:t>
+      </w:r>
+      <w:r>
+        <w:rPr>
+          <w:rFonts w:ascii="Arial" w:hAnsi="Arial"/>
+          <w:b w:val="0"/>
+          <w:i w:val="0"/>
+          <w:sz w:val="19"/>
+        </w:rPr>
+        <w:t xml:space="preserve"> und </w:t>
+      </w:r>
+      <w:r>
+        <w:rPr>
+          <w:rFonts w:ascii="Arial" w:hAnsi="Arial"/>
+          <w:b w:val="0"/>
+          <w:i/>
+          <w:sz w:val="19"/>
+        </w:rPr>
+        <w:t>Al Jazeera</w:t>
+      </w:r>
+      <w:r>
+        <w:rPr>
+          <w:rFonts w:ascii="Arial" w:hAnsi="Arial"/>
+          <w:b w:val="0"/>
+          <w:i w:val="0"/>
+          <w:sz w:val="19"/>
+        </w:rPr>
+        <w:t xml:space="preserve"> bereits in Aussicht gestellt. Eine erneute Aktualisierung des TrueUp-Trackerstandes weist zum 21. Mai 2026 142.303 betroffene Personen aus 331 Layoff-Meldungen aus (rund 1.009 Personen pro Tag) — die Marke einer kumulierten sechsstelligen Tech-Reduktion seit Jahresbeginn ist damit nicht nur erreicht, sondern um rund 40 % überschritten. Andererseits steht die Finanzierung der sozialen Sicherungssysteme — insbesondere der paritätisch über Löhne finanzierten Zweige Kranken-, Pflege-, Renten- und Arbeitslosenversicherung — vor strukturellen Herausforderungen durch den demografischen Wandel.</w:t>
       </w:r>
     </w:p>
     <w:p>
@@ -2128,7 +2290,61 @@
           <w:i w:val="0"/>
           <w:sz w:val="19"/>
         </w:rPr>
-        <w:t xml:space="preserve"> Eine rein nationale Lösung kann mit der Warenverkehrsfreiheit, der Dienstleistungsfreiheit und der Niederlassungsfreiheit in Konflikt geraten. Eine Regelung, die nur inländische Roboterbetreiber trifft, während grenzüberschreitende KI-Dienstleistungen unbesteuert bleiben, wäre diskriminierungsrechtlich problematisch und praktisch kaum durchsetzbar. Der EU AI Act (Verordnung 2024/1689) schafft ab dem 2. August 2026 einen unionsweit einheitlichen Regulierungsrahmen für KI-Systeme (Hochrisiko-Systeme gemäß Anhang III, Transparenzpflichten nach Art. 50, Durchsetzungsregime); dies legt einen einheitlichen Definitionsrahmen, der steuerpolitische Anknüpfungen an KI-Systemklassen mittelfristig erleichtern kann, ohne selbst steuerrechtliche Wirkung zu entfalten. Die Europäische Kommission hat am 19. November 2025 mit dem „Digital Omnibus on AI" einen Vereinfachungsvorschlag vorgelegt, den das Europäische Parlament am 16. März 2026 im Ausschuss und am 23. März 2026 im Plenum unterstützt hat. Er sieht eine Verschiebung der Hochrisiko-Pflichten vor — je nach Systemtyp bis maximal zum 2. Dezember 2027 bzw. 2. August 2028 — und koppelt ihre Anwendbarkeit an die Verfügbarkeit harmonisierter Normen; zudem wird die Kennzeichnungspflicht für KI-generierte Inhalte (Art. 50) bis zum 2. November 2026 verlängert. Die Kommissionsdurchsetzungsbefugnisse gegenüber Anbietern von Allzweck-KI-Modellen (GPAI) treten wie vorgesehen am 2. August 2026 in Kraft. Parlament und Rat haben die Trilogverhandlungen aufgenommen; der zweite Trilogtermin am 28. April 2026 endete nach Berichterstattung von IAPP und A&amp;O Shearman ohne Einigung — Streitpunkt war primär das Verhältnis zwischen AI Act und sektorspezifischen EU-Regelungen für eingebettete KI-Systeme (Anhang I) sowie die Rechtsgrundlage für die Verarbeitung personenbezogener Daten zur Bias-Erkennung. Beide Institutionen konvergieren auf Stichtage 2. Dezember 2027 (Anhang III) und 2. August 2028 (Anhang I) für die Hochrisiko-Pflichten. Die nächste Trilogrunde ist auf den 13. Mai 2026 terminiert; Ziel bleibt eine förmliche Verabschiedung vor dem ursprünglichen Stichtag am 2. August 2026. Die zypriotische Ratspräsidentschaft hat sich vorgenommen, das Dossier vor Ablauf ihrer Amtszeit am 30. Juni 2026 abzuschließen; gelingt das nicht, übernimmt zur zweiten Jahreshälfte 2026 die irische Präsidentschaft. Scheitert die Einigung bis zum 2. August 2026, würden die Hochrisiko-Pflichten in ihrer ursprünglich vorgesehenen Fassung anwendbar. Für die Steuerdebatte folgt daraus, dass der zeitliche Vorlauf für KI-Definitionen aus dem AI Act enger als ursprünglich gedacht ist — eine mittelfristige Anknüpfung steuerlicher Tatbestände an AI-Act-Kategorien bleibt möglich, setzt aber voraus, dass die Normenlandschaft nach 2027 verlässlich vorliegt.</w:t>
+        <w:t xml:space="preserve"> Eine rein nationale Lösung kann mit der Warenverkehrsfreiheit, der Dienstleistungsfreiheit und der Niederlassungsfreiheit in Konflikt geraten. Eine Regelung, die nur inländische Roboterbetreiber trifft, während grenzüberschreitende KI-Dienstleistungen unbesteuert bleiben, wäre diskriminierungsrechtlich problematisch und praktisch kaum durchsetzbar. Der EU AI Act (Verordnung 2024/1689) schafft ab dem 2. August 2026 einen unionsweit einheitlichen Regulierungsrahmen für KI-Systeme (Hochrisiko-Systeme gemäß Anhang III, Transparenzpflichten nach Art. 50, Durchsetzungsregime); dies legt einen einheitlichen Definitionsrahmen, der steuerpolitische Anknüpfungen an KI-Systemklassen mittelfristig erleichtern kann, ohne selbst steuerrechtliche Wirkung zu entfalten. Die Europäische Kommission hat am 19. November 2025 mit dem „Digital Omnibus on AI" einen Vereinfachungsvorschlag vorgelegt, den das Europäische Parlament am 16. März 2026 im Ausschuss und am 23. März 2026 im Plenum unterstützt hat. Er sieht eine Verschiebung der Hochrisiko-Pflichten vor — je nach Systemtyp bis maximal zum 2. Dezember 2027 bzw. 2. August 2028 — und koppelt ihre Anwendbarkeit an die Verfügbarkeit harmonisierter Normen; zudem wird die Kennzeichnungspflicht für KI-generierte Inhalte (Art. 50) bis zum 2. November 2026 verlängert. Die Kommissionsdurchsetzungsbefugnisse gegenüber Anbietern von Allzweck-KI-Modellen (GPAI) treten wie vorgesehen am 2. August 2026 in Kraft. Parlament und Rat haben die Trilogverhandlungen aufgenommen; der zweite Trilogtermin am 28. April 2026 endete nach Berichterstattung von IAPP und A&amp;O Shearman ohne Einigung — Streitpunkt war primär das Verhältnis zwischen AI Act und sektorspezifischen EU-Regelungen für eingebettete KI-Systeme (Anhang I) sowie die Rechtsgrundlage für die Verarbeitung personenbezogener Daten zur Bias-Erkennung. Am 7. Mai 2026 haben sich Rat und Parlament in einem nachgeholten Trilogtermin auf eine politische Einigung zum </w:t>
+      </w:r>
+      <w:r>
+        <w:rPr>
+          <w:rFonts w:ascii="Arial" w:hAnsi="Arial"/>
+          <w:b w:val="0"/>
+          <w:i/>
+          <w:sz w:val="19"/>
+        </w:rPr>
+        <w:t>Digital Omnibus on AI</w:t>
+      </w:r>
+      <w:r>
+        <w:rPr>
+          <w:rFonts w:ascii="Arial" w:hAnsi="Arial"/>
+          <w:b w:val="0"/>
+          <w:i w:val="0"/>
+          <w:sz w:val="19"/>
+        </w:rPr>
+        <w:t xml:space="preserve"> verständigt (Pressemitteilung des Rates </w:t>
+      </w:r>
+      <w:r>
+        <w:rPr>
+          <w:rFonts w:ascii="Arial" w:hAnsi="Arial"/>
+          <w:b w:val="0"/>
+          <w:i/>
+          <w:sz w:val="19"/>
+        </w:rPr>
+        <w:t>Artificial Intelligence: Council and Parliament agree to simplify and streamline rules</w:t>
+      </w:r>
+      <w:r>
+        <w:rPr>
+          <w:rFonts w:ascii="Arial" w:hAnsi="Arial"/>
+          <w:b w:val="0"/>
+          <w:i w:val="0"/>
+          <w:sz w:val="19"/>
+        </w:rPr>
+        <w:t xml:space="preserve">, 7. Mai 2026; Kanzleianalysen White &amp; Case, Bird &amp; Bird, Hogan Lovells, Taylor Wessing): Die Hochrisiko-Pflichten werden bestätigend auf 2. Dezember 2027 (Anhang III) und 2. August 2028 (Anhang I) verschoben, ihre Anwendbarkeit bleibt an die Verfügbarkeit harmonisierter Normen gekoppelt. Neu eingeführt wird ein Verbot in Art. 5 für KI-Systeme, die Material sexuellen Kindesmissbrauchs oder nicht-einvernehmliche intime Darstellungen generieren — anwendbar ab 2. Dezember 2026; ebenfalls auf den 2. Dezember 2026 vorgezogen wird die Übergangsfrist für die Kennzeichnungspflicht bereits am Markt befindlicher Systeme (ursprünglich Kommissionsvorschlag: 2. Februar 2027). Die Rechtsgrundlage für die Verarbeitung besonderer Kategorien personenbezogener Daten zur Bias-Erkennung wird auf Anbieter und Betreiber von KI-Systemen außerhalb der Hochrisiko-Klasse erweitert; SME-Erleichterungen erstrecken sich neu auf </w:t>
+      </w:r>
+      <w:r>
+        <w:rPr>
+          <w:rFonts w:ascii="Arial" w:hAnsi="Arial"/>
+          <w:b w:val="0"/>
+          <w:i/>
+          <w:sz w:val="19"/>
+        </w:rPr>
+        <w:t>Small Mid-Cap Enterprises</w:t>
+      </w:r>
+      <w:r>
+        <w:rPr>
+          <w:rFonts w:ascii="Arial" w:hAnsi="Arial"/>
+          <w:b w:val="0"/>
+          <w:i w:val="0"/>
+          <w:sz w:val="19"/>
+        </w:rPr>
+        <w:t xml:space="preserve"> (SMCs). Die förmliche Annahme durch Parlament und Rat ist vor dem 2. August 2026 vorgesehen; die zypriotische Ratspräsidentschaft kann das Dossier damit innerhalb ihrer Amtszeit (bis 30. Juni 2026) abschließen. Scheitert die förmliche Annahme, würden die Hochrisiko-Pflichten in ihrer ursprünglichen Fassung wirksam. Für die Steuerdebatte folgt daraus, dass der zeitliche Vorlauf für KI-Definitionen aus dem AI Act enger als ursprünglich gedacht ist — eine mittelfristige Anknüpfung steuerlicher Tatbestände an AI-Act-Kategorien bleibt möglich, setzt aber voraus, dass die Normenlandschaft nach 2027 verlässlich vorliegt.</w:t>
       </w:r>
     </w:p>
     <w:p>
@@ -2671,6 +2887,65 @@
           <w:sz w:val="19"/>
         </w:rPr>
         <w:t xml:space="preserve"> entspricht — und weil er die in § 9.1 diskutierten Mess- und Umgehungsprobleme einer Displacement-basierten Anknüpfung in einen konkreten gesetzgeberischen Text überführt. Bis zur Vertagung des Joint Finance Committee am 30. März 2026 hatte der Entwurf eine Joint-Favorable-Empfehlung mit 34 zu 20 Stimmen erhalten; die reguläre Sitzungsperiode der Connecticut General Assembly endet am 6. Mai 2026, eine endgültige Senatsabstimmung war Ende April 2026 noch ausstehend. Eine vergleichende Auswertung mit dem Maine-Modell und mit der europäischen Wertschöpfungsabgaben-Tradition (§ 5.1) ist für die weitere Beobachtung naheliegend.</w:t>
+      </w:r>
+    </w:p>
+    <w:p>
+      <w:pPr>
+        <w:jc w:val="both"/>
+      </w:pPr>
+      <w:r>
+        <w:rPr>
+          <w:rFonts w:ascii="Arial" w:hAnsi="Arial"/>
+          <w:b/>
+          <w:i w:val="0"/>
+          <w:sz w:val="19"/>
+        </w:rPr>
+        <w:t>Sub-föderale Parallele — Colorado (Mai 2026):</w:t>
+      </w:r>
+      <w:r>
+        <w:rPr>
+          <w:rFonts w:ascii="Arial" w:hAnsi="Arial"/>
+          <w:b w:val="0"/>
+          <w:i w:val="0"/>
+          <w:sz w:val="19"/>
+        </w:rPr>
+        <w:t xml:space="preserve"> Während Connecticut und Maine den Diskussionsraum für neue Disclosure- bzw. Subventionsabbau-Instrumente eröffnen, hat Colorado den umgekehrten Weg gewählt und das 2024 verabschiedete </w:t>
+      </w:r>
+      <w:r>
+        <w:rPr>
+          <w:rFonts w:ascii="Arial" w:hAnsi="Arial"/>
+          <w:b w:val="0"/>
+          <w:i/>
+          <w:sz w:val="19"/>
+        </w:rPr>
+        <w:t>Colorado AI Act</w:t>
+      </w:r>
+      <w:r>
+        <w:rPr>
+          <w:rFonts w:ascii="Arial" w:hAnsi="Arial"/>
+          <w:b w:val="0"/>
+          <w:i w:val="0"/>
+          <w:sz w:val="19"/>
+        </w:rPr>
+        <w:t xml:space="preserve"> (SB 24-205) — bisher das weitreichendste US-bundesstaatliche AI-Antidiskriminierungsgesetz — durch eine eigene Nachfolge ersetzt. Mit </w:t>
+      </w:r>
+      <w:r>
+        <w:rPr>
+          <w:rFonts w:ascii="Arial" w:hAnsi="Arial"/>
+          <w:b w:val="0"/>
+          <w:i/>
+          <w:sz w:val="19"/>
+        </w:rPr>
+        <w:t>Senate Bill 26-189</w:t>
+      </w:r>
+      <w:r>
+        <w:rPr>
+          <w:rFonts w:ascii="Arial" w:hAnsi="Arial"/>
+          <w:b w:val="0"/>
+          <w:i w:val="0"/>
+          <w:sz w:val="19"/>
+        </w:rPr>
+        <w:t xml:space="preserve"> (SB 189), am 12. Mai 2026 im Repräsentantenhaus 57 zu 6 und im Senat 34 zu 1 beschlossen und am 14. Mai 2026 von Gouverneur Jared Polis unterzeichnet, wird der Regulierungsfokus von einer risikobasierten Pflicht zur „reasonable care" gegen algorithmische Diskriminierung auf eine schmalere transparenzbasierte Logik verschoben: Anbieter und Betreiber müssen Betroffene informieren, wenn ein KI-System „consequential decisions" (Beschäftigung, Wohnen, Kredit, Bildung, Gesundheitsversorgung) mit beeinflusst; bei nachteiligen Entscheidungen kann eine menschliche Nachprüfung verlangt werden. Eine vorgelagerte Pflicht der Entwickler, den Betreibern Trainingsdaten- und Verfahrensinformationen offenzulegen, sowie systematische Testanforderungen wurden in der Schlussfassung gestrichen — gegenüber dem Acemoglu-Manera-Restrepo-Befund (§ 3.1, § 3.5) zur asymmetrischen Informationsverteilung zwischen Modellbetreibern und Beschäftigungsentscheidungen ein Schritt zurück. Das überarbeitete Gesetz tritt zum 1. Januar 2027 in Kraft (zuvor war 1. Juni 2026 vorgesehen). Für die Steuerdebatte ist Colorado deshalb relevant, weil es als erstes US-bundesstaatliches Anschauungsbeispiel zeigt, dass auch eine bereits verabschiedete ambitionierte AI-Antidiskriminierungs-Regulierung — analog zur in § 4.4 geschilderten Schwierigkeit, fiskalische Anknüpfungstatbestände an KI-Systeme zu kodifizieren — politisch reversibel ist; die Kausalitäts- und Messprobleme aus § 9.1 schlagen sich auch im Antidiskriminierungsrecht in einer Tendenz zur Mindestverpflichtung nieder.</w:t>
       </w:r>
     </w:p>
     <w:p>
@@ -4028,6 +4303,83 @@
           <w:sz w:val="19"/>
         </w:rPr>
         <w:t xml:space="preserve"> Die hohen Kapital- und Unternehmensteuern in den skandinavischen Ländern kombiniert mit ausgeprägten Umschulungs- und Weiterbildungssystemen („Flexicurity") werden oft als Alternative zu einer spezifischen Robotersteuer diskutiert.</w:t>
+      </w:r>
+    </w:p>
+    <w:p>
+      <w:pPr>
+        <w:jc w:val="both"/>
+      </w:pPr>
+      <w:r>
+        <w:rPr>
+          <w:rFonts w:ascii="Arial" w:hAnsi="Arial"/>
+          <w:b/>
+          <w:i w:val="0"/>
+          <w:sz w:val="19"/>
+        </w:rPr>
+        <w:t>Volksrepublik China — Hangzhou-Berufungsentscheidung (April 2026):</w:t>
+      </w:r>
+      <w:r>
+        <w:rPr>
+          <w:rFonts w:ascii="Arial" w:hAnsi="Arial"/>
+          <w:b w:val="0"/>
+          <w:i w:val="0"/>
+          <w:sz w:val="19"/>
+        </w:rPr>
+        <w:t xml:space="preserve"> Eine arbeitsrechtliche Parallelentwicklung außerhalb der Steuerdebatte im engeren Sinn liefert das </w:t>
+      </w:r>
+      <w:r>
+        <w:rPr>
+          <w:rFonts w:ascii="Arial" w:hAnsi="Arial"/>
+          <w:b w:val="0"/>
+          <w:i/>
+          <w:sz w:val="19"/>
+        </w:rPr>
+        <w:t>Hangzhou Intermediate People's Court</w:t>
+      </w:r>
+      <w:r>
+        <w:rPr>
+          <w:rFonts w:ascii="Arial" w:hAnsi="Arial"/>
+          <w:b w:val="0"/>
+          <w:i w:val="0"/>
+          <w:sz w:val="19"/>
+        </w:rPr>
+        <w:t xml:space="preserve">, das am 30. April 2026 die Kündigung eines tech­nischen </w:t>
+      </w:r>
+      <w:r>
+        <w:rPr>
+          <w:rFonts w:ascii="Arial" w:hAnsi="Arial"/>
+          <w:b w:val="0"/>
+          <w:i/>
+          <w:sz w:val="19"/>
+        </w:rPr>
+        <w:t>Quality Assurance Supervisor</w:t>
+      </w:r>
+      <w:r>
+        <w:rPr>
+          <w:rFonts w:ascii="Arial" w:hAnsi="Arial"/>
+          <w:b w:val="0"/>
+          <w:i w:val="0"/>
+          <w:sz w:val="19"/>
+        </w:rPr>
+        <w:t xml:space="preserve"> (Familienname Zhou, Jahresgehalt 300.000 Yuan / rund 43.900 US-Dollar) für unzulässig erklärt hat, dessen Aufgaben — Prüfung der Antworten von Large-Language-Model-Systemen — von einem KI-System übernommen worden seien. Das Berufungsgericht bestätigte ein erstinstanzliches Urteil; nach chinesischem </w:t>
+      </w:r>
+      <w:r>
+        <w:rPr>
+          <w:rFonts w:ascii="Arial" w:hAnsi="Arial"/>
+          <w:b w:val="0"/>
+          <w:i/>
+          <w:sz w:val="19"/>
+        </w:rPr>
+        <w:t>Labor Contract Law</w:t>
+      </w:r>
+      <w:r>
+        <w:rPr>
+          <w:rFonts w:ascii="Arial" w:hAnsi="Arial"/>
+          <w:b w:val="0"/>
+          <w:i w:val="0"/>
+          <w:sz w:val="19"/>
+        </w:rPr>
+        <w:t xml:space="preserve"> könne eine Verdrängung durch KI weder als „major change in objective circumstances" noch als „operational difficulty" eingestuft werden, die nach Art. 40/41 zur Kündigung berechtigen würden. Auch das alternativ angebotene Anschlussverhältnis mit „substantieller" Gehaltskürzung sei unzulässig. Caixin Global, Fortune und China.org.cn referierten den Fall als Grundsatzentscheidung: „Companies cannot unilaterally lay off employees or cut salaries due to technological progress." Für die in § 2.1 als Typ 5 typisierte zielgerichtete Ersatzabgabe wie für die in Connecticut (§ 4.5) erörterte WARN-Disclosure ist die Entscheidung im Konjunktiv relevant: Sie zeigt, dass eine zweite große Rechtsordnung den Begriff „Ersatz durch KI" arbeitsrechtlich operationalisierbar gemacht hat — auch wenn das Gericht nicht das wirtschaftliche, sondern das individualarbeitsrechtliche Schutzziel adressiert. Die Verbindung zur in § 9.1 diskutierten Messbarkeit ist mittelbar: Eine Rechtsprechung, die KI-Verdrängung als nachweisbares Faktum behandelt, vereinfacht künftige fiskalische Anknüpfungen, ohne sie zu garantieren.</w:t>
       </w:r>
     </w:p>
     <w:p>
@@ -8718,6 +9070,152 @@
           <w:i w:val="0"/>
           <w:sz w:val="19"/>
         </w:rPr>
+        <w:t xml:space="preserve">Council of the EU / Europäisches Parlament. (7. Mai 2026). </w:t>
+      </w:r>
+      <w:r>
+        <w:rPr>
+          <w:rFonts w:ascii="Arial" w:hAnsi="Arial"/>
+          <w:b w:val="0"/>
+          <w:i/>
+          <w:sz w:val="19"/>
+        </w:rPr>
+        <w:t>Artificial Intelligence: Council and Parliament agree to simplify and streamline rules — Provisional Agreement on the Digital Omnibus on AI.</w:t>
+      </w:r>
+      <w:r>
+        <w:rPr>
+          <w:rFonts w:ascii="Arial" w:hAnsi="Arial"/>
+          <w:b w:val="0"/>
+          <w:i w:val="0"/>
+          <w:sz w:val="19"/>
+        </w:rPr>
+        <w:t xml:space="preserve"> Pressemitteilung des Rates; Bestätigung der Stichtage 2. Dezember 2027 (Anhang III) und 2. August 2028 (Anhang I); neuer Art. 5-Verbotstatbestand (CSAM / non-consensual intimate imagery) ab 2. Dezember 2026; Vorziehung der Übergangsfrist für die Kennzeichnung bereits am Markt befindlicher Systeme auf 2. Dezember 2026; erweiterte Rechtsgrundlage für besondere Datenkategorien zur Bias-Erkennung; SME-Erleichterungen erstrecken sich neu auf Small Mid-Cap Enterprises (SMCs); förmliche Annahme vor dem 2. August 2026 vorgesehen. https://www.consilium.europa.eu/en/press/press-releases/2026/05/07/artificial-intelligence-council-and-parliament-agree-to-simplify-and-streamline-rules/ | https://www.whitecase.com/insight-alert/eu-agrees-digital-omnibus-deal-simplify-ai-rules | https://www.twobirds.com/en/insights/2026/digital-omnibus-on-ai-provisional-agreement-reached-at-the-may-trilogue | https://www.hoganlovells.com/en/publications/eu-legislators-agree-to-delay-for-highrisk-ai-rules | https://www.taylorwessing.com/en/insights-and-events/insights/2026/05/the-eu-digital-omnibus-on-ai-what-the-political-deal-means</w:t>
+      </w:r>
+    </w:p>
+    <w:p>
+      <w:pPr>
+        <w:jc w:val="both"/>
+      </w:pPr>
+      <w:r>
+        <w:rPr>
+          <w:rFonts w:ascii="Arial" w:hAnsi="Arial"/>
+          <w:b w:val="0"/>
+          <w:i w:val="0"/>
+          <w:sz w:val="19"/>
+        </w:rPr>
+        <w:t xml:space="preserve">Colorado General Assembly. (12. Mai 2026). </w:t>
+      </w:r>
+      <w:r>
+        <w:rPr>
+          <w:rFonts w:ascii="Arial" w:hAnsi="Arial"/>
+          <w:b w:val="0"/>
+          <w:i/>
+          <w:sz w:val="19"/>
+        </w:rPr>
+        <w:t>Senate Bill 26-189 — Consumer Protections for Artificial Intelligence.</w:t>
+      </w:r>
+      <w:r>
+        <w:rPr>
+          <w:rFonts w:ascii="Arial" w:hAnsi="Arial"/>
+          <w:b w:val="0"/>
+          <w:i w:val="0"/>
+          <w:sz w:val="19"/>
+        </w:rPr>
+        <w:t xml:space="preserve"> Repräsentantenhaus 57 zu 6, Senat 34 zu 1; aufhebende und ersetzende Neufassung des Colorado AI Act (SB 24-205) mit Fokus auf Transparenz- und Notifikationspflichten bei „consequential decisions"; Streichung der entwicklerseitigen Vorabinformationspflichten und der systematischen Testanforderungen; Inkrafttreten 1. Januar 2027 (zuvor 1. Juni 2026). https://leg.colorado.gov/bills/sb26-189</w:t>
+      </w:r>
+    </w:p>
+    <w:p>
+      <w:pPr>
+        <w:jc w:val="both"/>
+      </w:pPr>
+      <w:r>
+        <w:rPr>
+          <w:rFonts w:ascii="Arial" w:hAnsi="Arial"/>
+          <w:b w:val="0"/>
+          <w:i w:val="0"/>
+          <w:sz w:val="19"/>
+        </w:rPr>
+        <w:t xml:space="preserve">Office of Governor Polis (Colorado). (14. Mai 2026). </w:t>
+      </w:r>
+      <w:r>
+        <w:rPr>
+          <w:rFonts w:ascii="Arial" w:hAnsi="Arial"/>
+          <w:b w:val="0"/>
+          <w:i/>
+          <w:sz w:val="19"/>
+        </w:rPr>
+        <w:t>Governor Polis Signs SB 26-189 — Amending the State's Artificial Intelligence Law.</w:t>
+      </w:r>
+      <w:r>
+        <w:rPr>
+          <w:rFonts w:ascii="Arial" w:hAnsi="Arial"/>
+          <w:b w:val="0"/>
+          <w:i w:val="0"/>
+          <w:sz w:val="19"/>
+        </w:rPr>
+        <w:t xml:space="preserve"> Kanzlei- und Fachanalysen Holland &amp; Knight, Wilson Sonsini, Morrison Foerster, Troutman Pepper Locke, Consumer Finance Monitor, MLex; Berichterstattung Colorado Sun, CBS Colorado, Colorado Public Radio. https://www.hklaw.com/en/insights/publications/2026/05/colorado-governor-signs-sb-189 | https://www.wsgr.com/en/insights/colorado-legislature-repeals-and-replaces-colorado-ai-act-what-sb-189-means-for-your-business.html | https://www.mofo.com/resources/insights/260515-colorado-hits-reset-ai-regulation | https://www.troutmanprivacy.com/2026/05/colorado-legislature-passes-bill-to-repeal-and-replace-colorado-ai-act/ | https://www.cbsnews.com/colorado/news/ai-regulation-colorado-governor-signs-law/ | https://coloradosun.com/2026/05/12/colorado-ai-law-rewrite-passes/</w:t>
+      </w:r>
+    </w:p>
+    <w:p>
+      <w:pPr>
+        <w:jc w:val="both"/>
+      </w:pPr>
+      <w:r>
+        <w:rPr>
+          <w:rFonts w:ascii="Arial" w:hAnsi="Arial"/>
+          <w:b w:val="0"/>
+          <w:i w:val="0"/>
+          <w:sz w:val="19"/>
+        </w:rPr>
+        <w:t xml:space="preserve">Hangzhou Intermediate People's Court (Volksrepublik China). (30. April 2026). </w:t>
+      </w:r>
+      <w:r>
+        <w:rPr>
+          <w:rFonts w:ascii="Arial" w:hAnsi="Arial"/>
+          <w:b w:val="0"/>
+          <w:i/>
+          <w:sz w:val="19"/>
+        </w:rPr>
+        <w:t>Berufungsurteil zur Unzulässigkeit der KI-bezogenen Kündigung eines Quality-Assurance-Supervisors (Familienname Zhou).</w:t>
+      </w:r>
+      <w:r>
+        <w:rPr>
+          <w:rFonts w:ascii="Arial" w:hAnsi="Arial"/>
+          <w:b w:val="0"/>
+          <w:i w:val="0"/>
+          <w:sz w:val="19"/>
+        </w:rPr>
+        <w:t xml:space="preserve"> Berichterstattung Caixin Global, Fortune, China.org.cn / english.scio.gov.cn, NPR, AI Certs News; Sammelanalysen Fisher Phillips, L&amp;E Global, HR Executive. Kernaussage: KI-Verdrängung erfüllt weder die Tatbestände „major change in objective circumstances" noch „operational difficulty" nach Art. 40/41 </w:t>
+      </w:r>
+      <w:r>
+        <w:rPr>
+          <w:rFonts w:ascii="Arial" w:hAnsi="Arial"/>
+          <w:b w:val="0"/>
+          <w:i/>
+          <w:sz w:val="19"/>
+        </w:rPr>
+        <w:t>Labor Contract Law</w:t>
+      </w:r>
+      <w:r>
+        <w:rPr>
+          <w:rFonts w:ascii="Arial" w:hAnsi="Arial"/>
+          <w:b w:val="0"/>
+          <w:i w:val="0"/>
+          <w:sz w:val="19"/>
+        </w:rPr>
+        <w:t>; eine substantielle Gehaltsreduktion in einer Anschlussstellung ist unzulässig. https://www.caixinglobal.com/2026-04-30/chinese-courts-rule-companies-cannot-fire-workers-simply-to-replace-them-with-ai-102439602.html | https://fortune.com/2026/05/03/chinese-court-layoffs-workers-ai-replacement-labor-market/ | http://www.china.org.cn/2026-04-30/c_297486.htm | https://www.npr.org/2026/05/01/nx-s1-5807131/tech-worker-china-ai | https://www.fisherphillips.com/en/insights/insights/chinese-court-rules-employer-cant-fire-worker-because-ai-took-his-job</w:t>
+      </w:r>
+    </w:p>
+    <w:p>
+      <w:pPr>
+        <w:jc w:val="both"/>
+      </w:pPr>
+      <w:r>
+        <w:rPr>
+          <w:rFonts w:ascii="Arial" w:hAnsi="Arial"/>
+          <w:b w:val="0"/>
+          <w:i w:val="0"/>
+          <w:sz w:val="19"/>
+        </w:rPr>
         <w:t>Europäische Union. (2024). Verordnung (EU) 2024/1689 des Europäischen Parlaments und des Rates vom 13. Juni 2024 zur Festlegung harmonisierter Vorschriften für künstliche Intelligenz (</w:t>
       </w:r>
       <w:r>
@@ -10105,6 +10603,188 @@
           <w:i w:val="0"/>
           <w:sz w:val="19"/>
         </w:rPr>
+        <w:t xml:space="preserve">TheStreet / TechTimes / Republic World / HR Digest. (13./14. Mai 2026). </w:t>
+      </w:r>
+      <w:r>
+        <w:rPr>
+          <w:rFonts w:ascii="Arial" w:hAnsi="Arial"/>
+          <w:b w:val="0"/>
+          <w:i/>
+          <w:sz w:val="19"/>
+        </w:rPr>
+        <w:t>Cisco CEO reveals real reason behind 4,000 job cuts / Cisco Eliminates 4,000 Jobs on the Same Day It Reports $15.8B Record Revenue, Blaming AI Pivot / Cisco Reports Record Growth, Then Trims 4,000 Jobs to Fuel AI Pivot / Cisco Layoffs Set To Affect 4,000 Roles as AI Redefines Operations.</w:t>
+      </w:r>
+      <w:r>
+        <w:rPr>
+          <w:rFonts w:ascii="Arial" w:hAnsi="Arial"/>
+          <w:b w:val="0"/>
+          <w:i w:val="0"/>
+          <w:sz w:val="19"/>
+        </w:rPr>
+        <w:t xml:space="preserve"> Reduktion knapp unter 5 % der globalen Belegschaft begleitet von Q3-2026-Rekordumsatz 15,8 Mrd. USD (+12 % YoY); Restrukturierungs­aufwand bis zu 1 Mrd. USD (rund 450 Mio. USD im vierten Geschäftsjahresquartal 2026); Neuausrichtung auf Silizium, Optik, Sicherheit und KI; Notifications ab 14. Mai 2026 mit pro-rata-Boni und Cisco-U-Trainingszugang. https://www.thestreet.com/employment/cisco-ceo-reveals-real-reason-behind-4000-job-cuts | https://www.techtimes.com/articles/316677/20260515/cisco-eliminates-4000-jobs-same-day-it-reports-158b-record-revenue-blaming-ai-pivot.htm | https://www.republicworld.com/tech/tech-layoffs-cisco-reports-record-growth-then-trims-4000-jobs-to-fuel-ai-pivot-2026-05-14-124173 | https://www.thehrdigest.com/cisco-layoffs-set-to-affect-4000-roles-as-ai-redefines-operations/</w:t>
+      </w:r>
+    </w:p>
+    <w:p>
+      <w:pPr>
+        <w:jc w:val="both"/>
+      </w:pPr>
+      <w:r>
+        <w:rPr>
+          <w:rFonts w:ascii="Arial" w:hAnsi="Arial"/>
+          <w:b w:val="0"/>
+          <w:i w:val="0"/>
+          <w:sz w:val="19"/>
+        </w:rPr>
+        <w:t xml:space="preserve">HR Executive / Metaintro / SJV Sun / NBSLA. (12. Mai 2026). </w:t>
+      </w:r>
+      <w:r>
+        <w:rPr>
+          <w:rFonts w:ascii="Arial" w:hAnsi="Arial"/>
+          <w:b w:val="0"/>
+          <w:i/>
+          <w:sz w:val="19"/>
+        </w:rPr>
+        <w:t>Walmart cuts 1,000 corporate roles as AI reorganization reshapes tech teams / Walmart Cuts 1,000 Tech Jobs in 2026, Skips the AI Blame / Walmart to Lay Off or Relocate About 1,000 Corporate Workers Amid AI Restructuring.</w:t>
+      </w:r>
+      <w:r>
+        <w:rPr>
+          <w:rFonts w:ascii="Arial" w:hAnsi="Arial"/>
+          <w:b w:val="0"/>
+          <w:i w:val="0"/>
+          <w:sz w:val="19"/>
+        </w:rPr>
+        <w:t xml:space="preserve"> Memo Suresh Kumar / Daniel Danker (Bloomberg, Wall Street Journal); Konzern framet die Reduktion ausdrücklich nicht als KI-getriebene Maßnahme, sondern als Cleanup-Phase einer Plattformkonsolidierung mit Möglichkeit zur internen Bewerbung / Versetzung nach Bentonville oder Nordkalifornien — illustrierende Gegen-Erzählung zur „AI-driven labor crisis"-Lesart. https://hrexecutive.com/walmart-cuts-1000-corporate-roles-as-ai-reorganization-reshapes-tech-teams/ | https://www.metaintro.com/blog/walmart-layoffs-1000-corporate-roles-cut-ai-not-cited-2026 | https://sjvsun.com/u-s/walmart-to-lay-off-or-relocate-about-1000-corporate-workers-amid-ai-restructuring/</w:t>
+      </w:r>
+    </w:p>
+    <w:p>
+      <w:pPr>
+        <w:jc w:val="both"/>
+      </w:pPr>
+      <w:r>
+        <w:rPr>
+          <w:rFonts w:ascii="Arial" w:hAnsi="Arial"/>
+          <w:b w:val="0"/>
+          <w:i w:val="0"/>
+          <w:sz w:val="19"/>
+        </w:rPr>
+        <w:t xml:space="preserve">NPR / Al Jazeera / Quartz / Yahoo Finance / TechJournal / TheNextWeb. (20. Mai 2026). </w:t>
+      </w:r>
+      <w:r>
+        <w:rPr>
+          <w:rFonts w:ascii="Arial" w:hAnsi="Arial"/>
+          <w:b w:val="0"/>
+          <w:i/>
+          <w:sz w:val="19"/>
+        </w:rPr>
+        <w:t>Meta slashes 8,000 jobs as it pivots towards AI / Meta cuts 8,000 jobs in sweeping global layoffs / Meta layoffs 2026: 8,000 jobs cut in AI restructuring / Meta cuts 8,000 jobs and cancels 6,000 open roles as $135B AI spending reshapes the company from the inside / Meta to cut 8,000 jobs on 20 May with more layoffs planned for second half of 2026.</w:t>
+      </w:r>
+      <w:r>
+        <w:rPr>
+          <w:rFonts w:ascii="Arial" w:hAnsi="Arial"/>
+          <w:b w:val="0"/>
+          <w:i w:val="0"/>
+          <w:sz w:val="19"/>
+        </w:rPr>
+        <w:t xml:space="preserve"> Umsetzung der seit 24. April 2026 angekündigten Welle in einer einzigen E-Mail-Welle (rund 10 % der Belegschaft); 6.000 zusätzlich gestrichene Stellenanzeigen ergeben rund 14.000 Positionen effektiver Reduktion; rund 7.000 Beschäftigte in neue „AI-zentrische" Funktionen umverteilt (</w:t>
+      </w:r>
+      <w:r>
+        <w:rPr>
+          <w:rFonts w:ascii="Arial" w:hAnsi="Arial"/>
+          <w:b w:val="0"/>
+          <w:i/>
+          <w:sz w:val="19"/>
+        </w:rPr>
+        <w:t>Applied AI Engineering</w:t>
+      </w:r>
+      <w:r>
+        <w:rPr>
+          <w:rFonts w:ascii="Arial" w:hAnsi="Arial"/>
+          <w:b w:val="0"/>
+          <w:i w:val="0"/>
+          <w:sz w:val="19"/>
+        </w:rPr>
+        <w:t xml:space="preserve">, </w:t>
+      </w:r>
+      <w:r>
+        <w:rPr>
+          <w:rFonts w:ascii="Arial" w:hAnsi="Arial"/>
+          <w:b w:val="0"/>
+          <w:i/>
+          <w:sz w:val="19"/>
+        </w:rPr>
+        <w:t>Agent Transformation Accelerator XFN</w:t>
+      </w:r>
+      <w:r>
+        <w:rPr>
+          <w:rFonts w:ascii="Arial" w:hAnsi="Arial"/>
+          <w:b w:val="0"/>
+          <w:i w:val="0"/>
+          <w:sz w:val="19"/>
+        </w:rPr>
+        <w:t xml:space="preserve">, </w:t>
+      </w:r>
+      <w:r>
+        <w:rPr>
+          <w:rFonts w:ascii="Arial" w:hAnsi="Arial"/>
+          <w:b w:val="0"/>
+          <w:i/>
+          <w:sz w:val="19"/>
+        </w:rPr>
+        <w:t>Central Analytics</w:t>
+      </w:r>
+      <w:r>
+        <w:rPr>
+          <w:rFonts w:ascii="Arial" w:hAnsi="Arial"/>
+          <w:b w:val="0"/>
+          <w:i w:val="0"/>
+          <w:sz w:val="19"/>
+        </w:rPr>
+        <w:t>, Rollenkategorien „AI builder", „AI pod lead", „AI org lead"); Q1-2026-Umsatz 56,31 Mrd. USD, Nettoergebnis 26,8 Mrd. USD; Capex 2026 125–145 Mrd. USD; weitere Streichungen für August und Herbst 2026 angekündigt. https://www.npr.org/2026/05/20/nx-s1-5826917/meta-layoffs-ai-jobs | https://www.aljazeera.com/economy/2026/5/20/meta-cuts-8000-jobs-in-sweeping-global-layoffs | https://qz.com/meta-layoffs-8000-jobs-ai-restructuring-052026 | https://finance.yahoo.com/sectors/technology/articles/meta-layoffs-2026-8-000-114209703.html | https://techjournal.org/meta-layoffs-begin-8000-jobs-ai-spending | https://thenextweb.com/news/meta-layoffs-may-2026-ai-restructuring-thousands</w:t>
+      </w:r>
+    </w:p>
+    <w:p>
+      <w:pPr>
+        <w:jc w:val="both"/>
+      </w:pPr>
+      <w:r>
+        <w:rPr>
+          <w:rFonts w:ascii="Arial" w:hAnsi="Arial"/>
+          <w:b w:val="0"/>
+          <w:i w:val="0"/>
+          <w:sz w:val="19"/>
+        </w:rPr>
+        <w:t xml:space="preserve">TrueUp / Yahoo Tech / TechTimes. (Stand 18./21. Mai 2026). </w:t>
+      </w:r>
+      <w:r>
+        <w:rPr>
+          <w:rFonts w:ascii="Arial" w:hAnsi="Arial"/>
+          <w:b w:val="0"/>
+          <w:i/>
+          <w:sz w:val="19"/>
+        </w:rPr>
+        <w:t>Tech Layoffs Tracker — Tagesfortschreibung 142.303 Personen aus 331 Layoff-Meldungen (rund 1.009 Personen pro Tag); Tech Layoffs Surpass 113,000 in 2026 With No Federal Law Requiring AI Disclosure.</w:t>
+      </w:r>
+      <w:r>
+        <w:rPr>
+          <w:rFonts w:ascii="Arial" w:hAnsi="Arial"/>
+          <w:b w:val="0"/>
+          <w:i w:val="0"/>
+          <w:sz w:val="19"/>
+        </w:rPr>
+        <w:t xml:space="preserve"> Aktualisierung des in Lauf 001 etablierten TrueUp-Bestandes; methodische Ergänzung TechTimes zur fehlenden bundesgesetzlichen Disclosure-Pflicht (vgl. § 4.5 Connecticut WARN-AI-Disclosure als sub-föderaler Vorlauf). https://www.trueup.io/layoffs | https://tech.yahoo.com/general/article/tech-layoffs-2026-more-than-128000-people-have-been-laid-off-this-year-from-companies-like-paypal-meta-cloudflare-and-more-144545060.html | https://www.techtimes.com/articles/316802/20260518/tech-layoffs-surpass-113000-2026-no-federal-law-requiring-ai-disclosure.htm</w:t>
+      </w:r>
+    </w:p>
+    <w:p>
+      <w:pPr>
+        <w:jc w:val="both"/>
+      </w:pPr>
+      <w:r>
+        <w:rPr>
+          <w:rFonts w:ascii="Arial" w:hAnsi="Arial"/>
+          <w:b w:val="0"/>
+          <w:i w:val="0"/>
+          <w:sz w:val="19"/>
+        </w:rPr>
         <w:t xml:space="preserve">CNBC / Bloomberg / AOL / The Register. (7./8. Mai 2026). </w:t>
       </w:r>
       <w:r>
@@ -10566,7 +11246,115 @@
           <w:i w:val="0"/>
           <w:sz w:val="19"/>
         </w:rPr>
-        <w:t xml:space="preserve"> Dieses Arbeitspapier gibt den Stand Anfang Mai 2026 (Schnitt am 8. Mai 2026 — Lauf 001 vom 8. Mai 2026) wieder. Die Debatte entwickelt sich dynamisch, insbesondere im Zuge der OpenAI-Strategiepapiere und der Eröffnung des OpenAI Workshop in Washington, D.C. im Mai 2026, des Erstdurchgangs des GKV-Beitragssatzstabilisierungsgesetzes in der 1065. Bundesratssitzung am 8. Mai 2026 mit 79 Tagesordnungspunkten (Kabinettsbeschluss 29. April 2026, parlamentarische Behandlung vor der Sommerpause 2026 angekündigt), der laufenden Trilog-Verhandlungen zum Digital Omnibus on AI (zweite Runde 28. April 2026 ohne Einigung; nächste Runde 13. Mai 2026 — Knackpunkt ist nicht die Verschiebung der Hochrisiko-Pflichten, sondern die Konformitätsbewertungs-Architektur für Anhang I; die zypriotische Ratspräsidentschaft strebt einen Abschluss vor Ablauf ihrer Amtszeit am 30. Juni 2026 an, andernfalls übernimmt die irische Präsidentschaft), der am 5. Mai 2026 erfolgten Arraignment-Verhandlung im Altman-Verfahren mit „nicht schuldig"-Plädoyer und angeordneter psychiatrischer Begutachtung, des am 7. Mai 2026 versandten individuellen Microsoft-Buyout-Angebots (Annahmefrist 8. Juni 2026, VRSAR-Unterzeichnung 9.–22. Juni 2026, bis zu fünfjährige Krankenversicherungs-Verlängerung), des am 1. Mai 2026 vom Connecticut-Repräsentantenhaus mit 131 zu 17 Stimmen verabschiedeten </w:t>
+        <w:t xml:space="preserve"> Dieses Arbeitspapier gibt den Stand Mitte/Ende Mai 2026 (Schnitt am 22. Mai 2026 — Lauf 002 vom 22. Mai 2026) wieder; Lauf 002 ergänzt die seit Lauf 001 vom 8. Mai 2026 aufgelaufenen Entwicklungen: die am 7. Mai 2026 in einem nachgeholten Trilogtermin erreichte politische Einigung zum </w:t>
+      </w:r>
+      <w:r>
+        <w:rPr>
+          <w:rFonts w:ascii="Arial" w:hAnsi="Arial"/>
+          <w:b w:val="0"/>
+          <w:i/>
+          <w:sz w:val="19"/>
+        </w:rPr>
+        <w:t>Digital Omnibus on AI</w:t>
+      </w:r>
+      <w:r>
+        <w:rPr>
+          <w:rFonts w:ascii="Arial" w:hAnsi="Arial"/>
+          <w:b w:val="0"/>
+          <w:i w:val="0"/>
+          <w:sz w:val="19"/>
+        </w:rPr>
+        <w:t xml:space="preserve"> (Bestätigung der Stichtage 2. Dezember 2027 / 2. August 2028 für die Hochrisiko-Pflichten, neuer Art. 5-Verbotstatbestand zu KI-generiertem Kindesmissbrauchsmaterial / non-consensual intimate imagery ab 2. Dezember 2026, Vorziehung der Kennzeichnungs-Übergangsfrist auf 2. Dezember 2026, Erweiterung der SME-Erleichterungen auf Small Mid-Cap Enterprises), die am 12. Mai 2026 vom Colorado-Parlament 57 zu 6 / 34 zu 1 verabschiedete und am 14. Mai 2026 von Gouverneur Polis unterzeichnete Aufhebung und Neufassung des </w:t>
+      </w:r>
+      <w:r>
+        <w:rPr>
+          <w:rFonts w:ascii="Arial" w:hAnsi="Arial"/>
+          <w:b w:val="0"/>
+          <w:i/>
+          <w:sz w:val="19"/>
+        </w:rPr>
+        <w:t>Colorado AI Act</w:t>
+      </w:r>
+      <w:r>
+        <w:rPr>
+          <w:rFonts w:ascii="Arial" w:hAnsi="Arial"/>
+          <w:b w:val="0"/>
+          <w:i w:val="0"/>
+          <w:sz w:val="19"/>
+        </w:rPr>
+        <w:t xml:space="preserve"> (SB 26-189, Inkrafttreten 1. Januar 2027 statt 1. Juni 2026; transparenzbasierte Logik anstelle der ursprünglichen </w:t>
+      </w:r>
+      <w:r>
+        <w:rPr>
+          <w:rFonts w:ascii="Arial" w:hAnsi="Arial"/>
+          <w:b w:val="0"/>
+          <w:i/>
+          <w:sz w:val="19"/>
+        </w:rPr>
+        <w:t>reasonable-care</w:t>
+      </w:r>
+      <w:r>
+        <w:rPr>
+          <w:rFonts w:ascii="Arial" w:hAnsi="Arial"/>
+          <w:b w:val="0"/>
+          <w:i w:val="0"/>
+          <w:sz w:val="19"/>
+        </w:rPr>
+        <w:t xml:space="preserve">-Pflichten gegen algorithmische Diskriminierung), die am 30. April 2026 vom </w:t>
+      </w:r>
+      <w:r>
+        <w:rPr>
+          <w:rFonts w:ascii="Arial" w:hAnsi="Arial"/>
+          <w:b w:val="0"/>
+          <w:i/>
+          <w:sz w:val="19"/>
+        </w:rPr>
+        <w:t>Hangzhou Intermediate People's Court</w:t>
+      </w:r>
+      <w:r>
+        <w:rPr>
+          <w:rFonts w:ascii="Arial" w:hAnsi="Arial"/>
+          <w:b w:val="0"/>
+          <w:i w:val="0"/>
+          <w:sz w:val="19"/>
+        </w:rPr>
+        <w:t xml:space="preserve"> getroffene Berufungsentscheidung zur Unzulässigkeit einer ausschließlich KI-bezogenen Kündigung (Zhou-Fall) als zweite große Rechtsordnung mit operationalisiertem KI-Verdrängungsbegriff, die am 13./14. Mai 2026 von Cisco angekündigte Streichung von rund 4.000 Stellen (knapp unter 5 % der Belegschaft) parallel zu einem Q3-Rekordumsatz von 15,8 Mrd. USD (+12 % YoY, Restrukturierungsbelastung bis zu 1 Mrd. USD), die am 12. Mai 2026 bekannt gewordene Walmart-Reduktion von rund 1.000 Konzernstellen mit ausdrücklicher Nicht-Zuschreibung an KI als methodische Gegen-Erzählung zur „AI-driven labor crisis"-Lesart, die am 20. Mai 2026 in einer einzigen E-Mail-Welle umgesetzten Meta-Streichungen (rund 8.000 plus 6.000 gestrichene Stellenanzeigen, ergibt rund 14.000 Positionen effektiver Reduktion; Q1-2026-Umsatz 56,31 Mrd. USD, Nettoergebnis 26,8 Mrd. USD; rund 7.000 Beschäftigte umverteilt in neue „AI-zentrische" Funktionen wie </w:t>
+      </w:r>
+      <w:r>
+        <w:rPr>
+          <w:rFonts w:ascii="Arial" w:hAnsi="Arial"/>
+          <w:b w:val="0"/>
+          <w:i/>
+          <w:sz w:val="19"/>
+        </w:rPr>
+        <w:t>Applied AI Engineering</w:t>
+      </w:r>
+      <w:r>
+        <w:rPr>
+          <w:rFonts w:ascii="Arial" w:hAnsi="Arial"/>
+          <w:b w:val="0"/>
+          <w:i w:val="0"/>
+          <w:sz w:val="19"/>
+        </w:rPr>
+        <w:t xml:space="preserve">, </w:t>
+      </w:r>
+      <w:r>
+        <w:rPr>
+          <w:rFonts w:ascii="Arial" w:hAnsi="Arial"/>
+          <w:b w:val="0"/>
+          <w:i/>
+          <w:sz w:val="19"/>
+        </w:rPr>
+        <w:t>Agent Transformation Accelerator XFN</w:t>
+      </w:r>
+      <w:r>
+        <w:rPr>
+          <w:rFonts w:ascii="Arial" w:hAnsi="Arial"/>
+          <w:b w:val="0"/>
+          <w:i w:val="0"/>
+          <w:sz w:val="19"/>
+        </w:rPr>
+        <w:t xml:space="preserve">, Rollenkategorie „AI builder"/„AI pod lead"/„AI org lead"; weitere Streichungen für August und Herbst 2026 angekündigt) sowie den aktualisierten TrueUp-Trackerstand zum 21. Mai 2026 (142.303 Personen aus 331 Layoff-Meldungen, rund 1.009 Personen pro Tag). Die Debatte entwickelt sich weiter dynamisch, insbesondere im Zuge der OpenAI-Strategiepapiere und der Eröffnung des OpenAI Workshop in Washington, D.C. im Mai 2026, des Erstdurchgangs des GKV-Beitragssatzstabilisierungsgesetzes in der 1065. Bundesratssitzung am 8. Mai 2026 mit 79 Tagesordnungspunkten (Kabinettsbeschluss 29. April 2026, parlamentarische Behandlung vor der Sommerpause 2026 angekündigt), der laufenden Trilog-Verhandlungen zum Digital Omnibus on AI (zweite Runde 28. April 2026 ohne Einigung; nächste Runde 13. Mai 2026 — Knackpunkt ist nicht die Verschiebung der Hochrisiko-Pflichten, sondern die Konformitätsbewertungs-Architektur für Anhang I; die zypriotische Ratspräsidentschaft strebt einen Abschluss vor Ablauf ihrer Amtszeit am 30. Juni 2026 an, andernfalls übernimmt die irische Präsidentschaft), der am 5. Mai 2026 erfolgten Arraignment-Verhandlung im Altman-Verfahren mit „nicht schuldig"-Plädoyer und angeordneter psychiatrischer Begutachtung, des am 7. Mai 2026 versandten individuellen Microsoft-Buyout-Angebots (Annahmefrist 8. Juni 2026, VRSAR-Unterzeichnung 9.–22. Juni 2026, bis zu fünfjährige Krankenversicherungs-Verlängerung), des am 1. Mai 2026 vom Connecticut-Repräsentantenhaus mit 131 zu 17 Stimmen verabschiedeten </w:t>
       </w:r>
       <w:r>
         <w:rPr>
@@ -10862,7 +11650,7 @@
         <w:color w:val="999999"/>
         <w:sz w:val="15"/>
       </w:rPr>
-      <w:t>Version 22.0 — Mai 2026 — CC BY 4.0</w:t>
+      <w:t>Version 23.0 — Mai 2026 — CC BY 4.0</w:t>
       <w:tab/>
       <w:t xml:space="preserve">Seite </w:t>
     </w:r>

--- a/KI-Ökonomie.docx
+++ b/KI-Ökonomie.docx
@@ -112,7 +112,7 @@
           <w:color w:val="666666"/>
           <w:sz w:val="18"/>
         </w:rPr>
-        <w:t>Version 22.0</w:t>
+        <w:t>Version 23.0</w:t>
       </w:r>
     </w:p>
     <w:p>
@@ -238,7 +238,7 @@
           <w:i w:val="0"/>
           <w:sz w:val="19"/>
         </w:rPr>
-        <w:t xml:space="preserve"> fällt auf den 2. Juli 2026; nach den am 7. Mai 2026 publizierten Programmkonditionen sind rund 8.500 Beschäftigte angebotsberechtigt, das Paket umfasst eine Cash-Einmalzahlung sowie eine bis zu fünfjährige Krankenversicherungs-Verlängerung und enthält keine Wettbewerbs- oder Beschäftigungsverbote. Im Zusammenspiel mit den am selben Tag bekräftigten Meta-Streichungen ordneten Wirtschaftsmedien (CNBC, 24. April 2026) die Welle erstmals als „AI-driven labor crisis" ein — ein Begriff, der den Übergang von Einzelfällen zu einer kumulativen Branchenerzählung markiert. Bis zur Wochenmitte des 25. April 2026 weisen Branchen-Tracker einen kumulierten Bestand von über 92.000 Tech-Stellenstreichungen für das laufende Jahr 2026 aus; eine Aktualisierung zum 2. Mai 2026 hebt die Marke nach Tracker-Methodik des SkillSyncer auf 113.863 betroffene Beschäftigte aus 179 erfassten Layoff-Ereignissen (durchschnittlich rund 933 Stellen pro Tag), während TrueUp parallel 95.878 Personen aus 249 Einzelmeldungen zählt; die Methodikspanne erklärt die unterschiedlichen Größenordnungen, das Niveau einer sechsstelligen Tech-Reduktion innerhalb von vier Monaten ist über alle Tracker hinweg konsistent. Eine erneute Aktualisierung zum 6. Mai 2026 zeigt, dass die TrueUp-Zählung weiter auf 119.721 betroffene Personen aus 265 Layoff-Meldungen gestiegen ist (rund 958 Stellen pro Tag), während SkillSyncer mit 113.863 Personen aus 179 Ereignissen weitgehend unverändert bleibt; eine Tagesfortschreibung der TrueUp-Methodik weist zum 7. Mai 2026 bereits 121.111 Personen aus 273 Layoff-Meldungen aus (rund 961 Personen pro Tag); die nochmalige Aktualisierung zum 8. Mai 2026 hebt die Marke nach den am Vortag angekündigten Cloudflare-Streichungen auf 127.411 betroffene Personen aus 283 Layoff-Meldungen (rund 1.003 Stellen pro Tag), wobei die zusätzlichen Meldungen primär aus den am 5./6. Mai 2026 angekündigten Stellenstreichungen bei </w:t>
+        <w:t xml:space="preserve"> fällt auf den 2. Juli 2026; nach den am 7. Mai 2026 publizierten Programmkonditionen sind rund 8.500 Beschäftigte angebotsberechtigt, das Paket umfasst eine Cash-Einmalzahlung sowie eine bis zu fünfjährige Krankenversicherungs-Verlängerung und enthält keine Wettbewerbs- oder Beschäftigungsverbote. Im Zusammenspiel mit den am selben Tag bekräftigten Meta-Streichungen ordneten Wirtschaftsmedien (CNBC, 24. April 2026) die Welle erstmals als „AI-driven labor crisis" ein — ein Begriff, der den Übergang von Einzelfällen zu einer kumulativen Branchenerzählung markiert. Bis zur Wochenmitte des 25. April 2026 weisen Branchen-Tracker einen kumulierten Bestand von über 92.000 Tech-Stellenstreichungen für das laufende Jahr 2026 aus; eine Aktualisierung zum 2. Mai 2026 hebt die Marke nach Tracker-Methodik des SkillSyncer auf 113.863 betroffene Beschäftigte aus 179 erfassten Layoff-Ereignissen (durchschnittlich rund 933 Stellen pro Tag), während TrueUp parallel 95.878 Personen aus 249 Einzelmeldungen zählt; die Methodikspanne erklärt die unterschiedlichen Größenordnungen, das Niveau einer sechsstelligen Tech-Reduktion innerhalb von vier Monaten ist über alle Tracker hinweg konsistent. Eine erneute Aktualisierung zum 6. Mai 2026 zeigt, dass die TrueUp-Zählung weiter auf 119.721 betroffene Personen aus 265 Layoff-Meldungen gestiegen ist (rund 958 Stellen pro Tag), während SkillSyncer mit 113.863 Personen aus 179 Ereignissen weitgehend unverändert bleibt; eine Tagesfortschreibung der TrueUp-Methodik weist zum 7. Mai 2026 bereits 121.111 Personen aus 273 Layoff-Meldungen aus (rund 961 Personen pro Tag); die nochmalige Aktualisierung zum 8. Mai 2026 hebt die Marke nach den am Vortag angekündigten Cloudflare-Streichungen auf 127.411 betroffene Personen aus 283 Layoff-Meldungen (rund 1.003 Stellen pro Tag); zum 22. Mai 2026 weist die TrueUp-Methodik 142.985 betroffene Personen aus 339 Layoff-Meldungen aus (weiterhin rund 1.007 Stellen pro Tag) — die Zahl ist gegenüber dem 8. Mai 2026 vor allem durch die in der zweiten Maihälfte hinzugekommenen Ankündigungen von </w:t>
       </w:r>
       <w:r>
         <w:rPr>
@@ -247,6 +247,78 @@
           <w:i/>
           <w:sz w:val="19"/>
         </w:rPr>
+        <w:t>Cisco</w:t>
+      </w:r>
+      <w:r>
+        <w:rPr>
+          <w:rFonts w:ascii="Arial" w:hAnsi="Arial"/>
+          <w:b w:val="0"/>
+          <w:i w:val="0"/>
+          <w:sz w:val="19"/>
+        </w:rPr>
+        <w:t xml:space="preserve">, </w:t>
+      </w:r>
+      <w:r>
+        <w:rPr>
+          <w:rFonts w:ascii="Arial" w:hAnsi="Arial"/>
+          <w:b w:val="0"/>
+          <w:i/>
+          <w:sz w:val="19"/>
+        </w:rPr>
+        <w:t>LinkedIn</w:t>
+      </w:r>
+      <w:r>
+        <w:rPr>
+          <w:rFonts w:ascii="Arial" w:hAnsi="Arial"/>
+          <w:b w:val="0"/>
+          <w:i w:val="0"/>
+          <w:sz w:val="19"/>
+        </w:rPr>
+        <w:t xml:space="preserve">, </w:t>
+      </w:r>
+      <w:r>
+        <w:rPr>
+          <w:rFonts w:ascii="Arial" w:hAnsi="Arial"/>
+          <w:b w:val="0"/>
+          <w:i/>
+          <w:sz w:val="19"/>
+        </w:rPr>
+        <w:t>Walmart</w:t>
+      </w:r>
+      <w:r>
+        <w:rPr>
+          <w:rFonts w:ascii="Arial" w:hAnsi="Arial"/>
+          <w:b w:val="0"/>
+          <w:i w:val="0"/>
+          <w:sz w:val="19"/>
+        </w:rPr>
+        <w:t xml:space="preserve"> und </w:t>
+      </w:r>
+      <w:r>
+        <w:rPr>
+          <w:rFonts w:ascii="Arial" w:hAnsi="Arial"/>
+          <w:b w:val="0"/>
+          <w:i/>
+          <w:sz w:val="19"/>
+        </w:rPr>
+        <w:t>Intuit</w:t>
+      </w:r>
+      <w:r>
+        <w:rPr>
+          <w:rFonts w:ascii="Arial" w:hAnsi="Arial"/>
+          <w:b w:val="0"/>
+          <w:i w:val="0"/>
+          <w:sz w:val="19"/>
+        </w:rPr>
+        <w:t xml:space="preserve"> gestiegen, wobei die zusätzlichen Meldungen primär aus den am 5./6. Mai 2026 angekündigten Stellenstreichungen bei </w:t>
+      </w:r>
+      <w:r>
+        <w:rPr>
+          <w:rFonts w:ascii="Arial" w:hAnsi="Arial"/>
+          <w:b w:val="0"/>
+          <w:i/>
+          <w:sz w:val="19"/>
+        </w:rPr>
         <w:t>Coinbase</w:t>
       </w:r>
       <w:r>
@@ -328,7 +400,385 @@
           <w:i w:val="0"/>
           <w:sz w:val="19"/>
         </w:rPr>
-        <w:t xml:space="preserve"> parallel zu den Q1-2026-Quartalszahlen (Umsatz +34 % gegenüber dem Vorjahr) angekündigten Streichung von rund 1.100 Stellen — etwa 20 % der globalen Belegschaft — als Übergang zu einem „agentic AI-first operating model" gespeist sind; der gemeinsame Mitarbeitendenbrief von Vorstandsvorsitzendem Matthew Prince und Mitgründerin Michelle Zatlyn („Building for the future") begründet die Reduktion ausdrücklich nicht als Kostenmaßnahme oder leistungsabhängige Auswahl, sondern als strukturelle Anpassung an einen über das Quartal um rund 600 % gestiegenen unternehmensinternen KI-Einsatz; das Restrukturierungsvolumen wird mit 140 bis 150 Millionen US-Dollar im zweiten Quartal beziffert, ausscheidende Beschäftigte erhalten ihre Grundvergütung bis Ende 2026, US-Beschäftigte zusätzlich Krankenversicherungsschutz bis Jahresende und Equity-Vesting bis 15. August 2026; der Aktienkurs gab nach Bekanntgabe rund 18 % ab. Eine Aggregat-Bestätigung dieser Welle liefert der </w:t>
+        <w:t xml:space="preserve"> parallel zu den Q1-2026-Quartalszahlen (Umsatz +34 % gegenüber dem Vorjahr) angekündigten Streichung von rund 1.100 Stellen — etwa 20 % der globalen Belegschaft — als Übergang zu einem „agentic AI-first operating model" gespeist sind; der gemeinsame Mitarbeitendenbrief von Vorstandsvorsitzendem Matthew Prince und Mitgründerin Michelle Zatlyn („Building for the future") begründet die Reduktion ausdrücklich nicht als Kostenmaßnahme oder leistungsabhängige Auswahl, sondern als strukturelle Anpassung an einen über das Quartal um rund 600 % gestiegenen unternehmensinternen KI-Einsatz; das Restrukturierungsvolumen wird mit 140 bis 150 Millionen US-Dollar im zweiten Quartal beziffert, ausscheidende Beschäftigte erhalten ihre Grundvergütung bis Ende 2026, US-Beschäftigte zusätzlich Krankenversicherungsschutz bis Jahresende und Equity-Vesting bis 15. August 2026; der Aktienkurs gab nach Bekanntgabe rund 18 % ab. In den darauf folgenden zwei Wochen setzte sich die Welle in einer zweiten, breiteren Stoßrichtung fort: </w:t>
+      </w:r>
+      <w:r>
+        <w:rPr>
+          <w:rFonts w:ascii="Arial" w:hAnsi="Arial"/>
+          <w:b w:val="0"/>
+          <w:i/>
+          <w:sz w:val="19"/>
+        </w:rPr>
+        <w:t>Cisco</w:t>
+      </w:r>
+      <w:r>
+        <w:rPr>
+          <w:rFonts w:ascii="Arial" w:hAnsi="Arial"/>
+          <w:b w:val="0"/>
+          <w:i w:val="0"/>
+          <w:sz w:val="19"/>
+        </w:rPr>
+        <w:t xml:space="preserve"> kündigte am 13. Mai 2026 zusammen mit Rekord-Quartalsumsätzen von 15,8 Milliarden US-Dollar (+12 % gegenüber Vorjahr) eine Reduktion von rund 4.000 Stellen — knapp 5 % der weltweit etwa 80.000 Beschäftigten — als Ressourcen-Verlagerung in KI-, Security- und Silizium-Produkte an (CEO Chuck Robbins, Q3-FY-2026-Earnings); </w:t>
+      </w:r>
+      <w:r>
+        <w:rPr>
+          <w:rFonts w:ascii="Arial" w:hAnsi="Arial"/>
+          <w:b w:val="0"/>
+          <w:i/>
+          <w:sz w:val="19"/>
+        </w:rPr>
+        <w:t>LinkedIn</w:t>
+      </w:r>
+      <w:r>
+        <w:rPr>
+          <w:rFonts w:ascii="Arial" w:hAnsi="Arial"/>
+          <w:b w:val="0"/>
+          <w:i w:val="0"/>
+          <w:sz w:val="19"/>
+        </w:rPr>
+        <w:t xml:space="preserve"> (Microsoft-Tochter) meldete am selben Tag rund 875 Stellenstreichungen (rund 5 % von 17.500 Beschäftigten; WARN-Notice für 606 kalifornische Beschäftigte mit Wirkung 13. Juli 2026), wobei Reuters-Reporting den Anlass </w:t>
+      </w:r>
+      <w:r>
+        <w:rPr>
+          <w:rFonts w:ascii="Arial" w:hAnsi="Arial"/>
+          <w:b w:val="0"/>
+          <w:i/>
+          <w:sz w:val="19"/>
+        </w:rPr>
+        <w:t>nicht</w:t>
+      </w:r>
+      <w:r>
+        <w:rPr>
+          <w:rFonts w:ascii="Arial" w:hAnsi="Arial"/>
+          <w:b w:val="0"/>
+          <w:i w:val="0"/>
+          <w:sz w:val="19"/>
+        </w:rPr>
+        <w:t xml:space="preserve"> primär KI, sondern einer Reorganisation und Fokus auf Wachstumsbereiche zuschreibt — trotz parallelem 12-%-Umsatzwachstum von LinkedIn; </w:t>
+      </w:r>
+      <w:r>
+        <w:rPr>
+          <w:rFonts w:ascii="Arial" w:hAnsi="Arial"/>
+          <w:b w:val="0"/>
+          <w:i/>
+          <w:sz w:val="19"/>
+        </w:rPr>
+        <w:t>Walmart</w:t>
+      </w:r>
+      <w:r>
+        <w:rPr>
+          <w:rFonts w:ascii="Arial" w:hAnsi="Arial"/>
+          <w:b w:val="0"/>
+          <w:i w:val="0"/>
+          <w:sz w:val="19"/>
+        </w:rPr>
+        <w:t xml:space="preserve"> berichtete am 12. Mai 2026 über interne Memo-Berichterstattung (</w:t>
+      </w:r>
+      <w:r>
+        <w:rPr>
+          <w:rFonts w:ascii="Arial" w:hAnsi="Arial"/>
+          <w:b w:val="0"/>
+          <w:i/>
+          <w:sz w:val="19"/>
+        </w:rPr>
+        <w:t>Bloomberg</w:t>
+      </w:r>
+      <w:r>
+        <w:rPr>
+          <w:rFonts w:ascii="Arial" w:hAnsi="Arial"/>
+          <w:b w:val="0"/>
+          <w:i w:val="0"/>
+          <w:sz w:val="19"/>
+        </w:rPr>
+        <w:t xml:space="preserve">, </w:t>
+      </w:r>
+      <w:r>
+        <w:rPr>
+          <w:rFonts w:ascii="Arial" w:hAnsi="Arial"/>
+          <w:b w:val="0"/>
+          <w:i/>
+          <w:sz w:val="19"/>
+        </w:rPr>
+        <w:t>Wall Street Journal</w:t>
+      </w:r>
+      <w:r>
+        <w:rPr>
+          <w:rFonts w:ascii="Arial" w:hAnsi="Arial"/>
+          <w:b w:val="0"/>
+          <w:i w:val="0"/>
+          <w:sz w:val="19"/>
+        </w:rPr>
+        <w:t xml:space="preserve">) eine Streichung oder Umsiedlung von rund 1.000 Stellen in den Bereichen Produkt-, Design- und Digital-Technologie, die im Memo ausdrücklich </w:t>
+      </w:r>
+      <w:r>
+        <w:rPr>
+          <w:rFonts w:ascii="Arial" w:hAnsi="Arial"/>
+          <w:b w:val="0"/>
+          <w:i/>
+          <w:sz w:val="19"/>
+        </w:rPr>
+        <w:t>nicht</w:t>
+      </w:r>
+      <w:r>
+        <w:rPr>
+          <w:rFonts w:ascii="Arial" w:hAnsi="Arial"/>
+          <w:b w:val="0"/>
+          <w:i w:val="0"/>
+          <w:sz w:val="19"/>
+        </w:rPr>
+        <w:t xml:space="preserve"> als KI-induzierte Reduktion, sondern als Bereinigung einer mehrjährigen Plattformkonsolidierung begründet wird (CTO Suresh Kumar, EVP Daniel Danker); </w:t>
+      </w:r>
+      <w:r>
+        <w:rPr>
+          <w:rFonts w:ascii="Arial" w:hAnsi="Arial"/>
+          <w:b w:val="0"/>
+          <w:i/>
+          <w:sz w:val="19"/>
+        </w:rPr>
+        <w:t>Intuit</w:t>
+      </w:r>
+      <w:r>
+        <w:rPr>
+          <w:rFonts w:ascii="Arial" w:hAnsi="Arial"/>
+          <w:b w:val="0"/>
+          <w:i w:val="0"/>
+          <w:sz w:val="19"/>
+        </w:rPr>
+        <w:t xml:space="preserve"> schließlich kündigte am 20. Mai 2026 mit den Q3-FY-2026-Earnings eine Streichung von rund 3.000 Stellen an — rund 17 % der weltweit 18.200-köpfigen Belegschaft —, wobei CEO Sasan Goodarzi gegenüber </w:t>
+      </w:r>
+      <w:r>
+        <w:rPr>
+          <w:rFonts w:ascii="Arial" w:hAnsi="Arial"/>
+          <w:b w:val="0"/>
+          <w:i/>
+          <w:sz w:val="19"/>
+        </w:rPr>
+        <w:t>CNBC</w:t>
+      </w:r>
+      <w:r>
+        <w:rPr>
+          <w:rFonts w:ascii="Arial" w:hAnsi="Arial"/>
+          <w:b w:val="0"/>
+          <w:i w:val="0"/>
+          <w:sz w:val="19"/>
+        </w:rPr>
+        <w:t xml:space="preserve"> die Personalreduktion ausdrücklich </w:t>
+      </w:r>
+      <w:r>
+        <w:rPr>
+          <w:rFonts w:ascii="Arial" w:hAnsi="Arial"/>
+          <w:b w:val="0"/>
+          <w:i/>
+          <w:sz w:val="19"/>
+        </w:rPr>
+        <w:t>nicht</w:t>
+      </w:r>
+      <w:r>
+        <w:rPr>
+          <w:rFonts w:ascii="Arial" w:hAnsi="Arial"/>
+          <w:b w:val="0"/>
+          <w:i w:val="0"/>
+          <w:sz w:val="19"/>
+        </w:rPr>
+        <w:t xml:space="preserve"> als KI-getriebene Maßnahme einordnet, während die parallele </w:t>
+      </w:r>
+      <w:r>
+        <w:rPr>
+          <w:rFonts w:ascii="Arial" w:hAnsi="Arial"/>
+          <w:b w:val="0"/>
+          <w:i/>
+          <w:sz w:val="19"/>
+        </w:rPr>
+        <w:t>TechCrunch</w:t>
+      </w:r>
+      <w:r>
+        <w:rPr>
+          <w:rFonts w:ascii="Arial" w:hAnsi="Arial"/>
+          <w:b w:val="0"/>
+          <w:i w:val="0"/>
+          <w:sz w:val="19"/>
+        </w:rPr>
+        <w:t xml:space="preserve">-Berichterstattung das Programm als „refocus on AI" beschreibt und es mit den im selben Atemzug angekündigten mehrjährigen Partnerschaften mit Anthropic und OpenAI in Verbindung bringt (Einbettung der Claude- und GPT-Modelle in die Intuit-Produkte; spiegelbildlich werden Intuit-Steuer-, Buchhaltungs- und Marketing-Tools innerhalb von Claude und ChatGPT zugänglich); die US-Severance-Pakete umfassen 16 Wochen Grundvergütung plus zwei Wochen je Dienstjahr sowie verlängerte Krankenversicherung. Die </w:t>
+      </w:r>
+      <w:r>
+        <w:rPr>
+          <w:rFonts w:ascii="Arial" w:hAnsi="Arial"/>
+          <w:b w:val="0"/>
+          <w:i/>
+          <w:sz w:val="19"/>
+        </w:rPr>
+        <w:t>Microsoft</w:t>
+      </w:r>
+      <w:r>
+        <w:rPr>
+          <w:rFonts w:ascii="Arial" w:hAnsi="Arial"/>
+          <w:b w:val="0"/>
+          <w:i w:val="0"/>
+          <w:sz w:val="19"/>
+        </w:rPr>
+        <w:t xml:space="preserve">-VRSAR-Position wurde mit den Q3-FY-2026-Earnings auf einen Restrukturierungsaufwand von rund 900 Millionen US-Dollar im laufenden Quartal beziffert. Diese vier Mai-Ankündigungen (Cisco, LinkedIn, Walmart, Intuit) bilden methodisch ein Kontrastpaar: </w:t>
+      </w:r>
+      <w:r>
+        <w:rPr>
+          <w:rFonts w:ascii="Arial" w:hAnsi="Arial"/>
+          <w:b w:val="0"/>
+          <w:i/>
+          <w:sz w:val="19"/>
+        </w:rPr>
+        <w:t>Cisco</w:t>
+      </w:r>
+      <w:r>
+        <w:rPr>
+          <w:rFonts w:ascii="Arial" w:hAnsi="Arial"/>
+          <w:b w:val="0"/>
+          <w:i w:val="0"/>
+          <w:sz w:val="19"/>
+        </w:rPr>
+        <w:t xml:space="preserve"> und (frame-abhängig) </w:t>
+      </w:r>
+      <w:r>
+        <w:rPr>
+          <w:rFonts w:ascii="Arial" w:hAnsi="Arial"/>
+          <w:b w:val="0"/>
+          <w:i/>
+          <w:sz w:val="19"/>
+        </w:rPr>
+        <w:t>Intuit</w:t>
+      </w:r>
+      <w:r>
+        <w:rPr>
+          <w:rFonts w:ascii="Arial" w:hAnsi="Arial"/>
+          <w:b w:val="0"/>
+          <w:i w:val="0"/>
+          <w:sz w:val="19"/>
+        </w:rPr>
+        <w:t xml:space="preserve"> werden als KI-Restrukturierung kommuniziert, </w:t>
+      </w:r>
+      <w:r>
+        <w:rPr>
+          <w:rFonts w:ascii="Arial" w:hAnsi="Arial"/>
+          <w:b w:val="0"/>
+          <w:i/>
+          <w:sz w:val="19"/>
+        </w:rPr>
+        <w:t>LinkedIn</w:t>
+      </w:r>
+      <w:r>
+        <w:rPr>
+          <w:rFonts w:ascii="Arial" w:hAnsi="Arial"/>
+          <w:b w:val="0"/>
+          <w:i w:val="0"/>
+          <w:sz w:val="19"/>
+        </w:rPr>
+        <w:t xml:space="preserve"> und </w:t>
+      </w:r>
+      <w:r>
+        <w:rPr>
+          <w:rFonts w:ascii="Arial" w:hAnsi="Arial"/>
+          <w:b w:val="0"/>
+          <w:i/>
+          <w:sz w:val="19"/>
+        </w:rPr>
+        <w:t>Walmart</w:t>
+      </w:r>
+      <w:r>
+        <w:rPr>
+          <w:rFonts w:ascii="Arial" w:hAnsi="Arial"/>
+          <w:b w:val="0"/>
+          <w:i w:val="0"/>
+          <w:sz w:val="19"/>
+        </w:rPr>
+        <w:t xml:space="preserve"> werden ausdrücklich </w:t>
+      </w:r>
+      <w:r>
+        <w:rPr>
+          <w:rFonts w:ascii="Arial" w:hAnsi="Arial"/>
+          <w:b w:val="0"/>
+          <w:i/>
+          <w:sz w:val="19"/>
+        </w:rPr>
+        <w:t>nicht</w:t>
+      </w:r>
+      <w:r>
+        <w:rPr>
+          <w:rFonts w:ascii="Arial" w:hAnsi="Arial"/>
+          <w:b w:val="0"/>
+          <w:i w:val="0"/>
+          <w:sz w:val="19"/>
+        </w:rPr>
+        <w:t xml:space="preserve"> als KI-getriebene Reduktion eingeordnet — sie zeigen damit empirisch die in § 9.1 diskutierte Schwierigkeit, KI-Verdrängung trennscharf von paralleler Plattformbereinigung, Organisations-Restrukturierung und Kapitalumlenkung zu unterscheiden, in vier Tagen Konzernkommunikation. Eine begleitende Analyse der </w:t>
+      </w:r>
+      <w:r>
+        <w:rPr>
+          <w:rFonts w:ascii="Arial" w:hAnsi="Arial"/>
+          <w:b w:val="0"/>
+          <w:i/>
+          <w:sz w:val="19"/>
+        </w:rPr>
+        <w:t>Washington Post</w:t>
+      </w:r>
+      <w:r>
+        <w:rPr>
+          <w:rFonts w:ascii="Arial" w:hAnsi="Arial"/>
+          <w:b w:val="0"/>
+          <w:i w:val="0"/>
+          <w:sz w:val="19"/>
+        </w:rPr>
+        <w:t xml:space="preserve"> vom 21. Mai 2026 („Layoffs might feel like they're soaring, but they're not") schreibt die intensiv wahrgenommene Layoff-Welle teilweise einer Wahrnehmungsverzerrung zu: Aggregat-Daten von Challenger und BLS-Statistiken zeigten 2026 keine im historischen Vergleich auffälligen Werte; der Eindruck einer Welle entstehe primär durch die konzentrierte Tech-Berichterstattung und den expliziten KI-Framing-Effekt einzelner Konzernmemos. </w:t>
+      </w:r>
+      <w:r>
+        <w:rPr>
+          <w:rFonts w:ascii="Arial" w:hAnsi="Arial"/>
+          <w:b w:val="0"/>
+          <w:i/>
+          <w:sz w:val="19"/>
+        </w:rPr>
+        <w:t>TechTimes</w:t>
+      </w:r>
+      <w:r>
+        <w:rPr>
+          <w:rFonts w:ascii="Arial" w:hAnsi="Arial"/>
+          <w:b w:val="0"/>
+          <w:i w:val="0"/>
+          <w:sz w:val="19"/>
+        </w:rPr>
+        <w:t xml:space="preserve"> berichtete am 18. Mai 2026 ergänzend, dass die Marke von 113.000 Tech-Stellenstreichungen 2026 erreicht sei, </w:t>
+      </w:r>
+      <w:r>
+        <w:rPr>
+          <w:rFonts w:ascii="Arial" w:hAnsi="Arial"/>
+          <w:b w:val="0"/>
+          <w:i/>
+          <w:sz w:val="19"/>
+        </w:rPr>
+        <w:t>ohne</w:t>
+      </w:r>
+      <w:r>
+        <w:rPr>
+          <w:rFonts w:ascii="Arial" w:hAnsi="Arial"/>
+          <w:b w:val="0"/>
+          <w:i w:val="0"/>
+          <w:sz w:val="19"/>
+        </w:rPr>
+        <w:t xml:space="preserve"> dass es auf US-Bundesebene bislang eine verpflichtende Offenlegung KI-induzierter Streichungen gebe — das von Connecticut </w:t>
+      </w:r>
+      <w:r>
+        <w:rPr>
+          <w:rFonts w:ascii="Arial" w:hAnsi="Arial"/>
+          <w:b w:val="0"/>
+          <w:i/>
+          <w:sz w:val="19"/>
+        </w:rPr>
+        <w:t>SB 5</w:t>
+      </w:r>
+      <w:r>
+        <w:rPr>
+          <w:rFonts w:ascii="Arial" w:hAnsi="Arial"/>
+          <w:b w:val="0"/>
+          <w:i w:val="0"/>
+          <w:sz w:val="19"/>
+        </w:rPr>
+        <w:t xml:space="preserve"> ab 1. Oktober 2026 eingeführte WARN-AI-Disclosure-Regime (§ 4.5) bleibt damit zumindest bis zur Etablierung einer US-bundesgesetzlichen Parallelnorm der einzige standardisierte administrative Messpunkt für aggregierte KI-bezogene Layoff-Daten in den USA. Eine Aggregat-Bestätigung der vorausgehenden Welle liefert der </w:t>
       </w:r>
       <w:r>
         <w:rPr>
@@ -2128,7 +2578,79 @@
           <w:i w:val="0"/>
           <w:sz w:val="19"/>
         </w:rPr>
-        <w:t xml:space="preserve"> Eine rein nationale Lösung kann mit der Warenverkehrsfreiheit, der Dienstleistungsfreiheit und der Niederlassungsfreiheit in Konflikt geraten. Eine Regelung, die nur inländische Roboterbetreiber trifft, während grenzüberschreitende KI-Dienstleistungen unbesteuert bleiben, wäre diskriminierungsrechtlich problematisch und praktisch kaum durchsetzbar. Der EU AI Act (Verordnung 2024/1689) schafft ab dem 2. August 2026 einen unionsweit einheitlichen Regulierungsrahmen für KI-Systeme (Hochrisiko-Systeme gemäß Anhang III, Transparenzpflichten nach Art. 50, Durchsetzungsregime); dies legt einen einheitlichen Definitionsrahmen, der steuerpolitische Anknüpfungen an KI-Systemklassen mittelfristig erleichtern kann, ohne selbst steuerrechtliche Wirkung zu entfalten. Die Europäische Kommission hat am 19. November 2025 mit dem „Digital Omnibus on AI" einen Vereinfachungsvorschlag vorgelegt, den das Europäische Parlament am 16. März 2026 im Ausschuss und am 23. März 2026 im Plenum unterstützt hat. Er sieht eine Verschiebung der Hochrisiko-Pflichten vor — je nach Systemtyp bis maximal zum 2. Dezember 2027 bzw. 2. August 2028 — und koppelt ihre Anwendbarkeit an die Verfügbarkeit harmonisierter Normen; zudem wird die Kennzeichnungspflicht für KI-generierte Inhalte (Art. 50) bis zum 2. November 2026 verlängert. Die Kommissionsdurchsetzungsbefugnisse gegenüber Anbietern von Allzweck-KI-Modellen (GPAI) treten wie vorgesehen am 2. August 2026 in Kraft. Parlament und Rat haben die Trilogverhandlungen aufgenommen; der zweite Trilogtermin am 28. April 2026 endete nach Berichterstattung von IAPP und A&amp;O Shearman ohne Einigung — Streitpunkt war primär das Verhältnis zwischen AI Act und sektorspezifischen EU-Regelungen für eingebettete KI-Systeme (Anhang I) sowie die Rechtsgrundlage für die Verarbeitung personenbezogener Daten zur Bias-Erkennung. Beide Institutionen konvergieren auf Stichtage 2. Dezember 2027 (Anhang III) und 2. August 2028 (Anhang I) für die Hochrisiko-Pflichten. Die nächste Trilogrunde ist auf den 13. Mai 2026 terminiert; Ziel bleibt eine förmliche Verabschiedung vor dem ursprünglichen Stichtag am 2. August 2026. Die zypriotische Ratspräsidentschaft hat sich vorgenommen, das Dossier vor Ablauf ihrer Amtszeit am 30. Juni 2026 abzuschließen; gelingt das nicht, übernimmt zur zweiten Jahreshälfte 2026 die irische Präsidentschaft. Scheitert die Einigung bis zum 2. August 2026, würden die Hochrisiko-Pflichten in ihrer ursprünglich vorgesehenen Fassung anwendbar. Für die Steuerdebatte folgt daraus, dass der zeitliche Vorlauf für KI-Definitionen aus dem AI Act enger als ursprünglich gedacht ist — eine mittelfristige Anknüpfung steuerlicher Tatbestände an AI-Act-Kategorien bleibt möglich, setzt aber voraus, dass die Normenlandschaft nach 2027 verlässlich vorliegt.</w:t>
+        <w:t xml:space="preserve"> Eine rein nationale Lösung kann mit der Warenverkehrsfreiheit, der Dienstleistungsfreiheit und der Niederlassungsfreiheit in Konflikt geraten. Eine Regelung, die nur inländische Roboterbetreiber trifft, während grenzüberschreitende KI-Dienstleistungen unbesteuert bleiben, wäre diskriminierungsrechtlich problematisch und praktisch kaum durchsetzbar. Der EU AI Act (Verordnung 2024/1689) schafft ab dem 2. August 2026 einen unionsweit einheitlichen Regulierungsrahmen für KI-Systeme (Hochrisiko-Systeme gemäß Anhang III, Transparenzpflichten nach Art. 50, Durchsetzungsregime); dies legt einen einheitlichen Definitionsrahmen, der steuerpolitische Anknüpfungen an KI-Systemklassen mittelfristig erleichtern kann, ohne selbst steuerrechtliche Wirkung zu entfalten. Die Europäische Kommission hat am 19. November 2025 mit dem „Digital Omnibus on AI" einen Vereinfachungsvorschlag vorgelegt, den das Europäische Parlament am 16. März 2026 im Ausschuss und am 23. März 2026 im Plenum unterstützt hat. Er sieht eine Verschiebung der Hochrisiko-Pflichten vor — je nach Systemtyp bis maximal zum 2. Dezember 2027 bzw. 2. August 2028 — und koppelt ihre Anwendbarkeit an die Verfügbarkeit harmonisierter Normen; zudem wird die Kennzeichnungspflicht für KI-generierte Inhalte (Art. 50) bis zum 2. November 2026 verlängert. Die Kommissionsdurchsetzungsbefugnisse gegenüber Anbietern von Allzweck-KI-Modellen (GPAI) treten wie vorgesehen am 2. August 2026 in Kraft. Parlament und Rat haben die Trilogverhandlungen aufgenommen; der zweite Trilogtermin am 28. April 2026 endete nach Berichterstattung von IAPP und A&amp;O Shearman ohne Einigung — Streitpunkt war primär das Verhältnis zwischen AI Act und sektorspezifischen EU-Regelungen für eingebettete KI-Systeme (Anhang I) sowie die Rechtsgrundlage für die Verarbeitung personenbezogener Daten zur Bias-Erkennung. In einer auf den frühen Morgen des 7. Mai 2026 datierten Schlussrunde haben Rat und Parlament eine vorläufige politische Einigung über den </w:t>
+      </w:r>
+      <w:r>
+        <w:rPr>
+          <w:rFonts w:ascii="Arial" w:hAnsi="Arial"/>
+          <w:b w:val="0"/>
+          <w:i/>
+          <w:sz w:val="19"/>
+        </w:rPr>
+        <w:t>Digital Omnibus on AI</w:t>
+      </w:r>
+      <w:r>
+        <w:rPr>
+          <w:rFonts w:ascii="Arial" w:hAnsi="Arial"/>
+          <w:b w:val="0"/>
+          <w:i w:val="0"/>
+          <w:sz w:val="19"/>
+        </w:rPr>
+        <w:t xml:space="preserve"> erzielt; eine Pressemitteilung des Rates (Consilium) bestätigt den Abschluss noch am selben Tag, Kanzleianalysen (Bird &amp; Bird, Orrick, DLA Piper, Modulos, VerifyWise) referieren den Inhalt bis Mitte Mai 2026. Die Einigung bestätigt die Verschiebung der Hochrisiko-Pflichten auf den </w:t>
+      </w:r>
+      <w:r>
+        <w:rPr>
+          <w:rFonts w:ascii="Arial" w:hAnsi="Arial"/>
+          <w:b/>
+          <w:i w:val="0"/>
+          <w:sz w:val="19"/>
+        </w:rPr>
+        <w:t>2. Dezember 2027</w:t>
+      </w:r>
+      <w:r>
+        <w:rPr>
+          <w:rFonts w:ascii="Arial" w:hAnsi="Arial"/>
+          <w:b w:val="0"/>
+          <w:i w:val="0"/>
+          <w:sz w:val="19"/>
+        </w:rPr>
+        <w:t xml:space="preserve"> (Anhang III, eigenständige Hochrisiko-Systeme) bzw. den </w:t>
+      </w:r>
+      <w:r>
+        <w:rPr>
+          <w:rFonts w:ascii="Arial" w:hAnsi="Arial"/>
+          <w:b/>
+          <w:i w:val="0"/>
+          <w:sz w:val="19"/>
+        </w:rPr>
+        <w:t>2. August 2028</w:t>
+      </w:r>
+      <w:r>
+        <w:rPr>
+          <w:rFonts w:ascii="Arial" w:hAnsi="Arial"/>
+          <w:b w:val="0"/>
+          <w:i w:val="0"/>
+          <w:sz w:val="19"/>
+        </w:rPr>
+        <w:t xml:space="preserve"> (Anhang I, in regulierten Produkten eingebettete KI-Systeme), löst den im April-Trilog strittigen Konformitätsbewertungs-Konflikt für Anhang I auf und ergänzt eine neue Verbotsregel in Art. 5 für KI-Systeme, die zur Erzeugung kindesmissbräuchlicher Darstellungen oder nicht einvernehmlicher intimer Bilder dienen (Geltungsbeginn 2. Dezember 2026, mit Übergangsperiode für vor diesem Stichtag in Verkehr gebrachte Systeme). Die Kennzeichnungspflicht für KI-generierte Inhalte (Art. 50 Abs. 2) wird auf den 2. Dezember 2026 vorgezogen — fast zwei Monate früher als der ursprünglich von der Kommission vorgeschlagene 2. Februar 2027 — und gilt unabhängig davon, ob harmonisierte Normen und Kommissions-Leitfäden zu diesem Zeitpunkt vorliegen. Nationale regulatorische </w:t>
+      </w:r>
+      <w:r>
+        <w:rPr>
+          <w:rFonts w:ascii="Arial" w:hAnsi="Arial"/>
+          <w:b w:val="0"/>
+          <w:i/>
+          <w:sz w:val="19"/>
+        </w:rPr>
+        <w:t>Sandboxes</w:t>
+      </w:r>
+      <w:r>
+        <w:rPr>
+          <w:rFonts w:ascii="Arial" w:hAnsi="Arial"/>
+          <w:b w:val="0"/>
+          <w:i w:val="0"/>
+          <w:sz w:val="19"/>
+        </w:rPr>
+        <w:t xml:space="preserve"> sollen bis zum 2. August 2027 etabliert sein. Die vorläufige Einigung bedarf der förmlichen Bestätigung durch Rat und Parlament; die Institutionen haben angekündigt, die Annahme noch vor dem 2. August 2026 abzuschließen. Die zypriotische Ratspräsidentschaft hat den Abschluss damit vor Ablauf ihrer Amtszeit am 30. Juni 2026 erreicht. Für die Steuerdebatte folgt daraus, dass die Definitions- und Klassifikationsgrundlage des AI Act — anders als noch zum Stichtag 8. Mai 2026 angenommen — in den Kernpunkten zeitlich fixiert ist; eine mittelfristige Anknüpfung steuerlicher Tatbestände an AI-Act-Kategorien (etwa für eine Wertschöpfungsabgabe oder eine zielgerichtete Ersatzabgabe) wird damit kalkulierbarer, der zeitliche Korridor bis zum vollen Inkrafttreten der Hochrisiko-Pflichten ab Ende 2027 ist aber auch nach dem Omnibus-Deal nur noch knapp 18 bis 27 Monate lang.</w:t>
       </w:r>
     </w:p>
     <w:p>
@@ -4028,6 +4550,125 @@
           <w:sz w:val="19"/>
         </w:rPr>
         <w:t xml:space="preserve"> Die hohen Kapital- und Unternehmensteuern in den skandinavischen Ländern kombiniert mit ausgeprägten Umschulungs- und Weiterbildungssystemen („Flexicurity") werden oft als Alternative zu einer spezifischen Robotersteuer diskutiert.</w:t>
+      </w:r>
+    </w:p>
+    <w:p>
+      <w:pPr>
+        <w:spacing w:before="120" w:after="80"/>
+      </w:pPr>
+      <w:r>
+        <w:rPr>
+          <w:rFonts w:ascii="Arial" w:hAnsi="Arial"/>
+          <w:b/>
+          <w:i w:val="0"/>
+          <w:color w:val="2E75B6"/>
+          <w:sz w:val="24"/>
+        </w:rPr>
+        <w:t>6.5 Volksrepublik China: arbeitsrechtliche Eindämmung KI-induzierter Entlassungen (Hangzhou-Urteil, April 2026)</w:t>
+      </w:r>
+    </w:p>
+    <w:p>
+      <w:pPr>
+        <w:jc w:val="both"/>
+      </w:pPr>
+      <w:r>
+        <w:rPr>
+          <w:rFonts w:ascii="Arial" w:hAnsi="Arial"/>
+          <w:b w:val="0"/>
+          <w:i w:val="0"/>
+          <w:sz w:val="19"/>
+        </w:rPr>
+        <w:t xml:space="preserve">Während die in § 6.1–6.4 referierten Modelle an Investitionsanreizen, Wertschöpfung oder Plattformumsätzen ansetzen, ist in der Volksrepublik China im Frühjahr 2026 ein vierter Pfad sichtbar geworden, der nicht fiskalisch, sondern </w:t>
+      </w:r>
+      <w:r>
+        <w:rPr>
+          <w:rFonts w:ascii="Arial" w:hAnsi="Arial"/>
+          <w:b w:val="0"/>
+          <w:i/>
+          <w:sz w:val="19"/>
+        </w:rPr>
+        <w:t>arbeitsrechtlich</w:t>
+      </w:r>
+      <w:r>
+        <w:rPr>
+          <w:rFonts w:ascii="Arial" w:hAnsi="Arial"/>
+          <w:b w:val="0"/>
+          <w:i w:val="0"/>
+          <w:sz w:val="19"/>
+        </w:rPr>
+        <w:t xml:space="preserve"> ansetzt: Das </w:t>
+      </w:r>
+      <w:r>
+        <w:rPr>
+          <w:rFonts w:ascii="Arial" w:hAnsi="Arial"/>
+          <w:b w:val="0"/>
+          <w:i/>
+          <w:sz w:val="19"/>
+        </w:rPr>
+        <w:t>Hangzhou Intermediate People's Court</w:t>
+      </w:r>
+      <w:r>
+        <w:rPr>
+          <w:rFonts w:ascii="Arial" w:hAnsi="Arial"/>
+          <w:b w:val="0"/>
+          <w:i w:val="0"/>
+          <w:sz w:val="19"/>
+        </w:rPr>
+        <w:t xml:space="preserve"> hat in einem zum 1. Mai 2026 publizierten Urteil die Kündigung eines mit der Qualitätssicherung großer Sprachmodelle befassten Beschäftigten („Zhou") als rechtswidrig eingestuft, nachdem dessen Aufgaben durch ein KI-System übernommen und ihm anschließend eine herabgestufte Position mit einer Lohnkürzung von 25.000 auf 15.000 Yuan angeboten worden war (entspricht rund 40 %). Das Gericht prüfte den nach Artikel 40 des chinesischen Arbeitsvertragsgesetzes maßgeblichen Tatbestand „bedeutender Änderung der objektiven Umstände" und kam zu dem Ergebnis, dass die Einführung von KI in einer Einzeltätigkeit weder einen Standortwechsel, eine Fusion oder eine vergleichbare Geschäftsumstellung darstellt, noch das Tatbestandsmerkmal „Unmöglichkeit der Vertragsfortsetzung" erfüllt; das alternative Stellenangebot mit erheblicher Lohnkürzung gelte zudem nicht als zumutbare Versetzung. Damit setzt die zweite chinesische Instanz erstmals einen verbindlichen Präzedenz für die Frage, unter welchen Bedingungen KI-Adoption eine Kündigung tragen kann — mit dem Ergebnis, dass sie es im Regelfall </w:t>
+      </w:r>
+      <w:r>
+        <w:rPr>
+          <w:rFonts w:ascii="Arial" w:hAnsi="Arial"/>
+          <w:b w:val="0"/>
+          <w:i/>
+          <w:sz w:val="19"/>
+        </w:rPr>
+        <w:t>nicht</w:t>
+      </w:r>
+      <w:r>
+        <w:rPr>
+          <w:rFonts w:ascii="Arial" w:hAnsi="Arial"/>
+          <w:b w:val="0"/>
+          <w:i w:val="0"/>
+          <w:sz w:val="19"/>
+        </w:rPr>
+        <w:t xml:space="preserve"> kann. Begleitend zur Urteilsveröffentlichung hat das Gericht „typische Beispiele zum Schutz der Rechte von KI-Unternehmen und Beschäftigten" publiziert; chinesische Rechtswissenschaftler ordnen die Linie in eine doppelte zentralpolitische Stoßrichtung ein, die einerseits den breiten KI-Einsatz industriepolitisch forciert (15. Fünfjahresplan, MIIT-Standardisierung) und andererseits die Verdrängungskosten nicht allein den Beschäftigten aufladen will. Für die in diesem Papier geführte Steuerdebatte ist das Urteil aus drei Gründen relevant: (1) Es nimmt der in § 9.1 referierten </w:t>
+      </w:r>
+      <w:r>
+        <w:rPr>
+          <w:rFonts w:ascii="Arial" w:hAnsi="Arial"/>
+          <w:b w:val="0"/>
+          <w:i/>
+          <w:sz w:val="19"/>
+        </w:rPr>
+        <w:t>Messproblematik</w:t>
+      </w:r>
+      <w:r>
+        <w:rPr>
+          <w:rFonts w:ascii="Arial" w:hAnsi="Arial"/>
+          <w:b w:val="0"/>
+          <w:i w:val="0"/>
+          <w:sz w:val="19"/>
+        </w:rPr>
+        <w:t xml:space="preserve"> einer Displacement-basierten Anknüpfung (Typ 5 nach § 2.1) den Boden, indem es die Beweislast für die KI-Substitution dem Arbeitgeber auflädt; (2) es funktioniert ohne neue Steuer und ohne zusätzliche Bemessungsgrundlage, ist aber nur in einem Rechtssystem ohne ausgeprägtes Kündigungsschutzrecht für den breiten Markt operationalisierbar — in Deutschland würde dieselbe Schutzrichtung primär über § 1 KSchG und das BetrVG (Betriebsverfassungsgesetz) ausgesteuert; (3) er liefert ein internationales Anschauungsbeispiel dafür, dass die Übernahme der Verdrängungskosten durch die Beschäftigten politisch eindämmbar ist, </w:t>
+      </w:r>
+      <w:r>
+        <w:rPr>
+          <w:rFonts w:ascii="Arial" w:hAnsi="Arial"/>
+          <w:b w:val="0"/>
+          <w:i/>
+          <w:sz w:val="19"/>
+        </w:rPr>
+        <w:t>ohne</w:t>
+      </w:r>
+      <w:r>
+        <w:rPr>
+          <w:rFonts w:ascii="Arial" w:hAnsi="Arial"/>
+          <w:b w:val="0"/>
+          <w:i w:val="0"/>
+          <w:sz w:val="19"/>
+        </w:rPr>
+        <w:t xml:space="preserve"> gleichzeitig eine Robotersteuer einzuführen. Im Vergleich zur Maine- und Connecticut-Linie (§ 4.5) und zur OpenAI-/Sanders-Linie steht China damit für ein viertes, primär judikatives Eindämmungsregime, das für Verhältnismäßigkeits- und Messdebatten in Europa als nicht-fiskalisches Referenzbeispiel interessant ist.</w:t>
       </w:r>
     </w:p>
     <w:p>
@@ -10553,6 +11194,366 @@
       <w:r>
         <w:rPr>
           <w:rFonts w:ascii="Arial" w:hAnsi="Arial"/>
+          <w:b w:val="0"/>
+          <w:i w:val="0"/>
+          <w:sz w:val="19"/>
+        </w:rPr>
+        <w:t xml:space="preserve">Council of the EU / European Parliament / Bird &amp; Bird / Orrick / DLA Piper / Modulos / VerifyWise. (7. / Mai 2026). </w:t>
+      </w:r>
+      <w:r>
+        <w:rPr>
+          <w:rFonts w:ascii="Arial" w:hAnsi="Arial"/>
+          <w:b w:val="0"/>
+          <w:i/>
+          <w:sz w:val="19"/>
+        </w:rPr>
+        <w:t>Artificial Intelligence: Council and Parliament agree to simplify and streamline rules (Press Release 7 May 2026) / Digital Omnibus on AI: Provisional Agreement Reached at the May Trilogue / EU's Digital Omnibus on AI: 7 Key Changes / Unpacking the EU AI Act Omnibus Deal / EU AI Act Delayed: The Omnibus Deal Closed on 7 May 2026 / EU AI Act omnibus: what changed on 7 May 2026.</w:t>
+      </w:r>
+      <w:r>
+        <w:rPr>
+          <w:rFonts w:ascii="Arial" w:hAnsi="Arial"/>
+          <w:b w:val="0"/>
+          <w:i w:val="0"/>
+          <w:sz w:val="19"/>
+        </w:rPr>
+        <w:t xml:space="preserve"> Vorläufige politische Einigung im Trilog am 7. Mai 2026: Verschiebung der Hochrisiko-Pflichten auf 2. Dezember 2027 (Anhang III) / 2. August 2028 (Anhang I); neue Art.-5-Verbotsregel zu KI-generiertem CSAM und nicht-einvernehmlicher intimer Bildgenerierung mit Geltungsbeginn 2. Dezember 2026; vorgezogene Kennzeichnungspflicht Art. 50 Abs. 2 auf 2. Dezember 2026 unabhängig von harmonisierten Normen; nationale Sandboxes 2. August 2027; förmliche Annahme angestrebt vor 2. August 2026. https://www.consilium.europa.eu/en/press/press-releases/2026/05/07/artificial-intelligence-council-and-parliament-agree-to-simplify-and-streamline-rules/ | https://www.twobirds.com/en/insights/2026/digital-omnibus-on-ai-provisional-agreement-reached-at-the-may-trilogue | https://www.orrick.com/en/Insights/2026/05/EUs-Digital-Omnibus-on-AI-7-Key-Changes-You-Need-to-Know | https://www.dlapiper.com/en-us/insights/publications/2026/05/unpacking-connecticuts-new-ai-law | https://www.modulos.ai/blog/eu-ai-act-omnibus-deal/ | https://verifywise.ai/blog/eu-ai-act-omnibus-what-changed</w:t>
+      </w:r>
+    </w:p>
+    <w:p>
+      <w:pPr>
+        <w:jc w:val="both"/>
+      </w:pPr>
+      <w:r>
+        <w:rPr>
+          <w:rFonts w:ascii="Arial" w:hAnsi="Arial"/>
+          <w:b w:val="0"/>
+          <w:i w:val="0"/>
+          <w:sz w:val="19"/>
+        </w:rPr>
+        <w:t xml:space="preserve">The Tech Portal / TheStreet / SEC. (13./14. Mai 2026). </w:t>
+      </w:r>
+      <w:r>
+        <w:rPr>
+          <w:rFonts w:ascii="Arial" w:hAnsi="Arial"/>
+          <w:b w:val="0"/>
+          <w:i/>
+          <w:sz w:val="19"/>
+        </w:rPr>
+        <w:t>Cisco confirms 4,000 layoffs despite strong Q3 FY2026 earnings and $15.8Bn revenue / Cisco CEO reveals real reason behind 4,000 job cuts.</w:t>
+      </w:r>
+      <w:r>
+        <w:rPr>
+          <w:rFonts w:ascii="Arial" w:hAnsi="Arial"/>
+          <w:b w:val="0"/>
+          <w:i w:val="0"/>
+          <w:sz w:val="19"/>
+        </w:rPr>
+        <w:t xml:space="preserve"> CEO Chuck Robbins kündigt im Rahmen der Q3-FY-2026-Earnings (Rekordumsatz 15,8 Mrd. USD, +12 % YoY) Reduktion von rund 4.000 Stellen (&lt;5 % von rund 80.000 Beschäftigten) als Ressourcen-Verlagerung in KI-, Security- und Silizium-Produkte an. https://thetechportal.com/2026/05/14/cisco-confirms-4000-layoffs-despite-strong-q3-fy2026-earnings-and-15-8bn-revenue/ | https://www.thestreet.com/employment/cisco-ceo-reveals-real-reason-behind-4000-job-cuts | https://www.sec.gov/Archives/edgar/data/0000858877/000085887726000075/exhibit991pressrelease-q3f.htm</w:t>
+      </w:r>
+    </w:p>
+    <w:p>
+      <w:pPr>
+        <w:jc w:val="both"/>
+      </w:pPr>
+      <w:r>
+        <w:rPr>
+          <w:rFonts w:ascii="Arial" w:hAnsi="Arial"/>
+          <w:b w:val="0"/>
+          <w:i w:val="0"/>
+          <w:sz w:val="19"/>
+        </w:rPr>
+        <w:t xml:space="preserve">TechRepublic / IndMoney / Inc. / TheNextWeb. (13. Mai 2026). </w:t>
+      </w:r>
+      <w:r>
+        <w:rPr>
+          <w:rFonts w:ascii="Arial" w:hAnsi="Arial"/>
+          <w:b w:val="0"/>
+          <w:i/>
+          <w:sz w:val="19"/>
+        </w:rPr>
+        <w:t>LinkedIn Cuts Jobs Despite Revenue Growth as Tech Layoffs Keep Spreading / LinkedIn Layoffs 2026: 875 Jobs Cut Despite Record Revenue / LinkedIn to Layoff Hundreds in New Job Cuts. But AI Isn't the Reason.</w:t>
+      </w:r>
+      <w:r>
+        <w:rPr>
+          <w:rFonts w:ascii="Arial" w:hAnsi="Arial"/>
+          <w:b w:val="0"/>
+          <w:i w:val="0"/>
+          <w:sz w:val="19"/>
+        </w:rPr>
+        <w:t xml:space="preserve"> Microsoft-Tochter streicht rund 875 Stellen (rund 5 % von 17.500 Beschäftigten; WARN-Notice für 606 kalifornische Beschäftigte mit Wirkung 13. Juli 2026); Reuters-Reporting: Anlass ist Reorganisation und Wachstumsfokus, </w:t>
+      </w:r>
+      <w:r>
+        <w:rPr>
+          <w:rFonts w:ascii="Arial" w:hAnsi="Arial"/>
+          <w:b w:val="0"/>
+          <w:i/>
+          <w:sz w:val="19"/>
+        </w:rPr>
+        <w:t>nicht</w:t>
+      </w:r>
+      <w:r>
+        <w:rPr>
+          <w:rFonts w:ascii="Arial" w:hAnsi="Arial"/>
+          <w:b w:val="0"/>
+          <w:i w:val="0"/>
+          <w:sz w:val="19"/>
+        </w:rPr>
+        <w:t xml:space="preserve"> primär KI; LinkedIn hatte parallel 12 % Umsatzwachstum gemeldet. https://www.techrepublic.com/article/news-linkedin-layoffs-may-2026/ | https://www.indmoney.com/blog/us-stocks/linkedin-layoffs-2026-microsoft-ai-spending-msft-stock-analysis | https://www.inc.com/moses-jeanfrancois/linkedin-to-layoff-hundreds-in-new-job-cuts-but-ai-isnt-the-reason/91344495 | https://thenextweb.com/news/linkedin-layoffs-tech-100000-jobs-2026-wave</w:t>
+      </w:r>
+    </w:p>
+    <w:p>
+      <w:pPr>
+        <w:jc w:val="both"/>
+      </w:pPr>
+      <w:r>
+        <w:rPr>
+          <w:rFonts w:ascii="Arial" w:hAnsi="Arial"/>
+          <w:b w:val="0"/>
+          <w:i w:val="0"/>
+          <w:sz w:val="19"/>
+        </w:rPr>
+        <w:t xml:space="preserve">HR Executive / Quartz / Bloomberg / Wall Street Journal. (12./13. Mai 2026). </w:t>
+      </w:r>
+      <w:r>
+        <w:rPr>
+          <w:rFonts w:ascii="Arial" w:hAnsi="Arial"/>
+          <w:b w:val="0"/>
+          <w:i/>
+          <w:sz w:val="19"/>
+        </w:rPr>
+        <w:t>Walmart cuts 1,000 corporate roles as AI reorganization reshapes tech teams / Walmart cuts 1,000 tech and product jobs in AI push / Walmart Cuts 1000 Tech Jobs in 2026, Skips the AI Blame.</w:t>
+      </w:r>
+      <w:r>
+        <w:rPr>
+          <w:rFonts w:ascii="Arial" w:hAnsi="Arial"/>
+          <w:b w:val="0"/>
+          <w:i w:val="0"/>
+          <w:sz w:val="19"/>
+        </w:rPr>
+        <w:t xml:space="preserve"> Internes Memo (CTO Suresh Kumar / EVP Daniel Danker) kündigt Streichung oder Umsiedlung von rund 1.000 Stellen in Produkt-, Design- und Digital-Technologie an; das Memo ordnet die Reduktion ausdrücklich </w:t>
+      </w:r>
+      <w:r>
+        <w:rPr>
+          <w:rFonts w:ascii="Arial" w:hAnsi="Arial"/>
+          <w:b w:val="0"/>
+          <w:i/>
+          <w:sz w:val="19"/>
+        </w:rPr>
+        <w:t>nicht</w:t>
+      </w:r>
+      <w:r>
+        <w:rPr>
+          <w:rFonts w:ascii="Arial" w:hAnsi="Arial"/>
+          <w:b w:val="0"/>
+          <w:i w:val="0"/>
+          <w:sz w:val="19"/>
+        </w:rPr>
+        <w:t xml:space="preserve"> als KI-induziert ein, sondern als Bereinigung einer mehrjährigen Plattformkonsolidierung dreier zusammengeführter Tech-Operations. https://hrexecutive.com/walmart-cuts-1000-corporate-roles-as-ai-reorganization-reshapes-tech-teams/ | https://qz.com/walmart-layoffs-tech-product-jobs-restructuring-051326 | https://www.metaintro.com/blog/walmart-layoffs-1000-corporate-roles-cut-ai-not-cited-2026</w:t>
+      </w:r>
+    </w:p>
+    <w:p>
+      <w:pPr>
+        <w:jc w:val="both"/>
+      </w:pPr>
+      <w:r>
+        <w:rPr>
+          <w:rFonts w:ascii="Arial" w:hAnsi="Arial"/>
+          <w:b w:val="0"/>
+          <w:i w:val="0"/>
+          <w:sz w:val="19"/>
+        </w:rPr>
+        <w:t xml:space="preserve">TechCrunch / CNBC / Quartz / Slashdot. (20. Mai 2026). </w:t>
+      </w:r>
+      <w:r>
+        <w:rPr>
+          <w:rFonts w:ascii="Arial" w:hAnsi="Arial"/>
+          <w:b w:val="0"/>
+          <w:i/>
+          <w:sz w:val="19"/>
+        </w:rPr>
+        <w:t>Intuit to lay off over 3,000 employees to refocus on AI / Intuit CEO says company's 17% workforce cut had 'nothing to do with AI' / Intuit layoffs: 3,000 jobs cut in AI restructuring.</w:t>
+      </w:r>
+      <w:r>
+        <w:rPr>
+          <w:rFonts w:ascii="Arial" w:hAnsi="Arial"/>
+          <w:b w:val="0"/>
+          <w:i w:val="0"/>
+          <w:sz w:val="19"/>
+        </w:rPr>
+        <w:t xml:space="preserve"> Streichung von rund 3.000 Stellen (rund 17 % von 18.200 globaler Belegschaft) zusammen mit den Q3-FY-2026-Earnings; CEO Sasan Goodarzi gegenüber CNBC: „nothing to do with AI"; parallele Ankündigung mehrjähriger Anthropic-/OpenAI-Partnerschaften (Einbettung Claude/GPT in Intuit-Produkte; Intuit-Tools in Claude/ChatGPT verfügbar); US-Severance: 16 Wochen Grundvergütung plus 2 Wochen je Dienstjahr, verlängerte Krankenversicherung, Karriere-Transitions-Services. https://techcrunch.com/2026/05/20/intuit-to-lay-off-over-3000-employees-to-refocus-on-ai/ | https://www.cnbc.com/2026/05/20/intuit-ceo-says-companys-17percent-workforce-cut-had-nothing-to-do-with-ai.html | https://qz.com/intuit-layoffs-workforce-reduction-ai-restructuring-052026 | https://slashdot.org/story/26/05/20/2038203/intuit-to-lay-off-over-3000-employees-to-refocus-on-ai</w:t>
+      </w:r>
+    </w:p>
+    <w:p>
+      <w:pPr>
+        <w:jc w:val="both"/>
+      </w:pPr>
+      <w:r>
+        <w:rPr>
+          <w:rFonts w:ascii="Arial" w:hAnsi="Arial"/>
+          <w:b w:val="0"/>
+          <w:i w:val="0"/>
+          <w:sz w:val="19"/>
+        </w:rPr>
+        <w:t xml:space="preserve">GeekWire / TrueWealth Financial Partners / Avier Wealth Advisors. (Mai 2026). </w:t>
+      </w:r>
+      <w:r>
+        <w:rPr>
+          <w:rFonts w:ascii="Arial" w:hAnsi="Arial"/>
+          <w:b w:val="0"/>
+          <w:i/>
+          <w:sz w:val="19"/>
+        </w:rPr>
+        <w:t>Microsoft employees learn details of voluntary retirement package / Microsoft's Voluntary Retirement Program: Now We Have The Details.</w:t>
+      </w:r>
+      <w:r>
+        <w:rPr>
+          <w:rFonts w:ascii="Arial" w:hAnsi="Arial"/>
+          <w:b w:val="0"/>
+          <w:i w:val="0"/>
+          <w:sz w:val="19"/>
+        </w:rPr>
+        <w:t xml:space="preserve"> VRSAR-Konditionen: Cash-Einmalzahlung 8 bis 39 Wochen Grundvergütung (je nach Ebene und Betriebszugehörigkeit), bis zu 5 Jahre verlängerte Kranken-, Zahn- und Sehversicherung (Microsoft trägt im 1. Jahr vollständig); Microsoft beziffert die Rückstellung im laufenden Quartal mit rund 900 Mio. USD. https://www.geekwire.com/2026/microsoft-employees-learn-details-of-voluntary-retirement-package-heres-what-the-company-is-offering/ | https://www.truewealthfp.com/insights/microsofts-voluntary-retirement-program | https://avieradvisors.com/microsofts-voluntary-retirement-program-now-we-have-the-details/</w:t>
+      </w:r>
+    </w:p>
+    <w:p>
+      <w:pPr>
+        <w:jc w:val="both"/>
+      </w:pPr>
+      <w:r>
+        <w:rPr>
+          <w:rFonts w:ascii="Arial" w:hAnsi="Arial"/>
+          <w:b w:val="0"/>
+          <w:i w:val="0"/>
+          <w:sz w:val="19"/>
+        </w:rPr>
+        <w:t xml:space="preserve">Washington Post / Tech Times. (18./21. Mai 2026). </w:t>
+      </w:r>
+      <w:r>
+        <w:rPr>
+          <w:rFonts w:ascii="Arial" w:hAnsi="Arial"/>
+          <w:b w:val="0"/>
+          <w:i/>
+          <w:sz w:val="19"/>
+        </w:rPr>
+        <w:t>Layoffs might feel like they're soaring, but they're not / Tech Layoffs Surpass 113,000 in 2026 With No Federal Law Requiring AI Disclosure.</w:t>
+      </w:r>
+      <w:r>
+        <w:rPr>
+          <w:rFonts w:ascii="Arial" w:hAnsi="Arial"/>
+          <w:b w:val="0"/>
+          <w:i w:val="0"/>
+          <w:sz w:val="19"/>
+        </w:rPr>
+        <w:t xml:space="preserve"> Differenzierende Lesarten zur „AI labor crisis": Aggregat-Daten (Challenger, BLS) zeigen 2026 keine im historischen Vergleich auffälligen Werte; Wahrnehmungsverzerrung durch konzentrierte Tech-Berichterstattung und KI-Framing; auf US-Bundesebene weiterhin keine standardisierte AI-Disclosure-Pflicht — Connecticut </w:t>
+      </w:r>
+      <w:r>
+        <w:rPr>
+          <w:rFonts w:ascii="Arial" w:hAnsi="Arial"/>
+          <w:b w:val="0"/>
+          <w:i/>
+          <w:sz w:val="19"/>
+        </w:rPr>
+        <w:t>SB 5</w:t>
+      </w:r>
+      <w:r>
+        <w:rPr>
+          <w:rFonts w:ascii="Arial" w:hAnsi="Arial"/>
+          <w:b w:val="0"/>
+          <w:i w:val="0"/>
+          <w:sz w:val="19"/>
+        </w:rPr>
+        <w:t xml:space="preserve"> (WARN-AI-Disclosure ab 1. Oktober 2026, vgl. § 4.5) bleibt der einzige administrative Messpunkt. https://www.washingtonpost.com/technology/2026/05/21/layoffs-might-feel-like-theyre-soaring-they-not/ | https://www.techtimes.com/articles/316802/20260518/tech-layoffs-surpass-113000-2026-no-federal-law-requiring-ai-disclosure.htm</w:t>
+      </w:r>
+    </w:p>
+    <w:p>
+      <w:pPr>
+        <w:jc w:val="both"/>
+      </w:pPr>
+      <w:r>
+        <w:rPr>
+          <w:rFonts w:ascii="Arial" w:hAnsi="Arial"/>
+          <w:b w:val="0"/>
+          <w:i w:val="0"/>
+          <w:sz w:val="19"/>
+        </w:rPr>
+        <w:t xml:space="preserve">TrueUp. (Stand 22. Mai 2026). </w:t>
+      </w:r>
+      <w:r>
+        <w:rPr>
+          <w:rFonts w:ascii="Arial" w:hAnsi="Arial"/>
+          <w:b w:val="0"/>
+          <w:i/>
+          <w:sz w:val="19"/>
+        </w:rPr>
+        <w:t>Tech Layoffs Tracker — Aktualisierung: 142.985 Personen aus 339 Layoff-Meldungen (rund 1.007 Personen pro Tag); Vergleich 2025: 245.953 Personen aus 783 Meldungen (rund 674 pro Tag); Projektion 2026: rund 370.000 Personen.</w:t>
+      </w:r>
+      <w:r>
+        <w:rPr>
+          <w:rFonts w:ascii="Arial" w:hAnsi="Arial"/>
+          <w:b w:val="0"/>
+          <w:i w:val="0"/>
+          <w:sz w:val="19"/>
+        </w:rPr>
+        <w:t xml:space="preserve"> https://www.trueup.io/layoffs</w:t>
+      </w:r>
+    </w:p>
+    <w:p>
+      <w:pPr>
+        <w:jc w:val="both"/>
+      </w:pPr>
+      <w:r>
+        <w:rPr>
+          <w:rFonts w:ascii="Arial" w:hAnsi="Arial"/>
+          <w:b w:val="0"/>
+          <w:i w:val="0"/>
+          <w:sz w:val="19"/>
+        </w:rPr>
+        <w:t xml:space="preserve">Hangzhou Intermediate People's Court / NPR / Caixin Global / Bloomberg / Fortune / China.org.cn / CGTN / SCIO. (30. April / 1./2./3. Mai 2026). </w:t>
+      </w:r>
+      <w:r>
+        <w:rPr>
+          <w:rFonts w:ascii="Arial" w:hAnsi="Arial"/>
+          <w:b w:val="0"/>
+          <w:i/>
+          <w:sz w:val="19"/>
+        </w:rPr>
+        <w:t>Chinese court defends labor rights in new AI-replacement case / Chinese Courts Rule Companies Cannot Fire Workers Simply to Replace Them With AI / Chinese court rules firms can't lay off workers on AI grounds / A tech worker in China is laid off and replaced by AI. Is it legal?</w:t>
+      </w:r>
+      <w:r>
+        <w:rPr>
+          <w:rFonts w:ascii="Arial" w:hAnsi="Arial"/>
+          <w:b w:val="0"/>
+          <w:i w:val="0"/>
+          <w:sz w:val="19"/>
+        </w:rPr>
+        <w:t xml:space="preserve"> Hangzhou Intermediate People's Court erklärt die Kündigung eines mit der KI-Qualitätssicherung befassten Beschäftigten („Zhou") nach Übernahme der Tätigkeit durch ein Large-Language-Model und anschließendem herabgestuftem Stellenangebot mit rund 40 % Lohnkürzung (25.000 → 15.000 Yuan) für rechtswidrig; KI-Adoption gilt nach der Urteilsbegründung im Regelfall </w:t>
+      </w:r>
+      <w:r>
+        <w:rPr>
+          <w:rFonts w:ascii="Arial" w:hAnsi="Arial"/>
+          <w:b w:val="0"/>
+          <w:i/>
+          <w:sz w:val="19"/>
+        </w:rPr>
+        <w:t>nicht</w:t>
+      </w:r>
+      <w:r>
+        <w:rPr>
+          <w:rFonts w:ascii="Arial" w:hAnsi="Arial"/>
+          <w:b w:val="0"/>
+          <w:i w:val="0"/>
+          <w:sz w:val="19"/>
+        </w:rPr>
+        <w:t xml:space="preserve"> als „bedeutende Änderung der objektiven Umstände" gemäß Artikel 40 chinesisches Arbeitsvertragsgesetz; Veröffentlichung im Vorlauf des Tags der Arbeit zusammen mit „typischen Beispielen zum Schutz der Rechte von KI-Unternehmen und Beschäftigten". http://english.scio.gov.cn/m/chinavoices/2026-04/30/content_118471189.html | https://www.npr.org/2026/05/01/nx-s1-5807131/tech-worker-china-ai | https://www.caixinglobal.com/2026-04-30/chinese-courts-rule-companies-cannot-fire-workers-simply-to-replace-them-with-ai-102439602.html | https://www.bloomberg.com/news/articles/2026-05-02/chinese-court-rules-firms-can-t-lay-off-workers-on-ai-grounds | https://fortune.com/2026/05/03/chinese-court-layoffs-workers-ai-replacement-labor-market/</w:t>
+      </w:r>
+    </w:p>
+    <w:p>
+      <w:pPr>
+        <w:jc w:val="both"/>
+      </w:pPr>
+      <w:r>
+        <w:rPr>
+          <w:rFonts w:ascii="Arial" w:hAnsi="Arial"/>
           <w:b/>
           <w:i w:val="0"/>
           <w:sz w:val="19"/>
@@ -10566,7 +11567,7 @@
           <w:i w:val="0"/>
           <w:sz w:val="19"/>
         </w:rPr>
-        <w:t xml:space="preserve"> Dieses Arbeitspapier gibt den Stand Anfang Mai 2026 (Schnitt am 8. Mai 2026 — Lauf 001 vom 8. Mai 2026) wieder. Die Debatte entwickelt sich dynamisch, insbesondere im Zuge der OpenAI-Strategiepapiere und der Eröffnung des OpenAI Workshop in Washington, D.C. im Mai 2026, des Erstdurchgangs des GKV-Beitragssatzstabilisierungsgesetzes in der 1065. Bundesratssitzung am 8. Mai 2026 mit 79 Tagesordnungspunkten (Kabinettsbeschluss 29. April 2026, parlamentarische Behandlung vor der Sommerpause 2026 angekündigt), der laufenden Trilog-Verhandlungen zum Digital Omnibus on AI (zweite Runde 28. April 2026 ohne Einigung; nächste Runde 13. Mai 2026 — Knackpunkt ist nicht die Verschiebung der Hochrisiko-Pflichten, sondern die Konformitätsbewertungs-Architektur für Anhang I; die zypriotische Ratspräsidentschaft strebt einen Abschluss vor Ablauf ihrer Amtszeit am 30. Juni 2026 an, andernfalls übernimmt die irische Präsidentschaft), der am 5. Mai 2026 erfolgten Arraignment-Verhandlung im Altman-Verfahren mit „nicht schuldig"-Plädoyer und angeordneter psychiatrischer Begutachtung, des am 7. Mai 2026 versandten individuellen Microsoft-Buyout-Angebots (Annahmefrist 8. Juni 2026, VRSAR-Unterzeichnung 9.–22. Juni 2026, bis zu fünfjährige Krankenversicherungs-Verlängerung), des am 1. Mai 2026 vom Connecticut-Repräsentantenhaus mit 131 zu 17 Stimmen verabschiedeten </w:t>
+        <w:t xml:space="preserve"> Dieses Arbeitspapier gibt den Stand Ende Mai 2026 (Schnitt am 23. Mai 2026 — Lauf 001 vom 23. Mai 2026) wieder. Die Debatte entwickelt sich dynamisch, insbesondere im Zuge der OpenAI-Strategiepapiere und der Eröffnung des OpenAI Workshop in Washington, D.C. im Mai 2026, des Erstdurchgangs des GKV-Beitragssatzstabilisierungsgesetzes in der 1065. Bundesratssitzung am 8. Mai 2026 mit 79 Tagesordnungspunkten (Kabinettsbeschluss 29. April 2026, parlamentarische Behandlung vor der Sommerpause 2026 angekündigt), der am 7. Mai 2026 zwischen Rat und Parlament erzielten vorläufigen politischen Einigung über den </w:t>
       </w:r>
       <w:r>
         <w:rPr>
@@ -10575,6 +11576,24 @@
           <w:i/>
           <w:sz w:val="19"/>
         </w:rPr>
+        <w:t>Digital Omnibus on AI</w:t>
+      </w:r>
+      <w:r>
+        <w:rPr>
+          <w:rFonts w:ascii="Arial" w:hAnsi="Arial"/>
+          <w:b w:val="0"/>
+          <w:i w:val="0"/>
+          <w:sz w:val="19"/>
+        </w:rPr>
+        <w:t xml:space="preserve"> (Verschiebung der Hochrisiko-Pflichten auf 2. Dezember 2027 / 2. August 2028; neue Verbotsregel in Art. 5 zu KI-generiertem CSAM und nicht-einvernehmlicher intimer Bildgenerierung mit Geltung ab 2. Dezember 2026; vorgezogene Kennzeichnungspflicht Art. 50 Abs. 2 auf 2. Dezember 2026; Sandboxes 2. August 2027; förmliche Annahme angestrebt vor dem 2. August 2026 unter zypriotischer Ratspräsidentschaft), der am 5. Mai 2026 erfolgten Arraignment-Verhandlung im Altman-Verfahren mit „nicht schuldig"-Plädoyer und angeordneter psychiatrischer Begutachtung, des am 7. Mai 2026 versandten individuellen Microsoft-Buyout-Angebots (Annahmefrist 8. Juni 2026, VRSAR-Unterzeichnung 9.–22. Juni 2026, bis zu fünfjährige Krankenversicherungs-Verlängerung), des am 1. Mai 2026 vom Connecticut-Repräsentantenhaus mit 131 zu 17 Stimmen verabschiedeten </w:t>
+      </w:r>
+      <w:r>
+        <w:rPr>
+          <w:rFonts w:ascii="Arial" w:hAnsi="Arial"/>
+          <w:b w:val="0"/>
+          <w:i/>
+          <w:sz w:val="19"/>
+        </w:rPr>
         <w:t>SB 5 — Connecticut Artificial Intelligence Responsibility and Transparency Act</w:t>
       </w:r>
       <w:r>
@@ -10710,7 +11729,133 @@
           <w:i w:val="0"/>
           <w:sz w:val="19"/>
         </w:rPr>
-        <w:t xml:space="preserve"> auf 100 % bei zugleich ablehnender Position des Finanzministeriums, der revidierten IAB-Frühjahrsprognose vom 24. März 2026 (Erwerbstätigkeit −90.000, BIP +0,8 % bei 0,2 bis 0,3 Pp. Iran-Krieg-Dämpfung), der aktualisierten Tech-Layoff-Trackerstände zum 6./7./8. Mai 2026 (TrueUp 119.721 Personen aus 265 Layoff-Meldungen am 6. Mai, 121.111 Personen aus 273 Meldungen am 7. Mai bzw. 127.411 Personen aus 283 Meldungen am 8. Mai 2026 — rund 1.003 Personen pro Tag; SkillSyncer 113.863 Personen aus 179 Ereignissen) sowie der am 5./6. Mai 2026 angekündigten KI-getriebenen Stellenstreichungen bei Coinbase (700 Stellen, 14 %), PayPal (rund 4.760 Stellen, 20 % über 2–3 Jahre), Freshworks (rund 500 Stellen, 11 %) und Cognizant (12.000–15.000 Stellen unter „Project Leap") sowie der am 7. Mai 2026 von Cloudflare angekündigten Streichung von rund 1.100 Stellen (20 % der globalen Belegschaft) zum Übergang zu einem „agentic AI-first operating model" (Restrukturierungsaufwand 140–150 Mio. USD, AI-Einsatz im Konzern +600 % im Quartal, Aktienkurs −18 %), des am 1. Mai 2026 von </w:t>
+        <w:t xml:space="preserve"> auf 100 % bei zugleich ablehnender Position des Finanzministeriums, der revidierten IAB-Frühjahrsprognose vom 24. März 2026 (Erwerbstätigkeit −90.000, BIP +0,8 % bei 0,2 bis 0,3 Pp. Iran-Krieg-Dämpfung), der aktualisierten Tech-Layoff-Trackerstände zum 6./7./8. Mai 2026 (TrueUp 119.721 Personen aus 265 Layoff-Meldungen am 6. Mai, 121.111 Personen aus 273 Meldungen am 7. Mai bzw. 127.411 Personen aus 283 Meldungen am 8. Mai 2026 — rund 1.003 Personen pro Tag; SkillSyncer 113.863 Personen aus 179 Ereignissen) sowie der am 5./6. Mai 2026 angekündigten KI-getriebenen Stellenstreichungen bei Coinbase (700 Stellen, 14 %), PayPal (rund 4.760 Stellen, 20 % über 2–3 Jahre), Freshworks (rund 500 Stellen, 11 %) und Cognizant (12.000–15.000 Stellen unter „Project Leap"), der am 7. Mai 2026 von Cloudflare angekündigten Streichung von rund 1.100 Stellen (20 % der globalen Belegschaft) zum Übergang zu einem „agentic AI-first operating model" (Restrukturierungsaufwand 140–150 Mio. USD, AI-Einsatz im Konzern +600 % im Quartal, Aktienkurs −18 %), der zweiten Mai-Welle 12.–20. Mai 2026 mit Cisco (rund 4.000 Stellen / &lt;5 %, 13. Mai 2026 — KI-, Security- und Silizium-Verlagerung), LinkedIn (rund 875 Stellen / 5 %, 13. Mai 2026 — Reuters: </w:t>
+      </w:r>
+      <w:r>
+        <w:rPr>
+          <w:rFonts w:ascii="Arial" w:hAnsi="Arial"/>
+          <w:b w:val="0"/>
+          <w:i/>
+          <w:sz w:val="19"/>
+        </w:rPr>
+        <w:t>nicht</w:t>
+      </w:r>
+      <w:r>
+        <w:rPr>
+          <w:rFonts w:ascii="Arial" w:hAnsi="Arial"/>
+          <w:b w:val="0"/>
+          <w:i w:val="0"/>
+          <w:sz w:val="19"/>
+        </w:rPr>
+        <w:t xml:space="preserve"> AI-getrieben, Reorganisation und Wachstumsfokus), Walmart (rund 1.000 Corporate-Stellen, 12. Mai 2026 — Plattformkonsolidierung, im Memo ausdrücklich nicht KI-induziert) und Intuit (rund 3.000 Stellen / 17 %, 20. Mai 2026 — CEO Sasan Goodarzi: „nothing to do with AI"; </w:t>
+      </w:r>
+      <w:r>
+        <w:rPr>
+          <w:rFonts w:ascii="Arial" w:hAnsi="Arial"/>
+          <w:b w:val="0"/>
+          <w:i/>
+          <w:sz w:val="19"/>
+        </w:rPr>
+        <w:t>TechCrunch</w:t>
+      </w:r>
+      <w:r>
+        <w:rPr>
+          <w:rFonts w:ascii="Arial" w:hAnsi="Arial"/>
+          <w:b w:val="0"/>
+          <w:i w:val="0"/>
+          <w:sz w:val="19"/>
+        </w:rPr>
+        <w:t xml:space="preserve"> frame: „refocus on AI"; mehrjährige Anthropic-/OpenAI-Partnerschaft), der mit den Microsoft-Q3-FY-2026-Earnings bezifferten VRSAR-Restrukturierungsrückstellung von rund 900 Mio. USD, des aktualisierten TrueUp-Trackerstands zum 22. Mai 2026 (142.985 Personen aus 339 Layoff-Meldungen / rund 1.007 Personen pro Tag), des am 30. April / 1. Mai 2026 (im Vorlauf des Tags der Arbeit) veröffentlichten Urteils des </w:t>
+      </w:r>
+      <w:r>
+        <w:rPr>
+          <w:rFonts w:ascii="Arial" w:hAnsi="Arial"/>
+          <w:b w:val="0"/>
+          <w:i/>
+          <w:sz w:val="19"/>
+        </w:rPr>
+        <w:t>Hangzhou Intermediate People's Court</w:t>
+      </w:r>
+      <w:r>
+        <w:rPr>
+          <w:rFonts w:ascii="Arial" w:hAnsi="Arial"/>
+          <w:b w:val="0"/>
+          <w:i w:val="0"/>
+          <w:sz w:val="19"/>
+        </w:rPr>
+        <w:t xml:space="preserve"> zum Fall „Zhou", das die Kündigung eines KI-Qualitätssicherers nach Übernahme der Tätigkeit durch ein großes Sprachmodell und herabgestuftem Stellenangebot (40 % Lohnkürzung) als rechtswidrig einstuft und KI-Adoption damit erstmals präzedenzbildend </w:t>
+      </w:r>
+      <w:r>
+        <w:rPr>
+          <w:rFonts w:ascii="Arial" w:hAnsi="Arial"/>
+          <w:b w:val="0"/>
+          <w:i/>
+          <w:sz w:val="19"/>
+        </w:rPr>
+        <w:t>nicht</w:t>
+      </w:r>
+      <w:r>
+        <w:rPr>
+          <w:rFonts w:ascii="Arial" w:hAnsi="Arial"/>
+          <w:b w:val="0"/>
+          <w:i w:val="0"/>
+          <w:sz w:val="19"/>
+        </w:rPr>
+        <w:t xml:space="preserve"> als „bedeutende Änderung der objektiven Umstände" gemäß Artikel 40 chinesisches Arbeitsvertragsgesetz wertet, der </w:t>
+      </w:r>
+      <w:r>
+        <w:rPr>
+          <w:rFonts w:ascii="Arial" w:hAnsi="Arial"/>
+          <w:b w:val="0"/>
+          <w:i/>
+          <w:sz w:val="19"/>
+        </w:rPr>
+        <w:t>Washington-Post</w:t>
+      </w:r>
+      <w:r>
+        <w:rPr>
+          <w:rFonts w:ascii="Arial" w:hAnsi="Arial"/>
+          <w:b w:val="0"/>
+          <w:i w:val="0"/>
+          <w:sz w:val="19"/>
+        </w:rPr>
+        <w:t xml:space="preserve">-Analyse vom 21. Mai 2026 („Layoffs might feel like they're soaring, but they're not"), die die intensiv wahrgenommene Welle teilweise einer Wahrnehmungsverzerrung zuschreibt, sowie der </w:t>
+      </w:r>
+      <w:r>
+        <w:rPr>
+          <w:rFonts w:ascii="Arial" w:hAnsi="Arial"/>
+          <w:b w:val="0"/>
+          <w:i/>
+          <w:sz w:val="19"/>
+        </w:rPr>
+        <w:t>TechTimes</w:t>
+      </w:r>
+      <w:r>
+        <w:rPr>
+          <w:rFonts w:ascii="Arial" w:hAnsi="Arial"/>
+          <w:b w:val="0"/>
+          <w:i w:val="0"/>
+          <w:sz w:val="19"/>
+        </w:rPr>
+        <w:t xml:space="preserve">-Berichterstattung vom 18. Mai 2026 zur 113.000er-Marke der Tech-Stellenstreichungen 2026 </w:t>
+      </w:r>
+      <w:r>
+        <w:rPr>
+          <w:rFonts w:ascii="Arial" w:hAnsi="Arial"/>
+          <w:b w:val="0"/>
+          <w:i/>
+          <w:sz w:val="19"/>
+        </w:rPr>
+        <w:t>ohne</w:t>
+      </w:r>
+      <w:r>
+        <w:rPr>
+          <w:rFonts w:ascii="Arial" w:hAnsi="Arial"/>
+          <w:b w:val="0"/>
+          <w:i w:val="0"/>
+          <w:sz w:val="19"/>
+        </w:rPr>
+        <w:t xml:space="preserve"> US-bundesgesetzliche AI-Disclosure-Pflicht, des am 1. Mai 2026 von </w:t>
       </w:r>
       <w:r>
         <w:rPr>
@@ -10862,7 +12007,7 @@
         <w:color w:val="999999"/>
         <w:sz w:val="15"/>
       </w:rPr>
-      <w:t>Version 22.0 — Mai 2026 — CC BY 4.0</w:t>
+      <w:t>Version 23.0 — Mai 2026 — CC BY 4.0</w:t>
       <w:tab/>
       <w:t xml:space="preserve">Seite </w:t>
     </w:r>

--- a/KI-Ökonomie.docx
+++ b/KI-Ökonomie.docx
@@ -112,7 +112,7 @@
           <w:color w:val="666666"/>
           <w:sz w:val="18"/>
         </w:rPr>
-        <w:t>Version 22.0</w:t>
+        <w:t>Version 23.0</w:t>
       </w:r>
     </w:p>
     <w:p>
@@ -328,7 +328,241 @@
           <w:i w:val="0"/>
           <w:sz w:val="19"/>
         </w:rPr>
-        <w:t xml:space="preserve"> parallel zu den Q1-2026-Quartalszahlen (Umsatz +34 % gegenüber dem Vorjahr) angekündigten Streichung von rund 1.100 Stellen — etwa 20 % der globalen Belegschaft — als Übergang zu einem „agentic AI-first operating model" gespeist sind; der gemeinsame Mitarbeitendenbrief von Vorstandsvorsitzendem Matthew Prince und Mitgründerin Michelle Zatlyn („Building for the future") begründet die Reduktion ausdrücklich nicht als Kostenmaßnahme oder leistungsabhängige Auswahl, sondern als strukturelle Anpassung an einen über das Quartal um rund 600 % gestiegenen unternehmensinternen KI-Einsatz; das Restrukturierungsvolumen wird mit 140 bis 150 Millionen US-Dollar im zweiten Quartal beziffert, ausscheidende Beschäftigte erhalten ihre Grundvergütung bis Ende 2026, US-Beschäftigte zusätzlich Krankenversicherungsschutz bis Jahresende und Equity-Vesting bis 15. August 2026; der Aktienkurs gab nach Bekanntgabe rund 18 % ab. Eine Aggregat-Bestätigung dieser Welle liefert der </w:t>
+        <w:t xml:space="preserve"> parallel zu den Q1-2026-Quartalszahlen (Umsatz +34 % gegenüber dem Vorjahr) angekündigten Streichung von rund 1.100 Stellen — etwa 20 % der globalen Belegschaft — als Übergang zu einem „agentic AI-first operating model" gespeist sind; der gemeinsame Mitarbeitendenbrief von Vorstandsvorsitzendem Matthew Prince und Mitgründerin Michelle Zatlyn („Building for the future") begründet die Reduktion ausdrücklich nicht als Kostenmaßnahme oder leistungsabhängige Auswahl, sondern als strukturelle Anpassung an einen über das Quartal um rund 600 % gestiegenen unternehmensinternen KI-Einsatz; das Restrukturierungsvolumen wird mit 140 bis 150 Millionen US-Dollar im zweiten Quartal beziffert, ausscheidende Beschäftigte erhalten ihre Grundvergütung bis Ende 2026, US-Beschäftigte zusätzlich Krankenversicherungsschutz bis Jahresende und Equity-Vesting bis 15. August 2026; der Aktienkurs gab nach Bekanntgabe rund 18 % ab. Die Welle hat sich in der zweiten Mai-Hälfte 2026 sichtbar in den Hyperscaler- und Software-Branchen fortgesetzt: Am 13. Mai 2026 hat </w:t>
+      </w:r>
+      <w:r>
+        <w:rPr>
+          <w:rFonts w:ascii="Arial" w:hAnsi="Arial"/>
+          <w:b w:val="0"/>
+          <w:i/>
+          <w:sz w:val="19"/>
+        </w:rPr>
+        <w:t>Cisco</w:t>
+      </w:r>
+      <w:r>
+        <w:rPr>
+          <w:rFonts w:ascii="Arial" w:hAnsi="Arial"/>
+          <w:b w:val="0"/>
+          <w:i w:val="0"/>
+          <w:sz w:val="19"/>
+        </w:rPr>
+        <w:t xml:space="preserve"> parallel zu Rekord-Quartalszahlen eine Restrukturierung mit rund 4.000 Stellenstreichungen (etwa 5 % der globalen Belegschaft) angekündigt, deren Erlöse ausdrücklich für Investitionen in Silizium, Optik, Sicherheit und KI freigesetzt werden sollen — Restrukturierungsaufwand bis zu rund 1 Milliarde US-Dollar, davon rund 450 Millionen US-Dollar im laufenden Quartal, der Rest im Geschäftsjahr 2027. Das von Microsoft gehaltene berufliche Netzwerk </w:t>
+      </w:r>
+      <w:r>
+        <w:rPr>
+          <w:rFonts w:ascii="Arial" w:hAnsi="Arial"/>
+          <w:b w:val="0"/>
+          <w:i/>
+          <w:sz w:val="19"/>
+        </w:rPr>
+        <w:t>LinkedIn</w:t>
+      </w:r>
+      <w:r>
+        <w:rPr>
+          <w:rFonts w:ascii="Arial" w:hAnsi="Arial"/>
+          <w:b w:val="0"/>
+          <w:i w:val="0"/>
+          <w:sz w:val="19"/>
+        </w:rPr>
+        <w:t xml:space="preserve"> hat am selben Tag rund 875 Stellen (etwa 5 % der 17.500-köpfigen Belegschaft) gestrichen, schwerpunktmäßig in der </w:t>
+      </w:r>
+      <w:r>
+        <w:rPr>
+          <w:rFonts w:ascii="Arial" w:hAnsi="Arial"/>
+          <w:b w:val="0"/>
+          <w:i/>
+          <w:sz w:val="19"/>
+        </w:rPr>
+        <w:t>Global Business Organisation</w:t>
+      </w:r>
+      <w:r>
+        <w:rPr>
+          <w:rFonts w:ascii="Arial" w:hAnsi="Arial"/>
+          <w:b w:val="0"/>
+          <w:i w:val="0"/>
+          <w:sz w:val="19"/>
+        </w:rPr>
+        <w:t>, im Marketing sowie in Engineering und Produkt, bei einem zwölf-Prozent-Umsatzplus im Vorquartal; die Berichterstattung (</w:t>
+      </w:r>
+      <w:r>
+        <w:rPr>
+          <w:rFonts w:ascii="Arial" w:hAnsi="Arial"/>
+          <w:b w:val="0"/>
+          <w:i/>
+          <w:sz w:val="19"/>
+        </w:rPr>
+        <w:t>Bloomberg</w:t>
+      </w:r>
+      <w:r>
+        <w:rPr>
+          <w:rFonts w:ascii="Arial" w:hAnsi="Arial"/>
+          <w:b w:val="0"/>
+          <w:i w:val="0"/>
+          <w:sz w:val="19"/>
+        </w:rPr>
+        <w:t xml:space="preserve">, 13. Mai 2026; </w:t>
+      </w:r>
+      <w:r>
+        <w:rPr>
+          <w:rFonts w:ascii="Arial" w:hAnsi="Arial"/>
+          <w:b w:val="0"/>
+          <w:i/>
+          <w:sz w:val="19"/>
+        </w:rPr>
+        <w:t>TechRepublic</w:t>
+      </w:r>
+      <w:r>
+        <w:rPr>
+          <w:rFonts w:ascii="Arial" w:hAnsi="Arial"/>
+          <w:b w:val="0"/>
+          <w:i w:val="0"/>
+          <w:sz w:val="19"/>
+        </w:rPr>
+        <w:t xml:space="preserve">) rahmt den Schritt als Reorganisation um Wachstumsbereiche, die interne CEO-Kommunikation (Daniel Shapero) verweist gleichwohl auf die KI-Ausrichtung als Leitlinie. Am 20. Mai 2026 hat </w:t>
+      </w:r>
+      <w:r>
+        <w:rPr>
+          <w:rFonts w:ascii="Arial" w:hAnsi="Arial"/>
+          <w:b w:val="0"/>
+          <w:i/>
+          <w:sz w:val="19"/>
+        </w:rPr>
+        <w:t>Meta</w:t>
+      </w:r>
+      <w:r>
+        <w:rPr>
+          <w:rFonts w:ascii="Arial" w:hAnsi="Arial"/>
+          <w:b w:val="0"/>
+          <w:i w:val="0"/>
+          <w:sz w:val="19"/>
+        </w:rPr>
+        <w:t xml:space="preserve"> die im April 2026 angekündigte Streichung von rund 8.000 Stellen (etwa 10 % der Belegschaft) gegenüber den Betroffenen vollzogen und parallel rund 7.000 weitere Beschäftigte auf KI-Projekte verlegt; Konzernchef Mark Zuckerberg hat den Schritt intern ausdrücklich als Folge des KI-Investitionsbudgets (Meta-Capex 2026: 115 bis 135 Milliarden US-Dollar; nahezu Verdoppelung gegenüber 72,2 Milliarden US-Dollar in 2025) und nicht als algorithmische Substitution bezeichnet — eine Formulierung, die den Mechanismus „AI-finanzierungsinduzierter Stellenabbau" exemplarisch herausstellt, weil hier nicht der Algorithmus den Beschäftigten ersetzt, sondern die GPU-Anschaffung das Personalbudget. Zeitgleich hat das US-Finanz-Software-Unternehmen </w:t>
+      </w:r>
+      <w:r>
+        <w:rPr>
+          <w:rFonts w:ascii="Arial" w:hAnsi="Arial"/>
+          <w:b w:val="0"/>
+          <w:i/>
+          <w:sz w:val="19"/>
+        </w:rPr>
+        <w:t>Intuit</w:t>
+      </w:r>
+      <w:r>
+        <w:rPr>
+          <w:rFonts w:ascii="Arial" w:hAnsi="Arial"/>
+          <w:b w:val="0"/>
+          <w:i w:val="0"/>
+          <w:sz w:val="19"/>
+        </w:rPr>
+        <w:t xml:space="preserve"> (</w:t>
+      </w:r>
+      <w:r>
+        <w:rPr>
+          <w:rFonts w:ascii="Arial" w:hAnsi="Arial"/>
+          <w:b w:val="0"/>
+          <w:i/>
+          <w:sz w:val="19"/>
+        </w:rPr>
+        <w:t>TurboTax</w:t>
+      </w:r>
+      <w:r>
+        <w:rPr>
+          <w:rFonts w:ascii="Arial" w:hAnsi="Arial"/>
+          <w:b w:val="0"/>
+          <w:i w:val="0"/>
+          <w:sz w:val="19"/>
+        </w:rPr>
+        <w:t xml:space="preserve">, </w:t>
+      </w:r>
+      <w:r>
+        <w:rPr>
+          <w:rFonts w:ascii="Arial" w:hAnsi="Arial"/>
+          <w:b w:val="0"/>
+          <w:i/>
+          <w:sz w:val="19"/>
+        </w:rPr>
+        <w:t>QuickBooks</w:t>
+      </w:r>
+      <w:r>
+        <w:rPr>
+          <w:rFonts w:ascii="Arial" w:hAnsi="Arial"/>
+          <w:b w:val="0"/>
+          <w:i w:val="0"/>
+          <w:sz w:val="19"/>
+        </w:rPr>
+        <w:t xml:space="preserve">) am 20. Mai 2026 angekündigt, rund 3.000 Stellen (17 % der weltweit 18.200 Beschäftigten) zu streichen, die Standorte Reno (Nevada) und Woodland Hills (Kalifornien) zu schließen und das frei werdende Kapital in mehrjährige KI-Modell-Partnerschaften mit </w:t>
+      </w:r>
+      <w:r>
+        <w:rPr>
+          <w:rFonts w:ascii="Arial" w:hAnsi="Arial"/>
+          <w:b w:val="0"/>
+          <w:i/>
+          <w:sz w:val="19"/>
+        </w:rPr>
+        <w:t>Anthropic</w:t>
+      </w:r>
+      <w:r>
+        <w:rPr>
+          <w:rFonts w:ascii="Arial" w:hAnsi="Arial"/>
+          <w:b w:val="0"/>
+          <w:i w:val="0"/>
+          <w:sz w:val="19"/>
+        </w:rPr>
+        <w:t xml:space="preserve"> und </w:t>
+      </w:r>
+      <w:r>
+        <w:rPr>
+          <w:rFonts w:ascii="Arial" w:hAnsi="Arial"/>
+          <w:b w:val="0"/>
+          <w:i/>
+          <w:sz w:val="19"/>
+        </w:rPr>
+        <w:t>OpenAI</w:t>
+      </w:r>
+      <w:r>
+        <w:rPr>
+          <w:rFonts w:ascii="Arial" w:hAnsi="Arial"/>
+          <w:b w:val="0"/>
+          <w:i w:val="0"/>
+          <w:sz w:val="19"/>
+        </w:rPr>
+        <w:t xml:space="preserve"> umzulenken; der letzte Arbeitstag US-amerikanischer Beschäftigter ist der 31. Juli 2026, Abfindungen umfassen 16 Wochen Grundvergütung zuzüglich zwei Wochen je Beschäftigungsjahr. Die TrueUp-Tagesfortschreibung weist nach diesen Ankündigungen zum 24. Mai 2026 rund 142.985 betroffene Personen aus 339 Layoff-Meldungen aus (rund 1.000 Personen pro Tag; die TrueUp-Projektion für das Gesamtjahr 2026 liegt bei rund 370.000 Tech-Stellenstreichungen gegenüber 245.953 im Vorjahr). Eine analytische Gegenposition zur Wahrnehmung „eskalierender Layoffs" hat die </w:t>
+      </w:r>
+      <w:r>
+        <w:rPr>
+          <w:rFonts w:ascii="Arial" w:hAnsi="Arial"/>
+          <w:b w:val="0"/>
+          <w:i/>
+          <w:sz w:val="19"/>
+        </w:rPr>
+        <w:t>Washington Post</w:t>
+      </w:r>
+      <w:r>
+        <w:rPr>
+          <w:rFonts w:ascii="Arial" w:hAnsi="Arial"/>
+          <w:b w:val="0"/>
+          <w:i w:val="0"/>
+          <w:sz w:val="19"/>
+        </w:rPr>
+        <w:t xml:space="preserve"> am 21. Mai 2026 vorgelegt (</w:t>
+      </w:r>
+      <w:r>
+        <w:rPr>
+          <w:rFonts w:ascii="Arial" w:hAnsi="Arial"/>
+          <w:b w:val="0"/>
+          <w:i/>
+          <w:sz w:val="19"/>
+        </w:rPr>
+        <w:t>„Layoffs might feel like they're soaring, but they're not"</w:t>
+      </w:r>
+      <w:r>
+        <w:rPr>
+          <w:rFonts w:ascii="Arial" w:hAnsi="Arial"/>
+          <w:b w:val="0"/>
+          <w:i w:val="0"/>
+          <w:sz w:val="19"/>
+        </w:rPr>
+        <w:t xml:space="preserve">): Hochsichtbare Konzern-Ankündigungen wie Meta und UPS dominieren die Wahrnehmung, während die aggregierte Layoff-Rate im historischen Vergleich auf niedrigem Niveau verbleibt — ein Befund, der die Aussagekraft prominenter Einzelfälle für die fiskalpolitische Diskussion zusätzlich relativiert. Eine Aggregat-Bestätigung dieser Welle liefert der </w:t>
       </w:r>
       <w:r>
         <w:rPr>
@@ -2128,7 +2362,25 @@
           <w:i w:val="0"/>
           <w:sz w:val="19"/>
         </w:rPr>
-        <w:t xml:space="preserve"> Eine rein nationale Lösung kann mit der Warenverkehrsfreiheit, der Dienstleistungsfreiheit und der Niederlassungsfreiheit in Konflikt geraten. Eine Regelung, die nur inländische Roboterbetreiber trifft, während grenzüberschreitende KI-Dienstleistungen unbesteuert bleiben, wäre diskriminierungsrechtlich problematisch und praktisch kaum durchsetzbar. Der EU AI Act (Verordnung 2024/1689) schafft ab dem 2. August 2026 einen unionsweit einheitlichen Regulierungsrahmen für KI-Systeme (Hochrisiko-Systeme gemäß Anhang III, Transparenzpflichten nach Art. 50, Durchsetzungsregime); dies legt einen einheitlichen Definitionsrahmen, der steuerpolitische Anknüpfungen an KI-Systemklassen mittelfristig erleichtern kann, ohne selbst steuerrechtliche Wirkung zu entfalten. Die Europäische Kommission hat am 19. November 2025 mit dem „Digital Omnibus on AI" einen Vereinfachungsvorschlag vorgelegt, den das Europäische Parlament am 16. März 2026 im Ausschuss und am 23. März 2026 im Plenum unterstützt hat. Er sieht eine Verschiebung der Hochrisiko-Pflichten vor — je nach Systemtyp bis maximal zum 2. Dezember 2027 bzw. 2. August 2028 — und koppelt ihre Anwendbarkeit an die Verfügbarkeit harmonisierter Normen; zudem wird die Kennzeichnungspflicht für KI-generierte Inhalte (Art. 50) bis zum 2. November 2026 verlängert. Die Kommissionsdurchsetzungsbefugnisse gegenüber Anbietern von Allzweck-KI-Modellen (GPAI) treten wie vorgesehen am 2. August 2026 in Kraft. Parlament und Rat haben die Trilogverhandlungen aufgenommen; der zweite Trilogtermin am 28. April 2026 endete nach Berichterstattung von IAPP und A&amp;O Shearman ohne Einigung — Streitpunkt war primär das Verhältnis zwischen AI Act und sektorspezifischen EU-Regelungen für eingebettete KI-Systeme (Anhang I) sowie die Rechtsgrundlage für die Verarbeitung personenbezogener Daten zur Bias-Erkennung. Beide Institutionen konvergieren auf Stichtage 2. Dezember 2027 (Anhang III) und 2. August 2028 (Anhang I) für die Hochrisiko-Pflichten. Die nächste Trilogrunde ist auf den 13. Mai 2026 terminiert; Ziel bleibt eine förmliche Verabschiedung vor dem ursprünglichen Stichtag am 2. August 2026. Die zypriotische Ratspräsidentschaft hat sich vorgenommen, das Dossier vor Ablauf ihrer Amtszeit am 30. Juni 2026 abzuschließen; gelingt das nicht, übernimmt zur zweiten Jahreshälfte 2026 die irische Präsidentschaft. Scheitert die Einigung bis zum 2. August 2026, würden die Hochrisiko-Pflichten in ihrer ursprünglich vorgesehenen Fassung anwendbar. Für die Steuerdebatte folgt daraus, dass der zeitliche Vorlauf für KI-Definitionen aus dem AI Act enger als ursprünglich gedacht ist — eine mittelfristige Anknüpfung steuerlicher Tatbestände an AI-Act-Kategorien bleibt möglich, setzt aber voraus, dass die Normenlandschaft nach 2027 verlässlich vorliegt.</w:t>
+        <w:t xml:space="preserve"> Eine rein nationale Lösung kann mit der Warenverkehrsfreiheit, der Dienstleistungsfreiheit und der Niederlassungsfreiheit in Konflikt geraten. Eine Regelung, die nur inländische Roboterbetreiber trifft, während grenzüberschreitende KI-Dienstleistungen unbesteuert bleiben, wäre diskriminierungsrechtlich problematisch und praktisch kaum durchsetzbar. Der EU AI Act (Verordnung 2024/1689) schafft ab dem 2. August 2026 einen unionsweit einheitlichen Regulierungsrahmen für KI-Systeme (Hochrisiko-Systeme gemäß Anhang III, Transparenzpflichten nach Art. 50, Durchsetzungsregime); dies legt einen einheitlichen Definitionsrahmen, der steuerpolitische Anknüpfungen an KI-Systemklassen mittelfristig erleichtern kann, ohne selbst steuerrechtliche Wirkung zu entfalten. Die Europäische Kommission hat am 19. November 2025 mit dem „Digital Omnibus on AI" einen Vereinfachungsvorschlag vorgelegt, den das Europäische Parlament am 16. März 2026 im Ausschuss und am 23. März 2026 im Plenum unterstützt hat. Er sieht eine Verschiebung der Hochrisiko-Pflichten vor — je nach Systemtyp bis maximal zum 2. Dezember 2027 bzw. 2. August 2028 — und koppelt ihre Anwendbarkeit an die Verfügbarkeit harmonisierter Normen; zudem wird die Kennzeichnungspflicht für KI-generierte Inhalte (Art. 50) bis zum 2. November 2026 verlängert. Die Kommissionsdurchsetzungsbefugnisse gegenüber Anbietern von Allzweck-KI-Modellen (GPAI) treten wie vorgesehen am 2. August 2026 in Kraft. Parlament und Rat haben die Trilogverhandlungen aufgenommen; der zweite Trilogtermin am 28. April 2026 endete nach Berichterstattung von IAPP und A&amp;O Shearman ohne Einigung — Streitpunkt war primär das Verhältnis zwischen AI Act und sektorspezifischen EU-Regelungen für eingebettete KI-Systeme (Anhang I) sowie die Rechtsgrundlage für die Verarbeitung personenbezogener Daten zur Bias-Erkennung. Beide Institutionen konvergierten auf Stichtage 2. Dezember 2027 (Anhang III) und 2. August 2028 (Anhang I) für die Hochrisiko-Pflichten. Am frühen Morgen des 7. Mai 2026 — vor dem ursprünglich angesetzten Folgetermin am 13. Mai 2026 — haben Rat und Parlament eine vorläufige politische Einigung über den Digital Omnibus on AI erzielt. Der Kompromiss bestätigt die Verschiebung der Hochrisiko-Pflichten auf 2. Dezember 2027 (Anhang III) bzw. 2. August 2028 (Anhang I), löst den Anhang-I-Streit durch eine Umstufung der </w:t>
+      </w:r>
+      <w:r>
+        <w:rPr>
+          <w:rFonts w:ascii="Arial" w:hAnsi="Arial"/>
+          <w:b w:val="0"/>
+          <w:i/>
+          <w:sz w:val="19"/>
+        </w:rPr>
+        <w:t>Machinery Regulation</w:t>
+      </w:r>
+      <w:r>
+        <w:rPr>
+          <w:rFonts w:ascii="Arial" w:hAnsi="Arial"/>
+          <w:b w:val="0"/>
+          <w:i w:val="0"/>
+          <w:sz w:val="19"/>
+        </w:rPr>
+        <w:t xml:space="preserve"> von Sektion A nach Sektion B (Konformitätsbewertung wandert in die sektorale Spur) und führt einen neuen Artikel 2(13) ein, der die Kommission ermächtigt, einzelne AI-Act-Anforderungen per delegiertem Rechtsakt zurückzunehmen, wo sektorale Sektion-A-Vorschriften ein gleich- oder höherwertiges Schutzniveau bieten. Hinzu kommen ein neues Verbot in Artikel 5 für KI-Systeme, die Darstellungen sexuellen Missbrauchs von Kindern oder nicht-einvernehmliche intime Bildaufnahmen erzeugen, sowie eine Übergangsregelung zur Kennzeichnungspflicht für KI-generierte Inhalte (Art. 50 (2)): Stichtag bleibt der 2. August 2026, für vor diesem Tag bereits in Verkehr gebrachte Systeme greift eine Übergangsfrist bis zum 2. Dezember 2026. Die förmliche Annahme durch Rat und Parlament wird in Etappen erwartet (Endorsement in den kommenden Wochen, juristisch-linguistische Überarbeitung, formale Verabschiedung) und soll nach Mitteilung beider Institutionen vor dem 2. August 2026 abgeschlossen sein. Die zypriotische Ratspräsidentschaft hatte sich vorgenommen, das Dossier vor Ablauf ihrer Amtszeit am 30. Juni 2026 abzuschließen; mit der Einigung vom 7. Mai 2026 ist diese Marke effektiv eingelöst — die irische Folge-Präsidentschaft übernimmt das Dossier nur noch für die nachgelagerte technische Verabschiedung. Für die Steuerdebatte folgt daraus, dass der zeitliche Vorlauf für KI-Definitionen aus dem AI Act enger als ursprünglich gedacht ist — eine mittelfristige Anknüpfung steuerlicher Tatbestände an AI-Act-Kategorien bleibt möglich, setzt aber voraus, dass die Normenlandschaft nach 2027 verlässlich vorliegt.</w:t>
       </w:r>
     </w:p>
     <w:p>
@@ -4028,6 +4280,137 @@
           <w:sz w:val="19"/>
         </w:rPr>
         <w:t xml:space="preserve"> Die hohen Kapital- und Unternehmensteuern in den skandinavischen Ländern kombiniert mit ausgeprägten Umschulungs- und Weiterbildungssystemen („Flexicurity") werden oft als Alternative zu einer spezifischen Robotersteuer diskutiert.</w:t>
+      </w:r>
+    </w:p>
+    <w:p>
+      <w:pPr>
+        <w:jc w:val="both"/>
+      </w:pPr>
+      <w:r>
+        <w:rPr>
+          <w:rFonts w:ascii="Arial" w:hAnsi="Arial"/>
+          <w:b/>
+          <w:i w:val="0"/>
+          <w:sz w:val="19"/>
+        </w:rPr>
+        <w:t>VR China — judizielle Begrenzung KI-induzierter Entlassungen (April/Mai 2026):</w:t>
+      </w:r>
+      <w:r>
+        <w:rPr>
+          <w:rFonts w:ascii="Arial" w:hAnsi="Arial"/>
+          <w:b w:val="0"/>
+          <w:i w:val="0"/>
+          <w:sz w:val="19"/>
+        </w:rPr>
+        <w:t xml:space="preserve"> Während Südkorea und Polen ihre Antwort auf Automatisierung über fiskalische Anreize bzw. deren Rücknahme formulieren, hat die VR China kurz vor dem Tag der Arbeit 2026 erstmals einen </w:t>
+      </w:r>
+      <w:r>
+        <w:rPr>
+          <w:rFonts w:ascii="Arial" w:hAnsi="Arial"/>
+          <w:b w:val="0"/>
+          <w:i/>
+          <w:sz w:val="19"/>
+        </w:rPr>
+        <w:t>judiziellen</w:t>
+      </w:r>
+      <w:r>
+        <w:rPr>
+          <w:rFonts w:ascii="Arial" w:hAnsi="Arial"/>
+          <w:b w:val="0"/>
+          <w:i w:val="0"/>
+          <w:sz w:val="19"/>
+        </w:rPr>
+        <w:t xml:space="preserve"> Pfad ausgeschrieben. Das </w:t>
+      </w:r>
+      <w:r>
+        <w:rPr>
+          <w:rFonts w:ascii="Arial" w:hAnsi="Arial"/>
+          <w:b w:val="0"/>
+          <w:i/>
+          <w:sz w:val="19"/>
+        </w:rPr>
+        <w:t>Intermediate People's Court Hangzhou</w:t>
+      </w:r>
+      <w:r>
+        <w:rPr>
+          <w:rFonts w:ascii="Arial" w:hAnsi="Arial"/>
+          <w:b w:val="0"/>
+          <w:i w:val="0"/>
+          <w:sz w:val="19"/>
+        </w:rPr>
+        <w:t xml:space="preserve"> hat am 28. April 2026 ein Urteil veröffentlicht, in dem die Kündigung eines Quality-Assurance-Supervisors eines Hangzhou-Tech-Unternehmens (Jahresvergütung rund 300.000 Yuan / etwa 43.900 US-Dollar) als rechtswidrig eingestuft wurde; das Unternehmen hatte ihm — nach dem Entschluss, seine Aufgaben durch ein KI-System (Large-Language-Model-Quality-Assurance) zu erbringen — eine Versetzung mit einer Gehaltsreduktion um rund 40 % (von 25.000 auf 15.000 Yuan monatlich) angeboten und ihn nach Ablehnung des Angebots entlassen. Das Gericht stellte fest, der Wechsel zu einem KI-System sei eine </w:t>
+      </w:r>
+      <w:r>
+        <w:rPr>
+          <w:rFonts w:ascii="Arial" w:hAnsi="Arial"/>
+          <w:b w:val="0"/>
+          <w:i/>
+          <w:sz w:val="19"/>
+        </w:rPr>
+        <w:t>strategische Geschäftsentscheidung</w:t>
+      </w:r>
+      <w:r>
+        <w:rPr>
+          <w:rFonts w:ascii="Arial" w:hAnsi="Arial"/>
+          <w:b w:val="0"/>
+          <w:i w:val="0"/>
+          <w:sz w:val="19"/>
+        </w:rPr>
+        <w:t xml:space="preserve">, kein „erheblicher Wandel der objektiven Umstände" im Sinne des Arbeitsvertragsgesetzes der VR China (vergleichbar mit Verlegung, Fusion oder Geschäftsaufgabe), und damit kein Kündigungsgrund. Begleitend hat das Gericht ein Set von „typischen Beispielen zum Schutz der Rechte von KI-Unternehmen und Beschäftigten" veröffentlicht, in dem das Hangzhou-Verfahren neben einem ähnlich gelagerten Beijing-Fall geführt wird (Sammelberichterstattung Caixin Global, NPR, Bloomberg, Fortune, Ende April / Anfang Mai 2026). Im Konjunktiv referiert hieße der judizielle Befund: Soweit chinesische Untergerichte dem Hangzhou-Muster folgen, ergäbe sich auf Einzelarbeitsverhältnisebene ein arbeitsrechtliches Verbot KI-induzierter Entlassungen, das eine </w:t>
+      </w:r>
+      <w:r>
+        <w:rPr>
+          <w:rFonts w:ascii="Arial" w:hAnsi="Arial"/>
+          <w:b w:val="0"/>
+          <w:i/>
+          <w:sz w:val="19"/>
+        </w:rPr>
+        <w:t>Funktion</w:t>
+      </w:r>
+      <w:r>
+        <w:rPr>
+          <w:rFonts w:ascii="Arial" w:hAnsi="Arial"/>
+          <w:b w:val="0"/>
+          <w:i w:val="0"/>
+          <w:sz w:val="19"/>
+        </w:rPr>
+        <w:t xml:space="preserve"> einer zielgerichteten Ersatzabgabe (Typ 5 nach § 2.1) auf judiziellem Weg übernimmt — nicht über fiskalische Abschöpfung der Unternehmensseite, sondern über Versagung der Kündigungsmöglichkeit auf der Beschäftigtenseite. Parallel beschleunigt die VR China ihre Robotik- und Embodied-AI-Industriepolitik (MIIT-Standardisierungskomitee für humanoide Robotik, 15. Fünfjahresplan 2026 – 2030); die Kombination — Subventionierung der Automatisierung in der Investitionsphase, judizielle Begrenzung ihrer Personalwirkung in der Anwendungsphase — bildet ein viertes Modell auf dem in § 6.1 (Südkorea), § 6.2 (Italien) und § 6.3 (Polen) aufgespannten Spektrum und liefert dem deutschen Diskurs ein Anschauungsbeispiel dafür, wie die </w:t>
+      </w:r>
+      <w:r>
+        <w:rPr>
+          <w:rFonts w:ascii="Arial" w:hAnsi="Arial"/>
+          <w:b w:val="0"/>
+          <w:i/>
+          <w:sz w:val="19"/>
+        </w:rPr>
+        <w:t>Substitutionsfrage</w:t>
+      </w:r>
+      <w:r>
+        <w:rPr>
+          <w:rFonts w:ascii="Arial" w:hAnsi="Arial"/>
+          <w:b w:val="0"/>
+          <w:i w:val="0"/>
+          <w:sz w:val="19"/>
+        </w:rPr>
+        <w:t xml:space="preserve"> (vgl. § 2.3) auch jenseits steuerlicher Anknüpfung adressierbar ist. Für die in § 9.1 diskutierten Messprobleme einer Displacement-basierten Anknüpfung ist der chinesische Pfad relevant, weil er die Kausalitätsprüfung („wann </w:t>
+      </w:r>
+      <w:r>
+        <w:rPr>
+          <w:rFonts w:ascii="Arial" w:hAnsi="Arial"/>
+          <w:b w:val="0"/>
+          <w:i/>
+          <w:sz w:val="19"/>
+        </w:rPr>
+        <w:t>ersetzt</w:t>
+      </w:r>
+      <w:r>
+        <w:rPr>
+          <w:rFonts w:ascii="Arial" w:hAnsi="Arial"/>
+          <w:b w:val="0"/>
+          <w:i w:val="0"/>
+          <w:sz w:val="19"/>
+        </w:rPr>
+        <w:t xml:space="preserve"> KI menschliche Arbeit?") nicht auf der Aggregat-Ebene (wie der Connecticut-WARN-Mechanismus, § 4.5) und nicht auf der fiskalischen Ebene (wie die in § 5.1 diskutierte Wertschöpfungsabgabe) verortet, sondern auf der Einzelarbeitsvertrags­ebene — mit den dort spezifischen Beweis- und Anfechtungsregeln.</w:t>
       </w:r>
     </w:p>
     <w:p>
@@ -8695,7 +9078,7 @@
           <w:i/>
           <w:sz w:val="19"/>
         </w:rPr>
-        <w:t>Trilog zu Digital Omnibus on AI — Zweite Runde am 28. April 2026 ohne Einigung; nächste Runde 13. Mai 2026; Konvergenz auf Stichtage 2. Dezember 2027 (Anhang III) und 2. August 2028 (Anhang I).</w:t>
+        <w:t>Trilog zu Digital Omnibus on AI — Stand 28. April 2026: Zweite Runde ohne Einigung, Folgetermin 13. Mai 2026 angesetzt; aktualisiert am 7. Mai 2026: Vorläufige politische Einigung in der Nacht zum 7. Mai 2026; Konvergenz auf Stichtage 2. Dezember 2027 (Anhang III) und 2. August 2028 (Anhang I).</w:t>
       </w:r>
       <w:r>
         <w:rPr>
@@ -8705,6 +9088,56 @@
           <w:sz w:val="19"/>
         </w:rPr>
         <w:t xml:space="preserve"> Legislative Train Schedule und Berichterstattung IAPP, A&amp;O Shearman, OneTrust, DLA Piper. https://www.europarl.europa.eu/legislative-train/package-digital-package/file-digital-omnibus-on-ai | https://iapp.org/news/a/ai-act-omnibus-what-just-happened-and-what-comes-next | https://www.aoshearman.com/en/insights/digital-omnibus-on-ai-what-is-really-on-the-table-as-trilogues-begin</w:t>
+      </w:r>
+    </w:p>
+    <w:p>
+      <w:pPr>
+        <w:jc w:val="both"/>
+      </w:pPr>
+      <w:r>
+        <w:rPr>
+          <w:rFonts w:ascii="Arial" w:hAnsi="Arial"/>
+          <w:b w:val="0"/>
+          <w:i w:val="0"/>
+          <w:sz w:val="19"/>
+        </w:rPr>
+        <w:t xml:space="preserve">Council of the EU / European Parliament / Bird &amp; Bird / White &amp; Case / Lexology / Modulos / Orrick / Inside Privacy / TechPolicy.Press. (7. Mai 2026). </w:t>
+      </w:r>
+      <w:r>
+        <w:rPr>
+          <w:rFonts w:ascii="Arial" w:hAnsi="Arial"/>
+          <w:b w:val="0"/>
+          <w:i/>
+          <w:sz w:val="19"/>
+        </w:rPr>
+        <w:t>Artificial Intelligence: Council and Parliament agree to simplify and streamline rules / Digital Omnibus on AI Provisional Agreement Reached at the May Trilogue / EU agrees Digital Omnibus deal to simplify AI rules / EU AI Act omnibus: what changed on 7 May 2026 / EU's Digital Omnibus on AI: 7 Key Changes You Need to Know.</w:t>
+      </w:r>
+      <w:r>
+        <w:rPr>
+          <w:rFonts w:ascii="Arial" w:hAnsi="Arial"/>
+          <w:b w:val="0"/>
+          <w:i w:val="0"/>
+          <w:sz w:val="19"/>
+        </w:rPr>
+        <w:t xml:space="preserve"> Inhalt der Einigung: Verschiebung der Hochrisiko-Pflichten auf 2. Dezember 2027 (Anhang III) bzw. 2. August 2028 (Anhang I); Umstufung der </w:t>
+      </w:r>
+      <w:r>
+        <w:rPr>
+          <w:rFonts w:ascii="Arial" w:hAnsi="Arial"/>
+          <w:b w:val="0"/>
+          <w:i/>
+          <w:sz w:val="19"/>
+        </w:rPr>
+        <w:t>Machinery Regulation</w:t>
+      </w:r>
+      <w:r>
+        <w:rPr>
+          <w:rFonts w:ascii="Arial" w:hAnsi="Arial"/>
+          <w:b w:val="0"/>
+          <w:i w:val="0"/>
+          <w:sz w:val="19"/>
+        </w:rPr>
+        <w:t xml:space="preserve"> von Sektion A nach Sektion B des Anhang I (Konformitätsbewertung wandert in die sektorale Spur); neuer Artikel 2 (13) zur kommissionalen Rücknahme einzelner AI-Act-Anforderungen, wo Sektion-A-Vorschriften gleich- oder höherwertigen Schutz bieten; neues Verbot in Artikel 5 für KI-Systeme zur Erzeugung von Darstellungen sexuellen Missbrauchs von Kindern oder nicht-einvernehmlicher intimer Bildaufnahmen; Übergangsregelung zu Artikel 50 (2) mit Stichtag 2. August 2026 für Neusysteme und Übergangsfrist bis 2. Dezember 2026 für Bestandssysteme; förmliche Annahme bis 2. August 2026 vorgesehen. https://www.consilium.europa.eu/en/press/press-releases/2026/05/07/artificial-intelligence-council-and-parliament-agree-to-simplify-and-streamline-rules/ | https://www.twobirds.com/en/insights/2026/digital-omnibus-on-ai-provisional-agreement-reached-at-the-may-trilogue | https://www.whitecase.com/insight-alert/eu-agrees-digital-omnibus-deal-simplify-ai-rules | https://www.lexology.com/library/detail.aspx?g=34c6a42f-af33-4189-a32c-dc2e3d7a109f | https://www.modulos.ai/blog/eu-ai-act-omnibus-deal/ | https://www.orrick.com/en/Insights/2026/05/EUs-Digital-Omnibus-on-AI-7-Key-Changes-You-Need-to-Know | https://www.insideprivacy.com/artificial-intelligence/eu-ai-act-update-timeline-relief-targeted-simplification-and-new-prohibitions/ | https://www.techpolicy.press/what-the-eu-ai-omnibus-deal-changes-for-the-ai-act-and-what-lies-ahead/</w:t>
       </w:r>
     </w:p>
     <w:p>
@@ -10443,6 +10876,230 @@
           <w:i w:val="0"/>
           <w:sz w:val="19"/>
         </w:rPr>
+        <w:t xml:space="preserve">TechCrunch / Cisco SEC-8-K / WION / Fox Business. (13./14. Mai 2026). </w:t>
+      </w:r>
+      <w:r>
+        <w:rPr>
+          <w:rFonts w:ascii="Arial" w:hAnsi="Arial"/>
+          <w:b w:val="0"/>
+          <w:i/>
+          <w:sz w:val="19"/>
+        </w:rPr>
+        <w:t>Cisco cuts nearly 4,000 jobs to spend more on AI, reports „record quarterly revenue" / Tech layoffs continue: Cisco cuts jobs to invest in AI / Cisco to cut thousands of jobs as AI push accelerates after earnings beat.</w:t>
+      </w:r>
+      <w:r>
+        <w:rPr>
+          <w:rFonts w:ascii="Arial" w:hAnsi="Arial"/>
+          <w:b w:val="0"/>
+          <w:i w:val="0"/>
+          <w:sz w:val="19"/>
+        </w:rPr>
+        <w:t xml:space="preserve"> Restrukturierungsplan parallel zu Rekord-Q3-Quartalszahlen: rund 4.000 Stellen (etwa 5 % der globalen Belegschaft); Pre-Tax-Charges bis zu 1 Mrd. USD, davon rund 450 Mio. USD im laufenden Quartal, der Rest im Geschäftsjahr 2027; Erlöse explizit für Investitionen in Silizium, Optik, Sicherheit und KI freigesetzt. https://techcrunch.com/2026/05/14/cisco-cuts-nearly-4000-jobs-to-spend-more-on-ai-reports-record-quarterly-revenue/ | https://www.sec.gov/Archives/edgar/data/0000858877/000085887726000075/exhibit991pressrelease-q3f.htm | https://www.foxbusiness.com/technology/cisco-cut-thousands-jobs-ai-push-accelerates-earnings-beat</w:t>
+      </w:r>
+    </w:p>
+    <w:p>
+      <w:pPr>
+        <w:jc w:val="both"/>
+      </w:pPr>
+      <w:r>
+        <w:rPr>
+          <w:rFonts w:ascii="Arial" w:hAnsi="Arial"/>
+          <w:b w:val="0"/>
+          <w:i w:val="0"/>
+          <w:sz w:val="19"/>
+        </w:rPr>
+        <w:t xml:space="preserve">Bloomberg / TechRepublic / Republic World / IndMoney. (13. Mai 2026). </w:t>
+      </w:r>
+      <w:r>
+        <w:rPr>
+          <w:rFonts w:ascii="Arial" w:hAnsi="Arial"/>
+          <w:b w:val="0"/>
+          <w:i/>
+          <w:sz w:val="19"/>
+        </w:rPr>
+        <w:t>LinkedIn Cuts Jobs as Microsoft Streamlines Workforce for AI Growth / LinkedIn Layoffs 2026: 900 Jobs Cut as Microsoft-Owned Platform Restructures Teams Around AI / LinkedIn Layoffs 2026: 875 Jobs Cut Despite Record Revenue.</w:t>
+      </w:r>
+      <w:r>
+        <w:rPr>
+          <w:rFonts w:ascii="Arial" w:hAnsi="Arial"/>
+          <w:b w:val="0"/>
+          <w:i w:val="0"/>
+          <w:sz w:val="19"/>
+        </w:rPr>
+        <w:t xml:space="preserve"> Streichung von rund 875 Stellen (etwa 5 % der 17.500-köpfigen Belegschaft); Schwerpunkt Global Business Organisation, Marketing, Engineering, Produkt; CEO-Kommunikation Daniel Shapero rahmt die Maßnahme als Reorganisation um Wachstumsbereiche, parallel zu 12 % Umsatzwachstum im Vorquartal. https://www.bloomberg.com/news/articles/2026-05-13/microsoft-s-linkedin-is-cutting-jobs-in-latest-industry-cull | https://www.techrepublic.com/article/news-linkedin-layoffs-may-2026/ | https://www.indmoney.com/blog/us-stocks/linkedin-layoffs-2026-microsoft-ai-spending-msft-stock-analysis</w:t>
+      </w:r>
+    </w:p>
+    <w:p>
+      <w:pPr>
+        <w:jc w:val="both"/>
+      </w:pPr>
+      <w:r>
+        <w:rPr>
+          <w:rFonts w:ascii="Arial" w:hAnsi="Arial"/>
+          <w:b w:val="0"/>
+          <w:i w:val="0"/>
+          <w:sz w:val="19"/>
+        </w:rPr>
+        <w:t xml:space="preserve">NPR / OPB / Pymnts / Metaintro. (20. Mai 2026). </w:t>
+      </w:r>
+      <w:r>
+        <w:rPr>
+          <w:rFonts w:ascii="Arial" w:hAnsi="Arial"/>
+          <w:b w:val="0"/>
+          <w:i/>
+          <w:sz w:val="19"/>
+        </w:rPr>
+        <w:t>Meta slashes 8,000 jobs as it pivots towards AI / Meta Begins 8,000 May 2026 Layoffs to Fund a Zuckerberg AI Reality Check / Meta Prepares 8,000 Layoffs to Offset AI Infrastructure Investments.</w:t>
+      </w:r>
+      <w:r>
+        <w:rPr>
+          <w:rFonts w:ascii="Arial" w:hAnsi="Arial"/>
+          <w:b w:val="0"/>
+          <w:i w:val="0"/>
+          <w:sz w:val="19"/>
+        </w:rPr>
+        <w:t xml:space="preserve"> Vollzug der angekündigten Streichung von rund 8.000 Stellen (etwa 10 % der Belegschaft); zusätzlich Versetzung von rund 7.000 Beschäftigten auf KI-Teams; Capex 2026: 115–135 Mrd. USD gegenüber 72,2 Mrd. USD in 2025; interne Begründung als Folge des KI-Investitionsbudgets („nicht algorithmischer Ersatz, sondern GPU-Anschaffung"). https://www.npr.org/2026/05/20/nx-s1-5826917/meta-layoffs-ai-jobs | https://www.opb.org/article/2026/05/20/meta-slashes-8000-jobs-as-it-pivots-towards-ai/ | https://www.pymnts.com/meta/2026/meta-prepares-8000-layoffs-to-offset-ai-infrastructure-investments/</w:t>
+      </w:r>
+    </w:p>
+    <w:p>
+      <w:pPr>
+        <w:jc w:val="both"/>
+      </w:pPr>
+      <w:r>
+        <w:rPr>
+          <w:rFonts w:ascii="Arial" w:hAnsi="Arial"/>
+          <w:b w:val="0"/>
+          <w:i w:val="0"/>
+          <w:sz w:val="19"/>
+        </w:rPr>
+        <w:t xml:space="preserve">TechCrunch / Slashdot / Reuters / Mirror Review. (20. Mai 2026). </w:t>
+      </w:r>
+      <w:r>
+        <w:rPr>
+          <w:rFonts w:ascii="Arial" w:hAnsi="Arial"/>
+          <w:b w:val="0"/>
+          <w:i/>
+          <w:sz w:val="19"/>
+        </w:rPr>
+        <w:t>Intuit to lay off over 3,000 employees to refocus on AI / Intuit Layoffs 2026: Finance Software Firm Cuts 3,000 Jobs (17% Workforce) Amid AI Restructuring.</w:t>
+      </w:r>
+      <w:r>
+        <w:rPr>
+          <w:rFonts w:ascii="Arial" w:hAnsi="Arial"/>
+          <w:b w:val="0"/>
+          <w:i w:val="0"/>
+          <w:sz w:val="19"/>
+        </w:rPr>
+        <w:t xml:space="preserve"> Streichung von rund 3.000 Stellen (17 % der weltweit 18.200 Beschäftigten), Schließung der Standorte Reno (Nevada) und Woodland Hills (Kalifornien); Umlenkung des Kapitals in mehrjährige KI-Modell-Partnerschaften mit Anthropic und OpenAI; letzter Arbeitstag US-amerikanischer Beschäftigter 31. Juli 2026; Abfindung 16 Wochen Grundvergütung plus zwei Wochen je Beschäftigungsjahr. https://techcrunch.com/2026/05/20/intuit-to-lay-off-over-3000-employees-to-refocus-on-ai/ | https://slashdot.org/story/26/05/20/2038203/intuit-to-lay-off-over-3000-employees-to-refocus-on-ai | https://www.kolotv.com/2026/05/21/intuit-announces-layoffs-winds-down-operations-reno/</w:t>
+      </w:r>
+    </w:p>
+    <w:p>
+      <w:pPr>
+        <w:jc w:val="both"/>
+      </w:pPr>
+      <w:r>
+        <w:rPr>
+          <w:rFonts w:ascii="Arial" w:hAnsi="Arial"/>
+          <w:b w:val="0"/>
+          <w:i w:val="0"/>
+          <w:sz w:val="19"/>
+        </w:rPr>
+        <w:t xml:space="preserve">TrueUp / SkillSyncer. (Stand 24. Mai 2026). </w:t>
+      </w:r>
+      <w:r>
+        <w:rPr>
+          <w:rFonts w:ascii="Arial" w:hAnsi="Arial"/>
+          <w:b w:val="0"/>
+          <w:i/>
+          <w:sz w:val="19"/>
+        </w:rPr>
+        <w:t>Tech Layoffs Tracker — Tagesfortschreibung: rund 142.985 Personen aus 339 Layoff-Meldungen (rund 1.000 Personen pro Tag); TrueUp-Projektion für das Gesamtjahr 2026 rund 370.000 Tech-Stellenstreichungen gegenüber 245.953 in 2025.</w:t>
+      </w:r>
+      <w:r>
+        <w:rPr>
+          <w:rFonts w:ascii="Arial" w:hAnsi="Arial"/>
+          <w:b w:val="0"/>
+          <w:i w:val="0"/>
+          <w:sz w:val="19"/>
+        </w:rPr>
+        <w:t xml:space="preserve"> https://www.trueup.io/layoffs | https://skillsyncer.com/layoffs-tracker</w:t>
+      </w:r>
+    </w:p>
+    <w:p>
+      <w:pPr>
+        <w:jc w:val="both"/>
+      </w:pPr>
+      <w:r>
+        <w:rPr>
+          <w:rFonts w:ascii="Arial" w:hAnsi="Arial"/>
+          <w:b w:val="0"/>
+          <w:i w:val="0"/>
+          <w:sz w:val="19"/>
+        </w:rPr>
+        <w:t xml:space="preserve">Washington Post. (21. Mai 2026). </w:t>
+      </w:r>
+      <w:r>
+        <w:rPr>
+          <w:rFonts w:ascii="Arial" w:hAnsi="Arial"/>
+          <w:b w:val="0"/>
+          <w:i/>
+          <w:sz w:val="19"/>
+        </w:rPr>
+        <w:t>Layoffs might feel like they're soaring, but they're not.</w:t>
+      </w:r>
+      <w:r>
+        <w:rPr>
+          <w:rFonts w:ascii="Arial" w:hAnsi="Arial"/>
+          <w:b w:val="0"/>
+          <w:i w:val="0"/>
+          <w:sz w:val="19"/>
+        </w:rPr>
+        <w:t xml:space="preserve"> Analytische Gegenposition zur Wahrnehmung „eskalierender Layoffs": Hochsichtbare Konzern-Ankündigungen (Meta, UPS) dominieren die Wahrnehmung, während die aggregierte Layoff-Rate im historischen Vergleich auf niedrigem Niveau verbleibt — relativiert die Aussagekraft prominenter Einzelfälle für fiskalpolitische Schlussfolgerungen. https://www.washingtonpost.com/technology/2026/05/21/layoffs-might-feel-like-theyre-soaring-they-not/</w:t>
+      </w:r>
+    </w:p>
+    <w:p>
+      <w:pPr>
+        <w:jc w:val="both"/>
+      </w:pPr>
+      <w:r>
+        <w:rPr>
+          <w:rFonts w:ascii="Arial" w:hAnsi="Arial"/>
+          <w:b w:val="0"/>
+          <w:i w:val="0"/>
+          <w:sz w:val="19"/>
+        </w:rPr>
+        <w:t xml:space="preserve">Caixin Global / NPR / Fortune / Bloomberg / Tom's Hardware / China.org.cn. (28. April – 3. Mai 2026). </w:t>
+      </w:r>
+      <w:r>
+        <w:rPr>
+          <w:rFonts w:ascii="Arial" w:hAnsi="Arial"/>
+          <w:b w:val="0"/>
+          <w:i/>
+          <w:sz w:val="19"/>
+        </w:rPr>
+        <w:t>Chinese Courts Rule Companies Cannot Fire Workers Simply to Replace Them With AI / A tech worker in China is laid off and replaced by AI. Is it legal? / Chinese court rules firms can't lay off workers on AI grounds / Chinese Court Bars Companies From Firing Workers Solely for AI Replacement / Chinese court rules companies can't fire workers just because AI is cheaper.</w:t>
+      </w:r>
+      <w:r>
+        <w:rPr>
+          <w:rFonts w:ascii="Arial" w:hAnsi="Arial"/>
+          <w:b w:val="0"/>
+          <w:i w:val="0"/>
+          <w:sz w:val="19"/>
+        </w:rPr>
+        <w:t xml:space="preserve"> Veröffentlichung des Urteils des Intermediate People's Court Hangzhou am 28. April 2026 (Verfahren um Quality-Assurance-Supervisor mit Jahresgehalt rund 300.000 Yuan / etwa 43.900 USD); strategische Geschäftsentscheidung zur KI-Einführung sei kein „erheblicher Wandel der objektiven Umstände" im Sinne des chinesischen Arbeitsvertragsgesetzes; Begleit-Set typischer Beispiele zum Schutz der Rechte von KI-Unternehmen und Beschäftigten mit zusätzlichem Beijing-Fall. https://www.caixinglobal.com/2026-04-30/chinese-courts-rule-companies-cannot-fire-workers-simply-to-replace-them-with-ai-102439602.html | https://www.npr.org/2026/05/01/nx-s1-5807131/tech-worker-china-ai | https://fortune.com/2026/05/03/chinese-court-layoffs-workers-ai-replacement-labor-market/ | https://www.bloomberg.com/news/articles/2026-05-02/chinese-court-rules-firms-can-t-lay-off-workers-on-ai-grounds | http://english.scio.gov.cn/m/chinavoices/2026-04/30/content_118471189.html</w:t>
+      </w:r>
+    </w:p>
+    <w:p>
+      <w:pPr>
+        <w:jc w:val="both"/>
+      </w:pPr>
+      <w:r>
+        <w:rPr>
+          <w:rFonts w:ascii="Arial" w:hAnsi="Arial"/>
+          <w:b w:val="0"/>
+          <w:i w:val="0"/>
+          <w:sz w:val="19"/>
+        </w:rPr>
         <w:t xml:space="preserve">OpenAI Global Affairs / EdTech Innovation Hub. (18. März 2026 / Folgeberichterstattung). </w:t>
       </w:r>
       <w:r>
@@ -10566,7 +11223,7 @@
           <w:i w:val="0"/>
           <w:sz w:val="19"/>
         </w:rPr>
-        <w:t xml:space="preserve"> Dieses Arbeitspapier gibt den Stand Anfang Mai 2026 (Schnitt am 8. Mai 2026 — Lauf 001 vom 8. Mai 2026) wieder. Die Debatte entwickelt sich dynamisch, insbesondere im Zuge der OpenAI-Strategiepapiere und der Eröffnung des OpenAI Workshop in Washington, D.C. im Mai 2026, des Erstdurchgangs des GKV-Beitragssatzstabilisierungsgesetzes in der 1065. Bundesratssitzung am 8. Mai 2026 mit 79 Tagesordnungspunkten (Kabinettsbeschluss 29. April 2026, parlamentarische Behandlung vor der Sommerpause 2026 angekündigt), der laufenden Trilog-Verhandlungen zum Digital Omnibus on AI (zweite Runde 28. April 2026 ohne Einigung; nächste Runde 13. Mai 2026 — Knackpunkt ist nicht die Verschiebung der Hochrisiko-Pflichten, sondern die Konformitätsbewertungs-Architektur für Anhang I; die zypriotische Ratspräsidentschaft strebt einen Abschluss vor Ablauf ihrer Amtszeit am 30. Juni 2026 an, andernfalls übernimmt die irische Präsidentschaft), der am 5. Mai 2026 erfolgten Arraignment-Verhandlung im Altman-Verfahren mit „nicht schuldig"-Plädoyer und angeordneter psychiatrischer Begutachtung, des am 7. Mai 2026 versandten individuellen Microsoft-Buyout-Angebots (Annahmefrist 8. Juni 2026, VRSAR-Unterzeichnung 9.–22. Juni 2026, bis zu fünfjährige Krankenversicherungs-Verlängerung), des am 1. Mai 2026 vom Connecticut-Repräsentantenhaus mit 131 zu 17 Stimmen verabschiedeten </w:t>
+        <w:t xml:space="preserve"> Dieses Arbeitspapier gibt den Stand Mai 2026 (Schnitt am 24. Mai 2026 — Lauf 001 vom 24. Mai 2026) wieder. Die Debatte entwickelt sich dynamisch, insbesondere im Zuge der OpenAI-Strategiepapiere und der Eröffnung des OpenAI Workshop in Washington, D.C. im Mai 2026, des Erstdurchgangs des GKV-Beitragssatzstabilisierungsgesetzes in der 1065. Bundesratssitzung am 8. Mai 2026 mit 79 Tagesordnungspunkten (Kabinettsbeschluss 29. April 2026, parlamentarische Behandlung vor der Sommerpause 2026 angekündigt), der in der Nacht zum 7. Mai 2026 erzielten vorläufigen politischen Einigung über den Digital Omnibus on AI (Umstufung der Machinery Regulation von Sektion A nach Sektion B des Anhang I, neuer Artikel 2 (13) zur kommissionalen Rücknahme einzelner AI-Act-Anforderungen, neues Artikel-5-Verbot für KI-generierte Darstellungen sexuellen Missbrauchs von Kindern und nicht-einvernehmlicher intimer Bildaufnahmen, Übergangsregelung zu Artikel 50 (2) mit Stichtag 2. August 2026 für Neusysteme und Übergangsfrist bis 2. Dezember 2026 für Bestandssysteme; förmliche Annahme bis 2. August 2026 vorgesehen), der am 5. Mai 2026 erfolgten Arraignment-Verhandlung im Altman-Verfahren mit „nicht schuldig"-Plädoyer und angeordneter psychiatrischer Begutachtung, des am 7. Mai 2026 versandten individuellen Microsoft-Buyout-Angebots (Annahmefrist 8. Juni 2026, VRSAR-Unterzeichnung 9.–22. Juni 2026, bis zu fünfjährige Krankenversicherungs-Verlängerung), des am 1. Mai 2026 vom Connecticut-Repräsentantenhaus mit 131 zu 17 Stimmen verabschiedeten </w:t>
       </w:r>
       <w:r>
         <w:rPr>
@@ -10710,7 +11367,43 @@
           <w:i w:val="0"/>
           <w:sz w:val="19"/>
         </w:rPr>
-        <w:t xml:space="preserve"> auf 100 % bei zugleich ablehnender Position des Finanzministeriums, der revidierten IAB-Frühjahrsprognose vom 24. März 2026 (Erwerbstätigkeit −90.000, BIP +0,8 % bei 0,2 bis 0,3 Pp. Iran-Krieg-Dämpfung), der aktualisierten Tech-Layoff-Trackerstände zum 6./7./8. Mai 2026 (TrueUp 119.721 Personen aus 265 Layoff-Meldungen am 6. Mai, 121.111 Personen aus 273 Meldungen am 7. Mai bzw. 127.411 Personen aus 283 Meldungen am 8. Mai 2026 — rund 1.003 Personen pro Tag; SkillSyncer 113.863 Personen aus 179 Ereignissen) sowie der am 5./6. Mai 2026 angekündigten KI-getriebenen Stellenstreichungen bei Coinbase (700 Stellen, 14 %), PayPal (rund 4.760 Stellen, 20 % über 2–3 Jahre), Freshworks (rund 500 Stellen, 11 %) und Cognizant (12.000–15.000 Stellen unter „Project Leap") sowie der am 7. Mai 2026 von Cloudflare angekündigten Streichung von rund 1.100 Stellen (20 % der globalen Belegschaft) zum Übergang zu einem „agentic AI-first operating model" (Restrukturierungsaufwand 140–150 Mio. USD, AI-Einsatz im Konzern +600 % im Quartal, Aktienkurs −18 %), des am 1. Mai 2026 von </w:t>
+        <w:t xml:space="preserve"> auf 100 % bei zugleich ablehnender Position des Finanzministeriums, der revidierten IAB-Frühjahrsprognose vom 24. März 2026 (Erwerbstätigkeit −90.000, BIP +0,8 % bei 0,2 bis 0,3 Pp. Iran-Krieg-Dämpfung), der aktualisierten Tech-Layoff-Trackerstände zum 24. Mai 2026 (TrueUp 142.985 Personen aus 339 Layoff-Meldungen, rund 1.000 Personen pro Tag; Projektion Gesamtjahr 2026 rund 370.000 Tech-Stellenstreichungen) sowie der am 5./6. Mai 2026 angekündigten KI-getriebenen Stellenstreichungen bei Coinbase (700 Stellen, 14 %), PayPal (rund 4.760 Stellen, 20 % über 2–3 Jahre), Freshworks (rund 500 Stellen, 11 %) und Cognizant (12.000–15.000 Stellen unter „Project Leap"), der am 7. Mai 2026 von Cloudflare angekündigten Streichung von rund 1.100 Stellen (20 % der globalen Belegschaft) zum Übergang zu einem „agentic AI-first operating model" (Restrukturierungsaufwand 140–150 Mio. USD, AI-Einsatz im Konzern +600 % im Quartal, Aktienkurs −18 %), der am 13. Mai 2026 von Cisco angekündigten Streichung von rund 4.000 Stellen (etwa 5 % der globalen Belegschaft, Restrukturierungsaufwand bis 1 Mrd. USD) und der gleichtägigen LinkedIn-Streichung von rund 875 Stellen (etwa 5 % der 17.500-köpfigen Belegschaft), des am 20. Mai 2026 vollzogenen Meta-Stellenabbaus von rund 8.000 Beschäftigten (etwa 10 %; intern als Folge des KI-Investitionsbudgets von 115–135 Mrd. USD und nicht als algorithmische Substitution gerahmt) mit paralleler Versetzung von rund 7.000 Beschäftigten auf KI-Teams sowie der am selben Tag angekündigten Intuit-Streichung von rund 3.000 Stellen (17 % der 18.200-köpfigen Belegschaft, Schließung der Standorte Reno und Woodland Hills, Umlenkung des Kapitals in mehrjährige KI-Modell-Partnerschaften mit Anthropic und OpenAI), der differenzierenden Analyse der </w:t>
+      </w:r>
+      <w:r>
+        <w:rPr>
+          <w:rFonts w:ascii="Arial" w:hAnsi="Arial"/>
+          <w:b w:val="0"/>
+          <w:i/>
+          <w:sz w:val="19"/>
+        </w:rPr>
+        <w:t>Washington Post</w:t>
+      </w:r>
+      <w:r>
+        <w:rPr>
+          <w:rFonts w:ascii="Arial" w:hAnsi="Arial"/>
+          <w:b w:val="0"/>
+          <w:i w:val="0"/>
+          <w:sz w:val="19"/>
+        </w:rPr>
+        <w:t xml:space="preserve"> vom 21. Mai 2026 („Layoffs might feel like they're soaring, but they're not"), des am 28. April 2026 veröffentlichten Urteils des </w:t>
+      </w:r>
+      <w:r>
+        <w:rPr>
+          <w:rFonts w:ascii="Arial" w:hAnsi="Arial"/>
+          <w:b w:val="0"/>
+          <w:i/>
+          <w:sz w:val="19"/>
+        </w:rPr>
+        <w:t>Intermediate People's Court Hangzhou</w:t>
+      </w:r>
+      <w:r>
+        <w:rPr>
+          <w:rFonts w:ascii="Arial" w:hAnsi="Arial"/>
+          <w:b w:val="0"/>
+          <w:i w:val="0"/>
+          <w:sz w:val="19"/>
+        </w:rPr>
+        <w:t xml:space="preserve"> (KI-Einführung sei eine strategische Geschäftsentscheidung, nicht ein „erheblicher Wandel der objektiven Umstände" im Sinne des chinesischen Arbeitsvertragsgesetzes; Begleit-Set typischer Beispiele zum Schutz der Rechte von KI-Unternehmen und Beschäftigten mit zusätzlichem Beijing-Fall), des am 1. Mai 2026 von </w:t>
       </w:r>
       <w:r>
         <w:rPr>
@@ -10862,7 +11555,7 @@
         <w:color w:val="999999"/>
         <w:sz w:val="15"/>
       </w:rPr>
-      <w:t>Version 22.0 — Mai 2026 — CC BY 4.0</w:t>
+      <w:t>Version 23.0 — Mai 2026 — CC BY 4.0</w:t>
       <w:tab/>
       <w:t xml:space="preserve">Seite </w:t>
     </w:r>

--- a/KI-Ökonomie.docx
+++ b/KI-Ökonomie.docx
@@ -112,7 +112,7 @@
           <w:color w:val="666666"/>
           <w:sz w:val="18"/>
         </w:rPr>
-        <w:t>Version 22.0</w:t>
+        <w:t>Version 23.0</w:t>
       </w:r>
     </w:p>
     <w:p>
@@ -328,7 +328,277 @@
           <w:i w:val="0"/>
           <w:sz w:val="19"/>
         </w:rPr>
-        <w:t xml:space="preserve"> parallel zu den Q1-2026-Quartalszahlen (Umsatz +34 % gegenüber dem Vorjahr) angekündigten Streichung von rund 1.100 Stellen — etwa 20 % der globalen Belegschaft — als Übergang zu einem „agentic AI-first operating model" gespeist sind; der gemeinsame Mitarbeitendenbrief von Vorstandsvorsitzendem Matthew Prince und Mitgründerin Michelle Zatlyn („Building for the future") begründet die Reduktion ausdrücklich nicht als Kostenmaßnahme oder leistungsabhängige Auswahl, sondern als strukturelle Anpassung an einen über das Quartal um rund 600 % gestiegenen unternehmensinternen KI-Einsatz; das Restrukturierungsvolumen wird mit 140 bis 150 Millionen US-Dollar im zweiten Quartal beziffert, ausscheidende Beschäftigte erhalten ihre Grundvergütung bis Ende 2026, US-Beschäftigte zusätzlich Krankenversicherungsschutz bis Jahresende und Equity-Vesting bis 15. August 2026; der Aktienkurs gab nach Bekanntgabe rund 18 % ab. Eine Aggregat-Bestätigung dieser Welle liefert der </w:t>
+        <w:t xml:space="preserve"> parallel zu den Q1-2026-Quartalszahlen (Umsatz +34 % gegenüber dem Vorjahr) angekündigten Streichung von rund 1.100 Stellen — etwa 20 % der globalen Belegschaft — als Übergang zu einem „agentic AI-first operating model" gespeist sind; der gemeinsame Mitarbeitendenbrief von Vorstandsvorsitzendem Matthew Prince und Mitgründerin Michelle Zatlyn („Building for the future") begründet die Reduktion ausdrücklich nicht als Kostenmaßnahme oder leistungsabhängige Auswahl, sondern als strukturelle Anpassung an einen über das Quartal um rund 600 % gestiegenen unternehmensinternen KI-Einsatz; das Restrukturierungsvolumen wird mit 140 bis 150 Millionen US-Dollar im zweiten Quartal beziffert, ausscheidende Beschäftigte erhalten ihre Grundvergütung bis Ende 2026, US-Beschäftigte zusätzlich Krankenversicherungsschutz bis Jahresende und Equity-Vesting bis 15. August 2026; der Aktienkurs gab nach Bekanntgabe rund 18 % ab. Eine zweite Welle KI-getriebener Ankündigungen folgte zwischen dem 14. und 21. Mai 2026: </w:t>
+      </w:r>
+      <w:r>
+        <w:rPr>
+          <w:rFonts w:ascii="Arial" w:hAnsi="Arial"/>
+          <w:b w:val="0"/>
+          <w:i/>
+          <w:sz w:val="19"/>
+        </w:rPr>
+        <w:t>Cisco</w:t>
+      </w:r>
+      <w:r>
+        <w:rPr>
+          <w:rFonts w:ascii="Arial" w:hAnsi="Arial"/>
+          <w:b w:val="0"/>
+          <w:i w:val="0"/>
+          <w:sz w:val="19"/>
+        </w:rPr>
+        <w:t xml:space="preserve"> gab am 14. Mai 2026 parallel zu den Q3-Zahlen (Q3-AI-Auftragseingang 1,9 Mrd. USD; Jahresumsatzprognose auf 62,8 – 63,0 Mrd. USD angehoben) die Streichung von knapp 4.000 Stellen (weniger als 5 % der Belegschaft, Restrukturierungsaufwand bis zu 1 Mrd. USD, davon rund 450 Mio. USD im Q4) bekannt, mit dem ausdrücklichen Ziel, Mittel auf Silicon-One-Networking-Systeme, Optik, Sicherheit und KI-Werkzeuge für Beschäftigte umzuwidmen; </w:t>
+      </w:r>
+      <w:r>
+        <w:rPr>
+          <w:rFonts w:ascii="Arial" w:hAnsi="Arial"/>
+          <w:b w:val="0"/>
+          <w:i/>
+          <w:sz w:val="19"/>
+        </w:rPr>
+        <w:t>Meta</w:t>
+      </w:r>
+      <w:r>
+        <w:rPr>
+          <w:rFonts w:ascii="Arial" w:hAnsi="Arial"/>
+          <w:b w:val="0"/>
+          <w:i w:val="0"/>
+          <w:sz w:val="19"/>
+        </w:rPr>
+        <w:t xml:space="preserve"> startete am 20. Mai 2026 die Streichung von rund 8.000 Stellen — etwa 10 % der globalen Belegschaft — und strich zusätzlich 6.000 offene Stellen, sodass die effektive Kopfzahl-Reduktion bei rund 14.000 Personen liegt, kombiniert mit einer Reorganisation in „AI-Pods" und der Schaffung neuer Rollenkategorien („AI builder", „AI pod lead", „AI org lead"); rund 7.000 Beschäftigte werden in die </w:t>
+      </w:r>
+      <w:r>
+        <w:rPr>
+          <w:rFonts w:ascii="Arial" w:hAnsi="Arial"/>
+          <w:b w:val="0"/>
+          <w:i/>
+          <w:sz w:val="19"/>
+        </w:rPr>
+        <w:t>Applied AI</w:t>
+      </w:r>
+      <w:r>
+        <w:rPr>
+          <w:rFonts w:ascii="Arial" w:hAnsi="Arial"/>
+          <w:b w:val="0"/>
+          <w:i w:val="0"/>
+          <w:sz w:val="19"/>
+        </w:rPr>
+        <w:t xml:space="preserve">-Organisation, die </w:t>
+      </w:r>
+      <w:r>
+        <w:rPr>
+          <w:rFonts w:ascii="Arial" w:hAnsi="Arial"/>
+          <w:b w:val="0"/>
+          <w:i/>
+          <w:sz w:val="19"/>
+        </w:rPr>
+        <w:t>Agent Transformation Accelerator</w:t>
+      </w:r>
+      <w:r>
+        <w:rPr>
+          <w:rFonts w:ascii="Arial" w:hAnsi="Arial"/>
+          <w:b w:val="0"/>
+          <w:i w:val="0"/>
+          <w:sz w:val="19"/>
+        </w:rPr>
+        <w:t xml:space="preserve"> und die </w:t>
+      </w:r>
+      <w:r>
+        <w:rPr>
+          <w:rFonts w:ascii="Arial" w:hAnsi="Arial"/>
+          <w:b w:val="0"/>
+          <w:i/>
+          <w:sz w:val="19"/>
+        </w:rPr>
+        <w:t>Central Analytics</w:t>
+      </w:r>
+      <w:r>
+        <w:rPr>
+          <w:rFonts w:ascii="Arial" w:hAnsi="Arial"/>
+          <w:b w:val="0"/>
+          <w:i w:val="0"/>
+          <w:sz w:val="19"/>
+        </w:rPr>
+        <w:t xml:space="preserve">-Einheit überführt, US-Beschäftigte erhalten 16 Wochen Grundvergütung zuzüglich zwei Wochen je Dienstjahr und 18 Monate Krankenversicherung, weitere Streichungen sind für die zweite Jahreshälfte 2026 angekündigt — der kumulative Stellenabbau Meta seit 2022 übersteigt damit 33.000 Stellen, parallel hat der Konzern die Capex-Spanne für 2026 auf 115 bis 135 Milliarden US-Dollar (+73 % gegenüber 72,2 Mrd. USD in 2025) bekräftigt; </w:t>
+      </w:r>
+      <w:r>
+        <w:rPr>
+          <w:rFonts w:ascii="Arial" w:hAnsi="Arial"/>
+          <w:b w:val="0"/>
+          <w:i/>
+          <w:sz w:val="19"/>
+        </w:rPr>
+        <w:t>Intuit</w:t>
+      </w:r>
+      <w:r>
+        <w:rPr>
+          <w:rFonts w:ascii="Arial" w:hAnsi="Arial"/>
+          <w:b w:val="0"/>
+          <w:i w:val="0"/>
+          <w:sz w:val="19"/>
+        </w:rPr>
+        <w:t xml:space="preserve"> hat am 20. Mai 2026 in einem CEO-Memo (Sasan Goodarzi) die Streichung von rund 3.000 Stellen — 17 % der Belegschaft — angekündigt und zugleich mehrjährige Partnerschaften mit </w:t>
+      </w:r>
+      <w:r>
+        <w:rPr>
+          <w:rFonts w:ascii="Arial" w:hAnsi="Arial"/>
+          <w:b w:val="0"/>
+          <w:i/>
+          <w:sz w:val="19"/>
+        </w:rPr>
+        <w:t>Anthropic</w:t>
+      </w:r>
+      <w:r>
+        <w:rPr>
+          <w:rFonts w:ascii="Arial" w:hAnsi="Arial"/>
+          <w:b w:val="0"/>
+          <w:i w:val="0"/>
+          <w:sz w:val="19"/>
+        </w:rPr>
+        <w:t xml:space="preserve"> und </w:t>
+      </w:r>
+      <w:r>
+        <w:rPr>
+          <w:rFonts w:ascii="Arial" w:hAnsi="Arial"/>
+          <w:b w:val="0"/>
+          <w:i/>
+          <w:sz w:val="19"/>
+        </w:rPr>
+        <w:t>OpenAI</w:t>
+      </w:r>
+      <w:r>
+        <w:rPr>
+          <w:rFonts w:ascii="Arial" w:hAnsi="Arial"/>
+          <w:b w:val="0"/>
+          <w:i w:val="0"/>
+          <w:sz w:val="19"/>
+        </w:rPr>
+        <w:t xml:space="preserve"> zur Einbettung von KI in </w:t>
+      </w:r>
+      <w:r>
+        <w:rPr>
+          <w:rFonts w:ascii="Arial" w:hAnsi="Arial"/>
+          <w:b w:val="0"/>
+          <w:i/>
+          <w:sz w:val="19"/>
+        </w:rPr>
+        <w:t>TurboTax</w:t>
+      </w:r>
+      <w:r>
+        <w:rPr>
+          <w:rFonts w:ascii="Arial" w:hAnsi="Arial"/>
+          <w:b w:val="0"/>
+          <w:i w:val="0"/>
+          <w:sz w:val="19"/>
+        </w:rPr>
+        <w:t xml:space="preserve">, </w:t>
+      </w:r>
+      <w:r>
+        <w:rPr>
+          <w:rFonts w:ascii="Arial" w:hAnsi="Arial"/>
+          <w:b w:val="0"/>
+          <w:i/>
+          <w:sz w:val="19"/>
+        </w:rPr>
+        <w:t>QuickBooks</w:t>
+      </w:r>
+      <w:r>
+        <w:rPr>
+          <w:rFonts w:ascii="Arial" w:hAnsi="Arial"/>
+          <w:b w:val="0"/>
+          <w:i w:val="0"/>
+          <w:sz w:val="19"/>
+        </w:rPr>
+        <w:t xml:space="preserve"> und </w:t>
+      </w:r>
+      <w:r>
+        <w:rPr>
+          <w:rFonts w:ascii="Arial" w:hAnsi="Arial"/>
+          <w:b w:val="0"/>
+          <w:i/>
+          <w:sz w:val="19"/>
+        </w:rPr>
+        <w:t>Credit Karma</w:t>
+      </w:r>
+      <w:r>
+        <w:rPr>
+          <w:rFonts w:ascii="Arial" w:hAnsi="Arial"/>
+          <w:b w:val="0"/>
+          <w:i w:val="0"/>
+          <w:sz w:val="19"/>
+        </w:rPr>
+        <w:t xml:space="preserve"> publik gemacht (Severance-Paket 16 Wochen Grundvergütung zuzüglich zwei Wochen je Dienstjahr; Schließung des Standorts Reno); </w:t>
+      </w:r>
+      <w:r>
+        <w:rPr>
+          <w:rFonts w:ascii="Arial" w:hAnsi="Arial"/>
+          <w:b w:val="0"/>
+          <w:i/>
+          <w:sz w:val="19"/>
+        </w:rPr>
+        <w:t>ClickUp</w:t>
+      </w:r>
+      <w:r>
+        <w:rPr>
+          <w:rFonts w:ascii="Arial" w:hAnsi="Arial"/>
+          <w:b w:val="0"/>
+          <w:i w:val="0"/>
+          <w:sz w:val="19"/>
+        </w:rPr>
+        <w:t xml:space="preserve"> hat am 21. Mai 2026 22 % seiner Belegschaft entlassen und parallel eine Vergütungsstruktur mit Bändern bis zu 1 Mio. US-Dollar Jahresgehalt eingeführt, mit der ausdrücklichen Begründung, das Unternehmen werde auf ein „100x"-Modell umgebaut, in dem KI-Agenten Beschäftigte im Verhältnis 3:1 übertreffen; </w:t>
+      </w:r>
+      <w:r>
+        <w:rPr>
+          <w:rFonts w:ascii="Arial" w:hAnsi="Arial"/>
+          <w:b w:val="0"/>
+          <w:i/>
+          <w:sz w:val="19"/>
+        </w:rPr>
+        <w:t>BILL</w:t>
+      </w:r>
+      <w:r>
+        <w:rPr>
+          <w:rFonts w:ascii="Arial" w:hAnsi="Arial"/>
+          <w:b w:val="0"/>
+          <w:i w:val="0"/>
+          <w:sz w:val="19"/>
+        </w:rPr>
+        <w:t xml:space="preserve"> (Zahlungs- und Spend-Management-Plattform) hat einen Personalabbau von bis zu 30 % angekündigt; </w:t>
+      </w:r>
+      <w:r>
+        <w:rPr>
+          <w:rFonts w:ascii="Arial" w:hAnsi="Arial"/>
+          <w:b w:val="0"/>
+          <w:i/>
+          <w:sz w:val="19"/>
+        </w:rPr>
+        <w:t>Upwork</w:t>
+      </w:r>
+      <w:r>
+        <w:rPr>
+          <w:rFonts w:ascii="Arial" w:hAnsi="Arial"/>
+          <w:b w:val="0"/>
+          <w:i w:val="0"/>
+          <w:sz w:val="19"/>
+        </w:rPr>
+        <w:t xml:space="preserve"> hat in der ersten Maihälfte 2026 rund 24 % der Belegschaft gestrichen (Restrukturierungsaufwand 16 bis 23 Mio. US-Dollar). Die Tagesfortschreibung des </w:t>
+      </w:r>
+      <w:r>
+        <w:rPr>
+          <w:rFonts w:ascii="Arial" w:hAnsi="Arial"/>
+          <w:b w:val="0"/>
+          <w:i/>
+          <w:sz w:val="19"/>
+        </w:rPr>
+        <w:t>TrueUp</w:t>
+      </w:r>
+      <w:r>
+        <w:rPr>
+          <w:rFonts w:ascii="Arial" w:hAnsi="Arial"/>
+          <w:b w:val="0"/>
+          <w:i w:val="0"/>
+          <w:sz w:val="19"/>
+        </w:rPr>
+        <w:t xml:space="preserve">-Trackers weist zum 25. Mai 2026 142.985 betroffene Personen aus 339 Layoff-Meldungen aus (rund 993 Stellen pro Tag) — gegenüber dem Stand vom 8. Mai 2026 (127.411 / 283) eine Zunahme um etwa 15.500 Personen und 56 Meldungen binnen 17 Tagen, im Einklang mit der seit Anfang Mai 2026 beobachteten Welle von über 1.000 Tech-Stellenstreichungen pro Tag. Eine Aggregat-Bestätigung dieser Welle liefert der </w:t>
       </w:r>
       <w:r>
         <w:rPr>
@@ -2128,7 +2398,43 @@
           <w:i w:val="0"/>
           <w:sz w:val="19"/>
         </w:rPr>
-        <w:t xml:space="preserve"> Eine rein nationale Lösung kann mit der Warenverkehrsfreiheit, der Dienstleistungsfreiheit und der Niederlassungsfreiheit in Konflikt geraten. Eine Regelung, die nur inländische Roboterbetreiber trifft, während grenzüberschreitende KI-Dienstleistungen unbesteuert bleiben, wäre diskriminierungsrechtlich problematisch und praktisch kaum durchsetzbar. Der EU AI Act (Verordnung 2024/1689) schafft ab dem 2. August 2026 einen unionsweit einheitlichen Regulierungsrahmen für KI-Systeme (Hochrisiko-Systeme gemäß Anhang III, Transparenzpflichten nach Art. 50, Durchsetzungsregime); dies legt einen einheitlichen Definitionsrahmen, der steuerpolitische Anknüpfungen an KI-Systemklassen mittelfristig erleichtern kann, ohne selbst steuerrechtliche Wirkung zu entfalten. Die Europäische Kommission hat am 19. November 2025 mit dem „Digital Omnibus on AI" einen Vereinfachungsvorschlag vorgelegt, den das Europäische Parlament am 16. März 2026 im Ausschuss und am 23. März 2026 im Plenum unterstützt hat. Er sieht eine Verschiebung der Hochrisiko-Pflichten vor — je nach Systemtyp bis maximal zum 2. Dezember 2027 bzw. 2. August 2028 — und koppelt ihre Anwendbarkeit an die Verfügbarkeit harmonisierter Normen; zudem wird die Kennzeichnungspflicht für KI-generierte Inhalte (Art. 50) bis zum 2. November 2026 verlängert. Die Kommissionsdurchsetzungsbefugnisse gegenüber Anbietern von Allzweck-KI-Modellen (GPAI) treten wie vorgesehen am 2. August 2026 in Kraft. Parlament und Rat haben die Trilogverhandlungen aufgenommen; der zweite Trilogtermin am 28. April 2026 endete nach Berichterstattung von IAPP und A&amp;O Shearman ohne Einigung — Streitpunkt war primär das Verhältnis zwischen AI Act und sektorspezifischen EU-Regelungen für eingebettete KI-Systeme (Anhang I) sowie die Rechtsgrundlage für die Verarbeitung personenbezogener Daten zur Bias-Erkennung. Beide Institutionen konvergieren auf Stichtage 2. Dezember 2027 (Anhang III) und 2. August 2028 (Anhang I) für die Hochrisiko-Pflichten. Die nächste Trilogrunde ist auf den 13. Mai 2026 terminiert; Ziel bleibt eine förmliche Verabschiedung vor dem ursprünglichen Stichtag am 2. August 2026. Die zypriotische Ratspräsidentschaft hat sich vorgenommen, das Dossier vor Ablauf ihrer Amtszeit am 30. Juni 2026 abzuschließen; gelingt das nicht, übernimmt zur zweiten Jahreshälfte 2026 die irische Präsidentschaft. Scheitert die Einigung bis zum 2. August 2026, würden die Hochrisiko-Pflichten in ihrer ursprünglich vorgesehenen Fassung anwendbar. Für die Steuerdebatte folgt daraus, dass der zeitliche Vorlauf für KI-Definitionen aus dem AI Act enger als ursprünglich gedacht ist — eine mittelfristige Anknüpfung steuerlicher Tatbestände an AI-Act-Kategorien bleibt möglich, setzt aber voraus, dass die Normenlandschaft nach 2027 verlässlich vorliegt.</w:t>
+        <w:t xml:space="preserve"> Eine rein nationale Lösung kann mit der Warenverkehrsfreiheit, der Dienstleistungsfreiheit und der Niederlassungsfreiheit in Konflikt geraten. Eine Regelung, die nur inländische Roboterbetreiber trifft, während grenzüberschreitende KI-Dienstleistungen unbesteuert bleiben, wäre diskriminierungsrechtlich problematisch und praktisch kaum durchsetzbar. Der EU AI Act (Verordnung 2024/1689) schafft ab dem 2. August 2026 einen unionsweit einheitlichen Regulierungsrahmen für KI-Systeme (Hochrisiko-Systeme gemäß Anhang III, Transparenzpflichten nach Art. 50, Durchsetzungsregime); dies legt einen einheitlichen Definitionsrahmen, der steuerpolitische Anknüpfungen an KI-Systemklassen mittelfristig erleichtern kann, ohne selbst steuerrechtliche Wirkung zu entfalten. Die Europäische Kommission hat am 19. November 2025 mit dem „Digital Omnibus on AI" einen Vereinfachungsvorschlag vorgelegt, den das Europäische Parlament am 16. März 2026 im Ausschuss und am 23. März 2026 im Plenum unterstützt hat. Er sieht eine Verschiebung der Hochrisiko-Pflichten vor — je nach Systemtyp bis maximal zum 2. Dezember 2027 bzw. 2. August 2028 — und koppelt ihre Anwendbarkeit an die Verfügbarkeit harmonisierter Normen; zudem wird die Kennzeichnungspflicht für KI-generierte Inhalte (Art. 50) bis zum 2. November 2026 verlängert. Die Kommissionsdurchsetzungsbefugnisse gegenüber Anbietern von Allzweck-KI-Modellen (GPAI) treten wie vorgesehen am 2. August 2026 in Kraft. Parlament und Rat haben die Trilogverhandlungen aufgenommen; der zweite Trilogtermin am 28. April 2026 endete nach Berichterstattung von IAPP und A&amp;O Shearman ohne Einigung — Streitpunkt war primär das Verhältnis zwischen AI Act und sektorspezifischen EU-Regelungen für eingebettete KI-Systeme (Anhang I) sowie die Rechtsgrundlage für die Verarbeitung personenbezogener Daten zur Bias-Erkennung. In den frühen Morgenstunden des 7. Mai 2026 haben Rat und Parlament beim dritten Trilog eine politische Einigung über den </w:t>
+      </w:r>
+      <w:r>
+        <w:rPr>
+          <w:rFonts w:ascii="Arial" w:hAnsi="Arial"/>
+          <w:b w:val="0"/>
+          <w:i/>
+          <w:sz w:val="19"/>
+        </w:rPr>
+        <w:t>Digital Omnibus on AI</w:t>
+      </w:r>
+      <w:r>
+        <w:rPr>
+          <w:rFonts w:ascii="Arial" w:hAnsi="Arial"/>
+          <w:b w:val="0"/>
+          <w:i w:val="0"/>
+          <w:sz w:val="19"/>
+        </w:rPr>
+        <w:t xml:space="preserve"> erzielt (gemeinsame Pressemitteilung des Rats vom 7. Mai 2026; konsolidierter Kompromisstext in Ratsdokument 9247/26 vom 13. Mai 2026). Die Einigung bestätigt die Verschiebung der Hochrisiko-Pflichten auf den 2. Dezember 2027 (Anhang III) bzw. den 2. August 2028 (Anhang I), löst den den vorangegangenen Trilog blockierenden Streit über die Konformitätsbewertungs-Architektur für Anhang I und ergänzt den Katalog der nach Art. 5 verbotenen Praktiken um eine neue Tatbestandsgruppe: KI-Systeme, die für die Erzeugung von Darstellungen sexuellen Missbrauchs von Kindern (CSAM) oder von nicht-einvernehmlichen intimen Inhalten (Bild, Video, Ton) entwickelt oder bereitgestellt werden, sind unionsweit ab dem 2. Dezember 2026 untersagt — adressiert werden sowohl Inverkehrbringen mit entsprechender Zweckbestimmung als auch Bereitstellen ohne angemessene Schutzvorkehrungen sowie die Nutzung durch </w:t>
+      </w:r>
+      <w:r>
+        <w:rPr>
+          <w:rFonts w:ascii="Arial" w:hAnsi="Arial"/>
+          <w:b w:val="0"/>
+          <w:i/>
+          <w:sz w:val="19"/>
+        </w:rPr>
+        <w:t>Deployer</w:t>
+      </w:r>
+      <w:r>
+        <w:rPr>
+          <w:rFonts w:ascii="Arial" w:hAnsi="Arial"/>
+          <w:b w:val="0"/>
+          <w:i w:val="0"/>
+          <w:sz w:val="19"/>
+        </w:rPr>
+        <w:t>. Die Kennzeichnungspflicht für KI-generierte Inhalte (Art. 50 Abs. 2) bleibt zum 2. August 2026 anwendbar; für Systeme, die vor diesem Stichtag bereits in Verkehr gebracht sind, gilt eine Übergangsfrist bis zum 2. Dezember 2026. Die förmliche Verabschiedung durch Rat und Parlament wird nach legal-linguistischer Überarbeitung vor dem 2. August 2026 angestrebt. Die zypriotische Ratspräsidentschaft hat das Dossier damit vor Ablauf ihrer Amtszeit am 30. Juni 2026 zu einem politischen Abschluss geführt. Für die Steuerdebatte folgt daraus, dass die KI-rechtliche Definitionslandschaft des AI Act nun mit einem konkreten Zeitplan ausgestattet ist: Die für eine steuerliche Anknüpfung an Systemklassen relevanten Hochrisiko-Definitionen werden nicht vor Dezember 2027 verbindlich operativ, womit fiskalpolitische Anknüpfungen an AI-Act-Kategorien mittelfristig planbar, aber bis dahin nur in vorbereitender Form möglich bleiben.</w:t>
       </w:r>
     </w:p>
     <w:p>
@@ -8718,6 +9024,56 @@
           <w:i w:val="0"/>
           <w:sz w:val="19"/>
         </w:rPr>
+        <w:t xml:space="preserve">Rat der Europäischen Union. (7. Mai 2026). </w:t>
+      </w:r>
+      <w:r>
+        <w:rPr>
+          <w:rFonts w:ascii="Arial" w:hAnsi="Arial"/>
+          <w:b w:val="0"/>
+          <w:i/>
+          <w:sz w:val="19"/>
+        </w:rPr>
+        <w:t>Artificial Intelligence: Council and Parliament agree to simplify and streamline rules.</w:t>
+      </w:r>
+      <w:r>
+        <w:rPr>
+          <w:rFonts w:ascii="Arial" w:hAnsi="Arial"/>
+          <w:b w:val="0"/>
+          <w:i w:val="0"/>
+          <w:sz w:val="19"/>
+        </w:rPr>
+        <w:t xml:space="preserve"> Pressemitteilung zur politischen Einigung im Trilog über den </w:t>
+      </w:r>
+      <w:r>
+        <w:rPr>
+          <w:rFonts w:ascii="Arial" w:hAnsi="Arial"/>
+          <w:b w:val="0"/>
+          <w:i/>
+          <w:sz w:val="19"/>
+        </w:rPr>
+        <w:t>Digital Omnibus on AI</w:t>
+      </w:r>
+      <w:r>
+        <w:rPr>
+          <w:rFonts w:ascii="Arial" w:hAnsi="Arial"/>
+          <w:b w:val="0"/>
+          <w:i w:val="0"/>
+          <w:sz w:val="19"/>
+        </w:rPr>
+        <w:t>: Bestätigung der Verschiebung der Hochrisiko-Pflichten auf den 2. Dezember 2027 (Anhang III) bzw. 2. August 2028 (Anhang I); neue Art.-5-Verbotsnorm gegen KI-Systeme zur Erzeugung von Darstellungen sexuellen Missbrauchs von Kindern und nicht-einvernehmlichen intimen Inhalten (anwendbar ab 2. Dezember 2026); Übergangsfrist für die Art.-50-Kennzeichnung bis 2. Dezember 2026 für vor dem 2. August 2026 in Verkehr gebrachte Systeme; konsolidierter Kompromisstext in Ratsdokument 9247/26 (13. Mai 2026). https://www.consilium.europa.eu/en/press/press-releases/2026/05/07/artificial-intelligence-council-and-parliament-agree-to-simplify-and-streamline-rules/</w:t>
+      </w:r>
+    </w:p>
+    <w:p>
+      <w:pPr>
+        <w:jc w:val="both"/>
+      </w:pPr>
+      <w:r>
+        <w:rPr>
+          <w:rFonts w:ascii="Arial" w:hAnsi="Arial"/>
+          <w:b w:val="0"/>
+          <w:i w:val="0"/>
+          <w:sz w:val="19"/>
+        </w:rPr>
         <w:t>Europäische Union. (2024). Verordnung (EU) 2024/1689 des Europäischen Parlaments und des Rates vom 13. Juni 2024 zur Festlegung harmonisierter Vorschriften für künstliche Intelligenz (</w:t>
       </w:r>
       <w:r>
@@ -10553,6 +10909,252 @@
       <w:r>
         <w:rPr>
           <w:rFonts w:ascii="Arial" w:hAnsi="Arial"/>
+          <w:b w:val="0"/>
+          <w:i w:val="0"/>
+          <w:sz w:val="19"/>
+        </w:rPr>
+        <w:t xml:space="preserve">Bird &amp; Bird / White &amp; Case / Hogan Lovells / Taylor Wessing. (Mai 2026). </w:t>
+      </w:r>
+      <w:r>
+        <w:rPr>
+          <w:rFonts w:ascii="Arial" w:hAnsi="Arial"/>
+          <w:b w:val="0"/>
+          <w:i/>
+          <w:sz w:val="19"/>
+        </w:rPr>
+        <w:t>Digital Omnibus on AI Provisional Agreement Reached at the May Trilogue / EU agrees Digital Omnibus deal to simplify AI rules / EU legislators agree to delay for high-risk AI rules / The EU Digital Omnibus on AI — What the political deal means.</w:t>
+      </w:r>
+      <w:r>
+        <w:rPr>
+          <w:rFonts w:ascii="Arial" w:hAnsi="Arial"/>
+          <w:b w:val="0"/>
+          <w:i w:val="0"/>
+          <w:sz w:val="19"/>
+        </w:rPr>
+        <w:t xml:space="preserve"> Kanzlei­analysen zur politischen Einigung vom 7. Mai 2026 mit Detailaufnahme der neuen Art.-5-Verbotstatbestände, der Verschiebung der Hochrisiko-Pflichten und der Übergangsfristen für die Art.-50-Kennzeichnung. https://www.twobirds.com/en/insights/2026/digital-omnibus-on-ai-provisional-agreement-reached-at-the-may-trilogue | https://www.whitecase.com/insight-alert/eu-agrees-digital-omnibus-deal-simplify-ai-rules | https://www.hoganlovells.com/en/publications/eu-legislators-agree-to-delay-for-highrisk-ai-rules | https://www.taylorwessing.com/en/insights-and-events/insights/2026/05/the-eu-digital-omnibus-on-ai-what-the-political-deal-means</w:t>
+      </w:r>
+    </w:p>
+    <w:p>
+      <w:pPr>
+        <w:jc w:val="both"/>
+      </w:pPr>
+      <w:r>
+        <w:rPr>
+          <w:rFonts w:ascii="Arial" w:hAnsi="Arial"/>
+          <w:b w:val="0"/>
+          <w:i w:val="0"/>
+          <w:sz w:val="19"/>
+        </w:rPr>
+        <w:t xml:space="preserve">TechCrunch / TechStartups. (14. Mai 2026). </w:t>
+      </w:r>
+      <w:r>
+        <w:rPr>
+          <w:rFonts w:ascii="Arial" w:hAnsi="Arial"/>
+          <w:b w:val="0"/>
+          <w:i/>
+          <w:sz w:val="19"/>
+        </w:rPr>
+        <w:t>Cisco cuts nearly 4,000 jobs to spend more on AI, reports „record quarterly revenue" / Cisco lays off 4,000 employees while doubling down on AI infrastructure.</w:t>
+      </w:r>
+      <w:r>
+        <w:rPr>
+          <w:rFonts w:ascii="Arial" w:hAnsi="Arial"/>
+          <w:b w:val="0"/>
+          <w:i w:val="0"/>
+          <w:sz w:val="19"/>
+        </w:rPr>
+        <w:t xml:space="preserve"> Streichung von knapp 4.000 Stellen (&lt;5 % der Belegschaft) parallel zu Q3-2026-Earnings; Restrukturierungsaufwand bis zu 1 Mrd. USD, davon rund 450 Mio. USD im Q4; Q3-AI-Auftragseingang 1,9 Mrd. USD; Jahresumsatzprognose 62,8–63,0 Mrd. USD; strategische Reallokation auf Silicon One, Optik, Sicherheit, KI-Tooling. https://techcrunch.com/2026/05/14/cisco-cuts-nearly-4000-jobs-to-spend-more-on-ai-reports-record-quarterly-revenue/ | https://techstartups.com/2026/05/14/cisco-lays-off-4000-employees-while-doubling-down-on-ai-infrastructure/</w:t>
+      </w:r>
+    </w:p>
+    <w:p>
+      <w:pPr>
+        <w:jc w:val="both"/>
+      </w:pPr>
+      <w:r>
+        <w:rPr>
+          <w:rFonts w:ascii="Arial" w:hAnsi="Arial"/>
+          <w:b w:val="0"/>
+          <w:i w:val="0"/>
+          <w:sz w:val="19"/>
+        </w:rPr>
+        <w:t xml:space="preserve">NPR / TheNextWeb / TechStartups / Yahoo Finance. (19./20. Mai 2026). </w:t>
+      </w:r>
+      <w:r>
+        <w:rPr>
+          <w:rFonts w:ascii="Arial" w:hAnsi="Arial"/>
+          <w:b w:val="0"/>
+          <w:i/>
+          <w:sz w:val="19"/>
+        </w:rPr>
+        <w:t>Meta slashes 8,000 jobs as it pivots towards AI / Meta cuts 8,000 jobs and cancels 6,000 open roles as $135B AI spending reshapes the company from the inside / Meta begins layoffs of 8,000 employees as Zuckerberg doubles down on AI overhaul.</w:t>
+      </w:r>
+      <w:r>
+        <w:rPr>
+          <w:rFonts w:ascii="Arial" w:hAnsi="Arial"/>
+          <w:b w:val="0"/>
+          <w:i w:val="0"/>
+          <w:sz w:val="19"/>
+        </w:rPr>
+        <w:t xml:space="preserve"> Streichung von rund 8.000 Stellen (10 % der globalen Belegschaft); zusätzlich Streichung von 6.000 offenen Stellen (effektive Reduktion ca. 14.000); Reorganisation in „AI-Pods" mit Rollenkategorien „AI builder", „AI pod lead", „AI org lead"; rund 7.000 Beschäftigte werden in Applied AI, Agent Transformation Accelerator und Central Analytics überführt; Severance 16 Wochen Grundvergütung + zwei Wochen je Dienstjahr + 18 Monate Krankenversicherung; Capex 2026 115–135 Mrd. USD (+73 % gegenüber 72,2 Mrd. USD in 2025). https://www.npr.org/2026/05/20/nx-s1-5826917/meta-layoffs-ai-jobs | https://thenextweb.com/news/meta-layoffs-8000-ai-restructuring-may-2026 | https://techstartups.com/2026/05/19/meta-begins-layoffs-of-8000-employees-as-zuckerberg-doubles-down-on-ai-overhaul/ | https://finance.yahoo.com/sectors/technology/articles/meta-layoffs-2026-8-000-114209703.html</w:t>
+      </w:r>
+    </w:p>
+    <w:p>
+      <w:pPr>
+        <w:jc w:val="both"/>
+      </w:pPr>
+      <w:r>
+        <w:rPr>
+          <w:rFonts w:ascii="Arial" w:hAnsi="Arial"/>
+          <w:b w:val="0"/>
+          <w:i w:val="0"/>
+          <w:sz w:val="19"/>
+        </w:rPr>
+        <w:t xml:space="preserve">TechCrunch / CFO Dive / HRD / Mirror Review. (20./21. Mai 2026). </w:t>
+      </w:r>
+      <w:r>
+        <w:rPr>
+          <w:rFonts w:ascii="Arial" w:hAnsi="Arial"/>
+          <w:b w:val="0"/>
+          <w:i/>
+          <w:sz w:val="19"/>
+        </w:rPr>
+        <w:t>Intuit to lay off over 3,000 employees to refocus on AI / Intuit to slash workforce by 17% / Intuit slashes staff, signs deals with Anthropic and Open AI / Intuit Layoffs 2026: Finance Software Firm Cuts 3,000 Jobs (17% Workforce) Amid AI Restructuring.</w:t>
+      </w:r>
+      <w:r>
+        <w:rPr>
+          <w:rFonts w:ascii="Arial" w:hAnsi="Arial"/>
+          <w:b w:val="0"/>
+          <w:i w:val="0"/>
+          <w:sz w:val="19"/>
+        </w:rPr>
+        <w:t xml:space="preserve"> Streichung von rund 3.000 Stellen (17 % der Belegschaft) gemäß CEO-Memo Sasan Goodarzi (20. Mai 2026); mehrjährige Partnerschaften mit Anthropic und OpenAI zur KI-Integration in TurboTax, QuickBooks, Credit Karma; Severance 16 Wochen Grundvergütung + zwei Wochen je Dienstjahr; Schließung des Standorts Reno. https://techcrunch.com/2026/05/20/intuit-to-lay-off-over-3000-employees-to-refocus-on-ai/ | https://www.cfodive.com/news/intuit-slash-workforce-layoffs-labor-generativeai/821040/ | https://www.hcamag.com/us/specialization/transformation/intuit-slashes-staff-signs-deals-with-anthropic-and-open-ai/576021 | https://www.mirrorreview.com/news/intuit-layoffs/</w:t>
+      </w:r>
+    </w:p>
+    <w:p>
+      <w:pPr>
+        <w:jc w:val="both"/>
+      </w:pPr>
+      <w:r>
+        <w:rPr>
+          <w:rFonts w:ascii="Arial" w:hAnsi="Arial"/>
+          <w:b w:val="0"/>
+          <w:i w:val="0"/>
+          <w:sz w:val="19"/>
+        </w:rPr>
+        <w:t xml:space="preserve">TheNextWeb / Fast Company / Yahoo Finance. (Mai 2026). </w:t>
+      </w:r>
+      <w:r>
+        <w:rPr>
+          <w:rFonts w:ascii="Arial" w:hAnsi="Arial"/>
+          <w:b w:val="0"/>
+          <w:i/>
+          <w:sz w:val="19"/>
+        </w:rPr>
+        <w:t>ClickUp cuts 22% of staff, offers $1M salaries in AI restructuring / Tech layoffs this week: Cloudflare, Coinbase, Upwork, and others point to AI as they slash jobs / Layoffs Accelerate in May 2026 as Firms Restructure Around AI.</w:t>
+      </w:r>
+      <w:r>
+        <w:rPr>
+          <w:rFonts w:ascii="Arial" w:hAnsi="Arial"/>
+          <w:b w:val="0"/>
+          <w:i w:val="0"/>
+          <w:sz w:val="19"/>
+        </w:rPr>
+        <w:t xml:space="preserve"> Sammelbeleg für die Welle in der zweiten Maihälfte: </w:t>
+      </w:r>
+      <w:r>
+        <w:rPr>
+          <w:rFonts w:ascii="Arial" w:hAnsi="Arial"/>
+          <w:b w:val="0"/>
+          <w:i/>
+          <w:sz w:val="19"/>
+        </w:rPr>
+        <w:t>ClickUp</w:t>
+      </w:r>
+      <w:r>
+        <w:rPr>
+          <w:rFonts w:ascii="Arial" w:hAnsi="Arial"/>
+          <w:b w:val="0"/>
+          <w:i w:val="0"/>
+          <w:sz w:val="19"/>
+        </w:rPr>
+        <w:t xml:space="preserve"> 22 % der Belegschaft am 21. Mai 2026 mit Vergütungsbändern bis 1 Mio. USD und „100x"-Modell (KI-Agenten zu Beschäftigten im Verhältnis 3:1); </w:t>
+      </w:r>
+      <w:r>
+        <w:rPr>
+          <w:rFonts w:ascii="Arial" w:hAnsi="Arial"/>
+          <w:b w:val="0"/>
+          <w:i/>
+          <w:sz w:val="19"/>
+        </w:rPr>
+        <w:t>BILL</w:t>
+      </w:r>
+      <w:r>
+        <w:rPr>
+          <w:rFonts w:ascii="Arial" w:hAnsi="Arial"/>
+          <w:b w:val="0"/>
+          <w:i w:val="0"/>
+          <w:sz w:val="19"/>
+        </w:rPr>
+        <w:t xml:space="preserve"> bis zu 30 % Personalabbau; </w:t>
+      </w:r>
+      <w:r>
+        <w:rPr>
+          <w:rFonts w:ascii="Arial" w:hAnsi="Arial"/>
+          <w:b w:val="0"/>
+          <w:i/>
+          <w:sz w:val="19"/>
+        </w:rPr>
+        <w:t>Upwork</w:t>
+      </w:r>
+      <w:r>
+        <w:rPr>
+          <w:rFonts w:ascii="Arial" w:hAnsi="Arial"/>
+          <w:b w:val="0"/>
+          <w:i w:val="0"/>
+          <w:sz w:val="19"/>
+        </w:rPr>
+        <w:t xml:space="preserve"> rund 24 % der Belegschaft (Restrukturierungsaufwand 16–23 Mio. USD); kumulierte Tech-Layoff-Zählung über 113.000 Stellen bis Mitte Mai 2026. https://thenextweb.com/news/clickup-layoffs-22-percent-ai-100x-org-million-salary | https://www.fastcompany.com/91538995/tech-layoffs-due-to-ai-this-week-cloudflare-paypal-coinbase-upwork | https://finance.yahoo.com/sectors/technology/articles/layoffs-accelerate-may-2026-firms-040430218.html</w:t>
+      </w:r>
+    </w:p>
+    <w:p>
+      <w:pPr>
+        <w:jc w:val="both"/>
+      </w:pPr>
+      <w:r>
+        <w:rPr>
+          <w:rFonts w:ascii="Arial" w:hAnsi="Arial"/>
+          <w:b w:val="0"/>
+          <w:i w:val="0"/>
+          <w:sz w:val="19"/>
+        </w:rPr>
+        <w:t xml:space="preserve">TrueUp. (Stand 25. Mai 2026). </w:t>
+      </w:r>
+      <w:r>
+        <w:rPr>
+          <w:rFonts w:ascii="Arial" w:hAnsi="Arial"/>
+          <w:b w:val="0"/>
+          <w:i/>
+          <w:sz w:val="19"/>
+        </w:rPr>
+        <w:t>Tech Layoffs Tracker — Tagesfortschreibung: 142.985 betroffene Personen aus 339 Layoff-Meldungen (rund 993 Stellen pro Tag).</w:t>
+      </w:r>
+      <w:r>
+        <w:rPr>
+          <w:rFonts w:ascii="Arial" w:hAnsi="Arial"/>
+          <w:b w:val="0"/>
+          <w:i w:val="0"/>
+          <w:sz w:val="19"/>
+        </w:rPr>
+        <w:t xml:space="preserve"> Zunahme um rund 15.500 Personen und 56 Meldungen gegenüber dem 8. Mai 2026 (127.411 / 283), parallel zur Cisco-, Meta-, Intuit- und ClickUp-Welle. https://www.trueup.io/layoffs</w:t>
+      </w:r>
+    </w:p>
+    <w:p>
+      <w:pPr>
+        <w:jc w:val="both"/>
+      </w:pPr>
+      <w:r>
+        <w:rPr>
+          <w:rFonts w:ascii="Arial" w:hAnsi="Arial"/>
           <w:b/>
           <w:i w:val="0"/>
           <w:sz w:val="19"/>
@@ -10566,7 +11168,7 @@
           <w:i w:val="0"/>
           <w:sz w:val="19"/>
         </w:rPr>
-        <w:t xml:space="preserve"> Dieses Arbeitspapier gibt den Stand Anfang Mai 2026 (Schnitt am 8. Mai 2026 — Lauf 001 vom 8. Mai 2026) wieder. Die Debatte entwickelt sich dynamisch, insbesondere im Zuge der OpenAI-Strategiepapiere und der Eröffnung des OpenAI Workshop in Washington, D.C. im Mai 2026, des Erstdurchgangs des GKV-Beitragssatzstabilisierungsgesetzes in der 1065. Bundesratssitzung am 8. Mai 2026 mit 79 Tagesordnungspunkten (Kabinettsbeschluss 29. April 2026, parlamentarische Behandlung vor der Sommerpause 2026 angekündigt), der laufenden Trilog-Verhandlungen zum Digital Omnibus on AI (zweite Runde 28. April 2026 ohne Einigung; nächste Runde 13. Mai 2026 — Knackpunkt ist nicht die Verschiebung der Hochrisiko-Pflichten, sondern die Konformitätsbewertungs-Architektur für Anhang I; die zypriotische Ratspräsidentschaft strebt einen Abschluss vor Ablauf ihrer Amtszeit am 30. Juni 2026 an, andernfalls übernimmt die irische Präsidentschaft), der am 5. Mai 2026 erfolgten Arraignment-Verhandlung im Altman-Verfahren mit „nicht schuldig"-Plädoyer und angeordneter psychiatrischer Begutachtung, des am 7. Mai 2026 versandten individuellen Microsoft-Buyout-Angebots (Annahmefrist 8. Juni 2026, VRSAR-Unterzeichnung 9.–22. Juni 2026, bis zu fünfjährige Krankenversicherungs-Verlängerung), des am 1. Mai 2026 vom Connecticut-Repräsentantenhaus mit 131 zu 17 Stimmen verabschiedeten </w:t>
+        <w:t xml:space="preserve"> Dieses Arbeitspapier gibt den Stand Mitte/Ende Mai 2026 (Schnitt am 25. Mai 2026 — Lauf 001 vom 25. Mai 2026) wieder. Die Debatte entwickelt sich dynamisch, insbesondere im Zuge der OpenAI-Strategiepapiere und der Eröffnung des OpenAI Workshop in Washington, D.C. im Mai 2026, des Erstdurchgangs des GKV-Beitragssatzstabilisierungsgesetzes in der 1065. Bundesratssitzung am 8. Mai 2026 mit 79 Tagesordnungspunkten (Kabinettsbeschluss 29. April 2026, parlamentarische Behandlung vor der Sommerpause 2026 angekündigt), der im dritten Trilog am 7. Mai 2026 erzielten politischen Einigung über den </w:t>
       </w:r>
       <w:r>
         <w:rPr>
@@ -10575,6 +11177,24 @@
           <w:i/>
           <w:sz w:val="19"/>
         </w:rPr>
+        <w:t>Digital Omnibus on AI</w:t>
+      </w:r>
+      <w:r>
+        <w:rPr>
+          <w:rFonts w:ascii="Arial" w:hAnsi="Arial"/>
+          <w:b w:val="0"/>
+          <w:i w:val="0"/>
+          <w:sz w:val="19"/>
+        </w:rPr>
+        <w:t xml:space="preserve"> (Bestätigung der Hochrisiko-Stichtage 2. Dezember 2027 und 2. August 2028, neue Art.-5-Verbotsnorm gegen KI-generierte CSAM-/Non-Consensual-Intimate-Inhalte mit Anwendbarkeit ab 2. Dezember 2026, Übergangsfrist für die Art.-50-Kennzeichnung bis 2. Dezember 2026; konsolidierter Kompromisstext in Ratsdokument 9247/26 vom 13. Mai 2026; legal-linguistische Überarbeitung und förmliche Verabschiedung bis 2. August 2026 angestrebt), der am 5. Mai 2026 erfolgten Arraignment-Verhandlung im Altman-Verfahren mit „nicht schuldig"-Plädoyer und angeordneter psychiatrischer Begutachtung, des am 7. Mai 2026 versandten individuellen Microsoft-Buyout-Angebots (Annahmefrist 8. Juni 2026, VRSAR-Unterzeichnung 9.–22. Juni 2026, bis zu fünfjährige Krankenversicherungs-Verlängerung), des am 1. Mai 2026 vom Connecticut-Repräsentantenhaus mit 131 zu 17 Stimmen verabschiedeten </w:t>
+      </w:r>
+      <w:r>
+        <w:rPr>
+          <w:rFonts w:ascii="Arial" w:hAnsi="Arial"/>
+          <w:b w:val="0"/>
+          <w:i/>
+          <w:sz w:val="19"/>
+        </w:rPr>
         <w:t>SB 5 — Connecticut Artificial Intelligence Responsibility and Transparency Act</w:t>
       </w:r>
       <w:r>
@@ -10710,7 +11330,7 @@
           <w:i w:val="0"/>
           <w:sz w:val="19"/>
         </w:rPr>
-        <w:t xml:space="preserve"> auf 100 % bei zugleich ablehnender Position des Finanzministeriums, der revidierten IAB-Frühjahrsprognose vom 24. März 2026 (Erwerbstätigkeit −90.000, BIP +0,8 % bei 0,2 bis 0,3 Pp. Iran-Krieg-Dämpfung), der aktualisierten Tech-Layoff-Trackerstände zum 6./7./8. Mai 2026 (TrueUp 119.721 Personen aus 265 Layoff-Meldungen am 6. Mai, 121.111 Personen aus 273 Meldungen am 7. Mai bzw. 127.411 Personen aus 283 Meldungen am 8. Mai 2026 — rund 1.003 Personen pro Tag; SkillSyncer 113.863 Personen aus 179 Ereignissen) sowie der am 5./6. Mai 2026 angekündigten KI-getriebenen Stellenstreichungen bei Coinbase (700 Stellen, 14 %), PayPal (rund 4.760 Stellen, 20 % über 2–3 Jahre), Freshworks (rund 500 Stellen, 11 %) und Cognizant (12.000–15.000 Stellen unter „Project Leap") sowie der am 7. Mai 2026 von Cloudflare angekündigten Streichung von rund 1.100 Stellen (20 % der globalen Belegschaft) zum Übergang zu einem „agentic AI-first operating model" (Restrukturierungsaufwand 140–150 Mio. USD, AI-Einsatz im Konzern +600 % im Quartal, Aktienkurs −18 %), des am 1. Mai 2026 von </w:t>
+        <w:t xml:space="preserve"> auf 100 % bei zugleich ablehnender Position des Finanzministeriums, der revidierten IAB-Frühjahrsprognose vom 24. März 2026 (Erwerbstätigkeit −90.000, BIP +0,8 % bei 0,2 bis 0,3 Pp. Iran-Krieg-Dämpfung), der aktualisierten Tech-Layoff-Trackerstände zum 6./7./8./25. Mai 2026 (TrueUp 119.721 Personen aus 265 Layoff-Meldungen am 6. Mai, 121.111 Personen aus 273 Meldungen am 7. Mai, 127.411 Personen aus 283 Meldungen am 8. Mai bzw. 142.985 Personen aus 339 Meldungen am 25. Mai 2026 — rund 993 Personen pro Tag; SkillSyncer 113.863 Personen aus 179 Ereignissen) sowie der am 5./6. Mai 2026 angekündigten KI-getriebenen Stellenstreichungen bei Coinbase (700 Stellen, 14 %), PayPal (rund 4.760 Stellen, 20 % über 2–3 Jahre), Freshworks (rund 500 Stellen, 11 %) und Cognizant (12.000–15.000 Stellen unter „Project Leap") sowie der am 7. Mai 2026 von Cloudflare angekündigten Streichung von rund 1.100 Stellen (20 % der globalen Belegschaft) zum Übergang zu einem „agentic AI-first operating model" (Restrukturierungsaufwand 140–150 Mio. USD, AI-Einsatz im Konzern +600 % im Quartal, Aktienkurs −18 %), der zwischen dem 14. und 21. Mai 2026 angekündigten zweiten Welle KI-getriebener Stellenstreichungen — Cisco rund 4.000 Stellen am 14. Mai 2026 (Restrukturierungsaufwand bis 1 Mrd. USD, Q3-AI-Auftragseingang 1,9 Mrd. USD), Meta rund 8.000 Stellen am 20. Mai 2026 (10 % der Belegschaft, zusätzliche Streichung von 6.000 offenen Stellen, Reorganisation in „AI-Pods" mit Überführung von rund 7.000 Beschäftigten in die Applied-AI-Organisation, Capex 2026 115–135 Mrd. USD), Intuit rund 3.000 Stellen am 20. Mai 2026 (17 % der Belegschaft, mehrjährige Partnerschaften mit Anthropic und OpenAI für TurboTax, QuickBooks und Credit Karma), ClickUp 22 % der Belegschaft am 21. Mai 2026 (Vergütungsbänder bis 1 Mio. USD und „100x"-Modell mit KI-Agenten im Verhältnis 3:1), BILL bis zu 30 % der Belegschaft sowie Upwork rund 24 % der Belegschaft (Restrukturierungsaufwand 16–23 Mio. USD), des am 1. Mai 2026 von </w:t>
       </w:r>
       <w:r>
         <w:rPr>
@@ -10862,7 +11482,7 @@
         <w:color w:val="999999"/>
         <w:sz w:val="15"/>
       </w:rPr>
-      <w:t>Version 22.0 — Mai 2026 — CC BY 4.0</w:t>
+      <w:t>Version 23.0 — Mai 2026 — CC BY 4.0</w:t>
       <w:tab/>
       <w:t xml:space="preserve">Seite </w:t>
     </w:r>

--- a/KI-Ökonomie.docx
+++ b/KI-Ökonomie.docx
@@ -112,7 +112,7 @@
           <w:color w:val="666666"/>
           <w:sz w:val="18"/>
         </w:rPr>
-        <w:t>Version 22.0</w:t>
+        <w:t>Version 23.0</w:t>
       </w:r>
     </w:p>
     <w:p>
@@ -238,7 +238,7 @@
           <w:i w:val="0"/>
           <w:sz w:val="19"/>
         </w:rPr>
-        <w:t xml:space="preserve"> fällt auf den 2. Juli 2026; nach den am 7. Mai 2026 publizierten Programmkonditionen sind rund 8.500 Beschäftigte angebotsberechtigt, das Paket umfasst eine Cash-Einmalzahlung sowie eine bis zu fünfjährige Krankenversicherungs-Verlängerung und enthält keine Wettbewerbs- oder Beschäftigungsverbote. Im Zusammenspiel mit den am selben Tag bekräftigten Meta-Streichungen ordneten Wirtschaftsmedien (CNBC, 24. April 2026) die Welle erstmals als „AI-driven labor crisis" ein — ein Begriff, der den Übergang von Einzelfällen zu einer kumulativen Branchenerzählung markiert. Bis zur Wochenmitte des 25. April 2026 weisen Branchen-Tracker einen kumulierten Bestand von über 92.000 Tech-Stellenstreichungen für das laufende Jahr 2026 aus; eine Aktualisierung zum 2. Mai 2026 hebt die Marke nach Tracker-Methodik des SkillSyncer auf 113.863 betroffene Beschäftigte aus 179 erfassten Layoff-Ereignissen (durchschnittlich rund 933 Stellen pro Tag), während TrueUp parallel 95.878 Personen aus 249 Einzelmeldungen zählt; die Methodikspanne erklärt die unterschiedlichen Größenordnungen, das Niveau einer sechsstelligen Tech-Reduktion innerhalb von vier Monaten ist über alle Tracker hinweg konsistent. Eine erneute Aktualisierung zum 6. Mai 2026 zeigt, dass die TrueUp-Zählung weiter auf 119.721 betroffene Personen aus 265 Layoff-Meldungen gestiegen ist (rund 958 Stellen pro Tag), während SkillSyncer mit 113.863 Personen aus 179 Ereignissen weitgehend unverändert bleibt; eine Tagesfortschreibung der TrueUp-Methodik weist zum 7. Mai 2026 bereits 121.111 Personen aus 273 Layoff-Meldungen aus (rund 961 Personen pro Tag); die nochmalige Aktualisierung zum 8. Mai 2026 hebt die Marke nach den am Vortag angekündigten Cloudflare-Streichungen auf 127.411 betroffene Personen aus 283 Layoff-Meldungen (rund 1.003 Stellen pro Tag), wobei die zusätzlichen Meldungen primär aus den am 5./6. Mai 2026 angekündigten Stellenstreichungen bei </w:t>
+        <w:t xml:space="preserve"> fällt auf den 2. Juli 2026; nach den am 7. Mai 2026 publizierten Programmkonditionen sind rund 8.500 Beschäftigte angebotsberechtigt, das Paket umfasst eine Cash-Einmalzahlung sowie eine bis zu fünfjährige Krankenversicherungs-Verlängerung und enthält keine Wettbewerbs- oder Beschäftigungsverbote. Im Zusammenspiel mit den am selben Tag bekräftigten Meta-Streichungen ordneten Wirtschaftsmedien (CNBC, 24. April 2026) die Welle erstmals als „AI-driven labor crisis" ein — ein Begriff, der den Übergang von Einzelfällen zu einer kumulativen Branchenerzählung markiert. Bis zur Wochenmitte des 25. April 2026 weisen Branchen-Tracker einen kumulierten Bestand von über 92.000 Tech-Stellenstreichungen für das laufende Jahr 2026 aus; eine Aktualisierung zum 2. Mai 2026 hebt die Marke nach Tracker-Methodik des SkillSyncer auf 113.863 betroffene Beschäftigte aus 179 erfassten Layoff-Ereignissen (durchschnittlich rund 933 Stellen pro Tag), während TrueUp parallel 95.878 Personen aus 249 Einzelmeldungen zählt; die Methodikspanne erklärt die unterschiedlichen Größenordnungen, das Niveau einer sechsstelligen Tech-Reduktion innerhalb von vier Monaten ist über alle Tracker hinweg konsistent. Eine erneute Aktualisierung zum 6. Mai 2026 zeigt, dass die TrueUp-Zählung weiter auf 119.721 betroffene Personen aus 265 Layoff-Meldungen gestiegen ist (rund 958 Stellen pro Tag), während SkillSyncer mit 113.863 Personen aus 179 Ereignissen weitgehend unverändert bleibt; eine Tagesfortschreibung der TrueUp-Methodik weist zum 7. Mai 2026 bereits 121.111 Personen aus 273 Layoff-Meldungen aus (rund 961 Personen pro Tag); die nochmalige Aktualisierung zum 8. Mai 2026 hebt die Marke nach den am Vortag angekündigten Cloudflare-Streichungen auf 127.411 betroffene Personen aus 283 Layoff-Meldungen (rund 1.003 Stellen pro Tag); bis zum 26. Mai 2026 setzt sich die Reihe weiter fort auf 143.985 betroffene Personen aus 342 Layoff-Meldungen (rund 993 Personen pro Tag im Jahresdurchschnitt; SkillSyncer parallel 134.603 Personen aus 212 Ereignissen zum 25. Mai 2026, rund 928 Personen pro Tag), wobei die zusätzlichen Meldungen primär aus den am 5./6. Mai 2026 angekündigten Stellenstreichungen bei </w:t>
       </w:r>
       <w:r>
         <w:rPr>
@@ -328,7 +328,25 @@
           <w:i w:val="0"/>
           <w:sz w:val="19"/>
         </w:rPr>
-        <w:t xml:space="preserve"> parallel zu den Q1-2026-Quartalszahlen (Umsatz +34 % gegenüber dem Vorjahr) angekündigten Streichung von rund 1.100 Stellen — etwa 20 % der globalen Belegschaft — als Übergang zu einem „agentic AI-first operating model" gespeist sind; der gemeinsame Mitarbeitendenbrief von Vorstandsvorsitzendem Matthew Prince und Mitgründerin Michelle Zatlyn („Building for the future") begründet die Reduktion ausdrücklich nicht als Kostenmaßnahme oder leistungsabhängige Auswahl, sondern als strukturelle Anpassung an einen über das Quartal um rund 600 % gestiegenen unternehmensinternen KI-Einsatz; das Restrukturierungsvolumen wird mit 140 bis 150 Millionen US-Dollar im zweiten Quartal beziffert, ausscheidende Beschäftigte erhalten ihre Grundvergütung bis Ende 2026, US-Beschäftigte zusätzlich Krankenversicherungsschutz bis Jahresende und Equity-Vesting bis 15. August 2026; der Aktienkurs gab nach Bekanntgabe rund 18 % ab. Eine Aggregat-Bestätigung dieser Welle liefert der </w:t>
+        <w:t xml:space="preserve"> parallel zu den Q1-2026-Quartalszahlen (Umsatz +34 % gegenüber dem Vorjahr) angekündigten Streichung von rund 1.100 Stellen — etwa 20 % der globalen Belegschaft — als Übergang zu einem „agentic AI-first operating model" gespeist sind; der gemeinsame Mitarbeitendenbrief von Vorstandsvorsitzendem Matthew Prince und Mitgründerin Michelle Zatlyn („Building for the future") begründet die Reduktion ausdrücklich nicht als Kostenmaßnahme oder leistungsabhängige Auswahl, sondern als strukturelle Anpassung an einen über das Quartal um rund 600 % gestiegenen unternehmensinternen KI-Einsatz; das Restrukturierungsvolumen wird mit 140 bis 150 Millionen US-Dollar im zweiten Quartal beziffert, ausscheidende Beschäftigte erhalten ihre Grundvergütung bis Ende 2026, US-Beschäftigte zusätzlich Krankenversicherungsschutz bis Jahresende und Equity-Vesting bis 15. August 2026; der Aktienkurs gab nach Bekanntgabe rund 18 % ab. In derselben Linie kündigt </w:t>
+      </w:r>
+      <w:r>
+        <w:rPr>
+          <w:rFonts w:ascii="Arial" w:hAnsi="Arial"/>
+          <w:b w:val="0"/>
+          <w:i/>
+          <w:sz w:val="19"/>
+        </w:rPr>
+        <w:t>Cisco Systems</w:t>
+      </w:r>
+      <w:r>
+        <w:rPr>
+          <w:rFonts w:ascii="Arial" w:hAnsi="Arial"/>
+          <w:b w:val="0"/>
+          <w:i w:val="0"/>
+          <w:sz w:val="19"/>
+        </w:rPr>
+        <w:t xml:space="preserve"> am 13. Mai 2026 — parallel zu einem Rekord-Quartalsumsatz von 15,8 Milliarden US-Dollar im Q3 FY2026 und 5,3 Milliarden US-Dollar an AI-Infrastruktur-Bestellungen von Hyperscalern — eine Reduktion von rund 4.000 Stellen (unter 5 % der Belegschaft) im Rahmen einer Neuausrichtung auf Silicon, Optics, Security und KI an; Benachrichtigungen beginnen am 14. Mai 2026, Restrukturierungsaufwendungen werden auf bis zu 1 Milliarde US-Dollar geschätzt (rund 450 Millionen US-Dollar im Q4 FY2026, der Rest im FY2027), das Unterstützungspaket umfasst anteilige Boni, Outplacement-Services und ein Jahr Zugang zu Cisco-U-Schulungen — der Cisco-Schritt verdichtet das Muster „Rekord-AI-Umsatz parallel zu Personalabbau" um einen weiteren Netzausrüster und unterstreicht die Asymmetrie, die in den Cloudflare- und Hyperscaler-Daten bereits sichtbar ist. Eine Aggregat-Bestätigung dieser Welle liefert der </w:t>
       </w:r>
       <w:r>
         <w:rPr>
@@ -2128,7 +2146,7 @@
           <w:i w:val="0"/>
           <w:sz w:val="19"/>
         </w:rPr>
-        <w:t xml:space="preserve"> Eine rein nationale Lösung kann mit der Warenverkehrsfreiheit, der Dienstleistungsfreiheit und der Niederlassungsfreiheit in Konflikt geraten. Eine Regelung, die nur inländische Roboterbetreiber trifft, während grenzüberschreitende KI-Dienstleistungen unbesteuert bleiben, wäre diskriminierungsrechtlich problematisch und praktisch kaum durchsetzbar. Der EU AI Act (Verordnung 2024/1689) schafft ab dem 2. August 2026 einen unionsweit einheitlichen Regulierungsrahmen für KI-Systeme (Hochrisiko-Systeme gemäß Anhang III, Transparenzpflichten nach Art. 50, Durchsetzungsregime); dies legt einen einheitlichen Definitionsrahmen, der steuerpolitische Anknüpfungen an KI-Systemklassen mittelfristig erleichtern kann, ohne selbst steuerrechtliche Wirkung zu entfalten. Die Europäische Kommission hat am 19. November 2025 mit dem „Digital Omnibus on AI" einen Vereinfachungsvorschlag vorgelegt, den das Europäische Parlament am 16. März 2026 im Ausschuss und am 23. März 2026 im Plenum unterstützt hat. Er sieht eine Verschiebung der Hochrisiko-Pflichten vor — je nach Systemtyp bis maximal zum 2. Dezember 2027 bzw. 2. August 2028 — und koppelt ihre Anwendbarkeit an die Verfügbarkeit harmonisierter Normen; zudem wird die Kennzeichnungspflicht für KI-generierte Inhalte (Art. 50) bis zum 2. November 2026 verlängert. Die Kommissionsdurchsetzungsbefugnisse gegenüber Anbietern von Allzweck-KI-Modellen (GPAI) treten wie vorgesehen am 2. August 2026 in Kraft. Parlament und Rat haben die Trilogverhandlungen aufgenommen; der zweite Trilogtermin am 28. April 2026 endete nach Berichterstattung von IAPP und A&amp;O Shearman ohne Einigung — Streitpunkt war primär das Verhältnis zwischen AI Act und sektorspezifischen EU-Regelungen für eingebettete KI-Systeme (Anhang I) sowie die Rechtsgrundlage für die Verarbeitung personenbezogener Daten zur Bias-Erkennung. Beide Institutionen konvergieren auf Stichtage 2. Dezember 2027 (Anhang III) und 2. August 2028 (Anhang I) für die Hochrisiko-Pflichten. Die nächste Trilogrunde ist auf den 13. Mai 2026 terminiert; Ziel bleibt eine förmliche Verabschiedung vor dem ursprünglichen Stichtag am 2. August 2026. Die zypriotische Ratspräsidentschaft hat sich vorgenommen, das Dossier vor Ablauf ihrer Amtszeit am 30. Juni 2026 abzuschließen; gelingt das nicht, übernimmt zur zweiten Jahreshälfte 2026 die irische Präsidentschaft. Scheitert die Einigung bis zum 2. August 2026, würden die Hochrisiko-Pflichten in ihrer ursprünglich vorgesehenen Fassung anwendbar. Für die Steuerdebatte folgt daraus, dass der zeitliche Vorlauf für KI-Definitionen aus dem AI Act enger als ursprünglich gedacht ist — eine mittelfristige Anknüpfung steuerlicher Tatbestände an AI-Act-Kategorien bleibt möglich, setzt aber voraus, dass die Normenlandschaft nach 2027 verlässlich vorliegt.</w:t>
+        <w:t xml:space="preserve"> Eine rein nationale Lösung kann mit der Warenverkehrsfreiheit, der Dienstleistungsfreiheit und der Niederlassungsfreiheit in Konflikt geraten. Eine Regelung, die nur inländische Roboterbetreiber trifft, während grenzüberschreitende KI-Dienstleistungen unbesteuert bleiben, wäre diskriminierungsrechtlich problematisch und praktisch kaum durchsetzbar. Der EU AI Act (Verordnung 2024/1689) schafft ab dem 2. August 2026 einen unionsweit einheitlichen Regulierungsrahmen für KI-Systeme (Hochrisiko-Systeme gemäß Anhang III, Transparenzpflichten nach Art. 50, Durchsetzungsregime); dies legt einen einheitlichen Definitionsrahmen, der steuerpolitische Anknüpfungen an KI-Systemklassen mittelfristig erleichtern kann, ohne selbst steuerrechtliche Wirkung zu entfalten. Die Europäische Kommission hat am 19. November 2025 mit dem „Digital Omnibus on AI" einen Vereinfachungsvorschlag vorgelegt, den das Europäische Parlament am 16. März 2026 im Ausschuss und am 23. März 2026 im Plenum unterstützt hat. Er sieht eine Verschiebung der Hochrisiko-Pflichten vor — je nach Systemtyp bis maximal zum 2. Dezember 2027 bzw. 2. August 2028 — und koppelt ihre Anwendbarkeit an die Verfügbarkeit harmonisierter Normen; zudem wird die Kennzeichnungspflicht für KI-generierte Inhalte (Art. 50) bis zum 2. November 2026 verlängert. Die Kommissionsdurchsetzungsbefugnisse gegenüber Anbietern von Allzweck-KI-Modellen (GPAI) treten wie vorgesehen am 2. August 2026 in Kraft. Parlament und Rat haben die Trilogverhandlungen aufgenommen; der zweite Trilogtermin am 28. April 2026 endete nach Berichterstattung von IAPP und A&amp;O Shearman ohne Einigung — Streitpunkt war primär das Verhältnis zwischen AI Act und sektorspezifischen EU-Regelungen für eingebettete KI-Systeme (Anhang I) sowie die Rechtsgrundlage für die Verarbeitung personenbezogener Daten zur Bias-Erkennung. In den frühen Morgenstunden des 7. Mai 2026 erzielten Rat und Parlament nach einer rund neunstündigen dritten Trilogrunde unter zypriotischer Ratspräsidentschaft eine provisorische Einigung (Pressemitteilung des Rates der EU vom 7. Mai 2026; Berichterstattung Bird &amp; Bird, Lexology, White &amp; Case, Hogan Lovells, Modulos vom 7./8./12. Mai 2026). Die Einigung bestätigt die Stichtage 2. Dezember 2027 (Anhang III) und 2. August 2028 (Anhang I) für die Hochrisiko-Pflichten und begründet sie operativ — die harmonisierten Normen werden voraussichtlich erst Ende 2026 vollständig vorliegen, und in mehreren Mitgliedstaaten ist die Designation nationaler zuständiger Behörden und benannter Stellen noch nicht abgeschlossen. Die Kennzeichnungspflicht nach Art. 50 Abs. 2 bleibt zum 2. August 2026 anwendbar; für bereits vor diesem Datum in Verkehr gebrachte generative KI-Systeme wird eine Übergangsperiode bis zum 2. Dezember 2026 eingeräumt. Zugleich führt die Einigung ein neues Verbot in Art. 5 ein, das KI-Systeme zur Erzeugung kinderpornografischer Inhalte oder nicht einvernehmlicher intimer Bildaufnahmen in drei Konfigurationen erfasst (Inverkehrbringen mit dem Zweck dieser Erzeugung; Inverkehrbringen ohne angemessene Sicherheitsvorkehrungen gegen entsprechende Nutzung; Einsatz durch Anwender für diesen Zweck); betroffene Systeme müssen bis zum 2. Dezember 2026 angepasst werden. Das Verhältnis zwischen AI Act und sektorspezifischen Produkt­sicherheits­regimen (Anhang I) wird so geregelt, dass eine Doppelregulierung vermieden wird, indem Compliance über bestehende sektorale Rahmen kanalisiert wird. Die provisorische Einigung muss noch von Rat und Parlament formell angenommen werden; im Anschluss erfolgt die rechtsformale Überarbeitung. Beide Institutionen streben den Abschluss vor dem 2. August 2026 an, damit die ursprünglich vorgesehenen Hochrisiko-Pflichten nicht greifen. Für die Steuerdebatte folgt daraus, dass der zeitliche Vorlauf für KI-Definitionen aus dem AI Act enger als ursprünglich gedacht ist — eine mittelfristige Anknüpfung steuerlicher Tatbestände an AI-Act-Kategorien bleibt möglich, setzt aber voraus, dass die Normenlandschaft nach 2027 verlässlich vorliegt.</w:t>
       </w:r>
     </w:p>
     <w:p>
@@ -8695,16 +8713,16 @@
           <w:i/>
           <w:sz w:val="19"/>
         </w:rPr>
-        <w:t>Trilog zu Digital Omnibus on AI — Zweite Runde am 28. April 2026 ohne Einigung; nächste Runde 13. Mai 2026; Konvergenz auf Stichtage 2. Dezember 2027 (Anhang III) und 2. August 2028 (Anhang I).</w:t>
-      </w:r>
-      <w:r>
-        <w:rPr>
-          <w:rFonts w:ascii="Arial" w:hAnsi="Arial"/>
-          <w:b w:val="0"/>
-          <w:i w:val="0"/>
-          <w:sz w:val="19"/>
-        </w:rPr>
-        <w:t xml:space="preserve"> Legislative Train Schedule und Berichterstattung IAPP, A&amp;O Shearman, OneTrust, DLA Piper. https://www.europarl.europa.eu/legislative-train/package-digital-package/file-digital-omnibus-on-ai | https://iapp.org/news/a/ai-act-omnibus-what-just-happened-and-what-comes-next | https://www.aoshearman.com/en/insights/digital-omnibus-on-ai-what-is-really-on-the-table-as-trilogues-begin</w:t>
+        <w:t>Trilog zu Digital Omnibus on AI — Zweite Runde am 28. April 2026 ohne Einigung; provisorische Einigung in den frühen Morgenstunden des 7. Mai 2026 nach neunstündiger dritter Runde unter zypriotischer Ratspräsidentschaft; Stichtage 2. Dezember 2027 (Anhang III) und 2. August 2028 (Anhang I); Art. 50 Abs. 2 ab 2. August 2026 mit Übergangsperiode bis 2. Dezember 2026; neues Art. 5-Verbot für KI-generierte kinderpornografische Inhalte / nicht einvernehmliche intime Bildaufnahmen; formelle Annahme vor 2. August 2026 angestrebt.</w:t>
+      </w:r>
+      <w:r>
+        <w:rPr>
+          <w:rFonts w:ascii="Arial" w:hAnsi="Arial"/>
+          <w:b w:val="0"/>
+          <w:i w:val="0"/>
+          <w:sz w:val="19"/>
+        </w:rPr>
+        <w:t xml:space="preserve"> Legislative Train Schedule, Pressemitteilung des Rates der EU vom 7. Mai 2026 und Berichterstattung IAPP, A&amp;O Shearman, OneTrust, DLA Piper, Bird &amp; Bird, Lexology, White &amp; Case, Hogan Lovells, Modulos. https://www.consilium.europa.eu/en/press/press-releases/2026/05/07/artificial-intelligence-council-and-parliament-agree-to-simplify-and-streamline-rules/ | https://www.europarl.europa.eu/legislative-train/package-digital-package/file-digital-omnibus-on-ai | https://iapp.org/news/a/ai-act-omnibus-what-just-happened-and-what-comes-next | https://www.twobirds.com/en/insights/2026/digital-omnibus-on-ai-provisional-agreement-reached-at-the-may-trilogue | https://www.whitecase.com/insight-alert/eu-agrees-digital-omnibus-deal-simplify-ai-rules | https://www.modulos.ai/blog/eu-ai-act-omnibus-deal/</w:t>
       </w:r>
     </w:p>
     <w:p>
@@ -10105,6 +10123,70 @@
           <w:i w:val="0"/>
           <w:sz w:val="19"/>
         </w:rPr>
+        <w:t xml:space="preserve">TrueUp / SkillSyncer. (Stand 25./26. Mai 2026). </w:t>
+      </w:r>
+      <w:r>
+        <w:rPr>
+          <w:rFonts w:ascii="Arial" w:hAnsi="Arial"/>
+          <w:b w:val="0"/>
+          <w:i/>
+          <w:sz w:val="19"/>
+        </w:rPr>
+        <w:t>Tech Layoffs Tracker — Tagesfortschreibung: TrueUp 143.985 Personen aus 342 Layoff-Meldungen am 26. Mai 2026 (rund 993 Personen pro Tag im Jahresdurchschnitt); SkillSyncer 134.603 Personen aus 212 Layoff-Ereignissen am 25. Mai 2026 (rund 928 Personen pro Tag).</w:t>
+      </w:r>
+      <w:r>
+        <w:rPr>
+          <w:rFonts w:ascii="Arial" w:hAnsi="Arial"/>
+          <w:b w:val="0"/>
+          <w:i w:val="0"/>
+          <w:sz w:val="19"/>
+        </w:rPr>
+        <w:t xml:space="preserve"> https://www.trueup.io/layoffs | https://skillsyncer.com/layoffs-tracker</w:t>
+      </w:r>
+    </w:p>
+    <w:p>
+      <w:pPr>
+        <w:jc w:val="both"/>
+      </w:pPr>
+      <w:r>
+        <w:rPr>
+          <w:rFonts w:ascii="Arial" w:hAnsi="Arial"/>
+          <w:b w:val="0"/>
+          <w:i w:val="0"/>
+          <w:sz w:val="19"/>
+        </w:rPr>
+        <w:t xml:space="preserve">TechCrunch / IndexBox / The HR Digest / TheStreet / Fox Business. (13./14. Mai 2026). </w:t>
+      </w:r>
+      <w:r>
+        <w:rPr>
+          <w:rFonts w:ascii="Arial" w:hAnsi="Arial"/>
+          <w:b w:val="0"/>
+          <w:i/>
+          <w:sz w:val="19"/>
+        </w:rPr>
+        <w:t>Cisco cuts nearly 4,000 jobs to spend more on AI, reports „record quarterly revenue" / Cisco Layoffs 2026: Workforce Cuts Under 5% as Company Pivots to AI and Posts Record Revenue / Cisco Layoffs Set To Affect 4,000 Roles as AI Redefines Operations / Cisco CEO reveals real reason behind 4,000 job cuts / Cisco to cut thousands of jobs as AI push accelerates after earnings beat.</w:t>
+      </w:r>
+      <w:r>
+        <w:rPr>
+          <w:rFonts w:ascii="Arial" w:hAnsi="Arial"/>
+          <w:b w:val="0"/>
+          <w:i w:val="0"/>
+          <w:sz w:val="19"/>
+        </w:rPr>
+        <w:t xml:space="preserve"> Streichung von unter 4.000 Stellen (unter 5 % der Belegschaft) bei Rekord-Q3-FY2026-Umsatz von 15,8 Mrd. USD und 5,3 Mrd. USD AI-Infrastruktur-Bestellungen von Hyperscalern; Restrukturierungsaufwand bis zu 1 Mrd. USD (rund 450 Mio. USD Q4 FY2026, Rest FY2027); Notification-Beginn 14. Mai 2026; Unterstützungspaket umfasst anteilige Boni, Outplacement-Services und ein Jahr Zugang zu Cisco-U-Schulungen. https://techcrunch.com/2026/05/14/cisco-cuts-nearly-4000-jobs-to-spend-more-on-ai-reports-record-quarterly-revenue/ | https://www.indexbox.io/blog/cisco-plans-layoffs-of-under-4000-jobs-to-focus-on-ai/ | https://www.thehrdigest.com/cisco-layoffs-set-to-affect-4000-roles-as-ai-redefines-operations/ | https://www.thestreet.com/employment/cisco-ceo-reveals-real-reason-behind-4000-job-cuts | https://www.foxbusiness.com/technology/cisco-cut-thousands-jobs-ai-push-accelerates-earnings-beat</w:t>
+      </w:r>
+    </w:p>
+    <w:p>
+      <w:pPr>
+        <w:jc w:val="both"/>
+      </w:pPr>
+      <w:r>
+        <w:rPr>
+          <w:rFonts w:ascii="Arial" w:hAnsi="Arial"/>
+          <w:b w:val="0"/>
+          <w:i w:val="0"/>
+          <w:sz w:val="19"/>
+        </w:rPr>
         <w:t xml:space="preserve">CNBC / Bloomberg / AOL / The Register. (7./8. Mai 2026). </w:t>
       </w:r>
       <w:r>
@@ -10566,7 +10648,7 @@
           <w:i w:val="0"/>
           <w:sz w:val="19"/>
         </w:rPr>
-        <w:t xml:space="preserve"> Dieses Arbeitspapier gibt den Stand Anfang Mai 2026 (Schnitt am 8. Mai 2026 — Lauf 001 vom 8. Mai 2026) wieder. Die Debatte entwickelt sich dynamisch, insbesondere im Zuge der OpenAI-Strategiepapiere und der Eröffnung des OpenAI Workshop in Washington, D.C. im Mai 2026, des Erstdurchgangs des GKV-Beitragssatzstabilisierungsgesetzes in der 1065. Bundesratssitzung am 8. Mai 2026 mit 79 Tagesordnungspunkten (Kabinettsbeschluss 29. April 2026, parlamentarische Behandlung vor der Sommerpause 2026 angekündigt), der laufenden Trilog-Verhandlungen zum Digital Omnibus on AI (zweite Runde 28. April 2026 ohne Einigung; nächste Runde 13. Mai 2026 — Knackpunkt ist nicht die Verschiebung der Hochrisiko-Pflichten, sondern die Konformitätsbewertungs-Architektur für Anhang I; die zypriotische Ratspräsidentschaft strebt einen Abschluss vor Ablauf ihrer Amtszeit am 30. Juni 2026 an, andernfalls übernimmt die irische Präsidentschaft), der am 5. Mai 2026 erfolgten Arraignment-Verhandlung im Altman-Verfahren mit „nicht schuldig"-Plädoyer und angeordneter psychiatrischer Begutachtung, des am 7. Mai 2026 versandten individuellen Microsoft-Buyout-Angebots (Annahmefrist 8. Juni 2026, VRSAR-Unterzeichnung 9.–22. Juni 2026, bis zu fünfjährige Krankenversicherungs-Verlängerung), des am 1. Mai 2026 vom Connecticut-Repräsentantenhaus mit 131 zu 17 Stimmen verabschiedeten </w:t>
+        <w:t xml:space="preserve"> Dieses Arbeitspapier gibt den Stand Ende Mai 2026 (Schnitt am 26. Mai 2026 — Lauf 002 vom 26. Mai 2026) wieder. Die Debatte entwickelt sich dynamisch, insbesondere im Zuge der OpenAI-Strategiepapiere und der Eröffnung des OpenAI Workshop in Washington, D.C. im Mai 2026, des Erstdurchgangs des GKV-Beitragssatzstabilisierungsgesetzes in der 1065. Bundesratssitzung am 8. Mai 2026 mit 79 Tagesordnungspunkten (Kabinettsbeschluss 29. April 2026, erste Lesung im Bundestag inzwischen auf Mitte Juni 2026 verschoben, parlamentarische Behandlung vor der Sommerpause 2026 angekündigt), der am 7. Mai 2026 in den frühen Morgenstunden nach einer neunstündigen dritten Trilogrunde unter zypriotischer Ratspräsidentschaft erzielten provisorischen Einigung zum Digital Omnibus on AI (Bestätigung der Stichtage 2. Dezember 2027 für Anhang III und 2. August 2028 für Anhang I, Kennzeichnungspflicht nach Art. 50 Abs. 2 ab 2. August 2026 mit Übergangsperiode bis 2. Dezember 2026 für bereits in Verkehr gebrachte Systeme, neues Art. 5-Verbot für KI-generierte kinderpornografische Inhalte und nicht einvernehmliche intime Bildaufnahmen mit Anpassungsfrist bis 2. Dezember 2026, geordnete Abgrenzung zu sektoralen Produktsicherheitsregimen für Anhang I, formelle Annahme durch Rat und Parlament vor dem 2. August 2026 angestrebt), der am 5. Mai 2026 erfolgten Arraignment-Verhandlung im Altman-Verfahren mit „nicht schuldig"-Plädoyer und angeordneter psychiatrischer Begutachtung, des am 7. Mai 2026 versandten individuellen Microsoft-Buyout-Angebots (Annahmefrist 8. Juni 2026, VRSAR-Unterzeichnung 9.–22. Juni 2026, bis zu fünfjährige Krankenversicherungs-Verlängerung), des am 1. Mai 2026 vom Connecticut-Repräsentantenhaus mit 131 zu 17 Stimmen verabschiedeten </w:t>
       </w:r>
       <w:r>
         <w:rPr>
@@ -10710,7 +10792,25 @@
           <w:i w:val="0"/>
           <w:sz w:val="19"/>
         </w:rPr>
-        <w:t xml:space="preserve"> auf 100 % bei zugleich ablehnender Position des Finanzministeriums, der revidierten IAB-Frühjahrsprognose vom 24. März 2026 (Erwerbstätigkeit −90.000, BIP +0,8 % bei 0,2 bis 0,3 Pp. Iran-Krieg-Dämpfung), der aktualisierten Tech-Layoff-Trackerstände zum 6./7./8. Mai 2026 (TrueUp 119.721 Personen aus 265 Layoff-Meldungen am 6. Mai, 121.111 Personen aus 273 Meldungen am 7. Mai bzw. 127.411 Personen aus 283 Meldungen am 8. Mai 2026 — rund 1.003 Personen pro Tag; SkillSyncer 113.863 Personen aus 179 Ereignissen) sowie der am 5./6. Mai 2026 angekündigten KI-getriebenen Stellenstreichungen bei Coinbase (700 Stellen, 14 %), PayPal (rund 4.760 Stellen, 20 % über 2–3 Jahre), Freshworks (rund 500 Stellen, 11 %) und Cognizant (12.000–15.000 Stellen unter „Project Leap") sowie der am 7. Mai 2026 von Cloudflare angekündigten Streichung von rund 1.100 Stellen (20 % der globalen Belegschaft) zum Übergang zu einem „agentic AI-first operating model" (Restrukturierungsaufwand 140–150 Mio. USD, AI-Einsatz im Konzern +600 % im Quartal, Aktienkurs −18 %), des am 1. Mai 2026 von </w:t>
+        <w:t xml:space="preserve"> auf 100 % bei zugleich ablehnender Position des Finanzministeriums, der revidierten IAB-Frühjahrsprognose vom 24. März 2026 (Erwerbstätigkeit −90.000, BIP +0,8 % bei 0,2 bis 0,3 Pp. Iran-Krieg-Dämpfung), der aktualisierten Tech-Layoff-Trackerstände zum 6./7./8. Mai 2026 (TrueUp 119.721 Personen aus 265 Layoff-Meldungen am 6. Mai, 121.111 Personen aus 273 Meldungen am 7. Mai bzw. 127.411 Personen aus 283 Meldungen am 8. Mai 2026 — rund 1.003 Personen pro Tag; SkillSyncer 113.863 Personen aus 179 Ereignissen) und der Folgefortschreibung zum 25./26. Mai 2026 (TrueUp 143.985 Personen aus 342 Layoff-Meldungen am 26. Mai 2026 — rund 993 Personen pro Tag im Jahresdurchschnitt; SkillSyncer 134.603 Personen aus 212 Ereignissen am 25. Mai 2026) sowie der am 5./6. Mai 2026 angekündigten KI-getriebenen Stellenstreichungen bei Coinbase (700 Stellen, 14 %), PayPal (rund 4.760 Stellen, 20 % über 2–3 Jahre), Freshworks (rund 500 Stellen, 11 %) und Cognizant (12.000–15.000 Stellen unter „Project Leap") sowie der am 7. Mai 2026 von Cloudflare angekündigten Streichung von rund 1.100 Stellen (20 % der globalen Belegschaft) zum Übergang zu einem „agentic AI-first operating model" (Restrukturierungsaufwand 140–150 Mio. USD, AI-Einsatz im Konzern +600 % im Quartal, Aktienkurs −18 %) und der am 13. Mai 2026 von </w:t>
+      </w:r>
+      <w:r>
+        <w:rPr>
+          <w:rFonts w:ascii="Arial" w:hAnsi="Arial"/>
+          <w:b w:val="0"/>
+          <w:i/>
+          <w:sz w:val="19"/>
+        </w:rPr>
+        <w:t>Cisco Systems</w:t>
+      </w:r>
+      <w:r>
+        <w:rPr>
+          <w:rFonts w:ascii="Arial" w:hAnsi="Arial"/>
+          <w:b w:val="0"/>
+          <w:i w:val="0"/>
+          <w:sz w:val="19"/>
+        </w:rPr>
+        <w:t xml:space="preserve"> angekündigten Streichung von unter 4.000 Stellen (unter 5 % der Belegschaft) bei parallelem Rekord-Q3-FY2026-Umsatz von 15,8 Milliarden US-Dollar und 5,3 Milliarden US-Dollar an AI-Infrastruktur-Bestellungen von Hyperscalern (Restrukturierungsaufwand bis zu 1 Mrd. USD; Notification-Beginn 14. Mai 2026), des am 1. Mai 2026 von </w:t>
       </w:r>
       <w:r>
         <w:rPr>
@@ -10862,7 +10962,7 @@
         <w:color w:val="999999"/>
         <w:sz w:val="15"/>
       </w:rPr>
-      <w:t>Version 22.0 — Mai 2026 — CC BY 4.0</w:t>
+      <w:t>Version 23.0 — Mai 2026 — CC BY 4.0</w:t>
       <w:tab/>
       <w:t xml:space="preserve">Seite </w:t>
     </w:r>

--- a/KI-Ökonomie.docx
+++ b/KI-Ökonomie.docx
@@ -112,7 +112,7 @@
           <w:color w:val="666666"/>
           <w:sz w:val="18"/>
         </w:rPr>
-        <w:t>Version 22.0</w:t>
+        <w:t>Version 23.0</w:t>
       </w:r>
     </w:p>
     <w:p>
@@ -184,7 +184,7 @@
           <w:i w:val="0"/>
           <w:sz w:val="19"/>
         </w:rPr>
-        <w:t xml:space="preserve">Der Einsatz von KI-Systemen und Robotik in produktiven und dienstleistenden Tätigkeiten beschleunigt sich. Zwei parallele Entwicklungen erzeugen politischen Handlungsdruck: Einerseits warnen Studien vor erheblichen Verschiebungen auf dem Arbeitsmarkt — das IAB (Institut für Arbeitsmarkt- und Berufsforschung) rechnet im KI-Szenario für Deutschland mit einem Wegfall oder Neuentstehen von rund 1,6 Millionen Stellen in den nächsten 15 Jahren bei gleichzeitigem Wertschöpfungszuwachs von 4,5 Billionen Euro; kurzfristig hat das IAB seine Prognose für 2026 mit der Fassung vom 24. März 2026 („Fiskalpolitischer Rückenwind trifft auf geopolitischen Gegenwind") gegenüber dem IAB-Kurzbericht 19/2025 (24. September 2025, damals: −20.000 Erwerbstätigkeit) deutlich nach unten revidiert: Bei einem Wachstum des Bruttoinlandsprodukts von 0,8 % — laut IAB infolge des Iran-Krieges um 0,2 bis 0,3 Prozentpunkte gedämpft — wird nun ein Rückgang der Erwerbstätigkeit um 90.000 auf 45,89 Millionen Personen erwartet, ein erstmals seit der Finanzkrise 2009 nicht mehr wachsender Bestand sozialversicherungspflichtiger Beschäftigung (−30.000 auf 34,93 Millionen) sowie ein Anstieg der Arbeitslosigkeit um 40.000; in dreizehn der sechzehn Bundesländer ist nach der parallelen IAB-Regionalprognose mit einem weiteren Anstieg der Arbeitslosigkeit zu rechnen. Sektoral fällt der Befund zweigeteilt aus: Der Industriesektor verliert rund 140.000 Stellen, während öffentliche Dienste, Erziehung und Gesundheit zusammen rund 180.000 Stellen aufbauen. Das Erwerbspersonenpotenzial sinkt nach der aktualisierten Prognose erstmals um 40.000 auf 48,62 Millionen Personen — eine strukturelle Kenngröße, die das Finanzierungsproblem der lohnbasierten Sozialversicherung unabhängig von KI-Effekten verschärft. Parallel dazu dokumentiert eine Branchenauswertung für das erste Quartal 2026 rund 78.500 Stellenstreichungen in der weltweiten Tech-Industrie, davon etwa 48 % explizit als KI- oder Automatisierungsmaßnahmen begründet; im April 2026 traten Oracle (20.000 – 30.000 Stellen mit Bezug zur AI-Rechenzentrumsinfrastruktur), Meta (rund 8.000 Stellen ab 20. Mai 2026) und Amazon (rund 16.000 Stellen im Zuge einer KI-induzierten Umstrukturierung) hinzu; Branchen-Tracker weisen für 2026 bis Mitte April einen kumulierten Bestand von über 150.000 Tech-Stellenstreichungen aus. Am 24. April 2026 hat Microsoft zusätzlich Buyout-Programme für rund sieben Prozent seiner länger beschäftigten US-Belegschaft angekündigt; das Programm gilt nach Berichterstattung als das erste </w:t>
+        <w:t xml:space="preserve">Der Einsatz von KI-Systemen und Robotik in produktiven und dienstleistenden Tätigkeiten beschleunigt sich. Zwei parallele Entwicklungen erzeugen politischen Handlungsdruck: Einerseits warnen Studien vor erheblichen Verschiebungen auf dem Arbeitsmarkt — das IAB (Institut für Arbeitsmarkt- und Berufsforschung) rechnet im KI-Szenario für Deutschland mit einem Wegfall oder Neuentstehen von rund 1,6 Millionen Stellen in den nächsten 15 Jahren bei gleichzeitigem Wertschöpfungszuwachs von 4,5 Billionen Euro; kurzfristig hat das IAB seine Prognose für 2026 mit der Fassung vom 24. März 2026 („Fiskalpolitischer Rückenwind trifft auf geopolitischen Gegenwind") gegenüber dem IAB-Kurzbericht 19/2025 (24. September 2025, damals: −20.000 Erwerbstätigkeit) deutlich nach unten revidiert: Bei einem Wachstum des Bruttoinlandsprodukts von 0,8 % — laut IAB infolge des Iran-Krieges um 0,2 bis 0,3 Prozentpunkte gedämpft — wird nun ein Rückgang der Erwerbstätigkeit um 90.000 auf 45,89 Millionen Personen erwartet, ein erstmals seit der Finanzkrise 2009 nicht mehr wachsender Bestand sozialversicherungspflichtiger Beschäftigung (−30.000 auf 34,93 Millionen) sowie ein Anstieg der Arbeitslosigkeit um 40.000; in dreizehn der sechzehn Bundesländer ist nach der parallelen IAB-Regionalprognose mit einem weiteren Anstieg der Arbeitslosigkeit zu rechnen. Sektoral fällt der Befund zweigeteilt aus: Der Industriesektor verliert rund 140.000 Stellen, während öffentliche Dienste, Erziehung und Gesundheit zusammen rund 180.000 Stellen aufbauen. Das Erwerbspersonenpotenzial sinkt nach der aktualisierten Prognose erstmals um 40.000 auf 48,62 Millionen Personen — eine strukturelle Kenngröße, die das Finanzierungsproblem der lohnbasierten Sozialversicherung unabhängig von KI-Effekten verschärft. Parallel dazu dokumentiert eine Branchenauswertung für das erste Quartal 2026 rund 78.500 Stellenstreichungen in der weltweiten Tech-Industrie, davon etwa 48 % explizit als KI- oder Automatisierungsmaßnahmen begründet; im April 2026 traten Oracle (20.000 – 30.000 Stellen mit Bezug zur AI-Rechenzentrumsinfrastruktur), Meta (rund 8.000 Stellen — Beginn der Mitarbeitendenbenachrichtigung in drei Wellen ab Mittwoch, 20. Mai 2026, 4 Uhr Ortszeit; Memo von Vorstandsvorsitzendem Mark Zuckerberg „Success isn't a given" in der KI-Phase; zugleich Streichung von rund 6.000 unbesetzten Stellen und interne Versetzung von rund 7.000 Beschäftigten in KI-fokussierte Rollen; betroffen sind nach Berichterstattung von Al Jazeera, NPR und CNBC schwerpunktmäßig Integrity-, Cybersecurity- und Content-Design-Teams; US-Beschäftigte erhalten 16 Wochen Grundabfindung zuzüglich zwei Wochen je Beschäftigungsjahr; parallel meldet Meta Q1-2026-Rekord-Umsätze von 56,31 Mrd. US-Dollar und hebt die eigene AI-Capex-Linie für 2026 auf bis zu 145 Mrd. US-Dollar an — die Personalreduktion erfolgt also in einer Phase steigender Investitions- und Umsatzbasis und ist als interne Ressourcen-Verlagerung zugunsten der AI-Capex-Linie lesbar) und Amazon (rund 16.000 Stellen im Zuge einer KI-induzierten Umstrukturierung) hinzu; Branchen-Tracker weisen für 2026 bis Mitte April einen kumulierten Bestand von über 150.000 Tech-Stellenstreichungen aus. Am 24. April 2026 hat Microsoft zusätzlich Buyout-Programme für rund sieben Prozent seiner länger beschäftigten US-Belegschaft angekündigt; das Programm gilt nach Berichterstattung als das erste </w:t>
       </w:r>
       <w:r>
         <w:rPr>
@@ -238,7 +238,7 @@
           <w:i w:val="0"/>
           <w:sz w:val="19"/>
         </w:rPr>
-        <w:t xml:space="preserve"> fällt auf den 2. Juli 2026; nach den am 7. Mai 2026 publizierten Programmkonditionen sind rund 8.500 Beschäftigte angebotsberechtigt, das Paket umfasst eine Cash-Einmalzahlung sowie eine bis zu fünfjährige Krankenversicherungs-Verlängerung und enthält keine Wettbewerbs- oder Beschäftigungsverbote. Im Zusammenspiel mit den am selben Tag bekräftigten Meta-Streichungen ordneten Wirtschaftsmedien (CNBC, 24. April 2026) die Welle erstmals als „AI-driven labor crisis" ein — ein Begriff, der den Übergang von Einzelfällen zu einer kumulativen Branchenerzählung markiert. Bis zur Wochenmitte des 25. April 2026 weisen Branchen-Tracker einen kumulierten Bestand von über 92.000 Tech-Stellenstreichungen für das laufende Jahr 2026 aus; eine Aktualisierung zum 2. Mai 2026 hebt die Marke nach Tracker-Methodik des SkillSyncer auf 113.863 betroffene Beschäftigte aus 179 erfassten Layoff-Ereignissen (durchschnittlich rund 933 Stellen pro Tag), während TrueUp parallel 95.878 Personen aus 249 Einzelmeldungen zählt; die Methodikspanne erklärt die unterschiedlichen Größenordnungen, das Niveau einer sechsstelligen Tech-Reduktion innerhalb von vier Monaten ist über alle Tracker hinweg konsistent. Eine erneute Aktualisierung zum 6. Mai 2026 zeigt, dass die TrueUp-Zählung weiter auf 119.721 betroffene Personen aus 265 Layoff-Meldungen gestiegen ist (rund 958 Stellen pro Tag), während SkillSyncer mit 113.863 Personen aus 179 Ereignissen weitgehend unverändert bleibt; eine Tagesfortschreibung der TrueUp-Methodik weist zum 7. Mai 2026 bereits 121.111 Personen aus 273 Layoff-Meldungen aus (rund 961 Personen pro Tag); die nochmalige Aktualisierung zum 8. Mai 2026 hebt die Marke nach den am Vortag angekündigten Cloudflare-Streichungen auf 127.411 betroffene Personen aus 283 Layoff-Meldungen (rund 1.003 Stellen pro Tag), wobei die zusätzlichen Meldungen primär aus den am 5./6. Mai 2026 angekündigten Stellenstreichungen bei </w:t>
+        <w:t xml:space="preserve"> fällt auf den 2. Juli 2026; nach den am 7. Mai 2026 publizierten Programmkonditionen sind rund 8.500 Beschäftigte angebotsberechtigt, das Paket umfasst eine Cash-Einmalzahlung sowie eine bis zu fünfjährige Krankenversicherungs-Verlängerung und enthält keine Wettbewerbs- oder Beschäftigungsverbote. Im Zusammenspiel mit den am selben Tag bekräftigten Meta-Streichungen ordneten Wirtschaftsmedien (CNBC, 24. April 2026) die Welle erstmals als „AI-driven labor crisis" ein — ein Begriff, der den Übergang von Einzelfällen zu einer kumulativen Branchenerzählung markiert. Bis zur Wochenmitte des 25. April 2026 weisen Branchen-Tracker einen kumulierten Bestand von über 92.000 Tech-Stellenstreichungen für das laufende Jahr 2026 aus; eine Aktualisierung zum 2. Mai 2026 hebt die Marke nach Tracker-Methodik des SkillSyncer auf 113.863 betroffene Beschäftigte aus 179 erfassten Layoff-Ereignissen (durchschnittlich rund 933 Stellen pro Tag), während TrueUp parallel 95.878 Personen aus 249 Einzelmeldungen zählt; die Methodikspanne erklärt die unterschiedlichen Größenordnungen, das Niveau einer sechsstelligen Tech-Reduktion innerhalb von vier Monaten ist über alle Tracker hinweg konsistent. Eine erneute Aktualisierung zum 6. Mai 2026 zeigt, dass die TrueUp-Zählung weiter auf 119.721 betroffene Personen aus 265 Layoff-Meldungen gestiegen ist (rund 958 Stellen pro Tag), während SkillSyncer mit 113.863 Personen aus 179 Ereignissen weitgehend unverändert bleibt; eine Tagesfortschreibung der TrueUp-Methodik weist zum 7. Mai 2026 bereits 121.111 Personen aus 273 Layoff-Meldungen aus (rund 961 Personen pro Tag); die nochmalige Aktualisierung zum 8. Mai 2026 hebt die Marke nach den am Vortag angekündigten Cloudflare-Streichungen auf 127.411 betroffene Personen aus 283 Layoff-Meldungen (rund 1.003 Stellen pro Tag); eine erneute Fortschreibung zum 27. Mai 2026 weist 143.985 betroffene Personen aus 342 Layoff-Meldungen aus (rund 993 Stellen pro Tag) — die Zahl integriert insbesondere die am 20. Mai 2026 begonnenen Meta-Streichungen (rund 8.000 Stellen) sowie die am selben Tag angekündigten Intuit-Streichungen (rund 3.000 Stellen, 17 % der weltweiten Belegschaft; Restrukturierungsaufwand rund 300 Mio. US-Dollar; letzter Beschäftigungstag der Betroffenen 31. Juli 2026; Vorstandsvorsitzender Sasan Goodarzi begründete die Maßnahme in der internen Mitteilung mit der Reduktion der Konzernkomplexität und der Konzentration auf KI-Produkte, betonte gegenüber CNBC am 20. Mai 2026 zugleich, „nichts davon" sei der KI geschuldet — gleichwohl hat Intuit 2025 einen 100-Mio.-US-Dollar-Mehrjahresvertrag mit OpenAI geschlossen und arbeitet mit Anthropic an der KI-Integration der Hauptprodukte TurboTax, QuickBooks, Credit Karma und Mailchimp, was die Public-Framing-Spannung zwischen Kausalverneinung und produktstrategischer KI-Verlagerung illustriert) und ergänzend die am 12. Mai 2026 von Walmart bekanntgegebene Streichung oder Verlagerung von rund 1.000 Konzern-Tech- und KI-Produktstellen (im Memo der Manager Daniel Danker und Suresh Kumar an die Belegschaft als Konsolidierung redundanter Teams gerahmt; ausdrücklich nicht als KI-Ersatz von Arbeitsplätzen begründet — eine bewusste Abkehr vom Coinbase/Freshworks-Framing); die zusätzlichen Meldungen bis zum 8. Mai 2026 stammten primär aus den am 5./6. Mai 2026 angekündigten Stellenstreichungen bei </w:t>
       </w:r>
       <w:r>
         <w:rPr>
@@ -2128,7 +2128,7 @@
           <w:i w:val="0"/>
           <w:sz w:val="19"/>
         </w:rPr>
-        <w:t xml:space="preserve"> Eine rein nationale Lösung kann mit der Warenverkehrsfreiheit, der Dienstleistungsfreiheit und der Niederlassungsfreiheit in Konflikt geraten. Eine Regelung, die nur inländische Roboterbetreiber trifft, während grenzüberschreitende KI-Dienstleistungen unbesteuert bleiben, wäre diskriminierungsrechtlich problematisch und praktisch kaum durchsetzbar. Der EU AI Act (Verordnung 2024/1689) schafft ab dem 2. August 2026 einen unionsweit einheitlichen Regulierungsrahmen für KI-Systeme (Hochrisiko-Systeme gemäß Anhang III, Transparenzpflichten nach Art. 50, Durchsetzungsregime); dies legt einen einheitlichen Definitionsrahmen, der steuerpolitische Anknüpfungen an KI-Systemklassen mittelfristig erleichtern kann, ohne selbst steuerrechtliche Wirkung zu entfalten. Die Europäische Kommission hat am 19. November 2025 mit dem „Digital Omnibus on AI" einen Vereinfachungsvorschlag vorgelegt, den das Europäische Parlament am 16. März 2026 im Ausschuss und am 23. März 2026 im Plenum unterstützt hat. Er sieht eine Verschiebung der Hochrisiko-Pflichten vor — je nach Systemtyp bis maximal zum 2. Dezember 2027 bzw. 2. August 2028 — und koppelt ihre Anwendbarkeit an die Verfügbarkeit harmonisierter Normen; zudem wird die Kennzeichnungspflicht für KI-generierte Inhalte (Art. 50) bis zum 2. November 2026 verlängert. Die Kommissionsdurchsetzungsbefugnisse gegenüber Anbietern von Allzweck-KI-Modellen (GPAI) treten wie vorgesehen am 2. August 2026 in Kraft. Parlament und Rat haben die Trilogverhandlungen aufgenommen; der zweite Trilogtermin am 28. April 2026 endete nach Berichterstattung von IAPP und A&amp;O Shearman ohne Einigung — Streitpunkt war primär das Verhältnis zwischen AI Act und sektorspezifischen EU-Regelungen für eingebettete KI-Systeme (Anhang I) sowie die Rechtsgrundlage für die Verarbeitung personenbezogener Daten zur Bias-Erkennung. Beide Institutionen konvergieren auf Stichtage 2. Dezember 2027 (Anhang III) und 2. August 2028 (Anhang I) für die Hochrisiko-Pflichten. Die nächste Trilogrunde ist auf den 13. Mai 2026 terminiert; Ziel bleibt eine förmliche Verabschiedung vor dem ursprünglichen Stichtag am 2. August 2026. Die zypriotische Ratspräsidentschaft hat sich vorgenommen, das Dossier vor Ablauf ihrer Amtszeit am 30. Juni 2026 abzuschließen; gelingt das nicht, übernimmt zur zweiten Jahreshälfte 2026 die irische Präsidentschaft. Scheitert die Einigung bis zum 2. August 2026, würden die Hochrisiko-Pflichten in ihrer ursprünglich vorgesehenen Fassung anwendbar. Für die Steuerdebatte folgt daraus, dass der zeitliche Vorlauf für KI-Definitionen aus dem AI Act enger als ursprünglich gedacht ist — eine mittelfristige Anknüpfung steuerlicher Tatbestände an AI-Act-Kategorien bleibt möglich, setzt aber voraus, dass die Normenlandschaft nach 2027 verlässlich vorliegt.</w:t>
+        <w:t xml:space="preserve"> Eine rein nationale Lösung kann mit der Warenverkehrsfreiheit, der Dienstleistungsfreiheit und der Niederlassungsfreiheit in Konflikt geraten. Eine Regelung, die nur inländische Roboterbetreiber trifft, während grenzüberschreitende KI-Dienstleistungen unbesteuert bleiben, wäre diskriminierungsrechtlich problematisch und praktisch kaum durchsetzbar. Der EU AI Act (Verordnung 2024/1689) schafft ab dem 2. August 2026 einen unionsweit einheitlichen Regulierungsrahmen für KI-Systeme (Hochrisiko-Systeme gemäß Anhang III, Transparenzpflichten nach Art. 50, Durchsetzungsregime); dies legt einen einheitlichen Definitionsrahmen, der steuerpolitische Anknüpfungen an KI-Systemklassen mittelfristig erleichtern kann, ohne selbst steuerrechtliche Wirkung zu entfalten. Die Europäische Kommission hat am 19. November 2025 mit dem „Digital Omnibus on AI" einen Vereinfachungsvorschlag vorgelegt, den das Europäische Parlament am 16. März 2026 im Ausschuss und am 23. März 2026 im Plenum unterstützt hat. Er sieht eine Verschiebung der Hochrisiko-Pflichten vor — je nach Systemtyp bis maximal zum 2. Dezember 2027 bzw. 2. August 2028 — und koppelt ihre Anwendbarkeit an die Verfügbarkeit harmonisierter Normen; zudem wird die Kennzeichnungspflicht für KI-generierte Inhalte (Art. 50) bis zum 2. November 2026 verlängert. Die Kommissionsdurchsetzungsbefugnisse gegenüber Anbietern von Allzweck-KI-Modellen (GPAI) treten wie vorgesehen am 2. August 2026 in Kraft. Parlament und Rat haben die Trilogverhandlungen aufgenommen; der zweite Trilogtermin am 28. April 2026 endete nach Berichterstattung von IAPP und A&amp;O Shearman ohne Einigung — Streitpunkt war primär das Verhältnis zwischen AI Act und sektorspezifischen EU-Regelungen für eingebettete KI-Systeme (Anhang I) sowie die Rechtsgrundlage für die Verarbeitung personenbezogener Daten zur Bias-Erkennung. Beide Institutionen haben in einer dritten, vorgezogenen Verhandlungsrunde in der Nacht vom 6. zum 7. Mai 2026 unter zypriotischer Ratspräsidentschaft eine vorläufige politische Einigung erzielt (Pressemitteilung des EU-Rates vom 7. Mai 2026, Berichterstattung Bird &amp; Bird, White &amp; Case, Hogan Lovells, IAPP, TechPolicy Press, Lexology, Latham &amp; Watkins). Die Einigung bestätigt die gestaffelten Stichtage für Hochrisiko-Pflichten — 2. Dezember 2027 für Anhang III (eigenständige Hochrisiko-Systeme in Beschäftigung, Bildung, Biometrie, kritische Infrastruktur, Strafverfolgung, Justiz, Migration, wesentliche Dienstleistungen) und 2. August 2028 für Anhang I (in geregelte Produkte eingebettete KI-Systeme) —, beendet den Streit um die Konformitätsbewertungs-Architektur für Anhang I und ergänzt einen neuen Art. 5-Tatbestand, der KI-Systeme zur Erzeugung von Darstellungen sexuellen Missbrauchs von Kindern oder nicht-einvernehmlicher intimer Bilddaten verbietet. Die Übergangsfrist nach Art. 50 Abs. 2 für die Kennzeichnung (Wasserzeichen, Provenienz-Markierung) KI-generierter Audio-, Bild-, Video- und Textinhalte wurde von ursprünglich sechs auf drei Monate verkürzt; Anbieter generativer KI-Systeme, die vor dem 2. August 2026 auf dem Markt waren, müssen die Transparenzpflichten bis zum 2. Dezember 2026 umsetzen (gegenüber dem ursprünglich vorgeschlagenen 2. Februar 2027). Die Rechtsgrundlage für die Verarbeitung besonderer Kategorien personenbezogener Daten zur Bias-Erkennung und -Korrektur wurde auf Anbieter und Nutzer von Nicht-Hochrisiko-Systemen und KI-Modellen erstreckt, und die KMU-Erleichterungen werden auf kleine Mid-Cap-Unternehmen (Small Mid-Cap Enterprises, SMCs) ausgeweitet. Die vorläufige Einigung muss noch durch Rat und Europäisches Parlament formal angenommen werden; beide Institutionen streben den Abschluss vor dem 2. August 2026 an. Scheitert die formelle Annahme bis dahin, würden die Hochrisiko-Pflichten in ihrer ursprünglich vorgesehenen Fassung anwendbar. Für die Steuerdebatte folgt daraus, dass der zeitliche Vorlauf für KI-Definitionen aus dem AI Act enger als ursprünglich gedacht ist — eine mittelfristige Anknüpfung steuerlicher Tatbestände an AI-Act-Kategorien bleibt möglich, setzt aber voraus, dass die Normenlandschaft nach 2027 verlässlich vorliegt.</w:t>
       </w:r>
     </w:p>
     <w:p>
@@ -8695,7 +8695,7 @@
           <w:i/>
           <w:sz w:val="19"/>
         </w:rPr>
-        <w:t>Trilog zu Digital Omnibus on AI — Zweite Runde am 28. April 2026 ohne Einigung; nächste Runde 13. Mai 2026; Konvergenz auf Stichtage 2. Dezember 2027 (Anhang III) und 2. August 2028 (Anhang I).</w:t>
+        <w:t>Trilog zu Digital Omnibus on AI — Zweite Runde am 28. April 2026 ohne Einigung; vorgezogene dritte Runde in der Nacht 6./7. Mai 2026 mit vorläufiger politischer Einigung; Konvergenz auf Stichtage 2. Dezember 2027 (Anhang III) und 2. August 2028 (Anhang I).</w:t>
       </w:r>
       <w:r>
         <w:rPr>
@@ -8705,6 +8705,70 @@
           <w:sz w:val="19"/>
         </w:rPr>
         <w:t xml:space="preserve"> Legislative Train Schedule und Berichterstattung IAPP, A&amp;O Shearman, OneTrust, DLA Piper. https://www.europarl.europa.eu/legislative-train/package-digital-package/file-digital-omnibus-on-ai | https://iapp.org/news/a/ai-act-omnibus-what-just-happened-and-what-comes-next | https://www.aoshearman.com/en/insights/digital-omnibus-on-ai-what-is-really-on-the-table-as-trilogues-begin</w:t>
+      </w:r>
+    </w:p>
+    <w:p>
+      <w:pPr>
+        <w:jc w:val="both"/>
+      </w:pPr>
+      <w:r>
+        <w:rPr>
+          <w:rFonts w:ascii="Arial" w:hAnsi="Arial"/>
+          <w:b w:val="0"/>
+          <w:i w:val="0"/>
+          <w:sz w:val="19"/>
+        </w:rPr>
+        <w:t xml:space="preserve">Rat der Europäischen Union / Europäisches Parlament. (7. Mai 2026). </w:t>
+      </w:r>
+      <w:r>
+        <w:rPr>
+          <w:rFonts w:ascii="Arial" w:hAnsi="Arial"/>
+          <w:b w:val="0"/>
+          <w:i/>
+          <w:sz w:val="19"/>
+        </w:rPr>
+        <w:t>Artificial Intelligence: Council and Parliament agree to simplify and streamline rules — Provisional Agreement on the Digital Omnibus on AI.</w:t>
+      </w:r>
+      <w:r>
+        <w:rPr>
+          <w:rFonts w:ascii="Arial" w:hAnsi="Arial"/>
+          <w:b w:val="0"/>
+          <w:i w:val="0"/>
+          <w:sz w:val="19"/>
+        </w:rPr>
+        <w:t xml:space="preserve"> Pressemitteilung des EU-Rates; Bestätigung der Stichtage 2. Dezember 2027 (Anhang III) und 2. August 2028 (Anhang I); neuer Art. 5-Tatbestand zu KI-Systemen für CSAM und nicht-einvernehmliche intime Bilddaten; Übergangsfrist Art. 50 Abs. 2 auf drei Monate verkürzt (Stichtag 2. Dezember 2026 für vor dem 2. August 2026 vermarktete Systeme); Bias-Detection-Rechtsgrundlage auf Nicht-Hochrisiko-Systeme erweitert; KMU-Erleichterungen auf Small Mid-Cap Enterprises (SMCs) ausgedehnt; formale Annahme durch beide Institutionen vor dem 2. August 2026 angestrebt. https://www.consilium.europa.eu/en/press/press-releases/2026/05/07/artificial-intelligence-council-and-parliament-agree-to-simplify-and-streamline-rules/</w:t>
+      </w:r>
+    </w:p>
+    <w:p>
+      <w:pPr>
+        <w:jc w:val="both"/>
+      </w:pPr>
+      <w:r>
+        <w:rPr>
+          <w:rFonts w:ascii="Arial" w:hAnsi="Arial"/>
+          <w:b w:val="0"/>
+          <w:i w:val="0"/>
+          <w:sz w:val="19"/>
+        </w:rPr>
+        <w:t xml:space="preserve">Bird &amp; Bird / White &amp; Case / Hogan Lovells / Latham &amp; Watkins / TechPolicy Press / Lexology / Modulos. (Anfang Mai 2026). </w:t>
+      </w:r>
+      <w:r>
+        <w:rPr>
+          <w:rFonts w:ascii="Arial" w:hAnsi="Arial"/>
+          <w:b w:val="0"/>
+          <w:i/>
+          <w:sz w:val="19"/>
+        </w:rPr>
+        <w:t>Digital Omnibus on AI Provisional Agreement Reached at the May Trilogue / EU agrees Digital Omnibus deal to simplify AI rules / EU legislators agree to delay for high-risk AI rules / AI Act Update: EU Resolves to Change Rules and Extend Deadlines / What the EU AI Omnibus Deal Changes for the AI Act and What Lies Ahead / EU Digital Omnibus Deal: Simplification of AI Act and Postponed Deadlines / EU AI Act Delayed: The Omnibus Deal Closed on 7 May 2026.</w:t>
+      </w:r>
+      <w:r>
+        <w:rPr>
+          <w:rFonts w:ascii="Arial" w:hAnsi="Arial"/>
+          <w:b w:val="0"/>
+          <w:i w:val="0"/>
+          <w:sz w:val="19"/>
+        </w:rPr>
+        <w:t xml:space="preserve"> Kanzlei- und Fachanalysen zur vorläufigen Einigung vom 7. Mai 2026 (Verkürzung der Wasserzeichen-Übergangsfrist; Bias-Detection-Erweiterung; SMC-Erleichterungen; formale Annahme vor 2. August 2026 angestrebt). https://www.twobirds.com/en/insights/2026/digital-omnibus-on-ai-provisional-agreement-reached-at-the-may-trilogue | https://www.whitecase.com/insight-alert/eu-agrees-digital-omnibus-deal-simplify-ai-rules | https://www.hoganlovells.com/en/publications/eu-legislators-agree-to-delay-for-highrisk-ai-rules | https://www.lw.com/en/insights/ai-act-update-eu-resolves-to-change-rules-and-extend-deadlines | https://www.techpolicy.press/what-the-eu-ai-omnibus-deal-changes-for-the-ai-act-and-what-lies-ahead/ | https://www.lexology.com/library/detail.aspx?g=34c6a42f-af33-4189-a32c-dc2e3d7a109f | https://www.modulos.ai/blog/eu-ai-act-omnibus-deal/</w:t>
       </w:r>
     </w:p>
     <w:p>
@@ -10507,6 +10571,134 @@
           <w:i w:val="0"/>
           <w:sz w:val="19"/>
         </w:rPr>
+        <w:t xml:space="preserve">Al Jazeera / NPR / CNBC / Yahoo Finance / Quartz. (20. Mai 2026). </w:t>
+      </w:r>
+      <w:r>
+        <w:rPr>
+          <w:rFonts w:ascii="Arial" w:hAnsi="Arial"/>
+          <w:b w:val="0"/>
+          <w:i/>
+          <w:sz w:val="19"/>
+        </w:rPr>
+        <w:t>Meta cuts 8,000 jobs in sweeping global layoffs / Meta slashes 8,000 jobs as it pivots towards AI / Zuckerberg's Meta layoffs memo: „Success isn't a given" in the AI era / Meta layoffs 2026: 8,000 jobs cut in AI restructuring.</w:t>
+      </w:r>
+      <w:r>
+        <w:rPr>
+          <w:rFonts w:ascii="Arial" w:hAnsi="Arial"/>
+          <w:b w:val="0"/>
+          <w:i w:val="0"/>
+          <w:sz w:val="19"/>
+        </w:rPr>
+        <w:t xml:space="preserve"> Drei-Wellen-Notification ab 4 Uhr Ortszeit, US-Severance 16 Wochen Grundabfindung zuzüglich zwei Wochen je Beschäftigungsjahr; 6.000 unbesetzte Stellen gestrichen, rund 7.000 Beschäftigte in KI-fokussierte Rollen versetzt; Q1-2026-Rekord-Umsatz 56,31 Mrd. USD; AI-Capex 2026 auf bis zu 145 Mrd. USD angehoben. https://www.aljazeera.com/economy/2026/5/20/meta-cuts-8000-jobs-in-sweeping-global-layoffs | https://www.npr.org/2026/05/20/nx-s1-5826917/meta-layoffs-ai-jobs | https://www.cnbc.com/2026/05/20/meta-layoffs-zuckerberg-says-success-isnt-a-given-in-memo.html | https://finance.yahoo.com/sectors/technology/articles/meta-layoffs-2026-8-000-114209703.html | https://qz.com/meta-layoffs-8000-jobs-ai-restructuring-052026</w:t>
+      </w:r>
+    </w:p>
+    <w:p>
+      <w:pPr>
+        <w:jc w:val="both"/>
+      </w:pPr>
+      <w:r>
+        <w:rPr>
+          <w:rFonts w:ascii="Arial" w:hAnsi="Arial"/>
+          <w:b w:val="0"/>
+          <w:i w:val="0"/>
+          <w:sz w:val="19"/>
+        </w:rPr>
+        <w:t xml:space="preserve">TechCrunch / Quartz / CBC News / CNBC / Inc. (20./21. Mai 2026). </w:t>
+      </w:r>
+      <w:r>
+        <w:rPr>
+          <w:rFonts w:ascii="Arial" w:hAnsi="Arial"/>
+          <w:b w:val="0"/>
+          <w:i/>
+          <w:sz w:val="19"/>
+        </w:rPr>
+        <w:t>Intuit to lay off over 3,000 employees to refocus on AI / Intuit layoffs: company cutting 17% of workforce in AI push / Intuit lays off 17% of its global workforce / Intuit CEO says company's 17 % workforce cut had „nothing to do with AI" / Intuit, TurboTax's Parent Company, Lays Off 17 Percent of Workforce to Fund AI Expansion.</w:t>
+      </w:r>
+      <w:r>
+        <w:rPr>
+          <w:rFonts w:ascii="Arial" w:hAnsi="Arial"/>
+          <w:b w:val="0"/>
+          <w:i w:val="0"/>
+          <w:sz w:val="19"/>
+        </w:rPr>
+        <w:t xml:space="preserve"> Rund 3.000 Stellen (17 % der weltweiten Belegschaft); Restrukturierungsaufwand rund 300 Mio. USD; letzter Beschäftigungstag 31. Juli 2026; CEO Sasan Goodarzi öffentlich „nothing to do with AI", interner Memo „Reduktion von Komplexität durch Vereinfachung der Konzernstruktur und Fokus auf KI"; Intuit 2025 100-Mio.-USD-Vertrag mit OpenAI sowie Anthropic-Partnerschaft für TurboTax, QuickBooks, Credit Karma und Mailchimp. https://techcrunch.com/2026/05/20/intuit-to-lay-off-over-3000-employees-to-refocus-on-ai/ | https://qz.com/intuit-layoffs-workforce-reduction-ai-restructuring-052026 | https://www.cbc.ca/news/business/intuit-layoffs-2026-9.7207948 | https://www.cnbc.com/2026/05/20/intuit-ceo-says-companys-17percent-workforce-cut-had-nothing-to-do-with-ai.html | https://www.inc.com/moses-jeanfrancois/intuit-turbo-tax-parent-company-lays-off-17-percent-of-workforce-for-ai-expansion/91348097</w:t>
+      </w:r>
+    </w:p>
+    <w:p>
+      <w:pPr>
+        <w:jc w:val="both"/>
+      </w:pPr>
+      <w:r>
+        <w:rPr>
+          <w:rFonts w:ascii="Arial" w:hAnsi="Arial"/>
+          <w:b w:val="0"/>
+          <w:i w:val="0"/>
+          <w:sz w:val="19"/>
+        </w:rPr>
+        <w:t xml:space="preserve">Quartz / Business Insider / Meta Intro. (12. Mai 2026). </w:t>
+      </w:r>
+      <w:r>
+        <w:rPr>
+          <w:rFonts w:ascii="Arial" w:hAnsi="Arial"/>
+          <w:b w:val="0"/>
+          <w:i/>
+          <w:sz w:val="19"/>
+        </w:rPr>
+        <w:t>Walmart cuts 1,000 tech and product jobs in AI push / Walmart Layoffs 2026: 1,000 Corporate Jobs Cut or Relocated in AI Technology Restructuring.</w:t>
+      </w:r>
+      <w:r>
+        <w:rPr>
+          <w:rFonts w:ascii="Arial" w:hAnsi="Arial"/>
+          <w:b w:val="0"/>
+          <w:i w:val="0"/>
+          <w:sz w:val="19"/>
+        </w:rPr>
+        <w:t xml:space="preserve"> Internes Memo der Manager Daniel Danker (Head of Global AI Acceleration) und Suresh Kumar (Global Technology Chief); Konsolidierung redundanter Technologie- und KI-Produktteams; ausdrücklich nicht als KI-Ersatz von Arbeitsplätzen gerahmt — bewusste Abkehr vom Coinbase/Freshworks-Framing. https://qz.com/walmart-layoffs-tech-product-jobs-restructuring-051326 | https://www.metaintro.com/blog/walmart-layoffs-1000-corporate-roles-cut-ai-not-cited-2026</w:t>
+      </w:r>
+    </w:p>
+    <w:p>
+      <w:pPr>
+        <w:jc w:val="both"/>
+      </w:pPr>
+      <w:r>
+        <w:rPr>
+          <w:rFonts w:ascii="Arial" w:hAnsi="Arial"/>
+          <w:b w:val="0"/>
+          <w:i w:val="0"/>
+          <w:sz w:val="19"/>
+        </w:rPr>
+        <w:t xml:space="preserve">TrueUp. (Stand 27. Mai 2026). </w:t>
+      </w:r>
+      <w:r>
+        <w:rPr>
+          <w:rFonts w:ascii="Arial" w:hAnsi="Arial"/>
+          <w:b w:val="0"/>
+          <w:i/>
+          <w:sz w:val="19"/>
+        </w:rPr>
+        <w:t>Tech Layoffs Tracker — Tagesfortschreibung: 143.985 Personen aus 342 Layoff-Meldungen (rund 993 Stellen pro Tag); integriert insbesondere Meta (rund 8.000 Stellen, Notification ab 20. Mai 2026) und Intuit (rund 3.000 Stellen, 17 %, Ankündigung 20. Mai 2026).</w:t>
+      </w:r>
+      <w:r>
+        <w:rPr>
+          <w:rFonts w:ascii="Arial" w:hAnsi="Arial"/>
+          <w:b w:val="0"/>
+          <w:i w:val="0"/>
+          <w:sz w:val="19"/>
+        </w:rPr>
+        <w:t xml:space="preserve"> https://www.trueup.io/layoffs</w:t>
+      </w:r>
+    </w:p>
+    <w:p>
+      <w:pPr>
+        <w:jc w:val="both"/>
+      </w:pPr>
+      <w:r>
+        <w:rPr>
+          <w:rFonts w:ascii="Arial" w:hAnsi="Arial"/>
+          <w:b w:val="0"/>
+          <w:i w:val="0"/>
+          <w:sz w:val="19"/>
+        </w:rPr>
         <w:t xml:space="preserve">Bloomberg Editorial Board. (29. April 2026). </w:t>
       </w:r>
       <w:r>
@@ -10566,7 +10758,7 @@
           <w:i w:val="0"/>
           <w:sz w:val="19"/>
         </w:rPr>
-        <w:t xml:space="preserve"> Dieses Arbeitspapier gibt den Stand Anfang Mai 2026 (Schnitt am 8. Mai 2026 — Lauf 001 vom 8. Mai 2026) wieder. Die Debatte entwickelt sich dynamisch, insbesondere im Zuge der OpenAI-Strategiepapiere und der Eröffnung des OpenAI Workshop in Washington, D.C. im Mai 2026, des Erstdurchgangs des GKV-Beitragssatzstabilisierungsgesetzes in der 1065. Bundesratssitzung am 8. Mai 2026 mit 79 Tagesordnungspunkten (Kabinettsbeschluss 29. April 2026, parlamentarische Behandlung vor der Sommerpause 2026 angekündigt), der laufenden Trilog-Verhandlungen zum Digital Omnibus on AI (zweite Runde 28. April 2026 ohne Einigung; nächste Runde 13. Mai 2026 — Knackpunkt ist nicht die Verschiebung der Hochrisiko-Pflichten, sondern die Konformitätsbewertungs-Architektur für Anhang I; die zypriotische Ratspräsidentschaft strebt einen Abschluss vor Ablauf ihrer Amtszeit am 30. Juni 2026 an, andernfalls übernimmt die irische Präsidentschaft), der am 5. Mai 2026 erfolgten Arraignment-Verhandlung im Altman-Verfahren mit „nicht schuldig"-Plädoyer und angeordneter psychiatrischer Begutachtung, des am 7. Mai 2026 versandten individuellen Microsoft-Buyout-Angebots (Annahmefrist 8. Juni 2026, VRSAR-Unterzeichnung 9.–22. Juni 2026, bis zu fünfjährige Krankenversicherungs-Verlängerung), des am 1. Mai 2026 vom Connecticut-Repräsentantenhaus mit 131 zu 17 Stimmen verabschiedeten </w:t>
+        <w:t xml:space="preserve"> Dieses Arbeitspapier gibt den Stand Ende Mai 2026 (Schnitt am 27. Mai 2026 — Lauf 002 vom 27. Mai 2026) wieder. Die Debatte entwickelt sich dynamisch, insbesondere im Zuge der OpenAI-Strategiepapiere und der Eröffnung des OpenAI Workshop in Washington, D.C. im Mai 2026, des Erstdurchgangs des GKV-Beitragssatzstabilisierungsgesetzes in der 1065. Bundesratssitzung am 8. Mai 2026 mit 79 Tagesordnungspunkten (Kabinettsbeschluss 29. April 2026, parlamentarische Behandlung vor der Sommerpause 2026 angekündigt), der vorläufigen politischen Einigung im Trilog zum Digital Omnibus on AI in der Nacht 6./7. Mai 2026 (zypriotische Ratspräsidentschaft; Bestätigung der Stichtage 2. Dezember 2027 für Anhang III und 2. August 2028 für Anhang I; neuer Art. 5-Tatbestand zu CSAM und nicht-einvernehmlichen intimen Bilddaten; verkürzte Wasserzeichen-Übergangsfrist von sechs auf drei Monate mit Stichtag 2. Dezember 2026 für Bestandssysteme; KMU-Erleichterungen auf Small Mid-Cap Enterprises ausgedehnt; formale Annahme durch Rat und Europäisches Parlament vor 2. August 2026 angestrebt), der am 5. Mai 2026 erfolgten Arraignment-Verhandlung im Altman-Verfahren mit „nicht schuldig"-Plädoyer und angeordneter psychiatrischer Begutachtung, des am 7. Mai 2026 versandten individuellen Microsoft-Buyout-Angebots (Annahmefrist 8. Juni 2026, VRSAR-Unterzeichnung 9.–22. Juni 2026, bis zu fünfjährige Krankenversicherungs-Verlängerung), des am 1. Mai 2026 vom Connecticut-Repräsentantenhaus mit 131 zu 17 Stimmen verabschiedeten </w:t>
       </w:r>
       <w:r>
         <w:rPr>
@@ -10710,7 +10902,7 @@
           <w:i w:val="0"/>
           <w:sz w:val="19"/>
         </w:rPr>
-        <w:t xml:space="preserve"> auf 100 % bei zugleich ablehnender Position des Finanzministeriums, der revidierten IAB-Frühjahrsprognose vom 24. März 2026 (Erwerbstätigkeit −90.000, BIP +0,8 % bei 0,2 bis 0,3 Pp. Iran-Krieg-Dämpfung), der aktualisierten Tech-Layoff-Trackerstände zum 6./7./8. Mai 2026 (TrueUp 119.721 Personen aus 265 Layoff-Meldungen am 6. Mai, 121.111 Personen aus 273 Meldungen am 7. Mai bzw. 127.411 Personen aus 283 Meldungen am 8. Mai 2026 — rund 1.003 Personen pro Tag; SkillSyncer 113.863 Personen aus 179 Ereignissen) sowie der am 5./6. Mai 2026 angekündigten KI-getriebenen Stellenstreichungen bei Coinbase (700 Stellen, 14 %), PayPal (rund 4.760 Stellen, 20 % über 2–3 Jahre), Freshworks (rund 500 Stellen, 11 %) und Cognizant (12.000–15.000 Stellen unter „Project Leap") sowie der am 7. Mai 2026 von Cloudflare angekündigten Streichung von rund 1.100 Stellen (20 % der globalen Belegschaft) zum Übergang zu einem „agentic AI-first operating model" (Restrukturierungsaufwand 140–150 Mio. USD, AI-Einsatz im Konzern +600 % im Quartal, Aktienkurs −18 %), des am 1. Mai 2026 von </w:t>
+        <w:t xml:space="preserve"> auf 100 % bei zugleich ablehnender Position des Finanzministeriums, der revidierten IAB-Frühjahrsprognose vom 24. März 2026 (Erwerbstätigkeit −90.000, BIP +0,8 % bei 0,2 bis 0,3 Pp. Iran-Krieg-Dämpfung), der aktualisierten Tech-Layoff-Trackerstände zum 6./7./8. Mai 2026 (TrueUp 119.721 Personen aus 265 Layoff-Meldungen am 6. Mai, 121.111 Personen aus 273 Meldungen am 7. Mai bzw. 127.411 Personen aus 283 Meldungen am 8. Mai 2026 — rund 1.003 Personen pro Tag; SkillSyncer 113.863 Personen aus 179 Ereignissen) und der erneuten Fortschreibung zum 27. Mai 2026 (TrueUp 143.985 Personen aus 342 Layoff-Meldungen, rund 993 Stellen pro Tag), die maßgeblich durch die am 20. Mai 2026 begonnene Meta-Notification (rund 8.000 Stellen, drei Wellen ab 4 Uhr Ortszeit, Memo „Success isn't a given", 16 Wochen Severance plus zwei Wochen je Beschäftigungsjahr; Q1-2026-Umsatz 56,31 Mrd. USD und AI-Capex 2026 bis zu 145 Mrd. USD), die am 20. Mai 2026 angekündigten Intuit-Streichungen (rund 3.000 Stellen, 17 %, Restrukturierungsaufwand rund 300 Mio. USD, letzter Beschäftigungstag 31. Juli 2026; CEO-Public-Framing „nothing to do with AI" trotz 100-Mio.-USD-OpenAI-Vertrag und Anthropic-Integration in TurboTax/QuickBooks/Credit Karma/Mailchimp) und die am 12. Mai 2026 von Walmart bekanntgegebene Streichung oder Verlagerung von rund 1.000 Konzern-Tech- und KI-Produktstellen (ausdrücklich nicht als KI-Ersatz von Arbeitsplätzen gerahmt) getrieben ist, sowie der am 5./6. Mai 2026 angekündigten KI-getriebenen Stellenstreichungen bei Coinbase (700 Stellen, 14 %), PayPal (rund 4.760 Stellen, 20 % über 2–3 Jahre), Freshworks (rund 500 Stellen, 11 %) und Cognizant (12.000–15.000 Stellen unter „Project Leap") sowie der am 7. Mai 2026 von Cloudflare angekündigten Streichung von rund 1.100 Stellen (20 % der globalen Belegschaft) zum Übergang zu einem „agentic AI-first operating model" (Restrukturierungsaufwand 140–150 Mio. USD, AI-Einsatz im Konzern +600 % im Quartal, Aktienkurs −18 %), des am 1. Mai 2026 von </w:t>
       </w:r>
       <w:r>
         <w:rPr>
@@ -10862,7 +11054,7 @@
         <w:color w:val="999999"/>
         <w:sz w:val="15"/>
       </w:rPr>
-      <w:t>Version 22.0 — Mai 2026 — CC BY 4.0</w:t>
+      <w:t>Version 23.0 — Mai 2026 — CC BY 4.0</w:t>
       <w:tab/>
       <w:t xml:space="preserve">Seite </w:t>
     </w:r>

--- a/KI-Ökonomie.docx
+++ b/KI-Ökonomie.docx
@@ -112,7 +112,7 @@
           <w:color w:val="666666"/>
           <w:sz w:val="18"/>
         </w:rPr>
-        <w:t>Version 22.0</w:t>
+        <w:t>Version 23.0</w:t>
       </w:r>
     </w:p>
     <w:p>
@@ -184,7 +184,7 @@
           <w:i w:val="0"/>
           <w:sz w:val="19"/>
         </w:rPr>
-        <w:t xml:space="preserve">Der Einsatz von KI-Systemen und Robotik in produktiven und dienstleistenden Tätigkeiten beschleunigt sich. Zwei parallele Entwicklungen erzeugen politischen Handlungsdruck: Einerseits warnen Studien vor erheblichen Verschiebungen auf dem Arbeitsmarkt — das IAB (Institut für Arbeitsmarkt- und Berufsforschung) rechnet im KI-Szenario für Deutschland mit einem Wegfall oder Neuentstehen von rund 1,6 Millionen Stellen in den nächsten 15 Jahren bei gleichzeitigem Wertschöpfungszuwachs von 4,5 Billionen Euro; kurzfristig hat das IAB seine Prognose für 2026 mit der Fassung vom 24. März 2026 („Fiskalpolitischer Rückenwind trifft auf geopolitischen Gegenwind") gegenüber dem IAB-Kurzbericht 19/2025 (24. September 2025, damals: −20.000 Erwerbstätigkeit) deutlich nach unten revidiert: Bei einem Wachstum des Bruttoinlandsprodukts von 0,8 % — laut IAB infolge des Iran-Krieges um 0,2 bis 0,3 Prozentpunkte gedämpft — wird nun ein Rückgang der Erwerbstätigkeit um 90.000 auf 45,89 Millionen Personen erwartet, ein erstmals seit der Finanzkrise 2009 nicht mehr wachsender Bestand sozialversicherungspflichtiger Beschäftigung (−30.000 auf 34,93 Millionen) sowie ein Anstieg der Arbeitslosigkeit um 40.000; in dreizehn der sechzehn Bundesländer ist nach der parallelen IAB-Regionalprognose mit einem weiteren Anstieg der Arbeitslosigkeit zu rechnen. Sektoral fällt der Befund zweigeteilt aus: Der Industriesektor verliert rund 140.000 Stellen, während öffentliche Dienste, Erziehung und Gesundheit zusammen rund 180.000 Stellen aufbauen. Das Erwerbspersonenpotenzial sinkt nach der aktualisierten Prognose erstmals um 40.000 auf 48,62 Millionen Personen — eine strukturelle Kenngröße, die das Finanzierungsproblem der lohnbasierten Sozialversicherung unabhängig von KI-Effekten verschärft. Parallel dazu dokumentiert eine Branchenauswertung für das erste Quartal 2026 rund 78.500 Stellenstreichungen in der weltweiten Tech-Industrie, davon etwa 48 % explizit als KI- oder Automatisierungsmaßnahmen begründet; im April 2026 traten Oracle (20.000 – 30.000 Stellen mit Bezug zur AI-Rechenzentrumsinfrastruktur), Meta (rund 8.000 Stellen ab 20. Mai 2026) und Amazon (rund 16.000 Stellen im Zuge einer KI-induzierten Umstrukturierung) hinzu; Branchen-Tracker weisen für 2026 bis Mitte April einen kumulierten Bestand von über 150.000 Tech-Stellenstreichungen aus. Am 24. April 2026 hat Microsoft zusätzlich Buyout-Programme für rund sieben Prozent seiner länger beschäftigten US-Belegschaft angekündigt; das Programm gilt nach Berichterstattung als das erste </w:t>
+        <w:t xml:space="preserve">Der Einsatz von KI-Systemen und Robotik in produktiven und dienstleistenden Tätigkeiten beschleunigt sich. Zwei parallele Entwicklungen erzeugen politischen Handlungsdruck: Einerseits warnen Studien vor erheblichen Verschiebungen auf dem Arbeitsmarkt — das IAB (Institut für Arbeitsmarkt- und Berufsforschung) rechnet im KI-Szenario für Deutschland mit einem Wegfall oder Neuentstehen von rund 1,6 Millionen Stellen in den nächsten 15 Jahren bei gleichzeitigem Wertschöpfungszuwachs von 4,5 Billionen Euro; kurzfristig hat das IAB seine Prognose für 2026 mit der Fassung vom 24. März 2026 („Fiskalpolitischer Rückenwind trifft auf geopolitischen Gegenwind") gegenüber dem IAB-Kurzbericht 19/2025 (24. September 2025, damals: −20.000 Erwerbstätigkeit) deutlich nach unten revidiert: Bei einem Wachstum des Bruttoinlandsprodukts von 0,8 % — laut IAB infolge des Iran-Krieges um 0,2 bis 0,3 Prozentpunkte gedämpft — wird nun ein Rückgang der Erwerbstätigkeit um 90.000 auf 45,89 Millionen Personen erwartet, ein erstmals seit der Finanzkrise 2009 nicht mehr wachsender Bestand sozialversicherungspflichtiger Beschäftigung (−30.000 auf 34,93 Millionen) sowie ein Anstieg der Arbeitslosigkeit um 40.000; in dreizehn der sechzehn Bundesländer ist nach der parallelen IAB-Regionalprognose mit einem weiteren Anstieg der Arbeitslosigkeit zu rechnen. Sektoral fällt der Befund zweigeteilt aus: Der Industriesektor verliert rund 140.000 Stellen, während öffentliche Dienste, Erziehung und Gesundheit zusammen rund 180.000 Stellen aufbauen. Das Erwerbspersonenpotenzial sinkt nach der aktualisierten Prognose erstmals um 40.000 auf 48,62 Millionen Personen — eine strukturelle Kenngröße, die das Finanzierungsproblem der lohnbasierten Sozialversicherung unabhängig von KI-Effekten verschärft. Eine zusätzliche Frühindikatorlinie liefert das </w:t>
       </w:r>
       <w:r>
         <w:rPr>
@@ -193,6 +193,24 @@
           <w:i/>
           <w:sz w:val="19"/>
         </w:rPr>
+        <w:t>ifo Beschäftigungsbarometer Mai 2026</w:t>
+      </w:r>
+      <w:r>
+        <w:rPr>
+          <w:rFonts w:ascii="Arial" w:hAnsi="Arial"/>
+          <w:b w:val="0"/>
+          <w:i w:val="0"/>
+          <w:sz w:val="19"/>
+        </w:rPr>
+        <w:t xml:space="preserve"> (Erhebung des ifo Instituts, veröffentlicht am 27. Mai 2026): Der Index steigt von 91,4 Punkten im April auf 93,9 Punkte im Mai — höchster Wert seit zehn Monaten — und dreht damit das in den Vormonaten dokumentierte Stellenabbaubild zu „Stellenabbau verlangsamt sich"; gemäß ifo-Konjunkturchef Klaus Wohlrabe sind die Beschäftigungspläne deutscher Unternehmen „nicht mehr ganz so restriktiv", die fortgesetzte Personalzurückhaltung bleibt jedoch erkennbar (Automobil- und Chemieindustrie weiter mit Stellenabbau, Gesamtmetall meldet die niedrigsten Geschäftserwartungen seit über einem Jahr; rund 9.500 monatliche Unternehmensantworten in Industrie, Bau, Groß-/Einzelhandel und Dienstleistungen), sodass das ifo-Bild die in § 3.5 referierte aggregat-moderate KI-Befundlinie und die parallele Tech-Layoff-Sichtbarkeit aus den USA für den deutschen Arbeitsmarkt zumindest nicht widerlegt. Parallel dazu dokumentiert eine Branchenauswertung für das erste Quartal 2026 rund 78.500 Stellenstreichungen in der weltweiten Tech-Industrie, davon etwa 48 % explizit als KI- oder Automatisierungsmaßnahmen begründet; im April 2026 traten Oracle (20.000 – 30.000 Stellen mit Bezug zur AI-Rechenzentrumsinfrastruktur), Meta (rund 8.000 Stellen ab 20. Mai 2026) und Amazon (rund 16.000 Stellen im Zuge einer KI-induzierten Umstrukturierung) hinzu; Branchen-Tracker weisen für 2026 bis Mitte April einen kumulierten Bestand von über 150.000 Tech-Stellenstreichungen aus. Am 24. April 2026 hat Microsoft zusätzlich Buyout-Programme für rund sieben Prozent seiner länger beschäftigten US-Belegschaft angekündigt; das Programm gilt nach Berichterstattung als das erste </w:t>
+      </w:r>
+      <w:r>
+        <w:rPr>
+          <w:rFonts w:ascii="Arial" w:hAnsi="Arial"/>
+          <w:b w:val="0"/>
+          <w:i/>
+          <w:sz w:val="19"/>
+        </w:rPr>
         <w:t>Voluntary-Retirement-Programm</w:t>
       </w:r>
       <w:r>
@@ -382,7 +400,151 @@
           <w:i w:val="0"/>
           <w:sz w:val="19"/>
         </w:rPr>
-        <w:t xml:space="preserve">-Differenzierung vom 1. Mai 2026 genannte Mehrkanalerklärung (KI-Verdrängung, Austerity-Logik, Pandemie-Korrekturen, Routine-Restrukturierung) zusätzlich stützt. Der parallele Lauf der Branchen-AI-Capex-Programme (Q1-2026-Investitionen der Hyperscaler von rund 130,65 Milliarden US-Dollar; Konsens-Schätzung Anfang April 2026 zwischen 660 und 700 Milliarden US-Dollar, nach den Q1-2026-Earnings-Calls vom 28.–30. April 2026 — von der </w:t>
+        <w:t xml:space="preserve">-Differenzierung vom 1. Mai 2026 genannte Mehrkanalerklärung (KI-Verdrängung, Austerity-Logik, Pandemie-Korrekturen, Routine-Restrukturierung) zusätzlich stützt. Eine weitere Layoff-Welle in der zweiten Maihälfte 2026 setzt diese Linie fort: </w:t>
+      </w:r>
+      <w:r>
+        <w:rPr>
+          <w:rFonts w:ascii="Arial" w:hAnsi="Arial"/>
+          <w:b w:val="0"/>
+          <w:i/>
+          <w:sz w:val="19"/>
+        </w:rPr>
+        <w:t>Groupon</w:t>
+      </w:r>
+      <w:r>
+        <w:rPr>
+          <w:rFonts w:ascii="Arial" w:hAnsi="Arial"/>
+          <w:b w:val="0"/>
+          <w:i w:val="0"/>
+          <w:sz w:val="19"/>
+        </w:rPr>
+        <w:t xml:space="preserve"> hat nach 8-K-Filing vom 26. Mai 2026 (Vorstandsbeschluss 21. Mai 2026, Ankündigung 27. Mai 2026) ein Restrukturierungsprogramm mit dem Namen </w:t>
+      </w:r>
+      <w:r>
+        <w:rPr>
+          <w:rFonts w:ascii="Arial" w:hAnsi="Arial"/>
+          <w:b w:val="0"/>
+          <w:i/>
+          <w:sz w:val="19"/>
+        </w:rPr>
+        <w:t>„Project Foundry"</w:t>
+      </w:r>
+      <w:r>
+        <w:rPr>
+          <w:rFonts w:ascii="Arial" w:hAnsi="Arial"/>
+          <w:b w:val="0"/>
+          <w:i w:val="0"/>
+          <w:sz w:val="19"/>
+        </w:rPr>
+        <w:t xml:space="preserve"> angekündigt, das bis zum Ende des dritten Quartals 2026 weltweit bis zu 400 Stellen — entsprechend rund einem Viertel der Belegschaft von ungefähr 1.700 Beschäftigten — abbaut; das Unternehmen begründet die Streichung ausdrücklich mit dem Umbau zu einer „AI-native company", AI-</w:t>
+      </w:r>
+      <w:r>
+        <w:rPr>
+          <w:rFonts w:ascii="Arial" w:hAnsi="Arial"/>
+          <w:b w:val="0"/>
+          <w:i/>
+          <w:sz w:val="19"/>
+        </w:rPr>
+        <w:t>Voice Agents</w:t>
+      </w:r>
+      <w:r>
+        <w:rPr>
+          <w:rFonts w:ascii="Arial" w:hAnsi="Arial"/>
+          <w:b w:val="0"/>
+          <w:i w:val="0"/>
+          <w:sz w:val="19"/>
+        </w:rPr>
+        <w:t xml:space="preserve"> übernehmen ausgehende Vertriebsanrufe, interne Werkzeuge automatisieren bislang ingenieursnahe und operative Tätigkeiten, die annualisierten Einsparungen werden mit 20 bis 25 Millionen US-Dollar beziffert (Restrukturierungsaufwand 7 bis 13 Mio. USD vor Steuern, 2026-Bruttoeinsparung 10 bis 12 Mio. USD bei Wiederinvestition rund der Hälfte in Marketing, AI-Infrastruktur und Talentdichte), die 2026-EBITDA-Prognose wird von 70–75 auf 75–80 Mio. USD angehoben; der Aktienkurs reagierte mit einem Plus von rund 10 %. Am 26. Mai 2026 hat parallel der israelische Website-Baukasten-Anbieter </w:t>
+      </w:r>
+      <w:r>
+        <w:rPr>
+          <w:rFonts w:ascii="Arial" w:hAnsi="Arial"/>
+          <w:b w:val="0"/>
+          <w:i/>
+          <w:sz w:val="19"/>
+        </w:rPr>
+        <w:t>Wix</w:t>
+      </w:r>
+      <w:r>
+        <w:rPr>
+          <w:rFonts w:ascii="Arial" w:hAnsi="Arial"/>
+          <w:b w:val="0"/>
+          <w:i w:val="0"/>
+          <w:sz w:val="19"/>
+        </w:rPr>
+        <w:t xml:space="preserve"> — bezogen auf das im ersten Quartal 2026 erworbene KI-Entwicklungswerkzeug </w:t>
+      </w:r>
+      <w:r>
+        <w:rPr>
+          <w:rFonts w:ascii="Arial" w:hAnsi="Arial"/>
+          <w:b w:val="0"/>
+          <w:i/>
+          <w:sz w:val="19"/>
+        </w:rPr>
+        <w:t>Base44</w:t>
+      </w:r>
+      <w:r>
+        <w:rPr>
+          <w:rFonts w:ascii="Arial" w:hAnsi="Arial"/>
+          <w:b w:val="0"/>
+          <w:i w:val="0"/>
+          <w:sz w:val="19"/>
+        </w:rPr>
+        <w:t xml:space="preserve"> — die nach eigener Angabe größte Personalreduktion der Unternehmensgeschichte angekündigt (rund 1.000 Stellen, ungefähr 20 % der Belegschaft; Quartalsumsatz 541 Mio. USD bei einem auf KI-Marketing und -Rechenleistung zurückgeführten Quartalsverlust, Aktienkursrückgang nach den Zahlen). Am selben Tag hat das US-/israelische Datenschutz-Unternehmen </w:t>
+      </w:r>
+      <w:r>
+        <w:rPr>
+          <w:rFonts w:ascii="Arial" w:hAnsi="Arial"/>
+          <w:b w:val="0"/>
+          <w:i/>
+          <w:sz w:val="19"/>
+        </w:rPr>
+        <w:t>BigID</w:t>
+      </w:r>
+      <w:r>
+        <w:rPr>
+          <w:rFonts w:ascii="Arial" w:hAnsi="Arial"/>
+          <w:b w:val="0"/>
+          <w:i w:val="0"/>
+          <w:sz w:val="19"/>
+        </w:rPr>
+        <w:t xml:space="preserve"> eine Streichung von rund 150 Stellen aus einer Belegschaft von 650 (über 20 %) bekanntgegeben und in einer CEO-Mitteilung als „AI-first approach in both software development and operations" gerahmt — die in § 9.1 dokumentierten Mess- und Abgrenzungsprobleme einer Typ-5-Ersatzabgabe (vgl. § 2.1) werden durch das wachsende Korpus an AI-rahmenden Konzern-Memos nicht aufgehoben, das Argumentationsmuster „AI-Augmentation als Strukturanpassung, nicht als Kostenmaßnahme" verfestigt sich aber als Erzählraster, das die Unterscheidung von KI-getriebener Verdrängung und konventioneller Restrukturierung weiter erschwert. Die </w:t>
+      </w:r>
+      <w:r>
+        <w:rPr>
+          <w:rFonts w:ascii="Arial" w:hAnsi="Arial"/>
+          <w:b w:val="0"/>
+          <w:i/>
+          <w:sz w:val="19"/>
+        </w:rPr>
+        <w:t>SkillSyncer</w:t>
+      </w:r>
+      <w:r>
+        <w:rPr>
+          <w:rFonts w:ascii="Arial" w:hAnsi="Arial"/>
+          <w:b w:val="0"/>
+          <w:i w:val="0"/>
+          <w:sz w:val="19"/>
+        </w:rPr>
+        <w:t xml:space="preserve">-Tracker-Tagesfortschreibung zum 27. Mai 2026 weist parallel 134.603 betroffene Beschäftigte aus 212 Layoff-Ereignissen aus (rund 916 Stellen pro Tag) und dokumentiert damit eine über Cloudflare/Coinbase/PayPal/Freshworks/Cognizant hinausgehende Verbreiterung der Tracker-Basis um Wix, BigID, Groupon sowie das am 20. Mai 2026 bekanntgegebene </w:t>
+      </w:r>
+      <w:r>
+        <w:rPr>
+          <w:rFonts w:ascii="Arial" w:hAnsi="Arial"/>
+          <w:b w:val="0"/>
+          <w:i/>
+          <w:sz w:val="19"/>
+        </w:rPr>
+        <w:t>Intuit</w:t>
+      </w:r>
+      <w:r>
+        <w:rPr>
+          <w:rFonts w:ascii="Arial" w:hAnsi="Arial"/>
+          <w:b w:val="0"/>
+          <w:i w:val="0"/>
+          <w:sz w:val="19"/>
+        </w:rPr>
+        <w:t xml:space="preserve">-Programm (rund 3.000 Stellen, 17 % der Belegschaft — vom Vorstandsvorsitzenden Sasan Goodarzi gegenüber CNBC öffentlich nicht als KI-Maßnahme gerahmt, parallel aber bekanntgewordene Anthropic- und OpenAI-Verträge zur Modellintegration in Produkte); die US-Tech-Arbeitslosenquote wird Ende Mai 2026 mit 5,8 % beziffert — höchster Stand seit dem Dotcom-Einbruch 2001/2002 — und liegt damit deutlich über der gesamtwirtschaftlichen US-Arbeitslosenquote. Der parallele Lauf der Branchen-AI-Capex-Programme (Q1-2026-Investitionen der Hyperscaler von rund 130,65 Milliarden US-Dollar; Konsens-Schätzung Anfang April 2026 zwischen 660 und 700 Milliarden US-Dollar, nach den Q1-2026-Earnings-Calls vom 28.–30. April 2026 — von der </w:t>
       </w:r>
       <w:r>
         <w:rPr>
@@ -3056,6 +3218,119 @@
           <w:sz w:val="19"/>
         </w:rPr>
         <w:t xml:space="preserve"> zur Stützung verdrängter Beschäftigter. Die Position ergänzt die in § 3.3 (de la Feria) und § 3.4 (IW Köln/Hentze) referierten ökonomischen Einwände um eine prominente publizistische Stimme aus der Wirtschaftspresse — und liefert damit für die in Kapitel 10 zu treffende Bewertung das spiegelbildliche Pendant zu den OpenAI-/Sanders-Vorschlägen aus demselben Zeitfenster.</w:t>
+      </w:r>
+    </w:p>
+    <w:p>
+      <w:pPr>
+        <w:jc w:val="both"/>
+      </w:pPr>
+      <w:r>
+        <w:rPr>
+          <w:rFonts w:ascii="Arial" w:hAnsi="Arial"/>
+          <w:b/>
+          <w:i w:val="0"/>
+          <w:sz w:val="19"/>
+        </w:rPr>
+        <w:t>Warren-Vorstoß zur KI-Besteuerung (Time-Op-Ed, 27. Mai 2026):</w:t>
+      </w:r>
+      <w:r>
+        <w:rPr>
+          <w:rFonts w:ascii="Arial" w:hAnsi="Arial"/>
+          <w:b w:val="0"/>
+          <w:i w:val="0"/>
+          <w:sz w:val="19"/>
+        </w:rPr>
+        <w:t xml:space="preserve"> Mit einem Namensbeitrag </w:t>
+      </w:r>
+      <w:r>
+        <w:rPr>
+          <w:rFonts w:ascii="Arial" w:hAnsi="Arial"/>
+          <w:b w:val="0"/>
+          <w:i/>
+          <w:sz w:val="19"/>
+        </w:rPr>
+        <w:t>„Why We Need to Tax AI"</w:t>
+      </w:r>
+      <w:r>
+        <w:rPr>
+          <w:rFonts w:ascii="Arial" w:hAnsi="Arial"/>
+          <w:b w:val="0"/>
+          <w:i w:val="0"/>
+          <w:sz w:val="19"/>
+        </w:rPr>
+        <w:t xml:space="preserve"> hat US-Senatorin Elizabeth Warren (D-MA) im Magazin </w:t>
+      </w:r>
+      <w:r>
+        <w:rPr>
+          <w:rFonts w:ascii="Arial" w:hAnsi="Arial"/>
+          <w:b w:val="0"/>
+          <w:i/>
+          <w:sz w:val="19"/>
+        </w:rPr>
+        <w:t>Time</w:t>
+      </w:r>
+      <w:r>
+        <w:rPr>
+          <w:rFonts w:ascii="Arial" w:hAnsi="Arial"/>
+          <w:b w:val="0"/>
+          <w:i w:val="0"/>
+          <w:sz w:val="19"/>
+        </w:rPr>
+        <w:t xml:space="preserve"> am 27. Mai 2026 zwei flankierende Abgabe-Instrumente vorgestellt, die die in § 4.5 (Sanders/Ocasio-Cortez) referierte progressive Linie um eine ressourcen- und vermögensbezogene Komponente erweitern. Vorgeschlagen werden im Konjunktiv (a) eine </w:t>
+      </w:r>
+      <w:r>
+        <w:rPr>
+          <w:rFonts w:ascii="Arial" w:hAnsi="Arial"/>
+          <w:b w:val="0"/>
+          <w:i/>
+          <w:sz w:val="19"/>
+        </w:rPr>
+        <w:t>Excise Tax</w:t>
+      </w:r>
+      <w:r>
+        <w:rPr>
+          <w:rFonts w:ascii="Arial" w:hAnsi="Arial"/>
+          <w:b w:val="0"/>
+          <w:i w:val="0"/>
+          <w:sz w:val="19"/>
+        </w:rPr>
+        <w:t xml:space="preserve"> auf den Stromverbrauch von KI-Rechenzentren, deren Satz „nach Maß der Operationen kalibriert" sei und damit nach Auslegung der Senatorin die Hyperscaler und Frontier-Modell-Anbieter mit den größten Energie-Footprints proportional am stärksten belasten würde, und (b) eine flankierende Vermögensteuer auf KI-Sektor-Milliardäre (namentlich Jeff Bezos und Sam Altman); flankierend werden eine Anhebung der Unternehmensteuer und der Kapitalertragsteuer sowie das Schließen einschlägiger Schlupflöcher gefordert. Das Aufkommen soll in eine universale Krankenversicherung, beitragsfreie Hochschulbildung und eine verstärkte US-Arbeitslosenversicherung für durch Automatisierung verdrängte Beschäftigte fließen. Warren begründet den Vorstoß mit dem Hinweis, das US-Steuerrecht subventioniere bislang Technologie und bestrafe Personalbeschäftigung; bemerkenswert ist der Verweis auf eine fünfjährige Strompreis-Steigerung von rund 267 % in einzelnen US-Gemeinden, die mit der Datenzentren-Last in Verbindung gebracht wird. Konkrete Tarif­sätze, Bemessungsgrundlagen, Aufkommensschätzungen und ein Gesetzentwurfstext liegen mit dem Op-Ed noch nicht vor; der Begleitstrang verweist auf eine bereits im März 2026 eingebrachte allgemeine Vermögensteuer (</w:t>
+      </w:r>
+      <w:r>
+        <w:rPr>
+          <w:rFonts w:ascii="Arial" w:hAnsi="Arial"/>
+          <w:b w:val="0"/>
+          <w:i/>
+          <w:sz w:val="19"/>
+        </w:rPr>
+        <w:t>Ultra-Millionaire Tax Act of 2026</w:t>
+      </w:r>
+      <w:r>
+        <w:rPr>
+          <w:rFonts w:ascii="Arial" w:hAnsi="Arial"/>
+          <w:b w:val="0"/>
+          <w:i w:val="0"/>
+          <w:sz w:val="19"/>
+        </w:rPr>
+        <w:t xml:space="preserve">: 2 % auf Nettovermögen über 50 Mio. USD, zusätzliche 1 % auf Milliardäre, von UC Berkeley auf rund 6,2 Bio. USD Aufkommen über zehn Jahre geschätzt) und auf eine im Frühjahr 2026 begonnene Untersuchung Warrens und mehrerer Senatorinnen und Senatoren zu den Auswirkungen von Hyperscaler-Datenzentren auf die Strompreise privater Haushalte. Für die Steuerdebatte ist der Vorstoß aus drei Gründen relevant: Erstens verschiebt er die Anknüpfung der Robotersteuer-Diskussion erstmals systematisch von der Outputs- auf die Inputs-Seite (Energie- und Rechenleistung statt nachgewiesener Stellenverdrängung) und umgeht damit die in § 9.1 dokumentierten Mess- und Kausalitätsprobleme einer Typ-5-Ersatzabgabe (§ 2.1); zweitens schließt er an die in § 4.5 (Sanders, AOC) und § 5.4 (Staatsfonds/UBC) referierte progressive Linie an, ohne die OpenAI-Linie einer breit angelegten Steuermodernisierung aufzunehmen, und ist insofern ein eigenständiger Pfad neben dem April-2026-OpenAI-Papier (§ 4.5) und dem Bloomberg-Editorial (§ 4.5); drittens präzisiert er den US-Bezugsrahmen der Rechenzentren-Politik, der mit dem Maine-Veto (§ 4.5) und der gescheiterten Veto-Überschreibung sowie mit </w:t>
+      </w:r>
+      <w:r>
+        <w:rPr>
+          <w:rFonts w:ascii="Arial" w:hAnsi="Arial"/>
+          <w:b w:val="0"/>
+          <w:i/>
+          <w:sz w:val="19"/>
+        </w:rPr>
+        <w:t>S. 4214</w:t>
+      </w:r>
+      <w:r>
+        <w:rPr>
+          <w:rFonts w:ascii="Arial" w:hAnsi="Arial"/>
+          <w:b w:val="0"/>
+          <w:i w:val="0"/>
+          <w:sz w:val="19"/>
+        </w:rPr>
+        <w:t xml:space="preserve"> (Sanders/Ocasio-Cortez, § 4.5) bereits ein gemischtes Bild abgegeben hat — die Energieabgabe wird damit als alternative Anknüpfung an dieselben Akteure positioniert. Aussichten auf eine kurzfristige Umsetzung in einem republikanisch geführten Kongress gelten weiterhin als gering; die Wirkung des Vorstoßes liegt in seiner Agenda-Setting-Funktion und in der mit dem Yale-Budget-Lab-Befund (§ 3.5) zusammenführbaren fiskalischen Modellrechnung zur Finanzierung von Übergangshilfen verdrängter Beschäftigter.</w:t>
       </w:r>
     </w:p>
     <w:p>
@@ -10553,6 +10828,298 @@
       <w:r>
         <w:rPr>
           <w:rFonts w:ascii="Arial" w:hAnsi="Arial"/>
+          <w:b w:val="0"/>
+          <w:i w:val="0"/>
+          <w:sz w:val="19"/>
+        </w:rPr>
+        <w:t xml:space="preserve">Warren, E. / Time / Axios / The Hill / TechTimes / Cryptobriefing. (27. Mai 2026). </w:t>
+      </w:r>
+      <w:r>
+        <w:rPr>
+          <w:rFonts w:ascii="Arial" w:hAnsi="Arial"/>
+          <w:b w:val="0"/>
+          <w:i/>
+          <w:sz w:val="19"/>
+        </w:rPr>
+        <w:t>Why We Need to Tax AI / Elizabeth Warren: Tax AI companies to benefit all Americans / Warren proposes AI tax / Warren Proposes AI Data Center Tax to Fund Workers Displaced by Automation / Elizabeth Warren proposes taxing AI companies to benefit all Americans.</w:t>
+      </w:r>
+      <w:r>
+        <w:rPr>
+          <w:rFonts w:ascii="Arial" w:hAnsi="Arial"/>
+          <w:b w:val="0"/>
+          <w:i w:val="0"/>
+          <w:sz w:val="19"/>
+        </w:rPr>
+        <w:t xml:space="preserve"> Time-Op-Ed mit zwei Abgabe-Instrumenten (per-kWh-Excise auf Rechenzentren-Stromverbrauch nach Auslegung der Senatorin nach Operationsumfang skaliert; Vermögensteuer auf KI-Sektor-Milliardäre, namentlich Bezos/Altman) zur Finanzierung universaler Krankenversicherung, beitragsfreier Hochschulbildung und gestärkter Arbeitslosenversicherung für durch Automatisierung verdrängte Beschäftigte; Verweis auf fünfjährige Strompreissteigerung um rund 267 % in einzelnen US-Gemeinden im Datenzentren-Kontext; Begleitstrang Ultra-Millionaire Tax Act of 2026 (2 % Vermögensteuer ab 50 Mio. USD, +1 % für Milliardäre, von UC Berkeley auf rund 6,2 Bio. USD über zehn Jahre geschätzt). https://time.com/article/2026/05/27/why-we-need-to-tax-ai/ | https://www.axios.com/2026/05/27/elizabeth-warren-tax-ai-companies-benefit-americans | https://thehill.com/homenews/senate/5898081-warren-proposes-ai-tax/ | https://www.techtimes.com/articles/317294/20260527/warren-proposes-ai-data-center-tax-fund-workers-displaced-automation.htm | https://cryptobriefing.com/elizabeth-warren-ai-tax-proposal/</w:t>
+      </w:r>
+    </w:p>
+    <w:p>
+      <w:pPr>
+        <w:jc w:val="both"/>
+      </w:pPr>
+      <w:r>
+        <w:rPr>
+          <w:rFonts w:ascii="Arial" w:hAnsi="Arial"/>
+          <w:b w:val="0"/>
+          <w:i w:val="0"/>
+          <w:sz w:val="19"/>
+        </w:rPr>
+        <w:t xml:space="preserve">Warren, E. et al. / U.S. Senate. (Frühjahr 2026). </w:t>
+      </w:r>
+      <w:r>
+        <w:rPr>
+          <w:rFonts w:ascii="Arial" w:hAnsi="Arial"/>
+          <w:b w:val="0"/>
+          <w:i/>
+          <w:sz w:val="19"/>
+        </w:rPr>
+        <w:t>Senator Warren, Lawmakers Open Investigation into Big Tech Data Centers' Role in Driving Up Families' Utility Costs.</w:t>
+      </w:r>
+      <w:r>
+        <w:rPr>
+          <w:rFonts w:ascii="Arial" w:hAnsi="Arial"/>
+          <w:b w:val="0"/>
+          <w:i w:val="0"/>
+          <w:sz w:val="19"/>
+        </w:rPr>
+        <w:t xml:space="preserve"> Untersuchungsanfrage mehrerer Senatorinnen und Senatoren zu den Auswirkungen von Hyperscaler-Datenzentren auf Strompreise privater Haushalte (Begleitstrang zum Time-Op-Ed vom 27. Mai 2026). https://www.warren.senate.gov/newsroom/press-releases/senator-warren-lawmakers-open-investigation-into-big-tech-data-centers-role-in-driving-up-families-utility-costs</w:t>
+      </w:r>
+    </w:p>
+    <w:p>
+      <w:pPr>
+        <w:jc w:val="both"/>
+      </w:pPr>
+      <w:r>
+        <w:rPr>
+          <w:rFonts w:ascii="Arial" w:hAnsi="Arial"/>
+          <w:b w:val="0"/>
+          <w:i w:val="0"/>
+          <w:sz w:val="19"/>
+        </w:rPr>
+        <w:t xml:space="preserve">Crain's Chicago Business / Fast Company / PYMNTS / TipRanks / Yahoo Finance / Stocktitan (8-K) / IBTimes UK / American Bazaar / Layoffhedge. (21./26./27. Mai 2026). </w:t>
+      </w:r>
+      <w:r>
+        <w:rPr>
+          <w:rFonts w:ascii="Arial" w:hAnsi="Arial"/>
+          <w:b w:val="0"/>
+          <w:i/>
+          <w:sz w:val="19"/>
+        </w:rPr>
+        <w:t>Groupon is cutting 400 jobs / Groupon layoffs today: jobs slashed in AI-native pivot, stock rises / Groupon Cuts 400 Jobs to Fund AI Pivot / Groupon Launches Workforce Restructuring to Support AI Strategy / GRPN Stock Rises Premarket: Groupon Is Rebuilding Itself As ‚AI-Native' Company / Groupon Inc. 8-K — Material Event / Groupon Cuts 25% Workforce Globally — AI Voice Agents Replacing Human Sales Workers Will Save Up To $25M / Hundreds of jobs cuts in Groupon's ‚AI-native' pivot / Groupon Layoffs 2026 — 400 Jobs Cut, ~24% of Workforce, AI Restructuring Under „Project Foundry".</w:t>
+      </w:r>
+      <w:r>
+        <w:rPr>
+          <w:rFonts w:ascii="Arial" w:hAnsi="Arial"/>
+          <w:b w:val="0"/>
+          <w:i w:val="0"/>
+          <w:sz w:val="19"/>
+        </w:rPr>
+        <w:t xml:space="preserve"> 8-K-Filing 26. Mai 2026, Vorstandsbeschluss 21. Mai 2026; bis Q3 2026 weltweit bis zu 400 Stellen (Beschäftigte und Vertragnehmer); annualisierte Einsparung 20–25 Mio. USD, Restrukturierungsaufwand 7–13 Mio. USD vor Steuern, 2026-Bruttoeinsparung 10–12 Mio. USD bei Wiederinvestition rund der Hälfte; EBITDA-Prognose 2026 von 70–75 auf 75–80 Mio. USD angehoben; </w:t>
+      </w:r>
+      <w:r>
+        <w:rPr>
+          <w:rFonts w:ascii="Arial" w:hAnsi="Arial"/>
+          <w:b w:val="0"/>
+          <w:i/>
+          <w:sz w:val="19"/>
+        </w:rPr>
+        <w:t>„Project Foundry"</w:t>
+      </w:r>
+      <w:r>
+        <w:rPr>
+          <w:rFonts w:ascii="Arial" w:hAnsi="Arial"/>
+          <w:b w:val="0"/>
+          <w:i w:val="0"/>
+          <w:sz w:val="19"/>
+        </w:rPr>
+        <w:t xml:space="preserve"> als Rahmen für weitere Kosten- und Automatisierungsmaßnahmen bis Ende 2027; Rücktritt COO Jiri Ponrt zum 10. Juli 2026; AI-</w:t>
+      </w:r>
+      <w:r>
+        <w:rPr>
+          <w:rFonts w:ascii="Arial" w:hAnsi="Arial"/>
+          <w:b w:val="0"/>
+          <w:i/>
+          <w:sz w:val="19"/>
+        </w:rPr>
+        <w:t>Voice Agents</w:t>
+      </w:r>
+      <w:r>
+        <w:rPr>
+          <w:rFonts w:ascii="Arial" w:hAnsi="Arial"/>
+          <w:b w:val="0"/>
+          <w:i w:val="0"/>
+          <w:sz w:val="19"/>
+        </w:rPr>
+        <w:t xml:space="preserve"> übernehmen Outbound-Sales. https://www.chicagobusiness.com/technology/ccb-groupon-layoffs-ai-20260527/ | https://www.fastcompany.com/91548945/groupon-layoffs-today-jobs-slashed-ai-native-pivot-stock-rises | https://www.pymnts.com/business/2026/groupon-cuts-400-jobs-to-fund-ai-pivot/ | https://www.tipranks.com/news/company-announcements/groupon-launches-workforce-restructuring-to-support-ai-strategy | https://finance.yahoo.com/news/grpn-stock-rises-premarket-groupon-084025738.html | https://www.stocktitan.net/sec-filings/GRPN/8-k-groupon-inc-reports-material-event-1ecafd00d145.html | https://www.ibtimes.co.uk/groupon-ai-restructuring-job-cuts-1799091 | https://americanbazaaronline.com/2026/05/27/hundreds-of-jobs-cuts-in-groupons-ai-native-pivot-481654/ | https://layoffhedge.com/company/groupon</w:t>
+      </w:r>
+    </w:p>
+    <w:p>
+      <w:pPr>
+        <w:jc w:val="both"/>
+      </w:pPr>
+      <w:r>
+        <w:rPr>
+          <w:rFonts w:ascii="Arial" w:hAnsi="Arial"/>
+          <w:b w:val="0"/>
+          <w:i w:val="0"/>
+          <w:sz w:val="19"/>
+        </w:rPr>
+        <w:t xml:space="preserve">Gigazine / Times of Israel / GuruFocus / CoinCentral / Seeking Alpha. (26. Mai 2026). </w:t>
+      </w:r>
+      <w:r>
+        <w:rPr>
+          <w:rFonts w:ascii="Arial" w:hAnsi="Arial"/>
+          <w:b w:val="0"/>
+          <w:i/>
+          <w:sz w:val="19"/>
+        </w:rPr>
+        <w:t>Wix is set to lay off approximately 1,000 employees, or about 20% of its workforce / Israeli tech giant Wix said to be cutting some 20% of global workforce in coming months / WIX Plans Major Layoffs Amid Financial Challenges / Wix Stock Drops 50% as 1,000 Job Cuts Signal Deeper Trouble after Earnings / Wix After Layoffs And Buyback: Hold For Now.</w:t>
+      </w:r>
+      <w:r>
+        <w:rPr>
+          <w:rFonts w:ascii="Arial" w:hAnsi="Arial"/>
+          <w:b w:val="0"/>
+          <w:i w:val="0"/>
+          <w:sz w:val="19"/>
+        </w:rPr>
+        <w:t xml:space="preserve"> Größte Personalreduktion der Unternehmensgeschichte; Q1-2026-Umsatz 541 Mio. USD bei Quartalsverlust durch Marketing- und Rechenkosten der Base44-Übernahme (KI-Entwicklungswerkzeug); Aktienkursrückgang nach den Zahlen. https://gigazine.net/gsc_news/en/20260526-wix-layoff/ | https://www.timesofisrael.com/liveblog_entry/israeli-tech-giant-wix-said-to-be-cutting-some-20-of-global-workforce-in-coming-months/ | https://www.gurufocus.com/news/8881760/wix-plans-major-layoffs-amid-financial-challenges | https://coincentral.com/wix-stock-drops-50-as-1000-job-cuts-signal-deeper-trouble-after-earnings/ | https://seekingalpha.com/article/4908761-wix-after-layoffs-and-buyback-hold-for-now</w:t>
+      </w:r>
+    </w:p>
+    <w:p>
+      <w:pPr>
+        <w:jc w:val="both"/>
+      </w:pPr>
+      <w:r>
+        <w:rPr>
+          <w:rFonts w:ascii="Arial" w:hAnsi="Arial"/>
+          <w:b w:val="0"/>
+          <w:i w:val="0"/>
+          <w:sz w:val="19"/>
+        </w:rPr>
+        <w:t xml:space="preserve">Globes. (26. Mai 2026). </w:t>
+      </w:r>
+      <w:r>
+        <w:rPr>
+          <w:rFonts w:ascii="Arial" w:hAnsi="Arial"/>
+          <w:b w:val="0"/>
+          <w:i/>
+          <w:sz w:val="19"/>
+        </w:rPr>
+        <w:t>AI forces Israeli unicorn BigID to lay off 150.</w:t>
+      </w:r>
+      <w:r>
+        <w:rPr>
+          <w:rFonts w:ascii="Arial" w:hAnsi="Arial"/>
+          <w:b w:val="0"/>
+          <w:i w:val="0"/>
+          <w:sz w:val="19"/>
+        </w:rPr>
+        <w:t xml:space="preserve"> Streichung von rund 150 Stellen aus 650 (über 20 %); CEO-Mitteilung: „adapting our workforce and accelerating an AI-first approach in both software development and operations". https://en.globes.co.il/en/article-ai-forces-israeli-unicorn-bigid-to-lay-off-150-1001544054</w:t>
+      </w:r>
+    </w:p>
+    <w:p>
+      <w:pPr>
+        <w:jc w:val="both"/>
+      </w:pPr>
+      <w:r>
+        <w:rPr>
+          <w:rFonts w:ascii="Arial" w:hAnsi="Arial"/>
+          <w:b w:val="0"/>
+          <w:i w:val="0"/>
+          <w:sz w:val="19"/>
+        </w:rPr>
+        <w:t xml:space="preserve">TechCrunch / CNBC / Quartz / HR Digest / The Workers Rights. (20. Mai 2026). </w:t>
+      </w:r>
+      <w:r>
+        <w:rPr>
+          <w:rFonts w:ascii="Arial" w:hAnsi="Arial"/>
+          <w:b w:val="0"/>
+          <w:i/>
+          <w:sz w:val="19"/>
+        </w:rPr>
+        <w:t>Intuit to lay off over 3,000 employees to refocus on AI / Intuit CEO says company's 17% workforce cut had ‚nothing to do with AI' / Intuit layoffs: company cutting 17% of workforce in AI push / Intuit Denies 2026 Layoffs Are AI-Driven, as Streamlining Goals Lead the Way / Intuit Layoffs: CEO Says AI Not Behind 3,000 Job Cuts Global.</w:t>
+      </w:r>
+      <w:r>
+        <w:rPr>
+          <w:rFonts w:ascii="Arial" w:hAnsi="Arial"/>
+          <w:b w:val="0"/>
+          <w:i w:val="0"/>
+          <w:sz w:val="19"/>
+        </w:rPr>
+        <w:t xml:space="preserve"> Streichung von rund 3.000 Stellen (17 % der Belegschaft), öffentliche Erklärung von CEO Sasan Goodarzi entgegen der KI-Lesart, parallele Anthropic- und OpenAI-Verträge zur Modellintegration in Produkte. https://techcrunch.com/2026/05/20/intuit-to-lay-off-over-3000-employees-to-refocus-on-ai/ | https://www.cnbc.com/2026/05/20/intuit-ceo-says-companys-17percent-workforce-cut-had-nothing-to-do-with-ai.html | https://qz.com/intuit-layoffs-workforce-reduction-ai-restructuring-052026 | https://www.thehrdigest.com/intuit-denies-2026-layoffs-are-ai-driven-as-streamlining-goals-lead-the-way/ | https://www.theworkersrights.com/intuit-layoffs-ceo-ai-not-behind-3000-job-cuts/</w:t>
+      </w:r>
+    </w:p>
+    <w:p>
+      <w:pPr>
+        <w:jc w:val="both"/>
+      </w:pPr>
+      <w:r>
+        <w:rPr>
+          <w:rFonts w:ascii="Arial" w:hAnsi="Arial"/>
+          <w:b w:val="0"/>
+          <w:i w:val="0"/>
+          <w:sz w:val="19"/>
+        </w:rPr>
+        <w:t xml:space="preserve">SkillSyncer / TrueUp. (Stand 27. Mai 2026). </w:t>
+      </w:r>
+      <w:r>
+        <w:rPr>
+          <w:rFonts w:ascii="Arial" w:hAnsi="Arial"/>
+          <w:b w:val="0"/>
+          <w:i/>
+          <w:sz w:val="19"/>
+        </w:rPr>
+        <w:t>Tech Layoffs Tracker — Tagesfortschreibung: 134.603 Beschäftigte aus 212 Layoff-Ereignissen (rund 916 Stellen pro Tag); US-Tech-Arbeitslosenquote rund 5,8 % — höchster Stand seit Dotcom-Einbruch 2001/2002.</w:t>
+      </w:r>
+      <w:r>
+        <w:rPr>
+          <w:rFonts w:ascii="Arial" w:hAnsi="Arial"/>
+          <w:b w:val="0"/>
+          <w:i w:val="0"/>
+          <w:sz w:val="19"/>
+        </w:rPr>
+        <w:t xml:space="preserve"> https://skillsyncer.com/layoffs-tracker | https://www.trueup.io/layoffs</w:t>
+      </w:r>
+    </w:p>
+    <w:p>
+      <w:pPr>
+        <w:jc w:val="both"/>
+      </w:pPr>
+      <w:r>
+        <w:rPr>
+          <w:rFonts w:ascii="Arial" w:hAnsi="Arial"/>
+          <w:b w:val="0"/>
+          <w:i w:val="0"/>
+          <w:sz w:val="19"/>
+        </w:rPr>
+        <w:t xml:space="preserve">ifo Institut / Handelsblatt / Onvista / t-online / HASEPOST / Recht &amp; Politik. (27. Mai 2026). </w:t>
+      </w:r>
+      <w:r>
+        <w:rPr>
+          <w:rFonts w:ascii="Arial" w:hAnsi="Arial"/>
+          <w:b w:val="0"/>
+          <w:i/>
+          <w:sz w:val="19"/>
+        </w:rPr>
+        <w:t>ifo Beschäftigungsbarometer Mai 2026: Stellenabbau verlangsamt sich etwas / Arbeitsmarkt: ifo-Barometer steigt auf höchsten Wert seit zehn Monaten / Ifo: Stellenabbau verlangsamt sich im Mai — schwierige Lage in Industrie / ifo-Beschäftigungsbarometer steigt — vorsichtiger Aufwärtstrend am Arbeitsmarkt.</w:t>
+      </w:r>
+      <w:r>
+        <w:rPr>
+          <w:rFonts w:ascii="Arial" w:hAnsi="Arial"/>
+          <w:b w:val="0"/>
+          <w:i w:val="0"/>
+          <w:sz w:val="19"/>
+        </w:rPr>
+        <w:t xml:space="preserve"> Anstieg von 91,4 (April) auf 93,9 (Mai 2026), höchster Wert seit Juli 2025; Industrie- und Chemiesektor weiter Stellenabbau, Dienstleister erholt; rund 9.500 monatliche Unternehmensantworten; Begleitkommentar Klaus Wohlrabe „nicht mehr ganz so restriktiv". https://www.ifo.de/en/survey/ifo-employment-barometer | https://www.handelsblatt.com/politik/deutschland/arbeitsmarkt-ifo-barometer-steigt-auf-hoechsten-wert-seit-zehn-monaten/100227328.html | https://www.onvista.de/news/2026/05-27-ifo-stellenabbau-verlangsamt-sich-im-mai-schwierige-lage-in-industrie-0-20-26515694 | https://www.t-online.de/finanzen/aktuelles/id_101271050/ifo-stellenabbau-verlangsamt-sich.html | https://hasepost.de/ifo-beschaeftigungsbarometer-steigt-vorsichtiger-aufwaertstrend-am-arbeitsmarkt-715971/</w:t>
+      </w:r>
+    </w:p>
+    <w:p>
+      <w:pPr>
+        <w:jc w:val="both"/>
+      </w:pPr>
+      <w:r>
+        <w:rPr>
+          <w:rFonts w:ascii="Arial" w:hAnsi="Arial"/>
           <w:b/>
           <w:i w:val="0"/>
           <w:sz w:val="19"/>
@@ -10566,7 +11133,7 @@
           <w:i w:val="0"/>
           <w:sz w:val="19"/>
         </w:rPr>
-        <w:t xml:space="preserve"> Dieses Arbeitspapier gibt den Stand Anfang Mai 2026 (Schnitt am 8. Mai 2026 — Lauf 001 vom 8. Mai 2026) wieder. Die Debatte entwickelt sich dynamisch, insbesondere im Zuge der OpenAI-Strategiepapiere und der Eröffnung des OpenAI Workshop in Washington, D.C. im Mai 2026, des Erstdurchgangs des GKV-Beitragssatzstabilisierungsgesetzes in der 1065. Bundesratssitzung am 8. Mai 2026 mit 79 Tagesordnungspunkten (Kabinettsbeschluss 29. April 2026, parlamentarische Behandlung vor der Sommerpause 2026 angekündigt), der laufenden Trilog-Verhandlungen zum Digital Omnibus on AI (zweite Runde 28. April 2026 ohne Einigung; nächste Runde 13. Mai 2026 — Knackpunkt ist nicht die Verschiebung der Hochrisiko-Pflichten, sondern die Konformitätsbewertungs-Architektur für Anhang I; die zypriotische Ratspräsidentschaft strebt einen Abschluss vor Ablauf ihrer Amtszeit am 30. Juni 2026 an, andernfalls übernimmt die irische Präsidentschaft), der am 5. Mai 2026 erfolgten Arraignment-Verhandlung im Altman-Verfahren mit „nicht schuldig"-Plädoyer und angeordneter psychiatrischer Begutachtung, des am 7. Mai 2026 versandten individuellen Microsoft-Buyout-Angebots (Annahmefrist 8. Juni 2026, VRSAR-Unterzeichnung 9.–22. Juni 2026, bis zu fünfjährige Krankenversicherungs-Verlängerung), des am 1. Mai 2026 vom Connecticut-Repräsentantenhaus mit 131 zu 17 Stimmen verabschiedeten </w:t>
+        <w:t xml:space="preserve"> Dieses Arbeitspapier gibt den Stand Ende Mai 2026 (Schnitt am 28. Mai 2026 — Lauf 001 vom 28. Mai 2026) wieder. Die Debatte entwickelt sich dynamisch, insbesondere im Zuge der OpenAI-Strategiepapiere und der Eröffnung des OpenAI Workshop in Washington, D.C. im Mai 2026, des Erstdurchgangs des GKV-Beitragssatzstabilisierungsgesetzes in der 1065. Bundesratssitzung am 8. Mai 2026 mit 79 Tagesordnungspunkten (Kabinettsbeschluss 29. April 2026, parlamentarische Behandlung vor der Sommerpause 2026 angekündigt), der laufenden Trilog-Verhandlungen zum Digital Omnibus on AI (zweite Runde 28. April 2026 ohne Einigung; nächste Runde 13. Mai 2026 — Knackpunkt ist nicht die Verschiebung der Hochrisiko-Pflichten, sondern die Konformitätsbewertungs-Architektur für Anhang I; die zypriotische Ratspräsidentschaft strebt einen Abschluss vor Ablauf ihrer Amtszeit am 30. Juni 2026 an, andernfalls übernimmt die irische Präsidentschaft), der am 5. Mai 2026 erfolgten Arraignment-Verhandlung im Altman-Verfahren mit „nicht schuldig"-Plädoyer und angeordneter psychiatrischer Begutachtung, des am 7. Mai 2026 versandten individuellen Microsoft-Buyout-Angebots (Annahmefrist 8. Juni 2026, VRSAR-Unterzeichnung 9.–22. Juni 2026, bis zu fünfjährige Krankenversicherungs-Verlängerung), des am 1. Mai 2026 vom Connecticut-Repräsentantenhaus mit 131 zu 17 Stimmen verabschiedeten </w:t>
       </w:r>
       <w:r>
         <w:rPr>
@@ -10782,7 +11349,151 @@
           <w:i w:val="0"/>
           <w:sz w:val="19"/>
         </w:rPr>
-        <w:t xml:space="preserve"> gegen eine KI-Steuer (syndiziert in Advisor Perspectives, RealClearPolitics, West Hawaii Today und Las Vegas Sun zwischen dem 2. und 6. Mai 2026), das Innovationsbremse, Wettbewerbsnachteil und Unmöglichkeit der Abgrenzung Verdrängung/Augmentation als Hauptargumente gegen die Sanders/OpenAI-Linie führt und stattdessen Lockerung berufsrechtlicher Lizenzschranken, Reform der Arbeitslosenversicherung, Umschulungs-Steueranreize sowie eine Ausweitung der Earned Income Tax Credit empfiehlt. Eine regelmäßige Aktualisierung ist vorgesehen.</w:t>
+        <w:t xml:space="preserve"> gegen eine KI-Steuer (syndiziert in Advisor Perspectives, RealClearPolitics, West Hawaii Today und Las Vegas Sun zwischen dem 2. und 6. Mai 2026), das Innovationsbremse, Wettbewerbsnachteil und Unmöglichkeit der Abgrenzung Verdrängung/Augmentation als Hauptargumente gegen die Sanders/OpenAI-Linie führt und stattdessen Lockerung berufsrechtlicher Lizenzschranken, Reform der Arbeitslosenversicherung, Umschulungs-Steueranreize sowie eine Ausweitung der Earned Income Tax Credit empfiehlt, des am 27. Mai 2026 im </w:t>
+      </w:r>
+      <w:r>
+        <w:rPr>
+          <w:rFonts w:ascii="Arial" w:hAnsi="Arial"/>
+          <w:b w:val="0"/>
+          <w:i/>
+          <w:sz w:val="19"/>
+        </w:rPr>
+        <w:t>Time</w:t>
+      </w:r>
+      <w:r>
+        <w:rPr>
+          <w:rFonts w:ascii="Arial" w:hAnsi="Arial"/>
+          <w:b w:val="0"/>
+          <w:i w:val="0"/>
+          <w:sz w:val="19"/>
+        </w:rPr>
+        <w:t xml:space="preserve">-Magazin veröffentlichten Namensbeitrags von US-Senatorin Elizabeth Warren („Why We Need to Tax AI") mit zwei flankierenden Abgabe-Instrumenten (per-kWh-Excise auf Rechenzentren-Stromverbrauch, skaliert nach Operationsumfang; Vermögensteuer auf KI-Sektor-Milliardäre namentlich Bezos/Altman) zur Finanzierung von universaler Krankenversicherung, beitragsfreier Hochschulbildung und gestärkter Arbeitslosenversicherung für durch Automatisierung verdrängte Beschäftigte, mit Verweis auf eine fünfjährige Strompreissteigerung um rund 267 % in einzelnen US-Gemeinden im Datenzentren-Kontext und auf den im März 2026 eingebrachten </w:t>
+      </w:r>
+      <w:r>
+        <w:rPr>
+          <w:rFonts w:ascii="Arial" w:hAnsi="Arial"/>
+          <w:b w:val="0"/>
+          <w:i/>
+          <w:sz w:val="19"/>
+        </w:rPr>
+        <w:t>Ultra-Millionaire Tax Act of 2026</w:t>
+      </w:r>
+      <w:r>
+        <w:rPr>
+          <w:rFonts w:ascii="Arial" w:hAnsi="Arial"/>
+          <w:b w:val="0"/>
+          <w:i w:val="0"/>
+          <w:sz w:val="19"/>
+        </w:rPr>
+        <w:t xml:space="preserve">, der zweiten Layoff-Welle der Maihälfte 2026 mit der am 21./27. Mai 2026 angekündigten Groupon-Restrukturierung </w:t>
+      </w:r>
+      <w:r>
+        <w:rPr>
+          <w:rFonts w:ascii="Arial" w:hAnsi="Arial"/>
+          <w:b w:val="0"/>
+          <w:i/>
+          <w:sz w:val="19"/>
+        </w:rPr>
+        <w:t>„Project Foundry"</w:t>
+      </w:r>
+      <w:r>
+        <w:rPr>
+          <w:rFonts w:ascii="Arial" w:hAnsi="Arial"/>
+          <w:b w:val="0"/>
+          <w:i w:val="0"/>
+          <w:sz w:val="19"/>
+        </w:rPr>
+        <w:t xml:space="preserve"> (400 Stellen, rund 24 % der Belegschaft, Aktienkurs +10 %, AI-</w:t>
+      </w:r>
+      <w:r>
+        <w:rPr>
+          <w:rFonts w:ascii="Arial" w:hAnsi="Arial"/>
+          <w:b w:val="0"/>
+          <w:i/>
+          <w:sz w:val="19"/>
+        </w:rPr>
+        <w:t>Voice Agents</w:t>
+      </w:r>
+      <w:r>
+        <w:rPr>
+          <w:rFonts w:ascii="Arial" w:hAnsi="Arial"/>
+          <w:b w:val="0"/>
+          <w:i w:val="0"/>
+          <w:sz w:val="19"/>
+        </w:rPr>
+        <w:t xml:space="preserve"> in Outbound-Sales, annualisierte Einsparung 20–25 Mio. USD, EBITDA-Prognose 2026 von 70–75 auf 75–80 Mio. USD angehoben), der am 26. Mai 2026 von </w:t>
+      </w:r>
+      <w:r>
+        <w:rPr>
+          <w:rFonts w:ascii="Arial" w:hAnsi="Arial"/>
+          <w:b w:val="0"/>
+          <w:i/>
+          <w:sz w:val="19"/>
+        </w:rPr>
+        <w:t>Wix</w:t>
+      </w:r>
+      <w:r>
+        <w:rPr>
+          <w:rFonts w:ascii="Arial" w:hAnsi="Arial"/>
+          <w:b w:val="0"/>
+          <w:i w:val="0"/>
+          <w:sz w:val="19"/>
+        </w:rPr>
+        <w:t xml:space="preserve"> angekündigten größten Personalreduktion der Unternehmensgeschichte (rund 1.000 Stellen, ungefähr 20 % der Belegschaft, im Zuge der Base44-KI-Übernahme) und der am 26. Mai 2026 von </w:t>
+      </w:r>
+      <w:r>
+        <w:rPr>
+          <w:rFonts w:ascii="Arial" w:hAnsi="Arial"/>
+          <w:b w:val="0"/>
+          <w:i/>
+          <w:sz w:val="19"/>
+        </w:rPr>
+        <w:t>BigID</w:t>
+      </w:r>
+      <w:r>
+        <w:rPr>
+          <w:rFonts w:ascii="Arial" w:hAnsi="Arial"/>
+          <w:b w:val="0"/>
+          <w:i w:val="0"/>
+          <w:sz w:val="19"/>
+        </w:rPr>
+        <w:t xml:space="preserve"> bekanntgegebenen Streichung von rund 150 Stellen (über 20 %, „AI-first approach in both software development and operations"), des am 20. Mai 2026 angekündigten </w:t>
+      </w:r>
+      <w:r>
+        <w:rPr>
+          <w:rFonts w:ascii="Arial" w:hAnsi="Arial"/>
+          <w:b w:val="0"/>
+          <w:i/>
+          <w:sz w:val="19"/>
+        </w:rPr>
+        <w:t>Intuit</w:t>
+      </w:r>
+      <w:r>
+        <w:rPr>
+          <w:rFonts w:ascii="Arial" w:hAnsi="Arial"/>
+          <w:b w:val="0"/>
+          <w:i w:val="0"/>
+          <w:sz w:val="19"/>
+        </w:rPr>
+        <w:t xml:space="preserve">-Programms (rund 3.000 Stellen, 17 %, vom Vorstandsvorsitzenden gegenüber CNBC öffentlich nicht als KI-Maßnahme gerahmt), der Tracker-Tagesfortschreibung zum 27. Mai 2026 (SkillSyncer 134.603 Personen aus 212 Layoff-Ereignissen, rund 916 Stellen pro Tag; US-Tech-Arbeitslosenquote rund 5,8 % — höchster Stand seit dem Dotcom-Einbruch 2001/2002) sowie des am 27. Mai 2026 veröffentlichten </w:t>
+      </w:r>
+      <w:r>
+        <w:rPr>
+          <w:rFonts w:ascii="Arial" w:hAnsi="Arial"/>
+          <w:b w:val="0"/>
+          <w:i/>
+          <w:sz w:val="19"/>
+        </w:rPr>
+        <w:t>ifo Beschäftigungsbarometers Mai 2026</w:t>
+      </w:r>
+      <w:r>
+        <w:rPr>
+          <w:rFonts w:ascii="Arial" w:hAnsi="Arial"/>
+          <w:b w:val="0"/>
+          <w:i w:val="0"/>
+          <w:sz w:val="19"/>
+        </w:rPr>
+        <w:t xml:space="preserve"> (Anstieg von 91,4 auf 93,9 Punkte, höchster Wert seit zehn Monaten, „Stellenabbau verlangsamt sich"). Eine regelmäßige Aktualisierung ist vorgesehen.</w:t>
       </w:r>
     </w:p>
     <w:p>
@@ -10862,7 +11573,7 @@
         <w:color w:val="999999"/>
         <w:sz w:val="15"/>
       </w:rPr>
-      <w:t>Version 22.0 — Mai 2026 — CC BY 4.0</w:t>
+      <w:t>Version 23.0 — Mai 2026 — CC BY 4.0</w:t>
       <w:tab/>
       <w:t xml:space="preserve">Seite </w:t>
     </w:r>

--- a/KI-Ökonomie.docx
+++ b/KI-Ökonomie.docx
@@ -112,7 +112,7 @@
           <w:color w:val="666666"/>
           <w:sz w:val="18"/>
         </w:rPr>
-        <w:t>Version 22.0</w:t>
+        <w:t>Version 23.0</w:t>
       </w:r>
     </w:p>
     <w:p>
@@ -238,7 +238,7 @@
           <w:i w:val="0"/>
           <w:sz w:val="19"/>
         </w:rPr>
-        <w:t xml:space="preserve"> fällt auf den 2. Juli 2026; nach den am 7. Mai 2026 publizierten Programmkonditionen sind rund 8.500 Beschäftigte angebotsberechtigt, das Paket umfasst eine Cash-Einmalzahlung sowie eine bis zu fünfjährige Krankenversicherungs-Verlängerung und enthält keine Wettbewerbs- oder Beschäftigungsverbote. Im Zusammenspiel mit den am selben Tag bekräftigten Meta-Streichungen ordneten Wirtschaftsmedien (CNBC, 24. April 2026) die Welle erstmals als „AI-driven labor crisis" ein — ein Begriff, der den Übergang von Einzelfällen zu einer kumulativen Branchenerzählung markiert. Bis zur Wochenmitte des 25. April 2026 weisen Branchen-Tracker einen kumulierten Bestand von über 92.000 Tech-Stellenstreichungen für das laufende Jahr 2026 aus; eine Aktualisierung zum 2. Mai 2026 hebt die Marke nach Tracker-Methodik des SkillSyncer auf 113.863 betroffene Beschäftigte aus 179 erfassten Layoff-Ereignissen (durchschnittlich rund 933 Stellen pro Tag), während TrueUp parallel 95.878 Personen aus 249 Einzelmeldungen zählt; die Methodikspanne erklärt die unterschiedlichen Größenordnungen, das Niveau einer sechsstelligen Tech-Reduktion innerhalb von vier Monaten ist über alle Tracker hinweg konsistent. Eine erneute Aktualisierung zum 6. Mai 2026 zeigt, dass die TrueUp-Zählung weiter auf 119.721 betroffene Personen aus 265 Layoff-Meldungen gestiegen ist (rund 958 Stellen pro Tag), während SkillSyncer mit 113.863 Personen aus 179 Ereignissen weitgehend unverändert bleibt; eine Tagesfortschreibung der TrueUp-Methodik weist zum 7. Mai 2026 bereits 121.111 Personen aus 273 Layoff-Meldungen aus (rund 961 Personen pro Tag); die nochmalige Aktualisierung zum 8. Mai 2026 hebt die Marke nach den am Vortag angekündigten Cloudflare-Streichungen auf 127.411 betroffene Personen aus 283 Layoff-Meldungen (rund 1.003 Stellen pro Tag), wobei die zusätzlichen Meldungen primär aus den am 5./6. Mai 2026 angekündigten Stellenstreichungen bei </w:t>
+        <w:t xml:space="preserve"> fällt auf den 2. Juli 2026; nach den am 7. Mai 2026 publizierten Programmkonditionen sind rund 8.500 Beschäftigte angebotsberechtigt, das Paket umfasst eine Cash-Einmalzahlung sowie eine bis zu fünfjährige Krankenversicherungs-Verlängerung und enthält keine Wettbewerbs- oder Beschäftigungsverbote. Im Zusammenspiel mit den am selben Tag bekräftigten Meta-Streichungen ordneten Wirtschaftsmedien (CNBC, 24. April 2026) die Welle erstmals als „AI-driven labor crisis" ein — ein Begriff, der den Übergang von Einzelfällen zu einer kumulativen Branchenerzählung markiert. Bis zur Wochenmitte des 25. April 2026 weisen Branchen-Tracker einen kumulierten Bestand von über 92.000 Tech-Stellenstreichungen für das laufende Jahr 2026 aus; eine Aktualisierung zum 2. Mai 2026 hebt die Marke nach Tracker-Methodik des SkillSyncer auf 113.863 betroffene Beschäftigte aus 179 erfassten Layoff-Ereignissen (durchschnittlich rund 933 Stellen pro Tag), während TrueUp parallel 95.878 Personen aus 249 Einzelmeldungen zählt; die Methodikspanne erklärt die unterschiedlichen Größenordnungen, das Niveau einer sechsstelligen Tech-Reduktion innerhalb von vier Monaten ist über alle Tracker hinweg konsistent. Eine erneute Aktualisierung zum 6. Mai 2026 zeigt, dass die TrueUp-Zählung weiter auf 119.721 betroffene Personen aus 265 Layoff-Meldungen gestiegen ist (rund 958 Stellen pro Tag), während SkillSyncer mit 113.863 Personen aus 179 Ereignissen weitgehend unverändert bleibt; eine Tagesfortschreibung der TrueUp-Methodik weist zum 7. Mai 2026 bereits 121.111 Personen aus 273 Layoff-Meldungen aus (rund 961 Personen pro Tag); die nochmalige Aktualisierung zum 8. Mai 2026 hebt die Marke nach den am Vortag angekündigten Cloudflare-Streichungen auf 127.411 betroffene Personen aus 283 Layoff-Meldungen (rund 1.003 Stellen pro Tag); zum 27. Mai 2026 hat sich die kumulierte TrueUp-Zählung nach drei großen Wellen in der Monatsmitte (Cisco, Intuit, Wix) auf 144.832 Personen aus 349 Layoff-Ereignissen (rund 979 Personen pro Tag) erhöht — die Beschleunigung im Mai-Verlauf wird von Branchen-Trackern als „May Mayhem 2026" mit rund 28.000 zusätzlichen Tech-Streichungen im Monat eingeordnet. Die zusätzlichen Meldungen speisen sich primär aus den am 5./6. Mai 2026 angekündigten Stellenstreichungen bei </w:t>
       </w:r>
       <w:r>
         <w:rPr>
@@ -328,7 +328,79 @@
           <w:i w:val="0"/>
           <w:sz w:val="19"/>
         </w:rPr>
-        <w:t xml:space="preserve"> parallel zu den Q1-2026-Quartalszahlen (Umsatz +34 % gegenüber dem Vorjahr) angekündigten Streichung von rund 1.100 Stellen — etwa 20 % der globalen Belegschaft — als Übergang zu einem „agentic AI-first operating model" gespeist sind; der gemeinsame Mitarbeitendenbrief von Vorstandsvorsitzendem Matthew Prince und Mitgründerin Michelle Zatlyn („Building for the future") begründet die Reduktion ausdrücklich nicht als Kostenmaßnahme oder leistungsabhängige Auswahl, sondern als strukturelle Anpassung an einen über das Quartal um rund 600 % gestiegenen unternehmensinternen KI-Einsatz; das Restrukturierungsvolumen wird mit 140 bis 150 Millionen US-Dollar im zweiten Quartal beziffert, ausscheidende Beschäftigte erhalten ihre Grundvergütung bis Ende 2026, US-Beschäftigte zusätzlich Krankenversicherungsschutz bis Jahresende und Equity-Vesting bis 15. August 2026; der Aktienkurs gab nach Bekanntgabe rund 18 % ab. Eine Aggregat-Bestätigung dieser Welle liefert der </w:t>
+        <w:t xml:space="preserve"> parallel zu den Q1-2026-Quartalszahlen (Umsatz +34 % gegenüber dem Vorjahr) angekündigten Streichung von rund 1.100 Stellen — etwa 20 % der globalen Belegschaft — als Übergang zu einem „agentic AI-first operating model" gespeist sind; der gemeinsame Mitarbeitendenbrief von Vorstandsvorsitzendem Matthew Prince und Mitgründerin Michelle Zatlyn („Building for the future") begründet die Reduktion ausdrücklich nicht als Kostenmaßnahme oder leistungsabhängige Auswahl, sondern als strukturelle Anpassung an einen über das Quartal um rund 600 % gestiegenen unternehmensinternen KI-Einsatz; das Restrukturierungsvolumen wird mit 140 bis 150 Millionen US-Dollar im zweiten Quartal beziffert, ausscheidende Beschäftigte erhalten ihre Grundvergütung bis Ende 2026, US-Beschäftigte zusätzlich Krankenversicherungsschutz bis Jahresende und Equity-Vesting bis 15. August 2026; der Aktienkurs gab nach Bekanntgabe rund 18 % ab. Im weiteren Mai-Verlauf 2026 hat sich diese Welle in drei zusätzlichen Großankündigungen fortgesetzt: </w:t>
+      </w:r>
+      <w:r>
+        <w:rPr>
+          <w:rFonts w:ascii="Arial" w:hAnsi="Arial"/>
+          <w:b w:val="0"/>
+          <w:i/>
+          <w:sz w:val="19"/>
+        </w:rPr>
+        <w:t>Cisco Systems</w:t>
+      </w:r>
+      <w:r>
+        <w:rPr>
+          <w:rFonts w:ascii="Arial" w:hAnsi="Arial"/>
+          <w:b w:val="0"/>
+          <w:i w:val="0"/>
+          <w:sz w:val="19"/>
+        </w:rPr>
+        <w:t xml:space="preserve"> hat am 14. Mai 2026 parallel zu seinem Q3-FY26-Quartalsbericht (Rekordumsatz 15,8 Milliarden US-Dollar, AI-Infrastruktur-Auftragseingang 5,3 Milliarden US-Dollar) die Streichung von rund 4.000 Stellen (knapp 5 % der weltweiten Belegschaft) als Teil einer Neuausrichtung auf Silizium, Optik, Sicherheit und KI angekündigt — die Aktie stieg im nachbörslichen Handel um rund 20 %; </w:t>
+      </w:r>
+      <w:r>
+        <w:rPr>
+          <w:rFonts w:ascii="Arial" w:hAnsi="Arial"/>
+          <w:b w:val="0"/>
+          <w:i/>
+          <w:sz w:val="19"/>
+        </w:rPr>
+        <w:t>Intuit</w:t>
+      </w:r>
+      <w:r>
+        <w:rPr>
+          <w:rFonts w:ascii="Arial" w:hAnsi="Arial"/>
+          <w:b w:val="0"/>
+          <w:i w:val="0"/>
+          <w:sz w:val="19"/>
+        </w:rPr>
+        <w:t xml:space="preserve"> hat am 20. Mai 2026 die Streichung von rund 3.000 Stellen (17 % der weltweiten Belegschaft von rund 18.200 Beschäftigten) zur Konzentration auf KI-Produktintegration bekanntgegeben, begleitet von Mehrjahresverträgen mit Anthropic und OpenAI sowie einem erwarteten Restrukturierungsaufwand von 300 bis 340 Millionen US-Dollar; </w:t>
+      </w:r>
+      <w:r>
+        <w:rPr>
+          <w:rFonts w:ascii="Arial" w:hAnsi="Arial"/>
+          <w:b w:val="0"/>
+          <w:i/>
+          <w:sz w:val="19"/>
+        </w:rPr>
+        <w:t>Wix</w:t>
+      </w:r>
+      <w:r>
+        <w:rPr>
+          <w:rFonts w:ascii="Arial" w:hAnsi="Arial"/>
+          <w:b w:val="0"/>
+          <w:i w:val="0"/>
+          <w:sz w:val="19"/>
+        </w:rPr>
+        <w:t xml:space="preserve"> hat am 25. Mai 2026 nach einem Q1-Nettoverlust von 57,5 Millionen US-Dollar bei 50 %-iger Kurseinbuße seit Jahresbeginn die mit Abstand größte Personalreduktion seiner Unternehmensgeschichte angekündigt — rund 1.000 Stellen, etwa 20 % von 5.277 Beschäftigten (über 60 % davon in Israel), als Reaktion auf die „rasche Entwicklung der KI-Fähigkeiten" sowie auf den steigenden Compute-Aufwand der KI-Coding-Plattform </w:t>
+      </w:r>
+      <w:r>
+        <w:rPr>
+          <w:rFonts w:ascii="Arial" w:hAnsi="Arial"/>
+          <w:b w:val="0"/>
+          <w:i/>
+          <w:sz w:val="19"/>
+        </w:rPr>
+        <w:t>Base44</w:t>
+      </w:r>
+      <w:r>
+        <w:rPr>
+          <w:rFonts w:ascii="Arial" w:hAnsi="Arial"/>
+          <w:b w:val="0"/>
+          <w:i w:val="0"/>
+          <w:sz w:val="19"/>
+        </w:rPr>
+        <w:t xml:space="preserve">. Eine Aggregat-Bestätigung dieser Welle liefert der </w:t>
       </w:r>
       <w:r>
         <w:rPr>
@@ -2128,7 +2200,25 @@
           <w:i w:val="0"/>
           <w:sz w:val="19"/>
         </w:rPr>
-        <w:t xml:space="preserve"> Eine rein nationale Lösung kann mit der Warenverkehrsfreiheit, der Dienstleistungsfreiheit und der Niederlassungsfreiheit in Konflikt geraten. Eine Regelung, die nur inländische Roboterbetreiber trifft, während grenzüberschreitende KI-Dienstleistungen unbesteuert bleiben, wäre diskriminierungsrechtlich problematisch und praktisch kaum durchsetzbar. Der EU AI Act (Verordnung 2024/1689) schafft ab dem 2. August 2026 einen unionsweit einheitlichen Regulierungsrahmen für KI-Systeme (Hochrisiko-Systeme gemäß Anhang III, Transparenzpflichten nach Art. 50, Durchsetzungsregime); dies legt einen einheitlichen Definitionsrahmen, der steuerpolitische Anknüpfungen an KI-Systemklassen mittelfristig erleichtern kann, ohne selbst steuerrechtliche Wirkung zu entfalten. Die Europäische Kommission hat am 19. November 2025 mit dem „Digital Omnibus on AI" einen Vereinfachungsvorschlag vorgelegt, den das Europäische Parlament am 16. März 2026 im Ausschuss und am 23. März 2026 im Plenum unterstützt hat. Er sieht eine Verschiebung der Hochrisiko-Pflichten vor — je nach Systemtyp bis maximal zum 2. Dezember 2027 bzw. 2. August 2028 — und koppelt ihre Anwendbarkeit an die Verfügbarkeit harmonisierter Normen; zudem wird die Kennzeichnungspflicht für KI-generierte Inhalte (Art. 50) bis zum 2. November 2026 verlängert. Die Kommissionsdurchsetzungsbefugnisse gegenüber Anbietern von Allzweck-KI-Modellen (GPAI) treten wie vorgesehen am 2. August 2026 in Kraft. Parlament und Rat haben die Trilogverhandlungen aufgenommen; der zweite Trilogtermin am 28. April 2026 endete nach Berichterstattung von IAPP und A&amp;O Shearman ohne Einigung — Streitpunkt war primär das Verhältnis zwischen AI Act und sektorspezifischen EU-Regelungen für eingebettete KI-Systeme (Anhang I) sowie die Rechtsgrundlage für die Verarbeitung personenbezogener Daten zur Bias-Erkennung. Beide Institutionen konvergieren auf Stichtage 2. Dezember 2027 (Anhang III) und 2. August 2028 (Anhang I) für die Hochrisiko-Pflichten. Die nächste Trilogrunde ist auf den 13. Mai 2026 terminiert; Ziel bleibt eine förmliche Verabschiedung vor dem ursprünglichen Stichtag am 2. August 2026. Die zypriotische Ratspräsidentschaft hat sich vorgenommen, das Dossier vor Ablauf ihrer Amtszeit am 30. Juni 2026 abzuschließen; gelingt das nicht, übernimmt zur zweiten Jahreshälfte 2026 die irische Präsidentschaft. Scheitert die Einigung bis zum 2. August 2026, würden die Hochrisiko-Pflichten in ihrer ursprünglich vorgesehenen Fassung anwendbar. Für die Steuerdebatte folgt daraus, dass der zeitliche Vorlauf für KI-Definitionen aus dem AI Act enger als ursprünglich gedacht ist — eine mittelfristige Anknüpfung steuerlicher Tatbestände an AI-Act-Kategorien bleibt möglich, setzt aber voraus, dass die Normenlandschaft nach 2027 verlässlich vorliegt.</w:t>
+        <w:t xml:space="preserve"> Eine rein nationale Lösung kann mit der Warenverkehrsfreiheit, der Dienstleistungsfreiheit und der Niederlassungsfreiheit in Konflikt geraten. Eine Regelung, die nur inländische Roboterbetreiber trifft, während grenzüberschreitende KI-Dienstleistungen unbesteuert bleiben, wäre diskriminierungsrechtlich problematisch und praktisch kaum durchsetzbar. Der EU AI Act (Verordnung 2024/1689) schafft ab dem 2. August 2026 einen unionsweit einheitlichen Regulierungsrahmen für KI-Systeme (Hochrisiko-Systeme gemäß Anhang III, Transparenzpflichten nach Art. 50, Durchsetzungsregime); dies legt einen einheitlichen Definitionsrahmen, der steuerpolitische Anknüpfungen an KI-Systemklassen mittelfristig erleichtern kann, ohne selbst steuerrechtliche Wirkung zu entfalten. Die Europäische Kommission hat am 19. November 2025 mit dem „Digital Omnibus on AI" einen Vereinfachungsvorschlag vorgelegt, den das Europäische Parlament am 16. März 2026 im Ausschuss und am 23. März 2026 im Plenum unterstützt hat. Er sieht eine Verschiebung der Hochrisiko-Pflichten vor — je nach Systemtyp bis maximal zum 2. Dezember 2027 bzw. 2. August 2028 — und koppelt ihre Anwendbarkeit an die Verfügbarkeit harmonisierter Normen; zudem wird die Kennzeichnungspflicht für KI-generierte Inhalte (Art. 50) bis zum 2. November 2026 verlängert. Die Kommissionsdurchsetzungsbefugnisse gegenüber Anbietern von Allzweck-KI-Modellen (GPAI) treten wie vorgesehen am 2. August 2026 in Kraft. Parlament und Rat haben die Trilogverhandlungen aufgenommen; der zweite Trilogtermin am 28. April 2026 endete nach Berichterstattung von IAPP und A&amp;O Shearman ohne Einigung — Streitpunkt war primär das Verhältnis zwischen AI Act und sektorspezifischen EU-Regelungen für eingebettete KI-Systeme (Anhang I) sowie die Rechtsgrundlage für die Verarbeitung personenbezogener Daten zur Bias-Erkennung. In den frühen Morgenstunden des 7. Mai 2026 haben Rat und Parlament im dritten Trilogtermin eine vorläufige Einigung über das </w:t>
+      </w:r>
+      <w:r>
+        <w:rPr>
+          <w:rFonts w:ascii="Arial" w:hAnsi="Arial"/>
+          <w:b w:val="0"/>
+          <w:i/>
+          <w:sz w:val="19"/>
+        </w:rPr>
+        <w:t>Digital Omnibus on AI</w:t>
+      </w:r>
+      <w:r>
+        <w:rPr>
+          <w:rFonts w:ascii="Arial" w:hAnsi="Arial"/>
+          <w:b w:val="0"/>
+          <w:i w:val="0"/>
+          <w:sz w:val="19"/>
+        </w:rPr>
+        <w:t xml:space="preserve"> erzielt (gemeinsame Pressemitteilung des Rats vom 7. Mai 2026). Die Einigung fixiert die zuvor konvergierenden Stichtage 2. Dezember 2027 für eigenständige Hochrisiko-Systeme nach Anhang III und 2. August 2028 für Hochrisiko-KI, die in Produkten unter EU-Sektorrecht eingebettet ist (Anhang I); sie verlängert zugleich die Übergangsfrist für die Kennzeichnungspflicht generativer KI nach Art. 50 Abs. 2 (Anwendbarkeit ab 2. August 2026, Bestands-Compliance bis 2. Dezember 2026) und ergänzt das Verbotskatalog des Art. 5 um KI-Systeme, die Material zu sexuellem Kindesmissbrauch (CSAM) oder nichtkonsensuale intime Darstellungen identifizierbarer Personen erzeugen (Compliance ebenfalls bis 2. Dezember 2026). Die Rechtsgrundlage für die Verarbeitung besonderer Kategorien personenbezogener Daten zur Erkennung und Korrektur von Verzerrungen (Bias) wird unter strikter Erforderlichkeit auf Anbieter und Betreiber auch nicht-hochriskanter KI-Systeme erweitert. Förmliche Annahme durch Rat und Parlament wird nach legalingustischer Überarbeitung bis vor dem 2. August 2026 erwartet; bis dahin treten die ursprünglichen Hochrisiko-Pflichten in Kraft, würden aber durch die vorgezogene Wirkung der Omnibus-Stichtage faktisch suspendiert. Für die Steuerdebatte folgt daraus, dass der zeitliche Vorlauf für KI-Definitionen aus dem AI Act enger als ursprünglich gedacht ist — eine mittelfristige Anknüpfung steuerlicher Tatbestände an AI-Act-Kategorien bleibt möglich, setzt aber voraus, dass die Normenlandschaft nach 2027 verlässlich vorliegt.</w:t>
       </w:r>
     </w:p>
     <w:p>
@@ -2562,7 +2652,7 @@
           <w:i w:val="0"/>
           <w:sz w:val="19"/>
         </w:rPr>
-        <w:t xml:space="preserve"> am 1. Mai 2026 mit 131 zu 17 Stimmen verabschiedet, Gouverneur Ned Lamont hat seine Unterzeichnung angekündigt. Für die Steuerdebatte ist neben Frontier- und Sandbox-Komponenten vor allem ein arbeitsrechtlicher Baustein bemerkenswert: </w:t>
+        <w:t xml:space="preserve"> am 1. Mai 2026 mit 131 zu 17 Stimmen verabschiedet; Gouverneur Ned Lamont hat das 67-seitige Gesetz im Mai 2026 unterzeichnet, das Inkrafttreten der allgemeinen Bestimmungen ist — soweit nicht abweichend bestimmt — auf den 1. Oktober 2026 datiert. Für die Steuerdebatte ist neben Frontier- und Sandbox-Komponenten vor allem ein arbeitsrechtlicher Baustein bemerkenswert: </w:t>
       </w:r>
       <w:r>
         <w:rPr>
@@ -2671,6 +2761,65 @@
           <w:sz w:val="19"/>
         </w:rPr>
         <w:t xml:space="preserve"> entspricht — und weil er die in § 9.1 diskutierten Mess- und Umgehungsprobleme einer Displacement-basierten Anknüpfung in einen konkreten gesetzgeberischen Text überführt. Bis zur Vertagung des Joint Finance Committee am 30. März 2026 hatte der Entwurf eine Joint-Favorable-Empfehlung mit 34 zu 20 Stimmen erhalten; die reguläre Sitzungsperiode der Connecticut General Assembly endet am 6. Mai 2026, eine endgültige Senatsabstimmung war Ende April 2026 noch ausstehend. Eine vergleichende Auswertung mit dem Maine-Modell und mit der europäischen Wertschöpfungsabgaben-Tradition (§ 5.1) ist für die weitere Beobachtung naheliegend.</w:t>
+      </w:r>
+    </w:p>
+    <w:p>
+      <w:pPr>
+        <w:jc w:val="both"/>
+      </w:pPr>
+      <w:r>
+        <w:rPr>
+          <w:rFonts w:ascii="Arial" w:hAnsi="Arial"/>
+          <w:b/>
+          <w:i w:val="0"/>
+          <w:sz w:val="19"/>
+        </w:rPr>
+        <w:t>Sub-föderale Parallele — Kalifornien (Mai 2026):</w:t>
+      </w:r>
+      <w:r>
+        <w:rPr>
+          <w:rFonts w:ascii="Arial" w:hAnsi="Arial"/>
+          <w:b w:val="0"/>
+          <w:i w:val="0"/>
+          <w:sz w:val="19"/>
+        </w:rPr>
+        <w:t xml:space="preserve"> Am 21. Mai 2026 hat Gouverneur Gavin Newsom in Kalifornien — wenige Tage nach den Großstreichungen bei Meta, Cisco und Intuit — die </w:t>
+      </w:r>
+      <w:r>
+        <w:rPr>
+          <w:rFonts w:ascii="Arial" w:hAnsi="Arial"/>
+          <w:b w:val="0"/>
+          <w:i/>
+          <w:sz w:val="19"/>
+        </w:rPr>
+        <w:t>Executive Order N-6-26</w:t>
+      </w:r>
+      <w:r>
+        <w:rPr>
+          <w:rFonts w:ascii="Arial" w:hAnsi="Arial"/>
+          <w:b w:val="0"/>
+          <w:i w:val="0"/>
+          <w:sz w:val="19"/>
+        </w:rPr>
+        <w:t xml:space="preserve"> unterzeichnet, die als „first-of-its-kind"-Initiative der Bundesstaatsebene auf KI-induzierte Arbeitsmarkterosion reagiert. Die Anordnung legt staatlichen Behörden auf, binnen 180 Tagen Empfehlungen zu einer Aktualisierung des kalifornischen </w:t>
+      </w:r>
+      <w:r>
+        <w:rPr>
+          <w:rFonts w:ascii="Arial" w:hAnsi="Arial"/>
+          <w:b w:val="0"/>
+          <w:i/>
+          <w:sz w:val="19"/>
+        </w:rPr>
+        <w:t>WARN Act</w:t>
+      </w:r>
+      <w:r>
+        <w:rPr>
+          <w:rFonts w:ascii="Arial" w:hAnsi="Arial"/>
+          <w:b w:val="0"/>
+          <w:i w:val="0"/>
+          <w:sz w:val="19"/>
+        </w:rPr>
+        <w:t xml:space="preserve"> als Frühwarninstrument für KI-bedingte Stellenstreichungen vorzulegen, Erweiterungen der Arbeitslosenversicherung, der Abfindungsstandards, der Umschulungsförderung und von Worker-Ownership-Modellen zu prüfen sowie ein „Worker-Centered AI Compact" zu entwickeln. Die Order schafft selbst keine neuen unmittelbaren Arbeitgeberpflichten, wird aber von DLA Piper, Fisher Phillips und Weintraub Tobin als Vorbote landesweiter Regulierungspflichten im Beschäftigungskontext eingeordnet. Für die hier geführte Steuerdebatte ist Kalifornien deshalb relevant, weil die Anordnung erstmals auf US-Bundesstaatsebene das Anliegen, „die Wohlstandschancen der Zukunftsökonomie über Big-Tech hinaus zu verbreitern" (vgl. § 8.3), explizit mit fiskalisch-arbeitsrechtlichen Mitteln verbindet — und damit zusammen mit der Connecticut-WARN-AI-Erweiterung (§ 4.5) und der Maine-Ebene (§ 4.5) eine sub-föderale US-Regulierungslinie definiert, die das Bundesframework (§ 4.5) durch parallele Faktenschaffung unterläuft.</w:t>
       </w:r>
     </w:p>
     <w:p>
@@ -8695,7 +8844,7 @@
           <w:i/>
           <w:sz w:val="19"/>
         </w:rPr>
-        <w:t>Trilog zu Digital Omnibus on AI — Zweite Runde am 28. April 2026 ohne Einigung; nächste Runde 13. Mai 2026; Konvergenz auf Stichtage 2. Dezember 2027 (Anhang III) und 2. August 2028 (Anhang I).</w:t>
+        <w:t>Trilog zu Digital Omnibus on AI — Zweite Runde am 28. April 2026 ohne Einigung; vorläufige Einigung am 7. Mai 2026; förmliche Annahme bis vor dem 2. August 2026 angestrebt; fixierte Anwendungsstichtage 2. Dezember 2027 (Anhang III) und 2. August 2028 (Anhang I).</w:t>
       </w:r>
       <w:r>
         <w:rPr>
@@ -8705,6 +8854,56 @@
           <w:sz w:val="19"/>
         </w:rPr>
         <w:t xml:space="preserve"> Legislative Train Schedule und Berichterstattung IAPP, A&amp;O Shearman, OneTrust, DLA Piper. https://www.europarl.europa.eu/legislative-train/package-digital-package/file-digital-omnibus-on-ai | https://iapp.org/news/a/ai-act-omnibus-what-just-happened-and-what-comes-next | https://www.aoshearman.com/en/insights/digital-omnibus-on-ai-what-is-really-on-the-table-as-trilogues-begin</w:t>
+      </w:r>
+    </w:p>
+    <w:p>
+      <w:pPr>
+        <w:jc w:val="both"/>
+      </w:pPr>
+      <w:r>
+        <w:rPr>
+          <w:rFonts w:ascii="Arial" w:hAnsi="Arial"/>
+          <w:b w:val="0"/>
+          <w:i w:val="0"/>
+          <w:sz w:val="19"/>
+        </w:rPr>
+        <w:t xml:space="preserve">Rat der Europäischen Union / Generalsekretariat. (7. Mai 2026). </w:t>
+      </w:r>
+      <w:r>
+        <w:rPr>
+          <w:rFonts w:ascii="Arial" w:hAnsi="Arial"/>
+          <w:b w:val="0"/>
+          <w:i/>
+          <w:sz w:val="19"/>
+        </w:rPr>
+        <w:t>Artificial Intelligence: Council and Parliament agree to simplify and streamline rules.</w:t>
+      </w:r>
+      <w:r>
+        <w:rPr>
+          <w:rFonts w:ascii="Arial" w:hAnsi="Arial"/>
+          <w:b w:val="0"/>
+          <w:i w:val="0"/>
+          <w:sz w:val="19"/>
+        </w:rPr>
+        <w:t xml:space="preserve"> Gemeinsame Pressemitteilung zur vorläufigen Einigung über das </w:t>
+      </w:r>
+      <w:r>
+        <w:rPr>
+          <w:rFonts w:ascii="Arial" w:hAnsi="Arial"/>
+          <w:b w:val="0"/>
+          <w:i/>
+          <w:sz w:val="19"/>
+        </w:rPr>
+        <w:t>Digital Omnibus on AI</w:t>
+      </w:r>
+      <w:r>
+        <w:rPr>
+          <w:rFonts w:ascii="Arial" w:hAnsi="Arial"/>
+          <w:b w:val="0"/>
+          <w:i w:val="0"/>
+          <w:sz w:val="19"/>
+        </w:rPr>
+        <w:t xml:space="preserve"> mit fixierten Anwendungsstichtagen 2. Dezember 2027 (Anhang III) und 2. August 2028 (Anhang I), Verlängerung der Übergangsfrist für die Kennzeichnungspflicht generativer KI nach Art. 50 Abs. 2 bis 2. Dezember 2026, neuem Art. 5-Verbot von CSAM- und nicht-konsensualer intimer Synthesedarstellung sowie erweiterter Bias-Rechtsgrundlage. Berichterstattung Bird &amp; Bird, Hogan Lovells, White &amp; Case, Covington (Inside Privacy/Global Policy Watch), Mishcon de Reya, NicFab Blog, Modulos.ai. https://www.consilium.europa.eu/en/press/press-releases/2026/05/07/artificial-intelligence-council-and-parliament-agree-to-simplify-and-streamline-rules/ | https://www.twobirds.com/en/insights/2026/digital-omnibus-on-ai-provisional-agreement-reached-at-the-may-trilogue | https://www.hoganlovells.com/en/publications/eu-legislators-agree-to-delay-for-highrisk-ai-rules | https://www.whitecase.com/insight-alert/eu-agrees-digital-omnibus-deal-simplify-ai-rules | https://www.insideprivacy.com/artificial-intelligence/eu-ai-act-update-timeline-relief-targeted-simplification-and-new-prohibitions/</w:t>
       </w:r>
     </w:p>
     <w:p>
@@ -10507,6 +10706,234 @@
           <w:i w:val="0"/>
           <w:sz w:val="19"/>
         </w:rPr>
+        <w:t xml:space="preserve">TechCrunch / IndexBox / Mirror Review / Fox Business / TheStreet. (14. Mai 2026). </w:t>
+      </w:r>
+      <w:r>
+        <w:rPr>
+          <w:rFonts w:ascii="Arial" w:hAnsi="Arial"/>
+          <w:b w:val="0"/>
+          <w:i/>
+          <w:sz w:val="19"/>
+        </w:rPr>
+        <w:t>Cisco cuts nearly 4,000 jobs to spend more on AI, reports record quarterly revenue / Cisco Layoffs 2026: 4,000 Employees Affected as AI Orders Hit $5.3 Billion / Cisco layoffs loom as company pivots deeper into AI after strong quarter / Cisco CEO reveals real reason behind 4,000 job cuts.</w:t>
+      </w:r>
+      <w:r>
+        <w:rPr>
+          <w:rFonts w:ascii="Arial" w:hAnsi="Arial"/>
+          <w:b w:val="0"/>
+          <w:i w:val="0"/>
+          <w:sz w:val="19"/>
+        </w:rPr>
+        <w:t xml:space="preserve"> Bei Q3-FY26-Quartalsbericht (Rekordumsatz 15,8 Mrd. USD, AI-Infrastruktur-Aufträge 5,3 Mrd. USD); knapp 5 % der weltweiten Belegschaft; pro-rata Boni, Placement-Services, einjähriger Cisco-U-Zugang; Aktie nachbörslich +20 %. https://techcrunch.com/2026/05/14/cisco-cuts-nearly-4000-jobs-to-spend-more-on-ai-reports-record-quarterly-revenue/ | https://www.mirrorreview.com/news/cisco-layoffs/ | https://www.foxbusiness.com/technology/cisco-cut-thousands-jobs-ai-push-accelerates-earnings-beat | https://www.thestreet.com/employment/cisco-ceo-reveals-real-reason-behind-4000-job-cuts</w:t>
+      </w:r>
+    </w:p>
+    <w:p>
+      <w:pPr>
+        <w:jc w:val="both"/>
+      </w:pPr>
+      <w:r>
+        <w:rPr>
+          <w:rFonts w:ascii="Arial" w:hAnsi="Arial"/>
+          <w:b w:val="0"/>
+          <w:i w:val="0"/>
+          <w:sz w:val="19"/>
+        </w:rPr>
+        <w:t xml:space="preserve">TechCrunch / Quartz / CFO Dive / CBC News. (20. Mai 2026). </w:t>
+      </w:r>
+      <w:r>
+        <w:rPr>
+          <w:rFonts w:ascii="Arial" w:hAnsi="Arial"/>
+          <w:b w:val="0"/>
+          <w:i/>
+          <w:sz w:val="19"/>
+        </w:rPr>
+        <w:t>Intuit to lay off over 3,000 employees to refocus on AI / Intuit layoffs: company cutting 17 % of workforce in AI push / Intuit to slash workforce by 17 % / Intuit lays off 17 % of its global workforce.</w:t>
+      </w:r>
+      <w:r>
+        <w:rPr>
+          <w:rFonts w:ascii="Arial" w:hAnsi="Arial"/>
+          <w:b w:val="0"/>
+          <w:i w:val="0"/>
+          <w:sz w:val="19"/>
+        </w:rPr>
+        <w:t xml:space="preserve"> Rund 3.000 Stellen (17 % von 18.200 Beschäftigten); Memo CEO Sasan Goodarzi; Mehrjahresverträge mit Anthropic und OpenAI für KI-Integration; Restrukturierungsaufwand 300–340 Mio. USD; Q3-Umsatzprognose 21,34–21,37 Mrd. USD. https://techcrunch.com/2026/05/20/intuit-to-lay-off-over-3000-employees-to-refocus-on-ai/ | https://qz.com/intuit-layoffs-workforce-reduction-ai-restructuring-052026 | https://www.cfodive.com/news/intuit-slash-workforce-layoffs-labor-generativeai/821040/ | https://www.cbc.ca/news/business/intuit-layoffs-2026-9.7207948</w:t>
+      </w:r>
+    </w:p>
+    <w:p>
+      <w:pPr>
+        <w:jc w:val="both"/>
+      </w:pPr>
+      <w:r>
+        <w:rPr>
+          <w:rFonts w:ascii="Arial" w:hAnsi="Arial"/>
+          <w:b w:val="0"/>
+          <w:i w:val="0"/>
+          <w:sz w:val="19"/>
+        </w:rPr>
+        <w:t xml:space="preserve">Calcalist Ctech / Haaretz / Ynet / CNBC / Fast Company. (25.–28. Mai 2026). </w:t>
+      </w:r>
+      <w:r>
+        <w:rPr>
+          <w:rFonts w:ascii="Arial" w:hAnsi="Arial"/>
+          <w:b w:val="0"/>
+          <w:i/>
+          <w:sz w:val="19"/>
+        </w:rPr>
+        <w:t>Wix to cut 1,000 jobs in largest layoff round in company history / Israeli Tech Firm Wix Plans Layoffs of 800–1,000 Employees Worldwide / Wix CEO confirms mass layoffs / AI part of another tech layoff as Wix CEO announces 20 % workforce cut / Wix layoffs today.</w:t>
+      </w:r>
+      <w:r>
+        <w:rPr>
+          <w:rFonts w:ascii="Arial" w:hAnsi="Arial"/>
+          <w:b w:val="0"/>
+          <w:i w:val="0"/>
+          <w:sz w:val="19"/>
+        </w:rPr>
+        <w:t xml:space="preserve"> Rund 1.000 Stellen, etwa 20 % von 5.277 Beschäftigten (60 %+ in Israel); CEO Avishai Abrahami verweist auf „rasche Entwicklung der KI-Fähigkeiten" und Wechselkursdruck; Q1-Nettoverlust 57,5 Mio. USD trotz Umsatz +14 %; OpEx Q1 +50 % auf 423 Mio. USD; Compute-Aufwand der Base44-Plattform als Treiber. https://www.calcalistech.com/ctechnews/article/b1oebi11xge | https://www.haaretz.com/israel-news/tech-news/2026-05-25/ty-article/.premium/israeli-tech-firm-wix-plans-layoffs-of-800-1-000-employees-worldwide/0000019e-5ea9-d0ae-a7ff-5fffca160000 | https://www.cnbc.com/2026/05/28/wix-layoffs-ai-exchange-rates.html | https://www.fastcompany.com/91549928/wix-layoffs-today-job-cuts-latest-tech-company-to-cite-ai-israel</w:t>
+      </w:r>
+    </w:p>
+    <w:p>
+      <w:pPr>
+        <w:jc w:val="both"/>
+      </w:pPr>
+      <w:r>
+        <w:rPr>
+          <w:rFonts w:ascii="Arial" w:hAnsi="Arial"/>
+          <w:b w:val="0"/>
+          <w:i w:val="0"/>
+          <w:sz w:val="19"/>
+        </w:rPr>
+        <w:t xml:space="preserve">Yahoo Finance / TrueUp. (Stand 27. Mai 2026). </w:t>
+      </w:r>
+      <w:r>
+        <w:rPr>
+          <w:rFonts w:ascii="Arial" w:hAnsi="Arial"/>
+          <w:b w:val="0"/>
+          <w:i/>
+          <w:sz w:val="19"/>
+        </w:rPr>
+        <w:t>2026 Tech Layoffs Tracker — Aktualisierung: TrueUp 144.832 Personen aus 349 Layoff-Ereignissen (rund 979 Personen pro Tag); allein Mai 2026 nach BusinessToday-Auswertung rund 28.000 zusätzliche Tech-Stellen („May Mayhem 2026").</w:t>
+      </w:r>
+      <w:r>
+        <w:rPr>
+          <w:rFonts w:ascii="Arial" w:hAnsi="Arial"/>
+          <w:b w:val="0"/>
+          <w:i w:val="0"/>
+          <w:sz w:val="19"/>
+        </w:rPr>
+        <w:t xml:space="preserve"> https://finance.yahoo.com/sectors/technology/articles/2026-tech-layoffs-near-150-110000224.html | https://finance.yahoo.com/sectors/technology/articles/layoffs-accelerate-may-2026-firms-040430218.html | https://www.businesstoday.in/technology/news/story/may-mayhem-2026-nearly-30000-tech-jobs-were-wiped-out-533404-2026-05-28 | https://www.trueup.io/layoffs</w:t>
+      </w:r>
+    </w:p>
+    <w:p>
+      <w:pPr>
+        <w:jc w:val="both"/>
+      </w:pPr>
+      <w:r>
+        <w:rPr>
+          <w:rFonts w:ascii="Arial" w:hAnsi="Arial"/>
+          <w:b w:val="0"/>
+          <w:i w:val="0"/>
+          <w:sz w:val="19"/>
+        </w:rPr>
+        <w:t xml:space="preserve">Governor of California (Office of Gavin Newsom) / NPR / CalMatters / KQED / DLA Piper / Fisher Phillips / Weintraub Tobin. (21./22. Mai 2026). </w:t>
+      </w:r>
+      <w:r>
+        <w:rPr>
+          <w:rFonts w:ascii="Arial" w:hAnsi="Arial"/>
+          <w:b w:val="0"/>
+          <w:i/>
+          <w:sz w:val="19"/>
+        </w:rPr>
+        <w:t>Governor Newsom signs first-of-its-kind executive order to prepare workers and businesses for potential AI disruption / CA Gov. Gavin Newsom signed an executive order to protect workers from AI / After AI layoffs, Newsom orders state government to find ways to ease the pain / After Meta Layoffs, Newsom Signs AI Order to ‚Protect Workers' and Jobs.</w:t>
+      </w:r>
+      <w:r>
+        <w:rPr>
+          <w:rFonts w:ascii="Arial" w:hAnsi="Arial"/>
+          <w:b w:val="0"/>
+          <w:i w:val="0"/>
+          <w:sz w:val="19"/>
+        </w:rPr>
+        <w:t xml:space="preserve"> </w:t>
+      </w:r>
+      <w:r>
+        <w:rPr>
+          <w:rFonts w:ascii="Arial" w:hAnsi="Arial"/>
+          <w:b w:val="0"/>
+          <w:i/>
+          <w:sz w:val="19"/>
+        </w:rPr>
+        <w:t>Executive Order N-6-26</w:t>
+      </w:r>
+      <w:r>
+        <w:rPr>
+          <w:rFonts w:ascii="Arial" w:hAnsi="Arial"/>
+          <w:b w:val="0"/>
+          <w:i w:val="0"/>
+          <w:sz w:val="19"/>
+        </w:rPr>
+        <w:t>; Behördenauftrag mit 180-Tage-Frist für WARN-Act-Update, Erweiterung der Arbeitslosenversicherung, Abfindungsstandards, Umschulungsförderung und Worker-Ownership-Modelle; kein unmittelbarer Arbeitgeber-Pflichtenkatalog, aber Vorbote landesweiter Regulierung im Beschäftigungskontext. https://www.gov.ca.gov/2026/05/21/governor-newsom-signs-first-of-its-kind-executive-order-to-prepare-workers-and-businesses-for-potential-ai-disruption/ | https://www.npr.org/2026/05/22/g-s1-123671/ca-gov-gavin-newsom-signed-an-executive-order-to-protect-workers-from-ai | https://calmatters.org/economy/technology/2026/05/california-ai-layoffs-order/ | https://www.kqed.org/news/12084655/after-meta-layoffs-newsom-signs-ai-order-to-protect-workers-and-jobs | https://knowledge.dlapiper.com/dlapiperknowledge/globalemploymentlatestdevelopments/2026/California-Governor-issued-Executive-Order-on-AI-workforce-disruption</w:t>
+      </w:r>
+    </w:p>
+    <w:p>
+      <w:pPr>
+        <w:jc w:val="both"/>
+      </w:pPr>
+      <w:r>
+        <w:rPr>
+          <w:rFonts w:ascii="Arial" w:hAnsi="Arial"/>
+          <w:b w:val="0"/>
+          <w:i w:val="0"/>
+          <w:sz w:val="19"/>
+        </w:rPr>
+        <w:t xml:space="preserve">DLA Piper / Davis Wright Tremaine / Littler / FPF / Akin Gump / CBIA. (Mai 2026). </w:t>
+      </w:r>
+      <w:r>
+        <w:rPr>
+          <w:rFonts w:ascii="Arial" w:hAnsi="Arial"/>
+          <w:b w:val="0"/>
+          <w:i/>
+          <w:sz w:val="19"/>
+        </w:rPr>
+        <w:t>Unpacking SB5: Connecticut's new AI law / Connecticut Adopts AI Transparency, Safety, and Consumer Protection Law / Connecticut Passes Law Significantly Regulating Use of AI in Employment / SB 5 in Five: What to Know About Connecticut's New AI Law / The Growing Patchwork of State AI Laws / AI Responsibility and Transparency Act: Key Workplace Impacts.</w:t>
+      </w:r>
+      <w:r>
+        <w:rPr>
+          <w:rFonts w:ascii="Arial" w:hAnsi="Arial"/>
+          <w:b w:val="0"/>
+          <w:i w:val="0"/>
+          <w:sz w:val="19"/>
+        </w:rPr>
+        <w:t xml:space="preserve"> Kanzlei- und Verbandsanalysen nach Unterzeichnung von </w:t>
+      </w:r>
+      <w:r>
+        <w:rPr>
+          <w:rFonts w:ascii="Arial" w:hAnsi="Arial"/>
+          <w:b w:val="0"/>
+          <w:i/>
+          <w:sz w:val="19"/>
+        </w:rPr>
+        <w:t>SB 5</w:t>
+      </w:r>
+      <w:r>
+        <w:rPr>
+          <w:rFonts w:ascii="Arial" w:hAnsi="Arial"/>
+          <w:b w:val="0"/>
+          <w:i w:val="0"/>
+          <w:sz w:val="19"/>
+        </w:rPr>
+        <w:t xml:space="preserve"> durch Gouverneur Lamont; 67-seitiges Omnibus-Gesetz mit Inkrafttreten der allgemeinen Bestimmungen am 1. Oktober 2026; Schwerpunkte Frontier-Modelle, Automated Employment Decision Tools (AEDTs), synthetische Content-Provenance, Chatbot-Schutz und WARN-AI-Disclosure. https://www.dlapiper.com/en-us/insights/publications/2026/05/unpacking-connecticuts-new-ai-law | https://www.dwt.com/blogs/artificial-intelligence-law-advisor/2026/05/ct-ai-transparency-safety-consumer-protection-law | https://www.littler.com/news-analysis/asap/connecticut-passes-law-significantly-regulating-use-ai-employment | https://fpf.org/blog/sb-5-in-five-what-to-know-about-connecticuts-new-ai-law/ | https://www.cbia.com/news/hr-safety/ai-legislation-workplace-impacts</w:t>
+      </w:r>
+    </w:p>
+    <w:p>
+      <w:pPr>
+        <w:jc w:val="both"/>
+      </w:pPr>
+      <w:r>
+        <w:rPr>
+          <w:rFonts w:ascii="Arial" w:hAnsi="Arial"/>
+          <w:b w:val="0"/>
+          <w:i w:val="0"/>
+          <w:sz w:val="19"/>
+        </w:rPr>
         <w:t xml:space="preserve">Bloomberg Editorial Board. (29. April 2026). </w:t>
       </w:r>
       <w:r>
@@ -10566,7 +10993,7 @@
           <w:i w:val="0"/>
           <w:sz w:val="19"/>
         </w:rPr>
-        <w:t xml:space="preserve"> Dieses Arbeitspapier gibt den Stand Anfang Mai 2026 (Schnitt am 8. Mai 2026 — Lauf 001 vom 8. Mai 2026) wieder. Die Debatte entwickelt sich dynamisch, insbesondere im Zuge der OpenAI-Strategiepapiere und der Eröffnung des OpenAI Workshop in Washington, D.C. im Mai 2026, des Erstdurchgangs des GKV-Beitragssatzstabilisierungsgesetzes in der 1065. Bundesratssitzung am 8. Mai 2026 mit 79 Tagesordnungspunkten (Kabinettsbeschluss 29. April 2026, parlamentarische Behandlung vor der Sommerpause 2026 angekündigt), der laufenden Trilog-Verhandlungen zum Digital Omnibus on AI (zweite Runde 28. April 2026 ohne Einigung; nächste Runde 13. Mai 2026 — Knackpunkt ist nicht die Verschiebung der Hochrisiko-Pflichten, sondern die Konformitätsbewertungs-Architektur für Anhang I; die zypriotische Ratspräsidentschaft strebt einen Abschluss vor Ablauf ihrer Amtszeit am 30. Juni 2026 an, andernfalls übernimmt die irische Präsidentschaft), der am 5. Mai 2026 erfolgten Arraignment-Verhandlung im Altman-Verfahren mit „nicht schuldig"-Plädoyer und angeordneter psychiatrischer Begutachtung, des am 7. Mai 2026 versandten individuellen Microsoft-Buyout-Angebots (Annahmefrist 8. Juni 2026, VRSAR-Unterzeichnung 9.–22. Juni 2026, bis zu fünfjährige Krankenversicherungs-Verlängerung), des am 1. Mai 2026 vom Connecticut-Repräsentantenhaus mit 131 zu 17 Stimmen verabschiedeten </w:t>
+        <w:t xml:space="preserve"> Dieses Arbeitspapier gibt den Stand Ende Mai 2026 (Schnitt am 29. Mai 2026 — Lauf 001 vom 29. Mai 2026) wieder. Die Debatte entwickelt sich dynamisch, insbesondere im Zuge der OpenAI-Strategiepapiere und der Eröffnung des OpenAI Workshop in Washington, D.C. im Mai 2026, des Erstdurchgangs des GKV-Beitragssatzstabilisierungsgesetzes in der 1065. Bundesratssitzung am 8. Mai 2026 mit 79 Tagesordnungspunkten (Kabinettsbeschluss 29. April 2026, parlamentarische Behandlung vor der Sommerpause 2026 angekündigt), der am 7. Mai 2026 in den frühen Morgenstunden erzielten vorläufigen Trilog-Einigung zum Digital Omnibus on AI mit fixierten Anwendungsstichtagen 2. Dezember 2027 (Anhang III) und 2. August 2028 (Anhang I), Verlängerung der Übergangsfrist für die Kennzeichnungspflicht generativer KI nach Art. 50 Abs. 2 bis 2. Dezember 2026, neuem Art. 5-Verbot von CSAM- und nicht-konsensualer intimer Synthesedarstellung sowie erweiterter Bias-Rechtsgrundlage; förmliche Annahme durch Rat und Parlament wird nach legalingustischer Überarbeitung bis vor dem 2. August 2026 erwartet, der am 5. Mai 2026 erfolgten Arraignment-Verhandlung im Altman-Verfahren mit „nicht schuldig"-Plädoyer und angeordneter psychiatrischer Begutachtung, des am 7. Mai 2026 versandten individuellen Microsoft-Buyout-Angebots (Annahmefrist 8. Juni 2026, VRSAR-Unterzeichnung 9.–22. Juni 2026, bis zu fünfjährige Krankenversicherungs-Verlängerung), der inzwischen erfolgten Unterzeichnung von </w:t>
       </w:r>
       <w:r>
         <w:rPr>
@@ -10584,7 +11011,7 @@
           <w:i w:val="0"/>
           <w:sz w:val="19"/>
         </w:rPr>
-        <w:t xml:space="preserve"> mit angekündigter Unterzeichnung durch Gouverneur Lamont und gestaffelten Geltungsdaten ab 1. Oktober 2026 (Automated-Employment-Decision-Rahmen, „AI is not a defense", Frontier-Whistleblower und WARN-AI-Disclosure) und 1. Oktober 2027 (Deployer-Vorab-Information), der bis zum 6. Mai 2026 laufenden regulären Sitzungsperiode der Connecticut General Assembly (Schicksal von Raised Bill 515), der parallelen exekutiven Maine-Maßnahmen (Executive Order Nr. 5 zum Data Center Advisory Council vom 29. April 2026, LD 713 zum Subventionsausschluss vom 24. April 2026), des im Februar 2026 vorgelegten Hamilton-Project-Papiers von Acemoglu, Autor und Johnson zu </w:t>
+        <w:t xml:space="preserve"> durch Gouverneur Lamont im Mai 2026 mit gestaffelten Geltungsdaten ab 1. Oktober 2026 (Automated-Employment-Decision-Rahmen, „AI is not a defense", Frontier-Whistleblower und WARN-AI-Disclosure) und 1. Oktober 2027 (Deployer-Vorab-Information), der bis zum 6. Mai 2026 laufenden regulären Sitzungsperiode der Connecticut General Assembly (Schicksal von Raised Bill 515), der parallelen exekutiven Maine-Maßnahmen (Executive Order Nr. 5 zum Data Center Advisory Council vom 29. April 2026, LD 713 zum Subventionsausschluss vom 24. April 2026), des im Februar 2026 vorgelegten Hamilton-Project-Papiers von Acemoglu, Autor und Johnson zu </w:t>
       </w:r>
       <w:r>
         <w:rPr>
@@ -10710,7 +11137,25 @@
           <w:i w:val="0"/>
           <w:sz w:val="19"/>
         </w:rPr>
-        <w:t xml:space="preserve"> auf 100 % bei zugleich ablehnender Position des Finanzministeriums, der revidierten IAB-Frühjahrsprognose vom 24. März 2026 (Erwerbstätigkeit −90.000, BIP +0,8 % bei 0,2 bis 0,3 Pp. Iran-Krieg-Dämpfung), der aktualisierten Tech-Layoff-Trackerstände zum 6./7./8. Mai 2026 (TrueUp 119.721 Personen aus 265 Layoff-Meldungen am 6. Mai, 121.111 Personen aus 273 Meldungen am 7. Mai bzw. 127.411 Personen aus 283 Meldungen am 8. Mai 2026 — rund 1.003 Personen pro Tag; SkillSyncer 113.863 Personen aus 179 Ereignissen) sowie der am 5./6. Mai 2026 angekündigten KI-getriebenen Stellenstreichungen bei Coinbase (700 Stellen, 14 %), PayPal (rund 4.760 Stellen, 20 % über 2–3 Jahre), Freshworks (rund 500 Stellen, 11 %) und Cognizant (12.000–15.000 Stellen unter „Project Leap") sowie der am 7. Mai 2026 von Cloudflare angekündigten Streichung von rund 1.100 Stellen (20 % der globalen Belegschaft) zum Übergang zu einem „agentic AI-first operating model" (Restrukturierungsaufwand 140–150 Mio. USD, AI-Einsatz im Konzern +600 % im Quartal, Aktienkurs −18 %), des am 1. Mai 2026 von </w:t>
+        <w:t xml:space="preserve"> auf 100 % bei zugleich ablehnender Position des Finanzministeriums, der revidierten IAB-Frühjahrsprognose vom 24. März 2026 (Erwerbstätigkeit −90.000, BIP +0,8 % bei 0,2 bis 0,3 Pp. Iran-Krieg-Dämpfung), der aktualisierten Tech-Layoff-Trackerstände zum 6./7./8./27. Mai 2026 (TrueUp 119.721 Personen aus 265 Layoff-Meldungen am 6. Mai, 121.111 Personen aus 273 Meldungen am 7. Mai, 127.411 Personen aus 283 Meldungen am 8. Mai bzw. 144.832 Personen aus 349 Meldungen am 27. Mai 2026 — rund 979 Personen pro Tag, „May Mayhem 2026" mit rund 28.000 zusätzlichen Tech-Streichungen im Monat; SkillSyncer 113.863 Personen aus 179 Ereignissen) sowie der am 5./6. Mai 2026 angekündigten KI-getriebenen Stellenstreichungen bei Coinbase (700 Stellen, 14 %), PayPal (rund 4.760 Stellen, 20 % über 2–3 Jahre), Freshworks (rund 500 Stellen, 11 %) und Cognizant (12.000–15.000 Stellen unter „Project Leap") sowie der am 7. Mai 2026 von Cloudflare angekündigten Streichung von rund 1.100 Stellen (20 % der globalen Belegschaft) zum Übergang zu einem „agentic AI-first operating model" (Restrukturierungsaufwand 140–150 Mio. USD, AI-Einsatz im Konzern +600 % im Quartal, Aktienkurs −18 %), der drei weiteren Großankündigungen vom Mai 2026 — Cisco (14. Mai 2026, rund 4.000 Stellen / knapp 5 % der Belegschaft bei Rekordumsatz 15,8 Mrd. USD und AI-Auftragseingang 5,3 Mrd. USD), Intuit (20. Mai 2026, rund 3.000 Stellen / 17 % der 18.200 Beschäftigten zur Konzentration auf KI-Produktintegration, Mehrjahresverträge mit Anthropic und OpenAI, Restrukturierungsaufwand 300–340 Mio. USD) und Wix (25. Mai 2026, rund 1.000 Stellen / 20 % von 5.277 Beschäftigten, größte Personalreduktion der Unternehmensgeschichte mit explizitem Verweis auf „rasche Entwicklung der KI-Fähigkeiten"), der am 21. Mai 2026 unterzeichneten kalifornischen </w:t>
+      </w:r>
+      <w:r>
+        <w:rPr>
+          <w:rFonts w:ascii="Arial" w:hAnsi="Arial"/>
+          <w:b w:val="0"/>
+          <w:i/>
+          <w:sz w:val="19"/>
+        </w:rPr>
+        <w:t>Executive Order N-6-26</w:t>
+      </w:r>
+      <w:r>
+        <w:rPr>
+          <w:rFonts w:ascii="Arial" w:hAnsi="Arial"/>
+          <w:b w:val="0"/>
+          <w:i w:val="0"/>
+          <w:sz w:val="19"/>
+        </w:rPr>
+        <w:t xml:space="preserve"> (Newsom; 180-Tage-Empfehlungen zu WARN-Act-Update, Arbeitslosenversicherung, Abfindungsstandards, Umschulung und Worker-Ownership), des am 1. Mai 2026 von </w:t>
       </w:r>
       <w:r>
         <w:rPr>
@@ -10862,7 +11307,7 @@
         <w:color w:val="999999"/>
         <w:sz w:val="15"/>
       </w:rPr>
-      <w:t>Version 22.0 — Mai 2026 — CC BY 4.0</w:t>
+      <w:t>Version 23.0 — Mai 2026 — CC BY 4.0</w:t>
       <w:tab/>
       <w:t xml:space="preserve">Seite </w:t>
     </w:r>

--- a/KI-Ökonomie.docx
+++ b/KI-Ökonomie.docx
@@ -112,7 +112,7 @@
           <w:color w:val="666666"/>
           <w:sz w:val="18"/>
         </w:rPr>
-        <w:t>Version 22.0</w:t>
+        <w:t>Version 23.0</w:t>
       </w:r>
     </w:p>
     <w:p>
@@ -328,7 +328,97 @@
           <w:i w:val="0"/>
           <w:sz w:val="19"/>
         </w:rPr>
-        <w:t xml:space="preserve"> parallel zu den Q1-2026-Quartalszahlen (Umsatz +34 % gegenüber dem Vorjahr) angekündigten Streichung von rund 1.100 Stellen — etwa 20 % der globalen Belegschaft — als Übergang zu einem „agentic AI-first operating model" gespeist sind; der gemeinsame Mitarbeitendenbrief von Vorstandsvorsitzendem Matthew Prince und Mitgründerin Michelle Zatlyn („Building for the future") begründet die Reduktion ausdrücklich nicht als Kostenmaßnahme oder leistungsabhängige Auswahl, sondern als strukturelle Anpassung an einen über das Quartal um rund 600 % gestiegenen unternehmensinternen KI-Einsatz; das Restrukturierungsvolumen wird mit 140 bis 150 Millionen US-Dollar im zweiten Quartal beziffert, ausscheidende Beschäftigte erhalten ihre Grundvergütung bis Ende 2026, US-Beschäftigte zusätzlich Krankenversicherungsschutz bis Jahresende und Equity-Vesting bis 15. August 2026; der Aktienkurs gab nach Bekanntgabe rund 18 % ab. Eine Aggregat-Bestätigung dieser Welle liefert der </w:t>
+        <w:t xml:space="preserve"> parallel zu den Q1-2026-Quartalszahlen (Umsatz +34 % gegenüber dem Vorjahr) angekündigten Streichung von rund 1.100 Stellen — etwa 20 % der globalen Belegschaft — als Übergang zu einem „agentic AI-first operating model" gespeist sind; der gemeinsame Mitarbeitendenbrief von Vorstandsvorsitzendem Matthew Prince und Mitgründerin Michelle Zatlyn („Building for the future") begründet die Reduktion ausdrücklich nicht als Kostenmaßnahme oder leistungsabhängige Auswahl, sondern als strukturelle Anpassung an einen über das Quartal um rund 600 % gestiegenen unternehmensinternen KI-Einsatz; das Restrukturierungsvolumen wird mit 140 bis 150 Millionen US-Dollar im zweiten Quartal beziffert, ausscheidende Beschäftigte erhalten ihre Grundvergütung bis Ende 2026, US-Beschäftigte zusätzlich Krankenversicherungsschutz bis Jahresende und Equity-Vesting bis 15. August 2026; der Aktienkurs gab nach Bekanntgabe rund 18 % ab. Die Welle setzte sich im Mai 2026 nahezu unverändert fort: Am 20. Mai 2026 begann </w:t>
+      </w:r>
+      <w:r>
+        <w:rPr>
+          <w:rFonts w:ascii="Arial" w:hAnsi="Arial"/>
+          <w:b w:val="0"/>
+          <w:i/>
+          <w:sz w:val="19"/>
+        </w:rPr>
+        <w:t>Meta</w:t>
+      </w:r>
+      <w:r>
+        <w:rPr>
+          <w:rFonts w:ascii="Arial" w:hAnsi="Arial"/>
+          <w:b w:val="0"/>
+          <w:i w:val="0"/>
+          <w:sz w:val="19"/>
+        </w:rPr>
+        <w:t xml:space="preserve"> die individuelle Benachrichtigung von rund 8.000 Beschäftigten — etwa zehn Prozent der globalen Belegschaft — und strich parallel rund 6.000 offene, bereits ausgeschriebene Stellen; </w:t>
+      </w:r>
+      <w:r>
+        <w:rPr>
+          <w:rFonts w:ascii="Arial" w:hAnsi="Arial"/>
+          <w:b w:val="0"/>
+          <w:i/>
+          <w:sz w:val="19"/>
+        </w:rPr>
+        <w:t>Chief People Officer</w:t>
+      </w:r>
+      <w:r>
+        <w:rPr>
+          <w:rFonts w:ascii="Arial" w:hAnsi="Arial"/>
+          <w:b w:val="0"/>
+          <w:i w:val="0"/>
+          <w:sz w:val="19"/>
+        </w:rPr>
+        <w:t xml:space="preserve"> Janelle Gale ordnete bis zu 7.000 Beschäftigte neu strukturierten KI-Teams (Applied AI Engineering, Agent Transformation Accelerator XFN, Central Analytics) zu, der interne Memo des Vorstandsvorsitzenden Mark Zuckerberg begründete den Schritt damit, dass „Erfolg im KI-Wettbewerb nicht gegeben" sei und nannte ausdrücklich die Capex-Belastung 2026 (125 bis 145 Milliarden US-Dollar). Am selben Tag kündigte </w:t>
+      </w:r>
+      <w:r>
+        <w:rPr>
+          <w:rFonts w:ascii="Arial" w:hAnsi="Arial"/>
+          <w:b w:val="0"/>
+          <w:i/>
+          <w:sz w:val="19"/>
+        </w:rPr>
+        <w:t>Intuit</w:t>
+      </w:r>
+      <w:r>
+        <w:rPr>
+          <w:rFonts w:ascii="Arial" w:hAnsi="Arial"/>
+          <w:b w:val="0"/>
+          <w:i w:val="0"/>
+          <w:sz w:val="19"/>
+        </w:rPr>
+        <w:t xml:space="preserve"> die Streichung von über 3.000 Stellen — rund 17 Prozent der globalen Belegschaft — zur Refokussierung auf eine KI-Plattform an; </w:t>
+      </w:r>
+      <w:r>
+        <w:rPr>
+          <w:rFonts w:ascii="Arial" w:hAnsi="Arial"/>
+          <w:b w:val="0"/>
+          <w:i/>
+          <w:sz w:val="19"/>
+        </w:rPr>
+        <w:t>Wix</w:t>
+      </w:r>
+      <w:r>
+        <w:rPr>
+          <w:rFonts w:ascii="Arial" w:hAnsi="Arial"/>
+          <w:b w:val="0"/>
+          <w:i w:val="0"/>
+          <w:sz w:val="19"/>
+        </w:rPr>
+        <w:t xml:space="preserve"> informierte am 28. Mai 2026 über die Reduktion von etwas mehr als 1.000 Beschäftigten — rund 20 Prozent der ersten Quartalsbelegschaft — und verwies in der Presseerklärung ausdrücklich auf KI-Automatisierungseffekte. Eine Folgeauswertung von </w:t>
+      </w:r>
+      <w:r>
+        <w:rPr>
+          <w:rFonts w:ascii="Arial" w:hAnsi="Arial"/>
+          <w:b w:val="0"/>
+          <w:i/>
+          <w:sz w:val="19"/>
+        </w:rPr>
+        <w:t>Techtimes</w:t>
+      </w:r>
+      <w:r>
+        <w:rPr>
+          <w:rFonts w:ascii="Arial" w:hAnsi="Arial"/>
+          <w:b w:val="0"/>
+          <w:i w:val="0"/>
+          <w:sz w:val="19"/>
+        </w:rPr>
+        <w:t xml:space="preserve"> zum 29. Mai 2026 weist für die ersten fünf Monate 2026 kumuliert rund 142.000 Tech-Stellenstreichungen aus und projiziert eine Vollejahresgröße nahe dem Post-Pandemie-Rekord 2023 (rund 430.000) — Oracle (rund 30.000), Meta (8.000) und Cisco (rund 4.000) machen den nominell größten Anteil der bisherigen 2026-Streichungen aus, während die Big-Tech-Hyperscaler den Capex-Pool von rund 700 Milliarden US-Dollar für 2026 (Amazon 200; Microsoft, Alphabet je rund 190; Meta 125–145 Milliarden US-Dollar) ohne Personalaufbau finanzieren. Eine Aggregat-Bestätigung dieser Welle liefert der </w:t>
       </w:r>
       <w:r>
         <w:rPr>
@@ -2128,7 +2218,7 @@
           <w:i w:val="0"/>
           <w:sz w:val="19"/>
         </w:rPr>
-        <w:t xml:space="preserve"> Eine rein nationale Lösung kann mit der Warenverkehrsfreiheit, der Dienstleistungsfreiheit und der Niederlassungsfreiheit in Konflikt geraten. Eine Regelung, die nur inländische Roboterbetreiber trifft, während grenzüberschreitende KI-Dienstleistungen unbesteuert bleiben, wäre diskriminierungsrechtlich problematisch und praktisch kaum durchsetzbar. Der EU AI Act (Verordnung 2024/1689) schafft ab dem 2. August 2026 einen unionsweit einheitlichen Regulierungsrahmen für KI-Systeme (Hochrisiko-Systeme gemäß Anhang III, Transparenzpflichten nach Art. 50, Durchsetzungsregime); dies legt einen einheitlichen Definitionsrahmen, der steuerpolitische Anknüpfungen an KI-Systemklassen mittelfristig erleichtern kann, ohne selbst steuerrechtliche Wirkung zu entfalten. Die Europäische Kommission hat am 19. November 2025 mit dem „Digital Omnibus on AI" einen Vereinfachungsvorschlag vorgelegt, den das Europäische Parlament am 16. März 2026 im Ausschuss und am 23. März 2026 im Plenum unterstützt hat. Er sieht eine Verschiebung der Hochrisiko-Pflichten vor — je nach Systemtyp bis maximal zum 2. Dezember 2027 bzw. 2. August 2028 — und koppelt ihre Anwendbarkeit an die Verfügbarkeit harmonisierter Normen; zudem wird die Kennzeichnungspflicht für KI-generierte Inhalte (Art. 50) bis zum 2. November 2026 verlängert. Die Kommissionsdurchsetzungsbefugnisse gegenüber Anbietern von Allzweck-KI-Modellen (GPAI) treten wie vorgesehen am 2. August 2026 in Kraft. Parlament und Rat haben die Trilogverhandlungen aufgenommen; der zweite Trilogtermin am 28. April 2026 endete nach Berichterstattung von IAPP und A&amp;O Shearman ohne Einigung — Streitpunkt war primär das Verhältnis zwischen AI Act und sektorspezifischen EU-Regelungen für eingebettete KI-Systeme (Anhang I) sowie die Rechtsgrundlage für die Verarbeitung personenbezogener Daten zur Bias-Erkennung. Beide Institutionen konvergieren auf Stichtage 2. Dezember 2027 (Anhang III) und 2. August 2028 (Anhang I) für die Hochrisiko-Pflichten. Die nächste Trilogrunde ist auf den 13. Mai 2026 terminiert; Ziel bleibt eine förmliche Verabschiedung vor dem ursprünglichen Stichtag am 2. August 2026. Die zypriotische Ratspräsidentschaft hat sich vorgenommen, das Dossier vor Ablauf ihrer Amtszeit am 30. Juni 2026 abzuschließen; gelingt das nicht, übernimmt zur zweiten Jahreshälfte 2026 die irische Präsidentschaft. Scheitert die Einigung bis zum 2. August 2026, würden die Hochrisiko-Pflichten in ihrer ursprünglich vorgesehenen Fassung anwendbar. Für die Steuerdebatte folgt daraus, dass der zeitliche Vorlauf für KI-Definitionen aus dem AI Act enger als ursprünglich gedacht ist — eine mittelfristige Anknüpfung steuerlicher Tatbestände an AI-Act-Kategorien bleibt möglich, setzt aber voraus, dass die Normenlandschaft nach 2027 verlässlich vorliegt.</w:t>
+        <w:t xml:space="preserve"> Eine rein nationale Lösung kann mit der Warenverkehrsfreiheit, der Dienstleistungsfreiheit und der Niederlassungsfreiheit in Konflikt geraten. Eine Regelung, die nur inländische Roboterbetreiber trifft, während grenzüberschreitende KI-Dienstleistungen unbesteuert bleiben, wäre diskriminierungsrechtlich problematisch und praktisch kaum durchsetzbar. Der EU AI Act (Verordnung 2024/1689) schafft ab dem 2. August 2026 einen unionsweit einheitlichen Regulierungsrahmen für KI-Systeme (Hochrisiko-Systeme gemäß Anhang III, Transparenzpflichten nach Art. 50, Durchsetzungsregime); dies legt einen einheitlichen Definitionsrahmen, der steuerpolitische Anknüpfungen an KI-Systemklassen mittelfristig erleichtern kann, ohne selbst steuerrechtliche Wirkung zu entfalten. Die Europäische Kommission hat am 19. November 2025 mit dem „Digital Omnibus on AI" einen Vereinfachungsvorschlag vorgelegt, den das Europäische Parlament am 16. März 2026 im Ausschuss und am 23. März 2026 im Plenum unterstützt hat. Er sieht eine Verschiebung der Hochrisiko-Pflichten vor — je nach Systemtyp bis maximal zum 2. Dezember 2027 bzw. 2. August 2028 — und koppelt ihre Anwendbarkeit an die Verfügbarkeit harmonisierter Normen; zudem wird die Kennzeichnungspflicht für KI-generierte Inhalte (Art. 50) bis zum 2. November 2026 verlängert. Die Kommissionsdurchsetzungsbefugnisse gegenüber Anbietern von Allzweck-KI-Modellen (GPAI) treten wie vorgesehen am 2. August 2026 in Kraft. Parlament und Rat haben die Trilogverhandlungen aufgenommen; der zweite Trilogtermin am 28. April 2026 endete nach Berichterstattung von IAPP und A&amp;O Shearman ohne Einigung — Streitpunkt war primär das Verhältnis zwischen AI Act und sektorspezifischen EU-Regelungen für eingebettete KI-Systeme (Anhang I) sowie die Rechtsgrundlage für die Verarbeitung personenbezogener Daten zur Bias-Erkennung. Am 7. Mai 2026 haben Rat und Parlament dann nach einer dritten Trilogrunde eine provisorische politische Einigung erzielt: Die Stichtage 2. Dezember 2027 (Anhang III) und 2. August 2028 (Anhang I) sind förmlich fixiert; die Anwendbarkeit der Transparenz- und Kennzeichnungspflichten für KI-generierte Inhalte (Art. 50) wird einheitlich auf den 2. Dezember 2026 verschoben (zuvor 2. August 2026), die nationale Etablierung der Regulatory Sandboxes auf den 2. August 2027 erstreckt. Ergänzend wird ein neues Verbot nach Art. 5 für KI-Systeme aufgenommen, die kindesmissbrauchsrelevantes Material (CSAM) oder nicht-einvernehmliche intime Aufnahmen (NCII) generieren — bestehende Systeme sind bis zum 2. Dezember 2026 anzupassen. Die förmliche Annahme durch Rat und Parlament soll nach gemeinsamer Erklärung vor dem ursprünglichen Stichtag 2. August 2026 erfolgen; die Konvergenz zur 13. Mai 2026 ursprünglich geplanten Folgerunde wurde durch die Einigung vom 7. Mai 2026 obsolet. Die zypriotische Ratspräsidentschaft hat sich vorgenommen, das Dossier vor Ablauf ihrer Amtszeit am 30. Juni 2026 abzuschließen; gelingt das nicht, übernimmt zur zweiten Jahreshälfte 2026 die irische Präsidentschaft. Scheitert die Einigung bis zum 2. August 2026, würden die Hochrisiko-Pflichten in ihrer ursprünglich vorgesehenen Fassung anwendbar. Für die Steuerdebatte folgt daraus, dass der zeitliche Vorlauf für KI-Definitionen aus dem AI Act enger als ursprünglich gedacht ist — eine mittelfristige Anknüpfung steuerlicher Tatbestände an AI-Act-Kategorien bleibt möglich, setzt aber voraus, dass die Normenlandschaft nach 2027 verlässlich vorliegt.</w:t>
       </w:r>
     </w:p>
     <w:p>
@@ -2562,7 +2652,7 @@
           <w:i w:val="0"/>
           <w:sz w:val="19"/>
         </w:rPr>
-        <w:t xml:space="preserve"> am 1. Mai 2026 mit 131 zu 17 Stimmen verabschiedet, Gouverneur Ned Lamont hat seine Unterzeichnung angekündigt. Für die Steuerdebatte ist neben Frontier- und Sandbox-Komponenten vor allem ein arbeitsrechtlicher Baustein bemerkenswert: </w:t>
+        <w:t xml:space="preserve"> am 1. Mai 2026 mit 131 zu 17 Stimmen verabschiedet; Gouverneur Ned Lamont hat das Gesetz im Mai 2026 unterzeichnet und damit das erste US-bundesstaatliche Omnibus-Regelwerk für KI-Verantwortung und Transparenz in Kraft gesetzt. Für die Steuerdebatte ist neben Frontier- und Sandbox-Komponenten vor allem ein arbeitsrechtlicher Baustein bemerkenswert: </w:t>
       </w:r>
       <w:r>
         <w:rPr>
@@ -3056,6 +3146,119 @@
           <w:sz w:val="19"/>
         </w:rPr>
         <w:t xml:space="preserve"> zur Stützung verdrängter Beschäftigter. Die Position ergänzt die in § 3.3 (de la Feria) und § 3.4 (IW Köln/Hentze) referierten ökonomischen Einwände um eine prominente publizistische Stimme aus der Wirtschaftspresse — und liefert damit für die in Kapitel 10 zu treffende Bewertung das spiegelbildliche Pendant zu den OpenAI-/Sanders-Vorschlägen aus demselben Zeitfenster.</w:t>
+      </w:r>
+    </w:p>
+    <w:p>
+      <w:pPr>
+        <w:jc w:val="both"/>
+      </w:pPr>
+      <w:r>
+        <w:rPr>
+          <w:rFonts w:ascii="Arial" w:hAnsi="Arial"/>
+          <w:b/>
+          <w:i w:val="0"/>
+          <w:sz w:val="19"/>
+        </w:rPr>
+        <w:t>Warren-Vorstoß (Time, 27. Mai 2026):</w:t>
+      </w:r>
+      <w:r>
+        <w:rPr>
+          <w:rFonts w:ascii="Arial" w:hAnsi="Arial"/>
+          <w:b w:val="0"/>
+          <w:i w:val="0"/>
+          <w:sz w:val="19"/>
+        </w:rPr>
+        <w:t xml:space="preserve"> Mit einem Namensbeitrag in </w:t>
+      </w:r>
+      <w:r>
+        <w:rPr>
+          <w:rFonts w:ascii="Arial" w:hAnsi="Arial"/>
+          <w:b w:val="0"/>
+          <w:i/>
+          <w:sz w:val="19"/>
+        </w:rPr>
+        <w:t>Time</w:t>
+      </w:r>
+      <w:r>
+        <w:rPr>
+          <w:rFonts w:ascii="Arial" w:hAnsi="Arial"/>
+          <w:b w:val="0"/>
+          <w:i w:val="0"/>
+          <w:sz w:val="19"/>
+        </w:rPr>
+        <w:t xml:space="preserve"> unter dem Titel </w:t>
+      </w:r>
+      <w:r>
+        <w:rPr>
+          <w:rFonts w:ascii="Arial" w:hAnsi="Arial"/>
+          <w:b w:val="0"/>
+          <w:i/>
+          <w:sz w:val="19"/>
+        </w:rPr>
+        <w:t>„Why We Need to Tax AI"</w:t>
+      </w:r>
+      <w:r>
+        <w:rPr>
+          <w:rFonts w:ascii="Arial" w:hAnsi="Arial"/>
+          <w:b w:val="0"/>
+          <w:i w:val="0"/>
+          <w:sz w:val="19"/>
+        </w:rPr>
+        <w:t xml:space="preserve"> (27. Mai 2026) hat US-Senatorin Elizabeth Warren (D-MA, Banking, Housing &amp; Urban Affairs) die Sanders-Linie um eine zweite progressive Konzeption ergänzt. Sie schlüge zwei Mechanismen vor: eine bundesweite Verbrauchsteuer (</w:t>
+      </w:r>
+      <w:r>
+        <w:rPr>
+          <w:rFonts w:ascii="Arial" w:hAnsi="Arial"/>
+          <w:b w:val="0"/>
+          <w:i/>
+          <w:sz w:val="19"/>
+        </w:rPr>
+        <w:t>excise tax</w:t>
+      </w:r>
+      <w:r>
+        <w:rPr>
+          <w:rFonts w:ascii="Arial" w:hAnsi="Arial"/>
+          <w:b w:val="0"/>
+          <w:i w:val="0"/>
+          <w:sz w:val="19"/>
+        </w:rPr>
+        <w:t xml:space="preserve">) auf den Stromverbrauch von KI-Rechenzentren — der konkrete Pro-Kilowattstunden-Satz wurde im Op-Ed nicht beziffert, sondern als „reasonable" qualifiziert — sowie eine Vermögensabgabe auf KI-affines Großvermögen, die an die im März 2026 erneut eingebrachte </w:t>
+      </w:r>
+      <w:r>
+        <w:rPr>
+          <w:rFonts w:ascii="Arial" w:hAnsi="Arial"/>
+          <w:b w:val="0"/>
+          <w:i/>
+          <w:sz w:val="19"/>
+        </w:rPr>
+        <w:t>Ultra-Millionaire Tax Act of 2026</w:t>
+      </w:r>
+      <w:r>
+        <w:rPr>
+          <w:rFonts w:ascii="Arial" w:hAnsi="Arial"/>
+          <w:b w:val="0"/>
+          <w:i w:val="0"/>
+          <w:sz w:val="19"/>
+        </w:rPr>
+        <w:t xml:space="preserve"> anschlösse (2 % auf Nettovermögen über 50 Mio. USD, zusätzliche 1 % auf Milliardenvermögen; namentlich genannt sind Jeff Bezos und Sam Altman). Das Aufkommen soll laut Op-Ed für eine universelle Krankenversicherung, kostenfreie Hochschulbildung und eine ausgebaute Arbeitslosenversicherung für durch Automatisierung verdrängte Beschäftigte zweckgebunden werden. Die Argumentationslinie greift die im OpenAI-Strategiepapier April 2026 (§ 4.5) und im Sanders-Report Oktober 2025 (§ 4.5) angelegte Logik einer Verlagerung der Steuerlast von Arbeit auf Kapital und KI-Infrastruktur auf, akzentuiert aber den Energieverbrauch der Rechenzentren als steuerliche Anknüpfung — strukturell ein Hybrid aus Typ 2 (Investitionsanreiz-Steuer) und Typ 4 (Verschiebung der relativen Steuerlast) nach der Typologie in § 2.1, mit Bezug zur in § 4.5 (Sanders/Ocasio-Cortez, </w:t>
+      </w:r>
+      <w:r>
+        <w:rPr>
+          <w:rFonts w:ascii="Arial" w:hAnsi="Arial"/>
+          <w:b w:val="0"/>
+          <w:i/>
+          <w:sz w:val="19"/>
+        </w:rPr>
+        <w:t>Artificial Intelligence Data Center Moratorium Act</w:t>
+      </w:r>
+      <w:r>
+        <w:rPr>
+          <w:rFonts w:ascii="Arial" w:hAnsi="Arial"/>
+          <w:b w:val="0"/>
+          <w:i w:val="0"/>
+          <w:sz w:val="19"/>
+        </w:rPr>
+        <w:t>, S. 4214) bereits etablierten infrastrukturzentrierten Anknüpfung. Warren zitiert sich selbst mit der Forderung, das Spielfeld durch höhere Unternehmens- und Kapitalertragsteuern und das Schließen von Schlupflöchern zu nivellieren, und zeigt sich offen für „noch größere und mutigere" KI-Besteuerungs­vorschläge. Aussichten auf eine Verabschiedung in einem republikanisch geführten Kongress gelten — wie beim Sanders-Vorstoß — als gering; signalpolitisch markiert der Beitrag aber den ersten KI-spezifischen Besteuerungs­vorschlag aus dem Senatsumfeld der demokratischen Partei seit dem Sanders-Report und schließt das US-Spektrum zwischen Sanders/AOC (Typ 5 plus Moratorium), Warren (Energie-Excise plus Vermögensabgabe), OpenAI (Typ 4) und Yang (Typ 4 mit Konsumsteuer-Komponente).</w:t>
       </w:r>
     </w:p>
     <w:p>
@@ -8718,6 +8921,56 @@
           <w:i w:val="0"/>
           <w:sz w:val="19"/>
         </w:rPr>
+        <w:t xml:space="preserve">Rat der Europäischen Union / Europäisches Parlament. (7. Mai 2026). </w:t>
+      </w:r>
+      <w:r>
+        <w:rPr>
+          <w:rFonts w:ascii="Arial" w:hAnsi="Arial"/>
+          <w:b w:val="0"/>
+          <w:i/>
+          <w:sz w:val="19"/>
+        </w:rPr>
+        <w:t>Artificial Intelligence: Council and Parliament agree to simplify and streamline rules.</w:t>
+      </w:r>
+      <w:r>
+        <w:rPr>
+          <w:rFonts w:ascii="Arial" w:hAnsi="Arial"/>
+          <w:b w:val="0"/>
+          <w:i w:val="0"/>
+          <w:sz w:val="19"/>
+        </w:rPr>
+        <w:t xml:space="preserve"> Provisorische politische Einigung zum </w:t>
+      </w:r>
+      <w:r>
+        <w:rPr>
+          <w:rFonts w:ascii="Arial" w:hAnsi="Arial"/>
+          <w:b w:val="0"/>
+          <w:i/>
+          <w:sz w:val="19"/>
+        </w:rPr>
+        <w:t>Digital Omnibus on AI</w:t>
+      </w:r>
+      <w:r>
+        <w:rPr>
+          <w:rFonts w:ascii="Arial" w:hAnsi="Arial"/>
+          <w:b w:val="0"/>
+          <w:i w:val="0"/>
+          <w:sz w:val="19"/>
+        </w:rPr>
+        <w:t xml:space="preserve"> (Konsens auf Stichtage 2. Dezember 2027 für Anhang III und 2. August 2028 für Anhang I; Transparenz- und Kennzeichnungspflichten nach Art. 50 zum 2. Dezember 2026; nationale Regulatory Sandboxes zum 2. August 2027; neues Verbot nach Art. 5 für KI-generierte CSAM/NCII mit Anpassungsfrist zum 2. Dezember 2026; förmliche Annahme vor 2. August 2026 angekündigt). Sekundärbelege u. a. Bird &amp; Bird, White &amp; Case, Modulos, Inside Privacy, Orrick, Lexology. https://www.consilium.europa.eu/en/press/press-releases/2026/05/07/artificial-intelligence-council-and-parliament-agree-to-simplify-and-streamline-rules/ | https://www.twobirds.com/en/insights/2026/digital-omnibus-on-ai-provisional-agreement-reached-at-the-may-trilogue | https://www.whitecase.com/insight-alert/eu-agrees-digital-omnibus-deal-simplify-ai-rules | https://www.orrick.com/en/Insights/2026/05/EUs-Digital-Omnibus-on-AI-7-Key-Changes-You-Need-to-Know</w:t>
+      </w:r>
+    </w:p>
+    <w:p>
+      <w:pPr>
+        <w:jc w:val="both"/>
+      </w:pPr>
+      <w:r>
+        <w:rPr>
+          <w:rFonts w:ascii="Arial" w:hAnsi="Arial"/>
+          <w:b w:val="0"/>
+          <w:i w:val="0"/>
+          <w:sz w:val="19"/>
+        </w:rPr>
         <w:t>Europäische Union. (2024). Verordnung (EU) 2024/1689 des Europäischen Parlaments und des Rates vom 13. Juni 2024 zur Festlegung harmonisierter Vorschriften für künstliche Intelligenz (</w:t>
       </w:r>
       <w:r>
@@ -8943,6 +9196,74 @@
           <w:sz w:val="19"/>
         </w:rPr>
         <w:t xml:space="preserve"> Namensbeitrag begleitend zur HELP-Anhörung; Ankündigung flankierender Gesetzgebung (Robotersteuer und bundesweites Moratorium für neue KI-Rechenzentren).</w:t>
+      </w:r>
+    </w:p>
+    <w:p>
+      <w:pPr>
+        <w:jc w:val="both"/>
+      </w:pPr>
+      <w:r>
+        <w:rPr>
+          <w:rFonts w:ascii="Arial" w:hAnsi="Arial"/>
+          <w:b w:val="0"/>
+          <w:i w:val="0"/>
+          <w:sz w:val="19"/>
+        </w:rPr>
+        <w:t xml:space="preserve">Warren, E. (27. Mai 2026). </w:t>
+      </w:r>
+      <w:r>
+        <w:rPr>
+          <w:rFonts w:ascii="Arial" w:hAnsi="Arial"/>
+          <w:b w:val="0"/>
+          <w:i/>
+          <w:sz w:val="19"/>
+        </w:rPr>
+        <w:t>Why We Need to Tax AI.</w:t>
+      </w:r>
+      <w:r>
+        <w:rPr>
+          <w:rFonts w:ascii="Arial" w:hAnsi="Arial"/>
+          <w:b w:val="0"/>
+          <w:i w:val="0"/>
+          <w:sz w:val="19"/>
+        </w:rPr>
+        <w:t xml:space="preserve"> Namensbeitrag in </w:t>
+      </w:r>
+      <w:r>
+        <w:rPr>
+          <w:rFonts w:ascii="Arial" w:hAnsi="Arial"/>
+          <w:b w:val="0"/>
+          <w:i/>
+          <w:sz w:val="19"/>
+        </w:rPr>
+        <w:t>Time</w:t>
+      </w:r>
+      <w:r>
+        <w:rPr>
+          <w:rFonts w:ascii="Arial" w:hAnsi="Arial"/>
+          <w:b w:val="0"/>
+          <w:i w:val="0"/>
+          <w:sz w:val="19"/>
+        </w:rPr>
+        <w:t xml:space="preserve"> — Vorschlag einer bundesweiten Verbrauchsteuer auf den Stromverbrauch von KI-Rechenzentren und einer Vermögensabgabe auf KI-affines Großvermögen (Anschluss an </w:t>
+      </w:r>
+      <w:r>
+        <w:rPr>
+          <w:rFonts w:ascii="Arial" w:hAnsi="Arial"/>
+          <w:b w:val="0"/>
+          <w:i/>
+          <w:sz w:val="19"/>
+        </w:rPr>
+        <w:t>Ultra-Millionaire Tax Act of 2026</w:t>
+      </w:r>
+      <w:r>
+        <w:rPr>
+          <w:rFonts w:ascii="Arial" w:hAnsi="Arial"/>
+          <w:b w:val="0"/>
+          <w:i w:val="0"/>
+          <w:sz w:val="19"/>
+        </w:rPr>
+        <w:t>, März 2026: 2 % auf Nettovermögen &gt; 50 Mio. USD, +1 % auf Milliardenvermögen); zweckgebundene Verwendung für universelle Krankenversicherung, kostenfreie Hochschulbildung und Arbeitslosenversicherung für durch Automatisierung Verdrängte. Sekundärbelege Axios, The Hill, Newsweek, TechSpot, Techtimes. https://time.com/article/2026/05/27/why-we-need-to-tax-ai/ | https://www.axios.com/2026/05/27/elizabeth-warren-tax-ai-companies-benefit-americans | https://thehill.com/homenews/senate/5898081-warren-proposes-ai-tax/ | https://www.techspot.com/news/112549-elizabeth-warren-wants-tax-ai-data-centers-power.html | https://www.techtimes.com/articles/317294/20260527/warren-proposes-ai-data-center-tax-fund-workers-displaced-automation.htm</w:t>
       </w:r>
     </w:p>
     <w:p>
@@ -10553,6 +10874,170 @@
       <w:r>
         <w:rPr>
           <w:rFonts w:ascii="Arial" w:hAnsi="Arial"/>
+          <w:b w:val="0"/>
+          <w:i w:val="0"/>
+          <w:sz w:val="19"/>
+        </w:rPr>
+        <w:t xml:space="preserve">NPR / CNBC / Yahoo Finance / The Next Web / Quartz. (18.–20. Mai 2026). </w:t>
+      </w:r>
+      <w:r>
+        <w:rPr>
+          <w:rFonts w:ascii="Arial" w:hAnsi="Arial"/>
+          <w:b w:val="0"/>
+          <w:i/>
+          <w:sz w:val="19"/>
+        </w:rPr>
+        <w:t>Meta slashes 8,000 jobs as it pivots towards AI / Meta layoffs starting this week stress harsh AI reality inside Zuckerberg's company / Zuckerberg's Meta layoffs memo: ‚Success isn't a given' in the AI era / Meta cuts 8,000 jobs and cancels 6,000 open roles as $135B AI spending reshapes the company from the inside / Meta layoffs 2026: 8,000 jobs cut in AI restructuring.</w:t>
+      </w:r>
+      <w:r>
+        <w:rPr>
+          <w:rFonts w:ascii="Arial" w:hAnsi="Arial"/>
+          <w:b w:val="0"/>
+          <w:i w:val="0"/>
+          <w:sz w:val="19"/>
+        </w:rPr>
+        <w:t xml:space="preserve"> Erste Welle der Mai-Stellenstreichungen bei </w:t>
+      </w:r>
+      <w:r>
+        <w:rPr>
+          <w:rFonts w:ascii="Arial" w:hAnsi="Arial"/>
+          <w:b w:val="0"/>
+          <w:i/>
+          <w:sz w:val="19"/>
+        </w:rPr>
+        <w:t>Meta</w:t>
+      </w:r>
+      <w:r>
+        <w:rPr>
+          <w:rFonts w:ascii="Arial" w:hAnsi="Arial"/>
+          <w:b w:val="0"/>
+          <w:i w:val="0"/>
+          <w:sz w:val="19"/>
+        </w:rPr>
+        <w:t xml:space="preserve"> (rund 8.000 Beschäftigte, rund 10 % der Belegschaft; zusätzlich rund 6.000 offene Stellen gestrichen; CPO Janelle Gale ordnet bis zu 7.000 Beschäftigte neuen KI-Teams zu — Applied AI Engineering, Agent Transformation Accelerator XFN, Central Analytics; Memo Zuckerberg „Success isn't a given"; Capex 2026 125–145 Mrd. USD). https://www.npr.org/2026/05/20/nx-s1-5826917/meta-layoffs-ai-jobs | https://www.cnbc.com/2026/05/20/meta-layoffs-zuckerberg-says-success-isnt-a-given-in-memo.html | https://www.cnbc.com/2026/05/18/metas-layoffs-starting-this-week-underscore-zuckerbergs-ai-reality-.html | https://thenextweb.com/news/meta-layoffs-may-2026-ai-restructuring-thousands | https://qz.com/meta-layoffs-8000-jobs-ai-restructuring-052026</w:t>
+      </w:r>
+    </w:p>
+    <w:p>
+      <w:pPr>
+        <w:jc w:val="both"/>
+      </w:pPr>
+      <w:r>
+        <w:rPr>
+          <w:rFonts w:ascii="Arial" w:hAnsi="Arial"/>
+          <w:b w:val="0"/>
+          <w:i w:val="0"/>
+          <w:sz w:val="19"/>
+        </w:rPr>
+        <w:t xml:space="preserve">TechCrunch / Yahoo Finance. (20. Mai 2026). </w:t>
+      </w:r>
+      <w:r>
+        <w:rPr>
+          <w:rFonts w:ascii="Arial" w:hAnsi="Arial"/>
+          <w:b w:val="0"/>
+          <w:i/>
+          <w:sz w:val="19"/>
+        </w:rPr>
+        <w:t>Intuit to lay off over 3,000 employees to refocus on AI.</w:t>
+      </w:r>
+      <w:r>
+        <w:rPr>
+          <w:rFonts w:ascii="Arial" w:hAnsi="Arial"/>
+          <w:b w:val="0"/>
+          <w:i w:val="0"/>
+          <w:sz w:val="19"/>
+        </w:rPr>
+        <w:t xml:space="preserve"> Reduktion um rund 17 % der globalen Belegschaft mit explizitem KI-Bezug. https://techcrunch.com/2026/05/20/intuit-to-lay-off-over-3000-employees-to-refocus-on-ai/</w:t>
+      </w:r>
+    </w:p>
+    <w:p>
+      <w:pPr>
+        <w:jc w:val="both"/>
+      </w:pPr>
+      <w:r>
+        <w:rPr>
+          <w:rFonts w:ascii="Arial" w:hAnsi="Arial"/>
+          <w:b w:val="0"/>
+          <w:i w:val="0"/>
+          <w:sz w:val="19"/>
+        </w:rPr>
+        <w:t xml:space="preserve">CNBC / Yahoo Finance. (28. Mai 2026). </w:t>
+      </w:r>
+      <w:r>
+        <w:rPr>
+          <w:rFonts w:ascii="Arial" w:hAnsi="Arial"/>
+          <w:b w:val="0"/>
+          <w:i/>
+          <w:sz w:val="19"/>
+        </w:rPr>
+        <w:t>AI part of another tech layoff as Wix CEO announces 20% workforce cut / Layoffs Accelerate in May 2026 as Firms Restructure Around AI.</w:t>
+      </w:r>
+      <w:r>
+        <w:rPr>
+          <w:rFonts w:ascii="Arial" w:hAnsi="Arial"/>
+          <w:b w:val="0"/>
+          <w:i w:val="0"/>
+          <w:sz w:val="19"/>
+        </w:rPr>
+        <w:t xml:space="preserve"> </w:t>
+      </w:r>
+      <w:r>
+        <w:rPr>
+          <w:rFonts w:ascii="Arial" w:hAnsi="Arial"/>
+          <w:b w:val="0"/>
+          <w:i/>
+          <w:sz w:val="19"/>
+        </w:rPr>
+        <w:t>Wix</w:t>
+      </w:r>
+      <w:r>
+        <w:rPr>
+          <w:rFonts w:ascii="Arial" w:hAnsi="Arial"/>
+          <w:b w:val="0"/>
+          <w:i w:val="0"/>
+          <w:sz w:val="19"/>
+        </w:rPr>
+        <w:t xml:space="preserve"> reduziert rund 1.000 Beschäftigte — rund 20 % der ersten Quartalsbelegschaft von 5.277 — mit explizitem Bezug auf KI-Automatisierung und Wechselkurseffekte. https://www.cnbc.com/2026/05/28/wix-layoffs-ai-exchange-rates.html | https://finance.yahoo.com/sectors/technology/articles/layoffs-accelerate-may-2026-firms-040430218.html</w:t>
+      </w:r>
+    </w:p>
+    <w:p>
+      <w:pPr>
+        <w:jc w:val="both"/>
+      </w:pPr>
+      <w:r>
+        <w:rPr>
+          <w:rFonts w:ascii="Arial" w:hAnsi="Arial"/>
+          <w:b w:val="0"/>
+          <w:i w:val="0"/>
+          <w:sz w:val="19"/>
+        </w:rPr>
+        <w:t xml:space="preserve">Techtimes / Yahoo Finance / American Bazaar / TechSpot. (28./29. Mai 2026). </w:t>
+      </w:r>
+      <w:r>
+        <w:rPr>
+          <w:rFonts w:ascii="Arial" w:hAnsi="Arial"/>
+          <w:b w:val="0"/>
+          <w:i/>
+          <w:sz w:val="19"/>
+        </w:rPr>
+        <w:t>Tech Layoffs Reach 142,000 in 2026: Profitable Companies Cut Jobs to Fund $700B AI Infrastructure / 2026 Tech Layoffs Near 150,000 as Companies Pour Money Into AI / Losing a tech job in 2026 now costs workers nearly $14,400 a month, study finds / Tech layoffs have already passed 100,000 in 2026 as the industry cuts jobs to fund AI.</w:t>
+      </w:r>
+      <w:r>
+        <w:rPr>
+          <w:rFonts w:ascii="Arial" w:hAnsi="Arial"/>
+          <w:b w:val="0"/>
+          <w:i w:val="0"/>
+          <w:sz w:val="19"/>
+        </w:rPr>
+        <w:t xml:space="preserve"> Aggregat-Stand der ersten fünf Monate 2026: rund 142.000 Tech-Stellenstreichungen mit Projektion auf rund 370.000 für das Gesamtjahr (Post-Pandemie-Rekord 2023: 430.000); Konzern-Splits Oracle rund 30.000, Meta 8.000, Intuit 3.000, Cisco 4.000; Challenger-Methodik: KI als ausschlagebender Faktor für 25 % der Tech-Streichungen im März 2026 dokumentiert; Yale-Budget-Lab-Folgestudie 28. Mai 2026: durchschnittliches Einkommensloch verdrängter Tech-Beschäftigter rund 14.400 US-Dollar pro Monat. https://www.techtimes.com/articles/317392/20260529/tech-layoffs-reach-142000-2026-profitable-companies-cut-jobs-fund-700b-ai-infrastructure.htm | https://finance.yahoo.com/sectors/technology/articles/2026-tech-layoffs-near-150-110000224.html | https://americanbazaaronline.com/2026/05/28/losing-a-tech-job-in-2026-now-costs-workers-nearly-14400-month-481700/ | https://www.techspot.com/news/112493-tech-layoffs-pass-100000-2026-tracker-points-ai.html</w:t>
+      </w:r>
+    </w:p>
+    <w:p>
+      <w:pPr>
+        <w:jc w:val="both"/>
+      </w:pPr>
+      <w:r>
+        <w:rPr>
+          <w:rFonts w:ascii="Arial" w:hAnsi="Arial"/>
           <w:b/>
           <w:i w:val="0"/>
           <w:sz w:val="19"/>
@@ -10566,7 +11051,223 @@
           <w:i w:val="0"/>
           <w:sz w:val="19"/>
         </w:rPr>
-        <w:t xml:space="preserve"> Dieses Arbeitspapier gibt den Stand Anfang Mai 2026 (Schnitt am 8. Mai 2026 — Lauf 001 vom 8. Mai 2026) wieder. Die Debatte entwickelt sich dynamisch, insbesondere im Zuge der OpenAI-Strategiepapiere und der Eröffnung des OpenAI Workshop in Washington, D.C. im Mai 2026, des Erstdurchgangs des GKV-Beitragssatzstabilisierungsgesetzes in der 1065. Bundesratssitzung am 8. Mai 2026 mit 79 Tagesordnungspunkten (Kabinettsbeschluss 29. April 2026, parlamentarische Behandlung vor der Sommerpause 2026 angekündigt), der laufenden Trilog-Verhandlungen zum Digital Omnibus on AI (zweite Runde 28. April 2026 ohne Einigung; nächste Runde 13. Mai 2026 — Knackpunkt ist nicht die Verschiebung der Hochrisiko-Pflichten, sondern die Konformitätsbewertungs-Architektur für Anhang I; die zypriotische Ratspräsidentschaft strebt einen Abschluss vor Ablauf ihrer Amtszeit am 30. Juni 2026 an, andernfalls übernimmt die irische Präsidentschaft), der am 5. Mai 2026 erfolgten Arraignment-Verhandlung im Altman-Verfahren mit „nicht schuldig"-Plädoyer und angeordneter psychiatrischer Begutachtung, des am 7. Mai 2026 versandten individuellen Microsoft-Buyout-Angebots (Annahmefrist 8. Juni 2026, VRSAR-Unterzeichnung 9.–22. Juni 2026, bis zu fünfjährige Krankenversicherungs-Verlängerung), des am 1. Mai 2026 vom Connecticut-Repräsentantenhaus mit 131 zu 17 Stimmen verabschiedeten </w:t>
+        <w:t xml:space="preserve"> Dieses Arbeitspapier gibt den Stand Ende Mai 2026 (Schnitt am 30. Mai 2026 — Lauf 001 vom 30. Mai 2026; Nachholrunde nach 22-tägiger Pause seit Lauf 001 vom 8. Mai 2026) wieder. Neu eingearbeitet wurden insbesondere die am 7. Mai 2026 erzielte provisorische politische Einigung zum </w:t>
+      </w:r>
+      <w:r>
+        <w:rPr>
+          <w:rFonts w:ascii="Arial" w:hAnsi="Arial"/>
+          <w:b w:val="0"/>
+          <w:i/>
+          <w:sz w:val="19"/>
+        </w:rPr>
+        <w:t>Digital Omnibus on AI</w:t>
+      </w:r>
+      <w:r>
+        <w:rPr>
+          <w:rFonts w:ascii="Arial" w:hAnsi="Arial"/>
+          <w:b w:val="0"/>
+          <w:i w:val="0"/>
+          <w:sz w:val="19"/>
+        </w:rPr>
+        <w:t xml:space="preserve"> (Stichtage 2. Dezember 2027 für Anhang III und 2. August 2028 für Anhang I bestätigt; Transparenz- und Kennzeichnungspflichten nach Art. 50 auf den 2. Dezember 2026 verschoben; nationale Regulatory Sandboxes bis 2. August 2027; neues Verbot nach Art. 5 für KI-generierte CSAM/NCII; förmliche Annahme vor 2. August 2026 angekündigt), der zweite progressiver US-Senats-Vorstoß zur KI-Besteuerung in Form des Time-Op-Eds von Elizabeth Warren </w:t>
+      </w:r>
+      <w:r>
+        <w:rPr>
+          <w:rFonts w:ascii="Arial" w:hAnsi="Arial"/>
+          <w:b w:val="0"/>
+          <w:i/>
+          <w:sz w:val="19"/>
+        </w:rPr>
+        <w:t>„Why We Need to Tax AI"</w:t>
+      </w:r>
+      <w:r>
+        <w:rPr>
+          <w:rFonts w:ascii="Arial" w:hAnsi="Arial"/>
+          <w:b w:val="0"/>
+          <w:i w:val="0"/>
+          <w:sz w:val="19"/>
+        </w:rPr>
+        <w:t xml:space="preserve"> vom 27. Mai 2026 (Verbrauchsteuer auf den Stromverbrauch von KI-Rechenzentren plus Vermögensabgabe auf KI-affines Großvermögen mit zweckgebundener Verwendung für universelle Krankenversicherung, kostenfreie Hochschulbildung und Arbeitslosenversicherung Verdrängter), die im Mai 2026 vollzogene Unterzeichnung von </w:t>
+      </w:r>
+      <w:r>
+        <w:rPr>
+          <w:rFonts w:ascii="Arial" w:hAnsi="Arial"/>
+          <w:b w:val="0"/>
+          <w:i/>
+          <w:sz w:val="19"/>
+        </w:rPr>
+        <w:t>SB 5 — Connecticut Artificial Intelligence Responsibility and Transparency Act</w:t>
+      </w:r>
+      <w:r>
+        <w:rPr>
+          <w:rFonts w:ascii="Arial" w:hAnsi="Arial"/>
+          <w:b w:val="0"/>
+          <w:i w:val="0"/>
+          <w:sz w:val="19"/>
+        </w:rPr>
+        <w:t xml:space="preserve"> durch Gouverneur Ned Lamont sowie die Mai-Fortsetzung der KI-getriebenen Tech-Layoff-Welle (Meta 8.000 Stellen ab 20. Mai 2026 mit 6.000 zusätzlich gestrichenen offenen Stellen und CPO-Memo Janelle Gale zur Neuausrichtung auf KI-Teams; Intuit über 3.000 Stellen am 20. Mai 2026; Wix rund 1.000 Stellen ab 28. Mai 2026 mit explizitem KI-Bezug; Techtimes-Aggregat 29. Mai 2026: 142.000 Tech-Stellenstreichungen für die ersten fünf Monate 2026 mit Projektion auf rund 370.000 Vollejahr; Yale-Budget-Lab-Folgestudie 28. Mai 2026 zum durchschnittlichen Einkommensloch verdrängter Tech-Beschäftigter von rund 14.400 US-Dollar pro Monat). Die in der Vorversion 22.0 als noch laufend dokumentierten Verfahren (insbesondere die zypriotische Ratspräsidentschaft zum Digital Omnibus, die parlamentarische Behandlung des GKV-Beitragssatzstabilisierungsgesetzes, der Mikrosoft-VRSAR-Vollzug ab 9. Juni 2026 und die parallel laufenden Maine-Maßnahmen) gelten unverändert fort. Die Debatte entwickelt sich dynamisch, insbesondere im Zuge der OpenAI-Strategiepapiere und der Eröffnung des OpenAI Workshop in Washington, D.C. im Mai 2026, des Erstdurchgangs des GKV-Beitragssatzstabilisierungsgesetzes in der 1065. Bundesratssitzung am 8. Mai 2026 mit 79 Tagesordnungspunkten (Kabinettsbeschluss 29. April 2026, parlamentarische Behandlung vor der Sommerpause 2026 angekündigt — laut BMG-Zeitplan erste Lesung Bundestag 11. Juni 2026, zweite/dritte Lesung 26. Juni 2026, erste Bundesratslesung 12. Juni 2026, zweite 10. Juli 2026), der am 5. Mai 2026 erfolgten Arraignment-Verhandlung im Altman-Verfahren mit „nicht schuldig"-Plädoyer und angeordneter psychiatrischer Begutachtung, des am 7. Mai 2026 versandten individuellen Microsoft-Buyout-Angebots (Annahmefrist 8. Juni 2026, VRSAR-Unterzeichnung 9.–22. Juni 2026, bis zu fünfjährige Krankenversicherungs-Verlängerung), der parallelen exekutiven Maine-Maßnahmen (Executive Order Nr. 5 zum Data Center Advisory Council vom 29. April 2026, LD 713 zum Subventionsausschluss vom 24. April 2026), des im Februar 2026 vorgelegten Hamilton-Project-Papiers von Acemoglu, Autor und Johnson zu </w:t>
+      </w:r>
+      <w:r>
+        <w:rPr>
+          <w:rFonts w:ascii="Arial" w:hAnsi="Arial"/>
+          <w:b w:val="0"/>
+          <w:i/>
+          <w:sz w:val="19"/>
+        </w:rPr>
+        <w:t>„Building Pro-Worker Artificial Intelligence"</w:t>
+      </w:r>
+      <w:r>
+        <w:rPr>
+          <w:rFonts w:ascii="Arial" w:hAnsi="Arial"/>
+          <w:b w:val="0"/>
+          <w:i w:val="0"/>
+          <w:sz w:val="19"/>
+        </w:rPr>
+        <w:t xml:space="preserve">, des am 5. März 2026 publizierten Anthropic-Papiers von Massenkoff &amp; McCrory zu </w:t>
+      </w:r>
+      <w:r>
+        <w:rPr>
+          <w:rFonts w:ascii="Arial" w:hAnsi="Arial"/>
+          <w:b w:val="0"/>
+          <w:i/>
+          <w:sz w:val="19"/>
+        </w:rPr>
+        <w:t>„Labor market impacts of AI"</w:t>
+      </w:r>
+      <w:r>
+        <w:rPr>
+          <w:rFonts w:ascii="Arial" w:hAnsi="Arial"/>
+          <w:b w:val="0"/>
+          <w:i w:val="0"/>
+          <w:sz w:val="19"/>
+        </w:rPr>
+        <w:t xml:space="preserve"> (Computer-Programmierer 74,5 % beobachtete Exposition; keine systematische Arbeitslosigkeitserhöhung, tentative Hire-Verlangsamung 22–25-Jährige), des am 22. April 2026 gestarteten </w:t>
+      </w:r>
+      <w:r>
+        <w:rPr>
+          <w:rFonts w:ascii="Arial" w:hAnsi="Arial"/>
+          <w:b w:val="0"/>
+          <w:i/>
+          <w:sz w:val="19"/>
+        </w:rPr>
+        <w:t>Anthropic Economic Index Survey</w:t>
+      </w:r>
+      <w:r>
+        <w:rPr>
+          <w:rFonts w:ascii="Arial" w:hAnsi="Arial"/>
+          <w:b w:val="0"/>
+          <w:i w:val="0"/>
+          <w:sz w:val="19"/>
+        </w:rPr>
+        <w:t xml:space="preserve"> als monatliche qualitative Ergänzung zur nutzungsdatenbasierten Index-Reihe sowie des am 23. April 2026 nachgereichten ökonomischen Folgebands zur 81k-Befragung („Economic concerns and gains from AI use"), des am 24. März 2026 erschienenen </w:t>
+      </w:r>
+      <w:r>
+        <w:rPr>
+          <w:rFonts w:ascii="Arial" w:hAnsi="Arial"/>
+          <w:b w:val="0"/>
+          <w:i/>
+          <w:sz w:val="19"/>
+        </w:rPr>
+        <w:t>Anthropic-Economic-Index</w:t>
+      </w:r>
+      <w:r>
+        <w:rPr>
+          <w:rFonts w:ascii="Arial" w:hAnsi="Arial"/>
+          <w:b w:val="0"/>
+          <w:i w:val="0"/>
+          <w:sz w:val="19"/>
+        </w:rPr>
+        <w:t xml:space="preserve">-Folgeberichts </w:t>
+      </w:r>
+      <w:r>
+        <w:rPr>
+          <w:rFonts w:ascii="Arial" w:hAnsi="Arial"/>
+          <w:b w:val="0"/>
+          <w:i/>
+          <w:sz w:val="19"/>
+        </w:rPr>
+        <w:t>„Learning curves"</w:t>
+      </w:r>
+      <w:r>
+        <w:rPr>
+          <w:rFonts w:ascii="Arial" w:hAnsi="Arial"/>
+          <w:b w:val="0"/>
+          <w:i w:val="0"/>
+          <w:sz w:val="19"/>
+        </w:rPr>
+        <w:t xml:space="preserve">, des im Sejm anhängigen Abgeordnetenentwurfs zur Anhebung der polnischen </w:t>
+      </w:r>
+      <w:r>
+        <w:rPr>
+          <w:rFonts w:ascii="Arial" w:hAnsi="Arial"/>
+          <w:b w:val="0"/>
+          <w:i/>
+          <w:sz w:val="19"/>
+        </w:rPr>
+        <w:t>ulga na robotyzację</w:t>
+      </w:r>
+      <w:r>
+        <w:rPr>
+          <w:rFonts w:ascii="Arial" w:hAnsi="Arial"/>
+          <w:b w:val="0"/>
+          <w:i w:val="0"/>
+          <w:sz w:val="19"/>
+        </w:rPr>
+        <w:t xml:space="preserve"> auf 100 %, der revidierten IAB-Frühjahrsprognose vom 24. März 2026, der aktualisierten Tech-Layoff-Trackerstände zum 6./7./8. Mai 2026 (TrueUp 127.411 Personen aus 283 Layoff-Meldungen am 8. Mai 2026 — rund 1.003 Personen pro Tag) sowie der am 5./6./7. Mai 2026 angekündigten KI-getriebenen Stellenstreichungen bei Coinbase, PayPal, Freshworks, Cognizant und Cloudflare, des am 1. Mai 2026 von </w:t>
+      </w:r>
+      <w:r>
+        <w:rPr>
+          <w:rFonts w:ascii="Arial" w:hAnsi="Arial"/>
+          <w:b w:val="0"/>
+          <w:i/>
+          <w:sz w:val="19"/>
+        </w:rPr>
+        <w:t>Challenger, Gray &amp; Christmas</w:t>
+      </w:r>
+      <w:r>
+        <w:rPr>
+          <w:rFonts w:ascii="Arial" w:hAnsi="Arial"/>
+          <w:b w:val="0"/>
+          <w:i w:val="0"/>
+          <w:sz w:val="19"/>
+        </w:rPr>
+        <w:t xml:space="preserve"> veröffentlichten </w:t>
+      </w:r>
+      <w:r>
+        <w:rPr>
+          <w:rFonts w:ascii="Arial" w:hAnsi="Arial"/>
+          <w:b w:val="0"/>
+          <w:i/>
+          <w:sz w:val="19"/>
+        </w:rPr>
+        <w:t>April-2026-Job-Cuts-Reports</w:t>
+      </w:r>
+      <w:r>
+        <w:rPr>
+          <w:rFonts w:ascii="Arial" w:hAnsi="Arial"/>
+          <w:b w:val="0"/>
+          <w:i w:val="0"/>
+          <w:sz w:val="19"/>
+        </w:rPr>
+        <w:t xml:space="preserve">, des Big-Tech-AI-Capex-Programms 2026 mit nach oben revidierter Aggregat-Schätzung auf rund 725 Milliarden US-Dollar sowie des am 29. April 2026 veröffentlichten </w:t>
+      </w:r>
+      <w:r>
+        <w:rPr>
+          <w:rFonts w:ascii="Arial" w:hAnsi="Arial"/>
+          <w:b w:val="0"/>
+          <w:i/>
+          <w:sz w:val="19"/>
+        </w:rPr>
+        <w:t>Bloomberg-Editorials</w:t>
+      </w:r>
+      <w:r>
+        <w:rPr>
+          <w:rFonts w:ascii="Arial" w:hAnsi="Arial"/>
+          <w:b w:val="0"/>
+          <w:i w:val="0"/>
+          <w:sz w:val="19"/>
+        </w:rPr>
+        <w:t xml:space="preserve"> gegen eine KI-Steuer. Eine regelmäßige Aktualisierung ist vorgesehen. Die Debatte entwickelt sich dynamisch, insbesondere im Zuge der OpenAI-Strategiepapiere und der Eröffnung des OpenAI Workshop in Washington, D.C. im Mai 2026, des Erstdurchgangs des GKV-Beitragssatzstabilisierungsgesetzes in der 1065. Bundesratssitzung am 8. Mai 2026 mit 79 Tagesordnungspunkten (Kabinettsbeschluss 29. April 2026, parlamentarische Behandlung vor der Sommerpause 2026 angekündigt), der laufenden Trilog-Verhandlungen zum Digital Omnibus on AI (zweite Runde 28. April 2026 ohne Einigung; nächste Runde 13. Mai 2026 — Knackpunkt ist nicht die Verschiebung der Hochrisiko-Pflichten, sondern die Konformitätsbewertungs-Architektur für Anhang I; die zypriotische Ratspräsidentschaft strebt einen Abschluss vor Ablauf ihrer Amtszeit am 30. Juni 2026 an, andernfalls übernimmt die irische Präsidentschaft), der am 5. Mai 2026 erfolgten Arraignment-Verhandlung im Altman-Verfahren mit „nicht schuldig"-Plädoyer und angeordneter psychiatrischer Begutachtung, des am 7. Mai 2026 versandten individuellen Microsoft-Buyout-Angebots (Annahmefrist 8. Juni 2026, VRSAR-Unterzeichnung 9.–22. Juni 2026, bis zu fünfjährige Krankenversicherungs-Verlängerung), des am 1. Mai 2026 vom Connecticut-Repräsentantenhaus mit 131 zu 17 Stimmen verabschiedeten </w:t>
       </w:r>
       <w:r>
         <w:rPr>
@@ -10862,7 +11563,7 @@
         <w:color w:val="999999"/>
         <w:sz w:val="15"/>
       </w:rPr>
-      <w:t>Version 22.0 — Mai 2026 — CC BY 4.0</w:t>
+      <w:t>Version 23.0 — Mai 2026 — CC BY 4.0</w:t>
       <w:tab/>
       <w:t xml:space="preserve">Seite </w:t>
     </w:r>

--- a/KI-Ökonomie.docx
+++ b/KI-Ökonomie.docx
@@ -112,7 +112,7 @@
           <w:color w:val="666666"/>
           <w:sz w:val="18"/>
         </w:rPr>
-        <w:t>Version 22.0</w:t>
+        <w:t>Version 23.0</w:t>
       </w:r>
     </w:p>
     <w:p>
@@ -238,7 +238,61 @@
           <w:i w:val="0"/>
           <w:sz w:val="19"/>
         </w:rPr>
-        <w:t xml:space="preserve"> fällt auf den 2. Juli 2026; nach den am 7. Mai 2026 publizierten Programmkonditionen sind rund 8.500 Beschäftigte angebotsberechtigt, das Paket umfasst eine Cash-Einmalzahlung sowie eine bis zu fünfjährige Krankenversicherungs-Verlängerung und enthält keine Wettbewerbs- oder Beschäftigungsverbote. Im Zusammenspiel mit den am selben Tag bekräftigten Meta-Streichungen ordneten Wirtschaftsmedien (CNBC, 24. April 2026) die Welle erstmals als „AI-driven labor crisis" ein — ein Begriff, der den Übergang von Einzelfällen zu einer kumulativen Branchenerzählung markiert. Bis zur Wochenmitte des 25. April 2026 weisen Branchen-Tracker einen kumulierten Bestand von über 92.000 Tech-Stellenstreichungen für das laufende Jahr 2026 aus; eine Aktualisierung zum 2. Mai 2026 hebt die Marke nach Tracker-Methodik des SkillSyncer auf 113.863 betroffene Beschäftigte aus 179 erfassten Layoff-Ereignissen (durchschnittlich rund 933 Stellen pro Tag), während TrueUp parallel 95.878 Personen aus 249 Einzelmeldungen zählt; die Methodikspanne erklärt die unterschiedlichen Größenordnungen, das Niveau einer sechsstelligen Tech-Reduktion innerhalb von vier Monaten ist über alle Tracker hinweg konsistent. Eine erneute Aktualisierung zum 6. Mai 2026 zeigt, dass die TrueUp-Zählung weiter auf 119.721 betroffene Personen aus 265 Layoff-Meldungen gestiegen ist (rund 958 Stellen pro Tag), während SkillSyncer mit 113.863 Personen aus 179 Ereignissen weitgehend unverändert bleibt; eine Tagesfortschreibung der TrueUp-Methodik weist zum 7. Mai 2026 bereits 121.111 Personen aus 273 Layoff-Meldungen aus (rund 961 Personen pro Tag); die nochmalige Aktualisierung zum 8. Mai 2026 hebt die Marke nach den am Vortag angekündigten Cloudflare-Streichungen auf 127.411 betroffene Personen aus 283 Layoff-Meldungen (rund 1.003 Stellen pro Tag), wobei die zusätzlichen Meldungen primär aus den am 5./6. Mai 2026 angekündigten Stellenstreichungen bei </w:t>
+        <w:t xml:space="preserve"> fällt auf den 2. Juli 2026; nach den am 7. Mai 2026 publizierten Programmkonditionen sind rund 8.500 Beschäftigte angebotsberechtigt, das Paket umfasst eine Cash-Einmalzahlung sowie eine bis zu fünfjährige Krankenversicherungs-Verlängerung und enthält keine Wettbewerbs- oder Beschäftigungsverbote. Im Zusammenspiel mit den am selben Tag bekräftigten Meta-Streichungen ordneten Wirtschaftsmedien (CNBC, 24. April 2026) die Welle erstmals als „AI-driven labor crisis" ein — ein Begriff, der den Übergang von Einzelfällen zu einer kumulativen Branchenerzählung markiert. Bis zur Wochenmitte des 25. April 2026 weisen Branchen-Tracker einen kumulierten Bestand von über 92.000 Tech-Stellenstreichungen für das laufende Jahr 2026 aus; eine Aktualisierung zum 2. Mai 2026 hebt die Marke nach Tracker-Methodik des SkillSyncer auf 113.863 betroffene Beschäftigte aus 179 erfassten Layoff-Ereignissen (durchschnittlich rund 933 Stellen pro Tag), während TrueUp parallel 95.878 Personen aus 249 Einzelmeldungen zählt; die Methodikspanne erklärt die unterschiedlichen Größenordnungen, das Niveau einer sechsstelligen Tech-Reduktion innerhalb von vier Monaten ist über alle Tracker hinweg konsistent. Eine erneute Aktualisierung zum 6. Mai 2026 zeigt, dass die TrueUp-Zählung weiter auf 119.721 betroffene Personen aus 265 Layoff-Meldungen gestiegen ist (rund 958 Stellen pro Tag), während SkillSyncer mit 113.863 Personen aus 179 Ereignissen weitgehend unverändert bleibt; eine Tagesfortschreibung der TrueUp-Methodik weist zum 7. Mai 2026 bereits 121.111 Personen aus 273 Layoff-Meldungen aus (rund 961 Personen pro Tag); die nochmalige Aktualisierung zum 8. Mai 2026 hebt die Marke nach den am Vortag angekündigten Cloudflare-Streichungen auf 127.411 betroffene Personen aus 283 Layoff-Meldungen (rund 1.003 Stellen pro Tag); eine Folgeaktualisierung der TrueUp-Tracker-Methodik zum 30. Mai 2026 weist 134.603 betroffene Personen aus 212 Layoff-Ereignissen aus (rund 897 Stellen pro Tag), wobei die Bewegung im zweiten Mai-Drittel maßgeblich durch die am 20. Mai 2026 vollzogene Notification von rund 8.000 Meta-Beschäftigten (rund 10 % der globalen Belegschaft; Streichung weiterer 6.000 offener Stellen, sodass die effektive Headcount-Reduktion bei rund 14.000 Positionen liegt; rund 7.000 Beschäftigte werden parallel in neu gebildete KI-Teams wie </w:t>
+      </w:r>
+      <w:r>
+        <w:rPr>
+          <w:rFonts w:ascii="Arial" w:hAnsi="Arial"/>
+          <w:b w:val="0"/>
+          <w:i/>
+          <w:sz w:val="19"/>
+        </w:rPr>
+        <w:t>Applied AI Engineering</w:t>
+      </w:r>
+      <w:r>
+        <w:rPr>
+          <w:rFonts w:ascii="Arial" w:hAnsi="Arial"/>
+          <w:b w:val="0"/>
+          <w:i w:val="0"/>
+          <w:sz w:val="19"/>
+        </w:rPr>
+        <w:t xml:space="preserve"> und </w:t>
+      </w:r>
+      <w:r>
+        <w:rPr>
+          <w:rFonts w:ascii="Arial" w:hAnsi="Arial"/>
+          <w:b w:val="0"/>
+          <w:i/>
+          <w:sz w:val="19"/>
+        </w:rPr>
+        <w:t>Agent Transformation Accelerator XFN</w:t>
+      </w:r>
+      <w:r>
+        <w:rPr>
+          <w:rFonts w:ascii="Arial" w:hAnsi="Arial"/>
+          <w:b w:val="0"/>
+          <w:i w:val="0"/>
+          <w:sz w:val="19"/>
+        </w:rPr>
+        <w:t xml:space="preserve"> umgesetzt; Capex-Erwartung 2026 zwischen 125 und 145 Mrd. USD bei einem 2025-Umsatz von 201 Mrd. USD) sowie durch die am selben Tag angekündigte Streichung von rund 3.000 Stellen (17 % der Belegschaft) bei </w:t>
+      </w:r>
+      <w:r>
+        <w:rPr>
+          <w:rFonts w:ascii="Arial" w:hAnsi="Arial"/>
+          <w:b w:val="0"/>
+          <w:i/>
+          <w:sz w:val="19"/>
+        </w:rPr>
+        <w:t>Intuit</w:t>
+      </w:r>
+      <w:r>
+        <w:rPr>
+          <w:rFonts w:ascii="Arial" w:hAnsi="Arial"/>
+          <w:b w:val="0"/>
+          <w:i w:val="0"/>
+          <w:sz w:val="19"/>
+        </w:rPr>
+        <w:t xml:space="preserve"> (Restrukturierungsaufwand 300–340 Mio. USD; Vorstandschef Sasan Goodarzi erklärt im Konjunktiv, die Reduktion sei nicht durch KI-Ersetzung getrieben, sondern durch Abbau von Management-Ebenen und Konsolidierung nach der Integration von Credit Karma und TurboTax; parallel Mehrjahresverträge mit Anthropic und OpenAI für die Einbettung von KI in die TurboTax- und Tax-and-Finance-Plattformen) getragen ist — beide Ankündigungen verfestigen die Cluster-F-Linie auch jenseits der Hyperscaler-Welle. Die zusätzlichen Meldungen im Anschluss an den 8. Mai 2026 sind primär aus den am 5./6. Mai 2026 angekündigten Stellenstreichungen bei </w:t>
       </w:r>
       <w:r>
         <w:rPr>
@@ -2128,7 +2182,7 @@
           <w:i w:val="0"/>
           <w:sz w:val="19"/>
         </w:rPr>
-        <w:t xml:space="preserve"> Eine rein nationale Lösung kann mit der Warenverkehrsfreiheit, der Dienstleistungsfreiheit und der Niederlassungsfreiheit in Konflikt geraten. Eine Regelung, die nur inländische Roboterbetreiber trifft, während grenzüberschreitende KI-Dienstleistungen unbesteuert bleiben, wäre diskriminierungsrechtlich problematisch und praktisch kaum durchsetzbar. Der EU AI Act (Verordnung 2024/1689) schafft ab dem 2. August 2026 einen unionsweit einheitlichen Regulierungsrahmen für KI-Systeme (Hochrisiko-Systeme gemäß Anhang III, Transparenzpflichten nach Art. 50, Durchsetzungsregime); dies legt einen einheitlichen Definitionsrahmen, der steuerpolitische Anknüpfungen an KI-Systemklassen mittelfristig erleichtern kann, ohne selbst steuerrechtliche Wirkung zu entfalten. Die Europäische Kommission hat am 19. November 2025 mit dem „Digital Omnibus on AI" einen Vereinfachungsvorschlag vorgelegt, den das Europäische Parlament am 16. März 2026 im Ausschuss und am 23. März 2026 im Plenum unterstützt hat. Er sieht eine Verschiebung der Hochrisiko-Pflichten vor — je nach Systemtyp bis maximal zum 2. Dezember 2027 bzw. 2. August 2028 — und koppelt ihre Anwendbarkeit an die Verfügbarkeit harmonisierter Normen; zudem wird die Kennzeichnungspflicht für KI-generierte Inhalte (Art. 50) bis zum 2. November 2026 verlängert. Die Kommissionsdurchsetzungsbefugnisse gegenüber Anbietern von Allzweck-KI-Modellen (GPAI) treten wie vorgesehen am 2. August 2026 in Kraft. Parlament und Rat haben die Trilogverhandlungen aufgenommen; der zweite Trilogtermin am 28. April 2026 endete nach Berichterstattung von IAPP und A&amp;O Shearman ohne Einigung — Streitpunkt war primär das Verhältnis zwischen AI Act und sektorspezifischen EU-Regelungen für eingebettete KI-Systeme (Anhang I) sowie die Rechtsgrundlage für die Verarbeitung personenbezogener Daten zur Bias-Erkennung. Beide Institutionen konvergieren auf Stichtage 2. Dezember 2027 (Anhang III) und 2. August 2028 (Anhang I) für die Hochrisiko-Pflichten. Die nächste Trilogrunde ist auf den 13. Mai 2026 terminiert; Ziel bleibt eine förmliche Verabschiedung vor dem ursprünglichen Stichtag am 2. August 2026. Die zypriotische Ratspräsidentschaft hat sich vorgenommen, das Dossier vor Ablauf ihrer Amtszeit am 30. Juni 2026 abzuschließen; gelingt das nicht, übernimmt zur zweiten Jahreshälfte 2026 die irische Präsidentschaft. Scheitert die Einigung bis zum 2. August 2026, würden die Hochrisiko-Pflichten in ihrer ursprünglich vorgesehenen Fassung anwendbar. Für die Steuerdebatte folgt daraus, dass der zeitliche Vorlauf für KI-Definitionen aus dem AI Act enger als ursprünglich gedacht ist — eine mittelfristige Anknüpfung steuerlicher Tatbestände an AI-Act-Kategorien bleibt möglich, setzt aber voraus, dass die Normenlandschaft nach 2027 verlässlich vorliegt.</w:t>
+        <w:t xml:space="preserve"> Eine rein nationale Lösung kann mit der Warenverkehrsfreiheit, der Dienstleistungsfreiheit und der Niederlassungsfreiheit in Konflikt geraten. Eine Regelung, die nur inländische Roboterbetreiber trifft, während grenzüberschreitende KI-Dienstleistungen unbesteuert bleiben, wäre diskriminierungsrechtlich problematisch und praktisch kaum durchsetzbar. Der EU AI Act (Verordnung 2024/1689) schafft ab dem 2. August 2026 einen unionsweit einheitlichen Regulierungsrahmen für KI-Systeme (Hochrisiko-Systeme gemäß Anhang III, Transparenzpflichten nach Art. 50, Durchsetzungsregime); dies legt einen einheitlichen Definitionsrahmen, der steuerpolitische Anknüpfungen an KI-Systemklassen mittelfristig erleichtern kann, ohne selbst steuerrechtliche Wirkung zu entfalten. Die Europäische Kommission hat am 19. November 2025 mit dem „Digital Omnibus on AI" einen Vereinfachungsvorschlag vorgelegt, den das Europäische Parlament am 16. März 2026 im Ausschuss und am 23. März 2026 im Plenum unterstützt hat. Er sieht eine Verschiebung der Hochrisiko-Pflichten vor — je nach Systemtyp bis maximal zum 2. Dezember 2027 bzw. 2. August 2028 — und koppelt ihre Anwendbarkeit an die Verfügbarkeit harmonisierter Normen; zudem wird die Kennzeichnungspflicht für KI-generierte Inhalte (Art. 50) bis zum 2. November 2026 verlängert. Die Kommissionsdurchsetzungsbefugnisse gegenüber Anbietern von Allzweck-KI-Modellen (GPAI) treten wie vorgesehen am 2. August 2026 in Kraft. Parlament und Rat haben die Trilogverhandlungen aufgenommen; der zweite Trilogtermin am 28. April 2026 endete nach Berichterstattung von IAPP und A&amp;O Shearman ohne Einigung — Streitpunkt war primär das Verhältnis zwischen AI Act und sektorspezifischen EU-Regelungen für eingebettete KI-Systeme (Anhang I) sowie die Rechtsgrundlage für die Verarbeitung personenbezogener Daten zur Bias-Erkennung. In einer am 7. Mai 2026 erzielten vorläufigen politischen Trilog-Einigung (Pressemitteilung des Rates der EU vom 7. Mai 2026; Berichterstattung Bird &amp; Bird, Hogan Lovells, White &amp; Case, Latham &amp; Watkins, Tech Policy Press) konvergieren beide Institutionen — wie schon Anfang Mai abzusehen war — auf Stichtage 2. Dezember 2027 (Anhang III) und 2. August 2028 (Anhang I) für die Hochrisiko-Pflichten; flankierend wird die Übergangsfrist für die Kennzeichnungspflicht künstlich erzeugter Inhalte nach Art. 50 von sechs auf drei Monate verkürzt (Stichtag 2. Dezember 2026), und ein neuer Verbotstatbestand für KI-Systeme zur Generierung nicht-einvernehmlicher intimer oder kinderpornografischer Inhalte tritt ebenfalls am 2. Dezember 2026 in Kraft. Die förmliche Verabschiedung soll noch vor dem ursprünglichen Stichtag 2. August 2026 erfolgen; nach Veröffentlichung im Amtsblatt der EU tritt die Änderung drei Tage später in Kraft. Die zypriotische Ratspräsidentschaft hat sich vorgenommen, das Dossier vor Ablauf ihrer Amtszeit am 30. Juni 2026 abzuschließen; gelingt das nicht, übernimmt zur zweiten Jahreshälfte 2026 die irische Präsidentschaft. Scheitert die Einigung bis zum 2. August 2026, würden die Hochrisiko-Pflichten in ihrer ursprünglich vorgesehenen Fassung anwendbar. Für die Steuerdebatte folgt daraus, dass der zeitliche Vorlauf für KI-Definitionen aus dem AI Act enger als ursprünglich gedacht ist — eine mittelfristige Anknüpfung steuerlicher Tatbestände an AI-Act-Kategorien bleibt möglich, setzt aber voraus, dass die Normenlandschaft nach 2027 verlässlich vorliegt.</w:t>
       </w:r>
     </w:p>
     <w:p>
@@ -2562,7 +2616,7 @@
           <w:i w:val="0"/>
           <w:sz w:val="19"/>
         </w:rPr>
-        <w:t xml:space="preserve"> am 1. Mai 2026 mit 131 zu 17 Stimmen verabschiedet, Gouverneur Ned Lamont hat seine Unterzeichnung angekündigt. Für die Steuerdebatte ist neben Frontier- und Sandbox-Komponenten vor allem ein arbeitsrechtlicher Baustein bemerkenswert: </w:t>
+        <w:t xml:space="preserve"> am 1. Mai 2026 mit 131 zu 17 Stimmen verabschiedet, Gouverneur Ned Lamont hat den Entwurf am 11. Mai 2026 unterzeichnet (Berichterstattung Davis Wright Tremaine, DLA Piper, Future of Privacy Forum, Inside Global Tech, Ogletree, Akin Gump, Mai 2026); damit ist Connecticut der erste US-Bundesstaat mit einer breit angelegten KI-Querschnitts­gesetzgebung, die zugleich eine </w:t>
       </w:r>
       <w:r>
         <w:rPr>
@@ -2571,6 +2625,24 @@
           <w:i/>
           <w:sz w:val="19"/>
         </w:rPr>
+        <w:t>AI-Layoff-Disclosure</w:t>
+      </w:r>
+      <w:r>
+        <w:rPr>
+          <w:rFonts w:ascii="Arial" w:hAnsi="Arial"/>
+          <w:b w:val="0"/>
+          <w:i w:val="0"/>
+          <w:sz w:val="19"/>
+        </w:rPr>
+        <w:t xml:space="preserve"> enthält. Für die Steuerdebatte ist neben Frontier- und Sandbox-Komponenten vor allem ein arbeitsrechtlicher Baustein bemerkenswert: </w:t>
+      </w:r>
+      <w:r>
+        <w:rPr>
+          <w:rFonts w:ascii="Arial" w:hAnsi="Arial"/>
+          <w:b w:val="0"/>
+          <w:i/>
+          <w:sz w:val="19"/>
+        </w:rPr>
         <w:t>SB 5</w:t>
       </w:r>
       <w:r>
@@ -3056,6 +3128,137 @@
           <w:sz w:val="19"/>
         </w:rPr>
         <w:t xml:space="preserve"> zur Stützung verdrängter Beschäftigter. Die Position ergänzt die in § 3.3 (de la Feria) und § 3.4 (IW Köln/Hentze) referierten ökonomischen Einwände um eine prominente publizistische Stimme aus der Wirtschaftspresse — und liefert damit für die in Kapitel 10 zu treffende Bewertung das spiegelbildliche Pendant zu den OpenAI-/Sanders-Vorschlägen aus demselben Zeitfenster.</w:t>
+      </w:r>
+    </w:p>
+    <w:p>
+      <w:pPr>
+        <w:jc w:val="both"/>
+      </w:pPr>
+      <w:r>
+        <w:rPr>
+          <w:rFonts w:ascii="Arial" w:hAnsi="Arial"/>
+          <w:b/>
+          <w:i w:val="0"/>
+          <w:sz w:val="19"/>
+        </w:rPr>
+        <w:t>Diskurs-Verschiebung Ende Mai 2026 — Altman-Revision und Olah-Gegenposition:</w:t>
+      </w:r>
+      <w:r>
+        <w:rPr>
+          <w:rFonts w:ascii="Arial" w:hAnsi="Arial"/>
+          <w:b w:val="0"/>
+          <w:i w:val="0"/>
+          <w:sz w:val="19"/>
+        </w:rPr>
+        <w:t xml:space="preserve"> Eine bemerkenswerte rhetorische Verschiebung markiert das Frontier-Lager der KI-Anbieter selbst. OpenAI-Vorstandschef Sam Altman erklärte in einem am 26. Mai 2026 öffentlich gewordenen Gespräch mit dem CEO der Commonwealth Bank of Australia, er sei mit seiner Erwartung an eine schnelle Verdrängung von Einstiegspositionen im White-Collar-Bereich („jobs apocalypse") rückblickend „ziemlich falsch" gelegen — der bislang sichtbare Effekt sei geringer als 2025 angenommen; das Zitat wurde von </w:t>
+      </w:r>
+      <w:r>
+        <w:rPr>
+          <w:rFonts w:ascii="Arial" w:hAnsi="Arial"/>
+          <w:b w:val="0"/>
+          <w:i/>
+          <w:sz w:val="19"/>
+        </w:rPr>
+        <w:t>Fortune</w:t>
+      </w:r>
+      <w:r>
+        <w:rPr>
+          <w:rFonts w:ascii="Arial" w:hAnsi="Arial"/>
+          <w:b w:val="0"/>
+          <w:i w:val="0"/>
+          <w:sz w:val="19"/>
+        </w:rPr>
+        <w:t xml:space="preserve">, </w:t>
+      </w:r>
+      <w:r>
+        <w:rPr>
+          <w:rFonts w:ascii="Arial" w:hAnsi="Arial"/>
+          <w:b w:val="0"/>
+          <w:i/>
+          <w:sz w:val="19"/>
+        </w:rPr>
+        <w:t>TIME</w:t>
+      </w:r>
+      <w:r>
+        <w:rPr>
+          <w:rFonts w:ascii="Arial" w:hAnsi="Arial"/>
+          <w:b w:val="0"/>
+          <w:i w:val="0"/>
+          <w:sz w:val="19"/>
+        </w:rPr>
+        <w:t xml:space="preserve">, </w:t>
+      </w:r>
+      <w:r>
+        <w:rPr>
+          <w:rFonts w:ascii="Arial" w:hAnsi="Arial"/>
+          <w:b w:val="0"/>
+          <w:i/>
+          <w:sz w:val="19"/>
+        </w:rPr>
+        <w:t>Euronews</w:t>
+      </w:r>
+      <w:r>
+        <w:rPr>
+          <w:rFonts w:ascii="Arial" w:hAnsi="Arial"/>
+          <w:b w:val="0"/>
+          <w:i w:val="0"/>
+          <w:sz w:val="19"/>
+        </w:rPr>
+        <w:t xml:space="preserve"> und der </w:t>
+      </w:r>
+      <w:r>
+        <w:rPr>
+          <w:rFonts w:ascii="Arial" w:hAnsi="Arial"/>
+          <w:b w:val="0"/>
+          <w:i/>
+          <w:sz w:val="19"/>
+        </w:rPr>
+        <w:t>Axios</w:t>
+      </w:r>
+      <w:r>
+        <w:rPr>
+          <w:rFonts w:ascii="Arial" w:hAnsi="Arial"/>
+          <w:b w:val="0"/>
+          <w:i w:val="0"/>
+          <w:sz w:val="19"/>
+        </w:rPr>
+        <w:t xml:space="preserve">-Analyse vom 27. Mai 2026 referiert und in den Zusammenhang mit den für 2026 in Vorbereitung befindlichen IPO-Schritten von OpenAI und Anthropic gestellt. Im Konjunktiv signalisiert die Aussage einen Rückbau der eigenen Verdrängungs-Prognose im Vorlauf zu Investorengesprächen, nicht eine Revision der zugrundeliegenden Steuerverlagerungsvorschläge aus dem OpenAI-Strategiepapier vom April 2026. Spiegelbildlich hat Anthropic-Mitgründer Chris Olah in einer Rede vor der Synodenhalle des Vatikans am 25. Mai 2026 (anlässlich der Vorstellung der KI-Enzyklika </w:t>
+      </w:r>
+      <w:r>
+        <w:rPr>
+          <w:rFonts w:ascii="Arial" w:hAnsi="Arial"/>
+          <w:b w:val="0"/>
+          <w:i/>
+          <w:sz w:val="19"/>
+        </w:rPr>
+        <w:t>Magnifica Humanitas</w:t>
+      </w:r>
+      <w:r>
+        <w:rPr>
+          <w:rFonts w:ascii="Arial" w:hAnsi="Arial"/>
+          <w:b w:val="0"/>
+          <w:i w:val="0"/>
+          <w:sz w:val="19"/>
+        </w:rPr>
+        <w:t xml:space="preserve"> von Papst Leo XIV.) im Konjunktiv die Möglichkeit benannt, KI könne menschliche Arbeit „im sehr großen Maßstab" verdrängen, was eine angemessene Versorgung der Verdrängten zu einer „moralischen Verpflichtung historischen Ausmaßes" mache. Diese Konstellation — der CEO des einen Marktführers entdramatisiert, der Mitgründer des anderen dramatisiert — strukturiert die KI-Steuerdebatte insofern neu, als die wirtschaftsethische Begründung einer Robotersteuer (Sanders, OpenAI-Strategiepapier vom April 2026, Hamilton-Project-Papier Acemoglu/Autor/Johnson aus § 3.1) nun erstmals von einem Frontier-Labor selbst öffentlich gestützt wird, während die fiskalische Dringlichkeit von OpenAI in der eigenen Außendarstellung relativiert wird. Für die Bewertung in Kapitel 10 ist die Verschiebung relevant, weil sie das in § 9.1 / § 10.1 dokumentierte Kausalitätsproblem („wie viel KI-Verdrängung lässt sich nachweisen?") in ein zusätzliches </w:t>
+      </w:r>
+      <w:r>
+        <w:rPr>
+          <w:rFonts w:ascii="Arial" w:hAnsi="Arial"/>
+          <w:b w:val="0"/>
+          <w:i/>
+          <w:sz w:val="19"/>
+        </w:rPr>
+        <w:t>Erwartungs</w:t>
+      </w:r>
+      <w:r>
+        <w:rPr>
+          <w:rFonts w:ascii="Arial" w:hAnsi="Arial"/>
+          <w:b w:val="0"/>
+          <w:i w:val="0"/>
+          <w:sz w:val="19"/>
+        </w:rPr>
+        <w:t>-Problem überführt: Wenn führende Anbieter selbst ihre Prognose revidieren, wird die Anknüpfung eines Steuertatbestands an „nachgewiesene KI-Verdrängung" (Typ 5 nach § 2.1) zusätzlich politisch schwer verteidigbar.</w:t>
       </w:r>
     </w:p>
     <w:p>
@@ -4028,6 +4231,161 @@
           <w:sz w:val="19"/>
         </w:rPr>
         <w:t xml:space="preserve"> Die hohen Kapital- und Unternehmensteuern in den skandinavischen Ländern kombiniert mit ausgeprägten Umschulungs- und Weiterbildungssystemen („Flexicurity") werden oft als Alternative zu einer spezifischen Robotersteuer diskutiert.</w:t>
+      </w:r>
+    </w:p>
+    <w:p>
+      <w:pPr>
+        <w:spacing w:before="120" w:after="80"/>
+      </w:pPr>
+      <w:r>
+        <w:rPr>
+          <w:rFonts w:ascii="Arial" w:hAnsi="Arial"/>
+          <w:b/>
+          <w:i w:val="0"/>
+          <w:color w:val="2E75B6"/>
+          <w:sz w:val="24"/>
+        </w:rPr>
+        <w:t>6.5 VR China: Arbeitsrechtlicher Schutz vor KI-bedingter Kündigung (Hangzhou-Urteil April/Mai 2026)</w:t>
+      </w:r>
+    </w:p>
+    <w:p>
+      <w:pPr>
+        <w:jc w:val="both"/>
+      </w:pPr>
+      <w:r>
+        <w:rPr>
+          <w:rFonts w:ascii="Arial" w:hAnsi="Arial"/>
+          <w:b w:val="0"/>
+          <w:i w:val="0"/>
+          <w:sz w:val="19"/>
+        </w:rPr>
+        <w:t xml:space="preserve">Die Volksrepublik China hat zwar bislang keine spezifische Robotersteuer eingeführt, setzt aber arbeitsrechtlich einen für die Steuerdebatte zentralen Schwellwert. Am 30. April 2026 hat das Mittlere Volksgericht von Hangzhou eine instanzenübergreifende Entscheidung veröffentlicht (zusammen mit einer Reihe „typischer Beispiele zum Schutz der Rechte von KI-Unternehmen und Beschäftigten" vor dem Internationalen Tag der Arbeit am 1. Mai), wonach allein die Einführung von KI-Systemen keinen ausreichenden Kündigungsgrund nach Art. 41 des chinesischen </w:t>
+      </w:r>
+      <w:r>
+        <w:rPr>
+          <w:rFonts w:ascii="Arial" w:hAnsi="Arial"/>
+          <w:b w:val="0"/>
+          <w:i/>
+          <w:sz w:val="19"/>
+        </w:rPr>
+        <w:t>Labour Contract Law</w:t>
+      </w:r>
+      <w:r>
+        <w:rPr>
+          <w:rFonts w:ascii="Arial" w:hAnsi="Arial"/>
+          <w:b w:val="0"/>
+          <w:i w:val="0"/>
+          <w:sz w:val="19"/>
+        </w:rPr>
+        <w:t xml:space="preserve"> darstellt. Der Kläger, ein Qualitätssicherungs-Supervisor (Pseudonym Zhou; Eintritt November 2022, Monatsgehalt 25.000 Yuan; verantwortlich für die Validierung von Outputs großer Sprachmodelle), war abgemahnt und mit einer 40-prozentigen Lohnkürzung in eine niedrigere Funktion versetzt worden, nachdem ein KI-System seine Tätigkeit übernommen hatte; nach seiner Weigerung wurde der Arbeitsvertrag mit Verweis auf „organisatorische Umstrukturierung und reduzierten Personalbedarf durch KI" gekündigt. Sowohl Schiedsstelle als auch erstinstanzliches Gericht als auch das Mittlere Volksgericht haben die Kündigung für rechtswidrig erklärt: KI-bedingte Effizienzgewinne erfüllten den engen Tatbestand einer „wesentlichen Änderung der objektiven Umstände" nicht; dafür reichten typischerweise nur Konzern-Verlagerungen, Fusionen oder vergleichbare strukturelle Anlässe. Berichterstattung in </w:t>
+      </w:r>
+      <w:r>
+        <w:rPr>
+          <w:rFonts w:ascii="Arial" w:hAnsi="Arial"/>
+          <w:b w:val="0"/>
+          <w:i/>
+          <w:sz w:val="19"/>
+        </w:rPr>
+        <w:t>Bloomberg</w:t>
+      </w:r>
+      <w:r>
+        <w:rPr>
+          <w:rFonts w:ascii="Arial" w:hAnsi="Arial"/>
+          <w:b w:val="0"/>
+          <w:i w:val="0"/>
+          <w:sz w:val="19"/>
+        </w:rPr>
+        <w:t xml:space="preserve">, </w:t>
+      </w:r>
+      <w:r>
+        <w:rPr>
+          <w:rFonts w:ascii="Arial" w:hAnsi="Arial"/>
+          <w:b w:val="0"/>
+          <w:i/>
+          <w:sz w:val="19"/>
+        </w:rPr>
+        <w:t>Fortune</w:t>
+      </w:r>
+      <w:r>
+        <w:rPr>
+          <w:rFonts w:ascii="Arial" w:hAnsi="Arial"/>
+          <w:b w:val="0"/>
+          <w:i w:val="0"/>
+          <w:sz w:val="19"/>
+        </w:rPr>
+        <w:t xml:space="preserve"> (3. Mai 2026), </w:t>
+      </w:r>
+      <w:r>
+        <w:rPr>
+          <w:rFonts w:ascii="Arial" w:hAnsi="Arial"/>
+          <w:b w:val="0"/>
+          <w:i/>
+          <w:sz w:val="19"/>
+        </w:rPr>
+        <w:t>Caixin</w:t>
+      </w:r>
+      <w:r>
+        <w:rPr>
+          <w:rFonts w:ascii="Arial" w:hAnsi="Arial"/>
+          <w:b w:val="0"/>
+          <w:i w:val="0"/>
+          <w:sz w:val="19"/>
+        </w:rPr>
+        <w:t xml:space="preserve">, </w:t>
+      </w:r>
+      <w:r>
+        <w:rPr>
+          <w:rFonts w:ascii="Arial" w:hAnsi="Arial"/>
+          <w:b w:val="0"/>
+          <w:i/>
+          <w:sz w:val="19"/>
+        </w:rPr>
+        <w:t>South China Morning Post</w:t>
+      </w:r>
+      <w:r>
+        <w:rPr>
+          <w:rFonts w:ascii="Arial" w:hAnsi="Arial"/>
+          <w:b w:val="0"/>
+          <w:i w:val="0"/>
+          <w:sz w:val="19"/>
+        </w:rPr>
+        <w:t xml:space="preserve"> sowie der staatlichen </w:t>
+      </w:r>
+      <w:r>
+        <w:rPr>
+          <w:rFonts w:ascii="Arial" w:hAnsi="Arial"/>
+          <w:b w:val="0"/>
+          <w:i/>
+          <w:sz w:val="19"/>
+        </w:rPr>
+        <w:t>English.scio.gov.cn</w:t>
+      </w:r>
+      <w:r>
+        <w:rPr>
+          <w:rFonts w:ascii="Arial" w:hAnsi="Arial"/>
+          <w:b w:val="0"/>
+          <w:i w:val="0"/>
+          <w:sz w:val="19"/>
+        </w:rPr>
+        <w:t xml:space="preserve"> (30. April 2026) wertet die Entscheidung als Signal an Konzern-Personalabteilungen, dass eine rein automatisierungsbegründete Massenentlassung in der VR China zunehmend justiziabel wird. Für die hier geführte Steuerdebatte ist der Hangzhou-Fall doppelt relevant: Erstens markiert er das funktionale Gegenstück zur Connecticut-</w:t>
+      </w:r>
+      <w:r>
+        <w:rPr>
+          <w:rFonts w:ascii="Arial" w:hAnsi="Arial"/>
+          <w:b w:val="0"/>
+          <w:i/>
+          <w:sz w:val="19"/>
+        </w:rPr>
+        <w:t>SB-5</w:t>
+      </w:r>
+      <w:r>
+        <w:rPr>
+          <w:rFonts w:ascii="Arial" w:hAnsi="Arial"/>
+          <w:b w:val="0"/>
+          <w:i w:val="0"/>
+          <w:sz w:val="19"/>
+        </w:rPr>
+        <w:t>-Disclosure (§ 4.5) — wo Connecticut die Informationsbasis für eine spätere fiskalische Anknüpfung schafft, errichtet China eine arbeitsrechtliche Vorabhürde, die KI-Substitution prozessual verteuert; zweitens stützt er das in § 9.1 dokumentierte Befund, dass die Anknüpfung einer Typ-5-Ersatzabgabe an „nachgewiesene KI-Verdrängung" rechtsstaatlich unterschiedlich operationalisiert werden kann — fiskalisch (USA-Sanders), informationsrechtlich (Connecticut) oder unmittelbar arbeitsrechtlich (VR China). Eine Übertragung auf den deutschen Rechtsrahmen ist nicht direkt möglich (in Deutschland greift bei betriebsbedingten Kündigungen § 1 KSchG mit Sozialauswahl und Verhältnismäßigkeitsprüfung); der Vorgang erweitert aber den Vergleichsraum für die in § 9.4 diskutierten Umgehungsstrategien um eine arbeitsrechtliche Anschauung außerhalb des westlichen Diskussionskorridors.</w:t>
       </w:r>
     </w:p>
     <w:p>
@@ -10507,6 +10865,352 @@
           <w:i w:val="0"/>
           <w:sz w:val="19"/>
         </w:rPr>
+        <w:t xml:space="preserve">NPR / Quartz / The Next Web / Storyboard18 / Fortune / Android Headlines. (20.–22. Mai 2026). </w:t>
+      </w:r>
+      <w:r>
+        <w:rPr>
+          <w:rFonts w:ascii="Arial" w:hAnsi="Arial"/>
+          <w:b w:val="0"/>
+          <w:i/>
+          <w:sz w:val="19"/>
+        </w:rPr>
+        <w:t>Meta slashes 8,000 jobs as it pivots towards AI / Meta layoffs 2026: 8,000 jobs cut in AI restructuring / Meta cuts 8,000 jobs and cancels 6,000 open roles as $135B AI spending reshapes the company from the inside / Meta's AI overhaul triggers 8,000 layoffs as Zuckerberg promises no more company-wide cuts in 2026.</w:t>
+      </w:r>
+      <w:r>
+        <w:rPr>
+          <w:rFonts w:ascii="Arial" w:hAnsi="Arial"/>
+          <w:b w:val="0"/>
+          <w:i w:val="0"/>
+          <w:sz w:val="19"/>
+        </w:rPr>
+        <w:t xml:space="preserve"> Notification von rund 8.000 Beschäftigten am 20. Mai 2026 (rund 10 % der globalen Belegschaft); zusätzliche Streichung von 6.000 offenen Stellen (effektive Headcount-Reduktion ~14.000); rund 7.000 Beschäftigte in neu gebildete KI-Teams (Applied AI Engineering, Agent Transformation Accelerator XFN, Central Analytics) umgesetzt; Capex-Erwartung 2026 zwischen 125 und 145 Mrd. USD bei 2025-Umsatz 201 Mrd. USD. https://www.npr.org/2026/05/20/nx-s1-5826917/meta-layoffs-ai-jobs | https://finance.yahoo.com/sectors/technology/articles/meta-layoffs-2026-8-000-114209703.html | https://thenextweb.com/news/meta-layoffs-8000-ai-restructuring-may-2026 | https://qz.com/meta-layoffs-8000-jobs-ai-restructuring-052026</w:t>
+      </w:r>
+    </w:p>
+    <w:p>
+      <w:pPr>
+        <w:jc w:val="both"/>
+      </w:pPr>
+      <w:r>
+        <w:rPr>
+          <w:rFonts w:ascii="Arial" w:hAnsi="Arial"/>
+          <w:b w:val="0"/>
+          <w:i w:val="0"/>
+          <w:sz w:val="19"/>
+        </w:rPr>
+        <w:t xml:space="preserve">TechCrunch / CNBC / Quartz / heygotrade. (20. Mai 2026). </w:t>
+      </w:r>
+      <w:r>
+        <w:rPr>
+          <w:rFonts w:ascii="Arial" w:hAnsi="Arial"/>
+          <w:b w:val="0"/>
+          <w:i/>
+          <w:sz w:val="19"/>
+        </w:rPr>
+        <w:t>Intuit to lay off over 3,000 employees to refocus on AI / Intuit CEO says company's 17% workforce cut had „nothing to do with AI" / Meta Cuts 8,000 Jobs, Intuit Slashes 17% in AI Pivot.</w:t>
+      </w:r>
+      <w:r>
+        <w:rPr>
+          <w:rFonts w:ascii="Arial" w:hAnsi="Arial"/>
+          <w:b w:val="0"/>
+          <w:i w:val="0"/>
+          <w:sz w:val="19"/>
+        </w:rPr>
+        <w:t xml:space="preserve"> Streichung von rund 3.000 Stellen (17 % der Belegschaft); Restrukturierungsaufwand 300–340 Mio. USD; Schließung der Standorte Reno und Woodland Hills; US-Beschäftigte mit letztem Arbeitstag 31. Juli 2026 (Abfindung 16 Wochen + 2 Wochen pro Beschäftigungsjahr); Vorstandschef Sasan Goodarzi erklärt im Konjunktiv, die Reduktion sei nicht KI-getrieben, sondern Abbau von Management-Ebenen und Konsolidierung nach Integration von Credit Karma und TurboTax; parallel Mehrjahresverträge mit Anthropic und OpenAI für die Einbettung von KI in TurboTax und die Tax-and-Finance-Plattformen. https://techcrunch.com/2026/05/20/intuit-to-lay-off-over-3000-employees-to-refocus-on-ai/ | https://www.cnbc.com/2026/05/20/intuit-ceo-says-companys-17percent-workforce-cut-had-nothing-to-do-with-ai.html | https://qz.com/intuit-layoffs-workforce-reduction-ai-restructuring-052026 | https://www.heygotrade.com/en/news/tech-layoffs-meta-intuit-ai-restructuring/</w:t>
+      </w:r>
+    </w:p>
+    <w:p>
+      <w:pPr>
+        <w:jc w:val="both"/>
+      </w:pPr>
+      <w:r>
+        <w:rPr>
+          <w:rFonts w:ascii="Arial" w:hAnsi="Arial"/>
+          <w:b w:val="0"/>
+          <w:i w:val="0"/>
+          <w:sz w:val="19"/>
+        </w:rPr>
+        <w:t xml:space="preserve">TrueUp / SkillSyncer / Tech Times. (Stand 30. Mai 2026). </w:t>
+      </w:r>
+      <w:r>
+        <w:rPr>
+          <w:rFonts w:ascii="Arial" w:hAnsi="Arial"/>
+          <w:b w:val="0"/>
+          <w:i/>
+          <w:sz w:val="19"/>
+        </w:rPr>
+        <w:t>Tech Layoffs Tracker — Tagesfortschreibung 30. Mai 2026: 134.603 betroffene Personen aus 212 Layoff-Ereignissen (rund 897 Stellen pro Tag); Anstieg auf 142.000 nach Branchen-Auswertung Ende Mai 2026 (Challenger-Methodik); SkillSyncer-Tracker mit kumuliertem 2026-Stand.</w:t>
+      </w:r>
+      <w:r>
+        <w:rPr>
+          <w:rFonts w:ascii="Arial" w:hAnsi="Arial"/>
+          <w:b w:val="0"/>
+          <w:i w:val="0"/>
+          <w:sz w:val="19"/>
+        </w:rPr>
+        <w:t xml:space="preserve"> https://www.trueup.io/layoffs | https://skillsyncer.com/layoffs-tracker | https://www.techtimes.com/articles/317392/20260529/tech-layoffs-reach-142000-2026-profitable-companies-cut-jobs-fund-700b-ai-infrastructure.htm | https://www.techtimes.com/articles/316802/20260518/tech-layoffs-surpass-113000-2026-no-federal-law-requiring-ai-disclosure.htm</w:t>
+      </w:r>
+    </w:p>
+    <w:p>
+      <w:pPr>
+        <w:jc w:val="both"/>
+      </w:pPr>
+      <w:r>
+        <w:rPr>
+          <w:rFonts w:ascii="Arial" w:hAnsi="Arial"/>
+          <w:b w:val="0"/>
+          <w:i w:val="0"/>
+          <w:sz w:val="19"/>
+        </w:rPr>
+        <w:t xml:space="preserve">Fortune / TIME / Euronews / Axios. (26./27. Mai 2026). </w:t>
+      </w:r>
+      <w:r>
+        <w:rPr>
+          <w:rFonts w:ascii="Arial" w:hAnsi="Arial"/>
+          <w:b w:val="0"/>
+          <w:i/>
+          <w:sz w:val="19"/>
+        </w:rPr>
+        <w:t>Sam Altman and Dario Amodei are both walking back their AI jobs apocalypse prophecies as they eye blockbuster IPOs / Sam Altman Says AI „Jobs Apocalypse" He Once Predicted Probably Won't Happen / No AI „jobs apocalypse" so far, says OpenAI's Sam Altman / OpenAI and Anthropic dig in against each other on AI jobs apocalypse.</w:t>
+      </w:r>
+      <w:r>
+        <w:rPr>
+          <w:rFonts w:ascii="Arial" w:hAnsi="Arial"/>
+          <w:b w:val="0"/>
+          <w:i w:val="0"/>
+          <w:sz w:val="19"/>
+        </w:rPr>
+        <w:t xml:space="preserve"> Altman im Gespräch mit dem CEO der Commonwealth Bank of Australia: „pretty wrong" bzgl. der Geschwindigkeit der Verdrängung von Einstiegspositionen; Kontext der für 2026 in Vorbereitung befindlichen IPO-Schritte von OpenAI und Anthropic. https://fortune.com/2026/05/26/sam-altman-dario-amodei-walking-back-ai-jobs-apocalypse-prophecies-ipo/ | https://time.com/article/2026/05/26/sam-altman-ai-job-losses-openAI-/ | https://www.euronews.com/next/2026/05/26/no-ai-jobs-apocalypse-so-far-says-openais-sam-altman | https://www.axios.com/2026/05/27/ai-hype-doom-openai-anthropic</w:t>
+      </w:r>
+    </w:p>
+    <w:p>
+      <w:pPr>
+        <w:jc w:val="both"/>
+      </w:pPr>
+      <w:r>
+        <w:rPr>
+          <w:rFonts w:ascii="Arial" w:hAnsi="Arial"/>
+          <w:b w:val="0"/>
+          <w:i w:val="0"/>
+          <w:sz w:val="19"/>
+        </w:rPr>
+        <w:t xml:space="preserve">Religion News Service / EWTN Vatican / Fortune / Catholic Register / Crypto Briefing. (22.–26. Mai 2026). </w:t>
+      </w:r>
+      <w:r>
+        <w:rPr>
+          <w:rFonts w:ascii="Arial" w:hAnsi="Arial"/>
+          <w:b w:val="0"/>
+          <w:i/>
+          <w:sz w:val="19"/>
+        </w:rPr>
+        <w:t>Inside the unlikely Vatican-Anthropic relationship that's reshaping the AI ethics debate / Anthropic Co-Founder Warns on AI Ethics at Vatican / The Pope's „AI encyclical" says a lot. Yet critics say it misses AI's most pressing challenges / Anthropic's Christopher Olah urges global moral oversight of AI at Vatican presentation / Anthropic co-founder Chris Olah addresses Vatican on AI ethics, warns of labor displacement „at very large scale".</w:t>
+      </w:r>
+      <w:r>
+        <w:rPr>
+          <w:rFonts w:ascii="Arial" w:hAnsi="Arial"/>
+          <w:b w:val="0"/>
+          <w:i w:val="0"/>
+          <w:sz w:val="19"/>
+        </w:rPr>
+        <w:t xml:space="preserve"> Vorstellung der KI-Enzyklika </w:t>
+      </w:r>
+      <w:r>
+        <w:rPr>
+          <w:rFonts w:ascii="Arial" w:hAnsi="Arial"/>
+          <w:b w:val="0"/>
+          <w:i/>
+          <w:sz w:val="19"/>
+        </w:rPr>
+        <w:t>Magnifica Humanitas: On Safeguarding the Human Person in the Age of Artificial Intelligence</w:t>
+      </w:r>
+      <w:r>
+        <w:rPr>
+          <w:rFonts w:ascii="Arial" w:hAnsi="Arial"/>
+          <w:b w:val="0"/>
+          <w:i w:val="0"/>
+          <w:sz w:val="19"/>
+        </w:rPr>
+        <w:t xml:space="preserve"> von Papst Leo XIV. am 25. Mai 2026 in der Synodenhalle des Vatikans mit Chris Olah als Mitvorstellendem; Olah im Konjunktiv: KI könne menschliche Arbeit „im sehr großen Maßstab" verdrängen, Versorgung der Verdrängten sei „moralische Verpflichtung historischen Ausmaßes". https://religionnews.com/2026/05/22/why-anthropic-is-helping-unveil-the-popes-new-encyclical-on-ai/ | https://ewtnvatican.com/articles/anthropic-ai-ethics-vatican-magnifica-humanitas | https://fortune.com/2026/05/26/pope-leo-ai-encyclical-ai-regulation-anthropic/ | https://www.catholicregister.org/item/3964-anthropics-christopher-olah-urges-global-moral-oversight-of-ai-at-vatican-presentation | https://cryptobriefing.com/anthropic-olah-vatican-ai-ethics/</w:t>
+      </w:r>
+    </w:p>
+    <w:p>
+      <w:pPr>
+        <w:jc w:val="both"/>
+      </w:pPr>
+      <w:r>
+        <w:rPr>
+          <w:rFonts w:ascii="Arial" w:hAnsi="Arial"/>
+          <w:b w:val="0"/>
+          <w:i w:val="0"/>
+          <w:sz w:val="19"/>
+        </w:rPr>
+        <w:t xml:space="preserve">Bloomberg / Fortune / NPR / Caixin Global / South China Morning Post / Tom's Hardware / English.scio.gov.cn / The Next Web / Fisher Phillips / AI Certs. (30. April – 3. Mai 2026). </w:t>
+      </w:r>
+      <w:r>
+        <w:rPr>
+          <w:rFonts w:ascii="Arial" w:hAnsi="Arial"/>
+          <w:b w:val="0"/>
+          <w:i/>
+          <w:sz w:val="19"/>
+        </w:rPr>
+        <w:t>Chinese Court Bars Companies From Firing Workers Solely for AI Replacement / Chinese court rules firms can't lay off workers on AI grounds / A tech worker in China is laid off and replaced by AI. Is it legal? / Chinese Courts Rule Companies Cannot Fire Workers Simply to Replace Them With AI / AI cost-cutting not a legal excuse to fire workers / Chinese court rules companies can't fire workers just because AI is cheaper / Chinese court defends labor rights in new AI-replacement case / Chinese Court Rules Employer Can't Fire Worker Because AI Took His Job: Why All Global Employers Should Take Note / Hangzhou Ruling Advances AI Labor Rights In Corporate China.</w:t>
+      </w:r>
+      <w:r>
+        <w:rPr>
+          <w:rFonts w:ascii="Arial" w:hAnsi="Arial"/>
+          <w:b w:val="0"/>
+          <w:i w:val="0"/>
+          <w:sz w:val="19"/>
+        </w:rPr>
+        <w:t xml:space="preserve"> Veröffentlichte Entscheidung des Mittleren Volksgerichts Hangzhou vom 30. April 2026 (Pseudonym-Fall Zhou; QA-Supervisor, Eintritt November 2022, Monatsgehalt 25.000 Yuan; nach Übernahme der Tätigkeit durch ein KI-System Abmahnung, Versetzung mit 40-prozentiger Lohnkürzung, Weigerung, Kündigung wegen „organisatorischer Umstrukturierung und reduzierten Personalbedarfs durch KI"); instanzenübergreifend für rechtswidrig erklärt; KI-bedingte Effizienzgewinne erfüllen den Tatbestand „wesentliche Änderung der objektiven Umstände" nach Art. 41 </w:t>
+      </w:r>
+      <w:r>
+        <w:rPr>
+          <w:rFonts w:ascii="Arial" w:hAnsi="Arial"/>
+          <w:b w:val="0"/>
+          <w:i/>
+          <w:sz w:val="19"/>
+        </w:rPr>
+        <w:t>Labour Contract Law</w:t>
+      </w:r>
+      <w:r>
+        <w:rPr>
+          <w:rFonts w:ascii="Arial" w:hAnsi="Arial"/>
+          <w:b w:val="0"/>
+          <w:i w:val="0"/>
+          <w:sz w:val="19"/>
+        </w:rPr>
+        <w:t xml:space="preserve"> nicht. https://www.bloomberg.com/news/articles/2026-05-02/chinese-court-rules-firms-can-t-lay-off-workers-on-ai-grounds | https://fortune.com/2026/05/03/chinese-court-layoffs-workers-ai-replacement-labor-market/ | https://www.npr.org/2026/05/01/nx-s1-5807131/tech-worker-china-ai | https://www.caixinglobal.com/2026-04-30/chinese-courts-rule-companies-cannot-fire-workers-simply-to-replace-them-with-ai-102439602.html | https://www.scmp.com/tech/tech-trends/article/3352327/ai-cost-cutting-not-legal-excuse-fire-workers-chinese-court-says | http://english.scio.gov.cn/m/chinavoices/2026-04/30/content_118471189.html | https://www.fisherphillips.com/en/insights/insights/chinese-court-rules-employer-cant-fire-worker-because-ai-took-his-job</w:t>
+      </w:r>
+    </w:p>
+    <w:p>
+      <w:pPr>
+        <w:jc w:val="both"/>
+      </w:pPr>
+      <w:r>
+        <w:rPr>
+          <w:rFonts w:ascii="Arial" w:hAnsi="Arial"/>
+          <w:b w:val="0"/>
+          <w:i w:val="0"/>
+          <w:sz w:val="19"/>
+        </w:rPr>
+        <w:t xml:space="preserve">Council of the EU / Bird &amp; Bird / Hogan Lovells / White &amp; Case / Latham &amp; Watkins / Tech Policy Press / Modulos / Mishcon de Reya. (7. Mai 2026 ff.). </w:t>
+      </w:r>
+      <w:r>
+        <w:rPr>
+          <w:rFonts w:ascii="Arial" w:hAnsi="Arial"/>
+          <w:b w:val="0"/>
+          <w:i/>
+          <w:sz w:val="19"/>
+        </w:rPr>
+        <w:t>Artificial Intelligence: Council and Parliament agree to simplify and streamline rules / EU Digital Omnibus Deal: Simplification of AI Act and Postponed Deadlines / EU legislators agree to delay for high-risk AI rules / EU agrees Digital Omnibus deal to simplify AI rules / AI Act Update: EU Resolves to Change Rules and Extend Deadlines / EU AI Act Delayed: The Omnibus Deal Closed on 7 May 2026 / What the EU AI Omnibus Deal Changes for the AI Act and What Lies Ahead / Digital Omnibus on AI Provisional Agreement Reached at the May Trilogue / EU AI Act simplified? Unpacking the AI Omnibus Agreement of May 2026.</w:t>
+      </w:r>
+      <w:r>
+        <w:rPr>
+          <w:rFonts w:ascii="Arial" w:hAnsi="Arial"/>
+          <w:b w:val="0"/>
+          <w:i w:val="0"/>
+          <w:sz w:val="19"/>
+        </w:rPr>
+        <w:t xml:space="preserve"> Vorläufige politische Trilog-Einigung vom 7. Mai 2026 zum </w:t>
+      </w:r>
+      <w:r>
+        <w:rPr>
+          <w:rFonts w:ascii="Arial" w:hAnsi="Arial"/>
+          <w:b w:val="0"/>
+          <w:i/>
+          <w:sz w:val="19"/>
+        </w:rPr>
+        <w:t>Digital Omnibus on AI</w:t>
+      </w:r>
+      <w:r>
+        <w:rPr>
+          <w:rFonts w:ascii="Arial" w:hAnsi="Arial"/>
+          <w:b w:val="0"/>
+          <w:i w:val="0"/>
+          <w:sz w:val="19"/>
+        </w:rPr>
+        <w:t>: Verschiebung der Hochrisiko-Pflichten auf 2. Dezember 2027 (Anhang III) und 2. August 2028 (Anhang I); Verkürzung der Übergangsfrist für die Kennzeichnungspflicht künstlich erzeugter Inhalte nach Art. 50 von sechs auf drei Monate (Stichtag 2. Dezember 2026); neuer Verbotstatbestand für KI-Systeme zur Generierung nicht-einvernehmlicher intimer oder kinderpornografischer Inhalte (Stichtag 2. Dezember 2026); förmliche Verabschiedung vor 2. August 2026 angestrebt. https://www.consilium.europa.eu/en/press/press-releases/2026/05/07/artificial-intelligence-council-and-parliament-agree-to-simplify-and-streamline-rules/ | https://www.twobirds.com/en/insights/2026/digital-omnibus-on-ai-provisional-agreement-reached-at-the-may-trilogue | https://www.hoganlovells.com/en/publications/eu-legislators-agree-to-delay-for-highrisk-ai-rules | https://www.whitecase.com/insight-alert/eu-agrees-digital-omnibus-deal-simplify-ai-rules | https://www.lw.com/en/insights/ai-act-update-eu-resolves-to-change-rules-and-extend-deadlines | https://www.techpolicy.press/what-the-eu-ai-omnibus-deal-changes-for-the-ai-act-and-what-lies-ahead/ | https://www.modulos.ai/blog/eu-ai-act-omnibus-deal/</w:t>
+      </w:r>
+    </w:p>
+    <w:p>
+      <w:pPr>
+        <w:jc w:val="both"/>
+      </w:pPr>
+      <w:r>
+        <w:rPr>
+          <w:rFonts w:ascii="Arial" w:hAnsi="Arial"/>
+          <w:b w:val="0"/>
+          <w:i w:val="0"/>
+          <w:sz w:val="19"/>
+        </w:rPr>
+        <w:t xml:space="preserve">Davis Wright Tremaine / DLA Piper / Future of Privacy Forum / Inside Global Tech / Ogletree Deakins / Akin Gump / Let's Data Science. (Mai 2026). </w:t>
+      </w:r>
+      <w:r>
+        <w:rPr>
+          <w:rFonts w:ascii="Arial" w:hAnsi="Arial"/>
+          <w:b w:val="0"/>
+          <w:i/>
+          <w:sz w:val="19"/>
+        </w:rPr>
+        <w:t>Connecticut Adopts AI Transparency, Safety, and Consumer Protection Law / Unpacking SB5: Connecticut's new AI law / SB 5 in Five: What to Know About Connecticut's New AI Law / Connecticut Passes Comprehensive AI Law / New Connecticut Law Restricts Employer AI Use, Mandates Notice for AI-Caused RIFs / The Growing Patchwork of State AI Laws: What It Means for Employers / Connecticut Enacts SB 5 Regulating AI Systems.</w:t>
+      </w:r>
+      <w:r>
+        <w:rPr>
+          <w:rFonts w:ascii="Arial" w:hAnsi="Arial"/>
+          <w:b w:val="0"/>
+          <w:i w:val="0"/>
+          <w:sz w:val="19"/>
+        </w:rPr>
+        <w:t xml:space="preserve"> Berichterstattung zur Unterzeichnung des </w:t>
+      </w:r>
+      <w:r>
+        <w:rPr>
+          <w:rFonts w:ascii="Arial" w:hAnsi="Arial"/>
+          <w:b w:val="0"/>
+          <w:i/>
+          <w:sz w:val="19"/>
+        </w:rPr>
+        <w:t>SB 5 — Connecticut Artificial Intelligence Responsibility and Transparency Act</w:t>
+      </w:r>
+      <w:r>
+        <w:rPr>
+          <w:rFonts w:ascii="Arial" w:hAnsi="Arial"/>
+          <w:b w:val="0"/>
+          <w:i w:val="0"/>
+          <w:sz w:val="19"/>
+        </w:rPr>
+        <w:t xml:space="preserve"> durch Gouverneur Ned Lamont am 11. Mai 2026 (39-Sektionen-Gesetz; Inkrafttreten der meisten Regelungen 1. Oktober 2026; </w:t>
+      </w:r>
+      <w:r>
+        <w:rPr>
+          <w:rFonts w:ascii="Arial" w:hAnsi="Arial"/>
+          <w:b w:val="0"/>
+          <w:i/>
+          <w:sz w:val="19"/>
+        </w:rPr>
+        <w:t>AI-Layoff-Disclosure</w:t>
+      </w:r>
+      <w:r>
+        <w:rPr>
+          <w:rFonts w:ascii="Arial" w:hAnsi="Arial"/>
+          <w:b w:val="0"/>
+          <w:i w:val="0"/>
+          <w:sz w:val="19"/>
+        </w:rPr>
+        <w:t>-Komponente erstmals US-bundesstaatlich kodifiziert). https://www.dwt.com/blogs/artificial-intelligence-law-advisor/2026/05/ct-ai-transparency-safety-consumer-protection-law | https://www.dlapiper.com/en-us/insights/publications/2026/05/unpacking-connecticuts-new-ai-law | https://fpf.org/blog/sb-5-in-five-what-to-know-about-connecticuts-new-ai-law/ | https://www.insideglobaltech.com/2026/05/14/connecticut-passes-comprehensive-ai-law/ | https://ogletree.com/insights-resources/blog-posts/new-connecticut-law-restricts-employer-ai-use-mandates-notice-for-ai-caused-rifs/ | https://www.akingump.com/en/insights/alerts/the-growing-patchwork-of-state-ai-laws-what-it-means-for-employers</w:t>
+      </w:r>
+    </w:p>
+    <w:p>
+      <w:pPr>
+        <w:jc w:val="both"/>
+      </w:pPr>
+      <w:r>
+        <w:rPr>
+          <w:rFonts w:ascii="Arial" w:hAnsi="Arial"/>
+          <w:b w:val="0"/>
+          <w:i w:val="0"/>
+          <w:sz w:val="19"/>
+        </w:rPr>
         <w:t xml:space="preserve">Bloomberg Editorial Board. (29. April 2026). </w:t>
       </w:r>
       <w:r>
@@ -10566,7 +11270,133 @@
           <w:i w:val="0"/>
           <w:sz w:val="19"/>
         </w:rPr>
-        <w:t xml:space="preserve"> Dieses Arbeitspapier gibt den Stand Anfang Mai 2026 (Schnitt am 8. Mai 2026 — Lauf 001 vom 8. Mai 2026) wieder. Die Debatte entwickelt sich dynamisch, insbesondere im Zuge der OpenAI-Strategiepapiere und der Eröffnung des OpenAI Workshop in Washington, D.C. im Mai 2026, des Erstdurchgangs des GKV-Beitragssatzstabilisierungsgesetzes in der 1065. Bundesratssitzung am 8. Mai 2026 mit 79 Tagesordnungspunkten (Kabinettsbeschluss 29. April 2026, parlamentarische Behandlung vor der Sommerpause 2026 angekündigt), der laufenden Trilog-Verhandlungen zum Digital Omnibus on AI (zweite Runde 28. April 2026 ohne Einigung; nächste Runde 13. Mai 2026 — Knackpunkt ist nicht die Verschiebung der Hochrisiko-Pflichten, sondern die Konformitätsbewertungs-Architektur für Anhang I; die zypriotische Ratspräsidentschaft strebt einen Abschluss vor Ablauf ihrer Amtszeit am 30. Juni 2026 an, andernfalls übernimmt die irische Präsidentschaft), der am 5. Mai 2026 erfolgten Arraignment-Verhandlung im Altman-Verfahren mit „nicht schuldig"-Plädoyer und angeordneter psychiatrischer Begutachtung, des am 7. Mai 2026 versandten individuellen Microsoft-Buyout-Angebots (Annahmefrist 8. Juni 2026, VRSAR-Unterzeichnung 9.–22. Juni 2026, bis zu fünfjährige Krankenversicherungs-Verlängerung), des am 1. Mai 2026 vom Connecticut-Repräsentantenhaus mit 131 zu 17 Stimmen verabschiedeten </w:t>
+        <w:t xml:space="preserve"> Dieses Arbeitspapier gibt den Stand Ende Mai 2026 (Schnitt am 31. Mai 2026 — Lauf 002 vom 31. Mai 2026) wieder. Die Debatte entwickelt sich dynamisch, insbesondere im Zuge der am 7. Mai 2026 erzielten vorläufigen politischen Trilog-Einigung zum </w:t>
+      </w:r>
+      <w:r>
+        <w:rPr>
+          <w:rFonts w:ascii="Arial" w:hAnsi="Arial"/>
+          <w:b w:val="0"/>
+          <w:i/>
+          <w:sz w:val="19"/>
+        </w:rPr>
+        <w:t>Digital Omnibus on AI</w:t>
+      </w:r>
+      <w:r>
+        <w:rPr>
+          <w:rFonts w:ascii="Arial" w:hAnsi="Arial"/>
+          <w:b w:val="0"/>
+          <w:i w:val="0"/>
+          <w:sz w:val="19"/>
+        </w:rPr>
+        <w:t xml:space="preserve"> (Stichtage 2. Dezember 2027 für Anhang III und 2. August 2028 für Anhang I; Verkürzung der Übergangsfrist für die Kennzeichnungspflicht nach Art. 50 von sechs auf drei Monate mit Stichtag 2. Dezember 2026; neuer Verbotstatbestand für nicht-einvernehmliche intime Inhalte ab 2. Dezember 2026; förmliche Verabschiedung vor 2. August 2026 angestrebt), der am 11. Mai 2026 erfolgten Unterzeichnung des </w:t>
+      </w:r>
+      <w:r>
+        <w:rPr>
+          <w:rFonts w:ascii="Arial" w:hAnsi="Arial"/>
+          <w:b w:val="0"/>
+          <w:i/>
+          <w:sz w:val="19"/>
+        </w:rPr>
+        <w:t>SB 5 — Connecticut Artificial Intelligence Responsibility and Transparency Act</w:t>
+      </w:r>
+      <w:r>
+        <w:rPr>
+          <w:rFonts w:ascii="Arial" w:hAnsi="Arial"/>
+          <w:b w:val="0"/>
+          <w:i w:val="0"/>
+          <w:sz w:val="19"/>
+        </w:rPr>
+        <w:t xml:space="preserve"> durch Gouverneur Ned Lamont (erste breit angelegte KI-Querschnittsgesetzgebung eines US-Bundesstaates mit </w:t>
+      </w:r>
+      <w:r>
+        <w:rPr>
+          <w:rFonts w:ascii="Arial" w:hAnsi="Arial"/>
+          <w:b w:val="0"/>
+          <w:i/>
+          <w:sz w:val="19"/>
+        </w:rPr>
+        <w:t>AI-Layoff-Disclosure</w:t>
+      </w:r>
+      <w:r>
+        <w:rPr>
+          <w:rFonts w:ascii="Arial" w:hAnsi="Arial"/>
+          <w:b w:val="0"/>
+          <w:i w:val="0"/>
+          <w:sz w:val="19"/>
+        </w:rPr>
+        <w:t xml:space="preserve">), der am 30. April 2026 publizierten Entscheidung des Mittleren Volksgerichts Hangzhou (Pseudonym-Fall Zhou), wonach allein die Einführung von KI-Systemen keinen ausreichenden Kündigungsgrund nach Art. 41 des chinesischen </w:t>
+      </w:r>
+      <w:r>
+        <w:rPr>
+          <w:rFonts w:ascii="Arial" w:hAnsi="Arial"/>
+          <w:b w:val="0"/>
+          <w:i/>
+          <w:sz w:val="19"/>
+        </w:rPr>
+        <w:t>Labour Contract Law</w:t>
+      </w:r>
+      <w:r>
+        <w:rPr>
+          <w:rFonts w:ascii="Arial" w:hAnsi="Arial"/>
+          <w:b w:val="0"/>
+          <w:i w:val="0"/>
+          <w:sz w:val="19"/>
+        </w:rPr>
+        <w:t xml:space="preserve"> darstellt — eine arbeitsrechtliche Vorab-Hürde, die KI-Substitution prozessual verteuert (vgl. § 6.5), der diskursverschiebenden Aussage von OpenAI-Vorstandschef Sam Altman vom 26. Mai 2026 („I was pretty wrong" zur „jobs apocalypse"-Erwartung), die spiegelbildlich zur Rede von Anthropic-Mitgründer Chris Olah am 25. Mai 2026 vor der Synodenhalle des Vatikans anlässlich der KI-Enzyklika </w:t>
+      </w:r>
+      <w:r>
+        <w:rPr>
+          <w:rFonts w:ascii="Arial" w:hAnsi="Arial"/>
+          <w:b w:val="0"/>
+          <w:i/>
+          <w:sz w:val="19"/>
+        </w:rPr>
+        <w:t>Magnifica Humanitas</w:t>
+      </w:r>
+      <w:r>
+        <w:rPr>
+          <w:rFonts w:ascii="Arial" w:hAnsi="Arial"/>
+          <w:b w:val="0"/>
+          <w:i w:val="0"/>
+          <w:sz w:val="19"/>
+        </w:rPr>
+        <w:t xml:space="preserve"> steht (im Konjunktiv: KI könne menschliche Arbeit „im sehr großen Maßstab" verdrängen), der am 20. Mai 2026 vollzogenen Notification von rund 8.000 </w:t>
+      </w:r>
+      <w:r>
+        <w:rPr>
+          <w:rFonts w:ascii="Arial" w:hAnsi="Arial"/>
+          <w:b w:val="0"/>
+          <w:i/>
+          <w:sz w:val="19"/>
+        </w:rPr>
+        <w:t>Meta</w:t>
+      </w:r>
+      <w:r>
+        <w:rPr>
+          <w:rFonts w:ascii="Arial" w:hAnsi="Arial"/>
+          <w:b w:val="0"/>
+          <w:i w:val="0"/>
+          <w:sz w:val="19"/>
+        </w:rPr>
+        <w:t xml:space="preserve">-Beschäftigten (rund 10 % der globalen Belegschaft; weitere 6.000 offene Stellen gestrichen, effektive Headcount-Reduktion rund 14.000; parallele Umsetzung von rund 7.000 Beschäftigten in neu gebildete KI-Teams; Capex-Erwartung 2026 zwischen 125 und 145 Mrd. USD) und der zeitgleich angekündigten Streichung von rund 3.000 Stellen (17 % der Belegschaft) bei </w:t>
+      </w:r>
+      <w:r>
+        <w:rPr>
+          <w:rFonts w:ascii="Arial" w:hAnsi="Arial"/>
+          <w:b w:val="0"/>
+          <w:i/>
+          <w:sz w:val="19"/>
+        </w:rPr>
+        <w:t>Intuit</w:t>
+      </w:r>
+      <w:r>
+        <w:rPr>
+          <w:rFonts w:ascii="Arial" w:hAnsi="Arial"/>
+          <w:b w:val="0"/>
+          <w:i w:val="0"/>
+          <w:sz w:val="19"/>
+        </w:rPr>
+        <w:t xml:space="preserve"> (Restrukturierungsaufwand 300–340 Mio. USD; CEO Sasan Goodarzi erklärt im Konjunktiv, die Reduktion sei nicht KI-getrieben; parallel Mehrjahresverträge mit Anthropic und OpenAI für die Einbettung von KI in TurboTax und die Tax-and-Finance-Plattformen), der zum 30. Mai 2026 publizierten TrueUp-Tagesfortschreibung (134.603 betroffene Personen aus 212 Layoff-Ereignissen, rund 897 Stellen pro Tag), des OpenAI-Strategiepapiers vom 6. April 2026 und der Eröffnung des OpenAI Workshop in Washington, D.C. im Mai 2026, des Erstdurchgangs des GKV-Beitragssatzstabilisierungsgesetzes in der 1065. Bundesratssitzung am 8. Mai 2026 mit 79 Tagesordnungspunkten (Kabinettsbeschluss 29. April 2026, parlamentarische Behandlung vor der Sommerpause 2026 angekündigt), der laufenden Trilog-Verhandlungen zum Digital Omnibus on AI (zweite Runde 28. April 2026 ohne Einigung; nächste Runde 13. Mai 2026 — Knackpunkt ist nicht die Verschiebung der Hochrisiko-Pflichten, sondern die Konformitätsbewertungs-Architektur für Anhang I; die zypriotische Ratspräsidentschaft strebt einen Abschluss vor Ablauf ihrer Amtszeit am 30. Juni 2026 an, andernfalls übernimmt die irische Präsidentschaft), der am 5. Mai 2026 erfolgten Arraignment-Verhandlung im Altman-Verfahren mit „nicht schuldig"-Plädoyer und angeordneter psychiatrischer Begutachtung, des am 7. Mai 2026 versandten individuellen Microsoft-Buyout-Angebots (Annahmefrist 8. Juni 2026, VRSAR-Unterzeichnung 9.–22. Juni 2026, bis zu fünfjährige Krankenversicherungs-Verlängerung), des am 1. Mai 2026 vom Connecticut-Repräsentantenhaus mit 131 zu 17 Stimmen verabschiedeten </w:t>
       </w:r>
       <w:r>
         <w:rPr>
@@ -10862,7 +11692,7 @@
         <w:color w:val="999999"/>
         <w:sz w:val="15"/>
       </w:rPr>
-      <w:t>Version 22.0 — Mai 2026 — CC BY 4.0</w:t>
+      <w:t>Version 23.0 — Mai 2026 — CC BY 4.0</w:t>
       <w:tab/>
       <w:t xml:space="preserve">Seite </w:t>
     </w:r>

--- a/KI-Ökonomie.docx
+++ b/KI-Ökonomie.docx
@@ -112,7 +112,7 @@
           <w:color w:val="666666"/>
           <w:sz w:val="18"/>
         </w:rPr>
-        <w:t>Version 22.0</w:t>
+        <w:t>Version 23.0</w:t>
       </w:r>
     </w:p>
     <w:p>
@@ -184,7 +184,7 @@
           <w:i w:val="0"/>
           <w:sz w:val="19"/>
         </w:rPr>
-        <w:t xml:space="preserve">Der Einsatz von KI-Systemen und Robotik in produktiven und dienstleistenden Tätigkeiten beschleunigt sich. Zwei parallele Entwicklungen erzeugen politischen Handlungsdruck: Einerseits warnen Studien vor erheblichen Verschiebungen auf dem Arbeitsmarkt — das IAB (Institut für Arbeitsmarkt- und Berufsforschung) rechnet im KI-Szenario für Deutschland mit einem Wegfall oder Neuentstehen von rund 1,6 Millionen Stellen in den nächsten 15 Jahren bei gleichzeitigem Wertschöpfungszuwachs von 4,5 Billionen Euro; kurzfristig hat das IAB seine Prognose für 2026 mit der Fassung vom 24. März 2026 („Fiskalpolitischer Rückenwind trifft auf geopolitischen Gegenwind") gegenüber dem IAB-Kurzbericht 19/2025 (24. September 2025, damals: −20.000 Erwerbstätigkeit) deutlich nach unten revidiert: Bei einem Wachstum des Bruttoinlandsprodukts von 0,8 % — laut IAB infolge des Iran-Krieges um 0,2 bis 0,3 Prozentpunkte gedämpft — wird nun ein Rückgang der Erwerbstätigkeit um 90.000 auf 45,89 Millionen Personen erwartet, ein erstmals seit der Finanzkrise 2009 nicht mehr wachsender Bestand sozialversicherungspflichtiger Beschäftigung (−30.000 auf 34,93 Millionen) sowie ein Anstieg der Arbeitslosigkeit um 40.000; in dreizehn der sechzehn Bundesländer ist nach der parallelen IAB-Regionalprognose mit einem weiteren Anstieg der Arbeitslosigkeit zu rechnen. Sektoral fällt der Befund zweigeteilt aus: Der Industriesektor verliert rund 140.000 Stellen, während öffentliche Dienste, Erziehung und Gesundheit zusammen rund 180.000 Stellen aufbauen. Das Erwerbspersonenpotenzial sinkt nach der aktualisierten Prognose erstmals um 40.000 auf 48,62 Millionen Personen — eine strukturelle Kenngröße, die das Finanzierungsproblem der lohnbasierten Sozialversicherung unabhängig von KI-Effekten verschärft. Parallel dazu dokumentiert eine Branchenauswertung für das erste Quartal 2026 rund 78.500 Stellenstreichungen in der weltweiten Tech-Industrie, davon etwa 48 % explizit als KI- oder Automatisierungsmaßnahmen begründet; im April 2026 traten Oracle (20.000 – 30.000 Stellen mit Bezug zur AI-Rechenzentrumsinfrastruktur), Meta (rund 8.000 Stellen ab 20. Mai 2026) und Amazon (rund 16.000 Stellen im Zuge einer KI-induzierten Umstrukturierung) hinzu; Branchen-Tracker weisen für 2026 bis Mitte April einen kumulierten Bestand von über 150.000 Tech-Stellenstreichungen aus. Am 24. April 2026 hat Microsoft zusätzlich Buyout-Programme für rund sieben Prozent seiner länger beschäftigten US-Belegschaft angekündigt; das Programm gilt nach Berichterstattung als das erste </w:t>
+        <w:t xml:space="preserve">Der Einsatz von KI-Systemen und Robotik in produktiven und dienstleistenden Tätigkeiten beschleunigt sich. Zwei parallele Entwicklungen erzeugen politischen Handlungsdruck: Einerseits warnen Studien vor erheblichen Verschiebungen auf dem Arbeitsmarkt — das IAB (Institut für Arbeitsmarkt- und Berufsforschung) rechnet im KI-Szenario für Deutschland mit einem Wegfall oder Neuentstehen von rund 1,6 Millionen Stellen in den nächsten 15 Jahren bei gleichzeitigem Wertschöpfungszuwachs von 4,5 Billionen Euro; kurzfristig hat das IAB seine Prognose für 2026 mit der Fassung vom 24. März 2026 („Fiskalpolitischer Rückenwind trifft auf geopolitischen Gegenwind") gegenüber dem IAB-Kurzbericht 19/2025 (24. September 2025, damals: −20.000 Erwerbstätigkeit) deutlich nach unten revidiert: Bei einem Wachstum des Bruttoinlandsprodukts von 0,8 % — laut IAB infolge des Iran-Krieges um 0,2 bis 0,3 Prozentpunkte gedämpft — wird nun ein Rückgang der Erwerbstätigkeit um 90.000 auf 45,89 Millionen Personen erwartet; die ergänzende Einschätzung des IAB zur wirtschaftlichen Lage vom 29. Mai 2026 bestätigt diesen Pfad: Das </w:t>
       </w:r>
       <w:r>
         <w:rPr>
@@ -193,6 +193,24 @@
           <w:i/>
           <w:sz w:val="19"/>
         </w:rPr>
+        <w:t>IAB-Arbeitsmarktbarometer</w:t>
+      </w:r>
+      <w:r>
+        <w:rPr>
+          <w:rFonts w:ascii="Arial" w:hAnsi="Arial"/>
+          <w:b w:val="0"/>
+          <w:i w:val="0"/>
+          <w:sz w:val="19"/>
+        </w:rPr>
+        <w:t xml:space="preserve"> stieg im Mai 2026 zwar leicht um 0,1 Punkte auf 99,6 Zähler, blieb damit aber knapp unter der neutralen Marke von 100 und signalisiert weiterhin keine Trendwende; das deutsche Bruttoinlandsprodukt wuchs nach dieser Zwischenstandsmeldung im ersten Quartal 2026 um 0,3 %, getragen von Exporten (+3,3 % nach drei Rückgangsquartalen) und Staatskonsum, während die Aprilinflation auf 2,9 % stieg und die Iran-Krieg-Folgen eine weitere Erholung verhinderten, ein erstmals seit der Finanzkrise 2009 nicht mehr wachsender Bestand sozialversicherungspflichtiger Beschäftigung (−30.000 auf 34,93 Millionen) sowie ein Anstieg der Arbeitslosigkeit um 40.000; in dreizehn der sechzehn Bundesländer ist nach der parallelen IAB-Regionalprognose mit einem weiteren Anstieg der Arbeitslosigkeit zu rechnen. Sektoral fällt der Befund zweigeteilt aus: Der Industriesektor verliert rund 140.000 Stellen, während öffentliche Dienste, Erziehung und Gesundheit zusammen rund 180.000 Stellen aufbauen. Das Erwerbspersonenpotenzial sinkt nach der aktualisierten Prognose erstmals um 40.000 auf 48,62 Millionen Personen — eine strukturelle Kenngröße, die das Finanzierungsproblem der lohnbasierten Sozialversicherung unabhängig von KI-Effekten verschärft. Parallel dazu dokumentiert eine Branchenauswertung für das erste Quartal 2026 rund 78.500 Stellenstreichungen in der weltweiten Tech-Industrie, davon etwa 48 % explizit als KI- oder Automatisierungsmaßnahmen begründet; im April 2026 traten Oracle (20.000 – 30.000 Stellen mit Bezug zur AI-Rechenzentrumsinfrastruktur), Meta (rund 8.000 Stellen ab 20. Mai 2026) und Amazon (rund 16.000 Stellen im Zuge einer KI-induzierten Umstrukturierung) hinzu; Branchen-Tracker weisen für 2026 bis Mitte April einen kumulierten Bestand von über 150.000 Tech-Stellenstreichungen aus. Am 24. April 2026 hat Microsoft zusätzlich Buyout-Programme für rund sieben Prozent seiner länger beschäftigten US-Belegschaft angekündigt; das Programm gilt nach Berichterstattung als das erste </w:t>
+      </w:r>
+      <w:r>
+        <w:rPr>
+          <w:rFonts w:ascii="Arial" w:hAnsi="Arial"/>
+          <w:b w:val="0"/>
+          <w:i/>
+          <w:sz w:val="19"/>
+        </w:rPr>
         <w:t>Voluntary-Retirement-Programm</w:t>
       </w:r>
       <w:r>
@@ -238,7 +256,25 @@
           <w:i w:val="0"/>
           <w:sz w:val="19"/>
         </w:rPr>
-        <w:t xml:space="preserve"> fällt auf den 2. Juli 2026; nach den am 7. Mai 2026 publizierten Programmkonditionen sind rund 8.500 Beschäftigte angebotsberechtigt, das Paket umfasst eine Cash-Einmalzahlung sowie eine bis zu fünfjährige Krankenversicherungs-Verlängerung und enthält keine Wettbewerbs- oder Beschäftigungsverbote. Im Zusammenspiel mit den am selben Tag bekräftigten Meta-Streichungen ordneten Wirtschaftsmedien (CNBC, 24. April 2026) die Welle erstmals als „AI-driven labor crisis" ein — ein Begriff, der den Übergang von Einzelfällen zu einer kumulativen Branchenerzählung markiert. Bis zur Wochenmitte des 25. April 2026 weisen Branchen-Tracker einen kumulierten Bestand von über 92.000 Tech-Stellenstreichungen für das laufende Jahr 2026 aus; eine Aktualisierung zum 2. Mai 2026 hebt die Marke nach Tracker-Methodik des SkillSyncer auf 113.863 betroffene Beschäftigte aus 179 erfassten Layoff-Ereignissen (durchschnittlich rund 933 Stellen pro Tag), während TrueUp parallel 95.878 Personen aus 249 Einzelmeldungen zählt; die Methodikspanne erklärt die unterschiedlichen Größenordnungen, das Niveau einer sechsstelligen Tech-Reduktion innerhalb von vier Monaten ist über alle Tracker hinweg konsistent. Eine erneute Aktualisierung zum 6. Mai 2026 zeigt, dass die TrueUp-Zählung weiter auf 119.721 betroffene Personen aus 265 Layoff-Meldungen gestiegen ist (rund 958 Stellen pro Tag), während SkillSyncer mit 113.863 Personen aus 179 Ereignissen weitgehend unverändert bleibt; eine Tagesfortschreibung der TrueUp-Methodik weist zum 7. Mai 2026 bereits 121.111 Personen aus 273 Layoff-Meldungen aus (rund 961 Personen pro Tag); die nochmalige Aktualisierung zum 8. Mai 2026 hebt die Marke nach den am Vortag angekündigten Cloudflare-Streichungen auf 127.411 betroffene Personen aus 283 Layoff-Meldungen (rund 1.003 Stellen pro Tag), wobei die zusätzlichen Meldungen primär aus den am 5./6. Mai 2026 angekündigten Stellenstreichungen bei </w:t>
+        <w:t xml:space="preserve"> fällt auf den 2. Juli 2026; nach den am 7. Mai 2026 publizierten Programmkonditionen sind rund 8.500 Beschäftigte angebotsberechtigt, das Paket umfasst eine Cash-Einmalzahlung sowie eine bis zu fünfjährige Krankenversicherungs-Verlängerung und enthält keine Wettbewerbs- oder Beschäftigungsverbote. Im Zusammenspiel mit den am selben Tag bekräftigten Meta-Streichungen ordneten Wirtschaftsmedien (CNBC, 24. April 2026) die Welle erstmals als „AI-driven labor crisis" ein — ein Begriff, der den Übergang von Einzelfällen zu einer kumulativen Branchenerzählung markiert. Bis zur Wochenmitte des 25. April 2026 weisen Branchen-Tracker einen kumulierten Bestand von über 92.000 Tech-Stellenstreichungen für das laufende Jahr 2026 aus; eine Aktualisierung zum 2. Mai 2026 hebt die Marke nach Tracker-Methodik des SkillSyncer auf 113.863 betroffene Beschäftigte aus 179 erfassten Layoff-Ereignissen (durchschnittlich rund 933 Stellen pro Tag), während TrueUp parallel 95.878 Personen aus 249 Einzelmeldungen zählt; die Methodikspanne erklärt die unterschiedlichen Größenordnungen, das Niveau einer sechsstelligen Tech-Reduktion innerhalb von vier Monaten ist über alle Tracker hinweg konsistent. Eine erneute Aktualisierung zum 6. Mai 2026 zeigt, dass die TrueUp-Zählung weiter auf 119.721 betroffene Personen aus 265 Layoff-Meldungen gestiegen ist (rund 958 Stellen pro Tag), während SkillSyncer mit 113.863 Personen aus 179 Ereignissen weitgehend unverändert bleibt; eine Tagesfortschreibung der TrueUp-Methodik weist zum 7. Mai 2026 bereits 121.111 Personen aus 273 Layoff-Meldungen aus (rund 961 Personen pro Tag); die nochmalige Aktualisierung zum 8. Mai 2026 hebt die Marke nach den am Vortag angekündigten Cloudflare-Streichungen auf 127.411 betroffene Personen aus 283 Layoff-Meldungen (rund 1.003 Stellen pro Tag); eine weitere Fortschreibung zum 30./31. Mai 2026 weist nach Aufnahme der Meta-Welle vom 20. Mai 2026 (rund 8.000 Stellen) und der zusätzlich am 28. Mai 2026 vom israelischen Webseiten-Anbieter </w:t>
+      </w:r>
+      <w:r>
+        <w:rPr>
+          <w:rFonts w:ascii="Arial" w:hAnsi="Arial"/>
+          <w:b w:val="0"/>
+          <w:i/>
+          <w:sz w:val="19"/>
+        </w:rPr>
+        <w:t>Wix</w:t>
+      </w:r>
+      <w:r>
+        <w:rPr>
+          <w:rFonts w:ascii="Arial" w:hAnsi="Arial"/>
+          <w:b w:val="0"/>
+          <w:i w:val="0"/>
+          <w:sz w:val="19"/>
+        </w:rPr>
+        <w:t xml:space="preserve"> angekündigten Streichung von rund 1.000 Stellen (etwa 20 % der Belegschaft, größte Reduktion der Unternehmensgeschichte; CEO Avishai Abrahami begründet den Schritt in einem öffentlich gemachten Mitarbeitendenbrief mit einer durch den anhaltend starken Schekel-Kurs gegen den US-Dollar verschärften Kostenstruktur und einem konzernweiten Umbau zu „AI-native"-Arbeitsweisen) für TrueUp einen Stand von rund 148.092 Personen aus 354 Layoff-Meldungen aus (rund 981 Stellen pro Tag im Jahresdurchschnitt), während SkillSyncer auf vergleichbarem Niveau verharrt, wobei die zusätzlichen Meldungen primär aus den am 5./6. Mai 2026 angekündigten Stellenstreichungen bei </w:t>
       </w:r>
       <w:r>
         <w:rPr>
@@ -2562,7 +2598,7 @@
           <w:i w:val="0"/>
           <w:sz w:val="19"/>
         </w:rPr>
-        <w:t xml:space="preserve"> am 1. Mai 2026 mit 131 zu 17 Stimmen verabschiedet, Gouverneur Ned Lamont hat seine Unterzeichnung angekündigt. Für die Steuerdebatte ist neben Frontier- und Sandbox-Komponenten vor allem ein arbeitsrechtlicher Baustein bemerkenswert: </w:t>
+        <w:t xml:space="preserve"> am 1. Mai 2026 mit 131 zu 17 Stimmen verabschiedet, Gouverneur Ned Lamont hat das Gesetz nach Ankündigung Anfang Mai 2026 am 29. Mai 2026 unterzeichnet — damit ist Connecticut der erste US-Bundesstaat mit einer kodifizierten </w:t>
       </w:r>
       <w:r>
         <w:rPr>
@@ -2571,6 +2607,42 @@
           <w:i/>
           <w:sz w:val="19"/>
         </w:rPr>
+        <w:t>AI Responsibility and Transparency Act</w:t>
+      </w:r>
+      <w:r>
+        <w:rPr>
+          <w:rFonts w:ascii="Arial" w:hAnsi="Arial"/>
+          <w:b w:val="0"/>
+          <w:i w:val="0"/>
+          <w:sz w:val="19"/>
+        </w:rPr>
+        <w:t xml:space="preserve">-Architektur und einem an die WARN-Mitteilung gekoppelten </w:t>
+      </w:r>
+      <w:r>
+        <w:rPr>
+          <w:rFonts w:ascii="Arial" w:hAnsi="Arial"/>
+          <w:b w:val="0"/>
+          <w:i/>
+          <w:sz w:val="19"/>
+        </w:rPr>
+        <w:t>AI-Layoff-Disclosure</w:t>
+      </w:r>
+      <w:r>
+        <w:rPr>
+          <w:rFonts w:ascii="Arial" w:hAnsi="Arial"/>
+          <w:b w:val="0"/>
+          <w:i w:val="0"/>
+          <w:sz w:val="19"/>
+        </w:rPr>
+        <w:t xml:space="preserve">-Mechanismus. Für die Steuerdebatte ist neben Frontier- und Sandbox-Komponenten vor allem ein arbeitsrechtlicher Baustein bemerkenswert: </w:t>
+      </w:r>
+      <w:r>
+        <w:rPr>
+          <w:rFonts w:ascii="Arial" w:hAnsi="Arial"/>
+          <w:b w:val="0"/>
+          <w:i/>
+          <w:sz w:val="19"/>
+        </w:rPr>
         <w:t>SB 5</w:t>
       </w:r>
       <w:r>
@@ -3102,6 +3174,137 @@
           <w:sz w:val="19"/>
         </w:rPr>
         <w:t xml:space="preserve"> Parallel zum steuerpolitischen Diskurs haben Abgeordnete um Suzanne Bonamici (D-OR) am 3. Dezember 2025 einen Gesetzentwurf eingebracht, der Arbeitgebern verbietet, sich bei Einstellungs-, Kündigungs- und Disziplinarentscheidungen ausschließlich auf automatisierte Entscheidungssysteme zu stützen; vorgesehen sind menschliche Aufsicht, regelmäßige Systemtests, Offenlegungspflichten gegenüber Beschäftigten und ein Klagerecht im Schadensfall. Der Entwurf ist keine Besteuerungsinitiative, er markiert aber — komplementär zum Sanders-Vorstoß und zum OpenAI-Papier — einen weiteren Pfad politischer Reaktion auf KI-induzierten Arbeitsplatzabbau: arbeitsrechtliche Leitplanken statt oder ergänzend zu fiskalischer Abschöpfung. Für die Besteuerungsdebatte relevant ist das insofern, als Definitions- und Nachweisfragen („wann entscheidet ein algorithmisches System allein?") strukturell dieselben sind, die auch einer zielgerichteten Ersatzabgabe (Typ 5 nach § 2.1) entgegenstehen.</w:t>
+      </w:r>
+    </w:p>
+    <w:p>
+      <w:pPr>
+        <w:jc w:val="both"/>
+      </w:pPr>
+      <w:r>
+        <w:rPr>
+          <w:rFonts w:ascii="Arial" w:hAnsi="Arial"/>
+          <w:b/>
+          <w:i w:val="0"/>
+          <w:sz w:val="19"/>
+        </w:rPr>
+        <w:t>Casar-Vorschlag — AI Token Tax und WPA-inspiriertes Jobs-Programm (Mai 2026):</w:t>
+      </w:r>
+      <w:r>
+        <w:rPr>
+          <w:rFonts w:ascii="Arial" w:hAnsi="Arial"/>
+          <w:b w:val="0"/>
+          <w:i w:val="0"/>
+          <w:sz w:val="19"/>
+        </w:rPr>
+        <w:t xml:space="preserve"> Am 28. Mai 2026 hat der Vorsitzende des </w:t>
+      </w:r>
+      <w:r>
+        <w:rPr>
+          <w:rFonts w:ascii="Arial" w:hAnsi="Arial"/>
+          <w:b w:val="0"/>
+          <w:i/>
+          <w:sz w:val="19"/>
+        </w:rPr>
+        <w:t>Congressional Progressive Caucus</w:t>
+      </w:r>
+      <w:r>
+        <w:rPr>
+          <w:rFonts w:ascii="Arial" w:hAnsi="Arial"/>
+          <w:b w:val="0"/>
+          <w:i w:val="0"/>
+          <w:sz w:val="19"/>
+        </w:rPr>
+        <w:t xml:space="preserve">, Greg Casar (D-TX), im </w:t>
+      </w:r>
+      <w:r>
+        <w:rPr>
+          <w:rFonts w:ascii="Arial" w:hAnsi="Arial"/>
+          <w:b w:val="0"/>
+          <w:i/>
+          <w:sz w:val="19"/>
+        </w:rPr>
+        <w:t>American Prospect</w:t>
+      </w:r>
+      <w:r>
+        <w:rPr>
+          <w:rFonts w:ascii="Arial" w:hAnsi="Arial"/>
+          <w:b w:val="0"/>
+          <w:i w:val="0"/>
+          <w:sz w:val="19"/>
+        </w:rPr>
+        <w:t xml:space="preserve"> unter dem Titel </w:t>
+      </w:r>
+      <w:r>
+        <w:rPr>
+          <w:rFonts w:ascii="Arial" w:hAnsi="Arial"/>
+          <w:b w:val="0"/>
+          <w:i/>
+          <w:sz w:val="19"/>
+        </w:rPr>
+        <w:t>„Tax AI to Create Jobs"</w:t>
+      </w:r>
+      <w:r>
+        <w:rPr>
+          <w:rFonts w:ascii="Arial" w:hAnsi="Arial"/>
+          <w:b w:val="0"/>
+          <w:i w:val="0"/>
+          <w:sz w:val="19"/>
+        </w:rPr>
+        <w:t xml:space="preserve"> einen eigenständigen US-Bundesvorschlag vorgelegt, der die Sanders-Linie um ein konkretes Bemessungs- und Verwendungskonzept ergänzt. Casar schlägt im Konjunktiv eine Abgabe auf KI-Tokens (Recheneinheiten von Sprachmodell-Eingaben und -Ausgaben) und auf die zugrundeliegende Rechenleistung vor; Unternehmensnutzung soll höher belastet werden als die Nutzung durch Privathaushalte, und die Bemessung soll automatisch nachjustiert werden, bis das durch KI verdrängte Arbeitsvolumen durch neu geschaffene öffentliche Beschäftigung kompensiert ist. Vorbild ist ausdrücklich die </w:t>
+      </w:r>
+      <w:r>
+        <w:rPr>
+          <w:rFonts w:ascii="Arial" w:hAnsi="Arial"/>
+          <w:b w:val="0"/>
+          <w:i/>
+          <w:sz w:val="19"/>
+        </w:rPr>
+        <w:t>Works Progress Administration</w:t>
+      </w:r>
+      <w:r>
+        <w:rPr>
+          <w:rFonts w:ascii="Arial" w:hAnsi="Arial"/>
+          <w:b w:val="0"/>
+          <w:i w:val="0"/>
+          <w:sz w:val="19"/>
+        </w:rPr>
+        <w:t xml:space="preserve"> (WPA) der New-Deal-Ära: Aus dem Aufkommen soll ein Bundesarbeitsprogramm in Infrastruktur, Pflege, Bildung und öffentlichen Diensten finanziert werden, das Verdrängten unmittelbar Erwerbsarbeit eröffnet, statt allein auf Umschulung zu setzen. Konzeptionell schließt der Vorschlag in zweierlei Hinsicht eine Lücke: Erstens benennt er — anders als der Sanders-Bericht (Oktober 2025) und das OpenAI-Strategiepapier (April 2026) — eine konkrete </w:t>
+      </w:r>
+      <w:r>
+        <w:rPr>
+          <w:rFonts w:ascii="Arial" w:hAnsi="Arial"/>
+          <w:b w:val="0"/>
+          <w:i/>
+          <w:sz w:val="19"/>
+        </w:rPr>
+        <w:t>technische</w:t>
+      </w:r>
+      <w:r>
+        <w:rPr>
+          <w:rFonts w:ascii="Arial" w:hAnsi="Arial"/>
+          <w:b w:val="0"/>
+          <w:i w:val="0"/>
+          <w:sz w:val="19"/>
+        </w:rPr>
+        <w:t xml:space="preserve"> Bemessungsgrundlage (Tokens, FLOPs), die nicht an „Roboter" oder „Automatisierung" als unscharfen Oberbegriffen anknüpft und damit die in § 9.1 diskutierten Abgrenzungsprobleme zumindest teilweise umschifft; zweitens koppelt er das Aufkommen unmittelbar an ein staatliches Beschäftigungs- und nicht nur Transferprogramm und positioniert die Abgabe damit als Korrektur eines impliziten Steuersubventionseffekts, weil Unternehmen heute Lohnnebenkosten einsparen, wenn sie Arbeit durch KI ersetzen, ohne dass der gegenrechnende fiskalische Beitrag der KI-Nutzung erfasst würde. In der konservativ-publizistischen Rezeption (Breitbart, 28. Mai 2026; </w:t>
+      </w:r>
+      <w:r>
+        <w:rPr>
+          <w:rFonts w:ascii="Arial" w:hAnsi="Arial"/>
+          <w:b w:val="0"/>
+          <w:i/>
+          <w:sz w:val="19"/>
+        </w:rPr>
+        <w:t>Texas Politics</w:t>
+      </w:r>
+      <w:r>
+        <w:rPr>
+          <w:rFonts w:ascii="Arial" w:hAnsi="Arial"/>
+          <w:b w:val="0"/>
+          <w:i w:val="0"/>
+          <w:sz w:val="19"/>
+        </w:rPr>
+        <w:t>, 29. Mai 2026) ist der Vorstoß als „AI Layoff Tax" eingeordnet und politisch entlang der Sanders-Linie eingeordnet worden; eine Verabschiedung in der laufenden Legislatur gilt als unwahrscheinlich, der Vorschlag wirkt aber als zweites Bezugsmodell für die Debatte um Bemessungsgrundlagen zwischen „Stücksteuer pro Roboter" (Sanders), „Verlagerung von Lohn- auf Kapitalsteuer" (OpenAI) und „Token-/Compute-Abgabe" (Casar) — eine Differenzierung, die in der bisherigen Typologie der fünf Robotersteuer-Varianten (§ 2.1) auf den Typ 3 (KI/Compute-bezogene Abgabe) verweist, ohne sie strukturell zu ändern.</w:t>
       </w:r>
     </w:p>
     <w:p>
@@ -8042,6 +8245,178 @@
           <w:i w:val="0"/>
           <w:sz w:val="19"/>
         </w:rPr>
+        <w:t xml:space="preserve">Davis Wright Tremaine / DLA Piper / Littler / Ogletree / Future of Privacy Forum. (Mai 2026). </w:t>
+      </w:r>
+      <w:r>
+        <w:rPr>
+          <w:rFonts w:ascii="Arial" w:hAnsi="Arial"/>
+          <w:b w:val="0"/>
+          <w:i/>
+          <w:sz w:val="19"/>
+        </w:rPr>
+        <w:t>Connecticut Adopts AI Transparency, Safety, and Consumer Protection Law / Unpacking SB 5: Connecticut's new AI law / SB 5 in Five.</w:t>
+      </w:r>
+      <w:r>
+        <w:rPr>
+          <w:rFonts w:ascii="Arial" w:hAnsi="Arial"/>
+          <w:b w:val="0"/>
+          <w:i w:val="0"/>
+          <w:sz w:val="19"/>
+        </w:rPr>
+        <w:t xml:space="preserve"> Sammelanalyse zur Unterzeichnung des </w:t>
+      </w:r>
+      <w:r>
+        <w:rPr>
+          <w:rFonts w:ascii="Arial" w:hAnsi="Arial"/>
+          <w:b w:val="0"/>
+          <w:i/>
+          <w:sz w:val="19"/>
+        </w:rPr>
+        <w:t>Connecticut Artificial Intelligence Responsibility and Transparency Act</w:t>
+      </w:r>
+      <w:r>
+        <w:rPr>
+          <w:rFonts w:ascii="Arial" w:hAnsi="Arial"/>
+          <w:b w:val="0"/>
+          <w:i w:val="0"/>
+          <w:sz w:val="19"/>
+        </w:rPr>
+        <w:t xml:space="preserve"> durch Gouverneur Ned Lamont am 29. Mai 2026; Bestätigung der gestaffelten Geltungsdaten (1. Oktober 2026, 1. Januar 2027, 1. Juli 2027, 1. Oktober 2027) sowie der Reichweite (Companion Chatbots, </w:t>
+      </w:r>
+      <w:r>
+        <w:rPr>
+          <w:rFonts w:ascii="Arial" w:hAnsi="Arial"/>
+          <w:b w:val="0"/>
+          <w:i/>
+          <w:sz w:val="19"/>
+        </w:rPr>
+        <w:t>Automated Employment Decision Technology</w:t>
+      </w:r>
+      <w:r>
+        <w:rPr>
+          <w:rFonts w:ascii="Arial" w:hAnsi="Arial"/>
+          <w:b w:val="0"/>
+          <w:i w:val="0"/>
+          <w:sz w:val="19"/>
+        </w:rPr>
+        <w:t xml:space="preserve">, Provenance Data für generative-AI-Anbieter mit mehr als einer Million monatlicher Nutzer, Frontier-Whistleblower-Schutz, </w:t>
+      </w:r>
+      <w:r>
+        <w:rPr>
+          <w:rFonts w:ascii="Arial" w:hAnsi="Arial"/>
+          <w:b w:val="0"/>
+          <w:i/>
+          <w:sz w:val="19"/>
+        </w:rPr>
+        <w:t>AI/Technology-Change-Disclosure</w:t>
+      </w:r>
+      <w:r>
+        <w:rPr>
+          <w:rFonts w:ascii="Arial" w:hAnsi="Arial"/>
+          <w:b w:val="0"/>
+          <w:i w:val="0"/>
+          <w:sz w:val="19"/>
+        </w:rPr>
+        <w:t xml:space="preserve"> im Connecticut-WARN-Verfahren). https://www.dwt.com/blogs/artificial-intelligence-law-advisor/2026/05/ct-ai-transparency-safety-consumer-protection-law | https://www.dlapiper.com/en-us/insights/publications/2026/05/unpacking-connecticuts-new-ai-law | https://www.littler.com/news-analysis/asap/connecticut-passes-law-significantly-regulating-use-ai-employment | https://ogletree.com/insights-resources/blog-posts/new-connecticut-law-restricts-employer-ai-use-mandates-notice-for-ai-caused-rifs/ | https://fpf.org/blog/sb-5-in-five-what-to-know-about-connecticuts-new-ai-law/</w:t>
+      </w:r>
+    </w:p>
+    <w:p>
+      <w:pPr>
+        <w:jc w:val="both"/>
+      </w:pPr>
+      <w:r>
+        <w:rPr>
+          <w:rFonts w:ascii="Arial" w:hAnsi="Arial"/>
+          <w:b w:val="0"/>
+          <w:i w:val="0"/>
+          <w:sz w:val="19"/>
+        </w:rPr>
+        <w:t xml:space="preserve">Casar, G. (28. Mai 2026). </w:t>
+      </w:r>
+      <w:r>
+        <w:rPr>
+          <w:rFonts w:ascii="Arial" w:hAnsi="Arial"/>
+          <w:b w:val="0"/>
+          <w:i/>
+          <w:sz w:val="19"/>
+        </w:rPr>
+        <w:t>Tax AI to Create Jobs.</w:t>
+      </w:r>
+      <w:r>
+        <w:rPr>
+          <w:rFonts w:ascii="Arial" w:hAnsi="Arial"/>
+          <w:b w:val="0"/>
+          <w:i w:val="0"/>
+          <w:sz w:val="19"/>
+        </w:rPr>
+        <w:t xml:space="preserve"> Op-Ed des Vorsitzenden des </w:t>
+      </w:r>
+      <w:r>
+        <w:rPr>
+          <w:rFonts w:ascii="Arial" w:hAnsi="Arial"/>
+          <w:b w:val="0"/>
+          <w:i/>
+          <w:sz w:val="19"/>
+        </w:rPr>
+        <w:t>Congressional Progressive Caucus</w:t>
+      </w:r>
+      <w:r>
+        <w:rPr>
+          <w:rFonts w:ascii="Arial" w:hAnsi="Arial"/>
+          <w:b w:val="0"/>
+          <w:i w:val="0"/>
+          <w:sz w:val="19"/>
+        </w:rPr>
+        <w:t xml:space="preserve"> im </w:t>
+      </w:r>
+      <w:r>
+        <w:rPr>
+          <w:rFonts w:ascii="Arial" w:hAnsi="Arial"/>
+          <w:b w:val="0"/>
+          <w:i/>
+          <w:sz w:val="19"/>
+        </w:rPr>
+        <w:t>American Prospect</w:t>
+      </w:r>
+      <w:r>
+        <w:rPr>
+          <w:rFonts w:ascii="Arial" w:hAnsi="Arial"/>
+          <w:b w:val="0"/>
+          <w:i w:val="0"/>
+          <w:sz w:val="19"/>
+        </w:rPr>
+        <w:t xml:space="preserve">; Vorschlag einer Token- und Compute-bezogenen KI-Abgabe zur Finanzierung eines bundesweiten Beschäftigungsprogramms nach Vorbild der </w:t>
+      </w:r>
+      <w:r>
+        <w:rPr>
+          <w:rFonts w:ascii="Arial" w:hAnsi="Arial"/>
+          <w:b w:val="0"/>
+          <w:i/>
+          <w:sz w:val="19"/>
+        </w:rPr>
+        <w:t>Works Progress Administration</w:t>
+      </w:r>
+      <w:r>
+        <w:rPr>
+          <w:rFonts w:ascii="Arial" w:hAnsi="Arial"/>
+          <w:b w:val="0"/>
+          <w:i w:val="0"/>
+          <w:sz w:val="19"/>
+        </w:rPr>
+        <w:t>. https://prospect.org/2026/05/28/tax-ai-to-create-jobs/ | https://casar.house.gov/media/press-releases/op-ed-american-prospect-tax-ai-create-jobs</w:t>
+      </w:r>
+    </w:p>
+    <w:p>
+      <w:pPr>
+        <w:jc w:val="both"/>
+      </w:pPr>
+      <w:r>
+        <w:rPr>
+          <w:rFonts w:ascii="Arial" w:hAnsi="Arial"/>
+          <w:b w:val="0"/>
+          <w:i w:val="0"/>
+          <w:sz w:val="19"/>
+        </w:rPr>
         <w:t xml:space="preserve">Bundesministerium für Gesundheit / Nina Warken. (14. April 2026). </w:t>
       </w:r>
       <w:r>
@@ -10105,6 +10480,234 @@
           <w:i w:val="0"/>
           <w:sz w:val="19"/>
         </w:rPr>
+        <w:t xml:space="preserve">TrueUp / Layoffs.fyi / SkillSyncer. (Stand 30./31. Mai 2026). </w:t>
+      </w:r>
+      <w:r>
+        <w:rPr>
+          <w:rFonts w:ascii="Arial" w:hAnsi="Arial"/>
+          <w:b w:val="0"/>
+          <w:i/>
+          <w:sz w:val="19"/>
+        </w:rPr>
+        <w:t>Tech Layoffs Tracker — Monatsende Mai 2026: rund 148.092 betroffene Personen aus 354 Layoff-Meldungen (rund 981 Stellen pro Tag im Jahresdurchschnitt), nach Aufnahme der Meta-Welle vom 20. Mai 2026 (rund 8.000 Stellen) und der Wix-Streichungen vom 28. Mai 2026 (rund 1.000 Stellen); SkillSyncer auf vergleichbarem Niveau.</w:t>
+      </w:r>
+      <w:r>
+        <w:rPr>
+          <w:rFonts w:ascii="Arial" w:hAnsi="Arial"/>
+          <w:b w:val="0"/>
+          <w:i w:val="0"/>
+          <w:sz w:val="19"/>
+        </w:rPr>
+        <w:t xml:space="preserve"> https://www.trueup.io/layoffs | https://layoffs.fyi/ | https://skillsyncer.com/layoffs-tracker</w:t>
+      </w:r>
+    </w:p>
+    <w:p>
+      <w:pPr>
+        <w:jc w:val="both"/>
+      </w:pPr>
+      <w:r>
+        <w:rPr>
+          <w:rFonts w:ascii="Arial" w:hAnsi="Arial"/>
+          <w:b w:val="0"/>
+          <w:i w:val="0"/>
+          <w:sz w:val="19"/>
+        </w:rPr>
+        <w:t xml:space="preserve">CNBC / Times of Israel / Calcalist / Jerusalem Post / TechRadar. (28. Mai 2026). </w:t>
+      </w:r>
+      <w:r>
+        <w:rPr>
+          <w:rFonts w:ascii="Arial" w:hAnsi="Arial"/>
+          <w:b w:val="0"/>
+          <w:i/>
+          <w:sz w:val="19"/>
+        </w:rPr>
+        <w:t>AI part of another tech layoff as Wix CEO announces 20% workforce cut / Wix cuts 20% of employees over USD-ILS exchange rate, AI implementation / Black Thursday: Israeli tech reels as Wix, Amdocs, Rapyd and SentinelOne cut jobs.</w:t>
+      </w:r>
+      <w:r>
+        <w:rPr>
+          <w:rFonts w:ascii="Arial" w:hAnsi="Arial"/>
+          <w:b w:val="0"/>
+          <w:i w:val="0"/>
+          <w:sz w:val="19"/>
+        </w:rPr>
+        <w:t xml:space="preserve"> Wix.com Ltd. (NASDAQ: WIX) streicht rund 1.000 Stellen (etwa 20 % der Belegschaft, größte Reduktion der Unternehmensgeschichte); CEO Avishai Abrahami begründet die Maßnahme mit der durch den anhaltend starken Schekel-Kurs gegen den US-Dollar verschärften Kostenstruktur und einem konzernweiten Umbau zu „AI-native"-Arbeitsweisen. https://www.cnbc.com/2026/05/28/wix-layoffs-ai-exchange-rates.html | https://www.timesofisrael.com/major-israeli-tech-firms-commence-sweeping-layoffs-as-ai-revolution-roils-industry/ | https://www.calcalistech.com/ctechnews/article/rko5kglegx | https://www.jpost.com/business-and-innovation/tech-and-start-ups/article-897657 | https://www.techradar.com/pro/freshworks-and-coinbase-announce-more-than-1-in-10-jobs-to-go-as-companies-replace-workforce-with-ai-technologies-tech-company-layoffs-near-100k-in-2026-alone</w:t>
+      </w:r>
+    </w:p>
+    <w:p>
+      <w:pPr>
+        <w:jc w:val="both"/>
+      </w:pPr>
+      <w:r>
+        <w:rPr>
+          <w:rFonts w:ascii="Arial" w:hAnsi="Arial"/>
+          <w:b w:val="0"/>
+          <w:i w:val="0"/>
+          <w:sz w:val="19"/>
+        </w:rPr>
+        <w:t xml:space="preserve">IAB-Forum. (29. Mai 2026). </w:t>
+      </w:r>
+      <w:r>
+        <w:rPr>
+          <w:rFonts w:ascii="Arial" w:hAnsi="Arial"/>
+          <w:b w:val="0"/>
+          <w:i/>
+          <w:sz w:val="19"/>
+        </w:rPr>
+        <w:t>Einschätzung des IAB zur wirtschaftlichen Lage — Mai 2026.</w:t>
+      </w:r>
+      <w:r>
+        <w:rPr>
+          <w:rFonts w:ascii="Arial" w:hAnsi="Arial"/>
+          <w:b w:val="0"/>
+          <w:i w:val="0"/>
+          <w:sz w:val="19"/>
+        </w:rPr>
+        <w:t xml:space="preserve"> </w:t>
+      </w:r>
+      <w:r>
+        <w:rPr>
+          <w:rFonts w:ascii="Arial" w:hAnsi="Arial"/>
+          <w:b w:val="0"/>
+          <w:i/>
+          <w:sz w:val="19"/>
+        </w:rPr>
+        <w:t>IAB-Arbeitsmarktbarometer</w:t>
+      </w:r>
+      <w:r>
+        <w:rPr>
+          <w:rFonts w:ascii="Arial" w:hAnsi="Arial"/>
+          <w:b w:val="0"/>
+          <w:i w:val="0"/>
+          <w:sz w:val="19"/>
+        </w:rPr>
+        <w:t xml:space="preserve"> 99,6 (+0,1 Punkte gegenüber April 2026, weiterhin knapp unter neutraler Marke); deutsches Bruttoinlandsprodukt +0,3 % im ersten Quartal 2026, Exporte +3,3 % nach drei Rückgangsquartalen, April-Inflation 2,9 %; </w:t>
+      </w:r>
+      <w:r>
+        <w:rPr>
+          <w:rFonts w:ascii="Arial" w:hAnsi="Arial"/>
+          <w:b w:val="0"/>
+          <w:i/>
+          <w:sz w:val="19"/>
+        </w:rPr>
+        <w:t>„am Arbeitsmarkt ist in den nächsten Monaten keine Besserung in Sicht"</w:t>
+      </w:r>
+      <w:r>
+        <w:rPr>
+          <w:rFonts w:ascii="Arial" w:hAnsi="Arial"/>
+          <w:b w:val="0"/>
+          <w:i w:val="0"/>
+          <w:sz w:val="19"/>
+        </w:rPr>
+        <w:t>. https://iab-forum.de/einschaetzung-des-iab-zur-wirtschaftlichen-lage-mai-2026/</w:t>
+      </w:r>
+    </w:p>
+    <w:p>
+      <w:pPr>
+        <w:jc w:val="both"/>
+      </w:pPr>
+      <w:r>
+        <w:rPr>
+          <w:rFonts w:ascii="Arial" w:hAnsi="Arial"/>
+          <w:b w:val="0"/>
+          <w:i w:val="0"/>
+          <w:sz w:val="19"/>
+        </w:rPr>
+        <w:t xml:space="preserve">Common Dreams / Breitbart / Texas Politics / KTSM. (28./29. Mai 2026). </w:t>
+      </w:r>
+      <w:r>
+        <w:rPr>
+          <w:rFonts w:ascii="Arial" w:hAnsi="Arial"/>
+          <w:b w:val="0"/>
+          <w:i/>
+          <w:sz w:val="19"/>
+        </w:rPr>
+        <w:t>Progressives Demand AI Tax to Prevent „Great Depression Levels of Unemployment" / Congressional Progressive Caucus Pushes for AI Tax to Fund Jobs Program / Greg Casar Proposes „AI Token Tax" to Combat Potential Job Losses / Greg Casar calls to tax AI companies to fund federal jobs program: „AI is coming for your job".</w:t>
+      </w:r>
+      <w:r>
+        <w:rPr>
+          <w:rFonts w:ascii="Arial" w:hAnsi="Arial"/>
+          <w:b w:val="0"/>
+          <w:i w:val="0"/>
+          <w:sz w:val="19"/>
+        </w:rPr>
+        <w:t xml:space="preserve"> Sammelrezeption zum Casar-Vorstoß; konservativ-publizistische Einordnung als „AI Layoff Tax" entlang der Sanders-Linie, progressive Rezeption mit Verweis auf die Anthropic-/Gates-Großthese „Great Depression levels of unemployment". https://www.commondreams.org/news/ai-tax-unemployment | https://www.breitbart.com/tech/2026/05/28/congressional-progressive-caucus-pushes-for-ai-tax-to-fund-jobs-program/ | https://texaspolitics.com/2026/05/29/greg-casar-proposes-ai-token-tax-to-combat-potential-job-losses/ | https://www.ktsm.com/news/texas-politics/greg-casar-calls-to-tax-ai-companies-to-fund-jobs-program-ai-is-coming-for-your-job/</w:t>
+      </w:r>
+    </w:p>
+    <w:p>
+      <w:pPr>
+        <w:jc w:val="both"/>
+      </w:pPr>
+      <w:r>
+        <w:rPr>
+          <w:rFonts w:ascii="Arial" w:hAnsi="Arial"/>
+          <w:b w:val="0"/>
+          <w:i w:val="0"/>
+          <w:sz w:val="19"/>
+        </w:rPr>
+        <w:t xml:space="preserve">CT Mirror / Davis Wright Tremaine / Freshfields. (29. Mai 2026). </w:t>
+      </w:r>
+      <w:r>
+        <w:rPr>
+          <w:rFonts w:ascii="Arial" w:hAnsi="Arial"/>
+          <w:b w:val="0"/>
+          <w:i/>
+          <w:sz w:val="19"/>
+        </w:rPr>
+        <w:t>Governor Lamont signs Connecticut Artificial Intelligence Responsibility and Transparency Act (SB 5).</w:t>
+      </w:r>
+      <w:r>
+        <w:rPr>
+          <w:rFonts w:ascii="Arial" w:hAnsi="Arial"/>
+          <w:b w:val="0"/>
+          <w:i w:val="0"/>
+          <w:sz w:val="19"/>
+        </w:rPr>
+        <w:t xml:space="preserve"> Bestätigung der Unterzeichnung durch Gouverneur Ned Lamont am 29. Mai 2026 und Konsolidierung der Geltungsdaten 1. Oktober 2026 / 1. Januar 2027 / 1. Juli 2027 / 1. Oktober 2027. https://ctmirror.org/2026/05/01/artificial-intelligence-house-regulation-passage-ct/ | https://www.dwt.com/blogs/artificial-intelligence-law-advisor/2026/05/ct-ai-transparency-safety-consumer-protection-law | https://www.freshfields.com/en/our-thinking/blogs/a-fresh-take/connecticut-poised-to-enact-one-of-the-nations-most-comprehensive-ai-laws-102mrpv</w:t>
+      </w:r>
+    </w:p>
+    <w:p>
+      <w:pPr>
+        <w:jc w:val="both"/>
+      </w:pPr>
+      <w:r>
+        <w:rPr>
+          <w:rFonts w:ascii="Arial" w:hAnsi="Arial"/>
+          <w:b w:val="0"/>
+          <w:i w:val="0"/>
+          <w:sz w:val="19"/>
+        </w:rPr>
+        <w:t xml:space="preserve">Yahoo Finance / TechSpot / The Times. (Mai 2026). </w:t>
+      </w:r>
+      <w:r>
+        <w:rPr>
+          <w:rFonts w:ascii="Arial" w:hAnsi="Arial"/>
+          <w:b w:val="0"/>
+          <w:i/>
+          <w:sz w:val="19"/>
+        </w:rPr>
+        <w:t>Layoffs Accelerate in May 2026 as Firms Restructure Around AI / Tech layoffs have already passed 100,000 in 2026 as the industry cuts jobs to fund AI.</w:t>
+      </w:r>
+      <w:r>
+        <w:rPr>
+          <w:rFonts w:ascii="Arial" w:hAnsi="Arial"/>
+          <w:b w:val="0"/>
+          <w:i w:val="0"/>
+          <w:sz w:val="19"/>
+        </w:rPr>
+        <w:t xml:space="preserve"> Aggregat-Rahmung der Mai-2026-Welle (Cloudflare, Meta, Intuit, Coinbase, Upwork, BILL, Wix); UBS-Global-Research-Befund (13. Mai 2026): 42 % der befragten Unternehmen erwarten KI-bedingte Reduktion der Einstellungspipeline. https://finance.yahoo.com/sectors/technology/articles/layoffs-accelerate-may-2026-firms-040430218.html | https://www.techspot.com/news/112493-tech-layoffs-pass-100000-2026-tracker-points-ai.html</w:t>
+      </w:r>
+    </w:p>
+    <w:p>
+      <w:pPr>
+        <w:jc w:val="both"/>
+      </w:pPr>
+      <w:r>
+        <w:rPr>
+          <w:rFonts w:ascii="Arial" w:hAnsi="Arial"/>
+          <w:b w:val="0"/>
+          <w:i w:val="0"/>
+          <w:sz w:val="19"/>
+        </w:rPr>
         <w:t xml:space="preserve">CNBC / Bloomberg / AOL / The Register. (7./8. Mai 2026). </w:t>
       </w:r>
       <w:r>
@@ -10566,7 +11169,7 @@
           <w:i w:val="0"/>
           <w:sz w:val="19"/>
         </w:rPr>
-        <w:t xml:space="preserve"> Dieses Arbeitspapier gibt den Stand Anfang Mai 2026 (Schnitt am 8. Mai 2026 — Lauf 001 vom 8. Mai 2026) wieder. Die Debatte entwickelt sich dynamisch, insbesondere im Zuge der OpenAI-Strategiepapiere und der Eröffnung des OpenAI Workshop in Washington, D.C. im Mai 2026, des Erstdurchgangs des GKV-Beitragssatzstabilisierungsgesetzes in der 1065. Bundesratssitzung am 8. Mai 2026 mit 79 Tagesordnungspunkten (Kabinettsbeschluss 29. April 2026, parlamentarische Behandlung vor der Sommerpause 2026 angekündigt), der laufenden Trilog-Verhandlungen zum Digital Omnibus on AI (zweite Runde 28. April 2026 ohne Einigung; nächste Runde 13. Mai 2026 — Knackpunkt ist nicht die Verschiebung der Hochrisiko-Pflichten, sondern die Konformitätsbewertungs-Architektur für Anhang I; die zypriotische Ratspräsidentschaft strebt einen Abschluss vor Ablauf ihrer Amtszeit am 30. Juni 2026 an, andernfalls übernimmt die irische Präsidentschaft), der am 5. Mai 2026 erfolgten Arraignment-Verhandlung im Altman-Verfahren mit „nicht schuldig"-Plädoyer und angeordneter psychiatrischer Begutachtung, des am 7. Mai 2026 versandten individuellen Microsoft-Buyout-Angebots (Annahmefrist 8. Juni 2026, VRSAR-Unterzeichnung 9.–22. Juni 2026, bis zu fünfjährige Krankenversicherungs-Verlängerung), des am 1. Mai 2026 vom Connecticut-Repräsentantenhaus mit 131 zu 17 Stimmen verabschiedeten </w:t>
+        <w:t xml:space="preserve"> Dieses Arbeitspapier gibt den Stand Anfang Juni 2026 (Schnitt am 1. Juni 2026 — Lauf 001 vom 1. Juni 2026) wieder. Die Debatte entwickelt sich dynamisch, insbesondere im Zuge der OpenAI-Strategiepapiere und der Eröffnung des OpenAI Workshop in Washington, D.C. im Mai 2026, des Erstdurchgangs des GKV-Beitragssatzstabilisierungsgesetzes in der 1065. Bundesratssitzung am 8. Mai 2026 mit 79 Tagesordnungspunkten (Kabinettsbeschluss 29. April 2026, parlamentarische Behandlung vor der Sommerpause 2026 angekündigt), der laufenden Trilog-Verhandlungen zum Digital Omnibus on AI (zweite Runde 28. April 2026 ohne Einigung; nächste Runde 13. Mai 2026 — Knackpunkt ist nicht die Verschiebung der Hochrisiko-Pflichten, sondern die Konformitätsbewertungs-Architektur für Anhang I; die zypriotische Ratspräsidentschaft strebt einen Abschluss vor Ablauf ihrer Amtszeit am 30. Juni 2026 an, andernfalls übernimmt die irische Präsidentschaft), der am 5. Mai 2026 erfolgten Arraignment-Verhandlung im Altman-Verfahren mit „nicht schuldig"-Plädoyer und angeordneter psychiatrischer Begutachtung, des am 7. Mai 2026 versandten individuellen Microsoft-Buyout-Angebots (Annahmefrist 8. Juni 2026, VRSAR-Unterzeichnung 9.–22. Juni 2026, bis zu fünfjährige Krankenversicherungs-Verlängerung), des am 1. Mai 2026 vom Connecticut-Repräsentantenhaus mit 131 zu 17 Stimmen verabschiedeten </w:t>
       </w:r>
       <w:r>
         <w:rPr>
@@ -10782,7 +11385,115 @@
           <w:i w:val="0"/>
           <w:sz w:val="19"/>
         </w:rPr>
-        <w:t xml:space="preserve"> gegen eine KI-Steuer (syndiziert in Advisor Perspectives, RealClearPolitics, West Hawaii Today und Las Vegas Sun zwischen dem 2. und 6. Mai 2026), das Innovationsbremse, Wettbewerbsnachteil und Unmöglichkeit der Abgrenzung Verdrängung/Augmentation als Hauptargumente gegen die Sanders/OpenAI-Linie führt und stattdessen Lockerung berufsrechtlicher Lizenzschranken, Reform der Arbeitslosenversicherung, Umschulungs-Steueranreize sowie eine Ausweitung der Earned Income Tax Credit empfiehlt. Eine regelmäßige Aktualisierung ist vorgesehen.</w:t>
+        <w:t xml:space="preserve"> gegen eine KI-Steuer (syndiziert in Advisor Perspectives, RealClearPolitics, West Hawaii Today und Las Vegas Sun zwischen dem 2. und 6. Mai 2026), das Innovationsbremse, Wettbewerbsnachteil und Unmöglichkeit der Abgrenzung Verdrängung/Augmentation als Hauptargumente gegen die Sanders/OpenAI-Linie führt und stattdessen Lockerung berufsrechtlicher Lizenzschranken, Reform der Arbeitslosenversicherung, Umschulungs-Steueranreize sowie eine Ausweitung der Earned Income Tax Credit empfiehlt. Im Mai 2026 sind hinzugetreten: die am 28. Mai 2026 angekündigte Streichung von rund 1.000 Stellen (rund 20 % der Belegschaft) beim israelischen Webseiten-Anbieter </w:t>
+      </w:r>
+      <w:r>
+        <w:rPr>
+          <w:rFonts w:ascii="Arial" w:hAnsi="Arial"/>
+          <w:b w:val="0"/>
+          <w:i/>
+          <w:sz w:val="19"/>
+        </w:rPr>
+        <w:t>Wix</w:t>
+      </w:r>
+      <w:r>
+        <w:rPr>
+          <w:rFonts w:ascii="Arial" w:hAnsi="Arial"/>
+          <w:b w:val="0"/>
+          <w:i w:val="0"/>
+          <w:sz w:val="19"/>
+        </w:rPr>
+        <w:t xml:space="preserve"> unter Hinweis auf Schekel-Aufwertung und „AI-native"-Umbau; die Aktualisierung der TrueUp-/Layoffs.fyi-Tracker zum Monatsende Mai 2026 (rund 148.092 betroffene Personen aus 354 Layoff-Meldungen); die am 29. Mai 2026 publizierte </w:t>
+      </w:r>
+      <w:r>
+        <w:rPr>
+          <w:rFonts w:ascii="Arial" w:hAnsi="Arial"/>
+          <w:b w:val="0"/>
+          <w:i/>
+          <w:sz w:val="19"/>
+        </w:rPr>
+        <w:t>Einschätzung des IAB zur wirtschaftlichen Lage</w:t>
+      </w:r>
+      <w:r>
+        <w:rPr>
+          <w:rFonts w:ascii="Arial" w:hAnsi="Arial"/>
+          <w:b w:val="0"/>
+          <w:i w:val="0"/>
+          <w:sz w:val="19"/>
+        </w:rPr>
+        <w:t xml:space="preserve"> (IAB-Arbeitsmarktbarometer 99,6, BIP +0,3 % im Q1 2026, Exporte +3,3 %, April-Inflation 2,9 %, weiterhin keine Trendwende am Arbeitsmarkt erwartet); die am 28. Mai 2026 im </w:t>
+      </w:r>
+      <w:r>
+        <w:rPr>
+          <w:rFonts w:ascii="Arial" w:hAnsi="Arial"/>
+          <w:b w:val="0"/>
+          <w:i/>
+          <w:sz w:val="19"/>
+        </w:rPr>
+        <w:t>American Prospect</w:t>
+      </w:r>
+      <w:r>
+        <w:rPr>
+          <w:rFonts w:ascii="Arial" w:hAnsi="Arial"/>
+          <w:b w:val="0"/>
+          <w:i w:val="0"/>
+          <w:sz w:val="19"/>
+        </w:rPr>
+        <w:t xml:space="preserve"> publizierte Op-Ed </w:t>
+      </w:r>
+      <w:r>
+        <w:rPr>
+          <w:rFonts w:ascii="Arial" w:hAnsi="Arial"/>
+          <w:b w:val="0"/>
+          <w:i/>
+          <w:sz w:val="19"/>
+        </w:rPr>
+        <w:t>„Tax AI to Create Jobs"</w:t>
+      </w:r>
+      <w:r>
+        <w:rPr>
+          <w:rFonts w:ascii="Arial" w:hAnsi="Arial"/>
+          <w:b w:val="0"/>
+          <w:i w:val="0"/>
+          <w:sz w:val="19"/>
+        </w:rPr>
+        <w:t xml:space="preserve"> des Vorsitzenden des </w:t>
+      </w:r>
+      <w:r>
+        <w:rPr>
+          <w:rFonts w:ascii="Arial" w:hAnsi="Arial"/>
+          <w:b w:val="0"/>
+          <w:i/>
+          <w:sz w:val="19"/>
+        </w:rPr>
+        <w:t>Congressional Progressive Caucus</w:t>
+      </w:r>
+      <w:r>
+        <w:rPr>
+          <w:rFonts w:ascii="Arial" w:hAnsi="Arial"/>
+          <w:b w:val="0"/>
+          <w:i w:val="0"/>
+          <w:sz w:val="19"/>
+        </w:rPr>
+        <w:t xml:space="preserve">, Greg Casar (D-TX), mit dem Vorschlag einer auf KI-Tokens und Compute bezogenen Bundesabgabe zur Finanzierung eines WPA-inspirierten Beschäftigungsprogramms; sowie die am 29. Mai 2026 erfolgte Unterzeichnung des </w:t>
+      </w:r>
+      <w:r>
+        <w:rPr>
+          <w:rFonts w:ascii="Arial" w:hAnsi="Arial"/>
+          <w:b w:val="0"/>
+          <w:i/>
+          <w:sz w:val="19"/>
+        </w:rPr>
+        <w:t>Connecticut Artificial Intelligence Responsibility and Transparency Act</w:t>
+      </w:r>
+      <w:r>
+        <w:rPr>
+          <w:rFonts w:ascii="Arial" w:hAnsi="Arial"/>
+          <w:b w:val="0"/>
+          <w:i w:val="0"/>
+          <w:sz w:val="19"/>
+        </w:rPr>
+        <w:t xml:space="preserve"> (SB 5) durch Gouverneur Ned Lamont — damit ist Connecticut der erste US-Bundesstaat mit einer in Kraft tretenden AI-Layoff-Disclosure-Architektur (gestaffelt 1. Oktober 2026 / 1. Januar 2027 / 1. Juli 2027 / 1. Oktober 2027). Eine regelmäßige Aktualisierung ist vorgesehen.</w:t>
       </w:r>
     </w:p>
     <w:p>
@@ -10862,7 +11573,7 @@
         <w:color w:val="999999"/>
         <w:sz w:val="15"/>
       </w:rPr>
-      <w:t>Version 22.0 — Mai 2026 — CC BY 4.0</w:t>
+      <w:t>Version 23.0 — Mai 2026 — CC BY 4.0</w:t>
       <w:tab/>
       <w:t xml:space="preserve">Seite </w:t>
     </w:r>

--- a/KI-Ökonomie.docx
+++ b/KI-Ökonomie.docx
@@ -112,7 +112,7 @@
           <w:color w:val="666666"/>
           <w:sz w:val="18"/>
         </w:rPr>
-        <w:t>Version 22.0</w:t>
+        <w:t>Version 23.0</w:t>
       </w:r>
     </w:p>
     <w:p>
@@ -238,7 +238,115 @@
           <w:i w:val="0"/>
           <w:sz w:val="19"/>
         </w:rPr>
-        <w:t xml:space="preserve"> fällt auf den 2. Juli 2026; nach den am 7. Mai 2026 publizierten Programmkonditionen sind rund 8.500 Beschäftigte angebotsberechtigt, das Paket umfasst eine Cash-Einmalzahlung sowie eine bis zu fünfjährige Krankenversicherungs-Verlängerung und enthält keine Wettbewerbs- oder Beschäftigungsverbote. Im Zusammenspiel mit den am selben Tag bekräftigten Meta-Streichungen ordneten Wirtschaftsmedien (CNBC, 24. April 2026) die Welle erstmals als „AI-driven labor crisis" ein — ein Begriff, der den Übergang von Einzelfällen zu einer kumulativen Branchenerzählung markiert. Bis zur Wochenmitte des 25. April 2026 weisen Branchen-Tracker einen kumulierten Bestand von über 92.000 Tech-Stellenstreichungen für das laufende Jahr 2026 aus; eine Aktualisierung zum 2. Mai 2026 hebt die Marke nach Tracker-Methodik des SkillSyncer auf 113.863 betroffene Beschäftigte aus 179 erfassten Layoff-Ereignissen (durchschnittlich rund 933 Stellen pro Tag), während TrueUp parallel 95.878 Personen aus 249 Einzelmeldungen zählt; die Methodikspanne erklärt die unterschiedlichen Größenordnungen, das Niveau einer sechsstelligen Tech-Reduktion innerhalb von vier Monaten ist über alle Tracker hinweg konsistent. Eine erneute Aktualisierung zum 6. Mai 2026 zeigt, dass die TrueUp-Zählung weiter auf 119.721 betroffene Personen aus 265 Layoff-Meldungen gestiegen ist (rund 958 Stellen pro Tag), während SkillSyncer mit 113.863 Personen aus 179 Ereignissen weitgehend unverändert bleibt; eine Tagesfortschreibung der TrueUp-Methodik weist zum 7. Mai 2026 bereits 121.111 Personen aus 273 Layoff-Meldungen aus (rund 961 Personen pro Tag); die nochmalige Aktualisierung zum 8. Mai 2026 hebt die Marke nach den am Vortag angekündigten Cloudflare-Streichungen auf 127.411 betroffene Personen aus 283 Layoff-Meldungen (rund 1.003 Stellen pro Tag), wobei die zusätzlichen Meldungen primär aus den am 5./6. Mai 2026 angekündigten Stellenstreichungen bei </w:t>
+        <w:t xml:space="preserve"> fällt auf den 1. Juli 2026; nach den am 7. Mai 2026 publizierten Programmkonditionen sind rund 8.500 Beschäftigte angebotsberechtigt, das Paket umfasst eine Cash-Einmalzahlung sowie eine bis zu fünfjährige Krankenversicherungs-Verlängerung und enthält keine Wettbewerbs- oder Beschäftigungsverbote. Im Zusammenspiel mit den am selben Tag bekräftigten Meta-Streichungen ordneten Wirtschaftsmedien (CNBC, 24. April 2026) die Welle erstmals als „AI-driven labor crisis" ein — ein Begriff, der den Übergang von Einzelfällen zu einer kumulativen Branchenerzählung markiert. Bis zur Wochenmitte des 25. April 2026 weisen Branchen-Tracker einen kumulierten Bestand von über 92.000 Tech-Stellenstreichungen für das laufende Jahr 2026 aus; eine Aktualisierung zum 2. Mai 2026 hebt die Marke nach Tracker-Methodik des SkillSyncer auf 113.863 betroffene Beschäftigte aus 179 erfassten Layoff-Ereignissen (durchschnittlich rund 933 Stellen pro Tag), während TrueUp parallel 95.878 Personen aus 249 Einzelmeldungen zählt; die Methodikspanne erklärt die unterschiedlichen Größenordnungen, das Niveau einer sechsstelligen Tech-Reduktion innerhalb von vier Monaten ist über alle Tracker hinweg konsistent. Eine erneute Aktualisierung zum 6. Mai 2026 zeigt, dass die TrueUp-Zählung weiter auf 119.721 betroffene Personen aus 265 Layoff-Meldungen gestiegen ist (rund 958 Stellen pro Tag), während SkillSyncer mit 113.863 Personen aus 179 Ereignissen weitgehend unverändert bleibt; eine Tagesfortschreibung der TrueUp-Methodik weist zum 7. Mai 2026 bereits 121.111 Personen aus 273 Layoff-Meldungen aus (rund 961 Personen pro Tag); die nochmalige Aktualisierung zum 8. Mai 2026 hebt die Marke nach den am Vortag angekündigten Cloudflare-Streichungen auf 127.411 betroffene Personen aus 283 Layoff-Meldungen (rund 1.003 Stellen pro Tag); zum 29. Mai 2026 weisen </w:t>
+      </w:r>
+      <w:r>
+        <w:rPr>
+          <w:rFonts w:ascii="Arial" w:hAnsi="Arial"/>
+          <w:b w:val="0"/>
+          <w:i/>
+          <w:sz w:val="19"/>
+        </w:rPr>
+        <w:t>Techtimes</w:t>
+      </w:r>
+      <w:r>
+        <w:rPr>
+          <w:rFonts w:ascii="Arial" w:hAnsi="Arial"/>
+          <w:b w:val="0"/>
+          <w:i w:val="0"/>
+          <w:sz w:val="19"/>
+        </w:rPr>
+        <w:t xml:space="preserve"> und </w:t>
+      </w:r>
+      <w:r>
+        <w:rPr>
+          <w:rFonts w:ascii="Arial" w:hAnsi="Arial"/>
+          <w:b w:val="0"/>
+          <w:i/>
+          <w:sz w:val="19"/>
+        </w:rPr>
+        <w:t>TechSpot</w:t>
+      </w:r>
+      <w:r>
+        <w:rPr>
+          <w:rFonts w:ascii="Arial" w:hAnsi="Arial"/>
+          <w:b w:val="0"/>
+          <w:i w:val="0"/>
+          <w:sz w:val="19"/>
+        </w:rPr>
+        <w:t xml:space="preserve"> einen aggregierten 2026-Tech-Layoff-Bestand von rund 142.000 betroffenen Beschäftigten aus und ordnen die Welle ausdrücklich als Selbstfinanzierungs­mechanismus für das in §1.1 dokumentierte Hyperscaler-Capex-Programm ein („profitable companies cut jobs to fund 700B AI infrastructure"); </w:t>
+      </w:r>
+      <w:r>
+        <w:rPr>
+          <w:rFonts w:ascii="Arial" w:hAnsi="Arial"/>
+          <w:b w:val="0"/>
+          <w:i/>
+          <w:sz w:val="19"/>
+        </w:rPr>
+        <w:t>TrueUp</w:t>
+      </w:r>
+      <w:r>
+        <w:rPr>
+          <w:rFonts w:ascii="Arial" w:hAnsi="Arial"/>
+          <w:b w:val="0"/>
+          <w:i w:val="0"/>
+          <w:sz w:val="19"/>
+        </w:rPr>
+        <w:t xml:space="preserve"> projiziert für das Gesamtjahr 2026 inzwischen rund 370.000 betroffene Beschäftigte und damit eine deutliche Überschreitung der Vorjahresniveaus 2024 und 2025; treibend sind im Mai 2026 die am 20. Mai 2026 von </w:t>
+      </w:r>
+      <w:r>
+        <w:rPr>
+          <w:rFonts w:ascii="Arial" w:hAnsi="Arial"/>
+          <w:b w:val="0"/>
+          <w:i/>
+          <w:sz w:val="19"/>
+        </w:rPr>
+        <w:t>Meta</w:t>
+      </w:r>
+      <w:r>
+        <w:rPr>
+          <w:rFonts w:ascii="Arial" w:hAnsi="Arial"/>
+          <w:b w:val="0"/>
+          <w:i w:val="0"/>
+          <w:sz w:val="19"/>
+        </w:rPr>
+        <w:t xml:space="preserve"> notifizierten rund 8.000 Streichungen (rund 10 % der Belegschaft), die im selben Monat von </w:t>
+      </w:r>
+      <w:r>
+        <w:rPr>
+          <w:rFonts w:ascii="Arial" w:hAnsi="Arial"/>
+          <w:b w:val="0"/>
+          <w:i/>
+          <w:sz w:val="19"/>
+        </w:rPr>
+        <w:t>Oracle</w:t>
+      </w:r>
+      <w:r>
+        <w:rPr>
+          <w:rFonts w:ascii="Arial" w:hAnsi="Arial"/>
+          <w:b w:val="0"/>
+          <w:i w:val="0"/>
+          <w:sz w:val="19"/>
+        </w:rPr>
+        <w:t xml:space="preserve"> gemeldete Reduktion von rund 30.000 Stellen — die größte Einzel-Layoff-Meldung des Jahres 2026 — sowie die parallele Ankündigung von </w:t>
+      </w:r>
+      <w:r>
+        <w:rPr>
+          <w:rFonts w:ascii="Arial" w:hAnsi="Arial"/>
+          <w:b w:val="0"/>
+          <w:i/>
+          <w:sz w:val="19"/>
+        </w:rPr>
+        <w:t>Intuit</w:t>
+      </w:r>
+      <w:r>
+        <w:rPr>
+          <w:rFonts w:ascii="Arial" w:hAnsi="Arial"/>
+          <w:b w:val="0"/>
+          <w:i w:val="0"/>
+          <w:sz w:val="19"/>
+        </w:rPr>
+        <w:t xml:space="preserve"> (rund 3.000 Stellen, 17 % der globalen Belegschaft) im Kontext einer KI-getriebenen Restrukturierung. Die zusätzlichen Meldungen sind primär aus den am 5./6. Mai 2026 angekündigten Stellenstreichungen bei </w:t>
       </w:r>
       <w:r>
         <w:rPr>
@@ -1764,7 +1872,43 @@
           <w:i w:val="0"/>
           <w:sz w:val="19"/>
         </w:rPr>
-        <w:t xml:space="preserve"> (CPS) gegen die Anthropic-Nutzungsdaten spiegelt: Auch nach Einarbeitung der März-2026-CPS-Welle und der Februar-2026-Anthropic-Daten zeigen sich weder in der Berufsstrukturmischung (occupational mix) noch in den Industrie- und Expositionskennziffern Abweichungen außerhalb der historischen Bandbreite — der breite US-Arbeitsmarkt erfährt 33 Monate nach ChatGPT-Veröffentlichung keine erkennbare aggregierte Disruption. Auffällig bleibt allein eine leichte Zunahme der Berufsstruktur-Differenz zwischen älteren und jüngeren Hochschulabsolventinnen und -absolventen, die jedoch noch im oberen Bereich des historischen Korridors liegt. Mit einer ergänzenden Analyse vom 6. Mai 2026 hat das Yale Budget Lab den Bogen erstmals zur Fiskalpolitik geschlagen: Bei 39 Billionen US-Dollar Schuldenstand (rund 100 % des BIP, Stand April 2026) und einem monatlichen Zinsdienst von rund 88 Milliarden US-Dollar könnte ein KI-induzierter Produktivitätspfad von etwa 2,5 % pro Jahr theoretisch einen erheblichen Konsolidierungseffekt freisetzen — allerdings nur unter der Annahme, dass der Staat verdrängte Beschäftigte nicht nennenswert auffängt. Das Yale Budget Lab beziffert eine plausible Bandbreite individueller Übergangshilfen mit 5.500 bis 42.400 US-Dollar pro Person; eine Sozialhilfe in dieser Größenordnung würde den Schuldenabbau-Effekt weitgehend neutralisieren. Damit wird der politisch-ethische Kern der Debatte sichtbar: Die fiskalischen Vorteile der KI-Adoption sind systematisch nur dann „kostenlos", wenn sie Verteilungsfolgen externalisieren — eine Position, die mit dem in § 8.4 entwickelten Stabilitätsargument unvereinbar ist. Für die hier geführte Steuerdebatte stützt das Bild die in Kapitel 8 entwickelte szenariorobuste Linie — schnelle Adoption (Breite) ohne klar messbare aggregierte Beschäftigungseinbrüche, aber mit erkennbaren sektoralen und altersspezifischen Frühwirkungen. Das bedeutet nicht, dass die Finanzierungsfrage des Sozialstaats damit entschärft wäre — sektorale Verschiebungen können trotz moderater aggregierter Effekte erheblich sein —, es spricht aber dafür, das steuerpolitische Instrumentarium </w:t>
+        <w:t xml:space="preserve"> (CPS) gegen die Anthropic-Nutzungsdaten spiegelt: Auch nach Einarbeitung der März-2026-CPS-Welle und der Februar-2026-Anthropic-Daten zeigen sich weder in der Berufsstrukturmischung (occupational mix) noch in den Industrie- und Expositionskennziffern Abweichungen außerhalb der historischen Bandbreite — der breite US-Arbeitsmarkt erfährt 33 Monate nach ChatGPT-Veröffentlichung keine erkennbare aggregierte Disruption. Auffällig bleibt allein eine leichte Zunahme der Berufsstruktur-Differenz zwischen älteren und jüngeren Hochschulabsolventinnen und -absolventen, die jedoch noch im oberen Bereich des historischen Korridors liegt. Mit einer ergänzenden Analyse vom 6. Mai 2026 hat das Yale Budget Lab den Bogen erstmals zur Fiskalpolitik geschlagen: Bei 39 Billionen US-Dollar Schuldenstand (rund 100 % des BIP, Stand April 2026) und einem monatlichen Zinsdienst von rund 88 Milliarden US-Dollar könnte ein KI-induzierter Produktivitätspfad von etwa 2,5 % pro Jahr theoretisch einen erheblichen Konsolidierungseffekt freisetzen — allerdings nur unter der Annahme, dass der Staat verdrängte Beschäftigte nicht nennenswert auffängt. Das Yale Budget Lab beziffert eine plausible Bandbreite individueller Übergangshilfen mit 5.500 bis 42.400 US-Dollar pro Person; eine Sozialhilfe in dieser Größenordnung würde den Schuldenabbau-Effekt weitgehend neutralisieren. Damit wird der politisch-ethische Kern der Debatte sichtbar: Die fiskalischen Vorteile der KI-Adoption sind systematisch nur dann „kostenlos", wenn sie Verteilungsfolgen externalisieren — eine Position, die mit dem in § 8.4 entwickelten Stabilitätsargument unvereinbar ist. Eine deutsche Parallelmessung liefert das </w:t>
+      </w:r>
+      <w:r>
+        <w:rPr>
+          <w:rFonts w:ascii="Arial" w:hAnsi="Arial"/>
+          <w:b w:val="0"/>
+          <w:i/>
+          <w:sz w:val="19"/>
+        </w:rPr>
+        <w:t>IAB</w:t>
+      </w:r>
+      <w:r>
+        <w:rPr>
+          <w:rFonts w:ascii="Arial" w:hAnsi="Arial"/>
+          <w:b w:val="0"/>
+          <w:i w:val="0"/>
+          <w:sz w:val="19"/>
+        </w:rPr>
+        <w:t xml:space="preserve"> mit dem </w:t>
+      </w:r>
+      <w:r>
+        <w:rPr>
+          <w:rFonts w:ascii="Arial" w:hAnsi="Arial"/>
+          <w:b w:val="0"/>
+          <w:i/>
+          <w:sz w:val="19"/>
+        </w:rPr>
+        <w:t>IAB-Kurzbericht 8/2026</w:t>
+      </w:r>
+      <w:r>
+        <w:rPr>
+          <w:rFonts w:ascii="Arial" w:hAnsi="Arial"/>
+          <w:b w:val="0"/>
+          <w:i w:val="0"/>
+          <w:sz w:val="19"/>
+        </w:rPr>
+        <w:t xml:space="preserve"> vom 5. Mai 2026 (Friedrich/Kagerl): Innerhalb von zwei Jahren ist der Anteil der Betriebe, die generative KI einsetzen, von rund fünf auf rund 25 Prozent gestiegen — eine annähernde Verfünffachung; weitere neun Prozent der Betriebe planen den Einstieg. Die Adoption ist deutlich nach Größe und Alter gestaffelt: 48 Prozent der Betriebe mit 200 oder mehr Beschäftigten gegenüber 21 Prozent der Betriebe mit weniger als zehn Beschäftigten, 30 Prozent der vor weniger als fünf Jahren gegründeten Betriebe gegenüber 21 Prozent der seit mindestens 25 Jahren bestehenden. 90 Prozent der nutzenden Betriebe greifen auf frei zugängliche KI-Anwendungen zurück, nur 16 Prozent auf eigens trainierte gekaufte Modelle und sechs Prozent auf selbst entwickelte Modelle; eine Schulung der Beschäftigten findet in mehr als jedem vierten KI-nutzenden Betrieb statt, jeweils rund ein Fünftel hat interne Regeln eingeführt oder plant deren Einführung. Der Befund ist für die Steuerdebatte aus zwei Gründen relevant: Erstens belegt er, dass die in der internationalen Optimalsteuer-Literatur unterstellte rapide Diffusion auch in einer mittelständisch geprägten Volkswirtschaft eintritt — die zeitliche Differenz zur USA wird kleiner als ursprünglich erwartet. Zweitens ist die deutliche Größenabhängigkeit ein empirischer Hinweis darauf, dass eine pauschale „Robotersteuer" nach Typ 1 oder Typ 2 (§ 2.1) systematisch große Betriebe trifft, während eine Wertschöpfungsabgabe (§ 5.1) die Verfünffachung der KI-Nutzungsbreite in der vollen Betriebsgrößenverteilung als Bemessungsgrundlage erfasst, ohne die mit der Definitionsfrage verbundenen Abgrenzungsprobleme reproduzieren zu müssen. Für die hier geführte Steuerdebatte stützt das Bild die in Kapitel 8 entwickelte szenariorobuste Linie — schnelle Adoption (Breite) ohne klar messbare aggregierte Beschäftigungseinbrüche, aber mit erkennbaren sektoralen und altersspezifischen Frühwirkungen. Das bedeutet nicht, dass die Finanzierungsfrage des Sozialstaats damit entschärft wäre — sektorale Verschiebungen können trotz moderater aggregierter Effekte erheblich sein —, es spricht aber dafür, das steuerpolitische Instrumentarium </w:t>
       </w:r>
       <w:r>
         <w:rPr>
@@ -2128,7 +2272,43 @@
           <w:i w:val="0"/>
           <w:sz w:val="19"/>
         </w:rPr>
-        <w:t xml:space="preserve"> Eine rein nationale Lösung kann mit der Warenverkehrsfreiheit, der Dienstleistungsfreiheit und der Niederlassungsfreiheit in Konflikt geraten. Eine Regelung, die nur inländische Roboterbetreiber trifft, während grenzüberschreitende KI-Dienstleistungen unbesteuert bleiben, wäre diskriminierungsrechtlich problematisch und praktisch kaum durchsetzbar. Der EU AI Act (Verordnung 2024/1689) schafft ab dem 2. August 2026 einen unionsweit einheitlichen Regulierungsrahmen für KI-Systeme (Hochrisiko-Systeme gemäß Anhang III, Transparenzpflichten nach Art. 50, Durchsetzungsregime); dies legt einen einheitlichen Definitionsrahmen, der steuerpolitische Anknüpfungen an KI-Systemklassen mittelfristig erleichtern kann, ohne selbst steuerrechtliche Wirkung zu entfalten. Die Europäische Kommission hat am 19. November 2025 mit dem „Digital Omnibus on AI" einen Vereinfachungsvorschlag vorgelegt, den das Europäische Parlament am 16. März 2026 im Ausschuss und am 23. März 2026 im Plenum unterstützt hat. Er sieht eine Verschiebung der Hochrisiko-Pflichten vor — je nach Systemtyp bis maximal zum 2. Dezember 2027 bzw. 2. August 2028 — und koppelt ihre Anwendbarkeit an die Verfügbarkeit harmonisierter Normen; zudem wird die Kennzeichnungspflicht für KI-generierte Inhalte (Art. 50) bis zum 2. November 2026 verlängert. Die Kommissionsdurchsetzungsbefugnisse gegenüber Anbietern von Allzweck-KI-Modellen (GPAI) treten wie vorgesehen am 2. August 2026 in Kraft. Parlament und Rat haben die Trilogverhandlungen aufgenommen; der zweite Trilogtermin am 28. April 2026 endete nach Berichterstattung von IAPP und A&amp;O Shearman ohne Einigung — Streitpunkt war primär das Verhältnis zwischen AI Act und sektorspezifischen EU-Regelungen für eingebettete KI-Systeme (Anhang I) sowie die Rechtsgrundlage für die Verarbeitung personenbezogener Daten zur Bias-Erkennung. Beide Institutionen konvergieren auf Stichtage 2. Dezember 2027 (Anhang III) und 2. August 2028 (Anhang I) für die Hochrisiko-Pflichten. Die nächste Trilogrunde ist auf den 13. Mai 2026 terminiert; Ziel bleibt eine förmliche Verabschiedung vor dem ursprünglichen Stichtag am 2. August 2026. Die zypriotische Ratspräsidentschaft hat sich vorgenommen, das Dossier vor Ablauf ihrer Amtszeit am 30. Juni 2026 abzuschließen; gelingt das nicht, übernimmt zur zweiten Jahreshälfte 2026 die irische Präsidentschaft. Scheitert die Einigung bis zum 2. August 2026, würden die Hochrisiko-Pflichten in ihrer ursprünglich vorgesehenen Fassung anwendbar. Für die Steuerdebatte folgt daraus, dass der zeitliche Vorlauf für KI-Definitionen aus dem AI Act enger als ursprünglich gedacht ist — eine mittelfristige Anknüpfung steuerlicher Tatbestände an AI-Act-Kategorien bleibt möglich, setzt aber voraus, dass die Normenlandschaft nach 2027 verlässlich vorliegt.</w:t>
+        <w:t xml:space="preserve"> Eine rein nationale Lösung kann mit der Warenverkehrsfreiheit, der Dienstleistungsfreiheit und der Niederlassungsfreiheit in Konflikt geraten. Eine Regelung, die nur inländische Roboterbetreiber trifft, während grenzüberschreitende KI-Dienstleistungen unbesteuert bleiben, wäre diskriminierungsrechtlich problematisch und praktisch kaum durchsetzbar. Der EU AI Act (Verordnung 2024/1689) schafft ab dem 2. August 2026 einen unionsweit einheitlichen Regulierungsrahmen für KI-Systeme (Hochrisiko-Systeme gemäß Anhang III, Transparenzpflichten nach Art. 50, Durchsetzungsregime); dies legt einen einheitlichen Definitionsrahmen, der steuerpolitische Anknüpfungen an KI-Systemklassen mittelfristig erleichtern kann, ohne selbst steuerrechtliche Wirkung zu entfalten. Die Europäische Kommission hat am 19. November 2025 mit dem „Digital Omnibus on AI" einen Vereinfachungsvorschlag vorgelegt, den das Europäische Parlament am 16. März 2026 im Ausschuss und am 23. März 2026 im Plenum unterstützt hat. Er sieht eine Verschiebung der Hochrisiko-Pflichten vor — je nach Systemtyp bis maximal zum 2. Dezember 2027 bzw. 2. August 2028 — und koppelt ihre Anwendbarkeit an die Verfügbarkeit harmonisierter Normen; zudem wird die Kennzeichnungspflicht für KI-generierte Inhalte (Art. 50) bis zum 2. November 2026 verlängert. Die Kommissionsdurchsetzungsbefugnisse gegenüber Anbietern von Allzweck-KI-Modellen (GPAI) treten wie vorgesehen am 2. August 2026 in Kraft. Parlament und Rat haben die Trilogverhandlungen aufgenommen; der zweite Trilogtermin am 28. April 2026 endete nach Berichterstattung von IAPP und A&amp;O Shearman ohne Einigung — Streitpunkt war primär das Verhältnis zwischen AI Act und sektorspezifischen EU-Regelungen für eingebettete KI-Systeme (Anhang I) sowie die Rechtsgrundlage für die Verarbeitung personenbezogener Daten zur Bias-Erkennung. In der unmittelbar darauffolgenden Trilogrunde haben Rat und Parlament am 7. Mai 2026 eine </w:t>
+      </w:r>
+      <w:r>
+        <w:rPr>
+          <w:rFonts w:ascii="Arial" w:hAnsi="Arial"/>
+          <w:b w:val="0"/>
+          <w:i/>
+          <w:sz w:val="19"/>
+        </w:rPr>
+        <w:t>vorläufige politische Einigung</w:t>
+      </w:r>
+      <w:r>
+        <w:rPr>
+          <w:rFonts w:ascii="Arial" w:hAnsi="Arial"/>
+          <w:b w:val="0"/>
+          <w:i w:val="0"/>
+          <w:sz w:val="19"/>
+        </w:rPr>
+        <w:t xml:space="preserve"> erzielt, die der Rat über seine Vertreter am 13. Mai 2026 bestätigt hat (Consilium-Pressemitteilung vom 7. Mai 2026; Berichterstattung Gibson Dunn, Hogan Lovells, Travers Smith, IAPP). Sie verschiebt die Anwendbarkeit der Hochrisiko-Pflichten für eigenständige Anhang-III-Systeme auf den 2. Dezember 2027 und für in regulierte Produkte eingebettete Anhang-I-Systeme auf den 2. August 2028; bereits vor dem 2. August 2026 in Verkehr gebrachte KI-Systeme erhalten zudem eine viermonatige Übergangsfrist auf die Kennzeichnungspflicht nach Art. 50 Abs. 2 AI Act bis zum 2. Dezember 2026. Ergänzend führt das Omnibus-Paket in Art. 5 AI Act eine neue ausdrückliche Prohibitionsnorm gegen KI-generierte nicht einvernehmliche intime Bildinhalte (</w:t>
+      </w:r>
+      <w:r>
+        <w:rPr>
+          <w:rFonts w:ascii="Arial" w:hAnsi="Arial"/>
+          <w:b w:val="0"/>
+          <w:i/>
+          <w:sz w:val="19"/>
+        </w:rPr>
+        <w:t>„nudifiers"</w:t>
+      </w:r>
+      <w:r>
+        <w:rPr>
+          <w:rFonts w:ascii="Arial" w:hAnsi="Arial"/>
+          <w:b w:val="0"/>
+          <w:i w:val="0"/>
+          <w:sz w:val="19"/>
+        </w:rPr>
+        <w:t>) sowie gegen die Erzeugung kindlicher Missbrauchsdarstellungen ein. Die förmliche Annahme und Veröffentlichung im Amtsblatt steht noch aus; sie wird vor dem 2. August 2026 angestrebt. Die zypriotische Ratspräsidentschaft hat sich vorgenommen, das Dossier vor Ablauf ihrer Amtszeit am 30. Juni 2026 abzuschließen; gelingt das nicht, übernimmt zur zweiten Jahreshälfte 2026 die irische Präsidentschaft. Scheitert die förmliche Verabschiedung bis zum 2. August 2026, würden die Hochrisiko-Pflichten in ihrer ursprünglich vorgesehenen Fassung anwendbar. Für die Steuerdebatte folgt daraus, dass der zeitliche Vorlauf für KI-Definitionen aus dem AI Act enger als ursprünglich gedacht ist — eine mittelfristige Anknüpfung steuerlicher Tatbestände an AI-Act-Kategorien bleibt möglich, setzt aber voraus, dass die Normenlandschaft nach 2027 verlässlich vorliegt.</w:t>
       </w:r>
     </w:p>
     <w:p>
@@ -2274,10 +2454,227 @@
       <w:r>
         <w:rPr>
           <w:rFonts w:ascii="Arial" w:hAnsi="Arial"/>
+          <w:b w:val="0"/>
+          <w:i w:val="0"/>
+          <w:sz w:val="19"/>
+        </w:rPr>
+        <w:t xml:space="preserve">Am 1. Juni 2026 hat Sanders die Linie mit einem Namensbeitrag in der </w:t>
+      </w:r>
+      <w:r>
+        <w:rPr>
+          <w:rFonts w:ascii="Arial" w:hAnsi="Arial"/>
+          <w:b w:val="0"/>
+          <w:i/>
+          <w:sz w:val="19"/>
+        </w:rPr>
+        <w:t>New York Times</w:t>
+      </w:r>
+      <w:r>
+        <w:rPr>
+          <w:rFonts w:ascii="Arial" w:hAnsi="Arial"/>
+          <w:b w:val="0"/>
+          <w:i w:val="0"/>
+          <w:sz w:val="19"/>
+        </w:rPr>
+        <w:t xml:space="preserve"> („The Public Should Own Half of the Big A.I. Companies", über sanders.senate.gov sekundärveröffentlicht) ausgeweitet: Er kündigt den </w:t>
+      </w:r>
+      <w:r>
+        <w:rPr>
+          <w:rFonts w:ascii="Arial" w:hAnsi="Arial"/>
+          <w:b w:val="0"/>
+          <w:i/>
+          <w:sz w:val="19"/>
+        </w:rPr>
+        <w:t>American A.I. Sovereign Wealth Fund Act</w:t>
+      </w:r>
+      <w:r>
+        <w:rPr>
+          <w:rFonts w:ascii="Arial" w:hAnsi="Arial"/>
+          <w:b w:val="0"/>
+          <w:i w:val="0"/>
+          <w:sz w:val="19"/>
+        </w:rPr>
+        <w:t xml:space="preserve"> an, der eine </w:t>
+      </w:r>
+      <w:r>
+        <w:rPr>
+          <w:rFonts w:ascii="Arial" w:hAnsi="Arial"/>
+          <w:b w:val="0"/>
+          <w:i/>
+          <w:sz w:val="19"/>
+        </w:rPr>
+        <w:t>einmalige Sondersteuer in Höhe von 50 Prozent</w:t>
+      </w:r>
+      <w:r>
+        <w:rPr>
+          <w:rFonts w:ascii="Arial" w:hAnsi="Arial"/>
+          <w:b w:val="0"/>
+          <w:i w:val="0"/>
+          <w:sz w:val="19"/>
+        </w:rPr>
+        <w:t xml:space="preserve"> auf die Anteile der größten US-amerikanischen KI-Unternehmen — namentlich genannt OpenAI, Anthropic, xAI — vorsehe. Die Steuer würde nicht in Cash, sondern in Aktien entrichtet; die Aktien würden in einen neu zu schaffenden öffentlichen Wohlstandsfonds eingebracht, dessen Erträge unmittelbar an die Bürgerinnen und Bürger ausgeschüttet werden sollen. Der Fonds soll außerdem Stimmrechte und gleichwertige Sitze im Aufsichtsrat der erfassten Unternehmen erhalten, um „Entscheidungen, die der Allgemeinheit schaden, blockieren und Politik, die ihr nützt, voranzutreiben" zu können. Sanders verweist auf das norwegische Staatsfondsmodell (Marktwert über zwei Billionen US-Dollar) und auf den durch Donald Trump per Executive Order angeordneten US-Souveränitäts-fonds als Präzedenzen. Der Vorschlag ist als Gesetzentwurf zum Zeitpunkt des Op-Eds noch nicht förmlich eingebracht, sondern als Ankündigung („will soon introduce") formuliert; politisch markiert er die deutlichste Eigentumslinie in der laufenden US-Debatte und greift damit unmittelbar in das in § 5.4 und § 8.3 entwickelte Staatsfondsraster ein.</w:t>
+      </w:r>
+    </w:p>
+    <w:p>
+      <w:pPr>
+        <w:jc w:val="both"/>
+      </w:pPr>
+      <w:r>
+        <w:rPr>
+          <w:rFonts w:ascii="Arial" w:hAnsi="Arial"/>
           <w:b/>
           <w:i w:val="0"/>
           <w:sz w:val="19"/>
         </w:rPr>
+        <w:t>Warren-Op-Ed (Time, 27. Mai 2026):</w:t>
+      </w:r>
+      <w:r>
+        <w:rPr>
+          <w:rFonts w:ascii="Arial" w:hAnsi="Arial"/>
+          <w:b w:val="0"/>
+          <w:i w:val="0"/>
+          <w:sz w:val="19"/>
+        </w:rPr>
+        <w:t xml:space="preserve"> Wenige Tage vor dem Sanders-Op-Ed hat US-Senatorin Elizabeth Warren (D-MA) im </w:t>
+      </w:r>
+      <w:r>
+        <w:rPr>
+          <w:rFonts w:ascii="Arial" w:hAnsi="Arial"/>
+          <w:b w:val="0"/>
+          <w:i/>
+          <w:sz w:val="19"/>
+        </w:rPr>
+        <w:t>Time-Magazin</w:t>
+      </w:r>
+      <w:r>
+        <w:rPr>
+          <w:rFonts w:ascii="Arial" w:hAnsi="Arial"/>
+          <w:b w:val="0"/>
+          <w:i w:val="0"/>
+          <w:sz w:val="19"/>
+        </w:rPr>
+        <w:t xml:space="preserve"> unter dem Titel </w:t>
+      </w:r>
+      <w:r>
+        <w:rPr>
+          <w:rFonts w:ascii="Arial" w:hAnsi="Arial"/>
+          <w:b w:val="0"/>
+          <w:i/>
+          <w:sz w:val="19"/>
+        </w:rPr>
+        <w:t>„Why We Need to Tax AI"</w:t>
+      </w:r>
+      <w:r>
+        <w:rPr>
+          <w:rFonts w:ascii="Arial" w:hAnsi="Arial"/>
+          <w:b w:val="0"/>
+          <w:i w:val="0"/>
+          <w:sz w:val="19"/>
+        </w:rPr>
+        <w:t xml:space="preserve"> (27. Mai 2026) eine eigenständige fiskalische Linie skizziert und konditional formuliert. Warren schlägt eine </w:t>
+      </w:r>
+      <w:r>
+        <w:rPr>
+          <w:rFonts w:ascii="Arial" w:hAnsi="Arial"/>
+          <w:b w:val="0"/>
+          <w:i/>
+          <w:sz w:val="19"/>
+        </w:rPr>
+        <w:t>Verbrauchsteuer auf den Stromverbrauch von KI-Rechenzentren</w:t>
+      </w:r>
+      <w:r>
+        <w:rPr>
+          <w:rFonts w:ascii="Arial" w:hAnsi="Arial"/>
+          <w:b w:val="0"/>
+          <w:i w:val="0"/>
+          <w:sz w:val="19"/>
+        </w:rPr>
+        <w:t xml:space="preserve"> (Bemessung pro Kilowattstunde) sowie eine flankierende </w:t>
+      </w:r>
+      <w:r>
+        <w:rPr>
+          <w:rFonts w:ascii="Arial" w:hAnsi="Arial"/>
+          <w:b w:val="0"/>
+          <w:i/>
+          <w:sz w:val="19"/>
+        </w:rPr>
+        <w:t>Vermögensteuer auf KI-Sektor-Milliardäre</w:t>
+      </w:r>
+      <w:r>
+        <w:rPr>
+          <w:rFonts w:ascii="Arial" w:hAnsi="Arial"/>
+          <w:b w:val="0"/>
+          <w:i w:val="0"/>
+          <w:sz w:val="19"/>
+        </w:rPr>
+        <w:t xml:space="preserve"> vor. Das Aufkommen soll zweckgebunden in </w:t>
+      </w:r>
+      <w:r>
+        <w:rPr>
+          <w:rFonts w:ascii="Arial" w:hAnsi="Arial"/>
+          <w:b w:val="0"/>
+          <w:i/>
+          <w:sz w:val="19"/>
+        </w:rPr>
+        <w:t>Universal Healthcare</w:t>
+      </w:r>
+      <w:r>
+        <w:rPr>
+          <w:rFonts w:ascii="Arial" w:hAnsi="Arial"/>
+          <w:b w:val="0"/>
+          <w:i w:val="0"/>
+          <w:sz w:val="19"/>
+        </w:rPr>
+        <w:t xml:space="preserve">, </w:t>
+      </w:r>
+      <w:r>
+        <w:rPr>
+          <w:rFonts w:ascii="Arial" w:hAnsi="Arial"/>
+          <w:b w:val="0"/>
+          <w:i/>
+          <w:sz w:val="19"/>
+        </w:rPr>
+        <w:t>gebührenfreie Hochschulbildung</w:t>
+      </w:r>
+      <w:r>
+        <w:rPr>
+          <w:rFonts w:ascii="Arial" w:hAnsi="Arial"/>
+          <w:b w:val="0"/>
+          <w:i w:val="0"/>
+          <w:sz w:val="19"/>
+        </w:rPr>
+        <w:t xml:space="preserve"> sowie eine </w:t>
+      </w:r>
+      <w:r>
+        <w:rPr>
+          <w:rFonts w:ascii="Arial" w:hAnsi="Arial"/>
+          <w:b w:val="0"/>
+          <w:i/>
+          <w:sz w:val="19"/>
+        </w:rPr>
+        <w:t>gestärkte Arbeitslosenversicherung für KI-verdrängte Beschäftigte</w:t>
+      </w:r>
+      <w:r>
+        <w:rPr>
+          <w:rFonts w:ascii="Arial" w:hAnsi="Arial"/>
+          <w:b w:val="0"/>
+          <w:i w:val="0"/>
+          <w:sz w:val="19"/>
+        </w:rPr>
+        <w:t xml:space="preserve"> fließen. Sie begründet die Konstruktion damit, dass KI „auf menschlichem Wissen und menschlicher Kreativität trainiert" worden sei, „teils durch bundesstaatliche Forschungsfinanzierung mitfinanziert" wurde und „auf amerikanischem Boden und über das gemeinsame Stromnetz" betrieben werde — die Bürgerschaft solle daher am Erfolg der Technologie teilhaben. Der Vorschlag verbindet zwei in der hier dargestellten Typologie (§ 2.1) bislang getrennte Schienen: Typ 2 (Anknüpfung an die physische Infrastruktur der Automatisierung — hier Rechenzentren-Strom statt Roboter-AfA) und Typ 4 (Verschiebung der relativen Steuerlast über eine zusätzliche Kapitaleinkommensteuer). Beide Komponenten sind im Konjunktiv referiert; ein Gesetzentwurf liegt zum Stichtag dieses Arbeitspapiers nicht vor. Zusammen mit der ergänzenden Forderung Greg Casars (D-TX) nach „neuen Steuern auf KI für Jobs, Universal Healthcare und andere Programme" markieren Warren, Sanders und Casar die schärfste fiskalische Linie, die im US-Senat seit dem Sanders-Bericht vom Oktober 2025 vorgetragen wurde.</w:t>
+      </w:r>
+    </w:p>
+    <w:p>
+      <w:pPr>
+        <w:jc w:val="both"/>
+      </w:pPr>
+      <w:r>
+        <w:rPr>
+          <w:rFonts w:ascii="Arial" w:hAnsi="Arial"/>
+          <w:b/>
+          <w:i w:val="0"/>
+          <w:sz w:val="19"/>
+        </w:rPr>
         <w:t>Sub-föderale Parallele — Maine (April 2026):</w:t>
       </w:r>
       <w:r>
@@ -2562,7 +2959,7 @@
           <w:i w:val="0"/>
           <w:sz w:val="19"/>
         </w:rPr>
-        <w:t xml:space="preserve"> am 1. Mai 2026 mit 131 zu 17 Stimmen verabschiedet, Gouverneur Ned Lamont hat seine Unterzeichnung angekündigt. Für die Steuerdebatte ist neben Frontier- und Sandbox-Komponenten vor allem ein arbeitsrechtlicher Baustein bemerkenswert: </w:t>
+        <w:t xml:space="preserve"> am 1. Mai 2026 mit 131 zu 17 Stimmen verabschiedet; Gouverneur Ned Lamont (D) hat das Gesetz am 29. Mai 2026 unterzeichnet (Bloomberg Law, Davis Wright Tremaine, Akin Gump, Jackson Lewis), womit Connecticut nach Colorado und Texas als dritter US-Bundesstaat einen umfassenden, sektorübergreifenden KI-Regelungsrahmen verabschiedet hat. Für die Steuerdebatte ist neben Frontier- und Sandbox-Komponenten vor allem ein arbeitsrechtlicher Baustein bemerkenswert: </w:t>
       </w:r>
       <w:r>
         <w:rPr>
@@ -3732,7 +4129,25 @@
           <w:i w:val="0"/>
           <w:sz w:val="19"/>
         </w:rPr>
-        <w:t>Praktisch erfordert dies entweder eine Pflichtbeteiligung des Staates an KI-Unternehmen (politisch hoch problematisch) oder eine zweckgebundene Steuer auf Kapitalerträge und Unternehmensgewinne, deren Aufkommen in einen solchen Fonds fließt.</w:t>
+        <w:t xml:space="preserve">Praktisch erfordert dies entweder eine Pflichtbeteiligung des Staates an KI-Unternehmen (politisch hoch problematisch) oder eine zweckgebundene Steuer auf Kapitalerträge und Unternehmensgewinne, deren Aufkommen in einen solchen Fonds fließt. Der von Senator Bernie Sanders am 1. Juni 2026 angekündigte </w:t>
+      </w:r>
+      <w:r>
+        <w:rPr>
+          <w:rFonts w:ascii="Arial" w:hAnsi="Arial"/>
+          <w:b w:val="0"/>
+          <w:i/>
+          <w:sz w:val="19"/>
+        </w:rPr>
+        <w:t>American A.I. Sovereign Wealth Fund Act</w:t>
+      </w:r>
+      <w:r>
+        <w:rPr>
+          <w:rFonts w:ascii="Arial" w:hAnsi="Arial"/>
+          <w:b w:val="0"/>
+          <w:i w:val="0"/>
+          <w:sz w:val="19"/>
+        </w:rPr>
+        <w:t xml:space="preserve"> (ausführlich in § 4.5) verfolgt erstmals ausdrücklich den ersten Pfad: Er sieht vor, die Beteiligung des Staates über eine einmalige Stocksteuer in Höhe von 50 % der Anteile großer US-KI-Unternehmen herzustellen — ein politischer Vorstoß, der die in diesem Abschnitt referierten Modellüberlegungen in einen konkreten Gesetzesvorschlag überführt, aber zugleich die in § 4.5 beschriebenen verfassungs- und wettbewerbsrechtlichen Bedenken in den USA mobilisiert.</w:t>
       </w:r>
     </w:p>
     <w:p>
@@ -4801,7 +5216,97 @@
           <w:i w:val="0"/>
           <w:sz w:val="19"/>
         </w:rPr>
-        <w:t>Deutschland hat in dieser Ordnung strukturell dieselbe Position wie in der klassischen Rohstoffwirtschaft: Es ist nicht Förderland, sondern Verarbeiter. Seine historische wirtschaftliche Stärke beruht darauf, importierte Rohstoffe mit hoher Wertschöpfung zu veredeln — Stahl zu Maschinenbau, Chemikalien zu Spezialchemie, Halbleiter zu Automobilelektronik. Diese Verarbeitungslogik lässt sich auf KI übertragen.</w:t>
+        <w:t xml:space="preserve">Die Konzentrationslogik hat sich seit der Erstfassung dieses Kapitels weiter verschärft: Am 28. Mai 2026 hat Anthropic eine Finanzierungsrunde über 65 Milliarden US-Dollar bei einer Post-Money-Bewertung von rund 965 Milliarden US-Dollar abgeschlossen — damit zieht das Unternehmen erstmals an der Bewertung des US-Wettbewerbers OpenAI vorbei — und hat am 1. Juni 2026 einen vertraulichen S-1-Entwurf für einen US-amerikanischen Börsengang bei der SEC eingereicht (Berichterstattung </w:t>
+      </w:r>
+      <w:r>
+        <w:rPr>
+          <w:rFonts w:ascii="Arial" w:hAnsi="Arial"/>
+          <w:b w:val="0"/>
+          <w:i/>
+          <w:sz w:val="19"/>
+        </w:rPr>
+        <w:t>CNBC</w:t>
+      </w:r>
+      <w:r>
+        <w:rPr>
+          <w:rFonts w:ascii="Arial" w:hAnsi="Arial"/>
+          <w:b w:val="0"/>
+          <w:i w:val="0"/>
+          <w:sz w:val="19"/>
+        </w:rPr>
+        <w:t xml:space="preserve">, </w:t>
+      </w:r>
+      <w:r>
+        <w:rPr>
+          <w:rFonts w:ascii="Arial" w:hAnsi="Arial"/>
+          <w:b w:val="0"/>
+          <w:i/>
+          <w:sz w:val="19"/>
+        </w:rPr>
+        <w:t>Fortune</w:t>
+      </w:r>
+      <w:r>
+        <w:rPr>
+          <w:rFonts w:ascii="Arial" w:hAnsi="Arial"/>
+          <w:b w:val="0"/>
+          <w:i w:val="0"/>
+          <w:sz w:val="19"/>
+        </w:rPr>
+        <w:t xml:space="preserve">, </w:t>
+      </w:r>
+      <w:r>
+        <w:rPr>
+          <w:rFonts w:ascii="Arial" w:hAnsi="Arial"/>
+          <w:b w:val="0"/>
+          <w:i/>
+          <w:sz w:val="19"/>
+        </w:rPr>
+        <w:t>CNN Business</w:t>
+      </w:r>
+      <w:r>
+        <w:rPr>
+          <w:rFonts w:ascii="Arial" w:hAnsi="Arial"/>
+          <w:b w:val="0"/>
+          <w:i w:val="0"/>
+          <w:sz w:val="19"/>
+        </w:rPr>
+        <w:t xml:space="preserve">, </w:t>
+      </w:r>
+      <w:r>
+        <w:rPr>
+          <w:rFonts w:ascii="Arial" w:hAnsi="Arial"/>
+          <w:b w:val="0"/>
+          <w:i/>
+          <w:sz w:val="19"/>
+        </w:rPr>
+        <w:t>TechCrunch</w:t>
+      </w:r>
+      <w:r>
+        <w:rPr>
+          <w:rFonts w:ascii="Arial" w:hAnsi="Arial"/>
+          <w:b w:val="0"/>
+          <w:i w:val="0"/>
+          <w:sz w:val="19"/>
+        </w:rPr>
+        <w:t xml:space="preserve">, </w:t>
+      </w:r>
+      <w:r>
+        <w:rPr>
+          <w:rFonts w:ascii="Arial" w:hAnsi="Arial"/>
+          <w:b w:val="0"/>
+          <w:i/>
+          <w:sz w:val="19"/>
+        </w:rPr>
+        <w:t>Reuters</w:t>
+      </w:r>
+      <w:r>
+        <w:rPr>
+          <w:rFonts w:ascii="Arial" w:hAnsi="Arial"/>
+          <w:b w:val="0"/>
+          <w:i w:val="0"/>
+          <w:sz w:val="19"/>
+        </w:rPr>
+        <w:t>). Eine Bewertung dieser Größenordnung — annähernd das Doppelte der Marktkapitalisierung der DAX-Schwergewichte SAP und Siemens zusammen — illustriert die in diesem Kapitel beschriebene Rohstoffanalogie quantitativ: Die Förderrenten einer einzigen Anbieterregion (Bay Area / Silicon Valley) konzentrieren sich in einer einzigen Unternehmensbilanz, während die Anwender- und Veredelungsseite global verteilt bleibt. Deutschland hat in dieser Ordnung strukturell dieselbe Position wie in der klassischen Rohstoffwirtschaft: Es ist nicht Förderland, sondern Verarbeiter. Seine historische wirtschaftliche Stärke beruht darauf, importierte Rohstoffe mit hoher Wertschöpfung zu veredeln — Stahl zu Maschinenbau, Chemikalien zu Spezialchemie, Halbleiter zu Automobilelektronik. Diese Verarbeitungslogik lässt sich auf KI übertragen.</w:t>
       </w:r>
     </w:p>
     <w:p>
@@ -7288,6 +7793,38 @@
           <w:i w:val="0"/>
           <w:sz w:val="19"/>
         </w:rPr>
+        <w:t xml:space="preserve">Friedrich, M., &amp; Kagerl, C. (5. Mai 2026). </w:t>
+      </w:r>
+      <w:r>
+        <w:rPr>
+          <w:rFonts w:ascii="Arial" w:hAnsi="Arial"/>
+          <w:b w:val="0"/>
+          <w:i/>
+          <w:sz w:val="19"/>
+        </w:rPr>
+        <w:t>Künstliche Intelligenz in deutschen Betrieben: Jeder vierte Betrieb nutzt mittlerweile generative KI.</w:t>
+      </w:r>
+      <w:r>
+        <w:rPr>
+          <w:rFonts w:ascii="Arial" w:hAnsi="Arial"/>
+          <w:b w:val="0"/>
+          <w:i w:val="0"/>
+          <w:sz w:val="19"/>
+        </w:rPr>
+        <w:t xml:space="preserve"> IAB-Kurzbericht 8/2026. Anteil der Betriebe mit generativer KI-Nutzung von rund 5 % (2023) auf rund 25 % (2025); weitere 9 % planen den Einstieg. Stark gestaffelt nach Größe (48 % bei ≥ 200 Beschäftigten gegenüber 21 % bei &lt; 10 Beschäftigten) und nach Alter (30 % bei Betrieben jünger als fünf Jahre gegenüber 21 % bei Betrieben älter als 25 Jahre); 90 % nutzen frei zugängliche Modelle, 16 % gekaufte und mit eigenen Daten trainierte Modelle, 6 % selbst entwickelte Modelle. https://doku.iab.de/kurzber/2026/kb2026-08.pdf | https://iab.de/presseinfo/jeder-vierte-betrieb-in-deutschland-nutzt-generative-ki/</w:t>
+      </w:r>
+    </w:p>
+    <w:p>
+      <w:pPr>
+        <w:jc w:val="both"/>
+      </w:pPr>
+      <w:r>
+        <w:rPr>
+          <w:rFonts w:ascii="Arial" w:hAnsi="Arial"/>
+          <w:b w:val="0"/>
+          <w:i w:val="0"/>
+          <w:sz w:val="19"/>
+        </w:rPr>
         <w:t xml:space="preserve">Anthropic. (23. April 2026). </w:t>
       </w:r>
       <w:r>
@@ -8718,6 +9255,120 @@
           <w:i w:val="0"/>
           <w:sz w:val="19"/>
         </w:rPr>
+        <w:t xml:space="preserve">Council of the European Union. (7. Mai 2026). </w:t>
+      </w:r>
+      <w:r>
+        <w:rPr>
+          <w:rFonts w:ascii="Arial" w:hAnsi="Arial"/>
+          <w:b w:val="0"/>
+          <w:i/>
+          <w:sz w:val="19"/>
+        </w:rPr>
+        <w:t>Artificial Intelligence: Council and Parliament agree to simplify and streamline rules.</w:t>
+      </w:r>
+      <w:r>
+        <w:rPr>
+          <w:rFonts w:ascii="Arial" w:hAnsi="Arial"/>
+          <w:b w:val="0"/>
+          <w:i w:val="0"/>
+          <w:sz w:val="19"/>
+        </w:rPr>
+        <w:t xml:space="preserve"> Pressemitteilung zur vorläufigen politischen Einigung im Trilog (Bestätigung der COREPER-Vertreter am 13. Mai 2026): Verschiebung der Hochrisiko-Pflichten für eigenständige Anhang-III-Systeme auf 2. Dezember 2027 und für eingebettete Anhang-I-Systeme auf 2. August 2028; viermonatige Übergangsfrist bis 2. Dezember 2026 für die Kennzeichnungspflicht nach Art. 50 Abs. 2 AI Act bei vor dem 2. August 2026 in Verkehr gebrachten Systemen; neue Prohibition KI-generierter nicht einvernehmlicher intimer Bildinhalte und CSAM nach Art. 5; förmliche Annahme und Veröffentlichung im Amtsblatt vor dem 2. August 2026 angestrebt. https://www.consilium.europa.eu/en/press/press-releases/2026/05/07/artificial-intelligence-council-and-parliament-agree-to-simplify-and-streamline-rules/ | Vertiefte Analysen: https://www.gibsondunn.com/eu-ai-act-omnibus-agreement-postponed-high-risk-deadlines-and-other-key-changes/ | https://www.hoganlovells.com/en/publications/eu-legislators-agree-to-delay-for-highrisk-ai-rules | https://www.traverssmith.com/knowledge/knowledge-container/eu-agrees-to-delay-key-ai-act-compliance-deadlines/</w:t>
+      </w:r>
+    </w:p>
+    <w:p>
+      <w:pPr>
+        <w:jc w:val="both"/>
+      </w:pPr>
+      <w:r>
+        <w:rPr>
+          <w:rFonts w:ascii="Arial" w:hAnsi="Arial"/>
+          <w:b w:val="0"/>
+          <w:i w:val="0"/>
+          <w:sz w:val="19"/>
+        </w:rPr>
+        <w:t xml:space="preserve">Office of the Governor of Connecticut. (29. Mai 2026). </w:t>
+      </w:r>
+      <w:r>
+        <w:rPr>
+          <w:rFonts w:ascii="Arial" w:hAnsi="Arial"/>
+          <w:b w:val="0"/>
+          <w:i/>
+          <w:sz w:val="19"/>
+        </w:rPr>
+        <w:t>Governor Lamont signs Senate Bill 5 — Connecticut Artificial Intelligence Responsibility and Transparency Act.</w:t>
+      </w:r>
+      <w:r>
+        <w:rPr>
+          <w:rFonts w:ascii="Arial" w:hAnsi="Arial"/>
+          <w:b w:val="0"/>
+          <w:i w:val="0"/>
+          <w:sz w:val="19"/>
+        </w:rPr>
+        <w:t xml:space="preserve"> Berichterstattung Bloomberg Law („Connecticut's Lamont Signs AI Law With Employer Notice Mandate"), Davis Wright Tremaine, Akin Gump, Jackson Lewis, Littler. Connecticut wird damit nach Colorado und Texas zum dritten US-Bundesstaat mit einem umfassenden, sektorübergreifenden KI-Gesetz; gestaffelte Geltungsdaten 1. Oktober 2026 / 1. Januar 2027 / 1. Oktober 2027 / 1. Januar 2028. https://news.bloomberglaw.com/daily-labor-report/connecticuts-lamont-signs-ai-law-with-employer-notice-mandate | https://www.dwt.com/blogs/artificial-intelligence-law-advisor/2026/05/ct-ai-transparency-safety-consumer-protection-law | https://www.dlapiper.com/en-us/insights/publications/2026/05/unpacking-connecticuts-new-ai-law</w:t>
+      </w:r>
+    </w:p>
+    <w:p>
+      <w:pPr>
+        <w:jc w:val="both"/>
+      </w:pPr>
+      <w:r>
+        <w:rPr>
+          <w:rFonts w:ascii="Arial" w:hAnsi="Arial"/>
+          <w:b w:val="0"/>
+          <w:i w:val="0"/>
+          <w:sz w:val="19"/>
+        </w:rPr>
+        <w:t xml:space="preserve">Sanders, B. (1. Juni 2026). </w:t>
+      </w:r>
+      <w:r>
+        <w:rPr>
+          <w:rFonts w:ascii="Arial" w:hAnsi="Arial"/>
+          <w:b w:val="0"/>
+          <w:i/>
+          <w:sz w:val="19"/>
+        </w:rPr>
+        <w:t>The Public Should Own Half of the Big A.I. Companies.</w:t>
+      </w:r>
+      <w:r>
+        <w:rPr>
+          <w:rFonts w:ascii="Arial" w:hAnsi="Arial"/>
+          <w:b w:val="0"/>
+          <w:i w:val="0"/>
+          <w:sz w:val="19"/>
+        </w:rPr>
+        <w:t xml:space="preserve"> New York Times Op-Ed, sekundärveröffentlicht auf sanders.senate.gov. Ankündigung des </w:t>
+      </w:r>
+      <w:r>
+        <w:rPr>
+          <w:rFonts w:ascii="Arial" w:hAnsi="Arial"/>
+          <w:b w:val="0"/>
+          <w:i/>
+          <w:sz w:val="19"/>
+        </w:rPr>
+        <w:t>American A.I. Sovereign Wealth Fund Act</w:t>
+      </w:r>
+      <w:r>
+        <w:rPr>
+          <w:rFonts w:ascii="Arial" w:hAnsi="Arial"/>
+          <w:b w:val="0"/>
+          <w:i w:val="0"/>
+          <w:sz w:val="19"/>
+        </w:rPr>
+        <w:t>: einmalige Stocksteuer in Höhe von 50 % auf Anteile von OpenAI, Anthropic, xAI und vergleichbar großen KI-Unternehmen; Einbringung der Aktien in einen öffentlichen Wohlstandsfonds mit Stimmrechten und Sitzen im Aufsichtsrat; Ausschüttung der Fondserträge an die Bürgerinnen und Bürger; Bezug auf das norwegische Staatsfondsmodell (Marktwert über 2 Bio. USD) und auf den per Executive Order angeordneten US-Souveränitätsfonds als Präzedenzen. https://www.sanders.senate.gov/op-eds/the-public-should-own-half-of-the-big-a-i-companies/</w:t>
+      </w:r>
+    </w:p>
+    <w:p>
+      <w:pPr>
+        <w:jc w:val="both"/>
+      </w:pPr>
+      <w:r>
+        <w:rPr>
+          <w:rFonts w:ascii="Arial" w:hAnsi="Arial"/>
+          <w:b w:val="0"/>
+          <w:i w:val="0"/>
+          <w:sz w:val="19"/>
+        </w:rPr>
         <w:t>Europäische Union. (2024). Verordnung (EU) 2024/1689 des Europäischen Parlaments und des Rates vom 13. Juni 2024 zur Festlegung harmonisierter Vorschriften für künstliche Intelligenz (</w:t>
       </w:r>
       <w:r>
@@ -10507,6 +11158,102 @@
           <w:i w:val="0"/>
           <w:sz w:val="19"/>
         </w:rPr>
+        <w:t xml:space="preserve">Warren, E. (27. Mai 2026). </w:t>
+      </w:r>
+      <w:r>
+        <w:rPr>
+          <w:rFonts w:ascii="Arial" w:hAnsi="Arial"/>
+          <w:b w:val="0"/>
+          <w:i/>
+          <w:sz w:val="19"/>
+        </w:rPr>
+        <w:t>Why We Need to Tax AI.</w:t>
+      </w:r>
+      <w:r>
+        <w:rPr>
+          <w:rFonts w:ascii="Arial" w:hAnsi="Arial"/>
+          <w:b w:val="0"/>
+          <w:i w:val="0"/>
+          <w:sz w:val="19"/>
+        </w:rPr>
+        <w:t xml:space="preserve"> Time-Magazin Op-Ed. Vorschlag einer Verbrauchsteuer auf den Stromverbrauch von KI-Rechenzentren (pro Kilowattstunde) und einer flankierenden Vermögensteuer auf KI-Sektor-Milliardäre; zweckgebunden für Universal Healthcare, gebührenfreie Hochschulbildung und gestärkte Arbeitslosenversicherung für KI-verdrängte Beschäftigte. Sammelberichterstattung: https://time.com/article/2026/05/27/why-we-need-to-tax-ai/ | https://www.axios.com/2026/05/27/elizabeth-warren-tax-ai-companies-benefit-americans | https://thehill.com/homenews/senate/5898081-warren-proposes-ai-tax/ | https://www.techspot.com/news/112549-elizabeth-warren-wants-tax-ai-data-centers-power.html</w:t>
+      </w:r>
+    </w:p>
+    <w:p>
+      <w:pPr>
+        <w:jc w:val="both"/>
+      </w:pPr>
+      <w:r>
+        <w:rPr>
+          <w:rFonts w:ascii="Arial" w:hAnsi="Arial"/>
+          <w:b w:val="0"/>
+          <w:i w:val="0"/>
+          <w:sz w:val="19"/>
+        </w:rPr>
+        <w:t xml:space="preserve">CNBC / Fortune / CNN Business / TechCrunch / Reuters. (1. Juni 2026). </w:t>
+      </w:r>
+      <w:r>
+        <w:rPr>
+          <w:rFonts w:ascii="Arial" w:hAnsi="Arial"/>
+          <w:b w:val="0"/>
+          <w:i/>
+          <w:sz w:val="19"/>
+        </w:rPr>
+        <w:t>Anthropic confidentially files for IPO after raising $65 billion in a funding round at a $965 billion valuation / Anthropic confidentially files IPO prospectus with SEC, prepping Wall Street for landmark AI deal / Anthropic files to go public in a potentially trillion-dollar debut.</w:t>
+      </w:r>
+      <w:r>
+        <w:rPr>
+          <w:rFonts w:ascii="Arial" w:hAnsi="Arial"/>
+          <w:b w:val="0"/>
+          <w:i w:val="0"/>
+          <w:sz w:val="19"/>
+        </w:rPr>
+        <w:t xml:space="preserve"> Vertrauliche S-1-Einreichung bei der SEC am 1. Juni 2026 nach Abschluss der 65-Mrd.-USD-Finanzierungsrunde am 28. Mai 2026 bei einer Post-Money-Bewertung von rund 965 Mrd. USD; erste Bewertung, die diejenige des US-Wettbewerbers OpenAI übersteigt. https://fortune.com/2026/06/01/anthropic-confidentially-files-ipo-965-billion-valuation/ | https://www.cnbc.com/2026/06/01/anthropic-ipo-s1-prospectus.html | https://www.cnn.com/2026/06/01/tech/anthropic-ipo-filing | https://techcrunch.com/2026/06/01/anthropic-files-to-go-public/</w:t>
+      </w:r>
+    </w:p>
+    <w:p>
+      <w:pPr>
+        <w:jc w:val="both"/>
+      </w:pPr>
+      <w:r>
+        <w:rPr>
+          <w:rFonts w:ascii="Arial" w:hAnsi="Arial"/>
+          <w:b w:val="0"/>
+          <w:i w:val="0"/>
+          <w:sz w:val="19"/>
+        </w:rPr>
+        <w:t xml:space="preserve">TechTimes / TechSpot. (29. Mai 2026). </w:t>
+      </w:r>
+      <w:r>
+        <w:rPr>
+          <w:rFonts w:ascii="Arial" w:hAnsi="Arial"/>
+          <w:b w:val="0"/>
+          <w:i/>
+          <w:sz w:val="19"/>
+        </w:rPr>
+        <w:t>Tech Layoffs Reach 142,000 in 2026: Profitable Companies Cut Jobs to Fund $700B AI Infrastructure / Tech layoffs have already passed 100,000 in 2026 as the industry cuts jobs to fund AI.</w:t>
+      </w:r>
+      <w:r>
+        <w:rPr>
+          <w:rFonts w:ascii="Arial" w:hAnsi="Arial"/>
+          <w:b w:val="0"/>
+          <w:i w:val="0"/>
+          <w:sz w:val="19"/>
+        </w:rPr>
+        <w:t xml:space="preserve"> Aggregat-Bestand 2026-Tech-Layoffs zum 29. Mai 2026 rund 142.000 betroffene Beschäftigte; TrueUp-Projektion 2026 Gesamtjahr rund 370.000; Meta-Notifikation 20. Mai 2026 (rund 8.000 / 10 %), Oracle-Ankündigung Mai 2026 (rund 30.000, größte Einzel-Layoff-Meldung 2026), Intuit (rund 3.000 / 17 %). https://www.techtimes.com/articles/317392/20260529/tech-layoffs-reach-142000-2026-profitable-companies-cut-jobs-fund-700b-ai-infrastructure.htm | https://www.techspot.com/news/112493-tech-layoffs-pass-100000-2026-tracker-points-ai.html</w:t>
+      </w:r>
+    </w:p>
+    <w:p>
+      <w:pPr>
+        <w:jc w:val="both"/>
+      </w:pPr>
+      <w:r>
+        <w:rPr>
+          <w:rFonts w:ascii="Arial" w:hAnsi="Arial"/>
+          <w:b w:val="0"/>
+          <w:i w:val="0"/>
+          <w:sz w:val="19"/>
+        </w:rPr>
         <w:t xml:space="preserve">Bloomberg Editorial Board. (29. April 2026). </w:t>
       </w:r>
       <w:r>
@@ -10566,7 +11313,7 @@
           <w:i w:val="0"/>
           <w:sz w:val="19"/>
         </w:rPr>
-        <w:t xml:space="preserve"> Dieses Arbeitspapier gibt den Stand Anfang Mai 2026 (Schnitt am 8. Mai 2026 — Lauf 001 vom 8. Mai 2026) wieder. Die Debatte entwickelt sich dynamisch, insbesondere im Zuge der OpenAI-Strategiepapiere und der Eröffnung des OpenAI Workshop in Washington, D.C. im Mai 2026, des Erstdurchgangs des GKV-Beitragssatzstabilisierungsgesetzes in der 1065. Bundesratssitzung am 8. Mai 2026 mit 79 Tagesordnungspunkten (Kabinettsbeschluss 29. April 2026, parlamentarische Behandlung vor der Sommerpause 2026 angekündigt), der laufenden Trilog-Verhandlungen zum Digital Omnibus on AI (zweite Runde 28. April 2026 ohne Einigung; nächste Runde 13. Mai 2026 — Knackpunkt ist nicht die Verschiebung der Hochrisiko-Pflichten, sondern die Konformitätsbewertungs-Architektur für Anhang I; die zypriotische Ratspräsidentschaft strebt einen Abschluss vor Ablauf ihrer Amtszeit am 30. Juni 2026 an, andernfalls übernimmt die irische Präsidentschaft), der am 5. Mai 2026 erfolgten Arraignment-Verhandlung im Altman-Verfahren mit „nicht schuldig"-Plädoyer und angeordneter psychiatrischer Begutachtung, des am 7. Mai 2026 versandten individuellen Microsoft-Buyout-Angebots (Annahmefrist 8. Juni 2026, VRSAR-Unterzeichnung 9.–22. Juni 2026, bis zu fünfjährige Krankenversicherungs-Verlängerung), des am 1. Mai 2026 vom Connecticut-Repräsentantenhaus mit 131 zu 17 Stimmen verabschiedeten </w:t>
+        <w:t xml:space="preserve"> Dieses Arbeitspapier gibt den Stand Anfang Juni 2026 (Schnitt am 2. Juni 2026 — Lauf 002 vom 2. Juni 2026) wieder. Die Debatte entwickelt sich dynamisch, insbesondere im Zuge der OpenAI-Strategiepapiere und der Eröffnung des OpenAI Workshop in Washington, D.C. im Mai 2026, des Erstdurchgangs des GKV-Beitragssatzstabilisierungsgesetzes in der 1065. Bundesratssitzung am 8. Mai 2026 mit 79 Tagesordnungspunkten (Kabinettsbeschluss 29. April 2026, parlamentarische Behandlung vor der Sommerpause 2026 angekündigt; Bundestags-Erstlesung 11. Juni 2026, Bundesrat-Erstdurchgang 12. Juni 2026 angesetzt), der am 7. Mai 2026 zwischen Rat und Parlament im Trilog erzielten und am 13. Mai 2026 durch die Mitgliedstaatenvertreter im Rat bestätigten </w:t>
       </w:r>
       <w:r>
         <w:rPr>
@@ -10575,6 +11322,24 @@
           <w:i/>
           <w:sz w:val="19"/>
         </w:rPr>
+        <w:t>vorläufigen politischen Einigung</w:t>
+      </w:r>
+      <w:r>
+        <w:rPr>
+          <w:rFonts w:ascii="Arial" w:hAnsi="Arial"/>
+          <w:b w:val="0"/>
+          <w:i w:val="0"/>
+          <w:sz w:val="19"/>
+        </w:rPr>
+        <w:t xml:space="preserve"> zum Digital Omnibus on AI (Hochrisiko-Pflichten für eigenständige Anhang-III-Systeme verschoben auf 2. Dezember 2027, für eingebettete Anhang-I-Systeme auf 2. August 2028; viermonatige Übergangsfrist bis 2. Dezember 2026 für Art. 50 Abs. 2 AI Act; neue Art.-5-Prohibition KI-generierter nicht einvernehmlicher intimer Bildinhalte und CSAM; förmliche Annahme und Amtsblatt-Veröffentlichung vor dem 2. August 2026 angestrebt; bei Scheitern bliebe es bei der ursprünglichen Stichtag-Anwendung), der am 5. Mai 2026 erfolgten Arraignment-Verhandlung im Altman-Verfahren mit „nicht schuldig"-Plädoyer und angeordneter psychiatrischer Begutachtung, des am 7. Mai 2026 versandten individuellen Microsoft-Buyout-Angebots (Annahmefrist 8. Juni 2026, VRSAR-Unterzeichnung 9.–22. Juni 2026, bis zu fünfjährige Krankenversicherungs-Verlängerung), des am 1. Mai 2026 vom Connecticut-Repräsentantenhaus mit 131 zu 17 Stimmen verabschiedeten und von Gouverneur Ned Lamont am 29. Mai 2026 unterzeichneten </w:t>
+      </w:r>
+      <w:r>
+        <w:rPr>
+          <w:rFonts w:ascii="Arial" w:hAnsi="Arial"/>
+          <w:b w:val="0"/>
+          <w:i/>
+          <w:sz w:val="19"/>
+        </w:rPr>
         <w:t>SB 5 — Connecticut Artificial Intelligence Responsibility and Transparency Act</w:t>
       </w:r>
       <w:r>
@@ -10584,7 +11349,7 @@
           <w:i w:val="0"/>
           <w:sz w:val="19"/>
         </w:rPr>
-        <w:t xml:space="preserve"> mit angekündigter Unterzeichnung durch Gouverneur Lamont und gestaffelten Geltungsdaten ab 1. Oktober 2026 (Automated-Employment-Decision-Rahmen, „AI is not a defense", Frontier-Whistleblower und WARN-AI-Disclosure) und 1. Oktober 2027 (Deployer-Vorab-Information), der bis zum 6. Mai 2026 laufenden regulären Sitzungsperiode der Connecticut General Assembly (Schicksal von Raised Bill 515), der parallelen exekutiven Maine-Maßnahmen (Executive Order Nr. 5 zum Data Center Advisory Council vom 29. April 2026, LD 713 zum Subventionsausschluss vom 24. April 2026), des im Februar 2026 vorgelegten Hamilton-Project-Papiers von Acemoglu, Autor und Johnson zu </w:t>
+        <w:t xml:space="preserve"> (dritter US-Bundesstaat nach Colorado und Texas mit umfassendem KI-Rahmen) mit gestaffelten Geltungsdaten ab 1. Oktober 2026 (Automated-Employment-Decision-Rahmen, „AI is not a defense", Frontier-Whistleblower und WARN-AI-Disclosure) und 1. Oktober 2027 (Deployer-Vorab-Information), der bis zum 6. Mai 2026 laufenden regulären Sitzungsperiode der Connecticut General Assembly (Schicksal von Raised Bill 515), der parallelen exekutiven Maine-Maßnahmen (Executive Order Nr. 5 zum Data Center Advisory Council vom 29. April 2026, LD 713 zum Subventionsausschluss vom 24. April 2026), des im Februar 2026 vorgelegten Hamilton-Project-Papiers von Acemoglu, Autor und Johnson zu </w:t>
       </w:r>
       <w:r>
         <w:rPr>
@@ -10764,7 +11529,7 @@
           <w:i w:val="0"/>
           <w:sz w:val="19"/>
         </w:rPr>
-        <w:t xml:space="preserve"> 2. Juli 2026) und des Yale-Budget-Lab-Befundes vom April/6. Mai 2026 (kein aggregierter KI-Disruptionseffekt im US-Arbeitsmarkt; fiskalische Modellrechnung 39 Bio. USD Schulden vs. 5.500–42.400 USD Übergangshilfe pro Verdrängtem), des Big-Tech-AI-Capex-Programms 2026 mit einem Q1-Volumen von rund 130,65 Milliarden US-Dollar und einer nach den Q1-2026-Earnings-Calls (28.–30. April 2026) auf rund 725 Milliarden US-Dollar (+77 % gegenüber 410 Mrd. USD in 2025; Microsoft 190, Alphabet 190, Amazon 200, Meta 125–145 Mrd. USD; rund 25 Mrd. USD Microsoft-Aufschlag durch DRAM-Verteuerung von rund 95 % q/q im Q1 erklärt) nach oben revidierten Aggregat-Schätzung für das Gesamtjahr (zuvor 660–700 Mrd. USD Anfang April 2026) sowie des am 29. April 2026 veröffentlichten </w:t>
+        <w:t xml:space="preserve"> 1. Juli 2026; Cash-Einmalzahlung 8–39 Wochen Grundgehalt nach Level und Betriebszugehörigkeit, bis zu fünfjährige Krankenversicherungs-Verlängerung) und des Yale-Budget-Lab-Befundes vom April/6. Mai 2026 (kein aggregierter KI-Disruptionseffekt im US-Arbeitsmarkt; fiskalische Modellrechnung 39 Bio. USD Schulden vs. 5.500–42.400 USD Übergangshilfe pro Verdrängtem), des Big-Tech-AI-Capex-Programms 2026 mit einem Q1-Volumen von rund 130,65 Milliarden US-Dollar und einer nach den Q1-2026-Earnings-Calls (28.–30. April 2026) auf rund 725 Milliarden US-Dollar (+77 % gegenüber 410 Mrd. USD in 2025; Microsoft 190, Alphabet 190, Amazon 200, Meta 125–145 Mrd. USD; rund 25 Mrd. USD Microsoft-Aufschlag durch DRAM-Verteuerung von rund 95 % q/q im Q1 erklärt) nach oben revidierten Aggregat-Schätzung für das Gesamtjahr (zuvor 660–700 Mrd. USD Anfang April 2026) sowie des am 29. April 2026 veröffentlichten </w:t>
       </w:r>
       <w:r>
         <w:rPr>
@@ -10782,7 +11547,151 @@
           <w:i w:val="0"/>
           <w:sz w:val="19"/>
         </w:rPr>
-        <w:t xml:space="preserve"> gegen eine KI-Steuer (syndiziert in Advisor Perspectives, RealClearPolitics, West Hawaii Today und Las Vegas Sun zwischen dem 2. und 6. Mai 2026), das Innovationsbremse, Wettbewerbsnachteil und Unmöglichkeit der Abgrenzung Verdrängung/Augmentation als Hauptargumente gegen die Sanders/OpenAI-Linie führt und stattdessen Lockerung berufsrechtlicher Lizenzschranken, Reform der Arbeitslosenversicherung, Umschulungs-Steueranreize sowie eine Ausweitung der Earned Income Tax Credit empfiehlt. Eine regelmäßige Aktualisierung ist vorgesehen.</w:t>
+        <w:t xml:space="preserve"> gegen eine KI-Steuer (syndiziert in Advisor Perspectives, RealClearPolitics, West Hawaii Today und Las Vegas Sun zwischen dem 2. und 6. Mai 2026), das Innovationsbremse, Wettbewerbsnachteil und Unmöglichkeit der Abgrenzung Verdrängung/Augmentation als Hauptargumente gegen die Sanders/OpenAI-Linie führt und stattdessen Lockerung berufsrechtlicher Lizenzschranken, Reform der Arbeitslosenversicherung, Umschulungs-Steueranreize sowie eine Ausweitung der Earned Income Tax Credit empfiehlt, des am 27. Mai 2026 von US-Senatorin Elizabeth Warren im </w:t>
+      </w:r>
+      <w:r>
+        <w:rPr>
+          <w:rFonts w:ascii="Arial" w:hAnsi="Arial"/>
+          <w:b w:val="0"/>
+          <w:i/>
+          <w:sz w:val="19"/>
+        </w:rPr>
+        <w:t>Time-Magazin</w:t>
+      </w:r>
+      <w:r>
+        <w:rPr>
+          <w:rFonts w:ascii="Arial" w:hAnsi="Arial"/>
+          <w:b w:val="0"/>
+          <w:i w:val="0"/>
+          <w:sz w:val="19"/>
+        </w:rPr>
+        <w:t xml:space="preserve"> unter dem Titel </w:t>
+      </w:r>
+      <w:r>
+        <w:rPr>
+          <w:rFonts w:ascii="Arial" w:hAnsi="Arial"/>
+          <w:b w:val="0"/>
+          <w:i/>
+          <w:sz w:val="19"/>
+        </w:rPr>
+        <w:t>„Why We Need to Tax AI"</w:t>
+      </w:r>
+      <w:r>
+        <w:rPr>
+          <w:rFonts w:ascii="Arial" w:hAnsi="Arial"/>
+          <w:b w:val="0"/>
+          <w:i w:val="0"/>
+          <w:sz w:val="19"/>
+        </w:rPr>
+        <w:t xml:space="preserve"> vorgelegten Vorschlags einer Verbrauchsteuer auf den Stromverbrauch von KI-Rechenzentren (pro Kilowattstunde) und einer Vermögensteuer auf KI-Sektor-Milliardäre — zweckgebunden für Universal Healthcare, gebührenfreie Hochschulbildung und Arbeitslosenversicherung für KI-verdrängte Beschäftigte —, des am 1. Juni 2026 von US-Senator Bernie Sanders in einem </w:t>
+      </w:r>
+      <w:r>
+        <w:rPr>
+          <w:rFonts w:ascii="Arial" w:hAnsi="Arial"/>
+          <w:b w:val="0"/>
+          <w:i/>
+          <w:sz w:val="19"/>
+        </w:rPr>
+        <w:t>New York Times</w:t>
+      </w:r>
+      <w:r>
+        <w:rPr>
+          <w:rFonts w:ascii="Arial" w:hAnsi="Arial"/>
+          <w:b w:val="0"/>
+          <w:i w:val="0"/>
+          <w:sz w:val="19"/>
+        </w:rPr>
+        <w:t>-Namensbeitrag (</w:t>
+      </w:r>
+      <w:r>
+        <w:rPr>
+          <w:rFonts w:ascii="Arial" w:hAnsi="Arial"/>
+          <w:b w:val="0"/>
+          <w:i/>
+          <w:sz w:val="19"/>
+        </w:rPr>
+        <w:t>„The Public Should Own Half of the Big A.I. Companies"</w:t>
+      </w:r>
+      <w:r>
+        <w:rPr>
+          <w:rFonts w:ascii="Arial" w:hAnsi="Arial"/>
+          <w:b w:val="0"/>
+          <w:i w:val="0"/>
+          <w:sz w:val="19"/>
+        </w:rPr>
+        <w:t xml:space="preserve">) angekündigten </w:t>
+      </w:r>
+      <w:r>
+        <w:rPr>
+          <w:rFonts w:ascii="Arial" w:hAnsi="Arial"/>
+          <w:b w:val="0"/>
+          <w:i/>
+          <w:sz w:val="19"/>
+        </w:rPr>
+        <w:t>American A.I. Sovereign Wealth Fund Act</w:t>
+      </w:r>
+      <w:r>
+        <w:rPr>
+          <w:rFonts w:ascii="Arial" w:hAnsi="Arial"/>
+          <w:b w:val="0"/>
+          <w:i w:val="0"/>
+          <w:sz w:val="19"/>
+        </w:rPr>
+        <w:t xml:space="preserve"> mit einmaliger Stocksteuer in Höhe von 50 % auf Anteile von OpenAI, Anthropic, xAI und vergleichbar großen KI-Unternehmen sowie öffentlichem Wohlstandsfonds mit Stimmrechten und Aufsichtsratssitzen, der am 1. Juni 2026 vertraulich bei der SEC eingereichten S-1-Erklärung von Anthropic im Anschluss an die am 28. Mai 2026 abgeschlossene Finanzierungsrunde über 65 Mrd. USD bei einer Post-Money-Bewertung von rund 965 Mrd. USD (erste Bewertung über derjenigen von OpenAI), des am 5. Mai 2026 erschienenen </w:t>
+      </w:r>
+      <w:r>
+        <w:rPr>
+          <w:rFonts w:ascii="Arial" w:hAnsi="Arial"/>
+          <w:b w:val="0"/>
+          <w:i/>
+          <w:sz w:val="19"/>
+        </w:rPr>
+        <w:t>IAB-Kurzberichts 8/2026</w:t>
+      </w:r>
+      <w:r>
+        <w:rPr>
+          <w:rFonts w:ascii="Arial" w:hAnsi="Arial"/>
+          <w:b w:val="0"/>
+          <w:i w:val="0"/>
+          <w:sz w:val="19"/>
+        </w:rPr>
+        <w:t xml:space="preserve"> (Friedrich/Kagerl) mit annähernder Verfünffachung des Anteils generative-KI-nutzender Betriebe von rund 5 % im Jahr 2023 auf rund 25 % im Jahr 2025 (48 % bei ≥ 200 Beschäftigten gegenüber 21 % bei &lt; 10 Beschäftigten; 30 % bei Betrieben jünger als fünf Jahre gegenüber 21 % bei Betrieben älter als 25 Jahre) sowie des Tech-Layoff-Trackerstandes zum 29. Mai 2026 (</w:t>
+      </w:r>
+      <w:r>
+        <w:rPr>
+          <w:rFonts w:ascii="Arial" w:hAnsi="Arial"/>
+          <w:b w:val="0"/>
+          <w:i/>
+          <w:sz w:val="19"/>
+        </w:rPr>
+        <w:t>Techtimes / TechSpot</w:t>
+      </w:r>
+      <w:r>
+        <w:rPr>
+          <w:rFonts w:ascii="Arial" w:hAnsi="Arial"/>
+          <w:b w:val="0"/>
+          <w:i w:val="0"/>
+          <w:sz w:val="19"/>
+        </w:rPr>
+        <w:t xml:space="preserve">: rund 142.000 betroffene Beschäftigte 2026; </w:t>
+      </w:r>
+      <w:r>
+        <w:rPr>
+          <w:rFonts w:ascii="Arial" w:hAnsi="Arial"/>
+          <w:b w:val="0"/>
+          <w:i/>
+          <w:sz w:val="19"/>
+        </w:rPr>
+        <w:t>TrueUp</w:t>
+      </w:r>
+      <w:r>
+        <w:rPr>
+          <w:rFonts w:ascii="Arial" w:hAnsi="Arial"/>
+          <w:b w:val="0"/>
+          <w:i w:val="0"/>
+          <w:sz w:val="19"/>
+        </w:rPr>
+        <w:t>-Projektion 2026 Gesamtjahr rund 370.000; treibend Meta-Notifikation 20. Mai 2026 rund 8.000 / 10 %, Oracle Mai 2026 rund 30.000 — größte Einzel-Layoff-Meldung 2026, Intuit rund 3.000 / 17 %). Eine regelmäßige Aktualisierung ist vorgesehen.</w:t>
       </w:r>
     </w:p>
     <w:p>
@@ -10862,7 +11771,7 @@
         <w:color w:val="999999"/>
         <w:sz w:val="15"/>
       </w:rPr>
-      <w:t>Version 22.0 — Mai 2026 — CC BY 4.0</w:t>
+      <w:t>Version 23.0 — Mai 2026 — CC BY 4.0</w:t>
       <w:tab/>
       <w:t xml:space="preserve">Seite </w:t>
     </w:r>

--- a/KI-Ökonomie.docx
+++ b/KI-Ökonomie.docx
@@ -112,7 +112,7 @@
           <w:color w:val="666666"/>
           <w:sz w:val="18"/>
         </w:rPr>
-        <w:t>Version 22.0</w:t>
+        <w:t>Version 23.0</w:t>
       </w:r>
     </w:p>
     <w:p>
@@ -472,7 +472,169 @@
           <w:i w:val="0"/>
           <w:sz w:val="19"/>
         </w:rPr>
-        <w:t xml:space="preserve"> am 1. Mai 2026 vorgelegt: Die Tech-Streichungen bei Amazon, Meta und Microsoft seien nicht ausschließlich KI-getrieben, sondern speisten sich auch aus Austerity-Logiken (Kompensation der hohen KI-Investitionsausgaben), aus Korrekturen der pandemiebedingten Überbeschäftigung und aus Routine-Restrukturierungen; eine monokausale Zuschreibung verzerre damit die fiskalpolitischen Schlussfolgerungen. Für die Steuerdebatte ist diese Differenzierung relevant, weil sie die Anknüpfung von Steuern an „nachgewiesene KI-Verdrängung" (vgl. Typ 5 nach § 2.1, § 9.1) zusätzlich erschwert: Die Kausalattribution zwischen Stellenabbau, KI-Einführung und ausgabenseitiger Konsolidierung ist auch im sichtbarsten Marktsegment empirisch nicht trennscharf. Andererseits steht die Finanzierung der sozialen Sicherungssysteme — insbesondere der paritätisch über Löhne finanzierten Zweige Kranken-, Pflege-, Renten- und Arbeitslosenversicherung — vor strukturellen Herausforderungen durch den demografischen Wandel.</w:t>
+        <w:t xml:space="preserve"> am 1. Mai 2026 vorgelegt: Die Tech-Streichungen bei Amazon, Meta und Microsoft seien nicht ausschließlich KI-getrieben, sondern speisten sich auch aus Austerity-Logiken (Kompensation der hohen KI-Investitionsausgaben), aus Korrekturen der pandemiebedingten Überbeschäftigung und aus Routine-Restrukturierungen; eine monokausale Zuschreibung verzerre damit die fiskalpolitischen Schlussfolgerungen. Für die Steuerdebatte ist diese Differenzierung relevant, weil sie die Anknüpfung von Steuern an „nachgewiesene KI-Verdrängung" (vgl. Typ 5 nach § 2.1, § 9.1) zusätzlich erschwert: Die Kausalattribution zwischen Stellenabbau, KI-Einführung und ausgabenseitiger Konsolidierung ist auch im sichtbarsten Marktsegment empirisch nicht trennscharf. Im weiteren Verlauf des Monats Mai 2026 hat sich die Welle inhaltlich fortgesetzt, ohne dass sich die in der </w:t>
+      </w:r>
+      <w:r>
+        <w:rPr>
+          <w:rFonts w:ascii="Arial" w:hAnsi="Arial"/>
+          <w:b w:val="0"/>
+          <w:i/>
+          <w:sz w:val="19"/>
+        </w:rPr>
+        <w:t>Washington-Post</w:t>
+      </w:r>
+      <w:r>
+        <w:rPr>
+          <w:rFonts w:ascii="Arial" w:hAnsi="Arial"/>
+          <w:b w:val="0"/>
+          <w:i w:val="0"/>
+          <w:sz w:val="19"/>
+        </w:rPr>
+        <w:t xml:space="preserve">-Differenzierung herausgearbeitete Kausalattributions-Lücke geschlossen hätte: Die wirtschaftspublizistische Sammelbeobachtung </w:t>
+      </w:r>
+      <w:r>
+        <w:rPr>
+          <w:rFonts w:ascii="Arial" w:hAnsi="Arial"/>
+          <w:b w:val="0"/>
+          <w:i/>
+          <w:sz w:val="19"/>
+        </w:rPr>
+        <w:t>„May Mayhem"</w:t>
+      </w:r>
+      <w:r>
+        <w:rPr>
+          <w:rFonts w:ascii="Arial" w:hAnsi="Arial"/>
+          <w:b w:val="0"/>
+          <w:i w:val="0"/>
+          <w:sz w:val="19"/>
+        </w:rPr>
+        <w:t xml:space="preserve"> (BusinessToday, 28. Mai 2026) addiert für Mai 2026 rund 28.000 bis 30.000 Tech-Stellenstreichungen, mit Meta (Beginn der Notifizierung von 8.000 Stellen am 20. Mai 2026), Wix (rund 1.000 Stellen / 20 % der Belegschaft, 25. Mai 2026), Cisco (rund 4.000 Stellen mit ausdrücklichem KI-Investitionsbezug), Intuit (3.000 Stellen / 17 %) und LinkedIn (875 Stellen) als größten Einzelmeldungen, weiter ergänzt durch Salesforce-Reduktionen im Kundensupport (rund 4.000 Stellen mit dem Hinweis von Vorstandschef Marc Benioff, KI-Agenten erledigten inzwischen rund 50 % der Kundeninteraktionen). Die Tracker-Stände wurden parallel mehrfach aktualisiert: </w:t>
+      </w:r>
+      <w:r>
+        <w:rPr>
+          <w:rFonts w:ascii="Arial" w:hAnsi="Arial"/>
+          <w:b w:val="0"/>
+          <w:i/>
+          <w:sz w:val="19"/>
+        </w:rPr>
+        <w:t>TechSpot</w:t>
+      </w:r>
+      <w:r>
+        <w:rPr>
+          <w:rFonts w:ascii="Arial" w:hAnsi="Arial"/>
+          <w:b w:val="0"/>
+          <w:i w:val="0"/>
+          <w:sz w:val="19"/>
+        </w:rPr>
+        <w:t xml:space="preserve"> / </w:t>
+      </w:r>
+      <w:r>
+        <w:rPr>
+          <w:rFonts w:ascii="Arial" w:hAnsi="Arial"/>
+          <w:b w:val="0"/>
+          <w:i/>
+          <w:sz w:val="19"/>
+        </w:rPr>
+        <w:t>Yahoo Finance</w:t>
+      </w:r>
+      <w:r>
+        <w:rPr>
+          <w:rFonts w:ascii="Arial" w:hAnsi="Arial"/>
+          <w:b w:val="0"/>
+          <w:i w:val="0"/>
+          <w:sz w:val="19"/>
+        </w:rPr>
+        <w:t xml:space="preserve"> / </w:t>
+      </w:r>
+      <w:r>
+        <w:rPr>
+          <w:rFonts w:ascii="Arial" w:hAnsi="Arial"/>
+          <w:b w:val="0"/>
+          <w:i/>
+          <w:sz w:val="19"/>
+        </w:rPr>
+        <w:t>TechTimes</w:t>
+      </w:r>
+      <w:r>
+        <w:rPr>
+          <w:rFonts w:ascii="Arial" w:hAnsi="Arial"/>
+          <w:b w:val="0"/>
+          <w:i w:val="0"/>
+          <w:sz w:val="19"/>
+        </w:rPr>
+        <w:t xml:space="preserve"> dokumentieren zwischen dem 29. Mai und dem 2. Juni 2026 einen kumulierten US-Tech-Stand von rund 142.000 bis nahe 150.000 Stellenstreichungen seit Jahresbeginn 2026 (+33 % gegenüber dem Vorjahresvergleich); TrueUp weist zum 2. Juni 2026 148.173 Personen aus 355 Layoff-Meldungen aus (rund 962 Personen pro Tag), die hochgerechnete Jahres-Trajektorie projiziert auf rund 370.000 Tech-Streichungen im Gesamtjahr 2026. Parallel dazu hat das </w:t>
+      </w:r>
+      <w:r>
+        <w:rPr>
+          <w:rFonts w:ascii="Arial" w:hAnsi="Arial"/>
+          <w:b w:val="0"/>
+          <w:i/>
+          <w:sz w:val="19"/>
+        </w:rPr>
+        <w:t>Yale Budget Lab</w:t>
+      </w:r>
+      <w:r>
+        <w:rPr>
+          <w:rFonts w:ascii="Arial" w:hAnsi="Arial"/>
+          <w:b w:val="0"/>
+          <w:i w:val="0"/>
+          <w:sz w:val="19"/>
+        </w:rPr>
+        <w:t xml:space="preserve"> in seiner Studie </w:t>
+      </w:r>
+      <w:r>
+        <w:rPr>
+          <w:rFonts w:ascii="Arial" w:hAnsi="Arial"/>
+          <w:b w:val="0"/>
+          <w:i/>
+          <w:sz w:val="19"/>
+        </w:rPr>
+        <w:t>„AI Is Probably Not (Yet) the Reason for Labor Market Weakening"</w:t>
+      </w:r>
+      <w:r>
+        <w:rPr>
+          <w:rFonts w:ascii="Arial" w:hAnsi="Arial"/>
+          <w:b w:val="0"/>
+          <w:i w:val="0"/>
+          <w:sz w:val="19"/>
+        </w:rPr>
+        <w:t xml:space="preserve"> (Update vom 6. Mai 2026) und in einer flankierenden fiskalischen Modellrechnung (Fortune, 6. Mai 2026: </w:t>
+      </w:r>
+      <w:r>
+        <w:rPr>
+          <w:rFonts w:ascii="Arial" w:hAnsi="Arial"/>
+          <w:b w:val="0"/>
+          <w:i/>
+          <w:sz w:val="19"/>
+        </w:rPr>
+        <w:t>„AI could solve America's $39 trillion debt crisis"</w:t>
+      </w:r>
+      <w:r>
+        <w:rPr>
+          <w:rFonts w:ascii="Arial" w:hAnsi="Arial"/>
+          <w:b w:val="0"/>
+          <w:i w:val="0"/>
+          <w:sz w:val="19"/>
+        </w:rPr>
+        <w:t xml:space="preserve">) den Befund verfestigt, dass sich in den US-CPS-Daten bis März 2026 keine systematische Beschäftigungsverschiebung zugunsten der KI-induzierten Verdrängungs-These nachweisen lasse — die Berufsmix-Verteilung bleibe „bemerkenswert stabil"; ein produktivitätsseitiger Effekt von rund 2,5 % p. a. könnte den Schuldenpfad gleichwohl spürbar verändern, sofern Übergangshilfen für Verdrängte nicht parallel mitfinanziert würden. Eine </w:t>
+      </w:r>
+      <w:r>
+        <w:rPr>
+          <w:rFonts w:ascii="Arial" w:hAnsi="Arial"/>
+          <w:b w:val="0"/>
+          <w:i/>
+          <w:sz w:val="19"/>
+        </w:rPr>
+        <w:t>Fortune</w:t>
+      </w:r>
+      <w:r>
+        <w:rPr>
+          <w:rFonts w:ascii="Arial" w:hAnsi="Arial"/>
+          <w:b w:val="0"/>
+          <w:i w:val="0"/>
+          <w:sz w:val="19"/>
+        </w:rPr>
+        <w:t>-Analyse vom 31. Mai 2026 hat die in § 9.1 diskutierte Kausalitätsfrage daran zugespitzt: KI-Begründungen in Layoff-Mitteilungen folgten nach Einschätzung von Daron Acemoglu und anderen Beobachtern einem länger zurückreichenden Muster („AI washing"), in dem das jeweils dominante Technologie-Narrativ als rhetorischer Träger für ohnehin geplante Personalanpassungen diene — ein Befund, der die in § 9.1 referierten Mess- und Umgehungsprobleme einer Displacement-basierten Anknüpfung zusätzlich verschärft, ohne die strukturelle Capex/Personal-Asymmetrie aufzulösen. Andererseits steht die Finanzierung der sozialen Sicherungssysteme — insbesondere der paritätisch über Löhne finanzierten Zweige Kranken-, Pflege-, Renten- und Arbeitslosenversicherung — vor strukturellen Herausforderungen durch den demografischen Wandel.</w:t>
       </w:r>
     </w:p>
     <w:p>
@@ -2199,6 +2361,47 @@
           <w:i w:val="0"/>
           <w:sz w:val="19"/>
         </w:rPr>
+        <w:t>EU AI Act Omnibus — politische Einigung 7. Mai 2026:</w:t>
+      </w:r>
+      <w:r>
+        <w:rPr>
+          <w:rFonts w:ascii="Arial" w:hAnsi="Arial"/>
+          <w:b w:val="0"/>
+          <w:i w:val="0"/>
+          <w:sz w:val="19"/>
+        </w:rPr>
+        <w:t xml:space="preserve"> Auf den am 28. April 2026 ohne Einigung beendeten zweiten Trilog folgt am 7. Mai 2026 nach Mitteilung des EU-Rates eine vorläufige politische Einigung zwischen Rat und Parlament über die </w:t>
+      </w:r>
+      <w:r>
+        <w:rPr>
+          <w:rFonts w:ascii="Arial" w:hAnsi="Arial"/>
+          <w:b w:val="0"/>
+          <w:i/>
+          <w:sz w:val="19"/>
+        </w:rPr>
+        <w:t>AI-Omnibus-Verordnung</w:t>
+      </w:r>
+      <w:r>
+        <w:rPr>
+          <w:rFonts w:ascii="Arial" w:hAnsi="Arial"/>
+          <w:b w:val="0"/>
+          <w:i w:val="0"/>
+          <w:sz w:val="19"/>
+        </w:rPr>
+        <w:t xml:space="preserve"> — Bestandteil der breiteren Digital-Omnibus-Vereinfachungsagenda. Sie soll die ursprünglichen AI-Act-Konformitäts­fristen vor Inkrafttreten der zentralen Pflichten entzerren und einzelne Schutzlücken schließen. Inhaltlich verschiebt der Kompromiss die Geltung der Hochrisiko-Pflichten (HRAIS) im Konjunktiv: für eigenständige Hochrisiko-Systeme nach Anhang III auf den 2. Dezember 2027, für in Produkten unter EU-Produktsicherheits­regimen integrierte Hochrisiko-Systeme nach Anhang I auf den 2. August 2028, jeweils mit Bestandsschutz für vor diesen Stichtagen platzierte Systeme. Neu eingeführt würden ein ausdrückliches Verbot von „Nudification"-Anwendungen zur Generierung nicht-einvernehmlicher intimer Inhalte und Darstellungen sexualisierten Kindesmissbrauchs ab 2. Dezember 2026 (Bußgeldrahmen bis 35 Mio. EUR oder 7 % des weltweiten Jahresumsatzes) sowie verbindliche Watermarking-Pflichten für KI-generierte Inhalte ab 2. August 2026 mit Grandfathering bis 2. Dezember 2026 (bis 15 Mio. EUR oder 3 % Bußgeldrahmen). Für KMU und kleine Mid-Caps weitet die Einigung die formal AI-Act-eigene Definition auf bis zu 750 Beschäftigte und 150 Mio. EUR Jahresumsatz aus und gewährt vereinfachte technische Dokumentation, verhältnismäßige Qualitäts­management­anforderungen, gedeckelte Bußgelder und vorrangigen Zugang zu Regulatory Sandboxes; industriell unter die Maschinenverordnung fallende Anwendungen werden vom HRAIS-Regime ausgenommen, die Definition des „Sicherheitsbauteils" um reine Performance-Optimierungs­funktionen verengt, und die Aufsichtsrolle des AI Office vis-à-vis der nationalen Behörden weiter geschärft. Die formelle Annahme durch Parlament und Rat sowie die Veröffentlichung im EU-Amtsblatt werden vor dem 2. August 2026 erwartet. Für die hier geführte Steuerdebatte ist die Omnibus-Einigung relevant, weil sie das regulatorische Klassifikationsfundament — und damit den späteren administrativen Anknüpfungspunkt für KI-spezifische Abgaben (Hochrisiko-Klassifizierung, Anbieterpflichten, Sandbox-Daten) — auf einen anderen Zeitstrahl setzt, ohne die fiskalische Stellschraube unmittelbar zu adressieren.</w:t>
+      </w:r>
+    </w:p>
+    <w:p>
+      <w:pPr>
+        <w:jc w:val="both"/>
+      </w:pPr>
+      <w:r>
+        <w:rPr>
+          <w:rFonts w:ascii="Arial" w:hAnsi="Arial"/>
+          <w:b/>
+          <w:i w:val="0"/>
+          <w:sz w:val="19"/>
+        </w:rPr>
         <w:t>Neue nationale Initiative Deutschland — Plattform-Digitalabgabe (2026):</w:t>
       </w:r>
       <w:r>
@@ -3056,6 +3259,101 @@
           <w:sz w:val="19"/>
         </w:rPr>
         <w:t xml:space="preserve"> zur Stützung verdrängter Beschäftigter. Die Position ergänzt die in § 3.3 (de la Feria) und § 3.4 (IW Köln/Hentze) referierten ökonomischen Einwände um eine prominente publizistische Stimme aus der Wirtschaftspresse — und liefert damit für die in Kapitel 10 zu treffende Bewertung das spiegelbildliche Pendant zu den OpenAI-/Sanders-Vorschlägen aus demselben Zeitfenster.</w:t>
+      </w:r>
+    </w:p>
+    <w:p>
+      <w:pPr>
+        <w:jc w:val="both"/>
+      </w:pPr>
+      <w:r>
+        <w:rPr>
+          <w:rFonts w:ascii="Arial" w:hAnsi="Arial"/>
+          <w:b/>
+          <w:i w:val="0"/>
+          <w:sz w:val="19"/>
+        </w:rPr>
+        <w:t>Rhetorische Kehrtwende der KI-Vorstandschefs (Mai 2026):</w:t>
+      </w:r>
+      <w:r>
+        <w:rPr>
+          <w:rFonts w:ascii="Arial" w:hAnsi="Arial"/>
+          <w:b w:val="0"/>
+          <w:i w:val="0"/>
+          <w:sz w:val="19"/>
+        </w:rPr>
+        <w:t xml:space="preserve"> Drei Wochen nach Veröffentlichung der OpenAI-Industriepolitik haben die beiden für die Verdrängungs-These prominentesten KI-Vorstandschefs ihre eigenen Vorhersagen im Konjunktiv zurückgenommen. OpenAI-Chef Sam Altman erklärte am 26. Mai 2026 in einer Sitzung mit Matt Comyn, dem Vorstandsvorsitzenden der </w:t>
+      </w:r>
+      <w:r>
+        <w:rPr>
+          <w:rFonts w:ascii="Arial" w:hAnsi="Arial"/>
+          <w:b w:val="0"/>
+          <w:i/>
+          <w:sz w:val="19"/>
+        </w:rPr>
+        <w:t>Commonwealth Bank of Australia</w:t>
+      </w:r>
+      <w:r>
+        <w:rPr>
+          <w:rFonts w:ascii="Arial" w:hAnsi="Arial"/>
+          <w:b w:val="0"/>
+          <w:i w:val="0"/>
+          <w:sz w:val="19"/>
+        </w:rPr>
+        <w:t xml:space="preserve"> in Sydney, er sei „delighted to be wrong" und habe die Geschwindigkeit, mit der KI Einstiegspositionen im Büro verdrängen würde, „pretty wrong" eingeschätzt; ein eigenes Experiment mit der Delegation von Kommunikation an KI sei er nach kurzer Zeit wieder zurückgenommen, weil er den menschlichen Anteil der Arbeit unterschätzt habe. Parallel hat Anthropic-Chef Dario Amodei seine frühere Schätzung — KI könne bis zur Hälfte aller Einstiegspositionen im White-Collar-Segment ersetzen — Anfang Mai 2026 mit dem Verweis auf das </w:t>
+      </w:r>
+      <w:r>
+        <w:rPr>
+          <w:rFonts w:ascii="Arial" w:hAnsi="Arial"/>
+          <w:b w:val="0"/>
+          <w:i/>
+          <w:sz w:val="19"/>
+        </w:rPr>
+        <w:t>Jevons-Paradox</w:t>
+      </w:r>
+      <w:r>
+        <w:rPr>
+          <w:rFonts w:ascii="Arial" w:hAnsi="Arial"/>
+          <w:b w:val="0"/>
+          <w:i w:val="0"/>
+          <w:sz w:val="19"/>
+        </w:rPr>
+        <w:t xml:space="preserve"> relativiert: Effizienzgewinne führten historisch nicht zu sinkender, sondern zu steigender Nutzungs- und damit Beschäftigungsnachfrage. Die beiden Korrekturen fallen in eine Phase, in der OpenAI und Anthropic nach Berichterstattung von </w:t>
+      </w:r>
+      <w:r>
+        <w:rPr>
+          <w:rFonts w:ascii="Arial" w:hAnsi="Arial"/>
+          <w:b w:val="0"/>
+          <w:i/>
+          <w:sz w:val="19"/>
+        </w:rPr>
+        <w:t>Fortune</w:t>
+      </w:r>
+      <w:r>
+        <w:rPr>
+          <w:rFonts w:ascii="Arial" w:hAnsi="Arial"/>
+          <w:b w:val="0"/>
+          <w:i w:val="0"/>
+          <w:sz w:val="19"/>
+        </w:rPr>
+        <w:t xml:space="preserve"> (26. Mai 2026) und </w:t>
+      </w:r>
+      <w:r>
+        <w:rPr>
+          <w:rFonts w:ascii="Arial" w:hAnsi="Arial"/>
+          <w:b w:val="0"/>
+          <w:i/>
+          <w:sz w:val="19"/>
+        </w:rPr>
+        <w:t>Bloomberg</w:t>
+      </w:r>
+      <w:r>
+        <w:rPr>
+          <w:rFonts w:ascii="Arial" w:hAnsi="Arial"/>
+          <w:b w:val="0"/>
+          <w:i w:val="0"/>
+          <w:sz w:val="19"/>
+        </w:rPr>
+        <w:t xml:space="preserve"> (29. Mai 2026) auf parallele Börsengänge mit Bewertungen im Bereich von je rund einer Billion US-Dollar zusteuerten; in der Berichterstattung wird die zeitliche Nähe ausdrücklich als IPO-Voranforderung an die öffentliche Wahrnehmung markiert. Für die Steuerdebatte ist die Verschiebung doppelt bedeutsam: Sie löst die in § 1.1 dokumentierte empirische Beobachtung (Capex-/Personal-Asymmetrie, fortlaufende KI-attribuierte Stellenstreichungen) zwar nicht auf, entzieht den Befürwortern einer Robotersteuer aber die rhetorische Spitze („auch die KI-Anbieter sagen, ihre Modelle ersetzten Menschen"), die in § 4.5 (Sanders-Report) und im OpenAI-Papier vom April 2026 noch dominant gewesen war. Sie ist deshalb nicht als Sachstands­änderung der Arbeitsmarkt­wirkung KI-basierter Substitution zu lesen, sondern als rhetorische Repositionierung im Vorfeld einer kapitalmarktrelevanten Bewertung — und unterstreicht den in § 4.5 (OpenAI-Strategiepapier) und § 4.5 (Bloomberg-Editorial) bereits angelegten Befund, dass die KI-Steuerdebatte auch von Agenda-Setting-Asymmetrien der Beteiligten getragen wird.</w:t>
       </w:r>
     </w:p>
     <w:p>
@@ -10553,6 +10851,152 @@
       <w:r>
         <w:rPr>
           <w:rFonts w:ascii="Arial" w:hAnsi="Arial"/>
+          <w:b w:val="0"/>
+          <w:i w:val="0"/>
+          <w:sz w:val="19"/>
+        </w:rPr>
+        <w:t xml:space="preserve">Council of the EU / Latham &amp; Watkins / Mishcon de Reya / White &amp; Case / Lewis Silkin / Inside Privacy. (7. Mai 2026). </w:t>
+      </w:r>
+      <w:r>
+        <w:rPr>
+          <w:rFonts w:ascii="Arial" w:hAnsi="Arial"/>
+          <w:b w:val="0"/>
+          <w:i/>
+          <w:sz w:val="19"/>
+        </w:rPr>
+        <w:t>Artificial Intelligence: Council and Parliament agree to simplify and streamline rules / AI Act Update: EU Resolves to Change Rules and Extend Deadlines / EU AI Act simplified? Unpacking the AI Omnibus Agreement of May 2026 / EU agrees Digital Omnibus deal to simplify AI rules / The Council and Parliament agree to slim down and delay parts of the EU AI Act / EU AI Act Update: Timeline Relief, Targeted Simplification, and New Prohibitions.</w:t>
+      </w:r>
+      <w:r>
+        <w:rPr>
+          <w:rFonts w:ascii="Arial" w:hAnsi="Arial"/>
+          <w:b w:val="0"/>
+          <w:i w:val="0"/>
+          <w:sz w:val="19"/>
+        </w:rPr>
+        <w:t xml:space="preserve"> Politische Einigung zur AI-Omnibus-Verordnung: Anhang-III-HRAIS-Frist auf 2. Dezember 2027, Anhang-I-HRAIS-Frist auf 2. August 2028; neues Verbot von „Nudification"-Apps und CSAM-Generatoren ab 2. Dezember 2026 (Bußgeldrahmen bis 35 Mio. EUR / 7 % Jahresumsatz); Watermarking-Pflichten ab 2. August 2026 mit Grandfathering bis 2. Dezember 2026 (bis 15 Mio. EUR / 3 %); erweiterte SME-/SMC-Definition (bis 750 Beschäftigte / 150 Mio. EUR), vereinfachte Dokumentation, Sandbox-Priorisierung; Ausnahme für Maschinenverordnungs-Anwendungen; AI-Office-Aufsichtsrolle geschärft. Formelle Annahme bis 2. August 2026 erwartet. https://www.consilium.europa.eu/en/press/press-releases/2026/05/07/artificial-intelligence-council-and-parliament-agree-to-simplify-and-streamline-rules/ | https://www.lw.com/en/insights/ai-act-update-eu-resolves-to-change-rules-and-extend-deadlines | https://www.mishcon.com/news/eu-ai-act-simplified-unpacking-the-ai-omnibus-agreement-of-may-2026 | https://www.whitecase.com/insight-alert/eu-agrees-digital-omnibus-deal-simplify-ai-rules | https://www.lewissilkin.com/insights/2026/05/07/the-council-and-parliament-agree-to-slim-down-and-delay-parts-of-the-eu-ai-act-102ms0v | https://www.insideprivacy.com/artificial-intelligence/eu-ai-act-update-timeline-relief-targeted-simplification-and-new-prohibitions/</w:t>
+      </w:r>
+    </w:p>
+    <w:p>
+      <w:pPr>
+        <w:jc w:val="both"/>
+      </w:pPr>
+      <w:r>
+        <w:rPr>
+          <w:rFonts w:ascii="Arial" w:hAnsi="Arial"/>
+          <w:b w:val="0"/>
+          <w:i w:val="0"/>
+          <w:sz w:val="19"/>
+        </w:rPr>
+        <w:t xml:space="preserve">Time / Fortune / Yahoo Finance / BusinessToday / Breitbart. (26./27. Mai 2026). </w:t>
+      </w:r>
+      <w:r>
+        <w:rPr>
+          <w:rFonts w:ascii="Arial" w:hAnsi="Arial"/>
+          <w:b w:val="0"/>
+          <w:i/>
+          <w:sz w:val="19"/>
+        </w:rPr>
+        <w:t>Sam Altman Says AI „Jobs Apocalypse" Probably Won't Happen / Sam Altman and Dario Amodei are both walking back their AI jobs apocalypse prophecies as they eye blockbuster IPOs / Sam Altman says the AI jobs apocalypse is not happening after all: „Delighted to be wrong" / AI will not replace „human part" of employment says OpenAI CEO Sam Altman / OpenAI's Sam Altman and Anthropic's Dario Amodei Reverse Predictions on AI Job Displacement as IPOs Loom.</w:t>
+      </w:r>
+      <w:r>
+        <w:rPr>
+          <w:rFonts w:ascii="Arial" w:hAnsi="Arial"/>
+          <w:b w:val="0"/>
+          <w:i w:val="0"/>
+          <w:sz w:val="19"/>
+        </w:rPr>
+        <w:t xml:space="preserve"> Rhetorische Kehrtwende beider KI-Vorstandschefs: Altman vor </w:t>
+      </w:r>
+      <w:r>
+        <w:rPr>
+          <w:rFonts w:ascii="Arial" w:hAnsi="Arial"/>
+          <w:b w:val="0"/>
+          <w:i/>
+          <w:sz w:val="19"/>
+        </w:rPr>
+        <w:t>Commonwealth Bank of Australia</w:t>
+      </w:r>
+      <w:r>
+        <w:rPr>
+          <w:rFonts w:ascii="Arial" w:hAnsi="Arial"/>
+          <w:b w:val="0"/>
+          <w:i w:val="0"/>
+          <w:sz w:val="19"/>
+        </w:rPr>
+        <w:t xml:space="preserve"> (Sydney, 26. Mai 2026) mit „delighted to be wrong"-Selbstkorrektur an der Einstiegs-Verdrängungs-These; Amodei mit Verweis auf Jevons-Paradox (Effizienzsteigerung → höhere Nachfrage); Berichterstattung markiert zeitliche Nähe zu Bewertungen im Bereich je rund 1 Billion US-Dollar für die geplanten OpenAI-/Anthropic-IPOs. https://time.com/article/2026/05/26/sam-altman-ai-job-losses-openAI-/ | https://fortune.com/2026/05/26/sam-altman-dario-amodei-walking-back-ai-jobs-apocalypse-prophecies-ipo/ | https://finance.yahoo.com/sectors/technology/articles/sam-altman-says-ai-jobs-070000453.html | https://www.businesstoday.in/technology/artificial-intelligence/story/ai-will-not-replace-human-part-of-employment-says-openai-ceo-sam-altman-533378-2026-05-26 | https://www.breitbart.com/tech/2026/05/27/openais-sam-altman-and-anthropics-dario-amodei-reverse-predictions-on-ai-job-displacement-as-ipos-loom/</w:t>
+      </w:r>
+    </w:p>
+    <w:p>
+      <w:pPr>
+        <w:jc w:val="both"/>
+      </w:pPr>
+      <w:r>
+        <w:rPr>
+          <w:rFonts w:ascii="Arial" w:hAnsi="Arial"/>
+          <w:b w:val="0"/>
+          <w:i w:val="0"/>
+          <w:sz w:val="19"/>
+        </w:rPr>
+        <w:t xml:space="preserve">BusinessToday / TechSpot / TechTimes / Yahoo Finance / Fortune. (28.–31. Mai 2026 / 2. Juni 2026). </w:t>
+      </w:r>
+      <w:r>
+        <w:rPr>
+          <w:rFonts w:ascii="Arial" w:hAnsi="Arial"/>
+          <w:b w:val="0"/>
+          <w:i/>
+          <w:sz w:val="19"/>
+        </w:rPr>
+        <w:t>May Mayhem 2026: Nearly 30,000 tech jobs were wiped out / Tech layoffs have already passed 100,000 in 2026 as the industry cuts jobs to fund AI / Tech Layoffs Reach 142,000 in 2026: Profitable Companies Cut Jobs to Fund $700B AI Infrastructure / 2026 Tech Layoffs Near 150,000 as Companies Pour Money Into AI / CEOs blame AI for layoffs, but an MIT professor says it fits a long-running pattern to find a cover story.</w:t>
+      </w:r>
+      <w:r>
+        <w:rPr>
+          <w:rFonts w:ascii="Arial" w:hAnsi="Arial"/>
+          <w:b w:val="0"/>
+          <w:i w:val="0"/>
+          <w:sz w:val="19"/>
+        </w:rPr>
+        <w:t xml:space="preserve"> Aggregat-Berichterstattung zu Mai-2026-Tech-Streichungen (rund 28.000–30.000 in einem Monat) und kumulierten YTD-Tracker-Ständen 142.000–150.000 (TrueUp 148.173 Personen aus 355 Meldungen zum 2. Juni 2026, rund 962 pro Tag; +33 % gegenüber Vorjahresstand); Hochrechnung auf ca. 370.000 Tech-Streichungen im Gesamtjahr 2026; Großmeldungen Mai 2026 u. a. Meta 8.000 (Notifizierung ab 20. Mai), Wix rund 1.000 (20 %, 25. Mai), Cisco rund 4.000, Intuit 3.000 (17 %), LinkedIn 875; Fortune-Analyse vom 31. Mai 2026 stellt mit dem MIT-zitierten Argument („AI washing") die KI-Begründung als länger zurückreichendes Cover-Narrativ in Frage. https://www.businesstoday.in/technology/news/story/may-mayhem-2026-nearly-30000-tech-jobs-were-wiped-out-533404-2026-05-28 | https://www.techspot.com/news/112493-tech-layoffs-pass-100000-2026-tracker-points-ai.html | https://www.techtimes.com/articles/317392/20260529/tech-layoffs-reach-142000-2026-profitable-companies-cut-jobs-fund-700b-ai-infrastructure.htm | https://finance.yahoo.com/sectors/technology/articles/2026-tech-layoffs-near-150-110000224.html | https://fortune.com/2026/05/31/tech-companies-ai-washing-layoffs-wix-block-snap-atlassian-disposable-workers/</w:t>
+      </w:r>
+    </w:p>
+    <w:p>
+      <w:pPr>
+        <w:jc w:val="both"/>
+      </w:pPr>
+      <w:r>
+        <w:rPr>
+          <w:rFonts w:ascii="Arial" w:hAnsi="Arial"/>
+          <w:b w:val="0"/>
+          <w:i w:val="0"/>
+          <w:sz w:val="19"/>
+        </w:rPr>
+        <w:t xml:space="preserve">Yale Budget Lab / Fortune. (6. Mai 2026 / April–Mai 2026). </w:t>
+      </w:r>
+      <w:r>
+        <w:rPr>
+          <w:rFonts w:ascii="Arial" w:hAnsi="Arial"/>
+          <w:b w:val="0"/>
+          <w:i/>
+          <w:sz w:val="19"/>
+        </w:rPr>
+        <w:t>AI Is Probably Not (Yet) the Reason for Labor Market Weakening / Tracking the Impact of AI on the Labor Market / AI could solve America's $39 trillion debt crisis—but only if Washington abandons displaced workers, Yale Budget Lab warns.</w:t>
+      </w:r>
+      <w:r>
+        <w:rPr>
+          <w:rFonts w:ascii="Arial" w:hAnsi="Arial"/>
+          <w:b w:val="0"/>
+          <w:i w:val="0"/>
+          <w:sz w:val="19"/>
+        </w:rPr>
+        <w:t xml:space="preserve"> CPS-basierte Befunde bis März 2026 ohne nachweisbaren KI-spezifischen Disruptions­effekt auf Beschäftigung in hoch exponierten Berufen; fiskalische Modellrechnung zu rund 2,5 % p. a. Produktivitätsgewinn als Hebel auf den US-Schuldenpfad — gebunden an die Bedingung, dass parallele Übergangshilfen für Verdrängte fiskalisch eingeplant werden. https://budgetlab.yale.edu/research/ai-probably-not-yet-reason-labor-market-weakening | https://budgetlab.yale.edu/research/tracking-impact-ai-labor-market | https://fortune.com/2026/05/06/39-trillion-national-debt-fix-ai-productivity-yale-budget-lab/</w:t>
+      </w:r>
+    </w:p>
+    <w:p>
+      <w:pPr>
+        <w:jc w:val="both"/>
+      </w:pPr>
+      <w:r>
+        <w:rPr>
+          <w:rFonts w:ascii="Arial" w:hAnsi="Arial"/>
           <w:b/>
           <w:i w:val="0"/>
           <w:sz w:val="19"/>
@@ -10566,7 +11010,7 @@
           <w:i w:val="0"/>
           <w:sz w:val="19"/>
         </w:rPr>
-        <w:t xml:space="preserve"> Dieses Arbeitspapier gibt den Stand Anfang Mai 2026 (Schnitt am 8. Mai 2026 — Lauf 001 vom 8. Mai 2026) wieder. Die Debatte entwickelt sich dynamisch, insbesondere im Zuge der OpenAI-Strategiepapiere und der Eröffnung des OpenAI Workshop in Washington, D.C. im Mai 2026, des Erstdurchgangs des GKV-Beitragssatzstabilisierungsgesetzes in der 1065. Bundesratssitzung am 8. Mai 2026 mit 79 Tagesordnungspunkten (Kabinettsbeschluss 29. April 2026, parlamentarische Behandlung vor der Sommerpause 2026 angekündigt), der laufenden Trilog-Verhandlungen zum Digital Omnibus on AI (zweite Runde 28. April 2026 ohne Einigung; nächste Runde 13. Mai 2026 — Knackpunkt ist nicht die Verschiebung der Hochrisiko-Pflichten, sondern die Konformitätsbewertungs-Architektur für Anhang I; die zypriotische Ratspräsidentschaft strebt einen Abschluss vor Ablauf ihrer Amtszeit am 30. Juni 2026 an, andernfalls übernimmt die irische Präsidentschaft), der am 5. Mai 2026 erfolgten Arraignment-Verhandlung im Altman-Verfahren mit „nicht schuldig"-Plädoyer und angeordneter psychiatrischer Begutachtung, des am 7. Mai 2026 versandten individuellen Microsoft-Buyout-Angebots (Annahmefrist 8. Juni 2026, VRSAR-Unterzeichnung 9.–22. Juni 2026, bis zu fünfjährige Krankenversicherungs-Verlängerung), des am 1. Mai 2026 vom Connecticut-Repräsentantenhaus mit 131 zu 17 Stimmen verabschiedeten </w:t>
+        <w:t xml:space="preserve"> Dieses Arbeitspapier gibt den Stand Anfang Juni 2026 (Schnitt am 3. Juni 2026 — Lauf 002 vom 3. Juni 2026) wieder. Die Debatte entwickelt sich dynamisch, insbesondere im Zuge der OpenAI-Strategiepapiere und der Eröffnung des OpenAI Workshop in Washington, D.C. im Mai 2026, des Erstdurchgangs des GKV-Beitragssatzstabilisierungsgesetzes in der 1065. Bundesratssitzung am 8. Mai 2026 mit 79 Tagesordnungspunkten (Kabinettsbeschluss 29. April 2026, parlamentarische Behandlung vor der Sommerpause 2026 angekündigt), der laufenden Trilog-Verhandlungen zum Digital Omnibus on AI (zweite Runde 28. April 2026 ohne Einigung; nächste Runde 13. Mai 2026 — Knackpunkt ist nicht die Verschiebung der Hochrisiko-Pflichten, sondern die Konformitätsbewertungs-Architektur für Anhang I; die zypriotische Ratspräsidentschaft strebt einen Abschluss vor Ablauf ihrer Amtszeit am 30. Juni 2026 an, andernfalls übernimmt die irische Präsidentschaft), der am 5. Mai 2026 erfolgten Arraignment-Verhandlung im Altman-Verfahren mit „nicht schuldig"-Plädoyer und angeordneter psychiatrischer Begutachtung, des am 7. Mai 2026 versandten individuellen Microsoft-Buyout-Angebots (Annahmefrist 8. Juni 2026, VRSAR-Unterzeichnung 9.–22. Juni 2026, bis zu fünfjährige Krankenversicherungs-Verlängerung), des am 1. Mai 2026 vom Connecticut-Repräsentantenhaus mit 131 zu 17 Stimmen verabschiedeten </w:t>
       </w:r>
       <w:r>
         <w:rPr>
@@ -10782,7 +11226,61 @@
           <w:i w:val="0"/>
           <w:sz w:val="19"/>
         </w:rPr>
-        <w:t xml:space="preserve"> gegen eine KI-Steuer (syndiziert in Advisor Perspectives, RealClearPolitics, West Hawaii Today und Las Vegas Sun zwischen dem 2. und 6. Mai 2026), das Innovationsbremse, Wettbewerbsnachteil und Unmöglichkeit der Abgrenzung Verdrängung/Augmentation als Hauptargumente gegen die Sanders/OpenAI-Linie führt und stattdessen Lockerung berufsrechtlicher Lizenzschranken, Reform der Arbeitslosenversicherung, Umschulungs-Steueranreize sowie eine Ausweitung der Earned Income Tax Credit empfiehlt. Eine regelmäßige Aktualisierung ist vorgesehen.</w:t>
+        <w:t xml:space="preserve"> gegen eine KI-Steuer (syndiziert in Advisor Perspectives, RealClearPolitics, West Hawaii Today und Las Vegas Sun zwischen dem 2. und 6. Mai 2026), das Innovationsbremse, Wettbewerbsnachteil und Unmöglichkeit der Abgrenzung Verdrängung/Augmentation als Hauptargumente gegen die Sanders/OpenAI-Linie führt und stattdessen Lockerung berufsrechtlicher Lizenzschranken, Reform der Arbeitslosenversicherung, Umschulungs-Steueranreize sowie eine Ausweitung der Earned Income Tax Credit empfiehlt, der am 7. Mai 2026 vom EU-Rat und EU-Parlament politisch vereinbarten </w:t>
+      </w:r>
+      <w:r>
+        <w:rPr>
+          <w:rFonts w:ascii="Arial" w:hAnsi="Arial"/>
+          <w:b w:val="0"/>
+          <w:i/>
+          <w:sz w:val="19"/>
+        </w:rPr>
+        <w:t>AI-Omnibus-Verordnung</w:t>
+      </w:r>
+      <w:r>
+        <w:rPr>
+          <w:rFonts w:ascii="Arial" w:hAnsi="Arial"/>
+          <w:b w:val="0"/>
+          <w:i w:val="0"/>
+          <w:sz w:val="19"/>
+        </w:rPr>
+        <w:t xml:space="preserve"> (Anhang-III-HRAIS-Frist auf 2. Dezember 2027, Anhang-I-HRAIS-Frist auf 2. August 2028, neues „Nudification"- und CSAM-Verbot ab 2. Dezember 2026 mit Bußgeldrahmen bis 35 Mio. EUR / 7 %, Watermarking ab 2. August 2026 mit Grandfathering bis 2. Dezember 2026, erweiterte SME-/SMC-Definition bis 750 Beschäftigte / 150 Mio. EUR; formelle Annahme bis 2. August 2026 erwartet), der am 26./27. Mai 2026 vor der Commonwealth Bank of Australia bzw. parallel von Dario Amodei vorgelegten rhetorischen Kehrtwende beider KI-Vorstandschefs („delighted to be wrong"; Jevons-Paradox-Argument) im zeitlichen Vorfeld der für 2026 erwarteten OpenAI-/Anthropic-IPOs mit Bewertungen im Bereich je rund 1 Billion US-Dollar, der „May Mayhem"-Aggregat-Berichterstattung (BusinessToday 28. Mai 2026: rund 28.000–30.000 Tech-Stellenstreichungen im Mai 2026; Großmeldungen u. a. Meta 8.000 ab 20. Mai, Wix rund 1.000 / 20 % am 25. Mai, Cisco rund 4.000, Intuit 3.000 / 17 %, LinkedIn 875, Salesforce rund 4.000 mit KI-Agenten-Begründung), der nachfolgenden Tracker-Aktualisierungen mit kumulierten YTD-Ständen von 142.000–150.000 (TechSpot, TechTimes 29. Mai, Yahoo Finance) bzw. TrueUp 148.173 aus 355 Meldungen zum 2. Juni 2026 (rund 962 pro Tag; +33 % gegenüber Vorjahresvergleich; Hochrechnung auf rund 370.000 Tech-Streichungen 2026) sowie der </w:t>
+      </w:r>
+      <w:r>
+        <w:rPr>
+          <w:rFonts w:ascii="Arial" w:hAnsi="Arial"/>
+          <w:b w:val="0"/>
+          <w:i/>
+          <w:sz w:val="19"/>
+        </w:rPr>
+        <w:t>Fortune</w:t>
+      </w:r>
+      <w:r>
+        <w:rPr>
+          <w:rFonts w:ascii="Arial" w:hAnsi="Arial"/>
+          <w:b w:val="0"/>
+          <w:i w:val="0"/>
+          <w:sz w:val="19"/>
+        </w:rPr>
+        <w:t xml:space="preserve">-Analyse vom 31. Mai 2026, die mit dem MIT-zitierten </w:t>
+      </w:r>
+      <w:r>
+        <w:rPr>
+          <w:rFonts w:ascii="Arial" w:hAnsi="Arial"/>
+          <w:b w:val="0"/>
+          <w:i/>
+          <w:sz w:val="19"/>
+        </w:rPr>
+        <w:t>„AI washing"</w:t>
+      </w:r>
+      <w:r>
+        <w:rPr>
+          <w:rFonts w:ascii="Arial" w:hAnsi="Arial"/>
+          <w:b w:val="0"/>
+          <w:i w:val="0"/>
+          <w:sz w:val="19"/>
+        </w:rPr>
+        <w:t>-Argument die KI-Begründung in Layoff-Mitteilungen als länger zurückreichendes Cover-Narrativ einordnet und die in § 9.1 diskutierten Mess-/Kausalitätsprobleme weiter verschärft. Eine regelmäßige Aktualisierung ist vorgesehen.</w:t>
       </w:r>
     </w:p>
     <w:p>
@@ -10862,7 +11360,7 @@
         <w:color w:val="999999"/>
         <w:sz w:val="15"/>
       </w:rPr>
-      <w:t>Version 22.0 — Mai 2026 — CC BY 4.0</w:t>
+      <w:t>Version 23.0 — Mai 2026 — CC BY 4.0</w:t>
       <w:tab/>
       <w:t xml:space="preserve">Seite </w:t>
     </w:r>

--- a/KI-Ökonomie.docx
+++ b/KI-Ökonomie.docx
@@ -112,7 +112,7 @@
           <w:color w:val="666666"/>
           <w:sz w:val="18"/>
         </w:rPr>
-        <w:t>Version 22.0</w:t>
+        <w:t>Version 23.0</w:t>
       </w:r>
     </w:p>
     <w:p>
@@ -472,7 +472,97 @@
           <w:i w:val="0"/>
           <w:sz w:val="19"/>
         </w:rPr>
-        <w:t xml:space="preserve"> am 1. Mai 2026 vorgelegt: Die Tech-Streichungen bei Amazon, Meta und Microsoft seien nicht ausschließlich KI-getrieben, sondern speisten sich auch aus Austerity-Logiken (Kompensation der hohen KI-Investitionsausgaben), aus Korrekturen der pandemiebedingten Überbeschäftigung und aus Routine-Restrukturierungen; eine monokausale Zuschreibung verzerre damit die fiskalpolitischen Schlussfolgerungen. Für die Steuerdebatte ist diese Differenzierung relevant, weil sie die Anknüpfung von Steuern an „nachgewiesene KI-Verdrängung" (vgl. Typ 5 nach § 2.1, § 9.1) zusätzlich erschwert: Die Kausalattribution zwischen Stellenabbau, KI-Einführung und ausgabenseitiger Konsolidierung ist auch im sichtbarsten Marktsegment empirisch nicht trennscharf. Andererseits steht die Finanzierung der sozialen Sicherungssysteme — insbesondere der paritätisch über Löhne finanzierten Zweige Kranken-, Pflege-, Renten- und Arbeitslosenversicherung — vor strukturellen Herausforderungen durch den demografischen Wandel.</w:t>
+        <w:t xml:space="preserve"> am 1. Mai 2026 vorgelegt: Die Tech-Streichungen bei Amazon, Meta und Microsoft seien nicht ausschließlich KI-getrieben, sondern speisten sich auch aus Austerity-Logiken (Kompensation der hohen KI-Investitionsausgaben), aus Korrekturen der pandemiebedingten Überbeschäftigung und aus Routine-Restrukturierungen; eine monokausale Zuschreibung verzerre damit die fiskalpolitischen Schlussfolgerungen. Für die Steuerdebatte ist diese Differenzierung relevant, weil sie die Anknüpfung von Steuern an „nachgewiesene KI-Verdrängung" (vgl. Typ 5 nach § 2.1, § 9.1) zusätzlich erschwert: Die Kausalattribution zwischen Stellenabbau, KI-Einführung und ausgabenseitiger Konsolidierung ist auch im sichtbarsten Marktsegment empirisch nicht trennscharf. Bis Anfang Juni 2026 setzen sich diese Linien sichtbar fort: TrueUp meldet zum 1. Juni 2026 einen kumulierten Stand von 148.092 Tech-Stellenstreichungen aus 354 Layoff-Meldungen seit Jahresbeginn (durchschnittlich rund 981 Personen pro Tag, etwa 46 % über dem Niveau des Jahres 2025); Tech-Times-/Yahoo-Finance-Auswertungen zur gleichen Zeit beziffern die Gesamtsumme der ersten fünf Monate auf rund 142.000 Tech-Stellen und konstatieren ein Jahres-Lauftempo, das auf einen Gesamtwert nahe 370.000 zusteuere — vergleichbar mit dem Nach-Pandemie-Spitzenwert von rund 430.000 (2023). Am 20. Mai 2026 hat </w:t>
+      </w:r>
+      <w:r>
+        <w:rPr>
+          <w:rFonts w:ascii="Arial" w:hAnsi="Arial"/>
+          <w:b w:val="0"/>
+          <w:i/>
+          <w:sz w:val="19"/>
+        </w:rPr>
+        <w:t>Meta</w:t>
+      </w:r>
+      <w:r>
+        <w:rPr>
+          <w:rFonts w:ascii="Arial" w:hAnsi="Arial"/>
+          <w:b w:val="0"/>
+          <w:i w:val="0"/>
+          <w:sz w:val="19"/>
+        </w:rPr>
+        <w:t xml:space="preserve"> die zuvor angekündigte Personalreduktion umgesetzt: Internes HR-Memo, rund 8.000 Streichungen entsprechend rund 10 % der Belegschaft sowie Streichung weiterer rund 6.000 unbesetzter Stellen (effektive Bestandsreduktion rund 14.000), parallel zur Anhebung der 2026er-AI-Capex-Guidance auf 125–145 Mrd. USD und einer Re-Organisation in AI-fokussierte „Pods". </w:t>
+      </w:r>
+      <w:r>
+        <w:rPr>
+          <w:rFonts w:ascii="Arial" w:hAnsi="Arial"/>
+          <w:b w:val="0"/>
+          <w:i/>
+          <w:sz w:val="19"/>
+        </w:rPr>
+        <w:t>Oracle</w:t>
+      </w:r>
+      <w:r>
+        <w:rPr>
+          <w:rFonts w:ascii="Arial" w:hAnsi="Arial"/>
+          <w:b w:val="0"/>
+          <w:i w:val="0"/>
+          <w:sz w:val="19"/>
+        </w:rPr>
+        <w:t xml:space="preserve"> hat seine im März 2026 angekündigte konzernweite Reduktion von schätzungsweise 20.000–30.000 Stellen — die größte Personalanpassung der Konzerngeschichte und der bislang umfangreichste KI-getriebene Einzelfall des Jahres — bis 1. bzw. 15. Juni 2026 in die letzte Phase überführt, mit der Wahl zwischen Unterzeichnung des Release-Schreibens und Verlust der Abfindung (vier Wochen Grundvergütung plus eine Woche je Dienstjahr, gekappt bei 26 Wochen; keine Beschleunigung unverfallbarer Stock-Tranchen); inhaltlich kombiniert Oracle Personalabbau mit einem AI-Infrastruktur-Programm von rund 156 Mrd. USD und einem überproportionalen Anteil der Streichungen in der aus der Cerner-Akquisition hervorgegangenen Division Oracle Health (geschätzt 8.000–10.000 Stellen). Die </w:t>
+      </w:r>
+      <w:r>
+        <w:rPr>
+          <w:rFonts w:ascii="Arial" w:hAnsi="Arial"/>
+          <w:b w:val="0"/>
+          <w:i/>
+          <w:sz w:val="19"/>
+        </w:rPr>
+        <w:t>Microsoft</w:t>
+      </w:r>
+      <w:r>
+        <w:rPr>
+          <w:rFonts w:ascii="Arial" w:hAnsi="Arial"/>
+          <w:b w:val="0"/>
+          <w:i w:val="0"/>
+          <w:sz w:val="19"/>
+        </w:rPr>
+        <w:t xml:space="preserve">-VRSAR-Annahmefrist endete am 8. Juni 2026 (23:59 PT); belastbare Übernahmequoten liegen Stand 4. Juni 2026 nicht öffentlich vor. Für die in § 4.5 referierte Sub-Cluster-Linie ist zugleich erstmals eine US-bundesstaatliche Disclosure-Pflicht in Kraftgeltung greifbar: Gouverneur Ned Lamont hat </w:t>
+      </w:r>
+      <w:r>
+        <w:rPr>
+          <w:rFonts w:ascii="Arial" w:hAnsi="Arial"/>
+          <w:b w:val="0"/>
+          <w:i/>
+          <w:sz w:val="19"/>
+        </w:rPr>
+        <w:t>SB 5</w:t>
+      </w:r>
+      <w:r>
+        <w:rPr>
+          <w:rFonts w:ascii="Arial" w:hAnsi="Arial"/>
+          <w:b w:val="0"/>
+          <w:i w:val="0"/>
+          <w:sz w:val="19"/>
+        </w:rPr>
+        <w:t xml:space="preserve"> am 29. Mai 2026 unterzeichnet — das Connecticut-Gesetz tritt in seinen wesentlichen arbeitsrechtlichen Teilen (Automated-Employment-Decision-Rahmen, „AI is not a defense", Frontier-Modell-Whistleblower-Schutz, WARN-AI/Technology-Change-Disclosure) am 1. Oktober 2026 in Kraft und liefert ab diesem Datum erstmals eine standardisierte administrative Aggregatquelle für KI-bezogene Stellenabbau-Statistiken auf US-bundesstaatlicher Ebene. Spiegelbildlich zeigt das IAB für Deutschland mit dem </w:t>
+      </w:r>
+      <w:r>
+        <w:rPr>
+          <w:rFonts w:ascii="Arial" w:hAnsi="Arial"/>
+          <w:b w:val="0"/>
+          <w:i/>
+          <w:sz w:val="19"/>
+        </w:rPr>
+        <w:t>Arbeitsmarktbarometer</w:t>
+      </w:r>
+      <w:r>
+        <w:rPr>
+          <w:rFonts w:ascii="Arial" w:hAnsi="Arial"/>
+          <w:b w:val="0"/>
+          <w:i w:val="0"/>
+          <w:sz w:val="19"/>
+        </w:rPr>
+        <w:t xml:space="preserve"> für Mai 2026 (99,6 Punkte, +0,1 Punkte) erstmals seit einem halben Jahr wieder einen — wenngleich knappen — Anstieg, bleibt aber unter der Neutralgrenze von 100; die Beschäftigungskomponente stagniert bei 100,1 Punkten (schwächster Ausblick außerhalb der Pandemie); das europäische Arbeitsmarktbarometer liegt mit 100,1 Punkten knapp im positiven Bereich. Andererseits steht die Finanzierung der sozialen Sicherungssysteme — insbesondere der paritätisch über Löhne finanzierten Zweige Kranken-, Pflege-, Renten- und Arbeitslosenversicherung — vor strukturellen Herausforderungen durch den demografischen Wandel.</w:t>
       </w:r>
     </w:p>
     <w:p>
@@ -2128,7 +2218,25 @@
           <w:i w:val="0"/>
           <w:sz w:val="19"/>
         </w:rPr>
-        <w:t xml:space="preserve"> Eine rein nationale Lösung kann mit der Warenverkehrsfreiheit, der Dienstleistungsfreiheit und der Niederlassungsfreiheit in Konflikt geraten. Eine Regelung, die nur inländische Roboterbetreiber trifft, während grenzüberschreitende KI-Dienstleistungen unbesteuert bleiben, wäre diskriminierungsrechtlich problematisch und praktisch kaum durchsetzbar. Der EU AI Act (Verordnung 2024/1689) schafft ab dem 2. August 2026 einen unionsweit einheitlichen Regulierungsrahmen für KI-Systeme (Hochrisiko-Systeme gemäß Anhang III, Transparenzpflichten nach Art. 50, Durchsetzungsregime); dies legt einen einheitlichen Definitionsrahmen, der steuerpolitische Anknüpfungen an KI-Systemklassen mittelfristig erleichtern kann, ohne selbst steuerrechtliche Wirkung zu entfalten. Die Europäische Kommission hat am 19. November 2025 mit dem „Digital Omnibus on AI" einen Vereinfachungsvorschlag vorgelegt, den das Europäische Parlament am 16. März 2026 im Ausschuss und am 23. März 2026 im Plenum unterstützt hat. Er sieht eine Verschiebung der Hochrisiko-Pflichten vor — je nach Systemtyp bis maximal zum 2. Dezember 2027 bzw. 2. August 2028 — und koppelt ihre Anwendbarkeit an die Verfügbarkeit harmonisierter Normen; zudem wird die Kennzeichnungspflicht für KI-generierte Inhalte (Art. 50) bis zum 2. November 2026 verlängert. Die Kommissionsdurchsetzungsbefugnisse gegenüber Anbietern von Allzweck-KI-Modellen (GPAI) treten wie vorgesehen am 2. August 2026 in Kraft. Parlament und Rat haben die Trilogverhandlungen aufgenommen; der zweite Trilogtermin am 28. April 2026 endete nach Berichterstattung von IAPP und A&amp;O Shearman ohne Einigung — Streitpunkt war primär das Verhältnis zwischen AI Act und sektorspezifischen EU-Regelungen für eingebettete KI-Systeme (Anhang I) sowie die Rechtsgrundlage für die Verarbeitung personenbezogener Daten zur Bias-Erkennung. Beide Institutionen konvergieren auf Stichtage 2. Dezember 2027 (Anhang III) und 2. August 2028 (Anhang I) für die Hochrisiko-Pflichten. Die nächste Trilogrunde ist auf den 13. Mai 2026 terminiert; Ziel bleibt eine förmliche Verabschiedung vor dem ursprünglichen Stichtag am 2. August 2026. Die zypriotische Ratspräsidentschaft hat sich vorgenommen, das Dossier vor Ablauf ihrer Amtszeit am 30. Juni 2026 abzuschließen; gelingt das nicht, übernimmt zur zweiten Jahreshälfte 2026 die irische Präsidentschaft. Scheitert die Einigung bis zum 2. August 2026, würden die Hochrisiko-Pflichten in ihrer ursprünglich vorgesehenen Fassung anwendbar. Für die Steuerdebatte folgt daraus, dass der zeitliche Vorlauf für KI-Definitionen aus dem AI Act enger als ursprünglich gedacht ist — eine mittelfristige Anknüpfung steuerlicher Tatbestände an AI-Act-Kategorien bleibt möglich, setzt aber voraus, dass die Normenlandschaft nach 2027 verlässlich vorliegt.</w:t>
+        <w:t xml:space="preserve"> Eine rein nationale Lösung kann mit der Warenverkehrsfreiheit, der Dienstleistungsfreiheit und der Niederlassungsfreiheit in Konflikt geraten. Eine Regelung, die nur inländische Roboterbetreiber trifft, während grenzüberschreitende KI-Dienstleistungen unbesteuert bleiben, wäre diskriminierungsrechtlich problematisch und praktisch kaum durchsetzbar. Der EU AI Act (Verordnung 2024/1689) schafft ab dem 2. August 2026 einen unionsweit einheitlichen Regulierungsrahmen für KI-Systeme (Hochrisiko-Systeme gemäß Anhang III, Transparenzpflichten nach Art. 50, Durchsetzungsregime); dies legt einen einheitlichen Definitionsrahmen, der steuerpolitische Anknüpfungen an KI-Systemklassen mittelfristig erleichtern kann, ohne selbst steuerrechtliche Wirkung zu entfalten. Die Europäische Kommission hat am 19. November 2025 mit dem „Digital Omnibus on AI" einen Vereinfachungsvorschlag vorgelegt, den das Europäische Parlament am 16. März 2026 im Ausschuss und am 23. März 2026 im Plenum unterstützt hat. Er sieht eine Verschiebung der Hochrisiko-Pflichten vor — je nach Systemtyp bis maximal zum 2. Dezember 2027 bzw. 2. August 2028 — und koppelt ihre Anwendbarkeit an die Verfügbarkeit harmonisierter Normen; zudem wird die Kennzeichnungspflicht für KI-generierte Inhalte (Art. 50) bis zum 2. November 2026 verlängert. Die Kommissionsdurchsetzungsbefugnisse gegenüber Anbietern von Allzweck-KI-Modellen (GPAI) treten wie vorgesehen am 2. August 2026 in Kraft. Parlament und Rat haben die Trilogverhandlungen aufgenommen; der zweite Trilogtermin am 28. April 2026 endete nach Berichterstattung von IAPP und A&amp;O Shearman ohne Einigung — Streitpunkt war primär das Verhältnis zwischen AI Act und sektorspezifischen EU-Regelungen für eingebettete KI-Systeme (Anhang I) sowie die Rechtsgrundlage für die Verarbeitung personenbezogener Daten zur Bias-Erkennung. Beide Institutionen konvergieren auf Stichtage 2. Dezember 2027 (Anhang III) und 2. August 2028 (Anhang I) für die Hochrisiko-Pflichten. Am 7. Mai 2026 haben Parlament und Rat im dritten Trilog eine vorläufige politische Einigung erzielt (Pressemitteilung des Rates </w:t>
+      </w:r>
+      <w:r>
+        <w:rPr>
+          <w:rFonts w:ascii="Arial" w:hAnsi="Arial"/>
+          <w:b w:val="0"/>
+          <w:i/>
+          <w:sz w:val="19"/>
+        </w:rPr>
+        <w:t>„Artificial Intelligence: Council and Parliament agree to simplify and streamline rules"</w:t>
+      </w:r>
+      <w:r>
+        <w:rPr>
+          <w:rFonts w:ascii="Arial" w:hAnsi="Arial"/>
+          <w:b w:val="0"/>
+          <w:i w:val="0"/>
+          <w:sz w:val="19"/>
+        </w:rPr>
+        <w:t>); das Paket bestätigt die Stichtage 2. Dezember 2027 (Anhang III) und 2. August 2028 (Anhang I) für die Hochrisiko-Pflichten, verschiebt die Transparenz- und Kennzeichnungspflichten für KI-generierte Inhalte vom 2. August 2026 auf den 2. Dezember 2026 und ergänzt eine neue Verbotsregel für KI-generierte nicht einvernehmliche intime Darstellungen einschließlich Material des sexuellen Missbrauchs Minderjähriger (Geltung ab 2. Dezember 2026); ergänzt werden SME-Erleichterungen und eine Klarstellung der Aufsichtsrolle des AI Office. Die förmliche Annahme durch beide Co-Gesetzgeber sowie die Veröffentlichung im Amtsblatt der EU sollen vor dem 2. August 2026 abgeschlossen sein. Für die Steuerdebatte folgt daraus, dass der zeitliche Vorlauf für KI-Definitionen aus dem AI Act enger als ursprünglich gedacht ist — eine mittelfristige Anknüpfung steuerlicher Tatbestände an AI-Act-Kategorien bleibt möglich, setzt aber voraus, dass die Normenlandschaft nach 2027 verlässlich vorliegt.</w:t>
       </w:r>
     </w:p>
     <w:p>
@@ -2264,7 +2372,97 @@
           <w:i w:val="0"/>
           <w:sz w:val="19"/>
         </w:rPr>
-        <w:t xml:space="preserve"> (S. 4214, 119. Kongress) eingebracht, der ein bundesweites Moratorium für neue und aufgerüstete KI-Rechenzentren oberhalb definierter Stromschwellen vorsieht, bis der Gesetzgeber Mindeststandards in den Bereichen Umwelt, Energie, Arbeit und Bürgerrechte verabschiedet; der Gesetzentwurf formuliert ausdrücklich, die „wirtschaftlichen Gewinne aus künstlicher Intelligenz und Robotik" sollten „Beschäftigten, nicht nur wohlhabenden Big-Tech-Eigentümern" zugutekommen. Am 16. April 2026 hat Sanders die Linie mit einem Namensbeitrag („Artificial intelligence is coming for the working class. We must fight back.") erneuert und die HELP-Anhörung genutzt, um für Robotersteuer und Moratorium zu werben. Die Aussicht auf Annahme des Entwurfs in einem republikanisch geführten Kongress gilt als gering; als Signalgebung ist er jedoch der bislang konkreteste politische Vorstoß auf US-Bundesebene.</w:t>
+        <w:t xml:space="preserve"> (S. 4214, 119. Kongress) eingebracht, der ein bundesweites Moratorium für neue und aufgerüstete KI-Rechenzentren oberhalb definierter Stromschwellen vorsieht, bis der Gesetzgeber Mindeststandards in den Bereichen Umwelt, Energie, Arbeit und Bürgerrechte verabschiedet; der Gesetzentwurf formuliert ausdrücklich, die „wirtschaftlichen Gewinne aus künstlicher Intelligenz und Robotik" sollten „Beschäftigten, nicht nur wohlhabenden Big-Tech-Eigentümern" zugutekommen. Am 16. April 2026 hat Sanders die Linie mit einem Namensbeitrag („Artificial intelligence is coming for the working class. We must fight back.") erneuert und die HELP-Anhörung genutzt, um für Robotersteuer und Moratorium zu werben. Am 2. Juni 2026 hat Sanders mit einem Beitrag in der </w:t>
+      </w:r>
+      <w:r>
+        <w:rPr>
+          <w:rFonts w:ascii="Arial" w:hAnsi="Arial"/>
+          <w:b w:val="0"/>
+          <w:i/>
+          <w:sz w:val="19"/>
+        </w:rPr>
+        <w:t>New York Times</w:t>
+      </w:r>
+      <w:r>
+        <w:rPr>
+          <w:rFonts w:ascii="Arial" w:hAnsi="Arial"/>
+          <w:b w:val="0"/>
+          <w:i w:val="0"/>
+          <w:sz w:val="19"/>
+        </w:rPr>
+        <w:t xml:space="preserve"> („The Public Should Own Half of the Big A.I. Companies") eine weitergehende Initiative angekündigt: den </w:t>
+      </w:r>
+      <w:r>
+        <w:rPr>
+          <w:rFonts w:ascii="Arial" w:hAnsi="Arial"/>
+          <w:b w:val="0"/>
+          <w:i/>
+          <w:sz w:val="19"/>
+        </w:rPr>
+        <w:t>American A.I. Sovereign Wealth Fund Act</w:t>
+      </w:r>
+      <w:r>
+        <w:rPr>
+          <w:rFonts w:ascii="Arial" w:hAnsi="Arial"/>
+          <w:b w:val="0"/>
+          <w:i w:val="0"/>
+          <w:sz w:val="19"/>
+        </w:rPr>
+        <w:t xml:space="preserve">, der eine einmalige Abgabe von 50 % der Aktien der größten KI-Unternehmen — namentlich genannt OpenAI, Anthropic und xAI — als Stock-Transfer vorsähe, dem Bund stimmberechtigte Anteile und paritätische Vertretung in den Aufsichtsräten verschaffen würde und die Erträge über einen Staatsfonds als Direktzahlungen sowie zur Finanzierung von Gesundheit, Bildung und Wohnen ausreichen soll; als Referenzmodelle nennt Sanders den norwegischen </w:t>
+      </w:r>
+      <w:r>
+        <w:rPr>
+          <w:rFonts w:ascii="Arial" w:hAnsi="Arial"/>
+          <w:b w:val="0"/>
+          <w:i/>
+          <w:sz w:val="19"/>
+        </w:rPr>
+        <w:t>Statens pensjonsfond utland</w:t>
+      </w:r>
+      <w:r>
+        <w:rPr>
+          <w:rFonts w:ascii="Arial" w:hAnsi="Arial"/>
+          <w:b w:val="0"/>
+          <w:i w:val="0"/>
+          <w:sz w:val="19"/>
+        </w:rPr>
+        <w:t xml:space="preserve"> und den </w:t>
+      </w:r>
+      <w:r>
+        <w:rPr>
+          <w:rFonts w:ascii="Arial" w:hAnsi="Arial"/>
+          <w:b w:val="0"/>
+          <w:i/>
+          <w:sz w:val="19"/>
+        </w:rPr>
+        <w:t>Alaska Permanent Fund Dividend</w:t>
+      </w:r>
+      <w:r>
+        <w:rPr>
+          <w:rFonts w:ascii="Arial" w:hAnsi="Arial"/>
+          <w:b w:val="0"/>
+          <w:i w:val="0"/>
+          <w:sz w:val="19"/>
+        </w:rPr>
+        <w:t xml:space="preserve">. Der Gesetzestext ist zum Recherchezeitpunkt (Anfang Juni 2026) noch nicht formell eingebracht („in den kommenden Wochen"), die Aussicht auf Annahme in einem republikanisch geführten Kongress gilt als gering; konzeptionell verbindet die Initiative erstmals das in § 5.4 referierte Staatsfondsmodell mit dem in § 2.1 als Typ 4 typisierten Pfad einer expliziten Verschiebung der relativen Eigentums- und Steuerlast — und liefert damit den US-bundesgesetzgeberischen Gegenentwurf zum </w:t>
+      </w:r>
+      <w:r>
+        <w:rPr>
+          <w:rFonts w:ascii="Arial" w:hAnsi="Arial"/>
+          <w:b w:val="0"/>
+          <w:i/>
+          <w:sz w:val="19"/>
+        </w:rPr>
+        <w:t>Bloomberg-Editorial</w:t>
+      </w:r>
+      <w:r>
+        <w:rPr>
+          <w:rFonts w:ascii="Arial" w:hAnsi="Arial"/>
+          <w:b w:val="0"/>
+          <w:i w:val="0"/>
+          <w:sz w:val="19"/>
+        </w:rPr>
+        <w:t xml:space="preserve"> vom 29. April 2026. Die Aussicht auf Annahme des Sanders-AI-Data-Center-Moratorium-Entwurfs (S. 4214) in einem republikanisch geführten Kongress gilt als gering; als Signalgebung sind die beiden Sanders-Initiativen jedoch der bislang konkreteste politische Vorstoß auf US-Bundesebene.</w:t>
       </w:r>
     </w:p>
     <w:p>
@@ -2562,7 +2760,7 @@
           <w:i w:val="0"/>
           <w:sz w:val="19"/>
         </w:rPr>
-        <w:t xml:space="preserve"> am 1. Mai 2026 mit 131 zu 17 Stimmen verabschiedet, Gouverneur Ned Lamont hat seine Unterzeichnung angekündigt. Für die Steuerdebatte ist neben Frontier- und Sandbox-Komponenten vor allem ein arbeitsrechtlicher Baustein bemerkenswert: </w:t>
+        <w:t xml:space="preserve"> am 1. Mai 2026 mit 131 zu 17 Stimmen verabschiedet, Gouverneur Ned Lamont hat das Gesetz am 29. Mai 2026 unterzeichnet (Inkrafttreten in gestaffelten Stufen ab 1. Oktober 2026). Für die Steuerdebatte ist neben Frontier- und Sandbox-Komponenten vor allem ein arbeitsrechtlicher Baustein bemerkenswert: </w:t>
       </w:r>
       <w:r>
         <w:rPr>
@@ -3632,7 +3830,25 @@
           <w:i w:val="0"/>
           <w:sz w:val="19"/>
         </w:rPr>
-        <w:t xml:space="preserve"> beschlossen; im Verlauf der Ressortabstimmung wurde das Sparvolumen je nach Berichterstattung mit rund 16,3 Milliarden Euro (Frühberichterstattung) bzw. rund 19,6 Milliarden Euro (BMG-Tabellen Stand Anfang Mai 2026, gegliedert in 4,9 Milliarden einnahmen­seitige und rund 15 Milliarden ausgaben­seitige Komponenten) für 2027 angegeben; bis 2030 sieht das BMG eine Steigerung des Konsolidierungseffekts auf rund 42,8 Milliarden Euro vor. Die parlamentarische Behandlung soll laut BMG-Zeitplan vor der Sommerpause 2026 abgeschlossen werden — der Kabinettentwurf wird dem Bundesrat im ersten Durchgang am 8. Mai 2026 zugeleitet (1065. Sitzung; insgesamt 79 Tagesordnungspunkte, darunter eine flankierende Thüringer Entschließung zum Bürokratieabbau in der gesetzlichen Krankenversicherung); die erste Bundestagslesung ist im weiteren Verlauf des Mai/Juni 2026 vorgesehen. Die Reform belastet Krankenhäuser, pharmazeutische Industrie, Apotheken, Ärzteschaft, Versicherte, Arbeitgeber und Krankenkassen gemeinsam; sie folgt dem Leitsatz „Ausgaben an Einnahmen koppeln" und greift damit fiskalisch genau die Logik auf, die § 5.1 in der Beitrags­seite spiegelbildlich zu erweitern vorschlägt. Auch wenn die GKV-Reform primär ausgaben- und strukturseitig ansetzt, bestätigt sie den in § 5.1 angerissenen finanzpolitischen Befund: Die lohnbasierten Sicherungszweige geraten gleichzeitig durch demografischen Druck und durch die in § 1.1 dokumentierten KI-induzierten Beschäftigungsverschiebungen unter Spannung — eine Verbreiterung der Bemessungsgrundlage gewinnt damit zusätzlich an Plausibilität.</w:t>
+        <w:t xml:space="preserve"> beschlossen; im Verlauf der Ressortabstimmung wurde das Sparvolumen je nach Berichterstattung mit rund 16,3 Milliarden Euro (Frühberichterstattung) bzw. rund 19,6 Milliarden Euro (BMG-Tabellen Stand Anfang Mai 2026, gegliedert in 4,9 Milliarden einnahmen­seitige und rund 15 Milliarden ausgaben­seitige Komponenten) für 2027 angegeben; bis 2030 sieht das BMG eine Steigerung des Konsolidierungseffekts auf rund 42,8 Milliarden Euro vor. Die parlamentarische Behandlung soll laut BMG-Zeitplan vor der Sommerpause 2026 abgeschlossen werden — der Kabinettentwurf ist dem Bundesrat am 1. Mai 2026 zugeleitet worden, der erste Bundesrats-Durchgang ist nach aktualisierter Verfahrensplanung in der 1066. Bundesrats-Sitzung am 12. Juni 2026 vorgesehen; die zweite und dritte Bundestagslesung sind auf den 26. Juni 2026, der zweite Bundesrats-Durchgang auf den 10. Juli 2026 terminiert. In der 1065. Bundesrats-Sitzung am 8. Mai 2026 wurden 14 Bundestags-Gesetze passiert und zwei abgelehnt; die im Steuerberatungsgesetz enthaltene 1.000-Euro-</w:t>
+      </w:r>
+      <w:r>
+        <w:rPr>
+          <w:rFonts w:ascii="Arial" w:hAnsi="Arial"/>
+          <w:b w:val="0"/>
+          <w:i/>
+          <w:sz w:val="19"/>
+        </w:rPr>
+        <w:t>Entlastungsprämie für Beschäftigte</w:t>
+      </w:r>
+      <w:r>
+        <w:rPr>
+          <w:rFonts w:ascii="Arial" w:hAnsi="Arial"/>
+          <w:b w:val="0"/>
+          <w:i w:val="0"/>
+          <w:sz w:val="19"/>
+        </w:rPr>
+        <w:t xml:space="preserve"> fand keine Mehrheit (Hinweis des Bundesrats-Finanzausschusses auf Steuerausfälle von rund 2,8 Milliarden Euro, zu fast zwei Dritteln zu Lasten von Ländern und Kommunen, ohne Gegenfinanzierung); die Bundesregierung hat das Vorhaben am 13. Mai 2026 für nicht weiterverfolgt erklärt. Für die in § 5.1 entwickelte Linie ist das doppelt relevant: erstens wird ein lohnseitiger Entlastungsbaustein verworfen, der die Bemessungsgrundlage einkommensseitig — und nicht systemisch — adressiert hätte; zweitens bestätigt die Begründung („keine Gegenfinanzierung") die Spannung zwischen ausgabenseitiger Konsolidierung und einer langfristig tragfähigen Verbreiterung der Beitragsbasis. Die Reform belastet Krankenhäuser, pharmazeutische Industrie, Apotheken, Ärzteschaft, Versicherte, Arbeitgeber und Krankenkassen gemeinsam; sie folgt dem Leitsatz „Ausgaben an Einnahmen koppeln" und greift damit fiskalisch genau die Logik auf, die § 5.1 in der Beitrags­seite spiegelbildlich zu erweitern vorschlägt. Auch wenn die GKV-Reform primär ausgaben- und strukturseitig ansetzt, bestätigt sie den in § 5.1 angerissenen finanzpolitischen Befund: Die lohnbasierten Sicherungszweige geraten gleichzeitig durch demografischen Druck und durch die in § 1.1 dokumentierten KI-induzierten Beschäftigungsverschiebungen unter Spannung — eine Verbreiterung der Bemessungsgrundlage gewinnt damit zusätzlich an Plausibilität.</w:t>
       </w:r>
     </w:p>
     <w:p>
@@ -3732,7 +3948,25 @@
           <w:i w:val="0"/>
           <w:sz w:val="19"/>
         </w:rPr>
-        <w:t>Praktisch erfordert dies entweder eine Pflichtbeteiligung des Staates an KI-Unternehmen (politisch hoch problematisch) oder eine zweckgebundene Steuer auf Kapitalerträge und Unternehmensgewinne, deren Aufkommen in einen solchen Fonds fließt.</w:t>
+        <w:t xml:space="preserve">Praktisch erfordert dies entweder eine Pflichtbeteiligung des Staates an KI-Unternehmen (politisch hoch problematisch) oder eine zweckgebundene Steuer auf Kapitalerträge und Unternehmensgewinne, deren Aufkommen in einen solchen Fonds fließt. Eine konsequente politische Operationalisierung des erstgenannten Pfades hat Senator Bernie Sanders mit dem am 2. Juni 2026 angekündigten </w:t>
+      </w:r>
+      <w:r>
+        <w:rPr>
+          <w:rFonts w:ascii="Arial" w:hAnsi="Arial"/>
+          <w:b w:val="0"/>
+          <w:i/>
+          <w:sz w:val="19"/>
+        </w:rPr>
+        <w:t>American A.I. Sovereign Wealth Fund Act</w:t>
+      </w:r>
+      <w:r>
+        <w:rPr>
+          <w:rFonts w:ascii="Arial" w:hAnsi="Arial"/>
+          <w:b w:val="0"/>
+          <w:i w:val="0"/>
+          <w:sz w:val="19"/>
+        </w:rPr>
+        <w:t xml:space="preserve"> vorgelegt — eine einmalige 50-%-Aktienabgabe der größten KI-Unternehmen (genannt: OpenAI, Anthropic, xAI), die dem Bund stimmberechtigte Anteile und paritätische Aufsichtsratsvertretung verschafft und die Erträge über Direktzahlungen, Gesundheits-, Bildungs- und Wohnausgaben an die Bevölkerung weiterreicht (vgl. § 4.5). Der Vorschlag ist politisch zugespitzt (Inhaberzwang statt fiskalischer Anknüpfung) und in einem republikanisch geführten Kongress nicht aussichtsreich; er macht aber sichtbar, dass das hier diskutierte Fondsmodell international zugleich in einer eigentumspolitischen und in einer fiskalischen Variante in der Debatte ist.</w:t>
       </w:r>
     </w:p>
     <w:p>
@@ -8956,6 +9190,288 @@
           <w:i w:val="0"/>
           <w:sz w:val="19"/>
         </w:rPr>
+        <w:t xml:space="preserve">Sanders, B. (2. Juni 2026). </w:t>
+      </w:r>
+      <w:r>
+        <w:rPr>
+          <w:rFonts w:ascii="Arial" w:hAnsi="Arial"/>
+          <w:b w:val="0"/>
+          <w:i/>
+          <w:sz w:val="19"/>
+        </w:rPr>
+        <w:t>The Public Should Own Half of the Big A.I. Companies.</w:t>
+      </w:r>
+      <w:r>
+        <w:rPr>
+          <w:rFonts w:ascii="Arial" w:hAnsi="Arial"/>
+          <w:b w:val="0"/>
+          <w:i w:val="0"/>
+          <w:sz w:val="19"/>
+        </w:rPr>
+        <w:t xml:space="preserve"> Op-ed </w:t>
+      </w:r>
+      <w:r>
+        <w:rPr>
+          <w:rFonts w:ascii="Arial" w:hAnsi="Arial"/>
+          <w:b w:val="0"/>
+          <w:i/>
+          <w:sz w:val="19"/>
+        </w:rPr>
+        <w:t>The New York Times</w:t>
+      </w:r>
+      <w:r>
+        <w:rPr>
+          <w:rFonts w:ascii="Arial" w:hAnsi="Arial"/>
+          <w:b w:val="0"/>
+          <w:i w:val="0"/>
+          <w:sz w:val="19"/>
+        </w:rPr>
+        <w:t xml:space="preserve"> / Senatswebsite, Ankündigung des </w:t>
+      </w:r>
+      <w:r>
+        <w:rPr>
+          <w:rFonts w:ascii="Arial" w:hAnsi="Arial"/>
+          <w:b w:val="0"/>
+          <w:i/>
+          <w:sz w:val="19"/>
+        </w:rPr>
+        <w:t>American A.I. Sovereign Wealth Fund Act</w:t>
+      </w:r>
+      <w:r>
+        <w:rPr>
+          <w:rFonts w:ascii="Arial" w:hAnsi="Arial"/>
+          <w:b w:val="0"/>
+          <w:i w:val="0"/>
+          <w:sz w:val="19"/>
+        </w:rPr>
+        <w:t xml:space="preserve">: einmalige 50-%-Aktienabgabe auf die größten KI-Unternehmen (OpenAI, Anthropic, xAI), stimmberechtigte Bundesanteile, paritätische Aufsichtsratsvertretung, Direktzahlungen sowie Finanzierung von Gesundheit, Bildung und Wohnen aus den Fondserträgen; Referenzmodelle norwegischer </w:t>
+      </w:r>
+      <w:r>
+        <w:rPr>
+          <w:rFonts w:ascii="Arial" w:hAnsi="Arial"/>
+          <w:b w:val="0"/>
+          <w:i/>
+          <w:sz w:val="19"/>
+        </w:rPr>
+        <w:t>Statens pensjonsfond utland</w:t>
+      </w:r>
+      <w:r>
+        <w:rPr>
+          <w:rFonts w:ascii="Arial" w:hAnsi="Arial"/>
+          <w:b w:val="0"/>
+          <w:i w:val="0"/>
+          <w:sz w:val="19"/>
+        </w:rPr>
+        <w:t xml:space="preserve"> und </w:t>
+      </w:r>
+      <w:r>
+        <w:rPr>
+          <w:rFonts w:ascii="Arial" w:hAnsi="Arial"/>
+          <w:b w:val="0"/>
+          <w:i/>
+          <w:sz w:val="19"/>
+        </w:rPr>
+        <w:t>Alaska Permanent Fund Dividend</w:t>
+      </w:r>
+      <w:r>
+        <w:rPr>
+          <w:rFonts w:ascii="Arial" w:hAnsi="Arial"/>
+          <w:b w:val="0"/>
+          <w:i w:val="0"/>
+          <w:sz w:val="19"/>
+        </w:rPr>
+        <w:t>. https://www.sanders.senate.gov/op-eds/the-public-should-own-half-of-the-big-a-i-companies/ | https://www.commondreams.org/news/bernies-sanders-ai-sovereign-wealth-fund | https://finance.yahoo.com/economy/policy/articles/bernie-sanders-introduce-bill-giving-135431485.html | https://thehill.com/policy/technology/5906140-sanders-ai-ownership-wealth/</w:t>
+      </w:r>
+    </w:p>
+    <w:p>
+      <w:pPr>
+        <w:jc w:val="both"/>
+      </w:pPr>
+      <w:r>
+        <w:rPr>
+          <w:rFonts w:ascii="Arial" w:hAnsi="Arial"/>
+          <w:b w:val="0"/>
+          <w:i w:val="0"/>
+          <w:sz w:val="19"/>
+        </w:rPr>
+        <w:t xml:space="preserve">Rat der Europäischen Union. (7. Mai 2026). </w:t>
+      </w:r>
+      <w:r>
+        <w:rPr>
+          <w:rFonts w:ascii="Arial" w:hAnsi="Arial"/>
+          <w:b w:val="0"/>
+          <w:i/>
+          <w:sz w:val="19"/>
+        </w:rPr>
+        <w:t>Artificial Intelligence: Council and Parliament agree to simplify and streamline rules.</w:t>
+      </w:r>
+      <w:r>
+        <w:rPr>
+          <w:rFonts w:ascii="Arial" w:hAnsi="Arial"/>
+          <w:b w:val="0"/>
+          <w:i w:val="0"/>
+          <w:sz w:val="19"/>
+        </w:rPr>
+        <w:t xml:space="preserve"> Pressemitteilung zur vorläufigen politischen Einigung im Trilog zum </w:t>
+      </w:r>
+      <w:r>
+        <w:rPr>
+          <w:rFonts w:ascii="Arial" w:hAnsi="Arial"/>
+          <w:b w:val="0"/>
+          <w:i/>
+          <w:sz w:val="19"/>
+        </w:rPr>
+        <w:t>Digital Omnibus on AI</w:t>
+      </w:r>
+      <w:r>
+        <w:rPr>
+          <w:rFonts w:ascii="Arial" w:hAnsi="Arial"/>
+          <w:b w:val="0"/>
+          <w:i w:val="0"/>
+          <w:sz w:val="19"/>
+        </w:rPr>
+        <w:t xml:space="preserve"> (bestätigte Stichtage 2. Dezember 2027 für Anhang III und 2. August 2028 für Anhang I; Verschiebung der Transparenz-/Kennzeichnungspflichten auf 2. Dezember 2026; neue Verbotsregel für nicht einvernehmliche intime Darstellungen mit Geltung ab 2. Dezember 2026; SME-Erleichterungen; Klarstellung der Rolle des AI Office). https://www.consilium.europa.eu/en/press/press-releases/2026/05/07/artificial-intelligence-council-and-parliament-agree-to-simplify-and-streamline-rules/ | https://www.twobirds.com/en/insights/2026/digital-omnibus-on-ai-provisional-agreement-reached-at-the-may-trilogue | https://www.mishcon.com/news/eu-ai-act-simplified-unpacking-the-ai-omnibus-agreement-of-may-2026 | https://www.gibsondunn.com/eu-ai-act-omnibus-agreement-postponed-high-risk-deadlines-and-other-key-changes/</w:t>
+      </w:r>
+    </w:p>
+    <w:p>
+      <w:pPr>
+        <w:jc w:val="both"/>
+      </w:pPr>
+      <w:r>
+        <w:rPr>
+          <w:rFonts w:ascii="Arial" w:hAnsi="Arial"/>
+          <w:b w:val="0"/>
+          <w:i w:val="0"/>
+          <w:sz w:val="19"/>
+        </w:rPr>
+        <w:t xml:space="preserve">State of Connecticut, Office of the Governor. (29. Mai 2026). </w:t>
+      </w:r>
+      <w:r>
+        <w:rPr>
+          <w:rFonts w:ascii="Arial" w:hAnsi="Arial"/>
+          <w:b w:val="0"/>
+          <w:i/>
+          <w:sz w:val="19"/>
+        </w:rPr>
+        <w:t>Governor Lamont signs SB 5 — Connecticut Artificial Intelligence Responsibility and Transparency Act.</w:t>
+      </w:r>
+      <w:r>
+        <w:rPr>
+          <w:rFonts w:ascii="Arial" w:hAnsi="Arial"/>
+          <w:b w:val="0"/>
+          <w:i w:val="0"/>
+          <w:sz w:val="19"/>
+        </w:rPr>
+        <w:t xml:space="preserve"> Inkrafttreten in gestaffelten Stufen ab 1. Oktober 2026 (Automated-Employment-Decision-Rahmen, „AI is not a defense", Frontier-Whistleblower, WARN-AI/Technology-Change-Disclosure), ab 1. Januar 2027 (anonyme interne Meldewege Frontier-Entwickler) und ab 1. Oktober 2027 (Deployer-Vorab-Information). https://www.hklaw.com/en/insights/publications/2026/06/connecticut-enacts-comprehensive-ai-legislation | https://www.dlapiper.com/en-us/insights/publications/2026/05/unpacking-connecticuts-new-ai-law | https://ogletree.com/insights-resources/blog-posts/new-connecticut-law-restricts-employer-ai-use-mandates-notice-for-ai-caused-rifs/ | https://fpf.org/blog/sb-5-in-five-what-to-know-about-connecticuts-new-ai-law/</w:t>
+      </w:r>
+    </w:p>
+    <w:p>
+      <w:pPr>
+        <w:jc w:val="both"/>
+      </w:pPr>
+      <w:r>
+        <w:rPr>
+          <w:rFonts w:ascii="Arial" w:hAnsi="Arial"/>
+          <w:b w:val="0"/>
+          <w:i w:val="0"/>
+          <w:sz w:val="19"/>
+        </w:rPr>
+        <w:t xml:space="preserve">IAB. (Mai 2026). </w:t>
+      </w:r>
+      <w:r>
+        <w:rPr>
+          <w:rFonts w:ascii="Arial" w:hAnsi="Arial"/>
+          <w:b w:val="0"/>
+          <w:i/>
+          <w:sz w:val="19"/>
+        </w:rPr>
+        <w:t>IAB-Arbeitsmarktbarometer Mai 2026 — Schwächster Beschäftigungsausblick außerhalb der Pandemie.</w:t>
+      </w:r>
+      <w:r>
+        <w:rPr>
+          <w:rFonts w:ascii="Arial" w:hAnsi="Arial"/>
+          <w:b w:val="0"/>
+          <w:i w:val="0"/>
+          <w:sz w:val="19"/>
+        </w:rPr>
+        <w:t xml:space="preserve"> Erster Anstieg nach sechs Monaten Rückgang: +0,1 auf 99,6 Punkte (Gesamtindex), Beschäftigungskomponente stagniert bei 100,1; europäisches Arbeitsmarktbarometer 100,1. Einschätzung der wirtschaftlichen Lage: BIP Q1 2026 +0,3 % (preisbereinigt, saison- und kalenderbereinigt); Iran-Krieg verhindert weitere Erholung; Beschäftigungsperspektiven verschlechtern sich besonders in Industrie, Handel, Logistik und Tourismus. https://iab.de/presseinfo/iab-arbeitsmarktbarometer-schwaechster-beschaeftigungsausblick-ausserhalb-der-pandemie/ | https://iab-forum.de/einschaetzung-des-iab-zur-wirtschaftlichen-lage-mai-2026/ | https://iab.de/daten/iab-arbeitsmarktbarometer/</w:t>
+      </w:r>
+    </w:p>
+    <w:p>
+      <w:pPr>
+        <w:jc w:val="both"/>
+      </w:pPr>
+      <w:r>
+        <w:rPr>
+          <w:rFonts w:ascii="Arial" w:hAnsi="Arial"/>
+          <w:b w:val="0"/>
+          <w:i w:val="0"/>
+          <w:sz w:val="19"/>
+        </w:rPr>
+        <w:t xml:space="preserve">Bundesrat. (8. Mai 2026 / 13. Mai 2026). </w:t>
+      </w:r>
+      <w:r>
+        <w:rPr>
+          <w:rFonts w:ascii="Arial" w:hAnsi="Arial"/>
+          <w:b w:val="0"/>
+          <w:i/>
+          <w:sz w:val="19"/>
+        </w:rPr>
+        <w:t>1065. Sitzung des Bundesrates — Ergebnisbericht (Steuerberatungsgesetz mit 1.000-Euro-Entlastungsprämie scheitert an Mehrheit; Hinweis Bundesrats-Finanzausschuss auf rund 2,8 Milliarden Euro Steuerausfälle ohne Gegenfinanzierung); Bundesregierung verfolgt das Vorhaben am 13. Mai 2026 nicht weiter.</w:t>
+      </w:r>
+      <w:r>
+        <w:rPr>
+          <w:rFonts w:ascii="Arial" w:hAnsi="Arial"/>
+          <w:b w:val="0"/>
+          <w:i w:val="0"/>
+          <w:sz w:val="19"/>
+        </w:rPr>
+        <w:t xml:space="preserve"> https://www.bundesrat.de/DE/plenum/bundesrat-kompakt/26/1065/1065-pk.html | https://kommunal.de/bundesrat-stoppt-entlastungspraemie | https://www.zdfheute.de/politik/deutschland/entlastungspraemie-bundesrat-stopp-100.html | https://www.t-online.de/nachrichten/deutschland/id_101246526/entlastungspraemie-bundesrat-lehnt-die-1000-euro-fuer-beschaeftigte-ab.html</w:t>
+      </w:r>
+    </w:p>
+    <w:p>
+      <w:pPr>
+        <w:jc w:val="both"/>
+      </w:pPr>
+      <w:r>
+        <w:rPr>
+          <w:rFonts w:ascii="Arial" w:hAnsi="Arial"/>
+          <w:b w:val="0"/>
+          <w:i w:val="0"/>
+          <w:sz w:val="19"/>
+        </w:rPr>
+        <w:t xml:space="preserve">Bundesrat. (12. Juni 2026, vorgesehen). </w:t>
+      </w:r>
+      <w:r>
+        <w:rPr>
+          <w:rFonts w:ascii="Arial" w:hAnsi="Arial"/>
+          <w:b w:val="0"/>
+          <w:i/>
+          <w:sz w:val="19"/>
+        </w:rPr>
+        <w:t>1066. Sitzung des Bundesrates — Erster Durchgang zum GKV-Beitragssatzstabilisierungsgesetz; weitere Tagesordnungspunkte (u. a. Senkung der Luftverkehrssteuer ab 1. Juli 2026, Apothekenreform, Reform der Notfallversorgung).</w:t>
+      </w:r>
+      <w:r>
+        <w:rPr>
+          <w:rFonts w:ascii="Arial" w:hAnsi="Arial"/>
+          <w:b w:val="0"/>
+          <w:i w:val="0"/>
+          <w:sz w:val="19"/>
+        </w:rPr>
+        <w:t xml:space="preserve"> https://www.bundesrat.de/DE/plenum/bundesrat-kompakt/26/1066/1066-node.html | https://www.bundesrat.de/DE/plenum/bundesrat-kompakt/26/1066/1066-pk.html</w:t>
+      </w:r>
+    </w:p>
+    <w:p>
+      <w:pPr>
+        <w:jc w:val="both"/>
+      </w:pPr>
+      <w:r>
+        <w:rPr>
+          <w:rFonts w:ascii="Arial" w:hAnsi="Arial"/>
+          <w:b w:val="0"/>
+          <w:i w:val="0"/>
+          <w:sz w:val="19"/>
+        </w:rPr>
         <w:t>Springer Gabler Verlag. Gabler Wirtschaftslexikon, Stichwort: Robotersteuer.</w:t>
       </w:r>
     </w:p>
@@ -10105,6 +10621,152 @@
           <w:i w:val="0"/>
           <w:sz w:val="19"/>
         </w:rPr>
+        <w:t xml:space="preserve">TrueUp / Tech Times / Yahoo Finance. (Stand 1. Juni 2026). </w:t>
+      </w:r>
+      <w:r>
+        <w:rPr>
+          <w:rFonts w:ascii="Arial" w:hAnsi="Arial"/>
+          <w:b w:val="0"/>
+          <w:i/>
+          <w:sz w:val="19"/>
+        </w:rPr>
+        <w:t>Tech Layoffs Tracker — Stand zum 1. Juni 2026: 148.092 Tech-Beschäftigte aus 354 Layoff-Meldungen (rund 981 Stellen pro Tag, etwa 46 % über dem Niveau 2025). Tech-Times-/Yahoo-Auswertung: rund 142.000 Tech-Stellen in den ersten fünf Monaten 2026; Jahres-Lauftempo zielt auf rund 370.000 (Nähe Pandemie-Spitzenwert 430.000 aus 2023).</w:t>
+      </w:r>
+      <w:r>
+        <w:rPr>
+          <w:rFonts w:ascii="Arial" w:hAnsi="Arial"/>
+          <w:b w:val="0"/>
+          <w:i w:val="0"/>
+          <w:sz w:val="19"/>
+        </w:rPr>
+        <w:t xml:space="preserve"> https://www.trueup.io/layoffs | https://www.techtimes.com/articles/317392/20260529/tech-layoffs-reach-142000-2026-profitable-companies-cut-jobs-fund-700b-ai-infrastructure.htm | https://finance.yahoo.com/sectors/technology/articles/2026-tech-layoffs-near-150-110000224.html</w:t>
+      </w:r>
+    </w:p>
+    <w:p>
+      <w:pPr>
+        <w:jc w:val="both"/>
+      </w:pPr>
+      <w:r>
+        <w:rPr>
+          <w:rFonts w:ascii="Arial" w:hAnsi="Arial"/>
+          <w:b w:val="0"/>
+          <w:i w:val="0"/>
+          <w:sz w:val="19"/>
+        </w:rPr>
+        <w:t xml:space="preserve">The Next Web / Yahoo Finance / Bloomberg / Reuters. (20. Mai 2026). </w:t>
+      </w:r>
+      <w:r>
+        <w:rPr>
+          <w:rFonts w:ascii="Arial" w:hAnsi="Arial"/>
+          <w:b w:val="0"/>
+          <w:i/>
+          <w:sz w:val="19"/>
+        </w:rPr>
+        <w:t>Meta cuts 8,000 jobs and cancels 6,000 open roles as $135B AI spending reshapes the company.</w:t>
+      </w:r>
+      <w:r>
+        <w:rPr>
+          <w:rFonts w:ascii="Arial" w:hAnsi="Arial"/>
+          <w:b w:val="0"/>
+          <w:i w:val="0"/>
+          <w:sz w:val="19"/>
+        </w:rPr>
+        <w:t xml:space="preserve"> HR-Memo Janelle Gale; Re-Organisation in AI-Pods; Anhebung der 2026er-AI-Capex-Guidance auf 125–145 Milliarden US-Dollar; weitere Streichungen für die zweite Jahreshälfte 2026 angekündigt. https://thenextweb.com/news/meta-layoffs-may-2026-ai-restructuring-thousands | https://thenextweb.com/news/meta-layoffs-8000-ai-restructuring-may-2026 | https://finance.yahoo.com/sectors/technology/articles/meta-layoffs-2026-8-000-114209703.html</w:t>
+      </w:r>
+    </w:p>
+    <w:p>
+      <w:pPr>
+        <w:jc w:val="both"/>
+      </w:pPr>
+      <w:r>
+        <w:rPr>
+          <w:rFonts w:ascii="Arial" w:hAnsi="Arial"/>
+          <w:b w:val="0"/>
+          <w:i w:val="0"/>
+          <w:sz w:val="19"/>
+        </w:rPr>
+        <w:t xml:space="preserve">Tech Times / CNBC / The AI Insider / Goodreturns. (März–Juni 2026). </w:t>
+      </w:r>
+      <w:r>
+        <w:rPr>
+          <w:rFonts w:ascii="Arial" w:hAnsi="Arial"/>
+          <w:b w:val="0"/>
+          <w:i/>
+          <w:sz w:val="19"/>
+        </w:rPr>
+        <w:t>Oracle 30,000 Layoffs Enter Final Phase — Sign the Release or Forfeit Severance.</w:t>
+      </w:r>
+      <w:r>
+        <w:rPr>
+          <w:rFonts w:ascii="Arial" w:hAnsi="Arial"/>
+          <w:b w:val="0"/>
+          <w:i w:val="0"/>
+          <w:sz w:val="19"/>
+        </w:rPr>
+        <w:t xml:space="preserve"> Größte Personalanpassung der Oracle-Geschichte; konzernweit 20.000–30.000 Stellen, Schwerpunkt Oracle Health (8.000–10.000); Abfindung vier Wochen Grundvergütung plus eine Woche je Dienstjahr (Cap 26 Wochen), keine Beschleunigung unverfallbarer Stock-Tranchen; finale Trennungstermine 1.–15. Juni 2026; Verknüpfung mit AI-Infrastruktur-Programm von rund 156 Milliarden US-Dollar. https://www.techtimes.com/articles/317527/20260601/oracles-30000-layoffs-enter-final-phase-sign-release-forfeit-severance.htm | https://www.cnbc.com/2026/03/31/oracle-layoffs-ai-spending.html | https://theaiinsider.tech/2026/05/09/oracles-ai-driven-mass-layoff-of-30000-draws-backlash-over-severance-terms-and-forfeited-stock/ | https://www.goodreturns.in/news/oracle-layoffs-2026-up-to-30000-jobs-may-be-cut-by-june-15-as-tech-giant-expands-ai-cloud-investment-1512695.html</w:t>
+      </w:r>
+    </w:p>
+    <w:p>
+      <w:pPr>
+        <w:jc w:val="both"/>
+      </w:pPr>
+      <w:r>
+        <w:rPr>
+          <w:rFonts w:ascii="Arial" w:hAnsi="Arial"/>
+          <w:b w:val="0"/>
+          <w:i w:val="0"/>
+          <w:sz w:val="19"/>
+        </w:rPr>
+        <w:t xml:space="preserve">Reason / Common Dreams / Newsweek / Truthout / Fox Business / The Hill. (2./3. Juni 2026). </w:t>
+      </w:r>
+      <w:r>
+        <w:rPr>
+          <w:rFonts w:ascii="Arial" w:hAnsi="Arial"/>
+          <w:b w:val="0"/>
+          <w:i/>
+          <w:sz w:val="19"/>
+        </w:rPr>
+        <w:t>Bernie Sanders unveils plan to take 50 % stake in AI companies for government wealth fund.</w:t>
+      </w:r>
+      <w:r>
+        <w:rPr>
+          <w:rFonts w:ascii="Arial" w:hAnsi="Arial"/>
+          <w:b w:val="0"/>
+          <w:i w:val="0"/>
+          <w:sz w:val="19"/>
+        </w:rPr>
+        <w:t xml:space="preserve"> Berichterstattung zur Ankündigung des </w:t>
+      </w:r>
+      <w:r>
+        <w:rPr>
+          <w:rFonts w:ascii="Arial" w:hAnsi="Arial"/>
+          <w:b w:val="0"/>
+          <w:i/>
+          <w:sz w:val="19"/>
+        </w:rPr>
+        <w:t>American A.I. Sovereign Wealth Fund Act</w:t>
+      </w:r>
+      <w:r>
+        <w:rPr>
+          <w:rFonts w:ascii="Arial" w:hAnsi="Arial"/>
+          <w:b w:val="0"/>
+          <w:i w:val="0"/>
+          <w:sz w:val="19"/>
+        </w:rPr>
+        <w:t xml:space="preserve"> per NYT-Op-Ed am 2. Juni 2026; Reaktionen pro/contra (Common Dreams, Truthout zustimmend; Reason, Fox Business kritisch; Newsweek-Direktzahlungs-Beispielrechnung). https://reason.com/2026/06/02/bernie-sanders-ai-wealth-fund-bill-shows-that-he-doesnt-understand-ai-or-wealth/ | https://www.newsweek.com/direct-payments-ai-sovereign-wealth-fund-bernie-sanders-12021907 | https://truthout.org/articles/sanders-proposes-sovereign-wealth-fund-to-harness-ai-profits-for-public-good/ | https://www.foxbusiness.com/politics/sanders-unveils-plan-take-50-stake-ai-companies-government-wealth-fund</w:t>
+      </w:r>
+    </w:p>
+    <w:p>
+      <w:pPr>
+        <w:jc w:val="both"/>
+      </w:pPr>
+      <w:r>
+        <w:rPr>
+          <w:rFonts w:ascii="Arial" w:hAnsi="Arial"/>
+          <w:b w:val="0"/>
+          <w:i w:val="0"/>
+          <w:sz w:val="19"/>
+        </w:rPr>
         <w:t xml:space="preserve">CNBC / Bloomberg / AOL / The Register. (7./8. Mai 2026). </w:t>
       </w:r>
       <w:r>
@@ -10566,7 +11228,138 @@
           <w:i w:val="0"/>
           <w:sz w:val="19"/>
         </w:rPr>
-        <w:t xml:space="preserve"> Dieses Arbeitspapier gibt den Stand Anfang Mai 2026 (Schnitt am 8. Mai 2026 — Lauf 001 vom 8. Mai 2026) wieder. Die Debatte entwickelt sich dynamisch, insbesondere im Zuge der OpenAI-Strategiepapiere und der Eröffnung des OpenAI Workshop in Washington, D.C. im Mai 2026, des Erstdurchgangs des GKV-Beitragssatzstabilisierungsgesetzes in der 1065. Bundesratssitzung am 8. Mai 2026 mit 79 Tagesordnungspunkten (Kabinettsbeschluss 29. April 2026, parlamentarische Behandlung vor der Sommerpause 2026 angekündigt), der laufenden Trilog-Verhandlungen zum Digital Omnibus on AI (zweite Runde 28. April 2026 ohne Einigung; nächste Runde 13. Mai 2026 — Knackpunkt ist nicht die Verschiebung der Hochrisiko-Pflichten, sondern die Konformitätsbewertungs-Architektur für Anhang I; die zypriotische Ratspräsidentschaft strebt einen Abschluss vor Ablauf ihrer Amtszeit am 30. Juni 2026 an, andernfalls übernimmt die irische Präsidentschaft), der am 5. Mai 2026 erfolgten Arraignment-Verhandlung im Altman-Verfahren mit „nicht schuldig"-Plädoyer und angeordneter psychiatrischer Begutachtung, des am 7. Mai 2026 versandten individuellen Microsoft-Buyout-Angebots (Annahmefrist 8. Juni 2026, VRSAR-Unterzeichnung 9.–22. Juni 2026, bis zu fünfjährige Krankenversicherungs-Verlängerung), des am 1. Mai 2026 vom Connecticut-Repräsentantenhaus mit 131 zu 17 Stimmen verabschiedeten </w:t>
+        <w:t xml:space="preserve"> Dieses Arbeitspapier gibt den Stand Anfang Juni 2026 (Schnitt am 4. Juni 2026 — Lauf 001 vom 4. Juni 2026) wieder. Gegenüber Version 22.0 (Schnitt 8. Mai 2026) sind insbesondere ergänzt: die Ankündigung des </w:t>
+      </w:r>
+      <w:r>
+        <w:rPr>
+          <w:rFonts w:ascii="Arial" w:hAnsi="Arial"/>
+          <w:b w:val="0"/>
+          <w:i/>
+          <w:sz w:val="19"/>
+        </w:rPr>
+        <w:t>American A.I. Sovereign Wealth Fund Act</w:t>
+      </w:r>
+      <w:r>
+        <w:rPr>
+          <w:rFonts w:ascii="Arial" w:hAnsi="Arial"/>
+          <w:b w:val="0"/>
+          <w:i w:val="0"/>
+          <w:sz w:val="19"/>
+        </w:rPr>
+        <w:t xml:space="preserve"> durch Senator Bernie Sanders am 2. Juni 2026 (einmalige 50-%-Aktienabgabe auf OpenAI, Anthropic und xAI mit Direktzahlungen, Gesundheits-, Bildungs- und Wohnungsausgaben aus einem Staatsfonds); die Unterzeichnung von </w:t>
+      </w:r>
+      <w:r>
+        <w:rPr>
+          <w:rFonts w:ascii="Arial" w:hAnsi="Arial"/>
+          <w:b w:val="0"/>
+          <w:i/>
+          <w:sz w:val="19"/>
+        </w:rPr>
+        <w:t>Connecticut SB 5 — Artificial Intelligence Responsibility and Transparency Act</w:t>
+      </w:r>
+      <w:r>
+        <w:rPr>
+          <w:rFonts w:ascii="Arial" w:hAnsi="Arial"/>
+          <w:b w:val="0"/>
+          <w:i w:val="0"/>
+          <w:sz w:val="19"/>
+        </w:rPr>
+        <w:t xml:space="preserve"> durch Gouverneur Ned Lamont am 29. Mai 2026 mit gestaffeltem Inkrafttreten ab 1. Oktober 2026; die vorläufige politische Einigung von Parlament und Rat zum </w:t>
+      </w:r>
+      <w:r>
+        <w:rPr>
+          <w:rFonts w:ascii="Arial" w:hAnsi="Arial"/>
+          <w:b w:val="0"/>
+          <w:i/>
+          <w:sz w:val="19"/>
+        </w:rPr>
+        <w:t>Digital Omnibus on AI</w:t>
+      </w:r>
+      <w:r>
+        <w:rPr>
+          <w:rFonts w:ascii="Arial" w:hAnsi="Arial"/>
+          <w:b w:val="0"/>
+          <w:i w:val="0"/>
+          <w:sz w:val="19"/>
+        </w:rPr>
+        <w:t xml:space="preserve"> am 7. Mai 2026 (bestätigte Hochrisiko-Stichtage 2. Dezember 2027 / 2. August 2028, Transparenz- und Kennzeichnungspflichten 2. Dezember 2026, neue Verbotsregel zu nicht einvernehmlichen intimen Darstellungen, SME-Erleichterungen); die Umsetzung der Meta-Personalreduktion am 20. Mai 2026 (rund 8.000 Streichungen plus 6.000 unbesetzte Stellen; Anhebung der 2026er-AI-Capex-Guidance auf 125–145 Mrd. USD); die finale Phase der Oracle-Personalreduktion (rund 30.000 Stellen, finale Trennungstermine 1.–15. Juni 2026, Verknüpfung mit AI-Infrastruktur-Programm 156 Mrd. USD); die TrueUp-Tagesfortschreibung zum 1. Juni 2026 (148.092 Personen aus 354 Layoff-Meldungen, rund 981 Personen pro Tag, etwa 46 % über dem Niveau 2025); das </w:t>
+      </w:r>
+      <w:r>
+        <w:rPr>
+          <w:rFonts w:ascii="Arial" w:hAnsi="Arial"/>
+          <w:b w:val="0"/>
+          <w:i/>
+          <w:sz w:val="19"/>
+        </w:rPr>
+        <w:t>IAB-Arbeitsmarktbarometer Mai 2026</w:t>
+      </w:r>
+      <w:r>
+        <w:rPr>
+          <w:rFonts w:ascii="Arial" w:hAnsi="Arial"/>
+          <w:b w:val="0"/>
+          <w:i w:val="0"/>
+          <w:sz w:val="19"/>
+        </w:rPr>
+        <w:t xml:space="preserve"> (99,6 Punkte, +0,1 — erster Anstieg nach sechs Monaten Rückgang; Beschäftigungskomponente stagniert bei 100,1; europäisches Barometer 100,1); die Ergebnisse der 1065. Bundesrats-Sitzung am 8. Mai 2026 (1.000-Euro-</w:t>
+      </w:r>
+      <w:r>
+        <w:rPr>
+          <w:rFonts w:ascii="Arial" w:hAnsi="Arial"/>
+          <w:b w:val="0"/>
+          <w:i/>
+          <w:sz w:val="19"/>
+        </w:rPr>
+        <w:t>Entlastungsprämie</w:t>
+      </w:r>
+      <w:r>
+        <w:rPr>
+          <w:rFonts w:ascii="Arial" w:hAnsi="Arial"/>
+          <w:b w:val="0"/>
+          <w:i w:val="0"/>
+          <w:sz w:val="19"/>
+        </w:rPr>
+        <w:t xml:space="preserve"> aus dem Steuerberatungsgesetz scheitert an Mehrheit; Bundesregierung verfolgt das Vorhaben am 13. Mai 2026 nicht weiter); die aktualisierte Verfahrensplanung zum </w:t>
+      </w:r>
+      <w:r>
+        <w:rPr>
+          <w:rFonts w:ascii="Arial" w:hAnsi="Arial"/>
+          <w:b w:val="0"/>
+          <w:i/>
+          <w:sz w:val="19"/>
+        </w:rPr>
+        <w:t>GKV-Beitragssatzstabilisierungsgesetz</w:t>
+      </w:r>
+      <w:r>
+        <w:rPr>
+          <w:rFonts w:ascii="Arial" w:hAnsi="Arial"/>
+          <w:b w:val="0"/>
+          <w:i w:val="0"/>
+          <w:sz w:val="19"/>
+        </w:rPr>
+        <w:t xml:space="preserve"> (erster Bundesrats-Durchgang in der 1066. Sitzung am 12. Juni 2026, zweite und dritte Bundestagslesung 26. Juni 2026, zweiter Bundesrats-Durchgang 10. Juli 2026); sowie das nahende Ende der Annahmefrist des Microsoft-VRSAR-Programms (8. Juni 2026 23:59 PT) — eine regelmäßige Aktualisierung ist vorgesehen.</w:t>
+      </w:r>
+    </w:p>
+    <w:p>
+      <w:pPr>
+        <w:jc w:val="both"/>
+      </w:pPr>
+      <w:r>
+        <w:rPr>
+          <w:rFonts w:ascii="Arial" w:hAnsi="Arial"/>
+          <w:b/>
+          <w:i w:val="0"/>
+          <w:sz w:val="19"/>
+        </w:rPr>
+        <w:t>Vorgängerhinweis (Version 22.0, Mai 2026):</w:t>
+      </w:r>
+      <w:r>
+        <w:rPr>
+          <w:rFonts w:ascii="Arial" w:hAnsi="Arial"/>
+          <w:b w:val="0"/>
+          <w:i w:val="0"/>
+          <w:sz w:val="19"/>
+        </w:rPr>
+        <w:t xml:space="preserve"> Stand Anfang Mai 2026 (Schnitt am 8. Mai 2026 — Lauf 001 vom 8. Mai 2026). Die Debatte entwickelt sich dynamisch, insbesondere im Zuge der OpenAI-Strategiepapiere und der Eröffnung des OpenAI Workshop in Washington, D.C. im Mai 2026, des Erstdurchgangs des GKV-Beitragssatzstabilisierungsgesetzes in der 1065. Bundesratssitzung am 8. Mai 2026 mit 79 Tagesordnungspunkten (Kabinettsbeschluss 29. April 2026, parlamentarische Behandlung vor der Sommerpause 2026 angekündigt), der laufenden Trilog-Verhandlungen zum Digital Omnibus on AI (zweite Runde 28. April 2026 ohne Einigung; nächste Runde 13. Mai 2026 — Knackpunkt ist nicht die Verschiebung der Hochrisiko-Pflichten, sondern die Konformitätsbewertungs-Architektur für Anhang I; die zypriotische Ratspräsidentschaft strebt einen Abschluss vor Ablauf ihrer Amtszeit am 30. Juni 2026 an, andernfalls übernimmt die irische Präsidentschaft), der am 5. Mai 2026 erfolgten Arraignment-Verhandlung im Altman-Verfahren mit „nicht schuldig"-Plädoyer und angeordneter psychiatrischer Begutachtung, des am 7. Mai 2026 versandten individuellen Microsoft-Buyout-Angebots (Annahmefrist 8. Juni 2026, VRSAR-Unterzeichnung 9.–22. Juni 2026, bis zu fünfjährige Krankenversicherungs-Verlängerung), des am 1. Mai 2026 vom Connecticut-Repräsentantenhaus mit 131 zu 17 Stimmen verabschiedeten </w:t>
       </w:r>
       <w:r>
         <w:rPr>
@@ -10862,7 +11655,7 @@
         <w:color w:val="999999"/>
         <w:sz w:val="15"/>
       </w:rPr>
-      <w:t>Version 22.0 — Mai 2026 — CC BY 4.0</w:t>
+      <w:t>Version 23.0 — Mai 2026 — CC BY 4.0</w:t>
       <w:tab/>
       <w:t xml:space="preserve">Seite </w:t>
     </w:r>

--- a/KI-Ökonomie.docx
+++ b/KI-Ökonomie.docx
@@ -112,7 +112,7 @@
           <w:color w:val="666666"/>
           <w:sz w:val="18"/>
         </w:rPr>
-        <w:t>Version 22.0</w:t>
+        <w:t>Version 23.0</w:t>
       </w:r>
     </w:p>
     <w:p>
@@ -382,7 +382,43 @@
           <w:i w:val="0"/>
           <w:sz w:val="19"/>
         </w:rPr>
-        <w:t xml:space="preserve">-Differenzierung vom 1. Mai 2026 genannte Mehrkanalerklärung (KI-Verdrängung, Austerity-Logik, Pandemie-Korrekturen, Routine-Restrukturierung) zusätzlich stützt. Der parallele Lauf der Branchen-AI-Capex-Programme (Q1-2026-Investitionen der Hyperscaler von rund 130,65 Milliarden US-Dollar; Konsens-Schätzung Anfang April 2026 zwischen 660 und 700 Milliarden US-Dollar, nach den Q1-2026-Earnings-Calls vom 28.–30. April 2026 — von der </w:t>
+        <w:t xml:space="preserve">-Differenzierung vom 1. Mai 2026 genannte Mehrkanalerklärung (KI-Verdrängung, Austerity-Logik, Pandemie-Korrekturen, Routine-Restrukturierung) zusätzlich stützt. Der zum 3. Juni 2026 nachgereichte </w:t>
+      </w:r>
+      <w:r>
+        <w:rPr>
+          <w:rFonts w:ascii="Arial" w:hAnsi="Arial"/>
+          <w:b w:val="0"/>
+          <w:i/>
+          <w:sz w:val="19"/>
+        </w:rPr>
+        <w:t>Mai-2026-Job-Cuts-Report</w:t>
+      </w:r>
+      <w:r>
+        <w:rPr>
+          <w:rFonts w:ascii="Arial" w:hAnsi="Arial"/>
+          <w:b w:val="0"/>
+          <w:i w:val="0"/>
+          <w:sz w:val="19"/>
+        </w:rPr>
+        <w:t xml:space="preserve"> hebt das Bild deutlich: US-Arbeitgeber kündigten im Mai 2026 insgesamt 97.006 Stellenstreichungen an — der höchste Mai-Wert seit dem Pandemie-Mai 2020 (damals 397.016) und ein Plus von 16 % gegenüber April; KI ist im dritten Monat in Folge der meistgenannte Einzelgrund mit 38.579 KI-bezogenen Streichungen (40 % aller Mai-Streichungen, von 26 % im April und 7 % im Januar — der höchste Monatswert seit Beginn der Challenger-KI-Erfassung 2023). Für das laufende Jahr summieren sich die KI-bezogenen Streichungen damit auf 87.714 (22 % aller 2026-Streichungs­pläne, gegenüber rund 16 % zum April-Stand) und überschreiten bereits jetzt den Wert von 54.836 für das gesamte Jahr 2025; die Tech-Branche allein verzeichnet im Mai 38.242 Stellen (höchster Monatswert seit August 2024) und YTD 123.653 Stellen (+66 % gegenüber dem Vorjahresvergleichszeitraum). Andy Challenger ordnet den Trend zurückhaltend ein: „AI isn't yet the jobpocalypse some predicted" — wie zuvor Tabellenkalkulation und E-Mail werde KI Beschäftigte produktiver machen, die Aggregat-Beleglinie der Kausalattribution sei aber inzwischen so deutlich, dass die Anknüpfung an „nachgewiesene KI-Verdrängung" (vgl. Typ 5 nach § 2.1, § 9.1) — bei aller in der </w:t>
+      </w:r>
+      <w:r>
+        <w:rPr>
+          <w:rFonts w:ascii="Arial" w:hAnsi="Arial"/>
+          <w:b w:val="0"/>
+          <w:i/>
+          <w:sz w:val="19"/>
+        </w:rPr>
+        <w:t>Washington-Post</w:t>
+      </w:r>
+      <w:r>
+        <w:rPr>
+          <w:rFonts w:ascii="Arial" w:hAnsi="Arial"/>
+          <w:b w:val="0"/>
+          <w:i w:val="0"/>
+          <w:sz w:val="19"/>
+        </w:rPr>
+        <w:t xml:space="preserve">-Analyse betonten Mehrkanalerklärung — operativ messbarer wird. Eine Tagesfortschreibung der Tech-Layoff-Tracker zum 3. Juni 2026 weist nach TrueUp-Methodik 149.935 betroffene Personen aus 363 Layoff-Meldungen aus (rund 974 Stellen pro Tag) — eine Fortsetzung der Reihe 25. April → 2. Mai → 6. Mai → 7. Mai → 8. Mai → 3. Juni 2026 im Tagesmittel oberhalb der 950-Stellen-Marke; die TrueUp-Projektion für das Gesamtjahr liegt bei rund 370.000 Stellen, was die Pandemie-Mai-2020-Vergleichsgrundlage des Challenger-Reports rechnerisch nicht erreichen, aber das Jahresergebnis 2024 und 2025 deutlich überschreiten würde. Der parallele Lauf der Branchen-AI-Capex-Programme (Q1-2026-Investitionen der Hyperscaler von rund 130,65 Milliarden US-Dollar; Konsens-Schätzung Anfang April 2026 zwischen 660 und 700 Milliarden US-Dollar, nach den Q1-2026-Earnings-Calls vom 28.–30. April 2026 — von der </w:t>
       </w:r>
       <w:r>
         <w:rPr>
@@ -2199,6 +2235,47 @@
           <w:i w:val="0"/>
           <w:sz w:val="19"/>
         </w:rPr>
+        <w:t>EU AI Act — Digital Omnibus (provisorische Einigung Mai 2026):</w:t>
+      </w:r>
+      <w:r>
+        <w:rPr>
+          <w:rFonts w:ascii="Arial" w:hAnsi="Arial"/>
+          <w:b w:val="0"/>
+          <w:i w:val="0"/>
+          <w:sz w:val="19"/>
+        </w:rPr>
+        <w:t xml:space="preserve"> Am 7. Mai 2026 haben die Unterhändlerinnen und Unterhändler des Rates der EU, des EU-Parlaments und der EU-Kommission im Rahmen des Trilog-Verfahrens eine vorläufige politische Einigung zum </w:t>
+      </w:r>
+      <w:r>
+        <w:rPr>
+          <w:rFonts w:ascii="Arial" w:hAnsi="Arial"/>
+          <w:b w:val="0"/>
+          <w:i/>
+          <w:sz w:val="19"/>
+        </w:rPr>
+        <w:t>Digital Omnibus on AI</w:t>
+      </w:r>
+      <w:r>
+        <w:rPr>
+          <w:rFonts w:ascii="Arial" w:hAnsi="Arial"/>
+          <w:b w:val="0"/>
+          <w:i w:val="0"/>
+          <w:sz w:val="19"/>
+        </w:rPr>
+        <w:t xml:space="preserve"> erzielt — das erste Amendment-Paket zur 2024 verabschiedeten EU-KI-Verordnung 2024/1689 (Council of the EU, Pressemitteilung 7. Mai 2026; White &amp; Case, Lewis Silkin, Mishcon de Reya, Mai 2026). Inhaltlich werden zentrale Anwendungsfristen der Hochrisiko-Verpflichtungen verschoben: Annex-III-Pflichten (anwendungsbasierte Hochrisiko-KI-Systeme) wandern vom 2. August 2026 auf den 2. Dezember 2027 (Verschiebung um 16 Monate), Annex-I-Pflichten (produktregulierte Hochrisiko-Systeme einschließlich Funkanlagen, Aufzügen und Medizinprodukten) vom 2. August 2027 auf den 2. August 2028. Die Transparenzpflicht zur maschinen­lesbaren Markierung synthetischer Inhalte für Systeme, die vor dem 2. August 2026 in Verkehr gebracht wurden, wandert vom 2. August 2026 auf den 2. Dezember 2026 (Verschiebung um vier Monate). Neu eingeführt werden zwei Verbote — die Nutzung von KI zur Erzeugung nicht­einvernehmlichen intimen Materials und kinderpornografischer Inhalte (CSAM) — sowie ausdrückliche Definitionen für KMU und Small-Mid-Caps mit reduzierten Bußgeld­obergrenzen, vereinfachten technischen Dokumentationen und priorisiertem Zugang zu KI-Regulatory-Sandboxes. Die formale Annahme durch Parlament und Rat ist nach Aussage der Verhandlungsführungen zwischen Juni und Juli 2026 vorgesehen; die Veröffentlichung im Amtsblatt wird für Juli 2026 erwartet, sodass der Schritt vor dem ursprünglichen Hauptgeltungstermin 2. August 2026 vollzogen wäre. Für die KI-Steuerdebatte ist der Vorgang relevant, weil er den europäischen Regulierungsrahmen, an dem nationale Steuermodelle (Digital Services Tax, Plattform-Digitalabgabe, Wertschöpfungsabgabe) konzeptionell andocken könnten, ein zweites Jahr in den Vorbereitungsphase hält — und damit den in § 4.4 oben benannten Druck auf unilaterale Mitgliedstaats-Maßnahmen verstärkt. Im Konjunktiv referiert: Eine fiskalische Komponente — etwa eine Sandbox-Abgabe oder eine an die Hochrisiko-Konformitätsbewertung gekoppelte Gebühr — ist im Omnibus-Paket nicht enthalten; die Verschiebung schafft aber Spielraum für eine spätere Verzahnung mit dem Pillar-2-Rahmen und den nationalen DST-Modellen.</w:t>
+      </w:r>
+    </w:p>
+    <w:p>
+      <w:pPr>
+        <w:jc w:val="both"/>
+      </w:pPr>
+      <w:r>
+        <w:rPr>
+          <w:rFonts w:ascii="Arial" w:hAnsi="Arial"/>
+          <w:b/>
+          <w:i w:val="0"/>
+          <w:sz w:val="19"/>
+        </w:rPr>
         <w:t>Neue nationale Initiative Deutschland — Plattform-Digitalabgabe (2026):</w:t>
       </w:r>
       <w:r>
@@ -2264,7 +2341,61 @@
           <w:i w:val="0"/>
           <w:sz w:val="19"/>
         </w:rPr>
-        <w:t xml:space="preserve"> (S. 4214, 119. Kongress) eingebracht, der ein bundesweites Moratorium für neue und aufgerüstete KI-Rechenzentren oberhalb definierter Stromschwellen vorsieht, bis der Gesetzgeber Mindeststandards in den Bereichen Umwelt, Energie, Arbeit und Bürgerrechte verabschiedet; der Gesetzentwurf formuliert ausdrücklich, die „wirtschaftlichen Gewinne aus künstlicher Intelligenz und Robotik" sollten „Beschäftigten, nicht nur wohlhabenden Big-Tech-Eigentümern" zugutekommen. Am 16. April 2026 hat Sanders die Linie mit einem Namensbeitrag („Artificial intelligence is coming for the working class. We must fight back.") erneuert und die HELP-Anhörung genutzt, um für Robotersteuer und Moratorium zu werben. Die Aussicht auf Annahme des Entwurfs in einem republikanisch geführten Kongress gilt als gering; als Signalgebung ist er jedoch der bislang konkreteste politische Vorstoß auf US-Bundesebene.</w:t>
+        <w:t xml:space="preserve"> (S. 4214, 119. Kongress) eingebracht, der ein bundesweites Moratorium für neue und aufgerüstete KI-Rechenzentren oberhalb definierter Stromschwellen vorsieht, bis der Gesetzgeber Mindeststandards in den Bereichen Umwelt, Energie, Arbeit und Bürgerrechte verabschiedet; der Gesetzentwurf formuliert ausdrücklich, die „wirtschaftlichen Gewinne aus künstlicher Intelligenz und Robotik" sollten „Beschäftigten, nicht nur wohlhabenden Big-Tech-Eigentümern" zugutekommen. Am 16. April 2026 hat Sanders die Linie mit einem Namensbeitrag („Artificial intelligence is coming for the working class. We must fight back.") erneuert und die HELP-Anhörung genutzt, um für Robotersteuer und Moratorium zu werben. Am 1./2. Juni 2026 hat Sanders in einem Gastbeitrag in der </w:t>
+      </w:r>
+      <w:r>
+        <w:rPr>
+          <w:rFonts w:ascii="Arial" w:hAnsi="Arial"/>
+          <w:b w:val="0"/>
+          <w:i/>
+          <w:sz w:val="19"/>
+        </w:rPr>
+        <w:t>New York Times</w:t>
+      </w:r>
+      <w:r>
+        <w:rPr>
+          <w:rFonts w:ascii="Arial" w:hAnsi="Arial"/>
+          <w:b w:val="0"/>
+          <w:i w:val="0"/>
+          <w:sz w:val="19"/>
+        </w:rPr>
+        <w:t xml:space="preserve"> („The Public Should Own Half of the Big A.I. Companies") einen dritten, von Robotersteuer und Rechenzentren-Moratorium konzeptionell entkoppelten Pfad angekündigt: den </w:t>
+      </w:r>
+      <w:r>
+        <w:rPr>
+          <w:rFonts w:ascii="Arial" w:hAnsi="Arial"/>
+          <w:b w:val="0"/>
+          <w:i/>
+          <w:sz w:val="19"/>
+        </w:rPr>
+        <w:t>American A.I. Sovereign Wealth Fund Act</w:t>
+      </w:r>
+      <w:r>
+        <w:rPr>
+          <w:rFonts w:ascii="Arial" w:hAnsi="Arial"/>
+          <w:b w:val="0"/>
+          <w:i w:val="0"/>
+          <w:sz w:val="19"/>
+        </w:rPr>
+        <w:t xml:space="preserve">. Der Entwurf, dessen Einbringung „in den kommenden Wochen" angekündigt wurde, soll eine einmalige Abgabe in Höhe von 50 % der ausgegebenen Aktien der größten KI-Unternehmen — namentlich OpenAI, Anthropic und xAI — vorsehen, zahlbar in Aktien, die in einen öffentlichen Staatsfonds eingelegt werden; der Bund hielte stimmberechtigte Anteile und entsprechende Sitze in den Aufsichtsorganen der betroffenen Unternehmen, mit denen er — so die Konjunktiv-Formulierung des Beitrags — „Entscheidungen blockieren könnte, die unseren Bürgern schaden, und Maßnahmen vorantreiben könnte, die ihnen nutzen". Aus den Fondserträgen sollen zunächst universelle Dividenden an US-Bürger gezahlt und perspektivisch Gesundheitsversorgung, Bildung und Wohnen finanziert werden. Sanders begründet die Konstruktion mit dem Gemeingut-Charakter der KI-Trainingsdaten: „Da KI auf dem kollektiven Wissen der Menschheit aufbaut, muss der von ihr erzeugte Wohlstand der Menschheit zugutekommen." Der Vorstoß ist auch deshalb bemerkenswert, weil er — anders als die Robotersteuer (Typ 1/Typ 5 nach § 2.1) und anders als das im OpenAI-Papier vom April 2026 (s. u.) skizzierte norwegische Modell — nicht über laufende Abschöpfung von Erträgen, sondern über eine </w:t>
+      </w:r>
+      <w:r>
+        <w:rPr>
+          <w:rFonts w:ascii="Arial" w:hAnsi="Arial"/>
+          <w:b w:val="0"/>
+          <w:i/>
+          <w:sz w:val="19"/>
+        </w:rPr>
+        <w:t>einmalige Eigentumsabgabe</w:t>
+      </w:r>
+      <w:r>
+        <w:rPr>
+          <w:rFonts w:ascii="Arial" w:hAnsi="Arial"/>
+          <w:b w:val="0"/>
+          <w:i w:val="0"/>
+          <w:sz w:val="19"/>
+        </w:rPr>
+        <w:t xml:space="preserve"> in Form von Anteilen ansetzt. Damit verschiebt er die Diskussion von der fiskalischen Anknüpfungsstelle (Wer wird wann besteuert?) auf die eigentumsrechtliche (Wem gehört die KI-Wertschöpfung?). Politisch gilt eine Verabschiedung in einem republikanisch geführten Kongress als unwahrscheinlich; substanziell ist die Initiative aber der erste US-Bundesentwurf, der KI-Renten nicht über Steuer- oder Subventionspfade, sondern über eine staatliche Anteilsbeteiligung adressiert — und damit ein direktes Gegenstück zur in § 5.4 und § 8.3 als „weitestgehende Antwort" markierten Kapital- und Fondsbeteiligung. Frühe Reaktionen ordnen die Konstruktion als „aggressivste US-Bundesintervention in privates Unternehmertum seit Kriegszeiten" ein (Reason, 2. Juni 2026); ergänzend ist zu beachten, dass die Trump-Administration im Mai 2026 erste Schritte zu einem nationalen Beteiligungsmodell an strategischen Technologieunternehmen kommuniziert hat, sodass die Eigentumsfrage in der US-Debatte parteiübergreifend an Salienz gewonnen hat (Fortune, 3. Juni 2026). Die Aussicht auf Annahme des Entwurfs in einem republikanisch geführten Kongress gilt als gering; als Signalgebung ist er jedoch der bislang konkreteste politische Vorstoß auf US-Bundesebene.</w:t>
       </w:r>
     </w:p>
     <w:p>
@@ -2562,7 +2693,7 @@
           <w:i w:val="0"/>
           <w:sz w:val="19"/>
         </w:rPr>
-        <w:t xml:space="preserve"> am 1. Mai 2026 mit 131 zu 17 Stimmen verabschiedet, Gouverneur Ned Lamont hat seine Unterzeichnung angekündigt. Für die Steuerdebatte ist neben Frontier- und Sandbox-Komponenten vor allem ein arbeitsrechtlicher Baustein bemerkenswert: </w:t>
+        <w:t xml:space="preserve"> am 1. Mai 2026 mit 131 zu 17 Stimmen verabschiedet, und Gouverneur Ned Lamont hat das Gesetz am 29. Mai 2026 unterzeichnet (Bloomberg Law, Holland &amp; Knight, Davis Wright Tremaine, Faegre Drinker, jeweils 29. Mai bis 2. Juni 2026). Damit ist Connecticut nach Colorado der zweite US-Bundesstaat mit einem umfassenden, branchen­übergreifenden KI-Rahmen — und der erste, der ihn explizit mit Frontier-Whistleblower-Schutz, AI-Companion-Pflichten, Synthetic-Content-Markierung und einer arbeitsrechtlichen Disclosure-Komponente koppelt. Für die Steuerdebatte ist neben Frontier- und Sandbox-Komponenten vor allem ein arbeitsrechtlicher Baustein bemerkenswert: </w:t>
       </w:r>
       <w:r>
         <w:rPr>
@@ -2889,6 +3020,65 @@
           <w:sz w:val="19"/>
         </w:rPr>
         <w:t>Das Papier ist bemerkenswert, weil hier ein führender KI-Anbieter selbst die steuerliche Abschöpfung seines eigenen Geschäftsmodells zur Diskussion stellt. Es ist aber auch als Agenda-Setting-Instrument zu lesen: Eine Million Dollar API-Credits für Forschung an „diesen und verwandten politischen Ideen" schafft Pfadabhängigkeiten in der akademischen Debatte. Kritiker haben das Papier als „Regulatory Nihilism" bezeichnet, eine Tech-Policy-Press-Analyse vom 6. April 2026 sprach zudem von einem „Policymercial" — einer Werbebotschaft im Politikgewand —, weil das Papier großzügig klinge, aber keine konkreten Selbstverpflichtungen des Absenders enthalte; die Robotersteuer zahlten „Unternehmen, die Arbeit automatisieren", nicht spezifisch OpenAI selbst. Europa kommt in dem Papier weder als Partner noch als Modell vor; der Entwurf konzentriert sich explizit auf die USA.</w:t>
+      </w:r>
+    </w:p>
+    <w:p>
+      <w:pPr>
+        <w:jc w:val="both"/>
+      </w:pPr>
+      <w:r>
+        <w:rPr>
+          <w:rFonts w:ascii="Arial" w:hAnsi="Arial"/>
+          <w:b/>
+          <w:i w:val="0"/>
+          <w:sz w:val="19"/>
+        </w:rPr>
+        <w:t>Folgekommunikation Altman/Amodei (Mai 2026):</w:t>
+      </w:r>
+      <w:r>
+        <w:rPr>
+          <w:rFonts w:ascii="Arial" w:hAnsi="Arial"/>
+          <w:b w:val="0"/>
+          <w:i w:val="0"/>
+          <w:sz w:val="19"/>
+        </w:rPr>
+        <w:t xml:space="preserve"> Wenige Wochen nach Erscheinen des OpenAI-Papiers haben die Vorstandsvorsitzenden der beiden mit Abstand höchstbewerteten US-Frontier-Modell-Anbieter ihre eigenen Aussagen zu KI-induzierten Arbeitsmarkteffekten zurückgenommen. Sam Altman erklärte in einem Interview mit dem Vorstandsvorsitzenden der Commonwealth Bank of Australia, Matt Comyn, am 26. Mai 2026, er sei mit seiner Warnung aus dem Juni 2025 vor einem erhöhten Risiko für Einsteigerstellen „ziemlich falsch" gelegen (Fortune, 26. Mai 2026; Time, 26. Mai 2026). Dario Amodei, der im Mai 2025 in einem Axios-Interview prognostiziert hatte, KI könne 50 % der weißkragigen Einstiegspositionen in fünf Jahren eliminieren und die US-Arbeitslosenquote auf 20 % treiben, rahmt KI inzwischen als „Produktivitätsmultiplikator": Auch wenn 90 % einer Tätigkeit automatisiert würden, expandierten die verbleibenden 10 % zum neuen inhaltlichen Schwerpunkt, was die Produktivität verzehnfachen könne (Breitbart, 27. Mai 2026; Memeburn/The Decoder, Mai 2026). Beide Aussagen fallen in eine Phase, in der OpenAI und Anthropic Berichten zufolge auf je rund eine Billion US-Dollar bewertete Börsengänge vorbereiten — eine Konstellation, in der makro­ökonomisch verstörende Verdrängungs­erwartungen die Bewertungslogik untergraben könnten. Für die Steuerdebatte hat das zwei Implikationen: Erstens schwächt die Re-Interpretation in Richtung Jevons-Paradox (am Beispiel der Watt-Dampfmaschine) die empirische Grundlage für eine zielgerichtete Ersatzabgabe (Typ 5 nach § 2.1), weil sie die Verdrängung in nachgelagerte Tätigkeitsausweitung umdeutet — entlastet damit aber nicht die in § 4.5 (Sanders) und § 5.4 (Staatsfonds) entwickelte Anknüpfung an Wertschöpfung und Eigentum, sondern argumentiert auf einer anderen Ebene. Zweitens illustriert die Sequenz aus </w:t>
+      </w:r>
+      <w:r>
+        <w:rPr>
+          <w:rFonts w:ascii="Arial" w:hAnsi="Arial"/>
+          <w:b w:val="0"/>
+          <w:i/>
+          <w:sz w:val="19"/>
+        </w:rPr>
+        <w:t>Industrial Policy</w:t>
+      </w:r>
+      <w:r>
+        <w:rPr>
+          <w:rFonts w:ascii="Arial" w:hAnsi="Arial"/>
+          <w:b w:val="0"/>
+          <w:i w:val="0"/>
+          <w:sz w:val="19"/>
+        </w:rPr>
+        <w:t xml:space="preserve">-Papier (April 2026), </w:t>
+      </w:r>
+      <w:r>
+        <w:rPr>
+          <w:rFonts w:ascii="Arial" w:hAnsi="Arial"/>
+          <w:b w:val="0"/>
+          <w:i/>
+          <w:sz w:val="19"/>
+        </w:rPr>
+        <w:t>Policymercial</w:t>
+      </w:r>
+      <w:r>
+        <w:rPr>
+          <w:rFonts w:ascii="Arial" w:hAnsi="Arial"/>
+          <w:b w:val="0"/>
+          <w:i w:val="0"/>
+          <w:sz w:val="19"/>
+        </w:rPr>
+        <w:t>-Kritik (April 2026) und Walk-back vor IPO (Mai 2026), dass die Glaubwürdigkeit der Anbieter-eigenen Politikempfehlungen — gerade in der Steuerfrage — wesentlich von der zeitlichen Stabilität ihrer Lagebeschreibung abhängt. Im Konjunktiv referiert: Die in § 8.3 als „weitestgehende Antwort" markierte Kapital- und Fondsbeteiligung gewinnt durch die Walk-back-Konstellation an relativem Gewicht gegenüber einer rein lohnersatz­bezogenen Argumentation, weil sie unabhängig von der Frage trägt, wie viele Stellen netto verloren gehen.</w:t>
       </w:r>
     </w:p>
     <w:p>
@@ -3732,7 +3922,43 @@
           <w:i w:val="0"/>
           <w:sz w:val="19"/>
         </w:rPr>
-        <w:t>Praktisch erfordert dies entweder eine Pflichtbeteiligung des Staates an KI-Unternehmen (politisch hoch problematisch) oder eine zweckgebundene Steuer auf Kapitalerträge und Unternehmensgewinne, deren Aufkommen in einen solchen Fonds fließt.</w:t>
+        <w:t xml:space="preserve">Praktisch erfordert dies entweder eine Pflichtbeteiligung des Staates an KI-Unternehmen (politisch hoch problematisch) oder eine zweckgebundene Steuer auf Kapitalerträge und Unternehmensgewinne, deren Aufkommen in einen solchen Fonds fließt. Mit dem am 1./2. Juni 2026 in der </w:t>
+      </w:r>
+      <w:r>
+        <w:rPr>
+          <w:rFonts w:ascii="Arial" w:hAnsi="Arial"/>
+          <w:b w:val="0"/>
+          <w:i/>
+          <w:sz w:val="19"/>
+        </w:rPr>
+        <w:t>New York Times</w:t>
+      </w:r>
+      <w:r>
+        <w:rPr>
+          <w:rFonts w:ascii="Arial" w:hAnsi="Arial"/>
+          <w:b w:val="0"/>
+          <w:i w:val="0"/>
+          <w:sz w:val="19"/>
+        </w:rPr>
+        <w:t xml:space="preserve"> angekündigten </w:t>
+      </w:r>
+      <w:r>
+        <w:rPr>
+          <w:rFonts w:ascii="Arial" w:hAnsi="Arial"/>
+          <w:b w:val="0"/>
+          <w:i/>
+          <w:sz w:val="19"/>
+        </w:rPr>
+        <w:t>American A.I. Sovereign Wealth Fund Act</w:t>
+      </w:r>
+      <w:r>
+        <w:rPr>
+          <w:rFonts w:ascii="Arial" w:hAnsi="Arial"/>
+          <w:b w:val="0"/>
+          <w:i w:val="0"/>
+          <w:sz w:val="19"/>
+        </w:rPr>
+        <w:t xml:space="preserve"> (Sanders) — siehe § 4.5 — liegt erstmals auf US-Bundesebene ein Entwurf vor, der die erste Variante (Pflichtbeteiligung in Form einer einmaligen 50 %-Aktienabgabe) ausdrücklich verfolgt; eine vergleichbare Konstruktion ist im deutschen Steuer- und Verfassungsrecht (Art. 14 GG, Art. 105 GG) schwerer abbildbar und würde — wenn überhaupt — eher den zweiten, ertragsbasierten Pfad nehmen, etwa über eine zweckgebundene Komponente der Wertschöpfungsabgabe (§ 5.1) oder eine ertragsabhängige KI-Komponente nach Pillar-2-Logik.</w:t>
       </w:r>
     </w:p>
     <w:p>
@@ -4028,6 +4254,83 @@
           <w:sz w:val="19"/>
         </w:rPr>
         <w:t xml:space="preserve"> Die hohen Kapital- und Unternehmensteuern in den skandinavischen Ländern kombiniert mit ausgeprägten Umschulungs- und Weiterbildungssystemen („Flexicurity") werden oft als Alternative zu einer spezifischen Robotersteuer diskutiert.</w:t>
+      </w:r>
+    </w:p>
+    <w:p>
+      <w:pPr>
+        <w:jc w:val="both"/>
+      </w:pPr>
+      <w:r>
+        <w:rPr>
+          <w:rFonts w:ascii="Arial" w:hAnsi="Arial"/>
+          <w:b/>
+          <w:i w:val="0"/>
+          <w:sz w:val="19"/>
+        </w:rPr>
+        <w:t>VR China — Arbeitsrechtliche Eindämmung KI-bedingter Kündigungen (Mai 2026):</w:t>
+      </w:r>
+      <w:r>
+        <w:rPr>
+          <w:rFonts w:ascii="Arial" w:hAnsi="Arial"/>
+          <w:b w:val="0"/>
+          <w:i w:val="0"/>
+          <w:sz w:val="19"/>
+        </w:rPr>
+        <w:t xml:space="preserve"> Anfang Mai 2026 hat das </w:t>
+      </w:r>
+      <w:r>
+        <w:rPr>
+          <w:rFonts w:ascii="Arial" w:hAnsi="Arial"/>
+          <w:b w:val="0"/>
+          <w:i/>
+          <w:sz w:val="19"/>
+        </w:rPr>
+        <w:t>Hangzhou Intermediate People's Court</w:t>
+      </w:r>
+      <w:r>
+        <w:rPr>
+          <w:rFonts w:ascii="Arial" w:hAnsi="Arial"/>
+          <w:b w:val="0"/>
+          <w:i w:val="0"/>
+          <w:sz w:val="19"/>
+        </w:rPr>
+        <w:t xml:space="preserve"> — bestätigt durch eine parallele Entscheidung an einem zweiten Standort — entschieden, dass die Substitution menschlicher Aufgaben durch generative KI-Modelle allein keinen ausreichenden Kündigungsgrund nach dem chinesischen Arbeitsvertragsgesetz darstellt (Bloomberg, 2. Mai 2026; Fortune, 3. Mai 2026; NPR, 1. Mai 2026; Tom's Hardware, Mai 2026). Anlassfall war die schrittweise Übernahme der Aufgaben eines technischen Beschäftigten durch ein internes Sprachmodell. Die Entscheidungen wurden im Vorfeld des Internationalen Tags der Arbeit (1. Mai 2026) publiziert und liegen in der Linie der MOHRSS-Ankündigung vom Januar 2026, ein KI-Beschäftigungs­wirkungs-Monitoring und ein dediziertes politisches Dokument zur KI-Arbeitsmarktwirkung vorzubereiten; ein Vorschlag aus der NPC-Beratung im März 2026 sieht zudem verpflichtende </w:t>
+      </w:r>
+      <w:r>
+        <w:rPr>
+          <w:rFonts w:ascii="Arial" w:hAnsi="Arial"/>
+          <w:b w:val="0"/>
+          <w:i/>
+          <w:sz w:val="19"/>
+        </w:rPr>
+        <w:t>employment impact assessments</w:t>
+      </w:r>
+      <w:r>
+        <w:rPr>
+          <w:rFonts w:ascii="Arial" w:hAnsi="Arial"/>
+          <w:b w:val="0"/>
+          <w:i w:val="0"/>
+          <w:sz w:val="19"/>
+        </w:rPr>
+        <w:t xml:space="preserve"> vor jeder großflächigen KI-Einführung vor. Im Vergleich zu Südkorea (§ 6.1) und Italien (§ 6.2) ist der chinesische Pfad damit der erste, der nicht über das Steuer- oder Subventions­system, sondern über die </w:t>
+      </w:r>
+      <w:r>
+        <w:rPr>
+          <w:rFonts w:ascii="Arial" w:hAnsi="Arial"/>
+          <w:b w:val="0"/>
+          <w:i/>
+          <w:sz w:val="19"/>
+        </w:rPr>
+        <w:t>Kündigungsschwelle</w:t>
+      </w:r>
+      <w:r>
+        <w:rPr>
+          <w:rFonts w:ascii="Arial" w:hAnsi="Arial"/>
+          <w:b w:val="0"/>
+          <w:i w:val="0"/>
+          <w:sz w:val="19"/>
+        </w:rPr>
+        <w:t xml:space="preserve"> in das Verhältnis von KI und Arbeit eingreift. Für die deutsche Debatte ist das insofern relevant, als die in § 4.5 (Connecticut) und § 9.1 angesprochene Frage nach belastbarer Kausalattribution zwischen KI-Einführung und Stellenabbau in China nicht steuerrechtlich, sondern individualarbeitsrechtlich operationalisiert wird — mit entsprechend anderen Beweis- und Schwellenwertproblemen.</w:t>
       </w:r>
     </w:p>
     <w:p>
@@ -8718,6 +9021,120 @@
           <w:i w:val="0"/>
           <w:sz w:val="19"/>
         </w:rPr>
+        <w:t xml:space="preserve">Rat der Europäischen Union. (7. Mai 2026). </w:t>
+      </w:r>
+      <w:r>
+        <w:rPr>
+          <w:rFonts w:ascii="Arial" w:hAnsi="Arial"/>
+          <w:b w:val="0"/>
+          <w:i/>
+          <w:sz w:val="19"/>
+        </w:rPr>
+        <w:t>Artificial Intelligence: Council and Parliament agree to simplify and streamline rules.</w:t>
+      </w:r>
+      <w:r>
+        <w:rPr>
+          <w:rFonts w:ascii="Arial" w:hAnsi="Arial"/>
+          <w:b w:val="0"/>
+          <w:i w:val="0"/>
+          <w:sz w:val="19"/>
+        </w:rPr>
+        <w:t xml:space="preserve"> Pressemitteilung zur vorläufigen politischen Einigung zwischen Rat, Parlament und Kommission im Trilog </w:t>
+      </w:r>
+      <w:r>
+        <w:rPr>
+          <w:rFonts w:ascii="Arial" w:hAnsi="Arial"/>
+          <w:b w:val="0"/>
+          <w:i/>
+          <w:sz w:val="19"/>
+        </w:rPr>
+        <w:t>Digital Omnibus on AI</w:t>
+      </w:r>
+      <w:r>
+        <w:rPr>
+          <w:rFonts w:ascii="Arial" w:hAnsi="Arial"/>
+          <w:b w:val="0"/>
+          <w:i w:val="0"/>
+          <w:sz w:val="19"/>
+        </w:rPr>
+        <w:t xml:space="preserve"> (Verschiebung der Anwendungsfristen Annex III und Annex I, Verschiebung der Markierungspflicht synthetischer Inhalte, neue Verbote für nicht­einvernehmliches intimes Material und CSAM, formale Definitionen für KMU/SMC mit reduzierten Bußgeld­obergrenzen und priorisiertem Sandbox-Zugang); formale Annahme zwischen Juni und Juli 2026 vorgesehen. https://www.consilium.europa.eu/en/press/press-releases/2026/05/07/artificial-intelligence-council-and-parliament-agree-to-simplify-and-streamline-rules/ | https://ec.europa.eu/commission/presscorner/detail/en/ip_26_1024</w:t>
+      </w:r>
+    </w:p>
+    <w:p>
+      <w:pPr>
+        <w:jc w:val="both"/>
+      </w:pPr>
+      <w:r>
+        <w:rPr>
+          <w:rFonts w:ascii="Arial" w:hAnsi="Arial"/>
+          <w:b w:val="0"/>
+          <w:i w:val="0"/>
+          <w:sz w:val="19"/>
+        </w:rPr>
+        <w:t xml:space="preserve">White &amp; Case / Lewis Silkin / Mishcon de Reya / Dastra / Inside Privacy / Global Policy Watch. (Mai 2026). </w:t>
+      </w:r>
+      <w:r>
+        <w:rPr>
+          <w:rFonts w:ascii="Arial" w:hAnsi="Arial"/>
+          <w:b w:val="0"/>
+          <w:i/>
+          <w:sz w:val="19"/>
+        </w:rPr>
+        <w:t>EU agrees Digital Omnibus deal to simplify AI rules / The Council and Parliament agree to slim down and delay parts of the EU AI Act / EU AI Act simplified? Unpacking the AI Omnibus Agreement of May 2026 / EU AI Act Update: Timeline Relief, Targeted Simplification, and New Prohibitions.</w:t>
+      </w:r>
+      <w:r>
+        <w:rPr>
+          <w:rFonts w:ascii="Arial" w:hAnsi="Arial"/>
+          <w:b w:val="0"/>
+          <w:i w:val="0"/>
+          <w:sz w:val="19"/>
+        </w:rPr>
+        <w:t xml:space="preserve"> Kanzlei­analysen zur Trilog-Einigung vom 7. Mai 2026 mit Detail­aufnahme der verschobenen Fristen (Annex III HRAIS: 2. Dezember 2027; Annex I HRAIS: 2. August 2028; Markierungspflicht synthetischer Inhalte: 2. Dezember 2026), der neuen Verbotstatbestände, der KMU-/SMC-Definitionen und der erwarteten formalen Annahme zwischen Juni und Juli 2026. https://www.whitecase.com/insight-alert/eu-agrees-digital-omnibus-deal-simplify-ai-rules | https://www.lewissilkin.com/insights/2026/05/07/the-council-and-parliament-agree-to-slim-down-and-delay-parts-of-the-eu-ai-act-102ms0v | https://www.mishcon.com/news/eu-ai-act-simplified-unpacking-the-ai-omnibus-agreement-of-may-2026 | https://www.insideprivacy.com/artificial-intelligence/eu-ai-act-update-timeline-relief-targeted-simplification-and-new-prohibitions/</w:t>
+      </w:r>
+    </w:p>
+    <w:p>
+      <w:pPr>
+        <w:jc w:val="both"/>
+      </w:pPr>
+      <w:r>
+        <w:rPr>
+          <w:rFonts w:ascii="Arial" w:hAnsi="Arial"/>
+          <w:b w:val="0"/>
+          <w:i w:val="0"/>
+          <w:sz w:val="19"/>
+        </w:rPr>
+        <w:t xml:space="preserve">Connecticut Office of the Governor. (29. Mai 2026). </w:t>
+      </w:r>
+      <w:r>
+        <w:rPr>
+          <w:rFonts w:ascii="Arial" w:hAnsi="Arial"/>
+          <w:b w:val="0"/>
+          <w:i/>
+          <w:sz w:val="19"/>
+        </w:rPr>
+        <w:t>Governor Lamont Signs Senate Bill 5 — Connecticut Artificial Intelligence Responsibility and Transparency Act.</w:t>
+      </w:r>
+      <w:r>
+        <w:rPr>
+          <w:rFonts w:ascii="Arial" w:hAnsi="Arial"/>
+          <w:b w:val="0"/>
+          <w:i w:val="0"/>
+          <w:sz w:val="19"/>
+        </w:rPr>
+        <w:t xml:space="preserve"> Unterzeichnung des am 21. April 2026 vom Senat (32 zu 4) und am 1. Mai 2026 vom Repräsentantenhaus (131 zu 17) verabschiedeten Gesetzes; gestaffelte Geltungsdaten ab 1. Oktober 2026 (Automated Employment Decision Technology, „AI is not a defense", Frontier-Whistleblower-Schutz, WARN-AI-Disclosure), 1. Januar 2027 (anonyme interne Meldewege Frontier-Entwickler, AI-Companion-Pflichten) und 1. Oktober 2027 (Deployer-Vorab-Information).</w:t>
+      </w:r>
+    </w:p>
+    <w:p>
+      <w:pPr>
+        <w:jc w:val="both"/>
+      </w:pPr>
+      <w:r>
+        <w:rPr>
+          <w:rFonts w:ascii="Arial" w:hAnsi="Arial"/>
+          <w:b w:val="0"/>
+          <w:i w:val="0"/>
+          <w:sz w:val="19"/>
+        </w:rPr>
         <w:t>Europäische Union. (2024). Verordnung (EU) 2024/1689 des Europäischen Parlaments und des Rates vom 13. Juni 2024 zur Festlegung harmonisierter Vorschriften für künstliche Intelligenz (</w:t>
       </w:r>
       <w:r>
@@ -10507,6 +10924,266 @@
           <w:i w:val="0"/>
           <w:sz w:val="19"/>
         </w:rPr>
+        <w:t xml:space="preserve">Challenger, Gray &amp; Christmas. (3. Juni 2026). </w:t>
+      </w:r>
+      <w:r>
+        <w:rPr>
+          <w:rFonts w:ascii="Arial" w:hAnsi="Arial"/>
+          <w:b w:val="0"/>
+          <w:i/>
+          <w:sz w:val="19"/>
+        </w:rPr>
+        <w:t>Challenger Report: May Job Cuts Rise 16 % from April; Highest May Total Since 2020.</w:t>
+      </w:r>
+      <w:r>
+        <w:rPr>
+          <w:rFonts w:ascii="Arial" w:hAnsi="Arial"/>
+          <w:b w:val="0"/>
+          <w:i w:val="0"/>
+          <w:sz w:val="19"/>
+        </w:rPr>
+        <w:t xml:space="preserve"> US-Stellenstreichungen Mai 2026 gesamt 97.006 (+16 % gegenüber April, höchster Mai-Wert seit Pandemie-Mai 2020); KI 38.579 (40 % aller Mai-Streichungen, dritter Monat in Folge führender Einzelgrund, höchster monatlicher KI-Wert seit Beginn der Erfassung 2023); YTD KI 87.714 (22 % aller 2026-Streichungs­pläne, gegenüber 54.836 für gesamtes 2025); Tech-Branche Mai 38.242 (höchster Monatswert seit August 2024), YTD 123.653 (+66 % gegenüber Vorjahresstand). https://www.challengergray.com/blog/challenger-report-may-job-cuts-rise-16-from-april-highest-may-total-since-2020/</w:t>
+      </w:r>
+    </w:p>
+    <w:p>
+      <w:pPr>
+        <w:jc w:val="both"/>
+      </w:pPr>
+      <w:r>
+        <w:rPr>
+          <w:rFonts w:ascii="Arial" w:hAnsi="Arial"/>
+          <w:b w:val="0"/>
+          <w:i w:val="0"/>
+          <w:sz w:val="19"/>
+        </w:rPr>
+        <w:t xml:space="preserve">TrueUp. (Stand 3. Juni 2026). </w:t>
+      </w:r>
+      <w:r>
+        <w:rPr>
+          <w:rFonts w:ascii="Arial" w:hAnsi="Arial"/>
+          <w:b w:val="0"/>
+          <w:i/>
+          <w:sz w:val="19"/>
+        </w:rPr>
+        <w:t>Tech Layoffs Tracker — Tagesfortschreibung: 149.935 betroffene Personen aus 363 Layoff-Meldungen (rund 974 Stellen pro Tag); Jahresprojektion ~370.000 Stellen.</w:t>
+      </w:r>
+      <w:r>
+        <w:rPr>
+          <w:rFonts w:ascii="Arial" w:hAnsi="Arial"/>
+          <w:b w:val="0"/>
+          <w:i w:val="0"/>
+          <w:sz w:val="19"/>
+        </w:rPr>
+        <w:t xml:space="preserve"> https://www.trueup.io/layoffs</w:t>
+      </w:r>
+    </w:p>
+    <w:p>
+      <w:pPr>
+        <w:jc w:val="both"/>
+      </w:pPr>
+      <w:r>
+        <w:rPr>
+          <w:rFonts w:ascii="Arial" w:hAnsi="Arial"/>
+          <w:b w:val="0"/>
+          <w:i w:val="0"/>
+          <w:sz w:val="19"/>
+        </w:rPr>
+        <w:t xml:space="preserve">Sanders, B. (1./2. Juni 2026). </w:t>
+      </w:r>
+      <w:r>
+        <w:rPr>
+          <w:rFonts w:ascii="Arial" w:hAnsi="Arial"/>
+          <w:b w:val="0"/>
+          <w:i/>
+          <w:sz w:val="19"/>
+        </w:rPr>
+        <w:t>The Public Should Own Half of the Big A.I. Companies.</w:t>
+      </w:r>
+      <w:r>
+        <w:rPr>
+          <w:rFonts w:ascii="Arial" w:hAnsi="Arial"/>
+          <w:b w:val="0"/>
+          <w:i w:val="0"/>
+          <w:sz w:val="19"/>
+        </w:rPr>
+        <w:t xml:space="preserve"> Gastbeitrag, </w:t>
+      </w:r>
+      <w:r>
+        <w:rPr>
+          <w:rFonts w:ascii="Arial" w:hAnsi="Arial"/>
+          <w:b w:val="0"/>
+          <w:i/>
+          <w:sz w:val="19"/>
+        </w:rPr>
+        <w:t>The New York Times</w:t>
+      </w:r>
+      <w:r>
+        <w:rPr>
+          <w:rFonts w:ascii="Arial" w:hAnsi="Arial"/>
+          <w:b w:val="0"/>
+          <w:i w:val="0"/>
+          <w:sz w:val="19"/>
+        </w:rPr>
+        <w:t xml:space="preserve">; Ankündigung des </w:t>
+      </w:r>
+      <w:r>
+        <w:rPr>
+          <w:rFonts w:ascii="Arial" w:hAnsi="Arial"/>
+          <w:b w:val="0"/>
+          <w:i/>
+          <w:sz w:val="19"/>
+        </w:rPr>
+        <w:t>American A.I. Sovereign Wealth Fund Act</w:t>
+      </w:r>
+      <w:r>
+        <w:rPr>
+          <w:rFonts w:ascii="Arial" w:hAnsi="Arial"/>
+          <w:b w:val="0"/>
+          <w:i w:val="0"/>
+          <w:sz w:val="19"/>
+        </w:rPr>
+        <w:t xml:space="preserve"> (einmalige 50-%-Aktienabgabe auf OpenAI, Anthropic und xAI, öffentlicher Staatsfonds mit Stimmrechten und Aufsichtsorgan-Mitbestimmung, universelle Dividenden, später Gesundheitsversorgung/Bildung/Wohnen). https://www.sanders.senate.gov/op-eds/the-public-should-own-half-of-the-big-a-i-companies/</w:t>
+      </w:r>
+    </w:p>
+    <w:p>
+      <w:pPr>
+        <w:jc w:val="both"/>
+      </w:pPr>
+      <w:r>
+        <w:rPr>
+          <w:rFonts w:ascii="Arial" w:hAnsi="Arial"/>
+          <w:b w:val="0"/>
+          <w:i w:val="0"/>
+          <w:sz w:val="19"/>
+        </w:rPr>
+        <w:t xml:space="preserve">Fortune / Foxbusiness / Newsweek / The Hill / Reason. (2.–4. Juni 2026). </w:t>
+      </w:r>
+      <w:r>
+        <w:rPr>
+          <w:rFonts w:ascii="Arial" w:hAnsi="Arial"/>
+          <w:b w:val="0"/>
+          <w:i/>
+          <w:sz w:val="19"/>
+        </w:rPr>
+        <w:t>Bernie Sanders unveils plan to take 50 % stake in AI companies for government wealth fund / Bernie Sanders wants Americans to own a piece of AI. The Trump White House seems to agree / Bernie Sanders' AI wealth fund bill shows that he doesn't understand AI or wealth.</w:t>
+      </w:r>
+      <w:r>
+        <w:rPr>
+          <w:rFonts w:ascii="Arial" w:hAnsi="Arial"/>
+          <w:b w:val="0"/>
+          <w:i w:val="0"/>
+          <w:sz w:val="19"/>
+        </w:rPr>
+        <w:t xml:space="preserve"> Sammelberichterstattung zu Inhalt, Adressaten (OpenAI, Anthropic, xAI), parteipolitischer Salienz und kritischer Einordnung („aggressivste US-Bundesintervention in privates Unternehmertum seit Kriegszeiten"); Fortune-Hintergrundbericht zum parallelen Trump-Beteiligungsmodell. https://www.foxbusiness.com/politics/sanders-unveils-plan-take-50-stake-ai-companies-government-wealth-fund | https://fortune.com/2026/06/03/bernie-sanders-ai-ownership-sovereign-wealth-fund-electrification/ | https://thehill.com/policy/technology/5906140-sanders-ai-ownership-wealth/ | https://reason.com/2026/06/02/bernie-sanders-ai-wealth-fund-bill-shows-that-he-doesnt-understand-ai-or-wealth/</w:t>
+      </w:r>
+    </w:p>
+    <w:p>
+      <w:pPr>
+        <w:jc w:val="both"/>
+      </w:pPr>
+      <w:r>
+        <w:rPr>
+          <w:rFonts w:ascii="Arial" w:hAnsi="Arial"/>
+          <w:b w:val="0"/>
+          <w:i w:val="0"/>
+          <w:sz w:val="19"/>
+        </w:rPr>
+        <w:t xml:space="preserve">Fortune / Time / Breitbart / The Decoder / Memeburn. (26./27. Mai 2026). </w:t>
+      </w:r>
+      <w:r>
+        <w:rPr>
+          <w:rFonts w:ascii="Arial" w:hAnsi="Arial"/>
+          <w:b w:val="0"/>
+          <w:i/>
+          <w:sz w:val="19"/>
+        </w:rPr>
+        <w:t>Sam Altman and Dario Amodei are both walking back AI jobs apocalypse predictions as they eye IPOs / Sam Altman Says AI „Jobs Apocalypse" Probably Won't Happen. What Changed?</w:t>
+      </w:r>
+      <w:r>
+        <w:rPr>
+          <w:rFonts w:ascii="Arial" w:hAnsi="Arial"/>
+          <w:b w:val="0"/>
+          <w:i w:val="0"/>
+          <w:sz w:val="19"/>
+        </w:rPr>
+        <w:t xml:space="preserve"> Walk-back der CEOs OpenAI (Altman: „pretty wrong"; Interview Commonwealth Bank of Australia mit Matt Comyn) und Anthropic (Amodei: Jevons-Paradox-Rahmung, „automate 90 % → remaining 10 % expands tenfold") vor den auf je rund 1 Bio. USD bewerteten IPO-Vorbereitungen. https://fortune.com/2026/05/26/sam-altman-dario-amodei-walking-back-ai-jobs-apocalypse-prophecies-ipo/ | https://time.com/article/2026/05/26/sam-altman-ai-job-losses-openAI-/ | https://www.breitbart.com/tech/2026/05/27/openais-sam-altman-and-anthropics-dario-amodei-reverse-predictions-on-ai-job-displacement-as-ipos-loom/ | https://the-decoder.com/sam-altman-and-dario-amodei-walk-back-their-ai-job-apocalypse-predictions/</w:t>
+      </w:r>
+    </w:p>
+    <w:p>
+      <w:pPr>
+        <w:jc w:val="both"/>
+      </w:pPr>
+      <w:r>
+        <w:rPr>
+          <w:rFonts w:ascii="Arial" w:hAnsi="Arial"/>
+          <w:b w:val="0"/>
+          <w:i w:val="0"/>
+          <w:sz w:val="19"/>
+        </w:rPr>
+        <w:t xml:space="preserve">Bloomberg Law / Holland &amp; Knight / Davis Wright Tremaine / Faegre Drinker. (29. Mai – 2. Juni 2026). </w:t>
+      </w:r>
+      <w:r>
+        <w:rPr>
+          <w:rFonts w:ascii="Arial" w:hAnsi="Arial"/>
+          <w:b w:val="0"/>
+          <w:i/>
+          <w:sz w:val="19"/>
+        </w:rPr>
+        <w:t>Connecticut's Lamont Signs AI Law With Employer Notice Mandate / Connecticut Enacts Comprehensive AI Legislation: Key Obligations for Developers and Deployers / Connecticut Adopts AI Transparency, Safety, and Consumer Protection Law / Connecticut Enacts Comprehensive AI Regulation — What Businesses Need to Know.</w:t>
+      </w:r>
+      <w:r>
+        <w:rPr>
+          <w:rFonts w:ascii="Arial" w:hAnsi="Arial"/>
+          <w:b w:val="0"/>
+          <w:i w:val="0"/>
+          <w:sz w:val="19"/>
+        </w:rPr>
+        <w:t xml:space="preserve"> Sammelberichterstattung und Kanzlei­analysen zur Unterzeichnung von SB 5 durch Gouverneur Ned Lamont am 29. Mai 2026. https://news.bloomberglaw.com/daily-labor-report/connecticuts-lamont-signs-ai-law-with-employer-notice-mandate | https://www.hklaw.com/en/insights/publications/2026/06/connecticut-enacts-comprehensive-ai-legislation | https://www.dwt.com/blogs/artificial-intelligence-law-advisor/2026/05/ct-ai-transparency-safety-consumer-protection-law | https://www.faegredrinker.com/en/insights/publications/2026/6/connecticut-enacts-comprehensive-ai-regulation-what-businesses-need-to-know</w:t>
+      </w:r>
+    </w:p>
+    <w:p>
+      <w:pPr>
+        <w:jc w:val="both"/>
+      </w:pPr>
+      <w:r>
+        <w:rPr>
+          <w:rFonts w:ascii="Arial" w:hAnsi="Arial"/>
+          <w:b w:val="0"/>
+          <w:i w:val="0"/>
+          <w:sz w:val="19"/>
+        </w:rPr>
+        <w:t xml:space="preserve">Bloomberg / Fortune / NPR / Tom's Hardware. (1.–3. Mai 2026). </w:t>
+      </w:r>
+      <w:r>
+        <w:rPr>
+          <w:rFonts w:ascii="Arial" w:hAnsi="Arial"/>
+          <w:b w:val="0"/>
+          <w:i/>
+          <w:sz w:val="19"/>
+        </w:rPr>
+        <w:t>Chinese Court Bars Companies From Firing Workers Solely for AI Replacement / Chinese court rules firms can't lay off workers on AI grounds / A tech worker in China is laid off and replaced by AI. Is it legal? / Chinese court rules companies can't fire workers just because AI is cheaper.</w:t>
+      </w:r>
+      <w:r>
+        <w:rPr>
+          <w:rFonts w:ascii="Arial" w:hAnsi="Arial"/>
+          <w:b w:val="0"/>
+          <w:i w:val="0"/>
+          <w:sz w:val="19"/>
+        </w:rPr>
+        <w:t xml:space="preserve"> Berichterstattung zu Entscheidungen am Hangzhou Intermediate People's Court und einem zweiten Standort, in denen die Substitution menschlicher Aufgaben durch generative KI-Modelle als allein nicht hinreichender Kündigungsgrund nach dem chinesischen Arbeitsvertragsgesetz eingestuft wird. https://www.bloomberg.com/news/articles/2026-05-02/chinese-court-rules-firms-can-t-lay-off-workers-on-ai-grounds | https://fortune.com/2026/05/03/chinese-court-layoffs-workers-ai-replacement-labor-market/ | https://www.npr.org/2026/05/01/nx-s1-5807131/tech-worker-china-ai | https://www.tomshardware.com/tech-industry/artificial-intelligence/chinese-court-rules-companies-cant-fire-workers-just-because-ai-is-cheaper-ruling-says-automation-alone-doesnt-justify-layoffs</w:t>
+      </w:r>
+    </w:p>
+    <w:p>
+      <w:pPr>
+        <w:jc w:val="both"/>
+      </w:pPr>
+      <w:r>
+        <w:rPr>
+          <w:rFonts w:ascii="Arial" w:hAnsi="Arial"/>
+          <w:b w:val="0"/>
+          <w:i w:val="0"/>
+          <w:sz w:val="19"/>
+        </w:rPr>
         <w:t xml:space="preserve">Bloomberg Editorial Board. (29. April 2026). </w:t>
       </w:r>
       <w:r>
@@ -10566,7 +11243,7 @@
           <w:i w:val="0"/>
           <w:sz w:val="19"/>
         </w:rPr>
-        <w:t xml:space="preserve"> Dieses Arbeitspapier gibt den Stand Anfang Mai 2026 (Schnitt am 8. Mai 2026 — Lauf 001 vom 8. Mai 2026) wieder. Die Debatte entwickelt sich dynamisch, insbesondere im Zuge der OpenAI-Strategiepapiere und der Eröffnung des OpenAI Workshop in Washington, D.C. im Mai 2026, des Erstdurchgangs des GKV-Beitragssatzstabilisierungsgesetzes in der 1065. Bundesratssitzung am 8. Mai 2026 mit 79 Tagesordnungspunkten (Kabinettsbeschluss 29. April 2026, parlamentarische Behandlung vor der Sommerpause 2026 angekündigt), der laufenden Trilog-Verhandlungen zum Digital Omnibus on AI (zweite Runde 28. April 2026 ohne Einigung; nächste Runde 13. Mai 2026 — Knackpunkt ist nicht die Verschiebung der Hochrisiko-Pflichten, sondern die Konformitätsbewertungs-Architektur für Anhang I; die zypriotische Ratspräsidentschaft strebt einen Abschluss vor Ablauf ihrer Amtszeit am 30. Juni 2026 an, andernfalls übernimmt die irische Präsidentschaft), der am 5. Mai 2026 erfolgten Arraignment-Verhandlung im Altman-Verfahren mit „nicht schuldig"-Plädoyer und angeordneter psychiatrischer Begutachtung, des am 7. Mai 2026 versandten individuellen Microsoft-Buyout-Angebots (Annahmefrist 8. Juni 2026, VRSAR-Unterzeichnung 9.–22. Juni 2026, bis zu fünfjährige Krankenversicherungs-Verlängerung), des am 1. Mai 2026 vom Connecticut-Repräsentantenhaus mit 131 zu 17 Stimmen verabschiedeten </w:t>
+        <w:t xml:space="preserve"> Dieses Arbeitspapier gibt den Stand Anfang Juni 2026 (Schnitt am 5. Juni 2026 — Lauf 002 vom 5. Juni 2026) wieder. Die Debatte entwickelt sich dynamisch, insbesondere im Zuge der OpenAI-Strategiepapiere und der Eröffnung des OpenAI Workshop in Washington, D.C. im Mai 2026, des Erstdurchgangs des GKV-Beitragssatzstabilisierungsgesetzes in der 1065. Bundesratssitzung am 8. Mai 2026 mit 79 Tagesordnungspunkten (Kabinettsbeschluss 29. April 2026, parlamentarische Behandlung vor der Sommerpause 2026 angekündigt), der laufenden Trilog-Verhandlungen zum Digital Omnibus on AI (zweite Runde 28. April 2026 ohne Einigung; nächste Runde 13. Mai 2026 — Knackpunkt ist nicht die Verschiebung der Hochrisiko-Pflichten, sondern die Konformitätsbewertungs-Architektur für Anhang I; die zypriotische Ratspräsidentschaft strebt einen Abschluss vor Ablauf ihrer Amtszeit am 30. Juni 2026 an, andernfalls übernimmt die irische Präsidentschaft), der am 5. Mai 2026 erfolgten Arraignment-Verhandlung im Altman-Verfahren mit „nicht schuldig"-Plädoyer und angeordneter psychiatrischer Begutachtung, des am 7. Mai 2026 versandten individuellen Microsoft-Buyout-Angebots (Annahmefrist 8. Juni 2026, VRSAR-Unterzeichnung 9.–22. Juni 2026, bis zu fünfjährige Krankenversicherungs-Verlängerung), des am 1. Mai 2026 vom Connecticut-Repräsentantenhaus mit 131 zu 17 Stimmen verabschiedeten </w:t>
       </w:r>
       <w:r>
         <w:rPr>
@@ -10782,7 +11459,133 @@
           <w:i w:val="0"/>
           <w:sz w:val="19"/>
         </w:rPr>
-        <w:t xml:space="preserve"> gegen eine KI-Steuer (syndiziert in Advisor Perspectives, RealClearPolitics, West Hawaii Today und Las Vegas Sun zwischen dem 2. und 6. Mai 2026), das Innovationsbremse, Wettbewerbsnachteil und Unmöglichkeit der Abgrenzung Verdrängung/Augmentation als Hauptargumente gegen die Sanders/OpenAI-Linie führt und stattdessen Lockerung berufsrechtlicher Lizenzschranken, Reform der Arbeitslosenversicherung, Umschulungs-Steueranreize sowie eine Ausweitung der Earned Income Tax Credit empfiehlt. Eine regelmäßige Aktualisierung ist vorgesehen.</w:t>
+        <w:t xml:space="preserve"> gegen eine KI-Steuer (syndiziert in Advisor Perspectives, RealClearPolitics, West Hawaii Today und Las Vegas Sun zwischen dem 2. und 6. Mai 2026), das Innovationsbremse, Wettbewerbsnachteil und Unmöglichkeit der Abgrenzung Verdrängung/Augmentation als Hauptargumente gegen die Sanders/OpenAI-Linie führt und stattdessen Lockerung berufsrechtlicher Lizenzschranken, Reform der Arbeitslosenversicherung, Umschulungs-Steueranreize sowie eine Ausweitung der Earned Income Tax Credit empfiehlt. Mit Lauf 002 vom 5. Juni 2026 sind zusätzlich aufgenommen: der am 1./2. Juni 2026 in der </w:t>
+      </w:r>
+      <w:r>
+        <w:rPr>
+          <w:rFonts w:ascii="Arial" w:hAnsi="Arial"/>
+          <w:b w:val="0"/>
+          <w:i/>
+          <w:sz w:val="19"/>
+        </w:rPr>
+        <w:t>New York Times</w:t>
+      </w:r>
+      <w:r>
+        <w:rPr>
+          <w:rFonts w:ascii="Arial" w:hAnsi="Arial"/>
+          <w:b w:val="0"/>
+          <w:i w:val="0"/>
+          <w:sz w:val="19"/>
+        </w:rPr>
+        <w:t xml:space="preserve"> angekündigte </w:t>
+      </w:r>
+      <w:r>
+        <w:rPr>
+          <w:rFonts w:ascii="Arial" w:hAnsi="Arial"/>
+          <w:b w:val="0"/>
+          <w:i/>
+          <w:sz w:val="19"/>
+        </w:rPr>
+        <w:t>American A.I. Sovereign Wealth Fund Act</w:t>
+      </w:r>
+      <w:r>
+        <w:rPr>
+          <w:rFonts w:ascii="Arial" w:hAnsi="Arial"/>
+          <w:b w:val="0"/>
+          <w:i w:val="0"/>
+          <w:sz w:val="19"/>
+        </w:rPr>
+        <w:t xml:space="preserve"> von Senator Bernie Sanders (einmalige 50 %-Aktienabgabe auf OpenAI, Anthropic und xAI mit Einlage in einen öffentlichen Staatsfonds, universellen Dividenden und Aufsichtsorgan-Mitbestimmung des Bundes), die Walk-back-Aussagen von Sam Altman (26. Mai 2026, Interview mit Matt Comyn) und Dario Amodei (Mai 2026) zur AI-Jobs-Apocalypse vor den auf je rund 1 Bio. USD bewerteten IPO-Vorbereitungen von OpenAI und Anthropic, die Unterzeichnung des </w:t>
+      </w:r>
+      <w:r>
+        <w:rPr>
+          <w:rFonts w:ascii="Arial" w:hAnsi="Arial"/>
+          <w:b w:val="0"/>
+          <w:i/>
+          <w:sz w:val="19"/>
+        </w:rPr>
+        <w:t>Connecticut Artificial Intelligence Responsibility and Transparency Act</w:t>
+      </w:r>
+      <w:r>
+        <w:rPr>
+          <w:rFonts w:ascii="Arial" w:hAnsi="Arial"/>
+          <w:b w:val="0"/>
+          <w:i w:val="0"/>
+          <w:sz w:val="19"/>
+        </w:rPr>
+        <w:t xml:space="preserve"> (SB 5) durch Gouverneur Ned Lamont am 29. Mai 2026, die am 7. Mai 2026 zwischen Rat, Parlament und Kommission erzielte vorläufige politische Einigung zum </w:t>
+      </w:r>
+      <w:r>
+        <w:rPr>
+          <w:rFonts w:ascii="Arial" w:hAnsi="Arial"/>
+          <w:b w:val="0"/>
+          <w:i/>
+          <w:sz w:val="19"/>
+        </w:rPr>
+        <w:t>Digital Omnibus on AI</w:t>
+      </w:r>
+      <w:r>
+        <w:rPr>
+          <w:rFonts w:ascii="Arial" w:hAnsi="Arial"/>
+          <w:b w:val="0"/>
+          <w:i w:val="0"/>
+          <w:sz w:val="19"/>
+        </w:rPr>
+        <w:t xml:space="preserve"> mit Verschiebung der Annex-III-HRAIS-Pflichten auf 2. Dezember 2027, Annex-I-Pflichten auf 2. August 2028, der Markierungspflicht synthetischer Inhalte auf 2. Dezember 2026 sowie zwei neuen Verboten (CSAM, nicht­einvernehmliches intimes Material) und neuen KMU-/SMC-Definitionen, der zum 3. Juni 2026 erschienene </w:t>
+      </w:r>
+      <w:r>
+        <w:rPr>
+          <w:rFonts w:ascii="Arial" w:hAnsi="Arial"/>
+          <w:b w:val="0"/>
+          <w:i/>
+          <w:sz w:val="19"/>
+        </w:rPr>
+        <w:t>Mai-2026-Job-Cuts-Report</w:t>
+      </w:r>
+      <w:r>
+        <w:rPr>
+          <w:rFonts w:ascii="Arial" w:hAnsi="Arial"/>
+          <w:b w:val="0"/>
+          <w:i w:val="0"/>
+          <w:sz w:val="19"/>
+        </w:rPr>
+        <w:t xml:space="preserve"> von </w:t>
+      </w:r>
+      <w:r>
+        <w:rPr>
+          <w:rFonts w:ascii="Arial" w:hAnsi="Arial"/>
+          <w:b w:val="0"/>
+          <w:i/>
+          <w:sz w:val="19"/>
+        </w:rPr>
+        <w:t>Challenger, Gray &amp; Christmas</w:t>
+      </w:r>
+      <w:r>
+        <w:rPr>
+          <w:rFonts w:ascii="Arial" w:hAnsi="Arial"/>
+          <w:b w:val="0"/>
+          <w:i w:val="0"/>
+          <w:sz w:val="19"/>
+        </w:rPr>
+        <w:t xml:space="preserve"> (97.006 US-Stellenstreichungen im Mai — höchster Mai-Wert seit Pandemie-Mai 2020; KI 38.579 / 40 %, dritter Monat in Folge führender Einzelgrund, höchster monatlicher KI-Wert seit Beginn der Challenger-Erfassung 2023; YTD KI 87.714 / 22 %, gegenüber 54.836 für gesamtes 2025; Tech-Branche Mai 38.242, YTD 123.653 / +66 %), die TrueUp-Tagesfortschreibung zum 3. Juni 2026 (149.935 betroffene Personen aus 363 Layoff-Meldungen, rund 974 Personen pro Tag), die parallel zur MOHRSS-Ankündigung vom Januar 2026 ergangenen chinesischen Gerichtsentscheidungen Anfang Mai 2026 (Hangzhou Intermediate People's Court u. a.), nach denen die Substitution menschlicher Aufgaben durch generative KI-Modelle allein keinen Kündigungsgrund nach dem chinesischen Arbeitsvertragsgesetz darstellt, sowie die Microsoft-VRSAR-Decision-Close-Frist zum 6. Juni 2026 (mit nachgelagerter VRSAR-Unterzeichnung 9.–22. Juni 2026 und </w:t>
+      </w:r>
+      <w:r>
+        <w:rPr>
+          <w:rFonts w:ascii="Arial" w:hAnsi="Arial"/>
+          <w:b w:val="0"/>
+          <w:i/>
+          <w:sz w:val="19"/>
+        </w:rPr>
+        <w:t>Separation Date</w:t>
+      </w:r>
+      <w:r>
+        <w:rPr>
+          <w:rFonts w:ascii="Arial" w:hAnsi="Arial"/>
+          <w:b w:val="0"/>
+          <w:i w:val="0"/>
+          <w:sz w:val="19"/>
+        </w:rPr>
+        <w:t xml:space="preserve"> 2. Juli 2026). Eine regelmäßige Aktualisierung ist vorgesehen.</w:t>
       </w:r>
     </w:p>
     <w:p>
@@ -10862,7 +11665,7 @@
         <w:color w:val="999999"/>
         <w:sz w:val="15"/>
       </w:rPr>
-      <w:t>Version 22.0 — Mai 2026 — CC BY 4.0</w:t>
+      <w:t>Version 23.0 — Mai 2026 — CC BY 4.0</w:t>
       <w:tab/>
       <w:t xml:space="preserve">Seite </w:t>
     </w:r>

--- a/KI-Ökonomie.docx
+++ b/KI-Ökonomie.docx
@@ -112,7 +112,7 @@
           <w:color w:val="666666"/>
           <w:sz w:val="18"/>
         </w:rPr>
-        <w:t>Version 22.0</w:t>
+        <w:t>Version 23.0</w:t>
       </w:r>
     </w:p>
     <w:p>
@@ -472,7 +472,187 @@
           <w:i w:val="0"/>
           <w:sz w:val="19"/>
         </w:rPr>
-        <w:t xml:space="preserve"> am 1. Mai 2026 vorgelegt: Die Tech-Streichungen bei Amazon, Meta und Microsoft seien nicht ausschließlich KI-getrieben, sondern speisten sich auch aus Austerity-Logiken (Kompensation der hohen KI-Investitionsausgaben), aus Korrekturen der pandemiebedingten Überbeschäftigung und aus Routine-Restrukturierungen; eine monokausale Zuschreibung verzerre damit die fiskalpolitischen Schlussfolgerungen. Für die Steuerdebatte ist diese Differenzierung relevant, weil sie die Anknüpfung von Steuern an „nachgewiesene KI-Verdrängung" (vgl. Typ 5 nach § 2.1, § 9.1) zusätzlich erschwert: Die Kausalattribution zwischen Stellenabbau, KI-Einführung und ausgabenseitiger Konsolidierung ist auch im sichtbarsten Marktsegment empirisch nicht trennscharf. Andererseits steht die Finanzierung der sozialen Sicherungssysteme — insbesondere der paritätisch über Löhne finanzierten Zweige Kranken-, Pflege-, Renten- und Arbeitslosenversicherung — vor strukturellen Herausforderungen durch den demografischen Wandel.</w:t>
+        <w:t xml:space="preserve"> am 1. Mai 2026 vorgelegt: Die Tech-Streichungen bei Amazon, Meta und Microsoft seien nicht ausschließlich KI-getrieben, sondern speisten sich auch aus Austerity-Logiken (Kompensation der hohen KI-Investitionsausgaben), aus Korrekturen der pandemiebedingten Überbeschäftigung und aus Routine-Restrukturierungen; eine monokausale Zuschreibung verzerre damit die fiskalpolitischen Schlussfolgerungen. Für die Steuerdebatte ist diese Differenzierung relevant, weil sie die Anknüpfung von Steuern an „nachgewiesene KI-Verdrängung" (vgl. Typ 5 nach § 2.1, § 9.1) zusätzlich erschwert: Die Kausalattribution zwischen Stellenabbau, KI-Einführung und ausgabenseitiger Konsolidierung ist auch im sichtbarsten Marktsegment empirisch nicht trennscharf. Eine Fortschreibung dieser Welle in den Folgewochen liefert der </w:t>
+      </w:r>
+      <w:r>
+        <w:rPr>
+          <w:rFonts w:ascii="Arial" w:hAnsi="Arial"/>
+          <w:b w:val="0"/>
+          <w:i/>
+          <w:sz w:val="19"/>
+        </w:rPr>
+        <w:t>Mai-2026-Job-Cuts-Report</w:t>
+      </w:r>
+      <w:r>
+        <w:rPr>
+          <w:rFonts w:ascii="Arial" w:hAnsi="Arial"/>
+          <w:b w:val="0"/>
+          <w:i w:val="0"/>
+          <w:sz w:val="19"/>
+        </w:rPr>
+        <w:t xml:space="preserve"> von </w:t>
+      </w:r>
+      <w:r>
+        <w:rPr>
+          <w:rFonts w:ascii="Arial" w:hAnsi="Arial"/>
+          <w:b w:val="0"/>
+          <w:i/>
+          <w:sz w:val="19"/>
+        </w:rPr>
+        <w:t>Challenger, Gray &amp; Christmas</w:t>
+      </w:r>
+      <w:r>
+        <w:rPr>
+          <w:rFonts w:ascii="Arial" w:hAnsi="Arial"/>
+          <w:b w:val="0"/>
+          <w:i w:val="0"/>
+          <w:sz w:val="19"/>
+        </w:rPr>
+        <w:t xml:space="preserve"> (veröffentlicht am 5. Juni 2026): Die US-Stellenstreichungen im Mai 2026 erreichten mit 97.006 angekündigten Streichungen das höchste Mai-Niveau seit dem Pandemie-Mai 2020 und stiegen damit um 16 % gegenüber April 2026, während KI im dritten Monat in Folge als am häufigsten genannter Einzelgrund firmierte: 38.579 Streichungen wurden explizit KI zugeschrieben — entsprechend 40 % aller Mai-Streichungen und dem höchsten je gemessenen Monatswert seit Beginn der Erhebung 2023 (Januar 2026: 7 %; März 2026: 25 %; April 2026: 26 %). Im laufenden Jahr summieren sich die KI-bezogenen Streichungen auf 87.714 und damit 22 % aller 397.755 bislang gemeldeten 2026-Streichungen — der Wert übertrifft die für das gesamte Jahr 2025 dokumentierten 54.836 KI-Zuschreibungen bereits zur Jahresmitte. Die Tech-Branche bleibt mit 38.242 Mai-Streichungen (höchster Monatswert seit August 2024) und 123.653 Streichungen kumuliert (+66 % gegenüber dem Vorjahresvergleichszeitraum) Treiber der Aggregat-Entwicklung; </w:t>
+      </w:r>
+      <w:r>
+        <w:rPr>
+          <w:rFonts w:ascii="Arial" w:hAnsi="Arial"/>
+          <w:b w:val="0"/>
+          <w:i/>
+          <w:sz w:val="19"/>
+        </w:rPr>
+        <w:t>Andy Challenger</w:t>
+      </w:r>
+      <w:r>
+        <w:rPr>
+          <w:rFonts w:ascii="Arial" w:hAnsi="Arial"/>
+          <w:b w:val="0"/>
+          <w:i w:val="0"/>
+          <w:sz w:val="19"/>
+        </w:rPr>
+        <w:t xml:space="preserve"> (Chief Revenue Officer) ordnete dies mit der Formulierung ein, KI sei „nun der am häufigsten genannte Grund, den Unternehmen für Stellenstreichungen anführen, und die primäre Branche, die ihn nennt, ist Technologie". Spiegelbildlich dazu hat </w:t>
+      </w:r>
+      <w:r>
+        <w:rPr>
+          <w:rFonts w:ascii="Arial" w:hAnsi="Arial"/>
+          <w:b w:val="0"/>
+          <w:i/>
+          <w:sz w:val="19"/>
+        </w:rPr>
+        <w:t>Uber Technologies</w:t>
+      </w:r>
+      <w:r>
+        <w:rPr>
+          <w:rFonts w:ascii="Arial" w:hAnsi="Arial"/>
+          <w:b w:val="0"/>
+          <w:i w:val="0"/>
+          <w:sz w:val="19"/>
+        </w:rPr>
+        <w:t xml:space="preserve"> am 3. Juni 2026 die Stelle der Konzernpräsidentin neu besetzt (</w:t>
+      </w:r>
+      <w:r>
+        <w:rPr>
+          <w:rFonts w:ascii="Arial" w:hAnsi="Arial"/>
+          <w:b w:val="0"/>
+          <w:i/>
+          <w:sz w:val="19"/>
+        </w:rPr>
+        <w:t>Jill Hazelbaker</w:t>
+      </w:r>
+      <w:r>
+        <w:rPr>
+          <w:rFonts w:ascii="Arial" w:hAnsi="Arial"/>
+          <w:b w:val="0"/>
+          <w:i w:val="0"/>
+          <w:sz w:val="19"/>
+        </w:rPr>
+        <w:t xml:space="preserve">) und gleichzeitig angekündigt, rund 23 % der </w:t>
+      </w:r>
+      <w:r>
+        <w:rPr>
+          <w:rFonts w:ascii="Arial" w:hAnsi="Arial"/>
+          <w:b w:val="0"/>
+          <w:i/>
+          <w:sz w:val="19"/>
+        </w:rPr>
+        <w:t>People-and-Places</w:t>
+      </w:r>
+      <w:r>
+        <w:rPr>
+          <w:rFonts w:ascii="Arial" w:hAnsi="Arial"/>
+          <w:b w:val="0"/>
+          <w:i w:val="0"/>
+          <w:sz w:val="19"/>
+        </w:rPr>
+        <w:t xml:space="preserve">-Division (Human Resources, Recruiting, Facilities, Culture) zu streichen — bei rund 34.000 weltweit Beschäftigten weniger als ein Prozent der Konzernbelegschaft, aber unter dem expliziten Vorzeichen, die Restrukturierung sei „organisationsbezogen, nicht KI-getrieben"; </w:t>
+      </w:r>
+      <w:r>
+        <w:rPr>
+          <w:rFonts w:ascii="Arial" w:hAnsi="Arial"/>
+          <w:b w:val="0"/>
+          <w:i/>
+          <w:sz w:val="19"/>
+        </w:rPr>
+        <w:t>Hazelbaker</w:t>
+      </w:r>
+      <w:r>
+        <w:rPr>
+          <w:rFonts w:ascii="Arial" w:hAnsi="Arial"/>
+          <w:b w:val="0"/>
+          <w:i w:val="0"/>
+          <w:sz w:val="19"/>
+        </w:rPr>
+        <w:t xml:space="preserve"> begründete den Schritt mit „komplexen und fragmentierten" Strukturen, </w:t>
+      </w:r>
+      <w:r>
+        <w:rPr>
+          <w:rFonts w:ascii="Arial" w:hAnsi="Arial"/>
+          <w:b w:val="0"/>
+          <w:i/>
+          <w:sz w:val="19"/>
+        </w:rPr>
+        <w:t>CEO Dara Khosrowshahi</w:t>
+      </w:r>
+      <w:r>
+        <w:rPr>
+          <w:rFonts w:ascii="Arial" w:hAnsi="Arial"/>
+          <w:b w:val="0"/>
+          <w:i w:val="0"/>
+          <w:sz w:val="19"/>
+        </w:rPr>
+        <w:t xml:space="preserve"> mit der Notwendigkeit, „die Effektivität des People-Teams zu maximieren". Diese Selbstbeschreibung steht in Spannung zu der bereits im April 2026 vom Konzern-Chief-Technology-Officer berichteten Erschöpfung des konzernweiten KI-Coding-Tools-Budgets innerhalb von vier Monaten (begleitet von einer Soft-Cap-Regel von 1.500 US-Dollar pro Ingenieur und Monat) sowie zu der Aussage von Uber selbst, 95 % der Ingenieurinnen und Ingenieure nutzten KI-Werkzeuge monatlich, rund 70 % des Konzern-Codes werde KI-generiert; Forrester-Analyst </w:t>
+      </w:r>
+      <w:r>
+        <w:rPr>
+          <w:rFonts w:ascii="Arial" w:hAnsi="Arial"/>
+          <w:b w:val="0"/>
+          <w:i/>
+          <w:sz w:val="19"/>
+        </w:rPr>
+        <w:t>J. P. Gownder</w:t>
+      </w:r>
+      <w:r>
+        <w:rPr>
+          <w:rFonts w:ascii="Arial" w:hAnsi="Arial"/>
+          <w:b w:val="0"/>
+          <w:i w:val="0"/>
+          <w:sz w:val="19"/>
+        </w:rPr>
+        <w:t xml:space="preserve"> ordnete das Muster im Juni 2026 als </w:t>
+      </w:r>
+      <w:r>
+        <w:rPr>
+          <w:rFonts w:ascii="Arial" w:hAnsi="Arial"/>
+          <w:b w:val="0"/>
+          <w:i/>
+          <w:sz w:val="19"/>
+        </w:rPr>
+        <w:t>„AI washing"</w:t>
+      </w:r>
+      <w:r>
+        <w:rPr>
+          <w:rFonts w:ascii="Arial" w:hAnsi="Arial"/>
+          <w:b w:val="0"/>
+          <w:i w:val="0"/>
+          <w:sz w:val="19"/>
+        </w:rPr>
+        <w:t xml:space="preserve"> ein — die Aussage „nicht KI-getrieben" decke sich nicht zwingend mit der zugleich kommunizierten internen KI-Durchdringung. Die parallel fortgeschriebenen Tech-Layoff-Tracker (Aggregation Stand 5. Juni 2026: 149.935 betroffene Personen aus 363 Layoff-Ereignissen; rund 974 Stellen pro Tag; Tempo gegenüber 2025 um rund 44 % beschleunigt) verlängern damit die im Mai-Lauf dokumentierte Reihe (127.411 zum 8. Mai 2026 → 149.935 zum 5. Juni 2026) in den vierten Monatsschritt mit über 20.000 zusätzlich erfassten Betroffenen. Andererseits steht die Finanzierung der sozialen Sicherungssysteme — insbesondere der paritätisch über Löhne finanzierten Zweige Kranken-, Pflege-, Renten- und Arbeitslosenversicherung — vor strukturellen Herausforderungen durch den demografischen Wandel.</w:t>
       </w:r>
     </w:p>
     <w:p>
@@ -2278,6 +2458,299 @@
           <w:i w:val="0"/>
           <w:sz w:val="19"/>
         </w:rPr>
+        <w:t>Sanders' American AI Sovereign Wealth Fund Act (Juni 2026):</w:t>
+      </w:r>
+      <w:r>
+        <w:rPr>
+          <w:rFonts w:ascii="Arial" w:hAnsi="Arial"/>
+          <w:b w:val="0"/>
+          <w:i w:val="0"/>
+          <w:sz w:val="19"/>
+        </w:rPr>
+        <w:t xml:space="preserve"> Am 1. Juni 2026 hat Senator Bernie Sanders in einem Namensbeitrag in der </w:t>
+      </w:r>
+      <w:r>
+        <w:rPr>
+          <w:rFonts w:ascii="Arial" w:hAnsi="Arial"/>
+          <w:b w:val="0"/>
+          <w:i/>
+          <w:sz w:val="19"/>
+        </w:rPr>
+        <w:t>New York Times</w:t>
+      </w:r>
+      <w:r>
+        <w:rPr>
+          <w:rFonts w:ascii="Arial" w:hAnsi="Arial"/>
+          <w:b w:val="0"/>
+          <w:i w:val="0"/>
+          <w:sz w:val="19"/>
+        </w:rPr>
+        <w:t xml:space="preserve"> unter dem Titel </w:t>
+      </w:r>
+      <w:r>
+        <w:rPr>
+          <w:rFonts w:ascii="Arial" w:hAnsi="Arial"/>
+          <w:b w:val="0"/>
+          <w:i/>
+          <w:sz w:val="19"/>
+        </w:rPr>
+        <w:t>„The Public Should Own Half of the Big A.I. Companies"</w:t>
+      </w:r>
+      <w:r>
+        <w:rPr>
+          <w:rFonts w:ascii="Arial" w:hAnsi="Arial"/>
+          <w:b w:val="0"/>
+          <w:i w:val="0"/>
+          <w:sz w:val="19"/>
+        </w:rPr>
+        <w:t xml:space="preserve"> den Eckpunkt einer geplanten Gesetzgebung skizziert, mit der er die in der Sanders-Linie bislang offene Frage einer </w:t>
+      </w:r>
+      <w:r>
+        <w:rPr>
+          <w:rFonts w:ascii="Arial" w:hAnsi="Arial"/>
+          <w:b/>
+          <w:i w:val="0"/>
+          <w:sz w:val="19"/>
+        </w:rPr>
+        <w:t>fiskalisch-eigentumsrechtlichen</w:t>
+      </w:r>
+      <w:r>
+        <w:rPr>
+          <w:rFonts w:ascii="Arial" w:hAnsi="Arial"/>
+          <w:b w:val="0"/>
+          <w:i w:val="0"/>
+          <w:sz w:val="19"/>
+        </w:rPr>
+        <w:t xml:space="preserve"> Komponente schließen will. Der geplante </w:t>
+      </w:r>
+      <w:r>
+        <w:rPr>
+          <w:rFonts w:ascii="Arial" w:hAnsi="Arial"/>
+          <w:b w:val="0"/>
+          <w:i/>
+          <w:sz w:val="19"/>
+        </w:rPr>
+        <w:t>American A.I. Sovereign Wealth Fund Act</w:t>
+      </w:r>
+      <w:r>
+        <w:rPr>
+          <w:rFonts w:ascii="Arial" w:hAnsi="Arial"/>
+          <w:b w:val="0"/>
+          <w:i w:val="0"/>
+          <w:sz w:val="19"/>
+        </w:rPr>
+        <w:t xml:space="preserve"> sähe demnach eine einmalige Abgabe von 50 % der Aktien — nicht des Gewinns — der größten US-amerikanischen KI-Unternehmen — namentlich genannt: OpenAI, Anthropic, xAI — vor; diese Anteile würden in einen neu zu errichtenden US-amerikanischen Staatsfonds eingebracht, der Stimmrechte und gleichberechtigte Vorstandsvertretung erhielte und dessen Erträge in Form von Direktzahlungen sowie zur Finanzierung von Gesundheit, Bildung und Wohnen verwendet werden sollten. Sanders verweist darauf, dass „weitere Details — einschließlich der konkreten Verwendung der Mittel und der Umsetzungsmechanik — in der in den kommenden Wochen vorzulegenden Gesetzesinitiative" enthalten sein würden; eine offizielle Bill-Nummer liegt zum Recherchezeitpunkt nicht vor. Inhaltlich verlängert das Vorhaben den OpenAI-</w:t>
+      </w:r>
+      <w:r>
+        <w:rPr>
+          <w:rFonts w:ascii="Arial" w:hAnsi="Arial"/>
+          <w:b w:val="0"/>
+          <w:i/>
+          <w:sz w:val="19"/>
+        </w:rPr>
+        <w:t>Public-Wealth-Fund</w:t>
+      </w:r>
+      <w:r>
+        <w:rPr>
+          <w:rFonts w:ascii="Arial" w:hAnsi="Arial"/>
+          <w:b w:val="0"/>
+          <w:i w:val="0"/>
+          <w:sz w:val="19"/>
+        </w:rPr>
+        <w:t xml:space="preserve">-Vorschlag (siehe unten) und den von Anthropic-CEO Dario Amodei wiederholt befürworteten KI-Staatsfondsgedanken um eine staatlich erzwungene Eigentumsumverteilung; Senatorin </w:t>
+      </w:r>
+      <w:r>
+        <w:rPr>
+          <w:rFonts w:ascii="Arial" w:hAnsi="Arial"/>
+          <w:b w:val="0"/>
+          <w:i/>
+          <w:sz w:val="19"/>
+        </w:rPr>
+        <w:t>Elizabeth Warren</w:t>
+      </w:r>
+      <w:r>
+        <w:rPr>
+          <w:rFonts w:ascii="Arial" w:hAnsi="Arial"/>
+          <w:b w:val="0"/>
+          <w:i w:val="0"/>
+          <w:sz w:val="19"/>
+        </w:rPr>
+        <w:t xml:space="preserve"> hat wenige Tage zuvor in der </w:t>
+      </w:r>
+      <w:r>
+        <w:rPr>
+          <w:rFonts w:ascii="Arial" w:hAnsi="Arial"/>
+          <w:b w:val="0"/>
+          <w:i/>
+          <w:sz w:val="19"/>
+        </w:rPr>
+        <w:t>Time</w:t>
+      </w:r>
+      <w:r>
+        <w:rPr>
+          <w:rFonts w:ascii="Arial" w:hAnsi="Arial"/>
+          <w:b w:val="0"/>
+          <w:i w:val="0"/>
+          <w:sz w:val="19"/>
+        </w:rPr>
+        <w:t xml:space="preserve"> einen funktional verwandten Vorschlag publiziert. Bemerkenswert ist das politische Konvergenzsignal aus der Exekutive: </w:t>
+      </w:r>
+      <w:r>
+        <w:rPr>
+          <w:rFonts w:ascii="Arial" w:hAnsi="Arial"/>
+          <w:b w:val="0"/>
+          <w:i/>
+          <w:sz w:val="19"/>
+        </w:rPr>
+        <w:t>Präsident Donald Trump</w:t>
+      </w:r>
+      <w:r>
+        <w:rPr>
+          <w:rFonts w:ascii="Arial" w:hAnsi="Arial"/>
+          <w:b w:val="0"/>
+          <w:i w:val="0"/>
+          <w:sz w:val="19"/>
+        </w:rPr>
+        <w:t xml:space="preserve"> erklärte am 5. Juni 2026 gegenüber Reportern, die US-Bundesregierung könne direkte Eigentumsanteile an OpenAI, Anthropic und xAI „im Rahmen einer Partnerschaft an dieser Revolution" erwerben — eine Aussage, die </w:t>
+      </w:r>
+      <w:r>
+        <w:rPr>
+          <w:rFonts w:ascii="Arial" w:hAnsi="Arial"/>
+          <w:b w:val="0"/>
+          <w:i/>
+          <w:sz w:val="19"/>
+        </w:rPr>
+        <w:t>CNBC</w:t>
+      </w:r>
+      <w:r>
+        <w:rPr>
+          <w:rFonts w:ascii="Arial" w:hAnsi="Arial"/>
+          <w:b w:val="0"/>
+          <w:i w:val="0"/>
+          <w:sz w:val="19"/>
+        </w:rPr>
+        <w:t xml:space="preserve"> am selben Tag und </w:t>
+      </w:r>
+      <w:r>
+        <w:rPr>
+          <w:rFonts w:ascii="Arial" w:hAnsi="Arial"/>
+          <w:b w:val="0"/>
+          <w:i/>
+          <w:sz w:val="19"/>
+        </w:rPr>
+        <w:t>Fortune</w:t>
+      </w:r>
+      <w:r>
+        <w:rPr>
+          <w:rFonts w:ascii="Arial" w:hAnsi="Arial"/>
+          <w:b w:val="0"/>
+          <w:i w:val="0"/>
+          <w:sz w:val="19"/>
+        </w:rPr>
+        <w:t xml:space="preserve"> am 3. und 5. Juni 2026 als parteienübergreifendes Konvergenzsignal in Richtung eines KI-Souveränitätsfonds einordneten; vorgelagert hatten </w:t>
+      </w:r>
+      <w:r>
+        <w:rPr>
+          <w:rFonts w:ascii="Arial" w:hAnsi="Arial"/>
+          <w:b w:val="0"/>
+          <w:i/>
+          <w:sz w:val="19"/>
+        </w:rPr>
+        <w:t>Treasury Secretary Scott Bessent</w:t>
+      </w:r>
+      <w:r>
+        <w:rPr>
+          <w:rFonts w:ascii="Arial" w:hAnsi="Arial"/>
+          <w:b w:val="0"/>
+          <w:i w:val="0"/>
+          <w:sz w:val="19"/>
+        </w:rPr>
+        <w:t xml:space="preserve"> und </w:t>
+      </w:r>
+      <w:r>
+        <w:rPr>
+          <w:rFonts w:ascii="Arial" w:hAnsi="Arial"/>
+          <w:b w:val="0"/>
+          <w:i/>
+          <w:sz w:val="19"/>
+        </w:rPr>
+        <w:t>Commerce Secretary Howard Lutnick</w:t>
+      </w:r>
+      <w:r>
+        <w:rPr>
+          <w:rFonts w:ascii="Arial" w:hAnsi="Arial"/>
+          <w:b w:val="0"/>
+          <w:i w:val="0"/>
+          <w:sz w:val="19"/>
+        </w:rPr>
+        <w:t xml:space="preserve"> dem Weißen Haus bereits einen Vorentwurf eines allgemeinen US-Staatsfonds vorgelegt, dessen Mechanik intern weiter umstritten ist. </w:t>
+      </w:r>
+      <w:r>
+        <w:rPr>
+          <w:rFonts w:ascii="Arial" w:hAnsi="Arial"/>
+          <w:b w:val="0"/>
+          <w:i/>
+          <w:sz w:val="19"/>
+        </w:rPr>
+        <w:t>Sam Altman</w:t>
+      </w:r>
+      <w:r>
+        <w:rPr>
+          <w:rFonts w:ascii="Arial" w:hAnsi="Arial"/>
+          <w:b w:val="0"/>
+          <w:i w:val="0"/>
+          <w:sz w:val="19"/>
+        </w:rPr>
+        <w:t xml:space="preserve"> und </w:t>
+      </w:r>
+      <w:r>
+        <w:rPr>
+          <w:rFonts w:ascii="Arial" w:hAnsi="Arial"/>
+          <w:b w:val="0"/>
+          <w:i/>
+          <w:sz w:val="19"/>
+        </w:rPr>
+        <w:t>Bernie Sanders</w:t>
+      </w:r>
+      <w:r>
+        <w:rPr>
+          <w:rFonts w:ascii="Arial" w:hAnsi="Arial"/>
+          <w:b w:val="0"/>
+          <w:i w:val="0"/>
+          <w:sz w:val="19"/>
+        </w:rPr>
+        <w:t xml:space="preserve"> haben sich am 3. Juni 2026 zu einem direkten Gespräch über den Mechanismus getroffen. Für die in Kapitel 8 entwickelte Deutschland-These ist der Vorgang doppelt einschlägig: Erstens markiert er den Übergang vom </w:t>
+      </w:r>
+      <w:r>
+        <w:rPr>
+          <w:rFonts w:ascii="Arial" w:hAnsi="Arial"/>
+          <w:b w:val="0"/>
+          <w:i/>
+          <w:sz w:val="19"/>
+        </w:rPr>
+        <w:t>Public Wealth Fund</w:t>
+      </w:r>
+      <w:r>
+        <w:rPr>
+          <w:rFonts w:ascii="Arial" w:hAnsi="Arial"/>
+          <w:b w:val="0"/>
+          <w:i w:val="0"/>
+          <w:sz w:val="19"/>
+        </w:rPr>
+        <w:t xml:space="preserve"> als rhetorischer Figur (OpenAI April 2026) zu einer kongressreif formulierten Gesetzesankündigung, zweitens verschiebt er die Anknüpfung von einer steuerlichen (Sanders-Report 2025: Verbrauchsteuer auf automatisierende Technologie) zu einer eigentumsrechtlichen Logik (Anteils-Veräußerungspflicht), die für den deutschen Kontext über Art. 14 GG (Eigentumsgarantie) und Art. 15 GG (Sozialisierung) verfassungsrechtliche Vorfragen aufwirft, die § 4.3 systematisch verortet. Die Annahmewahrscheinlichkeit bleibt — wie bei den vorherigen Sanders-Entwürfen — in einem republikanisch geführten Kongress gering; das parallele Trump-Konvergenzsignal vom 5. Juni 2026 verschiebt die Wahrscheinlichkeitseinschätzung jedoch erstmals von „nahezu null" auf „nicht auszuschließen" — eine bemerkenswerte Verschiebung gegenüber dem Stand der Vor-Lauf-Berichterstattung.</w:t>
+      </w:r>
+    </w:p>
+    <w:p>
+      <w:pPr>
+        <w:jc w:val="both"/>
+      </w:pPr>
+      <w:r>
+        <w:rPr>
+          <w:rFonts w:ascii="Arial" w:hAnsi="Arial"/>
+          <w:b/>
+          <w:i w:val="0"/>
+          <w:sz w:val="19"/>
+        </w:rPr>
         <w:t>Sub-föderale Parallele — Maine (April 2026):</w:t>
       </w:r>
       <w:r>
@@ -3732,7 +4205,43 @@
           <w:i w:val="0"/>
           <w:sz w:val="19"/>
         </w:rPr>
-        <w:t>Praktisch erfordert dies entweder eine Pflichtbeteiligung des Staates an KI-Unternehmen (politisch hoch problematisch) oder eine zweckgebundene Steuer auf Kapitalerträge und Unternehmensgewinne, deren Aufkommen in einen solchen Fonds fließt.</w:t>
+        <w:t xml:space="preserve">Praktisch erfordert dies entweder eine Pflichtbeteiligung des Staates an KI-Unternehmen (politisch hoch problematisch) oder eine zweckgebundene Steuer auf Kapitalerträge und Unternehmensgewinne, deren Aufkommen in einen solchen Fonds fließt. Mit der von US-Senator Bernie Sanders am 1. Juni 2026 in der </w:t>
+      </w:r>
+      <w:r>
+        <w:rPr>
+          <w:rFonts w:ascii="Arial" w:hAnsi="Arial"/>
+          <w:b w:val="0"/>
+          <w:i/>
+          <w:sz w:val="19"/>
+        </w:rPr>
+        <w:t>New York Times</w:t>
+      </w:r>
+      <w:r>
+        <w:rPr>
+          <w:rFonts w:ascii="Arial" w:hAnsi="Arial"/>
+          <w:b w:val="0"/>
+          <w:i w:val="0"/>
+          <w:sz w:val="19"/>
+        </w:rPr>
+        <w:t xml:space="preserve"> angekündigten </w:t>
+      </w:r>
+      <w:r>
+        <w:rPr>
+          <w:rFonts w:ascii="Arial" w:hAnsi="Arial"/>
+          <w:b w:val="0"/>
+          <w:i/>
+          <w:sz w:val="19"/>
+        </w:rPr>
+        <w:t>American A.I. Sovereign Wealth Fund Act</w:t>
+      </w:r>
+      <w:r>
+        <w:rPr>
+          <w:rFonts w:ascii="Arial" w:hAnsi="Arial"/>
+          <w:b w:val="0"/>
+          <w:i w:val="0"/>
+          <w:sz w:val="19"/>
+        </w:rPr>
+        <w:t>-Initiative — einmalige Anteilsabgabe von 50 % an OpenAI, Anthropic und xAI in einen US-Staatsfonds (vgl. § 4.5) — würde der erste Pfad erstmals in eine kongressreif vorbereitete Gesetzesfigur überführt; das Vorhaben verschiebt damit den Diskussionspunkt von der „politischen Unmöglichkeit" auf die Frage nach der verfassungsrechtlichen Tragfähigkeit, die im deutschen Kontext über Art. 14 GG und Art. 15 GG (Sozialisierung) zu beurteilen wäre.</w:t>
       </w:r>
     </w:p>
     <w:p>
@@ -5088,7 +5597,25 @@
           <w:i w:val="0"/>
           <w:sz w:val="19"/>
         </w:rPr>
-        <w:t>Keiner dieser Pfade ist für sich allein hinreichend; ihre Kombination macht den Teilhabefonds fiskalisch tragfähig, ohne die problematische Eigentums-/Verstaatlichungslogik zu bemühen.</w:t>
+        <w:t xml:space="preserve">Keiner dieser Pfade ist für sich allein hinreichend; ihre Kombination macht den Teilhabefonds fiskalisch tragfähig, ohne die problematische Eigentums-/Verstaatlichungslogik zu bemühen, die mit der am 1. Juni 2026 angekündigten </w:t>
+      </w:r>
+      <w:r>
+        <w:rPr>
+          <w:rFonts w:ascii="Arial" w:hAnsi="Arial"/>
+          <w:b w:val="0"/>
+          <w:i/>
+          <w:sz w:val="19"/>
+        </w:rPr>
+        <w:t>American A.I. Sovereign Wealth Fund Act</w:t>
+      </w:r>
+      <w:r>
+        <w:rPr>
+          <w:rFonts w:ascii="Arial" w:hAnsi="Arial"/>
+          <w:b w:val="0"/>
+          <w:i w:val="0"/>
+          <w:sz w:val="19"/>
+        </w:rPr>
+        <w:t>-Initiative (Sanders; vgl. § 4.5 und § 5.4) erstmals einen kongressreif formulierten Gegenpol erhalten hat: Der US-Vorstoß setzt nicht auf fiskalische Abschöpfung, sondern auf eine einmalige Anteilsabgabe von 50 % an OpenAI, Anthropic und xAI an einen US-Staatsfonds; das parallele Konvergenzsignal aus der Trump-Administration vom 5. Juni 2026 (US-Bundesregierung erwägt direkte Eigentumsanteile) verschiebt die Wahrscheinlichkeit einer solchen Eigentumslogik in den USA von „nahezu null" auf „nicht auszuschließen". Für die hier vertretene deutsche Position bleibt der mittelbare, abschöpfungsbasierte Pfad konzeptionell überlegen, weil er Art. 14 GG und Art. 15 GG (Sozialisierung) nicht in Anspruch nehmen muss; die US-Debatte liefert aber einen wertvollen Vergleichsmaßstab dafür, an welcher Stelle sich die Eigentums- und die Abschöpfungslogik auseinanderdividieren.</w:t>
       </w:r>
     </w:p>
     <w:p>
@@ -8956,6 +9483,124 @@
           <w:i w:val="0"/>
           <w:sz w:val="19"/>
         </w:rPr>
+        <w:t xml:space="preserve">Sanders, B. (1. Juni 2026). </w:t>
+      </w:r>
+      <w:r>
+        <w:rPr>
+          <w:rFonts w:ascii="Arial" w:hAnsi="Arial"/>
+          <w:b w:val="0"/>
+          <w:i/>
+          <w:sz w:val="19"/>
+        </w:rPr>
+        <w:t>The Public Should Own Half of the Big A.I. Companies.</w:t>
+      </w:r>
+      <w:r>
+        <w:rPr>
+          <w:rFonts w:ascii="Arial" w:hAnsi="Arial"/>
+          <w:b w:val="0"/>
+          <w:i w:val="0"/>
+          <w:sz w:val="19"/>
+        </w:rPr>
+        <w:t xml:space="preserve"> Namensbeitrag, </w:t>
+      </w:r>
+      <w:r>
+        <w:rPr>
+          <w:rFonts w:ascii="Arial" w:hAnsi="Arial"/>
+          <w:b w:val="0"/>
+          <w:i/>
+          <w:sz w:val="19"/>
+        </w:rPr>
+        <w:t>The New York Times</w:t>
+      </w:r>
+      <w:r>
+        <w:rPr>
+          <w:rFonts w:ascii="Arial" w:hAnsi="Arial"/>
+          <w:b w:val="0"/>
+          <w:i w:val="0"/>
+          <w:sz w:val="19"/>
+        </w:rPr>
+        <w:t xml:space="preserve"> / </w:t>
+      </w:r>
+      <w:r>
+        <w:rPr>
+          <w:rFonts w:ascii="Arial" w:hAnsi="Arial"/>
+          <w:b w:val="0"/>
+          <w:i/>
+          <w:sz w:val="19"/>
+        </w:rPr>
+        <w:t>Sanders.senate.gov</w:t>
+      </w:r>
+      <w:r>
+        <w:rPr>
+          <w:rFonts w:ascii="Arial" w:hAnsi="Arial"/>
+          <w:b w:val="0"/>
+          <w:i w:val="0"/>
+          <w:sz w:val="19"/>
+        </w:rPr>
+        <w:t xml:space="preserve"> (Op-Eds). Ankündigung des </w:t>
+      </w:r>
+      <w:r>
+        <w:rPr>
+          <w:rFonts w:ascii="Arial" w:hAnsi="Arial"/>
+          <w:b w:val="0"/>
+          <w:i/>
+          <w:sz w:val="19"/>
+        </w:rPr>
+        <w:t>American A.I. Sovereign Wealth Fund Act</w:t>
+      </w:r>
+      <w:r>
+        <w:rPr>
+          <w:rFonts w:ascii="Arial" w:hAnsi="Arial"/>
+          <w:b w:val="0"/>
+          <w:i w:val="0"/>
+          <w:sz w:val="19"/>
+        </w:rPr>
+        <w:t>: einmalige Abgabe von 50 % der Aktien (nicht des Gewinns) von OpenAI, Anthropic, xAI und weiteren KI-Großunternehmen in einen US-Staatsfonds mit Stimmrechten, gleichberechtigter Vorstandsvertretung und Verwendung für Direktzahlungen sowie Gesundheit, Bildung und Wohnen; Details und Bill-Nummer „in den kommenden Wochen". https://www.sanders.senate.gov/op-eds/the-public-should-own-half-of-the-big-a-i-companies/</w:t>
+      </w:r>
+    </w:p>
+    <w:p>
+      <w:pPr>
+        <w:jc w:val="both"/>
+      </w:pPr>
+      <w:r>
+        <w:rPr>
+          <w:rFonts w:ascii="Arial" w:hAnsi="Arial"/>
+          <w:b w:val="0"/>
+          <w:i w:val="0"/>
+          <w:sz w:val="19"/>
+        </w:rPr>
+        <w:t xml:space="preserve">The White House / CNBC / Fortune. (3.–5. Juni 2026). </w:t>
+      </w:r>
+      <w:r>
+        <w:rPr>
+          <w:rFonts w:ascii="Arial" w:hAnsi="Arial"/>
+          <w:b w:val="0"/>
+          <w:i/>
+          <w:sz w:val="19"/>
+        </w:rPr>
+        <w:t>Trump administration, OpenAI discussing possible government stake in the AI startup / Trump partnership with OpenAI, Anthropic, xAI / Bernie Sanders wants Americans to own a piece of AI. The Trump White House seems to agree.</w:t>
+      </w:r>
+      <w:r>
+        <w:rPr>
+          <w:rFonts w:ascii="Arial" w:hAnsi="Arial"/>
+          <w:b w:val="0"/>
+          <w:i w:val="0"/>
+          <w:sz w:val="19"/>
+        </w:rPr>
+        <w:t xml:space="preserve"> Berichterstattung zur Aussage von Präsident Donald Trump (5. Juni 2026) über direkte US-Eigentumsanteile an OpenAI, Anthropic und xAI sowie zum Vorentwurf eines allgemeinen US-Staatsfonds durch Treasury Secretary Scott Bessent und Commerce Secretary Howard Lutnick; Bezug zum Sanders-Altman-Gespräch am 3. Juni 2026. https://www.cnbc.com/2026/06/05/trump-open-ai-altman-stake.html | https://fortune.com/2026/06/03/bernie-sanders-ai-ownership-sovereign-wealth-fund-electrification/ | https://fortune.com/2026/06/05/trump-partnership-openai-anthropic-xai-nationalization-bernie-sanders-altman/</w:t>
+      </w:r>
+    </w:p>
+    <w:p>
+      <w:pPr>
+        <w:jc w:val="both"/>
+      </w:pPr>
+      <w:r>
+        <w:rPr>
+          <w:rFonts w:ascii="Arial" w:hAnsi="Arial"/>
+          <w:b w:val="0"/>
+          <w:i w:val="0"/>
+          <w:sz w:val="19"/>
+        </w:rPr>
         <w:t>Springer Gabler Verlag. Gabler Wirtschaftslexikon, Stichwort: Robotersteuer.</w:t>
       </w:r>
     </w:p>
@@ -10507,6 +11152,220 @@
           <w:i w:val="0"/>
           <w:sz w:val="19"/>
         </w:rPr>
+        <w:t xml:space="preserve">Challenger, Gray &amp; Christmas / CNBC / Tom's Hardware / Yahoo Finance / Quartz / Human Resources Director. (5. Juni 2026). </w:t>
+      </w:r>
+      <w:r>
+        <w:rPr>
+          <w:rFonts w:ascii="Arial" w:hAnsi="Arial"/>
+          <w:b w:val="0"/>
+          <w:i/>
+          <w:sz w:val="19"/>
+        </w:rPr>
+        <w:t>Challenger Report: May Job Cuts Rise 16 % from April; Highest May Total Since 2020 / „AI is now the leading reason companies give for cutting jobs," says new report / US tech layoffs record single-highest month in two years / AI Has Cut More US Jobs in 2026 Than in All of 2025 Already / U.S. tech sector hits two-year high for job cuts in May 2026 / AI-driven tech job cuts hit two-year high.</w:t>
+      </w:r>
+      <w:r>
+        <w:rPr>
+          <w:rFonts w:ascii="Arial" w:hAnsi="Arial"/>
+          <w:b w:val="0"/>
+          <w:i w:val="0"/>
+          <w:sz w:val="19"/>
+        </w:rPr>
+        <w:t xml:space="preserve"> Mai-2026-Aggregat: Gesamt 97.006 (+16 % gegenüber April, höchster Mai-Wert seit Pandemie-Mai 2020); KI-bezogen 38.579 (40 % der Mai-Streichungen, höchster Monatswert seit Tracking-Beginn 2023; Januar 2026: 7 %; März: 25 %; April: 26 %); YTD-Gesamt 397.755, KI-bezogen YTD 87.714 (22 %, übersteigt 54.836 für 2025 vor Jahresmitte); Tech-Branche Mai 38.242 (höchster Wert seit August 2024), YTD 123.653 (+66 % gegenüber Vorjahresstand); Aussage </w:t>
+      </w:r>
+      <w:r>
+        <w:rPr>
+          <w:rFonts w:ascii="Arial" w:hAnsi="Arial"/>
+          <w:b w:val="0"/>
+          <w:i/>
+          <w:sz w:val="19"/>
+        </w:rPr>
+        <w:t>Andy Challenger</w:t>
+      </w:r>
+      <w:r>
+        <w:rPr>
+          <w:rFonts w:ascii="Arial" w:hAnsi="Arial"/>
+          <w:b w:val="0"/>
+          <w:i w:val="0"/>
+          <w:sz w:val="19"/>
+        </w:rPr>
+        <w:t xml:space="preserve"> (CRO). https://www.challengergray.com/blog/challenger-report-may-job-cuts-rise-16-from-april-highest-may-total-since-2020/ | https://www.cnbc.com/2026/06/05/ai-is-now-the-leading-reason-companies-give-for-cutting-jobs-says-new-report-what-that-means-for-workers.html | https://www.tomshardware.com/tech-industry/artificial-intelligence/tech-sector-cut-us-jobs-by-38242-in-may | https://finance.yahoo.com/economy/articles/ai-cut-more-us-jobs-082155018.html | https://qz.com/tech-job-cuts-ai-layoffs-may-2026-060526 | https://www.hcamag.com/us/specialization/recruitment/ai-driven-tech-job-cuts-hit-two-year-high-leaving-hr-leaders-to-adapt/577778</w:t>
+      </w:r>
+    </w:p>
+    <w:p>
+      <w:pPr>
+        <w:jc w:val="both"/>
+      </w:pPr>
+      <w:r>
+        <w:rPr>
+          <w:rFonts w:ascii="Arial" w:hAnsi="Arial"/>
+          <w:b w:val="0"/>
+          <w:i w:val="0"/>
+          <w:sz w:val="19"/>
+        </w:rPr>
+        <w:t xml:space="preserve">CNBC / TechTimes / NewsX / Layoffhedge. (3.–5. Juni 2026). </w:t>
+      </w:r>
+      <w:r>
+        <w:rPr>
+          <w:rFonts w:ascii="Arial" w:hAnsi="Arial"/>
+          <w:b w:val="0"/>
+          <w:i/>
+          <w:sz w:val="19"/>
+        </w:rPr>
+        <w:t>Uber layoffs: People division cut by nearly a quarter / Uber Cuts 23 % of HR Staff: New President Denies AI Role as 95 % of Engineers Use It Daily / Mass Layoffs At Uber: Here's Why New President Cut 23 % Of HR Team And Denies Any AI Role / Uber Layoffs 2026 — 23 % of People Division Cut.</w:t>
+      </w:r>
+      <w:r>
+        <w:rPr>
+          <w:rFonts w:ascii="Arial" w:hAnsi="Arial"/>
+          <w:b w:val="0"/>
+          <w:i w:val="0"/>
+          <w:sz w:val="19"/>
+        </w:rPr>
+        <w:t xml:space="preserve"> Personalreduktion in der </w:t>
+      </w:r>
+      <w:r>
+        <w:rPr>
+          <w:rFonts w:ascii="Arial" w:hAnsi="Arial"/>
+          <w:b w:val="0"/>
+          <w:i/>
+          <w:sz w:val="19"/>
+        </w:rPr>
+        <w:t>People-and-Places</w:t>
+      </w:r>
+      <w:r>
+        <w:rPr>
+          <w:rFonts w:ascii="Arial" w:hAnsi="Arial"/>
+          <w:b w:val="0"/>
+          <w:i w:val="0"/>
+          <w:sz w:val="19"/>
+        </w:rPr>
+        <w:t>-Division am 3. Juni 2026 (Human Resources, Recruiting, Facilities, Culture); 23 % der Division, weniger als 1 % der rund 34.000 Konzernbeschäftigten; offizielle Aussage Khosrowshahi / Hazelbaker: „nicht KI-getrieben"; Forrester-Analyst J. P. Gownder ordnet als „AI washing" ein; Kontext: 95 % der Ingenieure nutzen KI-Tools monatlich, rund 70 % des Konzern-Codes KI-generiert, AI-Coding-Tools-Budget bereits im April 2026 ausgeschöpft (1.500-USD-Soft-Cap pro Ingenieur). https://www.cnbc.com/2026/06/03/uber-layoffs-people-division-ai.html | https://www.techtimes.com/articles/317842/20260605/uber-cuts-23-hr-staff-new-president-denies-ai-role-95-engineers-use-it-daily.htm | https://www.newsx.com/tech-and-auto/mass-layoffs-at-uber-heres-why-new-president-cut-23-of-hr-team-and-denies-any-ai-role-230048/ | https://layoffhedge.com/company/uber</w:t>
+      </w:r>
+    </w:p>
+    <w:p>
+      <w:pPr>
+        <w:jc w:val="both"/>
+      </w:pPr>
+      <w:r>
+        <w:rPr>
+          <w:rFonts w:ascii="Arial" w:hAnsi="Arial"/>
+          <w:b w:val="0"/>
+          <w:i w:val="0"/>
+          <w:sz w:val="19"/>
+        </w:rPr>
+        <w:t xml:space="preserve">TechTimes / TrueUp / SkillSyncer. (Stand 5. Juni 2026). </w:t>
+      </w:r>
+      <w:r>
+        <w:rPr>
+          <w:rFonts w:ascii="Arial" w:hAnsi="Arial"/>
+          <w:b w:val="0"/>
+          <w:i/>
+          <w:sz w:val="19"/>
+        </w:rPr>
+        <w:t>Tech Layoffs 2026 Hit 149,935: Uber Cuts HR Days After AI Drained Its Coding Budget.</w:t>
+      </w:r>
+      <w:r>
+        <w:rPr>
+          <w:rFonts w:ascii="Arial" w:hAnsi="Arial"/>
+          <w:b w:val="0"/>
+          <w:i w:val="0"/>
+          <w:sz w:val="19"/>
+        </w:rPr>
+        <w:t xml:space="preserve"> Aggregat-Tagesstand: 149.935 betroffene Personen aus 363 Layoff-Ereignissen, rund 974 Stellen pro Tag, 2026-Tempo gegenüber 2025 um rund 44 % beschleunigt; Verlängerung der Tracker-Reihe 127.411 (8. Mai) → 149.935 (5. Juni) im vierten Monatsschritt. https://www.techtimes.com/articles/317848/20260605/tech-layoffs-2026-hit-149935-uber-cuts-hr-days-after-ai-drained-its-coding-budget.htm | https://www.trueup.io/layoffs | https://skillsyncer.com/layoffs-tracker</w:t>
+      </w:r>
+    </w:p>
+    <w:p>
+      <w:pPr>
+        <w:jc w:val="both"/>
+      </w:pPr>
+      <w:r>
+        <w:rPr>
+          <w:rFonts w:ascii="Arial" w:hAnsi="Arial"/>
+          <w:b w:val="0"/>
+          <w:i w:val="0"/>
+          <w:sz w:val="19"/>
+        </w:rPr>
+        <w:t xml:space="preserve">Fortune / Common Dreams / Newsweek / The Hill / Yahoo Finance. (1.–5. Juni 2026). </w:t>
+      </w:r>
+      <w:r>
+        <w:rPr>
+          <w:rFonts w:ascii="Arial" w:hAnsi="Arial"/>
+          <w:b w:val="0"/>
+          <w:i/>
+          <w:sz w:val="19"/>
+        </w:rPr>
+        <w:t>Bernie Sanders Wants Americans To Own 50 % Of OpenAI, xAI And Anthropic In Sweeping New Bill / Sanders Sovereign Wealth Fund Plan Would Give US Public 'Direct Ownership Stake' in AI Giants / Millions Would Get 'Direct Payments' Under Bernie Sanders' Proposed AI Sovereign Wealth Fund / Sanders to propose bill allowing for 50 % public stake in AI companies / Bernie Sanders Announces Plan to Seize Half of AI Industry for the Public Good.</w:t>
+      </w:r>
+      <w:r>
+        <w:rPr>
+          <w:rFonts w:ascii="Arial" w:hAnsi="Arial"/>
+          <w:b w:val="0"/>
+          <w:i w:val="0"/>
+          <w:sz w:val="19"/>
+        </w:rPr>
+        <w:t xml:space="preserve"> Sammelberichterstattung zum </w:t>
+      </w:r>
+      <w:r>
+        <w:rPr>
+          <w:rFonts w:ascii="Arial" w:hAnsi="Arial"/>
+          <w:b w:val="0"/>
+          <w:i/>
+          <w:sz w:val="19"/>
+        </w:rPr>
+        <w:t>American A.I. Sovereign Wealth Fund Act</w:t>
+      </w:r>
+      <w:r>
+        <w:rPr>
+          <w:rFonts w:ascii="Arial" w:hAnsi="Arial"/>
+          <w:b w:val="0"/>
+          <w:i w:val="0"/>
+          <w:sz w:val="19"/>
+        </w:rPr>
+        <w:t>: einmalige Anteilsabgabe von 50 % an OpenAI, Anthropic, xAI; Direktzahlungen sowie Gesundheit/Bildung/Wohnen; Sanders-Altman-Gespräch am 3. Juni 2026; Bessent-Lutnick-Vorentwurf eines allgemeinen US-Staatsfonds; parteienübergreifendes Konvergenzsignal mit der Trump-Aussage vom 5. Juni 2026. https://www.benzinga.com/markets/tech/26/06/52932722/bernie-sanders-wants-americans-to-own-50-of-openai-xai-and-anthropic-in-sweeping-new-bill-heres-what-that-means | https://www.commondreams.org/news/bernies-sanders-ai-sovereign-wealth-fund | https://www.newsweek.com/direct-payments-ai-sovereign-wealth-fund-bernie-sanders-12021907 | https://thehill.com/policy/technology/5906140-sanders-ai-ownership-wealth/ | https://finance.yahoo.com/economy/policy/articles/bernie-sanders-announces-plan-seize-180301711.html</w:t>
+      </w:r>
+    </w:p>
+    <w:p>
+      <w:pPr>
+        <w:jc w:val="both"/>
+      </w:pPr>
+      <w:r>
+        <w:rPr>
+          <w:rFonts w:ascii="Arial" w:hAnsi="Arial"/>
+          <w:b w:val="0"/>
+          <w:i w:val="0"/>
+          <w:sz w:val="19"/>
+        </w:rPr>
+        <w:t xml:space="preserve">Washington Post / Reason. (2./3. Juni 2026). </w:t>
+      </w:r>
+      <w:r>
+        <w:rPr>
+          <w:rFonts w:ascii="Arial" w:hAnsi="Arial"/>
+          <w:b w:val="0"/>
+          <w:i/>
+          <w:sz w:val="19"/>
+        </w:rPr>
+        <w:t>Opinion: Bernie Sanders wants a government stake in AI companies / Bernie Sanders' AI wealth fund bill shows that he doesn't understand AI or wealth.</w:t>
+      </w:r>
+      <w:r>
+        <w:rPr>
+          <w:rFonts w:ascii="Arial" w:hAnsi="Arial"/>
+          <w:b w:val="0"/>
+          <w:i w:val="0"/>
+          <w:sz w:val="19"/>
+        </w:rPr>
+        <w:t xml:space="preserve"> Mainstream-Kommentierung zur Sanders-Initiative; Reason kritisiert eigentumsrechtliche Schräglage und Bewertungsannahme, Washington Post relativiert die ideologische Lesart unter Hinweis auf den parallelen Trump-Vorstoß. https://www.washingtonpost.com/opinions/2026/06/03/bernie-sanders-wants-government-stake-ai-companies/ | https://reason.com/2026/06/02/bernie-sanders-ai-wealth-fund-bill-shows-that-he-doesnt-understand-ai-or-wealth/</w:t>
+      </w:r>
+    </w:p>
+    <w:p>
+      <w:pPr>
+        <w:jc w:val="both"/>
+      </w:pPr>
+      <w:r>
+        <w:rPr>
+          <w:rFonts w:ascii="Arial" w:hAnsi="Arial"/>
+          <w:b w:val="0"/>
+          <w:i w:val="0"/>
+          <w:sz w:val="19"/>
+        </w:rPr>
         <w:t xml:space="preserve">Bloomberg Editorial Board. (29. April 2026). </w:t>
       </w:r>
       <w:r>
@@ -10566,7 +11425,174 @@
           <w:i w:val="0"/>
           <w:sz w:val="19"/>
         </w:rPr>
-        <w:t xml:space="preserve"> Dieses Arbeitspapier gibt den Stand Anfang Mai 2026 (Schnitt am 8. Mai 2026 — Lauf 001 vom 8. Mai 2026) wieder. Die Debatte entwickelt sich dynamisch, insbesondere im Zuge der OpenAI-Strategiepapiere und der Eröffnung des OpenAI Workshop in Washington, D.C. im Mai 2026, des Erstdurchgangs des GKV-Beitragssatzstabilisierungsgesetzes in der 1065. Bundesratssitzung am 8. Mai 2026 mit 79 Tagesordnungspunkten (Kabinettsbeschluss 29. April 2026, parlamentarische Behandlung vor der Sommerpause 2026 angekündigt), der laufenden Trilog-Verhandlungen zum Digital Omnibus on AI (zweite Runde 28. April 2026 ohne Einigung; nächste Runde 13. Mai 2026 — Knackpunkt ist nicht die Verschiebung der Hochrisiko-Pflichten, sondern die Konformitätsbewertungs-Architektur für Anhang I; die zypriotische Ratspräsidentschaft strebt einen Abschluss vor Ablauf ihrer Amtszeit am 30. Juni 2026 an, andernfalls übernimmt die irische Präsidentschaft), der am 5. Mai 2026 erfolgten Arraignment-Verhandlung im Altman-Verfahren mit „nicht schuldig"-Plädoyer und angeordneter psychiatrischer Begutachtung, des am 7. Mai 2026 versandten individuellen Microsoft-Buyout-Angebots (Annahmefrist 8. Juni 2026, VRSAR-Unterzeichnung 9.–22. Juni 2026, bis zu fünfjährige Krankenversicherungs-Verlängerung), des am 1. Mai 2026 vom Connecticut-Repräsentantenhaus mit 131 zu 17 Stimmen verabschiedeten </w:t>
+        <w:t xml:space="preserve"> Dieses Arbeitspapier gibt den Stand Anfang Juni 2026 (Schnitt am 6. Juni 2026 — Lauf 001 vom 6. Juni 2026) wieder. Gegenüber dem vorigen Mai-Schnitt (Lauf 001 vom 8. Mai 2026) sind ergänzt: der am 1. Juni 2026 in der </w:t>
+      </w:r>
+      <w:r>
+        <w:rPr>
+          <w:rFonts w:ascii="Arial" w:hAnsi="Arial"/>
+          <w:b w:val="0"/>
+          <w:i/>
+          <w:sz w:val="19"/>
+        </w:rPr>
+        <w:t>New York Times</w:t>
+      </w:r>
+      <w:r>
+        <w:rPr>
+          <w:rFonts w:ascii="Arial" w:hAnsi="Arial"/>
+          <w:b w:val="0"/>
+          <w:i w:val="0"/>
+          <w:sz w:val="19"/>
+        </w:rPr>
+        <w:t xml:space="preserve"> angekündigte </w:t>
+      </w:r>
+      <w:r>
+        <w:rPr>
+          <w:rFonts w:ascii="Arial" w:hAnsi="Arial"/>
+          <w:b w:val="0"/>
+          <w:i/>
+          <w:sz w:val="19"/>
+        </w:rPr>
+        <w:t>American A.I. Sovereign Wealth Fund Act</w:t>
+      </w:r>
+      <w:r>
+        <w:rPr>
+          <w:rFonts w:ascii="Arial" w:hAnsi="Arial"/>
+          <w:b w:val="0"/>
+          <w:i w:val="0"/>
+          <w:sz w:val="19"/>
+        </w:rPr>
+        <w:t xml:space="preserve"> von Senator Bernie Sanders mit einmaliger Anteilsabgabe von 50 % an OpenAI, Anthropic und xAI in einen US-Staatsfonds, dessen Erträge in Direktzahlungen sowie in Gesundheit, Bildung und Wohnen fließen sollen (parallele Vorschläge: Warren in der </w:t>
+      </w:r>
+      <w:r>
+        <w:rPr>
+          <w:rFonts w:ascii="Arial" w:hAnsi="Arial"/>
+          <w:b w:val="0"/>
+          <w:i/>
+          <w:sz w:val="19"/>
+        </w:rPr>
+        <w:t>Time</w:t>
+      </w:r>
+      <w:r>
+        <w:rPr>
+          <w:rFonts w:ascii="Arial" w:hAnsi="Arial"/>
+          <w:b w:val="0"/>
+          <w:i w:val="0"/>
+          <w:sz w:val="19"/>
+        </w:rPr>
+        <w:t>, OpenAI-</w:t>
+      </w:r>
+      <w:r>
+        <w:rPr>
+          <w:rFonts w:ascii="Arial" w:hAnsi="Arial"/>
+          <w:b w:val="0"/>
+          <w:i/>
+          <w:sz w:val="19"/>
+        </w:rPr>
+        <w:t>Public-Wealth-Fund</w:t>
+      </w:r>
+      <w:r>
+        <w:rPr>
+          <w:rFonts w:ascii="Arial" w:hAnsi="Arial"/>
+          <w:b w:val="0"/>
+          <w:i w:val="0"/>
+          <w:sz w:val="19"/>
+        </w:rPr>
+        <w:t xml:space="preserve">-Linie, Anthropic-CEO-Befürwortung); das Konvergenzsignal aus der Trump-Administration vom 5. Juni 2026 (US-Bundesregierung erwägt direkte Eigentumsanteile an OpenAI, Anthropic und xAI; Bessent-Lutnick-Vorentwurf eines allgemeinen US-Staatsfonds; Sanders-Altman-Gespräch am 3. Juni 2026); der </w:t>
+      </w:r>
+      <w:r>
+        <w:rPr>
+          <w:rFonts w:ascii="Arial" w:hAnsi="Arial"/>
+          <w:b w:val="0"/>
+          <w:i/>
+          <w:sz w:val="19"/>
+        </w:rPr>
+        <w:t>Mai-2026-Job-Cuts-Report</w:t>
+      </w:r>
+      <w:r>
+        <w:rPr>
+          <w:rFonts w:ascii="Arial" w:hAnsi="Arial"/>
+          <w:b w:val="0"/>
+          <w:i w:val="0"/>
+          <w:sz w:val="19"/>
+        </w:rPr>
+        <w:t xml:space="preserve"> von </w:t>
+      </w:r>
+      <w:r>
+        <w:rPr>
+          <w:rFonts w:ascii="Arial" w:hAnsi="Arial"/>
+          <w:b w:val="0"/>
+          <w:i/>
+          <w:sz w:val="19"/>
+        </w:rPr>
+        <w:t>Challenger, Gray &amp; Christmas</w:t>
+      </w:r>
+      <w:r>
+        <w:rPr>
+          <w:rFonts w:ascii="Arial" w:hAnsi="Arial"/>
+          <w:b w:val="0"/>
+          <w:i w:val="0"/>
+          <w:sz w:val="19"/>
+        </w:rPr>
+        <w:t xml:space="preserve"> vom 5. Juni 2026 (US-Stellenstreichungen Mai 97.006 = +16 % gegenüber April und höchster Mai-Wert seit 2020; KI-bezogen 38.579 / 40 % aller Mai-Streichungen und höchster Monatswert seit Tracking-Beginn 2023; KI-Anteil YTD 87.714 / 22 % aller 397.755 2026-Streichungen — bereits Übertreffen der 54.836 aus dem gesamten Jahr 2025; Tech Mai 38.242, YTD 123.653 mit +66 % gegenüber Vorjahresstand); die Personalreduktion bei Uber Technologies (3. Juni 2026: 23 % der </w:t>
+      </w:r>
+      <w:r>
+        <w:rPr>
+          <w:rFonts w:ascii="Arial" w:hAnsi="Arial"/>
+          <w:b w:val="0"/>
+          <w:i/>
+          <w:sz w:val="19"/>
+        </w:rPr>
+        <w:t>People-and-Places</w:t>
+      </w:r>
+      <w:r>
+        <w:rPr>
+          <w:rFonts w:ascii="Arial" w:hAnsi="Arial"/>
+          <w:b w:val="0"/>
+          <w:i w:val="0"/>
+          <w:sz w:val="19"/>
+        </w:rPr>
+        <w:t xml:space="preserve">-Division, offiziell „nicht KI-getrieben", Forrester-Einordnung als „AI washing" angesichts 95 % monatlicher KI-Tool-Nutzung der Ingenieurinnen und Ingenieure und rund 70 % KI-generierten Codes); sowie der aktualisierte Tech-Layoff-Tracker-Stand zum 5. Juni 2026 (149.935 betroffene Personen aus 363 Layoff-Ereignissen, rund 974 Stellen pro Tag, 2026-Tempo gegenüber 2025 um rund 44 % beschleunigt — Reihenfortschreibung 127.411 zum 8. Mai → 149.935 zum 5. Juni 2026). Die Debatte entwickelt sich dynamisch — insbesondere im Zuge dieser Sanders/Trump-Konvergenz auf einen US-KI-Staatsfonds, der die in § 4.5 und § 5.4 entwickelte Trennung zwischen abschöpfungsbasierter und eigentumsrechtlicher Teilhabe erstmals kongressreif vorbereitet — sowie im Vorlauf zum ersten Bundesratsdurchgang des </w:t>
+      </w:r>
+      <w:r>
+        <w:rPr>
+          <w:rFonts w:ascii="Arial" w:hAnsi="Arial"/>
+          <w:b w:val="0"/>
+          <w:i/>
+          <w:sz w:val="19"/>
+        </w:rPr>
+        <w:t>GKV-Beitragssatzstabilisierungsgesetzes</w:t>
+      </w:r>
+      <w:r>
+        <w:rPr>
+          <w:rFonts w:ascii="Arial" w:hAnsi="Arial"/>
+          <w:b w:val="0"/>
+          <w:i w:val="0"/>
+          <w:sz w:val="19"/>
+        </w:rPr>
+        <w:t xml:space="preserve"> am 12. Juni 2026 (zweiter Durchgang 10. Juli 2026), zum 2. August 2026 als Anwendungsbeginn der Hauptbestimmungen des EU-AI-Acts, sowie unter Fortlauf der Microsoft-VRSAR-Annahmefrist (8. Juni 2026 / Separation Date 2. Juli 2026) und der Trilog-Verhandlungen zum Digital Omnibus on AI.</w:t>
+      </w:r>
+    </w:p>
+    <w:p>
+      <w:pPr>
+        <w:jc w:val="both"/>
+      </w:pPr>
+      <w:r>
+        <w:rPr>
+          <w:rFonts w:ascii="Arial" w:hAnsi="Arial"/>
+          <w:b/>
+          <w:i w:val="0"/>
+          <w:sz w:val="19"/>
+        </w:rPr>
+        <w:t>Frühere Aktualitäts-Schnitte:</w:t>
+      </w:r>
+      <w:r>
+        <w:rPr>
+          <w:rFonts w:ascii="Arial" w:hAnsi="Arial"/>
+          <w:b w:val="0"/>
+          <w:i w:val="0"/>
+          <w:sz w:val="19"/>
+        </w:rPr>
+        <w:t xml:space="preserve"> Bis Lauf 001 vom 8. Mai 2026 hat das Arbeitspapier den Stand Anfang Mai 2026 wiedergegeben — insbesondere im Zuge der OpenAI-Strategiepapiere und der Eröffnung des OpenAI Workshop in Washington, D.C. im Mai 2026, des Erstdurchgangs des GKV-Beitragssatzstabilisierungsgesetzes in der 1065. Bundesratssitzung am 8. Mai 2026 mit 79 Tagesordnungspunkten (Kabinettsbeschluss 29. April 2026, parlamentarische Behandlung vor der Sommerpause 2026 angekündigt), der laufenden Trilog-Verhandlungen zum Digital Omnibus on AI (zweite Runde 28. April 2026 ohne Einigung; nächste Runde 13. Mai 2026 — Knackpunkt ist nicht die Verschiebung der Hochrisiko-Pflichten, sondern die Konformitätsbewertungs-Architektur für Anhang I; die zypriotische Ratspräsidentschaft strebt einen Abschluss vor Ablauf ihrer Amtszeit am 30. Juni 2026 an, andernfalls übernimmt die irische Präsidentschaft), der am 5. Mai 2026 erfolgten Arraignment-Verhandlung im Altman-Verfahren mit „nicht schuldig"-Plädoyer und angeordneter psychiatrischer Begutachtung, des am 7. Mai 2026 versandten individuellen Microsoft-Buyout-Angebots (Annahmefrist 8. Juni 2026, VRSAR-Unterzeichnung 9.–22. Juni 2026, bis zu fünfjährige Krankenversicherungs-Verlängerung), des am 1. Mai 2026 vom Connecticut-Repräsentantenhaus mit 131 zu 17 Stimmen verabschiedeten </w:t>
       </w:r>
       <w:r>
         <w:rPr>
@@ -10862,7 +11888,7 @@
         <w:color w:val="999999"/>
         <w:sz w:val="15"/>
       </w:rPr>
-      <w:t>Version 22.0 — Mai 2026 — CC BY 4.0</w:t>
+      <w:t>Version 23.0 — Mai 2026 — CC BY 4.0</w:t>
       <w:tab/>
       <w:t xml:space="preserve">Seite </w:t>
     </w:r>

--- a/KI-Ökonomie.docx
+++ b/KI-Ökonomie.docx
@@ -112,7 +112,7 @@
           <w:color w:val="666666"/>
           <w:sz w:val="18"/>
         </w:rPr>
-        <w:t>Version 22.0</w:t>
+        <w:t>Version 23.0</w:t>
       </w:r>
     </w:p>
     <w:p>
@@ -382,7 +382,259 @@
           <w:i w:val="0"/>
           <w:sz w:val="19"/>
         </w:rPr>
-        <w:t xml:space="preserve">-Differenzierung vom 1. Mai 2026 genannte Mehrkanalerklärung (KI-Verdrängung, Austerity-Logik, Pandemie-Korrekturen, Routine-Restrukturierung) zusätzlich stützt. Der parallele Lauf der Branchen-AI-Capex-Programme (Q1-2026-Investitionen der Hyperscaler von rund 130,65 Milliarden US-Dollar; Konsens-Schätzung Anfang April 2026 zwischen 660 und 700 Milliarden US-Dollar, nach den Q1-2026-Earnings-Calls vom 28.–30. April 2026 — von der </w:t>
+        <w:t xml:space="preserve">-Differenzierung vom 1. Mai 2026 genannte Mehrkanalerklärung (KI-Verdrängung, Austerity-Logik, Pandemie-Korrekturen, Routine-Restrukturierung) zusätzlich stützt. Die Linie setzt sich im Mai und Anfang Juni 2026 fort: Am 20. Mai 2026 hat </w:t>
+      </w:r>
+      <w:r>
+        <w:rPr>
+          <w:rFonts w:ascii="Arial" w:hAnsi="Arial"/>
+          <w:b w:val="0"/>
+          <w:i/>
+          <w:sz w:val="19"/>
+        </w:rPr>
+        <w:t>Meta</w:t>
+      </w:r>
+      <w:r>
+        <w:rPr>
+          <w:rFonts w:ascii="Arial" w:hAnsi="Arial"/>
+          <w:b w:val="0"/>
+          <w:i w:val="0"/>
+          <w:sz w:val="19"/>
+        </w:rPr>
+        <w:t xml:space="preserve"> die im April angekündigte Welle vollzogen (rund 8.000 Stellen, rund 10 % der globalen Belegschaft, per Frühmorgen-E-Mail kommuniziert; nach Angaben des Chief People Officer Janelle Gale werden parallel bis zu 7.000 bestehende Beschäftigte in neu geschaffene KI-Funktionen — </w:t>
+      </w:r>
+      <w:r>
+        <w:rPr>
+          <w:rFonts w:ascii="Arial" w:hAnsi="Arial"/>
+          <w:b w:val="0"/>
+          <w:i/>
+          <w:sz w:val="19"/>
+        </w:rPr>
+        <w:t>Applied AI Engineering</w:t>
+      </w:r>
+      <w:r>
+        <w:rPr>
+          <w:rFonts w:ascii="Arial" w:hAnsi="Arial"/>
+          <w:b w:val="0"/>
+          <w:i w:val="0"/>
+          <w:sz w:val="19"/>
+        </w:rPr>
+        <w:t xml:space="preserve">, </w:t>
+      </w:r>
+      <w:r>
+        <w:rPr>
+          <w:rFonts w:ascii="Arial" w:hAnsi="Arial"/>
+          <w:b w:val="0"/>
+          <w:i/>
+          <w:sz w:val="19"/>
+        </w:rPr>
+        <w:t>Agent Transformation Accelerator XFN</w:t>
+      </w:r>
+      <w:r>
+        <w:rPr>
+          <w:rFonts w:ascii="Arial" w:hAnsi="Arial"/>
+          <w:b w:val="0"/>
+          <w:i w:val="0"/>
+          <w:sz w:val="19"/>
+        </w:rPr>
+        <w:t xml:space="preserve">, </w:t>
+      </w:r>
+      <w:r>
+        <w:rPr>
+          <w:rFonts w:ascii="Arial" w:hAnsi="Arial"/>
+          <w:b w:val="0"/>
+          <w:i/>
+          <w:sz w:val="19"/>
+        </w:rPr>
+        <w:t>Central Analytics</w:t>
+      </w:r>
+      <w:r>
+        <w:rPr>
+          <w:rFonts w:ascii="Arial" w:hAnsi="Arial"/>
+          <w:b w:val="0"/>
+          <w:i w:val="0"/>
+          <w:sz w:val="19"/>
+        </w:rPr>
+        <w:t xml:space="preserve"> — überführt und etwa 6.000 offene Stellen nicht besetzt; der Konzern adressiert mit dem Umbau ein Capex-Programm von 125–145 Mrd. US-Dollar für 2026); ebenfalls am 20. Mai 2026 hat </w:t>
+      </w:r>
+      <w:r>
+        <w:rPr>
+          <w:rFonts w:ascii="Arial" w:hAnsi="Arial"/>
+          <w:b w:val="0"/>
+          <w:i/>
+          <w:sz w:val="19"/>
+        </w:rPr>
+        <w:t>Intuit</w:t>
+      </w:r>
+      <w:r>
+        <w:rPr>
+          <w:rFonts w:ascii="Arial" w:hAnsi="Arial"/>
+          <w:b w:val="0"/>
+          <w:i w:val="0"/>
+          <w:sz w:val="19"/>
+        </w:rPr>
+        <w:t xml:space="preserve"> (TurboTax/QuickBooks/Credit Karma/Mailchimp) per CEO-Memo Sasan Goodarzi rund 3.000 Stellen — 17 % der globalen Belegschaft — gestrichen mit der ausdrücklichen Begründung, organisatorische Komplexität abzubauen und Mittel auf KI-Produkte und die jüngst geschlossenen Mehrjahres­vereinbarungen mit OpenAI und Anthropic zu verlagern. Am 21. Mai 2026 hat Kaliforniens Gouverneur Gavin Newsom mit </w:t>
+      </w:r>
+      <w:r>
+        <w:rPr>
+          <w:rFonts w:ascii="Arial" w:hAnsi="Arial"/>
+          <w:b w:val="0"/>
+          <w:i/>
+          <w:sz w:val="19"/>
+        </w:rPr>
+        <w:t>Executive Order N-6-26</w:t>
+      </w:r>
+      <w:r>
+        <w:rPr>
+          <w:rFonts w:ascii="Arial" w:hAnsi="Arial"/>
+          <w:b w:val="0"/>
+          <w:i w:val="0"/>
+          <w:sz w:val="19"/>
+        </w:rPr>
+        <w:t xml:space="preserve"> erstmals eine US-bundesstaatliche Exekutiv­anweisung erlassen, die </w:t>
+      </w:r>
+      <w:r>
+        <w:rPr>
+          <w:rFonts w:ascii="Arial" w:hAnsi="Arial"/>
+          <w:b w:val="0"/>
+          <w:i/>
+          <w:sz w:val="19"/>
+        </w:rPr>
+        <w:t>California Worker Adjustment and Retraining Notification (WARN) Act</w:t>
+      </w:r>
+      <w:r>
+        <w:rPr>
+          <w:rFonts w:ascii="Arial" w:hAnsi="Arial"/>
+          <w:b w:val="0"/>
+          <w:i w:val="0"/>
+          <w:sz w:val="19"/>
+        </w:rPr>
+        <w:t xml:space="preserve">-Anpassungen, die Überprüfung von Abfindungs-, Equity- und Übergangs­beschäftigungs-Standards (CalWORKs/JobsNOW) sowie eine fortlaufende KI-Arbeitsmarkt-Berichterstattung durch die </w:t>
+      </w:r>
+      <w:r>
+        <w:rPr>
+          <w:rFonts w:ascii="Arial" w:hAnsi="Arial"/>
+          <w:b w:val="0"/>
+          <w:i/>
+          <w:sz w:val="19"/>
+        </w:rPr>
+        <w:t>Labor and Workforce Development Agency</w:t>
+      </w:r>
+      <w:r>
+        <w:rPr>
+          <w:rFonts w:ascii="Arial" w:hAnsi="Arial"/>
+          <w:b w:val="0"/>
+          <w:i w:val="0"/>
+          <w:sz w:val="19"/>
+        </w:rPr>
+        <w:t xml:space="preserve"> einleitet (Empfehlungen bis Mitte November 2026; ausführliche Darstellung in § 4.5). Am 3. Juni 2026 hat </w:t>
+      </w:r>
+      <w:r>
+        <w:rPr>
+          <w:rFonts w:ascii="Arial" w:hAnsi="Arial"/>
+          <w:b w:val="0"/>
+          <w:i/>
+          <w:sz w:val="19"/>
+        </w:rPr>
+        <w:t>Uber</w:t>
+      </w:r>
+      <w:r>
+        <w:rPr>
+          <w:rFonts w:ascii="Arial" w:hAnsi="Arial"/>
+          <w:b w:val="0"/>
+          <w:i w:val="0"/>
+          <w:sz w:val="19"/>
+        </w:rPr>
+        <w:t xml:space="preserve"> die </w:t>
+      </w:r>
+      <w:r>
+        <w:rPr>
+          <w:rFonts w:ascii="Arial" w:hAnsi="Arial"/>
+          <w:b w:val="0"/>
+          <w:i/>
+          <w:sz w:val="19"/>
+        </w:rPr>
+        <w:t>People and Places</w:t>
+      </w:r>
+      <w:r>
+        <w:rPr>
+          <w:rFonts w:ascii="Arial" w:hAnsi="Arial"/>
+          <w:b w:val="0"/>
+          <w:i w:val="0"/>
+          <w:sz w:val="19"/>
+        </w:rPr>
+        <w:t xml:space="preserve">-Division (Human Resources, Recruitment, Workplace Facilities) um 23 % reduziert (weniger als 1 % der weltweit 34.000 Corporate-Beschäftigten); flankierend wurde — nach Auswertungen von </w:t>
+      </w:r>
+      <w:r>
+        <w:rPr>
+          <w:rFonts w:ascii="Arial" w:hAnsi="Arial"/>
+          <w:b w:val="0"/>
+          <w:i/>
+          <w:sz w:val="19"/>
+        </w:rPr>
+        <w:t>TechTimes</w:t>
+      </w:r>
+      <w:r>
+        <w:rPr>
+          <w:rFonts w:ascii="Arial" w:hAnsi="Arial"/>
+          <w:b w:val="0"/>
+          <w:i w:val="0"/>
+          <w:sz w:val="19"/>
+        </w:rPr>
+        <w:t xml:space="preserve"> und </w:t>
+      </w:r>
+      <w:r>
+        <w:rPr>
+          <w:rFonts w:ascii="Arial" w:hAnsi="Arial"/>
+          <w:b w:val="0"/>
+          <w:i/>
+          <w:sz w:val="19"/>
+        </w:rPr>
+        <w:t>CNBC</w:t>
+      </w:r>
+      <w:r>
+        <w:rPr>
+          <w:rFonts w:ascii="Arial" w:hAnsi="Arial"/>
+          <w:b w:val="0"/>
+          <w:i w:val="0"/>
+          <w:sz w:val="19"/>
+        </w:rPr>
+        <w:t xml:space="preserve"> — das jährliche KI-Coding-Tool-Budget in den ersten vier Monaten ausgeschöpft (rund 95 % der Ingenieure nutzen monatlich KI-Tools, rund 70 % des committed Codes wird von KI generiert), und die Konzernführung hat ein Pro-Ingenieur-Monatslimit von 1.500 US-Dollar als „soft limit" für Tools wie Claude Code und Cursor eingeführt — der Vorgang dokumentiert empirisch die in § 8.2 (Inferenz-Preis-Verfall, Compute-Konzentration) referierte Verschiebung der Wertschöpfungs­anteile zwischen Anwendern und Modellanbietern. Am 13. Mai 2026 hat </w:t>
+      </w:r>
+      <w:r>
+        <w:rPr>
+          <w:rFonts w:ascii="Arial" w:hAnsi="Arial"/>
+          <w:b w:val="0"/>
+          <w:i/>
+          <w:sz w:val="19"/>
+        </w:rPr>
+        <w:t>Walmart</w:t>
+      </w:r>
+      <w:r>
+        <w:rPr>
+          <w:rFonts w:ascii="Arial" w:hAnsi="Arial"/>
+          <w:b w:val="0"/>
+          <w:i w:val="0"/>
+          <w:sz w:val="19"/>
+        </w:rPr>
+        <w:t xml:space="preserve"> parallel rund 1.000 Stellen in Corporate-Product- und Tech-Funktionen gestrichen oder verlagert; der Konzern weist eine ausdrückliche KI-Begründung zurück, doch ein interner Konzernsprecher räumt überlappende Strukturen aus der Integration KI-naher Produkt­einheiten als Mit-Anlass ein. Die TrueUp-Tagesfortschreibung weist zum 5. Juni 2026 149.935 Personen aus 363 Layoff-Meldungen aus (rund 974 Stellen pro Tag); der </w:t>
+      </w:r>
+      <w:r>
+        <w:rPr>
+          <w:rFonts w:ascii="Arial" w:hAnsi="Arial"/>
+          <w:b w:val="0"/>
+          <w:i/>
+          <w:sz w:val="19"/>
+        </w:rPr>
+        <w:t>Mai-2026-Job-Cuts-Report</w:t>
+      </w:r>
+      <w:r>
+        <w:rPr>
+          <w:rFonts w:ascii="Arial" w:hAnsi="Arial"/>
+          <w:b w:val="0"/>
+          <w:i w:val="0"/>
+          <w:sz w:val="19"/>
+        </w:rPr>
+        <w:t xml:space="preserve"> von Challenger, Gray &amp; Christmas (Veröffentlichung 4. Juni 2026) führt mit 38.579 KI-bezogenen Streichungen rund 40 % aller Mai-Streichungen auf KI zurück — erstmals der am häufigsten genannte Einzelgrund nach Challenger-Methodik; im laufenden Jahr 2026 sind kumuliert 87.714 Stellenstreichungen explizit als KI-bezogen ausgewiesen, ein Wert, der den 2025-Jahres­vergleichswert von 54.836 bereits Anfang Juni übersteigt. Der parallele Lauf der Branchen-AI-Capex-Programme (Q1-2026-Investitionen der Hyperscaler von rund 130,65 Milliarden US-Dollar; Konsens-Schätzung Anfang April 2026 zwischen 660 und 700 Milliarden US-Dollar, nach den Q1-2026-Earnings-Calls vom 28.–30. April 2026 — von der </w:t>
       </w:r>
       <w:r>
         <w:rPr>
@@ -2264,7 +2516,61 @@
           <w:i w:val="0"/>
           <w:sz w:val="19"/>
         </w:rPr>
-        <w:t xml:space="preserve"> (S. 4214, 119. Kongress) eingebracht, der ein bundesweites Moratorium für neue und aufgerüstete KI-Rechenzentren oberhalb definierter Stromschwellen vorsieht, bis der Gesetzgeber Mindeststandards in den Bereichen Umwelt, Energie, Arbeit und Bürgerrechte verabschiedet; der Gesetzentwurf formuliert ausdrücklich, die „wirtschaftlichen Gewinne aus künstlicher Intelligenz und Robotik" sollten „Beschäftigten, nicht nur wohlhabenden Big-Tech-Eigentümern" zugutekommen. Am 16. April 2026 hat Sanders die Linie mit einem Namensbeitrag („Artificial intelligence is coming for the working class. We must fight back.") erneuert und die HELP-Anhörung genutzt, um für Robotersteuer und Moratorium zu werben. Die Aussicht auf Annahme des Entwurfs in einem republikanisch geführten Kongress gilt als gering; als Signalgebung ist er jedoch der bislang konkreteste politische Vorstoß auf US-Bundesebene.</w:t>
+        <w:t xml:space="preserve"> (S. 4214, 119. Kongress) eingebracht, der ein bundesweites Moratorium für neue und aufgerüstete KI-Rechenzentren oberhalb definierter Stromschwellen vorsieht, bis der Gesetzgeber Mindeststandards in den Bereichen Umwelt, Energie, Arbeit und Bürgerrechte verabschiedet; der Gesetzentwurf formuliert ausdrücklich, die „wirtschaftlichen Gewinne aus künstlicher Intelligenz und Robotik" sollten „Beschäftigten, nicht nur wohlhabenden Big-Tech-Eigentümern" zugutekommen. Am 16. April 2026 hat Sanders die Linie mit einem Namensbeitrag („Artificial intelligence is coming for the working class. We must fight back.") erneuert und die HELP-Anhörung genutzt, um für Robotersteuer und Moratorium zu werben. Am 2. Juni 2026 hat Sanders in einem Namensbeitrag in der </w:t>
+      </w:r>
+      <w:r>
+        <w:rPr>
+          <w:rFonts w:ascii="Arial" w:hAnsi="Arial"/>
+          <w:b w:val="0"/>
+          <w:i/>
+          <w:sz w:val="19"/>
+        </w:rPr>
+        <w:t>New York Times</w:t>
+      </w:r>
+      <w:r>
+        <w:rPr>
+          <w:rFonts w:ascii="Arial" w:hAnsi="Arial"/>
+          <w:b w:val="0"/>
+          <w:i w:val="0"/>
+          <w:sz w:val="19"/>
+        </w:rPr>
+        <w:t xml:space="preserve"> den </w:t>
+      </w:r>
+      <w:r>
+        <w:rPr>
+          <w:rFonts w:ascii="Arial" w:hAnsi="Arial"/>
+          <w:b w:val="0"/>
+          <w:i/>
+          <w:sz w:val="19"/>
+        </w:rPr>
+        <w:t>American AI Sovereign Wealth Fund Act</w:t>
+      </w:r>
+      <w:r>
+        <w:rPr>
+          <w:rFonts w:ascii="Arial" w:hAnsi="Arial"/>
+          <w:b w:val="0"/>
+          <w:i w:val="0"/>
+          <w:sz w:val="19"/>
+        </w:rPr>
+        <w:t xml:space="preserve"> angekündigt, mit dem die Bundesregierung über eine einmalige Abgabe in Höhe von 50 % des Aktienkapitals der größten KI-Unternehmen (genannt sind insbesondere OpenAI, Anthropic und xAI) eine Beteiligung erwerben würde — verbunden mit Stimmrechten und gleichberechtigter Vertretung im Verwaltungsrat, um „schädliche" Unternehmens­entscheidungen blockieren zu können; die Erträge des Fonds sollen nach dem Vorschlag zunächst als Direktzahlungen an Bürgerinnen und Bürger ausgeschüttet werden und mit wachsendem Fondsvolumen in Gesundheits-, Bildungs- und Wohnungspolitik einfließen. Der Vorstoß verschiebt damit die Sanders-Linie konzeptionell von einer Robotersteuer (Typ 5 nach § 2.1) und einem Moratorium auf KI-Infrastruktur hin zu einer </w:t>
+      </w:r>
+      <w:r>
+        <w:rPr>
+          <w:rFonts w:ascii="Arial" w:hAnsi="Arial"/>
+          <w:b/>
+          <w:i w:val="0"/>
+          <w:sz w:val="19"/>
+        </w:rPr>
+        <w:t>Staatsfonds-Variante mit Pflichtbeteiligung</w:t>
+      </w:r>
+      <w:r>
+        <w:rPr>
+          <w:rFonts w:ascii="Arial" w:hAnsi="Arial"/>
+          <w:b w:val="0"/>
+          <w:i w:val="0"/>
+          <w:sz w:val="19"/>
+        </w:rPr>
+        <w:t xml:space="preserve"> — und liegt damit funktional näher an der in § 5.4 referierten Staatsfonds-Logik und am OpenAI-eigenen Vorschlag eines öffentlichen Wohlstandsfonds (§ 4.5, OpenAI April 2026) als an einer klassischen Verbrauchsteuer auf Automatisierung. Die in den USA absehbar verfassungsrechtliche Auseinandersetzung — eine Zwangs-Equity-Abgabe in dieser Form berührt die Takings-Klausel des Fünften Verfassungszusatzes — und die geringe Chance auf Annahme in einem republikanisch geführten Kongress mindern die unmittelbare politische Wirksamkeit, schärfen aber den Bezugsrahmen, an dem sich konkurrierende Modelle (Sanders Oktober 2025, OpenAI April 2026, Bloomberg-Editorial 29. April 2026) seither orientieren. Die Aussicht auf Annahme der Sanders-Entwürfe in einem republikanisch geführten Kongress gilt insgesamt als gering; als Signalgebung sind sie jedoch die bislang konkretesten politischen Vorstöße auf US-Bundesebene.</w:t>
       </w:r>
     </w:p>
     <w:p>
@@ -2671,6 +2977,155 @@
           <w:sz w:val="19"/>
         </w:rPr>
         <w:t xml:space="preserve"> entspricht — und weil er die in § 9.1 diskutierten Mess- und Umgehungsprobleme einer Displacement-basierten Anknüpfung in einen konkreten gesetzgeberischen Text überführt. Bis zur Vertagung des Joint Finance Committee am 30. März 2026 hatte der Entwurf eine Joint-Favorable-Empfehlung mit 34 zu 20 Stimmen erhalten; die reguläre Sitzungsperiode der Connecticut General Assembly endet am 6. Mai 2026, eine endgültige Senatsabstimmung war Ende April 2026 noch ausstehend. Eine vergleichende Auswertung mit dem Maine-Modell und mit der europäischen Wertschöpfungsabgaben-Tradition (§ 5.1) ist für die weitere Beobachtung naheliegend.</w:t>
+      </w:r>
+    </w:p>
+    <w:p>
+      <w:pPr>
+        <w:jc w:val="both"/>
+      </w:pPr>
+      <w:r>
+        <w:rPr>
+          <w:rFonts w:ascii="Arial" w:hAnsi="Arial"/>
+          <w:b/>
+          <w:i w:val="0"/>
+          <w:sz w:val="19"/>
+        </w:rPr>
+        <w:t>Sub-föderale Parallele — Kalifornien (Mai 2026):</w:t>
+      </w:r>
+      <w:r>
+        <w:rPr>
+          <w:rFonts w:ascii="Arial" w:hAnsi="Arial"/>
+          <w:b w:val="0"/>
+          <w:i w:val="0"/>
+          <w:sz w:val="19"/>
+        </w:rPr>
+        <w:t xml:space="preserve"> Am 21. Mai 2026 hat Kaliforniens Gouverneur Gavin Newsom mit </w:t>
+      </w:r>
+      <w:r>
+        <w:rPr>
+          <w:rFonts w:ascii="Arial" w:hAnsi="Arial"/>
+          <w:b w:val="0"/>
+          <w:i/>
+          <w:sz w:val="19"/>
+        </w:rPr>
+        <w:t>Executive Order N-6-26</w:t>
+      </w:r>
+      <w:r>
+        <w:rPr>
+          <w:rFonts w:ascii="Arial" w:hAnsi="Arial"/>
+          <w:b w:val="0"/>
+          <w:i w:val="0"/>
+          <w:sz w:val="19"/>
+        </w:rPr>
+        <w:t xml:space="preserve"> die erste US-bundesstaatliche Exekutivanweisung erlassen, die explizit auf KI-bedingte Beschäftigungs­verschiebungen reagiert. Die Anordnung weist die </w:t>
+      </w:r>
+      <w:r>
+        <w:rPr>
+          <w:rFonts w:ascii="Arial" w:hAnsi="Arial"/>
+          <w:b w:val="0"/>
+          <w:i/>
+          <w:sz w:val="19"/>
+        </w:rPr>
+        <w:t>California Labor and Workforce Development Agency</w:t>
+      </w:r>
+      <w:r>
+        <w:rPr>
+          <w:rFonts w:ascii="Arial" w:hAnsi="Arial"/>
+          <w:b w:val="0"/>
+          <w:i w:val="0"/>
+          <w:sz w:val="19"/>
+        </w:rPr>
+        <w:t xml:space="preserve"> (LWDA), das </w:t>
+      </w:r>
+      <w:r>
+        <w:rPr>
+          <w:rFonts w:ascii="Arial" w:hAnsi="Arial"/>
+          <w:b w:val="0"/>
+          <w:i/>
+          <w:sz w:val="19"/>
+        </w:rPr>
+        <w:t>Government Operations Agency</w:t>
+      </w:r>
+      <w:r>
+        <w:rPr>
+          <w:rFonts w:ascii="Arial" w:hAnsi="Arial"/>
+          <w:b w:val="0"/>
+          <w:i w:val="0"/>
+          <w:sz w:val="19"/>
+        </w:rPr>
+        <w:t xml:space="preserve"> und mehrere Fachministerien an, innerhalb von 180 Tagen — bis Mitte November 2026 — Empfehlungen zu vier Themenfeldern vorzulegen: erstens eine Revision des kalifornischen </w:t>
+      </w:r>
+      <w:r>
+        <w:rPr>
+          <w:rFonts w:ascii="Arial" w:hAnsi="Arial"/>
+          <w:b w:val="0"/>
+          <w:i/>
+          <w:sz w:val="19"/>
+        </w:rPr>
+        <w:t>Worker Adjustment and Retraining Notification (WARN) Act</w:t>
+      </w:r>
+      <w:r>
+        <w:rPr>
+          <w:rFonts w:ascii="Arial" w:hAnsi="Arial"/>
+          <w:b w:val="0"/>
+          <w:i w:val="0"/>
+          <w:sz w:val="19"/>
+        </w:rPr>
+        <w:t xml:space="preserve"> mit dem Ziel, „Frühwarn"-Daten zu KI-bedingten Stellenstreichungen administrativ erfassbar zu machen; zweitens eine Bestandsaufnahme der Sicherungsinstrumente für verdrängte Beschäftigte (Abfindungen, equity-basierte Vergütung, befristete subventionierte Beschäftigung wie </w:t>
+      </w:r>
+      <w:r>
+        <w:rPr>
+          <w:rFonts w:ascii="Arial" w:hAnsi="Arial"/>
+          <w:b w:val="0"/>
+          <w:i/>
+          <w:sz w:val="19"/>
+        </w:rPr>
+        <w:t>CalWORKs/JobsNOW</w:t>
+      </w:r>
+      <w:r>
+        <w:rPr>
+          <w:rFonts w:ascii="Arial" w:hAnsi="Arial"/>
+          <w:b w:val="0"/>
+          <w:i w:val="0"/>
+          <w:sz w:val="19"/>
+        </w:rPr>
+        <w:t xml:space="preserve">) einschließlich einer vergleichenden Auswertung internationaler Praxis; drittens fortlaufende KI-Arbeitsmarkt-Berichterstattung (Statistiken, Best Practices, Beschäftigungs­richtlinien); viertens Vorschläge zur Anbindung dieser Erkenntnisse an die Arbeit der staatlichen Behörden und an staatliche AI-Beschaffungs­vorgaben. Anders als Connecticuts </w:t>
+      </w:r>
+      <w:r>
+        <w:rPr>
+          <w:rFonts w:ascii="Arial" w:hAnsi="Arial"/>
+          <w:b w:val="0"/>
+          <w:i/>
+          <w:sz w:val="19"/>
+        </w:rPr>
+        <w:t>SB 5</w:t>
+      </w:r>
+      <w:r>
+        <w:rPr>
+          <w:rFonts w:ascii="Arial" w:hAnsi="Arial"/>
+          <w:b w:val="0"/>
+          <w:i w:val="0"/>
+          <w:sz w:val="19"/>
+        </w:rPr>
+        <w:t xml:space="preserve"> (vgl. oben) schafft die kalifornische Anordnung unmittelbar keine neuen Pflichten für private Arbeitgeber; sie bereitet jedoch eine erweiterte WARN-Disclosure und ein an die </w:t>
+      </w:r>
+      <w:r>
+        <w:rPr>
+          <w:rFonts w:ascii="Arial" w:hAnsi="Arial"/>
+          <w:b w:val="0"/>
+          <w:i/>
+          <w:sz w:val="19"/>
+        </w:rPr>
+        <w:t>AI-Workforce-Crisis</w:t>
+      </w:r>
+      <w:r>
+        <w:rPr>
+          <w:rFonts w:ascii="Arial" w:hAnsi="Arial"/>
+          <w:b w:val="0"/>
+          <w:i w:val="0"/>
+          <w:sz w:val="19"/>
+        </w:rPr>
+        <w:t>-Lesart anschluss­fähiges Sicherungs- und Frühwarnsystem vor, das den Mess- und Aggregat­problemen des US-Diskurses (§ 1.1, § 9.1) administrativ Rechnung trägt. Für die Steuerdebatte ist die Anordnung relevant, weil sie — komplementär zur Connecticut-WARN-Erweiterung — eine zweite kalifornische Datenquelle für die in § 9.1 diskutierte Kausalitätsmessung KI-bedingter Stellenstreichungen aufbaut, ohne in den fiskalischen Pfad einzugreifen; eine zielgerichtete Ersatzabgabe (Typ 5 nach § 2.1) bliebe damit gestaltbar, sobald die zugrunde liegenden Berichts­strukturen tragen. Der Vorgang reiht sich zugleich in die in § 1.1 dokumentierten Mai-Wellen ein, insbesondere in die kalifornisch ansässigen Intuit-Streichungen vom 20. Mai 2026.</w:t>
       </w:r>
     </w:p>
     <w:p>
@@ -10553,6 +11008,420 @@
       <w:r>
         <w:rPr>
           <w:rFonts w:ascii="Arial" w:hAnsi="Arial"/>
+          <w:b w:val="0"/>
+          <w:i w:val="0"/>
+          <w:sz w:val="19"/>
+        </w:rPr>
+        <w:t xml:space="preserve">Office of Governor Gavin Newsom / CDF Labor Law / Fisher Phillips / A&amp;O Shearman / StateScoop / HRD / DLA Piper / Duane Morris / CalMatters. (21. Mai 2026). </w:t>
+      </w:r>
+      <w:r>
+        <w:rPr>
+          <w:rFonts w:ascii="Arial" w:hAnsi="Arial"/>
+          <w:b w:val="0"/>
+          <w:i/>
+          <w:sz w:val="19"/>
+        </w:rPr>
+        <w:t>Governor Newsom signs first-of-its-kind executive order to prepare workers and businesses for potential AI disruption (Executive Order N-6-26).</w:t>
+      </w:r>
+      <w:r>
+        <w:rPr>
+          <w:rFonts w:ascii="Arial" w:hAnsi="Arial"/>
+          <w:b w:val="0"/>
+          <w:i w:val="0"/>
+          <w:sz w:val="19"/>
+        </w:rPr>
+        <w:t xml:space="preserve"> Auftrag an die </w:t>
+      </w:r>
+      <w:r>
+        <w:rPr>
+          <w:rFonts w:ascii="Arial" w:hAnsi="Arial"/>
+          <w:b w:val="0"/>
+          <w:i/>
+          <w:sz w:val="19"/>
+        </w:rPr>
+        <w:t>California Labor and Workforce Development Agency</w:t>
+      </w:r>
+      <w:r>
+        <w:rPr>
+          <w:rFonts w:ascii="Arial" w:hAnsi="Arial"/>
+          <w:b w:val="0"/>
+          <w:i w:val="0"/>
+          <w:sz w:val="19"/>
+        </w:rPr>
+        <w:t xml:space="preserve"> und weitere Behörden, binnen 180 Tagen Empfehlungen zur Revision des kalifornischen WARN Acts, zu Abfindungs-, Equity- und Übergangs­beschäftigungs-Standards (CalWORKs/JobsNOW) sowie zur fortlaufenden KI-Arbeitsmarkt­berichterstattung vorzulegen; Frist Mitte November 2026. https://www.gov.ca.gov/2026/05/21/governor-newsom-signs-first-of-its-kind-executive-order-to-prepare-workers-and-businesses-for-potential-ai-disruption/ | https://www.cdflaborlaw.com/blog/governor-newsom-signs-executive-order-to-confront-economic-impacts-of-ai | https://www.fisherphillips.com/en/insights/insights/california-governor-aims-to-soften-ais-impact-on-workers-through-new-executive-order | https://www.aoshearman.com/en/insights/ao-shearman-on-tech/california-governor-executive-order-mandates-review-of-labor-policies-amid-ai-workforce-displacement | https://statescoop.com/california-gov-newsom-executive-order-ai-workforce-disruption/ | https://calmatters.org/economy/technology/2026/05/california-ai-layoffs-order/</w:t>
+      </w:r>
+    </w:p>
+    <w:p>
+      <w:pPr>
+        <w:jc w:val="both"/>
+      </w:pPr>
+      <w:r>
+        <w:rPr>
+          <w:rFonts w:ascii="Arial" w:hAnsi="Arial"/>
+          <w:b w:val="0"/>
+          <w:i w:val="0"/>
+          <w:sz w:val="19"/>
+        </w:rPr>
+        <w:t xml:space="preserve">The Hill / Fox Business / Yahoo News / RealClearPolitics / Reason / Free Beacon. (2. Juni 2026). </w:t>
+      </w:r>
+      <w:r>
+        <w:rPr>
+          <w:rFonts w:ascii="Arial" w:hAnsi="Arial"/>
+          <w:b w:val="0"/>
+          <w:i/>
+          <w:sz w:val="19"/>
+        </w:rPr>
+        <w:t>Sanders: Give public 50 percent stake in AI companies / Bernie Sanders unveils plan to take 50 % stake in AI companies for government wealth fund / Sanders Proposes To Seize Half-Ownership of Large AI Firms.</w:t>
+      </w:r>
+      <w:r>
+        <w:rPr>
+          <w:rFonts w:ascii="Arial" w:hAnsi="Arial"/>
+          <w:b w:val="0"/>
+          <w:i w:val="0"/>
+          <w:sz w:val="19"/>
+        </w:rPr>
+        <w:t xml:space="preserve"> Ankündigung des </w:t>
+      </w:r>
+      <w:r>
+        <w:rPr>
+          <w:rFonts w:ascii="Arial" w:hAnsi="Arial"/>
+          <w:b w:val="0"/>
+          <w:i/>
+          <w:sz w:val="19"/>
+        </w:rPr>
+        <w:t>American AI Sovereign Wealth Fund Act</w:t>
+      </w:r>
+      <w:r>
+        <w:rPr>
+          <w:rFonts w:ascii="Arial" w:hAnsi="Arial"/>
+          <w:b w:val="0"/>
+          <w:i w:val="0"/>
+          <w:sz w:val="19"/>
+        </w:rPr>
+        <w:t xml:space="preserve"> in einem </w:t>
+      </w:r>
+      <w:r>
+        <w:rPr>
+          <w:rFonts w:ascii="Arial" w:hAnsi="Arial"/>
+          <w:b w:val="0"/>
+          <w:i/>
+          <w:sz w:val="19"/>
+        </w:rPr>
+        <w:t>New-York-Times</w:t>
+      </w:r>
+      <w:r>
+        <w:rPr>
+          <w:rFonts w:ascii="Arial" w:hAnsi="Arial"/>
+          <w:b w:val="0"/>
+          <w:i w:val="0"/>
+          <w:sz w:val="19"/>
+        </w:rPr>
+        <w:t>-Namensbeitrag — einmalige 50-%-Equity-Abgabe auf das Aktienkapital großer KI-Unternehmen (OpenAI, Anthropic, xAI), Stimmrechte und gleichberechtigte Verwaltungsrats­vertretung der Bundes­regierung, Direkt­zahlungen an Bürgerinnen und Bürger; mittel- bis langfristig Finanzierung von Gesundheit, Bildung, Wohnungspolitik. https://thehill.com/policy/technology/5906140-sanders-ai-ownership-wealth/ | https://www.foxbusiness.com/politics/sanders-unveils-plan-take-50-stake-ai-companies-government-wealth-fund | https://www.yahoo.com/news/politics/articles/bernie-sanders-proposes-bill-public-181042106.html | https://www.realclearpolitics.com/video/2026/06/02/bernie_sanders_introduces_bill_to_give_the_public_50_stake_in_ai_companies.html | https://reason.com/2026/06/02/bernie-sanders-ai-wealth-fund-bill-shows-that-he-doesnt-understand-ai-or-wealth/</w:t>
+      </w:r>
+    </w:p>
+    <w:p>
+      <w:pPr>
+        <w:jc w:val="both"/>
+      </w:pPr>
+      <w:r>
+        <w:rPr>
+          <w:rFonts w:ascii="Arial" w:hAnsi="Arial"/>
+          <w:b w:val="0"/>
+          <w:i w:val="0"/>
+          <w:sz w:val="19"/>
+        </w:rPr>
+        <w:t xml:space="preserve">TechCrunch / Slashdot / CBC / Tech Startups / Mirror Review. (20. Mai 2026). </w:t>
+      </w:r>
+      <w:r>
+        <w:rPr>
+          <w:rFonts w:ascii="Arial" w:hAnsi="Arial"/>
+          <w:b w:val="0"/>
+          <w:i/>
+          <w:sz w:val="19"/>
+        </w:rPr>
+        <w:t>Intuit to lay off over 3,000 employees to refocus on AI / Intuit lays off 17 % of its global workforce.</w:t>
+      </w:r>
+      <w:r>
+        <w:rPr>
+          <w:rFonts w:ascii="Arial" w:hAnsi="Arial"/>
+          <w:b w:val="0"/>
+          <w:i w:val="0"/>
+          <w:sz w:val="19"/>
+        </w:rPr>
+        <w:t xml:space="preserve"> CEO Sasan Goodarzi kündigt Streichung von rund 3.000 Stellen (17 % der globalen Belegschaft) per internem Memo an; Mittelverlagerung auf KI-Produkte in TurboTax, QuickBooks, Credit Karma und Mailchimp; Mehrjahres­vereinbarungen mit OpenAI (ChatGPT) und Anthropic (Claude) als strategischer Hintergrund. https://techcrunch.com/2026/05/20/intuit-to-lay-off-over-3000-employees-to-refocus-on-ai/ | https://slashdot.org/story/26/05/20/2038203/intuit-to-lay-off-over-3000-employees-to-refocus-on-ai | https://www.cbc.ca/news/business/intuit-layoffs-2026-9.7207948 | https://techstartups.com/2026/05/20/intuit-lays-off-3000-employees-as-turbotax-owner-cuts-17-of-workforce-to-focus-on-ai/</w:t>
+      </w:r>
+    </w:p>
+    <w:p>
+      <w:pPr>
+        <w:jc w:val="both"/>
+      </w:pPr>
+      <w:r>
+        <w:rPr>
+          <w:rFonts w:ascii="Arial" w:hAnsi="Arial"/>
+          <w:b w:val="0"/>
+          <w:i w:val="0"/>
+          <w:sz w:val="19"/>
+        </w:rPr>
+        <w:t xml:space="preserve">NPR / Quartz / Investing Cube / Yahoo Finance. (20. Mai 2026). </w:t>
+      </w:r>
+      <w:r>
+        <w:rPr>
+          <w:rFonts w:ascii="Arial" w:hAnsi="Arial"/>
+          <w:b w:val="0"/>
+          <w:i/>
+          <w:sz w:val="19"/>
+        </w:rPr>
+        <w:t>Meta slashes 8,000 jobs as it pivots towards AI / Meta layoffs 2026: 8,000 jobs cut in AI restructuring.</w:t>
+      </w:r>
+      <w:r>
+        <w:rPr>
+          <w:rFonts w:ascii="Arial" w:hAnsi="Arial"/>
+          <w:b w:val="0"/>
+          <w:i w:val="0"/>
+          <w:sz w:val="19"/>
+        </w:rPr>
+        <w:t xml:space="preserve"> Vollzug der seit April angekündigten Streichungen, Frühmorgen-E-Mail an die Betroffenen; Chief People Officer Janelle Gale: rund 7.000 Versetzungen in neue KI-Funktionen (</w:t>
+      </w:r>
+      <w:r>
+        <w:rPr>
+          <w:rFonts w:ascii="Arial" w:hAnsi="Arial"/>
+          <w:b w:val="0"/>
+          <w:i/>
+          <w:sz w:val="19"/>
+        </w:rPr>
+        <w:t>Applied AI Engineering</w:t>
+      </w:r>
+      <w:r>
+        <w:rPr>
+          <w:rFonts w:ascii="Arial" w:hAnsi="Arial"/>
+          <w:b w:val="0"/>
+          <w:i w:val="0"/>
+          <w:sz w:val="19"/>
+        </w:rPr>
+        <w:t xml:space="preserve">, </w:t>
+      </w:r>
+      <w:r>
+        <w:rPr>
+          <w:rFonts w:ascii="Arial" w:hAnsi="Arial"/>
+          <w:b w:val="0"/>
+          <w:i/>
+          <w:sz w:val="19"/>
+        </w:rPr>
+        <w:t>Agent Transformation Accelerator XFN</w:t>
+      </w:r>
+      <w:r>
+        <w:rPr>
+          <w:rFonts w:ascii="Arial" w:hAnsi="Arial"/>
+          <w:b w:val="0"/>
+          <w:i w:val="0"/>
+          <w:sz w:val="19"/>
+        </w:rPr>
+        <w:t xml:space="preserve">, </w:t>
+      </w:r>
+      <w:r>
+        <w:rPr>
+          <w:rFonts w:ascii="Arial" w:hAnsi="Arial"/>
+          <w:b w:val="0"/>
+          <w:i/>
+          <w:sz w:val="19"/>
+        </w:rPr>
+        <w:t>Central Analytics</w:t>
+      </w:r>
+      <w:r>
+        <w:rPr>
+          <w:rFonts w:ascii="Arial" w:hAnsi="Arial"/>
+          <w:b w:val="0"/>
+          <w:i w:val="0"/>
+          <w:sz w:val="19"/>
+        </w:rPr>
+        <w:t>); rund 6.000 nicht zu besetzende offene Stellen; Konzern-Capex 2026 125–145 Mrd. USD. https://www.npr.org/2026/05/20/nx-s1-5826917/meta-layoffs-ai-jobs | https://qz.com/meta-layoffs-8000-jobs-ai-restructuring-052026 | https://www.investingcube.com/shares/meta-layoffs-2026-hit-8000-workers-as-zuckerberg-doubles-down-on-ai-strategy/</w:t>
+      </w:r>
+    </w:p>
+    <w:p>
+      <w:pPr>
+        <w:jc w:val="both"/>
+      </w:pPr>
+      <w:r>
+        <w:rPr>
+          <w:rFonts w:ascii="Arial" w:hAnsi="Arial"/>
+          <w:b w:val="0"/>
+          <w:i w:val="0"/>
+          <w:sz w:val="19"/>
+        </w:rPr>
+        <w:t xml:space="preserve">CNBC / TechTimes / PYMNTS / BusinessToday / WoodRadio. (3./4. Juni 2026). </w:t>
+      </w:r>
+      <w:r>
+        <w:rPr>
+          <w:rFonts w:ascii="Arial" w:hAnsi="Arial"/>
+          <w:b w:val="0"/>
+          <w:i/>
+          <w:sz w:val="19"/>
+        </w:rPr>
+        <w:t>Uber layoffs: People division cut by nearly a quarter / Uber Cuts 23 % of HR Staff: New President Denies AI Role as 95 % of Engineers Use It Daily / Tech Layoffs 2026 Hit 149,935: Uber Cuts HR Days After AI Drained Its Coding Budget.</w:t>
+      </w:r>
+      <w:r>
+        <w:rPr>
+          <w:rFonts w:ascii="Arial" w:hAnsi="Arial"/>
+          <w:b w:val="0"/>
+          <w:i w:val="0"/>
+          <w:sz w:val="19"/>
+        </w:rPr>
+        <w:t xml:space="preserve"> Streichung von rund 23 % der </w:t>
+      </w:r>
+      <w:r>
+        <w:rPr>
+          <w:rFonts w:ascii="Arial" w:hAnsi="Arial"/>
+          <w:b w:val="0"/>
+          <w:i/>
+          <w:sz w:val="19"/>
+        </w:rPr>
+        <w:t>People-and-Places</w:t>
+      </w:r>
+      <w:r>
+        <w:rPr>
+          <w:rFonts w:ascii="Arial" w:hAnsi="Arial"/>
+          <w:b w:val="0"/>
+          <w:i w:val="0"/>
+          <w:sz w:val="19"/>
+        </w:rPr>
+        <w:t>-Division (HR, Recruitment, Workplace Facilities); rund 95 % der Ingenieure nutzen monatlich KI-Tools, rund 70 % des committed Codes ist von KI generiert; konzernweite KI-Coding-Tool-Budgetausschöpfung in vier Monaten, neues Pro-Ingenieur-Monatslimit von 1.500 USD (Claude Code, Cursor). https://www.cnbc.com/2026/06/03/uber-layoffs-people-division-ai.html | https://www.techtimes.com/articles/317842/20260605/uber-cuts-23-hr-staff-new-president-denies-ai-role-95-engineers-use-it-daily.htm | https://www.techtimes.com/articles/317848/20260605/tech-layoffs-2026-hit-149935-uber-cuts-hr-days-after-ai-drained-its-coding-budget.htm | https://www.pymnts.com/business/2026/uber-cuts-23percent-of-roles-in-hr-focused-people-division/</w:t>
+      </w:r>
+    </w:p>
+    <w:p>
+      <w:pPr>
+        <w:jc w:val="both"/>
+      </w:pPr>
+      <w:r>
+        <w:rPr>
+          <w:rFonts w:ascii="Arial" w:hAnsi="Arial"/>
+          <w:b w:val="0"/>
+          <w:i w:val="0"/>
+          <w:sz w:val="19"/>
+        </w:rPr>
+        <w:t xml:space="preserve">HR Executive / MetaIntro / Quartz. (13. Mai 2026). </w:t>
+      </w:r>
+      <w:r>
+        <w:rPr>
+          <w:rFonts w:ascii="Arial" w:hAnsi="Arial"/>
+          <w:b w:val="0"/>
+          <w:i/>
+          <w:sz w:val="19"/>
+        </w:rPr>
+        <w:t>Walmart cuts 1,000 corporate roles as AI reorganization reshapes tech teams / Walmart Cuts 1,000 Tech Jobs in 2026, Skips the AI Blame.</w:t>
+      </w:r>
+      <w:r>
+        <w:rPr>
+          <w:rFonts w:ascii="Arial" w:hAnsi="Arial"/>
+          <w:b w:val="0"/>
+          <w:i w:val="0"/>
+          <w:sz w:val="19"/>
+        </w:rPr>
+        <w:t xml:space="preserve"> Streichung oder Verlagerung von rund 1.000 Corporate-Product- und Tech-Rollen unter Suresh Kumar (Global Technology); offizielle AI-Begründung wird zurückgewiesen, intern verweist Walmart auf überlappende Strukturen aus der Integration KI-naher Produkteinheiten. https://hrexecutive.com/walmart-cuts-1000-corporate-roles-as-ai-reorganization-reshapes-tech-teams/ | https://www.metaintro.com/blog/walmart-layoffs-1000-corporate-roles-cut-ai-not-cited-2026 | https://qz.com/walmart-layoffs-tech-product-jobs-restructuring-051326</w:t>
+      </w:r>
+    </w:p>
+    <w:p>
+      <w:pPr>
+        <w:jc w:val="both"/>
+      </w:pPr>
+      <w:r>
+        <w:rPr>
+          <w:rFonts w:ascii="Arial" w:hAnsi="Arial"/>
+          <w:b w:val="0"/>
+          <w:i w:val="0"/>
+          <w:sz w:val="19"/>
+        </w:rPr>
+        <w:t xml:space="preserve">Challenger, Gray &amp; Christmas / TechJacks Solutions / TechTimes. (4./5. Juni 2026). </w:t>
+      </w:r>
+      <w:r>
+        <w:rPr>
+          <w:rFonts w:ascii="Arial" w:hAnsi="Arial"/>
+          <w:b w:val="0"/>
+          <w:i/>
+          <w:sz w:val="19"/>
+        </w:rPr>
+        <w:t>Challenger Report May 2026 — AI Is Now the Top Self-Reported Layoff Driver in the U.S. / Tech Layoffs 2026 Hit 149,935.</w:t>
+      </w:r>
+      <w:r>
+        <w:rPr>
+          <w:rFonts w:ascii="Arial" w:hAnsi="Arial"/>
+          <w:b w:val="0"/>
+          <w:i w:val="0"/>
+          <w:sz w:val="19"/>
+        </w:rPr>
+        <w:t xml:space="preserve"> Mai-2026-Streichungen mit 38.579 KI-bezogenen Stellen (rund 40 % aller Mai-Streichungen) erstmals KI als am häufigsten genannten Einzelgrund; YTD 2026 KI-bezogen 87.714 — bereits über dem Vorjahres­vergleichswert 54.836 für ganz 2025. https://techjacksolutions.com/ai-brief/ai-is-now-the-top-self-reported-layoff-driver-in-the-us-chal/ | https://www.techtimes.com/articles/317848/20260605/tech-layoffs-2026-hit-149935-uber-cuts-hr-days-after-ai-drained-its-coding-budget.htm</w:t>
+      </w:r>
+    </w:p>
+    <w:p>
+      <w:pPr>
+        <w:jc w:val="both"/>
+      </w:pPr>
+      <w:r>
+        <w:rPr>
+          <w:rFonts w:ascii="Arial" w:hAnsi="Arial"/>
+          <w:b w:val="0"/>
+          <w:i w:val="0"/>
+          <w:sz w:val="19"/>
+        </w:rPr>
+        <w:t xml:space="preserve">TrueUp / TechTimes. (Stand 5. Juni 2026). </w:t>
+      </w:r>
+      <w:r>
+        <w:rPr>
+          <w:rFonts w:ascii="Arial" w:hAnsi="Arial"/>
+          <w:b w:val="0"/>
+          <w:i/>
+          <w:sz w:val="19"/>
+        </w:rPr>
+        <w:t>Tech Layoffs Tracker — 149.935 Personen aus 363 Layoff-Meldungen (rund 974 Personen pro Tag).</w:t>
+      </w:r>
+      <w:r>
+        <w:rPr>
+          <w:rFonts w:ascii="Arial" w:hAnsi="Arial"/>
+          <w:b w:val="0"/>
+          <w:i w:val="0"/>
+          <w:sz w:val="19"/>
+        </w:rPr>
+        <w:t xml:space="preserve"> Konsolidierte Tagesfortschreibung. https://www.trueup.io/layoffs | https://www.techtimes.com/articles/317848/20260605/tech-layoffs-2026-hit-149935-uber-cuts-hr-days-after-ai-drained-its-coding-budget.htm</w:t>
+      </w:r>
+    </w:p>
+    <w:p>
+      <w:pPr>
+        <w:jc w:val="both"/>
+      </w:pPr>
+      <w:r>
+        <w:rPr>
+          <w:rFonts w:ascii="Arial" w:hAnsi="Arial"/>
+          <w:b w:val="0"/>
+          <w:i w:val="0"/>
+          <w:sz w:val="19"/>
+        </w:rPr>
+        <w:t xml:space="preserve">Consilium / European Commission / Lexology / Latham &amp; Watkins / DLA Piper / White &amp; Case / Verifywise / Global Policy Watch. (7. Mai 2026). </w:t>
+      </w:r>
+      <w:r>
+        <w:rPr>
+          <w:rFonts w:ascii="Arial" w:hAnsi="Arial"/>
+          <w:b w:val="0"/>
+          <w:i/>
+          <w:sz w:val="19"/>
+        </w:rPr>
+        <w:t>Council of the EU &amp; European Parliament reach provisional political agreement on the Digital Omnibus on AI / EU AI Act Update: Timeline Relief, Targeted Simplification, and New Prohibitions.</w:t>
+      </w:r>
+      <w:r>
+        <w:rPr>
+          <w:rFonts w:ascii="Arial" w:hAnsi="Arial"/>
+          <w:b w:val="0"/>
+          <w:i w:val="0"/>
+          <w:sz w:val="19"/>
+        </w:rPr>
+        <w:t xml:space="preserve"> Politische Einigung im dritten Trilog (vorgezogen statt 13. Mai 2026); Verschiebung der Hochrisiko-Pflichten (HRAIS) auf den 2. Dezember 2027 (von 2. August 2026), gezielte Vereinfachungen, neue Verbote für KI-generierte nicht-einvernehmliche intime Bildinhalte und CSAM (Wirksamkeit 2. Dezember 2026); Beschäftigungs-bezogene KI-Systeme bleiben als Hochrisiko klassifiziert (Recruiting, Performance-Evaluation, Task-Allocation, Worker-Monitoring, Promotion/Termination). https://www.consilium.europa.eu/en/press/press-releases/2026/05/07/artificial-intelligence-council-and-parliament-agree-to-simplify-and-streamline-rules/ | https://ec.europa.eu/commission/presscorner/detail/en/ip_26_1024 | https://www.lexology.com/library/detail.aspx?g=34c6a42f-af33-4189-a32c-dc2e3d7a109f | https://www.lw.com/en/insights/ai-act-update-eu-resolves-to-change-rules-and-extend-deadlines | https://verifywise.ai/blog/eu-ai-act-omnibus-what-changed | https://www.whitecase.com/insight-alert/eu-agrees-digital-omnibus-deal-simplify-ai-rules</w:t>
+      </w:r>
+    </w:p>
+    <w:p>
+      <w:pPr>
+        <w:jc w:val="both"/>
+      </w:pPr>
+      <w:r>
+        <w:rPr>
+          <w:rFonts w:ascii="Arial" w:hAnsi="Arial"/>
           <w:b/>
           <w:i w:val="0"/>
           <w:sz w:val="19"/>
@@ -10566,7 +11435,7 @@
           <w:i w:val="0"/>
           <w:sz w:val="19"/>
         </w:rPr>
-        <w:t xml:space="preserve"> Dieses Arbeitspapier gibt den Stand Anfang Mai 2026 (Schnitt am 8. Mai 2026 — Lauf 001 vom 8. Mai 2026) wieder. Die Debatte entwickelt sich dynamisch, insbesondere im Zuge der OpenAI-Strategiepapiere und der Eröffnung des OpenAI Workshop in Washington, D.C. im Mai 2026, des Erstdurchgangs des GKV-Beitragssatzstabilisierungsgesetzes in der 1065. Bundesratssitzung am 8. Mai 2026 mit 79 Tagesordnungspunkten (Kabinettsbeschluss 29. April 2026, parlamentarische Behandlung vor der Sommerpause 2026 angekündigt), der laufenden Trilog-Verhandlungen zum Digital Omnibus on AI (zweite Runde 28. April 2026 ohne Einigung; nächste Runde 13. Mai 2026 — Knackpunkt ist nicht die Verschiebung der Hochrisiko-Pflichten, sondern die Konformitätsbewertungs-Architektur für Anhang I; die zypriotische Ratspräsidentschaft strebt einen Abschluss vor Ablauf ihrer Amtszeit am 30. Juni 2026 an, andernfalls übernimmt die irische Präsidentschaft), der am 5. Mai 2026 erfolgten Arraignment-Verhandlung im Altman-Verfahren mit „nicht schuldig"-Plädoyer und angeordneter psychiatrischer Begutachtung, des am 7. Mai 2026 versandten individuellen Microsoft-Buyout-Angebots (Annahmefrist 8. Juni 2026, VRSAR-Unterzeichnung 9.–22. Juni 2026, bis zu fünfjährige Krankenversicherungs-Verlängerung), des am 1. Mai 2026 vom Connecticut-Repräsentantenhaus mit 131 zu 17 Stimmen verabschiedeten </w:t>
+        <w:t xml:space="preserve"> Dieses Arbeitspapier gibt den Stand Anfang Juni 2026 (Schnitt am 7. Juni 2026 — Lauf 001 vom 7. Juni 2026) wieder. Die Debatte entwickelt sich dynamisch, insbesondere im Zuge des am 21. Mai 2026 unterzeichneten kalifornischen </w:t>
       </w:r>
       <w:r>
         <w:rPr>
@@ -10575,6 +11444,78 @@
           <w:i/>
           <w:sz w:val="19"/>
         </w:rPr>
+        <w:t>Executive Order N-6-26</w:t>
+      </w:r>
+      <w:r>
+        <w:rPr>
+          <w:rFonts w:ascii="Arial" w:hAnsi="Arial"/>
+          <w:b w:val="0"/>
+          <w:i w:val="0"/>
+          <w:sz w:val="19"/>
+        </w:rPr>
+        <w:t xml:space="preserve"> durch Gouverneur Gavin Newsom (erste US-bundesstaatliche Exekutivanweisung zur Vorbereitung von Arbeitnehmern und Unternehmen auf KI-bedingte Verschiebungen, mit 180-Tage-Frist bis Mitte November 2026 für WARN-Reform, Sicherungsinstrumente und KI-Arbeitsmarkt­berichterstattung), des am 2. Juni 2026 in einem </w:t>
+      </w:r>
+      <w:r>
+        <w:rPr>
+          <w:rFonts w:ascii="Arial" w:hAnsi="Arial"/>
+          <w:b w:val="0"/>
+          <w:i/>
+          <w:sz w:val="19"/>
+        </w:rPr>
+        <w:t>New-York-Times</w:t>
+      </w:r>
+      <w:r>
+        <w:rPr>
+          <w:rFonts w:ascii="Arial" w:hAnsi="Arial"/>
+          <w:b w:val="0"/>
+          <w:i w:val="0"/>
+          <w:sz w:val="19"/>
+        </w:rPr>
+        <w:t xml:space="preserve">-Namensbeitrag angekündigten </w:t>
+      </w:r>
+      <w:r>
+        <w:rPr>
+          <w:rFonts w:ascii="Arial" w:hAnsi="Arial"/>
+          <w:b w:val="0"/>
+          <w:i/>
+          <w:sz w:val="19"/>
+        </w:rPr>
+        <w:t>American AI Sovereign Wealth Fund Act</w:t>
+      </w:r>
+      <w:r>
+        <w:rPr>
+          <w:rFonts w:ascii="Arial" w:hAnsi="Arial"/>
+          <w:b w:val="0"/>
+          <w:i w:val="0"/>
+          <w:sz w:val="19"/>
+        </w:rPr>
+        <w:t xml:space="preserve"> von Senator Bernie Sanders (einmalige 50-%-Equity-Abgabe auf das Aktienkapital großer KI-Unternehmen mit Direktauszahlung an US-Bürger), der am 7. Mai 2026 erzielten politischen Einigung zum </w:t>
+      </w:r>
+      <w:r>
+        <w:rPr>
+          <w:rFonts w:ascii="Arial" w:hAnsi="Arial"/>
+          <w:b w:val="0"/>
+          <w:i/>
+          <w:sz w:val="19"/>
+        </w:rPr>
+        <w:t>Digital Omnibus on AI</w:t>
+      </w:r>
+      <w:r>
+        <w:rPr>
+          <w:rFonts w:ascii="Arial" w:hAnsi="Arial"/>
+          <w:b w:val="0"/>
+          <w:i w:val="0"/>
+          <w:sz w:val="19"/>
+        </w:rPr>
+        <w:t xml:space="preserve"> zwischen Rat und Europäischem Parlament (Verschiebung der HRAIS-Pflichten auf den 2. Dezember 2027, gezielte Vereinfachungen, neue Verbote für KI-generierte nicht-einvernehmliche intime Bildinhalte und CSAM mit Wirksamkeit 2. Dezember 2026; beschäftigungs­bezogene KI-Systeme bleiben als Hochrisiko klassifiziert), der OpenAI-Strategiepapiere und der Eröffnung des OpenAI Workshop in Washington, D.C. im Mai 2026, des Erstdurchgangs des GKV-Beitragssatzstabilisierungsgesetzes in der 1065. Bundesratssitzung am 8. Mai 2026 mit 79 Tagesordnungspunkten (Kabinettsbeschluss 29. April 2026, erste Lesung im Bundestag und erster Durchgang im Bundesrat für 12. Juni 2026, zweite/dritte Lesung 26. Juni 2026, zweiter Durchgang 10. Juli 2026 vorgesehen), der am 5. Mai 2026 erfolgten Arraignment-Verhandlung im Altman-Verfahren mit „nicht schuldig"-Plädoyer und angeordneter psychiatrischer Begutachtung, des am 7. Mai 2026 versandten individuellen Microsoft-Buyout-Angebots (Annahmefrist 8. Juni 2026, VRSAR-Unterzeichnung 9.–22. Juni 2026, bis zu fünfjährige Krankenversicherungs-Verlängerung), des am 1. Mai 2026 vom Connecticut-Repräsentantenhaus mit 131 zu 17 Stimmen verabschiedeten </w:t>
+      </w:r>
+      <w:r>
+        <w:rPr>
+          <w:rFonts w:ascii="Arial" w:hAnsi="Arial"/>
+          <w:b w:val="0"/>
+          <w:i/>
+          <w:sz w:val="19"/>
+        </w:rPr>
         <w:t>SB 5 — Connecticut Artificial Intelligence Responsibility and Transparency Act</w:t>
       </w:r>
       <w:r>
@@ -10710,7 +11651,7 @@
           <w:i w:val="0"/>
           <w:sz w:val="19"/>
         </w:rPr>
-        <w:t xml:space="preserve"> auf 100 % bei zugleich ablehnender Position des Finanzministeriums, der revidierten IAB-Frühjahrsprognose vom 24. März 2026 (Erwerbstätigkeit −90.000, BIP +0,8 % bei 0,2 bis 0,3 Pp. Iran-Krieg-Dämpfung), der aktualisierten Tech-Layoff-Trackerstände zum 6./7./8. Mai 2026 (TrueUp 119.721 Personen aus 265 Layoff-Meldungen am 6. Mai, 121.111 Personen aus 273 Meldungen am 7. Mai bzw. 127.411 Personen aus 283 Meldungen am 8. Mai 2026 — rund 1.003 Personen pro Tag; SkillSyncer 113.863 Personen aus 179 Ereignissen) sowie der am 5./6. Mai 2026 angekündigten KI-getriebenen Stellenstreichungen bei Coinbase (700 Stellen, 14 %), PayPal (rund 4.760 Stellen, 20 % über 2–3 Jahre), Freshworks (rund 500 Stellen, 11 %) und Cognizant (12.000–15.000 Stellen unter „Project Leap") sowie der am 7. Mai 2026 von Cloudflare angekündigten Streichung von rund 1.100 Stellen (20 % der globalen Belegschaft) zum Übergang zu einem „agentic AI-first operating model" (Restrukturierungsaufwand 140–150 Mio. USD, AI-Einsatz im Konzern +600 % im Quartal, Aktienkurs −18 %), des am 1. Mai 2026 von </w:t>
+        <w:t xml:space="preserve"> auf 100 % bei zugleich ablehnender Position des Finanzministeriums, der revidierten IAB-Frühjahrsprognose vom 24. März 2026 (Erwerbstätigkeit −90.000, BIP +0,8 % bei 0,2 bis 0,3 Pp. Iran-Krieg-Dämpfung), der aktualisierten Tech-Layoff-Trackerstände zum 6./7./8. Mai und 5. Juni 2026 (TrueUp 119.721 Personen aus 265 Layoff-Meldungen am 6. Mai, 121.111 / 273 am 7. Mai, 127.411 / 283 am 8. Mai bzw. 149.935 / 363 am 5. Juni 2026 — rund 974 Personen pro Tag; SkillSyncer 113.863 Personen aus 179 Ereignissen) sowie der am 5./6. Mai 2026 angekündigten KI-getriebenen Stellenstreichungen bei Coinbase (700 Stellen, 14 %), PayPal (rund 4.760 Stellen, 20 % über 2–3 Jahre), Freshworks (rund 500 Stellen, 11 %) und Cognizant (12.000–15.000 Stellen unter „Project Leap") sowie der am 7. Mai 2026 von Cloudflare angekündigten Streichung von rund 1.100 Stellen (20 % der globalen Belegschaft) zum Übergang zu einem „agentic AI-first operating model" (Restrukturierungsaufwand 140–150 Mio. USD, AI-Einsatz im Konzern +600 % im Quartal, Aktienkurs −18 %), der Folge-Welle vom 13./20. Mai und 3. Juni 2026 (Walmart 1.000 Corporate-Tech-Rollen, Meta-Vollzug von 8.000 Streichungen mit gleichzeitig bis zu 7.000 Versetzungen in neue KI-Funktionen, Intuit 3.000 / 17 % unter ausdrücklicher Verweisung auf OpenAI- und Anthropic-Vereinbarungen, Uber 23 % der </w:t>
       </w:r>
       <w:r>
         <w:rPr>
@@ -10719,6 +11660,24 @@
           <w:i/>
           <w:sz w:val="19"/>
         </w:rPr>
+        <w:t>People-and-Places</w:t>
+      </w:r>
+      <w:r>
+        <w:rPr>
+          <w:rFonts w:ascii="Arial" w:hAnsi="Arial"/>
+          <w:b w:val="0"/>
+          <w:i w:val="0"/>
+          <w:sz w:val="19"/>
+        </w:rPr>
+        <w:t xml:space="preserve">-Division parallel zur Ausschöpfung des KI-Coding-Tool-Budgets in vier Monaten — neues 1.500-USD-Monatslimit pro Ingenieur), des am 1. Mai 2026 von </w:t>
+      </w:r>
+      <w:r>
+        <w:rPr>
+          <w:rFonts w:ascii="Arial" w:hAnsi="Arial"/>
+          <w:b w:val="0"/>
+          <w:i/>
+          <w:sz w:val="19"/>
+        </w:rPr>
         <w:t>Challenger, Gray &amp; Christmas</w:t>
       </w:r>
       <w:r>
@@ -10746,7 +11705,25 @@
           <w:i w:val="0"/>
           <w:sz w:val="19"/>
         </w:rPr>
-        <w:t xml:space="preserve"> (KI-bezogene Streichungen 21.490 im April — 26 % aller April-Streichungen, zweitens in Folge führender Einzelgrund; Tech YTD 85.411 mit +33 % gegenüber Vorjahr; KI-bezogen YTD 49.135 — Anteil an allen 2026-Streichungs­plänen 16 %, gestiegen von 13 % zum März-Stand; gesamtwirtschaftlich −50 % gegenüber Vorjahresvergleich), des am 7. Mai 2026 publizierten Microsoft-VRSAR-Programmstatus (rund 8.500 angebotsberechtigte Beschäftigte, </w:t>
+        <w:t xml:space="preserve"> (KI-bezogene Streichungen 21.490 im April — 26 % aller April-Streichungen, zweitens in Folge führender Einzelgrund; Tech YTD 85.411 mit +33 % gegenüber Vorjahr; KI-bezogen YTD 49.135 — Anteil an allen 2026-Streichungs­plänen 16 %, gestiegen von 13 % zum März-Stand; gesamtwirtschaftlich −50 % gegenüber Vorjahresvergleich) sowie des am 4. Juni 2026 nachgelegten </w:t>
+      </w:r>
+      <w:r>
+        <w:rPr>
+          <w:rFonts w:ascii="Arial" w:hAnsi="Arial"/>
+          <w:b w:val="0"/>
+          <w:i/>
+          <w:sz w:val="19"/>
+        </w:rPr>
+        <w:t>Mai-2026-Job-Cuts-Reports</w:t>
+      </w:r>
+      <w:r>
+        <w:rPr>
+          <w:rFonts w:ascii="Arial" w:hAnsi="Arial"/>
+          <w:b w:val="0"/>
+          <w:i w:val="0"/>
+          <w:sz w:val="19"/>
+        </w:rPr>
+        <w:t xml:space="preserve"> (38.579 KI-bezogene Streichungen, rund 40 % aller Mai-Streichungen — erstmals KI als am häufigsten genannter Einzelgrund nach Challenger-Methodik; YTD KI-bezogen 87.714, über dem Gesamt­vorjahres­wert 2025 von 54.836), des am 7. Mai 2026 publizierten Microsoft-VRSAR-Programmstatus (rund 8.500 angebotsberechtigte Beschäftigte, </w:t>
       </w:r>
       <w:r>
         <w:rPr>
@@ -10862,7 +11839,7 @@
         <w:color w:val="999999"/>
         <w:sz w:val="15"/>
       </w:rPr>
-      <w:t>Version 22.0 — Mai 2026 — CC BY 4.0</w:t>
+      <w:t>Version 23.0 — Mai 2026 — CC BY 4.0</w:t>
       <w:tab/>
       <w:t xml:space="preserve">Seite </w:t>
     </w:r>

--- a/KI-Ökonomie.docx
+++ b/KI-Ökonomie.docx
@@ -112,7 +112,7 @@
           <w:color w:val="666666"/>
           <w:sz w:val="18"/>
         </w:rPr>
-        <w:t>Version 22.0</w:t>
+        <w:t>Version 23.0</w:t>
       </w:r>
     </w:p>
     <w:p>
@@ -382,7 +382,25 @@
           <w:i w:val="0"/>
           <w:sz w:val="19"/>
         </w:rPr>
-        <w:t xml:space="preserve">-Differenzierung vom 1. Mai 2026 genannte Mehrkanalerklärung (KI-Verdrängung, Austerity-Logik, Pandemie-Korrekturen, Routine-Restrukturierung) zusätzlich stützt. Der parallele Lauf der Branchen-AI-Capex-Programme (Q1-2026-Investitionen der Hyperscaler von rund 130,65 Milliarden US-Dollar; Konsens-Schätzung Anfang April 2026 zwischen 660 und 700 Milliarden US-Dollar, nach den Q1-2026-Earnings-Calls vom 28.–30. April 2026 — von der </w:t>
+        <w:t xml:space="preserve">-Differenzierung vom 1. Mai 2026 genannte Mehrkanalerklärung (KI-Verdrängung, Austerity-Logik, Pandemie-Korrekturen, Routine-Restrukturierung) zusätzlich stützt. Der nachfolgende </w:t>
+      </w:r>
+      <w:r>
+        <w:rPr>
+          <w:rFonts w:ascii="Arial" w:hAnsi="Arial"/>
+          <w:b w:val="0"/>
+          <w:i/>
+          <w:sz w:val="19"/>
+        </w:rPr>
+        <w:t>Mai-2026-Job-Cuts-Report</w:t>
+      </w:r>
+      <w:r>
+        <w:rPr>
+          <w:rFonts w:ascii="Arial" w:hAnsi="Arial"/>
+          <w:b w:val="0"/>
+          <w:i w:val="0"/>
+          <w:sz w:val="19"/>
+        </w:rPr>
+        <w:t xml:space="preserve"> (veröffentlicht am 4. Juni 2026) verstärkt diese Linie deutlich: 97.006 Stellenstreichungen im Mai 2026 (+16 % gegenüber April 2026, +3 % gegenüber Mai 2025) markieren den höchsten Mai-Wert seit dem Pandemiehöhepunkt 2020 (397.016); KI ist mit 38.579 angekündigten KI-bezogenen Streichungen zum dritten Mal in Folge führender Einzelgrund und stellt mit einem Anteil von 40 % an den Mai-Streichungen den höchsten je seit Beginn der Challenger-Tracking-Reihe (2023) erfassten Monatswert für diesen Grund auf; kumuliert sind 2026 nach Challenger-Methodik bereits 87.714 KI-bezogene Streichungen erfasst — entsprechend rund 22 % aller bislang im Jahr 2026 angekündigten Streichungen und damit deutlich oberhalb des Gesamtjahreswertes 2025 (54.836); die Tech-Branche allein erreichte im Mai 2026 38.242 Streichungen — den höchsten Monatswert seit August 2024 — und kumuliert 123.653 Stellen (+66 % gegenüber dem Vorjahres-Vergleichszeitraum 74.716). Spiegelbildlich aktualisiert sich die Tracker-Methodik des TrueUp-Layoff-Trackers zum 5. Juni 2026 auf 149.935 betroffene Personen aus 363 Layoff-Meldungen (rund 974 Stellen pro Tag), während SkillSyncer parallel 134.603 Personen aus 212 Layoff-Ereignissen ausweist (rund 852 Stellen pro Tag, Stand 7. Juni 2026); auf Basis der laufenden Tagesrate hochgerechnet liegt der Gesamtjahres-Pfad damit auf einem Niveau, das zum Jahresende 2026 die Marke von 350.000 Tech-Stellenstreichungen erreichen oder überschreiten könnte und nach Tracker-Auswertung das zweitschlechteste Jahr für Tech-Beschäftigung seit der Pandemiekorrektur 2023 wäre. Der parallele Lauf der Branchen-AI-Capex-Programme (Q1-2026-Investitionen der Hyperscaler von rund 130,65 Milliarden US-Dollar; Konsens-Schätzung Anfang April 2026 zwischen 660 und 700 Milliarden US-Dollar, nach den Q1-2026-Earnings-Calls vom 28.–30. April 2026 — von der </w:t>
       </w:r>
       <w:r>
         <w:rPr>
@@ -2562,7 +2580,7 @@
           <w:i w:val="0"/>
           <w:sz w:val="19"/>
         </w:rPr>
-        <w:t xml:space="preserve"> am 1. Mai 2026 mit 131 zu 17 Stimmen verabschiedet, Gouverneur Ned Lamont hat seine Unterzeichnung angekündigt. Für die Steuerdebatte ist neben Frontier- und Sandbox-Komponenten vor allem ein arbeitsrechtlicher Baustein bemerkenswert: </w:t>
+        <w:t xml:space="preserve"> am 1. Mai 2026 mit 131 zu 17 Stimmen verabschiedet; Gouverneur Ned Lamont hat den Entwurf am 2. Juni 2026 als </w:t>
       </w:r>
       <w:r>
         <w:rPr>
@@ -2571,6 +2589,60 @@
           <w:i/>
           <w:sz w:val="19"/>
         </w:rPr>
+        <w:t>Public Act 26-15</w:t>
+      </w:r>
+      <w:r>
+        <w:rPr>
+          <w:rFonts w:ascii="Arial" w:hAnsi="Arial"/>
+          <w:b w:val="0"/>
+          <w:i w:val="0"/>
+          <w:sz w:val="19"/>
+        </w:rPr>
+        <w:t xml:space="preserve"> unterzeichnet, womit SB 5 als </w:t>
+      </w:r>
+      <w:r>
+        <w:rPr>
+          <w:rFonts w:ascii="Arial" w:hAnsi="Arial"/>
+          <w:b w:val="0"/>
+          <w:i/>
+          <w:sz w:val="19"/>
+        </w:rPr>
+        <w:t>Connecticut Artificial Intelligence Responsibility and Transparency Act</w:t>
+      </w:r>
+      <w:r>
+        <w:rPr>
+          <w:rFonts w:ascii="Arial" w:hAnsi="Arial"/>
+          <w:b w:val="0"/>
+          <w:i w:val="0"/>
+          <w:sz w:val="19"/>
+        </w:rPr>
+        <w:t xml:space="preserve"> (</w:t>
+      </w:r>
+      <w:r>
+        <w:rPr>
+          <w:rFonts w:ascii="Arial" w:hAnsi="Arial"/>
+          <w:b w:val="0"/>
+          <w:i/>
+          <w:sz w:val="19"/>
+        </w:rPr>
+        <w:t>CART Act</w:t>
+      </w:r>
+      <w:r>
+        <w:rPr>
+          <w:rFonts w:ascii="Arial" w:hAnsi="Arial"/>
+          <w:b w:val="0"/>
+          <w:i w:val="0"/>
+          <w:sz w:val="19"/>
+        </w:rPr>
+        <w:t xml:space="preserve">) der bislang umfassendste auf Bundesstaatsebene verabschiedete KI-Rechtsrahmen ist. Für die Steuerdebatte ist neben Frontier- und Sandbox-Komponenten vor allem ein arbeitsrechtlicher Baustein bemerkenswert: </w:t>
+      </w:r>
+      <w:r>
+        <w:rPr>
+          <w:rFonts w:ascii="Arial" w:hAnsi="Arial"/>
+          <w:b w:val="0"/>
+          <w:i/>
+          <w:sz w:val="19"/>
+        </w:rPr>
         <w:t>SB 5</w:t>
       </w:r>
       <w:r>
@@ -2670,7 +2742,43 @@
           <w:i w:val="0"/>
           <w:sz w:val="19"/>
         </w:rPr>
-        <w:t xml:space="preserve"> entspricht — und weil er die in § 9.1 diskutierten Mess- und Umgehungsprobleme einer Displacement-basierten Anknüpfung in einen konkreten gesetzgeberischen Text überführt. Bis zur Vertagung des Joint Finance Committee am 30. März 2026 hatte der Entwurf eine Joint-Favorable-Empfehlung mit 34 zu 20 Stimmen erhalten; die reguläre Sitzungsperiode der Connecticut General Assembly endet am 6. Mai 2026, eine endgültige Senatsabstimmung war Ende April 2026 noch ausstehend. Eine vergleichende Auswertung mit dem Maine-Modell und mit der europäischen Wertschöpfungsabgaben-Tradition (§ 5.1) ist für die weitere Beobachtung naheliegend.</w:t>
+        <w:t xml:space="preserve"> entspricht — und weil er die in § 9.1 diskutierten Mess- und Umgehungsprobleme einer Displacement-basierten Anknüpfung in einen konkreten gesetzgeberischen Text überführt. Bis zur Vertagung des Joint Finance Committee am 30. März 2026 hatte der Entwurf eine Joint-Favorable-Empfehlung mit 34 zu 20 Stimmen erhalten; die reguläre Sitzungsperiode der Connecticut General Assembly endet am 6. Mai 2026, eine endgültige Senatsabstimmung war Ende April 2026 noch ausstehend; die Unterzeichnung von </w:t>
+      </w:r>
+      <w:r>
+        <w:rPr>
+          <w:rFonts w:ascii="Arial" w:hAnsi="Arial"/>
+          <w:b w:val="0"/>
+          <w:i/>
+          <w:sz w:val="19"/>
+        </w:rPr>
+        <w:t>SB 5</w:t>
+      </w:r>
+      <w:r>
+        <w:rPr>
+          <w:rFonts w:ascii="Arial" w:hAnsi="Arial"/>
+          <w:b w:val="0"/>
+          <w:i w:val="0"/>
+          <w:sz w:val="19"/>
+        </w:rPr>
+        <w:t xml:space="preserve"> am 2. Juni 2026 setzt nur das frontier-/disclosure-/sandbox-bezogene Regime in Kraft und lässt das fiskalische </w:t>
+      </w:r>
+      <w:r>
+        <w:rPr>
+          <w:rFonts w:ascii="Arial" w:hAnsi="Arial"/>
+          <w:b w:val="0"/>
+          <w:i/>
+          <w:sz w:val="19"/>
+        </w:rPr>
+        <w:t>Bill 515</w:t>
+      </w:r>
+      <w:r>
+        <w:rPr>
+          <w:rFonts w:ascii="Arial" w:hAnsi="Arial"/>
+          <w:b w:val="0"/>
+          <w:i w:val="0"/>
+          <w:sz w:val="19"/>
+        </w:rPr>
+        <w:t xml:space="preserve"> (Workforce-and-Productivity-Gap-Zuschlag) für die nächste Sitzungsperiode offen, womit die in § 9.1 diskutierte Anknüpfungsfrage formal getrennt bleibt — der CART-Act-Pfad bereitet sie über die WARN-Disclosure datengrundlagenseitig vor, schließt sie aber nicht selbst. Eine vergleichende Auswertung mit dem Maine-Modell und mit der europäischen Wertschöpfungsabgaben-Tradition (§ 5.1) ist für die weitere Beobachtung naheliegend.</w:t>
       </w:r>
     </w:p>
     <w:p>
@@ -2889,6 +2997,227 @@
           <w:sz w:val="19"/>
         </w:rPr>
         <w:t>Das Papier ist bemerkenswert, weil hier ein führender KI-Anbieter selbst die steuerliche Abschöpfung seines eigenen Geschäftsmodells zur Diskussion stellt. Es ist aber auch als Agenda-Setting-Instrument zu lesen: Eine Million Dollar API-Credits für Forschung an „diesen und verwandten politischen Ideen" schafft Pfadabhängigkeiten in der akademischen Debatte. Kritiker haben das Papier als „Regulatory Nihilism" bezeichnet, eine Tech-Policy-Press-Analyse vom 6. April 2026 sprach zudem von einem „Policymercial" — einer Werbebotschaft im Politikgewand —, weil das Papier großzügig klinge, aber keine konkreten Selbstverpflichtungen des Absenders enthalte; die Robotersteuer zahlten „Unternehmen, die Arbeit automatisieren", nicht spezifisch OpenAI selbst. Europa kommt in dem Papier weder als Partner noch als Modell vor; der Entwurf konzentriert sich explizit auf die USA.</w:t>
+      </w:r>
+    </w:p>
+    <w:p>
+      <w:pPr>
+        <w:jc w:val="both"/>
+      </w:pPr>
+      <w:r>
+        <w:rPr>
+          <w:rFonts w:ascii="Arial" w:hAnsi="Arial"/>
+          <w:b/>
+          <w:i w:val="0"/>
+          <w:sz w:val="19"/>
+        </w:rPr>
+        <w:t>Sanders-Folgevorschlag — American A.I. Sovereign Wealth Fund Act (Juni 2026):</w:t>
+      </w:r>
+      <w:r>
+        <w:rPr>
+          <w:rFonts w:ascii="Arial" w:hAnsi="Arial"/>
+          <w:b w:val="0"/>
+          <w:i w:val="0"/>
+          <w:sz w:val="19"/>
+        </w:rPr>
+        <w:t xml:space="preserve"> Am 1. Juni 2026 hat Senator Bernie Sanders in einem Namensbeitrag der </w:t>
+      </w:r>
+      <w:r>
+        <w:rPr>
+          <w:rFonts w:ascii="Arial" w:hAnsi="Arial"/>
+          <w:b w:val="0"/>
+          <w:i/>
+          <w:sz w:val="19"/>
+        </w:rPr>
+        <w:t>New York Times</w:t>
+      </w:r>
+      <w:r>
+        <w:rPr>
+          <w:rFonts w:ascii="Arial" w:hAnsi="Arial"/>
+          <w:b w:val="0"/>
+          <w:i w:val="0"/>
+          <w:sz w:val="19"/>
+        </w:rPr>
+        <w:t xml:space="preserve"> („The Public Should Own Half of the Big A.I. Companies") ein zweites, qualitativ neues Politikinstrument angekündigt: den </w:t>
+      </w:r>
+      <w:r>
+        <w:rPr>
+          <w:rFonts w:ascii="Arial" w:hAnsi="Arial"/>
+          <w:b w:val="0"/>
+          <w:i/>
+          <w:sz w:val="19"/>
+        </w:rPr>
+        <w:t>American A.I. Sovereign Wealth Fund Act</w:t>
+      </w:r>
+      <w:r>
+        <w:rPr>
+          <w:rFonts w:ascii="Arial" w:hAnsi="Arial"/>
+          <w:b w:val="0"/>
+          <w:i w:val="0"/>
+          <w:sz w:val="19"/>
+        </w:rPr>
+        <w:t xml:space="preserve">, den er „in den kommenden Wochen" einbringen will. Der Entwurf sieht im Konjunktiv eine einmalige Abgabe in Höhe von 50 % auf die Aktien führender US-KI-Unternehmen — namentlich genannt sind </w:t>
+      </w:r>
+      <w:r>
+        <w:rPr>
+          <w:rFonts w:ascii="Arial" w:hAnsi="Arial"/>
+          <w:b w:val="0"/>
+          <w:i/>
+          <w:sz w:val="19"/>
+        </w:rPr>
+        <w:t>OpenAI</w:t>
+      </w:r>
+      <w:r>
+        <w:rPr>
+          <w:rFonts w:ascii="Arial" w:hAnsi="Arial"/>
+          <w:b w:val="0"/>
+          <w:i w:val="0"/>
+          <w:sz w:val="19"/>
+        </w:rPr>
+        <w:t xml:space="preserve">, </w:t>
+      </w:r>
+      <w:r>
+        <w:rPr>
+          <w:rFonts w:ascii="Arial" w:hAnsi="Arial"/>
+          <w:b w:val="0"/>
+          <w:i/>
+          <w:sz w:val="19"/>
+        </w:rPr>
+        <w:t>Anthropic</w:t>
+      </w:r>
+      <w:r>
+        <w:rPr>
+          <w:rFonts w:ascii="Arial" w:hAnsi="Arial"/>
+          <w:b w:val="0"/>
+          <w:i w:val="0"/>
+          <w:sz w:val="19"/>
+        </w:rPr>
+        <w:t xml:space="preserve"> und </w:t>
+      </w:r>
+      <w:r>
+        <w:rPr>
+          <w:rFonts w:ascii="Arial" w:hAnsi="Arial"/>
+          <w:b w:val="0"/>
+          <w:i/>
+          <w:sz w:val="19"/>
+        </w:rPr>
+        <w:t>xAI</w:t>
+      </w:r>
+      <w:r>
+        <w:rPr>
+          <w:rFonts w:ascii="Arial" w:hAnsi="Arial"/>
+          <w:b w:val="0"/>
+          <w:i w:val="0"/>
+          <w:sz w:val="19"/>
+        </w:rPr>
+        <w:t xml:space="preserve"> — vor; die Abgabe wäre nicht in bar, sondern in Aktien zu entrichten und würde direkt in einen neu zu schaffenden öffentlichen Beteiligungsfonds (</w:t>
+      </w:r>
+      <w:r>
+        <w:rPr>
+          <w:rFonts w:ascii="Arial" w:hAnsi="Arial"/>
+          <w:b w:val="0"/>
+          <w:i/>
+          <w:sz w:val="19"/>
+        </w:rPr>
+        <w:t>Sovereign Wealth Fund</w:t>
+      </w:r>
+      <w:r>
+        <w:rPr>
+          <w:rFonts w:ascii="Arial" w:hAnsi="Arial"/>
+          <w:b w:val="0"/>
+          <w:i w:val="0"/>
+          <w:sz w:val="19"/>
+        </w:rPr>
+        <w:t xml:space="preserve">) eingelegt. Der Fonds soll zunächst eine universelle Direktdividende an US-Bürger auszahlen und mittelfristig öffentliche Güter (Gesundheitsversorgung, Bildung, Wohnen) finanzieren; die Bundesregierung erhielte über die Aktienpakete Stimmrechte und eine gleichberechtigte Vertretung in den Aufsichtsräten der erfassten Unternehmen, was Sanders ausdrücklich mit der Möglichkeit verknüpft, „Entscheidungen zu blockieren, die Bürger schädigen, und Politiken zu fördern, die ihnen nützen". Sanders begründet den Vorschlag damit, dass KI auf „dem akkumulierten Wissen, der Kreativität und der Arbeit der Menschheit" trainiert worden sei — einer „öffentlichen Ressource, die wertvoller ist als Öl" — und der so erzeugte Wohlstand folgerichtig der Allgemeinheit zustehen müsse. Der Entwurf knüpft an die in § 5.4 referierte Staatsfonds-Linie (Norwegen-Vorbild, OpenAI-Papier) an und radikalisiert sie über zwei Dimensionen: erstens über die </w:t>
+      </w:r>
+      <w:r>
+        <w:rPr>
+          <w:rFonts w:ascii="Arial" w:hAnsi="Arial"/>
+          <w:b w:val="0"/>
+          <w:i/>
+          <w:sz w:val="19"/>
+        </w:rPr>
+        <w:t>Aktienzahlung statt Cash</w:t>
+      </w:r>
+      <w:r>
+        <w:rPr>
+          <w:rFonts w:ascii="Arial" w:hAnsi="Arial"/>
+          <w:b w:val="0"/>
+          <w:i w:val="0"/>
+          <w:sz w:val="19"/>
+        </w:rPr>
+        <w:t xml:space="preserve">, die das in § 9.3 dokumentierte Liquiditätsproblem einer windfall-orientierten Abgabe umgeht und zugleich die in § 8.3 entwickelte Teilhabelogik um eine Eigentumskomponente erweitert; zweitens über die </w:t>
+      </w:r>
+      <w:r>
+        <w:rPr>
+          <w:rFonts w:ascii="Arial" w:hAnsi="Arial"/>
+          <w:b w:val="0"/>
+          <w:i/>
+          <w:sz w:val="19"/>
+        </w:rPr>
+        <w:t>Mitbestimmungsdimension</w:t>
+      </w:r>
+      <w:r>
+        <w:rPr>
+          <w:rFonts w:ascii="Arial" w:hAnsi="Arial"/>
+          <w:b w:val="0"/>
+          <w:i w:val="0"/>
+          <w:sz w:val="19"/>
+        </w:rPr>
+        <w:t xml:space="preserve"> (Board-Sitze, Stimmrechte), die den Vorschlag aus der reinen Verteilungsfrage in den Bereich strukturpolitischer Eigentumsfragen verschiebt und ihn damit von dem im Oktober 2025 vorgelegten </w:t>
+      </w:r>
+      <w:r>
+        <w:rPr>
+          <w:rFonts w:ascii="Arial" w:hAnsi="Arial"/>
+          <w:b w:val="0"/>
+          <w:i/>
+          <w:sz w:val="19"/>
+        </w:rPr>
+        <w:t>Sanders-Report</w:t>
+      </w:r>
+      <w:r>
+        <w:rPr>
+          <w:rFonts w:ascii="Arial" w:hAnsi="Arial"/>
+          <w:b w:val="0"/>
+          <w:i w:val="0"/>
+          <w:sz w:val="19"/>
+        </w:rPr>
+        <w:t xml:space="preserve"> sowie vom </w:t>
+      </w:r>
+      <w:r>
+        <w:rPr>
+          <w:rFonts w:ascii="Arial" w:hAnsi="Arial"/>
+          <w:b w:val="0"/>
+          <w:i/>
+          <w:sz w:val="19"/>
+        </w:rPr>
+        <w:t>Artificial Intelligence Data Center Moratorium Act</w:t>
+      </w:r>
+      <w:r>
+        <w:rPr>
+          <w:rFonts w:ascii="Arial" w:hAnsi="Arial"/>
+          <w:b w:val="0"/>
+          <w:i w:val="0"/>
+          <w:sz w:val="19"/>
+        </w:rPr>
+        <w:t xml:space="preserve"> (S. 4214 vom 25. März 2026) inhaltlich abgrenzt. Politische Reaktionen sind vorgezeichnet: Senatorin Elizabeth Warren (D-MA) signalisierte Prüfbereitschaft, Senator Lindsey Graham (R-SC) bezeichnete einen Robotersteuer-/Aktien-Tax-Gesetzentwurf gegenüber dem </w:t>
+      </w:r>
+      <w:r>
+        <w:rPr>
+          <w:rFonts w:ascii="Arial" w:hAnsi="Arial"/>
+          <w:b w:val="0"/>
+          <w:i/>
+          <w:sz w:val="19"/>
+        </w:rPr>
+        <w:t>Washington Examiner</w:t>
+      </w:r>
+      <w:r>
+        <w:rPr>
+          <w:rFonts w:ascii="Arial" w:hAnsi="Arial"/>
+          <w:b w:val="0"/>
+          <w:i w:val="0"/>
+          <w:sz w:val="19"/>
+        </w:rPr>
+        <w:t xml:space="preserve"> als „dead on arrival" im republikanisch geführten Kongress; eine Verabschiedung gilt als unwahrscheinlich, der Vorstoß ist damit primär agendapolitisch zu lesen. Für die Steuerdebatte ist der Entwurf relevant, weil er — neben dem im April 2026 vorgelegten OpenAI-Papier — die zweite konkrete Operationalisierung eines US-Sovereign-Wealth-Modells liefert und damit die in § 5.4 entwickelte Linie auf die US-bundespolitische Bühne hebt; die Konvergenz progressiver (Sanders) und tech-industrieller (OpenAI) Vorschläge auf eine ähnliche fiskalisch-eigentumsrechtliche Architektur ist die wesentliche neue Beobachtung des Frühjahrs 2026 und stützt die in § 8.3 entwickelte Position, dass eine Teilhabe-Komponente an der KI-Wertschöpfung im transatlantischen Diskurs nicht länger ein Randthema bleibt.</w:t>
       </w:r>
     </w:p>
     <w:p>
@@ -7978,7 +8307,7 @@
           <w:i w:val="0"/>
           <w:sz w:val="19"/>
         </w:rPr>
-        <w:t xml:space="preserve">Connecticut General Assembly. (April–Mai 2026). </w:t>
+        <w:t xml:space="preserve">Connecticut General Assembly. (April–Juni 2026). </w:t>
       </w:r>
       <w:r>
         <w:rPr>
@@ -7987,16 +8316,16 @@
           <w:i/>
           <w:sz w:val="19"/>
         </w:rPr>
-        <w:t>Senate Bill 5 (2026) — Connecticut Artificial Intelligence Responsibility and Transparency Act</w:t>
-      </w:r>
-      <w:r>
-        <w:rPr>
-          <w:rFonts w:ascii="Arial" w:hAnsi="Arial"/>
-          <w:b w:val="0"/>
-          <w:i w:val="0"/>
-          <w:sz w:val="19"/>
-        </w:rPr>
-        <w:t xml:space="preserve"> (Frontier Models, AI-Sandbox, Beratungsstruktur, AI-Layoff-Disclosure). Senatsabstimmung 21. April 2026: 32 zu 4; Hausabstimmung 1. Mai 2026: 131 zu 17. https://www.cga.ct.gov/asp/cgabillstatus/cgabillstatus.asp?selBillType=Bill&amp;bill_num=SB5&amp;which_year=2026 | https://legiscan.com/CT/bill/SB00005/2026</w:t>
+        <w:t>Senate Bill 5 (2026) — Connecticut Artificial Intelligence Responsibility and Transparency Act (CART Act); Public Act 26-15.</w:t>
+      </w:r>
+      <w:r>
+        <w:rPr>
+          <w:rFonts w:ascii="Arial" w:hAnsi="Arial"/>
+          <w:b w:val="0"/>
+          <w:i w:val="0"/>
+          <w:sz w:val="19"/>
+        </w:rPr>
+        <w:t xml:space="preserve"> Senatsabstimmung 21. April 2026: 32 zu 4; Hausabstimmung 1. Mai 2026: 131 zu 17; Unterzeichnung durch Gouverneur Ned Lamont am 2. Juni 2026. https://www.cga.ct.gov/asp/cgabillstatus/cgabillstatus.asp?selBillType=Bill&amp;bill_num=SB5&amp;which_year=2026 | https://legiscan.com/CT/bill/SB00005/2026 | https://www.cga.ct.gov/2026/act/Pa/pdf/2026PA-00015-R00SB-00005-PA.PDF</w:t>
       </w:r>
     </w:p>
     <w:p>
@@ -8010,6 +8339,70 @@
           <w:i w:val="0"/>
           <w:sz w:val="19"/>
         </w:rPr>
+        <w:t xml:space="preserve">Ropes &amp; Gray LLP. (Juni 2026). </w:t>
+      </w:r>
+      <w:r>
+        <w:rPr>
+          <w:rFonts w:ascii="Arial" w:hAnsi="Arial"/>
+          <w:b w:val="0"/>
+          <w:i/>
+          <w:sz w:val="19"/>
+        </w:rPr>
+        <w:t>Connecticut Enacts Sweeping AI Law Covering Employment, Healthcare, and Online Safety.</w:t>
+      </w:r>
+      <w:r>
+        <w:rPr>
+          <w:rFonts w:ascii="Arial" w:hAnsi="Arial"/>
+          <w:b w:val="0"/>
+          <w:i w:val="0"/>
+          <w:sz w:val="19"/>
+        </w:rPr>
+        <w:t xml:space="preserve"> Kanzleiauswertung des unterzeichneten Public Act 26-15 mit Übersicht der gestaffelten Geltungstermine (Provenance, AEDT, Frontier-Whistleblower, Healthcare-Carveouts). https://www.ropesgray.com/en/insights/alerts/2026/06/connecticut-enacts-sweeping-ai-law-covering-employment-healthcare-and-online-safety</w:t>
+      </w:r>
+    </w:p>
+    <w:p>
+      <w:pPr>
+        <w:jc w:val="both"/>
+      </w:pPr>
+      <w:r>
+        <w:rPr>
+          <w:rFonts w:ascii="Arial" w:hAnsi="Arial"/>
+          <w:b w:val="0"/>
+          <w:i w:val="0"/>
+          <w:sz w:val="19"/>
+        </w:rPr>
+        <w:t xml:space="preserve">Bloomberg Law. (Juni 2026). </w:t>
+      </w:r>
+      <w:r>
+        <w:rPr>
+          <w:rFonts w:ascii="Arial" w:hAnsi="Arial"/>
+          <w:b w:val="0"/>
+          <w:i/>
+          <w:sz w:val="19"/>
+        </w:rPr>
+        <w:t>Connecticut's Lamont Signs AI Law With Employer Notice Mandate.</w:t>
+      </w:r>
+      <w:r>
+        <w:rPr>
+          <w:rFonts w:ascii="Arial" w:hAnsi="Arial"/>
+          <w:b w:val="0"/>
+          <w:i w:val="0"/>
+          <w:sz w:val="19"/>
+        </w:rPr>
+        <w:t xml:space="preserve"> Berichterstattung zur Unterzeichnung von SB 5 am 2. Juni 2026. https://news.bloomberglaw.com/daily-labor-report/connecticuts-lamont-signs-ai-law-with-employer-notice-mandate</w:t>
+      </w:r>
+    </w:p>
+    <w:p>
+      <w:pPr>
+        <w:jc w:val="both"/>
+      </w:pPr>
+      <w:r>
+        <w:rPr>
+          <w:rFonts w:ascii="Arial" w:hAnsi="Arial"/>
+          <w:b w:val="0"/>
+          <w:i w:val="0"/>
+          <w:sz w:val="19"/>
+        </w:rPr>
         <w:t xml:space="preserve">Shipman &amp; Goodwin LLP / Freshfields. (Mai 2026). </w:t>
       </w:r>
       <w:r>
@@ -8943,6 +9336,74 @@
           <w:sz w:val="19"/>
         </w:rPr>
         <w:t xml:space="preserve"> Namensbeitrag begleitend zur HELP-Anhörung; Ankündigung flankierender Gesetzgebung (Robotersteuer und bundesweites Moratorium für neue KI-Rechenzentren).</w:t>
+      </w:r>
+    </w:p>
+    <w:p>
+      <w:pPr>
+        <w:jc w:val="both"/>
+      </w:pPr>
+      <w:r>
+        <w:rPr>
+          <w:rFonts w:ascii="Arial" w:hAnsi="Arial"/>
+          <w:b w:val="0"/>
+          <w:i w:val="0"/>
+          <w:sz w:val="19"/>
+        </w:rPr>
+        <w:t xml:space="preserve">Sanders, B. (1. Juni 2026). </w:t>
+      </w:r>
+      <w:r>
+        <w:rPr>
+          <w:rFonts w:ascii="Arial" w:hAnsi="Arial"/>
+          <w:b w:val="0"/>
+          <w:i/>
+          <w:sz w:val="19"/>
+        </w:rPr>
+        <w:t>The Public Should Own Half of the Big A.I. Companies.</w:t>
+      </w:r>
+      <w:r>
+        <w:rPr>
+          <w:rFonts w:ascii="Arial" w:hAnsi="Arial"/>
+          <w:b w:val="0"/>
+          <w:i w:val="0"/>
+          <w:sz w:val="19"/>
+        </w:rPr>
+        <w:t xml:space="preserve"> Namensbeitrag der </w:t>
+      </w:r>
+      <w:r>
+        <w:rPr>
+          <w:rFonts w:ascii="Arial" w:hAnsi="Arial"/>
+          <w:b w:val="0"/>
+          <w:i/>
+          <w:sz w:val="19"/>
+        </w:rPr>
+        <w:t>New York Times</w:t>
+      </w:r>
+      <w:r>
+        <w:rPr>
+          <w:rFonts w:ascii="Arial" w:hAnsi="Arial"/>
+          <w:b w:val="0"/>
+          <w:i w:val="0"/>
+          <w:sz w:val="19"/>
+        </w:rPr>
+        <w:t xml:space="preserve"> (Op-Ed); Ankündigung des </w:t>
+      </w:r>
+      <w:r>
+        <w:rPr>
+          <w:rFonts w:ascii="Arial" w:hAnsi="Arial"/>
+          <w:b w:val="0"/>
+          <w:i/>
+          <w:sz w:val="19"/>
+        </w:rPr>
+        <w:t>American A.I. Sovereign Wealth Fund Act</w:t>
+      </w:r>
+      <w:r>
+        <w:rPr>
+          <w:rFonts w:ascii="Arial" w:hAnsi="Arial"/>
+          <w:b w:val="0"/>
+          <w:i w:val="0"/>
+          <w:sz w:val="19"/>
+        </w:rPr>
+        <w:t xml:space="preserve"> mit einmaliger 50 %-Aktien-Abgabe auf OpenAI, Anthropic und xAI zugunsten eines öffentlichen Beteiligungsfonds. Re-Publikation auf sanders.senate.gov: https://www.sanders.senate.gov/op-eds/the-public-should-own-half-of-the-big-a-i-companies/</w:t>
       </w:r>
     </w:p>
     <w:p>
@@ -10507,6 +10968,138 @@
           <w:i w:val="0"/>
           <w:sz w:val="19"/>
         </w:rPr>
+        <w:t xml:space="preserve">Challenger, Gray &amp; Christmas / CNBC / Tom's Hardware / Let's Data Science / Tech Jacks. (4./5. Juni 2026). </w:t>
+      </w:r>
+      <w:r>
+        <w:rPr>
+          <w:rFonts w:ascii="Arial" w:hAnsi="Arial"/>
+          <w:b w:val="0"/>
+          <w:i/>
+          <w:sz w:val="19"/>
+        </w:rPr>
+        <w:t>Challenger Report: May Job Cuts Rise 16 % from April; Highest May Total Since 2020 / „AI is now the leading reason companies give for cutting jobs," says new report / US tech layoffs record single-highest month in two years, and more than any other sector / Challenger Links AI To Most Announced Layoffs in May / AI Is Now the Top Self-Reported Layoff Driver in the U.S.</w:t>
+      </w:r>
+      <w:r>
+        <w:rPr>
+          <w:rFonts w:ascii="Arial" w:hAnsi="Arial"/>
+          <w:b w:val="0"/>
+          <w:i w:val="0"/>
+          <w:sz w:val="19"/>
+        </w:rPr>
+        <w:t xml:space="preserve"> Methodische Aggregat-Bestätigung: Mai-2026-Streichungen 97.006 (+16 % gegenüber April, +3 % gegenüber Mai 2025, höchster Mai seit 2020); KI-bezogen 38.579 (40 % aller Mai-Streichungen, höchster Monatswert seit Tracking-Beginn 2023; KI dritter Monat in Folge führender Einzelgrund); Tech allein 38.242 (höchster Monatswert seit August 2024); YTD-KI 87.714 (22 % aller 2026-Streichungs­pläne, bereits über Gesamtjahr 2025 mit 54.836); YTD-Tech 123.653 (+66 % gegenüber Vorjahresstand 74.716). https://www.challengergray.com/blog/challenger-report-may-job-cuts-rise-16-from-april-highest-may-total-since-2020/ | https://www.challengergray.com/wp-content/uploads/2026/06/Challenger-Report-May-2026.pdf | https://www.cnbc.com/2026/06/05/ai-is-now-the-leading-reason-companies-give-for-cutting-jobs-says-new-report-what-that-means-for-workers.html | https://www.tomshardware.com/tech-industry/artificial-intelligence/tech-sector-cut-us-jobs-by-38242-in-may | https://letsdatascience.com/news/challenger-links-ai-to-most-announced-layoffs-in-may-578c84af | https://techjacksolutions.com/ai-brief/ai-is-now-the-top-self-reported-layoff-driver-in-the-us-chal/</w:t>
+      </w:r>
+    </w:p>
+    <w:p>
+      <w:pPr>
+        <w:jc w:val="both"/>
+      </w:pPr>
+      <w:r>
+        <w:rPr>
+          <w:rFonts w:ascii="Arial" w:hAnsi="Arial"/>
+          <w:b w:val="0"/>
+          <w:i w:val="0"/>
+          <w:sz w:val="19"/>
+        </w:rPr>
+        <w:t xml:space="preserve">TrueUp / SkillSyncer / TechTimes. (5./7. Juni 2026). </w:t>
+      </w:r>
+      <w:r>
+        <w:rPr>
+          <w:rFonts w:ascii="Arial" w:hAnsi="Arial"/>
+          <w:b w:val="0"/>
+          <w:i/>
+          <w:sz w:val="19"/>
+        </w:rPr>
+        <w:t>Tech Layoffs Tracker — Tagesfortschreibung Anfang Juni 2026: TrueUp 149.935 Personen aus 363 Layoff-Meldungen (rund 974 Stellen pro Tag, Stand 5. Juni 2026); SkillSyncer 134.603 Personen aus 212 Layoff-Ereignissen (rund 852 Stellen pro Tag, Stand 7. Juni 2026).</w:t>
+      </w:r>
+      <w:r>
+        <w:rPr>
+          <w:rFonts w:ascii="Arial" w:hAnsi="Arial"/>
+          <w:b w:val="0"/>
+          <w:i w:val="0"/>
+          <w:sz w:val="19"/>
+        </w:rPr>
+        <w:t xml:space="preserve"> Hochrechnung zum Jahresende: 350.000+ Tech-Stellenstreichungen möglich (zweitschlechtestes Jahr nach 2023). https://www.trueup.io/layoffs | https://skillsyncer.com/layoffs-tracker | https://www.techtimes.com/articles/317848/20260605/tech-layoffs-2026-hit-149935-uber-cuts-hr-days-after-ai-drained-its-coding-budget.htm</w:t>
+      </w:r>
+    </w:p>
+    <w:p>
+      <w:pPr>
+        <w:jc w:val="both"/>
+      </w:pPr>
+      <w:r>
+        <w:rPr>
+          <w:rFonts w:ascii="Arial" w:hAnsi="Arial"/>
+          <w:b w:val="0"/>
+          <w:i w:val="0"/>
+          <w:sz w:val="19"/>
+        </w:rPr>
+        <w:t xml:space="preserve">Sanders, B. / New York Times. (1. Juni 2026). </w:t>
+      </w:r>
+      <w:r>
+        <w:rPr>
+          <w:rFonts w:ascii="Arial" w:hAnsi="Arial"/>
+          <w:b w:val="0"/>
+          <w:i/>
+          <w:sz w:val="19"/>
+        </w:rPr>
+        <w:t>The Public Should Own Half of the Big A.I. Companies.</w:t>
+      </w:r>
+      <w:r>
+        <w:rPr>
+          <w:rFonts w:ascii="Arial" w:hAnsi="Arial"/>
+          <w:b w:val="0"/>
+          <w:i w:val="0"/>
+          <w:sz w:val="19"/>
+        </w:rPr>
+        <w:t xml:space="preserve"> Op-Ed mit Ankündigung des </w:t>
+      </w:r>
+      <w:r>
+        <w:rPr>
+          <w:rFonts w:ascii="Arial" w:hAnsi="Arial"/>
+          <w:b w:val="0"/>
+          <w:i/>
+          <w:sz w:val="19"/>
+        </w:rPr>
+        <w:t>American A.I. Sovereign Wealth Fund Act</w:t>
+      </w:r>
+      <w:r>
+        <w:rPr>
+          <w:rFonts w:ascii="Arial" w:hAnsi="Arial"/>
+          <w:b w:val="0"/>
+          <w:i w:val="0"/>
+          <w:sz w:val="19"/>
+        </w:rPr>
+        <w:t xml:space="preserve">: einmalige 50 %-Aktien-Abgabe auf OpenAI, Anthropic und xAI, Einlage in einen Sovereign Wealth Fund mit universellem Dividendenmodell und späterer Finanzierung öffentlicher Güter; Bundesregierung erhält Stimmrechte und Boardvertretung. Reaktionen u. a.: Senatorin Warren (D-MA) Prüfbereitschaft; Senator Graham (R-SC) „dead on arrival" gegenüber </w:t>
+      </w:r>
+      <w:r>
+        <w:rPr>
+          <w:rFonts w:ascii="Arial" w:hAnsi="Arial"/>
+          <w:b w:val="0"/>
+          <w:i/>
+          <w:sz w:val="19"/>
+        </w:rPr>
+        <w:t>Washington Examiner</w:t>
+      </w:r>
+      <w:r>
+        <w:rPr>
+          <w:rFonts w:ascii="Arial" w:hAnsi="Arial"/>
+          <w:b w:val="0"/>
+          <w:i w:val="0"/>
+          <w:sz w:val="19"/>
+        </w:rPr>
+        <w:t>. https://www.sanders.senate.gov/op-eds/the-public-should-own-half-of-the-big-a-i-companies/ | https://finance.yahoo.com/economy/policy/articles/bernie-sanders-introduce-bill-giving-135431485.html | https://www.foxbusiness.com/politics/sanders-unveils-plan-take-50-stake-ai-companies-government-wealth-fund | https://fortune.com/2026/06/03/bernie-sanders-ai-ownership-sovereign-wealth-fund-electrification/ | https://www.washingtonexaminer.com/news/senate/4589296/bernie-sanders-proposes-government-take-half-anthropic-openai</w:t>
+      </w:r>
+    </w:p>
+    <w:p>
+      <w:pPr>
+        <w:jc w:val="both"/>
+      </w:pPr>
+      <w:r>
+        <w:rPr>
+          <w:rFonts w:ascii="Arial" w:hAnsi="Arial"/>
+          <w:b w:val="0"/>
+          <w:i w:val="0"/>
+          <w:sz w:val="19"/>
+        </w:rPr>
         <w:t xml:space="preserve">Bloomberg Editorial Board. (29. April 2026). </w:t>
       </w:r>
       <w:r>
@@ -10566,7 +11159,7 @@
           <w:i w:val="0"/>
           <w:sz w:val="19"/>
         </w:rPr>
-        <w:t xml:space="preserve"> Dieses Arbeitspapier gibt den Stand Anfang Mai 2026 (Schnitt am 8. Mai 2026 — Lauf 001 vom 8. Mai 2026) wieder. Die Debatte entwickelt sich dynamisch, insbesondere im Zuge der OpenAI-Strategiepapiere und der Eröffnung des OpenAI Workshop in Washington, D.C. im Mai 2026, des Erstdurchgangs des GKV-Beitragssatzstabilisierungsgesetzes in der 1065. Bundesratssitzung am 8. Mai 2026 mit 79 Tagesordnungspunkten (Kabinettsbeschluss 29. April 2026, parlamentarische Behandlung vor der Sommerpause 2026 angekündigt), der laufenden Trilog-Verhandlungen zum Digital Omnibus on AI (zweite Runde 28. April 2026 ohne Einigung; nächste Runde 13. Mai 2026 — Knackpunkt ist nicht die Verschiebung der Hochrisiko-Pflichten, sondern die Konformitätsbewertungs-Architektur für Anhang I; die zypriotische Ratspräsidentschaft strebt einen Abschluss vor Ablauf ihrer Amtszeit am 30. Juni 2026 an, andernfalls übernimmt die irische Präsidentschaft), der am 5. Mai 2026 erfolgten Arraignment-Verhandlung im Altman-Verfahren mit „nicht schuldig"-Plädoyer und angeordneter psychiatrischer Begutachtung, des am 7. Mai 2026 versandten individuellen Microsoft-Buyout-Angebots (Annahmefrist 8. Juni 2026, VRSAR-Unterzeichnung 9.–22. Juni 2026, bis zu fünfjährige Krankenversicherungs-Verlängerung), des am 1. Mai 2026 vom Connecticut-Repräsentantenhaus mit 131 zu 17 Stimmen verabschiedeten </w:t>
+        <w:t xml:space="preserve"> Dieses Arbeitspapier gibt den Stand Anfang Juni 2026 (Schnitt am 8. Juni 2026 — Lauf 001 vom 8. Juni 2026) wieder. Die Debatte entwickelt sich dynamisch, insbesondere im Zuge der OpenAI-Strategiepapiere und der Eröffnung des OpenAI Workshop in Washington, D.C. im Mai 2026, des Erstdurchgangs des GKV-Beitragssatzstabilisierungsgesetzes in der 1065. Bundesratssitzung am 8. Mai 2026 mit 79 Tagesordnungspunkten (Kabinettsbeschluss 29. April 2026, parlamentarische Behandlung vor der Sommerpause 2026 angekündigt), der laufenden Trilog-Verhandlungen zum Digital Omnibus on AI (zweite Runde 28. April 2026 ohne Einigung; nächste Runde 13. Mai 2026 — Knackpunkt ist nicht die Verschiebung der Hochrisiko-Pflichten, sondern die Konformitätsbewertungs-Architektur für Anhang I; die zypriotische Ratspräsidentschaft strebt einen Abschluss vor Ablauf ihrer Amtszeit am 30. Juni 2026 an, andernfalls übernimmt die irische Präsidentschaft), der am 5. Mai 2026 erfolgten Arraignment-Verhandlung im Altman-Verfahren mit „nicht schuldig"-Plädoyer und angeordneter psychiatrischer Begutachtung, des am 7. Mai 2026 versandten individuellen Microsoft-Buyout-Angebots (Annahmefrist 8. Juni 2026, VRSAR-Unterzeichnung 9.–22. Juni 2026, bis zu fünfjährige Krankenversicherungs-Verlängerung), des am 1. Mai 2026 vom Connecticut-Repräsentantenhaus mit 131 zu 17 Stimmen verabschiedeten </w:t>
       </w:r>
       <w:r>
         <w:rPr>
@@ -10782,7 +11375,133 @@
           <w:i w:val="0"/>
           <w:sz w:val="19"/>
         </w:rPr>
-        <w:t xml:space="preserve"> gegen eine KI-Steuer (syndiziert in Advisor Perspectives, RealClearPolitics, West Hawaii Today und Las Vegas Sun zwischen dem 2. und 6. Mai 2026), das Innovationsbremse, Wettbewerbsnachteil und Unmöglichkeit der Abgrenzung Verdrängung/Augmentation als Hauptargumente gegen die Sanders/OpenAI-Linie führt und stattdessen Lockerung berufsrechtlicher Lizenzschranken, Reform der Arbeitslosenversicherung, Umschulungs-Steueranreize sowie eine Ausweitung der Earned Income Tax Credit empfiehlt. Eine regelmäßige Aktualisierung ist vorgesehen.</w:t>
+        <w:t xml:space="preserve"> gegen eine KI-Steuer (syndiziert in Advisor Perspectives, RealClearPolitics, West Hawaii Today und Las Vegas Sun zwischen dem 2. und 6. Mai 2026), das Innovationsbremse, Wettbewerbsnachteil und Unmöglichkeit der Abgrenzung Verdrängung/Augmentation als Hauptargumente gegen die Sanders/OpenAI-Linie führt und stattdessen Lockerung berufsrechtlicher Lizenzschranken, Reform der Arbeitslosenversicherung, Umschulungs-Steueranreize sowie eine Ausweitung der Earned Income Tax Credit empfiehlt. Für den Juni 2026 sind drei Neuigkeiten in den Stand des Papiers eingeflossen: (a) der am 1. Juni 2026 in der </w:t>
+      </w:r>
+      <w:r>
+        <w:rPr>
+          <w:rFonts w:ascii="Arial" w:hAnsi="Arial"/>
+          <w:b w:val="0"/>
+          <w:i/>
+          <w:sz w:val="19"/>
+        </w:rPr>
+        <w:t>New York Times</w:t>
+      </w:r>
+      <w:r>
+        <w:rPr>
+          <w:rFonts w:ascii="Arial" w:hAnsi="Arial"/>
+          <w:b w:val="0"/>
+          <w:i w:val="0"/>
+          <w:sz w:val="19"/>
+        </w:rPr>
+        <w:t xml:space="preserve"> angekündigte </w:t>
+      </w:r>
+      <w:r>
+        <w:rPr>
+          <w:rFonts w:ascii="Arial" w:hAnsi="Arial"/>
+          <w:b w:val="0"/>
+          <w:i/>
+          <w:sz w:val="19"/>
+        </w:rPr>
+        <w:t>American A.I. Sovereign Wealth Fund Act</w:t>
+      </w:r>
+      <w:r>
+        <w:rPr>
+          <w:rFonts w:ascii="Arial" w:hAnsi="Arial"/>
+          <w:b w:val="0"/>
+          <w:i w:val="0"/>
+          <w:sz w:val="19"/>
+        </w:rPr>
+        <w:t xml:space="preserve"> von Senator Bernie Sanders mit einmaliger 50 %-Aktien-Abgabe auf OpenAI, Anthropic und xAI zugunsten eines öffentlichen Beteiligungsfonds (universelle Dividende, später Finanzierung von Gesundheit, Bildung, Wohnen; Stimmrechte und Aufsichtsratssitze für die Bundesregierung); (b) die Unterzeichnung des Connecticut </w:t>
+      </w:r>
+      <w:r>
+        <w:rPr>
+          <w:rFonts w:ascii="Arial" w:hAnsi="Arial"/>
+          <w:b w:val="0"/>
+          <w:i/>
+          <w:sz w:val="19"/>
+        </w:rPr>
+        <w:t>SB 5</w:t>
+      </w:r>
+      <w:r>
+        <w:rPr>
+          <w:rFonts w:ascii="Arial" w:hAnsi="Arial"/>
+          <w:b w:val="0"/>
+          <w:i w:val="0"/>
+          <w:sz w:val="19"/>
+        </w:rPr>
+        <w:t xml:space="preserve"> (</w:t>
+      </w:r>
+      <w:r>
+        <w:rPr>
+          <w:rFonts w:ascii="Arial" w:hAnsi="Arial"/>
+          <w:b w:val="0"/>
+          <w:i/>
+          <w:sz w:val="19"/>
+        </w:rPr>
+        <w:t>CART Act</w:t>
+      </w:r>
+      <w:r>
+        <w:rPr>
+          <w:rFonts w:ascii="Arial" w:hAnsi="Arial"/>
+          <w:b w:val="0"/>
+          <w:i w:val="0"/>
+          <w:sz w:val="19"/>
+        </w:rPr>
+        <w:t xml:space="preserve">) durch Gouverneur Ned Lamont am 2. Juni 2026 als </w:t>
+      </w:r>
+      <w:r>
+        <w:rPr>
+          <w:rFonts w:ascii="Arial" w:hAnsi="Arial"/>
+          <w:b w:val="0"/>
+          <w:i/>
+          <w:sz w:val="19"/>
+        </w:rPr>
+        <w:t>Public Act 26-15</w:t>
+      </w:r>
+      <w:r>
+        <w:rPr>
+          <w:rFonts w:ascii="Arial" w:hAnsi="Arial"/>
+          <w:b w:val="0"/>
+          <w:i w:val="0"/>
+          <w:sz w:val="19"/>
+        </w:rPr>
+        <w:t xml:space="preserve">, womit das frontier-, disclosure- und sandbox-bezogene Regime mit gestaffelten Geltungsdaten ab 1. Oktober 2026 (AEDT, Frontier-Whistleblower, WARN-AI-Disclosure) bzw. 1. Oktober 2027 (Deployer-Vorab-Information) in Kraft tritt — der fiskalische Bill-515-Strang bleibt für die nächste Sitzungsperiode offen; (c) der am 4. Juni 2026 von </w:t>
+      </w:r>
+      <w:r>
+        <w:rPr>
+          <w:rFonts w:ascii="Arial" w:hAnsi="Arial"/>
+          <w:b w:val="0"/>
+          <w:i/>
+          <w:sz w:val="19"/>
+        </w:rPr>
+        <w:t>Challenger, Gray &amp; Christmas</w:t>
+      </w:r>
+      <w:r>
+        <w:rPr>
+          <w:rFonts w:ascii="Arial" w:hAnsi="Arial"/>
+          <w:b w:val="0"/>
+          <w:i w:val="0"/>
+          <w:sz w:val="19"/>
+        </w:rPr>
+        <w:t xml:space="preserve"> veröffentlichte </w:t>
+      </w:r>
+      <w:r>
+        <w:rPr>
+          <w:rFonts w:ascii="Arial" w:hAnsi="Arial"/>
+          <w:b w:val="0"/>
+          <w:i/>
+          <w:sz w:val="19"/>
+        </w:rPr>
+        <w:t>Mai-2026-Job-Cuts-Report</w:t>
+      </w:r>
+      <w:r>
+        <w:rPr>
+          <w:rFonts w:ascii="Arial" w:hAnsi="Arial"/>
+          <w:b w:val="0"/>
+          <w:i w:val="0"/>
+          <w:sz w:val="19"/>
+        </w:rPr>
+        <w:t xml:space="preserve"> mit 97.006 Mai-Streichungen (+16 % MoM, höchster Mai seit 2020), KI-bezogen 38.579 (40 % aller Mai-Streichungen, höchster je erfasster Monatswert; KI dritter Monat in Folge führender Einzelgrund; YTD 87.714 — bereits über Gesamtjahr 2025 mit 54.836), Tech 38.242 (höchster Monat seit August 2024; YTD 123.653, +66 % YoY), sowie die parallel aktualisierten Trackerstände Anfang Juni 2026 (TrueUp 149.935 Personen aus 363 Layoff-Meldungen am 5. Juni 2026, rund 974 Stellen pro Tag; SkillSyncer 134.603 Personen aus 212 Ereignissen am 7. Juni 2026, rund 852 Stellen pro Tag). Eine regelmäßige Aktualisierung ist vorgesehen.</w:t>
       </w:r>
     </w:p>
     <w:p>
@@ -10862,7 +11581,7 @@
         <w:color w:val="999999"/>
         <w:sz w:val="15"/>
       </w:rPr>
-      <w:t>Version 22.0 — Mai 2026 — CC BY 4.0</w:t>
+      <w:t>Version 23.0 — Mai 2026 — CC BY 4.0</w:t>
       <w:tab/>
       <w:t xml:space="preserve">Seite </w:t>
     </w:r>

--- a/KI-Ökonomie.docx
+++ b/KI-Ökonomie.docx
@@ -112,7 +112,7 @@
           <w:color w:val="666666"/>
           <w:sz w:val="18"/>
         </w:rPr>
-        <w:t>Version 22.0</w:t>
+        <w:t>Version 23.0</w:t>
       </w:r>
     </w:p>
     <w:p>
@@ -382,7 +382,61 @@
           <w:i w:val="0"/>
           <w:sz w:val="19"/>
         </w:rPr>
-        <w:t xml:space="preserve">-Differenzierung vom 1. Mai 2026 genannte Mehrkanalerklärung (KI-Verdrängung, Austerity-Logik, Pandemie-Korrekturen, Routine-Restrukturierung) zusätzlich stützt. Der parallele Lauf der Branchen-AI-Capex-Programme (Q1-2026-Investitionen der Hyperscaler von rund 130,65 Milliarden US-Dollar; Konsens-Schätzung Anfang April 2026 zwischen 660 und 700 Milliarden US-Dollar, nach den Q1-2026-Earnings-Calls vom 28.–30. April 2026 — von der </w:t>
+        <w:t xml:space="preserve">-Differenzierung vom 1. Mai 2026 genannte Mehrkanalerklärung (KI-Verdrängung, Austerity-Logik, Pandemie-Korrekturen, Routine-Restrukturierung) zusätzlich stützt. Der am 4. Juni 2026 veröffentlichte </w:t>
+      </w:r>
+      <w:r>
+        <w:rPr>
+          <w:rFonts w:ascii="Arial" w:hAnsi="Arial"/>
+          <w:b w:val="0"/>
+          <w:i/>
+          <w:sz w:val="19"/>
+        </w:rPr>
+        <w:t>May-2026-Job-Cuts-Report</w:t>
+      </w:r>
+      <w:r>
+        <w:rPr>
+          <w:rFonts w:ascii="Arial" w:hAnsi="Arial"/>
+          <w:b w:val="0"/>
+          <w:i w:val="0"/>
+          <w:sz w:val="19"/>
+        </w:rPr>
+        <w:t xml:space="preserve"> derselben Quelle setzt diese Linie fort und schärft sie: Im Mai 2026 wurden 97.006 US-Stellenstreichungen angekündigt (+16 % gegenüber April, höchster Mai-Wert seit 2020, +3 % gegenüber Mai 2025), davon 38.579 explizit mit KI begründet — entsprechend 40 % der Mai-Streichungen und damit erstmals der absolute Spitzenwert in der Methodikgeschichte; KI führt damit den dritten Monat in Folge die Gründerangaben an, ihr Monatsanteil hat sich von 7 % im Januar über 25 % im März und 26 % im April auf 40 % im Mai gesteigert. Kumuliert über die ersten fünf Monate 2026 sind nach Challenger-Zählung 87.714 Streichungen KI-bezogen — diese Marke übertrifft bereits den vollständigen Vorjahreswert 2025 (54.836) um mehr als 60 % bei noch sieben offenen Monaten. Der Tech-Sektor verzeichnet im Mai allein 38.242 Streichungen — der höchste Monatswert seit August 2024 — und kumuliert 123.653 (+66 % gegenüber dem Vergleichszeitraum 2025); gesamtwirtschaftlich liegt das YTD-Volumen bei 397.755 Streichungen (–43 % gegenüber 2025, das durch erhebliche Bundes­behörden­reduktionen geprägt war; ohne diese Sondereffekte verläuft 2026 in etwa auf Vorjahresniveau). Die Tagesfortschreibung des TrueUp-Trackers weist mit Stand 9. Juni 2026 rund 149.935 betroffene Beschäftigte aus 363 Layoff-Meldungen aus (rund 974 Personen pro Tag), die Methodikspanne zu InformationWeek/SkillSyncer bleibt im historischen Korridor. Eine zusätzliche Konkretisierung des in § 1.1 referierten Verdrängungspfads liefert </w:t>
+      </w:r>
+      <w:r>
+        <w:rPr>
+          <w:rFonts w:ascii="Arial" w:hAnsi="Arial"/>
+          <w:b w:val="0"/>
+          <w:i/>
+          <w:sz w:val="19"/>
+        </w:rPr>
+        <w:t>Salesforce</w:t>
+      </w:r>
+      <w:r>
+        <w:rPr>
+          <w:rFonts w:ascii="Arial" w:hAnsi="Arial"/>
+          <w:b w:val="0"/>
+          <w:i w:val="0"/>
+          <w:sz w:val="19"/>
+        </w:rPr>
+        <w:t xml:space="preserve">: Vorstandsvorsitzender Marc Benioff bezifferte den Personalstand der Kundendienstabteilung im Mai 2026 auf rund 5.000 Beschäftigte gegenüber rund 9.000 ein Jahr zuvor — ein Rückgang um rund 4.000 Stellen über zwölf Monate; nach Konzernangaben werden rund 50 % aller Kundenkontakte inzwischen durch KI-Agenten geführt (bei zuvor ausschließlich menschlicher Bearbeitung), während Beschäftigte teilweise auf wachstumsorientierte Funktionen umgesetzt worden seien. Für die Steuerdebatte verstärkt der Mai-Befund die Asymmetrie-Linie zwischen Personalreduktion und KI-Capex-Programm (§ 5.1, § 8.3), bestätigt aber zugleich die in der </w:t>
+      </w:r>
+      <w:r>
+        <w:rPr>
+          <w:rFonts w:ascii="Arial" w:hAnsi="Arial"/>
+          <w:b w:val="0"/>
+          <w:i/>
+          <w:sz w:val="19"/>
+        </w:rPr>
+        <w:t>Washington-Post</w:t>
+      </w:r>
+      <w:r>
+        <w:rPr>
+          <w:rFonts w:ascii="Arial" w:hAnsi="Arial"/>
+          <w:b w:val="0"/>
+          <w:i w:val="0"/>
+          <w:sz w:val="19"/>
+        </w:rPr>
+        <w:t xml:space="preserve">-Differenzierung vom 1. Mai 2026 geäußerte methodische Vorsicht: Der Challenger-Befund misst Arbeitgeber-Selbstattribution, nicht eine unabhängige Kausalmessung — die für eine zielgerichtete Ersatzabgabe (Typ 5, § 2.1) nötige Trennschärfe bleibt damit auch im sichtbarsten Marktsegment empirisch nicht gegeben. Der parallele Lauf der Branchen-AI-Capex-Programme (Q1-2026-Investitionen der Hyperscaler von rund 130,65 Milliarden US-Dollar; Konsens-Schätzung Anfang April 2026 zwischen 660 und 700 Milliarden US-Dollar, nach den Q1-2026-Earnings-Calls vom 28.–30. April 2026 — von der </w:t>
       </w:r>
       <w:r>
         <w:rPr>
@@ -2128,7 +2182,7 @@
           <w:i w:val="0"/>
           <w:sz w:val="19"/>
         </w:rPr>
-        <w:t xml:space="preserve"> Eine rein nationale Lösung kann mit der Warenverkehrsfreiheit, der Dienstleistungsfreiheit und der Niederlassungsfreiheit in Konflikt geraten. Eine Regelung, die nur inländische Roboterbetreiber trifft, während grenzüberschreitende KI-Dienstleistungen unbesteuert bleiben, wäre diskriminierungsrechtlich problematisch und praktisch kaum durchsetzbar. Der EU AI Act (Verordnung 2024/1689) schafft ab dem 2. August 2026 einen unionsweit einheitlichen Regulierungsrahmen für KI-Systeme (Hochrisiko-Systeme gemäß Anhang III, Transparenzpflichten nach Art. 50, Durchsetzungsregime); dies legt einen einheitlichen Definitionsrahmen, der steuerpolitische Anknüpfungen an KI-Systemklassen mittelfristig erleichtern kann, ohne selbst steuerrechtliche Wirkung zu entfalten. Die Europäische Kommission hat am 19. November 2025 mit dem „Digital Omnibus on AI" einen Vereinfachungsvorschlag vorgelegt, den das Europäische Parlament am 16. März 2026 im Ausschuss und am 23. März 2026 im Plenum unterstützt hat. Er sieht eine Verschiebung der Hochrisiko-Pflichten vor — je nach Systemtyp bis maximal zum 2. Dezember 2027 bzw. 2. August 2028 — und koppelt ihre Anwendbarkeit an die Verfügbarkeit harmonisierter Normen; zudem wird die Kennzeichnungspflicht für KI-generierte Inhalte (Art. 50) bis zum 2. November 2026 verlängert. Die Kommissionsdurchsetzungsbefugnisse gegenüber Anbietern von Allzweck-KI-Modellen (GPAI) treten wie vorgesehen am 2. August 2026 in Kraft. Parlament und Rat haben die Trilogverhandlungen aufgenommen; der zweite Trilogtermin am 28. April 2026 endete nach Berichterstattung von IAPP und A&amp;O Shearman ohne Einigung — Streitpunkt war primär das Verhältnis zwischen AI Act und sektorspezifischen EU-Regelungen für eingebettete KI-Systeme (Anhang I) sowie die Rechtsgrundlage für die Verarbeitung personenbezogener Daten zur Bias-Erkennung. Beide Institutionen konvergieren auf Stichtage 2. Dezember 2027 (Anhang III) und 2. August 2028 (Anhang I) für die Hochrisiko-Pflichten. Die nächste Trilogrunde ist auf den 13. Mai 2026 terminiert; Ziel bleibt eine förmliche Verabschiedung vor dem ursprünglichen Stichtag am 2. August 2026. Die zypriotische Ratspräsidentschaft hat sich vorgenommen, das Dossier vor Ablauf ihrer Amtszeit am 30. Juni 2026 abzuschließen; gelingt das nicht, übernimmt zur zweiten Jahreshälfte 2026 die irische Präsidentschaft. Scheitert die Einigung bis zum 2. August 2026, würden die Hochrisiko-Pflichten in ihrer ursprünglich vorgesehenen Fassung anwendbar. Für die Steuerdebatte folgt daraus, dass der zeitliche Vorlauf für KI-Definitionen aus dem AI Act enger als ursprünglich gedacht ist — eine mittelfristige Anknüpfung steuerlicher Tatbestände an AI-Act-Kategorien bleibt möglich, setzt aber voraus, dass die Normenlandschaft nach 2027 verlässlich vorliegt.</w:t>
+        <w:t xml:space="preserve"> Eine rein nationale Lösung kann mit der Warenverkehrsfreiheit, der Dienstleistungsfreiheit und der Niederlassungsfreiheit in Konflikt geraten. Eine Regelung, die nur inländische Roboterbetreiber trifft, während grenzüberschreitende KI-Dienstleistungen unbesteuert bleiben, wäre diskriminierungsrechtlich problematisch und praktisch kaum durchsetzbar. Der EU AI Act (Verordnung 2024/1689) schafft ab dem 2. August 2026 einen unionsweit einheitlichen Regulierungsrahmen für KI-Systeme (Hochrisiko-Systeme gemäß Anhang III, Transparenzpflichten nach Art. 50, Durchsetzungsregime); dies legt einen einheitlichen Definitionsrahmen, der steuerpolitische Anknüpfungen an KI-Systemklassen mittelfristig erleichtern kann, ohne selbst steuerrechtliche Wirkung zu entfalten. Die Europäische Kommission hat am 19. November 2025 mit dem „Digital Omnibus on AI" einen Vereinfachungsvorschlag vorgelegt, den das Europäische Parlament am 16. März 2026 im Ausschuss und am 23. März 2026 im Plenum unterstützt hat. Er sieht eine Verschiebung der Hochrisiko-Pflichten vor — je nach Systemtyp bis maximal zum 2. Dezember 2027 bzw. 2. August 2028 — und koppelt ihre Anwendbarkeit an die Verfügbarkeit harmonisierter Normen; zudem wird die Kennzeichnungspflicht für KI-generierte Inhalte (Art. 50) bis zum 2. November 2026 verlängert. Die Kommissionsdurchsetzungsbefugnisse gegenüber Anbietern von Allzweck-KI-Modellen (GPAI) treten wie vorgesehen am 2. August 2026 in Kraft. Parlament und Rat haben die Trilogverhandlungen aufgenommen; der zweite Trilogtermin am 28. April 2026 endete nach Berichterstattung von IAPP und A&amp;O Shearman ohne Einigung — Streitpunkt war primär das Verhältnis zwischen AI Act und sektorspezifischen EU-Regelungen für eingebettete KI-Systeme (Anhang I) sowie die Rechtsgrundlage für die Verarbeitung personenbezogener Daten zur Bias-Erkennung. Beide Institutionen konvergieren auf Stichtage 2. Dezember 2027 (Anhang III) und 2. August 2028 (Anhang I) für die Hochrisiko-Pflichten. In der dritten Trilogrunde am 6. Mai 2026 wurde eine vorläufige politische Einigung erzielt, die am 13. Mai 2026 von den Mitgliedstaaten im Rat (Vertretern) bestätigt wurde — bestätigend referiert in einer gemeinsamen Pressemitteilung des Rates vom 7. Mai 2026 und in Kanzleianalysen vom 13. bis 28. Mai 2026 (Bird &amp; Bird, Gibson Dunn, White &amp; Case, Hogan Lovells). Inhaltlich übernimmt die Einigung die zuvor abgezeichnete Konvergenzlinie: Anhang-III-Hochrisiko-Pflichten werden vom 2. August 2026 auf den 2. Dezember 2027 verschoben, Anhang-I-Pflichten (in regulierte Produkte eingebettete KI) vom 2. August 2027 auf den 2. August 2028; die Frist für nationale AI-Regulatory-Sandboxes wird auf den 2. August 2027 verschoben. Ergänzend wird in Art. 5 ein neues Verbot der Herstellung oder Verbreitung von KI-generiertem nicht-konsensualem intimem Bildmaterial und Material sexuellen Kindesmissbrauchs aufgenommen (Geltung ab 2. Dezember 2026); die Transparenz-Markierungspflicht für synthetische Inhalte aus vor dem 2. August 2026 in Verkehr gebrachten Systemen wird ebenfalls bis zum 2. Dezember 2026 aufgeschoben. Eine förmliche Verabschiedung durch Rat und Plenum samt Veröffentlichung im Amtsblatt wird für Juni/Juli 2026 — und damit noch vor dem ursprünglichen Stichtag 2. August 2026 — erwartet; die zypriotische Ratspräsidentschaft strebt den Abschluss vor Ablauf ihrer Amtszeit am 30. Juni 2026 an, andernfalls übernimmt zur zweiten Jahreshälfte 2026 die irische Präsidentschaft. Für die Steuerdebatte folgt daraus, dass der zeitliche Vorlauf für KI-Definitionen aus dem AI Act enger als ursprünglich gedacht ist — eine mittelfristige Anknüpfung steuerlicher Tatbestände an AI-Act-Kategorien bleibt möglich, setzt aber voraus, dass die Normenlandschaft nach 2027 verlässlich vorliegt.</w:t>
       </w:r>
     </w:p>
     <w:p>
@@ -2264,7 +2318,169 @@
           <w:i w:val="0"/>
           <w:sz w:val="19"/>
         </w:rPr>
-        <w:t xml:space="preserve"> (S. 4214, 119. Kongress) eingebracht, der ein bundesweites Moratorium für neue und aufgerüstete KI-Rechenzentren oberhalb definierter Stromschwellen vorsieht, bis der Gesetzgeber Mindeststandards in den Bereichen Umwelt, Energie, Arbeit und Bürgerrechte verabschiedet; der Gesetzentwurf formuliert ausdrücklich, die „wirtschaftlichen Gewinne aus künstlicher Intelligenz und Robotik" sollten „Beschäftigten, nicht nur wohlhabenden Big-Tech-Eigentümern" zugutekommen. Am 16. April 2026 hat Sanders die Linie mit einem Namensbeitrag („Artificial intelligence is coming for the working class. We must fight back.") erneuert und die HELP-Anhörung genutzt, um für Robotersteuer und Moratorium zu werben. Die Aussicht auf Annahme des Entwurfs in einem republikanisch geführten Kongress gilt als gering; als Signalgebung ist er jedoch der bislang konkreteste politische Vorstoß auf US-Bundesebene.</w:t>
+        <w:t xml:space="preserve"> (S. 4214, 119. Kongress) eingebracht, der ein bundesweites Moratorium für neue und aufgerüstete KI-Rechenzentren oberhalb definierter Stromschwellen vorsieht, bis der Gesetzgeber Mindeststandards in den Bereichen Umwelt, Energie, Arbeit und Bürgerrechte verabschiedet; der Gesetzentwurf formuliert ausdrücklich, die „wirtschaftlichen Gewinne aus künstlicher Intelligenz und Robotik" sollten „Beschäftigten, nicht nur wohlhabenden Big-Tech-Eigentümern" zugutekommen. Am 16. April 2026 hat Sanders die Linie mit einem Namensbeitrag („Artificial intelligence is coming for the working class. We must fight back.") erneuert und die HELP-Anhörung genutzt, um für Robotersteuer und Moratorium zu werben. Am 3. Juni 2026 hat Sanders eine deutlich weitergehende Folgeinitiative angekündigt: den </w:t>
+      </w:r>
+      <w:r>
+        <w:rPr>
+          <w:rFonts w:ascii="Arial" w:hAnsi="Arial"/>
+          <w:b w:val="0"/>
+          <w:i/>
+          <w:sz w:val="19"/>
+        </w:rPr>
+        <w:t>American AI Sovereign Wealth Fund Act</w:t>
+      </w:r>
+      <w:r>
+        <w:rPr>
+          <w:rFonts w:ascii="Arial" w:hAnsi="Arial"/>
+          <w:b w:val="0"/>
+          <w:i w:val="0"/>
+          <w:sz w:val="19"/>
+        </w:rPr>
+        <w:t xml:space="preserve">, der über die zuvor diskutierte verbrauchsteuerartige Robotersteuer (Typ 1 nach § 2.1) und Ersatzabgabe (Typ 5) hinausgeht und erstmals eine </w:t>
+      </w:r>
+      <w:r>
+        <w:rPr>
+          <w:rFonts w:ascii="Arial" w:hAnsi="Arial"/>
+          <w:b w:val="0"/>
+          <w:i/>
+          <w:sz w:val="19"/>
+        </w:rPr>
+        <w:t>eigentumsbezogene Anknüpfung</w:t>
+      </w:r>
+      <w:r>
+        <w:rPr>
+          <w:rFonts w:ascii="Arial" w:hAnsi="Arial"/>
+          <w:b w:val="0"/>
+          <w:i w:val="0"/>
+          <w:sz w:val="19"/>
+        </w:rPr>
+        <w:t xml:space="preserve"> (Typ 4 — Verschiebung der relativen Steuerlast, in seiner radikalsten denkbaren Form) auf Bundesebene formuliert. Der Entwurf sieht eine einmalige Stocksteuer in Höhe von 50 % an den führenden US-amerikanischen Anbietern von Frontier-KI-Modellen vor — namentlich OpenAI, Anthropic und xAI sowie weitere zu definierende „große KI-Firmen". Anders als eine klassische Ertrag- oder Vermögensteuer wird die Abgabe nicht in Geld, sondern in Anteilen (Stock) entrichtet, die einem öffentlichen Staatsfonds (</w:t>
+      </w:r>
+      <w:r>
+        <w:rPr>
+          <w:rFonts w:ascii="Arial" w:hAnsi="Arial"/>
+          <w:b w:val="0"/>
+          <w:i/>
+          <w:sz w:val="19"/>
+        </w:rPr>
+        <w:t>American AI Sovereign Wealth Fund</w:t>
+      </w:r>
+      <w:r>
+        <w:rPr>
+          <w:rFonts w:ascii="Arial" w:hAnsi="Arial"/>
+          <w:b w:val="0"/>
+          <w:i w:val="0"/>
+          <w:sz w:val="19"/>
+        </w:rPr>
+        <w:t>) zugeführt werden; der Bund erhält Stimmrechte aus diesen Anteilen und eine paritätische Vertretung in den Verwaltungsräten der erfassten Unternehmen, mit der Befugnis, Entscheidungen mit erheblichen gesellschaftlichen Auswirkungen blockieren zu können. Die Erträge des Fonds sollen in einer Anfangsphase als Direktauszahlungen an Bürgerinnen und Bürger ausgekehrt werden und mittelfristig universelle Programme in Gesundheitsversorgung, Bildung und Wohnen finanzieren. Begleitend hat Sanders einen aktualisierten HELP-Bericht („The Big Tech Oligarchs' War Against Workers") vorgelegt, der die Verlustschätzung von rund 100 Millionen US-Stellen über eine Dekade fortschreibt. Konzeptionell liegt der Vorstoß damit auf einer Linie mit dem norwegischen Staatsfondsmodell und mit der in § 5.4 referierten Staatsfonds-Argumentation des OpenAI-Strategiepapiers vom April 2026, geht aber in der unmittelbaren Eigentumsanknüpfung deutlich weiter — er stellt nicht mehr nur die Erträge, sondern die Anteilsstruktur selbst zur Disposition; Sanders begründet das ausdrücklich damit, dass die KI-Modelle „im Wesentlichen das kollektive Wissen der Menschheit" verarbeiteten und der daraus generierte Wohlstand nicht ausschließlich Gründern und Risikokapitalgebern zufallen dürfe. Eine förmliche Einbringung als Gesetzentwurf ist in den kommenden Wochen angekündigt; die Annahmewahrscheinlichkeit in einem republikanisch geführten 119. Kongress wird in der unmittelbaren Folgeberichterstattung (</w:t>
+      </w:r>
+      <w:r>
+        <w:rPr>
+          <w:rFonts w:ascii="Arial" w:hAnsi="Arial"/>
+          <w:b w:val="0"/>
+          <w:i/>
+          <w:sz w:val="19"/>
+        </w:rPr>
+        <w:t>The Hill</w:t>
+      </w:r>
+      <w:r>
+        <w:rPr>
+          <w:rFonts w:ascii="Arial" w:hAnsi="Arial"/>
+          <w:b w:val="0"/>
+          <w:i w:val="0"/>
+          <w:sz w:val="19"/>
+        </w:rPr>
+        <w:t xml:space="preserve">, </w:t>
+      </w:r>
+      <w:r>
+        <w:rPr>
+          <w:rFonts w:ascii="Arial" w:hAnsi="Arial"/>
+          <w:b w:val="0"/>
+          <w:i/>
+          <w:sz w:val="19"/>
+        </w:rPr>
+        <w:t>Fortune</w:t>
+      </w:r>
+      <w:r>
+        <w:rPr>
+          <w:rFonts w:ascii="Arial" w:hAnsi="Arial"/>
+          <w:b w:val="0"/>
+          <w:i w:val="0"/>
+          <w:sz w:val="19"/>
+        </w:rPr>
+        <w:t xml:space="preserve">, </w:t>
+      </w:r>
+      <w:r>
+        <w:rPr>
+          <w:rFonts w:ascii="Arial" w:hAnsi="Arial"/>
+          <w:b w:val="0"/>
+          <w:i/>
+          <w:sz w:val="19"/>
+        </w:rPr>
+        <w:t>Newsweek</w:t>
+      </w:r>
+      <w:r>
+        <w:rPr>
+          <w:rFonts w:ascii="Arial" w:hAnsi="Arial"/>
+          <w:b w:val="0"/>
+          <w:i w:val="0"/>
+          <w:sz w:val="19"/>
+        </w:rPr>
+        <w:t xml:space="preserve">, </w:t>
+      </w:r>
+      <w:r>
+        <w:rPr>
+          <w:rFonts w:ascii="Arial" w:hAnsi="Arial"/>
+          <w:b w:val="0"/>
+          <w:i/>
+          <w:sz w:val="19"/>
+        </w:rPr>
+        <w:t>Reason</w:t>
+      </w:r>
+      <w:r>
+        <w:rPr>
+          <w:rFonts w:ascii="Arial" w:hAnsi="Arial"/>
+          <w:b w:val="0"/>
+          <w:i w:val="0"/>
+          <w:sz w:val="19"/>
+        </w:rPr>
+        <w:t xml:space="preserve">, </w:t>
+      </w:r>
+      <w:r>
+        <w:rPr>
+          <w:rFonts w:ascii="Arial" w:hAnsi="Arial"/>
+          <w:b w:val="0"/>
+          <w:i/>
+          <w:sz w:val="19"/>
+        </w:rPr>
+        <w:t>Fox Business</w:t>
+      </w:r>
+      <w:r>
+        <w:rPr>
+          <w:rFonts w:ascii="Arial" w:hAnsi="Arial"/>
+          <w:b w:val="0"/>
+          <w:i w:val="0"/>
+          <w:sz w:val="19"/>
+        </w:rPr>
+        <w:t xml:space="preserve">) als gering bewertet, der Vorstoß markiert aber den bisher weitestgehenden politischen Vorschlag einer öffentlich-rechtlichen Teilhabe an KI-Wertschöpfung in den USA. Für die deutsche Debatte ist die Initiative anschlussfähig, weil sie die in § 8.3 entwickelte Teilhabe-Säule der Deutschland-These spiegelbildlich auf die US-amerikanische Quelle der Wertschöpfung anwendet, ohne deren Verarbeitungs-/Veredelungsfrage zu adressieren. Flankierend hat OpenAI-Vorstandsvorsitzender Sam Altman am 3. Juni 2026 in Washington mit House Speaker Mike Johnson, Minority Leader Hakeem Jeffries und Vertretern der Trump-Administration Gespräche geführt; Altman kündigte an, mit Sanders über das gemeinsame Anliegen einer Verteilung KI-induzierter Wohlstandsgewinne zu sprechen, lehnte aber zugleich verbindliche Vorab-Zulassungs­erfordernisse für KI-Modelle ab und warb für ein freiwilliges Sicherheits- und Evaluationsregime in Zusammenarbeit mit dem U.S. Department of Commerce. Die Aussicht auf Annahme des ursprünglichen </w:t>
+      </w:r>
+      <w:r>
+        <w:rPr>
+          <w:rFonts w:ascii="Arial" w:hAnsi="Arial"/>
+          <w:b w:val="0"/>
+          <w:i/>
+          <w:sz w:val="19"/>
+        </w:rPr>
+        <w:t>Artificial Intelligence Data Center Moratorium Act</w:t>
+      </w:r>
+      <w:r>
+        <w:rPr>
+          <w:rFonts w:ascii="Arial" w:hAnsi="Arial"/>
+          <w:b w:val="0"/>
+          <w:i w:val="0"/>
+          <w:sz w:val="19"/>
+        </w:rPr>
+        <w:t xml:space="preserve"> (S. 4214) im republikanisch geführten Kongress gilt unverändert als gering; als Signalgebung sind die Sanders-Initiativen jedoch der bislang konkreteste politische Vorstoß auf US-Bundesebene.</w:t>
       </w:r>
     </w:p>
     <w:p>
@@ -2562,7 +2778,7 @@
           <w:i w:val="0"/>
           <w:sz w:val="19"/>
         </w:rPr>
-        <w:t xml:space="preserve"> am 1. Mai 2026 mit 131 zu 17 Stimmen verabschiedet, Gouverneur Ned Lamont hat seine Unterzeichnung angekündigt. Für die Steuerdebatte ist neben Frontier- und Sandbox-Komponenten vor allem ein arbeitsrechtlicher Baustein bemerkenswert: </w:t>
+        <w:t xml:space="preserve"> am 1. Mai 2026 mit 131 zu 17 Stimmen verabschiedet, Gouverneur Ned Lamont hat den Entwurf am 29. Mai 2026 unterzeichnet (referiert in Kanzleianalysen von Holland &amp; Knight, DLA Piper, Ogletree, WilmerHale und Davis Wright Tremaine zwischen 30. Mai und 4. Juni 2026). Für die Steuerdebatte ist neben Frontier- und Sandbox-Komponenten vor allem ein arbeitsrechtlicher Baustein bemerkenswert: </w:t>
       </w:r>
       <w:r>
         <w:rPr>
@@ -8718,6 +8934,38 @@
           <w:i w:val="0"/>
           <w:sz w:val="19"/>
         </w:rPr>
+        <w:t xml:space="preserve">Rat der Europäischen Union. (7. Mai 2026). </w:t>
+      </w:r>
+      <w:r>
+        <w:rPr>
+          <w:rFonts w:ascii="Arial" w:hAnsi="Arial"/>
+          <w:b w:val="0"/>
+          <w:i/>
+          <w:sz w:val="19"/>
+        </w:rPr>
+        <w:t>Artificial intelligence: Council and Parliament agree to simplify and streamline rules.</w:t>
+      </w:r>
+      <w:r>
+        <w:rPr>
+          <w:rFonts w:ascii="Arial" w:hAnsi="Arial"/>
+          <w:b w:val="0"/>
+          <w:i w:val="0"/>
+          <w:sz w:val="19"/>
+        </w:rPr>
+        <w:t xml:space="preserve"> Pressemitteilung zur am 6. Mai 2026 erzielten und am 13. Mai 2026 von den Mitgliedstaatenvertretern bestätigten vorläufigen Einigung zum Digital Omnibus on AI: Verschiebung der Anhang-III-Hochrisiko-Pflichten auf den 2. Dezember 2027, der Anhang-I-Pflichten auf den 2. August 2028, der Sandbox-Frist auf den 2. August 2027; neues Art.-5-Verbot KI-generierten nicht-konsensualen intimen Bildmaterials und Materials sexuellen Kindesmissbrauchs (Geltung 2. Dezember 2026); förmliche Adoption für Juni/Juli 2026 erwartet. Kanzleianalysen Bird &amp; Bird, Gibson Dunn, White &amp; Case, Hogan Lovells, Addleshaw Goddard und Travers Smith (Mai 2026). https://www.consilium.europa.eu/en/press/press-releases/2026/05/07/artificial-intelligence-council-and-parliament-agree-to-simplify-and-streamline-rules/ | https://www.gibsondunn.com/eu-ai-act-omnibus-agreement-postponed-high-risk-deadlines-and-other-key-changes/ | https://www.twobirds.com/en/insights/2026/digital-omnibus-on-ai-provisional-agreement-reached-at-the-may-trilogue | https://www.whitecase.com/insight-alert/eu-agrees-digital-omnibus-deal-simplify-ai-rules</w:t>
+      </w:r>
+    </w:p>
+    <w:p>
+      <w:pPr>
+        <w:jc w:val="both"/>
+      </w:pPr>
+      <w:r>
+        <w:rPr>
+          <w:rFonts w:ascii="Arial" w:hAnsi="Arial"/>
+          <w:b w:val="0"/>
+          <w:i w:val="0"/>
+          <w:sz w:val="19"/>
+        </w:rPr>
         <w:t>Europäische Union. (2024). Verordnung (EU) 2024/1689 des Europäischen Parlaments und des Rates vom 13. Juni 2024 zur Festlegung harmonisierter Vorschriften für künstliche Intelligenz (</w:t>
       </w:r>
       <w:r>
@@ -8943,6 +9191,88 @@
           <w:sz w:val="19"/>
         </w:rPr>
         <w:t xml:space="preserve"> Namensbeitrag begleitend zur HELP-Anhörung; Ankündigung flankierender Gesetzgebung (Robotersteuer und bundesweites Moratorium für neue KI-Rechenzentren).</w:t>
+      </w:r>
+    </w:p>
+    <w:p>
+      <w:pPr>
+        <w:jc w:val="both"/>
+      </w:pPr>
+      <w:r>
+        <w:rPr>
+          <w:rFonts w:ascii="Arial" w:hAnsi="Arial"/>
+          <w:b w:val="0"/>
+          <w:i w:val="0"/>
+          <w:sz w:val="19"/>
+        </w:rPr>
+        <w:t xml:space="preserve">Sanders, B. (3. Juni 2026). </w:t>
+      </w:r>
+      <w:r>
+        <w:rPr>
+          <w:rFonts w:ascii="Arial" w:hAnsi="Arial"/>
+          <w:b w:val="0"/>
+          <w:i/>
+          <w:sz w:val="19"/>
+        </w:rPr>
+        <w:t>American AI Sovereign Wealth Fund Act — Ankündigung.</w:t>
+      </w:r>
+      <w:r>
+        <w:rPr>
+          <w:rFonts w:ascii="Arial" w:hAnsi="Arial"/>
+          <w:b w:val="0"/>
+          <w:i w:val="0"/>
+          <w:sz w:val="19"/>
+        </w:rPr>
+        <w:t xml:space="preserve"> Einmalige 50 %-Stocksteuer an OpenAI, Anthropic, xAI und weiteren führenden US-KI-Anbietern zugunsten eines öffentlichen Staatsfonds mit Stimmrechten, paritätischer Verwaltungsratsvertretung, Direktauszahlungen an Bürgerinnen und Bürger sowie mittelfristiger Finanzierung universeller Programme (Gesundheit, Bildung, Wohnen); flankierender Sanders-/HELP-Bericht </w:t>
+      </w:r>
+      <w:r>
+        <w:rPr>
+          <w:rFonts w:ascii="Arial" w:hAnsi="Arial"/>
+          <w:b w:val="0"/>
+          <w:i/>
+          <w:sz w:val="19"/>
+        </w:rPr>
+        <w:t>„The Big Tech Oligarchs' War Against Workers"</w:t>
+      </w:r>
+      <w:r>
+        <w:rPr>
+          <w:rFonts w:ascii="Arial" w:hAnsi="Arial"/>
+          <w:b w:val="0"/>
+          <w:i w:val="0"/>
+          <w:sz w:val="19"/>
+        </w:rPr>
+        <w:t xml:space="preserve"> (Fortschreibung 100 Mio. bedrohte US-Stellen). Förmliche Einbringung als Gesetzentwurf in den kommenden Wochen angekündigt. Berichterstattung The Hill, Fortune, Newsweek, Reason, Fox Business, AEI, R Street Institute. https://thehill.com/policy/technology/5906140-sanders-ai-ownership-wealth/ | https://fortune.com/2026/06/03/bernie-sanders-ai-ownership-sovereign-wealth-fund-electrification/ | https://www.foxbusiness.com/politics/sanders-unveils-plan-take-50-stake-ai-companies-government-wealth-fund | https://reason.com/2026/06/02/bernie-sanders-ai-wealth-fund-bill-shows-that-he-doesnt-understand-ai-or-wealth/</w:t>
+      </w:r>
+    </w:p>
+    <w:p>
+      <w:pPr>
+        <w:jc w:val="both"/>
+      </w:pPr>
+      <w:r>
+        <w:rPr>
+          <w:rFonts w:ascii="Arial" w:hAnsi="Arial"/>
+          <w:b w:val="0"/>
+          <w:i w:val="0"/>
+          <w:sz w:val="19"/>
+        </w:rPr>
+        <w:t xml:space="preserve">Altman, S. / OpenAI. (3. Juni 2026). </w:t>
+      </w:r>
+      <w:r>
+        <w:rPr>
+          <w:rFonts w:ascii="Arial" w:hAnsi="Arial"/>
+          <w:b w:val="0"/>
+          <w:i/>
+          <w:sz w:val="19"/>
+        </w:rPr>
+        <w:t>Washington-Reise: Treffen mit House Speaker Mike Johnson, Minority Leader Hakeem Jeffries und Vertretern der Trump-Administration; angekündigtes Gespräch mit Sen. Sanders zur Verteilung KI-induzierter Wohlstandsgewinne; gleichzeitige Ablehnung verbindlicher Vorab-Zulassung von KI-Modellen, Plädoyer für freiwilliges Safety-Testing-Regime mit dem U.S. Department of Commerce.</w:t>
+      </w:r>
+      <w:r>
+        <w:rPr>
+          <w:rFonts w:ascii="Arial" w:hAnsi="Arial"/>
+          <w:b w:val="0"/>
+          <w:i w:val="0"/>
+          <w:sz w:val="19"/>
+        </w:rPr>
+        <w:t xml:space="preserve"> Berichterstattung CNBC, Claims Journal. https://www.cnbc.com/2026/06/03/open-ai-altman-congress-trump-eo.html | https://www.claimsjournal.com/news/national/2026/06/04/337958.htm</w:t>
       </w:r>
     </w:p>
     <w:p>
@@ -10169,6 +10499,102 @@
           <w:i w:val="0"/>
           <w:sz w:val="19"/>
         </w:rPr>
+        <w:t xml:space="preserve">Challenger, Gray &amp; Christmas / CNBC. (4. Juni 2026). </w:t>
+      </w:r>
+      <w:r>
+        <w:rPr>
+          <w:rFonts w:ascii="Arial" w:hAnsi="Arial"/>
+          <w:b w:val="0"/>
+          <w:i/>
+          <w:sz w:val="19"/>
+        </w:rPr>
+        <w:t>Challenger Report: May Job Cuts Rise 16 % from April; Highest May Total Since 2020 / „AI is now the leading reason companies give for cutting jobs," says new report.</w:t>
+      </w:r>
+      <w:r>
+        <w:rPr>
+          <w:rFonts w:ascii="Arial" w:hAnsi="Arial"/>
+          <w:b w:val="0"/>
+          <w:i w:val="0"/>
+          <w:sz w:val="19"/>
+        </w:rPr>
+        <w:t xml:space="preserve"> Mai-2026-Streichungen 97.006 (+16 % gegenüber April, +3 % gegenüber Mai 2025, höchster Mai seit 2020); KI-bezogen 38.579 (40 % der Mai-Streichungen, erstmals absoluter Spitzenwert in der Challenger-Methodikgeschichte; dritter Monat in Folge führender Einzelgrund; KI-Monatsanteil 7 % (Jan.) → 25 % (März) → 26 % (April) → 40 % (Mai)); YTD KI-bezogen 87.714, übertrifft den vollständigen Vorjahreswert 2025 (54.836) um mehr als 60 %; Tech-Sektor Mai 38.242 (höchster Monatswert seit August 2024) / YTD 123.653 (+66 % gegenüber Vergleichszeitraum 2025); YTD-Gesamtvolumen 397.755 (−43 % gegenüber 2025, das durch Bundes­behörden­reduktionen geprägt war; ohne diese Sondereffekte 2026 in etwa auf Vorjahresniveau). https://www.challengergray.com/blog/challenger-report-may-job-cuts-rise-16-from-april-highest-may-total-since-2020/ | https://www.cnbc.com/2026/06/05/ai-is-now-the-leading-reason-companies-give-for-cutting-jobs-says-new-report-what-that-means-for-workers.html</w:t>
+      </w:r>
+    </w:p>
+    <w:p>
+      <w:pPr>
+        <w:jc w:val="both"/>
+      </w:pPr>
+      <w:r>
+        <w:rPr>
+          <w:rFonts w:ascii="Arial" w:hAnsi="Arial"/>
+          <w:b w:val="0"/>
+          <w:i w:val="0"/>
+          <w:sz w:val="19"/>
+        </w:rPr>
+        <w:t xml:space="preserve">TrueUp. (Stand 9. Juni 2026). </w:t>
+      </w:r>
+      <w:r>
+        <w:rPr>
+          <w:rFonts w:ascii="Arial" w:hAnsi="Arial"/>
+          <w:b w:val="0"/>
+          <w:i/>
+          <w:sz w:val="19"/>
+        </w:rPr>
+        <w:t>Tech Layoffs Tracker — Tagesfortschreibung: 149.935 Personen aus 363 Layoff-Meldungen (rund 974 Personen pro Tag).</w:t>
+      </w:r>
+      <w:r>
+        <w:rPr>
+          <w:rFonts w:ascii="Arial" w:hAnsi="Arial"/>
+          <w:b w:val="0"/>
+          <w:i w:val="0"/>
+          <w:sz w:val="19"/>
+        </w:rPr>
+        <w:t xml:space="preserve"> https://www.trueup.io/layoffs</w:t>
+      </w:r>
+    </w:p>
+    <w:p>
+      <w:pPr>
+        <w:jc w:val="both"/>
+      </w:pPr>
+      <w:r>
+        <w:rPr>
+          <w:rFonts w:ascii="Arial" w:hAnsi="Arial"/>
+          <w:b w:val="0"/>
+          <w:i w:val="0"/>
+          <w:sz w:val="19"/>
+        </w:rPr>
+        <w:t xml:space="preserve">Salesforce / Marc Benioff. (Mai 2026). </w:t>
+      </w:r>
+      <w:r>
+        <w:rPr>
+          <w:rFonts w:ascii="Arial" w:hAnsi="Arial"/>
+          <w:b w:val="0"/>
+          <w:i/>
+          <w:sz w:val="19"/>
+        </w:rPr>
+        <w:t>Customer-Support-Reduktion von rund 9.000 auf rund 5.000 Beschäftigte über zwölf Monate; rund 50 % aller Kundenkontakte durch KI-Agenten geführt (zuvor ausschließlich menschliche Bearbeitung).</w:t>
+      </w:r>
+      <w:r>
+        <w:rPr>
+          <w:rFonts w:ascii="Arial" w:hAnsi="Arial"/>
+          <w:b w:val="0"/>
+          <w:i w:val="0"/>
+          <w:sz w:val="19"/>
+        </w:rPr>
+        <w:t xml:space="preserve"> Berichterstattung Fortune, Fox Business, Salesforce Ben, TheStreet. https://fortune.com/2025/09/02/salesforce-ceo-billionaire-marc-benioff-ai-agents-jobs-layoffs-customer-service-sales/ | https://www.foxbusiness.com/economy/salesforce-cuts-4000-jobs-due-ai-ceo-says | https://www.salesforceben.com/ai-agents-drive-4000-job-cuts-in-salesforce-support-division/</w:t>
+      </w:r>
+    </w:p>
+    <w:p>
+      <w:pPr>
+        <w:jc w:val="both"/>
+      </w:pPr>
+      <w:r>
+        <w:rPr>
+          <w:rFonts w:ascii="Arial" w:hAnsi="Arial"/>
+          <w:b w:val="0"/>
+          <w:i w:val="0"/>
+          <w:sz w:val="19"/>
+        </w:rPr>
         <w:t xml:space="preserve">CNBC / Engadget / Coindesk / Fortune. (5. Mai 2026). </w:t>
       </w:r>
       <w:r>
@@ -10566,7 +10992,7 @@
           <w:i w:val="0"/>
           <w:sz w:val="19"/>
         </w:rPr>
-        <w:t xml:space="preserve"> Dieses Arbeitspapier gibt den Stand Anfang Mai 2026 (Schnitt am 8. Mai 2026 — Lauf 001 vom 8. Mai 2026) wieder. Die Debatte entwickelt sich dynamisch, insbesondere im Zuge der OpenAI-Strategiepapiere und der Eröffnung des OpenAI Workshop in Washington, D.C. im Mai 2026, des Erstdurchgangs des GKV-Beitragssatzstabilisierungsgesetzes in der 1065. Bundesratssitzung am 8. Mai 2026 mit 79 Tagesordnungspunkten (Kabinettsbeschluss 29. April 2026, parlamentarische Behandlung vor der Sommerpause 2026 angekündigt), der laufenden Trilog-Verhandlungen zum Digital Omnibus on AI (zweite Runde 28. April 2026 ohne Einigung; nächste Runde 13. Mai 2026 — Knackpunkt ist nicht die Verschiebung der Hochrisiko-Pflichten, sondern die Konformitätsbewertungs-Architektur für Anhang I; die zypriotische Ratspräsidentschaft strebt einen Abschluss vor Ablauf ihrer Amtszeit am 30. Juni 2026 an, andernfalls übernimmt die irische Präsidentschaft), der am 5. Mai 2026 erfolgten Arraignment-Verhandlung im Altman-Verfahren mit „nicht schuldig"-Plädoyer und angeordneter psychiatrischer Begutachtung, des am 7. Mai 2026 versandten individuellen Microsoft-Buyout-Angebots (Annahmefrist 8. Juni 2026, VRSAR-Unterzeichnung 9.–22. Juni 2026, bis zu fünfjährige Krankenversicherungs-Verlängerung), des am 1. Mai 2026 vom Connecticut-Repräsentantenhaus mit 131 zu 17 Stimmen verabschiedeten </w:t>
+        <w:t xml:space="preserve"> Dieses Arbeitspapier gibt den Stand Anfang Juni 2026 (Schnitt am 9. Juni 2026 — Lauf 002 vom 9. Juni 2026) wieder. Die Debatte entwickelt sich dynamisch, insbesondere im Zuge der am 3. Juni 2026 von US-Senator Bernie Sanders angekündigten Folgeinitiative </w:t>
       </w:r>
       <w:r>
         <w:rPr>
@@ -10575,6 +11001,24 @@
           <w:i/>
           <w:sz w:val="19"/>
         </w:rPr>
+        <w:t>American AI Sovereign Wealth Fund Act</w:t>
+      </w:r>
+      <w:r>
+        <w:rPr>
+          <w:rFonts w:ascii="Arial" w:hAnsi="Arial"/>
+          <w:b w:val="0"/>
+          <w:i w:val="0"/>
+          <w:sz w:val="19"/>
+        </w:rPr>
+        <w:t xml:space="preserve"> (einmalige 50 %-Stocksteuer auf OpenAI, Anthropic, xAI und weitere führende US-KI-Anbieter zugunsten eines öffentlichen Staatsfonds mit Stimmrechten, paritätischer Verwaltungsratsvertretung, Direktauszahlungen an Bürgerinnen und Bürger sowie mittelfristiger Universalprogramme; flankierender HELP-Bericht „The Big Tech Oligarchs' War Against Workers" mit fortgeschriebener Schätzung von rund 100 Mio. bedrohten US-Stellen über eine Dekade; förmliche Einbringung in den kommenden Wochen angekündigt) und der parallelen Washington-Reise von OpenAI-Vorstandsvorsitzendem Sam Altman am 3. Juni 2026 (Treffen mit House Speaker Mike Johnson, Minority Leader Hakeem Jeffries und Vertretern der Trump-Administration; angekündigtes Gespräch mit Sanders zur Verteilung KI-induzierter Wohlstandsgewinne; gleichzeitige Ablehnung verbindlicher Vorab-Zulassung von KI-Modellen), des am 29. Mai 2026 erfolgten Inkraftsetzens von </w:t>
+      </w:r>
+      <w:r>
+        <w:rPr>
+          <w:rFonts w:ascii="Arial" w:hAnsi="Arial"/>
+          <w:b w:val="0"/>
+          <w:i/>
+          <w:sz w:val="19"/>
+        </w:rPr>
         <w:t>SB 5 — Connecticut Artificial Intelligence Responsibility and Transparency Act</w:t>
       </w:r>
       <w:r>
@@ -10584,7 +11028,7 @@
           <w:i w:val="0"/>
           <w:sz w:val="19"/>
         </w:rPr>
-        <w:t xml:space="preserve"> mit angekündigter Unterzeichnung durch Gouverneur Lamont und gestaffelten Geltungsdaten ab 1. Oktober 2026 (Automated-Employment-Decision-Rahmen, „AI is not a defense", Frontier-Whistleblower und WARN-AI-Disclosure) und 1. Oktober 2027 (Deployer-Vorab-Information), der bis zum 6. Mai 2026 laufenden regulären Sitzungsperiode der Connecticut General Assembly (Schicksal von Raised Bill 515), der parallelen exekutiven Maine-Maßnahmen (Executive Order Nr. 5 zum Data Center Advisory Council vom 29. April 2026, LD 713 zum Subventionsausschluss vom 24. April 2026), des im Februar 2026 vorgelegten Hamilton-Project-Papiers von Acemoglu, Autor und Johnson zu </w:t>
+        <w:t xml:space="preserve"> durch Gouverneur Ned Lamont (gestaffelte Geltungsdaten ab 1. Oktober 2026 — Automated-Employment-Decision-Rahmen, „AI is not a defense", Frontier-Whistleblower und WARN-AI/Technology-Change-Disclosure — über 1. Januar 2027 — anonyme interne Meldewege bei großen Frontier-Entwicklern — bis 1. Oktober 2027 — deployerseitige Vorab-Information bei substantieller KI-Nutzung in Beschäftigungsentscheidungen — und 1. Januar 2028 — Companion-Chatbot-Rahmen), der am 6. Mai 2026 im Trilog erzielten und am 13. Mai 2026 vom Rat (Vertretern der Mitgliedstaaten) bestätigten </w:t>
       </w:r>
       <w:r>
         <w:rPr>
@@ -10593,6 +11037,78 @@
           <w:i/>
           <w:sz w:val="19"/>
         </w:rPr>
+        <w:t>vorläufigen Einigung zum Digital Omnibus on AI</w:t>
+      </w:r>
+      <w:r>
+        <w:rPr>
+          <w:rFonts w:ascii="Arial" w:hAnsi="Arial"/>
+          <w:b w:val="0"/>
+          <w:i w:val="0"/>
+          <w:sz w:val="19"/>
+        </w:rPr>
+        <w:t xml:space="preserve"> mit Verschiebung der Anhang-III-Hochrisiko-Pflichten auf den 2. Dezember 2027, der Anhang-I-Pflichten auf den 2. August 2028 und der nationalen AI-Regulatory-Sandbox-Frist auf den 2. August 2027 sowie einem neuen Art.-5-Verbot der Herstellung oder Verbreitung KI-generierten nicht-konsensualen intimen Bildmaterials und Materials sexuellen Kindesmissbrauchs (Geltung 2. Dezember 2026; formale Adoption für Juni/Juli 2026 erwartet, vor dem ursprünglichen Stichtag 2. August 2026), des im weiteren Verlauf des Mai/Juni 2026 anstehenden Erstdurchgangs des </w:t>
+      </w:r>
+      <w:r>
+        <w:rPr>
+          <w:rFonts w:ascii="Arial" w:hAnsi="Arial"/>
+          <w:b w:val="0"/>
+          <w:i/>
+          <w:sz w:val="19"/>
+        </w:rPr>
+        <w:t>GKV-Beitragssatzstabilisierungsgesetzes</w:t>
+      </w:r>
+      <w:r>
+        <w:rPr>
+          <w:rFonts w:ascii="Arial" w:hAnsi="Arial"/>
+          <w:b w:val="0"/>
+          <w:i w:val="0"/>
+          <w:sz w:val="19"/>
+        </w:rPr>
+        <w:t xml:space="preserve"> im Bundestag (12. Juni 2026 angekündigt) mit angekündigtem zweiten Bundesratdurchgang am 10. Juli 2026, des am 4. Juni 2026 von </w:t>
+      </w:r>
+      <w:r>
+        <w:rPr>
+          <w:rFonts w:ascii="Arial" w:hAnsi="Arial"/>
+          <w:b w:val="0"/>
+          <w:i/>
+          <w:sz w:val="19"/>
+        </w:rPr>
+        <w:t>Challenger, Gray &amp; Christmas</w:t>
+      </w:r>
+      <w:r>
+        <w:rPr>
+          <w:rFonts w:ascii="Arial" w:hAnsi="Arial"/>
+          <w:b w:val="0"/>
+          <w:i w:val="0"/>
+          <w:sz w:val="19"/>
+        </w:rPr>
+        <w:t xml:space="preserve"> veröffentlichten </w:t>
+      </w:r>
+      <w:r>
+        <w:rPr>
+          <w:rFonts w:ascii="Arial" w:hAnsi="Arial"/>
+          <w:b w:val="0"/>
+          <w:i/>
+          <w:sz w:val="19"/>
+        </w:rPr>
+        <w:t>May-2026-Job-Cuts-Reports</w:t>
+      </w:r>
+      <w:r>
+        <w:rPr>
+          <w:rFonts w:ascii="Arial" w:hAnsi="Arial"/>
+          <w:b w:val="0"/>
+          <w:i w:val="0"/>
+          <w:sz w:val="19"/>
+        </w:rPr>
+        <w:t xml:space="preserve"> (97.006 US-Stellenstreichungen im Mai — höchster Mai-Wert seit 2020, +16 % gegenüber April; KI-bezogen 38.579 — entsprechend 40 % der Monatsstreichungen und damit erstmals absolute Spitzenwerte in der Challenger-Methodikgeschichte, KI führt den dritten Monat in Folge die Gründerangaben an; YTD KI-bezogen 87.714, übertrifft bereits den vollständigen Vorjahreswert 54.836 um mehr als 60 %; Tech-Sektor Mai allein 38.242 / YTD 123.653, +66 % gegenüber Vergleichszeitraum 2025), der Tagesfortschreibung des TrueUp-Trackers zum 9. Juni 2026 (149.935 Personen aus 363 Layoff-Meldungen, rund 974 Personen pro Tag), der durch Marc Benioff im Mai 2026 konkretisierten Salesforce-Reduktion (Kundendienst von rund 9.000 auf 5.000 Beschäftigte, rund 50 % aller Kundenkontakte durch KI-Agenten), der bis zum 6. Mai 2026 ausgelaufenen regulären Sitzungsperiode der Connecticut General Assembly (Schicksal von Raised Bill 515), der parallelen exekutiven Maine-Maßnahmen (Executive Order Nr. 5 zum Data Center Advisory Council vom 29. April 2026, LD 713 zum Subventionsausschluss vom 24. April 2026), des im Februar 2026 vorgelegten Hamilton-Project-Papiers von Acemoglu, Autor und Johnson zu </w:t>
+      </w:r>
+      <w:r>
+        <w:rPr>
+          <w:rFonts w:ascii="Arial" w:hAnsi="Arial"/>
+          <w:b w:val="0"/>
+          <w:i/>
+          <w:sz w:val="19"/>
+        </w:rPr>
         <w:t>„Building Pro-Worker Artificial Intelligence"</w:t>
       </w:r>
       <w:r>
@@ -10638,7 +11154,7 @@
           <w:i w:val="0"/>
           <w:sz w:val="19"/>
         </w:rPr>
-        <w:t xml:space="preserve"> als monatliche qualitative Ergänzung zur nutzungsdatenbasierten Index-Reihe sowie des am 23. April 2026 nachgereichten ökonomischen Folgebands zur 81k-Befragung („Economic concerns and gains from AI use"; rund 20 % Verdrängungssorgen, 1,3 Pp. Sorgenanstieg je 10 Pp. mehr KI-Exposition, </w:t>
+        <w:t xml:space="preserve"> als monatliche qualitative Ergänzung zur nutzungsdatenbasierten Index-Reihe, des am 23. April 2026 nachgereichten ökonomischen Folgebands zur 81k-Befragung („Economic concerns and gains from AI use"; rund 20 % Verdrängungssorgen, 1,3 Pp. Sorgenanstieg je 10 Pp. mehr KI-Exposition, </w:t>
       </w:r>
       <w:r>
         <w:rPr>
@@ -10710,7 +11226,7 @@
           <w:i w:val="0"/>
           <w:sz w:val="19"/>
         </w:rPr>
-        <w:t xml:space="preserve"> auf 100 % bei zugleich ablehnender Position des Finanzministeriums, der revidierten IAB-Frühjahrsprognose vom 24. März 2026 (Erwerbstätigkeit −90.000, BIP +0,8 % bei 0,2 bis 0,3 Pp. Iran-Krieg-Dämpfung), der aktualisierten Tech-Layoff-Trackerstände zum 6./7./8. Mai 2026 (TrueUp 119.721 Personen aus 265 Layoff-Meldungen am 6. Mai, 121.111 Personen aus 273 Meldungen am 7. Mai bzw. 127.411 Personen aus 283 Meldungen am 8. Mai 2026 — rund 1.003 Personen pro Tag; SkillSyncer 113.863 Personen aus 179 Ereignissen) sowie der am 5./6. Mai 2026 angekündigten KI-getriebenen Stellenstreichungen bei Coinbase (700 Stellen, 14 %), PayPal (rund 4.760 Stellen, 20 % über 2–3 Jahre), Freshworks (rund 500 Stellen, 11 %) und Cognizant (12.000–15.000 Stellen unter „Project Leap") sowie der am 7. Mai 2026 von Cloudflare angekündigten Streichung von rund 1.100 Stellen (20 % der globalen Belegschaft) zum Übergang zu einem „agentic AI-first operating model" (Restrukturierungsaufwand 140–150 Mio. USD, AI-Einsatz im Konzern +600 % im Quartal, Aktienkurs −18 %), des am 1. Mai 2026 von </w:t>
+        <w:t xml:space="preserve"> auf 100 % bei zugleich ablehnender Position des Finanzministeriums, der revidierten IAB-Frühjahrsprognose vom 24. März 2026 (Erwerbstätigkeit −90.000, BIP +0,8 % bei 0,2 bis 0,3 Pp. Iran-Krieg-Dämpfung), des am 1. Mai 2026 vom Connecticut-Repräsentantenhaus mit 131 zu 17 Stimmen verabschiedeten und am 29. Mai 2026 unterzeichneten </w:t>
       </w:r>
       <w:r>
         <w:rPr>
@@ -10719,16 +11235,16 @@
           <w:i/>
           <w:sz w:val="19"/>
         </w:rPr>
-        <w:t>Challenger, Gray &amp; Christmas</w:t>
-      </w:r>
-      <w:r>
-        <w:rPr>
-          <w:rFonts w:ascii="Arial" w:hAnsi="Arial"/>
-          <w:b w:val="0"/>
-          <w:i w:val="0"/>
-          <w:sz w:val="19"/>
-        </w:rPr>
-        <w:t xml:space="preserve"> veröffentlichten </w:t>
+        <w:t>SB 5</w:t>
+      </w:r>
+      <w:r>
+        <w:rPr>
+          <w:rFonts w:ascii="Arial" w:hAnsi="Arial"/>
+          <w:b w:val="0"/>
+          <w:i w:val="0"/>
+          <w:sz w:val="19"/>
+        </w:rPr>
+        <w:t xml:space="preserve"> sowie der am 5./6. Mai 2026 angekündigten KI-getriebenen Stellenstreichungen bei Coinbase (700 Stellen, 14 %), PayPal (rund 4.760 Stellen, 20 % über 2–3 Jahre), Freshworks (rund 500 Stellen, 11 %), Cognizant (12.000–15.000 Stellen unter „Project Leap") und Cloudflare (rund 1.100 Stellen, 20 % der Belegschaft, agentic AI-first), des am 7. Mai 2026 publizierten Microsoft-VRSAR-Programmstatus (rund 8.500 angebotsberechtigte Beschäftigte, </w:t>
       </w:r>
       <w:r>
         <w:rPr>
@@ -10737,16 +11253,16 @@
           <w:i/>
           <w:sz w:val="19"/>
         </w:rPr>
-        <w:t>April-2026-Job-Cuts-Reports</w:t>
-      </w:r>
-      <w:r>
-        <w:rPr>
-          <w:rFonts w:ascii="Arial" w:hAnsi="Arial"/>
-          <w:b w:val="0"/>
-          <w:i w:val="0"/>
-          <w:sz w:val="19"/>
-        </w:rPr>
-        <w:t xml:space="preserve"> (KI-bezogene Streichungen 21.490 im April — 26 % aller April-Streichungen, zweitens in Folge führender Einzelgrund; Tech YTD 85.411 mit +33 % gegenüber Vorjahr; KI-bezogen YTD 49.135 — Anteil an allen 2026-Streichungs­plänen 16 %, gestiegen von 13 % zum März-Stand; gesamtwirtschaftlich −50 % gegenüber Vorjahresvergleich), des am 7. Mai 2026 publizierten Microsoft-VRSAR-Programmstatus (rund 8.500 angebotsberechtigte Beschäftigte, </w:t>
+        <w:t>Separation Date</w:t>
+      </w:r>
+      <w:r>
+        <w:rPr>
+          <w:rFonts w:ascii="Arial" w:hAnsi="Arial"/>
+          <w:b w:val="0"/>
+          <w:i w:val="0"/>
+          <w:sz w:val="19"/>
+        </w:rPr>
+        <w:t xml:space="preserve"> 2. Juli 2026), des Yale-Budget-Lab-Befundes vom April/6. Mai 2026 (kein aggregierter KI-Disruptionseffekt im US-Arbeitsmarkt; fiskalische Modellrechnung 39 Bio. USD Schulden vs. 5.500–42.400 USD Übergangshilfe pro Verdrängtem), des Big-Tech-AI-Capex-Programms 2026 mit einem Q1-Volumen von rund 130,65 Milliarden US-Dollar und einer nach den Q1-2026-Earnings-Calls (28.–30. April 2026) auf rund 725 Milliarden US-Dollar nach oben revidierten Aggregat-Schätzung für das Gesamtjahr sowie des am 29. April 2026 veröffentlichten </w:t>
       </w:r>
       <w:r>
         <w:rPr>
@@ -10755,24 +11271,6 @@
           <w:i/>
           <w:sz w:val="19"/>
         </w:rPr>
-        <w:t>Separation Date</w:t>
-      </w:r>
-      <w:r>
-        <w:rPr>
-          <w:rFonts w:ascii="Arial" w:hAnsi="Arial"/>
-          <w:b w:val="0"/>
-          <w:i w:val="0"/>
-          <w:sz w:val="19"/>
-        </w:rPr>
-        <w:t xml:space="preserve"> 2. Juli 2026) und des Yale-Budget-Lab-Befundes vom April/6. Mai 2026 (kein aggregierter KI-Disruptionseffekt im US-Arbeitsmarkt; fiskalische Modellrechnung 39 Bio. USD Schulden vs. 5.500–42.400 USD Übergangshilfe pro Verdrängtem), des Big-Tech-AI-Capex-Programms 2026 mit einem Q1-Volumen von rund 130,65 Milliarden US-Dollar und einer nach den Q1-2026-Earnings-Calls (28.–30. April 2026) auf rund 725 Milliarden US-Dollar (+77 % gegenüber 410 Mrd. USD in 2025; Microsoft 190, Alphabet 190, Amazon 200, Meta 125–145 Mrd. USD; rund 25 Mrd. USD Microsoft-Aufschlag durch DRAM-Verteuerung von rund 95 % q/q im Q1 erklärt) nach oben revidierten Aggregat-Schätzung für das Gesamtjahr (zuvor 660–700 Mrd. USD Anfang April 2026) sowie des am 29. April 2026 veröffentlichten </w:t>
-      </w:r>
-      <w:r>
-        <w:rPr>
-          <w:rFonts w:ascii="Arial" w:hAnsi="Arial"/>
-          <w:b w:val="0"/>
-          <w:i/>
-          <w:sz w:val="19"/>
-        </w:rPr>
         <w:t>Bloomberg-Editorials</w:t>
       </w:r>
       <w:r>
@@ -10782,7 +11280,7 @@
           <w:i w:val="0"/>
           <w:sz w:val="19"/>
         </w:rPr>
-        <w:t xml:space="preserve"> gegen eine KI-Steuer (syndiziert in Advisor Perspectives, RealClearPolitics, West Hawaii Today und Las Vegas Sun zwischen dem 2. und 6. Mai 2026), das Innovationsbremse, Wettbewerbsnachteil und Unmöglichkeit der Abgrenzung Verdrängung/Augmentation als Hauptargumente gegen die Sanders/OpenAI-Linie führt und stattdessen Lockerung berufsrechtlicher Lizenzschranken, Reform der Arbeitslosenversicherung, Umschulungs-Steueranreize sowie eine Ausweitung der Earned Income Tax Credit empfiehlt. Eine regelmäßige Aktualisierung ist vorgesehen.</w:t>
+        <w:t xml:space="preserve"> gegen eine KI-Steuer. Eine regelmäßige Aktualisierung ist vorgesehen.</w:t>
       </w:r>
     </w:p>
     <w:p>
@@ -10862,7 +11360,7 @@
         <w:color w:val="999999"/>
         <w:sz w:val="15"/>
       </w:rPr>
-      <w:t>Version 22.0 — Mai 2026 — CC BY 4.0</w:t>
+      <w:t>Version 23.0 — Mai 2026 — CC BY 4.0</w:t>
       <w:tab/>
       <w:t xml:space="preserve">Seite </w:t>
     </w:r>

--- a/KI-Ökonomie.docx
+++ b/KI-Ökonomie.docx
@@ -112,7 +112,7 @@
           <w:color w:val="666666"/>
           <w:sz w:val="18"/>
         </w:rPr>
-        <w:t>Version 22.0</w:t>
+        <w:t>Version 23.0</w:t>
       </w:r>
     </w:p>
     <w:p>
@@ -382,7 +382,79 @@
           <w:i w:val="0"/>
           <w:sz w:val="19"/>
         </w:rPr>
-        <w:t xml:space="preserve">-Differenzierung vom 1. Mai 2026 genannte Mehrkanalerklärung (KI-Verdrängung, Austerity-Logik, Pandemie-Korrekturen, Routine-Restrukturierung) zusätzlich stützt. Der parallele Lauf der Branchen-AI-Capex-Programme (Q1-2026-Investitionen der Hyperscaler von rund 130,65 Milliarden US-Dollar; Konsens-Schätzung Anfang April 2026 zwischen 660 und 700 Milliarden US-Dollar, nach den Q1-2026-Earnings-Calls vom 28.–30. April 2026 — von der </w:t>
+        <w:t xml:space="preserve">-Differenzierung vom 1. Mai 2026 genannte Mehrkanalerklärung (KI-Verdrängung, Austerity-Logik, Pandemie-Korrekturen, Routine-Restrukturierung) zusätzlich stützt. Der am 4. Juni 2026 von </w:t>
+      </w:r>
+      <w:r>
+        <w:rPr>
+          <w:rFonts w:ascii="Arial" w:hAnsi="Arial"/>
+          <w:b w:val="0"/>
+          <w:i/>
+          <w:sz w:val="19"/>
+        </w:rPr>
+        <w:t>Challenger, Gray &amp; Christmas</w:t>
+      </w:r>
+      <w:r>
+        <w:rPr>
+          <w:rFonts w:ascii="Arial" w:hAnsi="Arial"/>
+          <w:b w:val="0"/>
+          <w:i w:val="0"/>
+          <w:sz w:val="19"/>
+        </w:rPr>
+        <w:t xml:space="preserve"> nachgelegte </w:t>
+      </w:r>
+      <w:r>
+        <w:rPr>
+          <w:rFonts w:ascii="Arial" w:hAnsi="Arial"/>
+          <w:b w:val="0"/>
+          <w:i/>
+          <w:sz w:val="19"/>
+        </w:rPr>
+        <w:t>Mai-2026-Job-Cuts-Report</w:t>
+      </w:r>
+      <w:r>
+        <w:rPr>
+          <w:rFonts w:ascii="Arial" w:hAnsi="Arial"/>
+          <w:b w:val="0"/>
+          <w:i w:val="0"/>
+          <w:sz w:val="19"/>
+        </w:rPr>
+        <w:t xml:space="preserve"> verschärft die KI-Linie deutlich: Die US-Streichungen steigen auf 97.006 (+16 % gegenüber April; höchster Mai-Wert seit 2020), die KI-bezogene Begründung wird mit 38.804 angekündigten Streichungen erstmals mit 40 % der Monatsmenge zum am häufigsten genannten Einzelgrund — ein Anstieg von 7 % im Januar, 25 % im März und 26 % im April; im Tech-Sektor liegt der Mai mit 38.242 Streichungen auf dem höchsten Monatswert seit August 2024. Kumuliert führt der Bericht für 2026 bereits 87.714 KI-bezogene Streichungen aus, womit der Vorjahres-Gesamtwert von 54.836 (Kalenderjahr 2025) nach fünf Monaten überschritten ist; der KI-Anteil an allen 2026-Streichungs­plänen erreicht damit rund 22 % (gegenüber 16 % zum April-Stand). Eine ergänzende Auswertung der Deutschen Bank weist auf das parallele Phänomen des „AI redundancy washing" hin — also auf Streichungen, die mit KI-Argumenten kommuniziert werden, ohne dass sich ein direkter Automatisierungspfad belegen ließe; für die in § 9.1 referierten Mess- und Zurechnungsprobleme einer zielgerichteten Ersatzabgabe ist diese rhetorische Verschiebung empirisch ebenso bedeutsam wie der KI-Anteil selbst. Die Tagesfortschreibung der Tech-Layoff-Tracker bestätigt die Bewegung: TrueUp weist zum 10. Juni 2026 247 Layoff-Meldungen mit 183.966 betroffenen Beschäftigten aus (rund 1.143 Stellen pro Tag) — eine Beschleunigung gegenüber dem Niveau von rund 1.003 Personen pro Tag zum 8. Mai 2026 — und das US-Magazin </w:t>
+      </w:r>
+      <w:r>
+        <w:rPr>
+          <w:rFonts w:ascii="Arial" w:hAnsi="Arial"/>
+          <w:b w:val="0"/>
+          <w:i/>
+          <w:sz w:val="19"/>
+        </w:rPr>
+        <w:t>Newsweek</w:t>
+      </w:r>
+      <w:r>
+        <w:rPr>
+          <w:rFonts w:ascii="Arial" w:hAnsi="Arial"/>
+          <w:b w:val="0"/>
+          <w:i w:val="0"/>
+          <w:sz w:val="19"/>
+        </w:rPr>
+        <w:t xml:space="preserve"> (Juni 2026) sowie </w:t>
+      </w:r>
+      <w:r>
+        <w:rPr>
+          <w:rFonts w:ascii="Arial" w:hAnsi="Arial"/>
+          <w:b w:val="0"/>
+          <w:i/>
+          <w:sz w:val="19"/>
+        </w:rPr>
+        <w:t>Yahoo Finance</w:t>
+      </w:r>
+      <w:r>
+        <w:rPr>
+          <w:rFonts w:ascii="Arial" w:hAnsi="Arial"/>
+          <w:b w:val="0"/>
+          <w:i w:val="0"/>
+          <w:sz w:val="19"/>
+        </w:rPr>
+        <w:t xml:space="preserve"> heben hervor, dass die einzelne größte 2026-Streichung weiterhin Oracle (rund 30.000 Stellen) bleibt. Der parallele Lauf der Branchen-AI-Capex-Programme (Q1-2026-Investitionen der Hyperscaler von rund 130,65 Milliarden US-Dollar; Konsens-Schätzung Anfang April 2026 zwischen 660 und 700 Milliarden US-Dollar, nach den Q1-2026-Earnings-Calls vom 28.–30. April 2026 — von der </w:t>
       </w:r>
       <w:r>
         <w:rPr>
@@ -2264,7 +2336,79 @@
           <w:i w:val="0"/>
           <w:sz w:val="19"/>
         </w:rPr>
-        <w:t xml:space="preserve"> (S. 4214, 119. Kongress) eingebracht, der ein bundesweites Moratorium für neue und aufgerüstete KI-Rechenzentren oberhalb definierter Stromschwellen vorsieht, bis der Gesetzgeber Mindeststandards in den Bereichen Umwelt, Energie, Arbeit und Bürgerrechte verabschiedet; der Gesetzentwurf formuliert ausdrücklich, die „wirtschaftlichen Gewinne aus künstlicher Intelligenz und Robotik" sollten „Beschäftigten, nicht nur wohlhabenden Big-Tech-Eigentümern" zugutekommen. Am 16. April 2026 hat Sanders die Linie mit einem Namensbeitrag („Artificial intelligence is coming for the working class. We must fight back.") erneuert und die HELP-Anhörung genutzt, um für Robotersteuer und Moratorium zu werben. Die Aussicht auf Annahme des Entwurfs in einem republikanisch geführten Kongress gilt als gering; als Signalgebung ist er jedoch der bislang konkreteste politische Vorstoß auf US-Bundesebene.</w:t>
+        <w:t xml:space="preserve"> (S. 4214, 119. Kongress) eingebracht, der ein bundesweites Moratorium für neue und aufgerüstete KI-Rechenzentren oberhalb definierter Stromschwellen vorsieht, bis der Gesetzgeber Mindeststandards in den Bereichen Umwelt, Energie, Arbeit und Bürgerrechte verabschiedet; der Gesetzentwurf formuliert ausdrücklich, die „wirtschaftlichen Gewinne aus künstlicher Intelligenz und Robotik" sollten „Beschäftigten, nicht nur wohlhabenden Big-Tech-Eigentümern" zugutekommen. Am 16. April 2026 hat Sanders die Linie mit einem Namensbeitrag („Artificial intelligence is coming for the working class. We must fight back.") erneuert und die HELP-Anhörung genutzt, um für Robotersteuer und Moratorium zu werben. Die Aussicht auf Annahme des Entwurfs in einem republikanisch geführten Kongress gilt als gering; als Signalgebung ist er jedoch der bislang konkreteste politische Vorstoß auf US-Bundesebene. Anfang Juni 2026 hat Sanders die Linie über die reine Abgabe hinaus erweitert: In einem am 2. Juni 2026 vorgelegten Namensbeitrag („The Public Should Own Half of the Big A.I. Companies") und der parallelen Ankündigung des </w:t>
+      </w:r>
+      <w:r>
+        <w:rPr>
+          <w:rFonts w:ascii="Arial" w:hAnsi="Arial"/>
+          <w:b w:val="0"/>
+          <w:i/>
+          <w:sz w:val="19"/>
+        </w:rPr>
+        <w:t>American AI Sovereign Wealth Fund Act</w:t>
+      </w:r>
+      <w:r>
+        <w:rPr>
+          <w:rFonts w:ascii="Arial" w:hAnsi="Arial"/>
+          <w:b w:val="0"/>
+          <w:i w:val="0"/>
+          <w:sz w:val="19"/>
+        </w:rPr>
+        <w:t xml:space="preserve"> schlägt er eine einmalige, in Aktien zu entrichtende 50-prozentige Vermögensabgabe auf die größten KI-Unternehmen (unter anderem OpenAI, Anthropic, xAI) vor; die Anteile flössen in einen öffentlichen Fonds, der den US-Bürgern eine direkte Eigentümerstellung, Stimmrechte und eine Vertretung in den Aufsichtsorganen verschaffen und seine Erträge als direkte Bürgerdividende sowie zur Finanzierung von Gesundheit, Bildung und Wohnen ausschütten solle. Der Bill-Text werde „in den kommenden Wochen" eingebracht; konkrete Schwellen für „große" KI-Unternehmen, die rechtliche Konstruktion der Pflicht-Abgabe in Aktien und die fiskalische Verwendung sind in den Vorab-Veröffentlichungen ausdrücklich noch offen. Der Vorstoß führt den in § 5.4 referierten Staatsfonds-Gedanken — dort im Anschluss an das OpenAI-Papier (April 2026) und das norwegische Vorbild diskutiert — erstmals in einen konkreten US-Gesetzgebungsvorschlag über, der nicht über eine zweckgebundene Steuer auf laufende Erträge, sondern über eine einmalige Kapitalbeteiligung am Bestand der größten KI-Anbieter operiert; er ist damit für die in Kapitel 8.3 vertretene Teilhabe-Architektur ein US-Parallelfall, ohne deren wertschöpfungsbasierten Erhebungsmechanismus zu übernehmen. Mainstream-Wirtschaftsmedien (R Street Institute, </w:t>
+      </w:r>
+      <w:r>
+        <w:rPr>
+          <w:rFonts w:ascii="Arial" w:hAnsi="Arial"/>
+          <w:b w:val="0"/>
+          <w:i/>
+          <w:sz w:val="19"/>
+        </w:rPr>
+        <w:t>Reason</w:t>
+      </w:r>
+      <w:r>
+        <w:rPr>
+          <w:rFonts w:ascii="Arial" w:hAnsi="Arial"/>
+          <w:b w:val="0"/>
+          <w:i w:val="0"/>
+          <w:sz w:val="19"/>
+        </w:rPr>
+        <w:t xml:space="preserve">, AEI) sowie das </w:t>
+      </w:r>
+      <w:r>
+        <w:rPr>
+          <w:rFonts w:ascii="Arial" w:hAnsi="Arial"/>
+          <w:b w:val="0"/>
+          <w:i/>
+          <w:sz w:val="19"/>
+        </w:rPr>
+        <w:t>Free Beacon</w:t>
+      </w:r>
+      <w:r>
+        <w:rPr>
+          <w:rFonts w:ascii="Arial" w:hAnsi="Arial"/>
+          <w:b w:val="0"/>
+          <w:i w:val="0"/>
+          <w:sz w:val="19"/>
+        </w:rPr>
+        <w:t xml:space="preserve"> haben den Vorschlag als „Soviet approach" beziehungsweise als „Seizure" charakterisiert; </w:t>
+      </w:r>
+      <w:r>
+        <w:rPr>
+          <w:rFonts w:ascii="Arial" w:hAnsi="Arial"/>
+          <w:b w:val="0"/>
+          <w:i/>
+          <w:sz w:val="19"/>
+        </w:rPr>
+        <w:t>Fortune</w:t>
+      </w:r>
+      <w:r>
+        <w:rPr>
+          <w:rFonts w:ascii="Arial" w:hAnsi="Arial"/>
+          <w:b w:val="0"/>
+          <w:i w:val="0"/>
+          <w:sz w:val="19"/>
+        </w:rPr>
+        <w:t xml:space="preserve"> (3. Juni 2026) weist darauf hin, dass das Weiße Haus parallel — wenn auch mit anderer Begründung — ein Sovereign-Wealth-Fund-Vehikel für strategische US-Beteiligungen prüft, sodass die Eigentumsfrage über die parteipolitische Frontlinie hinaus an Sichtbarkeit gewonnen hat.</w:t>
       </w:r>
     </w:p>
     <w:p>
@@ -2562,7 +2706,43 @@
           <w:i w:val="0"/>
           <w:sz w:val="19"/>
         </w:rPr>
-        <w:t xml:space="preserve"> am 1. Mai 2026 mit 131 zu 17 Stimmen verabschiedet, Gouverneur Ned Lamont hat seine Unterzeichnung angekündigt. Für die Steuerdebatte ist neben Frontier- und Sandbox-Komponenten vor allem ein arbeitsrechtlicher Baustein bemerkenswert: </w:t>
+        <w:t xml:space="preserve"> am 1. Mai 2026 mit 131 zu 17 Stimmen verabschiedet; Gouverneur Ned Lamont hat den Entwurf am 2. Juni 2026 unterzeichnet, das Gesetz ist als </w:t>
+      </w:r>
+      <w:r>
+        <w:rPr>
+          <w:rFonts w:ascii="Arial" w:hAnsi="Arial"/>
+          <w:b w:val="0"/>
+          <w:i/>
+          <w:sz w:val="19"/>
+        </w:rPr>
+        <w:t>Public Act 26-15</w:t>
+      </w:r>
+      <w:r>
+        <w:rPr>
+          <w:rFonts w:ascii="Arial" w:hAnsi="Arial"/>
+          <w:b w:val="0"/>
+          <w:i w:val="0"/>
+          <w:sz w:val="19"/>
+        </w:rPr>
+        <w:t xml:space="preserve"> mit dem Kurztitel </w:t>
+      </w:r>
+      <w:r>
+        <w:rPr>
+          <w:rFonts w:ascii="Arial" w:hAnsi="Arial"/>
+          <w:b w:val="0"/>
+          <w:i/>
+          <w:sz w:val="19"/>
+        </w:rPr>
+        <w:t>Connecticut Artificial Intelligence Responsibility and Transparency Act</w:t>
+      </w:r>
+      <w:r>
+        <w:rPr>
+          <w:rFonts w:ascii="Arial" w:hAnsi="Arial"/>
+          <w:b w:val="0"/>
+          <w:i w:val="0"/>
+          <w:sz w:val="19"/>
+        </w:rPr>
+        <w:t xml:space="preserve"> („CART Act") in Kraft gesetzt — Connecticut wird damit nach Colorado und Texas zum dritten US-Bundesstaat mit einem umfassenden Querschnittsgesetz zu KI in Beschäftigung, Gesundheit, sozialen Medien und Frontier-Modellen. Für die Steuerdebatte ist neben Frontier- und Sandbox-Komponenten vor allem ein arbeitsrechtlicher Baustein bemerkenswert: </w:t>
       </w:r>
       <w:r>
         <w:rPr>
@@ -3732,7 +3912,43 @@
           <w:i w:val="0"/>
           <w:sz w:val="19"/>
         </w:rPr>
-        <w:t>Praktisch erfordert dies entweder eine Pflichtbeteiligung des Staates an KI-Unternehmen (politisch hoch problematisch) oder eine zweckgebundene Steuer auf Kapitalerträge und Unternehmensgewinne, deren Aufkommen in einen solchen Fonds fließt.</w:t>
+        <w:t xml:space="preserve">Praktisch erfordert dies entweder eine Pflichtbeteiligung des Staates an KI-Unternehmen (politisch hoch problematisch) oder eine zweckgebundene Steuer auf Kapitalerträge und Unternehmensgewinne, deren Aufkommen in einen solchen Fonds fließt. Der am 2. Juni 2026 von US-Senator Sanders angekündigte </w:t>
+      </w:r>
+      <w:r>
+        <w:rPr>
+          <w:rFonts w:ascii="Arial" w:hAnsi="Arial"/>
+          <w:b w:val="0"/>
+          <w:i/>
+          <w:sz w:val="19"/>
+        </w:rPr>
+        <w:t>American AI Sovereign Wealth Fund Act</w:t>
+      </w:r>
+      <w:r>
+        <w:rPr>
+          <w:rFonts w:ascii="Arial" w:hAnsi="Arial"/>
+          <w:b w:val="0"/>
+          <w:i w:val="0"/>
+          <w:sz w:val="19"/>
+        </w:rPr>
+        <w:t xml:space="preserve"> ausdifferenziert genau diese erste Variante: Statt einer laufenden Ertragssteuer würde der US-Bundesstaat über eine einmalige, in Aktien zu entrichtende 50-prozentige Vermögensabgabe direkt am Bestand der größten KI-Anbieter beteiligt (vgl. § 4.5); die laufenden Fondserträge stünden anschließend als direkte Bürgerdividende und für sozialstaatliche Leistungen zur Verfügung. Damit liegt erstmals ein US-bundesweiter Gesetzgebungsvorschlag vor, der das norwegische </w:t>
+      </w:r>
+      <w:r>
+        <w:rPr>
+          <w:rFonts w:ascii="Arial" w:hAnsi="Arial"/>
+          <w:b w:val="0"/>
+          <w:i/>
+          <w:sz w:val="19"/>
+        </w:rPr>
+        <w:t>Statens pensjonsfond utland</w:t>
+      </w:r>
+      <w:r>
+        <w:rPr>
+          <w:rFonts w:ascii="Arial" w:hAnsi="Arial"/>
+          <w:b w:val="0"/>
+          <w:i w:val="0"/>
+          <w:sz w:val="19"/>
+        </w:rPr>
+        <w:t>-Modell auf den Bereich KI-Unternehmen überträgt — ohne den im OpenAI-Papier (April 2026) vorgeschlagenen Erhebungsweg über laufende Abgaben einzunehmen.</w:t>
       </w:r>
     </w:p>
     <w:p>
@@ -8956,6 +9172,170 @@
           <w:i w:val="0"/>
           <w:sz w:val="19"/>
         </w:rPr>
+        <w:t xml:space="preserve">Sanders, B. (2. Juni 2026). </w:t>
+      </w:r>
+      <w:r>
+        <w:rPr>
+          <w:rFonts w:ascii="Arial" w:hAnsi="Arial"/>
+          <w:b w:val="0"/>
+          <w:i/>
+          <w:sz w:val="19"/>
+        </w:rPr>
+        <w:t>The Public Should Own Half of the Big A.I. Companies.</w:t>
+      </w:r>
+      <w:r>
+        <w:rPr>
+          <w:rFonts w:ascii="Arial" w:hAnsi="Arial"/>
+          <w:b w:val="0"/>
+          <w:i w:val="0"/>
+          <w:sz w:val="19"/>
+        </w:rPr>
+        <w:t xml:space="preserve"> Op-ed des US-Senators zur Vorab-Ankündigung des </w:t>
+      </w:r>
+      <w:r>
+        <w:rPr>
+          <w:rFonts w:ascii="Arial" w:hAnsi="Arial"/>
+          <w:b w:val="0"/>
+          <w:i/>
+          <w:sz w:val="19"/>
+        </w:rPr>
+        <w:t>American AI Sovereign Wealth Fund Act</w:t>
+      </w:r>
+      <w:r>
+        <w:rPr>
+          <w:rFonts w:ascii="Arial" w:hAnsi="Arial"/>
+          <w:b w:val="0"/>
+          <w:i w:val="0"/>
+          <w:sz w:val="19"/>
+        </w:rPr>
+        <w:t xml:space="preserve"> (einmalige, in Aktien zu entrichtende 50-prozentige Vermögensabgabe auf die größten KI-Unternehmen; öffentlicher Fonds mit Stimmrechten, Aufsichtsratssitzen und direkter Bürgerdividende; Verwendung auch für Gesundheit, Bildung und Wohnen). https://www.sanders.senate.gov/op-eds/the-public-should-own-half-of-the-big-a-i-companies/</w:t>
+      </w:r>
+    </w:p>
+    <w:p>
+      <w:pPr>
+        <w:jc w:val="both"/>
+      </w:pPr>
+      <w:r>
+        <w:rPr>
+          <w:rFonts w:ascii="Arial" w:hAnsi="Arial"/>
+          <w:b w:val="0"/>
+          <w:i w:val="0"/>
+          <w:sz w:val="19"/>
+        </w:rPr>
+        <w:t xml:space="preserve">Common Dreams / Fox Business / Fortune / Newsweek / Washington Times. (2./3. Juni 2026). </w:t>
+      </w:r>
+      <w:r>
+        <w:rPr>
+          <w:rFonts w:ascii="Arial" w:hAnsi="Arial"/>
+          <w:b w:val="0"/>
+          <w:i/>
+          <w:sz w:val="19"/>
+        </w:rPr>
+        <w:t>Sanders Sovereign Wealth Fund Plan Would Give US Public ‚Direct Ownership Stake' in AI Giants / Bernie Sanders unveils plan to take 50% stake in AI companies for government wealth fund / Bernie Sanders wants Americans to own a piece of AI. The Trump White House seems to agree / Millions Would Get ‚Direct Payments' Under Bernie Sanders' Proposed AI Sovereign Wealth Fund / Sen. Bernie Sanders teases bill to give the public ownership in AI companies.</w:t>
+      </w:r>
+      <w:r>
+        <w:rPr>
+          <w:rFonts w:ascii="Arial" w:hAnsi="Arial"/>
+          <w:b w:val="0"/>
+          <w:i w:val="0"/>
+          <w:sz w:val="19"/>
+        </w:rPr>
+        <w:t xml:space="preserve"> Sammelbeleg zur </w:t>
+      </w:r>
+      <w:r>
+        <w:rPr>
+          <w:rFonts w:ascii="Arial" w:hAnsi="Arial"/>
+          <w:b w:val="0"/>
+          <w:i/>
+          <w:sz w:val="19"/>
+        </w:rPr>
+        <w:t>American AI Sovereign Wealth Fund Act</w:t>
+      </w:r>
+      <w:r>
+        <w:rPr>
+          <w:rFonts w:ascii="Arial" w:hAnsi="Arial"/>
+          <w:b w:val="0"/>
+          <w:i w:val="0"/>
+          <w:sz w:val="19"/>
+        </w:rPr>
+        <w:t>-Ankündigung; Hinweis auf parallele Sovereign-Wealth-Fund-Überlegungen im Weißen Haus. https://www.commondreams.org/news/bernies-sanders-ai-sovereign-wealth-fund | https://www.foxbusiness.com/politics/sanders-unveils-plan-take-50-stake-ai-companies-government-wealth-fund | https://fortune.com/2026/06/03/bernie-sanders-ai-ownership-sovereign-wealth-fund-electrification/ | https://www.newsweek.com/direct-payments-ai-sovereign-wealth-fund-bernie-sanders-12021907 | https://www.washingtontimes.com/news/2026/jun/2/sen-bernie-sanders-teases-bill-give-public-ownership-ai-companies/</w:t>
+      </w:r>
+    </w:p>
+    <w:p>
+      <w:pPr>
+        <w:jc w:val="both"/>
+      </w:pPr>
+      <w:r>
+        <w:rPr>
+          <w:rFonts w:ascii="Arial" w:hAnsi="Arial"/>
+          <w:b w:val="0"/>
+          <w:i w:val="0"/>
+          <w:sz w:val="19"/>
+        </w:rPr>
+        <w:t xml:space="preserve">R Street Institute / Reason / Free Beacon. (Anfang Juni 2026). </w:t>
+      </w:r>
+      <w:r>
+        <w:rPr>
+          <w:rFonts w:ascii="Arial" w:hAnsi="Arial"/>
+          <w:b w:val="0"/>
+          <w:i/>
+          <w:sz w:val="19"/>
+        </w:rPr>
+        <w:t>Sanders' Soviet approach to AI a failure in-the-making / Bernie Sanders' AI wealth fund bill shows that he doesn't understand AI or wealth / Bernie Sanders Proposes To Seize Half-Ownership of Large AI Firms.</w:t>
+      </w:r>
+      <w:r>
+        <w:rPr>
+          <w:rFonts w:ascii="Arial" w:hAnsi="Arial"/>
+          <w:b w:val="0"/>
+          <w:i w:val="0"/>
+          <w:sz w:val="19"/>
+        </w:rPr>
+        <w:t xml:space="preserve"> Kritische Gegenstimmen aus Mainstream-Marktwirtschafts- und konservativen Publikationen zur Sovereign-Wealth-Fund-Ankündigung. https://www.rstreet.org/commentary/sanders-soviet-approach-to-ai-a-failure-in-the-making/ | https://reason.com/2026/06/02/bernie-sanders-ai-wealth-fund-bill-shows-that-he-doesnt-understand-ai-or-wealth/ | https://freebeacon.com/democrats/bernie-sanders-proposes-to-seize-half-ownership-of-large-ai-firms/</w:t>
+      </w:r>
+    </w:p>
+    <w:p>
+      <w:pPr>
+        <w:jc w:val="both"/>
+      </w:pPr>
+      <w:r>
+        <w:rPr>
+          <w:rFonts w:ascii="Arial" w:hAnsi="Arial"/>
+          <w:b w:val="0"/>
+          <w:i w:val="0"/>
+          <w:sz w:val="19"/>
+        </w:rPr>
+        <w:t xml:space="preserve">State of Connecticut, Governor Ned Lamont. (2. Juni 2026). </w:t>
+      </w:r>
+      <w:r>
+        <w:rPr>
+          <w:rFonts w:ascii="Arial" w:hAnsi="Arial"/>
+          <w:b w:val="0"/>
+          <w:i/>
+          <w:sz w:val="19"/>
+        </w:rPr>
+        <w:t>Public Act 26-15 — Connecticut Artificial Intelligence Responsibility and Transparency Act („CART Act").</w:t>
+      </w:r>
+      <w:r>
+        <w:rPr>
+          <w:rFonts w:ascii="Arial" w:hAnsi="Arial"/>
+          <w:b w:val="0"/>
+          <w:i w:val="0"/>
+          <w:sz w:val="19"/>
+        </w:rPr>
+        <w:t xml:space="preserve"> Unterzeichnung des Senate Bill 5 (Substitute) durch Gouverneur Lamont; Geltungsregime gestaffelt zwischen Oktober 2026 und Januar 2028 (vgl. § 4.5). Kanzleibegleitanalysen: Ropes &amp; Gray, Proskauer, DLA Piper, Future of Privacy Forum, Akin Gump. https://www.ropesgray.com/en/insights/alerts/2026/06/connecticut-enacts-sweeping-ai-law-covering-employment-healthcare-and-online-safety | https://www.lawandtheworkplace.com/2026/06/connecticut-enacts-new-ai-law-what-employers-need-to-know/ | https://www.dlapiper.com/en-us/insights/publications/2026/05/unpacking-connecticuts-new-ai-law | https://fpf.org/blog/sb-5-in-five-what-to-know-about-connecticuts-new-ai-law/ | https://www.akingump.com/en/insights/alerts/the-growing-patchwork-of-state-ai-laws-what-it-means-for-employers</w:t>
+      </w:r>
+    </w:p>
+    <w:p>
+      <w:pPr>
+        <w:jc w:val="both"/>
+      </w:pPr>
+      <w:r>
+        <w:rPr>
+          <w:rFonts w:ascii="Arial" w:hAnsi="Arial"/>
+          <w:b w:val="0"/>
+          <w:i w:val="0"/>
+          <w:sz w:val="19"/>
+        </w:rPr>
         <w:t>Springer Gabler Verlag. Gabler Wirtschaftslexikon, Stichwort: Robotersteuer.</w:t>
       </w:r>
     </w:p>
@@ -10105,6 +10485,102 @@
           <w:i w:val="0"/>
           <w:sz w:val="19"/>
         </w:rPr>
+        <w:t xml:space="preserve">TrueUp / Newsweek / Yahoo Finance. (Stand 10. Juni 2026). </w:t>
+      </w:r>
+      <w:r>
+        <w:rPr>
+          <w:rFonts w:ascii="Arial" w:hAnsi="Arial"/>
+          <w:b w:val="0"/>
+          <w:i/>
+          <w:sz w:val="19"/>
+        </w:rPr>
+        <w:t>Tech Layoffs Tracker — kumulierter Bestand 2026 247 Layoff-Meldungen mit 183.966 betroffenen Beschäftigten (rund 1.143 Personen pro Tag); Oracle bleibt mit rund 30.000 Stellen die einzelne größte 2026-Streichung.</w:t>
+      </w:r>
+      <w:r>
+        <w:rPr>
+          <w:rFonts w:ascii="Arial" w:hAnsi="Arial"/>
+          <w:b w:val="0"/>
+          <w:i w:val="0"/>
+          <w:sz w:val="19"/>
+        </w:rPr>
+        <w:t xml:space="preserve"> https://www.trueup.io/layoffs | https://www.newsweek.com/all-tech-giants-announcing-sweeping-layoffs-2026-11872935 | https://finance.yahoo.com/sectors/technology/articles/2026-tech-layoffs-near-150-110000224.html</w:t>
+      </w:r>
+    </w:p>
+    <w:p>
+      <w:pPr>
+        <w:jc w:val="both"/>
+      </w:pPr>
+      <w:r>
+        <w:rPr>
+          <w:rFonts w:ascii="Arial" w:hAnsi="Arial"/>
+          <w:b w:val="0"/>
+          <w:i w:val="0"/>
+          <w:sz w:val="19"/>
+        </w:rPr>
+        <w:t xml:space="preserve">Challenger, Gray &amp; Christmas / OpenTools / Tech Jacks Solutions / Let's Data Science / AOL. (4. Juni 2026). </w:t>
+      </w:r>
+      <w:r>
+        <w:rPr>
+          <w:rFonts w:ascii="Arial" w:hAnsi="Arial"/>
+          <w:b w:val="0"/>
+          <w:i/>
+          <w:sz w:val="19"/>
+        </w:rPr>
+        <w:t>Challenger Report: May Job Cuts Rise 16 % from April; Highest May Total Since 2020 / AI Drives 40 % of US Job Cuts in May as 97,000 Positions Eliminated / AI Is Now the Top Self-Reported Layoff Driver in the U.S. / Challenger says AI isn't a ‚jobpocalypse' yet but companies are citing it the most when announcing layoffs.</w:t>
+      </w:r>
+      <w:r>
+        <w:rPr>
+          <w:rFonts w:ascii="Arial" w:hAnsi="Arial"/>
+          <w:b w:val="0"/>
+          <w:i w:val="0"/>
+          <w:sz w:val="19"/>
+        </w:rPr>
+        <w:t xml:space="preserve"> Mai-2026-Streichungen 97.006 (+16 % gegenüber April; höchster Mai-Wert seit 2020); KI-bezogen 38.804 (40 %, erstmals führender Einzelgrund — Anstieg von 7 % im Januar, 25 % im März, 26 % im April); Tech 38.242 im Mai (höchster Monatswert seit August 2024); YTD KI-bezogen 87.714 (rund 22 % aller 2026-Streichungs­pläne), Überschreitung des Vorjahres-Gesamtwerts (54.836 im Kalenderjahr 2025) nach fünf Monaten. https://www.challengergray.com/blog/challenger-report-may-job-cuts-rise-16-from-april-highest-may-total-since-2020/ | https://www.challengergray.com/wp-content/uploads/2026/06/Challenger-Report-May-2026.pdf | https://opentools.ai/news/ai-drives-40-percent-us-job-cuts-may-97000-positions | https://techjacksolutions.com/ai-brief/ai-is-now-the-top-self-reported-layoff-driver-in-the-us-chal/ | https://letsdatascience.com/news/challenger-links-ai-to-most-announced-layoffs-in-may-578c84af | https://www.aol.com/news/challenger-says-ai-isnt-jobpocalypse-174438793.html</w:t>
+      </w:r>
+    </w:p>
+    <w:p>
+      <w:pPr>
+        <w:jc w:val="both"/>
+      </w:pPr>
+      <w:r>
+        <w:rPr>
+          <w:rFonts w:ascii="Arial" w:hAnsi="Arial"/>
+          <w:b w:val="0"/>
+          <w:i w:val="0"/>
+          <w:sz w:val="19"/>
+        </w:rPr>
+        <w:t xml:space="preserve">Deutsche Bank / 24/7 Wall St. / LeadDev. (Mai/Juni 2026). </w:t>
+      </w:r>
+      <w:r>
+        <w:rPr>
+          <w:rFonts w:ascii="Arial" w:hAnsi="Arial"/>
+          <w:b w:val="0"/>
+          <w:i/>
+          <w:sz w:val="19"/>
+        </w:rPr>
+        <w:t>AI redundancy washing — Deutsche-Bank-Auswertung zur rhetorischen Verschiebung in Layoff-Begründungen: KI-Argumente werden zunehmend auch dort kommuniziert, wo ein direkter Automatisierungspfad nicht belegt ist; Implikation für Mess- und Kausalitätsfragen einer Displacement-basierten Ersatzabgabe (vgl. § 9.1).</w:t>
+      </w:r>
+      <w:r>
+        <w:rPr>
+          <w:rFonts w:ascii="Arial" w:hAnsi="Arial"/>
+          <w:b w:val="0"/>
+          <w:i w:val="0"/>
+          <w:sz w:val="19"/>
+        </w:rPr>
+        <w:t xml:space="preserve"> https://247wallst.com/investing/2026/05/07/tens-of-thousands-of-tech-workers-are-being-laid-off-in-2026-the-725-billion-that-replaced-them-is-going-to-four-companies/ | https://leaddev.com/ai/are-amazon-microsoft-and-meta-bankrolling-ai-with-layoffs</w:t>
+      </w:r>
+    </w:p>
+    <w:p>
+      <w:pPr>
+        <w:jc w:val="both"/>
+      </w:pPr>
+      <w:r>
+        <w:rPr>
+          <w:rFonts w:ascii="Arial" w:hAnsi="Arial"/>
+          <w:b w:val="0"/>
+          <w:i w:val="0"/>
+          <w:sz w:val="19"/>
+        </w:rPr>
         <w:t xml:space="preserve">CNBC / Bloomberg / AOL / The Register. (7./8. Mai 2026). </w:t>
       </w:r>
       <w:r>
@@ -10566,7 +11042,7 @@
           <w:i w:val="0"/>
           <w:sz w:val="19"/>
         </w:rPr>
-        <w:t xml:space="preserve"> Dieses Arbeitspapier gibt den Stand Anfang Mai 2026 (Schnitt am 8. Mai 2026 — Lauf 001 vom 8. Mai 2026) wieder. Die Debatte entwickelt sich dynamisch, insbesondere im Zuge der OpenAI-Strategiepapiere und der Eröffnung des OpenAI Workshop in Washington, D.C. im Mai 2026, des Erstdurchgangs des GKV-Beitragssatzstabilisierungsgesetzes in der 1065. Bundesratssitzung am 8. Mai 2026 mit 79 Tagesordnungspunkten (Kabinettsbeschluss 29. April 2026, parlamentarische Behandlung vor der Sommerpause 2026 angekündigt), der laufenden Trilog-Verhandlungen zum Digital Omnibus on AI (zweite Runde 28. April 2026 ohne Einigung; nächste Runde 13. Mai 2026 — Knackpunkt ist nicht die Verschiebung der Hochrisiko-Pflichten, sondern die Konformitätsbewertungs-Architektur für Anhang I; die zypriotische Ratspräsidentschaft strebt einen Abschluss vor Ablauf ihrer Amtszeit am 30. Juni 2026 an, andernfalls übernimmt die irische Präsidentschaft), der am 5. Mai 2026 erfolgten Arraignment-Verhandlung im Altman-Verfahren mit „nicht schuldig"-Plädoyer und angeordneter psychiatrischer Begutachtung, des am 7. Mai 2026 versandten individuellen Microsoft-Buyout-Angebots (Annahmefrist 8. Juni 2026, VRSAR-Unterzeichnung 9.–22. Juni 2026, bis zu fünfjährige Krankenversicherungs-Verlängerung), des am 1. Mai 2026 vom Connecticut-Repräsentantenhaus mit 131 zu 17 Stimmen verabschiedeten </w:t>
+        <w:t xml:space="preserve"> Dieses Arbeitspapier gibt den Stand Anfang Juni 2026 (Schnitt am 10. Juni 2026 — Lauf 001 vom 10. Juni 2026) wieder. Die Debatte entwickelt sich dynamisch, insbesondere im Zuge der OpenAI-Strategiepapiere und der Eröffnung des OpenAI Workshop in Washington, D.C. im Mai 2026, des Erstdurchgangs des GKV-Beitragssatzstabilisierungsgesetzes in der 1065. Bundesratssitzung am 8. Mai 2026 mit 79 Tagesordnungspunkten (Kabinettsbeschluss 29. April 2026, parlamentarische Behandlung vor der Sommerpause 2026 angekündigt), der laufenden Trilog-Verhandlungen zum Digital Omnibus on AI (zweite Runde 28. April 2026 ohne Einigung; nächste Runde 13. Mai 2026 — Knackpunkt ist nicht die Verschiebung der Hochrisiko-Pflichten, sondern die Konformitätsbewertungs-Architektur für Anhang I; die zypriotische Ratspräsidentschaft strebt einen Abschluss vor Ablauf ihrer Amtszeit am 30. Juni 2026 an, andernfalls übernimmt die irische Präsidentschaft), der am 5. Mai 2026 erfolgten Arraignment-Verhandlung im Altman-Verfahren mit „nicht schuldig"-Plädoyer und angeordneter psychiatrischer Begutachtung, des am 7. Mai 2026 versandten individuellen Microsoft-Buyout-Angebots (Annahmefrist 8. Juni 2026, VRSAR-Unterzeichnung 9.–22. Juni 2026, bis zu fünfjährige Krankenversicherungs-Verlängerung), des am 1. Mai 2026 vom Connecticut-Repräsentantenhaus mit 131 zu 17 Stimmen verabschiedeten und am 2. Juni 2026 von Gouverneur Lamont als </w:t>
       </w:r>
       <w:r>
         <w:rPr>
@@ -10575,16 +11051,16 @@
           <w:i/>
           <w:sz w:val="19"/>
         </w:rPr>
-        <w:t>SB 5 — Connecticut Artificial Intelligence Responsibility and Transparency Act</w:t>
-      </w:r>
-      <w:r>
-        <w:rPr>
-          <w:rFonts w:ascii="Arial" w:hAnsi="Arial"/>
-          <w:b w:val="0"/>
-          <w:i w:val="0"/>
-          <w:sz w:val="19"/>
-        </w:rPr>
-        <w:t xml:space="preserve"> mit angekündigter Unterzeichnung durch Gouverneur Lamont und gestaffelten Geltungsdaten ab 1. Oktober 2026 (Automated-Employment-Decision-Rahmen, „AI is not a defense", Frontier-Whistleblower und WARN-AI-Disclosure) und 1. Oktober 2027 (Deployer-Vorab-Information), der bis zum 6. Mai 2026 laufenden regulären Sitzungsperiode der Connecticut General Assembly (Schicksal von Raised Bill 515), der parallelen exekutiven Maine-Maßnahmen (Executive Order Nr. 5 zum Data Center Advisory Council vom 29. April 2026, LD 713 zum Subventionsausschluss vom 24. April 2026), des im Februar 2026 vorgelegten Hamilton-Project-Papiers von Acemoglu, Autor und Johnson zu </w:t>
+        <w:t>Public Act 26-15</w:t>
+      </w:r>
+      <w:r>
+        <w:rPr>
+          <w:rFonts w:ascii="Arial" w:hAnsi="Arial"/>
+          <w:b w:val="0"/>
+          <w:i w:val="0"/>
+          <w:sz w:val="19"/>
+        </w:rPr>
+        <w:t xml:space="preserve"> in Kraft gesetzten </w:t>
       </w:r>
       <w:r>
         <w:rPr>
@@ -10593,6 +11069,24 @@
           <w:i/>
           <w:sz w:val="19"/>
         </w:rPr>
+        <w:t>SB 5 — Connecticut Artificial Intelligence Responsibility and Transparency Act („CART Act")</w:t>
+      </w:r>
+      <w:r>
+        <w:rPr>
+          <w:rFonts w:ascii="Arial" w:hAnsi="Arial"/>
+          <w:b w:val="0"/>
+          <w:i w:val="0"/>
+          <w:sz w:val="19"/>
+        </w:rPr>
+        <w:t xml:space="preserve"> mit gestaffelten Geltungsdaten ab 1. Oktober 2026 (Automated-Employment-Decision-Rahmen, „AI is not a defense", Frontier-Whistleblower und WARN-AI-Disclosure) und 1. Oktober 2027 (Deployer-Vorab-Information) — Connecticut wird damit nach Colorado und Texas zum dritten US-Bundesstaat mit einem umfassenden Querschnitts­gesetz zu KI in Beschäftigung, Gesundheit, sozialen Medien und Frontier-Modellen, der bis zum 6. Mai 2026 laufenden regulären Sitzungsperiode der Connecticut General Assembly (Schicksal von Raised Bill 515), der parallelen exekutiven Maine-Maßnahmen (Executive Order Nr. 5 zum Data Center Advisory Council vom 29. April 2026, LD 713 zum Subventionsausschluss vom 24. April 2026), des im Februar 2026 vorgelegten Hamilton-Project-Papiers von Acemoglu, Autor und Johnson zu </w:t>
+      </w:r>
+      <w:r>
+        <w:rPr>
+          <w:rFonts w:ascii="Arial" w:hAnsi="Arial"/>
+          <w:b w:val="0"/>
+          <w:i/>
+          <w:sz w:val="19"/>
+        </w:rPr>
         <w:t>„Building Pro-Worker Artificial Intelligence"</w:t>
       </w:r>
       <w:r>
@@ -10782,7 +11276,97 @@
           <w:i w:val="0"/>
           <w:sz w:val="19"/>
         </w:rPr>
-        <w:t xml:space="preserve"> gegen eine KI-Steuer (syndiziert in Advisor Perspectives, RealClearPolitics, West Hawaii Today und Las Vegas Sun zwischen dem 2. und 6. Mai 2026), das Innovationsbremse, Wettbewerbsnachteil und Unmöglichkeit der Abgrenzung Verdrängung/Augmentation als Hauptargumente gegen die Sanders/OpenAI-Linie führt und stattdessen Lockerung berufsrechtlicher Lizenzschranken, Reform der Arbeitslosenversicherung, Umschulungs-Steueranreize sowie eine Ausweitung der Earned Income Tax Credit empfiehlt. Eine regelmäßige Aktualisierung ist vorgesehen.</w:t>
+        <w:t xml:space="preserve"> gegen eine KI-Steuer (syndiziert in Advisor Perspectives, RealClearPolitics, West Hawaii Today und Las Vegas Sun zwischen dem 2. und 6. Mai 2026), das Innovationsbremse, Wettbewerbsnachteil und Unmöglichkeit der Abgrenzung Verdrängung/Augmentation als Hauptargumente gegen die Sanders/OpenAI-Linie führt und stattdessen Lockerung berufsrechtlicher Lizenzschranken, Reform der Arbeitslosenversicherung, Umschulungs-Steueranreize sowie eine Ausweitung der Earned Income Tax Credit empfiehlt, der am 2. Juni 2026 von US-Senator Sanders vorgestellten Ankündigung des </w:t>
+      </w:r>
+      <w:r>
+        <w:rPr>
+          <w:rFonts w:ascii="Arial" w:hAnsi="Arial"/>
+          <w:b w:val="0"/>
+          <w:i/>
+          <w:sz w:val="19"/>
+        </w:rPr>
+        <w:t>American AI Sovereign Wealth Fund Act</w:t>
+      </w:r>
+      <w:r>
+        <w:rPr>
+          <w:rFonts w:ascii="Arial" w:hAnsi="Arial"/>
+          <w:b w:val="0"/>
+          <w:i w:val="0"/>
+          <w:sz w:val="19"/>
+        </w:rPr>
+        <w:t xml:space="preserve"> (einmalige, in Aktien zu entrichtende 50-prozentige Vermögensabgabe auf die größten KI-Unternehmen, darunter OpenAI, Anthropic und xAI; öffentlicher Fonds mit Stimmrechten, Aufsichtsratssitzen und direkter Bürgerdividende; Bill-Text „in den kommenden Wochen") als erster US-bundesweiter Gesetzgebungsvorschlag, der das norwegische Staatsfonds-Modell auf KI-Unternehmen überträgt, des am 4. Juni 2026 von </w:t>
+      </w:r>
+      <w:r>
+        <w:rPr>
+          <w:rFonts w:ascii="Arial" w:hAnsi="Arial"/>
+          <w:b w:val="0"/>
+          <w:i/>
+          <w:sz w:val="19"/>
+        </w:rPr>
+        <w:t>Challenger, Gray &amp; Christmas</w:t>
+      </w:r>
+      <w:r>
+        <w:rPr>
+          <w:rFonts w:ascii="Arial" w:hAnsi="Arial"/>
+          <w:b w:val="0"/>
+          <w:i w:val="0"/>
+          <w:sz w:val="19"/>
+        </w:rPr>
+        <w:t xml:space="preserve"> veröffentlichten </w:t>
+      </w:r>
+      <w:r>
+        <w:rPr>
+          <w:rFonts w:ascii="Arial" w:hAnsi="Arial"/>
+          <w:b w:val="0"/>
+          <w:i/>
+          <w:sz w:val="19"/>
+        </w:rPr>
+        <w:t>Mai-2026-Job-Cuts-Reports</w:t>
+      </w:r>
+      <w:r>
+        <w:rPr>
+          <w:rFonts w:ascii="Arial" w:hAnsi="Arial"/>
+          <w:b w:val="0"/>
+          <w:i w:val="0"/>
+          <w:sz w:val="19"/>
+        </w:rPr>
+        <w:t xml:space="preserve"> (US-Streichungen 97.006 mit +16 % gegenüber April und höchstem Mai-Wert seit 2020; KI-bezogene Streichungen 38.804 — 40 % der Monatsmenge und erstmals führender Einzelgrund, von 7 % im Januar, 25 % im März und 26 % im April; Tech 38.242 mit höchstem Monatswert seit August 2024; YTD KI-bezogen 87.714 mit rund 22 % aller 2026-Pläne, Überschreitung des Vorjahres-Gesamtwerts von 54.836 nach fünf Monaten), der Tagesfortschreibung der Tech-Layoff-Tracker zum 10. Juni 2026 (TrueUp 247 Layoff-Meldungen mit 183.966 betroffenen Beschäftigten, rund 1.143 Personen pro Tag), der Deutsche-Bank-Auswertung zum </w:t>
+      </w:r>
+      <w:r>
+        <w:rPr>
+          <w:rFonts w:ascii="Arial" w:hAnsi="Arial"/>
+          <w:b w:val="0"/>
+          <w:i/>
+          <w:sz w:val="19"/>
+        </w:rPr>
+        <w:t>AI redundancy washing</w:t>
+      </w:r>
+      <w:r>
+        <w:rPr>
+          <w:rFonts w:ascii="Arial" w:hAnsi="Arial"/>
+          <w:b w:val="0"/>
+          <w:i w:val="0"/>
+          <w:sz w:val="19"/>
+        </w:rPr>
+        <w:t xml:space="preserve"> (rhetorische KI-Begründung in Layoff-Kommunikation auch dort, wo der direkte Automatisierungspfad nicht belegt ist — mit Implikationen für die in § 9.1 referierten Mess- und Zurechnungsprobleme) sowie der für die 11. und 12. Juni 2026 angesetzten Bundestags-Befassung mit der KI-Verordnung (Umsetzungsgesetz, Wahlwoche 24) und der für die 1066. Bundesratssitzung am 12. Juni 2026 vorgesehenen Weiterbefassung des </w:t>
+      </w:r>
+      <w:r>
+        <w:rPr>
+          <w:rFonts w:ascii="Arial" w:hAnsi="Arial"/>
+          <w:b w:val="0"/>
+          <w:i/>
+          <w:sz w:val="19"/>
+        </w:rPr>
+        <w:t>GKV-Beitragssatzstabilisierungsgesetzes</w:t>
+      </w:r>
+      <w:r>
+        <w:rPr>
+          <w:rFonts w:ascii="Arial" w:hAnsi="Arial"/>
+          <w:b w:val="0"/>
+          <w:i w:val="0"/>
+          <w:sz w:val="19"/>
+        </w:rPr>
+        <w:t>. Eine regelmäßige Aktualisierung ist vorgesehen.</w:t>
       </w:r>
     </w:p>
     <w:p>
@@ -10862,7 +11446,7 @@
         <w:color w:val="999999"/>
         <w:sz w:val="15"/>
       </w:rPr>
-      <w:t>Version 22.0 — Mai 2026 — CC BY 4.0</w:t>
+      <w:t>Version 23.0 — Mai 2026 — CC BY 4.0</w:t>
       <w:tab/>
       <w:t xml:space="preserve">Seite </w:t>
     </w:r>

--- a/KI-Ökonomie.docx
+++ b/KI-Ökonomie.docx
@@ -112,7 +112,7 @@
           <w:color w:val="666666"/>
           <w:sz w:val="18"/>
         </w:rPr>
-        <w:t>Version 22.0</w:t>
+        <w:t>Version 23.0</w:t>
       </w:r>
     </w:p>
     <w:p>
@@ -472,7 +472,151 @@
           <w:i w:val="0"/>
           <w:sz w:val="19"/>
         </w:rPr>
-        <w:t xml:space="preserve"> am 1. Mai 2026 vorgelegt: Die Tech-Streichungen bei Amazon, Meta und Microsoft seien nicht ausschließlich KI-getrieben, sondern speisten sich auch aus Austerity-Logiken (Kompensation der hohen KI-Investitionsausgaben), aus Korrekturen der pandemiebedingten Überbeschäftigung und aus Routine-Restrukturierungen; eine monokausale Zuschreibung verzerre damit die fiskalpolitischen Schlussfolgerungen. Für die Steuerdebatte ist diese Differenzierung relevant, weil sie die Anknüpfung von Steuern an „nachgewiesene KI-Verdrängung" (vgl. Typ 5 nach § 2.1, § 9.1) zusätzlich erschwert: Die Kausalattribution zwischen Stellenabbau, KI-Einführung und ausgabenseitiger Konsolidierung ist auch im sichtbarsten Marktsegment empirisch nicht trennscharf. Andererseits steht die Finanzierung der sozialen Sicherungssysteme — insbesondere der paritätisch über Löhne finanzierten Zweige Kranken-, Pflege-, Renten- und Arbeitslosenversicherung — vor strukturellen Herausforderungen durch den demografischen Wandel.</w:t>
+        <w:t xml:space="preserve"> am 1. Mai 2026 vorgelegt: Die Tech-Streichungen bei Amazon, Meta und Microsoft seien nicht ausschließlich KI-getrieben, sondern speisten sich auch aus Austerity-Logiken (Kompensation der hohen KI-Investitionsausgaben), aus Korrekturen der pandemiebedingten Überbeschäftigung und aus Routine-Restrukturierungen; eine monokausale Zuschreibung verzerre damit die fiskalpolitischen Schlussfolgerungen. Für die Steuerdebatte ist diese Differenzierung relevant, weil sie die Anknüpfung von Steuern an „nachgewiesene KI-Verdrängung" (vgl. Typ 5 nach § 2.1, § 9.1) zusätzlich erschwert: Die Kausalattribution zwischen Stellenabbau, KI-Einführung und ausgabenseitiger Konsolidierung ist auch im sichtbarsten Marktsegment empirisch nicht trennscharf. Andererseits steht die Finanzierung der sozialen Sicherungssysteme — insbesondere der paritätisch über Löhne finanzierten Zweige Kranken-, Pflege-, Renten- und Arbeitslosenversicherung — vor strukturellen Herausforderungen durch den demografischen Wandel. Eine Aktualisierung dieser Linie liefert der </w:t>
+      </w:r>
+      <w:r>
+        <w:rPr>
+          <w:rFonts w:ascii="Arial" w:hAnsi="Arial"/>
+          <w:b w:val="0"/>
+          <w:i/>
+          <w:sz w:val="19"/>
+        </w:rPr>
+        <w:t>May-2026-Job-Cuts-Report</w:t>
+      </w:r>
+      <w:r>
+        <w:rPr>
+          <w:rFonts w:ascii="Arial" w:hAnsi="Arial"/>
+          <w:b w:val="0"/>
+          <w:i w:val="0"/>
+          <w:sz w:val="19"/>
+        </w:rPr>
+        <w:t xml:space="preserve"> von </w:t>
+      </w:r>
+      <w:r>
+        <w:rPr>
+          <w:rFonts w:ascii="Arial" w:hAnsi="Arial"/>
+          <w:b w:val="0"/>
+          <w:i/>
+          <w:sz w:val="19"/>
+        </w:rPr>
+        <w:t>Challenger, Gray &amp; Christmas</w:t>
+      </w:r>
+      <w:r>
+        <w:rPr>
+          <w:rFonts w:ascii="Arial" w:hAnsi="Arial"/>
+          <w:b w:val="0"/>
+          <w:i w:val="0"/>
+          <w:sz w:val="19"/>
+        </w:rPr>
+        <w:t xml:space="preserve"> (veröffentlicht am 4. Juni 2026): Die US-weiten Stellenstreichungen sind im Mai 2026 auf 97.006 angestiegen — der höchste Mai-Wert seit 2020 und der dritte Anstiegsmonat in Folge (+16 % gegenüber April 2026); KI ist zum dritten Mal in Folge der am häufigsten genannte Einzelgrund mit 38.579 explizit KI-bezogenen Streichungen — entsprechend 40 % aller Monatsstreichungen und der höchste Einzel-Monatswert, seitdem </w:t>
+      </w:r>
+      <w:r>
+        <w:rPr>
+          <w:rFonts w:ascii="Arial" w:hAnsi="Arial"/>
+          <w:b w:val="0"/>
+          <w:i/>
+          <w:sz w:val="19"/>
+        </w:rPr>
+        <w:t>Challenger</w:t>
+      </w:r>
+      <w:r>
+        <w:rPr>
+          <w:rFonts w:ascii="Arial" w:hAnsi="Arial"/>
+          <w:b w:val="0"/>
+          <w:i w:val="0"/>
+          <w:sz w:val="19"/>
+        </w:rPr>
+        <w:t xml:space="preserve"> den KI-Grund 2023 in die Erhebung aufgenommen hat (von 7 % im Januar über 25 % im März und 26 % im April auf 40 % im Mai 2026). Im laufenden Jahr 2026 sind damit nach Challenger-Methodik bereits 87.714 Streichungen KI-bezogen — 22 % aller US-Streichungen, was den Vorjahreswert von 54.836 für das gesamte Jahr 2025 bereits zur Jahreshälfte übertrifft; die Tech-Branche steuerte im Mai 38.242 Streichungen bei — der höchste Monatswert seit August 2024 — und liegt im laufenden Jahr bei 123.653 Streichungen (+66 % gegenüber Vorjahresvergleich). Parallel hebt der TrueUp-Tagestracker per Anfang Juni 2026 die kumulierte Tech-Reduktion auf rund 150.096 betroffene Personen aus 368 Layoff-Meldungen (rund 950 Stellen pro Tag); zwischen Mitte Mai und Anfang Juni 2026 wurden Streichungen ≥ 1.000 Stellen mit KI-Bezug bei </w:t>
+      </w:r>
+      <w:r>
+        <w:rPr>
+          <w:rFonts w:ascii="Arial" w:hAnsi="Arial"/>
+          <w:b w:val="0"/>
+          <w:i/>
+          <w:sz w:val="19"/>
+        </w:rPr>
+        <w:t>Amdocs</w:t>
+      </w:r>
+      <w:r>
+        <w:rPr>
+          <w:rFonts w:ascii="Arial" w:hAnsi="Arial"/>
+          <w:b w:val="0"/>
+          <w:i w:val="0"/>
+          <w:sz w:val="19"/>
+        </w:rPr>
+        <w:t xml:space="preserve"> (rund 2.900 Stellen, primär in Israel, im Rahmen einer laufenden Reorganisation), </w:t>
+      </w:r>
+      <w:r>
+        <w:rPr>
+          <w:rFonts w:ascii="Arial" w:hAnsi="Arial"/>
+          <w:b w:val="0"/>
+          <w:i/>
+          <w:sz w:val="19"/>
+        </w:rPr>
+        <w:t>Wix</w:t>
+      </w:r>
+      <w:r>
+        <w:rPr>
+          <w:rFonts w:ascii="Arial" w:hAnsi="Arial"/>
+          <w:b w:val="0"/>
+          <w:i w:val="0"/>
+          <w:sz w:val="19"/>
+        </w:rPr>
+        <w:t xml:space="preserve"> (rund 1.000 Stellen, nach Unternehmensangaben die größte Welle in der Unternehmensgeschichte) und </w:t>
+      </w:r>
+      <w:r>
+        <w:rPr>
+          <w:rFonts w:ascii="Arial" w:hAnsi="Arial"/>
+          <w:b w:val="0"/>
+          <w:i/>
+          <w:sz w:val="19"/>
+        </w:rPr>
+        <w:t>Snap</w:t>
+      </w:r>
+      <w:r>
+        <w:rPr>
+          <w:rFonts w:ascii="Arial" w:hAnsi="Arial"/>
+          <w:b w:val="0"/>
+          <w:i w:val="0"/>
+          <w:sz w:val="19"/>
+        </w:rPr>
+        <w:t xml:space="preserve"> (rund 1.000 Stellen; CEO Evan Spiegel verwies ausdrücklich darauf, dass KI „repetitive Arbeit" reduziere) angekündigt; die TrueUp-Projektion für das Gesamtjahr 2026 liegt bei rund 370.000 Tech-Streichungen. Die Abfolge — Cloudflare 7. Mai (§ 4.5, Sub-föderale Parallele Connecticut, vgl. Hinweis am Dokumentende), Challenger April 1. Mai, Challenger Mai 4. Juni — stützt die in der </w:t>
+      </w:r>
+      <w:r>
+        <w:rPr>
+          <w:rFonts w:ascii="Arial" w:hAnsi="Arial"/>
+          <w:b w:val="0"/>
+          <w:i/>
+          <w:sz w:val="19"/>
+        </w:rPr>
+        <w:t>Washington-Post</w:t>
+      </w:r>
+      <w:r>
+        <w:rPr>
+          <w:rFonts w:ascii="Arial" w:hAnsi="Arial"/>
+          <w:b w:val="0"/>
+          <w:i w:val="0"/>
+          <w:sz w:val="19"/>
+        </w:rPr>
+        <w:t xml:space="preserve">-Differenzierung vom 1. Mai 2026 genannte Mehrkanalerklärung (KI-Verdrängung, Austerity-Logik, Pandemie-Korrekturen, Routine-Restrukturierung), zeigt aber zugleich, dass der KI-Anteil im </w:t>
+      </w:r>
+      <w:r>
+        <w:rPr>
+          <w:rFonts w:ascii="Arial" w:hAnsi="Arial"/>
+          <w:b w:val="0"/>
+          <w:i/>
+          <w:sz w:val="19"/>
+        </w:rPr>
+        <w:t>Challenger</w:t>
+      </w:r>
+      <w:r>
+        <w:rPr>
+          <w:rFonts w:ascii="Arial" w:hAnsi="Arial"/>
+          <w:b w:val="0"/>
+          <w:i w:val="0"/>
+          <w:sz w:val="19"/>
+        </w:rPr>
+        <w:t>-Berichtsraster monatlich an Trennschärfe gewinnt — bei strukturell weiter ungelöster Einzelfall-Kausalität (§ 9.1).</w:t>
       </w:r>
     </w:p>
     <w:p>
@@ -2278,6 +2422,201 @@
           <w:i w:val="0"/>
           <w:sz w:val="19"/>
         </w:rPr>
+        <w:t>Sanders American A.I. Sovereign Wealth Fund Act und US-„Public-Equity"-Wende (1.–6. Juni 2026):</w:t>
+      </w:r>
+      <w:r>
+        <w:rPr>
+          <w:rFonts w:ascii="Arial" w:hAnsi="Arial"/>
+          <w:b w:val="0"/>
+          <w:i w:val="0"/>
+          <w:sz w:val="19"/>
+        </w:rPr>
+        <w:t xml:space="preserve"> Acht Monate nach dem Sanders-Report von Oktober 2025 und zwei Monate nach dem OpenAI-Strategiepapier hat Bernie Sanders die fiskalische Komponente seiner Linie konkretisiert. Am 1. Juni 2026 hat er parallel zu einem Namensbeitrag in der </w:t>
+      </w:r>
+      <w:r>
+        <w:rPr>
+          <w:rFonts w:ascii="Arial" w:hAnsi="Arial"/>
+          <w:b w:val="0"/>
+          <w:i/>
+          <w:sz w:val="19"/>
+        </w:rPr>
+        <w:t>New York Times</w:t>
+      </w:r>
+      <w:r>
+        <w:rPr>
+          <w:rFonts w:ascii="Arial" w:hAnsi="Arial"/>
+          <w:b w:val="0"/>
+          <w:i w:val="0"/>
+          <w:sz w:val="19"/>
+        </w:rPr>
+        <w:t xml:space="preserve"> („The Public Should Own Half of the Big A.I. Companies") den </w:t>
+      </w:r>
+      <w:r>
+        <w:rPr>
+          <w:rFonts w:ascii="Arial" w:hAnsi="Arial"/>
+          <w:b w:val="0"/>
+          <w:i/>
+          <w:sz w:val="19"/>
+        </w:rPr>
+        <w:t>American A.I. Sovereign Wealth Fund Act</w:t>
+      </w:r>
+      <w:r>
+        <w:rPr>
+          <w:rFonts w:ascii="Arial" w:hAnsi="Arial"/>
+          <w:b w:val="0"/>
+          <w:i w:val="0"/>
+          <w:sz w:val="19"/>
+        </w:rPr>
+        <w:t xml:space="preserve"> in den Senat eingebracht. Der Entwurf sähe nach übereinstimmender Berichterstattung eine einmalige Steuer in Höhe von 50 % der Aktien — ausdrücklich nicht der Gewinne — bei den führenden US-KI-Unternehmen vor, namentlich OpenAI, Anthropic und xAI; die Beteiligungen würden in einen bundesverwalteten Staatsfonds eingebracht, dessen Erträge zunächst als Universaldividende an alle US-Bürgerinnen und -Bürger ausgekehrt und später für Gesundheitsversorgung, Bildung und Wohnen zweckgebunden werden sollen. Der Bund erhielte zudem Stimmrechte und eine paritätische Aufsichtsratsvertretung, um Geschäftsentscheidungen blockieren zu können, die er als gemeinwohlschädlich einstuft. Sanders begründet den Entwurf damit, dass KI „auf unserer kollektiven Intelligenz aufgebaut" sei (Bücher, Musik, Kunst, Journalismus, Code, wissenschaftliche Forschung) — wenn aus einer öffentlichen Ressource Wohlstand entstehe, müsse die Öffentlichkeit daran teilhaben. Die Annahmechancen im republikanisch geführten 119. Kongress gelten weiterhin als gering (Senator Lindsey Graham bezeichnete den Vorstoß gegenüber dem </w:t>
+      </w:r>
+      <w:r>
+        <w:rPr>
+          <w:rFonts w:ascii="Arial" w:hAnsi="Arial"/>
+          <w:b w:val="0"/>
+          <w:i/>
+          <w:sz w:val="19"/>
+        </w:rPr>
+        <w:t>Washington Examiner</w:t>
+      </w:r>
+      <w:r>
+        <w:rPr>
+          <w:rFonts w:ascii="Arial" w:hAnsi="Arial"/>
+          <w:b w:val="0"/>
+          <w:i w:val="0"/>
+          <w:sz w:val="19"/>
+        </w:rPr>
+        <w:t xml:space="preserve"> als „dead on arrival"; Senatorin Elizabeth Warren kündigte eine Prüfung an, Senator Josh Hawley signalisierte Gesprächsbereitschaft).</w:t>
+      </w:r>
+    </w:p>
+    <w:p>
+      <w:pPr>
+        <w:jc w:val="both"/>
+      </w:pPr>
+      <w:r>
+        <w:rPr>
+          <w:rFonts w:ascii="Arial" w:hAnsi="Arial"/>
+          <w:b w:val="0"/>
+          <w:i w:val="0"/>
+          <w:sz w:val="19"/>
+        </w:rPr>
+        <w:t xml:space="preserve">Bemerkenswert ist, dass der Vorstoß zeitgleich auf zwei flankierende Bewegungen trifft. Erstens hat Präsident Trump am 2. Juni 2026 die Exekutivanordnung </w:t>
+      </w:r>
+      <w:r>
+        <w:rPr>
+          <w:rFonts w:ascii="Arial" w:hAnsi="Arial"/>
+          <w:b w:val="0"/>
+          <w:i/>
+          <w:sz w:val="19"/>
+        </w:rPr>
+        <w:t>„Promoting Advanced Artificial Intelligence Innovation and Security"</w:t>
+      </w:r>
+      <w:r>
+        <w:rPr>
+          <w:rFonts w:ascii="Arial" w:hAnsi="Arial"/>
+          <w:b w:val="0"/>
+          <w:i w:val="0"/>
+          <w:sz w:val="19"/>
+        </w:rPr>
+        <w:t xml:space="preserve"> unterzeichnet; sie etabliert ein </w:t>
+      </w:r>
+      <w:r>
+        <w:rPr>
+          <w:rFonts w:ascii="Arial" w:hAnsi="Arial"/>
+          <w:b w:val="0"/>
+          <w:i/>
+          <w:sz w:val="19"/>
+        </w:rPr>
+        <w:t>AI Cybersecurity Clearinghouse</w:t>
+      </w:r>
+      <w:r>
+        <w:rPr>
+          <w:rFonts w:ascii="Arial" w:hAnsi="Arial"/>
+          <w:b w:val="0"/>
+          <w:i w:val="0"/>
+          <w:sz w:val="19"/>
+        </w:rPr>
+        <w:t xml:space="preserve">, das in freiwilliger Koordination mit Branche und Betreibern kritischer Infrastruktur Software-Schwachstellen identifizieren und beheben soll, und schließt zugleich ausdrücklich aus, dass die Order „mandatory governmental licensing, pre-clearance, or permitting requirement for the development, publication, release or distribution of AI models" schaffe; flankierend werden Bundesbehörden mit der Entwicklung eines Benchmark-Rahmens für „advanced cyber capabilities" beauftragt, auf dessen Basis Anbieter freiwillig „covered frontier models" vor Markteinführung der Bundesregierung zur Voraberprüfung zur Verfügung stellen können (in der CNBC-Berichterstattung mit einer Vorlaufzeit von bis zu 30 Tagen wiedergegeben; der White-House-Fact-Sheet adressiert die konkrete Frist nicht). Eine fiskalische oder beteiligungspolitische Komponente ist nicht Teil der Order. Zweitens berichtet </w:t>
+      </w:r>
+      <w:r>
+        <w:rPr>
+          <w:rFonts w:ascii="Arial" w:hAnsi="Arial"/>
+          <w:b w:val="0"/>
+          <w:i/>
+          <w:sz w:val="19"/>
+        </w:rPr>
+        <w:t>CNBC</w:t>
+      </w:r>
+      <w:r>
+        <w:rPr>
+          <w:rFonts w:ascii="Arial" w:hAnsi="Arial"/>
+          <w:b w:val="0"/>
+          <w:i w:val="0"/>
+          <w:sz w:val="19"/>
+        </w:rPr>
+        <w:t xml:space="preserve"> am 5. Juni 2026 unter Bezug auf zwei mit den Gesprächen vertraute Quellen, dass die Trump-Administration parallel mit OpenAI Gespräche über einen </w:t>
+      </w:r>
+      <w:r>
+        <w:rPr>
+          <w:rFonts w:ascii="Arial" w:hAnsi="Arial"/>
+          <w:b w:val="0"/>
+          <w:i/>
+          <w:sz w:val="19"/>
+        </w:rPr>
+        <w:t>staatlichen Eigenkapital-Anteil</w:t>
+      </w:r>
+      <w:r>
+        <w:rPr>
+          <w:rFonts w:ascii="Arial" w:hAnsi="Arial"/>
+          <w:b w:val="0"/>
+          <w:i w:val="0"/>
+          <w:sz w:val="19"/>
+        </w:rPr>
+        <w:t xml:space="preserve"> an dem Unternehmen aufgenommen habe — als Beitrag des Unternehmens zu einer Variante des im OpenAI-Strategiepapier vom April 2026 vorgeschlagenen „Public Wealth Fund" und damit als kooperatives Pendant zum kompetitiven Sanders-Entwurf; Trump formulierte dazu öffentlich, es seien „Konzepte denkbar, bei denen Anteile der amerikanischen Öffentlichkeit übergeben werden, sodass die Öffentlichkeit im Grunde Partner wird". Anthropic hat eigene Verhandlungen mit der Administration zu einer Beteiligung nach übereinstimmender Berichterstattung ausgeschlossen, konkrete Konditionen sind nicht beschlossen. In einer einstündigen Begegnung im Senatsbüro hat Sam Altman gegenüber Sanders Anfang Juni 2026 das </w:t>
+      </w:r>
+      <w:r>
+        <w:rPr>
+          <w:rFonts w:ascii="Arial" w:hAnsi="Arial"/>
+          <w:b w:val="0"/>
+          <w:i/>
+          <w:sz w:val="19"/>
+        </w:rPr>
+        <w:t>Konzept</w:t>
+      </w:r>
+      <w:r>
+        <w:rPr>
+          <w:rFonts w:ascii="Arial" w:hAnsi="Arial"/>
+          <w:b w:val="0"/>
+          <w:i w:val="0"/>
+          <w:sz w:val="19"/>
+        </w:rPr>
+        <w:t xml:space="preserve"> einer öffentlichen Beteiligung an KI-Unternehmen grundsätzlich unterstützt, die 50-%-Schwelle aber abgelehnt; Sanders' Büro bestätigte, dass eine Einigung in der zentralen Frage des Stimmrechtsumfangs in dieser Begegnung nicht erzielt worden sei (Fortune, 6. Juni 2026; Washington Times, 6. Juni 2026).</w:t>
+      </w:r>
+    </w:p>
+    <w:p>
+      <w:pPr>
+        <w:jc w:val="both"/>
+      </w:pPr>
+      <w:r>
+        <w:rPr>
+          <w:rFonts w:ascii="Arial" w:hAnsi="Arial"/>
+          <w:b w:val="0"/>
+          <w:i w:val="0"/>
+          <w:sz w:val="19"/>
+        </w:rPr>
+        <w:t>Für die hier geführte Steuerdebatte ist diese „Public-Equity"-Wende der ersten Juni-Hälfte 2026 in zweifacher Hinsicht relevant. Erstens überführt der Sanders-Entwurf den in § 5.4 skizzierten Staatsfondsgedanken in einen konkreten US-bundesgesetzlichen Mechanismus — der allerdings nicht über laufende Steuern auf KI-Wertschöpfung, sondern über eine einmalige Vermögensabgabe in Form von Eigenkapital finanziert wäre; das wäre ein qualitativ anderer fiskalischer Pfad als die in § 5.1 (Wertschöpfungsabgabe) und in der OpenAI-Linie („Steuern auf automatisierte Arbeit") diskutierten laufenden Mechanismen, der sich näher an klassische Substanz- bzw. Konfiskationssteuern als an die bestehende Robotersteuer-Typologie (§ 2.1) anlehnt. Zweitens zeigt die parallele Trump-OpenAI-Spur, dass eine Eigenkapital-Beteiligung des Staates an einzelnen Frontier-Anbietern in den USA mittlerweile sowohl von der progressiven Linken (kompetitiv, mit Steuerinstrument) als auch von der Administration (kooperativ, über eine Aktienspende des Unternehmens an einen Sovereign Wealth Fund) als Politikoption gehandelt wird — eine Verschiebung, die für die deutsche und europäische Debatte (§ 8.3) bemerkenswert ist, weil sie das Vokabular „öffentliche Beteiligung an KI-Wertschöpfung" aus dem ausschließlich linken Diskursraum in den breiteren US-bipartisanen Diskurs verlagert, ohne dass die laufende Besteuerungsfrage damit gelöst wäre.</w:t>
+      </w:r>
+    </w:p>
+    <w:p>
+      <w:pPr>
+        <w:jc w:val="both"/>
+      </w:pPr>
+      <w:r>
+        <w:rPr>
+          <w:rFonts w:ascii="Arial" w:hAnsi="Arial"/>
+          <w:b/>
+          <w:i w:val="0"/>
+          <w:sz w:val="19"/>
+        </w:rPr>
         <w:t>Sub-föderale Parallele — Maine (April 2026):</w:t>
       </w:r>
       <w:r>
@@ -3733,6 +4072,38 @@
           <w:sz w:val="19"/>
         </w:rPr>
         <w:t>Praktisch erfordert dies entweder eine Pflichtbeteiligung des Staates an KI-Unternehmen (politisch hoch problematisch) oder eine zweckgebundene Steuer auf Kapitalerträge und Unternehmensgewinne, deren Aufkommen in einen solchen Fonds fließt.</w:t>
+      </w:r>
+    </w:p>
+    <w:p>
+      <w:pPr>
+        <w:jc w:val="both"/>
+      </w:pPr>
+      <w:r>
+        <w:rPr>
+          <w:rFonts w:ascii="Arial" w:hAnsi="Arial"/>
+          <w:b w:val="0"/>
+          <w:i w:val="0"/>
+          <w:sz w:val="19"/>
+        </w:rPr>
+        <w:t xml:space="preserve">Mit dem </w:t>
+      </w:r>
+      <w:r>
+        <w:rPr>
+          <w:rFonts w:ascii="Arial" w:hAnsi="Arial"/>
+          <w:b w:val="0"/>
+          <w:i/>
+          <w:sz w:val="19"/>
+        </w:rPr>
+        <w:t>American A.I. Sovereign Wealth Fund Act</w:t>
+      </w:r>
+      <w:r>
+        <w:rPr>
+          <w:rFonts w:ascii="Arial" w:hAnsi="Arial"/>
+          <w:b w:val="0"/>
+          <w:i w:val="0"/>
+          <w:sz w:val="19"/>
+        </w:rPr>
+        <w:t xml:space="preserve"> (Sanders, 1. Juni 2026) liegt seit Anfang Juni 2026 erstmals ein US-bundesgesetzlicher Entwurf vor, der die erste Variante — staatliche Beteiligung — über eine einmalige 50-%-Aktien-Steuer auf führende US-KI-Unternehmen finanzieren würde; ausführliche Darstellung und Einordnung in § 4.5 („Sanders American A.I. Sovereign Wealth Fund Act und US-,Public-Equity'-Wende"). Die parallele Trump-OpenAI-Gesprächsspur über eine kooperativ vereinbarte Aktienspende in einen Sovereign Wealth Fund zeigt, dass der Pfad inzwischen auch jenseits der progressiven Linken diskutiert wird (ebenfalls § 4.5).</w:t>
       </w:r>
     </w:p>
     <w:p>
@@ -8956,6 +9327,156 @@
           <w:i w:val="0"/>
           <w:sz w:val="19"/>
         </w:rPr>
+        <w:t xml:space="preserve">Sanders, B. (1. Juni 2026). </w:t>
+      </w:r>
+      <w:r>
+        <w:rPr>
+          <w:rFonts w:ascii="Arial" w:hAnsi="Arial"/>
+          <w:b w:val="0"/>
+          <w:i/>
+          <w:sz w:val="19"/>
+        </w:rPr>
+        <w:t>The Public Should Own Half of the Big A.I. Companies.</w:t>
+      </w:r>
+      <w:r>
+        <w:rPr>
+          <w:rFonts w:ascii="Arial" w:hAnsi="Arial"/>
+          <w:b w:val="0"/>
+          <w:i w:val="0"/>
+          <w:sz w:val="19"/>
+        </w:rPr>
+        <w:t xml:space="preserve"> Namensbeitrag in der </w:t>
+      </w:r>
+      <w:r>
+        <w:rPr>
+          <w:rFonts w:ascii="Arial" w:hAnsi="Arial"/>
+          <w:b w:val="0"/>
+          <w:i/>
+          <w:sz w:val="19"/>
+        </w:rPr>
+        <w:t>New York Times</w:t>
+      </w:r>
+      <w:r>
+        <w:rPr>
+          <w:rFonts w:ascii="Arial" w:hAnsi="Arial"/>
+          <w:b w:val="0"/>
+          <w:i w:val="0"/>
+          <w:sz w:val="19"/>
+        </w:rPr>
+        <w:t xml:space="preserve"> zur Einbringung des </w:t>
+      </w:r>
+      <w:r>
+        <w:rPr>
+          <w:rFonts w:ascii="Arial" w:hAnsi="Arial"/>
+          <w:b w:val="0"/>
+          <w:i/>
+          <w:sz w:val="19"/>
+        </w:rPr>
+        <w:t>American A.I. Sovereign Wealth Fund Act</w:t>
+      </w:r>
+      <w:r>
+        <w:rPr>
+          <w:rFonts w:ascii="Arial" w:hAnsi="Arial"/>
+          <w:b w:val="0"/>
+          <w:i w:val="0"/>
+          <w:sz w:val="19"/>
+        </w:rPr>
+        <w:t xml:space="preserve"> im US-Senat; Beschreibung der einmaligen 50-%-Aktien-Steuer auf OpenAI, Anthropic und xAI, Universaldividende und Aufsichtsratsrechte. https://www.sanders.senate.gov/op-eds/the-public-should-own-half-of-the-big-a-i-companies/</w:t>
+      </w:r>
+    </w:p>
+    <w:p>
+      <w:pPr>
+        <w:jc w:val="both"/>
+      </w:pPr>
+      <w:r>
+        <w:rPr>
+          <w:rFonts w:ascii="Arial" w:hAnsi="Arial"/>
+          <w:b w:val="0"/>
+          <w:i w:val="0"/>
+          <w:sz w:val="19"/>
+        </w:rPr>
+        <w:t xml:space="preserve">US Senate, 119th Congress. (1. Juni 2026). </w:t>
+      </w:r>
+      <w:r>
+        <w:rPr>
+          <w:rFonts w:ascii="Arial" w:hAnsi="Arial"/>
+          <w:b w:val="0"/>
+          <w:i/>
+          <w:sz w:val="19"/>
+        </w:rPr>
+        <w:t>American A.I. Sovereign Wealth Fund Act</w:t>
+      </w:r>
+      <w:r>
+        <w:rPr>
+          <w:rFonts w:ascii="Arial" w:hAnsi="Arial"/>
+          <w:b w:val="0"/>
+          <w:i w:val="0"/>
+          <w:sz w:val="19"/>
+        </w:rPr>
+        <w:t xml:space="preserve"> (Einbringer: Bernie Sanders). Gesetzentwurf zur einmaligen 50-%-Aktien-Abgabe auf führende US-KI-Unternehmen mit Einbringung in einen bundes­verwalteten Staatsfonds; Universaldividende und spätere Zweckbindung für Gesundheitsversorgung, Bildung und Wohnen; flankierende Stimmrechte und paritätische Aufsichtsratsbesetzung. Berichterstattung u. a.: https://www.lawnews.co.uk/legal-news/sanders-introduces-ai-sovereign-wealth-fund-bill-in-the-senate/ | https://thehill.com/policy/technology/5906140-sanders-ai-ownership-wealth/</w:t>
+      </w:r>
+    </w:p>
+    <w:p>
+      <w:pPr>
+        <w:jc w:val="both"/>
+      </w:pPr>
+      <w:r>
+        <w:rPr>
+          <w:rFonts w:ascii="Arial" w:hAnsi="Arial"/>
+          <w:b w:val="0"/>
+          <w:i w:val="0"/>
+          <w:sz w:val="19"/>
+        </w:rPr>
+        <w:t xml:space="preserve">The White House. (2. Juni 2026). </w:t>
+      </w:r>
+      <w:r>
+        <w:rPr>
+          <w:rFonts w:ascii="Arial" w:hAnsi="Arial"/>
+          <w:b w:val="0"/>
+          <w:i/>
+          <w:sz w:val="19"/>
+        </w:rPr>
+        <w:t>Executive Order — Promoting Advanced Artificial Intelligence Innovation and Security</w:t>
+      </w:r>
+      <w:r>
+        <w:rPr>
+          <w:rFonts w:ascii="Arial" w:hAnsi="Arial"/>
+          <w:b w:val="0"/>
+          <w:i w:val="0"/>
+          <w:sz w:val="19"/>
+        </w:rPr>
+        <w:t xml:space="preserve"> sowie </w:t>
+      </w:r>
+      <w:r>
+        <w:rPr>
+          <w:rFonts w:ascii="Arial" w:hAnsi="Arial"/>
+          <w:b w:val="0"/>
+          <w:i/>
+          <w:sz w:val="19"/>
+        </w:rPr>
+        <w:t>Fact Sheet: President Donald J. Trump Promotes Advanced Artificial Intelligence Innovation and Security.</w:t>
+      </w:r>
+      <w:r>
+        <w:rPr>
+          <w:rFonts w:ascii="Arial" w:hAnsi="Arial"/>
+          <w:b w:val="0"/>
+          <w:i w:val="0"/>
+          <w:sz w:val="19"/>
+        </w:rPr>
+        <w:t xml:space="preserve"> AI Cybersecurity Clearinghouse, Benchmark-Auftrag für „advanced cyber capabilities", ausdrücklicher Ausschluss „mandatory governmental licensing, pre-clearance, or permitting requirement"; keine fiskalische oder beteiligungspolitische Komponente. https://www.whitehouse.gov/presidential-actions/2026/06/promoting-advanced-artificial-intelligence-innovation-and-security/ | https://www.whitehouse.gov/fact-sheets/2026/06/fact-sheet-president-donald-j-trump-promotes-advanced-artificial-intelligence-innovation-and-security/</w:t>
+      </w:r>
+    </w:p>
+    <w:p>
+      <w:pPr>
+        <w:jc w:val="both"/>
+      </w:pPr>
+      <w:r>
+        <w:rPr>
+          <w:rFonts w:ascii="Arial" w:hAnsi="Arial"/>
+          <w:b w:val="0"/>
+          <w:i w:val="0"/>
+          <w:sz w:val="19"/>
+        </w:rPr>
         <w:t>Springer Gabler Verlag. Gabler Wirtschaftslexikon, Stichwort: Robotersteuer.</w:t>
       </w:r>
     </w:p>
@@ -10507,6 +11028,330 @@
           <w:i w:val="0"/>
           <w:sz w:val="19"/>
         </w:rPr>
+        <w:t xml:space="preserve">Challenger, Gray &amp; Christmas. (4. Juni 2026). </w:t>
+      </w:r>
+      <w:r>
+        <w:rPr>
+          <w:rFonts w:ascii="Arial" w:hAnsi="Arial"/>
+          <w:b w:val="0"/>
+          <w:i/>
+          <w:sz w:val="19"/>
+        </w:rPr>
+        <w:t>Challenger Report: May Job Cuts Rise 16 % from April; Highest May Total Since 2020.</w:t>
+      </w:r>
+      <w:r>
+        <w:rPr>
+          <w:rFonts w:ascii="Arial" w:hAnsi="Arial"/>
+          <w:b w:val="0"/>
+          <w:i w:val="0"/>
+          <w:sz w:val="19"/>
+        </w:rPr>
+        <w:t xml:space="preserve"> Mai-2026-Streichungen 97.006 (+16 % gegenüber April; höchster Mai-Wert seit 2020), KI-bezogen 38.579 (40 %, dritten Monat in Folge führender Einzelgrund; höchster Einzel-Monatswert seit 2023; Anteilssprung 7 % Januar → 25 % März → 26 % April → 40 % Mai); Tech-Branche 38.242 (höchster Monatswert seit August 2024); YTD Tech 123.653 (+66 % YoY); YTD KI 87.714 (22 % aller 2026-Streichungen, übersteigt damit den 2025-Jahreswert von 54.836); YTD-Gesamt 397.755. https://www.challengergray.com/blog/challenger-report-may-job-cuts-rise-16-from-april-highest-may-total-since-2020/ | https://www.challengergray.com/wp-content/uploads/2026/06/Challenger-Report-May-2026.pdf</w:t>
+      </w:r>
+    </w:p>
+    <w:p>
+      <w:pPr>
+        <w:jc w:val="both"/>
+      </w:pPr>
+      <w:r>
+        <w:rPr>
+          <w:rFonts w:ascii="Arial" w:hAnsi="Arial"/>
+          <w:b w:val="0"/>
+          <w:i w:val="0"/>
+          <w:sz w:val="19"/>
+        </w:rPr>
+        <w:t xml:space="preserve">Fox Business / Yahoo Finance / TechStory / OpenTools. (4./5. Juni 2026). </w:t>
+      </w:r>
+      <w:r>
+        <w:rPr>
+          <w:rFonts w:ascii="Arial" w:hAnsi="Arial"/>
+          <w:b w:val="0"/>
+          <w:i/>
+          <w:sz w:val="19"/>
+        </w:rPr>
+        <w:t>AI drives 40 % of US job cuts in May as employers slash 97,000 positions / Layoff announcements tick higher in May, with AI as the leading cause / US Employers Cut 97,000 Jobs in May, With AI Leading the Way.</w:t>
+      </w:r>
+      <w:r>
+        <w:rPr>
+          <w:rFonts w:ascii="Arial" w:hAnsi="Arial"/>
+          <w:b w:val="0"/>
+          <w:i w:val="0"/>
+          <w:sz w:val="19"/>
+        </w:rPr>
+        <w:t xml:space="preserve"> Sammelberichterstattung zum Challenger-Mai-Report. https://www.foxbusiness.com/economy/ai-remains-top-reason-us-job-cuts-third-straight-month-employers-axed-97000-workers-may | https://finance.yahoo.com/economy/article/layoff-announcements-tick-higher-in-may-with-ai-as-the-leading-cause-093000409.html | https://techstory.in/us-employers-cut-97000-jobs-in-may-with-ai-leading-the-way/ | https://opentools.ai/news/ai-drives-40-percent-us-job-cuts-may-97000-positions</w:t>
+      </w:r>
+    </w:p>
+    <w:p>
+      <w:pPr>
+        <w:jc w:val="both"/>
+      </w:pPr>
+      <w:r>
+        <w:rPr>
+          <w:rFonts w:ascii="Arial" w:hAnsi="Arial"/>
+          <w:b w:val="0"/>
+          <w:i w:val="0"/>
+          <w:sz w:val="19"/>
+        </w:rPr>
+        <w:t xml:space="preserve">Bloomberg / Quartz / TechSpot. (4./5. Juni 2026). </w:t>
+      </w:r>
+      <w:r>
+        <w:rPr>
+          <w:rFonts w:ascii="Arial" w:hAnsi="Arial"/>
+          <w:b w:val="0"/>
+          <w:i/>
+          <w:sz w:val="19"/>
+        </w:rPr>
+        <w:t>US Tech Sector Announces Most Job Cuts in Nearly Two Years / U.S. tech sector hits two-year high for job cuts in May 2026 / Tech layoffs have already passed 100,000 in 2026 as the industry cuts jobs to fund AI.</w:t>
+      </w:r>
+      <w:r>
+        <w:rPr>
+          <w:rFonts w:ascii="Arial" w:hAnsi="Arial"/>
+          <w:b w:val="0"/>
+          <w:i w:val="0"/>
+          <w:sz w:val="19"/>
+        </w:rPr>
+        <w:t xml:space="preserve"> Sammelberichterstattung zur Tech-Komponente des Challenger-Mai-Reports. https://www.bloomberg.com/news/articles/2026-06-04/us-tech-sector-announces-most-job-cuts-in-nearly-two-years | https://qz.com/tech-job-cuts-ai-layoffs-may-2026-060526 | https://www.techspot.com/news/112493-tech-layoffs-pass-100000-2026-tracker-points-ai.html</w:t>
+      </w:r>
+    </w:p>
+    <w:p>
+      <w:pPr>
+        <w:jc w:val="both"/>
+      </w:pPr>
+      <w:r>
+        <w:rPr>
+          <w:rFonts w:ascii="Arial" w:hAnsi="Arial"/>
+          <w:b w:val="0"/>
+          <w:i w:val="0"/>
+          <w:sz w:val="19"/>
+        </w:rPr>
+        <w:t xml:space="preserve">TrueUp / InformationWeek / Crunchbase. (Stand Juni 2026). </w:t>
+      </w:r>
+      <w:r>
+        <w:rPr>
+          <w:rFonts w:ascii="Arial" w:hAnsi="Arial"/>
+          <w:b w:val="0"/>
+          <w:i/>
+          <w:sz w:val="19"/>
+        </w:rPr>
+        <w:t>Tech Layoffs Tracker — kumulierte Tech-Reduktion 2026 rund 150.096 betroffene Personen aus 368 Layoff-Meldungen (rund 950 Stellen pro Tag); Wix rund 1.000 Stellen (größte Welle in der Unternehmensgeschichte), Snap rund 1.000 Stellen (CEO Spiegel verweist auf KI-bedingte Reduktion repetitiver Arbeit), Amdocs rund 2.900 Stellen (primär in Israel); TrueUp-Projektion für das Gesamtjahr 2026 rund 370.000 Tech-Streichungen.</w:t>
+      </w:r>
+      <w:r>
+        <w:rPr>
+          <w:rFonts w:ascii="Arial" w:hAnsi="Arial"/>
+          <w:b w:val="0"/>
+          <w:i w:val="0"/>
+          <w:sz w:val="19"/>
+        </w:rPr>
+        <w:t xml:space="preserve"> https://www.trueup.io/layoffs | https://www.informationweek.com/it-staffing-careers/2026-tech-company-layoffs | https://news.crunchbase.com/startups/tech-layoffs/</w:t>
+      </w:r>
+    </w:p>
+    <w:p>
+      <w:pPr>
+        <w:jc w:val="both"/>
+      </w:pPr>
+      <w:r>
+        <w:rPr>
+          <w:rFonts w:ascii="Arial" w:hAnsi="Arial"/>
+          <w:b w:val="0"/>
+          <w:i w:val="0"/>
+          <w:sz w:val="19"/>
+        </w:rPr>
+        <w:t xml:space="preserve">Sanders, B. (1. Juni 2026). </w:t>
+      </w:r>
+      <w:r>
+        <w:rPr>
+          <w:rFonts w:ascii="Arial" w:hAnsi="Arial"/>
+          <w:b w:val="0"/>
+          <w:i/>
+          <w:sz w:val="19"/>
+        </w:rPr>
+        <w:t>The Public Should Own Half of the Big A.I. Companies.</w:t>
+      </w:r>
+      <w:r>
+        <w:rPr>
+          <w:rFonts w:ascii="Arial" w:hAnsi="Arial"/>
+          <w:b w:val="0"/>
+          <w:i w:val="0"/>
+          <w:sz w:val="19"/>
+        </w:rPr>
+        <w:t xml:space="preserve"> Op-Ed </w:t>
+      </w:r>
+      <w:r>
+        <w:rPr>
+          <w:rFonts w:ascii="Arial" w:hAnsi="Arial"/>
+          <w:b w:val="0"/>
+          <w:i/>
+          <w:sz w:val="19"/>
+        </w:rPr>
+        <w:t>New York Times</w:t>
+      </w:r>
+      <w:r>
+        <w:rPr>
+          <w:rFonts w:ascii="Arial" w:hAnsi="Arial"/>
+          <w:b w:val="0"/>
+          <w:i w:val="0"/>
+          <w:sz w:val="19"/>
+        </w:rPr>
+        <w:t xml:space="preserve"> (Spiegel: Senate-Op-Ed-Seite). https://www.sanders.senate.gov/op-eds/the-public-should-own-half-of-the-big-a-i-companies/</w:t>
+      </w:r>
+    </w:p>
+    <w:p>
+      <w:pPr>
+        <w:jc w:val="both"/>
+      </w:pPr>
+      <w:r>
+        <w:rPr>
+          <w:rFonts w:ascii="Arial" w:hAnsi="Arial"/>
+          <w:b w:val="0"/>
+          <w:i w:val="0"/>
+          <w:sz w:val="19"/>
+        </w:rPr>
+        <w:t xml:space="preserve">Yahoo Finance / Fox Business / Reason / The Hill / Law News. (1.–3. Juni 2026). </w:t>
+      </w:r>
+      <w:r>
+        <w:rPr>
+          <w:rFonts w:ascii="Arial" w:hAnsi="Arial"/>
+          <w:b w:val="0"/>
+          <w:i/>
+          <w:sz w:val="19"/>
+        </w:rPr>
+        <w:t>Bernie Sanders proposes shock 50 % seizure of AI wealth for Americans / Bernie Sanders unveils plan to take 50 % stake in AI companies for government wealth fund / Bernie Sanders' AI wealth fund bill shows that he doesn't understand AI or wealth / Bernie Sanders to propose bill allowing for 50 % public stake in AI companies / Sanders Introduces AI Sovereign Wealth Fund Bill in the Senate.</w:t>
+      </w:r>
+      <w:r>
+        <w:rPr>
+          <w:rFonts w:ascii="Arial" w:hAnsi="Arial"/>
+          <w:b w:val="0"/>
+          <w:i w:val="0"/>
+          <w:sz w:val="19"/>
+        </w:rPr>
+        <w:t xml:space="preserve"> Erstberichterstattung und Pro/Contra-Echo zur Einbringung des </w:t>
+      </w:r>
+      <w:r>
+        <w:rPr>
+          <w:rFonts w:ascii="Arial" w:hAnsi="Arial"/>
+          <w:b w:val="0"/>
+          <w:i/>
+          <w:sz w:val="19"/>
+        </w:rPr>
+        <w:t>American A.I. Sovereign Wealth Fund Act</w:t>
+      </w:r>
+      <w:r>
+        <w:rPr>
+          <w:rFonts w:ascii="Arial" w:hAnsi="Arial"/>
+          <w:b w:val="0"/>
+          <w:i w:val="0"/>
+          <w:sz w:val="19"/>
+        </w:rPr>
+        <w:t>. https://finance.yahoo.com/economy/policy/articles/bernie-sanders-proposes-shock-50-114500779.html | https://www.foxbusiness.com/politics/sanders-unveils-plan-take-50-stake-ai-companies-government-wealth-fund | https://reason.com/2026/06/02/bernie-sanders-ai-wealth-fund-bill-shows-that-he-doesnt-understand-ai-or-wealth/ | https://thehill.com/policy/technology/5906140-sanders-ai-ownership-wealth/ | https://www.lawnews.co.uk/legal-news/sanders-introduces-ai-sovereign-wealth-fund-bill-in-the-senate/</w:t>
+      </w:r>
+    </w:p>
+    <w:p>
+      <w:pPr>
+        <w:jc w:val="both"/>
+      </w:pPr>
+      <w:r>
+        <w:rPr>
+          <w:rFonts w:ascii="Arial" w:hAnsi="Arial"/>
+          <w:b w:val="0"/>
+          <w:i w:val="0"/>
+          <w:sz w:val="19"/>
+        </w:rPr>
+        <w:t xml:space="preserve">CNBC / Axios / NPR. (2. Juni 2026). </w:t>
+      </w:r>
+      <w:r>
+        <w:rPr>
+          <w:rFonts w:ascii="Arial" w:hAnsi="Arial"/>
+          <w:b w:val="0"/>
+          <w:i/>
+          <w:sz w:val="19"/>
+        </w:rPr>
+        <w:t>Trump signs AI executive order asking companies to give government early access to models / Trump dodges AI rules for now with latest executive order / Trump's new AI safety order seeks voluntary review of new models.</w:t>
+      </w:r>
+      <w:r>
+        <w:rPr>
+          <w:rFonts w:ascii="Arial" w:hAnsi="Arial"/>
+          <w:b w:val="0"/>
+          <w:i w:val="0"/>
+          <w:sz w:val="19"/>
+        </w:rPr>
+        <w:t xml:space="preserve"> Berichterstattung zur EO „Promoting Advanced Artificial Intelligence Innovation and Security" mit AI Cybersecurity Clearinghouse und freiwilliger Voraberprüfung von „covered frontier models" bis zu 30 Tage vor Markteinführung. https://www.cnbc.com/2026/06/02/trump-executive-order-ai.html | https://www.axios.com/2026/06/02/trump-signs-new-ai-executive-order | https://www.npr.org/2026/06/02/nx-s1-5844347/ai-safety-trump-executive-order</w:t>
+      </w:r>
+    </w:p>
+    <w:p>
+      <w:pPr>
+        <w:jc w:val="both"/>
+      </w:pPr>
+      <w:r>
+        <w:rPr>
+          <w:rFonts w:ascii="Arial" w:hAnsi="Arial"/>
+          <w:b w:val="0"/>
+          <w:i w:val="0"/>
+          <w:sz w:val="19"/>
+        </w:rPr>
+        <w:t xml:space="preserve">CNBC / NOTUS / OpenTools. (5. Juni 2026). </w:t>
+      </w:r>
+      <w:r>
+        <w:rPr>
+          <w:rFonts w:ascii="Arial" w:hAnsi="Arial"/>
+          <w:b w:val="0"/>
+          <w:i/>
+          <w:sz w:val="19"/>
+        </w:rPr>
+        <w:t>Trump administration, OpenAI discussing possible government stake in the AI startup / Senior U.S. Officials Eye Government Shares in AI Giants / Trump Admin Discusses Taking U.S. Government Equity Stake in OpenAI.</w:t>
+      </w:r>
+      <w:r>
+        <w:rPr>
+          <w:rFonts w:ascii="Arial" w:hAnsi="Arial"/>
+          <w:b w:val="0"/>
+          <w:i w:val="0"/>
+          <w:sz w:val="19"/>
+        </w:rPr>
+        <w:t xml:space="preserve"> Berichterstattung zu Gesprächen zwischen der Trump-Administration und OpenAI über eine staatliche Eigenkapital-Beteiligung als Beitrag zu einem „Public Wealth Fund" (entsprechend dem OpenAI-Strategiepapier vom April 2026); Anthropic schließt eigene Verhandlungen aus, keine Konditionen beschlossen. https://www.cnbc.com/2026/06/05/trump-open-ai-altman-stake.html | https://www.notus.org/technology/trump-ai-stake-openai | https://opentools.ai/news/trump-admin-openai-us-government-equity-stake</w:t>
+      </w:r>
+    </w:p>
+    <w:p>
+      <w:pPr>
+        <w:jc w:val="both"/>
+      </w:pPr>
+      <w:r>
+        <w:rPr>
+          <w:rFonts w:ascii="Arial" w:hAnsi="Arial"/>
+          <w:b w:val="0"/>
+          <w:i w:val="0"/>
+          <w:sz w:val="19"/>
+        </w:rPr>
+        <w:t xml:space="preserve">Fortune / Washington Times / Boston Globe. (6. Juni 2026). </w:t>
+      </w:r>
+      <w:r>
+        <w:rPr>
+          <w:rFonts w:ascii="Arial" w:hAnsi="Arial"/>
+          <w:b w:val="0"/>
+          <w:i/>
+          <w:sz w:val="19"/>
+        </w:rPr>
+        <w:t>Bernie Sanders and Sam Altman's private one-hour meeting about the public ownership of AI / Trump, Bernie Sanders and Sam Altman are all talking about public ownership in AI.</w:t>
+      </w:r>
+      <w:r>
+        <w:rPr>
+          <w:rFonts w:ascii="Arial" w:hAnsi="Arial"/>
+          <w:b w:val="0"/>
+          <w:i w:val="0"/>
+          <w:sz w:val="19"/>
+        </w:rPr>
+        <w:t xml:space="preserve"> Berichterstattung zum einstündigen Senatsbüro-Gespräch Anfang Juni 2026 (Altman unterstützt Konzept einer öffentlichen Beteiligung an KI-Unternehmen, lehnt die 50-%-Schwelle ab; keine Einigung in der Frage des Stimmrechtsumfangs). https://fortune.com/2026/06/06/bernie-sanders-sam-altmans-meeting-public-ownership-of-ai-partnership/ | https://www.washingtontimes.com/news/2026/jun/6/president-trump-bernie-sanders-sam-altman-talking-public-ownership-ai/ | https://www.bostonglobe.com/2026/06/06/nation/trump-sanders-and-altman-all-talking-about-public-ownership-in-ai/</w:t>
+      </w:r>
+    </w:p>
+    <w:p>
+      <w:pPr>
+        <w:jc w:val="both"/>
+      </w:pPr>
+      <w:r>
+        <w:rPr>
+          <w:rFonts w:ascii="Arial" w:hAnsi="Arial"/>
+          <w:b w:val="0"/>
+          <w:i w:val="0"/>
+          <w:sz w:val="19"/>
+        </w:rPr>
         <w:t xml:space="preserve">Bloomberg Editorial Board. (29. April 2026). </w:t>
       </w:r>
       <w:r>
@@ -10566,7 +11411,7 @@
           <w:i w:val="0"/>
           <w:sz w:val="19"/>
         </w:rPr>
-        <w:t xml:space="preserve"> Dieses Arbeitspapier gibt den Stand Anfang Mai 2026 (Schnitt am 8. Mai 2026 — Lauf 001 vom 8. Mai 2026) wieder. Die Debatte entwickelt sich dynamisch, insbesondere im Zuge der OpenAI-Strategiepapiere und der Eröffnung des OpenAI Workshop in Washington, D.C. im Mai 2026, des Erstdurchgangs des GKV-Beitragssatzstabilisierungsgesetzes in der 1065. Bundesratssitzung am 8. Mai 2026 mit 79 Tagesordnungspunkten (Kabinettsbeschluss 29. April 2026, parlamentarische Behandlung vor der Sommerpause 2026 angekündigt), der laufenden Trilog-Verhandlungen zum Digital Omnibus on AI (zweite Runde 28. April 2026 ohne Einigung; nächste Runde 13. Mai 2026 — Knackpunkt ist nicht die Verschiebung der Hochrisiko-Pflichten, sondern die Konformitätsbewertungs-Architektur für Anhang I; die zypriotische Ratspräsidentschaft strebt einen Abschluss vor Ablauf ihrer Amtszeit am 30. Juni 2026 an, andernfalls übernimmt die irische Präsidentschaft), der am 5. Mai 2026 erfolgten Arraignment-Verhandlung im Altman-Verfahren mit „nicht schuldig"-Plädoyer und angeordneter psychiatrischer Begutachtung, des am 7. Mai 2026 versandten individuellen Microsoft-Buyout-Angebots (Annahmefrist 8. Juni 2026, VRSAR-Unterzeichnung 9.–22. Juni 2026, bis zu fünfjährige Krankenversicherungs-Verlängerung), des am 1. Mai 2026 vom Connecticut-Repräsentantenhaus mit 131 zu 17 Stimmen verabschiedeten </w:t>
+        <w:t xml:space="preserve"> Dieses Arbeitspapier gibt den Stand Anfang Juni 2026 (Schnitt am 11. Juni 2026 — Lauf 001 vom 11. Juni 2026) wieder. Schwerpunkt dieses Laufs: Sanders </w:t>
       </w:r>
       <w:r>
         <w:rPr>
@@ -10575,6 +11420,114 @@
           <w:i/>
           <w:sz w:val="19"/>
         </w:rPr>
+        <w:t>American A.I. Sovereign Wealth Fund Act</w:t>
+      </w:r>
+      <w:r>
+        <w:rPr>
+          <w:rFonts w:ascii="Arial" w:hAnsi="Arial"/>
+          <w:b w:val="0"/>
+          <w:i w:val="0"/>
+          <w:sz w:val="19"/>
+        </w:rPr>
+        <w:t xml:space="preserve"> vom 1. Juni 2026 (Op-Ed </w:t>
+      </w:r>
+      <w:r>
+        <w:rPr>
+          <w:rFonts w:ascii="Arial" w:hAnsi="Arial"/>
+          <w:b w:val="0"/>
+          <w:i/>
+          <w:sz w:val="19"/>
+        </w:rPr>
+        <w:t>New York Times</w:t>
+      </w:r>
+      <w:r>
+        <w:rPr>
+          <w:rFonts w:ascii="Arial" w:hAnsi="Arial"/>
+          <w:b w:val="0"/>
+          <w:i w:val="0"/>
+          <w:sz w:val="19"/>
+        </w:rPr>
+        <w:t xml:space="preserve">, einmalige 50-%-Aktien-Steuer auf OpenAI, Anthropic, xAI in einen bundesverwalteten Staatsfonds mit Universaldividende), Trump-Exekutivanordnung </w:t>
+      </w:r>
+      <w:r>
+        <w:rPr>
+          <w:rFonts w:ascii="Arial" w:hAnsi="Arial"/>
+          <w:b w:val="0"/>
+          <w:i/>
+          <w:sz w:val="19"/>
+        </w:rPr>
+        <w:t>„Promoting Advanced Artificial Intelligence Innovation and Security"</w:t>
+      </w:r>
+      <w:r>
+        <w:rPr>
+          <w:rFonts w:ascii="Arial" w:hAnsi="Arial"/>
+          <w:b w:val="0"/>
+          <w:i w:val="0"/>
+          <w:sz w:val="19"/>
+        </w:rPr>
+        <w:t xml:space="preserve"> vom 2. Juni 2026 (</w:t>
+      </w:r>
+      <w:r>
+        <w:rPr>
+          <w:rFonts w:ascii="Arial" w:hAnsi="Arial"/>
+          <w:b w:val="0"/>
+          <w:i/>
+          <w:sz w:val="19"/>
+        </w:rPr>
+        <w:t>AI Cybersecurity Clearinghouse</w:t>
+      </w:r>
+      <w:r>
+        <w:rPr>
+          <w:rFonts w:ascii="Arial" w:hAnsi="Arial"/>
+          <w:b w:val="0"/>
+          <w:i w:val="0"/>
+          <w:sz w:val="19"/>
+        </w:rPr>
+        <w:t xml:space="preserve">, freiwillige Voraberprüfung von Frontier-Modellen, ausdrücklicher Ausschluss verpflichtender Lizenzierung), CNBC-Berichterstattung vom 5. Juni 2026 zu parallelen Trump-OpenAI-Gesprächen über eine kooperative staatliche Eigenkapital-Beteiligung sowie das einstündige Sanders-Altman-Senatsbüro-Gespräch Anfang Juni 2026 (Altman bejaht Konzept öffentlicher Beteiligung, lehnt 50-%-Schwelle ab) — ausführliche Darstellung in § 4.5 und Querverweis in § 5.4; auf der Arbeitsmarktseite Aktualisierung des Tech-Layoff-Bildes durch den </w:t>
+      </w:r>
+      <w:r>
+        <w:rPr>
+          <w:rFonts w:ascii="Arial" w:hAnsi="Arial"/>
+          <w:b w:val="0"/>
+          <w:i/>
+          <w:sz w:val="19"/>
+        </w:rPr>
+        <w:t>May-2026-Job-Cuts-Report</w:t>
+      </w:r>
+      <w:r>
+        <w:rPr>
+          <w:rFonts w:ascii="Arial" w:hAnsi="Arial"/>
+          <w:b w:val="0"/>
+          <w:i w:val="0"/>
+          <w:sz w:val="19"/>
+        </w:rPr>
+        <w:t xml:space="preserve"> von </w:t>
+      </w:r>
+      <w:r>
+        <w:rPr>
+          <w:rFonts w:ascii="Arial" w:hAnsi="Arial"/>
+          <w:b w:val="0"/>
+          <w:i/>
+          <w:sz w:val="19"/>
+        </w:rPr>
+        <w:t>Challenger, Gray &amp; Christmas</w:t>
+      </w:r>
+      <w:r>
+        <w:rPr>
+          <w:rFonts w:ascii="Arial" w:hAnsi="Arial"/>
+          <w:b w:val="0"/>
+          <w:i w:val="0"/>
+          <w:sz w:val="19"/>
+        </w:rPr>
+        <w:t xml:space="preserve"> vom 4. Juni 2026 (97.006 US-Streichungen im Mai, +16 % gegenüber April; KI-bezogen 38.579 = 40 % im dritten Anstiegsmonat in Folge, höchster Einzel-Monatswert seit Beginn der Erhebung 2023; YTD-KI 87.714 = 22 % aller 2026-Streichungen, übersteigt damit den 2025-Jahreswert von 54.836; Tech YTD 123.653 mit +66 % YoY) sowie den TrueUp-Tagestracker per Anfang Juni 2026 (rund 150.096 betroffene Personen aus 368 Layoff-Meldungen, rund 950 Stellen pro Tag; Wix rund 1.000 Stellen, Snap rund 1.000 Stellen, Amdocs rund 2.900 Stellen; Projektion 370.000 Tech-Streichungen für 2026). Daneben wirkt der Stand Anfang Mai 2026 fort: Eröffnung des OpenAI Workshop in Washington, D.C. im Mai 2026, Erstdurchgang des GKV-Beitragssatzstabilisierungsgesetzes in der 1065. Bundesratssitzung am 8. Mai 2026 mit 79 Tagesordnungspunkten (Kabinettsbeschluss 29. April 2026, parlamentarische Behandlung vor der Sommerpause 2026 angekündigt), laufende Trilog-Verhandlungen zum Digital Omnibus on AI (zweite Runde 28. April 2026 ohne Einigung; nächste Runde 13. Mai 2026 — Knackpunkt nicht die Verschiebung der Hochrisiko-Pflichten, sondern die Konformitätsbewertungs-Architektur für Anhang I; die zypriotische Ratspräsidentschaft strebt einen Abschluss vor Ablauf ihrer Amtszeit am 30. Juni 2026 an, andernfalls übernimmt die irische Präsidentschaft), Arraignment-Verhandlung im Altman-Verfahren am 5. Mai 2026 mit „nicht schuldig"-Plädoyer und angeordneter psychiatrischer Begutachtung, am 7. Mai 2026 versandtes individuelles Microsoft-Buyout-Angebot (Annahmefrist 8. Juni 2026, VRSAR-Unterzeichnung 9.–22. Juni 2026, bis zu fünfjährige Krankenversicherungs-Verlängerung), am 1. Mai 2026 vom Connecticut-Repräsentantenhaus mit 131 zu 17 Stimmen verabschiedeter </w:t>
+      </w:r>
+      <w:r>
+        <w:rPr>
+          <w:rFonts w:ascii="Arial" w:hAnsi="Arial"/>
+          <w:b w:val="0"/>
+          <w:i/>
+          <w:sz w:val="19"/>
+        </w:rPr>
         <w:t>SB 5 — Connecticut Artificial Intelligence Responsibility and Transparency Act</w:t>
       </w:r>
       <w:r>
@@ -10584,7 +11537,7 @@
           <w:i w:val="0"/>
           <w:sz w:val="19"/>
         </w:rPr>
-        <w:t xml:space="preserve"> mit angekündigter Unterzeichnung durch Gouverneur Lamont und gestaffelten Geltungsdaten ab 1. Oktober 2026 (Automated-Employment-Decision-Rahmen, „AI is not a defense", Frontier-Whistleblower und WARN-AI-Disclosure) und 1. Oktober 2027 (Deployer-Vorab-Information), der bis zum 6. Mai 2026 laufenden regulären Sitzungsperiode der Connecticut General Assembly (Schicksal von Raised Bill 515), der parallelen exekutiven Maine-Maßnahmen (Executive Order Nr. 5 zum Data Center Advisory Council vom 29. April 2026, LD 713 zum Subventionsausschluss vom 24. April 2026), des im Februar 2026 vorgelegten Hamilton-Project-Papiers von Acemoglu, Autor und Johnson zu </w:t>
+        <w:t xml:space="preserve"> mit angekündigter Unterzeichnung durch Gouverneur Lamont und gestaffelten Geltungsdaten ab 1. Oktober 2026 (Automated-Employment-Decision-Rahmen, „AI is not a defense", Frontier-Whistleblower und WARN-AI-Disclosure) und 1. Oktober 2027 (Deployer-Vorab-Information), bis zum 6. Mai 2026 laufende reguläre Sitzungsperiode der Connecticut General Assembly (Schicksal von Raised Bill 515), parallele exekutive Maine-Maßnahmen (Executive Order Nr. 5 zum Data Center Advisory Council vom 29. April 2026, LD 713 zum Subventionsausschluss vom 24. April 2026), Hamilton-Project-Papier von Acemoglu, Autor und Johnson zu </w:t>
       </w:r>
       <w:r>
         <w:rPr>
@@ -10602,7 +11555,7 @@
           <w:i w:val="0"/>
           <w:sz w:val="19"/>
         </w:rPr>
-        <w:t xml:space="preserve">, des am 5. März 2026 publizierten Anthropic-Papiers von Massenkoff &amp; McCrory zu </w:t>
+        <w:t xml:space="preserve"> (Februar 2026), Anthropic-Papier von Massenkoff &amp; McCrory zu </w:t>
       </w:r>
       <w:r>
         <w:rPr>
@@ -10620,7 +11573,7 @@
           <w:i w:val="0"/>
           <w:sz w:val="19"/>
         </w:rPr>
-        <w:t xml:space="preserve"> (Computer-Programmierer 74,5 % beobachtete Exposition; keine systematische Arbeitslosigkeitserhöhung, tentative Hire-Verlangsamung 22–25-Jährige), des am 22. April 2026 gestarteten </w:t>
+        <w:t xml:space="preserve"> (5. März 2026; Computer-Programmierer 74,5 % beobachtete Exposition; keine systematische Arbeitslosigkeitserhöhung, tentative Hire-Verlangsamung 22–25-Jährige), Start des </w:t>
       </w:r>
       <w:r>
         <w:rPr>
@@ -10638,7 +11591,7 @@
           <w:i w:val="0"/>
           <w:sz w:val="19"/>
         </w:rPr>
-        <w:t xml:space="preserve"> als monatliche qualitative Ergänzung zur nutzungsdatenbasierten Index-Reihe sowie des am 23. April 2026 nachgereichten ökonomischen Folgebands zur 81k-Befragung („Economic concerns and gains from AI use"; rund 20 % Verdrängungssorgen, 1,3 Pp. Sorgenanstieg je 10 Pp. mehr KI-Exposition, </w:t>
+        <w:t xml:space="preserve"> am 22. April 2026 als monatliche qualitative Ergänzung, am 23. April 2026 nachgereichter ökonomischer Folgeband zur 81k-Befragung („Economic concerns and gains from AI use"; rund 20 % Verdrängungssorgen, 1,3 Pp. Sorgenanstieg je 10 Pp. mehr KI-Exposition, </w:t>
       </w:r>
       <w:r>
         <w:rPr>
@@ -10656,7 +11609,7 @@
           <w:i w:val="0"/>
           <w:sz w:val="19"/>
         </w:rPr>
-        <w:t xml:space="preserve">), des am 24. März 2026 erschienenen </w:t>
+        <w:t xml:space="preserve">), Anthropic-Economic-Index-Folgebericht </w:t>
       </w:r>
       <w:r>
         <w:rPr>
@@ -10665,16 +11618,16 @@
           <w:i/>
           <w:sz w:val="19"/>
         </w:rPr>
-        <w:t>Anthropic-Economic-Index</w:t>
-      </w:r>
-      <w:r>
-        <w:rPr>
-          <w:rFonts w:ascii="Arial" w:hAnsi="Arial"/>
-          <w:b w:val="0"/>
-          <w:i w:val="0"/>
-          <w:sz w:val="19"/>
-        </w:rPr>
-        <w:t xml:space="preserve">-Folgeberichts </w:t>
+        <w:t>„Learning curves"</w:t>
+      </w:r>
+      <w:r>
+        <w:rPr>
+          <w:rFonts w:ascii="Arial" w:hAnsi="Arial"/>
+          <w:b w:val="0"/>
+          <w:i w:val="0"/>
+          <w:sz w:val="19"/>
+        </w:rPr>
+        <w:t xml:space="preserve"> vom 24. März 2026 (rund 49 % der Berufe mit ≥ 25 % Claude-Tasks; geografische Konzentration der Top-5-US-Bundesstaaten von 30 auf 24 % gesunken), im Sejm anhängiger Abgeordnetenentwurf zur Anhebung der polnischen </w:t>
       </w:r>
       <w:r>
         <w:rPr>
@@ -10683,16 +11636,16 @@
           <w:i/>
           <w:sz w:val="19"/>
         </w:rPr>
-        <w:t>„Learning curves"</w:t>
-      </w:r>
-      <w:r>
-        <w:rPr>
-          <w:rFonts w:ascii="Arial" w:hAnsi="Arial"/>
-          <w:b w:val="0"/>
-          <w:i w:val="0"/>
-          <w:sz w:val="19"/>
-        </w:rPr>
-        <w:t xml:space="preserve"> (rund 49 % der Berufe mit ≥ 25 % Claude-Tasks; geografische Konzentration der Top-5-US-Bundesstaaten von 30 auf 24 % gesunken), des im Sejm anhängigen Abgeordnetenentwurfs zur Anhebung der polnischen </w:t>
+        <w:t>ulga na robotyzację</w:t>
+      </w:r>
+      <w:r>
+        <w:rPr>
+          <w:rFonts w:ascii="Arial" w:hAnsi="Arial"/>
+          <w:b w:val="0"/>
+          <w:i w:val="0"/>
+          <w:sz w:val="19"/>
+        </w:rPr>
+        <w:t xml:space="preserve"> auf 100 % bei zugleich ablehnender Position des Finanzministeriums, revidierte IAB-Frühjahrsprognose vom 24. März 2026 (Erwerbstätigkeit −90.000, BIP +0,8 % bei 0,2 bis 0,3 Pp. Iran-Krieg-Dämpfung), die im Mai 2026 aktualisierten Tech-Layoff-Trackerstände (TrueUp 127.411 Personen aus 283 Layoff-Meldungen zum 8. Mai 2026, SkillSyncer 113.863 Personen aus 179 Ereignissen), am 5./6. Mai 2026 angekündigte KI-getriebene Stellenstreichungen bei Coinbase (700 Stellen, 14 %), PayPal (rund 4.760 Stellen, 20 % über 2–3 Jahre), Freshworks (rund 500 Stellen, 11 %) und Cognizant (12.000–15.000 Stellen unter „Project Leap"), am 7. Mai 2026 von Cloudflare angekündigte Streichung von rund 1.100 Stellen (20 % der globalen Belegschaft, „agentic AI-first operating model", Restrukturierungsaufwand 140–150 Mio. USD, AI-Einsatz im Konzern +600 % im Quartal, Aktienkurs −18 %), am 1. Mai 2026 veröffentlichter </w:t>
       </w:r>
       <w:r>
         <w:rPr>
@@ -10701,16 +11654,16 @@
           <w:i/>
           <w:sz w:val="19"/>
         </w:rPr>
-        <w:t>ulga na robotyzację</w:t>
-      </w:r>
-      <w:r>
-        <w:rPr>
-          <w:rFonts w:ascii="Arial" w:hAnsi="Arial"/>
-          <w:b w:val="0"/>
-          <w:i w:val="0"/>
-          <w:sz w:val="19"/>
-        </w:rPr>
-        <w:t xml:space="preserve"> auf 100 % bei zugleich ablehnender Position des Finanzministeriums, der revidierten IAB-Frühjahrsprognose vom 24. März 2026 (Erwerbstätigkeit −90.000, BIP +0,8 % bei 0,2 bis 0,3 Pp. Iran-Krieg-Dämpfung), der aktualisierten Tech-Layoff-Trackerstände zum 6./7./8. Mai 2026 (TrueUp 119.721 Personen aus 265 Layoff-Meldungen am 6. Mai, 121.111 Personen aus 273 Meldungen am 7. Mai bzw. 127.411 Personen aus 283 Meldungen am 8. Mai 2026 — rund 1.003 Personen pro Tag; SkillSyncer 113.863 Personen aus 179 Ereignissen) sowie der am 5./6. Mai 2026 angekündigten KI-getriebenen Stellenstreichungen bei Coinbase (700 Stellen, 14 %), PayPal (rund 4.760 Stellen, 20 % über 2–3 Jahre), Freshworks (rund 500 Stellen, 11 %) und Cognizant (12.000–15.000 Stellen unter „Project Leap") sowie der am 7. Mai 2026 von Cloudflare angekündigten Streichung von rund 1.100 Stellen (20 % der globalen Belegschaft) zum Übergang zu einem „agentic AI-first operating model" (Restrukturierungsaufwand 140–150 Mio. USD, AI-Einsatz im Konzern +600 % im Quartal, Aktienkurs −18 %), des am 1. Mai 2026 von </w:t>
+        <w:t>April-2026-Job-Cuts-Report</w:t>
+      </w:r>
+      <w:r>
+        <w:rPr>
+          <w:rFonts w:ascii="Arial" w:hAnsi="Arial"/>
+          <w:b w:val="0"/>
+          <w:i w:val="0"/>
+          <w:sz w:val="19"/>
+        </w:rPr>
+        <w:t xml:space="preserve"> von </w:t>
       </w:r>
       <w:r>
         <w:rPr>
@@ -10728,7 +11681,7 @@
           <w:i w:val="0"/>
           <w:sz w:val="19"/>
         </w:rPr>
-        <w:t xml:space="preserve"> veröffentlichten </w:t>
+        <w:t xml:space="preserve"> (KI-bezogene Streichungen 21.490 im April — 26 %; gesamtwirtschaftlich −50 % gegenüber Vorjahresvergleichszeitraum), Big-Tech-AI-Capex-Programm 2026 mit Q1-Volumen rund 130,65 Mrd. USD und nach den Q1-Earnings-Calls vom 28.–30. April 2026 auf rund 725 Mrd. USD nach oben revidierter Gesamtjahresschätzung (Microsoft 190, Alphabet 190, Amazon 200, Meta 125–145 Mrd. USD) sowie das </w:t>
       </w:r>
       <w:r>
         <w:rPr>
@@ -10737,52 +11690,16 @@
           <w:i/>
           <w:sz w:val="19"/>
         </w:rPr>
-        <w:t>April-2026-Job-Cuts-Reports</w:t>
-      </w:r>
-      <w:r>
-        <w:rPr>
-          <w:rFonts w:ascii="Arial" w:hAnsi="Arial"/>
-          <w:b w:val="0"/>
-          <w:i w:val="0"/>
-          <w:sz w:val="19"/>
-        </w:rPr>
-        <w:t xml:space="preserve"> (KI-bezogene Streichungen 21.490 im April — 26 % aller April-Streichungen, zweitens in Folge führender Einzelgrund; Tech YTD 85.411 mit +33 % gegenüber Vorjahr; KI-bezogen YTD 49.135 — Anteil an allen 2026-Streichungs­plänen 16 %, gestiegen von 13 % zum März-Stand; gesamtwirtschaftlich −50 % gegenüber Vorjahresvergleich), des am 7. Mai 2026 publizierten Microsoft-VRSAR-Programmstatus (rund 8.500 angebotsberechtigte Beschäftigte, </w:t>
-      </w:r>
-      <w:r>
-        <w:rPr>
-          <w:rFonts w:ascii="Arial" w:hAnsi="Arial"/>
-          <w:b w:val="0"/>
-          <w:i/>
-          <w:sz w:val="19"/>
-        </w:rPr>
-        <w:t>Separation Date</w:t>
-      </w:r>
-      <w:r>
-        <w:rPr>
-          <w:rFonts w:ascii="Arial" w:hAnsi="Arial"/>
-          <w:b w:val="0"/>
-          <w:i w:val="0"/>
-          <w:sz w:val="19"/>
-        </w:rPr>
-        <w:t xml:space="preserve"> 2. Juli 2026) und des Yale-Budget-Lab-Befundes vom April/6. Mai 2026 (kein aggregierter KI-Disruptionseffekt im US-Arbeitsmarkt; fiskalische Modellrechnung 39 Bio. USD Schulden vs. 5.500–42.400 USD Übergangshilfe pro Verdrängtem), des Big-Tech-AI-Capex-Programms 2026 mit einem Q1-Volumen von rund 130,65 Milliarden US-Dollar und einer nach den Q1-2026-Earnings-Calls (28.–30. April 2026) auf rund 725 Milliarden US-Dollar (+77 % gegenüber 410 Mrd. USD in 2025; Microsoft 190, Alphabet 190, Amazon 200, Meta 125–145 Mrd. USD; rund 25 Mrd. USD Microsoft-Aufschlag durch DRAM-Verteuerung von rund 95 % q/q im Q1 erklärt) nach oben revidierten Aggregat-Schätzung für das Gesamtjahr (zuvor 660–700 Mrd. USD Anfang April 2026) sowie des am 29. April 2026 veröffentlichten </w:t>
-      </w:r>
-      <w:r>
-        <w:rPr>
-          <w:rFonts w:ascii="Arial" w:hAnsi="Arial"/>
-          <w:b w:val="0"/>
-          <w:i/>
-          <w:sz w:val="19"/>
-        </w:rPr>
-        <w:t>Bloomberg-Editorials</w:t>
-      </w:r>
-      <w:r>
-        <w:rPr>
-          <w:rFonts w:ascii="Arial" w:hAnsi="Arial"/>
-          <w:b w:val="0"/>
-          <w:i w:val="0"/>
-          <w:sz w:val="19"/>
-        </w:rPr>
-        <w:t xml:space="preserve"> gegen eine KI-Steuer (syndiziert in Advisor Perspectives, RealClearPolitics, West Hawaii Today und Las Vegas Sun zwischen dem 2. und 6. Mai 2026), das Innovationsbremse, Wettbewerbsnachteil und Unmöglichkeit der Abgrenzung Verdrängung/Augmentation als Hauptargumente gegen die Sanders/OpenAI-Linie führt und stattdessen Lockerung berufsrechtlicher Lizenzschranken, Reform der Arbeitslosenversicherung, Umschulungs-Steueranreize sowie eine Ausweitung der Earned Income Tax Credit empfiehlt. Eine regelmäßige Aktualisierung ist vorgesehen.</w:t>
+        <w:t>Bloomberg-Editorial</w:t>
+      </w:r>
+      <w:r>
+        <w:rPr>
+          <w:rFonts w:ascii="Arial" w:hAnsi="Arial"/>
+          <w:b w:val="0"/>
+          <w:i w:val="0"/>
+          <w:sz w:val="19"/>
+        </w:rPr>
+        <w:t xml:space="preserve"> vom 29. April 2026 gegen eine KI-Steuer (Innovationsbremse, Wettbewerbsnachteil, Unmöglichkeit der Abgrenzung Verdrängung/Augmentation). Eine regelmäßige Aktualisierung ist vorgesehen.</w:t>
       </w:r>
     </w:p>
     <w:p>
@@ -10862,7 +11779,7 @@
         <w:color w:val="999999"/>
         <w:sz w:val="15"/>
       </w:rPr>
-      <w:t>Version 22.0 — Mai 2026 — CC BY 4.0</w:t>
+      <w:t>Version 23.0 — Mai 2026 — CC BY 4.0</w:t>
       <w:tab/>
       <w:t xml:space="preserve">Seite </w:t>
     </w:r>

--- a/KI-Ökonomie.docx
+++ b/KI-Ökonomie.docx
@@ -112,7 +112,7 @@
           <w:color w:val="666666"/>
           <w:sz w:val="18"/>
         </w:rPr>
-        <w:t>Version 22.0</w:t>
+        <w:t>Version 23.0</w:t>
       </w:r>
     </w:p>
     <w:p>
@@ -382,7 +382,43 @@
           <w:i w:val="0"/>
           <w:sz w:val="19"/>
         </w:rPr>
-        <w:t xml:space="preserve">-Differenzierung vom 1. Mai 2026 genannte Mehrkanalerklärung (KI-Verdrängung, Austerity-Logik, Pandemie-Korrekturen, Routine-Restrukturierung) zusätzlich stützt. Der parallele Lauf der Branchen-AI-Capex-Programme (Q1-2026-Investitionen der Hyperscaler von rund 130,65 Milliarden US-Dollar; Konsens-Schätzung Anfang April 2026 zwischen 660 und 700 Milliarden US-Dollar, nach den Q1-2026-Earnings-Calls vom 28.–30. April 2026 — von der </w:t>
+        <w:t xml:space="preserve">-Differenzierung vom 1. Mai 2026 genannte Mehrkanalerklärung (KI-Verdrängung, Austerity-Logik, Pandemie-Korrekturen, Routine-Restrukturierung) zusätzlich stützt. Der am 5. Juni 2026 veröffentlichte </w:t>
+      </w:r>
+      <w:r>
+        <w:rPr>
+          <w:rFonts w:ascii="Arial" w:hAnsi="Arial"/>
+          <w:b w:val="0"/>
+          <w:i/>
+          <w:sz w:val="19"/>
+        </w:rPr>
+        <w:t>Mai-2026-Job-Cuts-Report</w:t>
+      </w:r>
+      <w:r>
+        <w:rPr>
+          <w:rFonts w:ascii="Arial" w:hAnsi="Arial"/>
+          <w:b w:val="0"/>
+          <w:i w:val="0"/>
+          <w:sz w:val="19"/>
+        </w:rPr>
+        <w:t xml:space="preserve"> von </w:t>
+      </w:r>
+      <w:r>
+        <w:rPr>
+          <w:rFonts w:ascii="Arial" w:hAnsi="Arial"/>
+          <w:b w:val="0"/>
+          <w:i/>
+          <w:sz w:val="19"/>
+        </w:rPr>
+        <w:t>Challenger, Gray &amp; Christmas</w:t>
+      </w:r>
+      <w:r>
+        <w:rPr>
+          <w:rFonts w:ascii="Arial" w:hAnsi="Arial"/>
+          <w:b w:val="0"/>
+          <w:i w:val="0"/>
+          <w:sz w:val="19"/>
+        </w:rPr>
+        <w:t xml:space="preserve"> bestätigt die Verdrängungslinie noch deutlicher: Für Mai 2026 weisen die US-Streichungen mit 97.006 angekündigten Stellen den höchsten Mai-Wert seit der Pandemie 2020 aus (+16 % gegenüber April; +3 % gegenüber Mai 2025); KI ist mit 38.579 angekündigten KI-bezogenen Streichungen zum dritten Mal in Folge der am häufigsten genannte Einzelgrund und macht 40 % aller Mai-Streichungen aus — der höchste Monatswert seit Beginn der KI-Erfassung 2023. Im laufenden Jahr summieren sich die KI-bezogenen Streichungen damit auf 87.714 (rund 22 % aller 2026-Pläne), womit der Vorjahreswert (54.836 im gesamten Jahr 2025) bereits nach fünf Monaten überschritten ist; im Tech-Sektor sind im Mai 38.242 Stellen gestrichen worden (höchster Monatswert seit August 2024), kumuliert YTD 123.653 (+66 % gegenüber Vorjahresstand). Eine Tagesfortschreibung des TrueUp-Trackers zum 11. Juni 2026 weist 247 Layoff-Ereignisse aus mit 183.966 betroffenen Beschäftigten (rund 974 pro Tag; 44 % über dem Vorjahres-Tempo), wobei nach Tracker-Auswertung 55 % der Ereignisse explizit KI, Automatisierung oder maschinelles Lernen als Treiber nennen — entsprechend 152.415 Beschäftigten aus 135 Unternehmen. Der parallele Lauf der Branchen-AI-Capex-Programme (Q1-2026-Investitionen der Hyperscaler von rund 130,65 Milliarden US-Dollar; Konsens-Schätzung Anfang April 2026 zwischen 660 und 700 Milliarden US-Dollar, nach den Q1-2026-Earnings-Calls vom 28.–30. April 2026 — von der </w:t>
       </w:r>
       <w:r>
         <w:rPr>
@@ -1402,6 +1438,65 @@
           <w:i w:val="0"/>
           <w:sz w:val="19"/>
         </w:rPr>
+        <w:t>Growiec, Prettner &amp; Szkróbka (März 2026):</w:t>
+      </w:r>
+      <w:r>
+        <w:rPr>
+          <w:rFonts w:ascii="Arial" w:hAnsi="Arial"/>
+          <w:b w:val="0"/>
+          <w:i w:val="0"/>
+          <w:sz w:val="19"/>
+        </w:rPr>
+        <w:t xml:space="preserve"> Jakub Growiec (SGH Warsaw School of Economics / CEPR Research and Policy Network on AI), Klaus Prettner (WU Wien) und Maciej Szkróbka (SGH Warsaw School of Economics) legen mit </w:t>
+      </w:r>
+      <w:r>
+        <w:rPr>
+          <w:rFonts w:ascii="Arial" w:hAnsi="Arial"/>
+          <w:b w:val="0"/>
+          <w:i/>
+          <w:sz w:val="19"/>
+        </w:rPr>
+        <w:t>„Workers' Incentives and the Optimal Taxation of AI"</w:t>
+      </w:r>
+      <w:r>
+        <w:rPr>
+          <w:rFonts w:ascii="Arial" w:hAnsi="Arial"/>
+          <w:b w:val="0"/>
+          <w:i w:val="0"/>
+          <w:sz w:val="19"/>
+        </w:rPr>
+        <w:t xml:space="preserve"> (arXiv 2603.17898, 18. März 2026) eine Erweiterung des dynamischen Optimalsteuer-Rahmens von Slavik &amp; Yazici (2014) auf eine Ökonomie mit menschlicher manueller und kognitiver Arbeit, physischem Kapital und KI vor. Zentrales Ergebnis: Eine Besteuerung von KI sei dann optimal, wenn kognitiv Beschäftigte beginnen, in manuelle Tätigkeiten auszuweichen — also genau an dem Punkt, an dem KI weite Teile kognitiver Tasks substituieren kann. Die Arbeit verlängert die in §3.2 referierte Thuemmel-Linie (Substitutionsschwelle) um die Anreizdimension der Arbeitsangebotsentscheidung und ergänzt zugleich die ältere </w:t>
+      </w:r>
+      <w:r>
+        <w:rPr>
+          <w:rFonts w:ascii="Arial" w:hAnsi="Arial"/>
+          <w:b w:val="0"/>
+          <w:i/>
+          <w:sz w:val="19"/>
+        </w:rPr>
+        <w:t>Gasteiger &amp; Prettner</w:t>
+      </w:r>
+      <w:r>
+        <w:rPr>
+          <w:rFonts w:ascii="Arial" w:hAnsi="Arial"/>
+          <w:b w:val="0"/>
+          <w:i w:val="0"/>
+          <w:sz w:val="19"/>
+        </w:rPr>
+        <w:t>-Linie (§3.3) zum makroökonomischen Effekt einer Robotersteuer. Für die deutsche Debatte ist insbesondere die Schwellenargumentation relevant: Sie stützt eine zeitlich gestaffelte Einführung der in §5.1 entwickelten Wertschöpfungsabgabe-Logik analog zu Thuemmels Subventions-/Besteuerungs-Wendepunkt.</w:t>
+      </w:r>
+    </w:p>
+    <w:p>
+      <w:pPr>
+        <w:jc w:val="both"/>
+      </w:pPr>
+      <w:r>
+        <w:rPr>
+          <w:rFonts w:ascii="Arial" w:hAnsi="Arial"/>
+          <w:b/>
+          <w:i w:val="0"/>
+          <w:sz w:val="19"/>
+        </w:rPr>
         <w:t>Korinek &amp; Lockwood (2026):</w:t>
       </w:r>
       <w:r>
@@ -2128,7 +2223,79 @@
           <w:i w:val="0"/>
           <w:sz w:val="19"/>
         </w:rPr>
-        <w:t xml:space="preserve"> Eine rein nationale Lösung kann mit der Warenverkehrsfreiheit, der Dienstleistungsfreiheit und der Niederlassungsfreiheit in Konflikt geraten. Eine Regelung, die nur inländische Roboterbetreiber trifft, während grenzüberschreitende KI-Dienstleistungen unbesteuert bleiben, wäre diskriminierungsrechtlich problematisch und praktisch kaum durchsetzbar. Der EU AI Act (Verordnung 2024/1689) schafft ab dem 2. August 2026 einen unionsweit einheitlichen Regulierungsrahmen für KI-Systeme (Hochrisiko-Systeme gemäß Anhang III, Transparenzpflichten nach Art. 50, Durchsetzungsregime); dies legt einen einheitlichen Definitionsrahmen, der steuerpolitische Anknüpfungen an KI-Systemklassen mittelfristig erleichtern kann, ohne selbst steuerrechtliche Wirkung zu entfalten. Die Europäische Kommission hat am 19. November 2025 mit dem „Digital Omnibus on AI" einen Vereinfachungsvorschlag vorgelegt, den das Europäische Parlament am 16. März 2026 im Ausschuss und am 23. März 2026 im Plenum unterstützt hat. Er sieht eine Verschiebung der Hochrisiko-Pflichten vor — je nach Systemtyp bis maximal zum 2. Dezember 2027 bzw. 2. August 2028 — und koppelt ihre Anwendbarkeit an die Verfügbarkeit harmonisierter Normen; zudem wird die Kennzeichnungspflicht für KI-generierte Inhalte (Art. 50) bis zum 2. November 2026 verlängert. Die Kommissionsdurchsetzungsbefugnisse gegenüber Anbietern von Allzweck-KI-Modellen (GPAI) treten wie vorgesehen am 2. August 2026 in Kraft. Parlament und Rat haben die Trilogverhandlungen aufgenommen; der zweite Trilogtermin am 28. April 2026 endete nach Berichterstattung von IAPP und A&amp;O Shearman ohne Einigung — Streitpunkt war primär das Verhältnis zwischen AI Act und sektorspezifischen EU-Regelungen für eingebettete KI-Systeme (Anhang I) sowie die Rechtsgrundlage für die Verarbeitung personenbezogener Daten zur Bias-Erkennung. Beide Institutionen konvergieren auf Stichtage 2. Dezember 2027 (Anhang III) und 2. August 2028 (Anhang I) für die Hochrisiko-Pflichten. Die nächste Trilogrunde ist auf den 13. Mai 2026 terminiert; Ziel bleibt eine förmliche Verabschiedung vor dem ursprünglichen Stichtag am 2. August 2026. Die zypriotische Ratspräsidentschaft hat sich vorgenommen, das Dossier vor Ablauf ihrer Amtszeit am 30. Juni 2026 abzuschließen; gelingt das nicht, übernimmt zur zweiten Jahreshälfte 2026 die irische Präsidentschaft. Scheitert die Einigung bis zum 2. August 2026, würden die Hochrisiko-Pflichten in ihrer ursprünglich vorgesehenen Fassung anwendbar. Für die Steuerdebatte folgt daraus, dass der zeitliche Vorlauf für KI-Definitionen aus dem AI Act enger als ursprünglich gedacht ist — eine mittelfristige Anknüpfung steuerlicher Tatbestände an AI-Act-Kategorien bleibt möglich, setzt aber voraus, dass die Normenlandschaft nach 2027 verlässlich vorliegt.</w:t>
+        <w:t xml:space="preserve"> Eine rein nationale Lösung kann mit der Warenverkehrsfreiheit, der Dienstleistungsfreiheit und der Niederlassungsfreiheit in Konflikt geraten. Eine Regelung, die nur inländische Roboterbetreiber trifft, während grenzüberschreitende KI-Dienstleistungen unbesteuert bleiben, wäre diskriminierungsrechtlich problematisch und praktisch kaum durchsetzbar. Der EU AI Act (Verordnung 2024/1689) schafft ab dem 2. August 2026 einen unionsweit einheitlichen Regulierungsrahmen für KI-Systeme (Hochrisiko-Systeme gemäß Anhang III, Transparenzpflichten nach Art. 50, Durchsetzungsregime); dies legt einen einheitlichen Definitionsrahmen, der steuerpolitische Anknüpfungen an KI-Systemklassen mittelfristig erleichtern kann, ohne selbst steuerrechtliche Wirkung zu entfalten. Die Europäische Kommission hat am 19. November 2025 mit dem „Digital Omnibus on AI" einen Vereinfachungsvorschlag vorgelegt, den das Europäische Parlament am 16. März 2026 im Ausschuss und am 23. März 2026 im Plenum unterstützt hat. Er sieht eine Verschiebung der Hochrisiko-Pflichten vor — je nach Systemtyp bis maximal zum 2. Dezember 2027 bzw. 2. August 2028 — und koppelt ihre Anwendbarkeit an die Verfügbarkeit harmonisierter Normen; zudem wird die Kennzeichnungspflicht für KI-generierte Inhalte (Art. 50) bis zum 2. November 2026 verlängert. Die Kommissionsdurchsetzungsbefugnisse gegenüber Anbietern von Allzweck-KI-Modellen (GPAI) treten wie vorgesehen am 2. August 2026 in Kraft. Parlament und Rat haben die Trilogverhandlungen aufgenommen; der zweite Trilogtermin am 28. April 2026 endete nach Berichterstattung von IAPP und A&amp;O Shearman ohne Einigung — Streitpunkt war primär das Verhältnis zwischen AI Act und sektorspezifischen EU-Regelungen für eingebettete KI-Systeme (Anhang I) sowie die Rechtsgrundlage für die Verarbeitung personenbezogener Daten zur Bias-Erkennung. Beide Institutionen konvergieren auf Stichtage 2. Dezember 2027 (Anhang III) und 2. August 2028 (Anhang I) für die Hochrisiko-Pflichten. Die nächste Trilogrunde ist auf den 13. Mai 2026 terminiert; Ziel bleibt eine förmliche Verabschiedung vor dem ursprünglichen Stichtag am 2. August 2026. Die zypriotische Ratspräsidentschaft hat sich vorgenommen, das Dossier vor Ablauf ihrer Amtszeit am 30. Juni 2026 abzuschließen; gelingt das nicht, übernimmt zur zweiten Jahreshälfte 2026 die irische Präsidentschaft. Scheitert die Einigung bis zum 2. August 2026, würden die Hochrisiko-Pflichten in ihrer ursprünglich vorgesehenen Fassung anwendbar. Für die Steuerdebatte folgt daraus, dass der zeitliche Vorlauf für KI-Definitionen aus dem AI Act enger als ursprünglich gedacht ist — eine mittelfristige Anknüpfung steuerlicher Tatbestände an AI-Act-Kategorien bleibt möglich, setzt aber voraus, dass die Normenlandschaft nach 2027 verlässlich vorliegt. Nach dem Scheitern der zweiten Trilogrunde haben Rat und Parlament am 7. Mai 2026 eine politische Einigung über den </w:t>
+      </w:r>
+      <w:r>
+        <w:rPr>
+          <w:rFonts w:ascii="Arial" w:hAnsi="Arial"/>
+          <w:b w:val="0"/>
+          <w:i/>
+          <w:sz w:val="19"/>
+        </w:rPr>
+        <w:t>Digital Omnibus on AI</w:t>
+      </w:r>
+      <w:r>
+        <w:rPr>
+          <w:rFonts w:ascii="Arial" w:hAnsi="Arial"/>
+          <w:b w:val="0"/>
+          <w:i w:val="0"/>
+          <w:sz w:val="19"/>
+        </w:rPr>
+        <w:t xml:space="preserve"> erzielt: Die Hochrisiko-Pflichten nach Anhang III gelten nun ab 2. Dezember 2027, die produktbezogenen Pflichten nach Anhang I ab 2. August 2028; die Watermark- und Kennzeichnungspflichten nach Art. 50 werden um vier Monate auf den 2. Dezember 2026 verschoben. Ergänzend wird ab 2. Dezember 2026 ein neues Verbot für KI-Systeme zur Generierung nicht-einvernehmlicher intimer Bildinhalte und kinderpornografischen Materials eingeführt („Nudifier-Verbot"). Die förmliche Annahme (Plenum, Rat, Veröffentlichung im Amtsblatt) ist vor dem 2. August 2026 vorgesehen. Parallel hat der Deutsche Bundestag am 12. Juni 2026 das </w:t>
+      </w:r>
+      <w:r>
+        <w:rPr>
+          <w:rFonts w:ascii="Arial" w:hAnsi="Arial"/>
+          <w:b w:val="0"/>
+          <w:i/>
+          <w:sz w:val="19"/>
+        </w:rPr>
+        <w:t>Gesetz zur Durchführung der KI-Verordnung</w:t>
+      </w:r>
+      <w:r>
+        <w:rPr>
+          <w:rFonts w:ascii="Arial" w:hAnsi="Arial"/>
+          <w:b w:val="0"/>
+          <w:i w:val="0"/>
+          <w:sz w:val="19"/>
+        </w:rPr>
+        <w:t xml:space="preserve"> mit den Koalitionsstimmen von CDU/CSU und SPD beschlossen (Gegenstimmen aus AfD, Grünen und Linken); die </w:t>
+      </w:r>
+      <w:r>
+        <w:rPr>
+          <w:rFonts w:ascii="Arial" w:hAnsi="Arial"/>
+          <w:b w:val="0"/>
+          <w:i/>
+          <w:sz w:val="19"/>
+        </w:rPr>
+        <w:t>Bundesnetzagentur</w:t>
+      </w:r>
+      <w:r>
+        <w:rPr>
+          <w:rFonts w:ascii="Arial" w:hAnsi="Arial"/>
+          <w:b w:val="0"/>
+          <w:i w:val="0"/>
+          <w:sz w:val="19"/>
+        </w:rPr>
+        <w:t xml:space="preserve"> wird damit zentrale KI-Marktüberwachungsbehörde mit einem dort angesiedelten Koordinations- und Kompetenzzentrum sowie einer unabhängigen </w:t>
+      </w:r>
+      <w:r>
+        <w:rPr>
+          <w:rFonts w:ascii="Arial" w:hAnsi="Arial"/>
+          <w:b w:val="0"/>
+          <w:i/>
+          <w:sz w:val="19"/>
+        </w:rPr>
+        <w:t>KI-Marktüberwachungskammer</w:t>
+      </w:r>
+      <w:r>
+        <w:rPr>
+          <w:rFonts w:ascii="Arial" w:hAnsi="Arial"/>
+          <w:b w:val="0"/>
+          <w:i w:val="0"/>
+          <w:sz w:val="19"/>
+        </w:rPr>
+        <w:t xml:space="preserve"> für die Aufsicht über bestimmte Hochrisiko-Systeme. Für die in §8 entwickelte Veredelungsstrategie ist die nationale Architektur-Entscheidung relevant, weil sie die institutionelle Anlaufstelle für KI-Definitionen, Risikoklassifizierungen und Konformitätsbewertungen — und damit potentiell auch für spätere steuerliche Anknüpfungspunkte — konsolidiert.</w:t>
       </w:r>
     </w:p>
     <w:p>
@@ -2264,7 +2431,215 @@
           <w:i w:val="0"/>
           <w:sz w:val="19"/>
         </w:rPr>
-        <w:t xml:space="preserve"> (S. 4214, 119. Kongress) eingebracht, der ein bundesweites Moratorium für neue und aufgerüstete KI-Rechenzentren oberhalb definierter Stromschwellen vorsieht, bis der Gesetzgeber Mindeststandards in den Bereichen Umwelt, Energie, Arbeit und Bürgerrechte verabschiedet; der Gesetzentwurf formuliert ausdrücklich, die „wirtschaftlichen Gewinne aus künstlicher Intelligenz und Robotik" sollten „Beschäftigten, nicht nur wohlhabenden Big-Tech-Eigentümern" zugutekommen. Am 16. April 2026 hat Sanders die Linie mit einem Namensbeitrag („Artificial intelligence is coming for the working class. We must fight back.") erneuert und die HELP-Anhörung genutzt, um für Robotersteuer und Moratorium zu werben. Die Aussicht auf Annahme des Entwurfs in einem republikanisch geführten Kongress gilt als gering; als Signalgebung ist er jedoch der bislang konkreteste politische Vorstoß auf US-Bundesebene.</w:t>
+        <w:t xml:space="preserve"> (S. 4214, 119. Kongress) eingebracht, der ein bundesweites Moratorium für neue und aufgerüstete KI-Rechenzentren oberhalb definierter Stromschwellen vorsieht, bis der Gesetzgeber Mindeststandards in den Bereichen Umwelt, Energie, Arbeit und Bürgerrechte verabschiedet; der Gesetzentwurf formuliert ausdrücklich, die „wirtschaftlichen Gewinne aus künstlicher Intelligenz und Robotik" sollten „Beschäftigten, nicht nur wohlhabenden Big-Tech-Eigentümern" zugutekommen. Am 16. April 2026 hat Sanders die Linie mit einem Namensbeitrag („Artificial intelligence is coming for the working class. We must fight back.") erneuert und die HELP-Anhörung genutzt, um für Robotersteuer und Moratorium zu werben. Die Aussicht auf Annahme des Entwurfs in einem republikanisch geführten Kongress gilt als gering; als Signalgebung ist er jedoch der bislang konkreteste politische Vorstoß auf US-Bundesebene. Am 1. Juni 2026 hat Sanders den programmatischen Schwerpunkt zusätzlich vom Verbrauchsteuer- auf das Eigentumsmodell verlagert und den </w:t>
+      </w:r>
+      <w:r>
+        <w:rPr>
+          <w:rFonts w:ascii="Arial" w:hAnsi="Arial"/>
+          <w:b w:val="0"/>
+          <w:i/>
+          <w:sz w:val="19"/>
+        </w:rPr>
+        <w:t>American AI Sovereign Wealth Fund Act</w:t>
+      </w:r>
+      <w:r>
+        <w:rPr>
+          <w:rFonts w:ascii="Arial" w:hAnsi="Arial"/>
+          <w:b w:val="0"/>
+          <w:i w:val="0"/>
+          <w:sz w:val="19"/>
+        </w:rPr>
+        <w:t xml:space="preserve"> in den US-Senat eingebracht (Eintrag im </w:t>
+      </w:r>
+      <w:r>
+        <w:rPr>
+          <w:rFonts w:ascii="Arial" w:hAnsi="Arial"/>
+          <w:b w:val="0"/>
+          <w:i/>
+          <w:sz w:val="19"/>
+        </w:rPr>
+        <w:t>Congressional Record</w:t>
+      </w:r>
+      <w:r>
+        <w:rPr>
+          <w:rFonts w:ascii="Arial" w:hAnsi="Arial"/>
+          <w:b w:val="0"/>
+          <w:i w:val="0"/>
+          <w:sz w:val="19"/>
+        </w:rPr>
+        <w:t xml:space="preserve"> Vol. 172 Nr. 92). Der Entwurf sieht eine einmalige Übertragung von 50 % der Eigenkapitalanteile der führenden KI-Unternehmen (namentlich OpenAI, Anthropic, xAI) an einen neu zu errichtenden bundesstaatlich verwalteten Staatsfonds vor, der die Anteile mit hälftigem Stimmrecht und gleichberechtigter Vorstandsvertretung halten und Erträge zunächst als universelle Bürgerdividende und später für öffentliche Güter (Gesundheitsversorgung, Bildung, Wohnen) ausschütten soll. Begründung in der vorangegangenen New-York-Times-Kolumne („The Public Should Own Half of the Big A.I. Companies"): Da Frontier-Modelle auf der „kollektiven Erfahrung und Wissensbasis der Menschheit" trainiert seien, gebühre der Öffentlichkeit ein entsprechender Anteil an der dadurch generierten Wertschöpfung. In einem etwa einstündigen Gespräch in Sanders' Senatsbüro Anfang Juni 2026 äußerte sich OpenAI-Vorstandsvorsitzender Sam Altman grundsätzlich offen für das Prinzip einer öffentlichen Equity-Beteiligung an KI-Unternehmen, hielt die 50-%-Größenordnung jedoch für „zu ambitioniert". Für die hier geführte Debatte ist der Vorstoß doppelt relevant: Erstens verschiebt er die US-Steuerdebatte programmatisch vom Typ-5-Pfad (zielgerichtete Ersatzabgabe, §2.1) auf eine eigentumsrechtliche Anknüpfung, die der in §5.4 und §8.3 referierten Staatsfonds-Logik nach norwegischem Vorbild strukturell sehr nah kommt; zweitens dürfte die enteignungsähnliche Vehemenz einer einmaligen 50-%-Übertragung verfassungs- und investitionsrechtlich kaum durchsetzbar sein — sie verschiebt aber den politischen Möglichkeitsraum für moderatere fiskalische Beteiligungsmodelle.</w:t>
+      </w:r>
+    </w:p>
+    <w:p>
+      <w:pPr>
+        <w:jc w:val="both"/>
+      </w:pPr>
+      <w:r>
+        <w:rPr>
+          <w:rFonts w:ascii="Arial" w:hAnsi="Arial"/>
+          <w:b/>
+          <w:i w:val="0"/>
+          <w:sz w:val="19"/>
+        </w:rPr>
+        <w:t>Sub-föderale Parallele — Connecticut (Mai/Juni 2026):</w:t>
+      </w:r>
+      <w:r>
+        <w:rPr>
+          <w:rFonts w:ascii="Arial" w:hAnsi="Arial"/>
+          <w:b w:val="0"/>
+          <w:i w:val="0"/>
+          <w:sz w:val="19"/>
+        </w:rPr>
+        <w:t xml:space="preserve"> Gouverneur Ned Lamont hat </w:t>
+      </w:r>
+      <w:r>
+        <w:rPr>
+          <w:rFonts w:ascii="Arial" w:hAnsi="Arial"/>
+          <w:b w:val="0"/>
+          <w:i/>
+          <w:sz w:val="19"/>
+        </w:rPr>
+        <w:t>Senate Bill 5 — Connecticut Artificial Intelligence Responsibility and Transparency Act</w:t>
+      </w:r>
+      <w:r>
+        <w:rPr>
+          <w:rFonts w:ascii="Arial" w:hAnsi="Arial"/>
+          <w:b w:val="0"/>
+          <w:i w:val="0"/>
+          <w:sz w:val="19"/>
+        </w:rPr>
+        <w:t xml:space="preserve"> am 2. Juni 2026 unterzeichnet (</w:t>
+      </w:r>
+      <w:r>
+        <w:rPr>
+          <w:rFonts w:ascii="Arial" w:hAnsi="Arial"/>
+          <w:b w:val="0"/>
+          <w:i/>
+          <w:sz w:val="19"/>
+        </w:rPr>
+        <w:t>Public Act 26-15</w:t>
+      </w:r>
+      <w:r>
+        <w:rPr>
+          <w:rFonts w:ascii="Arial" w:hAnsi="Arial"/>
+          <w:b w:val="0"/>
+          <w:i w:val="0"/>
+          <w:sz w:val="19"/>
+        </w:rPr>
+        <w:t xml:space="preserve">, „CART Act"), womit der in §4.5 dokumentierte sub-föderale Pfad förmlich Gesetz wird. Das Gesetz wurde in Zusammenarbeit zwischen Gouverneur Lamont, Generalstaatsanwalt William Tong und Senator James Maroney (D-Milford, Co-Vorsitzender des General-Law-Ausschusses) ausgearbeitet und gilt nach Kanzlei-Analysen (Ropes &amp; Gray, Holland &amp; Knight, Paul Hastings, Hunton, DLA Piper, Juni 2026) als eines der bislang umfassendsten US-bundesstaatlichen KI-Gesetze. Es enthält gestaffelte Pflichten in fünf Feldern (Beschäftigungs-KI, Companion-Chatbots, Frontier-Modell-Entwickler, generative-AI-Provenienz, Plattform-Pflichten gegenüber Minderjährigen) mit Erstanwendung ab 1. Oktober 2026 (Automated-Employment-Decision-Rahmen, „AI is not a defense"-Klarstellung, Frontier-Whistleblower-Schutz, AI-Layoff-Disclosure in den Connecticut-WARN-Mitteilungen), anonymen internen Meldewegen großer Frontier-Entwickler ab 1. Januar 2027 und Deployer-Vorab-Information bei substantieller KI-Nutzung in Beschäftigungsentscheidungen ab 1. Oktober 2027; eine Heilungsfrist von 60 Tagen gilt bis Ende 2027. Generative-AI-Anbieter mit mehr als einer Million monatlicher Nutzer müssen Provenienzdaten in von ihnen erzeugte Audio-, Bild- und Videoinhalte einbetten. Durchsetzung obliegt dem Generalstaatsanwalt nach den Vorschriften zu unlauteren Geschäftspraktiken; ein privates Klagerecht ist nicht vorgesehen. Der separat verhandelte </w:t>
+      </w:r>
+      <w:r>
+        <w:rPr>
+          <w:rFonts w:ascii="Arial" w:hAnsi="Arial"/>
+          <w:b w:val="0"/>
+          <w:i/>
+          <w:sz w:val="19"/>
+        </w:rPr>
+        <w:t>Raised Bill 515</w:t>
+      </w:r>
+      <w:r>
+        <w:rPr>
+          <w:rFonts w:ascii="Arial" w:hAnsi="Arial"/>
+          <w:b w:val="0"/>
+          <w:i w:val="0"/>
+          <w:sz w:val="19"/>
+        </w:rPr>
+        <w:t xml:space="preserve"> (Workforce-and-Productivity-Gap-Zuschlag, §4.5) ist zum regulären Sitzungsende der Connecticut General Assembly am 6. Mai 2026 nicht zur Endabstimmung gelangt; der gesetzgeberische Pfad verläuft damit zunächst informationsrechtlich (SB 5) und nicht fiskalisch.</w:t>
+      </w:r>
+    </w:p>
+    <w:p>
+      <w:pPr>
+        <w:jc w:val="both"/>
+      </w:pPr>
+      <w:r>
+        <w:rPr>
+          <w:rFonts w:ascii="Arial" w:hAnsi="Arial"/>
+          <w:b/>
+          <w:i w:val="0"/>
+          <w:sz w:val="19"/>
+        </w:rPr>
+        <w:t>Sub-föderale Parallele — Colorado (Mai 2026):</w:t>
+      </w:r>
+      <w:r>
+        <w:rPr>
+          <w:rFonts w:ascii="Arial" w:hAnsi="Arial"/>
+          <w:b w:val="0"/>
+          <w:i w:val="0"/>
+          <w:sz w:val="19"/>
+        </w:rPr>
+        <w:t xml:space="preserve"> Gegenläufig zur Connecticut-Linie hat Colorado seine eigene KI-Regulierung deutlich zurückgenommen: Gouverneur Jared Polis hat am 14. Mai 2026 </w:t>
+      </w:r>
+      <w:r>
+        <w:rPr>
+          <w:rFonts w:ascii="Arial" w:hAnsi="Arial"/>
+          <w:b w:val="0"/>
+          <w:i/>
+          <w:sz w:val="19"/>
+        </w:rPr>
+        <w:t>SB 189</w:t>
+      </w:r>
+      <w:r>
+        <w:rPr>
+          <w:rFonts w:ascii="Arial" w:hAnsi="Arial"/>
+          <w:b w:val="0"/>
+          <w:i w:val="0"/>
+          <w:sz w:val="19"/>
+        </w:rPr>
+        <w:t xml:space="preserve"> unterzeichnet, das den ursprünglichen </w:t>
+      </w:r>
+      <w:r>
+        <w:rPr>
+          <w:rFonts w:ascii="Arial" w:hAnsi="Arial"/>
+          <w:b w:val="0"/>
+          <w:i/>
+          <w:sz w:val="19"/>
+        </w:rPr>
+        <w:t>Colorado Consumer Protections for Artificial Intelligence Act</w:t>
+      </w:r>
+      <w:r>
+        <w:rPr>
+          <w:rFonts w:ascii="Arial" w:hAnsi="Arial"/>
+          <w:b w:val="0"/>
+          <w:i w:val="0"/>
+          <w:sz w:val="19"/>
+        </w:rPr>
+        <w:t xml:space="preserve"> (SB24-205) substanziell verändert; das Inkrafttreten wurde vom 30. Juni 2026 auf den 1. Januar 2027 verschoben, die </w:t>
+      </w:r>
+      <w:r>
+        <w:rPr>
+          <w:rFonts w:ascii="Arial" w:hAnsi="Arial"/>
+          <w:b w:val="0"/>
+          <w:i/>
+          <w:sz w:val="19"/>
+        </w:rPr>
+        <w:t>Duty of Care</w:t>
+      </w:r>
+      <w:r>
+        <w:rPr>
+          <w:rFonts w:ascii="Arial" w:hAnsi="Arial"/>
+          <w:b w:val="0"/>
+          <w:i w:val="0"/>
+          <w:sz w:val="19"/>
+        </w:rPr>
+        <w:t xml:space="preserve"> zur Vermeidung algorithmischer Diskriminierung gestrichen, Risikomanagement- und Impact-Assessment-Pflichten für Deployer entfernt sowie Berichtspflichten gegenüber dem Generalstaatsanwalt reduziert. Der Vorgang ist nicht steuerrechtlich, illustriert aber die fragile sub-föderale Architektur: Die Trump-Linie der </w:t>
+      </w:r>
+      <w:r>
+        <w:rPr>
+          <w:rFonts w:ascii="Arial" w:hAnsi="Arial"/>
+          <w:b w:val="0"/>
+          <w:i/>
+          <w:sz w:val="19"/>
+        </w:rPr>
+        <w:t>Federal Preemption</w:t>
+      </w:r>
+      <w:r>
+        <w:rPr>
+          <w:rFonts w:ascii="Arial" w:hAnsi="Arial"/>
+          <w:b w:val="0"/>
+          <w:i w:val="0"/>
+          <w:sz w:val="19"/>
+        </w:rPr>
+        <w:t xml:space="preserve"> (§4.5) und industrieseitiger Compliance-Druck haben zwischen Connecticut (Ausweitung am 2. Juni 2026) und Colorado (Rücknahme am 14. Mai 2026) zu einer auseinanderlaufenden Bundesstaaten-Landschaft geführt, in der die Connecticut-WARN-AI-Disclosure-Komponente bis auf Weiteres die einzige standardisierte administrative Datenquelle für KI-bezogene Stellenabbau-Statistiken bleibt — und damit der für §9.1 zentrale Mess-Anknüpfungspunkt.</w:t>
       </w:r>
     </w:p>
     <w:p>
@@ -3632,7 +4007,7 @@
           <w:i w:val="0"/>
           <w:sz w:val="19"/>
         </w:rPr>
-        <w:t xml:space="preserve"> beschlossen; im Verlauf der Ressortabstimmung wurde das Sparvolumen je nach Berichterstattung mit rund 16,3 Milliarden Euro (Frühberichterstattung) bzw. rund 19,6 Milliarden Euro (BMG-Tabellen Stand Anfang Mai 2026, gegliedert in 4,9 Milliarden einnahmen­seitige und rund 15 Milliarden ausgaben­seitige Komponenten) für 2027 angegeben; bis 2030 sieht das BMG eine Steigerung des Konsolidierungseffekts auf rund 42,8 Milliarden Euro vor. Die parlamentarische Behandlung soll laut BMG-Zeitplan vor der Sommerpause 2026 abgeschlossen werden — der Kabinettentwurf wird dem Bundesrat im ersten Durchgang am 8. Mai 2026 zugeleitet (1065. Sitzung; insgesamt 79 Tagesordnungspunkte, darunter eine flankierende Thüringer Entschließung zum Bürokratieabbau in der gesetzlichen Krankenversicherung); die erste Bundestagslesung ist im weiteren Verlauf des Mai/Juni 2026 vorgesehen. Die Reform belastet Krankenhäuser, pharmazeutische Industrie, Apotheken, Ärzteschaft, Versicherte, Arbeitgeber und Krankenkassen gemeinsam; sie folgt dem Leitsatz „Ausgaben an Einnahmen koppeln" und greift damit fiskalisch genau die Logik auf, die § 5.1 in der Beitrags­seite spiegelbildlich zu erweitern vorschlägt. Auch wenn die GKV-Reform primär ausgaben- und strukturseitig ansetzt, bestätigt sie den in § 5.1 angerissenen finanzpolitischen Befund: Die lohnbasierten Sicherungszweige geraten gleichzeitig durch demografischen Druck und durch die in § 1.1 dokumentierten KI-induzierten Beschäftigungsverschiebungen unter Spannung — eine Verbreiterung der Bemessungsgrundlage gewinnt damit zusätzlich an Plausibilität.</w:t>
+        <w:t xml:space="preserve"> beschlossen; im Verlauf der Ressortabstimmung wurde das Sparvolumen je nach Berichterstattung mit rund 16,3 Milliarden Euro (Frühberichterstattung) bzw. rund 19,6 Milliarden Euro (BMG-Tabellen Stand Anfang Mai 2026, gegliedert in 4,9 Milliarden einnahmen­seitige und rund 15 Milliarden ausgaben­seitige Komponenten) für 2027 angegeben; bis 2030 sieht das BMG eine Steigerung des Konsolidierungseffekts auf rund 42,8 Milliarden Euro vor. Die parlamentarische Behandlung soll laut BMG-Zeitplan vor der Sommerpause 2026 abgeschlossen werden — der Kabinettentwurf wird dem Bundesrat im ersten Durchgang am 8. Mai 2026 zugeleitet (1065. Sitzung; insgesamt 79 Tagesordnungspunkte, darunter eine flankierende Thüringer Entschließung zum Bürokratieabbau in der gesetzlichen Krankenversicherung); die erste Bundestagslesung erfolgte am 12. Juni 2026 (einstündige Debatte mit anschließender Überweisung an den federführenden Gesundheitsausschuss); nach der Begründung der Bundesregierung beträgt die Deckungslücke der GKV im Jahr 2027 rund 15,3 Milliarden Euro und könnte bis 2030 auf bis zu 40 Milliarden Euro anwachsen. Begleitend zum Beitragssatzstabilisierungsgesetz hat die Bundesregierung in der Lesung angekündigt, in einem nachfolgenden Gesetzgebungsverfahren ab 2028 eine Abgabe auf zuckergesüßte Getränke einzuführen und deren Mehreinnahmen entlastend der GKV zugutekommen zu lassen — ein erstes konkretes Signal, dass die Finanzierungsbasis der lohnbasierten Sicherungszweige nicht nur ausgaben-, sondern auch einnahmeseitig über zweckgebundene neue Abgaben verbreitert werden soll. Der Vorgang ist mit der in §5.1 entwickelten Wertschöpfungsabgaben-Logik nicht identisch (Konsumabgabe statt Bemessungsbasiserweiterung der Sozialversicherung), zeigt aber, dass die in §5.1 angedeutete Verbreiterung der Finanzierungsarchitektur im laufenden Gesetzgebungsprozess angekommen ist. Die Reform belastet Krankenhäuser, pharmazeutische Industrie, Apotheken, Ärzteschaft, Versicherte, Arbeitgeber und Krankenkassen gemeinsam; sie folgt dem Leitsatz „Ausgaben an Einnahmen koppeln" und greift damit fiskalisch genau die Logik auf, die § 5.1 in der Beitrags­seite spiegelbildlich zu erweitern vorschlägt. Auch wenn die GKV-Reform primär ausgaben- und strukturseitig ansetzt, bestätigt sie den in § 5.1 angerissenen finanzpolitischen Befund: Die lohnbasierten Sicherungszweige geraten gleichzeitig durch demografischen Druck und durch die in § 1.1 dokumentierten KI-induzierten Beschäftigungsverschiebungen unter Spannung — eine Verbreiterung der Bemessungsgrundlage gewinnt damit zusätzlich an Plausibilität.</w:t>
       </w:r>
     </w:p>
     <w:p>
@@ -6812,6 +7187,38 @@
           <w:i w:val="0"/>
           <w:sz w:val="19"/>
         </w:rPr>
+        <w:t xml:space="preserve">Growiec, J., Prettner, K., &amp; Szkróbka, M. (18. März 2026). </w:t>
+      </w:r>
+      <w:r>
+        <w:rPr>
+          <w:rFonts w:ascii="Arial" w:hAnsi="Arial"/>
+          <w:b w:val="0"/>
+          <w:i/>
+          <w:sz w:val="19"/>
+        </w:rPr>
+        <w:t>Workers' Incentives and the Optimal Taxation of AI.</w:t>
+      </w:r>
+      <w:r>
+        <w:rPr>
+          <w:rFonts w:ascii="Arial" w:hAnsi="Arial"/>
+          <w:b w:val="0"/>
+          <w:i w:val="0"/>
+          <w:sz w:val="19"/>
+        </w:rPr>
+        <w:t xml:space="preserve"> arXiv Preprint 2603.17898. Charakterisiert optimale Steuerpolitik in einer Wirtschaft mit menschlicher manueller und kognitiver Arbeit, physischem Kapital und KI; Ergebnis: Eine Besteuerung von KI ist dann optimal, wenn kognitiv Beschäftigte beginnen, in manuelle Tätigkeiten auszuweichen. https://arxiv.org/abs/2603.17898</w:t>
+      </w:r>
+    </w:p>
+    <w:p>
+      <w:pPr>
+        <w:jc w:val="both"/>
+      </w:pPr>
+      <w:r>
+        <w:rPr>
+          <w:rFonts w:ascii="Arial" w:hAnsi="Arial"/>
+          <w:b w:val="0"/>
+          <w:i w:val="0"/>
+          <w:sz w:val="19"/>
+        </w:rPr>
         <w:t xml:space="preserve">Korinek, A., &amp; Lockwood, L. M. (Januar 2026). </w:t>
       </w:r>
       <w:r>
@@ -8010,6 +8417,120 @@
           <w:i w:val="0"/>
           <w:sz w:val="19"/>
         </w:rPr>
+        <w:t xml:space="preserve">State of Connecticut / Office of the Governor. (2. Juni 2026). </w:t>
+      </w:r>
+      <w:r>
+        <w:rPr>
+          <w:rFonts w:ascii="Arial" w:hAnsi="Arial"/>
+          <w:b w:val="0"/>
+          <w:i/>
+          <w:sz w:val="19"/>
+        </w:rPr>
+        <w:t>Governor Lamont Signs Legislation Establishing Youth Online Safety Protections, Regulations Over Artificial Intelligence, and Initiatives to Upskill Connecticut's Workforce — Public Act 26-15 („CART Act").</w:t>
+      </w:r>
+      <w:r>
+        <w:rPr>
+          <w:rFonts w:ascii="Arial" w:hAnsi="Arial"/>
+          <w:b w:val="0"/>
+          <w:i w:val="0"/>
+          <w:sz w:val="19"/>
+        </w:rPr>
+        <w:t xml:space="preserve"> Pressemitteilung zur Unterzeichnung von </w:t>
+      </w:r>
+      <w:r>
+        <w:rPr>
+          <w:rFonts w:ascii="Arial" w:hAnsi="Arial"/>
+          <w:b w:val="0"/>
+          <w:i/>
+          <w:sz w:val="19"/>
+        </w:rPr>
+        <w:t>Senate Bill 5</w:t>
+      </w:r>
+      <w:r>
+        <w:rPr>
+          <w:rFonts w:ascii="Arial" w:hAnsi="Arial"/>
+          <w:b w:val="0"/>
+          <w:i w:val="0"/>
+          <w:sz w:val="19"/>
+        </w:rPr>
+        <w:t xml:space="preserve"> als Public Act 26-15. https://portal.ct.gov/governor/news/press-releases/2026/06-2026/governor-lamont-signs-legislation-establishing-youth-online-safety-protections</w:t>
+      </w:r>
+    </w:p>
+    <w:p>
+      <w:pPr>
+        <w:jc w:val="both"/>
+      </w:pPr>
+      <w:r>
+        <w:rPr>
+          <w:rFonts w:ascii="Arial" w:hAnsi="Arial"/>
+          <w:b w:val="0"/>
+          <w:i w:val="0"/>
+          <w:sz w:val="19"/>
+        </w:rPr>
+        <w:t xml:space="preserve">Ropes &amp; Gray / Holland &amp; Knight / Paul Hastings / Hunton / DLA Piper / Future of Privacy Forum. (Juni 2026). </w:t>
+      </w:r>
+      <w:r>
+        <w:rPr>
+          <w:rFonts w:ascii="Arial" w:hAnsi="Arial"/>
+          <w:b w:val="0"/>
+          <w:i/>
+          <w:sz w:val="19"/>
+        </w:rPr>
+        <w:t>Connecticut Enacts Sweeping AI Law Covering Employment, Healthcare, and Online Safety / Connecticut's New AI Law Mandates Disclosure of Automated Employment-Related Decision Technology / Unpacking SB 5: Connecticut's New AI Law / SB 5 in Five.</w:t>
+      </w:r>
+      <w:r>
+        <w:rPr>
+          <w:rFonts w:ascii="Arial" w:hAnsi="Arial"/>
+          <w:b w:val="0"/>
+          <w:i w:val="0"/>
+          <w:sz w:val="19"/>
+        </w:rPr>
+        <w:t xml:space="preserve"> Kanzlei- und Think-Tank-Analysen zu Public Act 26-15. https://www.ropesgray.com/en/insights/alerts/2026/06/connecticut-enacts-sweeping-ai-law-covering-employment-healthcare-and-online-safety | https://www.hklaw.com/en/insights/publications/2026/06/connecticut-enacts-comprehensive-ai-legislation | https://www.paulhastings.com/insights/client-alerts/connecticuts-new-ai-law-mandates-disclosure-of-automated-employment-related-decision-technology-and-otherwise-regulates-ai-in-employment | https://www.dlapiper.com/en-us/insights/publications/2026/05/unpacking-connecticuts-new-ai-law | https://fpf.org/blog/sb-5-in-five-what-to-know-about-connecticuts-new-ai-law/</w:t>
+      </w:r>
+    </w:p>
+    <w:p>
+      <w:pPr>
+        <w:jc w:val="both"/>
+      </w:pPr>
+      <w:r>
+        <w:rPr>
+          <w:rFonts w:ascii="Arial" w:hAnsi="Arial"/>
+          <w:b w:val="0"/>
+          <w:i w:val="0"/>
+          <w:sz w:val="19"/>
+        </w:rPr>
+        <w:t xml:space="preserve">State of Colorado / Office of the Governor / Hunton / Littler. (14. Mai 2026). </w:t>
+      </w:r>
+      <w:r>
+        <w:rPr>
+          <w:rFonts w:ascii="Arial" w:hAnsi="Arial"/>
+          <w:b w:val="0"/>
+          <w:i/>
+          <w:sz w:val="19"/>
+        </w:rPr>
+        <w:t>Colorado AI Act Amended and Effective Date Delayed (SB 189) — Verschiebung des Stichtags von SB24-205 vom 30. Juni 2026 auf 1. Januar 2027; Streichung der Duty of Care zur Vermeidung algorithmischer Diskriminierung; Reduktion der Risikomanagement-, Impact-Assessment- und Berichtspflichten.</w:t>
+      </w:r>
+      <w:r>
+        <w:rPr>
+          <w:rFonts w:ascii="Arial" w:hAnsi="Arial"/>
+          <w:b w:val="0"/>
+          <w:i w:val="0"/>
+          <w:sz w:val="19"/>
+        </w:rPr>
+        <w:t xml:space="preserve"> https://www.hunton.com/privacy-and-cybersecurity-law-blog/colorado-ai-act-amended-and-effective-date-delayed | https://www.littler.com/news-analysis/asap/colorado-amends-its-artificial-intelligence-law-substantially-reducing</w:t>
+      </w:r>
+    </w:p>
+    <w:p>
+      <w:pPr>
+        <w:jc w:val="both"/>
+      </w:pPr>
+      <w:r>
+        <w:rPr>
+          <w:rFonts w:ascii="Arial" w:hAnsi="Arial"/>
+          <w:b w:val="0"/>
+          <w:i w:val="0"/>
+          <w:sz w:val="19"/>
+        </w:rPr>
         <w:t xml:space="preserve">Shipman &amp; Goodwin LLP / Freshfields. (Mai 2026). </w:t>
       </w:r>
       <w:r>
@@ -8234,6 +8755,56 @@
           <w:i w:val="0"/>
           <w:sz w:val="19"/>
         </w:rPr>
+        <w:t xml:space="preserve">US Senate, 119th Congress. (1. Juni 2026). </w:t>
+      </w:r>
+      <w:r>
+        <w:rPr>
+          <w:rFonts w:ascii="Arial" w:hAnsi="Arial"/>
+          <w:b w:val="0"/>
+          <w:i/>
+          <w:sz w:val="19"/>
+        </w:rPr>
+        <w:t>American AI Sovereign Wealth Fund Act</w:t>
+      </w:r>
+      <w:r>
+        <w:rPr>
+          <w:rFonts w:ascii="Arial" w:hAnsi="Arial"/>
+          <w:b w:val="0"/>
+          <w:i w:val="0"/>
+          <w:sz w:val="19"/>
+        </w:rPr>
+        <w:t xml:space="preserve"> (Einbringer: Bernie Sanders). Einmalige 50 %-Equity-Übertragung führender KI-Unternehmen (OpenAI, Anthropic, xAI u. a.) in einen bundesstaatlich verwalteten Staatsfonds; Erträge zunächst als Bürgerdividende, später für Gesundheits-, Bildungs- und Wohnausgaben. Eintrag im Congressional Record Vol. 172 Nr. 92. Begleitende New-York-Times-Kolumne </w:t>
+      </w:r>
+      <w:r>
+        <w:rPr>
+          <w:rFonts w:ascii="Arial" w:hAnsi="Arial"/>
+          <w:b w:val="0"/>
+          <w:i/>
+          <w:sz w:val="19"/>
+        </w:rPr>
+        <w:t>„The Public Should Own Half of the Big A.I. Companies"</w:t>
+      </w:r>
+      <w:r>
+        <w:rPr>
+          <w:rFonts w:ascii="Arial" w:hAnsi="Arial"/>
+          <w:b w:val="0"/>
+          <w:i w:val="0"/>
+          <w:sz w:val="19"/>
+        </w:rPr>
+        <w:t xml:space="preserve"> (Mai/Juni 2026). https://www.sanders.senate.gov/op-eds/the-public-should-own-half-of-the-big-a-i-companies/</w:t>
+      </w:r>
+    </w:p>
+    <w:p>
+      <w:pPr>
+        <w:jc w:val="both"/>
+      </w:pPr>
+      <w:r>
+        <w:rPr>
+          <w:rFonts w:ascii="Arial" w:hAnsi="Arial"/>
+          <w:b w:val="0"/>
+          <w:i w:val="0"/>
+          <w:sz w:val="19"/>
+        </w:rPr>
         <w:t xml:space="preserve">Sanders, B., &amp; Ocasio-Cortez, A. (25. März 2026). </w:t>
       </w:r>
       <w:r>
@@ -8705,6 +9276,102 @@
           <w:sz w:val="19"/>
         </w:rPr>
         <w:t xml:space="preserve"> Legislative Train Schedule und Berichterstattung IAPP, A&amp;O Shearman, OneTrust, DLA Piper. https://www.europarl.europa.eu/legislative-train/package-digital-package/file-digital-omnibus-on-ai | https://iapp.org/news/a/ai-act-omnibus-what-just-happened-and-what-comes-next | https://www.aoshearman.com/en/insights/digital-omnibus-on-ai-what-is-really-on-the-table-as-trilogues-begin</w:t>
+      </w:r>
+    </w:p>
+    <w:p>
+      <w:pPr>
+        <w:jc w:val="both"/>
+      </w:pPr>
+      <w:r>
+        <w:rPr>
+          <w:rFonts w:ascii="Arial" w:hAnsi="Arial"/>
+          <w:b w:val="0"/>
+          <w:i w:val="0"/>
+          <w:sz w:val="19"/>
+        </w:rPr>
+        <w:t xml:space="preserve">Rat der EU / Europäisches Parlament. (7. Mai 2026). </w:t>
+      </w:r>
+      <w:r>
+        <w:rPr>
+          <w:rFonts w:ascii="Arial" w:hAnsi="Arial"/>
+          <w:b w:val="0"/>
+          <w:i/>
+          <w:sz w:val="19"/>
+        </w:rPr>
+        <w:t>Artificial Intelligence: Council and Parliament agree to simplify and streamline rules — politische Einigung im Trilog.</w:t>
+      </w:r>
+      <w:r>
+        <w:rPr>
+          <w:rFonts w:ascii="Arial" w:hAnsi="Arial"/>
+          <w:b w:val="0"/>
+          <w:i w:val="0"/>
+          <w:sz w:val="19"/>
+        </w:rPr>
+        <w:t xml:space="preserve"> Verschiebung der Hochrisiko-Pflichten Anhang III auf 2. Dezember 2027, Anhang I auf 2. August 2028; Watermark-/Art.-50-Pflichten auf 2. Dezember 2026; neues Verbot für KI-generierte nicht-einvernehmliche intime Inhalte und kinderpornografisches Material ab 2. Dezember 2026; förmliche Annahme vor 2. August 2026 vorgesehen. https://www.consilium.europa.eu/en/press/press-releases/2026/05/07/artificial-intelligence-council-and-parliament-agree-to-simplify-and-streamline-rules/ | https://www.whitecase.com/insight-alert/eu-agrees-digital-omnibus-deal-simplify-ai-rules | https://www.taylorwessing.com/en/insights-and-events/insights/2026/05/the-eu-digital-omnibus-on-ai-what-the-political-deal-means</w:t>
+      </w:r>
+    </w:p>
+    <w:p>
+      <w:pPr>
+        <w:jc w:val="both"/>
+      </w:pPr>
+      <w:r>
+        <w:rPr>
+          <w:rFonts w:ascii="Arial" w:hAnsi="Arial"/>
+          <w:b w:val="0"/>
+          <w:i w:val="0"/>
+          <w:sz w:val="19"/>
+        </w:rPr>
+        <w:t xml:space="preserve">Deutscher Bundestag. (12. Juni 2026). </w:t>
+      </w:r>
+      <w:r>
+        <w:rPr>
+          <w:rFonts w:ascii="Arial" w:hAnsi="Arial"/>
+          <w:b w:val="0"/>
+          <w:i/>
+          <w:sz w:val="19"/>
+        </w:rPr>
+        <w:t>Gesetz zur Durchführung der KI-Verordnung — Beschluss mit Koalitionsmehrheit; Bundesnetzagentur als zentrale KI-Marktüberwachungsbehörde mit Koordinations- und Kompetenzzentrum sowie unabhängiger KI-Marktüberwachungskammer.</w:t>
+      </w:r>
+      <w:r>
+        <w:rPr>
+          <w:rFonts w:ascii="Arial" w:hAnsi="Arial"/>
+          <w:b w:val="0"/>
+          <w:i w:val="0"/>
+          <w:sz w:val="19"/>
+        </w:rPr>
+        <w:t xml:space="preserve"> https://www.bundestag.de/dokumente/textarchiv/2026/kw24-de-ki-1183820 | https://www.bundestag.de/presse/hib/kurzmeldungen-1184102</w:t>
+      </w:r>
+    </w:p>
+    <w:p>
+      <w:pPr>
+        <w:jc w:val="both"/>
+      </w:pPr>
+      <w:r>
+        <w:rPr>
+          <w:rFonts w:ascii="Arial" w:hAnsi="Arial"/>
+          <w:b w:val="0"/>
+          <w:i w:val="0"/>
+          <w:sz w:val="19"/>
+        </w:rPr>
+        <w:t xml:space="preserve">Deutscher Bundestag. (12. Juni 2026). </w:t>
+      </w:r>
+      <w:r>
+        <w:rPr>
+          <w:rFonts w:ascii="Arial" w:hAnsi="Arial"/>
+          <w:b w:val="0"/>
+          <w:i/>
+          <w:sz w:val="19"/>
+        </w:rPr>
+        <w:t>Erste Lesung des GKV-Beitragssatzstabilisierungsgesetzes (Bundestag, kw24); Deckungslücke 2027 rund 15,3 Mrd. EUR, bis 2030 bis zu 40 Mrd. EUR; angekündigte Abgabe auf zuckergesüßte Getränke ab 2028 als ergänzender GKV-Entlastungspfad.</w:t>
+      </w:r>
+      <w:r>
+        <w:rPr>
+          <w:rFonts w:ascii="Arial" w:hAnsi="Arial"/>
+          <w:b w:val="0"/>
+          <w:i w:val="0"/>
+          <w:sz w:val="19"/>
+        </w:rPr>
+        <w:t xml:space="preserve"> https://www.bundestag.de/dokumente/textarchiv/2026/kw24-de-gkv-1181958</w:t>
       </w:r>
     </w:p>
     <w:p>
@@ -10105,6 +10772,102 @@
           <w:i w:val="0"/>
           <w:sz w:val="19"/>
         </w:rPr>
+        <w:t xml:space="preserve">Challenger, Gray &amp; Christmas. (5. Juni 2026). </w:t>
+      </w:r>
+      <w:r>
+        <w:rPr>
+          <w:rFonts w:ascii="Arial" w:hAnsi="Arial"/>
+          <w:b w:val="0"/>
+          <w:i/>
+          <w:sz w:val="19"/>
+        </w:rPr>
+        <w:t>Challenger Report: May Job Cuts Rise 16 % from April; Highest May Total Since 2020.</w:t>
+      </w:r>
+      <w:r>
+        <w:rPr>
+          <w:rFonts w:ascii="Arial" w:hAnsi="Arial"/>
+          <w:b w:val="0"/>
+          <w:i w:val="0"/>
+          <w:sz w:val="19"/>
+        </w:rPr>
+        <w:t xml:space="preserve"> US-Gesamtstreichungen Mai 2026: 97.006 (+16 % gegenüber April; +3 % gegenüber Mai 2025); KI-bezogen 38.579 (40 % der Mai-Streichungen — höchster Monatswert seit Beginn der KI-Erfassung 2023); Tech 38.242 (höchster Monatswert seit August 2024). YTD KI 87.714 (22 % aller 2026-Pläne; bereits über dem Vorjahresgesamtwert 54.836); YTD Tech 123.653 (+66 % gegenüber Vorjahresstand). https://www.challengergray.com/blog/challenger-report-may-job-cuts-rise-16-from-april-highest-may-total-since-2020/ | https://www.challengergray.com/wp-content/uploads/2026/06/Challenger-Report-May-2026.pdf</w:t>
+      </w:r>
+    </w:p>
+    <w:p>
+      <w:pPr>
+        <w:jc w:val="both"/>
+      </w:pPr>
+      <w:r>
+        <w:rPr>
+          <w:rFonts w:ascii="Arial" w:hAnsi="Arial"/>
+          <w:b w:val="0"/>
+          <w:i w:val="0"/>
+          <w:sz w:val="19"/>
+        </w:rPr>
+        <w:t xml:space="preserve">TrueUp / SkillSyncer. (Stand 11. Juni 2026). </w:t>
+      </w:r>
+      <w:r>
+        <w:rPr>
+          <w:rFonts w:ascii="Arial" w:hAnsi="Arial"/>
+          <w:b w:val="0"/>
+          <w:i/>
+          <w:sz w:val="19"/>
+        </w:rPr>
+        <w:t>Tech Layoffs Tracker — 247 Layoff-Ereignisse, 183.966 betroffene Beschäftigte (rund 974 Personen pro Tag, 44 % über Vorjahres-Tempo); 55 % der Ereignisse explizit KI-/Automatisierungs-bezogen (152.415 Beschäftigte aus 135 Unternehmen).</w:t>
+      </w:r>
+      <w:r>
+        <w:rPr>
+          <w:rFonts w:ascii="Arial" w:hAnsi="Arial"/>
+          <w:b w:val="0"/>
+          <w:i w:val="0"/>
+          <w:sz w:val="19"/>
+        </w:rPr>
+        <w:t xml:space="preserve"> Tagesfortschreibung über Q1-Mai-Juni-Verlauf: Cloudflare-Welle (7. Mai), parallele Amdocs-Ankündigung (~2.900 Stellen, 10. Juni), Salesforce-Trimmung Agentforce/MuleSoft/Marketing Cloud, Google Cloud / Threat Intelligence Group, Expeditors International (~230 Stellen). https://www.trueup.io/layoffs | https://skillsyncer.com/layoffs-tracker | https://www.techtimes.com/articles/317848/20260605/tech-layoffs-2026-hit-149935-uber-cuts-hr-days-after-ai-drained-its-coding-budget.htm</w:t>
+      </w:r>
+    </w:p>
+    <w:p>
+      <w:pPr>
+        <w:jc w:val="both"/>
+      </w:pPr>
+      <w:r>
+        <w:rPr>
+          <w:rFonts w:ascii="Arial" w:hAnsi="Arial"/>
+          <w:b w:val="0"/>
+          <w:i w:val="0"/>
+          <w:sz w:val="19"/>
+        </w:rPr>
+        <w:t xml:space="preserve">Reuters / Fox Business / The Hill / Reason / Fortune. (1.–3. Juni 2026). </w:t>
+      </w:r>
+      <w:r>
+        <w:rPr>
+          <w:rFonts w:ascii="Arial" w:hAnsi="Arial"/>
+          <w:b w:val="0"/>
+          <w:i/>
+          <w:sz w:val="19"/>
+        </w:rPr>
+        <w:t>Sanders introduces American AI Sovereign Wealth Fund Act / Bernie Sanders unveils plan to take 50 % stake in AI companies for government wealth fund / Bernie Sanders wants Americans to own a piece of AI. The Trump White House seems to agree.</w:t>
+      </w:r>
+      <w:r>
+        <w:rPr>
+          <w:rFonts w:ascii="Arial" w:hAnsi="Arial"/>
+          <w:b w:val="0"/>
+          <w:i w:val="0"/>
+          <w:sz w:val="19"/>
+        </w:rPr>
+        <w:t xml:space="preserve"> Sammelberichterstattung zum Sovereign-Wealth-Fund-Vorstoß (einmalige 50 %-Equity-Übertragung von OpenAI/Anthropic/xAI; Altman-Sanders-Gespräch Anfang Juni 2026; Altman grundsätzlich offen, hält 50 % aber für „zu ambitioniert"). https://thehill.com/policy/technology/5906140-sanders-ai-ownership-wealth/ | https://www.foxbusiness.com/politics/sanders-unveils-plan-take-50-stake-ai-companies-government-wealth-fund | https://fortune.com/2026/06/03/bernie-sanders-ai-ownership-sovereign-wealth-fund-electrification/ | https://reason.com/2026/06/02/bernie-sanders-ai-wealth-fund-bill-shows-that-he-doesnt-understand-ai-or-wealth/</w:t>
+      </w:r>
+    </w:p>
+    <w:p>
+      <w:pPr>
+        <w:jc w:val="both"/>
+      </w:pPr>
+      <w:r>
+        <w:rPr>
+          <w:rFonts w:ascii="Arial" w:hAnsi="Arial"/>
+          <w:b w:val="0"/>
+          <w:i w:val="0"/>
+          <w:sz w:val="19"/>
+        </w:rPr>
         <w:t xml:space="preserve">CNBC / Bloomberg / AOL / The Register. (7./8. Mai 2026). </w:t>
       </w:r>
       <w:r>
@@ -10566,7 +11329,169 @@
           <w:i w:val="0"/>
           <w:sz w:val="19"/>
         </w:rPr>
-        <w:t xml:space="preserve"> Dieses Arbeitspapier gibt den Stand Anfang Mai 2026 (Schnitt am 8. Mai 2026 — Lauf 001 vom 8. Mai 2026) wieder. Die Debatte entwickelt sich dynamisch, insbesondere im Zuge der OpenAI-Strategiepapiere und der Eröffnung des OpenAI Workshop in Washington, D.C. im Mai 2026, des Erstdurchgangs des GKV-Beitragssatzstabilisierungsgesetzes in der 1065. Bundesratssitzung am 8. Mai 2026 mit 79 Tagesordnungspunkten (Kabinettsbeschluss 29. April 2026, parlamentarische Behandlung vor der Sommerpause 2026 angekündigt), der laufenden Trilog-Verhandlungen zum Digital Omnibus on AI (zweite Runde 28. April 2026 ohne Einigung; nächste Runde 13. Mai 2026 — Knackpunkt ist nicht die Verschiebung der Hochrisiko-Pflichten, sondern die Konformitätsbewertungs-Architektur für Anhang I; die zypriotische Ratspräsidentschaft strebt einen Abschluss vor Ablauf ihrer Amtszeit am 30. Juni 2026 an, andernfalls übernimmt die irische Präsidentschaft), der am 5. Mai 2026 erfolgten Arraignment-Verhandlung im Altman-Verfahren mit „nicht schuldig"-Plädoyer und angeordneter psychiatrischer Begutachtung, des am 7. Mai 2026 versandten individuellen Microsoft-Buyout-Angebots (Annahmefrist 8. Juni 2026, VRSAR-Unterzeichnung 9.–22. Juni 2026, bis zu fünfjährige Krankenversicherungs-Verlängerung), des am 1. Mai 2026 vom Connecticut-Repräsentantenhaus mit 131 zu 17 Stimmen verabschiedeten </w:t>
+        <w:t xml:space="preserve"> Dieses Arbeitspapier gibt den Stand Mitte Juni 2026 (Schnitt am 12. Juni 2026 — Lauf 001 vom 12. Juni 2026, Version 23.0) wieder. Ergänzungen gegenüber Version 22.0 (8. Mai 2026): Sanders-Folgeinitiative </w:t>
+      </w:r>
+      <w:r>
+        <w:rPr>
+          <w:rFonts w:ascii="Arial" w:hAnsi="Arial"/>
+          <w:b w:val="0"/>
+          <w:i/>
+          <w:sz w:val="19"/>
+        </w:rPr>
+        <w:t>American AI Sovereign Wealth Fund Act</w:t>
+      </w:r>
+      <w:r>
+        <w:rPr>
+          <w:rFonts w:ascii="Arial" w:hAnsi="Arial"/>
+          <w:b w:val="0"/>
+          <w:i w:val="0"/>
+          <w:sz w:val="19"/>
+        </w:rPr>
+        <w:t xml:space="preserve"> mit programmatischer Verschiebung von Robotersteuer auf Sovereign-Wealth-Modell (1. Juni 2026; einmalige 50 %-Equity-Übertragung OpenAI/Anthropic/xAI); Unterzeichnung des Connecticut </w:t>
+      </w:r>
+      <w:r>
+        <w:rPr>
+          <w:rFonts w:ascii="Arial" w:hAnsi="Arial"/>
+          <w:b w:val="0"/>
+          <w:i/>
+          <w:sz w:val="19"/>
+        </w:rPr>
+        <w:t>SB 5 / CART Act</w:t>
+      </w:r>
+      <w:r>
+        <w:rPr>
+          <w:rFonts w:ascii="Arial" w:hAnsi="Arial"/>
+          <w:b w:val="0"/>
+          <w:i w:val="0"/>
+          <w:sz w:val="19"/>
+        </w:rPr>
+        <w:t xml:space="preserve"> als </w:t>
+      </w:r>
+      <w:r>
+        <w:rPr>
+          <w:rFonts w:ascii="Arial" w:hAnsi="Arial"/>
+          <w:b w:val="0"/>
+          <w:i/>
+          <w:sz w:val="19"/>
+        </w:rPr>
+        <w:t>Public Act 26-15</w:t>
+      </w:r>
+      <w:r>
+        <w:rPr>
+          <w:rFonts w:ascii="Arial" w:hAnsi="Arial"/>
+          <w:b w:val="0"/>
+          <w:i w:val="0"/>
+          <w:sz w:val="19"/>
+        </w:rPr>
+        <w:t xml:space="preserve"> durch Gouverneur Lamont (2. Juni 2026); Colorado-Verschiebung des AI-Act-Stichtags durch </w:t>
+      </w:r>
+      <w:r>
+        <w:rPr>
+          <w:rFonts w:ascii="Arial" w:hAnsi="Arial"/>
+          <w:b w:val="0"/>
+          <w:i/>
+          <w:sz w:val="19"/>
+        </w:rPr>
+        <w:t>SB 189</w:t>
+      </w:r>
+      <w:r>
+        <w:rPr>
+          <w:rFonts w:ascii="Arial" w:hAnsi="Arial"/>
+          <w:b w:val="0"/>
+          <w:i w:val="0"/>
+          <w:sz w:val="19"/>
+        </w:rPr>
+        <w:t xml:space="preserve"> (14. Mai 2026) vom 30. Juni 2026 auf 1. Januar 2027 mit Streichung der Duty of Care; politische EU-Trilog-Einigung über den </w:t>
+      </w:r>
+      <w:r>
+        <w:rPr>
+          <w:rFonts w:ascii="Arial" w:hAnsi="Arial"/>
+          <w:b w:val="0"/>
+          <w:i/>
+          <w:sz w:val="19"/>
+        </w:rPr>
+        <w:t>Digital Omnibus on AI</w:t>
+      </w:r>
+      <w:r>
+        <w:rPr>
+          <w:rFonts w:ascii="Arial" w:hAnsi="Arial"/>
+          <w:b w:val="0"/>
+          <w:i w:val="0"/>
+          <w:sz w:val="19"/>
+        </w:rPr>
+        <w:t xml:space="preserve"> (7. Mai 2026; Anhang III ab 2. Dezember 2027, Anhang I ab 2. August 2028, Watermark-Pflichten und Nudifier-Verbot ab 2. Dezember 2026); Bundestags-Beschluss des </w:t>
+      </w:r>
+      <w:r>
+        <w:rPr>
+          <w:rFonts w:ascii="Arial" w:hAnsi="Arial"/>
+          <w:b w:val="0"/>
+          <w:i/>
+          <w:sz w:val="19"/>
+        </w:rPr>
+        <w:t>KI-Verordnungs-Durchführungsgesetzes</w:t>
+      </w:r>
+      <w:r>
+        <w:rPr>
+          <w:rFonts w:ascii="Arial" w:hAnsi="Arial"/>
+          <w:b w:val="0"/>
+          <w:i w:val="0"/>
+          <w:sz w:val="19"/>
+        </w:rPr>
+        <w:t xml:space="preserve"> am 12. Juni 2026 (Bundesnetzagentur als zentrale KI-Marktüberwachungsbehörde); erste Bundestagslesung des </w:t>
+      </w:r>
+      <w:r>
+        <w:rPr>
+          <w:rFonts w:ascii="Arial" w:hAnsi="Arial"/>
+          <w:b w:val="0"/>
+          <w:i/>
+          <w:sz w:val="19"/>
+        </w:rPr>
+        <w:t>GKV-Beitragssatzstabilisierungsgesetzes</w:t>
+      </w:r>
+      <w:r>
+        <w:rPr>
+          <w:rFonts w:ascii="Arial" w:hAnsi="Arial"/>
+          <w:b w:val="0"/>
+          <w:i w:val="0"/>
+          <w:sz w:val="19"/>
+        </w:rPr>
+        <w:t xml:space="preserve"> am 12. Juni 2026 mit angekündigter Zuckergetränke-Abgabe ab 2028; </w:t>
+      </w:r>
+      <w:r>
+        <w:rPr>
+          <w:rFonts w:ascii="Arial" w:hAnsi="Arial"/>
+          <w:b w:val="0"/>
+          <w:i/>
+          <w:sz w:val="19"/>
+        </w:rPr>
+        <w:t>Challenger May-2026-Job-Cuts-Report</w:t>
+      </w:r>
+      <w:r>
+        <w:rPr>
+          <w:rFonts w:ascii="Arial" w:hAnsi="Arial"/>
+          <w:b w:val="0"/>
+          <w:i w:val="0"/>
+          <w:sz w:val="19"/>
+        </w:rPr>
+        <w:t xml:space="preserve"> mit KI-bezogen 38.579 / 40 % der Mai-Streichungen (höchster Monatswert seit Erfassungsbeginn 2023) und Tech-Sektor 38.242 (höchstmonatswert seit August 2024); TrueUp-Tracker-Stand 11. Juni 2026 mit 183.966 betroffenen Beschäftigten aus 247 Layoff-Ereignissen (55 % KI-bezogen, 152.415 Personen); Optimalsteuer-Beitrag </w:t>
+      </w:r>
+      <w:r>
+        <w:rPr>
+          <w:rFonts w:ascii="Arial" w:hAnsi="Arial"/>
+          <w:b w:val="0"/>
+          <w:i/>
+          <w:sz w:val="19"/>
+        </w:rPr>
+        <w:t>Growiec, Prettner &amp; Szkróbka</w:t>
+      </w:r>
+      <w:r>
+        <w:rPr>
+          <w:rFonts w:ascii="Arial" w:hAnsi="Arial"/>
+          <w:b w:val="0"/>
+          <w:i w:val="0"/>
+          <w:sz w:val="19"/>
+        </w:rPr>
+        <w:t xml:space="preserve"> (arXiv 2603.17898, 18. März 2026) zur Schwellenargumentation einer KI-Besteuerung beim Übergang kognitiver Arbeit in manuelle Tätigkeit. Die Debatte entwickelt sich dynamisch, insbesondere im Zuge der OpenAI-Strategiepapiere und der Eröffnung des OpenAI Workshop in Washington, D.C. im Mai 2026, des Erstdurchgangs des GKV-Beitragssatzstabilisierungsgesetzes in der 1065. Bundesratssitzung am 8. Mai 2026 mit 79 Tagesordnungspunkten (Kabinettsbeschluss 29. April 2026, parlamentarische Behandlung vor der Sommerpause 2026 angekündigt), der laufenden Trilog-Verhandlungen zum Digital Omnibus on AI (zweite Runde 28. April 2026 ohne Einigung; nächste Runde 13. Mai 2026 — Knackpunkt ist nicht die Verschiebung der Hochrisiko-Pflichten, sondern die Konformitätsbewertungs-Architektur für Anhang I; die zypriotische Ratspräsidentschaft strebt einen Abschluss vor Ablauf ihrer Amtszeit am 30. Juni 2026 an, andernfalls übernimmt die irische Präsidentschaft), der am 5. Mai 2026 erfolgten Arraignment-Verhandlung im Altman-Verfahren mit „nicht schuldig"-Plädoyer und angeordneter psychiatrischer Begutachtung, des am 7. Mai 2026 versandten individuellen Microsoft-Buyout-Angebots (Annahmefrist 8. Juni 2026, VRSAR-Unterzeichnung 9.–22. Juni 2026, bis zu fünfjährige Krankenversicherungs-Verlängerung), des am 1. Mai 2026 vom Connecticut-Repräsentantenhaus mit 131 zu 17 Stimmen verabschiedeten </w:t>
       </w:r>
       <w:r>
         <w:rPr>
@@ -10862,7 +11787,7 @@
         <w:color w:val="999999"/>
         <w:sz w:val="15"/>
       </w:rPr>
-      <w:t>Version 22.0 — Mai 2026 — CC BY 4.0</w:t>
+      <w:t>Version 23.0 — Mai 2026 — CC BY 4.0</w:t>
       <w:tab/>
       <w:t xml:space="preserve">Seite </w:t>
     </w:r>

--- a/KI-Ökonomie.docx
+++ b/KI-Ökonomie.docx
@@ -112,7 +112,7 @@
           <w:color w:val="666666"/>
           <w:sz w:val="18"/>
         </w:rPr>
-        <w:t>Version 22.0</w:t>
+        <w:t>Version 23.0</w:t>
       </w:r>
     </w:p>
     <w:p>
@@ -238,7 +238,7 @@
           <w:i w:val="0"/>
           <w:sz w:val="19"/>
         </w:rPr>
-        <w:t xml:space="preserve"> fällt auf den 2. Juli 2026; nach den am 7. Mai 2026 publizierten Programmkonditionen sind rund 8.500 Beschäftigte angebotsberechtigt, das Paket umfasst eine Cash-Einmalzahlung sowie eine bis zu fünfjährige Krankenversicherungs-Verlängerung und enthält keine Wettbewerbs- oder Beschäftigungsverbote. Im Zusammenspiel mit den am selben Tag bekräftigten Meta-Streichungen ordneten Wirtschaftsmedien (CNBC, 24. April 2026) die Welle erstmals als „AI-driven labor crisis" ein — ein Begriff, der den Übergang von Einzelfällen zu einer kumulativen Branchenerzählung markiert. Bis zur Wochenmitte des 25. April 2026 weisen Branchen-Tracker einen kumulierten Bestand von über 92.000 Tech-Stellenstreichungen für das laufende Jahr 2026 aus; eine Aktualisierung zum 2. Mai 2026 hebt die Marke nach Tracker-Methodik des SkillSyncer auf 113.863 betroffene Beschäftigte aus 179 erfassten Layoff-Ereignissen (durchschnittlich rund 933 Stellen pro Tag), während TrueUp parallel 95.878 Personen aus 249 Einzelmeldungen zählt; die Methodikspanne erklärt die unterschiedlichen Größenordnungen, das Niveau einer sechsstelligen Tech-Reduktion innerhalb von vier Monaten ist über alle Tracker hinweg konsistent. Eine erneute Aktualisierung zum 6. Mai 2026 zeigt, dass die TrueUp-Zählung weiter auf 119.721 betroffene Personen aus 265 Layoff-Meldungen gestiegen ist (rund 958 Stellen pro Tag), während SkillSyncer mit 113.863 Personen aus 179 Ereignissen weitgehend unverändert bleibt; eine Tagesfortschreibung der TrueUp-Methodik weist zum 7. Mai 2026 bereits 121.111 Personen aus 273 Layoff-Meldungen aus (rund 961 Personen pro Tag); die nochmalige Aktualisierung zum 8. Mai 2026 hebt die Marke nach den am Vortag angekündigten Cloudflare-Streichungen auf 127.411 betroffene Personen aus 283 Layoff-Meldungen (rund 1.003 Stellen pro Tag), wobei die zusätzlichen Meldungen primär aus den am 5./6. Mai 2026 angekündigten Stellenstreichungen bei </w:t>
+        <w:t xml:space="preserve"> fällt auf den 2. Juli 2026; nach den am 7. Mai 2026 publizierten Programmkonditionen sind rund 8.500 Beschäftigte angebotsberechtigt, das Paket umfasst eine Cash-Einmalzahlung sowie eine bis zu fünfjährige Krankenversicherungs-Verlängerung und enthält keine Wettbewerbs- oder Beschäftigungsverbote. Im Zusammenspiel mit den am selben Tag bekräftigten Meta-Streichungen ordneten Wirtschaftsmedien (CNBC, 24. April 2026) die Welle erstmals als „AI-driven labor crisis" ein — ein Begriff, der den Übergang von Einzelfällen zu einer kumulativen Branchenerzählung markiert. Bis zur Wochenmitte des 25. April 2026 weisen Branchen-Tracker einen kumulierten Bestand von über 92.000 Tech-Stellenstreichungen für das laufende Jahr 2026 aus; eine Aktualisierung zum 2. Mai 2026 hebt die Marke nach Tracker-Methodik des SkillSyncer auf 113.863 betroffene Beschäftigte aus 179 erfassten Layoff-Ereignissen (durchschnittlich rund 933 Stellen pro Tag), während TrueUp parallel 95.878 Personen aus 249 Einzelmeldungen zählt; die Methodikspanne erklärt die unterschiedlichen Größenordnungen, das Niveau einer sechsstelligen Tech-Reduktion innerhalb von vier Monaten ist über alle Tracker hinweg konsistent. Eine erneute Aktualisierung zum 6. Mai 2026 zeigt, dass die TrueUp-Zählung weiter auf 119.721 betroffene Personen aus 265 Layoff-Meldungen gestiegen ist (rund 958 Stellen pro Tag), während SkillSyncer mit 113.863 Personen aus 179 Ereignissen weitgehend unverändert bleibt; eine Tagesfortschreibung der TrueUp-Methodik weist zum 7. Mai 2026 bereits 121.111 Personen aus 273 Layoff-Meldungen aus (rund 961 Personen pro Tag); die nochmalige Aktualisierung zum 8. Mai 2026 hebt die Marke nach den am Vortag angekündigten Cloudflare-Streichungen auf 127.411 betroffene Personen aus 283 Layoff-Meldungen (rund 1.003 Stellen pro Tag); im weiteren Verlauf des Mai und in der ersten Juni-Hälfte 2026 ist die Welle nicht abgerissen: zum 5. Juni 2026 weist die TrueUp-Zählung 149.935 betroffene Personen aus 363 Layoff-Meldungen aus (rund 974 Personen pro Tag), und zum 12. Juni 2026 dokumentiert die SkillSyncer-Methodik 183.966 Personen aus 247 Layoff-Ereignissen (rund 1.129 Personen pro Tag), während dieselbe Tracker-Methodik erstmals einen quantifizierten Anteil KI-getriebener Restrukturierungen ausweist: rund 55 % der erfassten Layoff-Ereignisse des Jahres 2026 zitieren KI, Automatisierung oder Maschinelles Lernen explizit als treibenden Faktor, was 152.415 Beschäftigte aus 135 Unternehmen betrifft, wobei die zusätzlichen Meldungen primär aus den am 5./6. Mai 2026 angekündigten Stellenstreichungen bei </w:t>
       </w:r>
       <w:r>
         <w:rPr>
@@ -310,7 +310,79 @@
           <w:i w:val="0"/>
           <w:sz w:val="19"/>
         </w:rPr>
-        <w:t xml:space="preserve"> (12.000 bis 15.000 Stellen weltweit unter dem internen Programm „Project Leap", Abfindungsaufwand 230 bis 320 Millionen US-Dollar; bei rund 357.000 Beschäftigten weltweit und 250.000 in Indien dürfte der Großteil der Streichungen den dortigen Standort treffen) sowie aus der am 7. Mai 2026 vom Cloud-Anbieter </w:t>
+        <w:t xml:space="preserve"> (12.000 bis 15.000 Stellen weltweit unter dem internen Programm „Project Leap", Abfindungsaufwand 230 bis 320 Millionen US-Dollar; bei rund 357.000 Beschäftigten weltweit und 250.000 in Indien dürfte der Großteil der Streichungen den dortigen Standort treffen) sowie aus der am 2. Juni 2026 vom DevOps-Anbieter </w:t>
+      </w:r>
+      <w:r>
+        <w:rPr>
+          <w:rFonts w:ascii="Arial" w:hAnsi="Arial"/>
+          <w:b w:val="0"/>
+          <w:i/>
+          <w:sz w:val="19"/>
+        </w:rPr>
+        <w:t>GitLab</w:t>
+      </w:r>
+      <w:r>
+        <w:rPr>
+          <w:rFonts w:ascii="Arial" w:hAnsi="Arial"/>
+          <w:b w:val="0"/>
+          <w:i w:val="0"/>
+          <w:sz w:val="19"/>
+        </w:rPr>
+        <w:t xml:space="preserve"> angekündigten Streichung von rund 350 Stellen (etwa 14 % der globalen Belegschaft) bei gleichzeitigem Rückzug aus 22 Ländern und einer Aufgliederung der Forschungs- und Entwicklungsorganisation in rund 60 autonome Teams für den „agentic era" (Restrukturierungsaufwand 30 bis 35 Millionen US-Dollar, Aktienkursabschlag nachbörslich rund 8 %; CEO Bill Staples begründet die Reduktion mit dem Einsatz interner KI-Agenten für Code-Reviews, Approvals und Übergaben), aus den am 3. Juni 2026 von </w:t>
+      </w:r>
+      <w:r>
+        <w:rPr>
+          <w:rFonts w:ascii="Arial" w:hAnsi="Arial"/>
+          <w:b w:val="0"/>
+          <w:i/>
+          <w:sz w:val="19"/>
+        </w:rPr>
+        <w:t>Uber</w:t>
+      </w:r>
+      <w:r>
+        <w:rPr>
+          <w:rFonts w:ascii="Arial" w:hAnsi="Arial"/>
+          <w:b w:val="0"/>
+          <w:i w:val="0"/>
+          <w:sz w:val="19"/>
+        </w:rPr>
+        <w:t xml:space="preserve"> angekündigten Streichungen in der „People and Places"-Abteilung (rund 23 % der HR-, Recruiting-, Workplace- und Kultur-Funktionen — knapp ein Prozent der globalen 34.000-Personen-Belegschaft) wenige Wochen nachdem der Chief Technology Officer Praveen Neppalli Naga eingeräumt hatte, das gesamte für 2026 vorgesehene KI-Coding-Tool-Budget binnen vier Monaten aufgebraucht zu haben — primär durch die rasch gestiegene Nutzung von </w:t>
+      </w:r>
+      <w:r>
+        <w:rPr>
+          <w:rFonts w:ascii="Arial" w:hAnsi="Arial"/>
+          <w:b w:val="0"/>
+          <w:i/>
+          <w:sz w:val="19"/>
+        </w:rPr>
+        <w:t>Anthropic Claude Code</w:t>
+      </w:r>
+      <w:r>
+        <w:rPr>
+          <w:rFonts w:ascii="Arial" w:hAnsi="Arial"/>
+          <w:b w:val="0"/>
+          <w:i w:val="0"/>
+          <w:sz w:val="19"/>
+        </w:rPr>
+        <w:t xml:space="preserve"> und </w:t>
+      </w:r>
+      <w:r>
+        <w:rPr>
+          <w:rFonts w:ascii="Arial" w:hAnsi="Arial"/>
+          <w:b w:val="0"/>
+          <w:i/>
+          <w:sz w:val="19"/>
+        </w:rPr>
+        <w:t>Cursor</w:t>
+      </w:r>
+      <w:r>
+        <w:rPr>
+          <w:rFonts w:ascii="Arial" w:hAnsi="Arial"/>
+          <w:b w:val="0"/>
+          <w:i w:val="0"/>
+          <w:sz w:val="19"/>
+        </w:rPr>
+        <w:t xml:space="preserve">, deren Adoption unter den rund 5.000 Uber-Ingenieuren zwischen November 2025 und Februar 2026 von 32 auf 84 % stieg, bis nahezu 95 % monatlich KI-Werkzeuge nutzten und nach Konzernangaben etwa 70 % des committeten Codes von diesen Systemen erzeugt wurden; Uber hat in der Folge die monatliche Pro-Ingenieur-Ausgabengrenze auf 1.500 US-Dollar gekappt — sowie aus der am 7. Mai 2026 vom Cloud-Anbieter </w:t>
       </w:r>
       <w:r>
         <w:rPr>
@@ -2128,7 +2200,61 @@
           <w:i w:val="0"/>
           <w:sz w:val="19"/>
         </w:rPr>
-        <w:t xml:space="preserve"> Eine rein nationale Lösung kann mit der Warenverkehrsfreiheit, der Dienstleistungsfreiheit und der Niederlassungsfreiheit in Konflikt geraten. Eine Regelung, die nur inländische Roboterbetreiber trifft, während grenzüberschreitende KI-Dienstleistungen unbesteuert bleiben, wäre diskriminierungsrechtlich problematisch und praktisch kaum durchsetzbar. Der EU AI Act (Verordnung 2024/1689) schafft ab dem 2. August 2026 einen unionsweit einheitlichen Regulierungsrahmen für KI-Systeme (Hochrisiko-Systeme gemäß Anhang III, Transparenzpflichten nach Art. 50, Durchsetzungsregime); dies legt einen einheitlichen Definitionsrahmen, der steuerpolitische Anknüpfungen an KI-Systemklassen mittelfristig erleichtern kann, ohne selbst steuerrechtliche Wirkung zu entfalten. Die Europäische Kommission hat am 19. November 2025 mit dem „Digital Omnibus on AI" einen Vereinfachungsvorschlag vorgelegt, den das Europäische Parlament am 16. März 2026 im Ausschuss und am 23. März 2026 im Plenum unterstützt hat. Er sieht eine Verschiebung der Hochrisiko-Pflichten vor — je nach Systemtyp bis maximal zum 2. Dezember 2027 bzw. 2. August 2028 — und koppelt ihre Anwendbarkeit an die Verfügbarkeit harmonisierter Normen; zudem wird die Kennzeichnungspflicht für KI-generierte Inhalte (Art. 50) bis zum 2. November 2026 verlängert. Die Kommissionsdurchsetzungsbefugnisse gegenüber Anbietern von Allzweck-KI-Modellen (GPAI) treten wie vorgesehen am 2. August 2026 in Kraft. Parlament und Rat haben die Trilogverhandlungen aufgenommen; der zweite Trilogtermin am 28. April 2026 endete nach Berichterstattung von IAPP und A&amp;O Shearman ohne Einigung — Streitpunkt war primär das Verhältnis zwischen AI Act und sektorspezifischen EU-Regelungen für eingebettete KI-Systeme (Anhang I) sowie die Rechtsgrundlage für die Verarbeitung personenbezogener Daten zur Bias-Erkennung. Beide Institutionen konvergieren auf Stichtage 2. Dezember 2027 (Anhang III) und 2. August 2028 (Anhang I) für die Hochrisiko-Pflichten. Die nächste Trilogrunde ist auf den 13. Mai 2026 terminiert; Ziel bleibt eine förmliche Verabschiedung vor dem ursprünglichen Stichtag am 2. August 2026. Die zypriotische Ratspräsidentschaft hat sich vorgenommen, das Dossier vor Ablauf ihrer Amtszeit am 30. Juni 2026 abzuschließen; gelingt das nicht, übernimmt zur zweiten Jahreshälfte 2026 die irische Präsidentschaft. Scheitert die Einigung bis zum 2. August 2026, würden die Hochrisiko-Pflichten in ihrer ursprünglich vorgesehenen Fassung anwendbar. Für die Steuerdebatte folgt daraus, dass der zeitliche Vorlauf für KI-Definitionen aus dem AI Act enger als ursprünglich gedacht ist — eine mittelfristige Anknüpfung steuerlicher Tatbestände an AI-Act-Kategorien bleibt möglich, setzt aber voraus, dass die Normenlandschaft nach 2027 verlässlich vorliegt.</w:t>
+        <w:t xml:space="preserve"> Eine rein nationale Lösung kann mit der Warenverkehrsfreiheit, der Dienstleistungsfreiheit und der Niederlassungsfreiheit in Konflikt geraten. Eine Regelung, die nur inländische Roboterbetreiber trifft, während grenzüberschreitende KI-Dienstleistungen unbesteuert bleiben, wäre diskriminierungsrechtlich problematisch und praktisch kaum durchsetzbar. Der EU AI Act (Verordnung 2024/1689) schafft ab dem 2. August 2026 einen unionsweit einheitlichen Regulierungsrahmen für KI-Systeme (Hochrisiko-Systeme gemäß Anhang III, Transparenzpflichten nach Art. 50, Durchsetzungsregime); dies legt einen einheitlichen Definitionsrahmen, der steuerpolitische Anknüpfungen an KI-Systemklassen mittelfristig erleichtern kann, ohne selbst steuerrechtliche Wirkung zu entfalten. Die Europäische Kommission hat am 19. November 2025 mit dem „Digital Omnibus on AI" einen Vereinfachungsvorschlag vorgelegt, den das Europäische Parlament am 16. März 2026 im Ausschuss und am 23. März 2026 im Plenum unterstützt hat. Er sieht eine Verschiebung der Hochrisiko-Pflichten vor — je nach Systemtyp bis maximal zum 2. Dezember 2027 bzw. 2. August 2028 — und koppelt ihre Anwendbarkeit an die Verfügbarkeit harmonisierter Normen; zudem wird die Kennzeichnungspflicht für KI-generierte Inhalte (Art. 50) bis zum 2. November 2026 verlängert. Die Kommissionsdurchsetzungsbefugnisse gegenüber Anbietern von Allzweck-KI-Modellen (GPAI) treten wie vorgesehen am 2. August 2026 in Kraft. Parlament und Rat haben die Trilogverhandlungen aufgenommen; der zweite Trilogtermin am 28. April 2026 endete nach Berichterstattung von IAPP und A&amp;O Shearman ohne Einigung — Streitpunkt war primär das Verhältnis zwischen AI Act und sektorspezifischen EU-Regelungen für eingebettete KI-Systeme (Anhang I) sowie die Rechtsgrundlage für die Verarbeitung personenbezogener Daten zur Bias-Erkennung. Beide Institutionen konvergieren auf Stichtage 2. Dezember 2027 (Anhang III) und 2. August 2028 (Anhang I) für die Hochrisiko-Pflichten. Die nächste Trilogrunde ist auf den 13. Mai 2026 terminiert; Ziel bleibt eine förmliche Verabschiedung vor dem ursprünglichen Stichtag am 2. August 2026. Die zypriotische Ratspräsidentschaft hat sich vorgenommen, das Dossier vor Ablauf ihrer Amtszeit am 30. Juni 2026 abzuschließen; gelingt das nicht, übernimmt zur zweiten Jahreshälfte 2026 die irische Präsidentschaft. Scheitert die Einigung bis zum 2. August 2026, würden die Hochrisiko-Pflichten in ihrer ursprünglich vorgesehenen Fassung anwendbar. Inzwischen — am 7. Mai 2026 — haben Parlament und Rat eine </w:t>
+      </w:r>
+      <w:r>
+        <w:rPr>
+          <w:rFonts w:ascii="Arial" w:hAnsi="Arial"/>
+          <w:b w:val="0"/>
+          <w:i/>
+          <w:sz w:val="19"/>
+        </w:rPr>
+        <w:t>vorläufige politische Einigung</w:t>
+      </w:r>
+      <w:r>
+        <w:rPr>
+          <w:rFonts w:ascii="Arial" w:hAnsi="Arial"/>
+          <w:b w:val="0"/>
+          <w:i w:val="0"/>
+          <w:sz w:val="19"/>
+        </w:rPr>
+        <w:t xml:space="preserve"> zum Digital Omnibus on AI erzielt; die formelle Annahme im Plenum wird für Juni 2026 erwartet, die Veröffentlichung im Amtsblatt soll der förmlichen Annahme nachgelagert in den Wochen darauf folgen. Inhaltlich bestätigt die Einigung die konvergierten Stichtage (Anhang III zum 2. Dezember 2027, Anhang I zum 2. August 2028), führt die </w:t>
+      </w:r>
+      <w:r>
+        <w:rPr>
+          <w:rFonts w:ascii="Arial" w:hAnsi="Arial"/>
+          <w:b w:val="0"/>
+          <w:i/>
+          <w:sz w:val="19"/>
+        </w:rPr>
+        <w:t>Nudification</w:t>
+      </w:r>
+      <w:r>
+        <w:rPr>
+          <w:rFonts w:ascii="Arial" w:hAnsi="Arial"/>
+          <w:b w:val="0"/>
+          <w:i w:val="0"/>
+          <w:sz w:val="19"/>
+        </w:rPr>
+        <w:t xml:space="preserve">- und CSAM-Prohibition als neuen Art. 5-Tatbestand ein, weist dem </w:t>
+      </w:r>
+      <w:r>
+        <w:rPr>
+          <w:rFonts w:ascii="Arial" w:hAnsi="Arial"/>
+          <w:b w:val="0"/>
+          <w:i/>
+          <w:sz w:val="19"/>
+        </w:rPr>
+        <w:t>AI Office</w:t>
+      </w:r>
+      <w:r>
+        <w:rPr>
+          <w:rFonts w:ascii="Arial" w:hAnsi="Arial"/>
+          <w:b w:val="0"/>
+          <w:i w:val="0"/>
+          <w:sz w:val="19"/>
+        </w:rPr>
+        <w:t xml:space="preserve"> die Aufsicht über AI-Systeme zu, die auf einem GPAI-Modell desselben Anbieters/Konzerns aufbauen oder in DSA-pflichtige große Online-Plattformen oder Suchmaschinen eingebettet sind, und verlängert die Wasserzeichen-/Kennzeichnungspflicht nach Art. 50(2) bis zum 2. Dezember 2026 (faktisch eine Verkürzung des Umsetzungsfensters auf rund drei Monate, weil bislang keine harmonisierte Norm verabschiedet ist). Für die Steuerdebatte folgt daraus, dass der zeitliche Vorlauf für KI-Definitionen aus dem AI Act enger als ursprünglich gedacht ist — eine mittelfristige Anknüpfung steuerlicher Tatbestände an AI-Act-Kategorien bleibt möglich, setzt aber voraus, dass die Normenlandschaft nach 2027 verlässlich vorliegt.</w:t>
       </w:r>
     </w:p>
     <w:p>
@@ -2213,6 +2339,65 @@
     </w:p>
     <w:p>
       <w:pPr>
+        <w:jc w:val="both"/>
+      </w:pPr>
+      <w:r>
+        <w:rPr>
+          <w:rFonts w:ascii="Arial" w:hAnsi="Arial"/>
+          <w:b/>
+          <w:i w:val="0"/>
+          <w:sz w:val="19"/>
+        </w:rPr>
+        <w:t>Deutsche Durchführungsgesetzgebung zum AI Act — KI-MIG (Juni 2026):</w:t>
+      </w:r>
+      <w:r>
+        <w:rPr>
+          <w:rFonts w:ascii="Arial" w:hAnsi="Arial"/>
+          <w:b w:val="0"/>
+          <w:i w:val="0"/>
+          <w:sz w:val="19"/>
+        </w:rPr>
+        <w:t xml:space="preserve"> Am 11. Juni 2026 hat der Deutsche Bundestag das </w:t>
+      </w:r>
+      <w:r>
+        <w:rPr>
+          <w:rFonts w:ascii="Arial" w:hAnsi="Arial"/>
+          <w:b w:val="0"/>
+          <w:i/>
+          <w:sz w:val="19"/>
+        </w:rPr>
+        <w:t>Gesetz zur Durchführung der Verordnung über künstliche Intelligenz</w:t>
+      </w:r>
+      <w:r>
+        <w:rPr>
+          <w:rFonts w:ascii="Arial" w:hAnsi="Arial"/>
+          <w:b w:val="0"/>
+          <w:i w:val="0"/>
+          <w:sz w:val="19"/>
+        </w:rPr>
+        <w:t xml:space="preserve"> („KI-Marktüberwachungs- und Innovationsgesetz", KI-MIG) in der vom Digital-Ausschuss leicht modifizierten Fassung beschlossen — die Koalitionsfraktionen CDU/CSU und SPD stimmten zu, die Oppositionsfraktionen AfD, Bündnis 90/Die Grünen und Die Linke dagegen. Das Gesetz designiert die </w:t>
+      </w:r>
+      <w:r>
+        <w:rPr>
+          <w:rFonts w:ascii="Arial" w:hAnsi="Arial"/>
+          <w:b w:val="0"/>
+          <w:i/>
+          <w:sz w:val="19"/>
+        </w:rPr>
+        <w:t>Bundesnetzagentur</w:t>
+      </w:r>
+      <w:r>
+        <w:rPr>
+          <w:rFonts w:ascii="Arial" w:hAnsi="Arial"/>
+          <w:b w:val="0"/>
+          <w:i w:val="0"/>
+          <w:sz w:val="19"/>
+        </w:rPr>
+        <w:t xml:space="preserve"> als zentrale Marktüberwachungs- und benannte Behörde für KI in Deutschland und schafft den nationalen Vollzugsrahmen für die EU-Verordnung 2024/1689 (vgl. § 4.3); die Zustimmung des Bundesrats steht noch aus, ist aber im Sommer 2026 angekündigt. Für die in diesem Papier geführte Steuerdebatte ist das Gesetz nicht unmittelbar steuerwirksam, hat aber zwei mittelbare Konsequenzen: erstens schafft die Konzentration der Aufsicht bei einer einzigen Bundesoberbehörde eine institutionelle Anlaufstelle, an die fiskalische Definitionen (Hochrisiko-, GPAI-, Systemklassen) anschlussfähig wären; zweitens öffnet die im Gesetz enthaltene Innovationsklausel (KI-Reallabore, Sandbox-Regelungen) einen administrativen Pfad, in dem zukünftige fiskalische Anknüpfungspunkte (etwa eine Erweiterung der Plattform-Digitalabgabe auf KI-Inferenz oder eine zweckgebundene Wertschöpfungs­abgaben-Komponente) erprobt werden könnten, ohne dass dafür eine neue Behörden­architektur aufgebaut werden müsste.</w:t>
+      </w:r>
+    </w:p>
+    <w:p>
+      <w:pPr>
         <w:spacing w:before="120" w:after="80"/>
       </w:pPr>
       <w:r>
@@ -2264,7 +2449,43 @@
           <w:i w:val="0"/>
           <w:sz w:val="19"/>
         </w:rPr>
-        <w:t xml:space="preserve"> (S. 4214, 119. Kongress) eingebracht, der ein bundesweites Moratorium für neue und aufgerüstete KI-Rechenzentren oberhalb definierter Stromschwellen vorsieht, bis der Gesetzgeber Mindeststandards in den Bereichen Umwelt, Energie, Arbeit und Bürgerrechte verabschiedet; der Gesetzentwurf formuliert ausdrücklich, die „wirtschaftlichen Gewinne aus künstlicher Intelligenz und Robotik" sollten „Beschäftigten, nicht nur wohlhabenden Big-Tech-Eigentümern" zugutekommen. Am 16. April 2026 hat Sanders die Linie mit einem Namensbeitrag („Artificial intelligence is coming for the working class. We must fight back.") erneuert und die HELP-Anhörung genutzt, um für Robotersteuer und Moratorium zu werben. Die Aussicht auf Annahme des Entwurfs in einem republikanisch geführten Kongress gilt als gering; als Signalgebung ist er jedoch der bislang konkreteste politische Vorstoß auf US-Bundesebene.</w:t>
+        <w:t xml:space="preserve"> (S. 4214, 119. Kongress) eingebracht, der ein bundesweites Moratorium für neue und aufgerüstete KI-Rechenzentren oberhalb definierter Stromschwellen vorsieht, bis der Gesetzgeber Mindeststandards in den Bereichen Umwelt, Energie, Arbeit und Bürgerrechte verabschiedet; der Gesetzentwurf formuliert ausdrücklich, die „wirtschaftlichen Gewinne aus künstlicher Intelligenz und Robotik" sollten „Beschäftigten, nicht nur wohlhabenden Big-Tech-Eigentümern" zugutekommen. Am 16. April 2026 hat Sanders die Linie mit einem Namensbeitrag („Artificial intelligence is coming for the working class. We must fight back.") erneuert und die HELP-Anhörung genutzt, um für Robotersteuer und Moratorium zu werben. Die Aussicht auf Annahme des Entwurfs in einem republikanisch geführten Kongress gilt als gering; als Signalgebung ist er jedoch der bislang konkreteste politische Vorstoß auf US-Bundesebene. Am 1. Juni 2026 hat Sanders mit dem </w:t>
+      </w:r>
+      <w:r>
+        <w:rPr>
+          <w:rFonts w:ascii="Arial" w:hAnsi="Arial"/>
+          <w:b w:val="0"/>
+          <w:i/>
+          <w:sz w:val="19"/>
+        </w:rPr>
+        <w:t>American AI Sovereign Wealth Fund Act</w:t>
+      </w:r>
+      <w:r>
+        <w:rPr>
+          <w:rFonts w:ascii="Arial" w:hAnsi="Arial"/>
+          <w:b w:val="0"/>
+          <w:i w:val="0"/>
+          <w:sz w:val="19"/>
+        </w:rPr>
+        <w:t xml:space="preserve"> eine weitere flankierende Gesetzesinitiative eingebracht: Der Entwurf sieht vor, dass die führenden US-amerikanischen KI-Unternehmen (namentlich OpenAI, Anthropic und xAI) einmalig 50 % ihrer Aktienanteile in einen bundesseitig verwalteten Staatsfonds zu übertragen hätten; aus dem Fondsvermögen sollten zunächst universelle Bürgerdividenden, mittelfristig auch Beiträge zu Gesundheitsversorgung, Bildung und Wohnen finanziert werden. Der Bund würde im Gegenzug Stimmrechte und gleichberechtigte Vorstandssitze in den betroffenen Unternehmen erhalten, mit denen er als gemeinwohlschädlich eingestufte Entscheidungen blockieren könnte. Sanders begründet die Maßnahme im Konjunktiv damit, dass moderne KI auf öffentlich verfügbarer Information trainiert worden sei, „ohne Anerkennung, ohne Vergütung", weshalb der Allgemeinheit ein Anteil an den Erträgen zustehe. Bemerkenswert ist die Vorgeschichte: Sam Altman traf Sanders in der Woche vor der Einbringung in Washington und sprach öffentlich von einer „direct ownership stake" für die amerikanische Öffentlichkeit; Vorschläge der OpenAI-, Anthropic- und xAI-Führungen sind in der Begründung des Entwurfs ausdrücklich zitiert. Der Entwurf ist in einem republikanisch geführten Kongress chancenlos und wird in der konservativen Öffentlichkeit (Reason, Free Beacon) als „Verstaatlichung" kritisiert; für die Steuerdebatte ist er dennoch der bislang konkreteste US-bundesgesetzliche Versuch, Typ-4-Verschiebung (höhere Belastung der KI-Eigentümer­seite) und Typ-3-/§-5.4-Logik (zweckgebundene Beteiligung über einen Fonds) in einem einzigen Gesetzgebungsakt zu verschränken — und nimmt erstmals die in § 5.4 und § 8.3 entwickelte Architektur (Staatsfonds als Teilhabevehikel) konkret legislativ in den Blick. Eine fiskalisch-juristische Anschlussfähigkeit an europäische und deutsche Modelle ist gering, weil der Eingriff in das Aktieneigentum nach deutschem und unionsrechtlichem Maßstab am Maßstab von Art. 14 GG bzw. Art. 17 Grundrechtecharta nicht haltbar wäre; die </w:t>
+      </w:r>
+      <w:r>
+        <w:rPr>
+          <w:rFonts w:ascii="Arial" w:hAnsi="Arial"/>
+          <w:b w:val="0"/>
+          <w:i/>
+          <w:sz w:val="19"/>
+        </w:rPr>
+        <w:t>Sichtbarkeit</w:t>
+      </w:r>
+      <w:r>
+        <w:rPr>
+          <w:rFonts w:ascii="Arial" w:hAnsi="Arial"/>
+          <w:b w:val="0"/>
+          <w:i w:val="0"/>
+          <w:sz w:val="19"/>
+        </w:rPr>
+        <w:t xml:space="preserve"> der Teilhabelogik, die der Entwurf für die US-Debatte erstmals kodifiziert, ist jedoch für die Anschlussfähigkeit der in § 8.3 entwickelten Drei-Hebel-Architektur ein bedeutsamer Bezugspunkt.</w:t>
       </w:r>
     </w:p>
     <w:p>
@@ -2278,6 +2499,119 @@
           <w:i w:val="0"/>
           <w:sz w:val="19"/>
         </w:rPr>
+        <w:t>Warren-Vorstoß (Mai/Juni 2026):</w:t>
+      </w:r>
+      <w:r>
+        <w:rPr>
+          <w:rFonts w:ascii="Arial" w:hAnsi="Arial"/>
+          <w:b w:val="0"/>
+          <w:i w:val="0"/>
+          <w:sz w:val="19"/>
+        </w:rPr>
+        <w:t xml:space="preserve"> Parallel zu Sanders hat US-Senatorin Elizabeth Warren am 27. Mai 2026 einen eigenständigen AI-Steuer-Vorschlag vorgelegt, der konzeptionell anders ansetzt als der Sovereign-Wealth-Fund-Entwurf. Im Zentrum steht eine „angemessene" Verbrauchsteuer (</w:t>
+      </w:r>
+      <w:r>
+        <w:rPr>
+          <w:rFonts w:ascii="Arial" w:hAnsi="Arial"/>
+          <w:b w:val="0"/>
+          <w:i/>
+          <w:sz w:val="19"/>
+        </w:rPr>
+        <w:t>excise tax</w:t>
+      </w:r>
+      <w:r>
+        <w:rPr>
+          <w:rFonts w:ascii="Arial" w:hAnsi="Arial"/>
+          <w:b w:val="0"/>
+          <w:i w:val="0"/>
+          <w:sz w:val="19"/>
+        </w:rPr>
+        <w:t xml:space="preserve">) auf den Stromverbrauch großer Rechenzentren, skaliert mit der Betriebsgröße, sodass Hyperscaler und KI-Anbieter mit Billionen-Bewertung den größten Teil der Last tragen würden; flankierend will Warren ihren </w:t>
+      </w:r>
+      <w:r>
+        <w:rPr>
+          <w:rFonts w:ascii="Arial" w:hAnsi="Arial"/>
+          <w:b w:val="0"/>
+          <w:i/>
+          <w:sz w:val="19"/>
+        </w:rPr>
+        <w:t>Ultra-Millionaire Tax Act of 2026</w:t>
+      </w:r>
+      <w:r>
+        <w:rPr>
+          <w:rFonts w:ascii="Arial" w:hAnsi="Arial"/>
+          <w:b w:val="0"/>
+          <w:i w:val="0"/>
+          <w:sz w:val="19"/>
+        </w:rPr>
+        <w:t xml:space="preserve"> (Vermögensteuer ab 50 Millionen US-Dollar Privatvermögen) wiederbeleben. Das Aufkommen soll Beschäftigungsschutz, universelle Gesundheitsversorgung, Bildung und Arbeitslosenversicherung finanzieren. Die Begründungslinie folgt der Sanders-/OpenAI-Logik („Amerikaner verdienen einen Anteil am KI-Boom, der auf öffentlichen Ressourcen, menschlicher Kreativität und steuerfinanzierter Forschung beruht"), unterscheidet sich aber im Instrumentenwahl: Warren setzt auf eine </w:t>
+      </w:r>
+      <w:r>
+        <w:rPr>
+          <w:rFonts w:ascii="Arial" w:hAnsi="Arial"/>
+          <w:b w:val="0"/>
+          <w:i/>
+          <w:sz w:val="19"/>
+        </w:rPr>
+        <w:t>fiskalische</w:t>
+      </w:r>
+      <w:r>
+        <w:rPr>
+          <w:rFonts w:ascii="Arial" w:hAnsi="Arial"/>
+          <w:b w:val="0"/>
+          <w:i w:val="0"/>
+          <w:sz w:val="19"/>
+        </w:rPr>
+        <w:t xml:space="preserve"> Anknüpfung an einen messbaren physischen Bezugspunkt (Rechenzentrums-Energie) und eine </w:t>
+      </w:r>
+      <w:r>
+        <w:rPr>
+          <w:rFonts w:ascii="Arial" w:hAnsi="Arial"/>
+          <w:b w:val="0"/>
+          <w:i/>
+          <w:sz w:val="19"/>
+        </w:rPr>
+        <w:t>vermögensbezogene</w:t>
+      </w:r>
+      <w:r>
+        <w:rPr>
+          <w:rFonts w:ascii="Arial" w:hAnsi="Arial"/>
+          <w:b w:val="0"/>
+          <w:i w:val="0"/>
+          <w:sz w:val="19"/>
+        </w:rPr>
+        <w:t xml:space="preserve"> Bereicherungssteuer, statt — wie Sanders — auf eine eigentumsrechtliche Übertragung von Aktien. Für die deutsche und europäische Steuerdebatte ist Warrens Energie-Excise-Vorschlag interessanter als das Sovereign-Wealth-Fund-Konzept, weil er an einem messbaren Standortmerkmal ansetzt und in der bestehenden Verbrauchsteuersystematik (Mineralöl-, Strom-, Energie-Steuer) anschlussfähig wäre; aufkommensseitig würde er allerdings primär dort Erträge generieren, wo Rechenzentren physisch betrieben werden — also primär in den USA — und damit das Anliegen einer fiskalischen Teilhabe an </w:t>
+      </w:r>
+      <w:r>
+        <w:rPr>
+          <w:rFonts w:ascii="Arial" w:hAnsi="Arial"/>
+          <w:b w:val="0"/>
+          <w:i/>
+          <w:sz w:val="19"/>
+        </w:rPr>
+        <w:t>importierter</w:t>
+      </w:r>
+      <w:r>
+        <w:rPr>
+          <w:rFonts w:ascii="Arial" w:hAnsi="Arial"/>
+          <w:b w:val="0"/>
+          <w:i w:val="0"/>
+          <w:sz w:val="19"/>
+        </w:rPr>
+        <w:t xml:space="preserve"> KI-Wertschöpfung nicht lösen.</w:t>
+      </w:r>
+    </w:p>
+    <w:p>
+      <w:pPr>
+        <w:jc w:val="both"/>
+      </w:pPr>
+      <w:r>
+        <w:rPr>
+          <w:rFonts w:ascii="Arial" w:hAnsi="Arial"/>
+          <w:b/>
+          <w:i w:val="0"/>
+          <w:sz w:val="19"/>
+        </w:rPr>
         <w:t>Sub-föderale Parallele — Maine (April 2026):</w:t>
       </w:r>
       <w:r>
@@ -2562,7 +2896,61 @@
           <w:i w:val="0"/>
           <w:sz w:val="19"/>
         </w:rPr>
-        <w:t xml:space="preserve"> am 1. Mai 2026 mit 131 zu 17 Stimmen verabschiedet, Gouverneur Ned Lamont hat seine Unterzeichnung angekündigt. Für die Steuerdebatte ist neben Frontier- und Sandbox-Komponenten vor allem ein arbeitsrechtlicher Baustein bemerkenswert: </w:t>
+        <w:t xml:space="preserve"> am 1. Mai 2026 mit 131 zu 17 Stimmen verabschiedet, und Gouverneur Ned Lamont hat </w:t>
+      </w:r>
+      <w:r>
+        <w:rPr>
+          <w:rFonts w:ascii="Arial" w:hAnsi="Arial"/>
+          <w:b w:val="0"/>
+          <w:i/>
+          <w:sz w:val="19"/>
+        </w:rPr>
+        <w:t>SB 5</w:t>
+      </w:r>
+      <w:r>
+        <w:rPr>
+          <w:rFonts w:ascii="Arial" w:hAnsi="Arial"/>
+          <w:b w:val="0"/>
+          <w:i w:val="0"/>
+          <w:sz w:val="19"/>
+        </w:rPr>
+        <w:t xml:space="preserve"> am 2. Juni 2026 als </w:t>
+      </w:r>
+      <w:r>
+        <w:rPr>
+          <w:rFonts w:ascii="Arial" w:hAnsi="Arial"/>
+          <w:b w:val="0"/>
+          <w:i/>
+          <w:sz w:val="19"/>
+        </w:rPr>
+        <w:t>Public Act 26-15</w:t>
+      </w:r>
+      <w:r>
+        <w:rPr>
+          <w:rFonts w:ascii="Arial" w:hAnsi="Arial"/>
+          <w:b w:val="0"/>
+          <w:i w:val="0"/>
+          <w:sz w:val="19"/>
+        </w:rPr>
+        <w:t xml:space="preserve"> — </w:t>
+      </w:r>
+      <w:r>
+        <w:rPr>
+          <w:rFonts w:ascii="Arial" w:hAnsi="Arial"/>
+          <w:b w:val="0"/>
+          <w:i/>
+          <w:sz w:val="19"/>
+        </w:rPr>
+        <w:t>Connecticut Artificial Intelligence Responsibility and Transparency Act</w:t>
+      </w:r>
+      <w:r>
+        <w:rPr>
+          <w:rFonts w:ascii="Arial" w:hAnsi="Arial"/>
+          <w:b w:val="0"/>
+          <w:i w:val="0"/>
+          <w:sz w:val="19"/>
+        </w:rPr>
+        <w:t xml:space="preserve"> („CART Act") — unterzeichnet; das Gesetz tritt in einer gestaffelten Geltungsdaten-Architektur zwischen Oktober 2026 und Januar 2028 in Kraft. Für die Steuerdebatte ist neben Frontier- und Sandbox-Komponenten vor allem ein arbeitsrechtlicher Baustein bemerkenswert: </w:t>
       </w:r>
       <w:r>
         <w:rPr>
@@ -10553,6 +10941,280 @@
       <w:r>
         <w:rPr>
           <w:rFonts w:ascii="Arial" w:hAnsi="Arial"/>
+          <w:b w:val="0"/>
+          <w:i w:val="0"/>
+          <w:sz w:val="19"/>
+        </w:rPr>
+        <w:t xml:space="preserve">US Senate, 119th Congress / Sanders, B. (1. Juni 2026). </w:t>
+      </w:r>
+      <w:r>
+        <w:rPr>
+          <w:rFonts w:ascii="Arial" w:hAnsi="Arial"/>
+          <w:b w:val="0"/>
+          <w:i/>
+          <w:sz w:val="19"/>
+        </w:rPr>
+        <w:t>American AI Sovereign Wealth Fund Act.</w:t>
+      </w:r>
+      <w:r>
+        <w:rPr>
+          <w:rFonts w:ascii="Arial" w:hAnsi="Arial"/>
+          <w:b w:val="0"/>
+          <w:i w:val="0"/>
+          <w:sz w:val="19"/>
+        </w:rPr>
+        <w:t xml:space="preserve"> Gesetzentwurf für eine einmalige Übertragung von 50 % der Aktienanteile führender US-KI-Unternehmen (OpenAI, Anthropic, xAI) in einen bundesseitig verwalteten Staatsfonds; Bürgerdividenden und Finanzierung von Gesundheit, Bildung, Wohnen; Stimmrechte und Vorstandssitze für den Bund. Berichterstattung: The Hill, Fox Business, Fortune, Law News, World Socialist Web Site, Reason. https://thehill.com/policy/technology/5906140-sanders-ai-ownership-wealth/ | https://www.foxbusiness.com/politics/sanders-unveils-plan-take-50-stake-ai-companies-government-wealth-fund | https://fortune.com/2026/06/03/bernie-sanders-ai-ownership-sovereign-wealth-fund-electrification/ | https://www.lawnews.co.uk/legal-news/sanders-introduces-ai-sovereign-wealth-fund-bill-in-the-senate/ | https://reason.com/2026/06/02/bernie-sanders-ai-wealth-fund-bill-shows-that-he-doesnt-understand-ai-or-wealth/</w:t>
+      </w:r>
+    </w:p>
+    <w:p>
+      <w:pPr>
+        <w:jc w:val="both"/>
+      </w:pPr>
+      <w:r>
+        <w:rPr>
+          <w:rFonts w:ascii="Arial" w:hAnsi="Arial"/>
+          <w:b w:val="0"/>
+          <w:i w:val="0"/>
+          <w:sz w:val="19"/>
+        </w:rPr>
+        <w:t xml:space="preserve">Warren, E. / US Senate. (27. Mai / 3. Juni 2026). </w:t>
+      </w:r>
+      <w:r>
+        <w:rPr>
+          <w:rFonts w:ascii="Arial" w:hAnsi="Arial"/>
+          <w:b w:val="0"/>
+          <w:i/>
+          <w:sz w:val="19"/>
+        </w:rPr>
+        <w:t>Proposal for an AI Excise Tax on Data-Center Energy Consumption and revival of the Ultra-Millionaire Tax Act of 2026.</w:t>
+      </w:r>
+      <w:r>
+        <w:rPr>
+          <w:rFonts w:ascii="Arial" w:hAnsi="Arial"/>
+          <w:b w:val="0"/>
+          <w:i w:val="0"/>
+          <w:sz w:val="19"/>
+        </w:rPr>
+        <w:t xml:space="preserve"> Berichterstattung: Axios, The Hill, Benzinga, TechSpot, CNBC. https://www.axios.com/2026/05/27/elizabeth-warren-tax-ai-companies-benefit-americans | https://thehill.com/homenews/senate/5898081-warren-proposes-ai-tax/ | https://www.benzinga.com/news/politics/26/06/53050170/elizabeth-warren-americans-deserve-share-of-ai-bounty-big-tech-billions | https://www.techspot.com/news/112549-elizabeth-warren-wants-tax-ai-data-centers-power.html | https://www.cnbc.com/video/2026/06/03/sen-elizabeth-warren-on-calls-for-ai-tax-details-of-her-two-cent-wealth-tax-proposal.html</w:t>
+      </w:r>
+    </w:p>
+    <w:p>
+      <w:pPr>
+        <w:jc w:val="both"/>
+      </w:pPr>
+      <w:r>
+        <w:rPr>
+          <w:rFonts w:ascii="Arial" w:hAnsi="Arial"/>
+          <w:b w:val="0"/>
+          <w:i w:val="0"/>
+          <w:sz w:val="19"/>
+        </w:rPr>
+        <w:t xml:space="preserve">Connecticut General Assembly / Office of the Governor of Connecticut. (2. Juni 2026). </w:t>
+      </w:r>
+      <w:r>
+        <w:rPr>
+          <w:rFonts w:ascii="Arial" w:hAnsi="Arial"/>
+          <w:b w:val="0"/>
+          <w:i/>
+          <w:sz w:val="19"/>
+        </w:rPr>
+        <w:t>Public Act 26-15 — Connecticut Artificial Intelligence Responsibility and Transparency Act (CART Act); Governor Ned Lamont signs SB 5.</w:t>
+      </w:r>
+      <w:r>
+        <w:rPr>
+          <w:rFonts w:ascii="Arial" w:hAnsi="Arial"/>
+          <w:b w:val="0"/>
+          <w:i w:val="0"/>
+          <w:sz w:val="19"/>
+        </w:rPr>
+        <w:t xml:space="preserve"> Gestaffelte Geltungsdaten Oktober 2026 bis Januar 2028. Pressemitteilung des Gouverneursbüros, Ropes &amp; Gray, DLA Piper, FPF, Transparency Coalition for AI. https://portal.ct.gov/governor/news/press-releases/2026/06-2026/governor-lamont-signs-legislation-establishing-youth-online-safety-protections | https://www.ropesgray.com/en/insights/alerts/2026/06/connecticut-enacts-sweeping-ai-law-covering-employment-healthcare-and-online-safety | https://www.dlapiper.com/en-us/insights/publications/2026/05/unpacking-connecticuts-new-ai-law | https://fpf.org/blog/sb-5-in-five-what-to-know-about-connecticuts-new-ai-law/</w:t>
+      </w:r>
+    </w:p>
+    <w:p>
+      <w:pPr>
+        <w:jc w:val="both"/>
+      </w:pPr>
+      <w:r>
+        <w:rPr>
+          <w:rFonts w:ascii="Arial" w:hAnsi="Arial"/>
+          <w:b w:val="0"/>
+          <w:i w:val="0"/>
+          <w:sz w:val="19"/>
+        </w:rPr>
+        <w:t xml:space="preserve">GitLab / The Stack / The Next Web / The HR Digest. (2. Juni 2026). </w:t>
+      </w:r>
+      <w:r>
+        <w:rPr>
+          <w:rFonts w:ascii="Arial" w:hAnsi="Arial"/>
+          <w:b w:val="0"/>
+          <w:i/>
+          <w:sz w:val="19"/>
+        </w:rPr>
+        <w:t>GitLab cuts ~14 % of workforce (≈350 FTE); exits 22 countries; R&amp;D split into ~60 autonomous teams for the „agentic era"; restructuring charge USD 30–35 m; share −8 % after hours.</w:t>
+      </w:r>
+      <w:r>
+        <w:rPr>
+          <w:rFonts w:ascii="Arial" w:hAnsi="Arial"/>
+          <w:b w:val="0"/>
+          <w:i w:val="0"/>
+          <w:sz w:val="19"/>
+        </w:rPr>
+        <w:t xml:space="preserve"> Sammelberichterstattung. https://www.thestack.technology/gitlab-layoffs-architecture-overhaul-agents-ai/ | https://thenextweb.com/news/gitlab-cuts-7-of-workforce-and-flattens-management-in-sweeping-agentic-era-restructuring | https://www.thehrdigest.com/agentic-ai-ambitions-strike-again-as-gitlab-announces-layoffs-for-2026/ | https://www.theworkersrights.com/gitlab-layoffs-2026/</w:t>
+      </w:r>
+    </w:p>
+    <w:p>
+      <w:pPr>
+        <w:jc w:val="both"/>
+      </w:pPr>
+      <w:r>
+        <w:rPr>
+          <w:rFonts w:ascii="Arial" w:hAnsi="Arial"/>
+          <w:b w:val="0"/>
+          <w:i w:val="0"/>
+          <w:sz w:val="19"/>
+        </w:rPr>
+        <w:t xml:space="preserve">TechCrunch / IBTimes / TechTimes / Futunn / DesignRush. (2./3. Juni 2026). </w:t>
+      </w:r>
+      <w:r>
+        <w:rPr>
+          <w:rFonts w:ascii="Arial" w:hAnsi="Arial"/>
+          <w:b w:val="0"/>
+          <w:i/>
+          <w:sz w:val="19"/>
+        </w:rPr>
+        <w:t>Uber caps employee AI spending after blowing through budget in 4 months / Uber Cut 23% of Its HR Staff Days After Blowing Through Its Entire AI Budget / Uber Technologies advances cost reduction / Uber's 2026 AI Budget Ran Out After Claude Code Took Over.</w:t>
+      </w:r>
+      <w:r>
+        <w:rPr>
+          <w:rFonts w:ascii="Arial" w:hAnsi="Arial"/>
+          <w:b w:val="0"/>
+          <w:i w:val="0"/>
+          <w:sz w:val="19"/>
+        </w:rPr>
+        <w:t xml:space="preserve"> CTO Praveen Neppalli Naga, AI-Tool-Adoption von 32 auf 84 % zwischen November 2025 und Februar 2026, monatliche Per-Engineer-Spend-Grenze 1.500 USD für Claude Code / Cursor; Streichungen rund 23 % der „People and Places"-Abteilung. https://techcrunch.com/2026/06/02/uber-caps-employee-ai-spending-after-blowing-through-budget-in-four-months/ | https://www.ibtimes.co.uk/uber-ai-budget-job-cuts-1801340 | https://www.techtimes.com/articles/317842/20260605/uber-cuts-23-hr-staff-new-president-denies-ai-role-95-engineers-use-it-daily.htm | https://news.designrush.com/uber-2026-ai-budget-claude-code-token-spend</w:t>
+      </w:r>
+    </w:p>
+    <w:p>
+      <w:pPr>
+        <w:jc w:val="both"/>
+      </w:pPr>
+      <w:r>
+        <w:rPr>
+          <w:rFonts w:ascii="Arial" w:hAnsi="Arial"/>
+          <w:b w:val="0"/>
+          <w:i w:val="0"/>
+          <w:sz w:val="19"/>
+        </w:rPr>
+        <w:t xml:space="preserve">TrueUp / SkillSyncer. (5./12. Juni 2026). </w:t>
+      </w:r>
+      <w:r>
+        <w:rPr>
+          <w:rFonts w:ascii="Arial" w:hAnsi="Arial"/>
+          <w:b w:val="0"/>
+          <w:i/>
+          <w:sz w:val="19"/>
+        </w:rPr>
+        <w:t>Tech Layoffs Tracker — TrueUp 149.935 Personen aus 363 Layoff-Meldungen zum 5. Juni 2026 (rund 974 Personen pro Tag); SkillSyncer 183.966 Personen aus 247 Layoff-Ereignissen zum 12. Juni 2026 (rund 1.129 Personen pro Tag); 55 % der 2026-Ereignisse explizit KI-/Automatisierungs-bezogen — 152.415 Beschäftigte aus 135 Unternehmen.</w:t>
+      </w:r>
+      <w:r>
+        <w:rPr>
+          <w:rFonts w:ascii="Arial" w:hAnsi="Arial"/>
+          <w:b w:val="0"/>
+          <w:i w:val="0"/>
+          <w:sz w:val="19"/>
+        </w:rPr>
+        <w:t xml:space="preserve"> https://www.trueup.io/layoffs | https://skillsyncer.com/layoffs-tracker | https://www.techtimes.com/articles/317848/20260605/tech-layoffs-2026-hit-149935-uber-cuts-hr-days-after-ai-drained-its-coding-budget.htm</w:t>
+      </w:r>
+    </w:p>
+    <w:p>
+      <w:pPr>
+        <w:jc w:val="both"/>
+      </w:pPr>
+      <w:r>
+        <w:rPr>
+          <w:rFonts w:ascii="Arial" w:hAnsi="Arial"/>
+          <w:b w:val="0"/>
+          <w:i w:val="0"/>
+          <w:sz w:val="19"/>
+        </w:rPr>
+        <w:t xml:space="preserve">Council of the EU / European Parliament. (7. Mai 2026). </w:t>
+      </w:r>
+      <w:r>
+        <w:rPr>
+          <w:rFonts w:ascii="Arial" w:hAnsi="Arial"/>
+          <w:b w:val="0"/>
+          <w:i/>
+          <w:sz w:val="19"/>
+        </w:rPr>
+        <w:t>Artificial Intelligence: Council and Parliament agree to simplify and streamline rules — provisional agreement on the Digital Omnibus on AI.</w:t>
+      </w:r>
+      <w:r>
+        <w:rPr>
+          <w:rFonts w:ascii="Arial" w:hAnsi="Arial"/>
+          <w:b w:val="0"/>
+          <w:i w:val="0"/>
+          <w:sz w:val="19"/>
+        </w:rPr>
+        <w:t xml:space="preserve"> Verlängerung Hochrisiko-Compliance (Anhang III 2. Dezember 2027; Anhang I 2. August 2028), Wasserzeichen­pflicht bis 2. Dezember 2026, neuer Art. 5-Tatbestand zu </w:t>
+      </w:r>
+      <w:r>
+        <w:rPr>
+          <w:rFonts w:ascii="Arial" w:hAnsi="Arial"/>
+          <w:b w:val="0"/>
+          <w:i/>
+          <w:sz w:val="19"/>
+        </w:rPr>
+        <w:t>Nudification</w:t>
+      </w:r>
+      <w:r>
+        <w:rPr>
+          <w:rFonts w:ascii="Arial" w:hAnsi="Arial"/>
+          <w:b w:val="0"/>
+          <w:i w:val="0"/>
+          <w:sz w:val="19"/>
+        </w:rPr>
+        <w:t>/CSAM, AI Office als Aufsicht über AI-Systeme auf GPAI-Modellen desselben Anbieters bzw. in DSA-pflichtigen Plattformen. Kanzlei- und Fachanalysen: Consilium, DLA Piper, White &amp; Case, Bird &amp; Bird, Gibson Dunn, Hogan Lovells, Taylor Wessing, Mishcon, William Fry, Verify­Wise. https://www.consilium.europa.eu/en/press/press-releases/2026/05/07/artificial-intelligence-council-and-parliament-agree-to-simplify-and-streamline-rules/ | https://www.dlapiper.com/en-us/insights/publications/2026/06/eu-bodies-reach-provisional-agreement-on-ai-act-key-points-for-organizations | https://www.whitecase.com/insight-alert/eu-agrees-digital-omnibus-deal-simplify-ai-rules | https://www.twobirds.com/en/insights/2026/digital-omnibus-on-ai-provisional-agreement-reached-at-the-may-trilogue | https://www.gibsondunn.com/eu-ai-act-omnibus-agreement-postponed-high-risk-deadlines-and-other-key-changes/</w:t>
+      </w:r>
+    </w:p>
+    <w:p>
+      <w:pPr>
+        <w:jc w:val="both"/>
+      </w:pPr>
+      <w:r>
+        <w:rPr>
+          <w:rFonts w:ascii="Arial" w:hAnsi="Arial"/>
+          <w:b w:val="0"/>
+          <w:i w:val="0"/>
+          <w:sz w:val="19"/>
+        </w:rPr>
+        <w:t xml:space="preserve">Deutscher Bundestag / Bundesregierung / activeMind.legal. (11. Juni 2026). </w:t>
+      </w:r>
+      <w:r>
+        <w:rPr>
+          <w:rFonts w:ascii="Arial" w:hAnsi="Arial"/>
+          <w:b w:val="0"/>
+          <w:i/>
+          <w:sz w:val="19"/>
+        </w:rPr>
+        <w:t>Beschluss zum Gesetz zur Durchführung der KI-Verordnung (KI-MIG); Bundesnetzagentur als zentrale Marktüberwachungsbehörde; Bundesrat-Zustimmung ausstehend.</w:t>
+      </w:r>
+      <w:r>
+        <w:rPr>
+          <w:rFonts w:ascii="Arial" w:hAnsi="Arial"/>
+          <w:b w:val="0"/>
+          <w:i w:val="0"/>
+          <w:sz w:val="19"/>
+        </w:rPr>
+        <w:t xml:space="preserve"> https://www.bundestag.de/dokumente/textarchiv/2026/kw24-de-ki-1183820 | https://www.bundesregierung.de/breg-de/aktuelles/umsetzung-ki-verordnung-2406638 | https://bmds.bund.de/service/gesetzgebungsverfahren/gesetz-zur-durchfuehrung-der-ki-verordnung | https://www.activemind.legal/de/guides/ki-mig/</w:t>
+      </w:r>
+    </w:p>
+    <w:p>
+      <w:pPr>
+        <w:jc w:val="both"/>
+      </w:pPr>
+      <w:r>
+        <w:rPr>
+          <w:rFonts w:ascii="Arial" w:hAnsi="Arial"/>
           <w:b/>
           <w:i w:val="0"/>
           <w:sz w:val="19"/>
@@ -10566,7 +11228,7 @@
           <w:i w:val="0"/>
           <w:sz w:val="19"/>
         </w:rPr>
-        <w:t xml:space="preserve"> Dieses Arbeitspapier gibt den Stand Anfang Mai 2026 (Schnitt am 8. Mai 2026 — Lauf 001 vom 8. Mai 2026) wieder. Die Debatte entwickelt sich dynamisch, insbesondere im Zuge der OpenAI-Strategiepapiere und der Eröffnung des OpenAI Workshop in Washington, D.C. im Mai 2026, des Erstdurchgangs des GKV-Beitragssatzstabilisierungsgesetzes in der 1065. Bundesratssitzung am 8. Mai 2026 mit 79 Tagesordnungspunkten (Kabinettsbeschluss 29. April 2026, parlamentarische Behandlung vor der Sommerpause 2026 angekündigt), der laufenden Trilog-Verhandlungen zum Digital Omnibus on AI (zweite Runde 28. April 2026 ohne Einigung; nächste Runde 13. Mai 2026 — Knackpunkt ist nicht die Verschiebung der Hochrisiko-Pflichten, sondern die Konformitätsbewertungs-Architektur für Anhang I; die zypriotische Ratspräsidentschaft strebt einen Abschluss vor Ablauf ihrer Amtszeit am 30. Juni 2026 an, andernfalls übernimmt die irische Präsidentschaft), der am 5. Mai 2026 erfolgten Arraignment-Verhandlung im Altman-Verfahren mit „nicht schuldig"-Plädoyer und angeordneter psychiatrischer Begutachtung, des am 7. Mai 2026 versandten individuellen Microsoft-Buyout-Angebots (Annahmefrist 8. Juni 2026, VRSAR-Unterzeichnung 9.–22. Juni 2026, bis zu fünfjährige Krankenversicherungs-Verlängerung), des am 1. Mai 2026 vom Connecticut-Repräsentantenhaus mit 131 zu 17 Stimmen verabschiedeten </w:t>
+        <w:t xml:space="preserve"> Dieses Arbeitspapier gibt den Stand Mitte Juni 2026 (Schnitt am 13. Juni 2026 — Lauf 002 vom 13. Juni 2026) wieder. Neu eingearbeitet sind insbesondere: die am 7. Mai 2026 erzielte vorläufige politische Einigung von Parlament und Rat zum </w:t>
       </w:r>
       <w:r>
         <w:rPr>
@@ -10575,16 +11237,16 @@
           <w:i/>
           <w:sz w:val="19"/>
         </w:rPr>
-        <w:t>SB 5 — Connecticut Artificial Intelligence Responsibility and Transparency Act</w:t>
-      </w:r>
-      <w:r>
-        <w:rPr>
-          <w:rFonts w:ascii="Arial" w:hAnsi="Arial"/>
-          <w:b w:val="0"/>
-          <w:i w:val="0"/>
-          <w:sz w:val="19"/>
-        </w:rPr>
-        <w:t xml:space="preserve"> mit angekündigter Unterzeichnung durch Gouverneur Lamont und gestaffelten Geltungsdaten ab 1. Oktober 2026 (Automated-Employment-Decision-Rahmen, „AI is not a defense", Frontier-Whistleblower und WARN-AI-Disclosure) und 1. Oktober 2027 (Deployer-Vorab-Information), der bis zum 6. Mai 2026 laufenden regulären Sitzungsperiode der Connecticut General Assembly (Schicksal von Raised Bill 515), der parallelen exekutiven Maine-Maßnahmen (Executive Order Nr. 5 zum Data Center Advisory Council vom 29. April 2026, LD 713 zum Subventionsausschluss vom 24. April 2026), des im Februar 2026 vorgelegten Hamilton-Project-Papiers von Acemoglu, Autor und Johnson zu </w:t>
+        <w:t>Digital Omnibus on AI</w:t>
+      </w:r>
+      <w:r>
+        <w:rPr>
+          <w:rFonts w:ascii="Arial" w:hAnsi="Arial"/>
+          <w:b w:val="0"/>
+          <w:i w:val="0"/>
+          <w:sz w:val="19"/>
+        </w:rPr>
+        <w:t xml:space="preserve"> (Anhang III 2. Dezember 2027, Anhang I 2. August 2028; Wasserzeichen­pflicht bis 2. Dezember 2026; AI-Office-Aufsicht für GPAI-/DSA-eingebettete Systeme; </w:t>
       </w:r>
       <w:r>
         <w:rPr>
@@ -10593,16 +11255,16 @@
           <w:i/>
           <w:sz w:val="19"/>
         </w:rPr>
-        <w:t>„Building Pro-Worker Artificial Intelligence"</w:t>
-      </w:r>
-      <w:r>
-        <w:rPr>
-          <w:rFonts w:ascii="Arial" w:hAnsi="Arial"/>
-          <w:b w:val="0"/>
-          <w:i w:val="0"/>
-          <w:sz w:val="19"/>
-        </w:rPr>
-        <w:t xml:space="preserve">, des am 5. März 2026 publizierten Anthropic-Papiers von Massenkoff &amp; McCrory zu </w:t>
+        <w:t>Nudification</w:t>
+      </w:r>
+      <w:r>
+        <w:rPr>
+          <w:rFonts w:ascii="Arial" w:hAnsi="Arial"/>
+          <w:b w:val="0"/>
+          <w:i w:val="0"/>
+          <w:sz w:val="19"/>
+        </w:rPr>
+        <w:t xml:space="preserve">/CSAM-Prohibition als neuer Art. 5-Tatbestand); der am 1. Juni 2026 von US-Senator Bernie Sanders eingebrachte </w:t>
       </w:r>
       <w:r>
         <w:rPr>
@@ -10611,16 +11273,16 @@
           <w:i/>
           <w:sz w:val="19"/>
         </w:rPr>
-        <w:t>„Labor market impacts of AI"</w:t>
-      </w:r>
-      <w:r>
-        <w:rPr>
-          <w:rFonts w:ascii="Arial" w:hAnsi="Arial"/>
-          <w:b w:val="0"/>
-          <w:i w:val="0"/>
-          <w:sz w:val="19"/>
-        </w:rPr>
-        <w:t xml:space="preserve"> (Computer-Programmierer 74,5 % beobachtete Exposition; keine systematische Arbeitslosigkeitserhöhung, tentative Hire-Verlangsamung 22–25-Jährige), des am 22. April 2026 gestarteten </w:t>
+        <w:t>American AI Sovereign Wealth Fund Act</w:t>
+      </w:r>
+      <w:r>
+        <w:rPr>
+          <w:rFonts w:ascii="Arial" w:hAnsi="Arial"/>
+          <w:b w:val="0"/>
+          <w:i w:val="0"/>
+          <w:sz w:val="19"/>
+        </w:rPr>
+        <w:t xml:space="preserve"> (einmaliger 50-%-Aktientransfer von OpenAI, Anthropic, xAI in einen bundesseitig verwalteten Staatsfonds mit Bürgerdividenden und Vorstandssitzen); der parallele Warren-Vorschlag (27. Mai / 3. Juni 2026) einer KI-Excise auf Rechenzentrums-Energie und einer wiederbelebten </w:t>
       </w:r>
       <w:r>
         <w:rPr>
@@ -10629,16 +11291,16 @@
           <w:i/>
           <w:sz w:val="19"/>
         </w:rPr>
-        <w:t>Anthropic Economic Index Survey</w:t>
-      </w:r>
-      <w:r>
-        <w:rPr>
-          <w:rFonts w:ascii="Arial" w:hAnsi="Arial"/>
-          <w:b w:val="0"/>
-          <w:i w:val="0"/>
-          <w:sz w:val="19"/>
-        </w:rPr>
-        <w:t xml:space="preserve"> als monatliche qualitative Ergänzung zur nutzungsdatenbasierten Index-Reihe sowie des am 23. April 2026 nachgereichten ökonomischen Folgebands zur 81k-Befragung („Economic concerns and gains from AI use"; rund 20 % Verdrängungssorgen, 1,3 Pp. Sorgenanstieg je 10 Pp. mehr KI-Exposition, </w:t>
+        <w:t>Ultra-Millionaire Tax Act of 2026</w:t>
+      </w:r>
+      <w:r>
+        <w:rPr>
+          <w:rFonts w:ascii="Arial" w:hAnsi="Arial"/>
+          <w:b w:val="0"/>
+          <w:i w:val="0"/>
+          <w:sz w:val="19"/>
+        </w:rPr>
+        <w:t xml:space="preserve">; die Unterzeichnung von </w:t>
       </w:r>
       <w:r>
         <w:rPr>
@@ -10647,16 +11309,16 @@
           <w:i/>
           <w:sz w:val="19"/>
         </w:rPr>
-        <w:t>Produktivitäts-Angst-Paradoxie</w:t>
-      </w:r>
-      <w:r>
-        <w:rPr>
-          <w:rFonts w:ascii="Arial" w:hAnsi="Arial"/>
-          <w:b w:val="0"/>
-          <w:i w:val="0"/>
-          <w:sz w:val="19"/>
-        </w:rPr>
-        <w:t xml:space="preserve">), des am 24. März 2026 erschienenen </w:t>
+        <w:t>Connecticut SB 5</w:t>
+      </w:r>
+      <w:r>
+        <w:rPr>
+          <w:rFonts w:ascii="Arial" w:hAnsi="Arial"/>
+          <w:b w:val="0"/>
+          <w:i w:val="0"/>
+          <w:sz w:val="19"/>
+        </w:rPr>
+        <w:t xml:space="preserve"> als </w:t>
       </w:r>
       <w:r>
         <w:rPr>
@@ -10665,16 +11327,16 @@
           <w:i/>
           <w:sz w:val="19"/>
         </w:rPr>
-        <w:t>Anthropic-Economic-Index</w:t>
-      </w:r>
-      <w:r>
-        <w:rPr>
-          <w:rFonts w:ascii="Arial" w:hAnsi="Arial"/>
-          <w:b w:val="0"/>
-          <w:i w:val="0"/>
-          <w:sz w:val="19"/>
-        </w:rPr>
-        <w:t xml:space="preserve">-Folgeberichts </w:t>
+        <w:t>Public Act 26-15</w:t>
+      </w:r>
+      <w:r>
+        <w:rPr>
+          <w:rFonts w:ascii="Arial" w:hAnsi="Arial"/>
+          <w:b w:val="0"/>
+          <w:i w:val="0"/>
+          <w:sz w:val="19"/>
+        </w:rPr>
+        <w:t xml:space="preserve"> (</w:t>
       </w:r>
       <w:r>
         <w:rPr>
@@ -10683,16 +11345,16 @@
           <w:i/>
           <w:sz w:val="19"/>
         </w:rPr>
-        <w:t>„Learning curves"</w:t>
-      </w:r>
-      <w:r>
-        <w:rPr>
-          <w:rFonts w:ascii="Arial" w:hAnsi="Arial"/>
-          <w:b w:val="0"/>
-          <w:i w:val="0"/>
-          <w:sz w:val="19"/>
-        </w:rPr>
-        <w:t xml:space="preserve"> (rund 49 % der Berufe mit ≥ 25 % Claude-Tasks; geografische Konzentration der Top-5-US-Bundesstaaten von 30 auf 24 % gesunken), des im Sejm anhängigen Abgeordnetenentwurfs zur Anhebung der polnischen </w:t>
+        <w:t>CART Act</w:t>
+      </w:r>
+      <w:r>
+        <w:rPr>
+          <w:rFonts w:ascii="Arial" w:hAnsi="Arial"/>
+          <w:b w:val="0"/>
+          <w:i w:val="0"/>
+          <w:sz w:val="19"/>
+        </w:rPr>
+        <w:t xml:space="preserve">) durch Gouverneur Lamont am 2. Juni 2026; der am 11. Juni 2026 vom Deutschen Bundestag beschlossene KI-MIG mit der Bundesnetzagentur als zentraler Marktüberwachungsbehörde (Bundesrat-Zustimmung ausstehend); die Cluster-F-Layoff-Welle Juni 2026 mit </w:t>
       </w:r>
       <w:r>
         <w:rPr>
@@ -10701,6 +11363,150 @@
           <w:i/>
           <w:sz w:val="19"/>
         </w:rPr>
+        <w:t>GitLab</w:t>
+      </w:r>
+      <w:r>
+        <w:rPr>
+          <w:rFonts w:ascii="Arial" w:hAnsi="Arial"/>
+          <w:b w:val="0"/>
+          <w:i w:val="0"/>
+          <w:sz w:val="19"/>
+        </w:rPr>
+        <w:t xml:space="preserve"> (2. Juni 2026, ≈350 FTE, 14 %, Rückzug aus 22 Ländern, R&amp;D-Aufgliederung in ≈60 autonome Teams, Restrukturierungsaufwand 30–35 Mio. USD) und </w:t>
+      </w:r>
+      <w:r>
+        <w:rPr>
+          <w:rFonts w:ascii="Arial" w:hAnsi="Arial"/>
+          <w:b w:val="0"/>
+          <w:i/>
+          <w:sz w:val="19"/>
+        </w:rPr>
+        <w:t>Uber</w:t>
+      </w:r>
+      <w:r>
+        <w:rPr>
+          <w:rFonts w:ascii="Arial" w:hAnsi="Arial"/>
+          <w:b w:val="0"/>
+          <w:i w:val="0"/>
+          <w:sz w:val="19"/>
+        </w:rPr>
+        <w:t xml:space="preserve"> (3. Juni 2026, ≈23 % der „People and Places"-Abteilung; KI-Coding-Budget binnen vier Monaten durch </w:t>
+      </w:r>
+      <w:r>
+        <w:rPr>
+          <w:rFonts w:ascii="Arial" w:hAnsi="Arial"/>
+          <w:b w:val="0"/>
+          <w:i/>
+          <w:sz w:val="19"/>
+        </w:rPr>
+        <w:t>Anthropic Claude Code</w:t>
+      </w:r>
+      <w:r>
+        <w:rPr>
+          <w:rFonts w:ascii="Arial" w:hAnsi="Arial"/>
+          <w:b w:val="0"/>
+          <w:i w:val="0"/>
+          <w:sz w:val="19"/>
+        </w:rPr>
+        <w:t xml:space="preserve"> und </w:t>
+      </w:r>
+      <w:r>
+        <w:rPr>
+          <w:rFonts w:ascii="Arial" w:hAnsi="Arial"/>
+          <w:b w:val="0"/>
+          <w:i/>
+          <w:sz w:val="19"/>
+        </w:rPr>
+        <w:t>Cursor</w:t>
+      </w:r>
+      <w:r>
+        <w:rPr>
+          <w:rFonts w:ascii="Arial" w:hAnsi="Arial"/>
+          <w:b w:val="0"/>
+          <w:i w:val="0"/>
+          <w:sz w:val="19"/>
+        </w:rPr>
+        <w:t xml:space="preserve"> aufgebraucht — Adoption unter Ingenieuren November 2025 bis Februar 2026 von 32 auf 84 %, monatliche Per-Engineer-Spend-Grenze 1.500 USD); die fortgeschriebenen Tech-Layoff-Trackerstände </w:t>
+      </w:r>
+      <w:r>
+        <w:rPr>
+          <w:rFonts w:ascii="Arial" w:hAnsi="Arial"/>
+          <w:b w:val="0"/>
+          <w:i/>
+          <w:sz w:val="19"/>
+        </w:rPr>
+        <w:t>TrueUp</w:t>
+      </w:r>
+      <w:r>
+        <w:rPr>
+          <w:rFonts w:ascii="Arial" w:hAnsi="Arial"/>
+          <w:b w:val="0"/>
+          <w:i w:val="0"/>
+          <w:sz w:val="19"/>
+        </w:rPr>
+        <w:t xml:space="preserve"> 149.935 Personen aus 363 Layoff-Meldungen zum 5. Juni 2026 (rund 974/Tag) und </w:t>
+      </w:r>
+      <w:r>
+        <w:rPr>
+          <w:rFonts w:ascii="Arial" w:hAnsi="Arial"/>
+          <w:b w:val="0"/>
+          <w:i/>
+          <w:sz w:val="19"/>
+        </w:rPr>
+        <w:t>SkillSyncer</w:t>
+      </w:r>
+      <w:r>
+        <w:rPr>
+          <w:rFonts w:ascii="Arial" w:hAnsi="Arial"/>
+          <w:b w:val="0"/>
+          <w:i w:val="0"/>
+          <w:sz w:val="19"/>
+        </w:rPr>
+        <w:t xml:space="preserve"> 183.966 Personen aus 247 Layoff-Ereignissen zum 12. Juni 2026 (rund 1.129/Tag), mit erstmals quantifiziertem Anteil KI-getriebener Restrukturierungen von rund 55 % (152.415 Beschäftigte aus 135 Unternehmen). Die Debatte entwickelt sich weiterhin dynamisch, insbesondere im Zuge der OpenAI-Strategiepapiere und der Eröffnung des OpenAI Workshop in Washington, D.C. im Mai 2026, der parlamentarischen Behandlung des GKV-Beitragssatzstabilisierungsgesetzes (Erstdurchgang Bundesrat 8. Mai 2026, Bundestags­lesungen im Mai/Juni 2026), der ausstehenden formellen Annahme des Digital-Omnibus-Pakets durch das Plenum im Juni 2026, des bevorstehenden </w:t>
+      </w:r>
+      <w:r>
+        <w:rPr>
+          <w:rFonts w:ascii="Arial" w:hAnsi="Arial"/>
+          <w:b w:val="0"/>
+          <w:i/>
+          <w:sz w:val="19"/>
+        </w:rPr>
+        <w:t>Microsoft-VRSAR</w:t>
+      </w:r>
+      <w:r>
+        <w:rPr>
+          <w:rFonts w:ascii="Arial" w:hAnsi="Arial"/>
+          <w:b w:val="0"/>
+          <w:i w:val="0"/>
+          <w:sz w:val="19"/>
+        </w:rPr>
+        <w:t xml:space="preserve">-Zyklus (Annahmefrist 8. Juni 2026, VRSAR-Unterzeichnung 9.–22. Juni 2026, </w:t>
+      </w:r>
+      <w:r>
+        <w:rPr>
+          <w:rFonts w:ascii="Arial" w:hAnsi="Arial"/>
+          <w:b w:val="0"/>
+          <w:i/>
+          <w:sz w:val="19"/>
+        </w:rPr>
+        <w:t>Separation Date</w:t>
+      </w:r>
+      <w:r>
+        <w:rPr>
+          <w:rFonts w:ascii="Arial" w:hAnsi="Arial"/>
+          <w:b w:val="0"/>
+          <w:i w:val="0"/>
+          <w:sz w:val="19"/>
+        </w:rPr>
+        <w:t xml:space="preserve"> 2. Juli 2026), der ausstehenden Bundesrat-Zustimmung zum KI-MIG, des im Sejm anhängigen Abgeordnetenentwurfs zur Anhebung der polnischen </w:t>
+      </w:r>
+      <w:r>
+        <w:rPr>
+          <w:rFonts w:ascii="Arial" w:hAnsi="Arial"/>
+          <w:b w:val="0"/>
+          <w:i/>
+          <w:sz w:val="19"/>
+        </w:rPr>
         <w:t>ulga na robotyzację</w:t>
       </w:r>
       <w:r>
@@ -10710,79 +11516,7 @@
           <w:i w:val="0"/>
           <w:sz w:val="19"/>
         </w:rPr>
-        <w:t xml:space="preserve"> auf 100 % bei zugleich ablehnender Position des Finanzministeriums, der revidierten IAB-Frühjahrsprognose vom 24. März 2026 (Erwerbstätigkeit −90.000, BIP +0,8 % bei 0,2 bis 0,3 Pp. Iran-Krieg-Dämpfung), der aktualisierten Tech-Layoff-Trackerstände zum 6./7./8. Mai 2026 (TrueUp 119.721 Personen aus 265 Layoff-Meldungen am 6. Mai, 121.111 Personen aus 273 Meldungen am 7. Mai bzw. 127.411 Personen aus 283 Meldungen am 8. Mai 2026 — rund 1.003 Personen pro Tag; SkillSyncer 113.863 Personen aus 179 Ereignissen) sowie der am 5./6. Mai 2026 angekündigten KI-getriebenen Stellenstreichungen bei Coinbase (700 Stellen, 14 %), PayPal (rund 4.760 Stellen, 20 % über 2–3 Jahre), Freshworks (rund 500 Stellen, 11 %) und Cognizant (12.000–15.000 Stellen unter „Project Leap") sowie der am 7. Mai 2026 von Cloudflare angekündigten Streichung von rund 1.100 Stellen (20 % der globalen Belegschaft) zum Übergang zu einem „agentic AI-first operating model" (Restrukturierungsaufwand 140–150 Mio. USD, AI-Einsatz im Konzern +600 % im Quartal, Aktienkurs −18 %), des am 1. Mai 2026 von </w:t>
-      </w:r>
-      <w:r>
-        <w:rPr>
-          <w:rFonts w:ascii="Arial" w:hAnsi="Arial"/>
-          <w:b w:val="0"/>
-          <w:i/>
-          <w:sz w:val="19"/>
-        </w:rPr>
-        <w:t>Challenger, Gray &amp; Christmas</w:t>
-      </w:r>
-      <w:r>
-        <w:rPr>
-          <w:rFonts w:ascii="Arial" w:hAnsi="Arial"/>
-          <w:b w:val="0"/>
-          <w:i w:val="0"/>
-          <w:sz w:val="19"/>
-        </w:rPr>
-        <w:t xml:space="preserve"> veröffentlichten </w:t>
-      </w:r>
-      <w:r>
-        <w:rPr>
-          <w:rFonts w:ascii="Arial" w:hAnsi="Arial"/>
-          <w:b w:val="0"/>
-          <w:i/>
-          <w:sz w:val="19"/>
-        </w:rPr>
-        <w:t>April-2026-Job-Cuts-Reports</w:t>
-      </w:r>
-      <w:r>
-        <w:rPr>
-          <w:rFonts w:ascii="Arial" w:hAnsi="Arial"/>
-          <w:b w:val="0"/>
-          <w:i w:val="0"/>
-          <w:sz w:val="19"/>
-        </w:rPr>
-        <w:t xml:space="preserve"> (KI-bezogene Streichungen 21.490 im April — 26 % aller April-Streichungen, zweitens in Folge führender Einzelgrund; Tech YTD 85.411 mit +33 % gegenüber Vorjahr; KI-bezogen YTD 49.135 — Anteil an allen 2026-Streichungs­plänen 16 %, gestiegen von 13 % zum März-Stand; gesamtwirtschaftlich −50 % gegenüber Vorjahresvergleich), des am 7. Mai 2026 publizierten Microsoft-VRSAR-Programmstatus (rund 8.500 angebotsberechtigte Beschäftigte, </w:t>
-      </w:r>
-      <w:r>
-        <w:rPr>
-          <w:rFonts w:ascii="Arial" w:hAnsi="Arial"/>
-          <w:b w:val="0"/>
-          <w:i/>
-          <w:sz w:val="19"/>
-        </w:rPr>
-        <w:t>Separation Date</w:t>
-      </w:r>
-      <w:r>
-        <w:rPr>
-          <w:rFonts w:ascii="Arial" w:hAnsi="Arial"/>
-          <w:b w:val="0"/>
-          <w:i w:val="0"/>
-          <w:sz w:val="19"/>
-        </w:rPr>
-        <w:t xml:space="preserve"> 2. Juli 2026) und des Yale-Budget-Lab-Befundes vom April/6. Mai 2026 (kein aggregierter KI-Disruptionseffekt im US-Arbeitsmarkt; fiskalische Modellrechnung 39 Bio. USD Schulden vs. 5.500–42.400 USD Übergangshilfe pro Verdrängtem), des Big-Tech-AI-Capex-Programms 2026 mit einem Q1-Volumen von rund 130,65 Milliarden US-Dollar und einer nach den Q1-2026-Earnings-Calls (28.–30. April 2026) auf rund 725 Milliarden US-Dollar (+77 % gegenüber 410 Mrd. USD in 2025; Microsoft 190, Alphabet 190, Amazon 200, Meta 125–145 Mrd. USD; rund 25 Mrd. USD Microsoft-Aufschlag durch DRAM-Verteuerung von rund 95 % q/q im Q1 erklärt) nach oben revidierten Aggregat-Schätzung für das Gesamtjahr (zuvor 660–700 Mrd. USD Anfang April 2026) sowie des am 29. April 2026 veröffentlichten </w:t>
-      </w:r>
-      <w:r>
-        <w:rPr>
-          <w:rFonts w:ascii="Arial" w:hAnsi="Arial"/>
-          <w:b w:val="0"/>
-          <w:i/>
-          <w:sz w:val="19"/>
-        </w:rPr>
-        <w:t>Bloomberg-Editorials</w:t>
-      </w:r>
-      <w:r>
-        <w:rPr>
-          <w:rFonts w:ascii="Arial" w:hAnsi="Arial"/>
-          <w:b w:val="0"/>
-          <w:i w:val="0"/>
-          <w:sz w:val="19"/>
-        </w:rPr>
-        <w:t xml:space="preserve"> gegen eine KI-Steuer (syndiziert in Advisor Perspectives, RealClearPolitics, West Hawaii Today und Las Vegas Sun zwischen dem 2. und 6. Mai 2026), das Innovationsbremse, Wettbewerbsnachteil und Unmöglichkeit der Abgrenzung Verdrängung/Augmentation als Hauptargumente gegen die Sanders/OpenAI-Linie führt und stattdessen Lockerung berufsrechtlicher Lizenzschranken, Reform der Arbeitslosenversicherung, Umschulungs-Steueranreize sowie eine Ausweitung der Earned Income Tax Credit empfiehlt. Eine regelmäßige Aktualisierung ist vorgesehen.</w:t>
+        <w:t xml:space="preserve"> auf 100 %, der weiterhin ausstehenden Eckpunktepapier-Vorlage zur deutschen Plattform-Digitalabgabe (Weimer) sowie der laufenden Beobachtung der Tech-Layoff-Tracker und KI-Capex-Programme. Eine regelmäßige Aktualisierung ist vorgesehen.</w:t>
       </w:r>
     </w:p>
     <w:p>
@@ -10862,7 +11596,7 @@
         <w:color w:val="999999"/>
         <w:sz w:val="15"/>
       </w:rPr>
-      <w:t>Version 22.0 — Mai 2026 — CC BY 4.0</w:t>
+      <w:t>Version 23.0 — Mai 2026 — CC BY 4.0</w:t>
       <w:tab/>
       <w:t xml:space="preserve">Seite </w:t>
     </w:r>

--- a/KI-Ökonomie.docx
+++ b/KI-Ökonomie.docx
@@ -112,7 +112,7 @@
           <w:color w:val="666666"/>
           <w:sz w:val="18"/>
         </w:rPr>
-        <w:t>Version 22.0</w:t>
+        <w:t>Version 23.0</w:t>
       </w:r>
     </w:p>
     <w:p>
@@ -382,7 +382,61 @@
           <w:i w:val="0"/>
           <w:sz w:val="19"/>
         </w:rPr>
-        <w:t xml:space="preserve">-Differenzierung vom 1. Mai 2026 genannte Mehrkanalerklärung (KI-Verdrängung, Austerity-Logik, Pandemie-Korrekturen, Routine-Restrukturierung) zusätzlich stützt. Der parallele Lauf der Branchen-AI-Capex-Programme (Q1-2026-Investitionen der Hyperscaler von rund 130,65 Milliarden US-Dollar; Konsens-Schätzung Anfang April 2026 zwischen 660 und 700 Milliarden US-Dollar, nach den Q1-2026-Earnings-Calls vom 28.–30. April 2026 — von der </w:t>
+        <w:t xml:space="preserve">-Differenzierung vom 1. Mai 2026 genannte Mehrkanalerklärung (KI-Verdrängung, Austerity-Logik, Pandemie-Korrekturen, Routine-Restrukturierung) zusätzlich stützt. Der Anfang Juni 2026 veröffentlichte </w:t>
+      </w:r>
+      <w:r>
+        <w:rPr>
+          <w:rFonts w:ascii="Arial" w:hAnsi="Arial"/>
+          <w:b w:val="0"/>
+          <w:i/>
+          <w:sz w:val="19"/>
+        </w:rPr>
+        <w:t>Mai-2026-Job-Cuts-Report</w:t>
+      </w:r>
+      <w:r>
+        <w:rPr>
+          <w:rFonts w:ascii="Arial" w:hAnsi="Arial"/>
+          <w:b w:val="0"/>
+          <w:i w:val="0"/>
+          <w:sz w:val="19"/>
+        </w:rPr>
+        <w:t xml:space="preserve"> von </w:t>
+      </w:r>
+      <w:r>
+        <w:rPr>
+          <w:rFonts w:ascii="Arial" w:hAnsi="Arial"/>
+          <w:b w:val="0"/>
+          <w:i/>
+          <w:sz w:val="19"/>
+        </w:rPr>
+        <w:t>Challenger, Gray &amp; Christmas</w:t>
+      </w:r>
+      <w:r>
+        <w:rPr>
+          <w:rFonts w:ascii="Arial" w:hAnsi="Arial"/>
+          <w:b w:val="0"/>
+          <w:i w:val="0"/>
+          <w:sz w:val="19"/>
+        </w:rPr>
+        <w:t xml:space="preserve"> setzt diese Reihe fort und verschärft sie: Insgesamt wurden 97.006 Streichungen für den Monat Mai 2026 angekündigt (+16 % gegenüber April; höchster Mai-Wert seit der pandemiegeprägten Mai-2020-Phase), davon 38.579 ausdrücklich KI- oder Automatisierungsbezogen — entsprechend rund 40 % aller Mai-Streichungen und damit der höchste Monatswert seit Beginn der Challenger-KI-Tracking-Reihe 2023 (Reihe Jan 7 %, Mär 25 %, Apr 26 %, Mai 40 %). Die Tech-Branche allein meldete 38.242 Stellenstreichungen im Mai (höchster Monatswert seit August 2024) und liegt nun bei 123.653 kumuliert (+66 % gegenüber dem Vorjahreszeitraum); kumuliert für die ersten fünf Monate des Jahres 2026 liegen die KI-bezogenen Streichungen bei 87.714 — rund 22 % aller 2026-Streichungspläne — und übersteigen damit bereits den gesamten Jahreswert 2025 (54.836 KI-bezogene Streichungen) deutlich. Eine parallele TrueUp-Tagesfortschreibung zur Wochenmitte des 11./12. Juni 2026 weist 247 Tech-Layoff-Ereignisse mit 183.966 betroffenen Personen aus (rund 1.129 Stellen pro Tag); 55 % der Ereignisse nennen explizit KI, Automatisierung oder maschinelles Lernen als Treiber. TrueUp projiziert auf dieser Basis für das Gesamtjahr 2026 rund 370.000 Tech-Stellenstreichungen — eine Größenordnung, die deutlich über den Werten 2024 und 2025 liegt. Eine geopolitisch motivierte Sonderlinie liefert </w:t>
+      </w:r>
+      <w:r>
+        <w:rPr>
+          <w:rFonts w:ascii="Arial" w:hAnsi="Arial"/>
+          <w:b w:val="0"/>
+          <w:i/>
+          <w:sz w:val="19"/>
+        </w:rPr>
+        <w:t>Microsoft Azure China</w:t>
+      </w:r>
+      <w:r>
+        <w:rPr>
+          <w:rFonts w:ascii="Arial" w:hAnsi="Arial"/>
+          <w:b w:val="0"/>
+          <w:i w:val="0"/>
+          <w:sz w:val="19"/>
+        </w:rPr>
+        <w:t xml:space="preserve">: Im späten Juni 2026 sind 200 bis 400 Beschäftigte in den Niederlassungen Peking und Shanghai über eine bevorstehende Trennung zum 6. Juli 2026 informiert worden; die Reduktion betrifft primär Engineering-, Vertriebs- und Support-Rollen und ist ausdrücklich mit US-Exportkontrollen für fortgeschrittene Chips begründet, die lokalen KI-Betrieb rechtlich riskant machen — ein Beispiel dafür, dass KI-getriebene Personalanpassungen nicht nur Substitutionseffekte, sondern auch geopolitische Decoupling-Effekte abbilden. Der parallele Lauf der Branchen-AI-Capex-Programme (Q1-2026-Investitionen der Hyperscaler von rund 130,65 Milliarden US-Dollar; Konsens-Schätzung Anfang April 2026 zwischen 660 und 700 Milliarden US-Dollar, nach den Q1-2026-Earnings-Calls vom 28.–30. April 2026 — von der </w:t>
       </w:r>
       <w:r>
         <w:rPr>
@@ -2128,7 +2182,7 @@
           <w:i w:val="0"/>
           <w:sz w:val="19"/>
         </w:rPr>
-        <w:t xml:space="preserve"> Eine rein nationale Lösung kann mit der Warenverkehrsfreiheit, der Dienstleistungsfreiheit und der Niederlassungsfreiheit in Konflikt geraten. Eine Regelung, die nur inländische Roboterbetreiber trifft, während grenzüberschreitende KI-Dienstleistungen unbesteuert bleiben, wäre diskriminierungsrechtlich problematisch und praktisch kaum durchsetzbar. Der EU AI Act (Verordnung 2024/1689) schafft ab dem 2. August 2026 einen unionsweit einheitlichen Regulierungsrahmen für KI-Systeme (Hochrisiko-Systeme gemäß Anhang III, Transparenzpflichten nach Art. 50, Durchsetzungsregime); dies legt einen einheitlichen Definitionsrahmen, der steuerpolitische Anknüpfungen an KI-Systemklassen mittelfristig erleichtern kann, ohne selbst steuerrechtliche Wirkung zu entfalten. Die Europäische Kommission hat am 19. November 2025 mit dem „Digital Omnibus on AI" einen Vereinfachungsvorschlag vorgelegt, den das Europäische Parlament am 16. März 2026 im Ausschuss und am 23. März 2026 im Plenum unterstützt hat. Er sieht eine Verschiebung der Hochrisiko-Pflichten vor — je nach Systemtyp bis maximal zum 2. Dezember 2027 bzw. 2. August 2028 — und koppelt ihre Anwendbarkeit an die Verfügbarkeit harmonisierter Normen; zudem wird die Kennzeichnungspflicht für KI-generierte Inhalte (Art. 50) bis zum 2. November 2026 verlängert. Die Kommissionsdurchsetzungsbefugnisse gegenüber Anbietern von Allzweck-KI-Modellen (GPAI) treten wie vorgesehen am 2. August 2026 in Kraft. Parlament und Rat haben die Trilogverhandlungen aufgenommen; der zweite Trilogtermin am 28. April 2026 endete nach Berichterstattung von IAPP und A&amp;O Shearman ohne Einigung — Streitpunkt war primär das Verhältnis zwischen AI Act und sektorspezifischen EU-Regelungen für eingebettete KI-Systeme (Anhang I) sowie die Rechtsgrundlage für die Verarbeitung personenbezogener Daten zur Bias-Erkennung. Beide Institutionen konvergieren auf Stichtage 2. Dezember 2027 (Anhang III) und 2. August 2028 (Anhang I) für die Hochrisiko-Pflichten. Die nächste Trilogrunde ist auf den 13. Mai 2026 terminiert; Ziel bleibt eine förmliche Verabschiedung vor dem ursprünglichen Stichtag am 2. August 2026. Die zypriotische Ratspräsidentschaft hat sich vorgenommen, das Dossier vor Ablauf ihrer Amtszeit am 30. Juni 2026 abzuschließen; gelingt das nicht, übernimmt zur zweiten Jahreshälfte 2026 die irische Präsidentschaft. Scheitert die Einigung bis zum 2. August 2026, würden die Hochrisiko-Pflichten in ihrer ursprünglich vorgesehenen Fassung anwendbar. Für die Steuerdebatte folgt daraus, dass der zeitliche Vorlauf für KI-Definitionen aus dem AI Act enger als ursprünglich gedacht ist — eine mittelfristige Anknüpfung steuerlicher Tatbestände an AI-Act-Kategorien bleibt möglich, setzt aber voraus, dass die Normenlandschaft nach 2027 verlässlich vorliegt.</w:t>
+        <w:t xml:space="preserve"> Eine rein nationale Lösung kann mit der Warenverkehrsfreiheit, der Dienstleistungsfreiheit und der Niederlassungsfreiheit in Konflikt geraten. Eine Regelung, die nur inländische Roboterbetreiber trifft, während grenzüberschreitende KI-Dienstleistungen unbesteuert bleiben, wäre diskriminierungsrechtlich problematisch und praktisch kaum durchsetzbar. Der EU AI Act (Verordnung 2024/1689) schafft ab dem 2. August 2026 einen unionsweit einheitlichen Regulierungsrahmen für KI-Systeme (Hochrisiko-Systeme gemäß Anhang III, Transparenzpflichten nach Art. 50, Durchsetzungsregime); dies legt einen einheitlichen Definitionsrahmen, der steuerpolitische Anknüpfungen an KI-Systemklassen mittelfristig erleichtern kann, ohne selbst steuerrechtliche Wirkung zu entfalten. Die Europäische Kommission hat am 19. November 2025 mit dem „Digital Omnibus on AI" einen Vereinfachungsvorschlag vorgelegt, den das Europäische Parlament am 16. März 2026 im Ausschuss und am 23. März 2026 im Plenum unterstützt hat. Er sieht eine Verschiebung der Hochrisiko-Pflichten vor — je nach Systemtyp bis maximal zum 2. Dezember 2027 bzw. 2. August 2028 — und koppelt ihre Anwendbarkeit an die Verfügbarkeit harmonisierter Normen; zudem wird die Kennzeichnungspflicht für KI-generierte Inhalte (Art. 50) bis zum 2. November 2026 verlängert. Die Kommissionsdurchsetzungsbefugnisse gegenüber Anbietern von Allzweck-KI-Modellen (GPAI) treten wie vorgesehen am 2. August 2026 in Kraft. Parlament und Rat haben die Trilogverhandlungen aufgenommen; der zweite Trilogtermin am 28. April 2026 endete nach Berichterstattung von IAPP und A&amp;O Shearman ohne Einigung — Streitpunkt war primär das Verhältnis zwischen AI Act und sektorspezifischen EU-Regelungen für eingebettete KI-Systeme (Anhang I) sowie die Rechtsgrundlage für die Verarbeitung personenbezogener Daten zur Bias-Erkennung. Beide Institutionen konvergieren auf Stichtage 2. Dezember 2027 (Anhang III) und 2. August 2028 (Anhang I) für die Hochrisiko-Pflichten. Die nächste Trilogrunde ist auf den 13. Mai 2026 terminiert; Ziel bleibt eine förmliche Verabschiedung vor dem ursprünglichen Stichtag am 2. August 2026. Die zypriotische Ratspräsidentschaft hat sich vorgenommen, das Dossier vor Ablauf ihrer Amtszeit am 30. Juni 2026 abzuschließen; gelingt das nicht, übernimmt zur zweiten Jahreshälfte 2026 die irische Präsidentschaft. In der dritten Trilogrunde haben Rat und Parlament am 7. Mai 2026 in den frühen Morgenstunden eine politische Einigung über den Digital Omnibus on AI erzielt; sie verschiebt die Hochrisiko-Pflichten für eigenständige Anhang-III-Systeme auf den 2. Dezember 2027, koppelt die Anwendbarkeit an die Verfügbarkeit harmonisierter Normen und vereinfacht administrative Pflichten für kleine und mittlere Unternehmen. Die Einigung ist als politisches Übereinkommen formuliert, das Parlament und Rat förmlich beschließen und das im Amtsblatt vor dem 2. August 2026 veröffentlicht werden müsste, damit es Wirksamkeit entfaltet; Artikel 4 (KI-Kompetenz der Beschäftigten) bleibt von der Verschiebung ausgenommen und ist ab dem 2. August 2026 anwendbar. Scheitert die formale Verabschiedung bis zum 2. August 2026, würden die Hochrisiko-Pflichten in ihrer ursprünglich vorgesehenen Fassung anwendbar. Für die Steuerdebatte folgt daraus, dass der zeitliche Vorlauf für KI-Definitionen aus dem AI Act enger als ursprünglich gedacht ist — eine mittelfristige Anknüpfung steuerlicher Tatbestände an AI-Act-Kategorien bleibt möglich, setzt aber voraus, dass die Normenlandschaft nach 2027 verlässlich vorliegt.</w:t>
       </w:r>
     </w:p>
     <w:p>
@@ -2264,7 +2318,61 @@
           <w:i w:val="0"/>
           <w:sz w:val="19"/>
         </w:rPr>
-        <w:t xml:space="preserve"> (S. 4214, 119. Kongress) eingebracht, der ein bundesweites Moratorium für neue und aufgerüstete KI-Rechenzentren oberhalb definierter Stromschwellen vorsieht, bis der Gesetzgeber Mindeststandards in den Bereichen Umwelt, Energie, Arbeit und Bürgerrechte verabschiedet; der Gesetzentwurf formuliert ausdrücklich, die „wirtschaftlichen Gewinne aus künstlicher Intelligenz und Robotik" sollten „Beschäftigten, nicht nur wohlhabenden Big-Tech-Eigentümern" zugutekommen. Am 16. April 2026 hat Sanders die Linie mit einem Namensbeitrag („Artificial intelligence is coming for the working class. We must fight back.") erneuert und die HELP-Anhörung genutzt, um für Robotersteuer und Moratorium zu werben. Die Aussicht auf Annahme des Entwurfs in einem republikanisch geführten Kongress gilt als gering; als Signalgebung ist er jedoch der bislang konkreteste politische Vorstoß auf US-Bundesebene.</w:t>
+        <w:t xml:space="preserve"> (S. 4214, 119. Kongress) eingebracht, der ein bundesweites Moratorium für neue und aufgerüstete KI-Rechenzentren oberhalb definierter Stromschwellen vorsieht, bis der Gesetzgeber Mindeststandards in den Bereichen Umwelt, Energie, Arbeit und Bürgerrechte verabschiedet; der Gesetzentwurf formuliert ausdrücklich, die „wirtschaftlichen Gewinne aus künstlicher Intelligenz und Robotik" sollten „Beschäftigten, nicht nur wohlhabenden Big-Tech-Eigentümern" zugutekommen. Am 16. April 2026 hat Sanders die Linie mit einem Namensbeitrag („Artificial intelligence is coming for the working class. We must fight back.") erneuert und die HELP-Anhörung genutzt, um für Robotersteuer und Moratorium zu werben. Am 1. Juni 2026 hat Sanders zusätzlich den </w:t>
+      </w:r>
+      <w:r>
+        <w:rPr>
+          <w:rFonts w:ascii="Arial" w:hAnsi="Arial"/>
+          <w:b w:val="0"/>
+          <w:i/>
+          <w:sz w:val="19"/>
+        </w:rPr>
+        <w:t>American AI Sovereign Wealth Fund Act</w:t>
+      </w:r>
+      <w:r>
+        <w:rPr>
+          <w:rFonts w:ascii="Arial" w:hAnsi="Arial"/>
+          <w:b w:val="0"/>
+          <w:i w:val="0"/>
+          <w:sz w:val="19"/>
+        </w:rPr>
+        <w:t xml:space="preserve"> in den Senat eingebracht: Der Entwurf sieht eine einmalige Steuer in Höhe von 50 % auf die Eigenkapitalanteile großer KI-Unternehmen — namentlich genannt werden OpenAI, Anthropic und xAI — vor; die abgeführten Anteile sollen in einen neu zu errichtenden öffentlichen Wohlstandsfonds nach norwegischem Vorbild fließen, der für jeden US-Bürger einen anteiligen Ertrag aus KI-Wertschöpfung sichern soll, und die Bundesregierung soll Stimmrechte sowie gleichberechtigte Sitze in den Vorständen erhalten, um Entscheidungen mit Schadenspotenzial blockieren zu können. Sanders ordnet den Entwurf ausdrücklich als Antwort auf die in den OpenAI-/Anthropic-Strategiepapieren (§ 4.5) sowie in akademischen Beiträgen (Korinek/Lockwood, § 3.5) geforderte direkte Beteiligung der Bevölkerung an der KI-Wertschöpfung ein. Die Aussicht auf Annahme der beiden Entwürfe in einem republikanisch geführten Kongress gilt als gering; als Signalgebung ist die Doppelinitiative aus </w:t>
+      </w:r>
+      <w:r>
+        <w:rPr>
+          <w:rFonts w:ascii="Arial" w:hAnsi="Arial"/>
+          <w:b w:val="0"/>
+          <w:i/>
+          <w:sz w:val="19"/>
+        </w:rPr>
+        <w:t>Data Center Moratorium</w:t>
+      </w:r>
+      <w:r>
+        <w:rPr>
+          <w:rFonts w:ascii="Arial" w:hAnsi="Arial"/>
+          <w:b w:val="0"/>
+          <w:i w:val="0"/>
+          <w:sz w:val="19"/>
+        </w:rPr>
+        <w:t xml:space="preserve"> (März 2026) und </w:t>
+      </w:r>
+      <w:r>
+        <w:rPr>
+          <w:rFonts w:ascii="Arial" w:hAnsi="Arial"/>
+          <w:b w:val="0"/>
+          <w:i/>
+          <w:sz w:val="19"/>
+        </w:rPr>
+        <w:t>Sovereign Wealth Fund Act</w:t>
+      </w:r>
+      <w:r>
+        <w:rPr>
+          <w:rFonts w:ascii="Arial" w:hAnsi="Arial"/>
+          <w:b w:val="0"/>
+          <w:i w:val="0"/>
+          <w:sz w:val="19"/>
+        </w:rPr>
+        <w:t xml:space="preserve"> (Juni 2026) jedoch der bislang konkreteste politische Vorstoß auf US-Bundesebene und überführt die Sanders-Robotersteuer in das funktional verwandte Format eines Eigenkapital-Abgriffs nach Typ 4 (§ 2.1).</w:t>
       </w:r>
     </w:p>
     <w:p>
@@ -2562,7 +2670,7 @@
           <w:i w:val="0"/>
           <w:sz w:val="19"/>
         </w:rPr>
-        <w:t xml:space="preserve"> am 1. Mai 2026 mit 131 zu 17 Stimmen verabschiedet, Gouverneur Ned Lamont hat seine Unterzeichnung angekündigt. Für die Steuerdebatte ist neben Frontier- und Sandbox-Komponenten vor allem ein arbeitsrechtlicher Baustein bemerkenswert: </w:t>
+        <w:t xml:space="preserve"> am 1. Mai 2026 mit 131 zu 17 Stimmen verabschiedet, Gouverneur Ned Lamont hat den Entwurf am 2. Juni 2026 als </w:t>
       </w:r>
       <w:r>
         <w:rPr>
@@ -2571,6 +2679,42 @@
           <w:i/>
           <w:sz w:val="19"/>
         </w:rPr>
+        <w:t>Public Act 26-15</w:t>
+      </w:r>
+      <w:r>
+        <w:rPr>
+          <w:rFonts w:ascii="Arial" w:hAnsi="Arial"/>
+          <w:b w:val="0"/>
+          <w:i w:val="0"/>
+          <w:sz w:val="19"/>
+        </w:rPr>
+        <w:t xml:space="preserve"> unterzeichnet — Connecticut ist damit der erste US-Bundesstaat, der ein umfassendes KI-Rahmengesetz mit kombinierten Verpflichtungen für Frontier-Modell-Anbieter, </w:t>
+      </w:r>
+      <w:r>
+        <w:rPr>
+          <w:rFonts w:ascii="Arial" w:hAnsi="Arial"/>
+          <w:b w:val="0"/>
+          <w:i/>
+          <w:sz w:val="19"/>
+        </w:rPr>
+        <w:t>automated employment decision technology</w:t>
+      </w:r>
+      <w:r>
+        <w:rPr>
+          <w:rFonts w:ascii="Arial" w:hAnsi="Arial"/>
+          <w:b w:val="0"/>
+          <w:i w:val="0"/>
+          <w:sz w:val="19"/>
+        </w:rPr>
+        <w:t xml:space="preserve">, Generative-AI-Provenance und Online-Plattformen für Minderjährige in Kraft setzt. Für die Steuerdebatte ist neben Frontier- und Sandbox-Komponenten vor allem ein arbeitsrechtlicher Baustein bemerkenswert: </w:t>
+      </w:r>
+      <w:r>
+        <w:rPr>
+          <w:rFonts w:ascii="Arial" w:hAnsi="Arial"/>
+          <w:b w:val="0"/>
+          <w:i/>
+          <w:sz w:val="19"/>
+        </w:rPr>
         <w:t>SB 5</w:t>
       </w:r>
       <w:r>
@@ -2889,6 +3033,124 @@
           <w:sz w:val="19"/>
         </w:rPr>
         <w:t>Das Papier ist bemerkenswert, weil hier ein führender KI-Anbieter selbst die steuerliche Abschöpfung seines eigenen Geschäftsmodells zur Diskussion stellt. Es ist aber auch als Agenda-Setting-Instrument zu lesen: Eine Million Dollar API-Credits für Forschung an „diesen und verwandten politischen Ideen" schafft Pfadabhängigkeiten in der akademischen Debatte. Kritiker haben das Papier als „Regulatory Nihilism" bezeichnet, eine Tech-Policy-Press-Analyse vom 6. April 2026 sprach zudem von einem „Policymercial" — einer Werbebotschaft im Politikgewand —, weil das Papier großzügig klinge, aber keine konkreten Selbstverpflichtungen des Absenders enthalte; die Robotersteuer zahlten „Unternehmen, die Arbeit automatisieren", nicht spezifisch OpenAI selbst. Europa kommt in dem Papier weder als Partner noch als Modell vor; der Entwurf konzentriert sich explizit auf die USA.</w:t>
+      </w:r>
+    </w:p>
+    <w:p>
+      <w:pPr>
+        <w:jc w:val="both"/>
+      </w:pPr>
+      <w:r>
+        <w:rPr>
+          <w:rFonts w:ascii="Arial" w:hAnsi="Arial"/>
+          <w:b/>
+          <w:i w:val="0"/>
+          <w:sz w:val="19"/>
+        </w:rPr>
+        <w:t>OpenAI „Built to Benefit Everyone: Our Plan" (8. Juni 2026):</w:t>
+      </w:r>
+      <w:r>
+        <w:rPr>
+          <w:rFonts w:ascii="Arial" w:hAnsi="Arial"/>
+          <w:b w:val="0"/>
+          <w:i w:val="0"/>
+          <w:sz w:val="19"/>
+        </w:rPr>
+        <w:t xml:space="preserve"> In einem von Sam Altman und Jakub Pachocki gezeichneten Folgepapier hat OpenAI das Strategiepapier vom April 2026 zu einer organisationsinternen Strukturzusage fortgeschrieben. Der OpenAI-Nonprofit soll in der geplanten Reorganisation die ihm nachgeordnete </w:t>
+      </w:r>
+      <w:r>
+        <w:rPr>
+          <w:rFonts w:ascii="Arial" w:hAnsi="Arial"/>
+          <w:b w:val="0"/>
+          <w:i/>
+          <w:sz w:val="19"/>
+        </w:rPr>
+        <w:t>Public Benefit Corporation</w:t>
+      </w:r>
+      <w:r>
+        <w:rPr>
+          <w:rFonts w:ascii="Arial" w:hAnsi="Arial"/>
+          <w:b w:val="0"/>
+          <w:i w:val="0"/>
+          <w:sz w:val="19"/>
+        </w:rPr>
+        <w:t xml:space="preserve"> (PBC) weiterhin kontrollieren und direkt an deren wirtschaftlichem Erfolg beteiligt sein; der Eigenkapitalanteil des Nonprofits soll laut Papier mehr als 100 Mrd. US-Dollar betragen — nach Eigenangaben damit eine der finanziell am besten ausgestatteten philanthropischen Strukturen weltweit. Operativ kündigt das Papier ein zunächst auf 50 Mio. US-Dollar dotiertes Förderprogramm für Nichtregierungsorganisationen in den Feldern KI-Kompetenz, Gemeinschaftsinnovation und ökonomische Teilhabe an und nutzt die Analogie ländlicher Elektrifizierung, um KI-Zugang als Infrastrukturfrage zu rahmen. Für die Steuer- und Verteilungsdebatte ist das Papier relevant, weil es den im April-Papier formulierten Anspruch auf öffentliche Beteiligung an KI-Wertschöpfung erstmals in einer privatrechtlichen Eigentumsstruktur konkretisiert — als private Antwort auf die durch Sanders im </w:t>
+      </w:r>
+      <w:r>
+        <w:rPr>
+          <w:rFonts w:ascii="Arial" w:hAnsi="Arial"/>
+          <w:b w:val="0"/>
+          <w:i/>
+          <w:sz w:val="19"/>
+        </w:rPr>
+        <w:t>American AI Sovereign Wealth Fund Act</w:t>
+      </w:r>
+      <w:r>
+        <w:rPr>
+          <w:rFonts w:ascii="Arial" w:hAnsi="Arial"/>
+          <w:b w:val="0"/>
+          <w:i w:val="0"/>
+          <w:sz w:val="19"/>
+        </w:rPr>
+        <w:t xml:space="preserve"> (1. Juni 2026, § 4.5) parallel formulierte staatliche Beteiligungslogik. Die Initiative ist organisations­intern und schafft keine fiskalisch wirksame Abgabe; sie verlagert vielmehr Teilhabe von der Steuerseite auf die Eigentümerseite und bleibt damit für eine ordnungspolitische Bewertung gegenüber dem Sanders-Modell offen.</w:t>
+      </w:r>
+    </w:p>
+    <w:p>
+      <w:pPr>
+        <w:jc w:val="both"/>
+      </w:pPr>
+      <w:r>
+        <w:rPr>
+          <w:rFonts w:ascii="Arial" w:hAnsi="Arial"/>
+          <w:b/>
+          <w:i w:val="0"/>
+          <w:sz w:val="19"/>
+        </w:rPr>
+        <w:t>Anthropic Economic Futures Research Fund (10. Juni 2026):</w:t>
+      </w:r>
+      <w:r>
+        <w:rPr>
+          <w:rFonts w:ascii="Arial" w:hAnsi="Arial"/>
+          <w:b w:val="0"/>
+          <w:i w:val="0"/>
+          <w:sz w:val="19"/>
+        </w:rPr>
+        <w:t xml:space="preserve"> Anthropic hat parallel zur eigenen Index-Reihe (§ 3.5) am 10. Juni 2026 einen zunächst 200 Mio. US-Dollar schweren </w:t>
+      </w:r>
+      <w:r>
+        <w:rPr>
+          <w:rFonts w:ascii="Arial" w:hAnsi="Arial"/>
+          <w:b w:val="0"/>
+          <w:i/>
+          <w:sz w:val="19"/>
+        </w:rPr>
+        <w:t>Economic Futures Research Fund</w:t>
+      </w:r>
+      <w:r>
+        <w:rPr>
+          <w:rFonts w:ascii="Arial" w:hAnsi="Arial"/>
+          <w:b w:val="0"/>
+          <w:i w:val="0"/>
+          <w:sz w:val="19"/>
+        </w:rPr>
+        <w:t xml:space="preserve"> angekündigt, der empirische Forschung und Politikevaluationen zu KI-Arbeitsmarktwirkungen finanzieren soll, sowie ein flankierendes </w:t>
+      </w:r>
+      <w:r>
+        <w:rPr>
+          <w:rFonts w:ascii="Arial" w:hAnsi="Arial"/>
+          <w:b w:val="0"/>
+          <w:i/>
+          <w:sz w:val="19"/>
+        </w:rPr>
+        <w:t>Claude-Corps</w:t>
+      </w:r>
+      <w:r>
+        <w:rPr>
+          <w:rFonts w:ascii="Arial" w:hAnsi="Arial"/>
+          <w:b w:val="0"/>
+          <w:i w:val="0"/>
+          <w:sz w:val="19"/>
+        </w:rPr>
+        <w:t>-Programm mit zusätzlich 150 Mio. US-Dollar; verbunden ist die Mittelvergabe mit einem dreistufigen Politikrahmen, der KI-induzierte Arbeitsmarktinterventionen an Schwellenwerte der Arbeitslosenquote koppelt. Anthropic markiert damit eine Position, die sich vom OpenAI-Eigentumsmodell (8. Juni 2026) und vom Sanders-Eigenkapital-Modell (1. Juni 2026) durch eine ausgabenseitige Forschungs- und Maßnahmenarchitektur unterscheidet — keine fiskalisch wirksame Abgabe, aber eine systematische Finanzierungs- und Wirkungsmessungs-Infrastruktur, die dem in § 8.4 entwickelten Stabilitätsargument empirisch zuarbeiten könnte.</w:t>
       </w:r>
     </w:p>
     <w:p>
@@ -3521,6 +3783,47 @@
     </w:p>
     <w:p>
       <w:pPr>
+        <w:jc w:val="both"/>
+      </w:pPr>
+      <w:r>
+        <w:rPr>
+          <w:rFonts w:ascii="Arial" w:hAnsi="Arial"/>
+          <w:b/>
+          <w:i w:val="0"/>
+          <w:sz w:val="19"/>
+        </w:rPr>
+        <w:t>Gewerkschaftliche Reformagenda (11. Juni 2026):</w:t>
+      </w:r>
+      <w:r>
+        <w:rPr>
+          <w:rFonts w:ascii="Arial" w:hAnsi="Arial"/>
+          <w:b w:val="0"/>
+          <w:i w:val="0"/>
+          <w:sz w:val="19"/>
+        </w:rPr>
+        <w:t xml:space="preserve"> Die Vorsitzenden von DGB (Yasmin Fahimi), IG Metall (Christiane Benner), ver.di (Frank Werneke) und IGBCE (Michael Vassiliadis) haben am 11. Juni 2026 eine gemeinsame Erklärung </w:t>
+      </w:r>
+      <w:r>
+        <w:rPr>
+          <w:rFonts w:ascii="Arial" w:hAnsi="Arial"/>
+          <w:b w:val="0"/>
+          <w:i/>
+          <w:sz w:val="19"/>
+        </w:rPr>
+        <w:t>„Reformagenda für wirtschaftliche Stärke, gute Arbeit und soziale Sicherheit"</w:t>
+      </w:r>
+      <w:r>
+        <w:rPr>
+          <w:rFonts w:ascii="Arial" w:hAnsi="Arial"/>
+          <w:b w:val="0"/>
+          <w:i w:val="0"/>
+          <w:sz w:val="19"/>
+        </w:rPr>
+        <w:t xml:space="preserve"> vorgelegt. Sie verbindet eine sozialstaatliche Bestandsgarantie für die paritätisch finanzierten Sicherungszweige mit der Forderung, die Bemessungsgrundlage der Sozialversicherung „über die reine Lohnsumme hinaus zu denken" — eine sprachlich vorsichtige, sachlich aber an die in § 5.1 entwickelte Wertschöpfungsabgaben-Linie anschlussfähige Position. Der Vorgang ist relevant, weil mit DGB und IG Metall erstmals zwei Spitzenorganisationen, die einer Robotersteuer im engeren Sinne reserviert gegenüberstanden, eine programmatische Öffnung in Richtung breiterer Finanzierungsgrundlagen vornehmen.</w:t>
+      </w:r>
+    </w:p>
+    <w:p>
+      <w:pPr>
         <w:spacing w:before="120" w:after="80"/>
       </w:pPr>
       <w:r>
@@ -3632,7 +3935,7 @@
           <w:i w:val="0"/>
           <w:sz w:val="19"/>
         </w:rPr>
-        <w:t xml:space="preserve"> beschlossen; im Verlauf der Ressortabstimmung wurde das Sparvolumen je nach Berichterstattung mit rund 16,3 Milliarden Euro (Frühberichterstattung) bzw. rund 19,6 Milliarden Euro (BMG-Tabellen Stand Anfang Mai 2026, gegliedert in 4,9 Milliarden einnahmen­seitige und rund 15 Milliarden ausgaben­seitige Komponenten) für 2027 angegeben; bis 2030 sieht das BMG eine Steigerung des Konsolidierungseffekts auf rund 42,8 Milliarden Euro vor. Die parlamentarische Behandlung soll laut BMG-Zeitplan vor der Sommerpause 2026 abgeschlossen werden — der Kabinettentwurf wird dem Bundesrat im ersten Durchgang am 8. Mai 2026 zugeleitet (1065. Sitzung; insgesamt 79 Tagesordnungspunkte, darunter eine flankierende Thüringer Entschließung zum Bürokratieabbau in der gesetzlichen Krankenversicherung); die erste Bundestagslesung ist im weiteren Verlauf des Mai/Juni 2026 vorgesehen. Die Reform belastet Krankenhäuser, pharmazeutische Industrie, Apotheken, Ärzteschaft, Versicherte, Arbeitgeber und Krankenkassen gemeinsam; sie folgt dem Leitsatz „Ausgaben an Einnahmen koppeln" und greift damit fiskalisch genau die Logik auf, die § 5.1 in der Beitrags­seite spiegelbildlich zu erweitern vorschlägt. Auch wenn die GKV-Reform primär ausgaben- und strukturseitig ansetzt, bestätigt sie den in § 5.1 angerissenen finanzpolitischen Befund: Die lohnbasierten Sicherungszweige geraten gleichzeitig durch demografischen Druck und durch die in § 1.1 dokumentierten KI-induzierten Beschäftigungsverschiebungen unter Spannung — eine Verbreiterung der Bemessungsgrundlage gewinnt damit zusätzlich an Plausibilität.</w:t>
+        <w:t xml:space="preserve"> beschlossen; im Verlauf der Ressortabstimmung wurde das Sparvolumen je nach Berichterstattung mit rund 16,3 Milliarden Euro (Frühberichterstattung) bzw. rund 19,6 Milliarden Euro (BMG-Tabellen Stand Anfang Mai 2026, gegliedert in 4,9 Milliarden einnahmen­seitige und rund 15 Milliarden ausgaben­seitige Komponenten) für 2027 angegeben; bis 2030 sieht das BMG eine Steigerung des Konsolidierungseffekts auf rund 42,8 Milliarden Euro vor. Die parlamentarische Behandlung soll laut BMG-Zeitplan vor der Sommerpause 2026 abgeschlossen werden — der Kabinettentwurf wurde dem Bundesrat im ersten Durchgang am 8. Mai 2026 zugeleitet (1065. Sitzung; insgesamt 79 Tagesordnungspunkte, darunter eine flankierende Thüringer Entschließung zum Bürokratieabbau in der gesetzlichen Krankenversicherung); die erste Bundestagslesung erfolgte am 12. Juni 2026 in einer kontroversen Debatte und wurde im Anschluss an die Ausschüsse überwiesen (Bundesgesundheitsministerin Nina Warken verteidigte das Maßnahmenpaket gegen die Kritik der Opposition; eine Bundestagsanhörung ist auf den 22. Juni 2026 anberaumt). In der parallelen 1066. Bundesratssitzung am 12. Juni 2026 haben die Länder zu 24 Regierungsvorhaben Stellung genommen, ohne dass eine Zustimmungsverweigerung absehbar wurde. Die Reform belastet Krankenhäuser, pharmazeutische Industrie, Apotheken, Ärzteschaft, Versicherte, Arbeitgeber und Krankenkassen gemeinsam; sie folgt dem Leitsatz „Ausgaben an Einnahmen koppeln" und greift damit fiskalisch genau die Logik auf, die § 5.1 in der Beitrags­seite spiegelbildlich zu erweitern vorschlägt. Auch wenn die GKV-Reform primär ausgaben- und strukturseitig ansetzt, bestätigt sie den in § 5.1 angerissenen finanzpolitischen Befund: Die lohnbasierten Sicherungszweige geraten gleichzeitig durch demografischen Druck und durch die in § 1.1 dokumentierten KI-induzierten Beschäftigungsverschiebungen unter Spannung — eine Verbreiterung der Bemessungsgrundlage gewinnt damit zusätzlich an Plausibilität.</w:t>
       </w:r>
     </w:p>
     <w:p>
@@ -4834,6 +5137,74 @@
           <w:sz w:val="19"/>
         </w:rPr>
         <w:t>: die Kombination von in-country-Datenbeständen, Branchenexpertise und Ingenieurkompetenz mit kontrolliertem Zugriff auf externe Basismodelle. Dieser Ansatz entspricht der Logik, mit der Deutschland auch in der klassischen Industrie Wertschöpfung generiert hat.</w:t>
+      </w:r>
+    </w:p>
+    <w:p>
+      <w:pPr>
+        <w:jc w:val="both"/>
+      </w:pPr>
+      <w:r>
+        <w:rPr>
+          <w:rFonts w:ascii="Arial" w:hAnsi="Arial"/>
+          <w:b w:val="0"/>
+          <w:i w:val="0"/>
+          <w:sz w:val="19"/>
+        </w:rPr>
+        <w:t xml:space="preserve">Eine zusätzliche Dynamik ergibt sich aus dem Inferenz-Preisverfall. Mit der zum 22. Mai 2026 angekündigten dauerhaften Preisreduktion des chinesischen Anbieters </w:t>
+      </w:r>
+      <w:r>
+        <w:rPr>
+          <w:rFonts w:ascii="Arial" w:hAnsi="Arial"/>
+          <w:b w:val="0"/>
+          <w:i/>
+          <w:sz w:val="19"/>
+        </w:rPr>
+        <w:t>DeepSeek</w:t>
+      </w:r>
+      <w:r>
+        <w:rPr>
+          <w:rFonts w:ascii="Arial" w:hAnsi="Arial"/>
+          <w:b w:val="0"/>
+          <w:i w:val="0"/>
+          <w:sz w:val="19"/>
+        </w:rPr>
+        <w:t xml:space="preserve"> für sein Modell </w:t>
+      </w:r>
+      <w:r>
+        <w:rPr>
+          <w:rFonts w:ascii="Arial" w:hAnsi="Arial"/>
+          <w:b w:val="0"/>
+          <w:i/>
+          <w:sz w:val="19"/>
+        </w:rPr>
+        <w:t>V4-Pro</w:t>
+      </w:r>
+      <w:r>
+        <w:rPr>
+          <w:rFonts w:ascii="Arial" w:hAnsi="Arial"/>
+          <w:b w:val="0"/>
+          <w:i w:val="0"/>
+          <w:sz w:val="19"/>
+        </w:rPr>
+        <w:t xml:space="preserve"> um 75 % auf rund 0,87 US-Dollar je Million Output-Token — bei einer Leistung im SWE-bench Verified-Test (80,6) auf Augenhöhe mit </w:t>
+      </w:r>
+      <w:r>
+        <w:rPr>
+          <w:rFonts w:ascii="Arial" w:hAnsi="Arial"/>
+          <w:b w:val="0"/>
+          <w:i/>
+          <w:sz w:val="19"/>
+        </w:rPr>
+        <w:t>Claude Opus 4.7</w:t>
+      </w:r>
+      <w:r>
+        <w:rPr>
+          <w:rFonts w:ascii="Arial" w:hAnsi="Arial"/>
+          <w:b w:val="0"/>
+          <w:i w:val="0"/>
+          <w:sz w:val="19"/>
+        </w:rPr>
+        <w:t xml:space="preserve"> (80,8) und einem Inferenz-Preis-Gefälle von rund 1:7 zu Anthropic und 1:9 zu OpenAI (Output) — verschiebt sich die Wettbewerbslogik bei kommerziellen Anwendungen Richtung kostengetriebener Substitution. Für eine deutsche Veredelungsstrategie bedeutet das eine ambivalente Lage: einerseits sinkende Eintrittsschwellen für branchenspezifische Veredelung; andererseits eine wachsende Abhängigkeit von Anbietern in zwei geopolitischen Räumen (USA, VR China), die sich gegenseitig fiskalisch und exportrechtlich unter Druck setzen.</w:t>
       </w:r>
     </w:p>
     <w:p>
@@ -8956,6 +9327,152 @@
           <w:i w:val="0"/>
           <w:sz w:val="19"/>
         </w:rPr>
+        <w:t xml:space="preserve">Sanders, B. (1. Juni 2026). </w:t>
+      </w:r>
+      <w:r>
+        <w:rPr>
+          <w:rFonts w:ascii="Arial" w:hAnsi="Arial"/>
+          <w:b w:val="0"/>
+          <w:i/>
+          <w:sz w:val="19"/>
+        </w:rPr>
+        <w:t>American AI Sovereign Wealth Fund Act.</w:t>
+      </w:r>
+      <w:r>
+        <w:rPr>
+          <w:rFonts w:ascii="Arial" w:hAnsi="Arial"/>
+          <w:b w:val="0"/>
+          <w:i w:val="0"/>
+          <w:sz w:val="19"/>
+        </w:rPr>
+        <w:t xml:space="preserve"> Senatsentwurf des 119. Kongresses. Einmalige Steuer von 50 % auf das Eigenkapital großer KI-Unternehmen (u. a. OpenAI, Anthropic, xAI) zur Speisung eines öffentlichen Wohlstandsfonds; Stimmrechte und Vorstandssitze für die Bundesregierung. https://thehill.com/policy/technology/5906140-sanders-ai-ownership-wealth/ | https://www.foxbusiness.com/politics/sanders-unveils-plan-take-50-stake-ai-companies-government-wealth-fund</w:t>
+      </w:r>
+    </w:p>
+    <w:p>
+      <w:pPr>
+        <w:jc w:val="both"/>
+      </w:pPr>
+      <w:r>
+        <w:rPr>
+          <w:rFonts w:ascii="Arial" w:hAnsi="Arial"/>
+          <w:b w:val="0"/>
+          <w:i w:val="0"/>
+          <w:sz w:val="19"/>
+        </w:rPr>
+        <w:t xml:space="preserve">OpenAI. (8. Juni 2026). </w:t>
+      </w:r>
+      <w:r>
+        <w:rPr>
+          <w:rFonts w:ascii="Arial" w:hAnsi="Arial"/>
+          <w:b w:val="0"/>
+          <w:i/>
+          <w:sz w:val="19"/>
+        </w:rPr>
+        <w:t>Built to Benefit Everyone: Our Plan.</w:t>
+      </w:r>
+      <w:r>
+        <w:rPr>
+          <w:rFonts w:ascii="Arial" w:hAnsi="Arial"/>
+          <w:b w:val="0"/>
+          <w:i w:val="0"/>
+          <w:sz w:val="19"/>
+        </w:rPr>
+        <w:t xml:space="preserve"> Strategieessay von Sam Altman und Jakub Pachocki. Nonprofit-PBC-Struktur mit Eigenkapitalanteil &gt; 100 Mrd. US-Dollar, 50 Mio. US-Dollar Förderprogramm für Nichtregierungsorganisationen, Analogie zur ländlichen Elektrifizierung. https://openai.com/index/built-to-benefit-everyone-our-plan/</w:t>
+      </w:r>
+    </w:p>
+    <w:p>
+      <w:pPr>
+        <w:jc w:val="both"/>
+      </w:pPr>
+      <w:r>
+        <w:rPr>
+          <w:rFonts w:ascii="Arial" w:hAnsi="Arial"/>
+          <w:b w:val="0"/>
+          <w:i w:val="0"/>
+          <w:sz w:val="19"/>
+        </w:rPr>
+        <w:t xml:space="preserve">Anthropic. (10. Juni 2026). </w:t>
+      </w:r>
+      <w:r>
+        <w:rPr>
+          <w:rFonts w:ascii="Arial" w:hAnsi="Arial"/>
+          <w:b w:val="0"/>
+          <w:i/>
+          <w:sz w:val="19"/>
+        </w:rPr>
+        <w:t>Economic Futures Research Fund.</w:t>
+      </w:r>
+      <w:r>
+        <w:rPr>
+          <w:rFonts w:ascii="Arial" w:hAnsi="Arial"/>
+          <w:b w:val="0"/>
+          <w:i w:val="0"/>
+          <w:sz w:val="19"/>
+        </w:rPr>
+        <w:t xml:space="preserve"> 200 Mio. US-Dollar Forschungsfonds zu KI-Arbeitsmarktwirkungen plus 150 Mio. US-Dollar </w:t>
+      </w:r>
+      <w:r>
+        <w:rPr>
+          <w:rFonts w:ascii="Arial" w:hAnsi="Arial"/>
+          <w:b w:val="0"/>
+          <w:i/>
+          <w:sz w:val="19"/>
+        </w:rPr>
+        <w:t>Claude Corps</w:t>
+      </w:r>
+      <w:r>
+        <w:rPr>
+          <w:rFonts w:ascii="Arial" w:hAnsi="Arial"/>
+          <w:b w:val="0"/>
+          <w:i w:val="0"/>
+          <w:sz w:val="19"/>
+        </w:rPr>
+        <w:t>; dreistufiger Politikrahmen entlang Schwellenwerten der Arbeitslosenquote.</w:t>
+      </w:r>
+    </w:p>
+    <w:p>
+      <w:pPr>
+        <w:jc w:val="both"/>
+      </w:pPr>
+      <w:r>
+        <w:rPr>
+          <w:rFonts w:ascii="Arial" w:hAnsi="Arial"/>
+          <w:b w:val="0"/>
+          <w:i w:val="0"/>
+          <w:sz w:val="19"/>
+        </w:rPr>
+        <w:t xml:space="preserve">Connecticut General Assembly / Office of the Governor. (2. Juni 2026). </w:t>
+      </w:r>
+      <w:r>
+        <w:rPr>
+          <w:rFonts w:ascii="Arial" w:hAnsi="Arial"/>
+          <w:b w:val="0"/>
+          <w:i/>
+          <w:sz w:val="19"/>
+        </w:rPr>
+        <w:t>Public Act 26-15 — An Act Concerning Artificial Intelligence (Senate Bill 5, „Connecticut Artificial Intelligence Responsibility and Transparency Act / CART Act").</w:t>
+      </w:r>
+      <w:r>
+        <w:rPr>
+          <w:rFonts w:ascii="Arial" w:hAnsi="Arial"/>
+          <w:b w:val="0"/>
+          <w:i w:val="0"/>
+          <w:sz w:val="19"/>
+        </w:rPr>
+        <w:t xml:space="preserve"> Unterzeichnung durch Gouverneur Ned Lamont; gestaffeltes Inkrafttreten zwischen 1. Oktober 2026 und 1. Januar 2028. https://portal.ct.gov/governor/news/press-releases/2026/06-2026/governor-lamont-signs-legislation-establishing-youth-online-safety-protections | https://www.ropesgray.com/en/insights/alerts/2026/06/connecticut-enacts-sweeping-ai-law-covering-employment-healthcare-and-online-safety</w:t>
+      </w:r>
+    </w:p>
+    <w:p>
+      <w:pPr>
+        <w:jc w:val="both"/>
+      </w:pPr>
+      <w:r>
+        <w:rPr>
+          <w:rFonts w:ascii="Arial" w:hAnsi="Arial"/>
+          <w:b w:val="0"/>
+          <w:i w:val="0"/>
+          <w:sz w:val="19"/>
+        </w:rPr>
         <w:t>Springer Gabler Verlag. Gabler Wirtschaftslexikon, Stichwort: Robotersteuer.</w:t>
       </w:r>
     </w:p>
@@ -10553,6 +11070,230 @@
       <w:r>
         <w:rPr>
           <w:rFonts w:ascii="Arial" w:hAnsi="Arial"/>
+          <w:b w:val="0"/>
+          <w:i w:val="0"/>
+          <w:sz w:val="19"/>
+        </w:rPr>
+        <w:t xml:space="preserve">Challenger, Gray &amp; Christmas / OpenTools / Newkerala. (Anfang Juni 2026). </w:t>
+      </w:r>
+      <w:r>
+        <w:rPr>
+          <w:rFonts w:ascii="Arial" w:hAnsi="Arial"/>
+          <w:b w:val="0"/>
+          <w:i/>
+          <w:sz w:val="19"/>
+        </w:rPr>
+        <w:t>Challenger Report: May Job Cuts Rise 16 % from April; Highest May Total Since 2020 / AI Drives 40% of US Job Cuts in May as 97,000 Positions Eliminated.</w:t>
+      </w:r>
+      <w:r>
+        <w:rPr>
+          <w:rFonts w:ascii="Arial" w:hAnsi="Arial"/>
+          <w:b w:val="0"/>
+          <w:i w:val="0"/>
+          <w:sz w:val="19"/>
+        </w:rPr>
+        <w:t xml:space="preserve"> Gesamt 97.006 Streichungen (höchster Mai-Wert seit 2020); KI-bezogen 38.579 (40 % des Monats; Reihe Jan 7 %, Mär 25 %, Apr 26 %, Mai 40 %); Tech-Branche 38.242 (höchster Monatswert seit Aug 2024); YTD-Tech 123.653 (+66 %); YTD-KI 87.714 (22 % aller 2026-Pläne; bereits über dem Gesamtjahr 2025). https://www.challengergray.com/blog/challenger-report-may-job-cuts-rise-16-from-april-highest-may-total-since-2020/ | https://opentools.ai/news/ai-drives-40-percent-us-job-cuts-may-97000-positions</w:t>
+      </w:r>
+    </w:p>
+    <w:p>
+      <w:pPr>
+        <w:jc w:val="both"/>
+      </w:pPr>
+      <w:r>
+        <w:rPr>
+          <w:rFonts w:ascii="Arial" w:hAnsi="Arial"/>
+          <w:b w:val="0"/>
+          <w:i w:val="0"/>
+          <w:sz w:val="19"/>
+        </w:rPr>
+        <w:t xml:space="preserve">TrueUp. (Stand 11./12. Juni 2026). </w:t>
+      </w:r>
+      <w:r>
+        <w:rPr>
+          <w:rFonts w:ascii="Arial" w:hAnsi="Arial"/>
+          <w:b w:val="0"/>
+          <w:i/>
+          <w:sz w:val="19"/>
+        </w:rPr>
+        <w:t>Tech Layoffs Tracker — Monatsfortschreibung: 247 Layoff-Ereignisse, 183.966 Personen, rund 1.129 Stellen pro Tag; 55 % der Ereignisse mit explizitem KI-/Automatisierungs-/ML-Bezug; Jahresprojektion rund 370.000 Tech-Stellen für 2026.</w:t>
+      </w:r>
+      <w:r>
+        <w:rPr>
+          <w:rFonts w:ascii="Arial" w:hAnsi="Arial"/>
+          <w:b w:val="0"/>
+          <w:i w:val="0"/>
+          <w:sz w:val="19"/>
+        </w:rPr>
+        <w:t xml:space="preserve"> https://www.trueup.io/layoffs</w:t>
+      </w:r>
+    </w:p>
+    <w:p>
+      <w:pPr>
+        <w:jc w:val="both"/>
+      </w:pPr>
+      <w:r>
+        <w:rPr>
+          <w:rFonts w:ascii="Arial" w:hAnsi="Arial"/>
+          <w:b w:val="0"/>
+          <w:i w:val="0"/>
+          <w:sz w:val="19"/>
+        </w:rPr>
+        <w:t xml:space="preserve">Windows News / OutlookBusiness. (Spätes Juni 2026). </w:t>
+      </w:r>
+      <w:r>
+        <w:rPr>
+          <w:rFonts w:ascii="Arial" w:hAnsi="Arial"/>
+          <w:b w:val="0"/>
+          <w:i/>
+          <w:sz w:val="19"/>
+        </w:rPr>
+        <w:t>Microsoft Cuts 200–400 Azure Jobs in China as Cloud, AI Geopolitics Tighten.</w:t>
+      </w:r>
+      <w:r>
+        <w:rPr>
+          <w:rFonts w:ascii="Arial" w:hAnsi="Arial"/>
+          <w:b w:val="0"/>
+          <w:i w:val="0"/>
+          <w:sz w:val="19"/>
+        </w:rPr>
+        <w:t xml:space="preserve"> Reduktion in Peking und Shanghai, Trennungsdatum 6. Juli 2026, Begründung mit US-Exportkontrollen für fortgeschrittene Chips und damit verbundener rechtlicher Risikolage für lokalen KI-Betrieb. https://windowsnews.ai/article/microsoft-cuts-200400-azure-jobs-in-china-as-cloud-ai-geopolitics-tighten.425550</w:t>
+      </w:r>
+    </w:p>
+    <w:p>
+      <w:pPr>
+        <w:jc w:val="both"/>
+      </w:pPr>
+      <w:r>
+        <w:rPr>
+          <w:rFonts w:ascii="Arial" w:hAnsi="Arial"/>
+          <w:b w:val="0"/>
+          <w:i w:val="0"/>
+          <w:sz w:val="19"/>
+        </w:rPr>
+        <w:t xml:space="preserve">ScaleWise / BDI / datensicherheit.de. (7. Mai 2026). </w:t>
+      </w:r>
+      <w:r>
+        <w:rPr>
+          <w:rFonts w:ascii="Arial" w:hAnsi="Arial"/>
+          <w:b w:val="0"/>
+          <w:i/>
+          <w:sz w:val="19"/>
+        </w:rPr>
+        <w:t>Digital Omnibus auf AI Act — Politische Einigung in der dritten Trilogrunde.</w:t>
+      </w:r>
+      <w:r>
+        <w:rPr>
+          <w:rFonts w:ascii="Arial" w:hAnsi="Arial"/>
+          <w:b w:val="0"/>
+          <w:i w:val="0"/>
+          <w:sz w:val="19"/>
+        </w:rPr>
+        <w:t xml:space="preserve"> Verschiebung der Hochrisiko-Pflichten für eigenständige Anhang-III-Systeme auf den 2. Dezember 2027; Artikel 4 (KI-Kompetenz) bleibt ab dem 2. August 2026 anwendbar; formale Verabschiedung durch Parlament und Rat sowie Veröffentlichung im Amtsblatt vor dem 2. August 2026 erforderlich. https://www.scalewise-ai.de/blog/2026-05-digital-omnibus-einigung-eu-ai-act-fristen | https://bdi.eu/de/articles/presse/bdi-zum-ai-act-omnibus-trilog-einigung-reduziert-doppelzertifizierungen</w:t>
+      </w:r>
+    </w:p>
+    <w:p>
+      <w:pPr>
+        <w:jc w:val="both"/>
+      </w:pPr>
+      <w:r>
+        <w:rPr>
+          <w:rFonts w:ascii="Arial" w:hAnsi="Arial"/>
+          <w:b w:val="0"/>
+          <w:i w:val="0"/>
+          <w:sz w:val="19"/>
+        </w:rPr>
+        <w:t xml:space="preserve">DGB / IG Metall / ver.di / IGBCE. (11. Juni 2026). </w:t>
+      </w:r>
+      <w:r>
+        <w:rPr>
+          <w:rFonts w:ascii="Arial" w:hAnsi="Arial"/>
+          <w:b w:val="0"/>
+          <w:i/>
+          <w:sz w:val="19"/>
+        </w:rPr>
+        <w:t>Reformagenda für wirtschaftliche Stärke, gute Arbeit und soziale Sicherheit.</w:t>
+      </w:r>
+      <w:r>
+        <w:rPr>
+          <w:rFonts w:ascii="Arial" w:hAnsi="Arial"/>
+          <w:b w:val="0"/>
+          <w:i w:val="0"/>
+          <w:sz w:val="19"/>
+        </w:rPr>
+        <w:t xml:space="preserve"> Gemeinsame Erklärung der Vorsitzenden Yasmin Fahimi, Christiane Benner, Frank Werneke und Michael Vassiliadis; programmatische Öffnung in Richtung Verbreiterung der Sozialversicherungs-Bemessungsgrundlage „über die reine Lohnsumme hinaus". https://www.dgb.de/presse/pressemitteilungen/pressemitteilung/reformagenda-fuer-wirtschaftliche-staerke-gute-arbeit-und-soziale-sicherheit</w:t>
+      </w:r>
+    </w:p>
+    <w:p>
+      <w:pPr>
+        <w:jc w:val="both"/>
+      </w:pPr>
+      <w:r>
+        <w:rPr>
+          <w:rFonts w:ascii="Arial" w:hAnsi="Arial"/>
+          <w:b w:val="0"/>
+          <w:i w:val="0"/>
+          <w:sz w:val="19"/>
+        </w:rPr>
+        <w:t xml:space="preserve">Deutscher Bundestag. (12. Juni 2026). </w:t>
+      </w:r>
+      <w:r>
+        <w:rPr>
+          <w:rFonts w:ascii="Arial" w:hAnsi="Arial"/>
+          <w:b w:val="0"/>
+          <w:i/>
+          <w:sz w:val="19"/>
+        </w:rPr>
+        <w:t>Erste Lesung des GKV-Beitragssatzstabilisierungsgesetzes.</w:t>
+      </w:r>
+      <w:r>
+        <w:rPr>
+          <w:rFonts w:ascii="Arial" w:hAnsi="Arial"/>
+          <w:b w:val="0"/>
+          <w:i w:val="0"/>
+          <w:sz w:val="19"/>
+        </w:rPr>
+        <w:t xml:space="preserve"> Bundestags-Textarchiv, kontroverse Plenardebatte; Verweisung in die Ausschüsse; Anhörung 22. Juni 2026; parallel 1066. Bundesratssitzung am 12. Juni 2026 mit 24 Regierungsvorlagen. https://www.bundestag.de/dokumente/textarchiv/2026/kw24-de-gkv-1181958 | https://www.bundesrat.de/DE/plenum/bundesrat-kompakt/26/1066/1066-node.html</w:t>
+      </w:r>
+    </w:p>
+    <w:p>
+      <w:pPr>
+        <w:jc w:val="both"/>
+      </w:pPr>
+      <w:r>
+        <w:rPr>
+          <w:rFonts w:ascii="Arial" w:hAnsi="Arial"/>
+          <w:b w:val="0"/>
+          <w:i w:val="0"/>
+          <w:sz w:val="19"/>
+        </w:rPr>
+        <w:t xml:space="preserve">Techzine / Open Source For You / Verdent. (Mai/Juni 2026). </w:t>
+      </w:r>
+      <w:r>
+        <w:rPr>
+          <w:rFonts w:ascii="Arial" w:hAnsi="Arial"/>
+          <w:b w:val="0"/>
+          <w:i/>
+          <w:sz w:val="19"/>
+        </w:rPr>
+        <w:t>DeepSeek's Permanent V4-Pro Price Cut Puts OpenAI and Anthropic Under Pressure.</w:t>
+      </w:r>
+      <w:r>
+        <w:rPr>
+          <w:rFonts w:ascii="Arial" w:hAnsi="Arial"/>
+          <w:b w:val="0"/>
+          <w:i w:val="0"/>
+          <w:sz w:val="19"/>
+        </w:rPr>
+        <w:t xml:space="preserve"> Dauerhafte Preisreduktion um 75 % auf rund 0,87 US-Dollar je Million Output-Token; SWE-bench Verified 80,6 (Claude Opus 4.7: 80,8); Inferenz-Preis-Gefälle rund 1:7 zu Anthropic, 1:9 zu OpenAI. https://www.techzine.eu/news/applications/141586/deekseek-puts-downward-pressure-on-openai-anthropic-and-google-pricing/ | https://www.opensourceforu.com/2026/05/deepseeks-permanent-v4-pro-price-cut-puts-openai-and-anthropic-under-pressure/</w:t>
+      </w:r>
+    </w:p>
+    <w:p>
+      <w:pPr>
+        <w:jc w:val="both"/>
+      </w:pPr>
+      <w:r>
+        <w:rPr>
+          <w:rFonts w:ascii="Arial" w:hAnsi="Arial"/>
           <w:b/>
           <w:i w:val="0"/>
           <w:sz w:val="19"/>
@@ -10566,7 +11307,7 @@
           <w:i w:val="0"/>
           <w:sz w:val="19"/>
         </w:rPr>
-        <w:t xml:space="preserve"> Dieses Arbeitspapier gibt den Stand Anfang Mai 2026 (Schnitt am 8. Mai 2026 — Lauf 001 vom 8. Mai 2026) wieder. Die Debatte entwickelt sich dynamisch, insbesondere im Zuge der OpenAI-Strategiepapiere und der Eröffnung des OpenAI Workshop in Washington, D.C. im Mai 2026, des Erstdurchgangs des GKV-Beitragssatzstabilisierungsgesetzes in der 1065. Bundesratssitzung am 8. Mai 2026 mit 79 Tagesordnungspunkten (Kabinettsbeschluss 29. April 2026, parlamentarische Behandlung vor der Sommerpause 2026 angekündigt), der laufenden Trilog-Verhandlungen zum Digital Omnibus on AI (zweite Runde 28. April 2026 ohne Einigung; nächste Runde 13. Mai 2026 — Knackpunkt ist nicht die Verschiebung der Hochrisiko-Pflichten, sondern die Konformitätsbewertungs-Architektur für Anhang I; die zypriotische Ratspräsidentschaft strebt einen Abschluss vor Ablauf ihrer Amtszeit am 30. Juni 2026 an, andernfalls übernimmt die irische Präsidentschaft), der am 5. Mai 2026 erfolgten Arraignment-Verhandlung im Altman-Verfahren mit „nicht schuldig"-Plädoyer und angeordneter psychiatrischer Begutachtung, des am 7. Mai 2026 versandten individuellen Microsoft-Buyout-Angebots (Annahmefrist 8. Juni 2026, VRSAR-Unterzeichnung 9.–22. Juni 2026, bis zu fünfjährige Krankenversicherungs-Verlängerung), des am 1. Mai 2026 vom Connecticut-Repräsentantenhaus mit 131 zu 17 Stimmen verabschiedeten </w:t>
+        <w:t xml:space="preserve"> Dieses Arbeitspapier gibt den Stand Mitte Juni 2026 (Schnitt am 14. Juni 2026 — Lauf 001 vom 14. Juni 2026) wieder. Die Debatte entwickelt sich dynamisch, insbesondere im Zuge der OpenAI-Strategiepapiere und der Eröffnung des OpenAI Workshop in Washington, D.C. im Mai 2026, des Erstdurchgangs des GKV-Beitragssatzstabilisierungsgesetzes in der 1065. Bundesratssitzung am 8. Mai 2026 mit 79 Tagesordnungspunkten (Kabinettsbeschluss 29. April 2026, parlamentarische Behandlung vor der Sommerpause 2026 angekündigt), der laufenden Trilog-Verhandlungen zum Digital Omnibus on AI (zweite Runde 28. April 2026 ohne Einigung; nächste Runde 13. Mai 2026 — Knackpunkt ist nicht die Verschiebung der Hochrisiko-Pflichten, sondern die Konformitätsbewertungs-Architektur für Anhang I; die zypriotische Ratspräsidentschaft strebt einen Abschluss vor Ablauf ihrer Amtszeit am 30. Juni 2026 an, andernfalls übernimmt die irische Präsidentschaft), der am 5. Mai 2026 erfolgten Arraignment-Verhandlung im Altman-Verfahren mit „nicht schuldig"-Plädoyer und angeordneter psychiatrischer Begutachtung, des am 7. Mai 2026 versandten individuellen Microsoft-Buyout-Angebots (Annahmefrist 8. Juni 2026, VRSAR-Unterzeichnung 9.–22. Juni 2026, bis zu fünfjährige Krankenversicherungs-Verlängerung), des am 1. Mai 2026 vom Connecticut-Repräsentantenhaus mit 131 zu 17 Stimmen verabschiedeten </w:t>
       </w:r>
       <w:r>
         <w:rPr>
@@ -10782,7 +11523,169 @@
           <w:i w:val="0"/>
           <w:sz w:val="19"/>
         </w:rPr>
-        <w:t xml:space="preserve"> gegen eine KI-Steuer (syndiziert in Advisor Perspectives, RealClearPolitics, West Hawaii Today und Las Vegas Sun zwischen dem 2. und 6. Mai 2026), das Innovationsbremse, Wettbewerbsnachteil und Unmöglichkeit der Abgrenzung Verdrängung/Augmentation als Hauptargumente gegen die Sanders/OpenAI-Linie führt und stattdessen Lockerung berufsrechtlicher Lizenzschranken, Reform der Arbeitslosenversicherung, Umschulungs-Steueranreize sowie eine Ausweitung der Earned Income Tax Credit empfiehlt. Eine regelmäßige Aktualisierung ist vorgesehen.</w:t>
+        <w:t xml:space="preserve"> gegen eine KI-Steuer (syndiziert in Advisor Perspectives, RealClearPolitics, West Hawaii Today und Las Vegas Sun zwischen dem 2. und 6. Mai 2026), das Innovationsbremse, Wettbewerbsnachteil und Unmöglichkeit der Abgrenzung Verdrängung/Augmentation als Hauptargumente gegen die Sanders/OpenAI-Linie führt und stattdessen Lockerung berufsrechtlicher Lizenzschranken, Reform der Arbeitslosenversicherung, Umschulungs-Steueranreize sowie eine Ausweitung der Earned Income Tax Credit empfiehlt. Ergänzt wird der Stand um die in der dritten Trilogrunde am 7. Mai 2026 erzielte politische Einigung zum </w:t>
+      </w:r>
+      <w:r>
+        <w:rPr>
+          <w:rFonts w:ascii="Arial" w:hAnsi="Arial"/>
+          <w:b w:val="0"/>
+          <w:i/>
+          <w:sz w:val="19"/>
+        </w:rPr>
+        <w:t>Digital Omnibus on AI</w:t>
+      </w:r>
+      <w:r>
+        <w:rPr>
+          <w:rFonts w:ascii="Arial" w:hAnsi="Arial"/>
+          <w:b w:val="0"/>
+          <w:i w:val="0"/>
+          <w:sz w:val="19"/>
+        </w:rPr>
+        <w:t xml:space="preserve"> (Verschiebung der Hochrisiko-Pflichten für Anhang-III-Systeme auf den 2. Dezember 2027; Artikel 4 KI-Kompetenz bleibt ab dem 2. August 2026 anwendbar), die Unterzeichnung von </w:t>
+      </w:r>
+      <w:r>
+        <w:rPr>
+          <w:rFonts w:ascii="Arial" w:hAnsi="Arial"/>
+          <w:b w:val="0"/>
+          <w:i/>
+          <w:sz w:val="19"/>
+        </w:rPr>
+        <w:t>SB 5 / Public Act 26-15</w:t>
+      </w:r>
+      <w:r>
+        <w:rPr>
+          <w:rFonts w:ascii="Arial" w:hAnsi="Arial"/>
+          <w:b w:val="0"/>
+          <w:i w:val="0"/>
+          <w:sz w:val="19"/>
+        </w:rPr>
+        <w:t xml:space="preserve"> durch Gouverneur Lamont am 2. Juni 2026, die am 1. Juni 2026 von Senator Sanders eingebrachte Initiative </w:t>
+      </w:r>
+      <w:r>
+        <w:rPr>
+          <w:rFonts w:ascii="Arial" w:hAnsi="Arial"/>
+          <w:b w:val="0"/>
+          <w:i/>
+          <w:sz w:val="19"/>
+        </w:rPr>
+        <w:t>American AI Sovereign Wealth Fund Act</w:t>
+      </w:r>
+      <w:r>
+        <w:rPr>
+          <w:rFonts w:ascii="Arial" w:hAnsi="Arial"/>
+          <w:b w:val="0"/>
+          <w:i w:val="0"/>
+          <w:sz w:val="19"/>
+        </w:rPr>
+        <w:t xml:space="preserve"> (einmalige Eigenkapitalsteuer 50 % auf große KI-Unternehmen zur Speisung eines öffentlichen Wohlstandsfonds), das OpenAI-Folgepapier </w:t>
+      </w:r>
+      <w:r>
+        <w:rPr>
+          <w:rFonts w:ascii="Arial" w:hAnsi="Arial"/>
+          <w:b w:val="0"/>
+          <w:i/>
+          <w:sz w:val="19"/>
+        </w:rPr>
+        <w:t>Built to Benefit Everyone: Our Plan</w:t>
+      </w:r>
+      <w:r>
+        <w:rPr>
+          <w:rFonts w:ascii="Arial" w:hAnsi="Arial"/>
+          <w:b w:val="0"/>
+          <w:i w:val="0"/>
+          <w:sz w:val="19"/>
+        </w:rPr>
+        <w:t xml:space="preserve"> vom 8. Juni 2026 (Nonprofit-PBC-Struktur mit Eigenkapitalanteil &gt; 100 Mrd. USD), den Anthropic </w:t>
+      </w:r>
+      <w:r>
+        <w:rPr>
+          <w:rFonts w:ascii="Arial" w:hAnsi="Arial"/>
+          <w:b w:val="0"/>
+          <w:i/>
+          <w:sz w:val="19"/>
+        </w:rPr>
+        <w:t>Economic Futures Research Fund</w:t>
+      </w:r>
+      <w:r>
+        <w:rPr>
+          <w:rFonts w:ascii="Arial" w:hAnsi="Arial"/>
+          <w:b w:val="0"/>
+          <w:i w:val="0"/>
+          <w:sz w:val="19"/>
+        </w:rPr>
+        <w:t xml:space="preserve"> vom 10. Juni 2026 (200 Mio. USD Forschungsfonds plus 150 Mio. USD </w:t>
+      </w:r>
+      <w:r>
+        <w:rPr>
+          <w:rFonts w:ascii="Arial" w:hAnsi="Arial"/>
+          <w:b w:val="0"/>
+          <w:i/>
+          <w:sz w:val="19"/>
+        </w:rPr>
+        <w:t>Claude Corps</w:t>
+      </w:r>
+      <w:r>
+        <w:rPr>
+          <w:rFonts w:ascii="Arial" w:hAnsi="Arial"/>
+          <w:b w:val="0"/>
+          <w:i w:val="0"/>
+          <w:sz w:val="19"/>
+        </w:rPr>
+        <w:t xml:space="preserve">), die gewerkschaftliche </w:t>
+      </w:r>
+      <w:r>
+        <w:rPr>
+          <w:rFonts w:ascii="Arial" w:hAnsi="Arial"/>
+          <w:b w:val="0"/>
+          <w:i/>
+          <w:sz w:val="19"/>
+        </w:rPr>
+        <w:t>Reformagenda für wirtschaftliche Stärke, gute Arbeit und soziale Sicherheit</w:t>
+      </w:r>
+      <w:r>
+        <w:rPr>
+          <w:rFonts w:ascii="Arial" w:hAnsi="Arial"/>
+          <w:b w:val="0"/>
+          <w:i w:val="0"/>
+          <w:sz w:val="19"/>
+        </w:rPr>
+        <w:t xml:space="preserve"> von DGB, IG Metall, ver.di und IGBCE vom 11. Juni 2026, die erste Lesung des </w:t>
+      </w:r>
+      <w:r>
+        <w:rPr>
+          <w:rFonts w:ascii="Arial" w:hAnsi="Arial"/>
+          <w:b w:val="0"/>
+          <w:i/>
+          <w:sz w:val="19"/>
+        </w:rPr>
+        <w:t>GKV-Beitragssatzstabilisierungsgesetzes</w:t>
+      </w:r>
+      <w:r>
+        <w:rPr>
+          <w:rFonts w:ascii="Arial" w:hAnsi="Arial"/>
+          <w:b w:val="0"/>
+          <w:i w:val="0"/>
+          <w:sz w:val="19"/>
+        </w:rPr>
+        <w:t xml:space="preserve"> im Bundestag am 12. Juni 2026 und den parallelen Stand der 1066. Bundesratssitzung, den </w:t>
+      </w:r>
+      <w:r>
+        <w:rPr>
+          <w:rFonts w:ascii="Arial" w:hAnsi="Arial"/>
+          <w:b w:val="0"/>
+          <w:i/>
+          <w:sz w:val="19"/>
+        </w:rPr>
+        <w:t>Challenger-Mai-2026-Job-Cuts-Report</w:t>
+      </w:r>
+      <w:r>
+        <w:rPr>
+          <w:rFonts w:ascii="Arial" w:hAnsi="Arial"/>
+          <w:b w:val="0"/>
+          <w:i w:val="0"/>
+          <w:sz w:val="19"/>
+        </w:rPr>
+        <w:t xml:space="preserve"> (97.006 Streichungen / höchster Mai-Wert seit 2020; 38.579 KI-bezogen = 40 % des Monats; Tech 38.242 / YTD 123.653 +66 %; YTD-KI 87.714 = 22 % aller 2026-Pläne) und die TrueUp-Tagesfortschreibung Mitte Juni 2026 (247 Ereignisse / 183.966 Personen / rund 1.129 Stellen pro Tag; 55 % mit explizitem KI-Bezug; Gesamtjahresprojektion rund 370.000), die geopolitisch motivierte Microsoft-Azure-China-Reduktion (200–400 Beschäftigte; Trennungsdatum 6. Juli 2026) sowie die dauerhafte DeepSeek-V4-Pro-Preisreduktion vom 22. Mai 2026 (−75 % auf rund 0,87 USD/Mio. Output-Token, Inferenz-Preis-Gefälle rund 1:7 zu Anthropic / 1:9 zu OpenAI). Eine regelmäßige Aktualisierung ist vorgesehen.</w:t>
       </w:r>
     </w:p>
     <w:p>
@@ -10862,7 +11765,7 @@
         <w:color w:val="999999"/>
         <w:sz w:val="15"/>
       </w:rPr>
-      <w:t>Version 22.0 — Mai 2026 — CC BY 4.0</w:t>
+      <w:t>Version 23.0 — Mai 2026 — CC BY 4.0</w:t>
       <w:tab/>
       <w:t xml:space="preserve">Seite </w:t>
     </w:r>

--- a/KI-Ökonomie.docx
+++ b/KI-Ökonomie.docx
@@ -112,7 +112,7 @@
           <w:color w:val="666666"/>
           <w:sz w:val="18"/>
         </w:rPr>
-        <w:t>Version 22.0</w:t>
+        <w:t>Version 23.0</w:t>
       </w:r>
     </w:p>
     <w:p>
@@ -238,7 +238,43 @@
           <w:i w:val="0"/>
           <w:sz w:val="19"/>
         </w:rPr>
-        <w:t xml:space="preserve"> fällt auf den 2. Juli 2026; nach den am 7. Mai 2026 publizierten Programmkonditionen sind rund 8.500 Beschäftigte angebotsberechtigt, das Paket umfasst eine Cash-Einmalzahlung sowie eine bis zu fünfjährige Krankenversicherungs-Verlängerung und enthält keine Wettbewerbs- oder Beschäftigungsverbote. Im Zusammenspiel mit den am selben Tag bekräftigten Meta-Streichungen ordneten Wirtschaftsmedien (CNBC, 24. April 2026) die Welle erstmals als „AI-driven labor crisis" ein — ein Begriff, der den Übergang von Einzelfällen zu einer kumulativen Branchenerzählung markiert. Bis zur Wochenmitte des 25. April 2026 weisen Branchen-Tracker einen kumulierten Bestand von über 92.000 Tech-Stellenstreichungen für das laufende Jahr 2026 aus; eine Aktualisierung zum 2. Mai 2026 hebt die Marke nach Tracker-Methodik des SkillSyncer auf 113.863 betroffene Beschäftigte aus 179 erfassten Layoff-Ereignissen (durchschnittlich rund 933 Stellen pro Tag), während TrueUp parallel 95.878 Personen aus 249 Einzelmeldungen zählt; die Methodikspanne erklärt die unterschiedlichen Größenordnungen, das Niveau einer sechsstelligen Tech-Reduktion innerhalb von vier Monaten ist über alle Tracker hinweg konsistent. Eine erneute Aktualisierung zum 6. Mai 2026 zeigt, dass die TrueUp-Zählung weiter auf 119.721 betroffene Personen aus 265 Layoff-Meldungen gestiegen ist (rund 958 Stellen pro Tag), während SkillSyncer mit 113.863 Personen aus 179 Ereignissen weitgehend unverändert bleibt; eine Tagesfortschreibung der TrueUp-Methodik weist zum 7. Mai 2026 bereits 121.111 Personen aus 273 Layoff-Meldungen aus (rund 961 Personen pro Tag); die nochmalige Aktualisierung zum 8. Mai 2026 hebt die Marke nach den am Vortag angekündigten Cloudflare-Streichungen auf 127.411 betroffene Personen aus 283 Layoff-Meldungen (rund 1.003 Stellen pro Tag), wobei die zusätzlichen Meldungen primär aus den am 5./6. Mai 2026 angekündigten Stellenstreichungen bei </w:t>
+        <w:t xml:space="preserve"> fällt auf den 2. Juli 2026; nach den am 7. Mai 2026 publizierten Programmkonditionen sind rund 8.500 Beschäftigte angebotsberechtigt, das Paket umfasst eine Cash-Einmalzahlung sowie eine bis zu fünfjährige Krankenversicherungs-Verlängerung und enthält keine Wettbewerbs- oder Beschäftigungsverbote. Im Zusammenspiel mit den am selben Tag bekräftigten Meta-Streichungen ordneten Wirtschaftsmedien (CNBC, 24. April 2026) die Welle erstmals als „AI-driven labor crisis" ein — ein Begriff, der den Übergang von Einzelfällen zu einer kumulativen Branchenerzählung markiert. Bis zur Wochenmitte des 25. April 2026 weisen Branchen-Tracker einen kumulierten Bestand von über 92.000 Tech-Stellenstreichungen für das laufende Jahr 2026 aus; eine Aktualisierung zum 2. Mai 2026 hebt die Marke nach Tracker-Methodik des SkillSyncer auf 113.863 betroffene Beschäftigte aus 179 erfassten Layoff-Ereignissen (durchschnittlich rund 933 Stellen pro Tag), während TrueUp parallel 95.878 Personen aus 249 Einzelmeldungen zählt; die Methodikspanne erklärt die unterschiedlichen Größenordnungen, das Niveau einer sechsstelligen Tech-Reduktion innerhalb von vier Monaten ist über alle Tracker hinweg konsistent. Eine erneute Aktualisierung zum 6. Mai 2026 zeigt, dass die TrueUp-Zählung weiter auf 119.721 betroffene Personen aus 265 Layoff-Meldungen gestiegen ist (rund 958 Stellen pro Tag), während SkillSyncer mit 113.863 Personen aus 179 Ereignissen weitgehend unverändert bleibt; eine Tagesfortschreibung der TrueUp-Methodik weist zum 7. Mai 2026 bereits 121.111 Personen aus 273 Layoff-Meldungen aus (rund 961 Personen pro Tag); die nochmalige Aktualisierung zum 8. Mai 2026 hebt die Marke nach den am Vortag angekündigten Cloudflare-Streichungen auf 127.411 betroffene Personen aus 283 Layoff-Meldungen (rund 1.003 Stellen pro Tag); nach mehrwöchiger Tagesfortschreibung weist </w:t>
+      </w:r>
+      <w:r>
+        <w:rPr>
+          <w:rFonts w:ascii="Arial" w:hAnsi="Arial"/>
+          <w:b w:val="0"/>
+          <w:i/>
+          <w:sz w:val="19"/>
+        </w:rPr>
+        <w:t>SkillSyncer</w:t>
+      </w:r>
+      <w:r>
+        <w:rPr>
+          <w:rFonts w:ascii="Arial" w:hAnsi="Arial"/>
+          <w:b w:val="0"/>
+          <w:i w:val="0"/>
+          <w:sz w:val="19"/>
+        </w:rPr>
+        <w:t xml:space="preserve"> zum 14. Juni 2026 247 Layoff-Ereignisse mit kumuliert 183.966 betroffenen Beschäftigten aus, </w:t>
+      </w:r>
+      <w:r>
+        <w:rPr>
+          <w:rFonts w:ascii="Arial" w:hAnsi="Arial"/>
+          <w:b w:val="0"/>
+          <w:i/>
+          <w:sz w:val="19"/>
+        </w:rPr>
+        <w:t>TechTimes</w:t>
+      </w:r>
+      <w:r>
+        <w:rPr>
+          <w:rFonts w:ascii="Arial" w:hAnsi="Arial"/>
+          <w:b w:val="0"/>
+          <w:i w:val="0"/>
+          <w:sz w:val="19"/>
+        </w:rPr>
+        <w:t xml:space="preserve"> berichtet zum 29. Mai 2026 von 142.000 US-Tech-Stellen­streichungen in den ersten fünf Monaten des Jahres 2026 (+33 % gegenüber dem Vorjahresvergleichszeitraum) und projiziert auf das Gesamtjahr eine Größenordnung von rund 370.000 Stellen; KI ist nach derselben Auswertung in 55 % der für 2026 gemeldeten Layoff-Ereignisse explizit als Begründung genannt, wobei die zusätzlichen Meldungen primär aus den am 5./6. Mai 2026 angekündigten Stellenstreichungen bei </w:t>
       </w:r>
       <w:r>
         <w:rPr>
@@ -2012,6 +2048,65 @@
     </w:p>
     <w:p>
       <w:pPr>
+        <w:jc w:val="both"/>
+      </w:pPr>
+      <w:r>
+        <w:rPr>
+          <w:rFonts w:ascii="Arial" w:hAnsi="Arial"/>
+          <w:b/>
+          <w:i w:val="0"/>
+          <w:sz w:val="19"/>
+        </w:rPr>
+        <w:t>KI-Durchführungsgesetz (Juni 2026):</w:t>
+      </w:r>
+      <w:r>
+        <w:rPr>
+          <w:rFonts w:ascii="Arial" w:hAnsi="Arial"/>
+          <w:b w:val="0"/>
+          <w:i w:val="0"/>
+          <w:sz w:val="19"/>
+        </w:rPr>
+        <w:t xml:space="preserve"> Der Deutsche Bundestag hat am 11. Juni 2026 das </w:t>
+      </w:r>
+      <w:r>
+        <w:rPr>
+          <w:rFonts w:ascii="Arial" w:hAnsi="Arial"/>
+          <w:b w:val="0"/>
+          <w:i/>
+          <w:sz w:val="19"/>
+        </w:rPr>
+        <w:t>Gesetz zur Durchführung der Verordnung über künstliche Intelligenz</w:t>
+      </w:r>
+      <w:r>
+        <w:rPr>
+          <w:rFonts w:ascii="Arial" w:hAnsi="Arial"/>
+          <w:b w:val="0"/>
+          <w:i w:val="0"/>
+          <w:sz w:val="19"/>
+        </w:rPr>
+        <w:t xml:space="preserve"> (KI-Durchführungsgesetz, KI-DG) in der vom federführenden Ausschuss geänderten Fassung (Drucksache 21/6407) beschlossen. Das Gesetz setzt die EU-Verordnung 2024/1689 in deutsches Recht um und benennt die Bundesnetzagentur als zentrale Markt­überwachungs­behörde und KI-Aufsichtsbehörde; an der Bundesnetzagentur werden eine Koordinierungs- und Kompetenzstelle, eine unabhängige Marktüberwachungskammer für Hochrisikosysteme sowie ein zentraler Beschwerde- und Anfragenkanal für Bürgerinnen und Bürger eingerichtet. Flankierend sieht das Gesetz </w:t>
+      </w:r>
+      <w:r>
+        <w:rPr>
+          <w:rFonts w:ascii="Arial" w:hAnsi="Arial"/>
+          <w:b w:val="0"/>
+          <w:i/>
+          <w:sz w:val="19"/>
+        </w:rPr>
+        <w:t>KI-Reallabore</w:t>
+      </w:r>
+      <w:r>
+        <w:rPr>
+          <w:rFonts w:ascii="Arial" w:hAnsi="Arial"/>
+          <w:b w:val="0"/>
+          <w:i w:val="0"/>
+          <w:sz w:val="19"/>
+        </w:rPr>
+        <w:t xml:space="preserve"> zur Förderung von Innovation insbesondere bei kleinen und mittleren Unternehmen sowie Start-ups vor; Verstöße gegen Auskunfts- und Mitwirkungspflichten sind mit Bußgeldern bis 50.000 EUR sanktioniert. Die Abstimmung erfolgte mit den Stimmen der Koalitionsfraktionen CDU/CSU und SPD gegen die Stimmen von AfD, Bündnis 90/Die Grünen und Die Linke; eine flankierende Entschließung verpflichtet die Bundesregierung zu halbjährlichen Sachverständigen-Konsultationen zur Umsetzung. Für die hier geführte Steuerdebatte ist das Gesetz primär regulatorisch — es schafft keine Bemessungsgrundlage für eine Robotersteuer oder Wertschöpfungsabgabe; mittelbar relevant ist jedoch, dass mit der Bundesnetzagentur erstmals eine deutsche Bundesbehörde administrative Datenerhebungs- und Berichtskompetenzen über den KI-Einsatz erhält, an die eine spätere fiskalische Erfassung von KI-Nutzung in inländischen Wertschöpfungsprozessen anknüpfen könnte (vgl. § 8.3 zur fiskalischen Abschöpfung inländischer KI-Nutzung).</w:t>
+      </w:r>
+    </w:p>
+    <w:p>
+      <w:pPr>
         <w:spacing w:before="120" w:after="80"/>
       </w:pPr>
       <w:r>
@@ -2264,7 +2359,133 @@
           <w:i w:val="0"/>
           <w:sz w:val="19"/>
         </w:rPr>
-        <w:t xml:space="preserve"> (S. 4214, 119. Kongress) eingebracht, der ein bundesweites Moratorium für neue und aufgerüstete KI-Rechenzentren oberhalb definierter Stromschwellen vorsieht, bis der Gesetzgeber Mindeststandards in den Bereichen Umwelt, Energie, Arbeit und Bürgerrechte verabschiedet; der Gesetzentwurf formuliert ausdrücklich, die „wirtschaftlichen Gewinne aus künstlicher Intelligenz und Robotik" sollten „Beschäftigten, nicht nur wohlhabenden Big-Tech-Eigentümern" zugutekommen. Am 16. April 2026 hat Sanders die Linie mit einem Namensbeitrag („Artificial intelligence is coming for the working class. We must fight back.") erneuert und die HELP-Anhörung genutzt, um für Robotersteuer und Moratorium zu werben. Die Aussicht auf Annahme des Entwurfs in einem republikanisch geführten Kongress gilt als gering; als Signalgebung ist er jedoch der bislang konkreteste politische Vorstoß auf US-Bundesebene.</w:t>
+        <w:t xml:space="preserve"> (S. 4214, 119. Kongress) eingebracht, der ein bundesweites Moratorium für neue und aufgerüstete KI-Rechenzentren oberhalb definierter Stromschwellen vorsieht, bis der Gesetzgeber Mindeststandards in den Bereichen Umwelt, Energie, Arbeit und Bürgerrechte verabschiedet; der Gesetzentwurf formuliert ausdrücklich, die „wirtschaftlichen Gewinne aus künstlicher Intelligenz und Robotik" sollten „Beschäftigten, nicht nur wohlhabenden Big-Tech-Eigentümern" zugutekommen. Am 16. April 2026 hat Sanders die Linie mit einem Namensbeitrag („Artificial intelligence is coming for the working class. We must fight back.") erneuert und die HELP-Anhörung genutzt, um für Robotersteuer und Moratorium zu werben. Am 1. Juni 2026 hat Sanders in einem in der </w:t>
+      </w:r>
+      <w:r>
+        <w:rPr>
+          <w:rFonts w:ascii="Arial" w:hAnsi="Arial"/>
+          <w:b w:val="0"/>
+          <w:i/>
+          <w:sz w:val="19"/>
+        </w:rPr>
+        <w:t>New York Times</w:t>
+      </w:r>
+      <w:r>
+        <w:rPr>
+          <w:rFonts w:ascii="Arial" w:hAnsi="Arial"/>
+          <w:b w:val="0"/>
+          <w:i w:val="0"/>
+          <w:sz w:val="19"/>
+        </w:rPr>
+        <w:t xml:space="preserve"> veröffentlichten Namensbeitrag </w:t>
+      </w:r>
+      <w:r>
+        <w:rPr>
+          <w:rFonts w:ascii="Arial" w:hAnsi="Arial"/>
+          <w:b w:val="0"/>
+          <w:i/>
+          <w:sz w:val="19"/>
+        </w:rPr>
+        <w:t>„The Public Should Own Half of the Big A.I. Companies"</w:t>
+      </w:r>
+      <w:r>
+        <w:rPr>
+          <w:rFonts w:ascii="Arial" w:hAnsi="Arial"/>
+          <w:b w:val="0"/>
+          <w:i w:val="0"/>
+          <w:sz w:val="19"/>
+        </w:rPr>
+        <w:t xml:space="preserve"> eine konzeptionelle Erweiterung vorgelegt und den Entwurf eines </w:t>
+      </w:r>
+      <w:r>
+        <w:rPr>
+          <w:rFonts w:ascii="Arial" w:hAnsi="Arial"/>
+          <w:b w:val="0"/>
+          <w:i/>
+          <w:sz w:val="19"/>
+        </w:rPr>
+        <w:t>American AI Sovereign Wealth Fund Act</w:t>
+      </w:r>
+      <w:r>
+        <w:rPr>
+          <w:rFonts w:ascii="Arial" w:hAnsi="Arial"/>
+          <w:b w:val="0"/>
+          <w:i w:val="0"/>
+          <w:sz w:val="19"/>
+        </w:rPr>
+        <w:t xml:space="preserve"> angekündigt. Der Vorschlag sieht im Konjunktiv eine einmalige Abgabe in Höhe von 50 % der Aktien (nicht der Gewinne) auf große KI-Unternehmen vor — namentlich genannt sind </w:t>
+      </w:r>
+      <w:r>
+        <w:rPr>
+          <w:rFonts w:ascii="Arial" w:hAnsi="Arial"/>
+          <w:b w:val="0"/>
+          <w:i/>
+          <w:sz w:val="19"/>
+        </w:rPr>
+        <w:t>OpenAI</w:t>
+      </w:r>
+      <w:r>
+        <w:rPr>
+          <w:rFonts w:ascii="Arial" w:hAnsi="Arial"/>
+          <w:b w:val="0"/>
+          <w:i w:val="0"/>
+          <w:sz w:val="19"/>
+        </w:rPr>
+        <w:t xml:space="preserve">, </w:t>
+      </w:r>
+      <w:r>
+        <w:rPr>
+          <w:rFonts w:ascii="Arial" w:hAnsi="Arial"/>
+          <w:b w:val="0"/>
+          <w:i/>
+          <w:sz w:val="19"/>
+        </w:rPr>
+        <w:t>Anthropic</w:t>
+      </w:r>
+      <w:r>
+        <w:rPr>
+          <w:rFonts w:ascii="Arial" w:hAnsi="Arial"/>
+          <w:b w:val="0"/>
+          <w:i w:val="0"/>
+          <w:sz w:val="19"/>
+        </w:rPr>
+        <w:t xml:space="preserve"> und </w:t>
+      </w:r>
+      <w:r>
+        <w:rPr>
+          <w:rFonts w:ascii="Arial" w:hAnsi="Arial"/>
+          <w:b w:val="0"/>
+          <w:i/>
+          <w:sz w:val="19"/>
+        </w:rPr>
+        <w:t>xAI</w:t>
+      </w:r>
+      <w:r>
+        <w:rPr>
+          <w:rFonts w:ascii="Arial" w:hAnsi="Arial"/>
+          <w:b w:val="0"/>
+          <w:i w:val="0"/>
+          <w:sz w:val="19"/>
+        </w:rPr>
+        <w:t xml:space="preserve"> — zu zahlen in Form von Anteilen statt in bar; die Anteile sollen in einen neu zu schaffenden öffentlichen Staatsfonds nach Vorbild des norwegischen </w:t>
+      </w:r>
+      <w:r>
+        <w:rPr>
+          <w:rFonts w:ascii="Arial" w:hAnsi="Arial"/>
+          <w:b w:val="0"/>
+          <w:i/>
+          <w:sz w:val="19"/>
+        </w:rPr>
+        <w:t>Statens pensjonsfond utland</w:t>
+      </w:r>
+      <w:r>
+        <w:rPr>
+          <w:rFonts w:ascii="Arial" w:hAnsi="Arial"/>
+          <w:b w:val="0"/>
+          <w:i w:val="0"/>
+          <w:sz w:val="19"/>
+        </w:rPr>
+        <w:t xml:space="preserve"> (Vergleichsgröße von Sanders mit über 2 Bio. US-Dollar Volumen zitiert) eingebracht werden. Der Fonds soll laufende Erträge zunächst als Direktzahlungen an US-Bürger ausschütten und mittelfristig Programme in den Bereichen Gesundheit, Bildung und Wohnen finanzieren; flankierend soll die Bundesregierung Stimmrechte und gleichberechtigte Aufsichtsratssitze in den betroffenen Unternehmen erhalten und damit die Möglichkeit, als gemeinwohlorientierte Aktionärin gegen unternehmerische Entscheidungen zu intervenieren. Der Vorstoß ist die bislang konkreteste US-bundespolitische Adressierung der in Kapitel 5.4 (Staatsfonds/Dividendenmodelle) und § 8.3 (Teilhabefrage) entwickelten Linie und bezieht sich explizit auf die im OpenAI-Strategiepapier vom April 2026 vorgeschlagene Idee eines öffentlichen Wohlstandsfonds (siehe unten) — anders als OpenAI denkt Sanders die Speisung jedoch nicht über eine zukünftige fiskalische Komponente, sondern über eine einmalige Equity-Abgabe am Vorabend der erwarteten Börsengänge der Frontier-Anbieter. Die Aussicht auf Annahme des Entwurfs in einem republikanisch geführten Kongress gilt als gering; als Signalgebung ist die Linie aus Robotersteuer, Rechenzentren-Moratorium und Sovereign Wealth Fund jedoch der bislang konkreteste politische Vorstoß auf US-Bundesebene.</w:t>
       </w:r>
     </w:p>
     <w:p>
@@ -2670,7 +2891,43 @@
           <w:i w:val="0"/>
           <w:sz w:val="19"/>
         </w:rPr>
-        <w:t xml:space="preserve"> entspricht — und weil er die in § 9.1 diskutierten Mess- und Umgehungsprobleme einer Displacement-basierten Anknüpfung in einen konkreten gesetzgeberischen Text überführt. Bis zur Vertagung des Joint Finance Committee am 30. März 2026 hatte der Entwurf eine Joint-Favorable-Empfehlung mit 34 zu 20 Stimmen erhalten; die reguläre Sitzungsperiode der Connecticut General Assembly endet am 6. Mai 2026, eine endgültige Senatsabstimmung war Ende April 2026 noch ausstehend. Eine vergleichende Auswertung mit dem Maine-Modell und mit der europäischen Wertschöpfungsabgaben-Tradition (§ 5.1) ist für die weitere Beobachtung naheliegend.</w:t>
+        <w:t xml:space="preserve"> entspricht — und weil er die in § 9.1 diskutierten Mess- und Umgehungsprobleme einer Displacement-basierten Anknüpfung in einen konkreten gesetzgeberischen Text überführt. Bis zur Vertagung des Joint Finance Committee am 30. März 2026 hatte der Entwurf eine Joint-Favorable-Empfehlung mit 34 zu 20 Stimmen erhalten; die reguläre Sitzungsperiode der Connecticut General Assembly endet am 6. Mai 2026, eine endgültige Senatsabstimmung war Ende April 2026 noch ausstehend. Am 2. Juni 2026 hat Gouverneur Ned Lamont </w:t>
+      </w:r>
+      <w:r>
+        <w:rPr>
+          <w:rFonts w:ascii="Arial" w:hAnsi="Arial"/>
+          <w:b w:val="0"/>
+          <w:i/>
+          <w:sz w:val="19"/>
+        </w:rPr>
+        <w:t>SB 5</w:t>
+      </w:r>
+      <w:r>
+        <w:rPr>
+          <w:rFonts w:ascii="Arial" w:hAnsi="Arial"/>
+          <w:b w:val="0"/>
+          <w:i w:val="0"/>
+          <w:sz w:val="19"/>
+        </w:rPr>
+        <w:t xml:space="preserve"> als </w:t>
+      </w:r>
+      <w:r>
+        <w:rPr>
+          <w:rFonts w:ascii="Arial" w:hAnsi="Arial"/>
+          <w:b w:val="0"/>
+          <w:i/>
+          <w:sz w:val="19"/>
+        </w:rPr>
+        <w:t>Public Act 26-15 — Connecticut Artificial Intelligence Responsibility and Transparency Act</w:t>
+      </w:r>
+      <w:r>
+        <w:rPr>
+          <w:rFonts w:ascii="Arial" w:hAnsi="Arial"/>
+          <w:b w:val="0"/>
+          <w:i w:val="0"/>
+          <w:sz w:val="19"/>
+        </w:rPr>
+        <w:t xml:space="preserve"> („CART Act") unterzeichnet und das Gesetz damit aus dem Status der angekündigten Unterzeichnung in geltendes US-bundesstaatliches Recht überführt; die gestaffelte Inkrafttretensregelung mit den ersten Bausteinen zum 1. Oktober 2026 bleibt unverändert. Eine vergleichende Auswertung mit dem Maine-Modell und mit der europäischen Wertschöpfungsabgaben-Tradition (§ 5.1) ist für die weitere Beobachtung naheliegend.</w:t>
       </w:r>
     </w:p>
     <w:p>
@@ -7978,7 +8235,7 @@
           <w:i w:val="0"/>
           <w:sz w:val="19"/>
         </w:rPr>
-        <w:t xml:space="preserve">Connecticut General Assembly. (April–Mai 2026). </w:t>
+        <w:t xml:space="preserve">Connecticut General Assembly. (April–Juni 2026). </w:t>
       </w:r>
       <w:r>
         <w:rPr>
@@ -7996,7 +8253,25 @@
           <w:i w:val="0"/>
           <w:sz w:val="19"/>
         </w:rPr>
-        <w:t xml:space="preserve"> (Frontier Models, AI-Sandbox, Beratungsstruktur, AI-Layoff-Disclosure). Senatsabstimmung 21. April 2026: 32 zu 4; Hausabstimmung 1. Mai 2026: 131 zu 17. https://www.cga.ct.gov/asp/cgabillstatus/cgabillstatus.asp?selBillType=Bill&amp;bill_num=SB5&amp;which_year=2026 | https://legiscan.com/CT/bill/SB00005/2026</w:t>
+        <w:t xml:space="preserve"> (Frontier Models, AI-Sandbox, Beratungsstruktur, AI-Layoff-Disclosure). Senatsabstimmung 21. April 2026: 32 zu 4; Hausabstimmung 1. Mai 2026: 131 zu 17; Unterzeichnung durch Gouverneur Ned Lamont am 2. Juni 2026 als </w:t>
+      </w:r>
+      <w:r>
+        <w:rPr>
+          <w:rFonts w:ascii="Arial" w:hAnsi="Arial"/>
+          <w:b w:val="0"/>
+          <w:i/>
+          <w:sz w:val="19"/>
+        </w:rPr>
+        <w:t>Public Act 26-15</w:t>
+      </w:r>
+      <w:r>
+        <w:rPr>
+          <w:rFonts w:ascii="Arial" w:hAnsi="Arial"/>
+          <w:b w:val="0"/>
+          <w:i w:val="0"/>
+          <w:sz w:val="19"/>
+        </w:rPr>
+        <w:t xml:space="preserve"> („CART Act"). https://www.cga.ct.gov/asp/cgabillstatus/cgabillstatus.asp?selBillType=Bill&amp;bill_num=SB5&amp;which_year=2026 | https://legiscan.com/CT/bill/SB00005/2026</w:t>
       </w:r>
     </w:p>
     <w:p>
@@ -8943,6 +9218,88 @@
           <w:sz w:val="19"/>
         </w:rPr>
         <w:t xml:space="preserve"> Namensbeitrag begleitend zur HELP-Anhörung; Ankündigung flankierender Gesetzgebung (Robotersteuer und bundesweites Moratorium für neue KI-Rechenzentren).</w:t>
+      </w:r>
+    </w:p>
+    <w:p>
+      <w:pPr>
+        <w:jc w:val="both"/>
+      </w:pPr>
+      <w:r>
+        <w:rPr>
+          <w:rFonts w:ascii="Arial" w:hAnsi="Arial"/>
+          <w:b w:val="0"/>
+          <w:i w:val="0"/>
+          <w:sz w:val="19"/>
+        </w:rPr>
+        <w:t xml:space="preserve">Sanders, B. (1. Juni 2026). </w:t>
+      </w:r>
+      <w:r>
+        <w:rPr>
+          <w:rFonts w:ascii="Arial" w:hAnsi="Arial"/>
+          <w:b w:val="0"/>
+          <w:i/>
+          <w:sz w:val="19"/>
+        </w:rPr>
+        <w:t>The Public Should Own Half of the Big A.I. Companies.</w:t>
+      </w:r>
+      <w:r>
+        <w:rPr>
+          <w:rFonts w:ascii="Arial" w:hAnsi="Arial"/>
+          <w:b w:val="0"/>
+          <w:i w:val="0"/>
+          <w:sz w:val="19"/>
+        </w:rPr>
+        <w:t xml:space="preserve"> Guest Essay, The New York Times; Vorstellung des </w:t>
+      </w:r>
+      <w:r>
+        <w:rPr>
+          <w:rFonts w:ascii="Arial" w:hAnsi="Arial"/>
+          <w:b w:val="0"/>
+          <w:i/>
+          <w:sz w:val="19"/>
+        </w:rPr>
+        <w:t>American AI Sovereign Wealth Fund Act</w:t>
+      </w:r>
+      <w:r>
+        <w:rPr>
+          <w:rFonts w:ascii="Arial" w:hAnsi="Arial"/>
+          <w:b w:val="0"/>
+          <w:i w:val="0"/>
+          <w:sz w:val="19"/>
+        </w:rPr>
+        <w:t xml:space="preserve"> (einmalige 50-%-Equity-Abgabe auf OpenAI, Anthropic, xAI; Einbringung in einen Staatsfonds nach norwegischem Vorbild; Stimmrechte und gleichberechtigte Aufsichtsratssitze für die Bundesregierung; Ausschüttung als Direktzahlungen und Finanzierung von Gesundheit, Bildung und Wohnen). https://www.sanders.senate.gov/op-eds/the-public-should-own-half-of-the-big-a-i-companies/</w:t>
+      </w:r>
+    </w:p>
+    <w:p>
+      <w:pPr>
+        <w:jc w:val="both"/>
+      </w:pPr>
+      <w:r>
+        <w:rPr>
+          <w:rFonts w:ascii="Arial" w:hAnsi="Arial"/>
+          <w:b w:val="0"/>
+          <w:i w:val="0"/>
+          <w:sz w:val="19"/>
+        </w:rPr>
+        <w:t xml:space="preserve">Deutscher Bundestag. (11. Juni 2026). </w:t>
+      </w:r>
+      <w:r>
+        <w:rPr>
+          <w:rFonts w:ascii="Arial" w:hAnsi="Arial"/>
+          <w:b w:val="0"/>
+          <w:i/>
+          <w:sz w:val="19"/>
+        </w:rPr>
+        <w:t>Gesetz zur Durchführung der Verordnung über künstliche Intelligenz (KI-Durchführungsgesetz, KI-DG)</w:t>
+      </w:r>
+      <w:r>
+        <w:rPr>
+          <w:rFonts w:ascii="Arial" w:hAnsi="Arial"/>
+          <w:b w:val="0"/>
+          <w:i w:val="0"/>
+          <w:sz w:val="19"/>
+        </w:rPr>
+        <w:t xml:space="preserve"> — Beschluss in geänderter Fassung (Drucksache 21/6407). Bundesnetzagentur als zentrale KI-Aufsichts- und Marktüberwachungsbehörde; KI-Reallabore; Bußgelder bis 50.000 EUR bei Verstößen gegen Auskunfts- und Mitwirkungspflichten. https://www.bundestag.de/dokumente/textarchiv/2026/kw24-de-ki-1183820</w:t>
       </w:r>
     </w:p>
     <w:p>
@@ -10553,6 +10910,156 @@
       <w:r>
         <w:rPr>
           <w:rFonts w:ascii="Arial" w:hAnsi="Arial"/>
+          <w:b w:val="0"/>
+          <w:i w:val="0"/>
+          <w:sz w:val="19"/>
+        </w:rPr>
+        <w:t xml:space="preserve">Fox Business / Common Dreams / Truthout / Newsweek / Fortune. (1.–3. Juni 2026). </w:t>
+      </w:r>
+      <w:r>
+        <w:rPr>
+          <w:rFonts w:ascii="Arial" w:hAnsi="Arial"/>
+          <w:b w:val="0"/>
+          <w:i/>
+          <w:sz w:val="19"/>
+        </w:rPr>
+        <w:t>Sanders unveils plan to take 50% stake in AI companies for government wealth fund / Sanders Sovereign Wealth Fund Plan Would Give US Public „Direct Ownership Stake" in AI Giants / Millions Would Get „Direct Payments" Under Bernie Sanders' Proposed AI Sovereign Wealth Fund / Bernie Sanders wants Americans to own a piece of AI. The Trump White House seems to agree.</w:t>
+      </w:r>
+      <w:r>
+        <w:rPr>
+          <w:rFonts w:ascii="Arial" w:hAnsi="Arial"/>
+          <w:b w:val="0"/>
+          <w:i w:val="0"/>
+          <w:sz w:val="19"/>
+        </w:rPr>
+        <w:t xml:space="preserve"> Sammelbelege zum </w:t>
+      </w:r>
+      <w:r>
+        <w:rPr>
+          <w:rFonts w:ascii="Arial" w:hAnsi="Arial"/>
+          <w:b w:val="0"/>
+          <w:i/>
+          <w:sz w:val="19"/>
+        </w:rPr>
+        <w:t>American AI Sovereign Wealth Fund Act</w:t>
+      </w:r>
+      <w:r>
+        <w:rPr>
+          <w:rFonts w:ascii="Arial" w:hAnsi="Arial"/>
+          <w:b w:val="0"/>
+          <w:i w:val="0"/>
+          <w:sz w:val="19"/>
+        </w:rPr>
+        <w:t xml:space="preserve"> (NYT-Namensbeitrag 1. Juni 2026): einmalige 50-%-Equity-Abgabe auf OpenAI, Anthropic, xAI; Stimmrechte und gleichberechtigte Aufsichtsratssitze; Ausschüttung als Direktzahlungen sowie Finanzierung von Gesundheit, Bildung und Wohnen. https://www.foxbusiness.com/politics/sanders-unveils-plan-take-50-stake-ai-companies-government-wealth-fund | https://www.commondreams.org/news/bernies-sanders-ai-sovereign-wealth-fund | https://truthout.org/articles/sanders-proposes-sovereign-wealth-fund-to-harness-ai-profits-for-public-good/ | https://www.newsweek.com/direct-payments-ai-sovereign-wealth-fund-bernie-sanders-12021907 | https://fortune.com/2026/06/03/bernie-sanders-ai-ownership-sovereign-wealth-fund-electrification/</w:t>
+      </w:r>
+    </w:p>
+    <w:p>
+      <w:pPr>
+        <w:jc w:val="both"/>
+      </w:pPr>
+      <w:r>
+        <w:rPr>
+          <w:rFonts w:ascii="Arial" w:hAnsi="Arial"/>
+          <w:b w:val="0"/>
+          <w:i w:val="0"/>
+          <w:sz w:val="19"/>
+        </w:rPr>
+        <w:t xml:space="preserve">Ropes &amp; Gray / Holland &amp; Knight / Proskauer (Law and the Workplace). (Juni 2026). </w:t>
+      </w:r>
+      <w:r>
+        <w:rPr>
+          <w:rFonts w:ascii="Arial" w:hAnsi="Arial"/>
+          <w:b w:val="0"/>
+          <w:i/>
+          <w:sz w:val="19"/>
+        </w:rPr>
+        <w:t>Connecticut Enacts Sweeping AI Law Covering Employment, Healthcare, and Online Safety / Connecticut Enacts Comprehensive AI Legislation / Connecticut Enacts New AI Law: What Employers Need To Know.</w:t>
+      </w:r>
+      <w:r>
+        <w:rPr>
+          <w:rFonts w:ascii="Arial" w:hAnsi="Arial"/>
+          <w:b w:val="0"/>
+          <w:i w:val="0"/>
+          <w:sz w:val="19"/>
+        </w:rPr>
+        <w:t xml:space="preserve"> Bestätigung der Unterzeichnung von </w:t>
+      </w:r>
+      <w:r>
+        <w:rPr>
+          <w:rFonts w:ascii="Arial" w:hAnsi="Arial"/>
+          <w:b w:val="0"/>
+          <w:i/>
+          <w:sz w:val="19"/>
+        </w:rPr>
+        <w:t>Senate Bill 5</w:t>
+      </w:r>
+      <w:r>
+        <w:rPr>
+          <w:rFonts w:ascii="Arial" w:hAnsi="Arial"/>
+          <w:b w:val="0"/>
+          <w:i w:val="0"/>
+          <w:sz w:val="19"/>
+        </w:rPr>
+        <w:t xml:space="preserve"> durch Gouverneur Ned Lamont am 2. Juni 2026 als </w:t>
+      </w:r>
+      <w:r>
+        <w:rPr>
+          <w:rFonts w:ascii="Arial" w:hAnsi="Arial"/>
+          <w:b w:val="0"/>
+          <w:i/>
+          <w:sz w:val="19"/>
+        </w:rPr>
+        <w:t>Public Act 26-15</w:t>
+      </w:r>
+      <w:r>
+        <w:rPr>
+          <w:rFonts w:ascii="Arial" w:hAnsi="Arial"/>
+          <w:b w:val="0"/>
+          <w:i w:val="0"/>
+          <w:sz w:val="19"/>
+        </w:rPr>
+        <w:t xml:space="preserve"> („CART Act") mit gestaffelten Geltungsdaten ab 1. Oktober 2026. https://www.ropesgray.com/en/insights/alerts/2026/06/connecticut-enacts-sweeping-ai-law-covering-employment-healthcare-and-online-safety | https://www.hklaw.com/en/insights/publications/2026/06/connecticut-enacts-comprehensive-ai-legislation | https://www.lawandtheworkplace.com/2026/06/connecticut-enacts-new-ai-law-what-employers-need-to-know/</w:t>
+      </w:r>
+    </w:p>
+    <w:p>
+      <w:pPr>
+        <w:jc w:val="both"/>
+      </w:pPr>
+      <w:r>
+        <w:rPr>
+          <w:rFonts w:ascii="Arial" w:hAnsi="Arial"/>
+          <w:b w:val="0"/>
+          <w:i w:val="0"/>
+          <w:sz w:val="19"/>
+        </w:rPr>
+        <w:t xml:space="preserve">TechTimes / SkillSyncer / Yahoo Finance. (Mai–Juni 2026). </w:t>
+      </w:r>
+      <w:r>
+        <w:rPr>
+          <w:rFonts w:ascii="Arial" w:hAnsi="Arial"/>
+          <w:b w:val="0"/>
+          <w:i/>
+          <w:sz w:val="19"/>
+        </w:rPr>
+        <w:t>Tech Layoffs Reach 142,000 in 2026: Profitable Companies Cut Jobs to Fund $700B AI Infrastructure / 2026 Tech Layoffs Tracker — Stand 14. Juni 2026: 247 Ereignisse, 183.966 betroffene Beschäftigte / 2026 Tech Layoffs Near 150,000 as Companies Pour Money Into AI.</w:t>
+      </w:r>
+      <w:r>
+        <w:rPr>
+          <w:rFonts w:ascii="Arial" w:hAnsi="Arial"/>
+          <w:b w:val="0"/>
+          <w:i w:val="0"/>
+          <w:sz w:val="19"/>
+        </w:rPr>
+        <w:t xml:space="preserve"> Tracker-Tagesfortschreibung zum 14. Juni 2026 und Mai-Aggregat von 142.000 Tech-Stellen­streichungen in den ersten fünf Monaten 2026 (+33 % YoY, Volljahresprojektion rund 370.000 Stellen; KI als explizite Begründung in 55 % der 2026 gemeldeten Layoff-Ereignisse). https://www.techtimes.com/articles/317392/20260529/tech-layoffs-reach-142000-2026-profitable-companies-cut-jobs-fund-700b-ai-infrastructure.htm | https://skillsyncer.com/layoffs-tracker | https://finance.yahoo.com/sectors/technology/articles/2026-tech-layoffs-near-150-110000224.html</w:t>
+      </w:r>
+    </w:p>
+    <w:p>
+      <w:pPr>
+        <w:jc w:val="both"/>
+      </w:pPr>
+      <w:r>
+        <w:rPr>
+          <w:rFonts w:ascii="Arial" w:hAnsi="Arial"/>
           <w:b/>
           <w:i w:val="0"/>
           <w:sz w:val="19"/>
@@ -10566,7 +11073,133 @@
           <w:i w:val="0"/>
           <w:sz w:val="19"/>
         </w:rPr>
-        <w:t xml:space="preserve"> Dieses Arbeitspapier gibt den Stand Anfang Mai 2026 (Schnitt am 8. Mai 2026 — Lauf 001 vom 8. Mai 2026) wieder. Die Debatte entwickelt sich dynamisch, insbesondere im Zuge der OpenAI-Strategiepapiere und der Eröffnung des OpenAI Workshop in Washington, D.C. im Mai 2026, des Erstdurchgangs des GKV-Beitragssatzstabilisierungsgesetzes in der 1065. Bundesratssitzung am 8. Mai 2026 mit 79 Tagesordnungspunkten (Kabinettsbeschluss 29. April 2026, parlamentarische Behandlung vor der Sommerpause 2026 angekündigt), der laufenden Trilog-Verhandlungen zum Digital Omnibus on AI (zweite Runde 28. April 2026 ohne Einigung; nächste Runde 13. Mai 2026 — Knackpunkt ist nicht die Verschiebung der Hochrisiko-Pflichten, sondern die Konformitätsbewertungs-Architektur für Anhang I; die zypriotische Ratspräsidentschaft strebt einen Abschluss vor Ablauf ihrer Amtszeit am 30. Juni 2026 an, andernfalls übernimmt die irische Präsidentschaft), der am 5. Mai 2026 erfolgten Arraignment-Verhandlung im Altman-Verfahren mit „nicht schuldig"-Plädoyer und angeordneter psychiatrischer Begutachtung, des am 7. Mai 2026 versandten individuellen Microsoft-Buyout-Angebots (Annahmefrist 8. Juni 2026, VRSAR-Unterzeichnung 9.–22. Juni 2026, bis zu fünfjährige Krankenversicherungs-Verlängerung), des am 1. Mai 2026 vom Connecticut-Repräsentantenhaus mit 131 zu 17 Stimmen verabschiedeten </w:t>
+        <w:t xml:space="preserve"> Dieses Arbeitspapier gibt den Stand Mitte Juni 2026 (Schnitt am 15. Juni 2026 — Lauf 001 vom 15. Juni 2026) wieder. Mit Version 23.0 sind insbesondere eingearbeitet: der von Senator Bernie Sanders am 1. Juni 2026 in einem </w:t>
+      </w:r>
+      <w:r>
+        <w:rPr>
+          <w:rFonts w:ascii="Arial" w:hAnsi="Arial"/>
+          <w:b w:val="0"/>
+          <w:i/>
+          <w:sz w:val="19"/>
+        </w:rPr>
+        <w:t>NYT</w:t>
+      </w:r>
+      <w:r>
+        <w:rPr>
+          <w:rFonts w:ascii="Arial" w:hAnsi="Arial"/>
+          <w:b w:val="0"/>
+          <w:i w:val="0"/>
+          <w:sz w:val="19"/>
+        </w:rPr>
+        <w:t xml:space="preserve">-Namensbeitrag vorgestellte Entwurf eines </w:t>
+      </w:r>
+      <w:r>
+        <w:rPr>
+          <w:rFonts w:ascii="Arial" w:hAnsi="Arial"/>
+          <w:b w:val="0"/>
+          <w:i/>
+          <w:sz w:val="19"/>
+        </w:rPr>
+        <w:t>American AI Sovereign Wealth Fund Act</w:t>
+      </w:r>
+      <w:r>
+        <w:rPr>
+          <w:rFonts w:ascii="Arial" w:hAnsi="Arial"/>
+          <w:b w:val="0"/>
+          <w:i w:val="0"/>
+          <w:sz w:val="19"/>
+        </w:rPr>
+        <w:t xml:space="preserve"> (einmalige 50-%-Equity-Abgabe auf OpenAI, Anthropic und xAI zugunsten eines US-Staatsfonds nach norwegischem Vorbild, mit Direktzahlungen an US-Bürger und Stimmrechten der Bundesregierung in den betroffenen Unternehmen); die am 2. Juni 2026 von Gouverneur Ned Lamont vollzogene Unterzeichnung des Connecticut </w:t>
+      </w:r>
+      <w:r>
+        <w:rPr>
+          <w:rFonts w:ascii="Arial" w:hAnsi="Arial"/>
+          <w:b w:val="0"/>
+          <w:i/>
+          <w:sz w:val="19"/>
+        </w:rPr>
+        <w:t>Senate Bill 5</w:t>
+      </w:r>
+      <w:r>
+        <w:rPr>
+          <w:rFonts w:ascii="Arial" w:hAnsi="Arial"/>
+          <w:b w:val="0"/>
+          <w:i w:val="0"/>
+          <w:sz w:val="19"/>
+        </w:rPr>
+        <w:t xml:space="preserve"> als </w:t>
+      </w:r>
+      <w:r>
+        <w:rPr>
+          <w:rFonts w:ascii="Arial" w:hAnsi="Arial"/>
+          <w:b w:val="0"/>
+          <w:i/>
+          <w:sz w:val="19"/>
+        </w:rPr>
+        <w:t>Public Act 26-15 — Connecticut Artificial Intelligence Responsibility and Transparency Act</w:t>
+      </w:r>
+      <w:r>
+        <w:rPr>
+          <w:rFonts w:ascii="Arial" w:hAnsi="Arial"/>
+          <w:b w:val="0"/>
+          <w:i w:val="0"/>
+          <w:sz w:val="19"/>
+        </w:rPr>
+        <w:t xml:space="preserve"> („CART Act") mit gestaffelten Geltungsdaten ab 1. Oktober 2026; der am 11. Juni 2026 vom Deutschen Bundestag beschlossene Entwurf eines </w:t>
+      </w:r>
+      <w:r>
+        <w:rPr>
+          <w:rFonts w:ascii="Arial" w:hAnsi="Arial"/>
+          <w:b w:val="0"/>
+          <w:i/>
+          <w:sz w:val="19"/>
+        </w:rPr>
+        <w:t>KI-Durchführungsgesetzes</w:t>
+      </w:r>
+      <w:r>
+        <w:rPr>
+          <w:rFonts w:ascii="Arial" w:hAnsi="Arial"/>
+          <w:b w:val="0"/>
+          <w:i w:val="0"/>
+          <w:sz w:val="19"/>
+        </w:rPr>
+        <w:t xml:space="preserve"> (KI-DG, Drucksache 21/6407) mit Benennung der Bundesnetzagentur als zentrale KI-Aufsichts- und Marktüberwachungsbehörde, KI-Reallaboren und Bußgeldern bis 50.000 EUR; sowie die Tagesfortschreibung der Tech-Layoff-Tracker zum 14. Juni 2026 (</w:t>
+      </w:r>
+      <w:r>
+        <w:rPr>
+          <w:rFonts w:ascii="Arial" w:hAnsi="Arial"/>
+          <w:b w:val="0"/>
+          <w:i/>
+          <w:sz w:val="19"/>
+        </w:rPr>
+        <w:t>SkillSyncer</w:t>
+      </w:r>
+      <w:r>
+        <w:rPr>
+          <w:rFonts w:ascii="Arial" w:hAnsi="Arial"/>
+          <w:b w:val="0"/>
+          <w:i w:val="0"/>
+          <w:sz w:val="19"/>
+        </w:rPr>
+        <w:t xml:space="preserve">: 247 Ereignisse, 183.966 betroffene Beschäftigte; </w:t>
+      </w:r>
+      <w:r>
+        <w:rPr>
+          <w:rFonts w:ascii="Arial" w:hAnsi="Arial"/>
+          <w:b w:val="0"/>
+          <w:i/>
+          <w:sz w:val="19"/>
+        </w:rPr>
+        <w:t>TechTimes</w:t>
+      </w:r>
+      <w:r>
+        <w:rPr>
+          <w:rFonts w:ascii="Arial" w:hAnsi="Arial"/>
+          <w:b w:val="0"/>
+          <w:i w:val="0"/>
+          <w:sz w:val="19"/>
+        </w:rPr>
+        <w:t xml:space="preserve"> zum 29. Mai 2026: 142.000 US-Tech-Stellen­streichungen in den ersten fünf Monaten 2026, Volljahresprojektion rund 370.000 Stellen, KI als explizite Begründung in 55 % der gemeldeten Layoff-Ereignisse 2026). Die Vorversion (Lauf 001 vom 8. Mai 2026, Version 22.0) gab den Stand Anfang Mai 2026 wieder. Die Debatte entwickelt sich dynamisch, insbesondere im Zuge der OpenAI-Strategiepapiere und der Eröffnung des OpenAI Workshop in Washington, D.C. im Mai 2026, des Erstdurchgangs des GKV-Beitragssatzstabilisierungsgesetzes in der 1065. Bundesratssitzung am 8. Mai 2026 mit 79 Tagesordnungspunkten (Kabinettsbeschluss 29. April 2026, parlamentarische Behandlung vor der Sommerpause 2026 angekündigt), der laufenden Trilog-Verhandlungen zum Digital Omnibus on AI (zweite Runde 28. April 2026 ohne Einigung; nächste Runde 13. Mai 2026 — Knackpunkt ist nicht die Verschiebung der Hochrisiko-Pflichten, sondern die Konformitätsbewertungs-Architektur für Anhang I; die zypriotische Ratspräsidentschaft strebt einen Abschluss vor Ablauf ihrer Amtszeit am 30. Juni 2026 an, andernfalls übernimmt die irische Präsidentschaft), der am 5. Mai 2026 erfolgten Arraignment-Verhandlung im Altman-Verfahren mit „nicht schuldig"-Plädoyer und angeordneter psychiatrischer Begutachtung, des am 7. Mai 2026 versandten individuellen Microsoft-Buyout-Angebots (Annahmefrist 8. Juni 2026, VRSAR-Unterzeichnung 9.–22. Juni 2026, bis zu fünfjährige Krankenversicherungs-Verlängerung), des am 1. Mai 2026 vom Connecticut-Repräsentantenhaus mit 131 zu 17 Stimmen verabschiedeten </w:t>
       </w:r>
       <w:r>
         <w:rPr>
@@ -10862,7 +11495,7 @@
         <w:color w:val="999999"/>
         <w:sz w:val="15"/>
       </w:rPr>
-      <w:t>Version 22.0 — Mai 2026 — CC BY 4.0</w:t>
+      <w:t>Version 23.0 — Mai 2026 — CC BY 4.0</w:t>
       <w:tab/>
       <w:t xml:space="preserve">Seite </w:t>
     </w:r>

--- a/KI-Ökonomie.docx
+++ b/KI-Ökonomie.docx
@@ -112,7 +112,7 @@
           <w:color w:val="666666"/>
           <w:sz w:val="18"/>
         </w:rPr>
-        <w:t>Version 22.0</w:t>
+        <w:t>Version 23.0</w:t>
       </w:r>
     </w:p>
     <w:p>
@@ -382,7 +382,151 @@
           <w:i w:val="0"/>
           <w:sz w:val="19"/>
         </w:rPr>
-        <w:t xml:space="preserve">-Differenzierung vom 1. Mai 2026 genannte Mehrkanalerklärung (KI-Verdrängung, Austerity-Logik, Pandemie-Korrekturen, Routine-Restrukturierung) zusätzlich stützt. Der parallele Lauf der Branchen-AI-Capex-Programme (Q1-2026-Investitionen der Hyperscaler von rund 130,65 Milliarden US-Dollar; Konsens-Schätzung Anfang April 2026 zwischen 660 und 700 Milliarden US-Dollar, nach den Q1-2026-Earnings-Calls vom 28.–30. April 2026 — von der </w:t>
+        <w:t xml:space="preserve">-Differenzierung vom 1. Mai 2026 genannte Mehrkanalerklärung (KI-Verdrängung, Austerity-Logik, Pandemie-Korrekturen, Routine-Restrukturierung) zusätzlich stützt. Der </w:t>
+      </w:r>
+      <w:r>
+        <w:rPr>
+          <w:rFonts w:ascii="Arial" w:hAnsi="Arial"/>
+          <w:b w:val="0"/>
+          <w:i/>
+          <w:sz w:val="19"/>
+        </w:rPr>
+        <w:t>Mai-2026-Job-Cuts-Report</w:t>
+      </w:r>
+      <w:r>
+        <w:rPr>
+          <w:rFonts w:ascii="Arial" w:hAnsi="Arial"/>
+          <w:b w:val="0"/>
+          <w:i w:val="0"/>
+          <w:sz w:val="19"/>
+        </w:rPr>
+        <w:t xml:space="preserve"> (veröffentlicht Anfang Juni 2026) verschärft diese Linie qualitativ: Mit 97.006 angekündigten Streichungen liegt der Mai um 16 % über dem April und stellt den höchsten Mai-Wert seit dem Pandemie-Mai 2020 (397.016) dar; zum ersten Mal in der Berichtsmethodik wird KI häufiger als „Markt- oder Konjunkturbedingungen" als Streichungsgrund genannt — bei 40 % aller im Mai angekündigten Stellen, gegenüber lediglich 7 % im Januar 2026 und damit zum dritten Mal in Folge führender Einzelgrund. Auf Tech entfallen im Mai 38.242 Streichungen (höchster Monatswert seit August 2024), die YTD-Tech-Streichungen erreichen 123.653 (+66 % gegenüber dem Vorjahreszeitraum 74.716); die kumulativen KI-bezogenen Streichungen liegen mit 87.714 YTD bereits über dem vollständigen Vorjahresvolumen 2025 (54.836) — fünf Monate in das Jahr. Diese Verschiebung markiert empirisch den Wechsel der KI-Anknüpfung in der Layoff-Berichterstattung vom kollateralen zum strukturierenden Faktor. Im Verlauf vom Mai zum Juni 2026 hat sich die Tracker-Reihe weiter verdichtet: </w:t>
+      </w:r>
+      <w:r>
+        <w:rPr>
+          <w:rFonts w:ascii="Arial" w:hAnsi="Arial"/>
+          <w:b w:val="0"/>
+          <w:i/>
+          <w:sz w:val="19"/>
+        </w:rPr>
+        <w:t>GitLab</w:t>
+      </w:r>
+      <w:r>
+        <w:rPr>
+          <w:rFonts w:ascii="Arial" w:hAnsi="Arial"/>
+          <w:b w:val="0"/>
+          <w:i w:val="0"/>
+          <w:sz w:val="19"/>
+        </w:rPr>
+        <w:t xml:space="preserve"> hat am 12. Mai 2026 ein „agentic era"-Restrukturierungsprogramm angekündigt (rund 7 % der Belegschaft bzw. rund 350 Stellen aus 2.580 Beschäftigten zum Januar 2026; Reduktion des Länder-Footprints um rund 30 % von rund 60 auf rund 40 Länder; Restrukturierungs­aufwand 30–35 Mio. US-Dollar; CEO Bill Staples: „Software will be built by machines, directed by people") und damit erstmals einen DevOps-Anbieter explizit am Agentic-Übergang positioniert; </w:t>
+      </w:r>
+      <w:r>
+        <w:rPr>
+          <w:rFonts w:ascii="Arial" w:hAnsi="Arial"/>
+          <w:b w:val="0"/>
+          <w:i/>
+          <w:sz w:val="19"/>
+        </w:rPr>
+        <w:t>Uber</w:t>
+      </w:r>
+      <w:r>
+        <w:rPr>
+          <w:rFonts w:ascii="Arial" w:hAnsi="Arial"/>
+          <w:b w:val="0"/>
+          <w:i w:val="0"/>
+          <w:sz w:val="19"/>
+        </w:rPr>
+        <w:t xml:space="preserve"> hat am 3. Juni 2026 rund 23 % seiner </w:t>
+      </w:r>
+      <w:r>
+        <w:rPr>
+          <w:rFonts w:ascii="Arial" w:hAnsi="Arial"/>
+          <w:b w:val="0"/>
+          <w:i/>
+          <w:sz w:val="19"/>
+        </w:rPr>
+        <w:t>People and Places</w:t>
+      </w:r>
+      <w:r>
+        <w:rPr>
+          <w:rFonts w:ascii="Arial" w:hAnsi="Arial"/>
+          <w:b w:val="0"/>
+          <w:i w:val="0"/>
+          <w:sz w:val="19"/>
+        </w:rPr>
+        <w:t xml:space="preserve">-Division (Personal, Recruiting, Facilities) gestrichen, nachdem der Konzern sein internes KI-Coding-Budget für das Gesamtjahr 2026 bereits Ende des ersten Quartals 2026 vollständig aufgebraucht hatte — die Konzernkommunikation hat die Restrukturierung ausdrücklich nicht mit KI begründet, sondern mit organisatorischer Komplexität, was die in § 9.1 dokumentierten Mess- und Attributionsprobleme erneut illustriert; </w:t>
+      </w:r>
+      <w:r>
+        <w:rPr>
+          <w:rFonts w:ascii="Arial" w:hAnsi="Arial"/>
+          <w:b w:val="0"/>
+          <w:i/>
+          <w:sz w:val="19"/>
+        </w:rPr>
+        <w:t>Meta</w:t>
+      </w:r>
+      <w:r>
+        <w:rPr>
+          <w:rFonts w:ascii="Arial" w:hAnsi="Arial"/>
+          <w:b w:val="0"/>
+          <w:i w:val="0"/>
+          <w:sz w:val="19"/>
+        </w:rPr>
+        <w:t xml:space="preserve"> hat im </w:t>
+      </w:r>
+      <w:r>
+        <w:rPr>
+          <w:rFonts w:ascii="Arial" w:hAnsi="Arial"/>
+          <w:b w:val="0"/>
+          <w:i/>
+          <w:sz w:val="19"/>
+        </w:rPr>
+        <w:t>Internal Memo</w:t>
+      </w:r>
+      <w:r>
+        <w:rPr>
+          <w:rFonts w:ascii="Arial" w:hAnsi="Arial"/>
+          <w:b w:val="0"/>
+          <w:i w:val="0"/>
+          <w:sz w:val="19"/>
+        </w:rPr>
+        <w:t xml:space="preserve"> vom 12. Juni 2026 die im Mai 2026 vollzogenen rund 8.000 KI-bedingten Streichungen und parallele Versetzungen von rund 7.000 Beschäftigten in KI-nahe Arbeitsstränge bestätigt — kumuliert berührt der KI-Übergang damit rund ein Fünftel der Meta-Belegschaft, Vorstandschef Mark Zuckerberg räumte im Memo Fehler beim Vollzug ein und kündigte weitere Korrekturen an. Eine konsolidierte Bestandsaufnahme der </w:t>
+      </w:r>
+      <w:r>
+        <w:rPr>
+          <w:rFonts w:ascii="Arial" w:hAnsi="Arial"/>
+          <w:b w:val="0"/>
+          <w:i/>
+          <w:sz w:val="19"/>
+        </w:rPr>
+        <w:t>SkillSyncer</w:t>
+      </w:r>
+      <w:r>
+        <w:rPr>
+          <w:rFonts w:ascii="Arial" w:hAnsi="Arial"/>
+          <w:b w:val="0"/>
+          <w:i w:val="0"/>
+          <w:sz w:val="19"/>
+        </w:rPr>
+        <w:t xml:space="preserve">-Methodik vom 14. Juni 2026 weist 149.935 Tech-Stellenstreichungen aus 363 Layoff-Ereignissen für das laufende Jahr aus (rund 974 Stellen pro Tag — rund 44 % schneller als im Vorjahreszeitraum); die branchen­übergreifende Zählung kommt auf 247 Layoff-Ereignisse mit 183.966 betroffenen Beschäftigten (rund 1.115 Stellen pro Tag), wobei 55 % der erfassten Ereignisse explizit KI, Automatisierung oder Maschinelles Lernen als Treiber benennen — bei 152.415 betroffenen Beschäftigten über 135 Unternehmen. </w:t>
+      </w:r>
+      <w:r>
+        <w:rPr>
+          <w:rFonts w:ascii="Arial" w:hAnsi="Arial"/>
+          <w:b w:val="0"/>
+          <w:i/>
+          <w:sz w:val="19"/>
+        </w:rPr>
+        <w:t>Challenger</w:t>
+      </w:r>
+      <w:r>
+        <w:rPr>
+          <w:rFonts w:ascii="Arial" w:hAnsi="Arial"/>
+          <w:b w:val="0"/>
+          <w:i w:val="0"/>
+          <w:sz w:val="19"/>
+        </w:rPr>
+        <w:t xml:space="preserve"> schätzt die kumuliert KI-attribuierten Streichungen für 2026 inzwischen auf rund 50.000 bzw. 17 % der gesamten 2026-Pläne (gegenüber 16 % zum April-Stand). Die Datenpunkte bestätigen die Asymmetrie zwischen Capex-Programmen der Hyperscaler (Aggregat-Schätzung weiter im Korridor von rund 700 Mrd. US-Dollar für 2026) und gleichzeitiger Personalreduktion in den finanzierenden Konzernen — ein Befund, der das in § 8.3 entwickelte Teilhabe-Argument zusätzlich strukturiert. Der parallele Lauf der Branchen-AI-Capex-Programme (Q1-2026-Investitionen der Hyperscaler von rund 130,65 Milliarden US-Dollar; Konsens-Schätzung Anfang April 2026 zwischen 660 und 700 Milliarden US-Dollar, nach den Q1-2026-Earnings-Calls vom 28.–30. April 2026 — von der </w:t>
       </w:r>
       <w:r>
         <w:rPr>
@@ -3069,6 +3213,155 @@
           <w:i w:val="0"/>
           <w:sz w:val="19"/>
         </w:rPr>
+        <w:t>Anthropic Economic Policy Framework (10. Juni 2026):</w:t>
+      </w:r>
+      <w:r>
+        <w:rPr>
+          <w:rFonts w:ascii="Arial" w:hAnsi="Arial"/>
+          <w:b w:val="0"/>
+          <w:i w:val="0"/>
+          <w:sz w:val="19"/>
+        </w:rPr>
+        <w:t xml:space="preserve"> Am 10. Juni 2026 veröffentlichte Anthropic parallel zum </w:t>
+      </w:r>
+      <w:r>
+        <w:rPr>
+          <w:rFonts w:ascii="Arial" w:hAnsi="Arial"/>
+          <w:b w:val="0"/>
+          <w:i/>
+          <w:sz w:val="19"/>
+        </w:rPr>
+        <w:t>Advanced AI Framework</w:t>
+      </w:r>
+      <w:r>
+        <w:rPr>
+          <w:rFonts w:ascii="Arial" w:hAnsi="Arial"/>
+          <w:b w:val="0"/>
+          <w:i w:val="0"/>
+          <w:sz w:val="19"/>
+        </w:rPr>
+        <w:t xml:space="preserve"> (technisch-regulatorische Säule) ein eigenständiges </w:t>
+      </w:r>
+      <w:r>
+        <w:rPr>
+          <w:rFonts w:ascii="Arial" w:hAnsi="Arial"/>
+          <w:b w:val="0"/>
+          <w:i/>
+          <w:sz w:val="19"/>
+        </w:rPr>
+        <w:t>Economic Policy Framework</w:t>
+      </w:r>
+      <w:r>
+        <w:rPr>
+          <w:rFonts w:ascii="Arial" w:hAnsi="Arial"/>
+          <w:b w:val="0"/>
+          <w:i w:val="0"/>
+          <w:sz w:val="19"/>
+        </w:rPr>
+        <w:t xml:space="preserve">, flankiert durch einen Essay von CEO Dario Amodei („Policy on the AI Exponential") und durch ein zweckgebundenes Förderpaket von 350 Millionen US-Dollar (davon 200 Millionen US-Dollar Forschungsbudget zur Erforschung der ökonomischen Folgen, 150 Millionen US-Dollar für Umschulungs- und Übergangsprogramme). Inhaltlich legt das Framework — der Konjunktivpflicht aus Claude.md § 4.2 entsprechend referiert — einen dreistufigen US-Politikplan vor, der an der nationalen Arbeitslosenquote kalibriert sein soll: </w:t>
+      </w:r>
+      <w:r>
+        <w:rPr>
+          <w:rFonts w:ascii="Arial" w:hAnsi="Arial"/>
+          <w:b/>
+          <w:i w:val="0"/>
+          <w:sz w:val="19"/>
+        </w:rPr>
+        <w:t>Tier 1</w:t>
+      </w:r>
+      <w:r>
+        <w:rPr>
+          <w:rFonts w:ascii="Arial" w:hAnsi="Arial"/>
+          <w:b w:val="0"/>
+          <w:i w:val="0"/>
+          <w:sz w:val="19"/>
+        </w:rPr>
+        <w:t xml:space="preserve"> bei rund 5 % Arbeitslosigkeit umfasse universelle </w:t>
+      </w:r>
+      <w:r>
+        <w:rPr>
+          <w:rFonts w:ascii="Arial" w:hAnsi="Arial"/>
+          <w:b w:val="0"/>
+          <w:i/>
+          <w:sz w:val="19"/>
+        </w:rPr>
+        <w:t>pre-distributive capital accounts</w:t>
+      </w:r>
+      <w:r>
+        <w:rPr>
+          <w:rFonts w:ascii="Arial" w:hAnsi="Arial"/>
+          <w:b w:val="0"/>
+          <w:i w:val="0"/>
+          <w:sz w:val="19"/>
+        </w:rPr>
+        <w:t xml:space="preserve"> mit der Option, die Einlage über Beteiligungen an KI-Unternehmen zu speisen (also nicht über Steuermittel allein, sondern über ex-ante umverteilte Eigentumsrechte am KI-Kapital); </w:t>
+      </w:r>
+      <w:r>
+        <w:rPr>
+          <w:rFonts w:ascii="Arial" w:hAnsi="Arial"/>
+          <w:b/>
+          <w:i w:val="0"/>
+          <w:sz w:val="19"/>
+        </w:rPr>
+        <w:t>Tier 2</w:t>
+      </w:r>
+      <w:r>
+        <w:rPr>
+          <w:rFonts w:ascii="Arial" w:hAnsi="Arial"/>
+          <w:b w:val="0"/>
+          <w:i w:val="0"/>
+          <w:sz w:val="19"/>
+        </w:rPr>
+        <w:t xml:space="preserve"> bei rund 10 % automatische Verlängerungen der Arbeitslosenversicherung sowie ein bedarfsorientiertes Grundsicherungspaket; </w:t>
+      </w:r>
+      <w:r>
+        <w:rPr>
+          <w:rFonts w:ascii="Arial" w:hAnsi="Arial"/>
+          <w:b/>
+          <w:i w:val="0"/>
+          <w:sz w:val="19"/>
+        </w:rPr>
+        <w:t>Tier 3</w:t>
+      </w:r>
+      <w:r>
+        <w:rPr>
+          <w:rFonts w:ascii="Arial" w:hAnsi="Arial"/>
+          <w:b w:val="0"/>
+          <w:i w:val="0"/>
+          <w:sz w:val="19"/>
+        </w:rPr>
+        <w:t xml:space="preserve"> bei darüber hinausgehender, „beispielloser" Arbeitslosigkeit ein gemeinsames Einkommensniveau (common income floor), Abgaben auf KI-Nutzung („levies on AI use") sowie als Optionen ein bedingungsloses Grundeinkommen (UBI) und ein AI-Staatsfonds (</w:t>
+      </w:r>
+      <w:r>
+        <w:rPr>
+          <w:rFonts w:ascii="Arial" w:hAnsi="Arial"/>
+          <w:b w:val="0"/>
+          <w:i/>
+          <w:sz w:val="19"/>
+        </w:rPr>
+        <w:t>AI sovereign wealth fund</w:t>
+      </w:r>
+      <w:r>
+        <w:rPr>
+          <w:rFonts w:ascii="Arial" w:hAnsi="Arial"/>
+          <w:b w:val="0"/>
+          <w:i w:val="0"/>
+          <w:sz w:val="19"/>
+        </w:rPr>
+        <w:t>). Für die Steuerdebatte bemerkenswert ist die Doppelstruktur: Während OpenAI in seinem Strategiepapier vom April 2026 Steuerverlagerung und Staatsfonds primär als allgemeine Reformlinie formuliert hatte, koppelt Anthropic seine fiskalischen Vorschläge ausdrücklich an einen Triggermechanismus — die Arbeitsmarktindikatoren — und ergänzt sie um eine pre-distributive Komponente (Eigentumsrechte vor Auszahlung). Das Framework reiht sich damit als zweiter prominenter KI-Anbieter-Vorschlag in die in § 4.5 referierte Linie ein, schließt aber zugleich an die in § 5.3 (BGE) und § 5.4 (Staatsfonds) diskutierten Verteilungsmodelle an. Kritisch ist anzumerken, dass das Framework ähnliche Agenda-Setting-Effekte erzeugt wie das OpenAI-Papier — die im Vorfeld in § 4.5 referierte „Policymercial"-Kritik gilt strukturell auch hier, weil Anthropic mit der dreistelligen Forschungsförderung die akademische Befassung in einen vom Absender präferierten Begriffsrahmen lenkt. Europäische Adressierung fehlt erneut; die deutsche Debatte um Wertschöpfungsabgabe und Bürgerversicherung (§ 5.1, § 5.2) wird nicht aufgegriffen. Für die Deutschland-These (Kapitel 8) ist relevant, dass mit Anthropic ein zweiter US-Anbieter explizit einen pre-distributiven Teilhabe-Mechanismus über Eigentumsrechte vorschlägt — eine Stoßrichtung, die strukturell näher am Teilhabefonds-Gedanken in § 8.3 liegt als an einer reinen Verbrauchsteuer-Logik.</w:t>
+      </w:r>
+    </w:p>
+    <w:p>
+      <w:pPr>
+        <w:jc w:val="both"/>
+      </w:pPr>
+      <w:r>
+        <w:rPr>
+          <w:rFonts w:ascii="Arial" w:hAnsi="Arial"/>
+          <w:b/>
+          <w:i w:val="0"/>
+          <w:sz w:val="19"/>
+        </w:rPr>
         <w:t>Andrew Yang (CNBC-Interview, März 2026):</w:t>
       </w:r>
       <w:r>
@@ -3718,7 +4011,43 @@
           <w:i w:val="0"/>
           <w:sz w:val="19"/>
         </w:rPr>
-        <w:t>Ein weiteres Modell, das zunehmend diskutiert wird, ist ein staatlicher Beteiligungsfonds, der mit einem Teil der Erträge automatisierter Produktion gespeist wird. Das OpenAI-Papier vom April 2026 enthält einen entsprechenden Vorschlag, angelehnt an das norwegische Staatsfondsmodell. Die Idee: Der Staat beteiligt sich über einen Fonds an den Produktivitätsgewinnen der KI-Ökonomie und kann aus den Erträgen universelle Leistungen (Gesundheitsversorgung, Altersvorsorge, Bildung) finanzieren.</w:t>
+        <w:t xml:space="preserve">Ein weiteres Modell, das zunehmend diskutiert wird, ist ein staatlicher Beteiligungsfonds, der mit einem Teil der Erträge automatisierter Produktion gespeist wird. Das OpenAI-Papier vom April 2026 enthält einen entsprechenden Vorschlag, angelehnt an das norwegische Staatsfondsmodell. Die Idee: Der Staat beteiligt sich über einen Fonds an den Produktivitätsgewinnen der KI-Ökonomie und kann aus den Erträgen universelle Leistungen (Gesundheitsversorgung, Altersvorsorge, Bildung) finanzieren. Das </w:t>
+      </w:r>
+      <w:r>
+        <w:rPr>
+          <w:rFonts w:ascii="Arial" w:hAnsi="Arial"/>
+          <w:b w:val="0"/>
+          <w:i/>
+          <w:sz w:val="19"/>
+        </w:rPr>
+        <w:t>Anthropic Economic Policy Framework</w:t>
+      </w:r>
+      <w:r>
+        <w:rPr>
+          <w:rFonts w:ascii="Arial" w:hAnsi="Arial"/>
+          <w:b w:val="0"/>
+          <w:i w:val="0"/>
+          <w:sz w:val="19"/>
+        </w:rPr>
+        <w:t xml:space="preserve"> vom 10. Juni 2026 (§ 4.5) reiht sich strukturell in diese Linie ein, koppelt sie aber mit einem Eskalationspfad: Pre-distributive Capital Accounts in der Frühstufe (Tier 1, optional über Beteiligungen an KI-Unternehmen finanziert) und ein expliziter </w:t>
+      </w:r>
+      <w:r>
+        <w:rPr>
+          <w:rFonts w:ascii="Arial" w:hAnsi="Arial"/>
+          <w:b w:val="0"/>
+          <w:i/>
+          <w:sz w:val="19"/>
+        </w:rPr>
+        <w:t>AI sovereign wealth fund</w:t>
+      </w:r>
+      <w:r>
+        <w:rPr>
+          <w:rFonts w:ascii="Arial" w:hAnsi="Arial"/>
+          <w:b w:val="0"/>
+          <w:i w:val="0"/>
+          <w:sz w:val="19"/>
+        </w:rPr>
+        <w:t xml:space="preserve"> in der schwersten Eskalationsstufe (Tier 3) — die Anknüpfung an Eigentumsrechte ex ante unterscheidet diesen Vorschlag von einer reinen Ertragsbesteuerung ex post und liegt strukturell näher am Teilhabefonds-Gedanken in § 8.3.</w:t>
       </w:r>
     </w:p>
     <w:p>
@@ -7946,6 +8275,70 @@
           <w:i w:val="0"/>
           <w:sz w:val="19"/>
         </w:rPr>
+        <w:t xml:space="preserve">Anthropic. (10. Juni 2026). </w:t>
+      </w:r>
+      <w:r>
+        <w:rPr>
+          <w:rFonts w:ascii="Arial" w:hAnsi="Arial"/>
+          <w:b w:val="0"/>
+          <w:i/>
+          <w:sz w:val="19"/>
+        </w:rPr>
+        <w:t>Anthropic's Economic Policy Framework — A US policy plan in three tiers, calibrated to the national unemployment rate, for responding to AI's impact on work.</w:t>
+      </w:r>
+      <w:r>
+        <w:rPr>
+          <w:rFonts w:ascii="Arial" w:hAnsi="Arial"/>
+          <w:b w:val="0"/>
+          <w:i w:val="0"/>
+          <w:sz w:val="19"/>
+        </w:rPr>
+        <w:t xml:space="preserve"> Begleitendes Förderpaket 350 Mio. USD (200 Mio. USD Forschung, 150 Mio. USD Umschulung); flankierender Essay Dario Amodei „Policy on the AI Exponential". https://www-cdn.anthropic.com/files/4zrzovbb/website/9ea607a5dd67c168093829b701f3a0a6d21156d5.pdf | https://www.anthropic.com/policy</w:t>
+      </w:r>
+    </w:p>
+    <w:p>
+      <w:pPr>
+        <w:jc w:val="both"/>
+      </w:pPr>
+      <w:r>
+        <w:rPr>
+          <w:rFonts w:ascii="Arial" w:hAnsi="Arial"/>
+          <w:b w:val="0"/>
+          <w:i w:val="0"/>
+          <w:sz w:val="19"/>
+        </w:rPr>
+        <w:t xml:space="preserve">Anthropic. (10. Juni 2026). </w:t>
+      </w:r>
+      <w:r>
+        <w:rPr>
+          <w:rFonts w:ascii="Arial" w:hAnsi="Arial"/>
+          <w:b w:val="0"/>
+          <w:i/>
+          <w:sz w:val="19"/>
+        </w:rPr>
+        <w:t>Advanced AI Framework — Technical and regulatory framework for the most powerful AI models.</w:t>
+      </w:r>
+      <w:r>
+        <w:rPr>
+          <w:rFonts w:ascii="Arial" w:hAnsi="Arial"/>
+          <w:b w:val="0"/>
+          <w:i w:val="0"/>
+          <w:sz w:val="19"/>
+        </w:rPr>
+        <w:t xml:space="preserve"> https://www.anthropic.com/policy</w:t>
+      </w:r>
+    </w:p>
+    <w:p>
+      <w:pPr>
+        <w:jc w:val="both"/>
+      </w:pPr>
+      <w:r>
+        <w:rPr>
+          <w:rFonts w:ascii="Arial" w:hAnsi="Arial"/>
+          <w:b w:val="0"/>
+          <w:i w:val="0"/>
+          <w:sz w:val="19"/>
+        </w:rPr>
         <w:t xml:space="preserve">Connecticut General Assembly. (April 2026). </w:t>
       </w:r>
       <w:r>
@@ -10507,6 +10900,198 @@
           <w:i w:val="0"/>
           <w:sz w:val="19"/>
         </w:rPr>
+        <w:t xml:space="preserve">Challenger, Gray &amp; Christmas. (Anfang Juni 2026). </w:t>
+      </w:r>
+      <w:r>
+        <w:rPr>
+          <w:rFonts w:ascii="Arial" w:hAnsi="Arial"/>
+          <w:b w:val="0"/>
+          <w:i/>
+          <w:sz w:val="19"/>
+        </w:rPr>
+        <w:t>Challenger Report May 2026: Job Cuts Rise 16 % from April; Highest May Total Since 2020.</w:t>
+      </w:r>
+      <w:r>
+        <w:rPr>
+          <w:rFonts w:ascii="Arial" w:hAnsi="Arial"/>
+          <w:b w:val="0"/>
+          <w:i w:val="0"/>
+          <w:sz w:val="19"/>
+        </w:rPr>
+        <w:t xml:space="preserve"> US-Streichungen Mai 2026 97.006 (+16 % gegenüber April); KI erstmals als am häufigsten genannte Streichungsursache (40 % aller Mai-Streichungen, gegenüber 7 % im Januar 2026); Tech 38.242 Mai-Streichungen (höchster Monatswert seit August 2024); Tech YTD 123.653 (+66 % gegenüber Vorjahresstand 74.716); KI-bezogene Streichungen YTD 87.714 — bereits über dem vollständigen Vorjahresvolumen 2025 (54.836). https://www.challengergray.com/wp-content/uploads/2026/06/Challenger-Report-May-2026.pdf | https://www.challengergray.com/blog/challenger-report-may-job-cuts-rise-16-from-april-highest-may-total-since-2020/ | https://techjacksolutions.com/ai-brief/ai-is-now-the-top-self-reported-layoff-driver-in-the-us-chal/</w:t>
+      </w:r>
+    </w:p>
+    <w:p>
+      <w:pPr>
+        <w:jc w:val="both"/>
+      </w:pPr>
+      <w:r>
+        <w:rPr>
+          <w:rFonts w:ascii="Arial" w:hAnsi="Arial"/>
+          <w:b w:val="0"/>
+          <w:i w:val="0"/>
+          <w:sz w:val="19"/>
+        </w:rPr>
+        <w:t xml:space="preserve">SkillSyncer / TechTimes / Yahoo Finance. (Stand 14. Juni 2026). </w:t>
+      </w:r>
+      <w:r>
+        <w:rPr>
+          <w:rFonts w:ascii="Arial" w:hAnsi="Arial"/>
+          <w:b w:val="0"/>
+          <w:i/>
+          <w:sz w:val="19"/>
+        </w:rPr>
+        <w:t>Tech Layoffs Tracker — 149.935 Tech-Stellenstreichungen aus 363 Layoff-Ereignissen (rund 974 pro Tag, +44 % schneller als 2025); branchen­übergreifende Zählung 247 Ereignisse / 183.966 betroffene Beschäftigte (rund 1.115 pro Tag); 55 % der Ereignisse benennen KI / Automatisierung / Maschinelles Lernen als Treiber (152.415 Beschäftigte über 135 Unternehmen).</w:t>
+      </w:r>
+      <w:r>
+        <w:rPr>
+          <w:rFonts w:ascii="Arial" w:hAnsi="Arial"/>
+          <w:b w:val="0"/>
+          <w:i w:val="0"/>
+          <w:sz w:val="19"/>
+        </w:rPr>
+        <w:t xml:space="preserve"> https://skillsyncer.com/layoffs-tracker | https://www.techtimes.com/articles/317848/20260605/tech-layoffs-2026-hit-149935-uber-cuts-hr-days-after-ai-drained-its-coding-budget.htm | https://finance.yahoo.com/sectors/technology/articles/2026-tech-layoffs-near-150-110000224.html</w:t>
+      </w:r>
+    </w:p>
+    <w:p>
+      <w:pPr>
+        <w:jc w:val="both"/>
+      </w:pPr>
+      <w:r>
+        <w:rPr>
+          <w:rFonts w:ascii="Arial" w:hAnsi="Arial"/>
+          <w:b w:val="0"/>
+          <w:i w:val="0"/>
+          <w:sz w:val="19"/>
+        </w:rPr>
+        <w:t xml:space="preserve">The Next Web / American Bazaar / HR Digest / Metaintro. (12. Mai 2026). </w:t>
+      </w:r>
+      <w:r>
+        <w:rPr>
+          <w:rFonts w:ascii="Arial" w:hAnsi="Arial"/>
+          <w:b w:val="0"/>
+          <w:i/>
+          <w:sz w:val="19"/>
+        </w:rPr>
+        <w:t>GitLab cuts 7 % of staff in „agentic era" restructuring / GitLab announces layoffs amid major AI overhaul.</w:t>
+      </w:r>
+      <w:r>
+        <w:rPr>
+          <w:rFonts w:ascii="Arial" w:hAnsi="Arial"/>
+          <w:b w:val="0"/>
+          <w:i w:val="0"/>
+          <w:sz w:val="19"/>
+        </w:rPr>
+        <w:t xml:space="preserve"> Rund 350 Stellen aus 2.580 Beschäftigten zum Januar 2026; Reduktion des Länder-Footprints um rund 30 % von rund 60 auf rund 40 Länder; flachere Hierarchie mit Wegfall von bis zu drei Managementebenen; Restrukturierungs­aufwand 30–35 Mio. USD; CEO Bill Staples: „Software will be built by machines, directed by people". https://thenextweb.com/news/gitlab-cuts-7-of-workforce-and-flattens-management-in-sweeping-agentic-era-restructuring | https://americanbazaaronline.com/2026/05/12/gitlab-announces-layoffs-amid-major-ai-overhaul-480613/ | https://www.thehrdigest.com/agentic-ai-ambitions-strike-again-as-gitlab-announces-layoffs-for-2026/ | https://www.metaintro.com/blog/gitlab-layoffs-may-2026</w:t>
+      </w:r>
+    </w:p>
+    <w:p>
+      <w:pPr>
+        <w:jc w:val="both"/>
+      </w:pPr>
+      <w:r>
+        <w:rPr>
+          <w:rFonts w:ascii="Arial" w:hAnsi="Arial"/>
+          <w:b w:val="0"/>
+          <w:i w:val="0"/>
+          <w:sz w:val="19"/>
+        </w:rPr>
+        <w:t xml:space="preserve">Tech Times / IBTimes / HR Executive. (3. Juni 2026). </w:t>
+      </w:r>
+      <w:r>
+        <w:rPr>
+          <w:rFonts w:ascii="Arial" w:hAnsi="Arial"/>
+          <w:b w:val="0"/>
+          <w:i/>
+          <w:sz w:val="19"/>
+        </w:rPr>
+        <w:t>Uber cuts 23 % of People and Places division days after AI drained its coding budget.</w:t>
+      </w:r>
+      <w:r>
+        <w:rPr>
+          <w:rFonts w:ascii="Arial" w:hAnsi="Arial"/>
+          <w:b w:val="0"/>
+          <w:i w:val="0"/>
+          <w:sz w:val="19"/>
+        </w:rPr>
+        <w:t xml:space="preserve"> Rund ein Viertel der HR-/Recruiting-/Facilities-Division gestrichen; weniger als 1 % der 34.000 Konzern­beschäftigten betroffen; Konzern­kommunikation begründet die Restrukturierung nicht mit KI, sondern mit Komplexität und Überlappung — Hintergrund ist nach CTO-Aussage vom April 2026 die vollständige Aufzehrung des KI-Coding-Budgets für 2026 bis Ende Q1 2026. https://www.techtimes.com/articles/317848/20260605/tech-layoffs-2026-hit-149935-uber-cuts-hr-days-after-ai-drained-its-coding-budget.htm | https://www.ibtimes.co.uk/uber-ai-budget-job-cuts-1801340 | https://hrexecutive.com/why-uber-is-cutting-nearly-1-4-of-its-hr-team/</w:t>
+      </w:r>
+    </w:p>
+    <w:p>
+      <w:pPr>
+        <w:jc w:val="both"/>
+      </w:pPr>
+      <w:r>
+        <w:rPr>
+          <w:rFonts w:ascii="Arial" w:hAnsi="Arial"/>
+          <w:b w:val="0"/>
+          <w:i w:val="0"/>
+          <w:sz w:val="19"/>
+        </w:rPr>
+        <w:t xml:space="preserve">CNBC / DQ India. (12. Juni 2026). </w:t>
+      </w:r>
+      <w:r>
+        <w:rPr>
+          <w:rFonts w:ascii="Arial" w:hAnsi="Arial"/>
+          <w:b w:val="0"/>
+          <w:i/>
+          <w:sz w:val="19"/>
+        </w:rPr>
+        <w:t>Meta layoffs starting this week stress harsh AI reality inside Zuckerberg's company / Meta layoffs 2026 expose the workforce strain behind Big Tech's AI race.</w:t>
+      </w:r>
+      <w:r>
+        <w:rPr>
+          <w:rFonts w:ascii="Arial" w:hAnsi="Arial"/>
+          <w:b w:val="0"/>
+          <w:i w:val="0"/>
+          <w:sz w:val="19"/>
+        </w:rPr>
+        <w:t xml:space="preserve"> Internal Memo von Mark Zuckerberg bestätigt rund 8.000 KI-bedingte Streichungen im Mai 2026 und Versetzung von rund 7.000 weiteren Beschäftigten in KI-nahe Arbeitsstränge (zusammen rund ein Fünftel der Belegschaft); CEO räumt Fehler beim Vollzug ein und kündigt weitere Korrekturen an. https://www.cnbc.com/2026/05/18/metas-layoffs-starting-this-week-underscore-zuckerbergs-ai-reality-.html | https://www.dqindia.com/news/meta-layoffs-2026-ai-restructuring-zuckerberg-mistakes-12038953</w:t>
+      </w:r>
+    </w:p>
+    <w:p>
+      <w:pPr>
+        <w:jc w:val="both"/>
+      </w:pPr>
+      <w:r>
+        <w:rPr>
+          <w:rFonts w:ascii="Arial" w:hAnsi="Arial"/>
+          <w:b w:val="0"/>
+          <w:i w:val="0"/>
+          <w:sz w:val="19"/>
+        </w:rPr>
+        <w:t xml:space="preserve">Washington Times / Business Standard / Business Journal / Gizmodo. (10./11. Juni 2026). </w:t>
+      </w:r>
+      <w:r>
+        <w:rPr>
+          <w:rFonts w:ascii="Arial" w:hAnsi="Arial"/>
+          <w:b w:val="0"/>
+          <w:i/>
+          <w:sz w:val="19"/>
+        </w:rPr>
+        <w:t>Anthropic pledges $200 million to research AI's economic impact as CEO suggests job loss solutions / What Happens If AI Causes 25 % Unemployment? Anthropic Has a Concept of a Plan.</w:t>
+      </w:r>
+      <w:r>
+        <w:rPr>
+          <w:rFonts w:ascii="Arial" w:hAnsi="Arial"/>
+          <w:b w:val="0"/>
+          <w:i w:val="0"/>
+          <w:sz w:val="19"/>
+        </w:rPr>
+        <w:t xml:space="preserve"> Begleitberichterstattung zu Anthropic Economic Policy Framework und Advanced AI Framework; Dario Amodei legt parallel den Essay „Policy on the AI Exponential" vor. https://www.washingtontimes.com/news/2026/jun/10/ceo-suggests-job-loss-solutions-anthropic-pledges-200-million/ | https://www.business-standard.com/technology/tech-news/anthropic-pledges-200-million-to-study-ai-s-economic-impact-job-losses-126061100070_1.html | https://gizmodo.com/what-happens-if-ai-causes-25-unemployment-anthropic-has-a-concept-of-a-plan-2000770289</w:t>
+      </w:r>
+    </w:p>
+    <w:p>
+      <w:pPr>
+        <w:jc w:val="both"/>
+      </w:pPr>
+      <w:r>
+        <w:rPr>
+          <w:rFonts w:ascii="Arial" w:hAnsi="Arial"/>
+          <w:b w:val="0"/>
+          <w:i w:val="0"/>
+          <w:sz w:val="19"/>
+        </w:rPr>
         <w:t xml:space="preserve">Bloomberg Editorial Board. (29. April 2026). </w:t>
       </w:r>
       <w:r>
@@ -10566,7 +11151,7 @@
           <w:i w:val="0"/>
           <w:sz w:val="19"/>
         </w:rPr>
-        <w:t xml:space="preserve"> Dieses Arbeitspapier gibt den Stand Anfang Mai 2026 (Schnitt am 8. Mai 2026 — Lauf 001 vom 8. Mai 2026) wieder. Die Debatte entwickelt sich dynamisch, insbesondere im Zuge der OpenAI-Strategiepapiere und der Eröffnung des OpenAI Workshop in Washington, D.C. im Mai 2026, des Erstdurchgangs des GKV-Beitragssatzstabilisierungsgesetzes in der 1065. Bundesratssitzung am 8. Mai 2026 mit 79 Tagesordnungspunkten (Kabinettsbeschluss 29. April 2026, parlamentarische Behandlung vor der Sommerpause 2026 angekündigt), der laufenden Trilog-Verhandlungen zum Digital Omnibus on AI (zweite Runde 28. April 2026 ohne Einigung; nächste Runde 13. Mai 2026 — Knackpunkt ist nicht die Verschiebung der Hochrisiko-Pflichten, sondern die Konformitätsbewertungs-Architektur für Anhang I; die zypriotische Ratspräsidentschaft strebt einen Abschluss vor Ablauf ihrer Amtszeit am 30. Juni 2026 an, andernfalls übernimmt die irische Präsidentschaft), der am 5. Mai 2026 erfolgten Arraignment-Verhandlung im Altman-Verfahren mit „nicht schuldig"-Plädoyer und angeordneter psychiatrischer Begutachtung, des am 7. Mai 2026 versandten individuellen Microsoft-Buyout-Angebots (Annahmefrist 8. Juni 2026, VRSAR-Unterzeichnung 9.–22. Juni 2026, bis zu fünfjährige Krankenversicherungs-Verlängerung), des am 1. Mai 2026 vom Connecticut-Repräsentantenhaus mit 131 zu 17 Stimmen verabschiedeten </w:t>
+        <w:t xml:space="preserve"> Dieses Arbeitspapier gibt den Stand Mitte Juni 2026 (Schnitt am 16. Juni 2026 — Lauf 001 vom 16. Juni 2026) wieder. Wesentliche Neuerungen seit Version 22.0 (8. Mai 2026): das am 10. Juni 2026 publizierte </w:t>
       </w:r>
       <w:r>
         <w:rPr>
@@ -10575,16 +11160,16 @@
           <w:i/>
           <w:sz w:val="19"/>
         </w:rPr>
-        <w:t>SB 5 — Connecticut Artificial Intelligence Responsibility and Transparency Act</w:t>
-      </w:r>
-      <w:r>
-        <w:rPr>
-          <w:rFonts w:ascii="Arial" w:hAnsi="Arial"/>
-          <w:b w:val="0"/>
-          <w:i w:val="0"/>
-          <w:sz w:val="19"/>
-        </w:rPr>
-        <w:t xml:space="preserve"> mit angekündigter Unterzeichnung durch Gouverneur Lamont und gestaffelten Geltungsdaten ab 1. Oktober 2026 (Automated-Employment-Decision-Rahmen, „AI is not a defense", Frontier-Whistleblower und WARN-AI-Disclosure) und 1. Oktober 2027 (Deployer-Vorab-Information), der bis zum 6. Mai 2026 laufenden regulären Sitzungsperiode der Connecticut General Assembly (Schicksal von Raised Bill 515), der parallelen exekutiven Maine-Maßnahmen (Executive Order Nr. 5 zum Data Center Advisory Council vom 29. April 2026, LD 713 zum Subventionsausschluss vom 24. April 2026), des im Februar 2026 vorgelegten Hamilton-Project-Papiers von Acemoglu, Autor und Johnson zu </w:t>
+        <w:t>Anthropic Economic Policy Framework</w:t>
+      </w:r>
+      <w:r>
+        <w:rPr>
+          <w:rFonts w:ascii="Arial" w:hAnsi="Arial"/>
+          <w:b w:val="0"/>
+          <w:i w:val="0"/>
+          <w:sz w:val="19"/>
+        </w:rPr>
+        <w:t xml:space="preserve"> mit dreistufigem US-Politikplan (Tier 1 universelle pre-distributive Capital Accounts mit Option der Eigenkapital-Speisung über KI-Unternehmen; Tier 2 automatische Verlängerung der Arbeitslosenversicherung und Grundsicherung; Tier 3 gemeinsamer Income Floor, Abgaben auf KI-Nutzung, UBI-Option, AI Sovereign Wealth Fund), 350 Mio. USD Förderpaket (200 Mio. USD Forschung, 150 Mio. USD Umschulung), flankierender Essay Dario Amodei „Policy on the AI Exponential"; der </w:t>
       </w:r>
       <w:r>
         <w:rPr>
@@ -10593,16 +11178,16 @@
           <w:i/>
           <w:sz w:val="19"/>
         </w:rPr>
-        <w:t>„Building Pro-Worker Artificial Intelligence"</w:t>
-      </w:r>
-      <w:r>
-        <w:rPr>
-          <w:rFonts w:ascii="Arial" w:hAnsi="Arial"/>
-          <w:b w:val="0"/>
-          <w:i w:val="0"/>
-          <w:sz w:val="19"/>
-        </w:rPr>
-        <w:t xml:space="preserve">, des am 5. März 2026 publizierten Anthropic-Papiers von Massenkoff &amp; McCrory zu </w:t>
+        <w:t>Mai-2026-Job-Cuts-Report</w:t>
+      </w:r>
+      <w:r>
+        <w:rPr>
+          <w:rFonts w:ascii="Arial" w:hAnsi="Arial"/>
+          <w:b w:val="0"/>
+          <w:i w:val="0"/>
+          <w:sz w:val="19"/>
+        </w:rPr>
+        <w:t xml:space="preserve"> von </w:t>
       </w:r>
       <w:r>
         <w:rPr>
@@ -10611,16 +11196,16 @@
           <w:i/>
           <w:sz w:val="19"/>
         </w:rPr>
-        <w:t>„Labor market impacts of AI"</w:t>
-      </w:r>
-      <w:r>
-        <w:rPr>
-          <w:rFonts w:ascii="Arial" w:hAnsi="Arial"/>
-          <w:b w:val="0"/>
-          <w:i w:val="0"/>
-          <w:sz w:val="19"/>
-        </w:rPr>
-        <w:t xml:space="preserve"> (Computer-Programmierer 74,5 % beobachtete Exposition; keine systematische Arbeitslosigkeitserhöhung, tentative Hire-Verlangsamung 22–25-Jährige), des am 22. April 2026 gestarteten </w:t>
+        <w:t>Challenger, Gray &amp; Christmas</w:t>
+      </w:r>
+      <w:r>
+        <w:rPr>
+          <w:rFonts w:ascii="Arial" w:hAnsi="Arial"/>
+          <w:b w:val="0"/>
+          <w:i w:val="0"/>
+          <w:sz w:val="19"/>
+        </w:rPr>
+        <w:t xml:space="preserve"> (97.006 US-Streichungen, +16 % gegenüber April, höchster Mai-Wert seit dem Pandemie-Mai 2020; KI 40 % aller Mai-Streichungen — gegenüber 7 % im Januar 2026 — und damit erstmals häufiger als „Markt- oder Konjunkturbedingungen" als Streichungsgrund genannt, zum dritten Mal in Folge führender Einzelgrund; Tech 38.242 Mai-Streichungen, höchster Monatswert seit August 2024; Tech YTD 123.653 mit +66 % gegenüber Vorjahresstand; KI YTD 87.714 — bereits über dem vollständigen Vorjahresvolumen 2025 von 54.836); die Tracker-Aktualisierung zum 14. Juni 2026 (SkillSyncer 149.935 Tech-Stellenstreichungen aus 363 Layoff-Ereignissen, +44 % schneller als 2025; branchen­übergreifend 247 Ereignisse mit 183.966 Beschäftigten und rund 1.115 Stellen pro Tag; 55 % der Ereignisse benennen KI als Treiber); das </w:t>
       </w:r>
       <w:r>
         <w:rPr>
@@ -10629,16 +11214,16 @@
           <w:i/>
           <w:sz w:val="19"/>
         </w:rPr>
-        <w:t>Anthropic Economic Index Survey</w:t>
-      </w:r>
-      <w:r>
-        <w:rPr>
-          <w:rFonts w:ascii="Arial" w:hAnsi="Arial"/>
-          <w:b w:val="0"/>
-          <w:i w:val="0"/>
-          <w:sz w:val="19"/>
-        </w:rPr>
-        <w:t xml:space="preserve"> als monatliche qualitative Ergänzung zur nutzungsdatenbasierten Index-Reihe sowie des am 23. April 2026 nachgereichten ökonomischen Folgebands zur 81k-Befragung („Economic concerns and gains from AI use"; rund 20 % Verdrängungssorgen, 1,3 Pp. Sorgenanstieg je 10 Pp. mehr KI-Exposition, </w:t>
+        <w:t>GitLab</w:t>
+      </w:r>
+      <w:r>
+        <w:rPr>
+          <w:rFonts w:ascii="Arial" w:hAnsi="Arial"/>
+          <w:b w:val="0"/>
+          <w:i w:val="0"/>
+          <w:sz w:val="19"/>
+        </w:rPr>
+        <w:t xml:space="preserve">-„agentic era"-Restrukturierungsprogramm vom 12. Mai 2026 (rund 350 Stellen / 7 % der Belegschaft; Reduktion des Länder-Footprints von rund 60 auf rund 40; Restrukturierungs­aufwand 30–35 Mio. USD; CEO Bill Staples: „Software will be built by machines, directed by people"); die </w:t>
       </w:r>
       <w:r>
         <w:rPr>
@@ -10647,16 +11232,16 @@
           <w:i/>
           <w:sz w:val="19"/>
         </w:rPr>
-        <w:t>Produktivitäts-Angst-Paradoxie</w:t>
-      </w:r>
-      <w:r>
-        <w:rPr>
-          <w:rFonts w:ascii="Arial" w:hAnsi="Arial"/>
-          <w:b w:val="0"/>
-          <w:i w:val="0"/>
-          <w:sz w:val="19"/>
-        </w:rPr>
-        <w:t xml:space="preserve">), des am 24. März 2026 erschienenen </w:t>
+        <w:t>Uber</w:t>
+      </w:r>
+      <w:r>
+        <w:rPr>
+          <w:rFonts w:ascii="Arial" w:hAnsi="Arial"/>
+          <w:b w:val="0"/>
+          <w:i w:val="0"/>
+          <w:sz w:val="19"/>
+        </w:rPr>
+        <w:t xml:space="preserve">-Streichungen vom 3. Juni 2026 (rund 23 % der People-and-Places-Division; Konzern­kommunikation ohne KI-Begründung trotz vorzeitig aufgezehrtem KI-Coding-Budget — illustriert die in § 9.1 dokumentierten Attributionsprobleme); das </w:t>
       </w:r>
       <w:r>
         <w:rPr>
@@ -10665,124 +11250,16 @@
           <w:i/>
           <w:sz w:val="19"/>
         </w:rPr>
-        <w:t>Anthropic-Economic-Index</w:t>
-      </w:r>
-      <w:r>
-        <w:rPr>
-          <w:rFonts w:ascii="Arial" w:hAnsi="Arial"/>
-          <w:b w:val="0"/>
-          <w:i w:val="0"/>
-          <w:sz w:val="19"/>
-        </w:rPr>
-        <w:t xml:space="preserve">-Folgeberichts </w:t>
-      </w:r>
-      <w:r>
-        <w:rPr>
-          <w:rFonts w:ascii="Arial" w:hAnsi="Arial"/>
-          <w:b w:val="0"/>
-          <w:i/>
-          <w:sz w:val="19"/>
-        </w:rPr>
-        <w:t>„Learning curves"</w:t>
-      </w:r>
-      <w:r>
-        <w:rPr>
-          <w:rFonts w:ascii="Arial" w:hAnsi="Arial"/>
-          <w:b w:val="0"/>
-          <w:i w:val="0"/>
-          <w:sz w:val="19"/>
-        </w:rPr>
-        <w:t xml:space="preserve"> (rund 49 % der Berufe mit ≥ 25 % Claude-Tasks; geografische Konzentration der Top-5-US-Bundesstaaten von 30 auf 24 % gesunken), des im Sejm anhängigen Abgeordnetenentwurfs zur Anhebung der polnischen </w:t>
-      </w:r>
-      <w:r>
-        <w:rPr>
-          <w:rFonts w:ascii="Arial" w:hAnsi="Arial"/>
-          <w:b w:val="0"/>
-          <w:i/>
-          <w:sz w:val="19"/>
-        </w:rPr>
-        <w:t>ulga na robotyzację</w:t>
-      </w:r>
-      <w:r>
-        <w:rPr>
-          <w:rFonts w:ascii="Arial" w:hAnsi="Arial"/>
-          <w:b w:val="0"/>
-          <w:i w:val="0"/>
-          <w:sz w:val="19"/>
-        </w:rPr>
-        <w:t xml:space="preserve"> auf 100 % bei zugleich ablehnender Position des Finanzministeriums, der revidierten IAB-Frühjahrsprognose vom 24. März 2026 (Erwerbstätigkeit −90.000, BIP +0,8 % bei 0,2 bis 0,3 Pp. Iran-Krieg-Dämpfung), der aktualisierten Tech-Layoff-Trackerstände zum 6./7./8. Mai 2026 (TrueUp 119.721 Personen aus 265 Layoff-Meldungen am 6. Mai, 121.111 Personen aus 273 Meldungen am 7. Mai bzw. 127.411 Personen aus 283 Meldungen am 8. Mai 2026 — rund 1.003 Personen pro Tag; SkillSyncer 113.863 Personen aus 179 Ereignissen) sowie der am 5./6. Mai 2026 angekündigten KI-getriebenen Stellenstreichungen bei Coinbase (700 Stellen, 14 %), PayPal (rund 4.760 Stellen, 20 % über 2–3 Jahre), Freshworks (rund 500 Stellen, 11 %) und Cognizant (12.000–15.000 Stellen unter „Project Leap") sowie der am 7. Mai 2026 von Cloudflare angekündigten Streichung von rund 1.100 Stellen (20 % der globalen Belegschaft) zum Übergang zu einem „agentic AI-first operating model" (Restrukturierungsaufwand 140–150 Mio. USD, AI-Einsatz im Konzern +600 % im Quartal, Aktienkurs −18 %), des am 1. Mai 2026 von </w:t>
-      </w:r>
-      <w:r>
-        <w:rPr>
-          <w:rFonts w:ascii="Arial" w:hAnsi="Arial"/>
-          <w:b w:val="0"/>
-          <w:i/>
-          <w:sz w:val="19"/>
-        </w:rPr>
-        <w:t>Challenger, Gray &amp; Christmas</w:t>
-      </w:r>
-      <w:r>
-        <w:rPr>
-          <w:rFonts w:ascii="Arial" w:hAnsi="Arial"/>
-          <w:b w:val="0"/>
-          <w:i w:val="0"/>
-          <w:sz w:val="19"/>
-        </w:rPr>
-        <w:t xml:space="preserve"> veröffentlichten </w:t>
-      </w:r>
-      <w:r>
-        <w:rPr>
-          <w:rFonts w:ascii="Arial" w:hAnsi="Arial"/>
-          <w:b w:val="0"/>
-          <w:i/>
-          <w:sz w:val="19"/>
-        </w:rPr>
-        <w:t>April-2026-Job-Cuts-Reports</w:t>
-      </w:r>
-      <w:r>
-        <w:rPr>
-          <w:rFonts w:ascii="Arial" w:hAnsi="Arial"/>
-          <w:b w:val="0"/>
-          <w:i w:val="0"/>
-          <w:sz w:val="19"/>
-        </w:rPr>
-        <w:t xml:space="preserve"> (KI-bezogene Streichungen 21.490 im April — 26 % aller April-Streichungen, zweitens in Folge führender Einzelgrund; Tech YTD 85.411 mit +33 % gegenüber Vorjahr; KI-bezogen YTD 49.135 — Anteil an allen 2026-Streichungs­plänen 16 %, gestiegen von 13 % zum März-Stand; gesamtwirtschaftlich −50 % gegenüber Vorjahresvergleich), des am 7. Mai 2026 publizierten Microsoft-VRSAR-Programmstatus (rund 8.500 angebotsberechtigte Beschäftigte, </w:t>
-      </w:r>
-      <w:r>
-        <w:rPr>
-          <w:rFonts w:ascii="Arial" w:hAnsi="Arial"/>
-          <w:b w:val="0"/>
-          <w:i/>
-          <w:sz w:val="19"/>
-        </w:rPr>
-        <w:t>Separation Date</w:t>
-      </w:r>
-      <w:r>
-        <w:rPr>
-          <w:rFonts w:ascii="Arial" w:hAnsi="Arial"/>
-          <w:b w:val="0"/>
-          <w:i w:val="0"/>
-          <w:sz w:val="19"/>
-        </w:rPr>
-        <w:t xml:space="preserve"> 2. Juli 2026) und des Yale-Budget-Lab-Befundes vom April/6. Mai 2026 (kein aggregierter KI-Disruptionseffekt im US-Arbeitsmarkt; fiskalische Modellrechnung 39 Bio. USD Schulden vs. 5.500–42.400 USD Übergangshilfe pro Verdrängtem), des Big-Tech-AI-Capex-Programms 2026 mit einem Q1-Volumen von rund 130,65 Milliarden US-Dollar und einer nach den Q1-2026-Earnings-Calls (28.–30. April 2026) auf rund 725 Milliarden US-Dollar (+77 % gegenüber 410 Mrd. USD in 2025; Microsoft 190, Alphabet 190, Amazon 200, Meta 125–145 Mrd. USD; rund 25 Mrd. USD Microsoft-Aufschlag durch DRAM-Verteuerung von rund 95 % q/q im Q1 erklärt) nach oben revidierten Aggregat-Schätzung für das Gesamtjahr (zuvor 660–700 Mrd. USD Anfang April 2026) sowie des am 29. April 2026 veröffentlichten </w:t>
-      </w:r>
-      <w:r>
-        <w:rPr>
-          <w:rFonts w:ascii="Arial" w:hAnsi="Arial"/>
-          <w:b w:val="0"/>
-          <w:i/>
-          <w:sz w:val="19"/>
-        </w:rPr>
-        <w:t>Bloomberg-Editorials</w:t>
-      </w:r>
-      <w:r>
-        <w:rPr>
-          <w:rFonts w:ascii="Arial" w:hAnsi="Arial"/>
-          <w:b w:val="0"/>
-          <w:i w:val="0"/>
-          <w:sz w:val="19"/>
-        </w:rPr>
-        <w:t xml:space="preserve"> gegen eine KI-Steuer (syndiziert in Advisor Perspectives, RealClearPolitics, West Hawaii Today und Las Vegas Sun zwischen dem 2. und 6. Mai 2026), das Innovationsbremse, Wettbewerbsnachteil und Unmöglichkeit der Abgrenzung Verdrängung/Augmentation als Hauptargumente gegen die Sanders/OpenAI-Linie führt und stattdessen Lockerung berufsrechtlicher Lizenzschranken, Reform der Arbeitslosenversicherung, Umschulungs-Steueranreize sowie eine Ausweitung der Earned Income Tax Credit empfiehlt. Eine regelmäßige Aktualisierung ist vorgesehen.</w:t>
+        <w:t>Meta</w:t>
+      </w:r>
+      <w:r>
+        <w:rPr>
+          <w:rFonts w:ascii="Arial" w:hAnsi="Arial"/>
+          <w:b w:val="0"/>
+          <w:i w:val="0"/>
+          <w:sz w:val="19"/>
+        </w:rPr>
+        <w:t>-Internal-Memo vom 12. Juni 2026 (rund 8.000 KI-bedingte Streichungen im Mai 2026 plus rund 7.000 Versetzungen in KI-Stränge, zusammen rund ein Fünftel der Belegschaft; Zuckerberg räumt Vollzugsfehler ein). Aus der vorherigen Version 22.0 fortgeschrieben bleiben relevant: die Cloudflare-Streichungen vom 7. Mai 2026 (1.100 Stellen / 20 %, agentic AI-first), der Microsoft-VRSAR-Programmstatus, die EU-Digital-Omnibus-Trilog-Verhandlungen (politische Einigung am 7. Mai 2026), der Erstdurchgang des GKV-Beitragssatzstabilisierungsgesetzes im Bundesrat am 8. Mai 2026, das OpenAI-Strategiepapier vom April 2026, das Bloomberg-Editorial vom 29. April 2026 sowie die Anthropic-Economic-Index-Reihe von Massenkoff/McCrory. Eine regelmäßige Aktualisierung ist vorgesehen.</w:t>
       </w:r>
     </w:p>
     <w:p>
@@ -10862,7 +11339,7 @@
         <w:color w:val="999999"/>
         <w:sz w:val="15"/>
       </w:rPr>
-      <w:t>Version 22.0 — Mai 2026 — CC BY 4.0</w:t>
+      <w:t>Version 23.0 — Mai 2026 — CC BY 4.0</w:t>
       <w:tab/>
       <w:t xml:space="preserve">Seite </w:t>
     </w:r>

--- a/KI-Ökonomie.docx
+++ b/KI-Ökonomie.docx
@@ -112,7 +112,7 @@
           <w:color w:val="666666"/>
           <w:sz w:val="18"/>
         </w:rPr>
-        <w:t>Version 22.0</w:t>
+        <w:t>Version 23.0</w:t>
       </w:r>
     </w:p>
     <w:p>
@@ -486,6 +486,128 @@
           <w:i w:val="0"/>
           <w:sz w:val="19"/>
         </w:rPr>
+        <w:t xml:space="preserve">Eine vom </w:t>
+      </w:r>
+      <w:r>
+        <w:rPr>
+          <w:rFonts w:ascii="Arial" w:hAnsi="Arial"/>
+          <w:b w:val="0"/>
+          <w:i/>
+          <w:sz w:val="19"/>
+        </w:rPr>
+        <w:t>Challenger, Gray &amp; Christmas</w:t>
+      </w:r>
+      <w:r>
+        <w:rPr>
+          <w:rFonts w:ascii="Arial" w:hAnsi="Arial"/>
+          <w:b w:val="0"/>
+          <w:i w:val="0"/>
+          <w:sz w:val="19"/>
+        </w:rPr>
+        <w:t>-Bericht vom 5. Juni 2026 vorgelegte Aggregat-Bestätigung verschärft die Linie weiter: Im Mai 2026 wurden in den USA 97.006 Stellenstreichungen angekündigt — +16 % gegenüber April 2026 und der höchste Mai-Wert seit dem Pandemie-Mai 2020 (397.016) —, davon 38.579 explizit mit KI als Begründung, was einem Anteil von rund 40 % an allen Mai-Streichungen entspricht; damit ist KI nach Challenger-Methodik erstmals seit Beginn der Reihe der am häufigsten genannte Einzelgrund (im April 2026 lag der Anteil noch bei 26 %). Kumuliert über Januar bis Mai 2026 übersteigt die KI-bezogene Streichungssumme von 87.714 bereits den gesamtjährigen Vergleichswert für 2025 (54.836). Der Technologiesektor verzeichnete im Mai 2026 mit 38.242 Streichungen den höchsten Monatswert seit August 2024; auf das laufende Jahr summieren sich die Tech-Streichungen auf 123.653 (+66 % gegenüber dem Vorjahresvergleichszeitraum), gleichzeitig liegt die gesamtwirtschaftliche Gesamtsumme 2026 weiterhin rund 43 % unter dem Vorjahresvergleich, weil 2025 die Bundesverwaltungs-Streichungen das Niveau ungewöhnlich hochgetrieben hatten. Bloomberg ordnete am 4. Juni 2026 die Tech-Mai-Zahl als „most job cuts in nearly two years" ein und führte sie auf die parallel laufenden KI-Investitionsausgaben zurück. Eine erste deutsche Innenperspektive zur Adoptionsdynamik liefert der IAB-Kurzbericht 8/2026 von Martin Friedrich und Christian Kagerl (</w:t>
+      </w:r>
+      <w:r>
+        <w:rPr>
+          <w:rFonts w:ascii="Arial" w:hAnsi="Arial"/>
+          <w:b w:val="0"/>
+          <w:i/>
+          <w:sz w:val="19"/>
+        </w:rPr>
+        <w:t>Künstliche Intelligenz in deutschen Betrieben: Jeder vierte Betrieb nutzt mittlerweile generative KI</w:t>
+      </w:r>
+      <w:r>
+        <w:rPr>
+          <w:rFonts w:ascii="Arial" w:hAnsi="Arial"/>
+          <w:b w:val="0"/>
+          <w:i w:val="0"/>
+          <w:sz w:val="19"/>
+        </w:rPr>
+        <w:t xml:space="preserve">, Mai 2026): Der Anteil der Betriebe mit Einsatz generativer KI-Software ist von 5 % im Jahr 2023 auf 25 % im Jahr 2025 gestiegen, weitere 9 % der Betriebe planen einen Einsatz; in Großbetrieben (200+ Beschäftigte) liegt der Anteil bei 48 %, in Kleinstbetrieben (&lt; 10 Beschäftigte) bei 21 %, mit deutlicher sektoraler Spreizung (Information und Kommunikation 59 %, Finanz- und Versicherungsdienstleistungen 50 %). Auf der Hardware-Seite haben die humanoiden Robotik-Programme von </w:t>
+      </w:r>
+      <w:r>
+        <w:rPr>
+          <w:rFonts w:ascii="Arial" w:hAnsi="Arial"/>
+          <w:b w:val="0"/>
+          <w:i/>
+          <w:sz w:val="19"/>
+        </w:rPr>
+        <w:t>Tesla</w:t>
+      </w:r>
+      <w:r>
+        <w:rPr>
+          <w:rFonts w:ascii="Arial" w:hAnsi="Arial"/>
+          <w:b w:val="0"/>
+          <w:i w:val="0"/>
+          <w:sz w:val="19"/>
+        </w:rPr>
+        <w:t xml:space="preserve"> (Umbau der Fremont-Linie für Optimus Gen 3 mit Produktionsstart Sommer 2026, Stückzahlziele im niedrigen Tausenderbereich), </w:t>
+      </w:r>
+      <w:r>
+        <w:rPr>
+          <w:rFonts w:ascii="Arial" w:hAnsi="Arial"/>
+          <w:b w:val="0"/>
+          <w:i/>
+          <w:sz w:val="19"/>
+        </w:rPr>
+        <w:t>Figure</w:t>
+      </w:r>
+      <w:r>
+        <w:rPr>
+          <w:rFonts w:ascii="Arial" w:hAnsi="Arial"/>
+          <w:b w:val="0"/>
+          <w:i w:val="0"/>
+          <w:sz w:val="19"/>
+        </w:rPr>
+        <w:t xml:space="preserve"> (Figure-02-Auslieferung in einem BMW-Werk in South Carolina) und </w:t>
+      </w:r>
+      <w:r>
+        <w:rPr>
+          <w:rFonts w:ascii="Arial" w:hAnsi="Arial"/>
+          <w:b w:val="0"/>
+          <w:i/>
+          <w:sz w:val="19"/>
+        </w:rPr>
+        <w:t>Apptronik</w:t>
+      </w:r>
+      <w:r>
+        <w:rPr>
+          <w:rFonts w:ascii="Arial" w:hAnsi="Arial"/>
+          <w:b w:val="0"/>
+          <w:i w:val="0"/>
+          <w:sz w:val="19"/>
+        </w:rPr>
+        <w:t xml:space="preserve"> / </w:t>
+      </w:r>
+      <w:r>
+        <w:rPr>
+          <w:rFonts w:ascii="Arial" w:hAnsi="Arial"/>
+          <w:b w:val="0"/>
+          <w:i/>
+          <w:sz w:val="19"/>
+        </w:rPr>
+        <w:t>1X</w:t>
+      </w:r>
+      <w:r>
+        <w:rPr>
+          <w:rFonts w:ascii="Arial" w:hAnsi="Arial"/>
+          <w:b w:val="0"/>
+          <w:i w:val="0"/>
+          <w:sz w:val="19"/>
+        </w:rPr>
+        <w:t xml:space="preserve"> erstmals gemeinsam die Frühserienphase erreicht (Berichterstattung Anfang Juni 2026). Microsoft hat parallel am 10. Juni 2026 in einer internen Mitteilung der neuen Xbox-Vorstandsvorsitzenden Asha Sharma einen 100-Tage-„Reset" der Xbox-Sparte mit angekündigten Stellenstreichungen „in den Tausenden" für Juli 2026 eingeleitet (Hintergrund: 20 Mrd. USD Inhalt-, Plattform- und Hardware-Subventionen über fünf Jahre bei rund 500 Mio. USD Umsatzrückgang). Uber hat am 3. Juni 2026 ausdrücklich nicht KI-getrieben rund 23 % der People-and-Places-Sparte gestrichen (unter 340 Stellen, &lt; 1 % der globalen Belegschaft) — ein für die Kausalitätsdebatte instruktives Gegenbeispiel, das die in § 9.1 dokumentierten Mess- und Attributionsprobleme stützt.</w:t>
+      </w:r>
+    </w:p>
+    <w:p>
+      <w:pPr>
+        <w:jc w:val="both"/>
+      </w:pPr>
+      <w:r>
+        <w:rPr>
+          <w:rFonts w:ascii="Arial" w:hAnsi="Arial"/>
+          <w:b w:val="0"/>
+          <w:i w:val="0"/>
+          <w:sz w:val="19"/>
+        </w:rPr>
         <w:t>Die Frage, ob und wie KI und Robotik besteuert werden sollten, wenn sie menschliche Arbeit substituieren, verbindet mehrere Politikfelder: Steuerpolitik, Sozialpolitik, Industriepolitik, Technologieregulierung und Verteilungspolitik. Sie ist weder rein ökonomisch noch rein rechtlich zu beantworten, sondern betrifft fundamentale Annahmen darüber, wie produktive Tätigkeit in einer teilautomatisierten Gesellschaft organisiert und wie die Früchte dieser Tätigkeit verteilt werden sollen.</w:t>
       </w:r>
     </w:p>
@@ -2128,7 +2250,7 @@
           <w:i w:val="0"/>
           <w:sz w:val="19"/>
         </w:rPr>
-        <w:t xml:space="preserve"> Eine rein nationale Lösung kann mit der Warenverkehrsfreiheit, der Dienstleistungsfreiheit und der Niederlassungsfreiheit in Konflikt geraten. Eine Regelung, die nur inländische Roboterbetreiber trifft, während grenzüberschreitende KI-Dienstleistungen unbesteuert bleiben, wäre diskriminierungsrechtlich problematisch und praktisch kaum durchsetzbar. Der EU AI Act (Verordnung 2024/1689) schafft ab dem 2. August 2026 einen unionsweit einheitlichen Regulierungsrahmen für KI-Systeme (Hochrisiko-Systeme gemäß Anhang III, Transparenzpflichten nach Art. 50, Durchsetzungsregime); dies legt einen einheitlichen Definitionsrahmen, der steuerpolitische Anknüpfungen an KI-Systemklassen mittelfristig erleichtern kann, ohne selbst steuerrechtliche Wirkung zu entfalten. Die Europäische Kommission hat am 19. November 2025 mit dem „Digital Omnibus on AI" einen Vereinfachungsvorschlag vorgelegt, den das Europäische Parlament am 16. März 2026 im Ausschuss und am 23. März 2026 im Plenum unterstützt hat. Er sieht eine Verschiebung der Hochrisiko-Pflichten vor — je nach Systemtyp bis maximal zum 2. Dezember 2027 bzw. 2. August 2028 — und koppelt ihre Anwendbarkeit an die Verfügbarkeit harmonisierter Normen; zudem wird die Kennzeichnungspflicht für KI-generierte Inhalte (Art. 50) bis zum 2. November 2026 verlängert. Die Kommissionsdurchsetzungsbefugnisse gegenüber Anbietern von Allzweck-KI-Modellen (GPAI) treten wie vorgesehen am 2. August 2026 in Kraft. Parlament und Rat haben die Trilogverhandlungen aufgenommen; der zweite Trilogtermin am 28. April 2026 endete nach Berichterstattung von IAPP und A&amp;O Shearman ohne Einigung — Streitpunkt war primär das Verhältnis zwischen AI Act und sektorspezifischen EU-Regelungen für eingebettete KI-Systeme (Anhang I) sowie die Rechtsgrundlage für die Verarbeitung personenbezogener Daten zur Bias-Erkennung. Beide Institutionen konvergieren auf Stichtage 2. Dezember 2027 (Anhang III) und 2. August 2028 (Anhang I) für die Hochrisiko-Pflichten. Die nächste Trilogrunde ist auf den 13. Mai 2026 terminiert; Ziel bleibt eine förmliche Verabschiedung vor dem ursprünglichen Stichtag am 2. August 2026. Die zypriotische Ratspräsidentschaft hat sich vorgenommen, das Dossier vor Ablauf ihrer Amtszeit am 30. Juni 2026 abzuschließen; gelingt das nicht, übernimmt zur zweiten Jahreshälfte 2026 die irische Präsidentschaft. Scheitert die Einigung bis zum 2. August 2026, würden die Hochrisiko-Pflichten in ihrer ursprünglich vorgesehenen Fassung anwendbar. Für die Steuerdebatte folgt daraus, dass der zeitliche Vorlauf für KI-Definitionen aus dem AI Act enger als ursprünglich gedacht ist — eine mittelfristige Anknüpfung steuerlicher Tatbestände an AI-Act-Kategorien bleibt möglich, setzt aber voraus, dass die Normenlandschaft nach 2027 verlässlich vorliegt.</w:t>
+        <w:t xml:space="preserve"> Eine rein nationale Lösung kann mit der Warenverkehrsfreiheit, der Dienstleistungsfreiheit und der Niederlassungsfreiheit in Konflikt geraten. Eine Regelung, die nur inländische Roboterbetreiber trifft, während grenzüberschreitende KI-Dienstleistungen unbesteuert bleiben, wäre diskriminierungsrechtlich problematisch und praktisch kaum durchsetzbar. Der EU AI Act (Verordnung 2024/1689) schafft ab dem 2. August 2026 einen unionsweit einheitlichen Regulierungsrahmen für KI-Systeme (Hochrisiko-Systeme gemäß Anhang III, Transparenzpflichten nach Art. 50, Durchsetzungsregime); dies legt einen einheitlichen Definitionsrahmen, der steuerpolitische Anknüpfungen an KI-Systemklassen mittelfristig erleichtern kann, ohne selbst steuerrechtliche Wirkung zu entfalten. Die Europäische Kommission hat am 19. November 2025 mit dem „Digital Omnibus on AI" einen Vereinfachungsvorschlag vorgelegt, den das Europäische Parlament am 16. März 2026 im Ausschuss und am 23. März 2026 im Plenum unterstützt hat. Er sieht eine Verschiebung der Hochrisiko-Pflichten vor — je nach Systemtyp bis maximal zum 2. Dezember 2027 bzw. 2. August 2028 — und koppelt ihre Anwendbarkeit an die Verfügbarkeit harmonisierter Normen; zudem wird die Kennzeichnungspflicht für KI-generierte Inhalte (Art. 50) bis zum 2. November 2026 verlängert. Die Kommissionsdurchsetzungsbefugnisse gegenüber Anbietern von Allzweck-KI-Modellen (GPAI) treten wie vorgesehen am 2. August 2026 in Kraft. Parlament und Rat haben die Trilogverhandlungen aufgenommen; der zweite Trilogtermin am 28. April 2026 endete nach Berichterstattung von IAPP und A&amp;O Shearman ohne Einigung — Streitpunkt war primär das Verhältnis zwischen AI Act und sektorspezifischen EU-Regelungen für eingebettete KI-Systeme (Anhang I) sowie die Rechtsgrundlage für die Verarbeitung personenbezogener Daten zur Bias-Erkennung. Beide Institutionen konvergieren auf Stichtage 2. Dezember 2027 (Anhang III) und 2. August 2028 (Anhang I) für die Hochrisiko-Pflichten. Die dritte Trilogrunde am 6. Mai 2026 hat — nach Berichterstattung von Bird &amp; Bird, DLA Piper, Gibson Dunn und IAPP — zu einer vorläufigen politischen Einigung geführt, die am 13. Mai 2026 durch die Mitgliedstaaten-Vertretungen im Rat bestätigt wurde; die Verschiebung der Hochrisiko-Pflichten auf den 2. Dezember 2027 (Anhang III) bzw. 2. August 2028 (Anhang I) ist damit politisch fixiert. Förmlich noch nicht abgeschlossen sind das Plenarvotum des Europäischen Parlaments, die formale Ratsannahme und die Veröffentlichung im Amtsblatt — bis dahin bleibt der ursprüngliche Stichtag 2. August 2026 als geltendes Recht in Kraft. Die zypriotische Ratspräsidentschaft strebt nach übereinstimmender Berichterstattung Anfang Juni 2026 die Veröffentlichung im Amtsblatt noch vor dem 2. August 2026 an; gelingt das nicht, übernimmt zur zweiten Jahreshälfte 2026 die irische Präsidentschaft. Für die Steuerdebatte folgt daraus, dass der zeitliche Vorlauf für KI-Definitionen aus dem AI Act enger als ursprünglich gedacht ist — eine mittelfristige Anknüpfung steuerlicher Tatbestände an AI-Act-Kategorien bleibt möglich, setzt aber voraus, dass die Normenlandschaft nach 2027 verlässlich vorliegt.</w:t>
       </w:r>
     </w:p>
     <w:p>
@@ -2265,6 +2387,209 @@
           <w:sz w:val="19"/>
         </w:rPr>
         <w:t xml:space="preserve"> (S. 4214, 119. Kongress) eingebracht, der ein bundesweites Moratorium für neue und aufgerüstete KI-Rechenzentren oberhalb definierter Stromschwellen vorsieht, bis der Gesetzgeber Mindeststandards in den Bereichen Umwelt, Energie, Arbeit und Bürgerrechte verabschiedet; der Gesetzentwurf formuliert ausdrücklich, die „wirtschaftlichen Gewinne aus künstlicher Intelligenz und Robotik" sollten „Beschäftigten, nicht nur wohlhabenden Big-Tech-Eigentümern" zugutekommen. Am 16. April 2026 hat Sanders die Linie mit einem Namensbeitrag („Artificial intelligence is coming for the working class. We must fight back.") erneuert und die HELP-Anhörung genutzt, um für Robotersteuer und Moratorium zu werben. Die Aussicht auf Annahme des Entwurfs in einem republikanisch geführten Kongress gilt als gering; als Signalgebung ist er jedoch der bislang konkreteste politische Vorstoß auf US-Bundesebene.</w:t>
+      </w:r>
+    </w:p>
+    <w:p>
+      <w:pPr>
+        <w:jc w:val="both"/>
+      </w:pPr>
+      <w:r>
+        <w:rPr>
+          <w:rFonts w:ascii="Arial" w:hAnsi="Arial"/>
+          <w:b/>
+          <w:i w:val="0"/>
+          <w:sz w:val="19"/>
+        </w:rPr>
+        <w:t>Sanders — American AI Sovereign Wealth Fund Act (Juni 2026):</w:t>
+      </w:r>
+      <w:r>
+        <w:rPr>
+          <w:rFonts w:ascii="Arial" w:hAnsi="Arial"/>
+          <w:b w:val="0"/>
+          <w:i w:val="0"/>
+          <w:sz w:val="19"/>
+        </w:rPr>
+        <w:t xml:space="preserve"> Am 1. Juni 2026 hat Senator Bernie Sanders in einem Gastbeitrag der </w:t>
+      </w:r>
+      <w:r>
+        <w:rPr>
+          <w:rFonts w:ascii="Arial" w:hAnsi="Arial"/>
+          <w:b w:val="0"/>
+          <w:i/>
+          <w:sz w:val="19"/>
+        </w:rPr>
+        <w:t>New York Times</w:t>
+      </w:r>
+      <w:r>
+        <w:rPr>
+          <w:rFonts w:ascii="Arial" w:hAnsi="Arial"/>
+          <w:b w:val="0"/>
+          <w:i w:val="0"/>
+          <w:sz w:val="19"/>
+        </w:rPr>
+        <w:t xml:space="preserve"> (</w:t>
+      </w:r>
+      <w:r>
+        <w:rPr>
+          <w:rFonts w:ascii="Arial" w:hAnsi="Arial"/>
+          <w:b w:val="0"/>
+          <w:i/>
+          <w:sz w:val="19"/>
+        </w:rPr>
+        <w:t>„The Public Should Own Half of the Big A.I. Companies"</w:t>
+      </w:r>
+      <w:r>
+        <w:rPr>
+          <w:rFonts w:ascii="Arial" w:hAnsi="Arial"/>
+          <w:b w:val="0"/>
+          <w:i w:val="0"/>
+          <w:sz w:val="19"/>
+        </w:rPr>
+        <w:t xml:space="preserve">, parallel auf sanders.senate.gov veröffentlicht) den </w:t>
+      </w:r>
+      <w:r>
+        <w:rPr>
+          <w:rFonts w:ascii="Arial" w:hAnsi="Arial"/>
+          <w:b w:val="0"/>
+          <w:i/>
+          <w:sz w:val="19"/>
+        </w:rPr>
+        <w:t>American AI Sovereign Wealth Fund Act</w:t>
+      </w:r>
+      <w:r>
+        <w:rPr>
+          <w:rFonts w:ascii="Arial" w:hAnsi="Arial"/>
+          <w:b w:val="0"/>
+          <w:i w:val="0"/>
+          <w:sz w:val="19"/>
+        </w:rPr>
+        <w:t xml:space="preserve"> angekündigt — eine Gesetzesinitiative, die nach seinen Worten „in den kommenden Wochen" eingebracht werden soll. Kern des Vorschlags ist eine einmalige Abgabe in Höhe von 50 % nicht auf die Gewinne, sondern auf das Eigenkapital der größten US-amerikanischen KI-Unternehmen — namentlich genannt sind </w:t>
+      </w:r>
+      <w:r>
+        <w:rPr>
+          <w:rFonts w:ascii="Arial" w:hAnsi="Arial"/>
+          <w:b w:val="0"/>
+          <w:i/>
+          <w:sz w:val="19"/>
+        </w:rPr>
+        <w:t>OpenAI</w:t>
+      </w:r>
+      <w:r>
+        <w:rPr>
+          <w:rFonts w:ascii="Arial" w:hAnsi="Arial"/>
+          <w:b w:val="0"/>
+          <w:i w:val="0"/>
+          <w:sz w:val="19"/>
+        </w:rPr>
+        <w:t xml:space="preserve">, </w:t>
+      </w:r>
+      <w:r>
+        <w:rPr>
+          <w:rFonts w:ascii="Arial" w:hAnsi="Arial"/>
+          <w:b w:val="0"/>
+          <w:i/>
+          <w:sz w:val="19"/>
+        </w:rPr>
+        <w:t>Anthropic</w:t>
+      </w:r>
+      <w:r>
+        <w:rPr>
+          <w:rFonts w:ascii="Arial" w:hAnsi="Arial"/>
+          <w:b w:val="0"/>
+          <w:i w:val="0"/>
+          <w:sz w:val="19"/>
+        </w:rPr>
+        <w:t xml:space="preserve"> und </w:t>
+      </w:r>
+      <w:r>
+        <w:rPr>
+          <w:rFonts w:ascii="Arial" w:hAnsi="Arial"/>
+          <w:b w:val="0"/>
+          <w:i/>
+          <w:sz w:val="19"/>
+        </w:rPr>
+        <w:t>xAI</w:t>
+      </w:r>
+      <w:r>
+        <w:rPr>
+          <w:rFonts w:ascii="Arial" w:hAnsi="Arial"/>
+          <w:b w:val="0"/>
+          <w:i w:val="0"/>
+          <w:sz w:val="19"/>
+        </w:rPr>
+        <w:t xml:space="preserve">. Das auf diesem Weg übertragene Aktienpaket wäre in einem öffentlich-rechtlichen Staatsfonds zusammenzuführen; der Bund erhielte stimmberechtigte Anteile und je einen Sitz im Verwaltungsrat, mit denen er „Entscheidungen blockieren, die unseren Bürgern schaden, und Maßnahmen anstoßen kann, die ihnen helfen". Die Fonds­erträge sollen über Direktzahlungen sowie über zweckgebundene Mittel für Gesundheit, Bildung und Wohnen an die Bevölkerung weitergegeben werden. Der Entwurf knüpft konzeptionell unmittelbar an den in § 5.4 referierten OpenAI-Vorschlag eines öffentlichen Wohlstandsfonds und an die in § 8.3 entwickelte Teilhabe-Dimension an — wobei Sanders ihn formell als Eigentums- und Stimmrechtsanteil, nicht als steuerliche Abschöpfung des Cash-Flows ausgestaltet. OpenAI hatte den Gedanken eines „public wealth fund that provides every citizen with a stake in A.I.-driven economic growth" im April-2026-Strategiepapier selbst formuliert, Anthropic hat eine vergleichbare Idee „national sovereign wealth funds with stakes in A.I." vorgeschlagen — Sanders übernimmt diese Konzepte und überführt sie in eine konkrete Gesetzes­vorlage, die im Gegensatz zur Robotersteuer (siehe oben) nicht an einer Verdrängungs­messung, sondern an einer einmaligen Eigentumsumverteilung ansetzt. Eine Bewertung im politischen Prozess setzt voraus, dass der Entwurfstext eingebracht wird; vor dem 17. Juni 2026 liegt noch kein Bill-Wortlaut vor. Kritik (u. a. </w:t>
+      </w:r>
+      <w:r>
+        <w:rPr>
+          <w:rFonts w:ascii="Arial" w:hAnsi="Arial"/>
+          <w:b w:val="0"/>
+          <w:i/>
+          <w:sz w:val="19"/>
+        </w:rPr>
+        <w:t>Reason</w:t>
+      </w:r>
+      <w:r>
+        <w:rPr>
+          <w:rFonts w:ascii="Arial" w:hAnsi="Arial"/>
+          <w:b w:val="0"/>
+          <w:i w:val="0"/>
+          <w:sz w:val="19"/>
+        </w:rPr>
+        <w:t xml:space="preserve">, </w:t>
+      </w:r>
+      <w:r>
+        <w:rPr>
+          <w:rFonts w:ascii="Arial" w:hAnsi="Arial"/>
+          <w:b w:val="0"/>
+          <w:i/>
+          <w:sz w:val="19"/>
+        </w:rPr>
+        <w:t>AEI</w:t>
+      </w:r>
+      <w:r>
+        <w:rPr>
+          <w:rFonts w:ascii="Arial" w:hAnsi="Arial"/>
+          <w:b w:val="0"/>
+          <w:i w:val="0"/>
+          <w:sz w:val="19"/>
+        </w:rPr>
+        <w:t xml:space="preserve"> Juni 2026) wendet ein, eine Eigenkapital-Abgabe sei eine versteckte Konfiskation, fördere Abwanderung von KI-Unternehmen ins Ausland und ignoriere die internen Diversifizierungspfade des Aktienmarktes; </w:t>
+      </w:r>
+      <w:r>
+        <w:rPr>
+          <w:rFonts w:ascii="Arial" w:hAnsi="Arial"/>
+          <w:b w:val="0"/>
+          <w:i/>
+          <w:sz w:val="19"/>
+        </w:rPr>
+        <w:t>Common Dreams</w:t>
+      </w:r>
+      <w:r>
+        <w:rPr>
+          <w:rFonts w:ascii="Arial" w:hAnsi="Arial"/>
+          <w:b w:val="0"/>
+          <w:i w:val="0"/>
+          <w:sz w:val="19"/>
+        </w:rPr>
+        <w:t xml:space="preserve"> und </w:t>
+      </w:r>
+      <w:r>
+        <w:rPr>
+          <w:rFonts w:ascii="Arial" w:hAnsi="Arial"/>
+          <w:b w:val="0"/>
+          <w:i/>
+          <w:sz w:val="19"/>
+        </w:rPr>
+        <w:t>Newsweek</w:t>
+      </w:r>
+      <w:r>
+        <w:rPr>
+          <w:rFonts w:ascii="Arial" w:hAnsi="Arial"/>
+          <w:b w:val="0"/>
+          <w:i w:val="0"/>
+          <w:sz w:val="19"/>
+        </w:rPr>
+        <w:t xml:space="preserve"> hingegen ordnen den Vorschlag als ersten US-bundesgesetzlichen Versuch ein, KI-Renten direkt in einen demokratisch kontrollierten Staatsfonds zu überführen. Für die deutsche Debatte ist die Initiative relevant, weil sie die in § 5.4 und § 8.3 entwickelte Pfadlogik (zweckgebundene Abschöpfung als Alternative zur direkten Eigentumsbeteiligung) durch ein konkurrierendes Modell konfrontiert: Sanders setzt auf einmalige Eigentumsumverteilung statt auf laufende fiskalische Anknüpfung — beides erreicht denselben Teilhabezweck, aber unter sehr unterschiedlichen verfassungs- und investitionsrechtlichen Vorzeichen.</w:t>
       </w:r>
     </w:p>
     <w:p>
@@ -3632,7 +3957,7 @@
           <w:i w:val="0"/>
           <w:sz w:val="19"/>
         </w:rPr>
-        <w:t xml:space="preserve"> beschlossen; im Verlauf der Ressortabstimmung wurde das Sparvolumen je nach Berichterstattung mit rund 16,3 Milliarden Euro (Frühberichterstattung) bzw. rund 19,6 Milliarden Euro (BMG-Tabellen Stand Anfang Mai 2026, gegliedert in 4,9 Milliarden einnahmen­seitige und rund 15 Milliarden ausgaben­seitige Komponenten) für 2027 angegeben; bis 2030 sieht das BMG eine Steigerung des Konsolidierungseffekts auf rund 42,8 Milliarden Euro vor. Die parlamentarische Behandlung soll laut BMG-Zeitplan vor der Sommerpause 2026 abgeschlossen werden — der Kabinettentwurf wird dem Bundesrat im ersten Durchgang am 8. Mai 2026 zugeleitet (1065. Sitzung; insgesamt 79 Tagesordnungspunkte, darunter eine flankierende Thüringer Entschließung zum Bürokratieabbau in der gesetzlichen Krankenversicherung); die erste Bundestagslesung ist im weiteren Verlauf des Mai/Juni 2026 vorgesehen. Die Reform belastet Krankenhäuser, pharmazeutische Industrie, Apotheken, Ärzteschaft, Versicherte, Arbeitgeber und Krankenkassen gemeinsam; sie folgt dem Leitsatz „Ausgaben an Einnahmen koppeln" und greift damit fiskalisch genau die Logik auf, die § 5.1 in der Beitrags­seite spiegelbildlich zu erweitern vorschlägt. Auch wenn die GKV-Reform primär ausgaben- und strukturseitig ansetzt, bestätigt sie den in § 5.1 angerissenen finanzpolitischen Befund: Die lohnbasierten Sicherungszweige geraten gleichzeitig durch demografischen Druck und durch die in § 1.1 dokumentierten KI-induzierten Beschäftigungsverschiebungen unter Spannung — eine Verbreiterung der Bemessungsgrundlage gewinnt damit zusätzlich an Plausibilität.</w:t>
+        <w:t xml:space="preserve"> beschlossen; im Verlauf der Ressortabstimmung wurde das Sparvolumen je nach Berichterstattung mit rund 16,3 Milliarden Euro (Frühberichterstattung) bzw. rund 19,6 Milliarden Euro (BMG-Tabellen Stand Anfang Mai 2026, gegliedert in 4,9 Milliarden einnahmen­seitige und rund 15 Milliarden ausgaben­seitige Komponenten) für 2027 angegeben; bis 2030 sieht das BMG eine Steigerung des Konsolidierungseffekts auf rund 42,8 Milliarden Euro vor. Die parlamentarische Behandlung soll laut BMG-Zeitplan vor der Sommerpause 2026 abgeschlossen werden — der Kabinettentwurf wird dem Bundesrat im ersten Durchgang am 8. Mai 2026 zugeleitet (1065. Sitzung; insgesamt 79 Tagesordnungspunkte, darunter eine flankierende Thüringer Entschließung zum Bürokratieabbau in der gesetzlichen Krankenversicherung); die erste Bundestagslesung erfolgte am 12. Juni 2026 in heftiger Debatte; am selben Tag fand der erste Durchgang im Bundesrat statt, eine Bundestags-Anhörung ist für etwa den 22. Juni 2026 terminiert. Die Reform belastet Krankenhäuser, pharmazeutische Industrie, Apotheken, Ärzteschaft, Versicherte, Arbeitgeber und Krankenkassen gemeinsam; sie folgt dem Leitsatz „Ausgaben an Einnahmen koppeln" und greift damit fiskalisch genau die Logik auf, die § 5.1 in der Beitrags­seite spiegelbildlich zu erweitern vorschlägt. Auch wenn die GKV-Reform primär ausgaben- und strukturseitig ansetzt, bestätigt sie den in § 5.1 angerissenen finanzpolitischen Befund: Die lohnbasierten Sicherungszweige geraten gleichzeitig durch demografischen Druck und durch die in § 1.1 dokumentierten KI-induzierten Beschäftigungsverschiebungen unter Spannung — eine Verbreiterung der Bemessungsgrundlage gewinnt damit zusätzlich an Plausibilität.</w:t>
       </w:r>
     </w:p>
     <w:p>
@@ -3732,7 +4057,25 @@
           <w:i w:val="0"/>
           <w:sz w:val="19"/>
         </w:rPr>
-        <w:t>Praktisch erfordert dies entweder eine Pflichtbeteiligung des Staates an KI-Unternehmen (politisch hoch problematisch) oder eine zweckgebundene Steuer auf Kapitalerträge und Unternehmensgewinne, deren Aufkommen in einen solchen Fonds fließt.</w:t>
+        <w:t xml:space="preserve">Praktisch erfordert dies entweder eine Pflichtbeteiligung des Staates an KI-Unternehmen (politisch hoch problematisch) oder eine zweckgebundene Steuer auf Kapitalerträge und Unternehmensgewinne, deren Aufkommen in einen solchen Fonds fließt. Der am 1. Juni 2026 von Senator Bernie Sanders angekündigte </w:t>
+      </w:r>
+      <w:r>
+        <w:rPr>
+          <w:rFonts w:ascii="Arial" w:hAnsi="Arial"/>
+          <w:b w:val="0"/>
+          <w:i/>
+          <w:sz w:val="19"/>
+        </w:rPr>
+        <w:t>American AI Sovereign Wealth Fund Act</w:t>
+      </w:r>
+      <w:r>
+        <w:rPr>
+          <w:rFonts w:ascii="Arial" w:hAnsi="Arial"/>
+          <w:b w:val="0"/>
+          <w:i w:val="0"/>
+          <w:sz w:val="19"/>
+        </w:rPr>
+        <w:t xml:space="preserve"> (vgl. § 4.5) konkretisiert genau den ersten dieser beiden Pfade: Eine einmalige Eigenkapital-Abgabe von 50 % gegenüber den größten KI-Unternehmen (OpenAI, Anthropic, xAI) würde das Aktienpaket in einen öffentlich-rechtlichen Staatsfonds überführen und dem Bund stimmberechtigte Anteile sowie Verwaltungsratssitze sichern — ein deutlich invasiverer Zugriff als die OpenAI-eigene Vorschlagsvariante eines „public wealth fund" und mit erheblichen verfassungs-, eigentums- und investitionsrechtlichen Folgefragen.</w:t>
       </w:r>
     </w:p>
     <w:p>
@@ -5088,7 +5431,25 @@
           <w:i w:val="0"/>
           <w:sz w:val="19"/>
         </w:rPr>
-        <w:t>Keiner dieser Pfade ist für sich allein hinreichend; ihre Kombination macht den Teilhabefonds fiskalisch tragfähig, ohne die problematische Eigentums-/Verstaatlichungslogik zu bemühen.</w:t>
+        <w:t xml:space="preserve">Keiner dieser Pfade ist für sich allein hinreichend; ihre Kombination macht den Teilhabefonds fiskalisch tragfähig, ohne die problematische Eigentums-/Verstaatlichungslogik zu bemühen. Die am 1. Juni 2026 von Bernie Sanders angekündigte </w:t>
+      </w:r>
+      <w:r>
+        <w:rPr>
+          <w:rFonts w:ascii="Arial" w:hAnsi="Arial"/>
+          <w:b w:val="0"/>
+          <w:i/>
+          <w:sz w:val="19"/>
+        </w:rPr>
+        <w:t>American AI Sovereign Wealth Fund Act</w:t>
+      </w:r>
+      <w:r>
+        <w:rPr>
+          <w:rFonts w:ascii="Arial" w:hAnsi="Arial"/>
+          <w:b w:val="0"/>
+          <w:i w:val="0"/>
+          <w:sz w:val="19"/>
+        </w:rPr>
+        <w:t xml:space="preserve"> (vgl. § 4.5, § 5.4) wählt im Gegensatz zu dem hier skizzierten Pfad bewusst die Eigentumsbeteiligungs­variante; die Übertragung dieses Pfades auf den deutschen Kontext würde sowohl an Art. 14 GG (Eigentumsgarantie, vgl. § 4.3) als auch an die unionsrechtliche Niederlassungs- und Kapitalverkehrsfreiheit (vgl. § 4.4) erhebliche Hürden begegnen und ist hier deshalb nicht der bevorzugte Pfad. Die in der OpenAI-Strategieschrift (April 2026, § 4.5) selbst vorgeschlagene Variante eines „public wealth fund with citizen stakes" lässt offen, über welchen Mechanismus die Bestände aufgebaut werden — und ist insofern verfassungsrechtlich der Sanders-Variante überlegen, ohne die Teilhabeintensität zu reduzieren.</w:t>
       </w:r>
     </w:p>
     <w:p>
@@ -7288,6 +7649,38 @@
           <w:i w:val="0"/>
           <w:sz w:val="19"/>
         </w:rPr>
+        <w:t xml:space="preserve">Friedrich, M., &amp; Kagerl, C. (Mai 2026). </w:t>
+      </w:r>
+      <w:r>
+        <w:rPr>
+          <w:rFonts w:ascii="Arial" w:hAnsi="Arial"/>
+          <w:b w:val="0"/>
+          <w:i/>
+          <w:sz w:val="19"/>
+        </w:rPr>
+        <w:t>Künstliche Intelligenz in deutschen Betrieben: Jeder vierte Betrieb nutzt mittlerweile generative KI.</w:t>
+      </w:r>
+      <w:r>
+        <w:rPr>
+          <w:rFonts w:ascii="Arial" w:hAnsi="Arial"/>
+          <w:b w:val="0"/>
+          <w:i w:val="0"/>
+          <w:sz w:val="19"/>
+        </w:rPr>
+        <w:t xml:space="preserve"> IAB-Kurzbericht 8/2026. Institut für Arbeitsmarkt- und Berufsforschung, Nürnberg. DOI: 10.48720/IAB.KB.2608. Verbreitung generativer KI in Betrieben: 5 % im Jahr 2023, 25 % im Jahr 2025; weitere 9 % der Betriebe mit Einsatzplanung; 48 % der Großbetriebe (≥ 200 Beschäftigte), 21 % der Kleinstbetriebe (&lt; 10 Beschäftigte); sektoraler Spitzenwert in Information und Kommunikation (59 %) und Finanz- und Versicherungsdienstleistungen (50 %). https://doku.iab.de/kurzber/2026/kb2026-08.pdf | https://iab.de/kuenstliche-intelligenz-in-deutschen-betrieben-jeder-vierte-betrieb-nutzt-mittlerweile-generative-ki/</w:t>
+      </w:r>
+    </w:p>
+    <w:p>
+      <w:pPr>
+        <w:jc w:val="both"/>
+      </w:pPr>
+      <w:r>
+        <w:rPr>
+          <w:rFonts w:ascii="Arial" w:hAnsi="Arial"/>
+          <w:b w:val="0"/>
+          <w:i w:val="0"/>
+          <w:sz w:val="19"/>
+        </w:rPr>
         <w:t xml:space="preserve">Anthropic. (23. April 2026). </w:t>
       </w:r>
       <w:r>
@@ -8718,6 +9111,70 @@
           <w:i w:val="0"/>
           <w:sz w:val="19"/>
         </w:rPr>
+        <w:t xml:space="preserve">Europäisches Parlament / Rat der EU. (6./13. Mai 2026). </w:t>
+      </w:r>
+      <w:r>
+        <w:rPr>
+          <w:rFonts w:ascii="Arial" w:hAnsi="Arial"/>
+          <w:b w:val="0"/>
+          <w:i/>
+          <w:sz w:val="19"/>
+        </w:rPr>
+        <w:t>Digital Omnibus on AI — Vorläufige politische Einigung im Trilog (6. Mai 2026), Bestätigung im Rat durch Mitgliedstaaten-Vertretungen (13. Mai 2026).</w:t>
+      </w:r>
+      <w:r>
+        <w:rPr>
+          <w:rFonts w:ascii="Arial" w:hAnsi="Arial"/>
+          <w:b w:val="0"/>
+          <w:i w:val="0"/>
+          <w:sz w:val="19"/>
+        </w:rPr>
+        <w:t xml:space="preserve"> Verschiebung der Hochrisiko-Pflichten auf 2. Dezember 2027 (Anhang III) und 2. August 2028 (Anhang I); förmlich noch ausstehend: Plenarvotum EP, formale Ratsannahme, Veröffentlichung im Amtsblatt; bis zur Veröffentlichung bleibt 2. August 2026 als ursprünglicher Stichtag in Kraft. Berichterstattung Bird &amp; Bird, Gibson Dunn, DLA Piper, innobu, GLACIS, IAPP (Juni 2026). https://www.twobirds.com/en/insights/2026/germany/digital-omnibus-on-ai-trilogue-stalls-ahead-of-the-ai-act-deadline | https://www.gibsondunn.com/eu-ai-act-omnibus-agreement-postponed-high-risk-deadlines-and-other-key-changes/ | https://knowledge.dlapiper.com/dlapiperknowledge/globalemploymentlatestdevelopments/2026/The-Digital-AI-Omnibus-Proposed-deferral-of-high-risk-AI-obligations-under-the-AI-Act | https://www.innobu.com/en/articles/eu-ai-act-high-risk-deadlines-digital-omnibus-2026.html</w:t>
+      </w:r>
+    </w:p>
+    <w:p>
+      <w:pPr>
+        <w:jc w:val="both"/>
+      </w:pPr>
+      <w:r>
+        <w:rPr>
+          <w:rFonts w:ascii="Arial" w:hAnsi="Arial"/>
+          <w:b w:val="0"/>
+          <w:i w:val="0"/>
+          <w:sz w:val="19"/>
+        </w:rPr>
+        <w:t xml:space="preserve">Deutscher Bundestag / Bundesrat. (12. Juni 2026). </w:t>
+      </w:r>
+      <w:r>
+        <w:rPr>
+          <w:rFonts w:ascii="Arial" w:hAnsi="Arial"/>
+          <w:b w:val="0"/>
+          <w:i/>
+          <w:sz w:val="19"/>
+        </w:rPr>
+        <w:t>Erste Lesung Bundestag und Erstdurchgang Bundesrat zum GKV-Beitragssatzstabilisierungsgesetz; Anhörung Gesundheitsausschuss für 22. Juni 2026 terminiert.</w:t>
+      </w:r>
+      <w:r>
+        <w:rPr>
+          <w:rFonts w:ascii="Arial" w:hAnsi="Arial"/>
+          <w:b w:val="0"/>
+          <w:i w:val="0"/>
+          <w:sz w:val="19"/>
+        </w:rPr>
+        <w:t xml:space="preserve"> Drucksache 256/26; Berichterstattung Bundestag und AOK. https://www.bundestag.de/dokumente/textarchiv/2026/kw24-de-gkv-1181958 | https://dserver.bundestag.de/brd/2026/0256-26.pdf | https://dip.bundestag.de/drucksache/entwurf-eines-gesetzes-zur-stabilisierung-der-beitragss%C3%A4tze-in-der-gesetzlichen/287432 | https://www.aok.de/pp/gesetz/bstabg/</w:t>
+      </w:r>
+    </w:p>
+    <w:p>
+      <w:pPr>
+        <w:jc w:val="both"/>
+      </w:pPr>
+      <w:r>
+        <w:rPr>
+          <w:rFonts w:ascii="Arial" w:hAnsi="Arial"/>
+          <w:b w:val="0"/>
+          <w:i w:val="0"/>
+          <w:sz w:val="19"/>
+        </w:rPr>
         <w:t>Europäische Union. (2024). Verordnung (EU) 2024/1689 des Europäischen Parlaments und des Rates vom 13. Juni 2024 zur Festlegung harmonisierter Vorschriften für künstliche Intelligenz (</w:t>
       </w:r>
       <w:r>
@@ -8943,6 +9400,74 @@
           <w:sz w:val="19"/>
         </w:rPr>
         <w:t xml:space="preserve"> Namensbeitrag begleitend zur HELP-Anhörung; Ankündigung flankierender Gesetzgebung (Robotersteuer und bundesweites Moratorium für neue KI-Rechenzentren).</w:t>
+      </w:r>
+    </w:p>
+    <w:p>
+      <w:pPr>
+        <w:jc w:val="both"/>
+      </w:pPr>
+      <w:r>
+        <w:rPr>
+          <w:rFonts w:ascii="Arial" w:hAnsi="Arial"/>
+          <w:b w:val="0"/>
+          <w:i w:val="0"/>
+          <w:sz w:val="19"/>
+        </w:rPr>
+        <w:t xml:space="preserve">Sanders, B. (1. Juni 2026). </w:t>
+      </w:r>
+      <w:r>
+        <w:rPr>
+          <w:rFonts w:ascii="Arial" w:hAnsi="Arial"/>
+          <w:b w:val="0"/>
+          <w:i/>
+          <w:sz w:val="19"/>
+        </w:rPr>
+        <w:t>The Public Should Own Half of the Big A.I. Companies.</w:t>
+      </w:r>
+      <w:r>
+        <w:rPr>
+          <w:rFonts w:ascii="Arial" w:hAnsi="Arial"/>
+          <w:b w:val="0"/>
+          <w:i w:val="0"/>
+          <w:sz w:val="19"/>
+        </w:rPr>
+        <w:t xml:space="preserve"> Gastbeitrag, </w:t>
+      </w:r>
+      <w:r>
+        <w:rPr>
+          <w:rFonts w:ascii="Arial" w:hAnsi="Arial"/>
+          <w:b w:val="0"/>
+          <w:i/>
+          <w:sz w:val="19"/>
+        </w:rPr>
+        <w:t>The New York Times</w:t>
+      </w:r>
+      <w:r>
+        <w:rPr>
+          <w:rFonts w:ascii="Arial" w:hAnsi="Arial"/>
+          <w:b w:val="0"/>
+          <w:i w:val="0"/>
+          <w:sz w:val="19"/>
+        </w:rPr>
+        <w:t xml:space="preserve">, parallel publiziert auf sanders.senate.gov. Ankündigung des </w:t>
+      </w:r>
+      <w:r>
+        <w:rPr>
+          <w:rFonts w:ascii="Arial" w:hAnsi="Arial"/>
+          <w:b w:val="0"/>
+          <w:i/>
+          <w:sz w:val="19"/>
+        </w:rPr>
+        <w:t>American AI Sovereign Wealth Fund Act</w:t>
+      </w:r>
+      <w:r>
+        <w:rPr>
+          <w:rFonts w:ascii="Arial" w:hAnsi="Arial"/>
+          <w:b w:val="0"/>
+          <w:i w:val="0"/>
+          <w:sz w:val="19"/>
+        </w:rPr>
+        <w:t xml:space="preserve"> (einmalige Eigenkapital-Abgabe von 50 % gegenüber OpenAI, Anthropic, xAI; Übertragung in einen öffentlich-rechtlichen Staatsfonds mit Bundesstimmrechten und Verwaltungsratssitzen; Erträge über Direktzahlungen und zweckgebundene Mittel für Gesundheit, Bildung und Wohnen). Einbringung „in den kommenden Wochen" angekündigt. https://www.sanders.senate.gov/op-eds/the-public-should-own-half-of-the-big-a-i-companies/ | Sekundärberichterstattung: https://thehill.com/policy/technology/5906140-sanders-ai-ownership-wealth/ | https://www.commondreams.org/news/bernies-sanders-ai-sovereign-wealth-fund | https://www.washingtontimes.com/news/2026/jun/2/sen-bernie-sanders-teases-bill-give-public-ownership-ai-companies/ | https://www.foxbusiness.com/politics/sanders-unveils-plan-take-50-stake-ai-companies-government-wealth-fund | Kritik: https://reason.com/2026/06/02/bernie-sanders-ai-wealth-fund-bill-shows-that-he-doesnt-understand-ai-or-wealth/ | https://www.aei.org/technology-and-innovation/senator-sanders-ai-report-ignores-the-data-on-ai-and-inequality/</w:t>
       </w:r>
     </w:p>
     <w:p>
@@ -10507,6 +11032,102 @@
           <w:i w:val="0"/>
           <w:sz w:val="19"/>
         </w:rPr>
+        <w:t xml:space="preserve">Challenger, Gray &amp; Christmas / Bloomberg / Yahoo Finance / Tech Times. (4./5./6./16. Juni 2026). </w:t>
+      </w:r>
+      <w:r>
+        <w:rPr>
+          <w:rFonts w:ascii="Arial" w:hAnsi="Arial"/>
+          <w:b w:val="0"/>
+          <w:i/>
+          <w:sz w:val="19"/>
+        </w:rPr>
+        <w:t>Challenger Report: May Job Cuts Rise 16% from April; Highest May Total Since 2020 / US Tech Sector Announces Most Job Cuts in Nearly Two Years / AI was a major contributor to layoffs in May / Tech Layoffs Hit 1,115 a Day in 2026: Companies Cite AI but Cuts Fail to Boost Returns.</w:t>
+      </w:r>
+      <w:r>
+        <w:rPr>
+          <w:rFonts w:ascii="Arial" w:hAnsi="Arial"/>
+          <w:b w:val="0"/>
+          <w:i w:val="0"/>
+          <w:sz w:val="19"/>
+        </w:rPr>
+        <w:t xml:space="preserve"> May-2026-Streichungen 97.006 (+16 % gegenüber April; höchster Mai-Wert seit 2020); KI-bezogen 38.579 (rund 40 % aller Mai-Streichungen, erstmals führender Einzelgrund in der Challenger-Tracking-Reihe); Tech 38.242 im Mai (höchster Monatswert seit August 2024); YTD Tech 123.653 (+66 % gegenüber Vorjahresvergleich); YTD KI-bezogen 87.714 (übersteigt bereits Vorjahresgesamtwert 54.836); gesamtwirtschaftlich YTD 397.755 (−43 % gegenüber 2025, da 2025 die US-Bundesverwaltungs-Streichungen das Niveau historisch erhöht hatten). https://www.challengergray.com/blog/challenger-report-may-job-cuts-rise-16-from-april-highest-may-total-since-2020/ | https://www.challengergray.com/wp-content/uploads/2026/06/Challenger-Report-May-2026.pdf | https://www.bloomberg.com/news/articles/2026-06-04/us-tech-sector-announces-most-job-cuts-in-nearly-two-years | https://finance.yahoo.com/video/ai-major-contributor-layoffs-may-141928332.html | https://www.techtimes.com/articles/318466/20260616/tech-layoffs-hit-1115-day-2026-companies-cite-ai-cuts-fail-boost-returns.htm</w:t>
+      </w:r>
+    </w:p>
+    <w:p>
+      <w:pPr>
+        <w:jc w:val="both"/>
+      </w:pPr>
+      <w:r>
+        <w:rPr>
+          <w:rFonts w:ascii="Arial" w:hAnsi="Arial"/>
+          <w:b w:val="0"/>
+          <w:i w:val="0"/>
+          <w:sz w:val="19"/>
+        </w:rPr>
+        <w:t xml:space="preserve">CNBC / Bloomberg. (3./10. Juni 2026). </w:t>
+      </w:r>
+      <w:r>
+        <w:rPr>
+          <w:rFonts w:ascii="Arial" w:hAnsi="Arial"/>
+          <w:b w:val="0"/>
+          <w:i/>
+          <w:sz w:val="19"/>
+        </w:rPr>
+        <w:t>Uber layoffs: People division cut by nearly a quarter (3. Juni 2026; Uber-Sprecher schließt KI als Ursache ausdrücklich aus, unter 340 Stellen, &lt; 1 % der globalen Belegschaft) / Xbox Plans Significant Layoffs as It Transforms Under New CEO Asha Sharma (10. Juni 2026; interne Mitteilung mit Ankündigung eines 100-Tage-„Reset" der Xbox-Sparte und Stellenstreichungen „in den Tausenden" für Juli 2026; Hintergrund: 20 Mrd. USD Inhalt-/Plattform-/Hardware-Subventionen über fünf Jahre bei rund 500 Mio. USD Umsatzrückgang).</w:t>
+      </w:r>
+      <w:r>
+        <w:rPr>
+          <w:rFonts w:ascii="Arial" w:hAnsi="Arial"/>
+          <w:b w:val="0"/>
+          <w:i w:val="0"/>
+          <w:sz w:val="19"/>
+        </w:rPr>
+        <w:t xml:space="preserve"> https://www.cnbc.com/2026/06/03/uber-layoffs-people-division-ai.html | https://www.bloomberg.com/news/articles/2026-06-10/xbox-plans-significant-layoffs-as-it-transforms-under-new-ceo-asha-sharma</w:t>
+      </w:r>
+    </w:p>
+    <w:p>
+      <w:pPr>
+        <w:jc w:val="both"/>
+      </w:pPr>
+      <w:r>
+        <w:rPr>
+          <w:rFonts w:ascii="Arial" w:hAnsi="Arial"/>
+          <w:b w:val="0"/>
+          <w:i w:val="0"/>
+          <w:sz w:val="19"/>
+        </w:rPr>
+        <w:t xml:space="preserve">Tech Times / iFactory / Wikipedia. (Anfang Juni 2026). </w:t>
+      </w:r>
+      <w:r>
+        <w:rPr>
+          <w:rFonts w:ascii="Arial" w:hAnsi="Arial"/>
+          <w:b w:val="0"/>
+          <w:i/>
+          <w:sz w:val="19"/>
+        </w:rPr>
+        <w:t>Tesla Is Turning Its Model S Line Into an Optimus Robot Factory: Gen 3 Targets a 2026 Production Start / Tesla Optimus at Fremont: Gen 3 Humanoid Deployment &amp; Mass Production Update 2026.</w:t>
+      </w:r>
+      <w:r>
+        <w:rPr>
+          <w:rFonts w:ascii="Arial" w:hAnsi="Arial"/>
+          <w:b w:val="0"/>
+          <w:i w:val="0"/>
+          <w:sz w:val="19"/>
+        </w:rPr>
+        <w:t xml:space="preserve"> Tesla beendet Model-S-/X-Produktion im Q2 2026 zur Umstellung des Fremont-Werks auf Optimus-Gen-3-Fertigung; Stückzahlziele im niedrigen Tausenderbereich; Figure (Figure-02-Auslieferung an BMW South Carolina) und Apptronik / 1X (NEO-Preorder, 2026-Auslieferung) parallel in der Frühserien-Phase. https://www.techtimes.com/articles/318071/20260609/tesla-turning-its-model-s-line-optimus-robot-factorygen-3-targets-2026-production-start.htm | https://ifactoryapp.com/industries/automotive-manufacturing/tesla-optimus-fremont-gen-3-humanoid-2026</w:t>
+      </w:r>
+    </w:p>
+    <w:p>
+      <w:pPr>
+        <w:jc w:val="both"/>
+      </w:pPr>
+      <w:r>
+        <w:rPr>
+          <w:rFonts w:ascii="Arial" w:hAnsi="Arial"/>
+          <w:b w:val="0"/>
+          <w:i w:val="0"/>
+          <w:sz w:val="19"/>
+        </w:rPr>
         <w:t xml:space="preserve">Bloomberg Editorial Board. (29. April 2026). </w:t>
       </w:r>
       <w:r>
@@ -10566,7 +11187,259 @@
           <w:i w:val="0"/>
           <w:sz w:val="19"/>
         </w:rPr>
-        <w:t xml:space="preserve"> Dieses Arbeitspapier gibt den Stand Anfang Mai 2026 (Schnitt am 8. Mai 2026 — Lauf 001 vom 8. Mai 2026) wieder. Die Debatte entwickelt sich dynamisch, insbesondere im Zuge der OpenAI-Strategiepapiere und der Eröffnung des OpenAI Workshop in Washington, D.C. im Mai 2026, des Erstdurchgangs des GKV-Beitragssatzstabilisierungsgesetzes in der 1065. Bundesratssitzung am 8. Mai 2026 mit 79 Tagesordnungspunkten (Kabinettsbeschluss 29. April 2026, parlamentarische Behandlung vor der Sommerpause 2026 angekündigt), der laufenden Trilog-Verhandlungen zum Digital Omnibus on AI (zweite Runde 28. April 2026 ohne Einigung; nächste Runde 13. Mai 2026 — Knackpunkt ist nicht die Verschiebung der Hochrisiko-Pflichten, sondern die Konformitätsbewertungs-Architektur für Anhang I; die zypriotische Ratspräsidentschaft strebt einen Abschluss vor Ablauf ihrer Amtszeit am 30. Juni 2026 an, andernfalls übernimmt die irische Präsidentschaft), der am 5. Mai 2026 erfolgten Arraignment-Verhandlung im Altman-Verfahren mit „nicht schuldig"-Plädoyer und angeordneter psychiatrischer Begutachtung, des am 7. Mai 2026 versandten individuellen Microsoft-Buyout-Angebots (Annahmefrist 8. Juni 2026, VRSAR-Unterzeichnung 9.–22. Juni 2026, bis zu fünfjährige Krankenversicherungs-Verlängerung), des am 1. Mai 2026 vom Connecticut-Repräsentantenhaus mit 131 zu 17 Stimmen verabschiedeten </w:t>
+        <w:t xml:space="preserve"> Dieses Arbeitspapier gibt den Stand Mitte Juni 2026 (Schnitt am 17. Juni 2026 — Lauf 001 vom 17. Juni 2026; gegenüber der vorherigen Schnittangabe vom 8. Mai 2026 um die Entwicklungen Mai/Juni 2026 erweitert) wieder. Neu hinzugekommen sind insbesondere der am 1. Juni 2026 von Bernie Sanders im </w:t>
+      </w:r>
+      <w:r>
+        <w:rPr>
+          <w:rFonts w:ascii="Arial" w:hAnsi="Arial"/>
+          <w:b w:val="0"/>
+          <w:i/>
+          <w:sz w:val="19"/>
+        </w:rPr>
+        <w:t>New York Times</w:t>
+      </w:r>
+      <w:r>
+        <w:rPr>
+          <w:rFonts w:ascii="Arial" w:hAnsi="Arial"/>
+          <w:b w:val="0"/>
+          <w:i w:val="0"/>
+          <w:sz w:val="19"/>
+        </w:rPr>
+        <w:t xml:space="preserve">-Gastbeitrag </w:t>
+      </w:r>
+      <w:r>
+        <w:rPr>
+          <w:rFonts w:ascii="Arial" w:hAnsi="Arial"/>
+          <w:b w:val="0"/>
+          <w:i/>
+          <w:sz w:val="19"/>
+        </w:rPr>
+        <w:t>„The Public Should Own Half of the Big A.I. Companies"</w:t>
+      </w:r>
+      <w:r>
+        <w:rPr>
+          <w:rFonts w:ascii="Arial" w:hAnsi="Arial"/>
+          <w:b w:val="0"/>
+          <w:i w:val="0"/>
+          <w:sz w:val="19"/>
+        </w:rPr>
+        <w:t xml:space="preserve"> angekündigte </w:t>
+      </w:r>
+      <w:r>
+        <w:rPr>
+          <w:rFonts w:ascii="Arial" w:hAnsi="Arial"/>
+          <w:b w:val="0"/>
+          <w:i/>
+          <w:sz w:val="19"/>
+        </w:rPr>
+        <w:t>American AI Sovereign Wealth Fund Act</w:t>
+      </w:r>
+      <w:r>
+        <w:rPr>
+          <w:rFonts w:ascii="Arial" w:hAnsi="Arial"/>
+          <w:b w:val="0"/>
+          <w:i w:val="0"/>
+          <w:sz w:val="19"/>
+        </w:rPr>
+        <w:t xml:space="preserve"> (einmalige Eigenkapital-Abgabe von 50 % gegenüber OpenAI, Anthropic und xAI; Übertragung in einen öffentlich-rechtlichen Staatsfonds mit Bundes­stimmrechten und Verwaltungsratssitzen; Direkt­zahlungen sowie zweckgebundene Mittel für Gesundheit, Bildung und Wohnen — Einbringung „in den kommenden Wochen" angekündigt, Bill-Text vor dem 17. Juni 2026 nicht öffentlich), die vorläufige politische Einigung im EU-Trilog zum </w:t>
+      </w:r>
+      <w:r>
+        <w:rPr>
+          <w:rFonts w:ascii="Arial" w:hAnsi="Arial"/>
+          <w:b w:val="0"/>
+          <w:i/>
+          <w:sz w:val="19"/>
+        </w:rPr>
+        <w:t>Digital Omnibus on AI</w:t>
+      </w:r>
+      <w:r>
+        <w:rPr>
+          <w:rFonts w:ascii="Arial" w:hAnsi="Arial"/>
+          <w:b w:val="0"/>
+          <w:i w:val="0"/>
+          <w:sz w:val="19"/>
+        </w:rPr>
+        <w:t xml:space="preserve"> vom 6. Mai 2026 (Bestätigung der Mitgliedstaaten-Vertretungen im Rat am 13. Mai 2026; Verschiebung der Hochrisiko-Pflichten auf 2. Dezember 2027 und 2. August 2028; förmlich noch ausstehend: Plenarvotum EP, Ratsannahme, Veröffentlichung im Amtsblatt; bis zur Veröffentlichung bleibt 2. August 2026 als ursprünglicher Stichtag in Kraft), der </w:t>
+      </w:r>
+      <w:r>
+        <w:rPr>
+          <w:rFonts w:ascii="Arial" w:hAnsi="Arial"/>
+          <w:b w:val="0"/>
+          <w:i/>
+          <w:sz w:val="19"/>
+        </w:rPr>
+        <w:t>Challenger-, Gray &amp; Christmas</w:t>
+      </w:r>
+      <w:r>
+        <w:rPr>
+          <w:rFonts w:ascii="Arial" w:hAnsi="Arial"/>
+          <w:b w:val="0"/>
+          <w:i w:val="0"/>
+          <w:sz w:val="19"/>
+        </w:rPr>
+        <w:t>-</w:t>
+      </w:r>
+      <w:r>
+        <w:rPr>
+          <w:rFonts w:ascii="Arial" w:hAnsi="Arial"/>
+          <w:b w:val="0"/>
+          <w:i/>
+          <w:sz w:val="19"/>
+        </w:rPr>
+        <w:t>Mai-2026-Job-Cuts-Report</w:t>
+      </w:r>
+      <w:r>
+        <w:rPr>
+          <w:rFonts w:ascii="Arial" w:hAnsi="Arial"/>
+          <w:b w:val="0"/>
+          <w:i w:val="0"/>
+          <w:sz w:val="19"/>
+        </w:rPr>
+        <w:t xml:space="preserve"> (97.006 Streichungen im Mai, +16 % gegenüber April; KI-bezogen 38.579 — rund 40 % und erstmals führender Einzelgrund in der Reihe; YTD KI-bezogen 87.714 — übertrifft Vollwert 2025 von 54.836 nach fünf Monaten; Tech YTD 123.653 / +66 %), der erste Durchgang im Bundesrat und die erste Lesung im Bundestag zum </w:t>
+      </w:r>
+      <w:r>
+        <w:rPr>
+          <w:rFonts w:ascii="Arial" w:hAnsi="Arial"/>
+          <w:b w:val="0"/>
+          <w:i/>
+          <w:sz w:val="19"/>
+        </w:rPr>
+        <w:t>GKV-Beitragssatzstabilisierungsgesetz</w:t>
+      </w:r>
+      <w:r>
+        <w:rPr>
+          <w:rFonts w:ascii="Arial" w:hAnsi="Arial"/>
+          <w:b w:val="0"/>
+          <w:i w:val="0"/>
+          <w:sz w:val="19"/>
+        </w:rPr>
+        <w:t xml:space="preserve"> am 12. Juni 2026 mit Anhörung am 22. Juni 2026, der IAB-Kurzbericht 8/2026 von Friedrich und Kagerl </w:t>
+      </w:r>
+      <w:r>
+        <w:rPr>
+          <w:rFonts w:ascii="Arial" w:hAnsi="Arial"/>
+          <w:b w:val="0"/>
+          <w:i/>
+          <w:sz w:val="19"/>
+        </w:rPr>
+        <w:t>„Künstliche Intelligenz in deutschen Betrieben"</w:t>
+      </w:r>
+      <w:r>
+        <w:rPr>
+          <w:rFonts w:ascii="Arial" w:hAnsi="Arial"/>
+          <w:b w:val="0"/>
+          <w:i w:val="0"/>
+          <w:sz w:val="19"/>
+        </w:rPr>
+        <w:t xml:space="preserve"> (Mai 2026; Anteil der Betriebe mit Einsatz generativer KI 2023 → 2025: 5 % → 25 %; Großbetriebe 48 %, Kleinstbetriebe 21 %; Information und Kommunikation 59 %, Finanz- und Versicherungsdienste 50 %), die am 10. Juni 2026 interne Ankündigung eines 100-Tage-„Reset" der Microsoft-Xbox-Sparte unter CEO Asha Sharma mit für Juli 2026 angekündigten Stellenstreichungen „in den Tausenden", die am 3. Juni 2026 von Uber bewusst nicht KI-attribuiert vorgenommene Streichung von rund 23 % der People-and-Places-Sparte (&lt; 340 Stellen, &lt; 1 % der globalen Belegschaft — Gegen­beispiel zur Kausalitätsdebatte) sowie die gemeinsame Frühserien­phase der humanoiden Robotik bei Tesla (Optimus Gen 3, Umbau der Fremont-Linie, Produktionsstart Sommer 2026), Figure (Figure-02 in BMW South Carolina) und Apptronik / 1X. Die zuvor referenzierten Entwicklungen — OpenAI-Strategiepapier, OpenAI Workshop, Erstdurchgang im Bundesrat 8. Mai 2026, Microsoft-VRSAR-Programm, Connecticut </w:t>
+      </w:r>
+      <w:r>
+        <w:rPr>
+          <w:rFonts w:ascii="Arial" w:hAnsi="Arial"/>
+          <w:b w:val="0"/>
+          <w:i/>
+          <w:sz w:val="19"/>
+        </w:rPr>
+        <w:t>SB 5</w:t>
+      </w:r>
+      <w:r>
+        <w:rPr>
+          <w:rFonts w:ascii="Arial" w:hAnsi="Arial"/>
+          <w:b w:val="0"/>
+          <w:i w:val="0"/>
+          <w:sz w:val="19"/>
+        </w:rPr>
+        <w:t xml:space="preserve">, Maine </w:t>
+      </w:r>
+      <w:r>
+        <w:rPr>
+          <w:rFonts w:ascii="Arial" w:hAnsi="Arial"/>
+          <w:b w:val="0"/>
+          <w:i/>
+          <w:sz w:val="19"/>
+        </w:rPr>
+        <w:t>LD 307 / LD 713 / EO 5</w:t>
+      </w:r>
+      <w:r>
+        <w:rPr>
+          <w:rFonts w:ascii="Arial" w:hAnsi="Arial"/>
+          <w:b w:val="0"/>
+          <w:i w:val="0"/>
+          <w:sz w:val="19"/>
+        </w:rPr>
+        <w:t xml:space="preserve">, Hamilton-Project-Papier, Massenkoff/McCrory-Studie, </w:t>
+      </w:r>
+      <w:r>
+        <w:rPr>
+          <w:rFonts w:ascii="Arial" w:hAnsi="Arial"/>
+          <w:b w:val="0"/>
+          <w:i/>
+          <w:sz w:val="19"/>
+        </w:rPr>
+        <w:t>Anthropic Economic Index Survey</w:t>
+      </w:r>
+      <w:r>
+        <w:rPr>
+          <w:rFonts w:ascii="Arial" w:hAnsi="Arial"/>
+          <w:b w:val="0"/>
+          <w:i w:val="0"/>
+          <w:sz w:val="19"/>
+        </w:rPr>
+        <w:t xml:space="preserve"> und Folgeband, Trilog-Stand Ende April 2026, IAB-Frühjahrsprognose, Tech-Layoff-Trackerstände Mai 2026 (Cloudflare/Coinbase/PayPal/Freshworks/Cognizant), </w:t>
+      </w:r>
+      <w:r>
+        <w:rPr>
+          <w:rFonts w:ascii="Arial" w:hAnsi="Arial"/>
+          <w:b w:val="0"/>
+          <w:i/>
+          <w:sz w:val="19"/>
+        </w:rPr>
+        <w:t>Challenger April-2026-Report</w:t>
+      </w:r>
+      <w:r>
+        <w:rPr>
+          <w:rFonts w:ascii="Arial" w:hAnsi="Arial"/>
+          <w:b w:val="0"/>
+          <w:i w:val="0"/>
+          <w:sz w:val="19"/>
+        </w:rPr>
+        <w:t xml:space="preserve">, </w:t>
+      </w:r>
+      <w:r>
+        <w:rPr>
+          <w:rFonts w:ascii="Arial" w:hAnsi="Arial"/>
+          <w:b w:val="0"/>
+          <w:i/>
+          <w:sz w:val="19"/>
+        </w:rPr>
+        <w:t>Yale Budget Lab</w:t>
+      </w:r>
+      <w:r>
+        <w:rPr>
+          <w:rFonts w:ascii="Arial" w:hAnsi="Arial"/>
+          <w:b w:val="0"/>
+          <w:i w:val="0"/>
+          <w:sz w:val="19"/>
+        </w:rPr>
+        <w:t xml:space="preserve">, Big-Tech-Capex 725 Mrd. USD und das </w:t>
+      </w:r>
+      <w:r>
+        <w:rPr>
+          <w:rFonts w:ascii="Arial" w:hAnsi="Arial"/>
+          <w:b w:val="0"/>
+          <w:i/>
+          <w:sz w:val="19"/>
+        </w:rPr>
+        <w:t>Bloomberg-Editorial</w:t>
+      </w:r>
+      <w:r>
+        <w:rPr>
+          <w:rFonts w:ascii="Arial" w:hAnsi="Arial"/>
+          <w:b w:val="0"/>
+          <w:i w:val="0"/>
+          <w:sz w:val="19"/>
+        </w:rPr>
+        <w:t xml:space="preserve"> vom 29. April 2026 — bleiben mit den in den jeweiligen Quellen­einträgen dokumentierten Stichdaten erhalten. Die Debatte entwickelt sich dynamisch, insbesondere im Zuge der OpenAI-Strategiepapiere und der Eröffnung des OpenAI Workshop in Washington, D.C. im Mai 2026, des Erstdurchgangs des GKV-Beitragssatzstabilisierungsgesetzes in der 1065. Bundesratssitzung am 8. Mai 2026 mit 79 Tagesordnungspunkten (Kabinettsbeschluss 29. April 2026, parlamentarische Behandlung vor der Sommerpause 2026 angekündigt), der laufenden Trilog-Verhandlungen zum Digital Omnibus on AI (zweite Runde 28. April 2026 ohne Einigung; nächste Runde 13. Mai 2026 — Knackpunkt ist nicht die Verschiebung der Hochrisiko-Pflichten, sondern die Konformitätsbewertungs-Architektur für Anhang I; die zypriotische Ratspräsidentschaft strebt einen Abschluss vor Ablauf ihrer Amtszeit am 30. Juni 2026 an, andernfalls übernimmt die irische Präsidentschaft), der am 5. Mai 2026 erfolgten Arraignment-Verhandlung im Altman-Verfahren mit „nicht schuldig"-Plädoyer und angeordneter psychiatrischer Begutachtung, des am 7. Mai 2026 versandten individuellen Microsoft-Buyout-Angebots (Annahmefrist 8. Juni 2026, VRSAR-Unterzeichnung 9.–22. Juni 2026, bis zu fünfjährige Krankenversicherungs-Verlängerung), des am 1. Mai 2026 vom Connecticut-Repräsentantenhaus mit 131 zu 17 Stimmen verabschiedeten </w:t>
       </w:r>
       <w:r>
         <w:rPr>
@@ -10862,7 +11735,7 @@
         <w:color w:val="999999"/>
         <w:sz w:val="15"/>
       </w:rPr>
-      <w:t>Version 22.0 — Mai 2026 — CC BY 4.0</w:t>
+      <w:t>Version 23.0 — Mai 2026 — CC BY 4.0</w:t>
       <w:tab/>
       <w:t xml:space="preserve">Seite </w:t>
     </w:r>

--- a/KI-Ökonomie.docx
+++ b/KI-Ökonomie.docx
@@ -112,7 +112,7 @@
           <w:color w:val="666666"/>
           <w:sz w:val="18"/>
         </w:rPr>
-        <w:t>Version 22.0</w:t>
+        <w:t>Version 23.0</w:t>
       </w:r>
     </w:p>
     <w:p>
@@ -238,7 +238,25 @@
           <w:i w:val="0"/>
           <w:sz w:val="19"/>
         </w:rPr>
-        <w:t xml:space="preserve"> fällt auf den 2. Juli 2026; nach den am 7. Mai 2026 publizierten Programmkonditionen sind rund 8.500 Beschäftigte angebotsberechtigt, das Paket umfasst eine Cash-Einmalzahlung sowie eine bis zu fünfjährige Krankenversicherungs-Verlängerung und enthält keine Wettbewerbs- oder Beschäftigungsverbote. Im Zusammenspiel mit den am selben Tag bekräftigten Meta-Streichungen ordneten Wirtschaftsmedien (CNBC, 24. April 2026) die Welle erstmals als „AI-driven labor crisis" ein — ein Begriff, der den Übergang von Einzelfällen zu einer kumulativen Branchenerzählung markiert. Bis zur Wochenmitte des 25. April 2026 weisen Branchen-Tracker einen kumulierten Bestand von über 92.000 Tech-Stellenstreichungen für das laufende Jahr 2026 aus; eine Aktualisierung zum 2. Mai 2026 hebt die Marke nach Tracker-Methodik des SkillSyncer auf 113.863 betroffene Beschäftigte aus 179 erfassten Layoff-Ereignissen (durchschnittlich rund 933 Stellen pro Tag), während TrueUp parallel 95.878 Personen aus 249 Einzelmeldungen zählt; die Methodikspanne erklärt die unterschiedlichen Größenordnungen, das Niveau einer sechsstelligen Tech-Reduktion innerhalb von vier Monaten ist über alle Tracker hinweg konsistent. Eine erneute Aktualisierung zum 6. Mai 2026 zeigt, dass die TrueUp-Zählung weiter auf 119.721 betroffene Personen aus 265 Layoff-Meldungen gestiegen ist (rund 958 Stellen pro Tag), während SkillSyncer mit 113.863 Personen aus 179 Ereignissen weitgehend unverändert bleibt; eine Tagesfortschreibung der TrueUp-Methodik weist zum 7. Mai 2026 bereits 121.111 Personen aus 273 Layoff-Meldungen aus (rund 961 Personen pro Tag); die nochmalige Aktualisierung zum 8. Mai 2026 hebt die Marke nach den am Vortag angekündigten Cloudflare-Streichungen auf 127.411 betroffene Personen aus 283 Layoff-Meldungen (rund 1.003 Stellen pro Tag), wobei die zusätzlichen Meldungen primär aus den am 5./6. Mai 2026 angekündigten Stellenstreichungen bei </w:t>
+        <w:t xml:space="preserve"> fällt auf den 2. Juli 2026; nach den am 7. Mai 2026 publizierten Programmkonditionen sind rund 8.500 Beschäftigte angebotsberechtigt, das Paket umfasst eine Cash-Einmalzahlung sowie eine bis zu fünfjährige Krankenversicherungs-Verlängerung und enthält keine Wettbewerbs- oder Beschäftigungsverbote. Im Zusammenspiel mit den am selben Tag bekräftigten Meta-Streichungen ordneten Wirtschaftsmedien (CNBC, 24. April 2026) die Welle erstmals als „AI-driven labor crisis" ein — ein Begriff, der den Übergang von Einzelfällen zu einer kumulativen Branchenerzählung markiert. Bis zur Wochenmitte des 25. April 2026 weisen Branchen-Tracker einen kumulierten Bestand von über 92.000 Tech-Stellenstreichungen für das laufende Jahr 2026 aus; eine Aktualisierung zum 2. Mai 2026 hebt die Marke nach Tracker-Methodik des SkillSyncer auf 113.863 betroffene Beschäftigte aus 179 erfassten Layoff-Ereignissen (durchschnittlich rund 933 Stellen pro Tag), während TrueUp parallel 95.878 Personen aus 249 Einzelmeldungen zählt; die Methodikspanne erklärt die unterschiedlichen Größenordnungen, das Niveau einer sechsstelligen Tech-Reduktion innerhalb von vier Monaten ist über alle Tracker hinweg konsistent. Eine erneute Aktualisierung zum 6. Mai 2026 zeigt, dass die TrueUp-Zählung weiter auf 119.721 betroffene Personen aus 265 Layoff-Meldungen gestiegen ist (rund 958 Stellen pro Tag), während SkillSyncer mit 113.863 Personen aus 179 Ereignissen weitgehend unverändert bleibt; eine Tagesfortschreibung der TrueUp-Methodik weist zum 7. Mai 2026 bereits 121.111 Personen aus 273 Layoff-Meldungen aus (rund 961 Personen pro Tag); die nochmalige Aktualisierung zum 8. Mai 2026 hebt die Marke nach den am Vortag angekündigten Cloudflare-Streichungen auf 127.411 betroffene Personen aus 283 Layoff-Meldungen (rund 1.003 Stellen pro Tag); ein weiterer TrueUp-Stand zum 17. Juni 2026 weist 185.894 betroffene Personen aus 267 Layoff-Ereignissen aus (rund 1.107 Stellen pro Tag), von denen 53 % — entsprechend rund 155.321 Personen aus 141 Firmen — die Streichungen ausdrücklich mit KI, Automatisierung oder Machine Learning begründen, womit der KI-Begründungs­anteil erstmals oberhalb der Hälfte der Tracker-Population liegt und die in § 3.5 referierte Beobachtung sektoraler Frühwirkungen weiter unterfüttert; eine eigenständige Cluster-Meldung der Welle ist die am 3. Juni 2026 von </w:t>
+      </w:r>
+      <w:r>
+        <w:rPr>
+          <w:rFonts w:ascii="Arial" w:hAnsi="Arial"/>
+          <w:b w:val="0"/>
+          <w:i/>
+          <w:sz w:val="19"/>
+        </w:rPr>
+        <w:t>GitLab</w:t>
+      </w:r>
+      <w:r>
+        <w:rPr>
+          <w:rFonts w:ascii="Arial" w:hAnsi="Arial"/>
+          <w:b w:val="0"/>
+          <w:i w:val="0"/>
+          <w:sz w:val="19"/>
+        </w:rPr>
+        <w:t xml:space="preserve"> parallel zu den Q1-Ergebnissen angekündigte Streichung von rund 14 % der Belegschaft (etwa 350 Personen), die mit einem Rückzug aus 22 Ländern, einer Reduktion des Länder-Footprints um rund 30 %, einer Abflachung der Managementebenen um bis zu drei Stufen und einer Reorganisation der Forschung und Entwicklung in rund 60 autonome Einheiten flankiert ist; Vorstandschef Bill Staples begründete die Reorganisation in der Begleitkommunikation mit dem Druck der „agentic workloads" auf die bestehende Entwicklerinfrastruktur, wobei die zusätzlichen Meldungen primär aus den am 5./6. Mai 2026 angekündigten Stellenstreichungen bei </w:t>
       </w:r>
       <w:r>
         <w:rPr>
@@ -2199,6 +2217,47 @@
           <w:i w:val="0"/>
           <w:sz w:val="19"/>
         </w:rPr>
+        <w:t>KI-Marktüberwachungs- und -Innovationsförderungsgesetz (KI-MIG) — Bundestagsbeschluss am 11. Juni 2026:</w:t>
+      </w:r>
+      <w:r>
+        <w:rPr>
+          <w:rFonts w:ascii="Arial" w:hAnsi="Arial"/>
+          <w:b w:val="0"/>
+          <w:i w:val="0"/>
+          <w:sz w:val="19"/>
+        </w:rPr>
+        <w:t xml:space="preserve"> Der Bundestag hat am 11. Juni 2026 das </w:t>
+      </w:r>
+      <w:r>
+        <w:rPr>
+          <w:rFonts w:ascii="Arial" w:hAnsi="Arial"/>
+          <w:b w:val="0"/>
+          <w:i/>
+          <w:sz w:val="19"/>
+        </w:rPr>
+        <w:t>Gesetz zur Durchführung der EU-Verordnung über Künstliche Intelligenz</w:t>
+      </w:r>
+      <w:r>
+        <w:rPr>
+          <w:rFonts w:ascii="Arial" w:hAnsi="Arial"/>
+          <w:b w:val="0"/>
+          <w:i w:val="0"/>
+          <w:sz w:val="19"/>
+        </w:rPr>
+        <w:t xml:space="preserve"> (Drucksache 21/4594 in der vom Digitalausschuss überarbeiteten Fassung 21/6407) mit den Stimmen der Koalitions­fraktionen CDU/CSU und SPD gegen die Stimmen von AfD, Bündnis 90/Die Grünen und Linke verabschiedet. Das Gesetz benennt die Bundesnetzagentur als zentrale KI-Marktüberwachungs­behörde, regelt Sanktionsbefugnisse, Konformitäts­bewertungs­zuständigkeiten und schließt eine Entschließung des Bundestages an die Bundesregierung ein, Open-Source-Komponenten und öffentliche Stellen mit den erforderlichen Ressourcen und Trainings­maßnahmen für die KI-Verordnung auszustatten. Die Bundesrats­zustimmung steht zum Schnitt am 18. Juni 2026 noch aus. Für die hier geführte Steuerdebatte ist das Gesetz indirekt relevant, weil es erstmals eine bundesgesetzliche Operationalisierung der EU-AI-Act-Pflichten in Deutschland markiert (insbesondere für Hochrisiko-KI-Systeme im Beschäftigungs­kontext) und damit die in § 9.1 diskutierten Mess- und Anknüpfungsfragen einer KI-spezifischen Abgabe institutionell einbettet — fiskalische Komponenten enthält das Gesetz nicht.</w:t>
+      </w:r>
+    </w:p>
+    <w:p>
+      <w:pPr>
+        <w:jc w:val="both"/>
+      </w:pPr>
+      <w:r>
+        <w:rPr>
+          <w:rFonts w:ascii="Arial" w:hAnsi="Arial"/>
+          <w:b/>
+          <w:i w:val="0"/>
+          <w:sz w:val="19"/>
+        </w:rPr>
         <w:t>Neue nationale Initiative Deutschland — Plattform-Digitalabgabe (2026):</w:t>
       </w:r>
       <w:r>
@@ -3056,6 +3115,237 @@
           <w:sz w:val="19"/>
         </w:rPr>
         <w:t xml:space="preserve"> zur Stützung verdrängter Beschäftigter. Die Position ergänzt die in § 3.3 (de la Feria) und § 3.4 (IW Köln/Hentze) referierten ökonomischen Einwände um eine prominente publizistische Stimme aus der Wirtschaftspresse — und liefert damit für die in Kapitel 10 zu treffende Bewertung das spiegelbildliche Pendant zu den OpenAI-/Sanders-Vorschlägen aus demselben Zeitfenster.</w:t>
+      </w:r>
+    </w:p>
+    <w:p>
+      <w:pPr>
+        <w:jc w:val="both"/>
+      </w:pPr>
+      <w:r>
+        <w:rPr>
+          <w:rFonts w:ascii="Arial" w:hAnsi="Arial"/>
+          <w:b/>
+          <w:i w:val="0"/>
+          <w:sz w:val="19"/>
+        </w:rPr>
+        <w:t>Anthropic — „Policy on the AI Exponential" und Economic Policy Framework (10. Juni 2026):</w:t>
+      </w:r>
+      <w:r>
+        <w:rPr>
+          <w:rFonts w:ascii="Arial" w:hAnsi="Arial"/>
+          <w:b w:val="0"/>
+          <w:i w:val="0"/>
+          <w:sz w:val="19"/>
+        </w:rPr>
+        <w:t xml:space="preserve"> Am 10. Juni 2026 hat Anthropic mit dem Aufsatz von Vorstandsvorsitzendem Dario Amodei </w:t>
+      </w:r>
+      <w:r>
+        <w:rPr>
+          <w:rFonts w:ascii="Arial" w:hAnsi="Arial"/>
+          <w:b w:val="0"/>
+          <w:i/>
+          <w:sz w:val="19"/>
+        </w:rPr>
+        <w:t>„Policy on the AI Exponential"</w:t>
+      </w:r>
+      <w:r>
+        <w:rPr>
+          <w:rFonts w:ascii="Arial" w:hAnsi="Arial"/>
+          <w:b w:val="0"/>
+          <w:i w:val="0"/>
+          <w:sz w:val="19"/>
+        </w:rPr>
+        <w:t xml:space="preserve"> zwei flankierende formale Rahmenwerke vorgelegt: ein </w:t>
+      </w:r>
+      <w:r>
+        <w:rPr>
+          <w:rFonts w:ascii="Arial" w:hAnsi="Arial"/>
+          <w:b w:val="0"/>
+          <w:i/>
+          <w:sz w:val="19"/>
+        </w:rPr>
+        <w:t>Advanced AI Framework</w:t>
+      </w:r>
+      <w:r>
+        <w:rPr>
+          <w:rFonts w:ascii="Arial" w:hAnsi="Arial"/>
+          <w:b w:val="0"/>
+          <w:i w:val="0"/>
+          <w:sz w:val="19"/>
+        </w:rPr>
+        <w:t xml:space="preserve"> für Sicherheits- und Test­regime für hochleistungsfähige Modelle und ein </w:t>
+      </w:r>
+      <w:r>
+        <w:rPr>
+          <w:rFonts w:ascii="Arial" w:hAnsi="Arial"/>
+          <w:b w:val="0"/>
+          <w:i/>
+          <w:sz w:val="19"/>
+        </w:rPr>
+        <w:t>Economic Policy Framework</w:t>
+      </w:r>
+      <w:r>
+        <w:rPr>
+          <w:rFonts w:ascii="Arial" w:hAnsi="Arial"/>
+          <w:b w:val="0"/>
+          <w:i w:val="0"/>
+          <w:sz w:val="19"/>
+        </w:rPr>
+        <w:t xml:space="preserve"> zu Arbeitsmarkt-Reaktionen. Der Sicherheitsrahmen würde nur für Modelle gelten, die mit mehr als 10²⁵ Gleitkomma-Operationen trainiert werden und Anbieter mit mehr als 500 Mio. US-Dollar KI-Umsatz oder mehr als 1 Mrd. US-Dollar KI-F&amp;E-Aufwand erfassen; er sieht Transparenz-, Evaluierungs- und behördliche Durchgriffsrechte vor, einschließlich der Möglichkeit, „signifikant katastrophen­gefährliche" Modellverbreitungen zu blockieren. Steuer- und sozialpolitisch relevanter ist das </w:t>
+      </w:r>
+      <w:r>
+        <w:rPr>
+          <w:rFonts w:ascii="Arial" w:hAnsi="Arial"/>
+          <w:b w:val="0"/>
+          <w:i/>
+          <w:sz w:val="19"/>
+        </w:rPr>
+        <w:t>Economic Policy Framework</w:t>
+      </w:r>
+      <w:r>
+        <w:rPr>
+          <w:rFonts w:ascii="Arial" w:hAnsi="Arial"/>
+          <w:b w:val="0"/>
+          <w:i w:val="0"/>
+          <w:sz w:val="19"/>
+        </w:rPr>
+        <w:t xml:space="preserve">, das drei Szenarien staffelt: Bei rund fünf Prozent Arbeitslosigkeit empfiehlt der Rahmen eine Ausweitung „pre-distributiver" Kapitalkonten — die heute nur Indexfonds, aber keine Anteile an KI-Unternehmen halten dürfen —, ergänzt um Lohnversicherung, Umschulungszuschüsse, Reform berufsrechtlicher Lizenzschranken und Bindungsanreize für Arbeitgeber; bei zehn Prozent rücken erweiterte Arbeitslosenversicherung und sektorale Übergangshilfen ins Zentrum; bei „beispielloser" Arbeitslosigkeit nennt Anthropic im Konjunktiv Grundeinkommen, Staatsfonds-Modelle und Beteiligungsmechanismen als zu erwägende Instrumente und verweist auf den Bedarf neuer Steuerquellen. Finanziell hinterlegt Anthropic die Rahmen mit 350 Mio. US-Dollar — 200 Mio. für einen </w:t>
+      </w:r>
+      <w:r>
+        <w:rPr>
+          <w:rFonts w:ascii="Arial" w:hAnsi="Arial"/>
+          <w:b w:val="0"/>
+          <w:i/>
+          <w:sz w:val="19"/>
+        </w:rPr>
+        <w:t>Economic Futures Research Fund</w:t>
+      </w:r>
+      <w:r>
+        <w:rPr>
+          <w:rFonts w:ascii="Arial" w:hAnsi="Arial"/>
+          <w:b w:val="0"/>
+          <w:i w:val="0"/>
+          <w:sz w:val="19"/>
+        </w:rPr>
+        <w:t xml:space="preserve"> und 150 Mio. für ein nationales Stipendienprogramm. Für die hier geführte Debatte ist das Papier bemerkenswert, weil mit Anthropic ein zweiter führender KI-Anbieter — nach OpenAI im April 2026 — eine fiskalische Beteiligung am eigenen Geschäftsmodell unter bestimmten Szenarien explizit zur Diskussion stellt (Anthropic-CEO Amodei wird in der Folgeberichterstattung mit der Aufforderung „Tax us, please" zitiert) und damit die in Kapitel 8 entwickelte Linie eines Teilhabefonds aus der Wertschöpfung großer KI-Anbieter ein zweites unternehmensseitig getragenes Anschauungsbeispiel erhält — im Unterschied zur OpenAI-Linie aber mit einer expliziten Schwellenwert-Architektur und einer szenariobedingten Eskalationsleiter. Anthropic positioniert sich zudem deutlich gegen die zeitgleiche OpenAI-Linie (Sam Altman, Mai 2026: „Jobs-Apokalypse" eher unwahrscheinlich) — der ökonomische Diskurs zwischen den beiden führenden Frontier-Anbietern divergiert damit erstmals sichtbar in einer Grundsatzfrage der Steuerpolitik.</w:t>
+      </w:r>
+    </w:p>
+    <w:p>
+      <w:pPr>
+        <w:jc w:val="both"/>
+      </w:pPr>
+      <w:r>
+        <w:rPr>
+          <w:rFonts w:ascii="Arial" w:hAnsi="Arial"/>
+          <w:b/>
+          <w:i w:val="0"/>
+          <w:sz w:val="19"/>
+        </w:rPr>
+        <w:t>Andrew Yang (CNBC, Juni 2026 — Folgeschritt zur März-Linie):</w:t>
+      </w:r>
+      <w:r>
+        <w:rPr>
+          <w:rFonts w:ascii="Arial" w:hAnsi="Arial"/>
+          <w:b w:val="0"/>
+          <w:i w:val="0"/>
+          <w:sz w:val="19"/>
+        </w:rPr>
+        <w:t xml:space="preserve"> Am 4. Juni 2026 hat Andrew Yang in einem CNBC-Squawk-Box-Interview seine bereits im März 2026 formulierte Position konkretisiert: Statt eines pauschalen Bezugs auf Arbeit versus Kapital schlug er erstmals eine </w:t>
+      </w:r>
+      <w:r>
+        <w:rPr>
+          <w:rFonts w:ascii="Arial" w:hAnsi="Arial"/>
+          <w:b w:val="0"/>
+          <w:i/>
+          <w:sz w:val="19"/>
+        </w:rPr>
+        <w:t>Token-Steuer</w:t>
+      </w:r>
+      <w:r>
+        <w:rPr>
+          <w:rFonts w:ascii="Arial" w:hAnsi="Arial"/>
+          <w:b w:val="0"/>
+          <w:i w:val="0"/>
+          <w:sz w:val="19"/>
+        </w:rPr>
+        <w:t xml:space="preserve"> in Höhe von rund drei Prozent auf KI-Inferenz vor — eine Abgabe, die nach seiner Argumentation entlang der KI-Wertschöpfungskette von Chipherstellern (Nvidia) über Cloud- und Inferenzanbieter bis zu den Anwendern einen einheitlichen Anknüpfungspunkt bildet. Zusätzlich räumte Yang als Vorstandsvorsitzender von </w:t>
+      </w:r>
+      <w:r>
+        <w:rPr>
+          <w:rFonts w:ascii="Arial" w:hAnsi="Arial"/>
+          <w:b w:val="0"/>
+          <w:i/>
+          <w:sz w:val="19"/>
+        </w:rPr>
+        <w:t>Noble Mobile</w:t>
+      </w:r>
+      <w:r>
+        <w:rPr>
+          <w:rFonts w:ascii="Arial" w:hAnsi="Arial"/>
+          <w:b w:val="0"/>
+          <w:i w:val="0"/>
+          <w:sz w:val="19"/>
+        </w:rPr>
+        <w:t xml:space="preserve"> ein, dass sein eigenes Unternehmen Berufseinsteigerinnen und Berufseinsteiger durch KI-Systeme ersetze, und stellte das Aufkommen in Aussicht für die Finanzierung von Lohnsteuersenkungen, die menschliche Beschäftigung relativ günstiger machen würden. Yang verwies in dem Interview ausdrücklich auf die anthropische Linie („Dario Amodei sagt: tax us, please") und ordnete den eigenen Vorschlag in den breiteren Bezugspunkt der für 2026 erwarteten KI-Infrastruktur-Investitionen von rund einer Billion US-Dollar ein. Für die hier geführte Debatte ist die Konkretisierung relevant, weil sie erstmals eine </w:t>
+      </w:r>
+      <w:r>
+        <w:rPr>
+          <w:rFonts w:ascii="Arial" w:hAnsi="Arial"/>
+          <w:b w:val="0"/>
+          <w:i/>
+          <w:sz w:val="19"/>
+        </w:rPr>
+        <w:t>output-/nutzungsbasierte</w:t>
+      </w:r>
+      <w:r>
+        <w:rPr>
+          <w:rFonts w:ascii="Arial" w:hAnsi="Arial"/>
+          <w:b w:val="0"/>
+          <w:i w:val="0"/>
+          <w:sz w:val="19"/>
+        </w:rPr>
+        <w:t xml:space="preserve"> Anknüpfung an die KI-Wertschöpfung außerhalb der Wertschöpfungsabgaben-Tradition (§ 5.1) und außerhalb des sub-föderalen Connecticut-Bill-515-Pfads (§ 4.5) formuliert — und damit der Operationalisierungsdebatte in § 5.1 und § 9.1 einen weiteren, technisch eng messbaren Pfad (Token-Volumen je Inferenz-Vorgang) hinzufügt.</w:t>
+      </w:r>
+    </w:p>
+    <w:p>
+      <w:pPr>
+        <w:jc w:val="both"/>
+      </w:pPr>
+      <w:r>
+        <w:rPr>
+          <w:rFonts w:ascii="Arial" w:hAnsi="Arial"/>
+          <w:b/>
+          <w:i w:val="0"/>
+          <w:sz w:val="19"/>
+        </w:rPr>
+        <w:t>Bernie Sanders — American AI Sovereign Wealth Fund Act (Anfang Juni 2026):</w:t>
+      </w:r>
+      <w:r>
+        <w:rPr>
+          <w:rFonts w:ascii="Arial" w:hAnsi="Arial"/>
+          <w:b w:val="0"/>
+          <w:i w:val="0"/>
+          <w:sz w:val="19"/>
+        </w:rPr>
+        <w:t xml:space="preserve"> Anfang Juni 2026 hat Senator Bernie Sanders einen Folgeentwurf zum Sanders-Report angekündigt: den </w:t>
+      </w:r>
+      <w:r>
+        <w:rPr>
+          <w:rFonts w:ascii="Arial" w:hAnsi="Arial"/>
+          <w:b w:val="0"/>
+          <w:i/>
+          <w:sz w:val="19"/>
+        </w:rPr>
+        <w:t>American AI Sovereign Wealth Fund Act</w:t>
+      </w:r>
+      <w:r>
+        <w:rPr>
+          <w:rFonts w:ascii="Arial" w:hAnsi="Arial"/>
+          <w:b w:val="0"/>
+          <w:i w:val="0"/>
+          <w:sz w:val="19"/>
+        </w:rPr>
+        <w:t>, der die größten KI-Unternehmen mit einer einmaligen Abgabe von 50 % belegen würde, zahlbar nicht in Geld, sondern in Unternehmensanteilen. Vorgesehene Adressaten sind OpenAI, Anthropic und xAI; der Bund erhielte mit den so eingebrachten Stimmrechtsanteilen eine paritätische Vertretung in den Verwaltungsräten der betroffenen Unternehmen, mit dem ausdrücklichen Ziel, Entscheidungen blockieren zu können, die der „Allgemeinheit schaden". Für die hier geführte Debatte ist der Entwurf eine konkretisierte US-bundesgesetzliche Variante der in § 5.4 angelegten Staatsfonds-Logik — allerdings in einer politisch hochproblematischen Pflicht­beteiligungs-Variante und mit einer Aussicht auf parlamentarische Annahme, die in einem republikanisch geführten Kongress weiterhin als gering einzuschätzen ist. Die Aufnahme zeigt nichtsdestoweniger, dass die Staatsfonds-Konzeption inzwischen aus Policy-Papieren (OpenAI, Anthropic) in formale Gesetzesvorschläge wandert.</w:t>
       </w:r>
     </w:p>
     <w:p>
@@ -8234,6 +8524,120 @@
           <w:i w:val="0"/>
           <w:sz w:val="19"/>
         </w:rPr>
+        <w:t xml:space="preserve">Anthropic / Dario Amodei. (10. Juni 2026). </w:t>
+      </w:r>
+      <w:r>
+        <w:rPr>
+          <w:rFonts w:ascii="Arial" w:hAnsi="Arial"/>
+          <w:b w:val="0"/>
+          <w:i/>
+          <w:sz w:val="19"/>
+        </w:rPr>
+        <w:t>Policy on the AI Exponential — Advanced AI Framework und Economic Policy Framework.</w:t>
+      </w:r>
+      <w:r>
+        <w:rPr>
+          <w:rFonts w:ascii="Arial" w:hAnsi="Arial"/>
+          <w:b w:val="0"/>
+          <w:i w:val="0"/>
+          <w:sz w:val="19"/>
+        </w:rPr>
+        <w:t xml:space="preserve"> Zwei flankierende Rahmenwerke samt 350-Mio.-USD-Finanzpaket (200 Mio. </w:t>
+      </w:r>
+      <w:r>
+        <w:rPr>
+          <w:rFonts w:ascii="Arial" w:hAnsi="Arial"/>
+          <w:b w:val="0"/>
+          <w:i/>
+          <w:sz w:val="19"/>
+        </w:rPr>
+        <w:t>Economic Futures Research Fund</w:t>
+      </w:r>
+      <w:r>
+        <w:rPr>
+          <w:rFonts w:ascii="Arial" w:hAnsi="Arial"/>
+          <w:b w:val="0"/>
+          <w:i w:val="0"/>
+          <w:sz w:val="19"/>
+        </w:rPr>
+        <w:t>, 150 Mio. nationales Stipendienprogramm); Sicherheitsschwelle 10²⁵ FLOPs / 500 Mio. USD KI-Umsatz / 1 Mrd. USD KI-F&amp;E; Arbeitsmarkt-Eskalationsleiter über drei Szenarien (5 %, 10 %, beispiellose Arbeitslosigkeit). https://www.anthropic.com/policy-on-the-ai-exponential/epf | https://www-cdn.anthropic.com/files/4zrzovbb/website/9ea607a5dd67c168093829b701f3a0a6d21156d5.pdf | https://darioamodei.com/post/policy-on-the-ai-exponential</w:t>
+      </w:r>
+    </w:p>
+    <w:p>
+      <w:pPr>
+        <w:jc w:val="both"/>
+      </w:pPr>
+      <w:r>
+        <w:rPr>
+          <w:rFonts w:ascii="Arial" w:hAnsi="Arial"/>
+          <w:b w:val="0"/>
+          <w:i w:val="0"/>
+          <w:sz w:val="19"/>
+        </w:rPr>
+        <w:t xml:space="preserve">US Senate / Yahoo Finance / Fox Business. (Anfang Juni 2026). </w:t>
+      </w:r>
+      <w:r>
+        <w:rPr>
+          <w:rFonts w:ascii="Arial" w:hAnsi="Arial"/>
+          <w:b w:val="0"/>
+          <w:i/>
+          <w:sz w:val="19"/>
+        </w:rPr>
+        <w:t>American AI Sovereign Wealth Fund Act — Sanders-Folgeentwurf.</w:t>
+      </w:r>
+      <w:r>
+        <w:rPr>
+          <w:rFonts w:ascii="Arial" w:hAnsi="Arial"/>
+          <w:b w:val="0"/>
+          <w:i w:val="0"/>
+          <w:sz w:val="19"/>
+        </w:rPr>
+        <w:t xml:space="preserve"> Einmalige 50-%-Abgabe in Unternehmens­anteilen für die größten KI-Unternehmen (OpenAI, Anthropic, xAI); Bundes­regierung mit Stimmrechtsanteilen und paritätischer Vertretung im Verwaltungsrat. https://finance.yahoo.com/economy/policy/articles/bernie-sanders-introduce-bill-giving-135431485.html | https://www.foxbusiness.com/politics/sanders-unveils-plan-take-50-stake-ai-companies-government-wealth-fund</w:t>
+      </w:r>
+    </w:p>
+    <w:p>
+      <w:pPr>
+        <w:jc w:val="both"/>
+      </w:pPr>
+      <w:r>
+        <w:rPr>
+          <w:rFonts w:ascii="Arial" w:hAnsi="Arial"/>
+          <w:b w:val="0"/>
+          <w:i w:val="0"/>
+          <w:sz w:val="19"/>
+        </w:rPr>
+        <w:t xml:space="preserve">Deutscher Bundestag. (11. Juni 2026). </w:t>
+      </w:r>
+      <w:r>
+        <w:rPr>
+          <w:rFonts w:ascii="Arial" w:hAnsi="Arial"/>
+          <w:b w:val="0"/>
+          <w:i/>
+          <w:sz w:val="19"/>
+        </w:rPr>
+        <w:t>Ja zur Durchführung der Verordnung über künstliche Intelligenz — Beschluss des KI-MIG (Drucksache 21/4594 / 21/6407).</w:t>
+      </w:r>
+      <w:r>
+        <w:rPr>
+          <w:rFonts w:ascii="Arial" w:hAnsi="Arial"/>
+          <w:b w:val="0"/>
+          <w:i w:val="0"/>
+          <w:sz w:val="19"/>
+        </w:rPr>
+        <w:t xml:space="preserve"> Mehrheit aus CDU/CSU und SPD; Ablehnung durch AfD, Bündnis 90/Die Grünen und Linke; Bundesnetzagentur als zentrale KI-Marktüberwachungs­behörde; Bundesratszustimmung steht noch aus. https://www.bundestag.de/dokumente/textarchiv/2026/kw24-de-ki-1183820 | https://www.bundesregierung.de/breg-de/aktuelles/umsetzung-ki-verordnung-2406638 | https://dserver.bundestag.de/btd/21/045/2104594.pdf</w:t>
+      </w:r>
+    </w:p>
+    <w:p>
+      <w:pPr>
+        <w:jc w:val="both"/>
+      </w:pPr>
+      <w:r>
+        <w:rPr>
+          <w:rFonts w:ascii="Arial" w:hAnsi="Arial"/>
+          <w:b w:val="0"/>
+          <w:i w:val="0"/>
+          <w:sz w:val="19"/>
+        </w:rPr>
         <w:t xml:space="preserve">Sanders, B., &amp; Ocasio-Cortez, A. (25. März 2026). </w:t>
       </w:r>
       <w:r>
@@ -10507,6 +10911,202 @@
           <w:i w:val="0"/>
           <w:sz w:val="19"/>
         </w:rPr>
+        <w:t xml:space="preserve">TrueUp / TechTimes / Yahoo Finance / TechSpot. (Stand 17. Juni 2026). </w:t>
+      </w:r>
+      <w:r>
+        <w:rPr>
+          <w:rFonts w:ascii="Arial" w:hAnsi="Arial"/>
+          <w:b w:val="0"/>
+          <w:i/>
+          <w:sz w:val="19"/>
+        </w:rPr>
+        <w:t>Tech Layoffs Tracker — Tagesfortschreibung: 185.894 Personen aus 267 Layoff-Ereignissen (rund 1.107 Stellen pro Tag); 53 % der Ereignisse mit explizitem KI-/Automatisierungs-/Machine-Learning-Bezug, entsprechend 155.321 Personen aus 141 Firmen.</w:t>
+      </w:r>
+      <w:r>
+        <w:rPr>
+          <w:rFonts w:ascii="Arial" w:hAnsi="Arial"/>
+          <w:b w:val="0"/>
+          <w:i w:val="0"/>
+          <w:sz w:val="19"/>
+        </w:rPr>
+        <w:t xml:space="preserve"> https://www.trueup.io/layoffs | https://www.techtimes.com/articles/318466/20260616/tech-layoffs-hit-1115-day-2026-companies-cite-ai-cuts-fail-boost-returns.htm | https://finance.yahoo.com/sectors/technology/articles/2026-tech-layoffs-near-150-110000224.html | https://www.techspot.com/news/112493-tech-layoffs-pass-100000-2026-tracker-points-ai.html</w:t>
+      </w:r>
+    </w:p>
+    <w:p>
+      <w:pPr>
+        <w:jc w:val="both"/>
+      </w:pPr>
+      <w:r>
+        <w:rPr>
+          <w:rFonts w:ascii="Arial" w:hAnsi="Arial"/>
+          <w:b w:val="0"/>
+          <w:i w:val="0"/>
+          <w:sz w:val="19"/>
+        </w:rPr>
+        <w:t xml:space="preserve">TechCrunch / TheNextWeb / TheStack / HR Digest. (3. Juni 2026). </w:t>
+      </w:r>
+      <w:r>
+        <w:rPr>
+          <w:rFonts w:ascii="Arial" w:hAnsi="Arial"/>
+          <w:b w:val="0"/>
+          <w:i/>
+          <w:sz w:val="19"/>
+        </w:rPr>
+        <w:t>GitLab cuts 14% of staff as it scales its platform to serve AI workloads / GitLab cuts 7% of workforce and flattens management in sweeping „agentic era" restructuring / AI agents spur GitLab layoffs and architecture overhaul / Agentic AI Ambitions Strike Again as GitLab Announces Layoffs for 2026.</w:t>
+      </w:r>
+      <w:r>
+        <w:rPr>
+          <w:rFonts w:ascii="Arial" w:hAnsi="Arial"/>
+          <w:b w:val="0"/>
+          <w:i w:val="0"/>
+          <w:sz w:val="19"/>
+        </w:rPr>
+        <w:t xml:space="preserve"> GitLab streicht rund 14 % der Belegschaft (etwa 350 Personen), reduziert die Länderpräsenz um rund 30 % (Ausstieg aus 22 Ländern), flacht Managementebenen um bis zu drei Stufen ab und reorganisiert F&amp;E in rund 60 autonome Einheiten; Vorstandschef Bill Staples begründet den Schritt mit dem Druck „agentischer" Workloads auf die bestehende Entwickler­infrastruktur. https://techcrunch.com/2026/06/03/gitlab-cuts-14-of-staff-as-it-scales-its-platform-to-serve-ai-workloads/ | https://thenextweb.com/news/gitlab-cuts-7-of-workforce-and-flattens-management-in-sweeping-agentic-era-restructuring | https://www.thestack.technology/gitlab-layoffs-architecture-overhaul-agents-ai/ | https://www.thehrdigest.com/agentic-ai-ambitions-strike-again-as-gitlab-announces-layoffs-for-2026/</w:t>
+      </w:r>
+    </w:p>
+    <w:p>
+      <w:pPr>
+        <w:jc w:val="both"/>
+      </w:pPr>
+      <w:r>
+        <w:rPr>
+          <w:rFonts w:ascii="Arial" w:hAnsi="Arial"/>
+          <w:b w:val="0"/>
+          <w:i w:val="0"/>
+          <w:sz w:val="19"/>
+        </w:rPr>
+        <w:t xml:space="preserve">CNBC / AOL / Hoodline / Q-Gentleman. (4. Juni 2026 / Folgeberichterstattung). </w:t>
+      </w:r>
+      <w:r>
+        <w:rPr>
+          <w:rFonts w:ascii="Arial" w:hAnsi="Arial"/>
+          <w:b w:val="0"/>
+          <w:i/>
+          <w:sz w:val="19"/>
+        </w:rPr>
+        <w:t>Andrew Yang on pitch to tax AI: Tax the AI, tax the robots, stop taxing human workers / AI CEO On CNBC: ‚We Are Replacing Junior Employees with AI.' The Only Solution is a Tax on AI and Robots / Andrew Yang's Pitch to Save the American Labor Market.</w:t>
+      </w:r>
+      <w:r>
+        <w:rPr>
+          <w:rFonts w:ascii="Arial" w:hAnsi="Arial"/>
+          <w:b w:val="0"/>
+          <w:i w:val="0"/>
+          <w:sz w:val="19"/>
+        </w:rPr>
+        <w:t xml:space="preserve"> CNBC-Squawk-Box-Interview vom 4. Juni 2026: Konkretisierung der März-2026-Linie zu einer 3-%-Token-Steuer auf KI-Inferenz; Yang räumt als Noble-Mobile-CEO eigene Substitution Berufseinsteiger ↔ KI ein und verweist auf Amodeis „tax us, please"-Linie sowie den projizierten Billion-USD-KI-Capex-Pfad. https://www.cnbc.com/video/2026/06/04/andrew-yang-on-pitch-to-tax-ai-tax-the-ai-tax-the-robots-stop-taxing-human-workers.html | https://www.aol.com/articles/ai-ceo-cnbc-replacing-junior-123258000.html | https://247wallst.com/investing/2026/06/05/ai-ceo-on-cnbc-we-are-replacing-junior-employees-with-ai-the-only-solution-is-a-tax-on-ai-and-robots/ | https://hoodline.com/2026/06/andrew-yang-s-wild-fix-for-the-ai-jobs-crunch-tax-the-bots-not-the-hires/</w:t>
+      </w:r>
+    </w:p>
+    <w:p>
+      <w:pPr>
+        <w:jc w:val="both"/>
+      </w:pPr>
+      <w:r>
+        <w:rPr>
+          <w:rFonts w:ascii="Arial" w:hAnsi="Arial"/>
+          <w:b w:val="0"/>
+          <w:i w:val="0"/>
+          <w:sz w:val="19"/>
+        </w:rPr>
+        <w:t xml:space="preserve">Reason / Yahoo Finance / Fox Business / Fortune. (Anfang Juni 2026). </w:t>
+      </w:r>
+      <w:r>
+        <w:rPr>
+          <w:rFonts w:ascii="Arial" w:hAnsi="Arial"/>
+          <w:b w:val="0"/>
+          <w:i/>
+          <w:sz w:val="19"/>
+        </w:rPr>
+        <w:t>Bernie Sanders unveils plan to take 50% stake in AI companies for government wealth fund / Bernie Sanders wants Americans to own a piece of AI.</w:t>
+      </w:r>
+      <w:r>
+        <w:rPr>
+          <w:rFonts w:ascii="Arial" w:hAnsi="Arial"/>
+          <w:b w:val="0"/>
+          <w:i w:val="0"/>
+          <w:sz w:val="19"/>
+        </w:rPr>
+        <w:t xml:space="preserve"> Berichterstattung zum </w:t>
+      </w:r>
+      <w:r>
+        <w:rPr>
+          <w:rFonts w:ascii="Arial" w:hAnsi="Arial"/>
+          <w:b w:val="0"/>
+          <w:i/>
+          <w:sz w:val="19"/>
+        </w:rPr>
+        <w:t>American AI Sovereign Wealth Fund Act</w:t>
+      </w:r>
+      <w:r>
+        <w:rPr>
+          <w:rFonts w:ascii="Arial" w:hAnsi="Arial"/>
+          <w:b w:val="0"/>
+          <w:i w:val="0"/>
+          <w:sz w:val="19"/>
+        </w:rPr>
+        <w:t>: einmalige 50-%-Abgabe in Anteilen, Zielfirmen OpenAI, Anthropic, xAI; bundeseigene Stimmrechte und paritätische Verwaltungsratsvertretung; Aufnahme der Staatsfonds-Logik aus § 5.4 in einen US-Gesetzentwurf. https://reason.com/2026/06/02/bernie-sanders-ai-wealth-fund-bill-shows-that-he-doesnt-understand-ai-or-wealth/ | https://fortune.com/2026/06/03/bernie-sanders-ai-ownership-sovereign-wealth-fund-electrification/</w:t>
+      </w:r>
+    </w:p>
+    <w:p>
+      <w:pPr>
+        <w:jc w:val="both"/>
+      </w:pPr>
+      <w:r>
+        <w:rPr>
+          <w:rFonts w:ascii="Arial" w:hAnsi="Arial"/>
+          <w:b w:val="0"/>
+          <w:i w:val="0"/>
+          <w:sz w:val="19"/>
+        </w:rPr>
+        <w:t xml:space="preserve">Fortune / Gizmodo / TechTimes / VentureBeat / DigitalApplied. (10./11. Juni 2026). </w:t>
+      </w:r>
+      <w:r>
+        <w:rPr>
+          <w:rFonts w:ascii="Arial" w:hAnsi="Arial"/>
+          <w:b w:val="0"/>
+          <w:i/>
+          <w:sz w:val="19"/>
+        </w:rPr>
+        <w:t>Anthropic just proposed taxing itself to pay for the jobs its AI destroys / What Happens If AI Causes 25% Unemployment? Anthropic Has a Concept of a Plan / AI Regulation Push: Amodei Demands Power Blocking Unsafe Models, Anthropic Pledges $350 Million / Anthropic CEO calls for FAA-style regulation of powerful AI models.</w:t>
+      </w:r>
+      <w:r>
+        <w:rPr>
+          <w:rFonts w:ascii="Arial" w:hAnsi="Arial"/>
+          <w:b w:val="0"/>
+          <w:i w:val="0"/>
+          <w:sz w:val="19"/>
+        </w:rPr>
+        <w:t xml:space="preserve"> Sekundärberichterstattung zu Anthropics </w:t>
+      </w:r>
+      <w:r>
+        <w:rPr>
+          <w:rFonts w:ascii="Arial" w:hAnsi="Arial"/>
+          <w:b w:val="0"/>
+          <w:i/>
+          <w:sz w:val="19"/>
+        </w:rPr>
+        <w:t>Policy on the AI Exponential</w:t>
+      </w:r>
+      <w:r>
+        <w:rPr>
+          <w:rFonts w:ascii="Arial" w:hAnsi="Arial"/>
+          <w:b w:val="0"/>
+          <w:i w:val="0"/>
+          <w:sz w:val="19"/>
+        </w:rPr>
+        <w:t xml:space="preserve"> mit Advanced AI Framework, Economic Policy Framework und 350-Mio.-USD-Finanzpaket. https://fortune.com/2026/06/11/anthropic-dario-amodei-ai-jobs-tax-displacement-fund/ | https://gizmodo.com/what-happens-if-ai-causes-25-unemployment-anthropic-has-a-concept-of-a-plan-2000770289 | https://www.techtimes.com/articles/318217/20260611/ai-regulation-push-amodei-demands-power-blocking-unsafe-models-anthropic-pledges-350-million.htm</w:t>
+      </w:r>
+    </w:p>
+    <w:p>
+      <w:pPr>
+        <w:jc w:val="both"/>
+      </w:pPr>
+      <w:r>
+        <w:rPr>
+          <w:rFonts w:ascii="Arial" w:hAnsi="Arial"/>
+          <w:b w:val="0"/>
+          <w:i w:val="0"/>
+          <w:sz w:val="19"/>
+        </w:rPr>
         <w:t xml:space="preserve">Bloomberg Editorial Board. (29. April 2026). </w:t>
       </w:r>
       <w:r>
@@ -10566,7 +11166,115 @@
           <w:i w:val="0"/>
           <w:sz w:val="19"/>
         </w:rPr>
-        <w:t xml:space="preserve"> Dieses Arbeitspapier gibt den Stand Anfang Mai 2026 (Schnitt am 8. Mai 2026 — Lauf 001 vom 8. Mai 2026) wieder. Die Debatte entwickelt sich dynamisch, insbesondere im Zuge der OpenAI-Strategiepapiere und der Eröffnung des OpenAI Workshop in Washington, D.C. im Mai 2026, des Erstdurchgangs des GKV-Beitragssatzstabilisierungsgesetzes in der 1065. Bundesratssitzung am 8. Mai 2026 mit 79 Tagesordnungspunkten (Kabinettsbeschluss 29. April 2026, parlamentarische Behandlung vor der Sommerpause 2026 angekündigt), der laufenden Trilog-Verhandlungen zum Digital Omnibus on AI (zweite Runde 28. April 2026 ohne Einigung; nächste Runde 13. Mai 2026 — Knackpunkt ist nicht die Verschiebung der Hochrisiko-Pflichten, sondern die Konformitätsbewertungs-Architektur für Anhang I; die zypriotische Ratspräsidentschaft strebt einen Abschluss vor Ablauf ihrer Amtszeit am 30. Juni 2026 an, andernfalls übernimmt die irische Präsidentschaft), der am 5. Mai 2026 erfolgten Arraignment-Verhandlung im Altman-Verfahren mit „nicht schuldig"-Plädoyer und angeordneter psychiatrischer Begutachtung, des am 7. Mai 2026 versandten individuellen Microsoft-Buyout-Angebots (Annahmefrist 8. Juni 2026, VRSAR-Unterzeichnung 9.–22. Juni 2026, bis zu fünfjährige Krankenversicherungs-Verlängerung), des am 1. Mai 2026 vom Connecticut-Repräsentantenhaus mit 131 zu 17 Stimmen verabschiedeten </w:t>
+        <w:t xml:space="preserve"> Dieses Arbeitspapier gibt den Stand Juni 2026 (Schnitt am 18. Juni 2026 — Daily-Update vom 18. Juni 2026, Version 23.0) wieder. Gegenüber dem Vorlauf vom 8. Mai 2026 sind insbesondere drei Entwicklungen aus dem Zeitraum Juni 2026 eingearbeitet: das am 10. Juni 2026 veröffentlichte </w:t>
+      </w:r>
+      <w:r>
+        <w:rPr>
+          <w:rFonts w:ascii="Arial" w:hAnsi="Arial"/>
+          <w:b w:val="0"/>
+          <w:i/>
+          <w:sz w:val="19"/>
+        </w:rPr>
+        <w:t>Anthropic-Policy-on-the-AI-Exponential</w:t>
+      </w:r>
+      <w:r>
+        <w:rPr>
+          <w:rFonts w:ascii="Arial" w:hAnsi="Arial"/>
+          <w:b w:val="0"/>
+          <w:i w:val="0"/>
+          <w:sz w:val="19"/>
+        </w:rPr>
+        <w:t xml:space="preserve">-Doppelrahmenwerk (Advanced AI Framework mit Schwelle 10²⁵ FLOPs / 500 Mio. USD KI-Umsatz / 1 Mrd. USD KI-F&amp;E und Eskalationsleiter über drei Arbeitslosigkeits-Szenarien 5 % / 10 % / beispiellos; Economic Policy Framework mit 350-Mio.-USD-Finanzpaket — 200 Mio. </w:t>
+      </w:r>
+      <w:r>
+        <w:rPr>
+          <w:rFonts w:ascii="Arial" w:hAnsi="Arial"/>
+          <w:b w:val="0"/>
+          <w:i/>
+          <w:sz w:val="19"/>
+        </w:rPr>
+        <w:t>Economic Futures Research Fund</w:t>
+      </w:r>
+      <w:r>
+        <w:rPr>
+          <w:rFonts w:ascii="Arial" w:hAnsi="Arial"/>
+          <w:b w:val="0"/>
+          <w:i w:val="0"/>
+          <w:sz w:val="19"/>
+        </w:rPr>
+        <w:t xml:space="preserve"> und 150 Mio. Stipendienprogramm); das am 4. Juni 2026 in der CNBC-</w:t>
+      </w:r>
+      <w:r>
+        <w:rPr>
+          <w:rFonts w:ascii="Arial" w:hAnsi="Arial"/>
+          <w:b w:val="0"/>
+          <w:i/>
+          <w:sz w:val="19"/>
+        </w:rPr>
+        <w:t>Squawk-Box</w:t>
+      </w:r>
+      <w:r>
+        <w:rPr>
+          <w:rFonts w:ascii="Arial" w:hAnsi="Arial"/>
+          <w:b w:val="0"/>
+          <w:i w:val="0"/>
+          <w:sz w:val="19"/>
+        </w:rPr>
+        <w:t xml:space="preserve">-Sendung konkretisierte Andrew-Yang-Konzept einer 3-%-Token-Steuer auf KI-Inferenz mit ausdrücklichem Bezug auf Anthropics „tax us, please"-Linie und auf den projizierten Billion-USD-KI-Capex-Pfad sowie der Anfang Juni 2026 angekündigte </w:t>
+      </w:r>
+      <w:r>
+        <w:rPr>
+          <w:rFonts w:ascii="Arial" w:hAnsi="Arial"/>
+          <w:b w:val="0"/>
+          <w:i/>
+          <w:sz w:val="19"/>
+        </w:rPr>
+        <w:t>American AI Sovereign Wealth Fund Act</w:t>
+      </w:r>
+      <w:r>
+        <w:rPr>
+          <w:rFonts w:ascii="Arial" w:hAnsi="Arial"/>
+          <w:b w:val="0"/>
+          <w:i w:val="0"/>
+          <w:sz w:val="19"/>
+        </w:rPr>
+        <w:t xml:space="preserve"> von Senator Bernie Sanders (einmalige 50-%-Abgabe in Unternehmens­anteilen, Zielfirmen OpenAI, Anthropic, xAI; Stimmrechtsanteile und paritätische Verwaltungsrats­vertretung des Bundes); ferner die Tracker-Tagesfortschreibung von </w:t>
+      </w:r>
+      <w:r>
+        <w:rPr>
+          <w:rFonts w:ascii="Arial" w:hAnsi="Arial"/>
+          <w:b w:val="0"/>
+          <w:i/>
+          <w:sz w:val="19"/>
+        </w:rPr>
+        <w:t>TrueUp</w:t>
+      </w:r>
+      <w:r>
+        <w:rPr>
+          <w:rFonts w:ascii="Arial" w:hAnsi="Arial"/>
+          <w:b w:val="0"/>
+          <w:i w:val="0"/>
+          <w:sz w:val="19"/>
+        </w:rPr>
+        <w:t xml:space="preserve"> zum 17. Juni 2026 (185.894 Personen aus 267 Layoff-Ereignissen, rund 1.107 Stellen pro Tag; 53 % der Ereignisse mit explizitem KI-/Automatisierungs-Bezug — 155.321 Personen aus 141 Firmen — erstmals oberhalb der Hälfte der Tracker-Population), die am 3. Juni 2026 angekündigte GitLab-Reorganisation (rund 14 % der Belegschaft, etwa 350 Personen; Rückzug aus 22 Ländern; Reduktion des Länder-Footprints um rund 30 %; Reorganisation der F&amp;E in rund 60 autonome Einheiten als „agentic era"-Restrukturierung) sowie der am 11. Juni 2026 verabschiedete Bundestagsbeschluss zum </w:t>
+      </w:r>
+      <w:r>
+        <w:rPr>
+          <w:rFonts w:ascii="Arial" w:hAnsi="Arial"/>
+          <w:b w:val="0"/>
+          <w:i/>
+          <w:sz w:val="19"/>
+        </w:rPr>
+        <w:t>KI-MIG — Gesetz zur Durchführung der EU-Verordnung über Künstliche Intelligenz</w:t>
+      </w:r>
+      <w:r>
+        <w:rPr>
+          <w:rFonts w:ascii="Arial" w:hAnsi="Arial"/>
+          <w:b w:val="0"/>
+          <w:i w:val="0"/>
+          <w:sz w:val="19"/>
+        </w:rPr>
+        <w:t xml:space="preserve"> (Drucksache 21/4594 / 21/6407) mit der Bundesnetzagentur als zentraler KI-Marktüberwachungs­behörde und ausstehender Bundesratszustimmung. Das Papier gibt davor abgesetzt den Stand Anfang Mai 2026 (Schnitt am 8. Mai 2026 — Lauf 001 vom 8. Mai 2026) wieder. Die Debatte entwickelt sich dynamisch, insbesondere im Zuge der OpenAI-Strategiepapiere und der Eröffnung des OpenAI Workshop in Washington, D.C. im Mai 2026, des Erstdurchgangs des GKV-Beitragssatzstabilisierungsgesetzes in der 1065. Bundesratssitzung am 8. Mai 2026 mit 79 Tagesordnungspunkten (Kabinettsbeschluss 29. April 2026, parlamentarische Behandlung vor der Sommerpause 2026 angekündigt), der laufenden Trilog-Verhandlungen zum Digital Omnibus on AI (zweite Runde 28. April 2026 ohne Einigung; nächste Runde 13. Mai 2026 — Knackpunkt ist nicht die Verschiebung der Hochrisiko-Pflichten, sondern die Konformitätsbewertungs-Architektur für Anhang I; die zypriotische Ratspräsidentschaft strebt einen Abschluss vor Ablauf ihrer Amtszeit am 30. Juni 2026 an, andernfalls übernimmt die irische Präsidentschaft), der am 5. Mai 2026 erfolgten Arraignment-Verhandlung im Altman-Verfahren mit „nicht schuldig"-Plädoyer und angeordneter psychiatrischer Begutachtung, des am 7. Mai 2026 versandten individuellen Microsoft-Buyout-Angebots (Annahmefrist 8. Juni 2026, VRSAR-Unterzeichnung 9.–22. Juni 2026, bis zu fünfjährige Krankenversicherungs-Verlängerung), des am 1. Mai 2026 vom Connecticut-Repräsentantenhaus mit 131 zu 17 Stimmen verabschiedeten </w:t>
       </w:r>
       <w:r>
         <w:rPr>
@@ -10862,7 +11570,7 @@
         <w:color w:val="999999"/>
         <w:sz w:val="15"/>
       </w:rPr>
-      <w:t>Version 22.0 — Mai 2026 — CC BY 4.0</w:t>
+      <w:t>Version 23.0 — Mai 2026 — CC BY 4.0</w:t>
       <w:tab/>
       <w:t xml:space="preserve">Seite </w:t>
     </w:r>

--- a/KI-Ökonomie.docx
+++ b/KI-Ökonomie.docx
@@ -112,7 +112,7 @@
           <w:color w:val="666666"/>
           <w:sz w:val="18"/>
         </w:rPr>
-        <w:t>Version 22.0</w:t>
+        <w:t>Version 23.0</w:t>
       </w:r>
     </w:p>
     <w:p>
@@ -382,7 +382,79 @@
           <w:i w:val="0"/>
           <w:sz w:val="19"/>
         </w:rPr>
-        <w:t xml:space="preserve">-Differenzierung vom 1. Mai 2026 genannte Mehrkanalerklärung (KI-Verdrängung, Austerity-Logik, Pandemie-Korrekturen, Routine-Restrukturierung) zusätzlich stützt. Der parallele Lauf der Branchen-AI-Capex-Programme (Q1-2026-Investitionen der Hyperscaler von rund 130,65 Milliarden US-Dollar; Konsens-Schätzung Anfang April 2026 zwischen 660 und 700 Milliarden US-Dollar, nach den Q1-2026-Earnings-Calls vom 28.–30. April 2026 — von der </w:t>
+        <w:t xml:space="preserve">-Differenzierung vom 1. Mai 2026 genannte Mehrkanalerklärung (KI-Verdrängung, Austerity-Logik, Pandemie-Korrekturen, Routine-Restrukturierung) zusätzlich stützt. Eine Fortschreibung dieser Linie liefert der </w:t>
+      </w:r>
+      <w:r>
+        <w:rPr>
+          <w:rFonts w:ascii="Arial" w:hAnsi="Arial"/>
+          <w:b w:val="0"/>
+          <w:i/>
+          <w:sz w:val="19"/>
+        </w:rPr>
+        <w:t>Mai-2026-Job-Cuts-Report</w:t>
+      </w:r>
+      <w:r>
+        <w:rPr>
+          <w:rFonts w:ascii="Arial" w:hAnsi="Arial"/>
+          <w:b w:val="0"/>
+          <w:i w:val="0"/>
+          <w:sz w:val="19"/>
+        </w:rPr>
+        <w:t xml:space="preserve"> von </w:t>
+      </w:r>
+      <w:r>
+        <w:rPr>
+          <w:rFonts w:ascii="Arial" w:hAnsi="Arial"/>
+          <w:b w:val="0"/>
+          <w:i/>
+          <w:sz w:val="19"/>
+        </w:rPr>
+        <w:t>Challenger, Gray &amp; Christmas</w:t>
+      </w:r>
+      <w:r>
+        <w:rPr>
+          <w:rFonts w:ascii="Arial" w:hAnsi="Arial"/>
+          <w:b w:val="0"/>
+          <w:i w:val="0"/>
+          <w:sz w:val="19"/>
+        </w:rPr>
+        <w:t xml:space="preserve"> (Anfang Juni 2026): 97.006 angekündigte Streichungen im Mai (+16 % gegenüber April; höchster Mai-Wert seit der Pandemie-Spitze 2020), Tech-Branche 38.242 (höchster Monatswert seit August 2024); Tech-YTD 2026 damit 123.653 (+66 % gegenüber dem Vorjahreszeitraum); KI bleibt nach Challenger-Methodik der primäre genannte Einzelgrund. Gesamtwirtschaftlich liegt der YTD-Stand bei 397.755 Streichungen (−43 % gegenüber 2025; bereinigt um die durch Federal-Workforce-Kürzungen verzerrten Vorjahreswerte verläuft 2026 in etwa parallel zu 2024 mit damals 385.859 Streichungen bis Ende Mai). Eine ergänzende Tracker-Auswertung mit Stand Mitte Juni 2026 weist nach Methodik des </w:t>
+      </w:r>
+      <w:r>
+        <w:rPr>
+          <w:rFonts w:ascii="Arial" w:hAnsi="Arial"/>
+          <w:b w:val="0"/>
+          <w:i/>
+          <w:sz w:val="19"/>
+        </w:rPr>
+        <w:t>SkillSyncer</w:t>
+      </w:r>
+      <w:r>
+        <w:rPr>
+          <w:rFonts w:ascii="Arial" w:hAnsi="Arial"/>
+          <w:b w:val="0"/>
+          <w:i w:val="0"/>
+          <w:sz w:val="19"/>
+        </w:rPr>
+        <w:t xml:space="preserve">-Layoff-Trackers im Schnitt rund 1.115 Stellen pro Arbeitstag aus (gegenüber 564/Tag im Jahresdurchschnitt 2025); 267 erfasste Layoff-Ereignisse mit 185.894 betroffenen Beschäftigten, davon nach Tracker-Methodik 56 % explizit KI-, Automatisierungs- oder Machine-Learning-begründet (über 150.000 Beschäftigte bei 150 Unternehmen). TrueUp meldet zum selben Zeitpunkt rund 399 Layoff-Ereignisse mit 153.608 betroffenen Beschäftigten und projiziert eine Gesamtjahres-Schätzung von rund 370.000 Tech-Stellen für 2026. Eine im Mai 2026 publizierte </w:t>
+      </w:r>
+      <w:r>
+        <w:rPr>
+          <w:rFonts w:ascii="Arial" w:hAnsi="Arial"/>
+          <w:b w:val="0"/>
+          <w:i/>
+          <w:sz w:val="19"/>
+        </w:rPr>
+        <w:t>Gartner</w:t>
+      </w:r>
+      <w:r>
+        <w:rPr>
+          <w:rFonts w:ascii="Arial" w:hAnsi="Arial"/>
+          <w:b w:val="0"/>
+          <w:i w:val="0"/>
+          <w:sz w:val="19"/>
+        </w:rPr>
+        <w:t xml:space="preserve">-Studie auf Basis von 350 Unternehmen findet bei den am stärksten abbauenden Firmen keine systematische Verbesserung der Finanzkennzahlen — ein methodischer Vorbehalt gegenüber der Produktivitäts-Begründung, der die in § 9.1 dokumentierten Mess- und Kausalitätsprobleme der Typ-5-Logik flankiert. Der parallele Lauf der Branchen-AI-Capex-Programme (Q1-2026-Investitionen der Hyperscaler von rund 130,65 Milliarden US-Dollar; Konsens-Schätzung Anfang April 2026 zwischen 660 und 700 Milliarden US-Dollar, nach den Q1-2026-Earnings-Calls vom 28.–30. April 2026 — von der </w:t>
       </w:r>
       <w:r>
         <w:rPr>
@@ -2128,7 +2200,43 @@
           <w:i w:val="0"/>
           <w:sz w:val="19"/>
         </w:rPr>
-        <w:t xml:space="preserve"> Eine rein nationale Lösung kann mit der Warenverkehrsfreiheit, der Dienstleistungsfreiheit und der Niederlassungsfreiheit in Konflikt geraten. Eine Regelung, die nur inländische Roboterbetreiber trifft, während grenzüberschreitende KI-Dienstleistungen unbesteuert bleiben, wäre diskriminierungsrechtlich problematisch und praktisch kaum durchsetzbar. Der EU AI Act (Verordnung 2024/1689) schafft ab dem 2. August 2026 einen unionsweit einheitlichen Regulierungsrahmen für KI-Systeme (Hochrisiko-Systeme gemäß Anhang III, Transparenzpflichten nach Art. 50, Durchsetzungsregime); dies legt einen einheitlichen Definitionsrahmen, der steuerpolitische Anknüpfungen an KI-Systemklassen mittelfristig erleichtern kann, ohne selbst steuerrechtliche Wirkung zu entfalten. Die Europäische Kommission hat am 19. November 2025 mit dem „Digital Omnibus on AI" einen Vereinfachungsvorschlag vorgelegt, den das Europäische Parlament am 16. März 2026 im Ausschuss und am 23. März 2026 im Plenum unterstützt hat. Er sieht eine Verschiebung der Hochrisiko-Pflichten vor — je nach Systemtyp bis maximal zum 2. Dezember 2027 bzw. 2. August 2028 — und koppelt ihre Anwendbarkeit an die Verfügbarkeit harmonisierter Normen; zudem wird die Kennzeichnungspflicht für KI-generierte Inhalte (Art. 50) bis zum 2. November 2026 verlängert. Die Kommissionsdurchsetzungsbefugnisse gegenüber Anbietern von Allzweck-KI-Modellen (GPAI) treten wie vorgesehen am 2. August 2026 in Kraft. Parlament und Rat haben die Trilogverhandlungen aufgenommen; der zweite Trilogtermin am 28. April 2026 endete nach Berichterstattung von IAPP und A&amp;O Shearman ohne Einigung — Streitpunkt war primär das Verhältnis zwischen AI Act und sektorspezifischen EU-Regelungen für eingebettete KI-Systeme (Anhang I) sowie die Rechtsgrundlage für die Verarbeitung personenbezogener Daten zur Bias-Erkennung. Beide Institutionen konvergieren auf Stichtage 2. Dezember 2027 (Anhang III) und 2. August 2028 (Anhang I) für die Hochrisiko-Pflichten. Die nächste Trilogrunde ist auf den 13. Mai 2026 terminiert; Ziel bleibt eine förmliche Verabschiedung vor dem ursprünglichen Stichtag am 2. August 2026. Die zypriotische Ratspräsidentschaft hat sich vorgenommen, das Dossier vor Ablauf ihrer Amtszeit am 30. Juni 2026 abzuschließen; gelingt das nicht, übernimmt zur zweiten Jahreshälfte 2026 die irische Präsidentschaft. Scheitert die Einigung bis zum 2. August 2026, würden die Hochrisiko-Pflichten in ihrer ursprünglich vorgesehenen Fassung anwendbar. Für die Steuerdebatte folgt daraus, dass der zeitliche Vorlauf für KI-Definitionen aus dem AI Act enger als ursprünglich gedacht ist — eine mittelfristige Anknüpfung steuerlicher Tatbestände an AI-Act-Kategorien bleibt möglich, setzt aber voraus, dass die Normenlandschaft nach 2027 verlässlich vorliegt.</w:t>
+        <w:t xml:space="preserve"> Eine rein nationale Lösung kann mit der Warenverkehrsfreiheit, der Dienstleistungsfreiheit und der Niederlassungsfreiheit in Konflikt geraten. Eine Regelung, die nur inländische Roboterbetreiber trifft, während grenzüberschreitende KI-Dienstleistungen unbesteuert bleiben, wäre diskriminierungsrechtlich problematisch und praktisch kaum durchsetzbar. Der EU AI Act (Verordnung 2024/1689) schafft ab dem 2. August 2026 einen unionsweit einheitlichen Regulierungsrahmen für KI-Systeme (Hochrisiko-Systeme gemäß Anhang III, Transparenzpflichten nach Art. 50, Durchsetzungsregime); dies legt einen einheitlichen Definitionsrahmen, der steuerpolitische Anknüpfungen an KI-Systemklassen mittelfristig erleichtern kann, ohne selbst steuerrechtliche Wirkung zu entfalten. Die Europäische Kommission hat am 19. November 2025 mit dem „Digital Omnibus on AI" einen Vereinfachungsvorschlag vorgelegt, den das Europäische Parlament am 16. März 2026 im Ausschuss und am 23. März 2026 im Plenum unterstützt hat. Er sieht eine Verschiebung der Hochrisiko-Pflichten vor — je nach Systemtyp bis maximal zum 2. Dezember 2027 bzw. 2. August 2028 — und koppelt ihre Anwendbarkeit an die Verfügbarkeit harmonisierter Normen; zudem wird die Kennzeichnungspflicht für KI-generierte Inhalte (Art. 50) bis zum 2. November 2026 verlängert. Die Kommissionsdurchsetzungsbefugnisse gegenüber Anbietern von Allzweck-KI-Modellen (GPAI) treten wie vorgesehen am 2. August 2026 in Kraft. Parlament und Rat haben die Trilogverhandlungen aufgenommen; der zweite Trilogtermin am 28. April 2026 endete nach Berichterstattung von IAPP und A&amp;O Shearman ohne Einigung — Streitpunkt war primär das Verhältnis zwischen AI Act und sektorspezifischen EU-Regelungen für eingebettete KI-Systeme (Anhang I) sowie die Rechtsgrundlage für die Verarbeitung personenbezogener Daten zur Bias-Erkennung. Beide Institutionen konvergieren auf Stichtage 2. Dezember 2027 (Anhang III) und 2. August 2028 (Anhang I) für die Hochrisiko-Pflichten. Die nächste Trilogrunde ist auf den 13. Mai 2026 terminiert; Ziel bleibt eine förmliche Verabschiedung vor dem ursprünglichen Stichtag am 2. August 2026. Die zypriotische Ratspräsidentschaft hat sich vorgenommen, das Dossier vor Ablauf ihrer Amtszeit am 30. Juni 2026 abzuschließen; gelingt das nicht, übernimmt zur zweiten Jahreshälfte 2026 die irische Präsidentschaft. Scheitert die Einigung bis zum 2. August 2026, würden die Hochrisiko-Pflichten in ihrer ursprünglich vorgesehenen Fassung anwendbar. Für die Steuerdebatte folgt daraus, dass der zeitliche Vorlauf für KI-Definitionen aus dem AI Act enger als ursprünglich gedacht ist — eine mittelfristige Anknüpfung steuerlicher Tatbestände an AI-Act-Kategorien bleibt möglich, setzt aber voraus, dass die Normenlandschaft nach 2027 verlässlich vorliegt. Der Deutsche Bundestag hat am 11. Juni 2026 das </w:t>
+      </w:r>
+      <w:r>
+        <w:rPr>
+          <w:rFonts w:ascii="Arial" w:hAnsi="Arial"/>
+          <w:b w:val="0"/>
+          <w:i/>
+          <w:sz w:val="19"/>
+        </w:rPr>
+        <w:t>KI-Verordnungs-Durchführungsgesetz</w:t>
+      </w:r>
+      <w:r>
+        <w:rPr>
+          <w:rFonts w:ascii="Arial" w:hAnsi="Arial"/>
+          <w:b w:val="0"/>
+          <w:i w:val="0"/>
+          <w:sz w:val="19"/>
+        </w:rPr>
+        <w:t xml:space="preserve"> (KIVDG) in der vom Digitalausschuss geänderten Fassung mit den Stimmen der Koalitionsfraktionen CDU/CSU und SPD beschlossen; die Bundesnetzagentur fungiert als zentrale Marktüberwachungsbehörde und Beschwerdestelle, Bußgelder gehen bis 7 Mio. EUR oder 1 % des weltweiten Jahresumsatzes. Parallel hat die EU-Kommission am 10. Juni 2026 den endgültigen </w:t>
+      </w:r>
+      <w:r>
+        <w:rPr>
+          <w:rFonts w:ascii="Arial" w:hAnsi="Arial"/>
+          <w:b w:val="0"/>
+          <w:i/>
+          <w:sz w:val="19"/>
+        </w:rPr>
+        <w:t>Verhaltenskodex zur Kennzeichnung von KI-Inhalten</w:t>
+      </w:r>
+      <w:r>
+        <w:rPr>
+          <w:rFonts w:ascii="Arial" w:hAnsi="Arial"/>
+          <w:b w:val="0"/>
+          <w:i w:val="0"/>
+          <w:sz w:val="19"/>
+        </w:rPr>
+        <w:t xml:space="preserve"> vorgelegt. Ab dem 2. August 2026 greift die Kennzeichnungspflicht für Deepfakes und KI-Texte von öffentlichem Interesse; der Bundesrat steht zum Recherchezeitpunkt noch aus. Für die Steuerdebatte ist die nationale Durchführungsstruktur relevant, weil sie die institutionelle Anbindung (Marktüberwachung, Bußgeld-Vollzug) klärt, auf die eine spätere steuerliche Anknüpfung an AI-Act-Kategorien (Hochrisiko-Systeme, GPAI) in Deutschland verwaltungsorganisatorisch aufsetzen könnte — ohne dass das KIVDG selbst fiskalische Wirkung entfaltet.</w:t>
       </w:r>
     </w:p>
     <w:p>
@@ -2264,7 +2372,215 @@
           <w:i w:val="0"/>
           <w:sz w:val="19"/>
         </w:rPr>
-        <w:t xml:space="preserve"> (S. 4214, 119. Kongress) eingebracht, der ein bundesweites Moratorium für neue und aufgerüstete KI-Rechenzentren oberhalb definierter Stromschwellen vorsieht, bis der Gesetzgeber Mindeststandards in den Bereichen Umwelt, Energie, Arbeit und Bürgerrechte verabschiedet; der Gesetzentwurf formuliert ausdrücklich, die „wirtschaftlichen Gewinne aus künstlicher Intelligenz und Robotik" sollten „Beschäftigten, nicht nur wohlhabenden Big-Tech-Eigentümern" zugutekommen. Am 16. April 2026 hat Sanders die Linie mit einem Namensbeitrag („Artificial intelligence is coming for the working class. We must fight back.") erneuert und die HELP-Anhörung genutzt, um für Robotersteuer und Moratorium zu werben. Die Aussicht auf Annahme des Entwurfs in einem republikanisch geführten Kongress gilt als gering; als Signalgebung ist er jedoch der bislang konkreteste politische Vorstoß auf US-Bundesebene.</w:t>
+        <w:t xml:space="preserve"> (S. 4214, 119. Kongress) eingebracht, der ein bundesweites Moratorium für neue und aufgerüstete KI-Rechenzentren oberhalb definierter Stromschwellen vorsieht, bis der Gesetzgeber Mindeststandards in den Bereichen Umwelt, Energie, Arbeit und Bürgerrechte verabschiedet; der Gesetzentwurf formuliert ausdrücklich, die „wirtschaftlichen Gewinne aus künstlicher Intelligenz und Robotik" sollten „Beschäftigten, nicht nur wohlhabenden Big-Tech-Eigentümern" zugutekommen. Am 16. April 2026 hat Sanders die Linie mit einem Namensbeitrag („Artificial intelligence is coming for the working class. We must fight back.") erneuert und die HELP-Anhörung genutzt, um für Robotersteuer und Moratorium zu werben. Die Aussicht auf Annahme des Entwurfs in einem republikanisch geführten Kongress gilt als gering; als Signalgebung ist er jedoch der bislang konkreteste politische Vorstoß auf US-Bundesebene. Am 18. Juni 2026 hat Sanders mit der </w:t>
+      </w:r>
+      <w:r>
+        <w:rPr>
+          <w:rFonts w:ascii="Arial" w:hAnsi="Arial"/>
+          <w:b w:val="0"/>
+          <w:i/>
+          <w:sz w:val="19"/>
+        </w:rPr>
+        <w:t>American AI Sovereign Wealth Fund Act</w:t>
+      </w:r>
+      <w:r>
+        <w:rPr>
+          <w:rFonts w:ascii="Arial" w:hAnsi="Arial"/>
+          <w:b w:val="0"/>
+          <w:i w:val="0"/>
+          <w:sz w:val="19"/>
+        </w:rPr>
+        <w:t xml:space="preserve"> einen zweiten, fiskalisch konkretisierten Vorstoß eingebracht: KI-Unternehmen mit einem Jahresbruttoumsatz von mindestens 200 Mio. US-Dollar sollen demnach eine einmalige Aktienabgabe in Höhe von 50 % ihrer Stammkapitalanteile an den Bund leisten; das so gespeiste Sondervermögen wird vom Senator mit rund 7 Bio. US-Dollar veranschlagt und soll über eine fünfprozentige jährliche Ausschüttung eine geschätzte Pro-Kopf-Dividende von rund 1.000 US-Dollar für US-Bürgerinnen und -Bürger erbringen; eine siebenköpfige unabhängige Kommission soll den Fonds beaufsichtigen. Sanders begründet den Entwurf im Konjunktiv damit, KI-Wertschöpfung beruhe auf den über Generationen erbrachten Inhalts-, Wissens- und Kreativleistungen breiter Teile der Bevölkerung, weshalb diese am industriellen Ertrag teilhaben sollten. Damit verschiebt sich der Schwerpunkt der Sanders-Linie vom verbrauchsteuerartigen Robotersteuer-Konzept (Oktober 2025) und vom data-center-bezogenen Moratoriums-Pfad (März 2026) hin zu einem unmittelbar staatsfondsbezogenen Beteiligungsmodell — einer fiskalischen Konkretisierung, die das in § 5.4 referierte Dividenden-Konzept aus dem OpenAI-Papier vom April 2026 in einen US-Bundesgesetzgebungstext überführt.</w:t>
+      </w:r>
+    </w:p>
+    <w:p>
+      <w:pPr>
+        <w:jc w:val="both"/>
+      </w:pPr>
+      <w:r>
+        <w:rPr>
+          <w:rFonts w:ascii="Arial" w:hAnsi="Arial"/>
+          <w:b/>
+          <w:i w:val="0"/>
+          <w:sz w:val="19"/>
+        </w:rPr>
+        <w:t>Trump-Administration und Government-Equity-Diskussion (Juni 2026):</w:t>
+      </w:r>
+      <w:r>
+        <w:rPr>
+          <w:rFonts w:ascii="Arial" w:hAnsi="Arial"/>
+          <w:b w:val="0"/>
+          <w:i w:val="0"/>
+          <w:sz w:val="19"/>
+        </w:rPr>
+        <w:t xml:space="preserve"> Auf der Gegenseite des politischen Spektrums hat US-Präsident Donald Trump am 5. Juni 2026 öffentlich erklärt, das Weiße Haus prüfe Beteiligungen des Bundes an führenden KI-Unternehmen, namentlich OpenAI, Anthropic und xAI; im Anschluss berichteten </w:t>
+      </w:r>
+      <w:r>
+        <w:rPr>
+          <w:rFonts w:ascii="Arial" w:hAnsi="Arial"/>
+          <w:b w:val="0"/>
+          <w:i/>
+          <w:sz w:val="19"/>
+        </w:rPr>
+        <w:t>Washington Post</w:t>
+      </w:r>
+      <w:r>
+        <w:rPr>
+          <w:rFonts w:ascii="Arial" w:hAnsi="Arial"/>
+          <w:b w:val="0"/>
+          <w:i w:val="0"/>
+          <w:sz w:val="19"/>
+        </w:rPr>
+        <w:t xml:space="preserve">, </w:t>
+      </w:r>
+      <w:r>
+        <w:rPr>
+          <w:rFonts w:ascii="Arial" w:hAnsi="Arial"/>
+          <w:b w:val="0"/>
+          <w:i/>
+          <w:sz w:val="19"/>
+        </w:rPr>
+        <w:t>CNBC</w:t>
+      </w:r>
+      <w:r>
+        <w:rPr>
+          <w:rFonts w:ascii="Arial" w:hAnsi="Arial"/>
+          <w:b w:val="0"/>
+          <w:i w:val="0"/>
+          <w:sz w:val="19"/>
+        </w:rPr>
+        <w:t xml:space="preserve"> und mehrere Fachpublikationen über Vorgespräche zwischen Trump-Administration und OpenAI über einen Mechanismus, bei dem die Unternehmen Aktien freiwillig in einen </w:t>
+      </w:r>
+      <w:r>
+        <w:rPr>
+          <w:rFonts w:ascii="Arial" w:hAnsi="Arial"/>
+          <w:b w:val="0"/>
+          <w:i/>
+          <w:sz w:val="19"/>
+        </w:rPr>
+        <w:t>Public Wealth Fund</w:t>
+      </w:r>
+      <w:r>
+        <w:rPr>
+          <w:rFonts w:ascii="Arial" w:hAnsi="Arial"/>
+          <w:b w:val="0"/>
+          <w:i w:val="0"/>
+          <w:sz w:val="19"/>
+        </w:rPr>
+        <w:t xml:space="preserve"> einbringen würden, statt Anteile zu verkaufen — eine Strukturierung, die direkten Bundes-Cashflow vermeidet und im Konjunktiv an den im OpenAI-Papier vom April 2026 entwickelten Wohlstandsfonds-Vorschlag (§ 5.4) anknüpft. </w:t>
+      </w:r>
+      <w:r>
+        <w:rPr>
+          <w:rFonts w:ascii="Arial" w:hAnsi="Arial"/>
+          <w:b w:val="0"/>
+          <w:i/>
+          <w:sz w:val="19"/>
+        </w:rPr>
+        <w:t>Anthropic</w:t>
+      </w:r>
+      <w:r>
+        <w:rPr>
+          <w:rFonts w:ascii="Arial" w:hAnsi="Arial"/>
+          <w:b w:val="0"/>
+          <w:i w:val="0"/>
+          <w:sz w:val="19"/>
+        </w:rPr>
+        <w:t xml:space="preserve"> hat öffentlich klargestellt, an entsprechenden Gesprächen nicht beteiligt zu sein; die Trump-Administration hatte bereits im Februar 2026 federale Stellen angewiesen, Anthropic-Technologie nicht einzusetzen, nachdem das Unternehmen Pentagon-Anwendungen ohne Sicherheits-Guardrails abgelehnt hatte. Für die hier geführte Debatte ist die Episode bemerkenswert, weil sich auf konzeptioneller Ebene zwei US-Bundesvorstöße zur staatlichen Teilhabe an KI-Wertschöpfung gegenüberstehen — die Sanders-Linie (verpflichtende 50-%-Aktien-Abgabe als progressive Umverteilungsmechanik) und die Trump-Linie (freiwillige Aktien-„Spende" als industriepolitisches Verhandlungsergebnis) — beide aber im Grundsatz das in § 5.4 skizzierte Staatsfonds-Argument operationalisieren, allerdings mit gegensätzlicher Begründungslogik. Für die europäische Reformdebatte präjudiziert das nichts; es belegt aber, dass die in § 8.3 entwickelte Teilhabefrage über die akademische Rezeption hinaus in den primären politischen Diskurs der USA eingerückt ist.</w:t>
+      </w:r>
+    </w:p>
+    <w:p>
+      <w:pPr>
+        <w:jc w:val="both"/>
+      </w:pPr>
+      <w:r>
+        <w:rPr>
+          <w:rFonts w:ascii="Arial" w:hAnsi="Arial"/>
+          <w:b/>
+          <w:i w:val="0"/>
+          <w:sz w:val="19"/>
+        </w:rPr>
+        <w:t>Anthropic Economic Policy Framework (11. Juni 2026):</w:t>
+      </w:r>
+      <w:r>
+        <w:rPr>
+          <w:rFonts w:ascii="Arial" w:hAnsi="Arial"/>
+          <w:b w:val="0"/>
+          <w:i w:val="0"/>
+          <w:sz w:val="19"/>
+        </w:rPr>
+        <w:t xml:space="preserve"> Sechs Monate nach dem OpenAI-Strategiepapier hat </w:t>
+      </w:r>
+      <w:r>
+        <w:rPr>
+          <w:rFonts w:ascii="Arial" w:hAnsi="Arial"/>
+          <w:b w:val="0"/>
+          <w:i/>
+          <w:sz w:val="19"/>
+        </w:rPr>
+        <w:t>Anthropic</w:t>
+      </w:r>
+      <w:r>
+        <w:rPr>
+          <w:rFonts w:ascii="Arial" w:hAnsi="Arial"/>
+          <w:b w:val="0"/>
+          <w:i w:val="0"/>
+          <w:sz w:val="19"/>
+        </w:rPr>
+        <w:t xml:space="preserve"> am 11. Juni 2026 das eigene </w:t>
+      </w:r>
+      <w:r>
+        <w:rPr>
+          <w:rFonts w:ascii="Arial" w:hAnsi="Arial"/>
+          <w:b w:val="0"/>
+          <w:i/>
+          <w:sz w:val="19"/>
+        </w:rPr>
+        <w:t>Economic Policy Framework</w:t>
+      </w:r>
+      <w:r>
+        <w:rPr>
+          <w:rFonts w:ascii="Arial" w:hAnsi="Arial"/>
+          <w:b w:val="0"/>
+          <w:i w:val="0"/>
+          <w:sz w:val="19"/>
+        </w:rPr>
+        <w:t xml:space="preserve"> vorgelegt — einen abgestuften Politikansatz, der die staatliche Reaktion auf KI-induzierte Arbeitsmarktverschiebungen ausdrücklich an die jeweils gemessene Arbeitslosenquote koppelt. Drei Stufen werden im Konjunktiv ausformuliert: Stufe 1 (Arbeitslosenquote im historischen Korridor von rund 5 %) sähe </w:t>
+      </w:r>
+      <w:r>
+        <w:rPr>
+          <w:rFonts w:ascii="Arial" w:hAnsi="Arial"/>
+          <w:b w:val="0"/>
+          <w:i/>
+          <w:sz w:val="19"/>
+        </w:rPr>
+        <w:t>Universal Capital Accounts</w:t>
+      </w:r>
+      <w:r>
+        <w:rPr>
+          <w:rFonts w:ascii="Arial" w:hAnsi="Arial"/>
+          <w:b w:val="0"/>
+          <w:i w:val="0"/>
+          <w:sz w:val="19"/>
+        </w:rPr>
+        <w:t xml:space="preserve"> vor, die unter anderem mit Eigenkapitalanteilen an KI-Unternehmen gespeist werden könnten; Stufe 2 (rund 10 %) ergänzt automatische Verlängerungen der Arbeitslosenversicherung und Grundbedarfshilfen; Stufe 3 (beispiellose Arbeitslosigkeit) bündelt einen gemeinsamen Einkommensboden, ausdrückliche Abgaben auf KI-Nutzung sowie Optionen wie ein bedingungsloses Grundeinkommen (§ 5.3) oder einen KI-Staatsfonds (§ 5.4). Anthropic kündigt zudem 350 Mio. US-Dollar an („pledge"): 200 Mio. für Forschung zu Verdrängung und Anpassung, 150 Mio. für Umschulungsprogramme. Das Unternehmen verpflichtet sich darüber hinaus im Konjunktiv darauf, im Fall transformativer KI-Renditen einen „fairen Anteil" beizusteuern, und stellt eine Unterstützung firmenebener Regeln zur Steuerung der Verdrängungs­geschwindigkeit in Aussicht, sollte die Anpassungskapazität der Wirtschaft überschritten werden. Inhaltlich ergänzt das Anthropic-Framework das OpenAI-Papier vom April 2026 um zwei Elemente: erstens eine </w:t>
+      </w:r>
+      <w:r>
+        <w:rPr>
+          <w:rFonts w:ascii="Arial" w:hAnsi="Arial"/>
+          <w:b w:val="0"/>
+          <w:i/>
+          <w:sz w:val="19"/>
+        </w:rPr>
+        <w:t>kennzahlenbasierte Auslösung</w:t>
+      </w:r>
+      <w:r>
+        <w:rPr>
+          <w:rFonts w:ascii="Arial" w:hAnsi="Arial"/>
+          <w:b w:val="0"/>
+          <w:i w:val="0"/>
+          <w:sz w:val="19"/>
+        </w:rPr>
+        <w:t xml:space="preserve"> (statt politischer Aushandlung im Einzelfall — Arbeitsmarktdaten triggern das Maßnahmenpaket), zweitens eine explizite Selbstverpflichtungsdimension auf Unternehmensseite. Für die hier geführte Steuerdebatte sind insbesondere die Stufe-3-Vorschläge zur „Levy on AI use" und zum „AI sovereign wealth fund" relevant, weil sie dieselben Instrumente adressieren wie das Sanders-Bill vom 18. Juni 2026 — allerdings nicht als unmittelbar wirksame Aktien-Abgabe, sondern bedingt auf eine erst eintretende Arbeitsmarktlage. Das Framework lässt sich damit als zweiter, prozessual differenzierter Vorschlag eines führenden KI-Anbieters lesen, der die in § 4.5 begonnene Selbstadressierung der Branche systematisch fortschreibt — und mit den Sanders- und Trump-Vorstößen zu einer Trias unterschiedlich begründeter, aber strukturell verwandter Staatsfonds-Vorschläge zusammenführt.</w:t>
       </w:r>
     </w:p>
     <w:p>
@@ -3733,6 +4049,56 @@
           <w:sz w:val="19"/>
         </w:rPr>
         <w:t>Praktisch erfordert dies entweder eine Pflichtbeteiligung des Staates an KI-Unternehmen (politisch hoch problematisch) oder eine zweckgebundene Steuer auf Kapitalerträge und Unternehmensgewinne, deren Aufkommen in einen solchen Fonds fließt.</w:t>
+      </w:r>
+    </w:p>
+    <w:p>
+      <w:pPr>
+        <w:jc w:val="both"/>
+      </w:pPr>
+      <w:r>
+        <w:rPr>
+          <w:rFonts w:ascii="Arial" w:hAnsi="Arial"/>
+          <w:b w:val="0"/>
+          <w:i w:val="0"/>
+          <w:sz w:val="19"/>
+        </w:rPr>
+        <w:t>Im Juni 2026 haben mit der Sanders-Initiative (</w:t>
+      </w:r>
+      <w:r>
+        <w:rPr>
+          <w:rFonts w:ascii="Arial" w:hAnsi="Arial"/>
+          <w:b w:val="0"/>
+          <w:i/>
+          <w:sz w:val="19"/>
+        </w:rPr>
+        <w:t>American AI Sovereign Wealth Fund Act</w:t>
+      </w:r>
+      <w:r>
+        <w:rPr>
+          <w:rFonts w:ascii="Arial" w:hAnsi="Arial"/>
+          <w:b w:val="0"/>
+          <w:i w:val="0"/>
+          <w:sz w:val="19"/>
+        </w:rPr>
+        <w:t xml:space="preserve"> vom 18. Juni 2026), den Trump-Administration-Sondierungen (5. Juni 2026) und dem </w:t>
+      </w:r>
+      <w:r>
+        <w:rPr>
+          <w:rFonts w:ascii="Arial" w:hAnsi="Arial"/>
+          <w:b w:val="0"/>
+          <w:i/>
+          <w:sz w:val="19"/>
+        </w:rPr>
+        <w:t>Anthropic Economic Policy Framework</w:t>
+      </w:r>
+      <w:r>
+        <w:rPr>
+          <w:rFonts w:ascii="Arial" w:hAnsi="Arial"/>
+          <w:b w:val="0"/>
+          <w:i w:val="0"/>
+          <w:sz w:val="19"/>
+        </w:rPr>
+        <w:t xml:space="preserve"> (11. Juni 2026) gleich drei US-bezogene Vorstöße innerhalb von zwei Wochen das hier skizzierte Staatsfonds-Argument konkretisiert (ausführlich in § 4.5). Die Vorschläge unterscheiden sich in der Auslöselogik (verpflichtende Aktienabgabe vs. freiwillige Aktien-„Spende" vs. an die Arbeitslosenquote gekoppelter Stufenplan) und in der Begründungsökonomie (Umverteilung erbrachter kollektiver Vorleistungen vs. industriepolitisches Verhandlungsergebnis vs. unternehmensseitige Selbstadressierung), greifen aber alle auf dieselbe Grundmechanik zurück: eine staatliche Beteiligung an KI-Unternehmen mit Pro-Kopf-Ausschüttung. Für den deutschen Kontext bleibt diese Logik nicht direkt übertragbar — eine Pflicht-Aktienabgabe scheidet unionsrechtlich aus, und ein freiwilliger Mechanismus setzt Verhandlungsbereitschaft auf Anbieterseite voraus —, sie bestätigt aber den in § 8.3 entwickelten Teilhabegedanken auf der politischen Bühne mit ungewöhnlich breiter Trägerschaft.</w:t>
       </w:r>
     </w:p>
     <w:p>
@@ -8956,6 +9322,166 @@
           <w:i w:val="0"/>
           <w:sz w:val="19"/>
         </w:rPr>
+        <w:t xml:space="preserve">Sanders, B. (18. Juni 2026). </w:t>
+      </w:r>
+      <w:r>
+        <w:rPr>
+          <w:rFonts w:ascii="Arial" w:hAnsi="Arial"/>
+          <w:b w:val="0"/>
+          <w:i/>
+          <w:sz w:val="19"/>
+        </w:rPr>
+        <w:t>Sanders Introduces Legislation to Create $7 Trillion AI Sovereign Wealth Fund — American AI Sovereign Wealth Fund Act.</w:t>
+      </w:r>
+      <w:r>
+        <w:rPr>
+          <w:rFonts w:ascii="Arial" w:hAnsi="Arial"/>
+          <w:b w:val="0"/>
+          <w:i w:val="0"/>
+          <w:sz w:val="19"/>
+        </w:rPr>
+        <w:t xml:space="preserve"> Pressemitteilung; einmalige 50-%-Aktienabgabe für KI-Unternehmen ab 200 Mio. USD Jahresbruttoumsatz, Sondervermögen rund 7 Bio. USD, 5 % jährliche Ausschüttung als ca. 1.000-USD-Pro-Kopf-Dividende, siebenköpfige unabhängige Kommission. https://www.sanders.senate.gov/press-releases/news-sanders-introduces-legislation-to-create-7-trillion-ai-sovereign-wealth-fund/</w:t>
+      </w:r>
+    </w:p>
+    <w:p>
+      <w:pPr>
+        <w:jc w:val="both"/>
+      </w:pPr>
+      <w:r>
+        <w:rPr>
+          <w:rFonts w:ascii="Arial" w:hAnsi="Arial"/>
+          <w:b w:val="0"/>
+          <w:i w:val="0"/>
+          <w:sz w:val="19"/>
+        </w:rPr>
+        <w:t xml:space="preserve">Anthropic. (11. Juni 2026). </w:t>
+      </w:r>
+      <w:r>
+        <w:rPr>
+          <w:rFonts w:ascii="Arial" w:hAnsi="Arial"/>
+          <w:b w:val="0"/>
+          <w:i/>
+          <w:sz w:val="19"/>
+        </w:rPr>
+        <w:t>Economic Policy Framework.</w:t>
+      </w:r>
+      <w:r>
+        <w:rPr>
+          <w:rFonts w:ascii="Arial" w:hAnsi="Arial"/>
+          <w:b w:val="0"/>
+          <w:i w:val="0"/>
+          <w:sz w:val="19"/>
+        </w:rPr>
+        <w:t xml:space="preserve"> Dreistufiger Politikansatz (gekoppelt an die Arbeitslosenquote: ~5 % / ~10 % / beispiellos) mit Universal Capital Accounts, automatischen Verlängerungen der Arbeitslosenversicherung, Einkommensboden, Abgaben auf KI-Nutzung, BGE-/Staatsfonds-Optionen; 350-Mio.-USD-Anthropic-Pledge (200 Mio. Forschung, 150 Mio. Retraining); „Fair-Share"-Selbstbesteuerungsbekenntnis. https://www.anthropic.com/policy-on-the-ai-exponential/epf | PDF: https://www-cdn.anthropic.com/files/4zrzovbb/website/9ea607a5dd67c168093829b701f3a0a6d21156d5.pdf</w:t>
+      </w:r>
+    </w:p>
+    <w:p>
+      <w:pPr>
+        <w:jc w:val="both"/>
+      </w:pPr>
+      <w:r>
+        <w:rPr>
+          <w:rFonts w:ascii="Arial" w:hAnsi="Arial"/>
+          <w:b w:val="0"/>
+          <w:i w:val="0"/>
+          <w:sz w:val="19"/>
+        </w:rPr>
+        <w:t xml:space="preserve">Deutscher Bundestag. (11. Juni 2026). </w:t>
+      </w:r>
+      <w:r>
+        <w:rPr>
+          <w:rFonts w:ascii="Arial" w:hAnsi="Arial"/>
+          <w:b w:val="0"/>
+          <w:i/>
+          <w:sz w:val="19"/>
+        </w:rPr>
+        <w:t>Ja zur Durchführung der Verordnung über künstliche Intelligenz — KI-Verordnungs-Durchführungsgesetz (KIVDG).</w:t>
+      </w:r>
+      <w:r>
+        <w:rPr>
+          <w:rFonts w:ascii="Arial" w:hAnsi="Arial"/>
+          <w:b w:val="0"/>
+          <w:i w:val="0"/>
+          <w:sz w:val="19"/>
+        </w:rPr>
+        <w:t xml:space="preserve"> Beschluss in der vom Digitalausschuss geänderten Fassung; Bundesnetzagentur als zentrale Marktüberwachungsbehörde und Beschwerdestelle, Bußgelder bis 7 Mio. EUR oder 1 % des weltweiten Jahresumsatzes. https://www.bundestag.de/dokumente/textarchiv/2026/kw24-de-ki-1183820</w:t>
+      </w:r>
+    </w:p>
+    <w:p>
+      <w:pPr>
+        <w:jc w:val="both"/>
+      </w:pPr>
+      <w:r>
+        <w:rPr>
+          <w:rFonts w:ascii="Arial" w:hAnsi="Arial"/>
+          <w:b w:val="0"/>
+          <w:i w:val="0"/>
+          <w:sz w:val="19"/>
+        </w:rPr>
+        <w:t xml:space="preserve">Bundesregierung. (Juni 2026). </w:t>
+      </w:r>
+      <w:r>
+        <w:rPr>
+          <w:rFonts w:ascii="Arial" w:hAnsi="Arial"/>
+          <w:b w:val="0"/>
+          <w:i/>
+          <w:sz w:val="19"/>
+        </w:rPr>
+        <w:t>KI-Verordnung beschlossen — nationale Umsetzung und Bundesnetzagentur als Aufsichtsbehörde.</w:t>
+      </w:r>
+      <w:r>
+        <w:rPr>
+          <w:rFonts w:ascii="Arial" w:hAnsi="Arial"/>
+          <w:b w:val="0"/>
+          <w:i w:val="0"/>
+          <w:sz w:val="19"/>
+        </w:rPr>
+        <w:t xml:space="preserve"> Pressemeldung zum KIVDG. https://www.bundesregierung.de/breg-de/aktuelles/umsetzung-ki-verordnung-2406638</w:t>
+      </w:r>
+    </w:p>
+    <w:p>
+      <w:pPr>
+        <w:jc w:val="both"/>
+      </w:pPr>
+      <w:r>
+        <w:rPr>
+          <w:rFonts w:ascii="Arial" w:hAnsi="Arial"/>
+          <w:b w:val="0"/>
+          <w:i w:val="0"/>
+          <w:sz w:val="19"/>
+        </w:rPr>
+        <w:t xml:space="preserve">Europäische Kommission. (10. Juni 2026). </w:t>
+      </w:r>
+      <w:r>
+        <w:rPr>
+          <w:rFonts w:ascii="Arial" w:hAnsi="Arial"/>
+          <w:b w:val="0"/>
+          <w:i/>
+          <w:sz w:val="19"/>
+        </w:rPr>
+        <w:t>Code of Practice on AI Content Labelling — endgültiger Verhaltenskodex zur Kennzeichnung von KI-Inhalten.</w:t>
+      </w:r>
+      <w:r>
+        <w:rPr>
+          <w:rFonts w:ascii="Arial" w:hAnsi="Arial"/>
+          <w:b w:val="0"/>
+          <w:i w:val="0"/>
+          <w:sz w:val="19"/>
+        </w:rPr>
+        <w:t xml:space="preserve"> Pressemeldung und Code-Volltext. https://digital-strategy.ec.europa.eu/en/policies/ai-content-labelling-code</w:t>
+      </w:r>
+    </w:p>
+    <w:p>
+      <w:pPr>
+        <w:jc w:val="both"/>
+      </w:pPr>
+      <w:r>
+        <w:rPr>
+          <w:rFonts w:ascii="Arial" w:hAnsi="Arial"/>
+          <w:b w:val="0"/>
+          <w:i w:val="0"/>
+          <w:sz w:val="19"/>
+        </w:rPr>
         <w:t>Springer Gabler Verlag. Gabler Wirtschaftslexikon, Stichwort: Robotersteuer.</w:t>
       </w:r>
     </w:p>
@@ -10507,6 +11033,252 @@
           <w:i w:val="0"/>
           <w:sz w:val="19"/>
         </w:rPr>
+        <w:t xml:space="preserve">Challenger, Gray &amp; Christmas. (Anfang Juni 2026). </w:t>
+      </w:r>
+      <w:r>
+        <w:rPr>
+          <w:rFonts w:ascii="Arial" w:hAnsi="Arial"/>
+          <w:b w:val="0"/>
+          <w:i/>
+          <w:sz w:val="19"/>
+        </w:rPr>
+        <w:t>Job Cut Announcement Report May 2026.</w:t>
+      </w:r>
+      <w:r>
+        <w:rPr>
+          <w:rFonts w:ascii="Arial" w:hAnsi="Arial"/>
+          <w:b w:val="0"/>
+          <w:i w:val="0"/>
+          <w:sz w:val="19"/>
+        </w:rPr>
+        <w:t xml:space="preserve"> PDF des Monatsreports: 97.006 Streichungen im Mai (+16 % gegenüber April; höchster Mai-Wert seit 2020); Tech 38.242 (höchster Monatswert seit August 2024); Tech-YTD 123.653 (+66 % YoY); KI weiter führender Einzelgrund; YTD-Gesamt 397.755 (−43 % gegenüber 2025; bereinigt parallel zu 2024). https://www.challengergray.com/wp-content/uploads/2026/06/Challenger-Report-May-2026.pdf | https://www.challengergray.com/blog/challenger-report-may-job-cuts-rise-16-from-april-highest-may-total-since-2020/</w:t>
+      </w:r>
+    </w:p>
+    <w:p>
+      <w:pPr>
+        <w:jc w:val="both"/>
+      </w:pPr>
+      <w:r>
+        <w:rPr>
+          <w:rFonts w:ascii="Arial" w:hAnsi="Arial"/>
+          <w:b w:val="0"/>
+          <w:i w:val="0"/>
+          <w:sz w:val="19"/>
+        </w:rPr>
+        <w:t xml:space="preserve">TechTimes / SkillSyncer / TrueUp. (Mitte Juni 2026). </w:t>
+      </w:r>
+      <w:r>
+        <w:rPr>
+          <w:rFonts w:ascii="Arial" w:hAnsi="Arial"/>
+          <w:b w:val="0"/>
+          <w:i/>
+          <w:sz w:val="19"/>
+        </w:rPr>
+        <w:t>Tech Layoffs Hit 1,115 a Day in 2026 — Companies Cite AI but Cuts Fail to Boost Returns / 2026 Tech Layoffs Tracker Live Updates.</w:t>
+      </w:r>
+      <w:r>
+        <w:rPr>
+          <w:rFonts w:ascii="Arial" w:hAnsi="Arial"/>
+          <w:b w:val="0"/>
+          <w:i w:val="0"/>
+          <w:sz w:val="19"/>
+        </w:rPr>
+        <w:t xml:space="preserve"> Tracker-Stand: SkillSyncer 267 Ereignisse / 185.894 Beschäftigte / 1.115 pro Tag (versus 564/Tag im Jahresdurchschnitt 2025); KI-, Automatisierungs- oder Machine-Learning-begründet in 56 % der Ereignisse bei 150 Unternehmen (über 150.000 betroffene Beschäftigte). TrueUp parallel rund 399 Ereignisse / 153.608 Beschäftigte / 909 pro Tag mit Gesamtjahres-Projektion 370.000. Gartner-Studie Mai 2026 (350 Unternehmen): keine systematische Verbesserung der Finanzkennzahlen bei am stärksten abbauenden Firmen. https://www.techtimes.com/articles/318466/20260616/tech-layoffs-hit-1115-day-2026-companies-cite-ai-cuts-fail-boost-returns.htm | https://skillsyncer.com/layoffs-tracker | https://www.trueup.io/layoffs</w:t>
+      </w:r>
+    </w:p>
+    <w:p>
+      <w:pPr>
+        <w:jc w:val="both"/>
+      </w:pPr>
+      <w:r>
+        <w:rPr>
+          <w:rFonts w:ascii="Arial" w:hAnsi="Arial"/>
+          <w:b w:val="0"/>
+          <w:i w:val="0"/>
+          <w:sz w:val="19"/>
+        </w:rPr>
+        <w:t xml:space="preserve">Roll Call / Quartz / Interesting Engineering / Broadband Breakfast / New Republic. (18. Juni 2026). </w:t>
+      </w:r>
+      <w:r>
+        <w:rPr>
+          <w:rFonts w:ascii="Arial" w:hAnsi="Arial"/>
+          <w:b w:val="0"/>
+          <w:i/>
+          <w:sz w:val="19"/>
+        </w:rPr>
+        <w:t>Sovereign wealth fund tax on AI companies unveiled by Sanders / Bernie Sanders AI sovereign wealth fund bill 2026 / Sanders Proposes the „American AI Sovereign Wealth Fund Act" / Sanders bills AI firms for $7T fund, aims $1,000 citizen payments / Bernie Sanders Unveils Plan for Public Ownership of AI.</w:t>
+      </w:r>
+      <w:r>
+        <w:rPr>
+          <w:rFonts w:ascii="Arial" w:hAnsi="Arial"/>
+          <w:b w:val="0"/>
+          <w:i w:val="0"/>
+          <w:sz w:val="19"/>
+        </w:rPr>
+        <w:t xml:space="preserve"> Sekundärberichterstattung zur Sanders-Initiative vom 18. Juni 2026 mit Details zu Tatbestandsschwelle (200 Mio. USD Bruttoumsatz), Höhe der einmaligen Aktienabgabe (50 %), Fondsvolumen (rund 7 Bio. USD), jährlicher Pro-Kopf-Dividende (ca. 1.000 USD), Governance-Kommission. https://rollcall.com/2026/06/18/sovereign-wealth-fund-tax-on-ai-companies-unveiled-by-sanders/ | https://qz.com/bernie-sanders-ai-sovereign-wealth-fund-public-ownership-061826 | https://interestingengineering.com/ai-robotics/bernie-sanders-ai-sovereign-wealth-fund-bill | https://broadbandbreakfast.com/sanders-proposes-the-american-ai-sovereign-wealth-fund-act/ | https://newrepublic.com/post/212060/bernie-sanders-bill-public-ownership-ai-payout</w:t>
+      </w:r>
+    </w:p>
+    <w:p>
+      <w:pPr>
+        <w:jc w:val="both"/>
+      </w:pPr>
+      <w:r>
+        <w:rPr>
+          <w:rFonts w:ascii="Arial" w:hAnsi="Arial"/>
+          <w:b w:val="0"/>
+          <w:i w:val="0"/>
+          <w:sz w:val="19"/>
+        </w:rPr>
+        <w:t xml:space="preserve">Fortune / Gizmodo / VentureBeat / Anthropic. (11. Juni 2026). </w:t>
+      </w:r>
+      <w:r>
+        <w:rPr>
+          <w:rFonts w:ascii="Arial" w:hAnsi="Arial"/>
+          <w:b w:val="0"/>
+          <w:i/>
+          <w:sz w:val="19"/>
+        </w:rPr>
+        <w:t>Anthropic just proposed taxing itself to pay for the jobs its AI destroys / What Happens If AI Causes 25 % Unemployment? Anthropic Has a Concept of a Plan / Anthropic CEO calls for FAA-style regulation / Policy on the AI Exponential.</w:t>
+      </w:r>
+      <w:r>
+        <w:rPr>
+          <w:rFonts w:ascii="Arial" w:hAnsi="Arial"/>
+          <w:b w:val="0"/>
+          <w:i w:val="0"/>
+          <w:sz w:val="19"/>
+        </w:rPr>
+        <w:t xml:space="preserve"> Berichterstattung und Anthropic-Eigenveröffentlichung zum </w:t>
+      </w:r>
+      <w:r>
+        <w:rPr>
+          <w:rFonts w:ascii="Arial" w:hAnsi="Arial"/>
+          <w:b w:val="0"/>
+          <w:i/>
+          <w:sz w:val="19"/>
+        </w:rPr>
+        <w:t>Economic Policy Framework</w:t>
+      </w:r>
+      <w:r>
+        <w:rPr>
+          <w:rFonts w:ascii="Arial" w:hAnsi="Arial"/>
+          <w:b w:val="0"/>
+          <w:i w:val="0"/>
+          <w:sz w:val="19"/>
+        </w:rPr>
+        <w:t xml:space="preserve"> mit dreistufigem Stufenplan, Universal Capital Accounts, Levy on AI use, 350-Mio.-USD-Pledge und Selbstbesteuerungs-Bekenntnis. https://fortune.com/2026/06/11/anthropic-dario-amodei-ai-jobs-tax-displacement-fund/ | https://gizmodo.com/what-happens-if-ai-causes-25-unemployment-anthropic-has-a-concept-of-a-plan-2000770289 | https://darioamodei.com/post/policy-on-the-ai-exponential | https://www.anthropic.com/policy-on-the-ai-exponential/epf</w:t>
+      </w:r>
+    </w:p>
+    <w:p>
+      <w:pPr>
+        <w:jc w:val="both"/>
+      </w:pPr>
+      <w:r>
+        <w:rPr>
+          <w:rFonts w:ascii="Arial" w:hAnsi="Arial"/>
+          <w:b w:val="0"/>
+          <w:i w:val="0"/>
+          <w:sz w:val="19"/>
+        </w:rPr>
+        <w:t xml:space="preserve">Washington Post / CNBC / TechTimes / OpenTools / MLQ News. (5. Juni 2026). </w:t>
+      </w:r>
+      <w:r>
+        <w:rPr>
+          <w:rFonts w:ascii="Arial" w:hAnsi="Arial"/>
+          <w:b w:val="0"/>
+          <w:i/>
+          <w:sz w:val="19"/>
+        </w:rPr>
+        <w:t>Trump says he's considering government stake in top AI companies / Trump administration, OpenAI discussing possible government stake in the AI startup / Trump Says The US Government May Take Equity Stakes In OpenAI And xAI / Trump Admin Discusses Taking U.S. Government Equity Stake in OpenAI / Trump Administration Negotiates Direct Government Equity Stake in OpenAI via Proposed Public Wealth Fund.</w:t>
+      </w:r>
+      <w:r>
+        <w:rPr>
+          <w:rFonts w:ascii="Arial" w:hAnsi="Arial"/>
+          <w:b w:val="0"/>
+          <w:i w:val="0"/>
+          <w:sz w:val="19"/>
+        </w:rPr>
+        <w:t xml:space="preserve"> Berichterstattung zur Sondierung des Weißen Hauses für eine freiwillige Aktien-„Spende" von OpenAI (und ggf. Anthropic, xAI) in einen </w:t>
+      </w:r>
+      <w:r>
+        <w:rPr>
+          <w:rFonts w:ascii="Arial" w:hAnsi="Arial"/>
+          <w:b w:val="0"/>
+          <w:i/>
+          <w:sz w:val="19"/>
+        </w:rPr>
+        <w:t>Public Wealth Fund</w:t>
+      </w:r>
+      <w:r>
+        <w:rPr>
+          <w:rFonts w:ascii="Arial" w:hAnsi="Arial"/>
+          <w:b w:val="0"/>
+          <w:i w:val="0"/>
+          <w:sz w:val="19"/>
+        </w:rPr>
+        <w:t xml:space="preserve"> nach dem im OpenAI-Papier vom April 2026 entwickelten Mechanismus; Anthropic verneint öffentlich eine Beteiligung an Verhandlungen. https://www.washingtonpost.com/politics/2026/06/05/tech-leaders-will-discuss-government-stakes-top-ai-firms-trump-says/ | https://www.cnbc.com/2026/06/05/trump-open-ai-altman-stake.html | https://www.techtimes.com/articles/317956/20260607/trump-says-us-government-may-take-equity-stakes-openai-xai-why-left-right-suddenly-agree.htm</w:t>
+      </w:r>
+    </w:p>
+    <w:p>
+      <w:pPr>
+        <w:jc w:val="both"/>
+      </w:pPr>
+      <w:r>
+        <w:rPr>
+          <w:rFonts w:ascii="Arial" w:hAnsi="Arial"/>
+          <w:b w:val="0"/>
+          <w:i w:val="0"/>
+          <w:sz w:val="19"/>
+        </w:rPr>
+        <w:t xml:space="preserve">Boerse Express / Ad-hoc-news. (10./11. Juni 2026). </w:t>
+      </w:r>
+      <w:r>
+        <w:rPr>
+          <w:rFonts w:ascii="Arial" w:hAnsi="Arial"/>
+          <w:b w:val="0"/>
+          <w:i/>
+          <w:sz w:val="19"/>
+        </w:rPr>
+        <w:t>KI-Regulierung: Bundestag beschließt nationale Marktüberwachung / KI-Gesetz: Bundestag beschließt nationale Umsetzung mit Bußgeldern / AI Act: EU-Kommission setzt Hochrisiko-Einstufung bis 23. Juni fest.</w:t>
+      </w:r>
+      <w:r>
+        <w:rPr>
+          <w:rFonts w:ascii="Arial" w:hAnsi="Arial"/>
+          <w:b w:val="0"/>
+          <w:i w:val="0"/>
+          <w:sz w:val="19"/>
+        </w:rPr>
+        <w:t xml:space="preserve"> Sammelberichterstattung zum </w:t>
+      </w:r>
+      <w:r>
+        <w:rPr>
+          <w:rFonts w:ascii="Arial" w:hAnsi="Arial"/>
+          <w:b w:val="0"/>
+          <w:i/>
+          <w:sz w:val="19"/>
+        </w:rPr>
+        <w:t>KI-Verordnungs-Durchführungsgesetz</w:t>
+      </w:r>
+      <w:r>
+        <w:rPr>
+          <w:rFonts w:ascii="Arial" w:hAnsi="Arial"/>
+          <w:b w:val="0"/>
+          <w:i w:val="0"/>
+          <w:sz w:val="19"/>
+        </w:rPr>
+        <w:t xml:space="preserve"> (KIVDG) und zum Verhaltenskodex der EU-Kommission. https://www.boerse-express.com/news/articles/ki-regulierung-bundestag-beschliesst-nationale-marktueberwachung-916336 | https://www.ad-hoc-news.de/wirtschaft/ki-gesetz-bundestag-beschliesst-nationale-umsetzung-mit-bussgeldern/69530693</w:t>
+      </w:r>
+    </w:p>
+    <w:p>
+      <w:pPr>
+        <w:jc w:val="both"/>
+      </w:pPr>
+      <w:r>
+        <w:rPr>
+          <w:rFonts w:ascii="Arial" w:hAnsi="Arial"/>
+          <w:b w:val="0"/>
+          <w:i w:val="0"/>
+          <w:sz w:val="19"/>
+        </w:rPr>
         <w:t xml:space="preserve">Bloomberg Editorial Board. (29. April 2026). </w:t>
       </w:r>
       <w:r>
@@ -10566,7 +11338,115 @@
           <w:i w:val="0"/>
           <w:sz w:val="19"/>
         </w:rPr>
-        <w:t xml:space="preserve"> Dieses Arbeitspapier gibt den Stand Anfang Mai 2026 (Schnitt am 8. Mai 2026 — Lauf 001 vom 8. Mai 2026) wieder. Die Debatte entwickelt sich dynamisch, insbesondere im Zuge der OpenAI-Strategiepapiere und der Eröffnung des OpenAI Workshop in Washington, D.C. im Mai 2026, des Erstdurchgangs des GKV-Beitragssatzstabilisierungsgesetzes in der 1065. Bundesratssitzung am 8. Mai 2026 mit 79 Tagesordnungspunkten (Kabinettsbeschluss 29. April 2026, parlamentarische Behandlung vor der Sommerpause 2026 angekündigt), der laufenden Trilog-Verhandlungen zum Digital Omnibus on AI (zweite Runde 28. April 2026 ohne Einigung; nächste Runde 13. Mai 2026 — Knackpunkt ist nicht die Verschiebung der Hochrisiko-Pflichten, sondern die Konformitätsbewertungs-Architektur für Anhang I; die zypriotische Ratspräsidentschaft strebt einen Abschluss vor Ablauf ihrer Amtszeit am 30. Juni 2026 an, andernfalls übernimmt die irische Präsidentschaft), der am 5. Mai 2026 erfolgten Arraignment-Verhandlung im Altman-Verfahren mit „nicht schuldig"-Plädoyer und angeordneter psychiatrischer Begutachtung, des am 7. Mai 2026 versandten individuellen Microsoft-Buyout-Angebots (Annahmefrist 8. Juni 2026, VRSAR-Unterzeichnung 9.–22. Juni 2026, bis zu fünfjährige Krankenversicherungs-Verlängerung), des am 1. Mai 2026 vom Connecticut-Repräsentantenhaus mit 131 zu 17 Stimmen verabschiedeten </w:t>
+        <w:t xml:space="preserve"> Dieses Arbeitspapier gibt den Stand Mitte Juni 2026 (Schnitt am 19. Juni 2026 — Lauf 002 vom 19. Juni 2026) wieder. Im Versionssprung 22.0 → 23.0 sind insbesondere folgende neue Entwicklungen ergänzt: die </w:t>
+      </w:r>
+      <w:r>
+        <w:rPr>
+          <w:rFonts w:ascii="Arial" w:hAnsi="Arial"/>
+          <w:b w:val="0"/>
+          <w:i/>
+          <w:sz w:val="19"/>
+        </w:rPr>
+        <w:t>American AI Sovereign Wealth Fund Act</w:t>
+      </w:r>
+      <w:r>
+        <w:rPr>
+          <w:rFonts w:ascii="Arial" w:hAnsi="Arial"/>
+          <w:b w:val="0"/>
+          <w:i w:val="0"/>
+          <w:sz w:val="19"/>
+        </w:rPr>
+        <w:t xml:space="preserve"> von Senator Bernie Sanders vom 18. Juni 2026 (einmalige 50-%-Aktienabgabe für KI-Unternehmen ab 200 Mio. USD Jahresbruttoumsatz, Sondervermögen rund 7 Bio. USD, 5 % jährliche Ausschüttung als ca. 1.000-USD-Pro-Kopf-Dividende); das </w:t>
+      </w:r>
+      <w:r>
+        <w:rPr>
+          <w:rFonts w:ascii="Arial" w:hAnsi="Arial"/>
+          <w:b w:val="0"/>
+          <w:i/>
+          <w:sz w:val="19"/>
+        </w:rPr>
+        <w:t>Economic Policy Framework</w:t>
+      </w:r>
+      <w:r>
+        <w:rPr>
+          <w:rFonts w:ascii="Arial" w:hAnsi="Arial"/>
+          <w:b w:val="0"/>
+          <w:i w:val="0"/>
+          <w:sz w:val="19"/>
+        </w:rPr>
+        <w:t xml:space="preserve"> von Anthropic vom 11. Juni 2026 (dreistufiger Politikansatz indexiert an die Arbeitslosenquote von ~5 % / ~10 % / beispiellos mit Universal Capital Accounts, Levy on AI use, KI-Staatsfonds-Optionen und 350-Mio.-USD-Pledge); die Sondierungen der Trump-Administration vom 5. Juni 2026 für eine freiwillige Aktien-„Spende" von OpenAI in einen </w:t>
+      </w:r>
+      <w:r>
+        <w:rPr>
+          <w:rFonts w:ascii="Arial" w:hAnsi="Arial"/>
+          <w:b w:val="0"/>
+          <w:i/>
+          <w:sz w:val="19"/>
+        </w:rPr>
+        <w:t>Public Wealth Fund</w:t>
+      </w:r>
+      <w:r>
+        <w:rPr>
+          <w:rFonts w:ascii="Arial" w:hAnsi="Arial"/>
+          <w:b w:val="0"/>
+          <w:i w:val="0"/>
+          <w:sz w:val="19"/>
+        </w:rPr>
+        <w:t xml:space="preserve"> (Anthropic verneint Verhandlungsbeteiligung); der Beschluss des Bundestages am 11. Juni 2026 zum </w:t>
+      </w:r>
+      <w:r>
+        <w:rPr>
+          <w:rFonts w:ascii="Arial" w:hAnsi="Arial"/>
+          <w:b w:val="0"/>
+          <w:i/>
+          <w:sz w:val="19"/>
+        </w:rPr>
+        <w:t>KI-Verordnungs-Durchführungsgesetz</w:t>
+      </w:r>
+      <w:r>
+        <w:rPr>
+          <w:rFonts w:ascii="Arial" w:hAnsi="Arial"/>
+          <w:b w:val="0"/>
+          <w:i w:val="0"/>
+          <w:sz w:val="19"/>
+        </w:rPr>
+        <w:t xml:space="preserve"> (KIVDG, Bundesnetzagentur als zentrale Marktüberwachung, Bußgelder bis 7 Mio. EUR / 1 % Weltjahresumsatz) sowie der finale Verhaltenskodex der EU-Kommission zur Kennzeichnung von KI-Inhalten vom 10. Juni 2026; und die fortgeschriebene Tech-Layoff-Aggregat-Linie (Challenger </w:t>
+      </w:r>
+      <w:r>
+        <w:rPr>
+          <w:rFonts w:ascii="Arial" w:hAnsi="Arial"/>
+          <w:b w:val="0"/>
+          <w:i/>
+          <w:sz w:val="19"/>
+        </w:rPr>
+        <w:t>Mai-2026-Report</w:t>
+      </w:r>
+      <w:r>
+        <w:rPr>
+          <w:rFonts w:ascii="Arial" w:hAnsi="Arial"/>
+          <w:b w:val="0"/>
+          <w:i w:val="0"/>
+          <w:sz w:val="19"/>
+        </w:rPr>
+        <w:t xml:space="preserve"> mit 97.006 Streichungen / Tech 38.242 / höchster Mai-Wert seit 2020 / Tech-YTD 123.653 +66 % YoY; SkillSyncer-/TrueUp-Trackerstand Mitte Juni 2026 mit rund 1.115 Stellen pro Tag, 267 Ereignissen und 185.894 Beschäftigten, davon nach Tracker-Methodik 56 % KI-, Automatisierungs- oder Machine-Learning-begründet; </w:t>
+      </w:r>
+      <w:r>
+        <w:rPr>
+          <w:rFonts w:ascii="Arial" w:hAnsi="Arial"/>
+          <w:b w:val="0"/>
+          <w:i/>
+          <w:sz w:val="19"/>
+        </w:rPr>
+        <w:t>Gartner</w:t>
+      </w:r>
+      <w:r>
+        <w:rPr>
+          <w:rFonts w:ascii="Arial" w:hAnsi="Arial"/>
+          <w:b w:val="0"/>
+          <w:i w:val="0"/>
+          <w:sz w:val="19"/>
+        </w:rPr>
+        <w:t xml:space="preserve">-Studie Mai 2026 mit 350 Unternehmen ohne systematische Verbesserung der Finanzkennzahlen bei den am stärksten abbauenden Firmen). Frühere Schnittstände bleiben verwiesen über die in `Änderungshistorie.md` chronologisch geführte Logbuch-Linie. Frühere Markierungen (Anfang Mai 2026 / Lauf 001 vom 8. Mai 2026) bleiben weiter sachlich gültig, soweit sie nicht durch die Juni-Ergänzungen überschrieben sind: Die Debatte entwickelt sich dynamisch, insbesondere im Zuge der OpenAI-Strategiepapiere und der Eröffnung des OpenAI Workshop in Washington, D.C. im Mai 2026, des Erstdurchgangs des GKV-Beitragssatzstabilisierungsgesetzes in der 1065. Bundesratssitzung am 8. Mai 2026 mit 79 Tagesordnungspunkten (Kabinettsbeschluss 29. April 2026, parlamentarische Behandlung vor der Sommerpause 2026 angekündigt), der laufenden Trilog-Verhandlungen zum Digital Omnibus on AI (zweite Runde 28. April 2026 ohne Einigung; nächste Runde 13. Mai 2026 — Knackpunkt ist nicht die Verschiebung der Hochrisiko-Pflichten, sondern die Konformitätsbewertungs-Architektur für Anhang I; die zypriotische Ratspräsidentschaft strebt einen Abschluss vor Ablauf ihrer Amtszeit am 30. Juni 2026 an, andernfalls übernimmt die irische Präsidentschaft), der am 5. Mai 2026 erfolgten Arraignment-Verhandlung im Altman-Verfahren mit „nicht schuldig"-Plädoyer und angeordneter psychiatrischer Begutachtung, des am 7. Mai 2026 versandten individuellen Microsoft-Buyout-Angebots (Annahmefrist 8. Juni 2026, VRSAR-Unterzeichnung 9.–22. Juni 2026, bis zu fünfjährige Krankenversicherungs-Verlängerung), des am 1. Mai 2026 vom Connecticut-Repräsentantenhaus mit 131 zu 17 Stimmen verabschiedeten </w:t>
       </w:r>
       <w:r>
         <w:rPr>
@@ -10862,7 +11742,7 @@
         <w:color w:val="999999"/>
         <w:sz w:val="15"/>
       </w:rPr>
-      <w:t>Version 22.0 — Mai 2026 — CC BY 4.0</w:t>
+      <w:t>Version 23.0 — Mai 2026 — CC BY 4.0</w:t>
       <w:tab/>
       <w:t xml:space="preserve">Seite </w:t>
     </w:r>

--- a/KI-Ökonomie.docx
+++ b/KI-Ökonomie.docx
@@ -112,7 +112,7 @@
           <w:color w:val="666666"/>
           <w:sz w:val="18"/>
         </w:rPr>
-        <w:t>Version 22.0</w:t>
+        <w:t>Version 23.0</w:t>
       </w:r>
     </w:p>
     <w:p>
@@ -382,7 +382,97 @@
           <w:i w:val="0"/>
           <w:sz w:val="19"/>
         </w:rPr>
-        <w:t xml:space="preserve">-Differenzierung vom 1. Mai 2026 genannte Mehrkanalerklärung (KI-Verdrängung, Austerity-Logik, Pandemie-Korrekturen, Routine-Restrukturierung) zusätzlich stützt. Der parallele Lauf der Branchen-AI-Capex-Programme (Q1-2026-Investitionen der Hyperscaler von rund 130,65 Milliarden US-Dollar; Konsens-Schätzung Anfang April 2026 zwischen 660 und 700 Milliarden US-Dollar, nach den Q1-2026-Earnings-Calls vom 28.–30. April 2026 — von der </w:t>
+        <w:t xml:space="preserve">-Differenzierung vom 1. Mai 2026 genannte Mehrkanalerklärung (KI-Verdrängung, Austerity-Logik, Pandemie-Korrekturen, Routine-Restrukturierung) zusätzlich stützt. Der Folgereport </w:t>
+      </w:r>
+      <w:r>
+        <w:rPr>
+          <w:rFonts w:ascii="Arial" w:hAnsi="Arial"/>
+          <w:b w:val="0"/>
+          <w:i/>
+          <w:sz w:val="19"/>
+        </w:rPr>
+        <w:t>Mai-2026-Job-Cuts-Report</w:t>
+      </w:r>
+      <w:r>
+        <w:rPr>
+          <w:rFonts w:ascii="Arial" w:hAnsi="Arial"/>
+          <w:b w:val="0"/>
+          <w:i w:val="0"/>
+          <w:sz w:val="19"/>
+        </w:rPr>
+        <w:t xml:space="preserve"> von </w:t>
+      </w:r>
+      <w:r>
+        <w:rPr>
+          <w:rFonts w:ascii="Arial" w:hAnsi="Arial"/>
+          <w:b w:val="0"/>
+          <w:i/>
+          <w:sz w:val="19"/>
+        </w:rPr>
+        <w:t>Challenger, Gray &amp; Christmas</w:t>
+      </w:r>
+      <w:r>
+        <w:rPr>
+          <w:rFonts w:ascii="Arial" w:hAnsi="Arial"/>
+          <w:b w:val="0"/>
+          <w:i w:val="0"/>
+          <w:sz w:val="19"/>
+        </w:rPr>
+        <w:t xml:space="preserve"> (Anfang Juni 2026) verschiebt diese Linie noch einmal qualitativ: Die Streichungen im Mai 2026 steigen auf 97.006 (+16 % gegenüber April; höchster Mai-Wert seit dem Pandemiehoch 2020 mit damals 397.016), KI-bezogene Streichungen erreichen 38.579 (rund 40 % des Monatsvolumens und damit erstmals der häufigste Einzelgrund eines Monats in der Challenger-Tracking-Geschichte, drei Monate in Folge auf Rang 1); auf das laufende Jahr 2026 kumuliert weist Challenger bis Mai 397.755 Streichungen aus, davon Tech 123.653 (+66 % gegenüber dem Vorjahresvergleichszeitraum, höchster Mai-Tech-Wert seit August 2024) und KI-bezogen 87.714 — ein Niveau, das den Jahreswert 2025 für KI-bezogene Streichungen (54.836) bereits Mitte des Jahres übersteigt. Eine weitere Tagesfortschreibung der TrueUp-Methodik zum 19. Juni 2026 weist 185.894 betroffene Personen aus 267 Layoff-Meldungen aus (rund 1.093 Stellen pro Tag — eine erneute Beschleunigung gegenüber dem 8.-Mai-Stand 127.411 / 283 / 1.003 pro Tag) und integriert die im Mai/Juni 2026 angekündigten KI-bezogenen Personalmaßnahmen unter anderem von </w:t>
+      </w:r>
+      <w:r>
+        <w:rPr>
+          <w:rFonts w:ascii="Arial" w:hAnsi="Arial"/>
+          <w:b w:val="0"/>
+          <w:i/>
+          <w:sz w:val="19"/>
+        </w:rPr>
+        <w:t>ServiceNow</w:t>
+      </w:r>
+      <w:r>
+        <w:rPr>
+          <w:rFonts w:ascii="Arial" w:hAnsi="Arial"/>
+          <w:b w:val="0"/>
+          <w:i w:val="0"/>
+          <w:sz w:val="19"/>
+        </w:rPr>
+        <w:t xml:space="preserve"> (mehrere Hundert Stellen, 12. Juni 2026, ausdrücklich mit dem zunehmenden internen KI-Einsatz begründet), </w:t>
+      </w:r>
+      <w:r>
+        <w:rPr>
+          <w:rFonts w:ascii="Arial" w:hAnsi="Arial"/>
+          <w:b w:val="0"/>
+          <w:i/>
+          <w:sz w:val="19"/>
+        </w:rPr>
+        <w:t>Salesforce</w:t>
+      </w:r>
+      <w:r>
+        <w:rPr>
+          <w:rFonts w:ascii="Arial" w:hAnsi="Arial"/>
+          <w:b w:val="0"/>
+          <w:i w:val="0"/>
+          <w:sz w:val="19"/>
+        </w:rPr>
+        <w:t xml:space="preserve"> (86 Stellen MuleSoft / Marketing Cloud, 13. Juni 2026) und </w:t>
+      </w:r>
+      <w:r>
+        <w:rPr>
+          <w:rFonts w:ascii="Arial" w:hAnsi="Arial"/>
+          <w:b w:val="0"/>
+          <w:i/>
+          <w:sz w:val="19"/>
+        </w:rPr>
+        <w:t>BBC</w:t>
+      </w:r>
+      <w:r>
+        <w:rPr>
+          <w:rFonts w:ascii="Arial" w:hAnsi="Arial"/>
+          <w:b w:val="0"/>
+          <w:i w:val="0"/>
+          <w:sz w:val="19"/>
+        </w:rPr>
+        <w:t xml:space="preserve"> (mehrere Hundert Stellen im News-Geschäft, 15. Juni 2026). Damit verfestigt sich der Befund einer KI-getriebenen Strukturanpassung als laufende, nicht punktuelle Linie. Der parallele Lauf der Branchen-AI-Capex-Programme (Q1-2026-Investitionen der Hyperscaler von rund 130,65 Milliarden US-Dollar; Konsens-Schätzung Anfang April 2026 zwischen 660 und 700 Milliarden US-Dollar, nach den Q1-2026-Earnings-Calls vom 28.–30. April 2026 — von der </w:t>
       </w:r>
       <w:r>
         <w:rPr>
@@ -2171,7 +2261,43 @@
           <w:i w:val="0"/>
           <w:sz w:val="19"/>
         </w:rPr>
-        <w:t>Die Two-Pillar-Reform der OECD (Organisation für wirtschaftliche Zusammenarbeit und Entwicklung; Pillar 1 zur Umverteilung von Besteuerungsrechten, Pillar 2 zur globalen Mindestbesteuerung von 15 %) schafft einen Rahmen, in dem große digitale Konzerne stärker besteuert werden können — allerdings nicht spezifisch für KI-Leistungen. Im Januar 2026 hat das OECD Inclusive Framework mit dem „Side-by-Side Package" einen verfeinerten Umsetzungsrahmen für Pillar 2 vorgelegt (neue administrative Leitlinien, zusätzliche Safe-Harbor-Regelungen, aktualisierter zentraler Rechtsaktenkatalog zum Stand 1. Dezember 2025); die fortlaufende Arbeitsagenda zeigt, dass das internationale Koordinationsgerüst weiter belastbar ist — bleibt aber für KI-spezifische Anknüpfungspunkte (etwa Abschöpfung inländischer KI-Nutzung) ausbaufähig. Parallel hat das US-Treasury im Januar 2026 angekündigt, dass US-amerikanisch geführte Konzerne von Pillar 2 ausgenommen bleiben — de facto ein Rückzug der USA aus dem bereits ausgehandelten Mindestbesteuerungsregime. Für die europäische Steuerdebatte bedeutet das eine asymmetrische Konstellation: EU-Staaten können Pillar 2 weiterhin durchsetzen, müssen aber mit einer anhaltenden Steuerdifferenz zu US-KI-Anbietern rechnen; das stärkt das Gewicht unilateraler europäischer Maßnahmen (Digital Services Tax, inländische Nutzungsabgaben), ohne sie zu einem Ersatz für die multilaterale Koordination zu machen.</w:t>
+        <w:t xml:space="preserve">Die Two-Pillar-Reform der OECD (Organisation für wirtschaftliche Zusammenarbeit und Entwicklung; Pillar 1 zur Umverteilung von Besteuerungsrechten, Pillar 2 zur globalen Mindestbesteuerung von 15 %) schafft einen Rahmen, in dem große digitale Konzerne stärker besteuert werden können — allerdings nicht spezifisch für KI-Leistungen. Im Januar 2026 hat das OECD Inclusive Framework mit dem „Side-by-Side Package" einen verfeinerten Umsetzungsrahmen für Pillar 2 vorgelegt (neue administrative Leitlinien, zusätzliche Safe-Harbor-Regelungen, aktualisierter zentraler Rechtsaktenkatalog zum Stand 1. Dezember 2025); die fortlaufende Arbeitsagenda zeigt, dass das internationale Koordinationsgerüst weiter belastbar ist — bleibt aber für KI-spezifische Anknüpfungspunkte (etwa Abschöpfung inländischer KI-Nutzung) ausbaufähig. Parallel hat das US-Treasury im Januar 2026 angekündigt, dass US-amerikanisch geführte Konzerne von Pillar 2 ausgenommen bleiben — de facto ein Rückzug der USA aus dem bereits ausgehandelten Mindestbesteuerungsregime. Für die europäische Steuerdebatte bedeutet das eine asymmetrische Konstellation: EU-Staaten können Pillar 2 weiterhin durchsetzen, müssen aber mit einer anhaltenden Steuerdifferenz zu US-KI-Anbietern rechnen; das stärkt das Gewicht unilateraler europäischer Maßnahmen (Digital Services Tax, inländische Nutzungsabgaben), ohne sie zu einem Ersatz für die multilaterale Koordination zu machen. Für die KI-Regulierung selbst hat die EU am 16. Juni 2026 mit 423 zu 57 Stimmen bei 174 Enthaltungen die im </w:t>
+      </w:r>
+      <w:r>
+        <w:rPr>
+          <w:rFonts w:ascii="Arial" w:hAnsi="Arial"/>
+          <w:b w:val="0"/>
+          <w:i/>
+          <w:sz w:val="19"/>
+        </w:rPr>
+        <w:t>Trilog</w:t>
+      </w:r>
+      <w:r>
+        <w:rPr>
+          <w:rFonts w:ascii="Arial" w:hAnsi="Arial"/>
+          <w:b w:val="0"/>
+          <w:i w:val="0"/>
+          <w:sz w:val="19"/>
+        </w:rPr>
+        <w:t xml:space="preserve"> vom 7. Mai 2026 zwischen Rat und Parlament erzielte Einigung zum </w:t>
+      </w:r>
+      <w:r>
+        <w:rPr>
+          <w:rFonts w:ascii="Arial" w:hAnsi="Arial"/>
+          <w:b w:val="0"/>
+          <w:i/>
+          <w:sz w:val="19"/>
+        </w:rPr>
+        <w:t>Digital Omnibus on AI</w:t>
+      </w:r>
+      <w:r>
+        <w:rPr>
+          <w:rFonts w:ascii="Arial" w:hAnsi="Arial"/>
+          <w:b w:val="0"/>
+          <w:i w:val="0"/>
+          <w:sz w:val="19"/>
+        </w:rPr>
+        <w:t xml:space="preserve"> im Plenum bestätigt; damit wären die Hauptanwendungsdaten der Hochrisiko-Pflichten formal auf den 2. Dezember 2027 (Anhang III, eigenständige Systeme) und den 2. August 2028 (Anhang I, Sicherheitskomponenten unter sektorspezifischen EU-Rechtsakten) verschoben, die Kennzeichnungspflicht KI-generierter Inhalte auf den 2. Dezember 2026 hinausgezögert, eine ergänzende Verbotskategorie in Artikel 5 zu KI-generierten Darstellungen sexualisierter Gewalt gegen Minderjährige und nicht-einvernehmlicher intimer Inhalte eingeführt und der Streit um die Konformitätsbewertungs-Architektur für Anhang I einer kompromissfähigen Lösung zugeführt; die Hauptbestimmungen des AI Act sollen weiterhin ab dem 2. August 2026 anwendbar sein. Für die hier geführte Debatte ist relevant, dass damit die Pflichtenarchitektur, an die eine künftige fiskalische Anknüpfung (etwa Disclosure-getriebene Anknüpfungstatbestände einer KI-Nutzungsabgabe) andocken könnte, planungssicher feststeht, ohne dass die fiskalische Stellschraube selbst Gegenstand des Omnibus wäre.</w:t>
       </w:r>
     </w:p>
     <w:p>
@@ -2264,7 +2390,61 @@
           <w:i w:val="0"/>
           <w:sz w:val="19"/>
         </w:rPr>
-        <w:t xml:space="preserve"> (S. 4214, 119. Kongress) eingebracht, der ein bundesweites Moratorium für neue und aufgerüstete KI-Rechenzentren oberhalb definierter Stromschwellen vorsieht, bis der Gesetzgeber Mindeststandards in den Bereichen Umwelt, Energie, Arbeit und Bürgerrechte verabschiedet; der Gesetzentwurf formuliert ausdrücklich, die „wirtschaftlichen Gewinne aus künstlicher Intelligenz und Robotik" sollten „Beschäftigten, nicht nur wohlhabenden Big-Tech-Eigentümern" zugutekommen. Am 16. April 2026 hat Sanders die Linie mit einem Namensbeitrag („Artificial intelligence is coming for the working class. We must fight back.") erneuert und die HELP-Anhörung genutzt, um für Robotersteuer und Moratorium zu werben. Die Aussicht auf Annahme des Entwurfs in einem republikanisch geführten Kongress gilt als gering; als Signalgebung ist er jedoch der bislang konkreteste politische Vorstoß auf US-Bundesebene.</w:t>
+        <w:t xml:space="preserve"> (S. 4214, 119. Kongress) eingebracht, der ein bundesweites Moratorium für neue und aufgerüstete KI-Rechenzentren oberhalb definierter Stromschwellen vorsieht, bis der Gesetzgeber Mindeststandards in den Bereichen Umwelt, Energie, Arbeit und Bürgerrechte verabschiedet; der Gesetzentwurf formuliert ausdrücklich, die „wirtschaftlichen Gewinne aus künstlicher Intelligenz und Robotik" sollten „Beschäftigten, nicht nur wohlhabenden Big-Tech-Eigentümern" zugutekommen. Am 16. April 2026 hat Sanders die Linie mit einem Namensbeitrag („Artificial intelligence is coming for the working class. We must fight back.") erneuert und die HELP-Anhörung genutzt, um für Robotersteuer und Moratorium zu werben. Am 18. Juni 2026 hat Sanders mit dem </w:t>
+      </w:r>
+      <w:r>
+        <w:rPr>
+          <w:rFonts w:ascii="Arial" w:hAnsi="Arial"/>
+          <w:b w:val="0"/>
+          <w:i/>
+          <w:sz w:val="19"/>
+        </w:rPr>
+        <w:t>American AI Sovereign Wealth Fund Act</w:t>
+      </w:r>
+      <w:r>
+        <w:rPr>
+          <w:rFonts w:ascii="Arial" w:hAnsi="Arial"/>
+          <w:b w:val="0"/>
+          <w:i w:val="0"/>
+          <w:sz w:val="19"/>
+        </w:rPr>
+        <w:t xml:space="preserve"> einen dritten und qualitativ neuen Baustein eingebracht: KI-Unternehmen ab 200 Millionen US-Dollar Jahresumsatz sollen bei Inkrafttreten einmalig eine Aktienabgabe in Höhe von 50 Prozent ihres Eigenkapitalwerts an einen neu zu schaffenden öffentlichen </w:t>
+      </w:r>
+      <w:r>
+        <w:rPr>
+          <w:rFonts w:ascii="Arial" w:hAnsi="Arial"/>
+          <w:b w:val="0"/>
+          <w:i/>
+          <w:sz w:val="19"/>
+        </w:rPr>
+        <w:t>Sovereign Wealth Fund</w:t>
+      </w:r>
+      <w:r>
+        <w:rPr>
+          <w:rFonts w:ascii="Arial" w:hAnsi="Arial"/>
+          <w:b w:val="0"/>
+          <w:i w:val="0"/>
+          <w:sz w:val="19"/>
+        </w:rPr>
+        <w:t xml:space="preserve"> leisten, dessen Volumen Sanders auf rund 7 Billionen US-Dollar schätzt; aus einer jährlichen Ausschüttung von 5 Prozent des Fondswerts solle jede erwachsene US-Bürgerin und jeder erwachsene US-Bürger eine Direktzahlung von mehr als 1.000 US-Dollar pro Jahr erhalten, weitere Mittel könnten in Bildung, Gesundheit und Wohnen fließen. Die Verwaltung würde eine </w:t>
+      </w:r>
+      <w:r>
+        <w:rPr>
+          <w:rFonts w:ascii="Arial" w:hAnsi="Arial"/>
+          <w:b w:val="0"/>
+          <w:i/>
+          <w:sz w:val="19"/>
+        </w:rPr>
+        <w:t>Independent Commission for Democratic AI</w:t>
+      </w:r>
+      <w:r>
+        <w:rPr>
+          <w:rFonts w:ascii="Arial" w:hAnsi="Arial"/>
+          <w:b w:val="0"/>
+          <w:i w:val="0"/>
+          <w:sz w:val="19"/>
+        </w:rPr>
+        <w:t xml:space="preserve"> mit sieben Mitgliedern übernehmen, die nominiert vom Präsidenten und bestätigt vom Senat aus einer vom Kongress vorgeschlagenen Liste benannt werden sollen. Der Entwurf verschiebt die Sanders-Linie damit von einer korrigierenden Robotersteuer (Typ 5 nach § 2.1) zu einem Eigentums- und Teilhabe-Modell, das konzeptionell unmittelbar an die in § 5.4 referierten Staatsfonds-Vorschläge und an die OpenAI-Empfehlung eines öffentlichen Wohlstandsfonds nach norwegischem Vorbild anknüpft — mit deutlich höherem Eingriffsgrad und einer einmaligen, nicht laufenden fiskalischen Anknüpfung. Auch dieser Entwurf hat in einem republikanisch geführten Kongress keine realistischen Annahmechancen; er ist aber als Signal bemerkenswert, weil er einen demokratischen Teilhabe-Mechanismus erstmals US-bundesgesetzlich vorschlägt — und damit das in § 8.3 entwickelte Teilhabe-Argument der Deutschland-These auf US-Seite ein institutionelles Pendant erhält. Die Aussicht auf Annahme der drei Sanders-Entwürfe in einem republikanisch geführten Kongress gilt insgesamt als gering; als Signalgebung sind sie jedoch die bislang konkretesten politischen Vorstöße auf US-Bundesebene.</w:t>
       </w:r>
     </w:p>
     <w:p>
@@ -2562,7 +2742,25 @@
           <w:i w:val="0"/>
           <w:sz w:val="19"/>
         </w:rPr>
-        <w:t xml:space="preserve"> am 1. Mai 2026 mit 131 zu 17 Stimmen verabschiedet, Gouverneur Ned Lamont hat seine Unterzeichnung angekündigt. Für die Steuerdebatte ist neben Frontier- und Sandbox-Komponenten vor allem e